--- a/data/outputs/v2/Biology/SS1.1_Cell_Structure/Biology_Cell_Structure_CBE_LessonSequence.docx
+++ b/data/outputs/v2/Biology/SS1.1_Cell_Structure/Biology_Cell_Structure_CBE_LessonSequence.docx
@@ -3477,7 +3477,7 @@
             <w:pPr>
               <w:spacing w:after="20" w:before="0"/>
             </w:pPr>
-            <w:hyperlink w:history="1" r:id="rIdlhus-fmje8qciczxi2wpq">
+            <w:hyperlink w:history="1" r:id="rIdekeqx6tvqemms935xtbwa">
               <w:r>
                 <w:rPr>
                   <w:rFonts w:ascii="Arial" w:cs="Arial" w:eastAsia="Arial" w:hAnsi="Arial"/>
@@ -3486,7 +3486,7 @@
                   <w:szCs w:val="16"/>
                   <w:u w:val="single" w:color="2E75B6"/>
                 </w:rPr>
-                <w:t xml:space="preserve">The force of tension</w:t>
+                <w:t xml:space="preserve">Cell parts and their functions</w:t>
               </w:r>
             </w:hyperlink>
           </w:p>
@@ -3510,7 +3510,7 @@
               <w:spacing w:after="10" w:before="0"/>
               <w:ind w:left="120"/>
             </w:pPr>
-            <w:hyperlink w:history="1" r:id="rIdl0-cz0ovc5knan7dh-pbh">
+            <w:hyperlink w:history="1" r:id="rIdqv4u3jidostjtkgh0ccmb">
               <w:r>
                 <w:rPr>
                   <w:rFonts w:ascii="Arial" w:cs="Arial" w:eastAsia="Arial" w:hAnsi="Arial"/>
@@ -3555,7 +3555,7 @@
             <w:pPr>
               <w:spacing w:after="20" w:before="0"/>
             </w:pPr>
-            <w:hyperlink w:history="1" r:id="rIdlbzaa__rar8ovfhigqsiu">
+            <w:hyperlink w:history="1" r:id="rId7qlgqctcj2f_8s4arlltb">
               <w:r>
                 <w:rPr>
                   <w:rFonts w:ascii="Arial" w:cs="Arial" w:eastAsia="Arial" w:hAnsi="Arial"/>
@@ -3564,7 +3564,7 @@
                   <w:szCs w:val="16"/>
                   <w:u w:val="single" w:color="2E75B6"/>
                 </w:rPr>
-                <w:t xml:space="preserve">Cell Transport (Flexbook)</w:t>
+                <w:t xml:space="preserve">Wound Healing Process (PLIX)</w:t>
               </w:r>
             </w:hyperlink>
           </w:p>
@@ -3588,7 +3588,7 @@
               <w:spacing w:after="10" w:before="0"/>
               <w:ind w:left="120"/>
             </w:pPr>
-            <w:hyperlink w:history="1" r:id="rId_dopcbtbftbnowtq35l4l">
+            <w:hyperlink w:history="1" r:id="rIdlmw465pdar0nt1jcltlfi">
               <w:r>
                 <w:rPr>
                   <w:rFonts w:ascii="Arial" w:cs="Arial" w:eastAsia="Arial" w:hAnsi="Arial"/>
@@ -3783,7 +3783,7 @@
             <w:pPr>
               <w:spacing w:after="20" w:before="0"/>
             </w:pPr>
-            <w:hyperlink w:history="1" r:id="rIdvxyzv-a-yy7ydibnxxszg">
+            <w:hyperlink w:history="1" r:id="rId0mikfrlk4vwyrtbcavbtf">
               <w:r>
                 <w:rPr>
                   <w:rFonts w:ascii="Arial" w:cs="Arial" w:eastAsia="Arial" w:hAnsi="Arial"/>
@@ -3792,7 +3792,7 @@
                   <w:szCs w:val="16"/>
                   <w:u w:val="single" w:color="2E75B6"/>
                 </w:rPr>
-                <w:t xml:space="preserve">The force of tension</w:t>
+                <w:t xml:space="preserve">Cell parts and their functions</w:t>
               </w:r>
             </w:hyperlink>
           </w:p>
@@ -3816,7 +3816,7 @@
               <w:spacing w:after="10" w:before="0"/>
               <w:ind w:left="120"/>
             </w:pPr>
-            <w:hyperlink w:history="1" r:id="rIdnf_fsfse2xw0g3sno8w6z">
+            <w:hyperlink w:history="1" r:id="rId0pdjqycykhkguy8okdszs">
               <w:r>
                 <w:rPr>
                   <w:rFonts w:ascii="Arial" w:cs="Arial" w:eastAsia="Arial" w:hAnsi="Arial"/>
@@ -3854,14 +3854,14 @@
                 <w:sz w:val="16"/>
                 <w:szCs w:val="16"/>
               </w:rPr>
-              <w:t xml:space="preserve">📖 HTML:</w:t>
+              <w:t xml:space="preserve">📖 EXERCISE:</w:t>
             </w:r>
           </w:p>
           <w:p>
             <w:pPr>
               <w:spacing w:after="20" w:before="0"/>
             </w:pPr>
-            <w:hyperlink w:history="1" r:id="rIdapurcyk6davz1hhpgqh7a">
+            <w:hyperlink w:history="1" r:id="rIdog2jh_9oxukjvofalnjbw">
               <w:r>
                 <w:rPr>
                   <w:rFonts w:ascii="Arial" w:cs="Arial" w:eastAsia="Arial" w:hAnsi="Arial"/>
@@ -3870,7 +3870,7 @@
                   <w:szCs w:val="16"/>
                   <w:u w:val="single" w:color="2E75B6"/>
                 </w:rPr>
-                <w:t xml:space="preserve">Cell Transport (Flexbook)</w:t>
+                <w:t xml:space="preserve">Cell structures and their functions</w:t>
               </w:r>
             </w:hyperlink>
           </w:p>
@@ -3886,7 +3886,7 @@
                 <w:sz w:val="14"/>
                 <w:szCs w:val="14"/>
               </w:rPr>
-              <w:t xml:space="preserve">Source: CK-12</w:t>
+              <w:t xml:space="preserve">Source: Khan Academy (English - US curriculum)</w:t>
             </w:r>
           </w:p>
           <w:p>
@@ -3894,7 +3894,7 @@
               <w:spacing w:after="10" w:before="0"/>
               <w:ind w:left="120"/>
             </w:pPr>
-            <w:hyperlink w:history="1" r:id="rIdqkodc1azhljntneyy44-l">
+            <w:hyperlink w:history="1" r:id="rIdpsvfxfmyxkp2yo7h9pszx">
               <w:r>
                 <w:rPr>
                   <w:rFonts w:ascii="Arial" w:cs="Arial" w:eastAsia="Arial" w:hAnsi="Arial"/>
@@ -4089,7 +4089,7 @@
             <w:pPr>
               <w:spacing w:after="20" w:before="0"/>
             </w:pPr>
-            <w:hyperlink w:history="1" r:id="rIdlnj0cyagolzusf8ffohmh">
+            <w:hyperlink w:history="1" r:id="rIdcwkgssyl6jmpybyzgucft">
               <w:r>
                 <w:rPr>
                   <w:rFonts w:ascii="Arial" w:cs="Arial" w:eastAsia="Arial" w:hAnsi="Arial"/>
@@ -4098,7 +4098,7 @@
                   <w:szCs w:val="16"/>
                   <w:u w:val="single" w:color="2E75B6"/>
                 </w:rPr>
-                <w:t xml:space="preserve">The force of tension</w:t>
+                <w:t xml:space="preserve">Cell parts and their functions</w:t>
               </w:r>
             </w:hyperlink>
           </w:p>
@@ -4122,7 +4122,7 @@
               <w:spacing w:after="10" w:before="0"/>
               <w:ind w:left="120"/>
             </w:pPr>
-            <w:hyperlink w:history="1" r:id="rIdc82bf6-lwb_wml2r2jign">
+            <w:hyperlink w:history="1" r:id="rIdzqnuzmj0fqxx3rn921lvn">
               <w:r>
                 <w:rPr>
                   <w:rFonts w:ascii="Arial" w:cs="Arial" w:eastAsia="Arial" w:hAnsi="Arial"/>
@@ -4167,7 +4167,7 @@
             <w:pPr>
               <w:spacing w:after="20" w:before="0"/>
             </w:pPr>
-            <w:hyperlink w:history="1" r:id="rIdnyseoat7kfmmlgfzydkgw">
+            <w:hyperlink w:history="1" r:id="rId3vziqg8ekiqp4ualoyvlt">
               <w:r>
                 <w:rPr>
                   <w:rFonts w:ascii="Arial" w:cs="Arial" w:eastAsia="Arial" w:hAnsi="Arial"/>
@@ -4176,7 +4176,7 @@
                   <w:szCs w:val="16"/>
                   <w:u w:val="single" w:color="2E75B6"/>
                 </w:rPr>
-                <w:t xml:space="preserve">Cell Transport (Flexbook)</w:t>
+                <w:t xml:space="preserve">Wound Healing Process (PLIX)</w:t>
               </w:r>
             </w:hyperlink>
           </w:p>
@@ -4200,7 +4200,7 @@
               <w:spacing w:after="10" w:before="0"/>
               <w:ind w:left="120"/>
             </w:pPr>
-            <w:hyperlink w:history="1" r:id="rIdvdzknd0ah-hj11exs1xso">
+            <w:hyperlink w:history="1" r:id="rIdi3hctrrv8ffjsa0iwccic">
               <w:r>
                 <w:rPr>
                   <w:rFonts w:ascii="Arial" w:cs="Arial" w:eastAsia="Arial" w:hAnsi="Arial"/>
@@ -4395,7 +4395,7 @@
             <w:pPr>
               <w:spacing w:after="20" w:before="0"/>
             </w:pPr>
-            <w:hyperlink w:history="1" r:id="rId2deg3fh25yb_o5jakm3sp">
+            <w:hyperlink w:history="1" r:id="rIdusfab-crnwq9lmhhu5ek0">
               <w:r>
                 <w:rPr>
                   <w:rFonts w:ascii="Arial" w:cs="Arial" w:eastAsia="Arial" w:hAnsi="Arial"/>
@@ -4404,7 +4404,7 @@
                   <w:szCs w:val="16"/>
                   <w:u w:val="single" w:color="2E75B6"/>
                 </w:rPr>
-                <w:t xml:space="preserve">The force of tension</w:t>
+                <w:t xml:space="preserve">Cell parts and their functions</w:t>
               </w:r>
             </w:hyperlink>
           </w:p>
@@ -4428,7 +4428,7 @@
               <w:spacing w:after="10" w:before="0"/>
               <w:ind w:left="120"/>
             </w:pPr>
-            <w:hyperlink w:history="1" r:id="rIdr--9ri7mjtfxy4ubfkdnn">
+            <w:hyperlink w:history="1" r:id="rIdf1dhgj7jelz8r_isjt9ss">
               <w:r>
                 <w:rPr>
                   <w:rFonts w:ascii="Arial" w:cs="Arial" w:eastAsia="Arial" w:hAnsi="Arial"/>
@@ -4473,7 +4473,7 @@
             <w:pPr>
               <w:spacing w:after="20" w:before="0"/>
             </w:pPr>
-            <w:hyperlink w:history="1" r:id="rIdh4ozuhgmgswdmyuaq3j9u">
+            <w:hyperlink w:history="1" r:id="rIdsdvhnhruc3jvt-gcowi-l">
               <w:r>
                 <w:rPr>
                   <w:rFonts w:ascii="Arial" w:cs="Arial" w:eastAsia="Arial" w:hAnsi="Arial"/>
@@ -4482,7 +4482,7 @@
                   <w:szCs w:val="16"/>
                   <w:u w:val="single" w:color="2E75B6"/>
                 </w:rPr>
-                <w:t xml:space="preserve">Cell Transport (Flexbook)</w:t>
+                <w:t xml:space="preserve">Wound Healing Process (PLIX)</w:t>
               </w:r>
             </w:hyperlink>
           </w:p>
@@ -4506,7 +4506,7 @@
               <w:spacing w:after="10" w:before="0"/>
               <w:ind w:left="120"/>
             </w:pPr>
-            <w:hyperlink w:history="1" r:id="rIdxmbufg9su0hcsu9rooohg">
+            <w:hyperlink w:history="1" r:id="rId4mnf-j2trkdpcraieocjj">
               <w:r>
                 <w:rPr>
                   <w:rFonts w:ascii="Arial" w:cs="Arial" w:eastAsia="Arial" w:hAnsi="Arial"/>
@@ -4701,7 +4701,7 @@
             <w:pPr>
               <w:spacing w:after="20" w:before="0"/>
             </w:pPr>
-            <w:hyperlink w:history="1" r:id="rIddpzpqbkhhhywiq_qlqplz">
+            <w:hyperlink w:history="1" r:id="rIdfxq1mhb4vmh5mawdek3ux">
               <w:r>
                 <w:rPr>
                   <w:rFonts w:ascii="Arial" w:cs="Arial" w:eastAsia="Arial" w:hAnsi="Arial"/>
@@ -4710,7 +4710,7 @@
                   <w:szCs w:val="16"/>
                   <w:u w:val="single" w:color="2E75B6"/>
                 </w:rPr>
-                <w:t xml:space="preserve">The force of tension</w:t>
+                <w:t xml:space="preserve">Cell parts and their functions</w:t>
               </w:r>
             </w:hyperlink>
           </w:p>
@@ -4734,7 +4734,7 @@
               <w:spacing w:after="10" w:before="0"/>
               <w:ind w:left="120"/>
             </w:pPr>
-            <w:hyperlink w:history="1" r:id="rIdlqjv7wrdwhkqyv31schxj">
+            <w:hyperlink w:history="1" r:id="rIdqikfrbdfvpb-a5v-a0cjp">
               <w:r>
                 <w:rPr>
                   <w:rFonts w:ascii="Arial" w:cs="Arial" w:eastAsia="Arial" w:hAnsi="Arial"/>
@@ -4779,7 +4779,7 @@
             <w:pPr>
               <w:spacing w:after="20" w:before="0"/>
             </w:pPr>
-            <w:hyperlink w:history="1" r:id="rId9ftgqg7p9oazrvfmhwg1g">
+            <w:hyperlink w:history="1" r:id="rIdu7s5hrfvmxlzhzxpykbed">
               <w:r>
                 <w:rPr>
                   <w:rFonts w:ascii="Arial" w:cs="Arial" w:eastAsia="Arial" w:hAnsi="Arial"/>
@@ -4788,7 +4788,7 @@
                   <w:szCs w:val="16"/>
                   <w:u w:val="single" w:color="2E75B6"/>
                 </w:rPr>
-                <w:t xml:space="preserve">Cell Transport (Flexbook)</w:t>
+                <w:t xml:space="preserve">Wound Healing Process (PLIX)</w:t>
               </w:r>
             </w:hyperlink>
           </w:p>
@@ -4812,7 +4812,7 @@
               <w:spacing w:after="10" w:before="0"/>
               <w:ind w:left="120"/>
             </w:pPr>
-            <w:hyperlink w:history="1" r:id="rIdvi2ygm9ic5aem4tdbisek">
+            <w:hyperlink w:history="1" r:id="rIdgw1303bog5xam9l7j9lsh">
               <w:r>
                 <w:rPr>
                   <w:rFonts w:ascii="Arial" w:cs="Arial" w:eastAsia="Arial" w:hAnsi="Arial"/>
@@ -6299,7 +6299,313 @@
             <w:pPr>
               <w:spacing w:after="20" w:before="0"/>
             </w:pPr>
-            <w:hyperlink w:history="1" r:id="rIdbrfrngrmd-rboijerr1oi">
+            <w:hyperlink w:history="1" r:id="rIdbyuoryof6nv7bgoyc9sy6">
+              <w:r>
+                <w:rPr>
+                  <w:rFonts w:ascii="Arial" w:cs="Arial" w:eastAsia="Arial" w:hAnsi="Arial"/>
+                  <w:color w:val="2E75B6"/>
+                  <w:sz w:val="16"/>
+                  <w:szCs w:val="16"/>
+                  <w:u w:val="single" w:color="2E75B6"/>
+                </w:rPr>
+                <w:t xml:space="preserve">Organelles in eukaryotic cells</w:t>
+              </w:r>
+            </w:hyperlink>
+          </w:p>
+          <w:p>
+            <w:pPr>
+              <w:spacing w:after="10" w:before="0"/>
+              <w:ind w:left="120"/>
+            </w:pPr>
+            <w:r>
+              <w:rPr>
+                <w:rFonts w:ascii="Arial" w:cs="Arial" w:eastAsia="Arial" w:hAnsi="Arial"/>
+                <w:color w:val="595959"/>
+                <w:sz w:val="14"/>
+                <w:szCs w:val="14"/>
+              </w:rPr>
+              <w:t xml:space="preserve">Source: Khan Academy (English - US curriculum)</w:t>
+            </w:r>
+          </w:p>
+          <w:p>
+            <w:pPr>
+              <w:spacing w:after="10" w:before="0"/>
+              <w:ind w:left="120"/>
+            </w:pPr>
+            <w:hyperlink w:history="1" r:id="rIdqxu0wmmcbkystusdfcv6c">
+              <w:r>
+                <w:rPr>
+                  <w:rFonts w:ascii="Arial" w:cs="Arial" w:eastAsia="Arial" w:hAnsi="Arial"/>
+                  <w:color w:val="595959"/>
+                  <w:sz w:val="14"/>
+                  <w:szCs w:val="14"/>
+                  <w:u w:val="single" w:color="595959"/>
+                </w:rPr>
+                <w:t xml:space="preserve">🔍 Search ARES for similar videos</w:t>
+              </w:r>
+            </w:hyperlink>
+          </w:p>
+          <w:p>
+            <w:pPr>
+              <w:spacing w:after="40" w:before="0"/>
+            </w:pPr>
+            <w:r>
+              <w:rPr>
+                <w:sz w:val="14"/>
+                <w:szCs w:val="14"/>
+              </w:rPr>
+              <w:t xml:space="preserve"/>
+            </w:r>
+          </w:p>
+          <w:p>
+            <w:pPr>
+              <w:spacing w:after="20" w:before="0"/>
+            </w:pPr>
+            <w:r>
+              <w:rPr>
+                <w:rFonts w:ascii="Arial" w:cs="Arial" w:eastAsia="Arial" w:hAnsi="Arial"/>
+                <w:b/>
+                <w:bCs/>
+                <w:color w:val="1F3864"/>
+                <w:sz w:val="16"/>
+                <w:szCs w:val="16"/>
+              </w:rPr>
+              <w:t xml:space="preserve">📖 EXERCISE:</w:t>
+            </w:r>
+          </w:p>
+          <w:p>
+            <w:pPr>
+              <w:spacing w:after="20" w:before="0"/>
+            </w:pPr>
+            <w:hyperlink w:history="1" r:id="rIdidm01bvnzffvk9qqg_sqt">
+              <w:r>
+                <w:rPr>
+                  <w:rFonts w:ascii="Arial" w:cs="Arial" w:eastAsia="Arial" w:hAnsi="Arial"/>
+                  <w:color w:val="2E75B6"/>
+                  <w:sz w:val="16"/>
+                  <w:szCs w:val="16"/>
+                  <w:u w:val="single" w:color="2E75B6"/>
+                </w:rPr>
+                <w:t xml:space="preserve">Eukaryotic cell structures</w:t>
+              </w:r>
+            </w:hyperlink>
+          </w:p>
+          <w:p>
+            <w:pPr>
+              <w:spacing w:after="10" w:before="0"/>
+              <w:ind w:left="120"/>
+            </w:pPr>
+            <w:r>
+              <w:rPr>
+                <w:rFonts w:ascii="Arial" w:cs="Arial" w:eastAsia="Arial" w:hAnsi="Arial"/>
+                <w:color w:val="595959"/>
+                <w:sz w:val="14"/>
+                <w:szCs w:val="14"/>
+              </w:rPr>
+              <w:t xml:space="preserve">Source: Khan Academy (English - US curriculum)</w:t>
+            </w:r>
+          </w:p>
+          <w:p>
+            <w:pPr>
+              <w:spacing w:after="10" w:before="0"/>
+              <w:ind w:left="120"/>
+            </w:pPr>
+            <w:hyperlink w:history="1" r:id="rId4o6f0rrxgfe3x6-qysjkw">
+              <w:r>
+                <w:rPr>
+                  <w:rFonts w:ascii="Arial" w:cs="Arial" w:eastAsia="Arial" w:hAnsi="Arial"/>
+                  <w:color w:val="595959"/>
+                  <w:sz w:val="14"/>
+                  <w:szCs w:val="14"/>
+                  <w:u w:val="single" w:color="595959"/>
+                </w:rPr>
+                <w:t xml:space="preserve">🔍 Search ARES for similar readings</w:t>
+              </w:r>
+            </w:hyperlink>
+          </w:p>
+        </w:tc>
+        <w:tc>
+          <w:tcPr>
+            <w:tcW w:type="dxa" w:w="3040"/>
+            <w:shd w:fill="FFFFFF" w:color="auto" w:val="clear"/>
+            <w:tcMar>
+              <w:top w:type="dxa" w:w="60"/>
+              <w:left w:type="dxa" w:w="120"/>
+              <w:bottom w:type="dxa" w:w="60"/>
+              <w:right w:type="dxa" w:w="120"/>
+            </w:tcMar>
+            <w:vAlign w:val="top"/>
+          </w:tcPr>
+          <w:p>
+            <w:pPr>
+              <w:spacing w:after="40" w:before="0"/>
+              <w:jc w:val="left"/>
+            </w:pPr>
+            <w:r>
+              <w:rPr>
+                <w:rFonts w:ascii="Arial" w:cs="Arial" w:eastAsia="Arial" w:hAnsi="Arial"/>
+                <w:b w:val="false"/>
+                <w:bCs w:val="false"/>
+                <w:i w:val="false"/>
+                <w:iCs w:val="false"/>
+                <w:color w:val="000000"/>
+                <w:sz w:val="18"/>
+                <w:szCs w:val="18"/>
+              </w:rPr>
+              <w:t xml:space="preserve">Learners are presented with the Phenomenon Recap prompt on the board: 'Yesterday we met Amina's healing finger. Platelets, neutrophils, fibroblasts, and skin cells all rushed to help — and they all look completely different. Today's question: What do ALL of those cells — no matter how different — have in common?' Learners individually write a 3-sentence prediction in their science notebooks in response to the prompt: 'I think all cells share… because…'. They then pair-share with a shoulder partner for 90 seconds.</w:t>
+            </w:r>
+          </w:p>
+        </w:tc>
+        <w:tc>
+          <w:tcPr>
+            <w:tcW w:type="dxa" w:w="3040"/>
+            <w:shd w:fill="F2F2F2" w:color="auto" w:val="clear"/>
+            <w:tcMar>
+              <w:top w:type="dxa" w:w="60"/>
+              <w:left w:type="dxa" w:w="120"/>
+              <w:bottom w:type="dxa" w:w="60"/>
+              <w:right w:type="dxa" w:w="120"/>
+            </w:tcMar>
+            <w:vAlign w:val="top"/>
+          </w:tcPr>
+          <w:p>
+            <w:pPr>
+              <w:spacing w:after="40" w:before="0"/>
+              <w:jc w:val="left"/>
+            </w:pPr>
+            <w:r>
+              <w:rPr>
+                <w:rFonts w:ascii="Arial" w:cs="Arial" w:eastAsia="Arial" w:hAnsi="Arial"/>
+                <w:b w:val="false"/>
+                <w:bCs w:val="false"/>
+                <w:i w:val="false"/>
+                <w:iCs w:val="false"/>
+                <w:color w:val="000000"/>
+                <w:sz w:val="18"/>
+                <w:szCs w:val="18"/>
+              </w:rPr>
+              <w:t xml:space="preserve">Display the phenomenon image (Amina's healing finger, cross-section diagram from Lesson 1) on the board before learners enter. As learners settle, say: 'Before we learn anything new today, I want you to predict. Look at Amina's finger. All those different cells working together — platelets, skin cells, macrophages — what do you think every single one of them has in common? Write three sentences starting with: I think all cells share… because…' Allow 3 minutes of individual silent writing. WAIT TIME: Do not speak for the full 3 minutes. After pair-share, cold-call 3 pairs: 'Pair at the window table — what did you agree on?' Record key prediction words on the board in a column labelled OUR PREDICTIONS. Do not correct errors — affirm thinking: 'Interesting — let's hold that idea and test it today.'</w:t>
+            </w:r>
+          </w:p>
+        </w:tc>
+        <w:tc>
+          <w:tcPr>
+            <w:tcW w:type="dxa" w:w="3040"/>
+            <w:shd w:fill="FFFFFF" w:color="auto" w:val="clear"/>
+            <w:tcMar>
+              <w:top w:type="dxa" w:w="60"/>
+              <w:left w:type="dxa" w:w="120"/>
+              <w:bottom w:type="dxa" w:w="60"/>
+              <w:right w:type="dxa" w:w="120"/>
+            </w:tcMar>
+            <w:vAlign w:val="top"/>
+          </w:tcPr>
+          <w:p>
+            <w:pPr>
+              <w:spacing w:after="40" w:before="0"/>
+              <w:jc w:val="left"/>
+            </w:pPr>
+            <w:r>
+              <w:rPr>
+                <w:rFonts w:ascii="Arial" w:cs="Arial" w:eastAsia="Arial" w:hAnsi="Arial"/>
+                <w:b w:val="false"/>
+                <w:bCs w:val="false"/>
+                <w:i w:val="false"/>
+                <w:iCs w:val="false"/>
+                <w:color w:val="000000"/>
+                <w:sz w:val="18"/>
+                <w:szCs w:val="18"/>
+              </w:rPr>
+              <w:t xml:space="preserve">Think-Pair-Share Prediction Harvest: By surfacing prior conceptions before instruction, the teacher identifies misconceptions (e.g., 'all cells have a nucleus') that the lesson will either confirm or productively challenge. Recording predictions publicly creates cognitive accountability — learners are motivated to revisit their words.</w:t>
+            </w:r>
+          </w:p>
+        </w:tc>
+        <w:tc>
+          <w:tcPr>
+            <w:tcW w:type="dxa" w:w="3040"/>
+            <w:shd w:fill="F2F2F2" w:color="auto" w:val="clear"/>
+            <w:tcMar>
+              <w:top w:type="dxa" w:w="60"/>
+              <w:left w:type="dxa" w:w="120"/>
+              <w:bottom w:type="dxa" w:w="60"/>
+              <w:right w:type="dxa" w:w="120"/>
+            </w:tcMar>
+            <w:vAlign w:val="top"/>
+          </w:tcPr>
+          <w:p>
+            <w:pPr>
+              <w:spacing w:after="40" w:before="0"/>
+              <w:jc w:val="left"/>
+            </w:pPr>
+            <w:r>
+              <w:rPr>
+                <w:rFonts w:ascii="Arial" w:cs="Arial" w:eastAsia="Arial" w:hAnsi="Arial"/>
+                <w:b w:val="false"/>
+                <w:bCs w:val="false"/>
+                <w:i w:val="false"/>
+                <w:iCs w:val="false"/>
+                <w:color w:val="000000"/>
+                <w:sz w:val="18"/>
+                <w:szCs w:val="18"/>
+              </w:rPr>
+              <w:t xml:space="preserve">Observable indicator: Each learner has written at least 3 sentences in their notebook before pair-share begins. Teacher scans notebooks during circulation. Listen for: Do learners mention a membrane? Genetic material? A 'control centre'? Flag any learner who writes 'I don't know' for targeted support during the Observe phase.</w:t>
+            </w:r>
+          </w:p>
+        </w:tc>
+      </w:tr>
+      <w:tr>
+        <w:tc>
+          <w:tcPr>
+            <w:tcW w:type="dxa" w:w="1520"/>
+            <w:shd w:fill="D9EEF1" w:color="auto" w:val="clear"/>
+            <w:tcMar>
+              <w:top w:type="dxa" w:w="60"/>
+              <w:left w:type="dxa" w:w="120"/>
+              <w:bottom w:type="dxa" w:w="60"/>
+              <w:right w:type="dxa" w:w="120"/>
+            </w:tcMar>
+            <w:vAlign w:val="top"/>
+          </w:tcPr>
+          <w:p>
+            <w:pPr>
+              <w:spacing w:after="40" w:before="0"/>
+              <w:jc w:val="left"/>
+            </w:pPr>
+            <w:r>
+              <w:rPr>
+                <w:rFonts w:ascii="Arial" w:cs="Arial" w:eastAsia="Arial" w:hAnsi="Arial"/>
+                <w:b/>
+                <w:bCs/>
+                <w:i w:val="false"/>
+                <w:iCs w:val="false"/>
+                <w:color w:val="000000"/>
+                <w:sz w:val="18"/>
+                <w:szCs w:val="18"/>
+              </w:rPr>
+              <w:t xml:space="preserve">Observe Phase</w:t>
+            </w:r>
+          </w:p>
+          <w:p>
+            <w:pPr>
+              <w:spacing w:after="20" w:before="0"/>
+            </w:pPr>
+            <w:r>
+              <w:rPr>
+                <w:rFonts w:ascii="Arial" w:cs="Arial" w:eastAsia="Arial" w:hAnsi="Arial"/>
+                <w:b/>
+                <w:bCs/>
+                <w:color w:val="1F3864"/>
+                <w:sz w:val="16"/>
+                <w:szCs w:val="16"/>
+              </w:rPr>
+              <w:t xml:space="preserve">📹 VIDEO:</w:t>
+            </w:r>
+          </w:p>
+          <w:p>
+            <w:pPr>
+              <w:spacing w:after="20" w:before="0"/>
+            </w:pPr>
+            <w:hyperlink w:history="1" r:id="rIdwh4xbs-ruevdg5yqwp1rc">
               <w:r>
                 <w:rPr>
                   <w:rFonts w:ascii="Arial" w:cs="Arial" w:eastAsia="Arial" w:hAnsi="Arial"/>
@@ -6332,7 +6638,7 @@
               <w:spacing w:after="10" w:before="0"/>
               <w:ind w:left="120"/>
             </w:pPr>
-            <w:hyperlink w:history="1" r:id="rIdi9txgqmlglbmcsmghtkra">
+            <w:hyperlink w:history="1" r:id="rIdio5tuye7z2ss60-usairz">
               <w:r>
                 <w:rPr>
                   <w:rFonts w:ascii="Arial" w:cs="Arial" w:eastAsia="Arial" w:hAnsi="Arial"/>
@@ -6370,14 +6676,14 @@
                 <w:sz w:val="16"/>
                 <w:szCs w:val="16"/>
               </w:rPr>
-              <w:t xml:space="preserve">📖 HTML:</w:t>
+              <w:t xml:space="preserve">📖 EXERCISE:</w:t>
             </w:r>
           </w:p>
           <w:p>
             <w:pPr>
               <w:spacing w:after="20" w:before="0"/>
             </w:pPr>
-            <w:hyperlink w:history="1" r:id="rIdwuvg_cidruuj0ekq5gkkf">
+            <w:hyperlink w:history="1" r:id="rId8qmvnc4vdixwflgg61sr7">
               <w:r>
                 <w:rPr>
                   <w:rFonts w:ascii="Arial" w:cs="Arial" w:eastAsia="Arial" w:hAnsi="Arial"/>
@@ -6386,7 +6692,7 @@
                   <w:szCs w:val="16"/>
                   <w:u w:val="single" w:color="2E75B6"/>
                 </w:rPr>
-                <w:t xml:space="preserve">Cell Transport (Flexbook)</w:t>
+                <w:t xml:space="preserve">Identifying eukaryotic cell structures</w:t>
               </w:r>
             </w:hyperlink>
           </w:p>
@@ -6402,7 +6708,7 @@
                 <w:sz w:val="14"/>
                 <w:szCs w:val="14"/>
               </w:rPr>
-              <w:t xml:space="preserve">Source: CK-12</w:t>
+              <w:t xml:space="preserve">Source: Khan Academy (English - US curriculum)</w:t>
             </w:r>
           </w:p>
           <w:p>
@@ -6410,7 +6716,7 @@
               <w:spacing w:after="10" w:before="0"/>
               <w:ind w:left="120"/>
             </w:pPr>
-            <w:hyperlink w:history="1" r:id="rIdkoruwtayeaoc2w0eyfkv7">
+            <w:hyperlink w:history="1" r:id="rIdporj3lkne6fymey3fnczu">
               <w:r>
                 <w:rPr>
                   <w:rFonts w:ascii="Arial" w:cs="Arial" w:eastAsia="Arial" w:hAnsi="Arial"/>
@@ -6452,7 +6758,7 @@
                 <w:sz w:val="18"/>
                 <w:szCs w:val="18"/>
               </w:rPr>
-              <w:t xml:space="preserve">Learners are presented with the Phenomenon Recap prompt on the board: 'Yesterday we met Amina's healing finger. Platelets, neutrophils, fibroblasts, and skin cells all rushed to help — and they all look completely different. Today's question: What do ALL of those cells — no matter how different — have in common?' Learners individually write a 3-sentence prediction in their science notebooks in response to the prompt: 'I think all cells share… because…'. They then pair-share with a shoulder partner for 90 seconds.</w:t>
+              <w:t xml:space="preserve">PART A — The Ugali Kitchen Analogy (15 min): Teacher introduces the analogy verbally and with a simple whiteboard sketch. Learners discuss in groups of four how the analogy maps onto cell structure concepts. They complete a two-column Analogy Mapping Table in their notebooks: Kitchen Feature → Cell Feature (e.g., 'The kitchen itself / the jiko boundary' → 'Cell membrane', 'The recipe book' → 'DNA/Nucleus', 'Cooking pots and utensils' → 'Organelles'). PART B — Guided Research &amp; Diagram Study (20 min): Learners are directed to their ARES platform resource cards (or printed A3 diagram sheets) showing: (i) a labelled generalised animal cell, (ii) a labelled generalised plant cell, (iii) a labelled prokaryotic cell (e.g., E. coli). They read the embedded text on cell theory and complete a Cell Theory Evidence Table: Scientist | Country/Period | Contribution | How it connects to Amina's healing. PART C — Prokaryote vs. Eukaryote Sort (10 min): Groups receive a set of 12 feature cards (e.g., 'Has a nucleus', 'DNA floats freely', 'Has mitochondria', 'Found in bacteria'). They physically sort cards into two columns on their desk: PROKARYOTE / EUKARYOTE. Groups photograph or sketch their sorted table.</w:t>
             </w:r>
           </w:p>
         </w:tc>
@@ -6484,7 +6790,7 @@
                 <w:sz w:val="18"/>
                 <w:szCs w:val="18"/>
               </w:rPr>
-              <w:t xml:space="preserve">Display the phenomenon image (Amina's healing finger, cross-section diagram from Lesson 1) on the board before learners enter. As learners settle, say: 'Before we learn anything new today, I want you to predict. Look at Amina's finger. All those different cells working together — platelets, skin cells, macrophages — what do you think every single one of them has in common? Write three sentences starting with: I think all cells share… because…' Allow 3 minutes of individual silent writing. WAIT TIME: Do not speak for the full 3 minutes. After pair-share, cold-call 3 pairs: 'Pair at the window table — what did you agree on?' Record key prediction words on the board in a column labelled OUR PREDICTIONS. Do not correct errors — affirm thinking: 'Interesting — let's hold that idea and test it today.'</w:t>
+              <w:t xml:space="preserve">PART A: Draw a simple kitchen outline on the board — label: 'door = cell membrane', 'recipe book on shelf = nucleus/DNA', 'jiko (stove) = mitochondria', 'sufuria, mwiko, chopping board = organelles'. Say: 'Every kitchen in Nairobi — whether in a Kibera home or a Westlands restaurant — has these basics. But the kitchen in a hospital canteen is set up differently from a home kitchen in Kericho. Same tools, different arrangement, different job. That is exactly what we will discover about cells.' Pause for 10 seconds. Ask: 'What part of the kitchen would you say is like the cell membrane — the thing that controls what comes in and out?' WAIT TIME: 12 seconds. Cold-call 2 learners. PART B: Say: 'You will now read about three scientists — Schleiden, Schwann, and Virchow — who each added one piece to the cell theory puzzle. As you read, fill in your Evidence Table. Most importantly: for each scientist, write one sentence connecting their idea to Amina's healing finger.' Circulate and prompt: 'Virchow said all cells come from pre-existing cells — how does that explain where the new skin cells on Amina's finger came from?' WAIT TIME: 10 seconds after each prompt before assisting. PART C: Distribute feature cards. Say: 'Sort these into Prokaryote or Eukaryote. You have 8 minutes. Be ready to justify every card.' After 8 minutes, cold-call one group per disputed card: 'Group by the door — where did you put Has no membrane-bound nucleus and why?'</w:t>
             </w:r>
           </w:p>
         </w:tc>
@@ -6516,7 +6822,7 @@
                 <w:sz w:val="18"/>
                 <w:szCs w:val="18"/>
               </w:rPr>
-              <w:t xml:space="preserve">Think-Pair-Share Prediction Harvest: By surfacing prior conceptions before instruction, the teacher identifies misconceptions (e.g., 'all cells have a nucleus') that the lesson will either confirm or productively challenge. Recording predictions publicly creates cognitive accountability — learners are motivated to revisit their words.</w:t>
+              <w:t xml:space="preserve">Analogy Mapping (Ugali Kitchen): Anchors abstract cell vocabulary to a concrete, culturally familiar Kenyan context, reducing cognitive load for new terminology. Card Sort (Prokaryote/Eukaryote): A structured academic controversy strategy — physical manipulation of feature cards externalises thinking, exposes disagreements within groups, and generates productive talk. Evidence Table with Phenomenon Link: Forces learners to connect historical scientific knowledge directly to the anchoring phenomenon, preventing isolated memorisation.</w:t>
             </w:r>
           </w:p>
         </w:tc>
@@ -6548,7 +6854,7 @@
                 <w:sz w:val="18"/>
                 <w:szCs w:val="18"/>
               </w:rPr>
-              <w:t xml:space="preserve">Observable indicator: Each learner has written at least 3 sentences in their notebook before pair-share begins. Teacher scans notebooks during circulation. Listen for: Do learners mention a membrane? Genetic material? A 'control centre'? Flag any learner who writes 'I don't know' for targeted support during the Observe phase.</w:t>
+              <w:t xml:space="preserve">Observable indicators: (1) Analogy Mapping Table has at least 5 correct mappings — teacher checks two tables per group during circulation. (2) Cell Theory Evidence Table: each scientist row has a completed 'Phenomenon Connection' sentence — a blank row signals the learner cannot yet connect theory to observation. (3) Card Sort: Teacher notes any card consistently misplaced across groups (e.g., 'Has ribosomes' placed only under Eukaryote) — this informs the Explain phase mini-lecture focus.</w:t>
             </w:r>
           </w:p>
         </w:tc>
@@ -6557,32 +6863,32 @@
         <w:tc>
           <w:tcPr>
             <w:tcW w:type="dxa" w:w="1520"/>
-            <w:shd w:fill="D9EEF1" w:color="auto" w:val="clear"/>
-            <w:tcMar>
-              <w:top w:type="dxa" w:w="60"/>
-              <w:left w:type="dxa" w:w="120"/>
-              <w:bottom w:type="dxa" w:w="60"/>
-              <w:right w:type="dxa" w:w="120"/>
-            </w:tcMar>
-            <w:vAlign w:val="top"/>
-          </w:tcPr>
-          <w:p>
-            <w:pPr>
-              <w:spacing w:after="40" w:before="0"/>
-              <w:jc w:val="left"/>
-            </w:pPr>
-            <w:r>
-              <w:rPr>
-                <w:rFonts w:ascii="Arial" w:cs="Arial" w:eastAsia="Arial" w:hAnsi="Arial"/>
-                <w:b/>
-                <w:bCs/>
-                <w:i w:val="false"/>
-                <w:iCs w:val="false"/>
-                <w:color w:val="000000"/>
-                <w:sz w:val="18"/>
-                <w:szCs w:val="18"/>
-              </w:rPr>
-              <w:t xml:space="preserve">Observe Phase</w:t>
+            <w:shd w:fill="E2EFDA" w:color="auto" w:val="clear"/>
+            <w:tcMar>
+              <w:top w:type="dxa" w:w="60"/>
+              <w:left w:type="dxa" w:w="120"/>
+              <w:bottom w:type="dxa" w:w="60"/>
+              <w:right w:type="dxa" w:w="120"/>
+            </w:tcMar>
+            <w:vAlign w:val="top"/>
+          </w:tcPr>
+          <w:p>
+            <w:pPr>
+              <w:spacing w:after="40" w:before="0"/>
+              <w:jc w:val="left"/>
+            </w:pPr>
+            <w:r>
+              <w:rPr>
+                <w:rFonts w:ascii="Arial" w:cs="Arial" w:eastAsia="Arial" w:hAnsi="Arial"/>
+                <w:b/>
+                <w:bCs/>
+                <w:i w:val="false"/>
+                <w:iCs w:val="false"/>
+                <w:color w:val="000000"/>
+                <w:sz w:val="18"/>
+                <w:szCs w:val="18"/>
+              </w:rPr>
+              <w:t xml:space="preserve">Explain Phase</w:t>
             </w:r>
           </w:p>
           <w:p>
@@ -6605,7 +6911,7 @@
             <w:pPr>
               <w:spacing w:after="20" w:before="0"/>
             </w:pPr>
-            <w:hyperlink w:history="1" r:id="rIdj_drs1mxoeltcfui9whpd">
+            <w:hyperlink w:history="1" r:id="rIdgjpmfr942p7npd7vkygck">
               <w:r>
                 <w:rPr>
                   <w:rFonts w:ascii="Arial" w:cs="Arial" w:eastAsia="Arial" w:hAnsi="Arial"/>
@@ -6614,7 +6920,7 @@
                   <w:szCs w:val="16"/>
                   <w:u w:val="single" w:color="2E75B6"/>
                 </w:rPr>
-                <w:t xml:space="preserve">Prokaryotic and eukaryotic cells</w:t>
+                <w:t xml:space="preserve">Organelles in eukaryotic cells</w:t>
               </w:r>
             </w:hyperlink>
           </w:p>
@@ -6638,7 +6944,7 @@
               <w:spacing w:after="10" w:before="0"/>
               <w:ind w:left="120"/>
             </w:pPr>
-            <w:hyperlink w:history="1" r:id="rIdvdfxgdtxg4up5-imvputd">
+            <w:hyperlink w:history="1" r:id="rIdtggzkuusot7zz1wl8urbi">
               <w:r>
                 <w:rPr>
                   <w:rFonts w:ascii="Arial" w:cs="Arial" w:eastAsia="Arial" w:hAnsi="Arial"/>
@@ -6683,7 +6989,7 @@
             <w:pPr>
               <w:spacing w:after="20" w:before="0"/>
             </w:pPr>
-            <w:hyperlink w:history="1" r:id="rIdgewcl84m3ghhtuwc2-n0o">
+            <w:hyperlink w:history="1" r:id="rIdjsp4wu_7wjnx1byjptuzc">
               <w:r>
                 <w:rPr>
                   <w:rFonts w:ascii="Arial" w:cs="Arial" w:eastAsia="Arial" w:hAnsi="Arial"/>
@@ -6692,7 +6998,7 @@
                   <w:szCs w:val="16"/>
                   <w:u w:val="single" w:color="2E75B6"/>
                 </w:rPr>
-                <w:t xml:space="preserve">Cell Transport (Flexbook)</w:t>
+                <w:t xml:space="preserve">Prokaryotic and Eukaryotic Cells (Flexbook)</w:t>
               </w:r>
             </w:hyperlink>
           </w:p>
@@ -6716,7 +7022,7 @@
               <w:spacing w:after="10" w:before="0"/>
               <w:ind w:left="120"/>
             </w:pPr>
-            <w:hyperlink w:history="1" r:id="rIdchyqmqzznfk7umv9seegk">
+            <w:hyperlink w:history="1" r:id="rIdpiabxvqdojis7dujlwf2p">
               <w:r>
                 <w:rPr>
                   <w:rFonts w:ascii="Arial" w:cs="Arial" w:eastAsia="Arial" w:hAnsi="Arial"/>
@@ -6758,7 +7064,7 @@
                 <w:sz w:val="18"/>
                 <w:szCs w:val="18"/>
               </w:rPr>
-              <w:t xml:space="preserve">PART A — The Ugali Kitchen Analogy (15 min): Teacher introduces the analogy verbally and with a simple whiteboard sketch. Learners discuss in groups of four how the analogy maps onto cell structure concepts. They complete a two-column Analogy Mapping Table in their notebooks: Kitchen Feature → Cell Feature (e.g., 'The kitchen itself / the jiko boundary' → 'Cell membrane', 'The recipe book' → 'DNA/Nucleus', 'Cooking pots and utensils' → 'Organelles'). PART B — Guided Research &amp; Diagram Study (20 min): Learners are directed to their ARES platform resource cards (or printed A3 diagram sheets) showing: (i) a labelled generalised animal cell, (ii) a labelled generalised plant cell, (iii) a labelled prokaryotic cell (e.g., E. coli). They read the embedded text on cell theory and complete a Cell Theory Evidence Table: Scientist | Country/Period | Contribution | How it connects to Amina's healing. PART C — Prokaryote vs. Eukaryote Sort (10 min): Groups receive a set of 12 feature cards (e.g., 'Has a nucleus', 'DNA floats freely', 'Has mitochondria', 'Found in bacteria'). They physically sort cards into two columns on their desk: PROKARYOTE / EUKARYOTE. Groups photograph or sketch their sorted table.</w:t>
+              <w:t xml:space="preserve">Teacher delivers a focused 12-minute direct instruction sequence consolidating cell theory and the prokaryote/eukaryote distinction, explicitly correcting the most common card-sort errors observed. Learners annotate their ARES diagram resource cards using a colour-coding system: GREEN = present in both prokaryotes and eukaryotes, BLUE = eukaryotes only, RED = plant eukaryotes only. Learners then write a 4-sentence Claim–Evidence–Reasoning (CER) paragraph in their notebooks responding to: 'Use cell theory to explain how Amina's body was able to produce new skin cells to close the wound on her finger.'</w:t>
             </w:r>
           </w:p>
         </w:tc>
@@ -6790,7 +7096,7 @@
                 <w:sz w:val="18"/>
                 <w:szCs w:val="18"/>
               </w:rPr>
-              <w:t xml:space="preserve">PART A: Draw a simple kitchen outline on the board — label: 'door = cell membrane', 'recipe book on shelf = nucleus/DNA', 'jiko (stove) = mitochondria', 'sufuria, mwiko, chopping board = organelles'. Say: 'Every kitchen in Nairobi — whether in a Kibera home or a Westlands restaurant — has these basics. But the kitchen in a hospital canteen is set up differently from a home kitchen in Kericho. Same tools, different arrangement, different job. That is exactly what we will discover about cells.' Pause for 10 seconds. Ask: 'What part of the kitchen would you say is like the cell membrane — the thing that controls what comes in and out?' WAIT TIME: 12 seconds. Cold-call 2 learners. PART B: Say: 'You will now read about three scientists — Schleiden, Schwann, and Virchow — who each added one piece to the cell theory puzzle. As you read, fill in your Evidence Table. Most importantly: for each scientist, write one sentence connecting their idea to Amina's healing finger.' Circulate and prompt: 'Virchow said all cells come from pre-existing cells — how does that explain where the new skin cells on Amina's finger came from?' WAIT TIME: 10 seconds after each prompt before assisting. PART C: Distribute feature cards. Say: 'Sort these into Prokaryote or Eukaryote. You have 8 minutes. Be ready to justify every card.' After 8 minutes, cold-call one group per disputed card: 'Group by the door — where did you put Has no membrane-bound nucleus and why?'</w:t>
+              <w:t xml:space="preserve">Begin with: 'Let me address what I saw during the card sort. Ribosomes — almost every group put these under Eukaryote only. Let's look at the diagram together.' Point to prokaryote diagram. 'Ribosomes are actually present in BOTH. This matters — it means even the simplest bacteria can make proteins. That's why bacteria in an infected wound can be so dangerous — they're making proteins too.' Deliver direct instruction on: (1) Three tenets of cell theory — write verbatim on board; (2) Key structural differences — nucleus membrane, organelles, DNA organisation; (3) Brief mention of Matthias Schleiden (botanist, studied plant cells), Theodor Schwann (studied animal cells), Rudolf Virchow ('Omnis cellula e cellula' — all cells from cells). Say: 'Now, using your colour-coded diagram, write a CER paragraph. Your CLAIM answers: How did Amina's body make new skin cells? Your EVIDENCE comes from Virchow's contribution. Your REASONING explains the mechanism.' WAIT TIME: Allow 8 minutes of silent writing. Circulate — if a learner is stuck, prompt: 'What did Virchow say about where new cells come from? Start there.' Cold-call 2 learners to read their CER aloud. After each, ask the class: 'Thumbs up if their Reasoning clearly connects cell theory to the phenomenon.'</w:t>
             </w:r>
           </w:p>
         </w:tc>
@@ -6822,7 +7128,7 @@
                 <w:sz w:val="18"/>
                 <w:szCs w:val="18"/>
               </w:rPr>
-              <w:t xml:space="preserve">Analogy Mapping (Ugali Kitchen): Anchors abstract cell vocabulary to a concrete, culturally familiar Kenyan context, reducing cognitive load for new terminology. Card Sort (Prokaryote/Eukaryote): A structured academic controversy strategy — physical manipulation of feature cards externalises thinking, exposes disagreements within groups, and generates productive talk. Evidence Table with Phenomenon Link: Forces learners to connect historical scientific knowledge directly to the anchoring phenomenon, preventing isolated memorisation.</w:t>
+              <w:t xml:space="preserve">Colour-Coded Annotation: Transforms passive diagram study into an active categorisation task — colour coding makes structural patterns visible and supports retention of comparative features. CER Writing with Phenomenon Anchor: Forces learners to move from declarative knowledge ('Virchow said…') to explanatory knowledge ('Therefore Amina's body could…'), which is the core NGSS practice of Constructing Explanations.</w:t>
             </w:r>
           </w:p>
         </w:tc>
@@ -6854,7 +7160,7 @@
                 <w:sz w:val="18"/>
                 <w:szCs w:val="18"/>
               </w:rPr>
-              <w:t xml:space="preserve">Observable indicators: (1) Analogy Mapping Table has at least 5 correct mappings — teacher checks two tables per group during circulation. (2) Cell Theory Evidence Table: each scientist row has a completed 'Phenomenon Connection' sentence — a blank row signals the learner cannot yet connect theory to observation. (3) Card Sort: Teacher notes any card consistently misplaced across groups (e.g., 'Has ribosomes' placed only under Eukaryote) — this informs the Explain phase mini-lecture focus.</w:t>
+              <w:t xml:space="preserve">Observable indicators: (1) Colour-coded diagrams — teacher checks that ribosomes are GREEN (not BLUE) and that cell wall is RED; any deviation is addressed individually. (2) CER paragraph must contain: a specific CLAIM sentence, at least one piece of EVIDENCE naming a scientist or tenet, and a REASONING sentence that uses the word 'therefore' or 'because' to connect to Amina's healing. Collect 6 notebooks (two from each ability group) at end of phase for rapid review.</w:t>
             </w:r>
           </w:p>
         </w:tc>
@@ -6863,32 +7169,32 @@
         <w:tc>
           <w:tcPr>
             <w:tcW w:type="dxa" w:w="1520"/>
-            <w:shd w:fill="E2EFDA" w:color="auto" w:val="clear"/>
-            <w:tcMar>
-              <w:top w:type="dxa" w:w="60"/>
-              <w:left w:type="dxa" w:w="120"/>
-              <w:bottom w:type="dxa" w:w="60"/>
-              <w:right w:type="dxa" w:w="120"/>
-            </w:tcMar>
-            <w:vAlign w:val="top"/>
-          </w:tcPr>
-          <w:p>
-            <w:pPr>
-              <w:spacing w:after="40" w:before="0"/>
-              <w:jc w:val="left"/>
-            </w:pPr>
-            <w:r>
-              <w:rPr>
-                <w:rFonts w:ascii="Arial" w:cs="Arial" w:eastAsia="Arial" w:hAnsi="Arial"/>
-                <w:b/>
-                <w:bCs/>
-                <w:i w:val="false"/>
-                <w:iCs w:val="false"/>
-                <w:color w:val="000000"/>
-                <w:sz w:val="18"/>
-                <w:szCs w:val="18"/>
-              </w:rPr>
-              <w:t xml:space="preserve">Explain Phase</w:t>
+            <w:shd w:fill="FCE4D6" w:color="auto" w:val="clear"/>
+            <w:tcMar>
+              <w:top w:type="dxa" w:w="60"/>
+              <w:left w:type="dxa" w:w="120"/>
+              <w:bottom w:type="dxa" w:w="60"/>
+              <w:right w:type="dxa" w:w="120"/>
+            </w:tcMar>
+            <w:vAlign w:val="top"/>
+          </w:tcPr>
+          <w:p>
+            <w:pPr>
+              <w:spacing w:after="40" w:before="0"/>
+              <w:jc w:val="left"/>
+            </w:pPr>
+            <w:r>
+              <w:rPr>
+                <w:rFonts w:ascii="Arial" w:cs="Arial" w:eastAsia="Arial" w:hAnsi="Arial"/>
+                <w:b/>
+                <w:bCs/>
+                <w:i w:val="false"/>
+                <w:iCs w:val="false"/>
+                <w:color w:val="000000"/>
+                <w:sz w:val="18"/>
+                <w:szCs w:val="18"/>
+              </w:rPr>
+              <w:t xml:space="preserve">Driving Question Board (DQB) Creation</w:t>
             </w:r>
           </w:p>
           <w:p>
@@ -6911,7 +7217,7 @@
             <w:pPr>
               <w:spacing w:after="20" w:before="0"/>
             </w:pPr>
-            <w:hyperlink w:history="1" r:id="rId8pjy6eh3vjkfzbw-xk9fz">
+            <w:hyperlink w:history="1" r:id="rId41gv1nrfo6sftchoqxb7n">
               <w:r>
                 <w:rPr>
                   <w:rFonts w:ascii="Arial" w:cs="Arial" w:eastAsia="Arial" w:hAnsi="Arial"/>
@@ -6920,7 +7226,7 @@
                   <w:szCs w:val="16"/>
                   <w:u w:val="single" w:color="2E75B6"/>
                 </w:rPr>
-                <w:t xml:space="preserve">Prokaryotic and eukaryotic cells</w:t>
+                <w:t xml:space="preserve">Organelles in eukaryotic cells</w:t>
               </w:r>
             </w:hyperlink>
           </w:p>
@@ -6944,7 +7250,7 @@
               <w:spacing w:after="10" w:before="0"/>
               <w:ind w:left="120"/>
             </w:pPr>
-            <w:hyperlink w:history="1" r:id="rIda82ij0j05ampmlrmkpkmt">
+            <w:hyperlink w:history="1" r:id="rIdw6ao6rlqstivnmrsulstm">
               <w:r>
                 <w:rPr>
                   <w:rFonts w:ascii="Arial" w:cs="Arial" w:eastAsia="Arial" w:hAnsi="Arial"/>
@@ -6982,14 +7288,14 @@
                 <w:sz w:val="16"/>
                 <w:szCs w:val="16"/>
               </w:rPr>
-              <w:t xml:space="preserve">📖 HTML:</w:t>
+              <w:t xml:space="preserve">📖 EXERCISE:</w:t>
             </w:r>
           </w:p>
           <w:p>
             <w:pPr>
               <w:spacing w:after="20" w:before="0"/>
             </w:pPr>
-            <w:hyperlink w:history="1" r:id="rIdjkyhcu0tw0u4r-9v3xevr">
+            <w:hyperlink w:history="1" r:id="rId42wsmk_liivwotjqcqbc4">
               <w:r>
                 <w:rPr>
                   <w:rFonts w:ascii="Arial" w:cs="Arial" w:eastAsia="Arial" w:hAnsi="Arial"/>
@@ -6998,7 +7304,7 @@
                   <w:szCs w:val="16"/>
                   <w:u w:val="single" w:color="2E75B6"/>
                 </w:rPr>
-                <w:t xml:space="preserve">Cell Transport (Flexbook)</w:t>
+                <w:t xml:space="preserve">Prokaryotic and Eukaryotic Cells Practice</w:t>
               </w:r>
             </w:hyperlink>
           </w:p>
@@ -7022,7 +7328,7 @@
               <w:spacing w:after="10" w:before="0"/>
               <w:ind w:left="120"/>
             </w:pPr>
-            <w:hyperlink w:history="1" r:id="rIdu_scu7s2nobz9v0mkzxi2">
+            <w:hyperlink w:history="1" r:id="rIddwjuolxmp2kqicn1j9juz">
               <w:r>
                 <w:rPr>
                   <w:rFonts w:ascii="Arial" w:cs="Arial" w:eastAsia="Arial" w:hAnsi="Arial"/>
@@ -7064,7 +7370,7 @@
                 <w:sz w:val="18"/>
                 <w:szCs w:val="18"/>
               </w:rPr>
-              <w:t xml:space="preserve">Teacher delivers a focused 12-minute direct instruction sequence consolidating cell theory and the prokaryote/eukaryote distinction, explicitly correcting the most common card-sort errors observed. Learners annotate their ARES diagram resource cards using a colour-coding system: GREEN = present in both prokaryotes and eukaryotes, BLUE = eukaryotes only, RED = plant eukaryotes only. Learners then write a 4-sentence Claim–Evidence–Reasoning (CER) paragraph in their notebooks responding to: 'Use cell theory to explain how Amina's body was able to produce new skin cells to close the wound on her finger.'</w:t>
+              <w:t xml:space="preserve">Learners return to the class Driving Question Board displayed at the front. The anchoring driving question is re-read aloud together: 'Why do cells in our body look so different from each other — and how does the shape of a cell determine the job it can do?' Each learner writes one new sticky note to add to the board: either (a) a NEW question today's lesson raised for them, or (b) a statement of something today's lesson helped them understand that moves them closer to answering the driving question. Learners also place a star sticker next to any Lesson 1 question on the DQB that today's learning has begun to answer.</w:t>
             </w:r>
           </w:p>
         </w:tc>
@@ -7096,7 +7402,7 @@
                 <w:sz w:val="18"/>
                 <w:szCs w:val="18"/>
               </w:rPr>
-              <w:t xml:space="preserve">Begin with: 'Let me address what I saw during the card sort. Ribosomes — almost every group put these under Eukaryote only. Let's look at the diagram together.' Point to prokaryote diagram. 'Ribosomes are actually present in BOTH. This matters — it means even the simplest bacteria can make proteins. That's why bacteria in an infected wound can be so dangerous — they're making proteins too.' Deliver direct instruction on: (1) Three tenets of cell theory — write verbatim on board; (2) Key structural differences — nucleus membrane, organelles, DNA organisation; (3) Brief mention of Matthias Schleiden (botanist, studied plant cells), Theodor Schwann (studied animal cells), Rudolf Virchow ('Omnis cellula e cellula' — all cells from cells). Say: 'Now, using your colour-coded diagram, write a CER paragraph. Your CLAIM answers: How did Amina's body make new skin cells? Your EVIDENCE comes from Virchow's contribution. Your REASONING explains the mechanism.' WAIT TIME: Allow 8 minutes of silent writing. Circulate — if a learner is stuck, prompt: 'What did Virchow say about where new cells come from? Start there.' Cold-call 2 learners to read their CER aloud. After each, ask the class: 'Thumbs up if their Reasoning clearly connects cell theory to the phenomenon.'</w:t>
+              <w:t xml:space="preserve">Hand out sticky notes (two colours: yellow = new question, green = growing understanding). Say: 'We've been learning about cell theory and cell structure today. Look at our Driving Question Board. Has today's lesson answered any of the questions we put up in Lesson 1? If so, put a star on it. Then write your own note — either a new question or a sentence that shows your thinking has grown.' WAIT TIME: Allow 4 minutes of silent reflection. As learners post notes, read 3–4 aloud: 'Listen to this question from the back table: If all cells come from pre-existing cells, where did the FIRST cell come from? That is a brilliant scientific question that researchers still debate.' Point to the driving question: 'We still haven't answered the big one. Hold it. We'll get there.'</w:t>
             </w:r>
           </w:p>
         </w:tc>
@@ -7128,7 +7434,7 @@
                 <w:sz w:val="18"/>
                 <w:szCs w:val="18"/>
               </w:rPr>
-              <w:t xml:space="preserve">Colour-Coded Annotation: Transforms passive diagram study into an active categorisation task — colour coding makes structural patterns visible and supports retention of comparative features. CER Writing with Phenomenon Anchor: Forces learners to move from declarative knowledge ('Virchow said…') to explanatory knowledge ('Therefore Amina's body could…'), which is the core NGSS practice of Constructing Explanations.</w:t>
+              <w:t xml:space="preserve">DQB Iterative Update: Making thinking visible on a shared public board builds a classroom culture of scientific inquiry. Colour-coded note types (question vs. understanding) allow the teacher to track the ratio of confusion to consolidation across the class — a real-time class-level formative signal. Star-sticker annotation shows learners that science is a progressive process of question refinement, not one-shot answers.</w:t>
             </w:r>
           </w:p>
         </w:tc>
@@ -7160,7 +7466,7 @@
                 <w:sz w:val="18"/>
                 <w:szCs w:val="18"/>
               </w:rPr>
-              <w:t xml:space="preserve">Observable indicators: (1) Colour-coded diagrams — teacher checks that ribosomes are GREEN (not BLUE) and that cell wall is RED; any deviation is addressed individually. (2) CER paragraph must contain: a specific CLAIM sentence, at least one piece of EVIDENCE naming a scientist or tenet, and a REASONING sentence that uses the word 'therefore' or 'because' to connect to Amina's healing. Collect 6 notebooks (two from each ability group) at end of phase for rapid review.</w:t>
+              <w:t xml:space="preserve">Observable indicators: (1) Every learner posts at least one note — absence of a note flags disengagement or confusion requiring follow-up. (2) Green 'growing understanding' notes are checked for accuracy — a note reading 'I now understand that all cells are the same' is a misconception requiring correction before Lesson 3. (3) Teacher photographs the DQB at end of lesson for lesson-planning reference.</w:t>
             </w:r>
           </w:p>
         </w:tc>
@@ -7169,32 +7475,32 @@
         <w:tc>
           <w:tcPr>
             <w:tcW w:type="dxa" w:w="1520"/>
-            <w:shd w:fill="FCE4D6" w:color="auto" w:val="clear"/>
-            <w:tcMar>
-              <w:top w:type="dxa" w:w="60"/>
-              <w:left w:type="dxa" w:w="120"/>
-              <w:bottom w:type="dxa" w:w="60"/>
-              <w:right w:type="dxa" w:w="120"/>
-            </w:tcMar>
-            <w:vAlign w:val="top"/>
-          </w:tcPr>
-          <w:p>
-            <w:pPr>
-              <w:spacing w:after="40" w:before="0"/>
-              <w:jc w:val="left"/>
-            </w:pPr>
-            <w:r>
-              <w:rPr>
-                <w:rFonts w:ascii="Arial" w:cs="Arial" w:eastAsia="Arial" w:hAnsi="Arial"/>
-                <w:b/>
-                <w:bCs/>
-                <w:i w:val="false"/>
-                <w:iCs w:val="false"/>
-                <w:color w:val="000000"/>
-                <w:sz w:val="18"/>
-                <w:szCs w:val="18"/>
-              </w:rPr>
-              <w:t xml:space="preserve">Driving Question Board (DQB) Creation</w:t>
+            <w:shd w:fill="D5E8F0" w:color="auto" w:val="clear"/>
+            <w:tcMar>
+              <w:top w:type="dxa" w:w="60"/>
+              <w:left w:type="dxa" w:w="120"/>
+              <w:bottom w:type="dxa" w:w="60"/>
+              <w:right w:type="dxa" w:w="120"/>
+            </w:tcMar>
+            <w:vAlign w:val="top"/>
+          </w:tcPr>
+          <w:p>
+            <w:pPr>
+              <w:spacing w:after="40" w:before="0"/>
+              <w:jc w:val="left"/>
+            </w:pPr>
+            <w:r>
+              <w:rPr>
+                <w:rFonts w:ascii="Arial" w:cs="Arial" w:eastAsia="Arial" w:hAnsi="Arial"/>
+                <w:b/>
+                <w:bCs/>
+                <w:i w:val="false"/>
+                <w:iCs w:val="false"/>
+                <w:color w:val="000000"/>
+                <w:sz w:val="18"/>
+                <w:szCs w:val="18"/>
+              </w:rPr>
+              <w:t xml:space="preserve">Model Building Phase</w:t>
             </w:r>
           </w:p>
           <w:p>
@@ -7217,7 +7523,7 @@
             <w:pPr>
               <w:spacing w:after="20" w:before="0"/>
             </w:pPr>
-            <w:hyperlink w:history="1" r:id="rIdmuuhhnf9vfjtt88imcni7">
+            <w:hyperlink w:history="1" r:id="rId0udzcfxzqubuytwdghj6a">
               <w:r>
                 <w:rPr>
                   <w:rFonts w:ascii="Arial" w:cs="Arial" w:eastAsia="Arial" w:hAnsi="Arial"/>
@@ -7226,7 +7532,7 @@
                   <w:szCs w:val="16"/>
                   <w:u w:val="single" w:color="2E75B6"/>
                 </w:rPr>
-                <w:t xml:space="preserve">Prokaryotic and eukaryotic cells</w:t>
+                <w:t xml:space="preserve">Organelles in eukaryotic cells</w:t>
               </w:r>
             </w:hyperlink>
           </w:p>
@@ -7250,7 +7556,7 @@
               <w:spacing w:after="10" w:before="0"/>
               <w:ind w:left="120"/>
             </w:pPr>
-            <w:hyperlink w:history="1" r:id="rId2qqrchnyk19rxr3szqpbn">
+            <w:hyperlink w:history="1" r:id="rIdawqpjes85mjwwe-nfkh0d">
               <w:r>
                 <w:rPr>
                   <w:rFonts w:ascii="Arial" w:cs="Arial" w:eastAsia="Arial" w:hAnsi="Arial"/>
@@ -7288,14 +7594,14 @@
                 <w:sz w:val="16"/>
                 <w:szCs w:val="16"/>
               </w:rPr>
-              <w:t xml:space="preserve">📖 HTML:</w:t>
+              <w:t xml:space="preserve">📖 EXERCISE:</w:t>
             </w:r>
           </w:p>
           <w:p>
             <w:pPr>
               <w:spacing w:after="20" w:before="0"/>
             </w:pPr>
-            <w:hyperlink w:history="1" r:id="rIdfqss07spmyps4kpfu3ujw">
+            <w:hyperlink w:history="1" r:id="rIdrnf8ocqj3edt7lmzhde7q">
               <w:r>
                 <w:rPr>
                   <w:rFonts w:ascii="Arial" w:cs="Arial" w:eastAsia="Arial" w:hAnsi="Arial"/>
@@ -7304,7 +7610,7 @@
                   <w:szCs w:val="16"/>
                   <w:u w:val="single" w:color="2E75B6"/>
                 </w:rPr>
-                <w:t xml:space="preserve">Cell Transport (Flexbook)</w:t>
+                <w:t xml:space="preserve">Introduction to cells</w:t>
               </w:r>
             </w:hyperlink>
           </w:p>
@@ -7320,7 +7626,7 @@
                 <w:sz w:val="14"/>
                 <w:szCs w:val="14"/>
               </w:rPr>
-              <w:t xml:space="preserve">Source: CK-12</w:t>
+              <w:t xml:space="preserve">Source: Khan Academy (English - US curriculum)</w:t>
             </w:r>
           </w:p>
           <w:p>
@@ -7328,313 +7634,7 @@
               <w:spacing w:after="10" w:before="0"/>
               <w:ind w:left="120"/>
             </w:pPr>
-            <w:hyperlink w:history="1" r:id="rId_6jnjxogqlelxk1ufjwr7">
-              <w:r>
-                <w:rPr>
-                  <w:rFonts w:ascii="Arial" w:cs="Arial" w:eastAsia="Arial" w:hAnsi="Arial"/>
-                  <w:color w:val="595959"/>
-                  <w:sz w:val="14"/>
-                  <w:szCs w:val="14"/>
-                  <w:u w:val="single" w:color="595959"/>
-                </w:rPr>
-                <w:t xml:space="preserve">🔍 Search ARES for similar readings</w:t>
-              </w:r>
-            </w:hyperlink>
-          </w:p>
-        </w:tc>
-        <w:tc>
-          <w:tcPr>
-            <w:tcW w:type="dxa" w:w="3040"/>
-            <w:shd w:fill="FFFFFF" w:color="auto" w:val="clear"/>
-            <w:tcMar>
-              <w:top w:type="dxa" w:w="60"/>
-              <w:left w:type="dxa" w:w="120"/>
-              <w:bottom w:type="dxa" w:w="60"/>
-              <w:right w:type="dxa" w:w="120"/>
-            </w:tcMar>
-            <w:vAlign w:val="top"/>
-          </w:tcPr>
-          <w:p>
-            <w:pPr>
-              <w:spacing w:after="40" w:before="0"/>
-              <w:jc w:val="left"/>
-            </w:pPr>
-            <w:r>
-              <w:rPr>
-                <w:rFonts w:ascii="Arial" w:cs="Arial" w:eastAsia="Arial" w:hAnsi="Arial"/>
-                <w:b w:val="false"/>
-                <w:bCs w:val="false"/>
-                <w:i w:val="false"/>
-                <w:iCs w:val="false"/>
-                <w:color w:val="000000"/>
-                <w:sz w:val="18"/>
-                <w:szCs w:val="18"/>
-              </w:rPr>
-              <w:t xml:space="preserve">Learners return to the class Driving Question Board displayed at the front. The anchoring driving question is re-read aloud together: 'Why do cells in our body look so different from each other — and how does the shape of a cell determine the job it can do?' Each learner writes one new sticky note to add to the board: either (a) a NEW question today's lesson raised for them, or (b) a statement of something today's lesson helped them understand that moves them closer to answering the driving question. Learners also place a star sticker next to any Lesson 1 question on the DQB that today's learning has begun to answer.</w:t>
-            </w:r>
-          </w:p>
-        </w:tc>
-        <w:tc>
-          <w:tcPr>
-            <w:tcW w:type="dxa" w:w="3040"/>
-            <w:shd w:fill="F2F2F2" w:color="auto" w:val="clear"/>
-            <w:tcMar>
-              <w:top w:type="dxa" w:w="60"/>
-              <w:left w:type="dxa" w:w="120"/>
-              <w:bottom w:type="dxa" w:w="60"/>
-              <w:right w:type="dxa" w:w="120"/>
-            </w:tcMar>
-            <w:vAlign w:val="top"/>
-          </w:tcPr>
-          <w:p>
-            <w:pPr>
-              <w:spacing w:after="40" w:before="0"/>
-              <w:jc w:val="left"/>
-            </w:pPr>
-            <w:r>
-              <w:rPr>
-                <w:rFonts w:ascii="Arial" w:cs="Arial" w:eastAsia="Arial" w:hAnsi="Arial"/>
-                <w:b w:val="false"/>
-                <w:bCs w:val="false"/>
-                <w:i w:val="false"/>
-                <w:iCs w:val="false"/>
-                <w:color w:val="000000"/>
-                <w:sz w:val="18"/>
-                <w:szCs w:val="18"/>
-              </w:rPr>
-              <w:t xml:space="preserve">Hand out sticky notes (two colours: yellow = new question, green = growing understanding). Say: 'We've been learning about cell theory and cell structure today. Look at our Driving Question Board. Has today's lesson answered any of the questions we put up in Lesson 1? If so, put a star on it. Then write your own note — either a new question or a sentence that shows your thinking has grown.' WAIT TIME: Allow 4 minutes of silent reflection. As learners post notes, read 3–4 aloud: 'Listen to this question from the back table: If all cells come from pre-existing cells, where did the FIRST cell come from? That is a brilliant scientific question that researchers still debate.' Point to the driving question: 'We still haven't answered the big one. Hold it. We'll get there.'</w:t>
-            </w:r>
-          </w:p>
-        </w:tc>
-        <w:tc>
-          <w:tcPr>
-            <w:tcW w:type="dxa" w:w="3040"/>
-            <w:shd w:fill="FFFFFF" w:color="auto" w:val="clear"/>
-            <w:tcMar>
-              <w:top w:type="dxa" w:w="60"/>
-              <w:left w:type="dxa" w:w="120"/>
-              <w:bottom w:type="dxa" w:w="60"/>
-              <w:right w:type="dxa" w:w="120"/>
-            </w:tcMar>
-            <w:vAlign w:val="top"/>
-          </w:tcPr>
-          <w:p>
-            <w:pPr>
-              <w:spacing w:after="40" w:before="0"/>
-              <w:jc w:val="left"/>
-            </w:pPr>
-            <w:r>
-              <w:rPr>
-                <w:rFonts w:ascii="Arial" w:cs="Arial" w:eastAsia="Arial" w:hAnsi="Arial"/>
-                <w:b w:val="false"/>
-                <w:bCs w:val="false"/>
-                <w:i w:val="false"/>
-                <w:iCs w:val="false"/>
-                <w:color w:val="000000"/>
-                <w:sz w:val="18"/>
-                <w:szCs w:val="18"/>
-              </w:rPr>
-              <w:t xml:space="preserve">DQB Iterative Update: Making thinking visible on a shared public board builds a classroom culture of scientific inquiry. Colour-coded note types (question vs. understanding) allow the teacher to track the ratio of confusion to consolidation across the class — a real-time class-level formative signal. Star-sticker annotation shows learners that science is a progressive process of question refinement, not one-shot answers.</w:t>
-            </w:r>
-          </w:p>
-        </w:tc>
-        <w:tc>
-          <w:tcPr>
-            <w:tcW w:type="dxa" w:w="3040"/>
-            <w:shd w:fill="F2F2F2" w:color="auto" w:val="clear"/>
-            <w:tcMar>
-              <w:top w:type="dxa" w:w="60"/>
-              <w:left w:type="dxa" w:w="120"/>
-              <w:bottom w:type="dxa" w:w="60"/>
-              <w:right w:type="dxa" w:w="120"/>
-            </w:tcMar>
-            <w:vAlign w:val="top"/>
-          </w:tcPr>
-          <w:p>
-            <w:pPr>
-              <w:spacing w:after="40" w:before="0"/>
-              <w:jc w:val="left"/>
-            </w:pPr>
-            <w:r>
-              <w:rPr>
-                <w:rFonts w:ascii="Arial" w:cs="Arial" w:eastAsia="Arial" w:hAnsi="Arial"/>
-                <w:b w:val="false"/>
-                <w:bCs w:val="false"/>
-                <w:i w:val="false"/>
-                <w:iCs w:val="false"/>
-                <w:color w:val="000000"/>
-                <w:sz w:val="18"/>
-                <w:szCs w:val="18"/>
-              </w:rPr>
-              <w:t xml:space="preserve">Observable indicators: (1) Every learner posts at least one note — absence of a note flags disengagement or confusion requiring follow-up. (2) Green 'growing understanding' notes are checked for accuracy — a note reading 'I now understand that all cells are the same' is a misconception requiring correction before Lesson 3. (3) Teacher photographs the DQB at end of lesson for lesson-planning reference.</w:t>
-            </w:r>
-          </w:p>
-        </w:tc>
-      </w:tr>
-      <w:tr>
-        <w:tc>
-          <w:tcPr>
-            <w:tcW w:type="dxa" w:w="1520"/>
-            <w:shd w:fill="D5E8F0" w:color="auto" w:val="clear"/>
-            <w:tcMar>
-              <w:top w:type="dxa" w:w="60"/>
-              <w:left w:type="dxa" w:w="120"/>
-              <w:bottom w:type="dxa" w:w="60"/>
-              <w:right w:type="dxa" w:w="120"/>
-            </w:tcMar>
-            <w:vAlign w:val="top"/>
-          </w:tcPr>
-          <w:p>
-            <w:pPr>
-              <w:spacing w:after="40" w:before="0"/>
-              <w:jc w:val="left"/>
-            </w:pPr>
-            <w:r>
-              <w:rPr>
-                <w:rFonts w:ascii="Arial" w:cs="Arial" w:eastAsia="Arial" w:hAnsi="Arial"/>
-                <w:b/>
-                <w:bCs/>
-                <w:i w:val="false"/>
-                <w:iCs w:val="false"/>
-                <w:color w:val="000000"/>
-                <w:sz w:val="18"/>
-                <w:szCs w:val="18"/>
-              </w:rPr>
-              <w:t xml:space="preserve">Model Building Phase</w:t>
-            </w:r>
-          </w:p>
-          <w:p>
-            <w:pPr>
-              <w:spacing w:after="20" w:before="0"/>
-            </w:pPr>
-            <w:r>
-              <w:rPr>
-                <w:rFonts w:ascii="Arial" w:cs="Arial" w:eastAsia="Arial" w:hAnsi="Arial"/>
-                <w:b/>
-                <w:bCs/>
-                <w:color w:val="1F3864"/>
-                <w:sz w:val="16"/>
-                <w:szCs w:val="16"/>
-              </w:rPr>
-              <w:t xml:space="preserve">📹 VIDEO:</w:t>
-            </w:r>
-          </w:p>
-          <w:p>
-            <w:pPr>
-              <w:spacing w:after="20" w:before="0"/>
-            </w:pPr>
-            <w:hyperlink w:history="1" r:id="rIdlxoxucnsqlzogtmvt0zwi">
-              <w:r>
-                <w:rPr>
-                  <w:rFonts w:ascii="Arial" w:cs="Arial" w:eastAsia="Arial" w:hAnsi="Arial"/>
-                  <w:color w:val="2E75B6"/>
-                  <w:sz w:val="16"/>
-                  <w:szCs w:val="16"/>
-                  <w:u w:val="single" w:color="2E75B6"/>
-                </w:rPr>
-                <w:t xml:space="preserve">Prokaryotic and eukaryotic cells</w:t>
-              </w:r>
-            </w:hyperlink>
-          </w:p>
-          <w:p>
-            <w:pPr>
-              <w:spacing w:after="10" w:before="0"/>
-              <w:ind w:left="120"/>
-            </w:pPr>
-            <w:r>
-              <w:rPr>
-                <w:rFonts w:ascii="Arial" w:cs="Arial" w:eastAsia="Arial" w:hAnsi="Arial"/>
-                <w:color w:val="595959"/>
-                <w:sz w:val="14"/>
-                <w:szCs w:val="14"/>
-              </w:rPr>
-              <w:t xml:space="preserve">Source: Khan Academy (English - US curriculum)</w:t>
-            </w:r>
-          </w:p>
-          <w:p>
-            <w:pPr>
-              <w:spacing w:after="10" w:before="0"/>
-              <w:ind w:left="120"/>
-            </w:pPr>
-            <w:hyperlink w:history="1" r:id="rIde8coks_facv_srioxvd_4">
-              <w:r>
-                <w:rPr>
-                  <w:rFonts w:ascii="Arial" w:cs="Arial" w:eastAsia="Arial" w:hAnsi="Arial"/>
-                  <w:color w:val="595959"/>
-                  <w:sz w:val="14"/>
-                  <w:szCs w:val="14"/>
-                  <w:u w:val="single" w:color="595959"/>
-                </w:rPr>
-                <w:t xml:space="preserve">🔍 Search ARES for similar videos</w:t>
-              </w:r>
-            </w:hyperlink>
-          </w:p>
-          <w:p>
-            <w:pPr>
-              <w:spacing w:after="40" w:before="0"/>
-            </w:pPr>
-            <w:r>
-              <w:rPr>
-                <w:sz w:val="14"/>
-                <w:szCs w:val="14"/>
-              </w:rPr>
-              <w:t xml:space="preserve"/>
-            </w:r>
-          </w:p>
-          <w:p>
-            <w:pPr>
-              <w:spacing w:after="20" w:before="0"/>
-            </w:pPr>
-            <w:r>
-              <w:rPr>
-                <w:rFonts w:ascii="Arial" w:cs="Arial" w:eastAsia="Arial" w:hAnsi="Arial"/>
-                <w:b/>
-                <w:bCs/>
-                <w:color w:val="1F3864"/>
-                <w:sz w:val="16"/>
-                <w:szCs w:val="16"/>
-              </w:rPr>
-              <w:t xml:space="preserve">📖 HTML:</w:t>
-            </w:r>
-          </w:p>
-          <w:p>
-            <w:pPr>
-              <w:spacing w:after="20" w:before="0"/>
-            </w:pPr>
-            <w:hyperlink w:history="1" r:id="rIdlojnu-wnph8ifze9ahzqx">
-              <w:r>
-                <w:rPr>
-                  <w:rFonts w:ascii="Arial" w:cs="Arial" w:eastAsia="Arial" w:hAnsi="Arial"/>
-                  <w:color w:val="2E75B6"/>
-                  <w:sz w:val="16"/>
-                  <w:szCs w:val="16"/>
-                  <w:u w:val="single" w:color="2E75B6"/>
-                </w:rPr>
-                <w:t xml:space="preserve">Cell Transport (Flexbook)</w:t>
-              </w:r>
-            </w:hyperlink>
-          </w:p>
-          <w:p>
-            <w:pPr>
-              <w:spacing w:after="10" w:before="0"/>
-              <w:ind w:left="120"/>
-            </w:pPr>
-            <w:r>
-              <w:rPr>
-                <w:rFonts w:ascii="Arial" w:cs="Arial" w:eastAsia="Arial" w:hAnsi="Arial"/>
-                <w:color w:val="595959"/>
-                <w:sz w:val="14"/>
-                <w:szCs w:val="14"/>
-              </w:rPr>
-              <w:t xml:space="preserve">Source: CK-12</w:t>
-            </w:r>
-          </w:p>
-          <w:p>
-            <w:pPr>
-              <w:spacing w:after="10" w:before="0"/>
-              <w:ind w:left="120"/>
-            </w:pPr>
-            <w:hyperlink w:history="1" r:id="rIdzc1m2mkufs1dfzkyyvf3q">
+            <w:hyperlink w:history="1" r:id="rIddl4v2h20i-yfhqpthmfsp">
               <w:r>
                 <w:rPr>
                   <w:rFonts w:ascii="Arial" w:cs="Arial" w:eastAsia="Arial" w:hAnsi="Arial"/>
@@ -9121,7 +9121,7 @@
             <w:pPr>
               <w:spacing w:after="20" w:before="0"/>
             </w:pPr>
-            <w:hyperlink w:history="1" r:id="rIduda7nk3rvyyxkwvdkzj8_">
+            <w:hyperlink w:history="1" r:id="rIdmdjgikhi6pjcciihywkpb">
               <w:r>
                 <w:rPr>
                   <w:rFonts w:ascii="Arial" w:cs="Arial" w:eastAsia="Arial" w:hAnsi="Arial"/>
@@ -9154,7 +9154,7 @@
               <w:spacing w:after="10" w:before="0"/>
               <w:ind w:left="120"/>
             </w:pPr>
-            <w:hyperlink w:history="1" r:id="rIdqj6aoidzodse6sl4xbcns">
+            <w:hyperlink w:history="1" r:id="rIdmpunjx35qzc6yjg4f2osa">
               <w:r>
                 <w:rPr>
                   <w:rFonts w:ascii="Arial" w:cs="Arial" w:eastAsia="Arial" w:hAnsi="Arial"/>
@@ -9192,14 +9192,14 @@
                 <w:sz w:val="16"/>
                 <w:szCs w:val="16"/>
               </w:rPr>
-              <w:t xml:space="preserve">📖 HTML:</w:t>
+              <w:t xml:space="preserve">📖 EXERCISE:</w:t>
             </w:r>
           </w:p>
           <w:p>
             <w:pPr>
               <w:spacing w:after="20" w:before="0"/>
             </w:pPr>
-            <w:hyperlink w:history="1" r:id="rIdjbhbge-v-xiw3ohapiwyf">
+            <w:hyperlink w:history="1" r:id="rIdev9yegbgyvjplygp6wnsd">
               <w:r>
                 <w:rPr>
                   <w:rFonts w:ascii="Arial" w:cs="Arial" w:eastAsia="Arial" w:hAnsi="Arial"/>
@@ -9208,7 +9208,7 @@
                   <w:szCs w:val="16"/>
                   <w:u w:val="single" w:color="2E75B6"/>
                 </w:rPr>
-                <w:t xml:space="preserve">Prokaryote Evolution (Flexbook)</w:t>
+                <w:t xml:space="preserve">Prokaryotes and eukaryotes</w:t>
               </w:r>
             </w:hyperlink>
           </w:p>
@@ -9224,7 +9224,7 @@
                 <w:sz w:val="14"/>
                 <w:szCs w:val="14"/>
               </w:rPr>
-              <w:t xml:space="preserve">Source: CK-12</w:t>
+              <w:t xml:space="preserve">Source: Khan Academy (English - US curriculum)</w:t>
             </w:r>
           </w:p>
           <w:p>
@@ -9232,7 +9232,7 @@
               <w:spacing w:after="10" w:before="0"/>
               <w:ind w:left="120"/>
             </w:pPr>
-            <w:hyperlink w:history="1" r:id="rId0rwcgxb2wdsgyqq7p8d3u">
+            <w:hyperlink w:history="1" r:id="rId2ogxym8nw5fnau9sdtu6y">
               <w:r>
                 <w:rPr>
                   <w:rFonts w:ascii="Arial" w:cs="Arial" w:eastAsia="Arial" w:hAnsi="Arial"/>
@@ -9427,7 +9427,619 @@
             <w:pPr>
               <w:spacing w:after="20" w:before="0"/>
             </w:pPr>
-            <w:hyperlink w:history="1" r:id="rIdwqmtss3yxjwthet_9rpbt">
+            <w:hyperlink w:history="1" r:id="rIdmodnboibqnudi_4xq2q-k">
+              <w:r>
+                <w:rPr>
+                  <w:rFonts w:ascii="Arial" w:cs="Arial" w:eastAsia="Arial" w:hAnsi="Arial"/>
+                  <w:color w:val="2E75B6"/>
+                  <w:sz w:val="16"/>
+                  <w:szCs w:val="16"/>
+                  <w:u w:val="single" w:color="2E75B6"/>
+                </w:rPr>
+                <w:t xml:space="preserve">Organelles in eukaryotic cells</w:t>
+              </w:r>
+            </w:hyperlink>
+          </w:p>
+          <w:p>
+            <w:pPr>
+              <w:spacing w:after="10" w:before="0"/>
+              <w:ind w:left="120"/>
+            </w:pPr>
+            <w:r>
+              <w:rPr>
+                <w:rFonts w:ascii="Arial" w:cs="Arial" w:eastAsia="Arial" w:hAnsi="Arial"/>
+                <w:color w:val="595959"/>
+                <w:sz w:val="14"/>
+                <w:szCs w:val="14"/>
+              </w:rPr>
+              <w:t xml:space="preserve">Source: Khan Academy (English - US curriculum)</w:t>
+            </w:r>
+          </w:p>
+          <w:p>
+            <w:pPr>
+              <w:spacing w:after="10" w:before="0"/>
+              <w:ind w:left="120"/>
+            </w:pPr>
+            <w:hyperlink w:history="1" r:id="rId9begderd5kpqyktrovmc3">
+              <w:r>
+                <w:rPr>
+                  <w:rFonts w:ascii="Arial" w:cs="Arial" w:eastAsia="Arial" w:hAnsi="Arial"/>
+                  <w:color w:val="595959"/>
+                  <w:sz w:val="14"/>
+                  <w:szCs w:val="14"/>
+                  <w:u w:val="single" w:color="595959"/>
+                </w:rPr>
+                <w:t xml:space="preserve">🔍 Search ARES for similar videos</w:t>
+              </w:r>
+            </w:hyperlink>
+          </w:p>
+          <w:p>
+            <w:pPr>
+              <w:spacing w:after="40" w:before="0"/>
+            </w:pPr>
+            <w:r>
+              <w:rPr>
+                <w:sz w:val="14"/>
+                <w:szCs w:val="14"/>
+              </w:rPr>
+              <w:t xml:space="preserve"/>
+            </w:r>
+          </w:p>
+          <w:p>
+            <w:pPr>
+              <w:spacing w:after="20" w:before="0"/>
+            </w:pPr>
+            <w:r>
+              <w:rPr>
+                <w:rFonts w:ascii="Arial" w:cs="Arial" w:eastAsia="Arial" w:hAnsi="Arial"/>
+                <w:b/>
+                <w:bCs/>
+                <w:color w:val="1F3864"/>
+                <w:sz w:val="16"/>
+                <w:szCs w:val="16"/>
+              </w:rPr>
+              <w:t xml:space="preserve">📖 HTML:</w:t>
+            </w:r>
+          </w:p>
+          <w:p>
+            <w:pPr>
+              <w:spacing w:after="20" w:before="0"/>
+            </w:pPr>
+            <w:hyperlink w:history="1" r:id="rIdw1fm3opvwi8kovzddcdjc">
+              <w:r>
+                <w:rPr>
+                  <w:rFonts w:ascii="Arial" w:cs="Arial" w:eastAsia="Arial" w:hAnsi="Arial"/>
+                  <w:color w:val="2E75B6"/>
+                  <w:sz w:val="16"/>
+                  <w:szCs w:val="16"/>
+                  <w:u w:val="single" w:color="2E75B6"/>
+                </w:rPr>
+                <w:t xml:space="preserve">Prokaryotic and Eukaryotic Cells (Flexbook)</w:t>
+              </w:r>
+            </w:hyperlink>
+          </w:p>
+          <w:p>
+            <w:pPr>
+              <w:spacing w:after="10" w:before="0"/>
+              <w:ind w:left="120"/>
+            </w:pPr>
+            <w:r>
+              <w:rPr>
+                <w:rFonts w:ascii="Arial" w:cs="Arial" w:eastAsia="Arial" w:hAnsi="Arial"/>
+                <w:color w:val="595959"/>
+                <w:sz w:val="14"/>
+                <w:szCs w:val="14"/>
+              </w:rPr>
+              <w:t xml:space="preserve">Source: CK-12</w:t>
+            </w:r>
+          </w:p>
+          <w:p>
+            <w:pPr>
+              <w:spacing w:after="10" w:before="0"/>
+              <w:ind w:left="120"/>
+            </w:pPr>
+            <w:hyperlink w:history="1" r:id="rIdsjqkhykr_kpcg3y7ztbpy">
+              <w:r>
+                <w:rPr>
+                  <w:rFonts w:ascii="Arial" w:cs="Arial" w:eastAsia="Arial" w:hAnsi="Arial"/>
+                  <w:color w:val="595959"/>
+                  <w:sz w:val="14"/>
+                  <w:szCs w:val="14"/>
+                  <w:u w:val="single" w:color="595959"/>
+                </w:rPr>
+                <w:t xml:space="preserve">🔍 Search ARES for similar readings</w:t>
+              </w:r>
+            </w:hyperlink>
+          </w:p>
+        </w:tc>
+        <w:tc>
+          <w:tcPr>
+            <w:tcW w:type="dxa" w:w="3040"/>
+            <w:shd w:fill="FFFFFF" w:color="auto" w:val="clear"/>
+            <w:tcMar>
+              <w:top w:type="dxa" w:w="60"/>
+              <w:left w:type="dxa" w:w="120"/>
+              <w:bottom w:type="dxa" w:w="60"/>
+              <w:right w:type="dxa" w:w="120"/>
+            </w:tcMar>
+            <w:vAlign w:val="top"/>
+          </w:tcPr>
+          <w:p>
+            <w:pPr>
+              <w:spacing w:after="40" w:before="0"/>
+              <w:jc w:val="left"/>
+            </w:pPr>
+            <w:r>
+              <w:rPr>
+                <w:rFonts w:ascii="Arial" w:cs="Arial" w:eastAsia="Arial" w:hAnsi="Arial"/>
+                <w:b w:val="false"/>
+                <w:bCs w:val="false"/>
+                <w:i w:val="false"/>
+                <w:iCs w:val="false"/>
+                <w:color w:val="000000"/>
+                <w:sz w:val="18"/>
+                <w:szCs w:val="18"/>
+              </w:rPr>
+              <w:t xml:space="preserve">Teacher distributes (or projects) two large, clearly labelled diagrams side by side: (1) E. coli — a prokaryote responsible for food poisoning in poorly stored nyama choma, labelled with: cell wall (peptidoglycan), plasma membrane, cytoplasm, ribosomes, circular DNA (nucleoid region — no nuclear membrane), flagellum, approximate size 1–5 micrometres; (2) Human cheek cell — a eukaryote, labelled with: cell membrane, cytoplasm, nucleus with nuclear membrane, mitochondria, ribosomes, rough endoplasmic reticulum, approximate size 10–100 micrometres. Learners are given a structured comparison table (pre-printed or drawn in notebooks) with the following rows: Feature | E. coli (Prokaryote) | Human Cheek Cell (Eukaryote). Features listed: Presence of membrane-bound nucleus; Membrane-bound organelles present; Approximate size; Cell wall (present or absent; composition); Genetic material location. Learners work individually for 4 minutes to complete the table using the diagrams only — no teacher input during this phase. They then compare answers with a partner for 1 minute before a whole-class review.</w:t>
+            </w:r>
+          </w:p>
+        </w:tc>
+        <w:tc>
+          <w:tcPr>
+            <w:tcW w:type="dxa" w:w="3040"/>
+            <w:shd w:fill="F2F2F2" w:color="auto" w:val="clear"/>
+            <w:tcMar>
+              <w:top w:type="dxa" w:w="60"/>
+              <w:left w:type="dxa" w:w="120"/>
+              <w:bottom w:type="dxa" w:w="60"/>
+              <w:right w:type="dxa" w:w="120"/>
+            </w:tcMar>
+            <w:vAlign w:val="top"/>
+          </w:tcPr>
+          <w:p>
+            <w:pPr>
+              <w:spacing w:after="40" w:before="0"/>
+              <w:jc w:val="left"/>
+            </w:pPr>
+            <w:r>
+              <w:rPr>
+                <w:rFonts w:ascii="Arial" w:cs="Arial" w:eastAsia="Arial" w:hAnsi="Arial"/>
+                <w:b w:val="false"/>
+                <w:bCs w:val="false"/>
+                <w:i w:val="false"/>
+                <w:iCs w:val="false"/>
+                <w:color w:val="000000"/>
+                <w:sz w:val="18"/>
+                <w:szCs w:val="18"/>
+              </w:rPr>
+              <w:t xml:space="preserve">Teacher introduces the diagrams by contextualising E. coli: 'E. coli is a bacterium. In Kenya, it has been linked to food poisoning cases from nyama choma that is left out too long at a roadside kiosk in Nairobi or Mombasa. It is very small — about 2 micrometres. Amina would not see it, but her white blood cells would find it. Now, let us look carefully at how it is built compared to her own cheek cell.' Teacher models how to read one row of the comparison table using the first feature only: 'I look at the E. coli diagram — I can see DNA here, but is there a membrane around it? No. So I write: no membrane-bound nucleus. Now you complete the rest.' Teacher sets a 4-minute individual work timer and circulates silently, observing tables without correcting. After 4 minutes: 'Compare your table with your partner. If you disagree on any row, put a small question mark — we will sort it out together.' After 1 minute of partner comparison, teacher leads whole-class review row by row using cold-call: 'Wanjiku, what did you write for membrane-bound organelles in E. coli?' WAIT TIME: 5 seconds minimum before prompting. Teacher confirms correct answers and addresses misconceptions immediately, especially the common confusion between ribosomes (present in both, not membrane-bound) and membrane-bound organelles (absent in prokaryotes).</w:t>
+            </w:r>
+          </w:p>
+        </w:tc>
+        <w:tc>
+          <w:tcPr>
+            <w:tcW w:type="dxa" w:w="3040"/>
+            <w:shd w:fill="FFFFFF" w:color="auto" w:val="clear"/>
+            <w:tcMar>
+              <w:top w:type="dxa" w:w="60"/>
+              <w:left w:type="dxa" w:w="120"/>
+              <w:bottom w:type="dxa" w:w="60"/>
+              <w:right w:type="dxa" w:w="120"/>
+            </w:tcMar>
+            <w:vAlign w:val="top"/>
+          </w:tcPr>
+          <w:p>
+            <w:pPr>
+              <w:spacing w:after="40" w:before="0"/>
+              <w:jc w:val="left"/>
+            </w:pPr>
+            <w:r>
+              <w:rPr>
+                <w:rFonts w:ascii="Arial" w:cs="Arial" w:eastAsia="Arial" w:hAnsi="Arial"/>
+                <w:b w:val="false"/>
+                <w:bCs w:val="false"/>
+                <w:i w:val="false"/>
+                <w:iCs w:val="false"/>
+                <w:color w:val="000000"/>
+                <w:sz w:val="18"/>
+                <w:szCs w:val="18"/>
+              </w:rPr>
+              <w:t xml:space="preserve">Diagram analysis with a structured comparison table is a disciplinary core practice in biology. The table format reduces cognitive load and ensures all learners engage with the same four structural features simultaneously. The individual-then-partner-then-whole-class sequence (I Do briefly, You Do, We Check) builds confidence before public sharing.</w:t>
+            </w:r>
+          </w:p>
+        </w:tc>
+        <w:tc>
+          <w:tcPr>
+            <w:tcW w:type="dxa" w:w="3040"/>
+            <w:shd w:fill="F2F2F2" w:color="auto" w:val="clear"/>
+            <w:tcMar>
+              <w:top w:type="dxa" w:w="60"/>
+              <w:left w:type="dxa" w:w="120"/>
+              <w:bottom w:type="dxa" w:w="60"/>
+              <w:right w:type="dxa" w:w="120"/>
+            </w:tcMar>
+            <w:vAlign w:val="top"/>
+          </w:tcPr>
+          <w:p>
+            <w:pPr>
+              <w:spacing w:after="40" w:before="0"/>
+              <w:jc w:val="left"/>
+            </w:pPr>
+            <w:r>
+              <w:rPr>
+                <w:rFonts w:ascii="Arial" w:cs="Arial" w:eastAsia="Arial" w:hAnsi="Arial"/>
+                <w:b w:val="false"/>
+                <w:bCs w:val="false"/>
+                <w:i w:val="false"/>
+                <w:iCs w:val="false"/>
+                <w:color w:val="000000"/>
+                <w:sz w:val="18"/>
+                <w:szCs w:val="18"/>
+              </w:rPr>
+              <w:t xml:space="preserve">Teacher scans comparison tables during circulation. Key diagnostic questions: Are learners correctly identifying the nucleoid region as distinct from a membrane-bound nucleus? Are they noting that ribosomes appear in both cells? These are the two highest-frequency errors. Teacher makes a mental note of two or three specific misconceptions to address during cold-call review.</w:t>
+            </w:r>
+          </w:p>
+        </w:tc>
+      </w:tr>
+      <w:tr>
+        <w:tc>
+          <w:tcPr>
+            <w:tcW w:type="dxa" w:w="1520"/>
+            <w:shd w:fill="E2EFDA" w:color="auto" w:val="clear"/>
+            <w:tcMar>
+              <w:top w:type="dxa" w:w="60"/>
+              <w:left w:type="dxa" w:w="120"/>
+              <w:bottom w:type="dxa" w:w="60"/>
+              <w:right w:type="dxa" w:w="120"/>
+            </w:tcMar>
+            <w:vAlign w:val="top"/>
+          </w:tcPr>
+          <w:p>
+            <w:pPr>
+              <w:spacing w:after="40" w:before="0"/>
+              <w:jc w:val="left"/>
+            </w:pPr>
+            <w:r>
+              <w:rPr>
+                <w:rFonts w:ascii="Arial" w:cs="Arial" w:eastAsia="Arial" w:hAnsi="Arial"/>
+                <w:b/>
+                <w:bCs/>
+                <w:i w:val="false"/>
+                <w:iCs w:val="false"/>
+                <w:color w:val="000000"/>
+                <w:sz w:val="18"/>
+                <w:szCs w:val="18"/>
+              </w:rPr>
+              <w:t xml:space="preserve">Explain Phase</w:t>
+            </w:r>
+          </w:p>
+          <w:p>
+            <w:pPr>
+              <w:spacing w:after="20" w:before="0"/>
+            </w:pPr>
+            <w:r>
+              <w:rPr>
+                <w:rFonts w:ascii="Arial" w:cs="Arial" w:eastAsia="Arial" w:hAnsi="Arial"/>
+                <w:b/>
+                <w:bCs/>
+                <w:color w:val="1F3864"/>
+                <w:sz w:val="16"/>
+                <w:szCs w:val="16"/>
+              </w:rPr>
+              <w:t xml:space="preserve">📹 VIDEO:</w:t>
+            </w:r>
+          </w:p>
+          <w:p>
+            <w:pPr>
+              <w:spacing w:after="20" w:before="0"/>
+            </w:pPr>
+            <w:hyperlink w:history="1" r:id="rIdcebunxutuph5wj329qin2">
+              <w:r>
+                <w:rPr>
+                  <w:rFonts w:ascii="Arial" w:cs="Arial" w:eastAsia="Arial" w:hAnsi="Arial"/>
+                  <w:color w:val="2E75B6"/>
+                  <w:sz w:val="16"/>
+                  <w:szCs w:val="16"/>
+                  <w:u w:val="single" w:color="2E75B6"/>
+                </w:rPr>
+                <w:t xml:space="preserve">Endosymbiosis theory</w:t>
+              </w:r>
+            </w:hyperlink>
+          </w:p>
+          <w:p>
+            <w:pPr>
+              <w:spacing w:after="10" w:before="0"/>
+              <w:ind w:left="120"/>
+            </w:pPr>
+            <w:r>
+              <w:rPr>
+                <w:rFonts w:ascii="Arial" w:cs="Arial" w:eastAsia="Arial" w:hAnsi="Arial"/>
+                <w:color w:val="595959"/>
+                <w:sz w:val="14"/>
+                <w:szCs w:val="14"/>
+              </w:rPr>
+              <w:t xml:space="preserve">Source: Khan Academy (English - US curriculum)</w:t>
+            </w:r>
+          </w:p>
+          <w:p>
+            <w:pPr>
+              <w:spacing w:after="10" w:before="0"/>
+              <w:ind w:left="120"/>
+            </w:pPr>
+            <w:hyperlink w:history="1" r:id="rIdtfmejt32otcrf6aqxjn-n">
+              <w:r>
+                <w:rPr>
+                  <w:rFonts w:ascii="Arial" w:cs="Arial" w:eastAsia="Arial" w:hAnsi="Arial"/>
+                  <w:color w:val="595959"/>
+                  <w:sz w:val="14"/>
+                  <w:szCs w:val="14"/>
+                  <w:u w:val="single" w:color="595959"/>
+                </w:rPr>
+                <w:t xml:space="preserve">🔍 Search ARES for similar videos</w:t>
+              </w:r>
+            </w:hyperlink>
+          </w:p>
+          <w:p>
+            <w:pPr>
+              <w:spacing w:after="40" w:before="0"/>
+            </w:pPr>
+            <w:r>
+              <w:rPr>
+                <w:sz w:val="14"/>
+                <w:szCs w:val="14"/>
+              </w:rPr>
+              <w:t xml:space="preserve"/>
+            </w:r>
+          </w:p>
+          <w:p>
+            <w:pPr>
+              <w:spacing w:after="20" w:before="0"/>
+            </w:pPr>
+            <w:r>
+              <w:rPr>
+                <w:rFonts w:ascii="Arial" w:cs="Arial" w:eastAsia="Arial" w:hAnsi="Arial"/>
+                <w:b/>
+                <w:bCs/>
+                <w:color w:val="1F3864"/>
+                <w:sz w:val="16"/>
+                <w:szCs w:val="16"/>
+              </w:rPr>
+              <w:t xml:space="preserve">📖 EXERCISE:</w:t>
+            </w:r>
+          </w:p>
+          <w:p>
+            <w:pPr>
+              <w:spacing w:after="20" w:before="0"/>
+            </w:pPr>
+            <w:hyperlink w:history="1" r:id="rIdxv9wk5yz1jlfcrde6vufb">
+              <w:r>
+                <w:rPr>
+                  <w:rFonts w:ascii="Arial" w:cs="Arial" w:eastAsia="Arial" w:hAnsi="Arial"/>
+                  <w:color w:val="2E75B6"/>
+                  <w:sz w:val="16"/>
+                  <w:szCs w:val="16"/>
+                  <w:u w:val="single" w:color="2E75B6"/>
+                </w:rPr>
+                <w:t xml:space="preserve">Prokaryotic and Eukaryotic Cells Practice</w:t>
+              </w:r>
+            </w:hyperlink>
+          </w:p>
+          <w:p>
+            <w:pPr>
+              <w:spacing w:after="10" w:before="0"/>
+              <w:ind w:left="120"/>
+            </w:pPr>
+            <w:r>
+              <w:rPr>
+                <w:rFonts w:ascii="Arial" w:cs="Arial" w:eastAsia="Arial" w:hAnsi="Arial"/>
+                <w:color w:val="595959"/>
+                <w:sz w:val="14"/>
+                <w:szCs w:val="14"/>
+              </w:rPr>
+              <w:t xml:space="preserve">Source: CK-12</w:t>
+            </w:r>
+          </w:p>
+          <w:p>
+            <w:pPr>
+              <w:spacing w:after="10" w:before="0"/>
+              <w:ind w:left="120"/>
+            </w:pPr>
+            <w:hyperlink w:history="1" r:id="rIdrlaswmbxq6gig3w_-ewxv">
+              <w:r>
+                <w:rPr>
+                  <w:rFonts w:ascii="Arial" w:cs="Arial" w:eastAsia="Arial" w:hAnsi="Arial"/>
+                  <w:color w:val="595959"/>
+                  <w:sz w:val="14"/>
+                  <w:szCs w:val="14"/>
+                  <w:u w:val="single" w:color="595959"/>
+                </w:rPr>
+                <w:t xml:space="preserve">🔍 Search ARES for similar readings</w:t>
+              </w:r>
+            </w:hyperlink>
+          </w:p>
+        </w:tc>
+        <w:tc>
+          <w:tcPr>
+            <w:tcW w:type="dxa" w:w="3040"/>
+            <w:shd w:fill="FFFFFF" w:color="auto" w:val="clear"/>
+            <w:tcMar>
+              <w:top w:type="dxa" w:w="60"/>
+              <w:left w:type="dxa" w:w="120"/>
+              <w:bottom w:type="dxa" w:w="60"/>
+              <w:right w:type="dxa" w:w="120"/>
+            </w:tcMar>
+            <w:vAlign w:val="top"/>
+          </w:tcPr>
+          <w:p>
+            <w:pPr>
+              <w:spacing w:after="40" w:before="0"/>
+              <w:jc w:val="left"/>
+            </w:pPr>
+            <w:r>
+              <w:rPr>
+                <w:rFonts w:ascii="Arial" w:cs="Arial" w:eastAsia="Arial" w:hAnsi="Arial"/>
+                <w:b w:val="false"/>
+                <w:bCs w:val="false"/>
+                <w:i w:val="false"/>
+                <w:iCs w:val="false"/>
+                <w:color w:val="000000"/>
+                <w:sz w:val="18"/>
+                <w:szCs w:val="18"/>
+              </w:rPr>
+              <w:t xml:space="preserve">Teacher facilitates a cold-call consolidation round with a minimum of 5 students. Each student is asked a different question at a slightly higher level of explanation (not just recall). Questions escalate from identification to explanation to application. After each response, the class is asked to signal agreement or disagreement using thumbs (up, sideways, down). Learners then write a 3-sentence summary in their notebooks: Sentence 1 — one structural feature that makes E. coli a prokaryote; Sentence 2 — one structural feature that makes the cheek cell a eukaryote; Sentence 3 — why this difference matters for understanding the healing-cut story. Teacher concludes the explain phase by formally introducing the terms prokaryote (from Greek: pro = before, karyon = nucleus) and eukaryote (eu = true, karyon = nucleus), writing both etymologies on the board and asking learners to copy them as a memory anchor.</w:t>
+            </w:r>
+          </w:p>
+        </w:tc>
+        <w:tc>
+          <w:tcPr>
+            <w:tcW w:type="dxa" w:w="3040"/>
+            <w:shd w:fill="F2F2F2" w:color="auto" w:val="clear"/>
+            <w:tcMar>
+              <w:top w:type="dxa" w:w="60"/>
+              <w:left w:type="dxa" w:w="120"/>
+              <w:bottom w:type="dxa" w:w="60"/>
+              <w:right w:type="dxa" w:w="120"/>
+            </w:tcMar>
+            <w:vAlign w:val="top"/>
+          </w:tcPr>
+          <w:p>
+            <w:pPr>
+              <w:spacing w:after="40" w:before="0"/>
+              <w:jc w:val="left"/>
+            </w:pPr>
+            <w:r>
+              <w:rPr>
+                <w:rFonts w:ascii="Arial" w:cs="Arial" w:eastAsia="Arial" w:hAnsi="Arial"/>
+                <w:b w:val="false"/>
+                <w:bCs w:val="false"/>
+                <w:i w:val="false"/>
+                <w:iCs w:val="false"/>
+                <w:color w:val="000000"/>
+                <w:sz w:val="18"/>
+                <w:szCs w:val="18"/>
+              </w:rPr>
+              <w:t xml:space="preserve">Cold-call sequence (minimum 5 students, called from the register, not self-selected): Student 1 — identification level: 'Ochieng, look at the E. coli diagram. What is the name of the region where its DNA is found, and why is it different from the nucleus in the cheek cell?' WAIT TIME: 5 seconds. If no response after 5 seconds: 'Look at the label on the diagram — what does it say near the DNA?' Student 2 — explanation level: 'Fatuma, E. coli has ribosomes AND the cheek cell has ribosomes — does that make them the same type of cell? Explain your thinking.' WAIT TIME: 7 seconds. Student 3 — comparison level: 'Kamau, give me one feature from your table that is DIFFERENT between the two cells and explain what that difference means.' WAIT TIME: 5 seconds. Student 4 — size reasoning: 'Aisha, the cheek cell is about 50 times bigger than E. coli. Why might a larger cell need membrane-bound organelles when a smaller cell does not?' WAIT TIME: 8 seconds — this is a higher-order question; teacher accepts reasonable reasoning, not a single right answer. Student 5 — application to phenomenon: 'Brian, Amina is worried about bacteria in her cut. Based on what we have just learned, are those bacteria prokaryotes or eukaryotes? How do you know?' WAIT TIME: 5 seconds. After each response, teacher asks the class: 'Thumbs — do you agree, partly agree, or disagree with what Brian said? ... Good. Anyango, why did you put your thumb sideways?' After cold-call round, teacher says: 'Now write three sentences in your notebook. I will give you 3 minutes. Sentence 1: one structural feature that makes E. coli a prokaryote. Sentence 2: one structural feature that makes the cheek cell a eukaryote. Sentence 3: why this difference matters for the healing-cut story.' Teacher then writes the etymologies on the board and says: 'These words carry their meaning inside them. Prokaryote — before nucleus. Eukaryote — true nucleus. Every time you see these words, let the Greek roots remind you what they mean.'</w:t>
+            </w:r>
+          </w:p>
+        </w:tc>
+        <w:tc>
+          <w:tcPr>
+            <w:tcW w:type="dxa" w:w="3040"/>
+            <w:shd w:fill="FFFFFF" w:color="auto" w:val="clear"/>
+            <w:tcMar>
+              <w:top w:type="dxa" w:w="60"/>
+              <w:left w:type="dxa" w:w="120"/>
+              <w:bottom w:type="dxa" w:w="60"/>
+              <w:right w:type="dxa" w:w="120"/>
+            </w:tcMar>
+            <w:vAlign w:val="top"/>
+          </w:tcPr>
+          <w:p>
+            <w:pPr>
+              <w:spacing w:after="40" w:before="0"/>
+              <w:jc w:val="left"/>
+            </w:pPr>
+            <w:r>
+              <w:rPr>
+                <w:rFonts w:ascii="Arial" w:cs="Arial" w:eastAsia="Arial" w:hAnsi="Arial"/>
+                <w:b w:val="false"/>
+                <w:bCs w:val="false"/>
+                <w:i w:val="false"/>
+                <w:iCs w:val="false"/>
+                <w:color w:val="000000"/>
+                <w:sz w:val="18"/>
+                <w:szCs w:val="18"/>
+              </w:rPr>
+              <w:t xml:space="preserve">Escalating cold-call questions move learners from recall to reasoning, a deliberate Bloom progression within a single phase. Thumbs signalling makes all learners accountable for evaluating peers answers, not just the student called upon. Three-sentence written summary forces synthesis at the individual level before moving to DQB and model work.</w:t>
+            </w:r>
+          </w:p>
+        </w:tc>
+        <w:tc>
+          <w:tcPr>
+            <w:tcW w:type="dxa" w:w="3040"/>
+            <w:shd w:fill="F2F2F2" w:color="auto" w:val="clear"/>
+            <w:tcMar>
+              <w:top w:type="dxa" w:w="60"/>
+              <w:left w:type="dxa" w:w="120"/>
+              <w:bottom w:type="dxa" w:w="60"/>
+              <w:right w:type="dxa" w:w="120"/>
+            </w:tcMar>
+            <w:vAlign w:val="top"/>
+          </w:tcPr>
+          <w:p>
+            <w:pPr>
+              <w:spacing w:after="40" w:before="0"/>
+              <w:jc w:val="left"/>
+            </w:pPr>
+            <w:r>
+              <w:rPr>
+                <w:rFonts w:ascii="Arial" w:cs="Arial" w:eastAsia="Arial" w:hAnsi="Arial"/>
+                <w:b w:val="false"/>
+                <w:bCs w:val="false"/>
+                <w:i w:val="false"/>
+                <w:iCs w:val="false"/>
+                <w:color w:val="000000"/>
+                <w:sz w:val="18"/>
+                <w:szCs w:val="18"/>
+              </w:rPr>
+              <w:t xml:space="preserve">Teacher reads over shoulders during the 3-minute writing period, checking that Sentence 3 connects to the phenomenon and is not purely definitional. Learners who write only definitions for all three sentences are identified for targeted questioning during model-building. The thumb-signal pattern also reveals whether the class as a whole has resolved the ribosome misconception.</w:t>
+            </w:r>
+          </w:p>
+        </w:tc>
+      </w:tr>
+      <w:tr>
+        <w:tc>
+          <w:tcPr>
+            <w:tcW w:type="dxa" w:w="1520"/>
+            <w:shd w:fill="FCE4D6" w:color="auto" w:val="clear"/>
+            <w:tcMar>
+              <w:top w:type="dxa" w:w="60"/>
+              <w:left w:type="dxa" w:w="120"/>
+              <w:bottom w:type="dxa" w:w="60"/>
+              <w:right w:type="dxa" w:w="120"/>
+            </w:tcMar>
+            <w:vAlign w:val="top"/>
+          </w:tcPr>
+          <w:p>
+            <w:pPr>
+              <w:spacing w:after="40" w:before="0"/>
+              <w:jc w:val="left"/>
+            </w:pPr>
+            <w:r>
+              <w:rPr>
+                <w:rFonts w:ascii="Arial" w:cs="Arial" w:eastAsia="Arial" w:hAnsi="Arial"/>
+                <w:b/>
+                <w:bCs/>
+                <w:i w:val="false"/>
+                <w:iCs w:val="false"/>
+                <w:color w:val="000000"/>
+                <w:sz w:val="18"/>
+                <w:szCs w:val="18"/>
+              </w:rPr>
+              <w:t xml:space="preserve">Driving Question Board (DQB) Creation</w:t>
+            </w:r>
+          </w:p>
+          <w:p>
+            <w:pPr>
+              <w:spacing w:after="20" w:before="0"/>
+            </w:pPr>
+            <w:r>
+              <w:rPr>
+                <w:rFonts w:ascii="Arial" w:cs="Arial" w:eastAsia="Arial" w:hAnsi="Arial"/>
+                <w:b/>
+                <w:bCs/>
+                <w:color w:val="1F3864"/>
+                <w:sz w:val="16"/>
+                <w:szCs w:val="16"/>
+              </w:rPr>
+              <w:t xml:space="preserve">📹 VIDEO:</w:t>
+            </w:r>
+          </w:p>
+          <w:p>
+            <w:pPr>
+              <w:spacing w:after="20" w:before="0"/>
+            </w:pPr>
+            <w:hyperlink w:history="1" r:id="rIdpeqzdtkknly3dzt1f_kbf">
               <w:r>
                 <w:rPr>
                   <w:rFonts w:ascii="Arial" w:cs="Arial" w:eastAsia="Arial" w:hAnsi="Arial"/>
@@ -9460,7 +10072,7 @@
               <w:spacing w:after="10" w:before="0"/>
               <w:ind w:left="120"/>
             </w:pPr>
-            <w:hyperlink w:history="1" r:id="rIdjbqqm0bhlyc15dib9gt2i">
+            <w:hyperlink w:history="1" r:id="rId9czstfi3jeglym40iibrn">
               <w:r>
                 <w:rPr>
                   <w:rFonts w:ascii="Arial" w:cs="Arial" w:eastAsia="Arial" w:hAnsi="Arial"/>
@@ -9498,14 +10110,14 @@
                 <w:sz w:val="16"/>
                 <w:szCs w:val="16"/>
               </w:rPr>
-              <w:t xml:space="preserve">📖 HTML:</w:t>
+              <w:t xml:space="preserve">📖 EXERCISE:</w:t>
             </w:r>
           </w:p>
           <w:p>
             <w:pPr>
               <w:spacing w:after="20" w:before="0"/>
             </w:pPr>
-            <w:hyperlink w:history="1" r:id="rIdebgad5oivivhvupdwurqv">
+            <w:hyperlink w:history="1" r:id="rIdqnc-uxrpjk5wbbybt5pg3">
               <w:r>
                 <w:rPr>
                   <w:rFonts w:ascii="Arial" w:cs="Arial" w:eastAsia="Arial" w:hAnsi="Arial"/>
@@ -9514,7 +10126,7 @@
                   <w:szCs w:val="16"/>
                   <w:u w:val="single" w:color="2E75B6"/>
                 </w:rPr>
-                <w:t xml:space="preserve">Prokaryote Evolution (Flexbook)</w:t>
+                <w:t xml:space="preserve">Prokaryotes and eukaryotes</w:t>
               </w:r>
             </w:hyperlink>
           </w:p>
@@ -9530,7 +10142,7 @@
                 <w:sz w:val="14"/>
                 <w:szCs w:val="14"/>
               </w:rPr>
-              <w:t xml:space="preserve">Source: CK-12</w:t>
+              <w:t xml:space="preserve">Source: Khan Academy (English - US curriculum)</w:t>
             </w:r>
           </w:p>
           <w:p>
@@ -9538,7 +10150,7 @@
               <w:spacing w:after="10" w:before="0"/>
               <w:ind w:left="120"/>
             </w:pPr>
-            <w:hyperlink w:history="1" r:id="rIdpgooatlawnrmyudejsjgv">
+            <w:hyperlink w:history="1" r:id="rIdftee1wdsvdv2qnqfip8dt">
               <w:r>
                 <w:rPr>
                   <w:rFonts w:ascii="Arial" w:cs="Arial" w:eastAsia="Arial" w:hAnsi="Arial"/>
@@ -9580,7 +10192,7 @@
                 <w:sz w:val="18"/>
                 <w:szCs w:val="18"/>
               </w:rPr>
-              <w:t xml:space="preserve">Teacher distributes (or projects) two large, clearly labelled diagrams side by side: (1) E. coli — a prokaryote responsible for food poisoning in poorly stored nyama choma, labelled with: cell wall (peptidoglycan), plasma membrane, cytoplasm, ribosomes, circular DNA (nucleoid region — no nuclear membrane), flagellum, approximate size 1–5 micrometres; (2) Human cheek cell — a eukaryote, labelled with: cell membrane, cytoplasm, nucleus with nuclear membrane, mitochondria, ribosomes, rough endoplasmic reticulum, approximate size 10–100 micrometres. Learners are given a structured comparison table (pre-printed or drawn in notebooks) with the following rows: Feature | E. coli (Prokaryote) | Human Cheek Cell (Eukaryote). Features listed: Presence of membrane-bound nucleus; Membrane-bound organelles present; Approximate size; Cell wall (present or absent; composition); Genetic material location. Learners work individually for 4 minutes to complete the table using the diagrams only — no teacher input during this phase. They then compare answers with a partner for 1 minute before a whole-class review.</w:t>
+              <w:t xml:space="preserve">Teacher directs learners attention to the class DQB poster (established in Lesson 1). Teacher reads aloud two or three of the original wonder-questions posted by the class that are now partially or fully addressable — for example: 'Why are some cells bigger than others?' or 'Are germs the same as cells?' Learners are asked to take a sticky note (or a small piece of paper) and write one sentence beginning with: 'We now know that prokaryotes and eukaryotes differ in...' and a second sentence beginning with: 'But we still wonder...' Learners post their notes on the DQB in two columns: WHAT WE NOW KNOW and WHAT WE STILL WONDER. Teacher facilitates a 2-minute gallery scan where three learners read aloud one note each from the WONDER column — these become flagged questions for Lessons 4 and 5.</w:t>
             </w:r>
           </w:p>
         </w:tc>
@@ -9612,7 +10224,7 @@
                 <w:sz w:val="18"/>
                 <w:szCs w:val="18"/>
               </w:rPr>
-              <w:t xml:space="preserve">Teacher introduces the diagrams by contextualising E. coli: 'E. coli is a bacterium. In Kenya, it has been linked to food poisoning cases from nyama choma that is left out too long at a roadside kiosk in Nairobi or Mombasa. It is very small — about 2 micrometres. Amina would not see it, but her white blood cells would find it. Now, let us look carefully at how it is built compared to her own cheek cell.' Teacher models how to read one row of the comparison table using the first feature only: 'I look at the E. coli diagram — I can see DNA here, but is there a membrane around it? No. So I write: no membrane-bound nucleus. Now you complete the rest.' Teacher sets a 4-minute individual work timer and circulates silently, observing tables without correcting. After 4 minutes: 'Compare your table with your partner. If you disagree on any row, put a small question mark — we will sort it out together.' After 1 minute of partner comparison, teacher leads whole-class review row by row using cold-call: 'Wanjiku, what did you write for membrane-bound organelles in E. coli?' WAIT TIME: 5 seconds minimum before prompting. Teacher confirms correct answers and addresses misconceptions immediately, especially the common confusion between ribosomes (present in both, not membrane-bound) and membrane-bound organelles (absent in prokaryotes).</w:t>
+              <w:t xml:space="preserve">Teacher stands at the DQB and says: 'In Lesson 1, some of you wondered whether bacteria and human cells are the same thing. Let us look — (reads the relevant wonder sticky note aloud). Can we now answer that? Turn to your partner — 20 seconds.' Teacher then distributes sticky notes and gives the two-sentence scaffold verbally and in writing on the board: SENTENCE A: We now know that prokaryotes and eukaryotes differ in... SENTENCE B: But we still wonder... Teacher says: 'You have 2 minutes to write both sentences and post them on the board.' Teacher circulates and encourages specificity: 'Do not just write they are different — write HOW they are different, using vocabulary from your table.' After posting, teacher selects three WONDER notes and reads them aloud: 'These are excellent questions — and they are exactly what we will be investigating in Lessons 4 and 5, when we go inside the organelles of plant and animal cells. Hold onto these questions.'</w:t>
             </w:r>
           </w:p>
         </w:tc>
@@ -9644,7 +10256,7 @@
                 <w:sz w:val="18"/>
                 <w:szCs w:val="18"/>
               </w:rPr>
-              <w:t xml:space="preserve">Diagram analysis with a structured comparison table is a disciplinary core practice in biology. The table format reduces cognitive load and ensures all learners engage with the same four structural features simultaneously. The individual-then-partner-then-whole-class sequence (I Do briefly, You Do, We Check) builds confidence before public sharing.</w:t>
+              <w:t xml:space="preserve">The DQB update anchors new learning to the class narrative and makes epistemic progress visible. Separating KNOW from WONDER trains learners to distinguish evidence-based claims from open questions — a core scientific practice. The teacher reading WONDER notes aloud signals that not-yet-knowing is intellectually valued, not a failure.</w:t>
             </w:r>
           </w:p>
         </w:tc>
@@ -9676,7 +10288,7 @@
                 <w:sz w:val="18"/>
                 <w:szCs w:val="18"/>
               </w:rPr>
-              <w:t xml:space="preserve">Teacher scans comparison tables during circulation. Key diagnostic questions: Are learners correctly identifying the nucleoid region as distinct from a membrane-bound nucleus? Are they noting that ribosomes appear in both cells? These are the two highest-frequency errors. Teacher makes a mental note of two or three specific misconceptions to address during cold-call review.</w:t>
+              <w:t xml:space="preserve">Teacher quickly scans the KNOW column notes during posting. Are learners using structural vocabulary (nucleus, organelles, cell wall) or only general language (bigger, more complex)? The quality of vocabulary in KNOW notes reveals whether the comparison table exercise achieved its learning target.</w:t>
             </w:r>
           </w:p>
         </w:tc>
@@ -9685,32 +10297,32 @@
         <w:tc>
           <w:tcPr>
             <w:tcW w:type="dxa" w:w="1520"/>
-            <w:shd w:fill="E2EFDA" w:color="auto" w:val="clear"/>
-            <w:tcMar>
-              <w:top w:type="dxa" w:w="60"/>
-              <w:left w:type="dxa" w:w="120"/>
-              <w:bottom w:type="dxa" w:w="60"/>
-              <w:right w:type="dxa" w:w="120"/>
-            </w:tcMar>
-            <w:vAlign w:val="top"/>
-          </w:tcPr>
-          <w:p>
-            <w:pPr>
-              <w:spacing w:after="40" w:before="0"/>
-              <w:jc w:val="left"/>
-            </w:pPr>
-            <w:r>
-              <w:rPr>
-                <w:rFonts w:ascii="Arial" w:cs="Arial" w:eastAsia="Arial" w:hAnsi="Arial"/>
-                <w:b/>
-                <w:bCs/>
-                <w:i w:val="false"/>
-                <w:iCs w:val="false"/>
-                <w:color w:val="000000"/>
-                <w:sz w:val="18"/>
-                <w:szCs w:val="18"/>
-              </w:rPr>
-              <w:t xml:space="preserve">Explain Phase</w:t>
+            <w:shd w:fill="D5E8F0" w:color="auto" w:val="clear"/>
+            <w:tcMar>
+              <w:top w:type="dxa" w:w="60"/>
+              <w:left w:type="dxa" w:w="120"/>
+              <w:bottom w:type="dxa" w:w="60"/>
+              <w:right w:type="dxa" w:w="120"/>
+            </w:tcMar>
+            <w:vAlign w:val="top"/>
+          </w:tcPr>
+          <w:p>
+            <w:pPr>
+              <w:spacing w:after="40" w:before="0"/>
+              <w:jc w:val="left"/>
+            </w:pPr>
+            <w:r>
+              <w:rPr>
+                <w:rFonts w:ascii="Arial" w:cs="Arial" w:eastAsia="Arial" w:hAnsi="Arial"/>
+                <w:b/>
+                <w:bCs/>
+                <w:i w:val="false"/>
+                <w:iCs w:val="false"/>
+                <w:color w:val="000000"/>
+                <w:sz w:val="18"/>
+                <w:szCs w:val="18"/>
+              </w:rPr>
+              <w:t xml:space="preserve">Model Building Phase</w:t>
             </w:r>
           </w:p>
           <w:p>
@@ -9733,7 +10345,7 @@
             <w:pPr>
               <w:spacing w:after="20" w:before="0"/>
             </w:pPr>
-            <w:hyperlink w:history="1" r:id="rIdh0la-l3atijgk8sfmmfol">
+            <w:hyperlink w:history="1" r:id="rIddfmorsmnmducqiusoqp6o">
               <w:r>
                 <w:rPr>
                   <w:rFonts w:ascii="Arial" w:cs="Arial" w:eastAsia="Arial" w:hAnsi="Arial"/>
@@ -9766,7 +10378,7 @@
               <w:spacing w:after="10" w:before="0"/>
               <w:ind w:left="120"/>
             </w:pPr>
-            <w:hyperlink w:history="1" r:id="rId7gq8mavozmsang7ibnd4q">
+            <w:hyperlink w:history="1" r:id="rIdpbhwayuoubm6iej3axmht">
               <w:r>
                 <w:rPr>
                   <w:rFonts w:ascii="Arial" w:cs="Arial" w:eastAsia="Arial" w:hAnsi="Arial"/>
@@ -9804,14 +10416,14 @@
                 <w:sz w:val="16"/>
                 <w:szCs w:val="16"/>
               </w:rPr>
-              <w:t xml:space="preserve">📖 HTML:</w:t>
+              <w:t xml:space="preserve">📖 EXERCISE:</w:t>
             </w:r>
           </w:p>
           <w:p>
             <w:pPr>
               <w:spacing w:after="20" w:before="0"/>
             </w:pPr>
-            <w:hyperlink w:history="1" r:id="rIdmx5swrz0l4ruej3lwyiyj">
+            <w:hyperlink w:history="1" r:id="rIdm26xdomupvu7d0iopbgqv">
               <w:r>
                 <w:rPr>
                   <w:rFonts w:ascii="Arial" w:cs="Arial" w:eastAsia="Arial" w:hAnsi="Arial"/>
@@ -9820,7 +10432,7 @@
                   <w:szCs w:val="16"/>
                   <w:u w:val="single" w:color="2E75B6"/>
                 </w:rPr>
-                <w:t xml:space="preserve">Prokaryote Evolution (Flexbook)</w:t>
+                <w:t xml:space="preserve">Prokaryotes and eukaryotes</w:t>
               </w:r>
             </w:hyperlink>
           </w:p>
@@ -9836,7 +10448,7 @@
                 <w:sz w:val="14"/>
                 <w:szCs w:val="14"/>
               </w:rPr>
-              <w:t xml:space="preserve">Source: CK-12</w:t>
+              <w:t xml:space="preserve">Source: Khan Academy (English - US curriculum)</w:t>
             </w:r>
           </w:p>
           <w:p>
@@ -9844,619 +10456,7 @@
               <w:spacing w:after="10" w:before="0"/>
               <w:ind w:left="120"/>
             </w:pPr>
-            <w:hyperlink w:history="1" r:id="rIdebvpptkv8bwiwa2b99gc-">
-              <w:r>
-                <w:rPr>
-                  <w:rFonts w:ascii="Arial" w:cs="Arial" w:eastAsia="Arial" w:hAnsi="Arial"/>
-                  <w:color w:val="595959"/>
-                  <w:sz w:val="14"/>
-                  <w:szCs w:val="14"/>
-                  <w:u w:val="single" w:color="595959"/>
-                </w:rPr>
-                <w:t xml:space="preserve">🔍 Search ARES for similar readings</w:t>
-              </w:r>
-            </w:hyperlink>
-          </w:p>
-        </w:tc>
-        <w:tc>
-          <w:tcPr>
-            <w:tcW w:type="dxa" w:w="3040"/>
-            <w:shd w:fill="FFFFFF" w:color="auto" w:val="clear"/>
-            <w:tcMar>
-              <w:top w:type="dxa" w:w="60"/>
-              <w:left w:type="dxa" w:w="120"/>
-              <w:bottom w:type="dxa" w:w="60"/>
-              <w:right w:type="dxa" w:w="120"/>
-            </w:tcMar>
-            <w:vAlign w:val="top"/>
-          </w:tcPr>
-          <w:p>
-            <w:pPr>
-              <w:spacing w:after="40" w:before="0"/>
-              <w:jc w:val="left"/>
-            </w:pPr>
-            <w:r>
-              <w:rPr>
-                <w:rFonts w:ascii="Arial" w:cs="Arial" w:eastAsia="Arial" w:hAnsi="Arial"/>
-                <w:b w:val="false"/>
-                <w:bCs w:val="false"/>
-                <w:i w:val="false"/>
-                <w:iCs w:val="false"/>
-                <w:color w:val="000000"/>
-                <w:sz w:val="18"/>
-                <w:szCs w:val="18"/>
-              </w:rPr>
-              <w:t xml:space="preserve">Teacher facilitates a cold-call consolidation round with a minimum of 5 students. Each student is asked a different question at a slightly higher level of explanation (not just recall). Questions escalate from identification to explanation to application. After each response, the class is asked to signal agreement or disagreement using thumbs (up, sideways, down). Learners then write a 3-sentence summary in their notebooks: Sentence 1 — one structural feature that makes E. coli a prokaryote; Sentence 2 — one structural feature that makes the cheek cell a eukaryote; Sentence 3 — why this difference matters for understanding the healing-cut story. Teacher concludes the explain phase by formally introducing the terms prokaryote (from Greek: pro = before, karyon = nucleus) and eukaryote (eu = true, karyon = nucleus), writing both etymologies on the board and asking learners to copy them as a memory anchor.</w:t>
-            </w:r>
-          </w:p>
-        </w:tc>
-        <w:tc>
-          <w:tcPr>
-            <w:tcW w:type="dxa" w:w="3040"/>
-            <w:shd w:fill="F2F2F2" w:color="auto" w:val="clear"/>
-            <w:tcMar>
-              <w:top w:type="dxa" w:w="60"/>
-              <w:left w:type="dxa" w:w="120"/>
-              <w:bottom w:type="dxa" w:w="60"/>
-              <w:right w:type="dxa" w:w="120"/>
-            </w:tcMar>
-            <w:vAlign w:val="top"/>
-          </w:tcPr>
-          <w:p>
-            <w:pPr>
-              <w:spacing w:after="40" w:before="0"/>
-              <w:jc w:val="left"/>
-            </w:pPr>
-            <w:r>
-              <w:rPr>
-                <w:rFonts w:ascii="Arial" w:cs="Arial" w:eastAsia="Arial" w:hAnsi="Arial"/>
-                <w:b w:val="false"/>
-                <w:bCs w:val="false"/>
-                <w:i w:val="false"/>
-                <w:iCs w:val="false"/>
-                <w:color w:val="000000"/>
-                <w:sz w:val="18"/>
-                <w:szCs w:val="18"/>
-              </w:rPr>
-              <w:t xml:space="preserve">Cold-call sequence (minimum 5 students, called from the register, not self-selected): Student 1 — identification level: 'Ochieng, look at the E. coli diagram. What is the name of the region where its DNA is found, and why is it different from the nucleus in the cheek cell?' WAIT TIME: 5 seconds. If no response after 5 seconds: 'Look at the label on the diagram — what does it say near the DNA?' Student 2 — explanation level: 'Fatuma, E. coli has ribosomes AND the cheek cell has ribosomes — does that make them the same type of cell? Explain your thinking.' WAIT TIME: 7 seconds. Student 3 — comparison level: 'Kamau, give me one feature from your table that is DIFFERENT between the two cells and explain what that difference means.' WAIT TIME: 5 seconds. Student 4 — size reasoning: 'Aisha, the cheek cell is about 50 times bigger than E. coli. Why might a larger cell need membrane-bound organelles when a smaller cell does not?' WAIT TIME: 8 seconds — this is a higher-order question; teacher accepts reasonable reasoning, not a single right answer. Student 5 — application to phenomenon: 'Brian, Amina is worried about bacteria in her cut. Based on what we have just learned, are those bacteria prokaryotes or eukaryotes? How do you know?' WAIT TIME: 5 seconds. After each response, teacher asks the class: 'Thumbs — do you agree, partly agree, or disagree with what Brian said? ... Good. Anyango, why did you put your thumb sideways?' After cold-call round, teacher says: 'Now write three sentences in your notebook. I will give you 3 minutes. Sentence 1: one structural feature that makes E. coli a prokaryote. Sentence 2: one structural feature that makes the cheek cell a eukaryote. Sentence 3: why this difference matters for the healing-cut story.' Teacher then writes the etymologies on the board and says: 'These words carry their meaning inside them. Prokaryote — before nucleus. Eukaryote — true nucleus. Every time you see these words, let the Greek roots remind you what they mean.'</w:t>
-            </w:r>
-          </w:p>
-        </w:tc>
-        <w:tc>
-          <w:tcPr>
-            <w:tcW w:type="dxa" w:w="3040"/>
-            <w:shd w:fill="FFFFFF" w:color="auto" w:val="clear"/>
-            <w:tcMar>
-              <w:top w:type="dxa" w:w="60"/>
-              <w:left w:type="dxa" w:w="120"/>
-              <w:bottom w:type="dxa" w:w="60"/>
-              <w:right w:type="dxa" w:w="120"/>
-            </w:tcMar>
-            <w:vAlign w:val="top"/>
-          </w:tcPr>
-          <w:p>
-            <w:pPr>
-              <w:spacing w:after="40" w:before="0"/>
-              <w:jc w:val="left"/>
-            </w:pPr>
-            <w:r>
-              <w:rPr>
-                <w:rFonts w:ascii="Arial" w:cs="Arial" w:eastAsia="Arial" w:hAnsi="Arial"/>
-                <w:b w:val="false"/>
-                <w:bCs w:val="false"/>
-                <w:i w:val="false"/>
-                <w:iCs w:val="false"/>
-                <w:color w:val="000000"/>
-                <w:sz w:val="18"/>
-                <w:szCs w:val="18"/>
-              </w:rPr>
-              <w:t xml:space="preserve">Escalating cold-call questions move learners from recall to reasoning, a deliberate Bloom progression within a single phase. Thumbs signalling makes all learners accountable for evaluating peers answers, not just the student called upon. Three-sentence written summary forces synthesis at the individual level before moving to DQB and model work.</w:t>
-            </w:r>
-          </w:p>
-        </w:tc>
-        <w:tc>
-          <w:tcPr>
-            <w:tcW w:type="dxa" w:w="3040"/>
-            <w:shd w:fill="F2F2F2" w:color="auto" w:val="clear"/>
-            <w:tcMar>
-              <w:top w:type="dxa" w:w="60"/>
-              <w:left w:type="dxa" w:w="120"/>
-              <w:bottom w:type="dxa" w:w="60"/>
-              <w:right w:type="dxa" w:w="120"/>
-            </w:tcMar>
-            <w:vAlign w:val="top"/>
-          </w:tcPr>
-          <w:p>
-            <w:pPr>
-              <w:spacing w:after="40" w:before="0"/>
-              <w:jc w:val="left"/>
-            </w:pPr>
-            <w:r>
-              <w:rPr>
-                <w:rFonts w:ascii="Arial" w:cs="Arial" w:eastAsia="Arial" w:hAnsi="Arial"/>
-                <w:b w:val="false"/>
-                <w:bCs w:val="false"/>
-                <w:i w:val="false"/>
-                <w:iCs w:val="false"/>
-                <w:color w:val="000000"/>
-                <w:sz w:val="18"/>
-                <w:szCs w:val="18"/>
-              </w:rPr>
-              <w:t xml:space="preserve">Teacher reads over shoulders during the 3-minute writing period, checking that Sentence 3 connects to the phenomenon and is not purely definitional. Learners who write only definitions for all three sentences are identified for targeted questioning during model-building. The thumb-signal pattern also reveals whether the class as a whole has resolved the ribosome misconception.</w:t>
-            </w:r>
-          </w:p>
-        </w:tc>
-      </w:tr>
-      <w:tr>
-        <w:tc>
-          <w:tcPr>
-            <w:tcW w:type="dxa" w:w="1520"/>
-            <w:shd w:fill="FCE4D6" w:color="auto" w:val="clear"/>
-            <w:tcMar>
-              <w:top w:type="dxa" w:w="60"/>
-              <w:left w:type="dxa" w:w="120"/>
-              <w:bottom w:type="dxa" w:w="60"/>
-              <w:right w:type="dxa" w:w="120"/>
-            </w:tcMar>
-            <w:vAlign w:val="top"/>
-          </w:tcPr>
-          <w:p>
-            <w:pPr>
-              <w:spacing w:after="40" w:before="0"/>
-              <w:jc w:val="left"/>
-            </w:pPr>
-            <w:r>
-              <w:rPr>
-                <w:rFonts w:ascii="Arial" w:cs="Arial" w:eastAsia="Arial" w:hAnsi="Arial"/>
-                <w:b/>
-                <w:bCs/>
-                <w:i w:val="false"/>
-                <w:iCs w:val="false"/>
-                <w:color w:val="000000"/>
-                <w:sz w:val="18"/>
-                <w:szCs w:val="18"/>
-              </w:rPr>
-              <w:t xml:space="preserve">Driving Question Board (DQB) Creation</w:t>
-            </w:r>
-          </w:p>
-          <w:p>
-            <w:pPr>
-              <w:spacing w:after="20" w:before="0"/>
-            </w:pPr>
-            <w:r>
-              <w:rPr>
-                <w:rFonts w:ascii="Arial" w:cs="Arial" w:eastAsia="Arial" w:hAnsi="Arial"/>
-                <w:b/>
-                <w:bCs/>
-                <w:color w:val="1F3864"/>
-                <w:sz w:val="16"/>
-                <w:szCs w:val="16"/>
-              </w:rPr>
-              <w:t xml:space="preserve">📹 VIDEO:</w:t>
-            </w:r>
-          </w:p>
-          <w:p>
-            <w:pPr>
-              <w:spacing w:after="20" w:before="0"/>
-            </w:pPr>
-            <w:hyperlink w:history="1" r:id="rIda7vqllxmvufa8q-epfkye">
-              <w:r>
-                <w:rPr>
-                  <w:rFonts w:ascii="Arial" w:cs="Arial" w:eastAsia="Arial" w:hAnsi="Arial"/>
-                  <w:color w:val="2E75B6"/>
-                  <w:sz w:val="16"/>
-                  <w:szCs w:val="16"/>
-                  <w:u w:val="single" w:color="2E75B6"/>
-                </w:rPr>
-                <w:t xml:space="preserve">Prokaryotic and eukaryotic cells</w:t>
-              </w:r>
-            </w:hyperlink>
-          </w:p>
-          <w:p>
-            <w:pPr>
-              <w:spacing w:after="10" w:before="0"/>
-              <w:ind w:left="120"/>
-            </w:pPr>
-            <w:r>
-              <w:rPr>
-                <w:rFonts w:ascii="Arial" w:cs="Arial" w:eastAsia="Arial" w:hAnsi="Arial"/>
-                <w:color w:val="595959"/>
-                <w:sz w:val="14"/>
-                <w:szCs w:val="14"/>
-              </w:rPr>
-              <w:t xml:space="preserve">Source: Khan Academy (English - US curriculum)</w:t>
-            </w:r>
-          </w:p>
-          <w:p>
-            <w:pPr>
-              <w:spacing w:after="10" w:before="0"/>
-              <w:ind w:left="120"/>
-            </w:pPr>
-            <w:hyperlink w:history="1" r:id="rIdlaei_w_ati1ymnjffwn-x">
-              <w:r>
-                <w:rPr>
-                  <w:rFonts w:ascii="Arial" w:cs="Arial" w:eastAsia="Arial" w:hAnsi="Arial"/>
-                  <w:color w:val="595959"/>
-                  <w:sz w:val="14"/>
-                  <w:szCs w:val="14"/>
-                  <w:u w:val="single" w:color="595959"/>
-                </w:rPr>
-                <w:t xml:space="preserve">🔍 Search ARES for similar videos</w:t>
-              </w:r>
-            </w:hyperlink>
-          </w:p>
-          <w:p>
-            <w:pPr>
-              <w:spacing w:after="40" w:before="0"/>
-            </w:pPr>
-            <w:r>
-              <w:rPr>
-                <w:sz w:val="14"/>
-                <w:szCs w:val="14"/>
-              </w:rPr>
-              <w:t xml:space="preserve"/>
-            </w:r>
-          </w:p>
-          <w:p>
-            <w:pPr>
-              <w:spacing w:after="20" w:before="0"/>
-            </w:pPr>
-            <w:r>
-              <w:rPr>
-                <w:rFonts w:ascii="Arial" w:cs="Arial" w:eastAsia="Arial" w:hAnsi="Arial"/>
-                <w:b/>
-                <w:bCs/>
-                <w:color w:val="1F3864"/>
-                <w:sz w:val="16"/>
-                <w:szCs w:val="16"/>
-              </w:rPr>
-              <w:t xml:space="preserve">📖 HTML:</w:t>
-            </w:r>
-          </w:p>
-          <w:p>
-            <w:pPr>
-              <w:spacing w:after="20" w:before="0"/>
-            </w:pPr>
-            <w:hyperlink w:history="1" r:id="rId0m0dpkjd4gukmz4k-1rmk">
-              <w:r>
-                <w:rPr>
-                  <w:rFonts w:ascii="Arial" w:cs="Arial" w:eastAsia="Arial" w:hAnsi="Arial"/>
-                  <w:color w:val="2E75B6"/>
-                  <w:sz w:val="16"/>
-                  <w:szCs w:val="16"/>
-                  <w:u w:val="single" w:color="2E75B6"/>
-                </w:rPr>
-                <w:t xml:space="preserve">Prokaryote Evolution (Flexbook)</w:t>
-              </w:r>
-            </w:hyperlink>
-          </w:p>
-          <w:p>
-            <w:pPr>
-              <w:spacing w:after="10" w:before="0"/>
-              <w:ind w:left="120"/>
-            </w:pPr>
-            <w:r>
-              <w:rPr>
-                <w:rFonts w:ascii="Arial" w:cs="Arial" w:eastAsia="Arial" w:hAnsi="Arial"/>
-                <w:color w:val="595959"/>
-                <w:sz w:val="14"/>
-                <w:szCs w:val="14"/>
-              </w:rPr>
-              <w:t xml:space="preserve">Source: CK-12</w:t>
-            </w:r>
-          </w:p>
-          <w:p>
-            <w:pPr>
-              <w:spacing w:after="10" w:before="0"/>
-              <w:ind w:left="120"/>
-            </w:pPr>
-            <w:hyperlink w:history="1" r:id="rId4dh6h56e-u4yno7sy-aq9">
-              <w:r>
-                <w:rPr>
-                  <w:rFonts w:ascii="Arial" w:cs="Arial" w:eastAsia="Arial" w:hAnsi="Arial"/>
-                  <w:color w:val="595959"/>
-                  <w:sz w:val="14"/>
-                  <w:szCs w:val="14"/>
-                  <w:u w:val="single" w:color="595959"/>
-                </w:rPr>
-                <w:t xml:space="preserve">🔍 Search ARES for similar readings</w:t>
-              </w:r>
-            </w:hyperlink>
-          </w:p>
-        </w:tc>
-        <w:tc>
-          <w:tcPr>
-            <w:tcW w:type="dxa" w:w="3040"/>
-            <w:shd w:fill="FFFFFF" w:color="auto" w:val="clear"/>
-            <w:tcMar>
-              <w:top w:type="dxa" w:w="60"/>
-              <w:left w:type="dxa" w:w="120"/>
-              <w:bottom w:type="dxa" w:w="60"/>
-              <w:right w:type="dxa" w:w="120"/>
-            </w:tcMar>
-            <w:vAlign w:val="top"/>
-          </w:tcPr>
-          <w:p>
-            <w:pPr>
-              <w:spacing w:after="40" w:before="0"/>
-              <w:jc w:val="left"/>
-            </w:pPr>
-            <w:r>
-              <w:rPr>
-                <w:rFonts w:ascii="Arial" w:cs="Arial" w:eastAsia="Arial" w:hAnsi="Arial"/>
-                <w:b w:val="false"/>
-                <w:bCs w:val="false"/>
-                <w:i w:val="false"/>
-                <w:iCs w:val="false"/>
-                <w:color w:val="000000"/>
-                <w:sz w:val="18"/>
-                <w:szCs w:val="18"/>
-              </w:rPr>
-              <w:t xml:space="preserve">Teacher directs learners attention to the class DQB poster (established in Lesson 1). Teacher reads aloud two or three of the original wonder-questions posted by the class that are now partially or fully addressable — for example: 'Why are some cells bigger than others?' or 'Are germs the same as cells?' Learners are asked to take a sticky note (or a small piece of paper) and write one sentence beginning with: 'We now know that prokaryotes and eukaryotes differ in...' and a second sentence beginning with: 'But we still wonder...' Learners post their notes on the DQB in two columns: WHAT WE NOW KNOW and WHAT WE STILL WONDER. Teacher facilitates a 2-minute gallery scan where three learners read aloud one note each from the WONDER column — these become flagged questions for Lessons 4 and 5.</w:t>
-            </w:r>
-          </w:p>
-        </w:tc>
-        <w:tc>
-          <w:tcPr>
-            <w:tcW w:type="dxa" w:w="3040"/>
-            <w:shd w:fill="F2F2F2" w:color="auto" w:val="clear"/>
-            <w:tcMar>
-              <w:top w:type="dxa" w:w="60"/>
-              <w:left w:type="dxa" w:w="120"/>
-              <w:bottom w:type="dxa" w:w="60"/>
-              <w:right w:type="dxa" w:w="120"/>
-            </w:tcMar>
-            <w:vAlign w:val="top"/>
-          </w:tcPr>
-          <w:p>
-            <w:pPr>
-              <w:spacing w:after="40" w:before="0"/>
-              <w:jc w:val="left"/>
-            </w:pPr>
-            <w:r>
-              <w:rPr>
-                <w:rFonts w:ascii="Arial" w:cs="Arial" w:eastAsia="Arial" w:hAnsi="Arial"/>
-                <w:b w:val="false"/>
-                <w:bCs w:val="false"/>
-                <w:i w:val="false"/>
-                <w:iCs w:val="false"/>
-                <w:color w:val="000000"/>
-                <w:sz w:val="18"/>
-                <w:szCs w:val="18"/>
-              </w:rPr>
-              <w:t xml:space="preserve">Teacher stands at the DQB and says: 'In Lesson 1, some of you wondered whether bacteria and human cells are the same thing. Let us look — (reads the relevant wonder sticky note aloud). Can we now answer that? Turn to your partner — 20 seconds.' Teacher then distributes sticky notes and gives the two-sentence scaffold verbally and in writing on the board: SENTENCE A: We now know that prokaryotes and eukaryotes differ in... SENTENCE B: But we still wonder... Teacher says: 'You have 2 minutes to write both sentences and post them on the board.' Teacher circulates and encourages specificity: 'Do not just write they are different — write HOW they are different, using vocabulary from your table.' After posting, teacher selects three WONDER notes and reads them aloud: 'These are excellent questions — and they are exactly what we will be investigating in Lessons 4 and 5, when we go inside the organelles of plant and animal cells. Hold onto these questions.'</w:t>
-            </w:r>
-          </w:p>
-        </w:tc>
-        <w:tc>
-          <w:tcPr>
-            <w:tcW w:type="dxa" w:w="3040"/>
-            <w:shd w:fill="FFFFFF" w:color="auto" w:val="clear"/>
-            <w:tcMar>
-              <w:top w:type="dxa" w:w="60"/>
-              <w:left w:type="dxa" w:w="120"/>
-              <w:bottom w:type="dxa" w:w="60"/>
-              <w:right w:type="dxa" w:w="120"/>
-            </w:tcMar>
-            <w:vAlign w:val="top"/>
-          </w:tcPr>
-          <w:p>
-            <w:pPr>
-              <w:spacing w:after="40" w:before="0"/>
-              <w:jc w:val="left"/>
-            </w:pPr>
-            <w:r>
-              <w:rPr>
-                <w:rFonts w:ascii="Arial" w:cs="Arial" w:eastAsia="Arial" w:hAnsi="Arial"/>
-                <w:b w:val="false"/>
-                <w:bCs w:val="false"/>
-                <w:i w:val="false"/>
-                <w:iCs w:val="false"/>
-                <w:color w:val="000000"/>
-                <w:sz w:val="18"/>
-                <w:szCs w:val="18"/>
-              </w:rPr>
-              <w:t xml:space="preserve">The DQB update anchors new learning to the class narrative and makes epistemic progress visible. Separating KNOW from WONDER trains learners to distinguish evidence-based claims from open questions — a core scientific practice. The teacher reading WONDER notes aloud signals that not-yet-knowing is intellectually valued, not a failure.</w:t>
-            </w:r>
-          </w:p>
-        </w:tc>
-        <w:tc>
-          <w:tcPr>
-            <w:tcW w:type="dxa" w:w="3040"/>
-            <w:shd w:fill="F2F2F2" w:color="auto" w:val="clear"/>
-            <w:tcMar>
-              <w:top w:type="dxa" w:w="60"/>
-              <w:left w:type="dxa" w:w="120"/>
-              <w:bottom w:type="dxa" w:w="60"/>
-              <w:right w:type="dxa" w:w="120"/>
-            </w:tcMar>
-            <w:vAlign w:val="top"/>
-          </w:tcPr>
-          <w:p>
-            <w:pPr>
-              <w:spacing w:after="40" w:before="0"/>
-              <w:jc w:val="left"/>
-            </w:pPr>
-            <w:r>
-              <w:rPr>
-                <w:rFonts w:ascii="Arial" w:cs="Arial" w:eastAsia="Arial" w:hAnsi="Arial"/>
-                <w:b w:val="false"/>
-                <w:bCs w:val="false"/>
-                <w:i w:val="false"/>
-                <w:iCs w:val="false"/>
-                <w:color w:val="000000"/>
-                <w:sz w:val="18"/>
-                <w:szCs w:val="18"/>
-              </w:rPr>
-              <w:t xml:space="preserve">Teacher quickly scans the KNOW column notes during posting. Are learners using structural vocabulary (nucleus, organelles, cell wall) or only general language (bigger, more complex)? The quality of vocabulary in KNOW notes reveals whether the comparison table exercise achieved its learning target.</w:t>
-            </w:r>
-          </w:p>
-        </w:tc>
-      </w:tr>
-      <w:tr>
-        <w:tc>
-          <w:tcPr>
-            <w:tcW w:type="dxa" w:w="1520"/>
-            <w:shd w:fill="D5E8F0" w:color="auto" w:val="clear"/>
-            <w:tcMar>
-              <w:top w:type="dxa" w:w="60"/>
-              <w:left w:type="dxa" w:w="120"/>
-              <w:bottom w:type="dxa" w:w="60"/>
-              <w:right w:type="dxa" w:w="120"/>
-            </w:tcMar>
-            <w:vAlign w:val="top"/>
-          </w:tcPr>
-          <w:p>
-            <w:pPr>
-              <w:spacing w:after="40" w:before="0"/>
-              <w:jc w:val="left"/>
-            </w:pPr>
-            <w:r>
-              <w:rPr>
-                <w:rFonts w:ascii="Arial" w:cs="Arial" w:eastAsia="Arial" w:hAnsi="Arial"/>
-                <w:b/>
-                <w:bCs/>
-                <w:i w:val="false"/>
-                <w:iCs w:val="false"/>
-                <w:color w:val="000000"/>
-                <w:sz w:val="18"/>
-                <w:szCs w:val="18"/>
-              </w:rPr>
-              <w:t xml:space="preserve">Model Building Phase</w:t>
-            </w:r>
-          </w:p>
-          <w:p>
-            <w:pPr>
-              <w:spacing w:after="20" w:before="0"/>
-            </w:pPr>
-            <w:r>
-              <w:rPr>
-                <w:rFonts w:ascii="Arial" w:cs="Arial" w:eastAsia="Arial" w:hAnsi="Arial"/>
-                <w:b/>
-                <w:bCs/>
-                <w:color w:val="1F3864"/>
-                <w:sz w:val="16"/>
-                <w:szCs w:val="16"/>
-              </w:rPr>
-              <w:t xml:space="preserve">📹 VIDEO:</w:t>
-            </w:r>
-          </w:p>
-          <w:p>
-            <w:pPr>
-              <w:spacing w:after="20" w:before="0"/>
-            </w:pPr>
-            <w:hyperlink w:history="1" r:id="rIdd4rbwg2l_w5-ibma1hbq_">
-              <w:r>
-                <w:rPr>
-                  <w:rFonts w:ascii="Arial" w:cs="Arial" w:eastAsia="Arial" w:hAnsi="Arial"/>
-                  <w:color w:val="2E75B6"/>
-                  <w:sz w:val="16"/>
-                  <w:szCs w:val="16"/>
-                  <w:u w:val="single" w:color="2E75B6"/>
-                </w:rPr>
-                <w:t xml:space="preserve">Prokaryotic and eukaryotic cells</w:t>
-              </w:r>
-            </w:hyperlink>
-          </w:p>
-          <w:p>
-            <w:pPr>
-              <w:spacing w:after="10" w:before="0"/>
-              <w:ind w:left="120"/>
-            </w:pPr>
-            <w:r>
-              <w:rPr>
-                <w:rFonts w:ascii="Arial" w:cs="Arial" w:eastAsia="Arial" w:hAnsi="Arial"/>
-                <w:color w:val="595959"/>
-                <w:sz w:val="14"/>
-                <w:szCs w:val="14"/>
-              </w:rPr>
-              <w:t xml:space="preserve">Source: Khan Academy (English - US curriculum)</w:t>
-            </w:r>
-          </w:p>
-          <w:p>
-            <w:pPr>
-              <w:spacing w:after="10" w:before="0"/>
-              <w:ind w:left="120"/>
-            </w:pPr>
-            <w:hyperlink w:history="1" r:id="rIdgbnlre_wlpva0lgw8xexr">
-              <w:r>
-                <w:rPr>
-                  <w:rFonts w:ascii="Arial" w:cs="Arial" w:eastAsia="Arial" w:hAnsi="Arial"/>
-                  <w:color w:val="595959"/>
-                  <w:sz w:val="14"/>
-                  <w:szCs w:val="14"/>
-                  <w:u w:val="single" w:color="595959"/>
-                </w:rPr>
-                <w:t xml:space="preserve">🔍 Search ARES for similar videos</w:t>
-              </w:r>
-            </w:hyperlink>
-          </w:p>
-          <w:p>
-            <w:pPr>
-              <w:spacing w:after="40" w:before="0"/>
-            </w:pPr>
-            <w:r>
-              <w:rPr>
-                <w:sz w:val="14"/>
-                <w:szCs w:val="14"/>
-              </w:rPr>
-              <w:t xml:space="preserve"/>
-            </w:r>
-          </w:p>
-          <w:p>
-            <w:pPr>
-              <w:spacing w:after="20" w:before="0"/>
-            </w:pPr>
-            <w:r>
-              <w:rPr>
-                <w:rFonts w:ascii="Arial" w:cs="Arial" w:eastAsia="Arial" w:hAnsi="Arial"/>
-                <w:b/>
-                <w:bCs/>
-                <w:color w:val="1F3864"/>
-                <w:sz w:val="16"/>
-                <w:szCs w:val="16"/>
-              </w:rPr>
-              <w:t xml:space="preserve">📖 HTML:</w:t>
-            </w:r>
-          </w:p>
-          <w:p>
-            <w:pPr>
-              <w:spacing w:after="20" w:before="0"/>
-            </w:pPr>
-            <w:hyperlink w:history="1" r:id="rIdbjxaqjigwwevt2rtnjtck">
-              <w:r>
-                <w:rPr>
-                  <w:rFonts w:ascii="Arial" w:cs="Arial" w:eastAsia="Arial" w:hAnsi="Arial"/>
-                  <w:color w:val="2E75B6"/>
-                  <w:sz w:val="16"/>
-                  <w:szCs w:val="16"/>
-                  <w:u w:val="single" w:color="2E75B6"/>
-                </w:rPr>
-                <w:t xml:space="preserve">Prokaryote Evolution (Flexbook)</w:t>
-              </w:r>
-            </w:hyperlink>
-          </w:p>
-          <w:p>
-            <w:pPr>
-              <w:spacing w:after="10" w:before="0"/>
-              <w:ind w:left="120"/>
-            </w:pPr>
-            <w:r>
-              <w:rPr>
-                <w:rFonts w:ascii="Arial" w:cs="Arial" w:eastAsia="Arial" w:hAnsi="Arial"/>
-                <w:color w:val="595959"/>
-                <w:sz w:val="14"/>
-                <w:szCs w:val="14"/>
-              </w:rPr>
-              <w:t xml:space="preserve">Source: CK-12</w:t>
-            </w:r>
-          </w:p>
-          <w:p>
-            <w:pPr>
-              <w:spacing w:after="10" w:before="0"/>
-              <w:ind w:left="120"/>
-            </w:pPr>
-            <w:hyperlink w:history="1" r:id="rIdk8q54jw7rx-k3_svj6bqj">
+            <w:hyperlink w:history="1" r:id="rIdzeyihmhihuhyjs5tudage">
               <w:r>
                 <w:rPr>
                   <w:rFonts w:ascii="Arial" w:cs="Arial" w:eastAsia="Arial" w:hAnsi="Arial"/>
@@ -11943,7 +11943,7 @@
             <w:pPr>
               <w:spacing w:after="20" w:before="0"/>
             </w:pPr>
-            <w:hyperlink w:history="1" r:id="rIds2lksm5rods8dhmpwdhk_">
+            <w:hyperlink w:history="1" r:id="rIdkn65ssjc-bytes8fmnw4x">
               <w:r>
                 <w:rPr>
                   <w:rFonts w:ascii="Arial" w:cs="Arial" w:eastAsia="Arial" w:hAnsi="Arial"/>
@@ -11952,7 +11952,7 @@
                   <w:szCs w:val="16"/>
                   <w:u w:val="single" w:color="2E75B6"/>
                 </w:rPr>
-                <w:t xml:space="preserve">Photosynthesis in organisms</w:t>
+                <w:t xml:space="preserve">Comparing animal and plant cells</w:t>
               </w:r>
             </w:hyperlink>
           </w:p>
@@ -11976,7 +11976,7 @@
               <w:spacing w:after="10" w:before="0"/>
               <w:ind w:left="120"/>
             </w:pPr>
-            <w:hyperlink w:history="1" r:id="rId0tyabqzmfl55wtbvav4rq">
+            <w:hyperlink w:history="1" r:id="rId-dasl4tkfnenebl-euw93">
               <w:r>
                 <w:rPr>
                   <w:rFonts w:ascii="Arial" w:cs="Arial" w:eastAsia="Arial" w:hAnsi="Arial"/>
@@ -12014,6 +12014,312 @@
                 <w:sz w:val="16"/>
                 <w:szCs w:val="16"/>
               </w:rPr>
+              <w:t xml:space="preserve">📖 EXERCISE:</w:t>
+            </w:r>
+          </w:p>
+          <w:p>
+            <w:pPr>
+              <w:spacing w:after="20" w:before="0"/>
+            </w:pPr>
+            <w:hyperlink w:history="1" r:id="rIdxwvty7iztdim0mjr3qusb">
+              <w:r>
+                <w:rPr>
+                  <w:rFonts w:ascii="Arial" w:cs="Arial" w:eastAsia="Arial" w:hAnsi="Arial"/>
+                  <w:color w:val="2E75B6"/>
+                  <w:sz w:val="16"/>
+                  <w:szCs w:val="16"/>
+                  <w:u w:val="single" w:color="2E75B6"/>
+                </w:rPr>
+                <w:t xml:space="preserve">Eukaryotic cell structures</w:t>
+              </w:r>
+            </w:hyperlink>
+          </w:p>
+          <w:p>
+            <w:pPr>
+              <w:spacing w:after="10" w:before="0"/>
+              <w:ind w:left="120"/>
+            </w:pPr>
+            <w:r>
+              <w:rPr>
+                <w:rFonts w:ascii="Arial" w:cs="Arial" w:eastAsia="Arial" w:hAnsi="Arial"/>
+                <w:color w:val="595959"/>
+                <w:sz w:val="14"/>
+                <w:szCs w:val="14"/>
+              </w:rPr>
+              <w:t xml:space="preserve">Source: Khan Academy (English - US curriculum)</w:t>
+            </w:r>
+          </w:p>
+          <w:p>
+            <w:pPr>
+              <w:spacing w:after="10" w:before="0"/>
+              <w:ind w:left="120"/>
+            </w:pPr>
+            <w:hyperlink w:history="1" r:id="rIdlcweczj3qub3va6usb2ih">
+              <w:r>
+                <w:rPr>
+                  <w:rFonts w:ascii="Arial" w:cs="Arial" w:eastAsia="Arial" w:hAnsi="Arial"/>
+                  <w:color w:val="595959"/>
+                  <w:sz w:val="14"/>
+                  <w:szCs w:val="14"/>
+                  <w:u w:val="single" w:color="595959"/>
+                </w:rPr>
+                <w:t xml:space="preserve">🔍 Search ARES for similar readings</w:t>
+              </w:r>
+            </w:hyperlink>
+          </w:p>
+        </w:tc>
+        <w:tc>
+          <w:tcPr>
+            <w:tcW w:type="dxa" w:w="3040"/>
+            <w:shd w:fill="FFFFFF" w:color="auto" w:val="clear"/>
+            <w:tcMar>
+              <w:top w:type="dxa" w:w="60"/>
+              <w:left w:type="dxa" w:w="120"/>
+              <w:bottom w:type="dxa" w:w="60"/>
+              <w:right w:type="dxa" w:w="120"/>
+            </w:tcMar>
+            <w:vAlign w:val="top"/>
+          </w:tcPr>
+          <w:p>
+            <w:pPr>
+              <w:spacing w:after="40" w:before="0"/>
+              <w:jc w:val="left"/>
+            </w:pPr>
+            <w:r>
+              <w:rPr>
+                <w:rFonts w:ascii="Arial" w:cs="Arial" w:eastAsia="Arial" w:hAnsi="Arial"/>
+                <w:b w:val="false"/>
+                <w:bCs w:val="false"/>
+                <w:i w:val="false"/>
+                <w:iCs w:val="false"/>
+                <w:color w:val="000000"/>
+                <w:sz w:val="18"/>
+                <w:szCs w:val="18"/>
+              </w:rPr>
+              <w:t xml:space="preserve">Learners receive a blank, unlabelled outline of a plant cell (prepared as a photocopied handout or drawn on the board for copying). Working individually for 4 minutes, they write the names of any organelles they think will be present and place a ★ next to those they believe are ALSO found in animal cells (from Lesson 3). They then share predictions with a shoulder partner for 2 minutes. Teacher collects a quick show-of-hands class poll: 'Hands up if you predicted chloroplasts.' 'Keep your hand up if you also marked chloroplasts as shared with animal cells.' The visual mismatch in raised hands surfaces the core conceptual tension immediately.</w:t>
+            </w:r>
+          </w:p>
+        </w:tc>
+        <w:tc>
+          <w:tcPr>
+            <w:tcW w:type="dxa" w:w="3040"/>
+            <w:shd w:fill="F2F2F2" w:color="auto" w:val="clear"/>
+            <w:tcMar>
+              <w:top w:type="dxa" w:w="60"/>
+              <w:left w:type="dxa" w:w="120"/>
+              <w:bottom w:type="dxa" w:w="60"/>
+              <w:right w:type="dxa" w:w="120"/>
+            </w:tcMar>
+            <w:vAlign w:val="top"/>
+          </w:tcPr>
+          <w:p>
+            <w:pPr>
+              <w:spacing w:after="40" w:before="0"/>
+              <w:jc w:val="left"/>
+            </w:pPr>
+            <w:r>
+              <w:rPr>
+                <w:rFonts w:ascii="Arial" w:cs="Arial" w:eastAsia="Arial" w:hAnsi="Arial"/>
+                <w:b w:val="false"/>
+                <w:bCs w:val="false"/>
+                <w:i w:val="false"/>
+                <w:iCs w:val="false"/>
+                <w:color w:val="000000"/>
+                <w:sz w:val="18"/>
+                <w:szCs w:val="18"/>
+              </w:rPr>
+              <w:t xml:space="preserve">Distribute blank plant cell outlines. Say verbatim: 'Before I show you anything, I want your brain's first draft. Write every organelle you think a plant cell has. Put a star next to any you think it shares with the animal cell we studied last lesson.' Allow 4 minutes of silent individual work — do NOT circulate yet; let learners commit to predictions. After 4 minutes, say: 'Turn to your partner. Compare your lists. Do you agree on which organelles are shared?' Allow 2 minutes of partner talk. Conduct the show-of-hands poll. Cold-call 3 learners who kept their hand up for chloroplasts being shared: 'Akinyi, why did you think animal cells also have chloroplasts?' Apply 12-second wait time before accepting an answer. Record class predictions in two columns on the board — SHARED / PLANT ONLY — and leave it visible throughout the lesson for revision.</w:t>
+            </w:r>
+          </w:p>
+        </w:tc>
+        <w:tc>
+          <w:tcPr>
+            <w:tcW w:type="dxa" w:w="3040"/>
+            <w:shd w:fill="FFFFFF" w:color="auto" w:val="clear"/>
+            <w:tcMar>
+              <w:top w:type="dxa" w:w="60"/>
+              <w:left w:type="dxa" w:w="120"/>
+              <w:bottom w:type="dxa" w:w="60"/>
+              <w:right w:type="dxa" w:w="120"/>
+            </w:tcMar>
+            <w:vAlign w:val="top"/>
+          </w:tcPr>
+          <w:p>
+            <w:pPr>
+              <w:spacing w:after="40" w:before="0"/>
+              <w:jc w:val="left"/>
+            </w:pPr>
+            <w:r>
+              <w:rPr>
+                <w:rFonts w:ascii="Arial" w:cs="Arial" w:eastAsia="Arial" w:hAnsi="Arial"/>
+                <w:b w:val="false"/>
+                <w:bCs w:val="false"/>
+                <w:i w:val="false"/>
+                <w:iCs w:val="false"/>
+                <w:color w:val="000000"/>
+                <w:sz w:val="18"/>
+                <w:szCs w:val="18"/>
+              </w:rPr>
+              <w:t xml:space="preserve">Predict-then-Poll (Elicitation). Learners externalise prior knowledge before instruction, creating cognitive dissonance that motivates information-seeking. The two-column board record gives learners a tangible target to confirm or revise, turning the lesson into an active self-correction exercise rather than passive reception.</w:t>
+            </w:r>
+          </w:p>
+        </w:tc>
+        <w:tc>
+          <w:tcPr>
+            <w:tcW w:type="dxa" w:w="3040"/>
+            <w:shd w:fill="F2F2F2" w:color="auto" w:val="clear"/>
+            <w:tcMar>
+              <w:top w:type="dxa" w:w="60"/>
+              <w:left w:type="dxa" w:w="120"/>
+              <w:bottom w:type="dxa" w:w="60"/>
+              <w:right w:type="dxa" w:w="120"/>
+            </w:tcMar>
+            <w:vAlign w:val="top"/>
+          </w:tcPr>
+          <w:p>
+            <w:pPr>
+              <w:spacing w:after="40" w:before="0"/>
+              <w:jc w:val="left"/>
+            </w:pPr>
+            <w:r>
+              <w:rPr>
+                <w:rFonts w:ascii="Arial" w:cs="Arial" w:eastAsia="Arial" w:hAnsi="Arial"/>
+                <w:b w:val="false"/>
+                <w:bCs w:val="false"/>
+                <w:i w:val="false"/>
+                <w:iCs w:val="false"/>
+                <w:color w:val="000000"/>
+                <w:sz w:val="18"/>
+                <w:szCs w:val="18"/>
+              </w:rPr>
+              <w:t xml:space="preserve">Observable indicator: Every learner has at least 3 organelles written on their outline before partner share. Teacher scans written predictions during the 4-minute window. Flag any learner with a blank sheet for targeted support. The show-of-hands poll reveals class-level misconceptions about chloroplast distribution — if more than 40% of hands stay up (believing animal cells have chloroplasts), the teacher notes this for explicit address in Phase 3.</w:t>
+            </w:r>
+          </w:p>
+        </w:tc>
+      </w:tr>
+      <w:tr>
+        <w:tc>
+          <w:tcPr>
+            <w:tcW w:type="dxa" w:w="1520"/>
+            <w:shd w:fill="D9EEF1" w:color="auto" w:val="clear"/>
+            <w:tcMar>
+              <w:top w:type="dxa" w:w="60"/>
+              <w:left w:type="dxa" w:w="120"/>
+              <w:bottom w:type="dxa" w:w="60"/>
+              <w:right w:type="dxa" w:w="120"/>
+            </w:tcMar>
+            <w:vAlign w:val="top"/>
+          </w:tcPr>
+          <w:p>
+            <w:pPr>
+              <w:spacing w:after="40" w:before="0"/>
+              <w:jc w:val="left"/>
+            </w:pPr>
+            <w:r>
+              <w:rPr>
+                <w:rFonts w:ascii="Arial" w:cs="Arial" w:eastAsia="Arial" w:hAnsi="Arial"/>
+                <w:b/>
+                <w:bCs/>
+                <w:i w:val="false"/>
+                <w:iCs w:val="false"/>
+                <w:color w:val="000000"/>
+                <w:sz w:val="18"/>
+                <w:szCs w:val="18"/>
+              </w:rPr>
+              <w:t xml:space="preserve">Observe Phase</w:t>
+            </w:r>
+          </w:p>
+          <w:p>
+            <w:pPr>
+              <w:spacing w:after="20" w:before="0"/>
+            </w:pPr>
+            <w:r>
+              <w:rPr>
+                <w:rFonts w:ascii="Arial" w:cs="Arial" w:eastAsia="Arial" w:hAnsi="Arial"/>
+                <w:b/>
+                <w:bCs/>
+                <w:color w:val="1F3864"/>
+                <w:sz w:val="16"/>
+                <w:szCs w:val="16"/>
+              </w:rPr>
+              <w:t xml:space="preserve">📹 VIDEO:</w:t>
+            </w:r>
+          </w:p>
+          <w:p>
+            <w:pPr>
+              <w:spacing w:after="20" w:before="0"/>
+            </w:pPr>
+            <w:hyperlink w:history="1" r:id="rIdygmminl4iijt3akbe6com">
+              <w:r>
+                <w:rPr>
+                  <w:rFonts w:ascii="Arial" w:cs="Arial" w:eastAsia="Arial" w:hAnsi="Arial"/>
+                  <w:color w:val="2E75B6"/>
+                  <w:sz w:val="16"/>
+                  <w:szCs w:val="16"/>
+                  <w:u w:val="single" w:color="2E75B6"/>
+                </w:rPr>
+                <w:t xml:space="preserve">Organelles in eukaryotic cells</w:t>
+              </w:r>
+            </w:hyperlink>
+          </w:p>
+          <w:p>
+            <w:pPr>
+              <w:spacing w:after="10" w:before="0"/>
+              <w:ind w:left="120"/>
+            </w:pPr>
+            <w:r>
+              <w:rPr>
+                <w:rFonts w:ascii="Arial" w:cs="Arial" w:eastAsia="Arial" w:hAnsi="Arial"/>
+                <w:color w:val="595959"/>
+                <w:sz w:val="14"/>
+                <w:szCs w:val="14"/>
+              </w:rPr>
+              <w:t xml:space="preserve">Source: Khan Academy (English - US curriculum)</w:t>
+            </w:r>
+          </w:p>
+          <w:p>
+            <w:pPr>
+              <w:spacing w:after="10" w:before="0"/>
+              <w:ind w:left="120"/>
+            </w:pPr>
+            <w:hyperlink w:history="1" r:id="rIdzhrbrjyg_bwczexx6ehwi">
+              <w:r>
+                <w:rPr>
+                  <w:rFonts w:ascii="Arial" w:cs="Arial" w:eastAsia="Arial" w:hAnsi="Arial"/>
+                  <w:color w:val="595959"/>
+                  <w:sz w:val="14"/>
+                  <w:szCs w:val="14"/>
+                  <w:u w:val="single" w:color="595959"/>
+                </w:rPr>
+                <w:t xml:space="preserve">🔍 Search ARES for similar videos</w:t>
+              </w:r>
+            </w:hyperlink>
+          </w:p>
+          <w:p>
+            <w:pPr>
+              <w:spacing w:after="40" w:before="0"/>
+            </w:pPr>
+            <w:r>
+              <w:rPr>
+                <w:sz w:val="14"/>
+                <w:szCs w:val="14"/>
+              </w:rPr>
+              <w:t xml:space="preserve"/>
+            </w:r>
+          </w:p>
+          <w:p>
+            <w:pPr>
+              <w:spacing w:after="20" w:before="0"/>
+            </w:pPr>
+            <w:r>
+              <w:rPr>
+                <w:rFonts w:ascii="Arial" w:cs="Arial" w:eastAsia="Arial" w:hAnsi="Arial"/>
+                <w:b/>
+                <w:bCs/>
+                <w:color w:val="1F3864"/>
+                <w:sz w:val="16"/>
+                <w:szCs w:val="16"/>
+              </w:rPr>
               <w:t xml:space="preserve">📖 HTML:</w:t>
             </w:r>
           </w:p>
@@ -12021,7 +12327,1314 @@
             <w:pPr>
               <w:spacing w:after="20" w:before="0"/>
             </w:pPr>
-            <w:hyperlink w:history="1" r:id="rIdqsxzfl35s8wahds-zfhuq">
+            <w:hyperlink w:history="1" r:id="rId7ckohf-tgrpk18tay6kfc">
+              <w:r>
+                <w:rPr>
+                  <w:rFonts w:ascii="Arial" w:cs="Arial" w:eastAsia="Arial" w:hAnsi="Arial"/>
+                  <w:color w:val="2E75B6"/>
+                  <w:sz w:val="16"/>
+                  <w:szCs w:val="16"/>
+                  <w:u w:val="single" w:color="2E75B6"/>
+                </w:rPr>
+                <w:t xml:space="preserve">Cell Membrane (Flexbook)</w:t>
+              </w:r>
+            </w:hyperlink>
+          </w:p>
+          <w:p>
+            <w:pPr>
+              <w:spacing w:after="10" w:before="0"/>
+              <w:ind w:left="120"/>
+            </w:pPr>
+            <w:r>
+              <w:rPr>
+                <w:rFonts w:ascii="Arial" w:cs="Arial" w:eastAsia="Arial" w:hAnsi="Arial"/>
+                <w:color w:val="595959"/>
+                <w:sz w:val="14"/>
+                <w:szCs w:val="14"/>
+              </w:rPr>
+              <w:t xml:space="preserve">Source: CK-12</w:t>
+            </w:r>
+          </w:p>
+          <w:p>
+            <w:pPr>
+              <w:spacing w:after="10" w:before="0"/>
+              <w:ind w:left="120"/>
+            </w:pPr>
+            <w:hyperlink w:history="1" r:id="rIdxb4wtnhehjiuurjhahhhg">
+              <w:r>
+                <w:rPr>
+                  <w:rFonts w:ascii="Arial" w:cs="Arial" w:eastAsia="Arial" w:hAnsi="Arial"/>
+                  <w:color w:val="595959"/>
+                  <w:sz w:val="14"/>
+                  <w:szCs w:val="14"/>
+                  <w:u w:val="single" w:color="595959"/>
+                </w:rPr>
+                <w:t xml:space="preserve">🔍 Search ARES for similar readings</w:t>
+              </w:r>
+            </w:hyperlink>
+          </w:p>
+        </w:tc>
+        <w:tc>
+          <w:tcPr>
+            <w:tcW w:type="dxa" w:w="3040"/>
+            <w:shd w:fill="FFFFFF" w:color="auto" w:val="clear"/>
+            <w:tcMar>
+              <w:top w:type="dxa" w:w="60"/>
+              <w:left w:type="dxa" w:w="120"/>
+              <w:bottom w:type="dxa" w:w="60"/>
+              <w:right w:type="dxa" w:w="120"/>
+            </w:tcMar>
+            <w:vAlign w:val="top"/>
+          </w:tcPr>
+          <w:p>
+            <w:pPr>
+              <w:spacing w:after="40" w:before="0"/>
+              <w:jc w:val="left"/>
+            </w:pPr>
+            <w:r>
+              <w:rPr>
+                <w:rFonts w:ascii="Arial" w:cs="Arial" w:eastAsia="Arial" w:hAnsi="Arial"/>
+                <w:b w:val="false"/>
+                <w:bCs w:val="false"/>
+                <w:i w:val="false"/>
+                <w:iCs w:val="false"/>
+                <w:color w:val="000000"/>
+                <w:sz w:val="18"/>
+                <w:szCs w:val="18"/>
+              </w:rPr>
+              <w:t xml:space="preserve">The teacher reveals a large, fully labelled plant cell diagram (projected or poster-sized printed copy posted at the front). Where a projector is available, the teacher also shows three electron micrograph images in sequence: (1) a chloroplast from a maize leaf, (2) a large central vacuole in an onion epidermal cell, (3) the cell wall boundary between two adjacent plant cells. Learners observe silently for 90 seconds per image, then annotate their blank outline with labels and a one-phrase function note beside each label (e.g., 'chloroplast — captures sunlight to make food'). Learners work individually during annotation. After completing their own annotations, learners pair up and check each other's function notes against the labelled diagram, adding corrections in a different colour pen.</w:t>
+            </w:r>
+          </w:p>
+        </w:tc>
+        <w:tc>
+          <w:tcPr>
+            <w:tcW w:type="dxa" w:w="3040"/>
+            <w:shd w:fill="F2F2F2" w:color="auto" w:val="clear"/>
+            <w:tcMar>
+              <w:top w:type="dxa" w:w="60"/>
+              <w:left w:type="dxa" w:w="120"/>
+              <w:bottom w:type="dxa" w:w="60"/>
+              <w:right w:type="dxa" w:w="120"/>
+            </w:tcMar>
+            <w:vAlign w:val="top"/>
+          </w:tcPr>
+          <w:p>
+            <w:pPr>
+              <w:spacing w:after="40" w:before="0"/>
+              <w:jc w:val="left"/>
+            </w:pPr>
+            <w:r>
+              <w:rPr>
+                <w:rFonts w:ascii="Arial" w:cs="Arial" w:eastAsia="Arial" w:hAnsi="Arial"/>
+                <w:b w:val="false"/>
+                <w:bCs w:val="false"/>
+                <w:i w:val="false"/>
+                <w:iCs w:val="false"/>
+                <w:color w:val="000000"/>
+                <w:sz w:val="18"/>
+                <w:szCs w:val="18"/>
+              </w:rPr>
+              <w:t xml:space="preserve">Post or project the fully labelled diagram. Say: 'You have 90 seconds to look — do not write yet. Just look. Notice what is familiar from our animal cell lesson and what is completely new.' Set a visible 90-second timer. After 90 seconds: 'Now annotate your outline. For every organelle you label, write a short function phrase — one line, in your own words.' Circulate during the 8-minute annotation window; do NOT correct yet. If a projector is available, show each EM image for 60 seconds before the annotation phase, saying: 'This is an actual electron micrograph — a photograph taken with a beam of electrons, not light. The chloroplast you are looking at is from a maize leaf, the same maize grown in farms around the Rift Valley.' After the annotation period, instruct peer-checking: 'Swap sheets with your partner. Using your green/red pen, tick what matches the diagram and add a correction where needed.' Allow 4 minutes for peer-checking. Collect 5 random sheets to scan function accuracy before Phase 3.</w:t>
+            </w:r>
+          </w:p>
+        </w:tc>
+        <w:tc>
+          <w:tcPr>
+            <w:tcW w:type="dxa" w:w="3040"/>
+            <w:shd w:fill="FFFFFF" w:color="auto" w:val="clear"/>
+            <w:tcMar>
+              <w:top w:type="dxa" w:w="60"/>
+              <w:left w:type="dxa" w:w="120"/>
+              <w:bottom w:type="dxa" w:w="60"/>
+              <w:right w:type="dxa" w:w="120"/>
+            </w:tcMar>
+            <w:vAlign w:val="top"/>
+          </w:tcPr>
+          <w:p>
+            <w:pPr>
+              <w:spacing w:after="40" w:before="0"/>
+              <w:jc w:val="left"/>
+            </w:pPr>
+            <w:r>
+              <w:rPr>
+                <w:rFonts w:ascii="Arial" w:cs="Arial" w:eastAsia="Arial" w:hAnsi="Arial"/>
+                <w:b w:val="false"/>
+                <w:bCs w:val="false"/>
+                <w:i w:val="false"/>
+                <w:iCs w:val="false"/>
+                <w:color w:val="000000"/>
+                <w:sz w:val="18"/>
+                <w:szCs w:val="18"/>
+              </w:rPr>
+              <w:t xml:space="preserve">Observe-Annotate-Peer Check (Evidence Recording with Immediate Peer Verification). The silent observation window before annotation prevents learners from writing without seeing. Peer-checking in a contrasting colour makes revision visible and non-threatening, building scientific habit of checking evidence against a source.</w:t>
+            </w:r>
+          </w:p>
+        </w:tc>
+        <w:tc>
+          <w:tcPr>
+            <w:tcW w:type="dxa" w:w="3040"/>
+            <w:shd w:fill="F2F2F2" w:color="auto" w:val="clear"/>
+            <w:tcMar>
+              <w:top w:type="dxa" w:w="60"/>
+              <w:left w:type="dxa" w:w="120"/>
+              <w:bottom w:type="dxa" w:w="60"/>
+              <w:right w:type="dxa" w:w="120"/>
+            </w:tcMar>
+            <w:vAlign w:val="top"/>
+          </w:tcPr>
+          <w:p>
+            <w:pPr>
+              <w:spacing w:after="40" w:before="0"/>
+              <w:jc w:val="left"/>
+            </w:pPr>
+            <w:r>
+              <w:rPr>
+                <w:rFonts w:ascii="Arial" w:cs="Arial" w:eastAsia="Arial" w:hAnsi="Arial"/>
+                <w:b w:val="false"/>
+                <w:bCs w:val="false"/>
+                <w:i w:val="false"/>
+                <w:iCs w:val="false"/>
+                <w:color w:val="000000"/>
+                <w:sz w:val="18"/>
+                <w:szCs w:val="18"/>
+              </w:rPr>
+              <w:t xml:space="preserve">Observable indicator: Learner annotations contain both a label AND a function phrase for at least 7 of the 9 target organelles. During circulation, teacher checks that function phrases are present (not just labels). Teacher notes the 5 collected sheets: if fewer than 5/9 organelles have function phrases, the teacher briefly pauses Phase 3 to model two or three function phrases on the board.</w:t>
+            </w:r>
+          </w:p>
+        </w:tc>
+      </w:tr>
+      <w:tr>
+        <w:tc>
+          <w:tcPr>
+            <w:tcW w:type="dxa" w:w="1520"/>
+            <w:shd w:fill="E2EFDA" w:color="auto" w:val="clear"/>
+            <w:tcMar>
+              <w:top w:type="dxa" w:w="60"/>
+              <w:left w:type="dxa" w:w="120"/>
+              <w:bottom w:type="dxa" w:w="60"/>
+              <w:right w:type="dxa" w:w="120"/>
+            </w:tcMar>
+            <w:vAlign w:val="top"/>
+          </w:tcPr>
+          <w:p>
+            <w:pPr>
+              <w:spacing w:after="40" w:before="0"/>
+              <w:jc w:val="left"/>
+            </w:pPr>
+            <w:r>
+              <w:rPr>
+                <w:rFonts w:ascii="Arial" w:cs="Arial" w:eastAsia="Arial" w:hAnsi="Arial"/>
+                <w:b/>
+                <w:bCs/>
+                <w:i w:val="false"/>
+                <w:iCs w:val="false"/>
+                <w:color w:val="000000"/>
+                <w:sz w:val="18"/>
+                <w:szCs w:val="18"/>
+              </w:rPr>
+              <w:t xml:space="preserve">Explain Phase</w:t>
+            </w:r>
+          </w:p>
+          <w:p>
+            <w:pPr>
+              <w:spacing w:after="20" w:before="0"/>
+            </w:pPr>
+            <w:r>
+              <w:rPr>
+                <w:rFonts w:ascii="Arial" w:cs="Arial" w:eastAsia="Arial" w:hAnsi="Arial"/>
+                <w:b/>
+                <w:bCs/>
+                <w:color w:val="1F3864"/>
+                <w:sz w:val="16"/>
+                <w:szCs w:val="16"/>
+              </w:rPr>
+              <w:t xml:space="preserve">📹 VIDEO:</w:t>
+            </w:r>
+          </w:p>
+          <w:p>
+            <w:pPr>
+              <w:spacing w:after="20" w:before="0"/>
+            </w:pPr>
+            <w:hyperlink w:history="1" r:id="rIdqiod9qr7beiam_0qtnvos">
+              <w:r>
+                <w:rPr>
+                  <w:rFonts w:ascii="Arial" w:cs="Arial" w:eastAsia="Arial" w:hAnsi="Arial"/>
+                  <w:color w:val="2E75B6"/>
+                  <w:sz w:val="16"/>
+                  <w:szCs w:val="16"/>
+                  <w:u w:val="single" w:color="2E75B6"/>
+                </w:rPr>
+                <w:t xml:space="preserve">Overview of animal and plant cells</w:t>
+              </w:r>
+            </w:hyperlink>
+          </w:p>
+          <w:p>
+            <w:pPr>
+              <w:spacing w:after="10" w:before="0"/>
+              <w:ind w:left="120"/>
+            </w:pPr>
+            <w:r>
+              <w:rPr>
+                <w:rFonts w:ascii="Arial" w:cs="Arial" w:eastAsia="Arial" w:hAnsi="Arial"/>
+                <w:color w:val="595959"/>
+                <w:sz w:val="14"/>
+                <w:szCs w:val="14"/>
+              </w:rPr>
+              <w:t xml:space="preserve">Source: Khan Academy (English - US curriculum)</w:t>
+            </w:r>
+          </w:p>
+          <w:p>
+            <w:pPr>
+              <w:spacing w:after="10" w:before="0"/>
+              <w:ind w:left="120"/>
+            </w:pPr>
+            <w:hyperlink w:history="1" r:id="rIdfkog075woavnoofucvd-x">
+              <w:r>
+                <w:rPr>
+                  <w:rFonts w:ascii="Arial" w:cs="Arial" w:eastAsia="Arial" w:hAnsi="Arial"/>
+                  <w:color w:val="595959"/>
+                  <w:sz w:val="14"/>
+                  <w:szCs w:val="14"/>
+                  <w:u w:val="single" w:color="595959"/>
+                </w:rPr>
+                <w:t xml:space="preserve">🔍 Search ARES for similar videos</w:t>
+              </w:r>
+            </w:hyperlink>
+          </w:p>
+          <w:p>
+            <w:pPr>
+              <w:spacing w:after="40" w:before="0"/>
+            </w:pPr>
+            <w:r>
+              <w:rPr>
+                <w:sz w:val="14"/>
+                <w:szCs w:val="14"/>
+              </w:rPr>
+              <w:t xml:space="preserve"/>
+            </w:r>
+          </w:p>
+          <w:p>
+            <w:pPr>
+              <w:spacing w:after="20" w:before="0"/>
+            </w:pPr>
+            <w:r>
+              <w:rPr>
+                <w:rFonts w:ascii="Arial" w:cs="Arial" w:eastAsia="Arial" w:hAnsi="Arial"/>
+                <w:b/>
+                <w:bCs/>
+                <w:color w:val="1F3864"/>
+                <w:sz w:val="16"/>
+                <w:szCs w:val="16"/>
+              </w:rPr>
+              <w:t xml:space="preserve">📖 EXERCISE:</w:t>
+            </w:r>
+          </w:p>
+          <w:p>
+            <w:pPr>
+              <w:spacing w:after="20" w:before="0"/>
+            </w:pPr>
+            <w:hyperlink w:history="1" r:id="rId0wfsqer-rvnrgz9c2lkfu">
+              <w:r>
+                <w:rPr>
+                  <w:rFonts w:ascii="Arial" w:cs="Arial" w:eastAsia="Arial" w:hAnsi="Arial"/>
+                  <w:color w:val="2E75B6"/>
+                  <w:sz w:val="16"/>
+                  <w:szCs w:val="16"/>
+                  <w:u w:val="single" w:color="2E75B6"/>
+                </w:rPr>
+                <w:t xml:space="preserve">Cell Membrane Practice</w:t>
+              </w:r>
+            </w:hyperlink>
+          </w:p>
+          <w:p>
+            <w:pPr>
+              <w:spacing w:after="10" w:before="0"/>
+              <w:ind w:left="120"/>
+            </w:pPr>
+            <w:r>
+              <w:rPr>
+                <w:rFonts w:ascii="Arial" w:cs="Arial" w:eastAsia="Arial" w:hAnsi="Arial"/>
+                <w:color w:val="595959"/>
+                <w:sz w:val="14"/>
+                <w:szCs w:val="14"/>
+              </w:rPr>
+              <w:t xml:space="preserve">Source: CK-12</w:t>
+            </w:r>
+          </w:p>
+          <w:p>
+            <w:pPr>
+              <w:spacing w:after="10" w:before="0"/>
+              <w:ind w:left="120"/>
+            </w:pPr>
+            <w:hyperlink w:history="1" r:id="rId14d_dksvkp5y3oufm4pgv">
+              <w:r>
+                <w:rPr>
+                  <w:rFonts w:ascii="Arial" w:cs="Arial" w:eastAsia="Arial" w:hAnsi="Arial"/>
+                  <w:color w:val="595959"/>
+                  <w:sz w:val="14"/>
+                  <w:szCs w:val="14"/>
+                  <w:u w:val="single" w:color="595959"/>
+                </w:rPr>
+                <w:t xml:space="preserve">🔍 Search ARES for similar readings</w:t>
+              </w:r>
+            </w:hyperlink>
+          </w:p>
+        </w:tc>
+        <w:tc>
+          <w:tcPr>
+            <w:tcW w:type="dxa" w:w="3040"/>
+            <w:shd w:fill="FFFFFF" w:color="auto" w:val="clear"/>
+            <w:tcMar>
+              <w:top w:type="dxa" w:w="60"/>
+              <w:left w:type="dxa" w:w="120"/>
+              <w:bottom w:type="dxa" w:w="60"/>
+              <w:right w:type="dxa" w:w="120"/>
+            </w:tcMar>
+            <w:vAlign w:val="top"/>
+          </w:tcPr>
+          <w:p>
+            <w:pPr>
+              <w:spacing w:after="40" w:before="0"/>
+              <w:jc w:val="left"/>
+            </w:pPr>
+            <w:r>
+              <w:rPr>
+                <w:rFonts w:ascii="Arial" w:cs="Arial" w:eastAsia="Arial" w:hAnsi="Arial"/>
+                <w:b w:val="false"/>
+                <w:bCs w:val="false"/>
+                <w:i w:val="false"/>
+                <w:iCs w:val="false"/>
+                <w:color w:val="000000"/>
+                <w:sz w:val="18"/>
+                <w:szCs w:val="18"/>
+              </w:rPr>
+              <w:t xml:space="preserve">The teacher delivers a structured, metaphor-anchored explanation of plant cell organelles using the Rift Valley Maize Farm metaphor. Each organelle is mapped to a farm role. Learners listen, watch the teacher build the metaphor table on the board, and add any missing information to their annotated outline. Midway through the explanation, learners complete a structured 'Organelle Job Card' matching task individually. At the end of the explanation, the teacher returns to the anchoring phenomenon: learners discuss in triads why a plant cell — unlike the epidermal cell in the healing cut — contains chloroplasts, and what this tells us about how structure is linked to the cell's environment and job.</w:t>
+            </w:r>
+          </w:p>
+        </w:tc>
+        <w:tc>
+          <w:tcPr>
+            <w:tcW w:type="dxa" w:w="3040"/>
+            <w:shd w:fill="F2F2F2" w:color="auto" w:val="clear"/>
+            <w:tcMar>
+              <w:top w:type="dxa" w:w="60"/>
+              <w:left w:type="dxa" w:w="120"/>
+              <w:bottom w:type="dxa" w:w="60"/>
+              <w:right w:type="dxa" w:w="120"/>
+            </w:tcMar>
+            <w:vAlign w:val="top"/>
+          </w:tcPr>
+          <w:p>
+            <w:pPr>
+              <w:spacing w:after="40" w:before="0"/>
+              <w:jc w:val="left"/>
+            </w:pPr>
+            <w:r>
+              <w:rPr>
+                <w:rFonts w:ascii="Arial" w:cs="Arial" w:eastAsia="Arial" w:hAnsi="Arial"/>
+                <w:b w:val="false"/>
+                <w:bCs w:val="false"/>
+                <w:i w:val="false"/>
+                <w:iCs w:val="false"/>
+                <w:color w:val="000000"/>
+                <w:sz w:val="18"/>
+                <w:szCs w:val="18"/>
+              </w:rPr>
+              <w:t xml:space="preserve">Build the following table on the board line-by-line, revealing one organelle at a time. Read each line aloud, pause, and ask a cold-call question before writing the next line. Target: minimum 9 cold-calls across the table, one per organelle.</w:t>
+            </w:r>
+          </w:p>
+          <w:p>
+            <w:pPr>
+              <w:spacing w:after="40" w:before="0"/>
+              <w:jc w:val="left"/>
+            </w:pPr>
+            <w:r>
+              <w:rPr>
+                <w:rFonts w:ascii="Arial" w:cs="Arial" w:eastAsia="Arial" w:hAnsi="Arial"/>
+                <w:b w:val="false"/>
+                <w:bCs w:val="false"/>
+                <w:i w:val="false"/>
+                <w:iCs w:val="false"/>
+                <w:color w:val="000000"/>
+                <w:sz w:val="18"/>
+                <w:szCs w:val="18"/>
+              </w:rPr>
+              <w:t xml:space="preserve"/>
+            </w:r>
+          </w:p>
+          <w:p>
+            <w:pPr>
+              <w:spacing w:after="40" w:before="0"/>
+              <w:jc w:val="left"/>
+            </w:pPr>
+            <w:r>
+              <w:rPr>
+                <w:rFonts w:ascii="Arial" w:cs="Arial" w:eastAsia="Arial" w:hAnsi="Arial"/>
+                <w:b w:val="false"/>
+                <w:bCs w:val="false"/>
+                <w:i w:val="false"/>
+                <w:iCs w:val="false"/>
+                <w:color w:val="000000"/>
+                <w:sz w:val="18"/>
+                <w:szCs w:val="18"/>
+              </w:rPr>
+              <w:t xml:space="preserve">MAIZE FARM METAPHOR TABLE:</w:t>
+            </w:r>
+          </w:p>
+          <w:p>
+            <w:pPr>
+              <w:spacing w:after="30" w:before="0"/>
+              <w:ind w:left="360" w:hanging="180"/>
+              <w:jc w:val="left"/>
+            </w:pPr>
+            <w:r>
+              <w:rPr>
+                <w:rFonts w:ascii="Arial" w:cs="Arial" w:eastAsia="Arial" w:hAnsi="Arial"/>
+                <w:b w:val="false"/>
+                <w:bCs w:val="false"/>
+                <w:i w:val="false"/>
+                <w:iCs w:val="false"/>
+                <w:color w:val="000000"/>
+                <w:sz w:val="18"/>
+                <w:szCs w:val="18"/>
+              </w:rPr>
+              <w:t xml:space="preserve">–  Cell Wall → The perimeter fence and brick walls of the farm — gives shape, support, protection.</w:t>
+            </w:r>
+          </w:p>
+          <w:p>
+            <w:pPr>
+              <w:spacing w:after="30" w:before="0"/>
+              <w:ind w:left="360" w:hanging="180"/>
+              <w:jc w:val="left"/>
+            </w:pPr>
+            <w:r>
+              <w:rPr>
+                <w:rFonts w:ascii="Arial" w:cs="Arial" w:eastAsia="Arial" w:hAnsi="Arial"/>
+                <w:b w:val="false"/>
+                <w:bCs w:val="false"/>
+                <w:i w:val="false"/>
+                <w:iCs w:val="false"/>
+                <w:color w:val="000000"/>
+                <w:sz w:val="18"/>
+                <w:szCs w:val="18"/>
+              </w:rPr>
+              <w:t xml:space="preserve">–  Cell Membrane → The farm gate — controls what enters and leaves.</w:t>
+            </w:r>
+          </w:p>
+          <w:p>
+            <w:pPr>
+              <w:spacing w:after="30" w:before="0"/>
+              <w:ind w:left="360" w:hanging="180"/>
+              <w:jc w:val="left"/>
+            </w:pPr>
+            <w:r>
+              <w:rPr>
+                <w:rFonts w:ascii="Arial" w:cs="Arial" w:eastAsia="Arial" w:hAnsi="Arial"/>
+                <w:b w:val="false"/>
+                <w:bCs w:val="false"/>
+                <w:i w:val="false"/>
+                <w:iCs w:val="false"/>
+                <w:color w:val="000000"/>
+                <w:sz w:val="18"/>
+                <w:szCs w:val="18"/>
+              </w:rPr>
+              <w:t xml:space="preserve">–  Nucleus → The farm owner's office — holds all the plans (DNA) and gives instructions.</w:t>
+            </w:r>
+          </w:p>
+          <w:p>
+            <w:pPr>
+              <w:spacing w:after="30" w:before="0"/>
+              <w:ind w:left="360" w:hanging="180"/>
+              <w:jc w:val="left"/>
+            </w:pPr>
+            <w:r>
+              <w:rPr>
+                <w:rFonts w:ascii="Arial" w:cs="Arial" w:eastAsia="Arial" w:hAnsi="Arial"/>
+                <w:b w:val="false"/>
+                <w:bCs w:val="false"/>
+                <w:i w:val="false"/>
+                <w:iCs w:val="false"/>
+                <w:color w:val="000000"/>
+                <w:sz w:val="18"/>
+                <w:szCs w:val="18"/>
+              </w:rPr>
+              <w:t xml:space="preserve">–  Chloroplast → The solar panels on the farm — capture sunlight to make food (glucose) via photosynthesis.</w:t>
+            </w:r>
+          </w:p>
+          <w:p>
+            <w:pPr>
+              <w:spacing w:after="30" w:before="0"/>
+              <w:ind w:left="360" w:hanging="180"/>
+              <w:jc w:val="left"/>
+            </w:pPr>
+            <w:r>
+              <w:rPr>
+                <w:rFonts w:ascii="Arial" w:cs="Arial" w:eastAsia="Arial" w:hAnsi="Arial"/>
+                <w:b w:val="false"/>
+                <w:bCs w:val="false"/>
+                <w:i w:val="false"/>
+                <w:iCs w:val="false"/>
+                <w:color w:val="000000"/>
+                <w:sz w:val="18"/>
+                <w:szCs w:val="18"/>
+              </w:rPr>
+              <w:t xml:space="preserve">–  Large Central Vacuole → The farm's water storage tank — stores water, maintains pressure (turgor), stores nutrients and waste.</w:t>
+            </w:r>
+          </w:p>
+          <w:p>
+            <w:pPr>
+              <w:spacing w:after="30" w:before="0"/>
+              <w:ind w:left="360" w:hanging="180"/>
+              <w:jc w:val="left"/>
+            </w:pPr>
+            <w:r>
+              <w:rPr>
+                <w:rFonts w:ascii="Arial" w:cs="Arial" w:eastAsia="Arial" w:hAnsi="Arial"/>
+                <w:b w:val="false"/>
+                <w:bCs w:val="false"/>
+                <w:i w:val="false"/>
+                <w:iCs w:val="false"/>
+                <w:color w:val="000000"/>
+                <w:sz w:val="18"/>
+                <w:szCs w:val="18"/>
+              </w:rPr>
+              <w:t xml:space="preserve">–  Mitochondria → The farm's generator — releases energy from glucose for all farm activities (respiration).</w:t>
+            </w:r>
+          </w:p>
+          <w:p>
+            <w:pPr>
+              <w:spacing w:after="30" w:before="0"/>
+              <w:ind w:left="360" w:hanging="180"/>
+              <w:jc w:val="left"/>
+            </w:pPr>
+            <w:r>
+              <w:rPr>
+                <w:rFonts w:ascii="Arial" w:cs="Arial" w:eastAsia="Arial" w:hAnsi="Arial"/>
+                <w:b w:val="false"/>
+                <w:bCs w:val="false"/>
+                <w:i w:val="false"/>
+                <w:iCs w:val="false"/>
+                <w:color w:val="000000"/>
+                <w:sz w:val="18"/>
+                <w:szCs w:val="18"/>
+              </w:rPr>
+              <w:t xml:space="preserve">–  Rough Endoplasmic Reticulum → The farm's delivery road network with loading bays — transports and modifies proteins made by ribosomes.</w:t>
+            </w:r>
+          </w:p>
+          <w:p>
+            <w:pPr>
+              <w:spacing w:after="30" w:before="0"/>
+              <w:ind w:left="360" w:hanging="180"/>
+              <w:jc w:val="left"/>
+            </w:pPr>
+            <w:r>
+              <w:rPr>
+                <w:rFonts w:ascii="Arial" w:cs="Arial" w:eastAsia="Arial" w:hAnsi="Arial"/>
+                <w:b w:val="false"/>
+                <w:bCs w:val="false"/>
+                <w:i w:val="false"/>
+                <w:iCs w:val="false"/>
+                <w:color w:val="000000"/>
+                <w:sz w:val="18"/>
+                <w:szCs w:val="18"/>
+              </w:rPr>
+              <w:t xml:space="preserve">–  Ribosomes → The farm workers — build proteins from instructions sent by the nucleus.</w:t>
+            </w:r>
+          </w:p>
+          <w:p>
+            <w:pPr>
+              <w:spacing w:after="30" w:before="0"/>
+              <w:ind w:left="360" w:hanging="180"/>
+              <w:jc w:val="left"/>
+            </w:pPr>
+            <w:r>
+              <w:rPr>
+                <w:rFonts w:ascii="Arial" w:cs="Arial" w:eastAsia="Arial" w:hAnsi="Arial"/>
+                <w:b w:val="false"/>
+                <w:bCs w:val="false"/>
+                <w:i w:val="false"/>
+                <w:iCs w:val="false"/>
+                <w:color w:val="000000"/>
+                <w:sz w:val="18"/>
+                <w:szCs w:val="18"/>
+              </w:rPr>
+              <w:t xml:space="preserve">–  Golgi Apparatus → The farm's packaging and dispatch depot — sorts, modifies, and ships proteins and lipids to where they are needed.</w:t>
+            </w:r>
+          </w:p>
+          <w:p>
+            <w:pPr>
+              <w:spacing w:after="40" w:before="0"/>
+              <w:jc w:val="left"/>
+            </w:pPr>
+            <w:r>
+              <w:rPr>
+                <w:rFonts w:ascii="Arial" w:cs="Arial" w:eastAsia="Arial" w:hAnsi="Arial"/>
+                <w:b w:val="false"/>
+                <w:bCs w:val="false"/>
+                <w:i w:val="false"/>
+                <w:iCs w:val="false"/>
+                <w:color w:val="000000"/>
+                <w:sz w:val="18"/>
+                <w:szCs w:val="18"/>
+              </w:rPr>
+              <w:t xml:space="preserve"/>
+            </w:r>
+          </w:p>
+          <w:p>
+            <w:pPr>
+              <w:spacing w:after="40" w:before="0"/>
+              <w:jc w:val="left"/>
+            </w:pPr>
+            <w:r>
+              <w:rPr>
+                <w:rFonts w:ascii="Arial" w:cs="Arial" w:eastAsia="Arial" w:hAnsi="Arial"/>
+                <w:b w:val="false"/>
+                <w:bCs w:val="false"/>
+                <w:i w:val="false"/>
+                <w:iCs w:val="false"/>
+                <w:color w:val="000000"/>
+                <w:sz w:val="18"/>
+                <w:szCs w:val="18"/>
+              </w:rPr>
+              <w:t xml:space="preserve">For each organelle, use this 3-step routine:</w:t>
+            </w:r>
+          </w:p>
+          <w:p>
+            <w:pPr>
+              <w:spacing w:after="40" w:before="0"/>
+              <w:jc w:val="left"/>
+            </w:pPr>
+            <w:r>
+              <w:rPr>
+                <w:rFonts w:ascii="Arial" w:cs="Arial" w:eastAsia="Arial" w:hAnsi="Arial"/>
+                <w:b w:val="false"/>
+                <w:bCs w:val="false"/>
+                <w:i w:val="false"/>
+                <w:iCs w:val="false"/>
+                <w:color w:val="000000"/>
+                <w:sz w:val="18"/>
+                <w:szCs w:val="18"/>
+              </w:rPr>
+              <w:t xml:space="preserve">1. Point to the organelle on the diagram.</w:t>
+            </w:r>
+          </w:p>
+          <w:p>
+            <w:pPr>
+              <w:spacing w:after="40" w:before="0"/>
+              <w:jc w:val="left"/>
+            </w:pPr>
+            <w:r>
+              <w:rPr>
+                <w:rFonts w:ascii="Arial" w:cs="Arial" w:eastAsia="Arial" w:hAnsi="Arial"/>
+                <w:b w:val="false"/>
+                <w:bCs w:val="false"/>
+                <w:i w:val="false"/>
+                <w:iCs w:val="false"/>
+                <w:color w:val="000000"/>
+                <w:sz w:val="18"/>
+                <w:szCs w:val="18"/>
+              </w:rPr>
+              <w:t xml:space="preserve">2. Say: 'In our maize farm, this organelle is like the [X] because...' — wait 12 seconds — cold-call one learner to complete the analogy before you confirm.</w:t>
+            </w:r>
+          </w:p>
+          <w:p>
+            <w:pPr>
+              <w:spacing w:after="40" w:before="0"/>
+              <w:jc w:val="left"/>
+            </w:pPr>
+            <w:r>
+              <w:rPr>
+                <w:rFonts w:ascii="Arial" w:cs="Arial" w:eastAsia="Arial" w:hAnsi="Arial"/>
+                <w:b w:val="false"/>
+                <w:bCs w:val="false"/>
+                <w:i w:val="false"/>
+                <w:iCs w:val="false"/>
+                <w:color w:val="000000"/>
+                <w:sz w:val="18"/>
+                <w:szCs w:val="18"/>
+              </w:rPr>
+              <w:t xml:space="preserve">3. Write the confirmed metaphor and function on the board.</w:t>
+            </w:r>
+          </w:p>
+          <w:p>
+            <w:pPr>
+              <w:spacing w:after="40" w:before="0"/>
+              <w:jc w:val="left"/>
+            </w:pPr>
+            <w:r>
+              <w:rPr>
+                <w:rFonts w:ascii="Arial" w:cs="Arial" w:eastAsia="Arial" w:hAnsi="Arial"/>
+                <w:b w:val="false"/>
+                <w:bCs w:val="false"/>
+                <w:i w:val="false"/>
+                <w:iCs w:val="false"/>
+                <w:color w:val="000000"/>
+                <w:sz w:val="18"/>
+                <w:szCs w:val="18"/>
+              </w:rPr>
+              <w:t xml:space="preserve"/>
+            </w:r>
+          </w:p>
+          <w:p>
+            <w:pPr>
+              <w:spacing w:after="40" w:before="0"/>
+              <w:jc w:val="left"/>
+            </w:pPr>
+            <w:r>
+              <w:rPr>
+                <w:rFonts w:ascii="Arial" w:cs="Arial" w:eastAsia="Arial" w:hAnsi="Arial"/>
+                <w:b w:val="false"/>
+                <w:bCs w:val="false"/>
+                <w:i w:val="false"/>
+                <w:iCs w:val="false"/>
+                <w:color w:val="000000"/>
+                <w:sz w:val="18"/>
+                <w:szCs w:val="18"/>
+              </w:rPr>
+              <w:t xml:space="preserve">After the full table is built, distribute the Organelle Job Card (a half-page handout with two columns: ORGANELLE and FARM JOB — all farm jobs listed, organelles blank). Learners fill it individually in 4 minutes.</w:t>
+            </w:r>
+          </w:p>
+          <w:p>
+            <w:pPr>
+              <w:spacing w:after="40" w:before="0"/>
+              <w:jc w:val="left"/>
+            </w:pPr>
+            <w:r>
+              <w:rPr>
+                <w:rFonts w:ascii="Arial" w:cs="Arial" w:eastAsia="Arial" w:hAnsi="Arial"/>
+                <w:b w:val="false"/>
+                <w:bCs w:val="false"/>
+                <w:i w:val="false"/>
+                <w:iCs w:val="false"/>
+                <w:color w:val="000000"/>
+                <w:sz w:val="18"/>
+                <w:szCs w:val="18"/>
+              </w:rPr>
+              <w:t xml:space="preserve"/>
+            </w:r>
+          </w:p>
+          <w:p>
+            <w:pPr>
+              <w:spacing w:after="40" w:before="0"/>
+              <w:jc w:val="left"/>
+            </w:pPr>
+            <w:r>
+              <w:rPr>
+                <w:rFonts w:ascii="Arial" w:cs="Arial" w:eastAsia="Arial" w:hAnsi="Arial"/>
+                <w:b w:val="false"/>
+                <w:bCs w:val="false"/>
+                <w:i w:val="false"/>
+                <w:iCs w:val="false"/>
+                <w:color w:val="000000"/>
+                <w:sz w:val="18"/>
+                <w:szCs w:val="18"/>
+              </w:rPr>
+              <w:t xml:space="preserve">Return to the phenomenon: 'Think back to Kioni's cut finger. The epidermal cells that grew back over the wound — those are animal cells. They have no chloroplasts. Why not? What does that tell you?' Wait 15 seconds. Cold-call 2 learners. Guide toward: epidermal cells do not need to photosynthesise — they get energy from food — so carrying a chloroplast would be wasteful. Structure matches function. Say verbatim: 'This is the heart of our driving question. Every organelle exists because the cell's job demands it. No more, no less.'</w:t>
+            </w:r>
+          </w:p>
+        </w:tc>
+        <w:tc>
+          <w:tcPr>
+            <w:tcW w:type="dxa" w:w="3040"/>
+            <w:shd w:fill="FFFFFF" w:color="auto" w:val="clear"/>
+            <w:tcMar>
+              <w:top w:type="dxa" w:w="60"/>
+              <w:left w:type="dxa" w:w="120"/>
+              <w:bottom w:type="dxa" w:w="60"/>
+              <w:right w:type="dxa" w:w="120"/>
+            </w:tcMar>
+            <w:vAlign w:val="top"/>
+          </w:tcPr>
+          <w:p>
+            <w:pPr>
+              <w:spacing w:after="40" w:before="0"/>
+              <w:jc w:val="left"/>
+            </w:pPr>
+            <w:r>
+              <w:rPr>
+                <w:rFonts w:ascii="Arial" w:cs="Arial" w:eastAsia="Arial" w:hAnsi="Arial"/>
+                <w:b w:val="false"/>
+                <w:bCs w:val="false"/>
+                <w:i w:val="false"/>
+                <w:iCs w:val="false"/>
+                <w:color w:val="000000"/>
+                <w:sz w:val="18"/>
+                <w:szCs w:val="18"/>
+              </w:rPr>
+              <w:t xml:space="preserve">Metaphor Anchoring + Structured Cold-Call Explanation. The Rift Valley Maize Farm metaphor gives learners a concrete, culturally grounded schema onto which abstract organelle functions are mapped. The cold-call routine (predict the analogy before the teacher confirms) keeps learners cognitively active during direct instruction. The phenomenon reconnect at the close prevents the farm metaphor from becoming decorative — it is immediately used as a reasoning tool.</w:t>
+            </w:r>
+          </w:p>
+        </w:tc>
+        <w:tc>
+          <w:tcPr>
+            <w:tcW w:type="dxa" w:w="3040"/>
+            <w:shd w:fill="F2F2F2" w:color="auto" w:val="clear"/>
+            <w:tcMar>
+              <w:top w:type="dxa" w:w="60"/>
+              <w:left w:type="dxa" w:w="120"/>
+              <w:bottom w:type="dxa" w:w="60"/>
+              <w:right w:type="dxa" w:w="120"/>
+            </w:tcMar>
+            <w:vAlign w:val="top"/>
+          </w:tcPr>
+          <w:p>
+            <w:pPr>
+              <w:spacing w:after="40" w:before="0"/>
+              <w:jc w:val="left"/>
+            </w:pPr>
+            <w:r>
+              <w:rPr>
+                <w:rFonts w:ascii="Arial" w:cs="Arial" w:eastAsia="Arial" w:hAnsi="Arial"/>
+                <w:b w:val="false"/>
+                <w:bCs w:val="false"/>
+                <w:i w:val="false"/>
+                <w:iCs w:val="false"/>
+                <w:color w:val="000000"/>
+                <w:sz w:val="18"/>
+                <w:szCs w:val="18"/>
+              </w:rPr>
+              <w:t xml:space="preserve">Observable indicator: Learners complete the Organelle Job Card with at least 8/9 correct matches. Teacher collects all Job Cards. Any learner with 5 or fewer correct is identified for a brief re-teach during the Model Building phase. The triad discussion on epidermal cells vs. plant cells is assessed by listening to 2 triads: teacher listens for the phrase 'structure matches function' or an equivalent, student-generated idea.</w:t>
+            </w:r>
+          </w:p>
+        </w:tc>
+      </w:tr>
+      <w:tr>
+        <w:tc>
+          <w:tcPr>
+            <w:tcW w:type="dxa" w:w="1520"/>
+            <w:shd w:fill="FCE4D6" w:color="auto" w:val="clear"/>
+            <w:tcMar>
+              <w:top w:type="dxa" w:w="60"/>
+              <w:left w:type="dxa" w:w="120"/>
+              <w:bottom w:type="dxa" w:w="60"/>
+              <w:right w:type="dxa" w:w="120"/>
+            </w:tcMar>
+            <w:vAlign w:val="top"/>
+          </w:tcPr>
+          <w:p>
+            <w:pPr>
+              <w:spacing w:after="40" w:before="0"/>
+              <w:jc w:val="left"/>
+            </w:pPr>
+            <w:r>
+              <w:rPr>
+                <w:rFonts w:ascii="Arial" w:cs="Arial" w:eastAsia="Arial" w:hAnsi="Arial"/>
+                <w:b/>
+                <w:bCs/>
+                <w:i w:val="false"/>
+                <w:iCs w:val="false"/>
+                <w:color w:val="000000"/>
+                <w:sz w:val="18"/>
+                <w:szCs w:val="18"/>
+              </w:rPr>
+              <w:t xml:space="preserve">Driving Question Board (DQB) Creation</w:t>
+            </w:r>
+          </w:p>
+          <w:p>
+            <w:pPr>
+              <w:spacing w:after="20" w:before="0"/>
+            </w:pPr>
+            <w:r>
+              <w:rPr>
+                <w:rFonts w:ascii="Arial" w:cs="Arial" w:eastAsia="Arial" w:hAnsi="Arial"/>
+                <w:b/>
+                <w:bCs/>
+                <w:color w:val="1F3864"/>
+                <w:sz w:val="16"/>
+                <w:szCs w:val="16"/>
+              </w:rPr>
+              <w:t xml:space="preserve">📹 VIDEO:</w:t>
+            </w:r>
+          </w:p>
+          <w:p>
+            <w:pPr>
+              <w:spacing w:after="20" w:before="0"/>
+            </w:pPr>
+            <w:hyperlink w:history="1" r:id="rId0d-e23fg5-xhsur4bk3ba">
+              <w:r>
+                <w:rPr>
+                  <w:rFonts w:ascii="Arial" w:cs="Arial" w:eastAsia="Arial" w:hAnsi="Arial"/>
+                  <w:color w:val="2E75B6"/>
+                  <w:sz w:val="16"/>
+                  <w:szCs w:val="16"/>
+                  <w:u w:val="single" w:color="2E75B6"/>
+                </w:rPr>
+                <w:t xml:space="preserve">Comparing animal and plant cells</w:t>
+              </w:r>
+            </w:hyperlink>
+          </w:p>
+          <w:p>
+            <w:pPr>
+              <w:spacing w:after="10" w:before="0"/>
+              <w:ind w:left="120"/>
+            </w:pPr>
+            <w:r>
+              <w:rPr>
+                <w:rFonts w:ascii="Arial" w:cs="Arial" w:eastAsia="Arial" w:hAnsi="Arial"/>
+                <w:color w:val="595959"/>
+                <w:sz w:val="14"/>
+                <w:szCs w:val="14"/>
+              </w:rPr>
+              <w:t xml:space="preserve">Source: Khan Academy (English - US curriculum)</w:t>
+            </w:r>
+          </w:p>
+          <w:p>
+            <w:pPr>
+              <w:spacing w:after="10" w:before="0"/>
+              <w:ind w:left="120"/>
+            </w:pPr>
+            <w:hyperlink w:history="1" r:id="rIdcxxzu6fnxvjc2ylh5ynvj">
+              <w:r>
+                <w:rPr>
+                  <w:rFonts w:ascii="Arial" w:cs="Arial" w:eastAsia="Arial" w:hAnsi="Arial"/>
+                  <w:color w:val="595959"/>
+                  <w:sz w:val="14"/>
+                  <w:szCs w:val="14"/>
+                  <w:u w:val="single" w:color="595959"/>
+                </w:rPr>
+                <w:t xml:space="preserve">🔍 Search ARES for similar videos</w:t>
+              </w:r>
+            </w:hyperlink>
+          </w:p>
+          <w:p>
+            <w:pPr>
+              <w:spacing w:after="40" w:before="0"/>
+            </w:pPr>
+            <w:r>
+              <w:rPr>
+                <w:sz w:val="14"/>
+                <w:szCs w:val="14"/>
+              </w:rPr>
+              <w:t xml:space="preserve"/>
+            </w:r>
+          </w:p>
+          <w:p>
+            <w:pPr>
+              <w:spacing w:after="20" w:before="0"/>
+            </w:pPr>
+            <w:r>
+              <w:rPr>
+                <w:rFonts w:ascii="Arial" w:cs="Arial" w:eastAsia="Arial" w:hAnsi="Arial"/>
+                <w:b/>
+                <w:bCs/>
+                <w:color w:val="1F3864"/>
+                <w:sz w:val="16"/>
+                <w:szCs w:val="16"/>
+              </w:rPr>
+              <w:t xml:space="preserve">📖 EXERCISE:</w:t>
+            </w:r>
+          </w:p>
+          <w:p>
+            <w:pPr>
+              <w:spacing w:after="20" w:before="0"/>
+            </w:pPr>
+            <w:hyperlink w:history="1" r:id="rIdsoo-l3w4ynfhugjmau_xk">
+              <w:r>
+                <w:rPr>
+                  <w:rFonts w:ascii="Arial" w:cs="Arial" w:eastAsia="Arial" w:hAnsi="Arial"/>
+                  <w:color w:val="2E75B6"/>
+                  <w:sz w:val="16"/>
+                  <w:szCs w:val="16"/>
+                  <w:u w:val="single" w:color="2E75B6"/>
+                </w:rPr>
+                <w:t xml:space="preserve">The cell membrane</w:t>
+              </w:r>
+            </w:hyperlink>
+          </w:p>
+          <w:p>
+            <w:pPr>
+              <w:spacing w:after="10" w:before="0"/>
+              <w:ind w:left="120"/>
+            </w:pPr>
+            <w:r>
+              <w:rPr>
+                <w:rFonts w:ascii="Arial" w:cs="Arial" w:eastAsia="Arial" w:hAnsi="Arial"/>
+                <w:color w:val="595959"/>
+                <w:sz w:val="14"/>
+                <w:szCs w:val="14"/>
+              </w:rPr>
+              <w:t xml:space="preserve">Source: Khan Academy (English - US curriculum)</w:t>
+            </w:r>
+          </w:p>
+          <w:p>
+            <w:pPr>
+              <w:spacing w:after="10" w:before="0"/>
+              <w:ind w:left="120"/>
+            </w:pPr>
+            <w:hyperlink w:history="1" r:id="rIdrw223hrhp-vmgn9yljutu">
+              <w:r>
+                <w:rPr>
+                  <w:rFonts w:ascii="Arial" w:cs="Arial" w:eastAsia="Arial" w:hAnsi="Arial"/>
+                  <w:color w:val="595959"/>
+                  <w:sz w:val="14"/>
+                  <w:szCs w:val="14"/>
+                  <w:u w:val="single" w:color="595959"/>
+                </w:rPr>
+                <w:t xml:space="preserve">🔍 Search ARES for similar readings</w:t>
+              </w:r>
+            </w:hyperlink>
+          </w:p>
+        </w:tc>
+        <w:tc>
+          <w:tcPr>
+            <w:tcW w:type="dxa" w:w="3040"/>
+            <w:shd w:fill="FFFFFF" w:color="auto" w:val="clear"/>
+            <w:tcMar>
+              <w:top w:type="dxa" w:w="60"/>
+              <w:left w:type="dxa" w:w="120"/>
+              <w:bottom w:type="dxa" w:w="60"/>
+              <w:right w:type="dxa" w:w="120"/>
+            </w:tcMar>
+            <w:vAlign w:val="top"/>
+          </w:tcPr>
+          <w:p>
+            <w:pPr>
+              <w:spacing w:after="40" w:before="0"/>
+              <w:jc w:val="left"/>
+            </w:pPr>
+            <w:r>
+              <w:rPr>
+                <w:rFonts w:ascii="Arial" w:cs="Arial" w:eastAsia="Arial" w:hAnsi="Arial"/>
+                <w:b w:val="false"/>
+                <w:bCs w:val="false"/>
+                <w:i w:val="false"/>
+                <w:iCs w:val="false"/>
+                <w:color w:val="000000"/>
+                <w:sz w:val="18"/>
+                <w:szCs w:val="18"/>
+              </w:rPr>
+              <w:t xml:space="preserve">Learners individually write one sticky note (or a note on a folded card if sticky notes are unavailable) responding to ONE of the following two prompts, assigned by row: Row A — 'What does today's lesson about plant cell organelles help you understand about the driving question — why do cells look different?' Row B — 'What new question does today's lesson raise for you about cell structure or the healing cut?' Learners post their notes on the class Driving Question Board in the designated LESSON 4 section. The teacher reads 4 notes aloud (2 from each row), and the class briefly discusses whether each note represents a growing understanding or a new mystery. The teacher physically draws a line connecting two DQB notes that together suggest an emerging answer: 'Plant cells have chloroplasts because they make their own food — animal cells, including Kioni's epidermal cells, do not need to.'</w:t>
+            </w:r>
+          </w:p>
+        </w:tc>
+        <w:tc>
+          <w:tcPr>
+            <w:tcW w:type="dxa" w:w="3040"/>
+            <w:shd w:fill="F2F2F2" w:color="auto" w:val="clear"/>
+            <w:tcMar>
+              <w:top w:type="dxa" w:w="60"/>
+              <w:left w:type="dxa" w:w="120"/>
+              <w:bottom w:type="dxa" w:w="60"/>
+              <w:right w:type="dxa" w:w="120"/>
+            </w:tcMar>
+            <w:vAlign w:val="top"/>
+          </w:tcPr>
+          <w:p>
+            <w:pPr>
+              <w:spacing w:after="40" w:before="0"/>
+              <w:jc w:val="left"/>
+            </w:pPr>
+            <w:r>
+              <w:rPr>
+                <w:rFonts w:ascii="Arial" w:cs="Arial" w:eastAsia="Arial" w:hAnsi="Arial"/>
+                <w:b w:val="false"/>
+                <w:bCs w:val="false"/>
+                <w:i w:val="false"/>
+                <w:iCs w:val="false"/>
+                <w:color w:val="000000"/>
+                <w:sz w:val="18"/>
+                <w:szCs w:val="18"/>
+              </w:rPr>
+              <w:t xml:space="preserve">Distribute sticky notes or folded cards. Say: 'You have 3 minutes — individual, silent. Write your best thinking on the prompt for your row.' After 3 minutes, direct learners to post notes on the DQB. Read 4 notes aloud. For each, ask the class: 'Is this a growing understanding — something we are beginning to explain? Or is this a new mystery we still need to investigate?' Use a thumbs-up (understanding) or question-mark gesture (new mystery) from all learners for each note. Draw the connecting line on the DQB and say: 'We are building an answer — slowly, piece by piece, just like the cells rebuilding Kioni's finger.'</w:t>
+            </w:r>
+          </w:p>
+        </w:tc>
+        <w:tc>
+          <w:tcPr>
+            <w:tcW w:type="dxa" w:w="3040"/>
+            <w:shd w:fill="FFFFFF" w:color="auto" w:val="clear"/>
+            <w:tcMar>
+              <w:top w:type="dxa" w:w="60"/>
+              <w:left w:type="dxa" w:w="120"/>
+              <w:bottom w:type="dxa" w:w="60"/>
+              <w:right w:type="dxa" w:w="120"/>
+            </w:tcMar>
+            <w:vAlign w:val="top"/>
+          </w:tcPr>
+          <w:p>
+            <w:pPr>
+              <w:spacing w:after="40" w:before="0"/>
+              <w:jc w:val="left"/>
+            </w:pPr>
+            <w:r>
+              <w:rPr>
+                <w:rFonts w:ascii="Arial" w:cs="Arial" w:eastAsia="Arial" w:hAnsi="Arial"/>
+                <w:b w:val="false"/>
+                <w:bCs w:val="false"/>
+                <w:i w:val="false"/>
+                <w:iCs w:val="false"/>
+                <w:color w:val="000000"/>
+                <w:sz w:val="18"/>
+                <w:szCs w:val="18"/>
+              </w:rPr>
+              <w:t xml:space="preserve">Driving Question Board — Knowledge Tracking. The DQB makes the cumulative nature of the evidence-gathering sequence visible. Sorting notes into 'growing understanding' vs. 'new mystery' teaches learners that science is an iterative process — not all questions are resolved in one lesson. The physical connecting line models how evidence from different lessons can converge into an explanation.</w:t>
+            </w:r>
+          </w:p>
+        </w:tc>
+        <w:tc>
+          <w:tcPr>
+            <w:tcW w:type="dxa" w:w="3040"/>
+            <w:shd w:fill="F2F2F2" w:color="auto" w:val="clear"/>
+            <w:tcMar>
+              <w:top w:type="dxa" w:w="60"/>
+              <w:left w:type="dxa" w:w="120"/>
+              <w:bottom w:type="dxa" w:w="60"/>
+              <w:right w:type="dxa" w:w="120"/>
+            </w:tcMar>
+            <w:vAlign w:val="top"/>
+          </w:tcPr>
+          <w:p>
+            <w:pPr>
+              <w:spacing w:after="40" w:before="0"/>
+              <w:jc w:val="left"/>
+            </w:pPr>
+            <w:r>
+              <w:rPr>
+                <w:rFonts w:ascii="Arial" w:cs="Arial" w:eastAsia="Arial" w:hAnsi="Arial"/>
+                <w:b w:val="false"/>
+                <w:bCs w:val="false"/>
+                <w:i w:val="false"/>
+                <w:iCs w:val="false"/>
+                <w:color w:val="000000"/>
+                <w:sz w:val="18"/>
+                <w:szCs w:val="18"/>
+              </w:rPr>
+              <w:t xml:space="preserve">Observable indicator: Every learner produces a written DQB note. Teacher scans for notes that are off-topic or merely restate a fact ('chloroplasts do photosynthesis') without connecting to the driving question. These learners are prompted: 'How does knowing that help explain why Kioni's skin cells look different from a leaf cell?'</w:t>
+            </w:r>
+          </w:p>
+        </w:tc>
+      </w:tr>
+      <w:tr>
+        <w:tc>
+          <w:tcPr>
+            <w:tcW w:type="dxa" w:w="1520"/>
+            <w:shd w:fill="D5E8F0" w:color="auto" w:val="clear"/>
+            <w:tcMar>
+              <w:top w:type="dxa" w:w="60"/>
+              <w:left w:type="dxa" w:w="120"/>
+              <w:bottom w:type="dxa" w:w="60"/>
+              <w:right w:type="dxa" w:w="120"/>
+            </w:tcMar>
+            <w:vAlign w:val="top"/>
+          </w:tcPr>
+          <w:p>
+            <w:pPr>
+              <w:spacing w:after="40" w:before="0"/>
+              <w:jc w:val="left"/>
+            </w:pPr>
+            <w:r>
+              <w:rPr>
+                <w:rFonts w:ascii="Arial" w:cs="Arial" w:eastAsia="Arial" w:hAnsi="Arial"/>
+                <w:b/>
+                <w:bCs/>
+                <w:i w:val="false"/>
+                <w:iCs w:val="false"/>
+                <w:color w:val="000000"/>
+                <w:sz w:val="18"/>
+                <w:szCs w:val="18"/>
+              </w:rPr>
+              <w:t xml:space="preserve">Model Building Phase</w:t>
+            </w:r>
+          </w:p>
+          <w:p>
+            <w:pPr>
+              <w:spacing w:after="20" w:before="0"/>
+            </w:pPr>
+            <w:r>
+              <w:rPr>
+                <w:rFonts w:ascii="Arial" w:cs="Arial" w:eastAsia="Arial" w:hAnsi="Arial"/>
+                <w:b/>
+                <w:bCs/>
+                <w:color w:val="1F3864"/>
+                <w:sz w:val="16"/>
+                <w:szCs w:val="16"/>
+              </w:rPr>
+              <w:t xml:space="preserve">📹 VIDEO:</w:t>
+            </w:r>
+          </w:p>
+          <w:p>
+            <w:pPr>
+              <w:spacing w:after="20" w:before="0"/>
+            </w:pPr>
+            <w:hyperlink w:history="1" r:id="rIdwkknj9rod2hrqxxudp3qu">
+              <w:r>
+                <w:rPr>
+                  <w:rFonts w:ascii="Arial" w:cs="Arial" w:eastAsia="Arial" w:hAnsi="Arial"/>
+                  <w:color w:val="2E75B6"/>
+                  <w:sz w:val="16"/>
+                  <w:szCs w:val="16"/>
+                  <w:u w:val="single" w:color="2E75B6"/>
+                </w:rPr>
+                <w:t xml:space="preserve">Comparing animal and plant cells</w:t>
+              </w:r>
+            </w:hyperlink>
+          </w:p>
+          <w:p>
+            <w:pPr>
+              <w:spacing w:after="10" w:before="0"/>
+              <w:ind w:left="120"/>
+            </w:pPr>
+            <w:r>
+              <w:rPr>
+                <w:rFonts w:ascii="Arial" w:cs="Arial" w:eastAsia="Arial" w:hAnsi="Arial"/>
+                <w:color w:val="595959"/>
+                <w:sz w:val="14"/>
+                <w:szCs w:val="14"/>
+              </w:rPr>
+              <w:t xml:space="preserve">Source: Khan Academy (English - US curriculum)</w:t>
+            </w:r>
+          </w:p>
+          <w:p>
+            <w:pPr>
+              <w:spacing w:after="10" w:before="0"/>
+              <w:ind w:left="120"/>
+            </w:pPr>
+            <w:hyperlink w:history="1" r:id="rIdxhmbo6nejfppn5ippb20y">
+              <w:r>
+                <w:rPr>
+                  <w:rFonts w:ascii="Arial" w:cs="Arial" w:eastAsia="Arial" w:hAnsi="Arial"/>
+                  <w:color w:val="595959"/>
+                  <w:sz w:val="14"/>
+                  <w:szCs w:val="14"/>
+                  <w:u w:val="single" w:color="595959"/>
+                </w:rPr>
+                <w:t xml:space="preserve">🔍 Search ARES for similar videos</w:t>
+              </w:r>
+            </w:hyperlink>
+          </w:p>
+          <w:p>
+            <w:pPr>
+              <w:spacing w:after="40" w:before="0"/>
+            </w:pPr>
+            <w:r>
+              <w:rPr>
+                <w:sz w:val="14"/>
+                <w:szCs w:val="14"/>
+              </w:rPr>
+              <w:t xml:space="preserve"/>
+            </w:r>
+          </w:p>
+          <w:p>
+            <w:pPr>
+              <w:spacing w:after="20" w:before="0"/>
+            </w:pPr>
+            <w:r>
+              <w:rPr>
+                <w:rFonts w:ascii="Arial" w:cs="Arial" w:eastAsia="Arial" w:hAnsi="Arial"/>
+                <w:b/>
+                <w:bCs/>
+                <w:color w:val="1F3864"/>
+                <w:sz w:val="16"/>
+                <w:szCs w:val="16"/>
+              </w:rPr>
+              <w:t xml:space="preserve">📖 HTML:</w:t>
+            </w:r>
+          </w:p>
+          <w:p>
+            <w:pPr>
+              <w:spacing w:after="20" w:before="0"/>
+            </w:pPr>
+            <w:hyperlink w:history="1" r:id="rIdszhpubkuaeh4hsy_ez1yx">
               <w:r>
                 <w:rPr>
                   <w:rFonts w:ascii="Arial" w:cs="Arial" w:eastAsia="Arial" w:hAnsi="Arial"/>
@@ -12054,1620 +13667,7 @@
               <w:spacing w:after="10" w:before="0"/>
               <w:ind w:left="120"/>
             </w:pPr>
-            <w:hyperlink w:history="1" r:id="rId48zmrdxsg7ts-uhpehotu">
-              <w:r>
-                <w:rPr>
-                  <w:rFonts w:ascii="Arial" w:cs="Arial" w:eastAsia="Arial" w:hAnsi="Arial"/>
-                  <w:color w:val="595959"/>
-                  <w:sz w:val="14"/>
-                  <w:szCs w:val="14"/>
-                  <w:u w:val="single" w:color="595959"/>
-                </w:rPr>
-                <w:t xml:space="preserve">🔍 Search ARES for similar readings</w:t>
-              </w:r>
-            </w:hyperlink>
-          </w:p>
-        </w:tc>
-        <w:tc>
-          <w:tcPr>
-            <w:tcW w:type="dxa" w:w="3040"/>
-            <w:shd w:fill="FFFFFF" w:color="auto" w:val="clear"/>
-            <w:tcMar>
-              <w:top w:type="dxa" w:w="60"/>
-              <w:left w:type="dxa" w:w="120"/>
-              <w:bottom w:type="dxa" w:w="60"/>
-              <w:right w:type="dxa" w:w="120"/>
-            </w:tcMar>
-            <w:vAlign w:val="top"/>
-          </w:tcPr>
-          <w:p>
-            <w:pPr>
-              <w:spacing w:after="40" w:before="0"/>
-              <w:jc w:val="left"/>
-            </w:pPr>
-            <w:r>
-              <w:rPr>
-                <w:rFonts w:ascii="Arial" w:cs="Arial" w:eastAsia="Arial" w:hAnsi="Arial"/>
-                <w:b w:val="false"/>
-                <w:bCs w:val="false"/>
-                <w:i w:val="false"/>
-                <w:iCs w:val="false"/>
-                <w:color w:val="000000"/>
-                <w:sz w:val="18"/>
-                <w:szCs w:val="18"/>
-              </w:rPr>
-              <w:t xml:space="preserve">Learners receive a blank, unlabelled outline of a plant cell (prepared as a photocopied handout or drawn on the board for copying). Working individually for 4 minutes, they write the names of any organelles they think will be present and place a ★ next to those they believe are ALSO found in animal cells (from Lesson 3). They then share predictions with a shoulder partner for 2 minutes. Teacher collects a quick show-of-hands class poll: 'Hands up if you predicted chloroplasts.' 'Keep your hand up if you also marked chloroplasts as shared with animal cells.' The visual mismatch in raised hands surfaces the core conceptual tension immediately.</w:t>
-            </w:r>
-          </w:p>
-        </w:tc>
-        <w:tc>
-          <w:tcPr>
-            <w:tcW w:type="dxa" w:w="3040"/>
-            <w:shd w:fill="F2F2F2" w:color="auto" w:val="clear"/>
-            <w:tcMar>
-              <w:top w:type="dxa" w:w="60"/>
-              <w:left w:type="dxa" w:w="120"/>
-              <w:bottom w:type="dxa" w:w="60"/>
-              <w:right w:type="dxa" w:w="120"/>
-            </w:tcMar>
-            <w:vAlign w:val="top"/>
-          </w:tcPr>
-          <w:p>
-            <w:pPr>
-              <w:spacing w:after="40" w:before="0"/>
-              <w:jc w:val="left"/>
-            </w:pPr>
-            <w:r>
-              <w:rPr>
-                <w:rFonts w:ascii="Arial" w:cs="Arial" w:eastAsia="Arial" w:hAnsi="Arial"/>
-                <w:b w:val="false"/>
-                <w:bCs w:val="false"/>
-                <w:i w:val="false"/>
-                <w:iCs w:val="false"/>
-                <w:color w:val="000000"/>
-                <w:sz w:val="18"/>
-                <w:szCs w:val="18"/>
-              </w:rPr>
-              <w:t xml:space="preserve">Distribute blank plant cell outlines. Say verbatim: 'Before I show you anything, I want your brain's first draft. Write every organelle you think a plant cell has. Put a star next to any you think it shares with the animal cell we studied last lesson.' Allow 4 minutes of silent individual work — do NOT circulate yet; let learners commit to predictions. After 4 minutes, say: 'Turn to your partner. Compare your lists. Do you agree on which organelles are shared?' Allow 2 minutes of partner talk. Conduct the show-of-hands poll. Cold-call 3 learners who kept their hand up for chloroplasts being shared: 'Akinyi, why did you think animal cells also have chloroplasts?' Apply 12-second wait time before accepting an answer. Record class predictions in two columns on the board — SHARED / PLANT ONLY — and leave it visible throughout the lesson for revision.</w:t>
-            </w:r>
-          </w:p>
-        </w:tc>
-        <w:tc>
-          <w:tcPr>
-            <w:tcW w:type="dxa" w:w="3040"/>
-            <w:shd w:fill="FFFFFF" w:color="auto" w:val="clear"/>
-            <w:tcMar>
-              <w:top w:type="dxa" w:w="60"/>
-              <w:left w:type="dxa" w:w="120"/>
-              <w:bottom w:type="dxa" w:w="60"/>
-              <w:right w:type="dxa" w:w="120"/>
-            </w:tcMar>
-            <w:vAlign w:val="top"/>
-          </w:tcPr>
-          <w:p>
-            <w:pPr>
-              <w:spacing w:after="40" w:before="0"/>
-              <w:jc w:val="left"/>
-            </w:pPr>
-            <w:r>
-              <w:rPr>
-                <w:rFonts w:ascii="Arial" w:cs="Arial" w:eastAsia="Arial" w:hAnsi="Arial"/>
-                <w:b w:val="false"/>
-                <w:bCs w:val="false"/>
-                <w:i w:val="false"/>
-                <w:iCs w:val="false"/>
-                <w:color w:val="000000"/>
-                <w:sz w:val="18"/>
-                <w:szCs w:val="18"/>
-              </w:rPr>
-              <w:t xml:space="preserve">Predict-then-Poll (Elicitation). Learners externalise prior knowledge before instruction, creating cognitive dissonance that motivates information-seeking. The two-column board record gives learners a tangible target to confirm or revise, turning the lesson into an active self-correction exercise rather than passive reception.</w:t>
-            </w:r>
-          </w:p>
-        </w:tc>
-        <w:tc>
-          <w:tcPr>
-            <w:tcW w:type="dxa" w:w="3040"/>
-            <w:shd w:fill="F2F2F2" w:color="auto" w:val="clear"/>
-            <w:tcMar>
-              <w:top w:type="dxa" w:w="60"/>
-              <w:left w:type="dxa" w:w="120"/>
-              <w:bottom w:type="dxa" w:w="60"/>
-              <w:right w:type="dxa" w:w="120"/>
-            </w:tcMar>
-            <w:vAlign w:val="top"/>
-          </w:tcPr>
-          <w:p>
-            <w:pPr>
-              <w:spacing w:after="40" w:before="0"/>
-              <w:jc w:val="left"/>
-            </w:pPr>
-            <w:r>
-              <w:rPr>
-                <w:rFonts w:ascii="Arial" w:cs="Arial" w:eastAsia="Arial" w:hAnsi="Arial"/>
-                <w:b w:val="false"/>
-                <w:bCs w:val="false"/>
-                <w:i w:val="false"/>
-                <w:iCs w:val="false"/>
-                <w:color w:val="000000"/>
-                <w:sz w:val="18"/>
-                <w:szCs w:val="18"/>
-              </w:rPr>
-              <w:t xml:space="preserve">Observable indicator: Every learner has at least 3 organelles written on their outline before partner share. Teacher scans written predictions during the 4-minute window. Flag any learner with a blank sheet for targeted support. The show-of-hands poll reveals class-level misconceptions about chloroplast distribution — if more than 40% of hands stay up (believing animal cells have chloroplasts), the teacher notes this for explicit address in Phase 3.</w:t>
-            </w:r>
-          </w:p>
-        </w:tc>
-      </w:tr>
-      <w:tr>
-        <w:tc>
-          <w:tcPr>
-            <w:tcW w:type="dxa" w:w="1520"/>
-            <w:shd w:fill="D9EEF1" w:color="auto" w:val="clear"/>
-            <w:tcMar>
-              <w:top w:type="dxa" w:w="60"/>
-              <w:left w:type="dxa" w:w="120"/>
-              <w:bottom w:type="dxa" w:w="60"/>
-              <w:right w:type="dxa" w:w="120"/>
-            </w:tcMar>
-            <w:vAlign w:val="top"/>
-          </w:tcPr>
-          <w:p>
-            <w:pPr>
-              <w:spacing w:after="40" w:before="0"/>
-              <w:jc w:val="left"/>
-            </w:pPr>
-            <w:r>
-              <w:rPr>
-                <w:rFonts w:ascii="Arial" w:cs="Arial" w:eastAsia="Arial" w:hAnsi="Arial"/>
-                <w:b/>
-                <w:bCs/>
-                <w:i w:val="false"/>
-                <w:iCs w:val="false"/>
-                <w:color w:val="000000"/>
-                <w:sz w:val="18"/>
-                <w:szCs w:val="18"/>
-              </w:rPr>
-              <w:t xml:space="preserve">Observe Phase</w:t>
-            </w:r>
-          </w:p>
-          <w:p>
-            <w:pPr>
-              <w:spacing w:after="20" w:before="0"/>
-            </w:pPr>
-            <w:r>
-              <w:rPr>
-                <w:rFonts w:ascii="Arial" w:cs="Arial" w:eastAsia="Arial" w:hAnsi="Arial"/>
-                <w:b/>
-                <w:bCs/>
-                <w:color w:val="1F3864"/>
-                <w:sz w:val="16"/>
-                <w:szCs w:val="16"/>
-              </w:rPr>
-              <w:t xml:space="preserve">📹 VIDEO:</w:t>
-            </w:r>
-          </w:p>
-          <w:p>
-            <w:pPr>
-              <w:spacing w:after="20" w:before="0"/>
-            </w:pPr>
-            <w:hyperlink w:history="1" r:id="rIdkfih6vkfoosv658zqcqfh">
-              <w:r>
-                <w:rPr>
-                  <w:rFonts w:ascii="Arial" w:cs="Arial" w:eastAsia="Arial" w:hAnsi="Arial"/>
-                  <w:color w:val="2E75B6"/>
-                  <w:sz w:val="16"/>
-                  <w:szCs w:val="16"/>
-                  <w:u w:val="single" w:color="2E75B6"/>
-                </w:rPr>
-                <w:t xml:space="preserve">Photosynthesis in organisms</w:t>
-              </w:r>
-            </w:hyperlink>
-          </w:p>
-          <w:p>
-            <w:pPr>
-              <w:spacing w:after="10" w:before="0"/>
-              <w:ind w:left="120"/>
-            </w:pPr>
-            <w:r>
-              <w:rPr>
-                <w:rFonts w:ascii="Arial" w:cs="Arial" w:eastAsia="Arial" w:hAnsi="Arial"/>
-                <w:color w:val="595959"/>
-                <w:sz w:val="14"/>
-                <w:szCs w:val="14"/>
-              </w:rPr>
-              <w:t xml:space="preserve">Source: Khan Academy (English - US curriculum)</w:t>
-            </w:r>
-          </w:p>
-          <w:p>
-            <w:pPr>
-              <w:spacing w:after="10" w:before="0"/>
-              <w:ind w:left="120"/>
-            </w:pPr>
-            <w:hyperlink w:history="1" r:id="rIdqn9o-eyrryhctkk8ha2j_">
-              <w:r>
-                <w:rPr>
-                  <w:rFonts w:ascii="Arial" w:cs="Arial" w:eastAsia="Arial" w:hAnsi="Arial"/>
-                  <w:color w:val="595959"/>
-                  <w:sz w:val="14"/>
-                  <w:szCs w:val="14"/>
-                  <w:u w:val="single" w:color="595959"/>
-                </w:rPr>
-                <w:t xml:space="preserve">🔍 Search ARES for similar videos</w:t>
-              </w:r>
-            </w:hyperlink>
-          </w:p>
-          <w:p>
-            <w:pPr>
-              <w:spacing w:after="40" w:before="0"/>
-            </w:pPr>
-            <w:r>
-              <w:rPr>
-                <w:sz w:val="14"/>
-                <w:szCs w:val="14"/>
-              </w:rPr>
-              <w:t xml:space="preserve"/>
-            </w:r>
-          </w:p>
-          <w:p>
-            <w:pPr>
-              <w:spacing w:after="20" w:before="0"/>
-            </w:pPr>
-            <w:r>
-              <w:rPr>
-                <w:rFonts w:ascii="Arial" w:cs="Arial" w:eastAsia="Arial" w:hAnsi="Arial"/>
-                <w:b/>
-                <w:bCs/>
-                <w:color w:val="1F3864"/>
-                <w:sz w:val="16"/>
-                <w:szCs w:val="16"/>
-              </w:rPr>
-              <w:t xml:space="preserve">📖 HTML:</w:t>
-            </w:r>
-          </w:p>
-          <w:p>
-            <w:pPr>
-              <w:spacing w:after="20" w:before="0"/>
-            </w:pPr>
-            <w:hyperlink w:history="1" r:id="rId32yephwpooehfg8vjtm7f">
-              <w:r>
-                <w:rPr>
-                  <w:rFonts w:ascii="Arial" w:cs="Arial" w:eastAsia="Arial" w:hAnsi="Arial"/>
-                  <w:color w:val="2E75B6"/>
-                  <w:sz w:val="16"/>
-                  <w:szCs w:val="16"/>
-                  <w:u w:val="single" w:color="2E75B6"/>
-                </w:rPr>
-                <w:t xml:space="preserve">Plant Cell Structures (Flexbook)</w:t>
-              </w:r>
-            </w:hyperlink>
-          </w:p>
-          <w:p>
-            <w:pPr>
-              <w:spacing w:after="10" w:before="0"/>
-              <w:ind w:left="120"/>
-            </w:pPr>
-            <w:r>
-              <w:rPr>
-                <w:rFonts w:ascii="Arial" w:cs="Arial" w:eastAsia="Arial" w:hAnsi="Arial"/>
-                <w:color w:val="595959"/>
-                <w:sz w:val="14"/>
-                <w:szCs w:val="14"/>
-              </w:rPr>
-              <w:t xml:space="preserve">Source: CK-12</w:t>
-            </w:r>
-          </w:p>
-          <w:p>
-            <w:pPr>
-              <w:spacing w:after="10" w:before="0"/>
-              <w:ind w:left="120"/>
-            </w:pPr>
-            <w:hyperlink w:history="1" r:id="rIdvgllltnqpbcqu7ehvq9sk">
-              <w:r>
-                <w:rPr>
-                  <w:rFonts w:ascii="Arial" w:cs="Arial" w:eastAsia="Arial" w:hAnsi="Arial"/>
-                  <w:color w:val="595959"/>
-                  <w:sz w:val="14"/>
-                  <w:szCs w:val="14"/>
-                  <w:u w:val="single" w:color="595959"/>
-                </w:rPr>
-                <w:t xml:space="preserve">🔍 Search ARES for similar readings</w:t>
-              </w:r>
-            </w:hyperlink>
-          </w:p>
-        </w:tc>
-        <w:tc>
-          <w:tcPr>
-            <w:tcW w:type="dxa" w:w="3040"/>
-            <w:shd w:fill="FFFFFF" w:color="auto" w:val="clear"/>
-            <w:tcMar>
-              <w:top w:type="dxa" w:w="60"/>
-              <w:left w:type="dxa" w:w="120"/>
-              <w:bottom w:type="dxa" w:w="60"/>
-              <w:right w:type="dxa" w:w="120"/>
-            </w:tcMar>
-            <w:vAlign w:val="top"/>
-          </w:tcPr>
-          <w:p>
-            <w:pPr>
-              <w:spacing w:after="40" w:before="0"/>
-              <w:jc w:val="left"/>
-            </w:pPr>
-            <w:r>
-              <w:rPr>
-                <w:rFonts w:ascii="Arial" w:cs="Arial" w:eastAsia="Arial" w:hAnsi="Arial"/>
-                <w:b w:val="false"/>
-                <w:bCs w:val="false"/>
-                <w:i w:val="false"/>
-                <w:iCs w:val="false"/>
-                <w:color w:val="000000"/>
-                <w:sz w:val="18"/>
-                <w:szCs w:val="18"/>
-              </w:rPr>
-              <w:t xml:space="preserve">The teacher reveals a large, fully labelled plant cell diagram (projected or poster-sized printed copy posted at the front). Where a projector is available, the teacher also shows three electron micrograph images in sequence: (1) a chloroplast from a maize leaf, (2) a large central vacuole in an onion epidermal cell, (3) the cell wall boundary between two adjacent plant cells. Learners observe silently for 90 seconds per image, then annotate their blank outline with labels and a one-phrase function note beside each label (e.g., 'chloroplast — captures sunlight to make food'). Learners work individually during annotation. After completing their own annotations, learners pair up and check each other's function notes against the labelled diagram, adding corrections in a different colour pen.</w:t>
-            </w:r>
-          </w:p>
-        </w:tc>
-        <w:tc>
-          <w:tcPr>
-            <w:tcW w:type="dxa" w:w="3040"/>
-            <w:shd w:fill="F2F2F2" w:color="auto" w:val="clear"/>
-            <w:tcMar>
-              <w:top w:type="dxa" w:w="60"/>
-              <w:left w:type="dxa" w:w="120"/>
-              <w:bottom w:type="dxa" w:w="60"/>
-              <w:right w:type="dxa" w:w="120"/>
-            </w:tcMar>
-            <w:vAlign w:val="top"/>
-          </w:tcPr>
-          <w:p>
-            <w:pPr>
-              <w:spacing w:after="40" w:before="0"/>
-              <w:jc w:val="left"/>
-            </w:pPr>
-            <w:r>
-              <w:rPr>
-                <w:rFonts w:ascii="Arial" w:cs="Arial" w:eastAsia="Arial" w:hAnsi="Arial"/>
-                <w:b w:val="false"/>
-                <w:bCs w:val="false"/>
-                <w:i w:val="false"/>
-                <w:iCs w:val="false"/>
-                <w:color w:val="000000"/>
-                <w:sz w:val="18"/>
-                <w:szCs w:val="18"/>
-              </w:rPr>
-              <w:t xml:space="preserve">Post or project the fully labelled diagram. Say: 'You have 90 seconds to look — do not write yet. Just look. Notice what is familiar from our animal cell lesson and what is completely new.' Set a visible 90-second timer. After 90 seconds: 'Now annotate your outline. For every organelle you label, write a short function phrase — one line, in your own words.' Circulate during the 8-minute annotation window; do NOT correct yet. If a projector is available, show each EM image for 60 seconds before the annotation phase, saying: 'This is an actual electron micrograph — a photograph taken with a beam of electrons, not light. The chloroplast you are looking at is from a maize leaf, the same maize grown in farms around the Rift Valley.' After the annotation period, instruct peer-checking: 'Swap sheets with your partner. Using your green/red pen, tick what matches the diagram and add a correction where needed.' Allow 4 minutes for peer-checking. Collect 5 random sheets to scan function accuracy before Phase 3.</w:t>
-            </w:r>
-          </w:p>
-        </w:tc>
-        <w:tc>
-          <w:tcPr>
-            <w:tcW w:type="dxa" w:w="3040"/>
-            <w:shd w:fill="FFFFFF" w:color="auto" w:val="clear"/>
-            <w:tcMar>
-              <w:top w:type="dxa" w:w="60"/>
-              <w:left w:type="dxa" w:w="120"/>
-              <w:bottom w:type="dxa" w:w="60"/>
-              <w:right w:type="dxa" w:w="120"/>
-            </w:tcMar>
-            <w:vAlign w:val="top"/>
-          </w:tcPr>
-          <w:p>
-            <w:pPr>
-              <w:spacing w:after="40" w:before="0"/>
-              <w:jc w:val="left"/>
-            </w:pPr>
-            <w:r>
-              <w:rPr>
-                <w:rFonts w:ascii="Arial" w:cs="Arial" w:eastAsia="Arial" w:hAnsi="Arial"/>
-                <w:b w:val="false"/>
-                <w:bCs w:val="false"/>
-                <w:i w:val="false"/>
-                <w:iCs w:val="false"/>
-                <w:color w:val="000000"/>
-                <w:sz w:val="18"/>
-                <w:szCs w:val="18"/>
-              </w:rPr>
-              <w:t xml:space="preserve">Observe-Annotate-Peer Check (Evidence Recording with Immediate Peer Verification). The silent observation window before annotation prevents learners from writing without seeing. Peer-checking in a contrasting colour makes revision visible and non-threatening, building scientific habit of checking evidence against a source.</w:t>
-            </w:r>
-          </w:p>
-        </w:tc>
-        <w:tc>
-          <w:tcPr>
-            <w:tcW w:type="dxa" w:w="3040"/>
-            <w:shd w:fill="F2F2F2" w:color="auto" w:val="clear"/>
-            <w:tcMar>
-              <w:top w:type="dxa" w:w="60"/>
-              <w:left w:type="dxa" w:w="120"/>
-              <w:bottom w:type="dxa" w:w="60"/>
-              <w:right w:type="dxa" w:w="120"/>
-            </w:tcMar>
-            <w:vAlign w:val="top"/>
-          </w:tcPr>
-          <w:p>
-            <w:pPr>
-              <w:spacing w:after="40" w:before="0"/>
-              <w:jc w:val="left"/>
-            </w:pPr>
-            <w:r>
-              <w:rPr>
-                <w:rFonts w:ascii="Arial" w:cs="Arial" w:eastAsia="Arial" w:hAnsi="Arial"/>
-                <w:b w:val="false"/>
-                <w:bCs w:val="false"/>
-                <w:i w:val="false"/>
-                <w:iCs w:val="false"/>
-                <w:color w:val="000000"/>
-                <w:sz w:val="18"/>
-                <w:szCs w:val="18"/>
-              </w:rPr>
-              <w:t xml:space="preserve">Observable indicator: Learner annotations contain both a label AND a function phrase for at least 7 of the 9 target organelles. During circulation, teacher checks that function phrases are present (not just labels). Teacher notes the 5 collected sheets: if fewer than 5/9 organelles have function phrases, the teacher briefly pauses Phase 3 to model two or three function phrases on the board.</w:t>
-            </w:r>
-          </w:p>
-        </w:tc>
-      </w:tr>
-      <w:tr>
-        <w:tc>
-          <w:tcPr>
-            <w:tcW w:type="dxa" w:w="1520"/>
-            <w:shd w:fill="E2EFDA" w:color="auto" w:val="clear"/>
-            <w:tcMar>
-              <w:top w:type="dxa" w:w="60"/>
-              <w:left w:type="dxa" w:w="120"/>
-              <w:bottom w:type="dxa" w:w="60"/>
-              <w:right w:type="dxa" w:w="120"/>
-            </w:tcMar>
-            <w:vAlign w:val="top"/>
-          </w:tcPr>
-          <w:p>
-            <w:pPr>
-              <w:spacing w:after="40" w:before="0"/>
-              <w:jc w:val="left"/>
-            </w:pPr>
-            <w:r>
-              <w:rPr>
-                <w:rFonts w:ascii="Arial" w:cs="Arial" w:eastAsia="Arial" w:hAnsi="Arial"/>
-                <w:b/>
-                <w:bCs/>
-                <w:i w:val="false"/>
-                <w:iCs w:val="false"/>
-                <w:color w:val="000000"/>
-                <w:sz w:val="18"/>
-                <w:szCs w:val="18"/>
-              </w:rPr>
-              <w:t xml:space="preserve">Explain Phase</w:t>
-            </w:r>
-          </w:p>
-          <w:p>
-            <w:pPr>
-              <w:spacing w:after="20" w:before="0"/>
-            </w:pPr>
-            <w:r>
-              <w:rPr>
-                <w:rFonts w:ascii="Arial" w:cs="Arial" w:eastAsia="Arial" w:hAnsi="Arial"/>
-                <w:b/>
-                <w:bCs/>
-                <w:color w:val="1F3864"/>
-                <w:sz w:val="16"/>
-                <w:szCs w:val="16"/>
-              </w:rPr>
-              <w:t xml:space="preserve">📹 VIDEO:</w:t>
-            </w:r>
-          </w:p>
-          <w:p>
-            <w:pPr>
-              <w:spacing w:after="20" w:before="0"/>
-            </w:pPr>
-            <w:hyperlink w:history="1" r:id="rIdxy-53kkge0xozcwkly33a">
-              <w:r>
-                <w:rPr>
-                  <w:rFonts w:ascii="Arial" w:cs="Arial" w:eastAsia="Arial" w:hAnsi="Arial"/>
-                  <w:color w:val="2E75B6"/>
-                  <w:sz w:val="16"/>
-                  <w:szCs w:val="16"/>
-                  <w:u w:val="single" w:color="2E75B6"/>
-                </w:rPr>
-                <w:t xml:space="preserve">Photosynthesis in organisms</w:t>
-              </w:r>
-            </w:hyperlink>
-          </w:p>
-          <w:p>
-            <w:pPr>
-              <w:spacing w:after="10" w:before="0"/>
-              <w:ind w:left="120"/>
-            </w:pPr>
-            <w:r>
-              <w:rPr>
-                <w:rFonts w:ascii="Arial" w:cs="Arial" w:eastAsia="Arial" w:hAnsi="Arial"/>
-                <w:color w:val="595959"/>
-                <w:sz w:val="14"/>
-                <w:szCs w:val="14"/>
-              </w:rPr>
-              <w:t xml:space="preserve">Source: Khan Academy (English - US curriculum)</w:t>
-            </w:r>
-          </w:p>
-          <w:p>
-            <w:pPr>
-              <w:spacing w:after="10" w:before="0"/>
-              <w:ind w:left="120"/>
-            </w:pPr>
-            <w:hyperlink w:history="1" r:id="rIdiqvx_5rscrbvw3crlrf2r">
-              <w:r>
-                <w:rPr>
-                  <w:rFonts w:ascii="Arial" w:cs="Arial" w:eastAsia="Arial" w:hAnsi="Arial"/>
-                  <w:color w:val="595959"/>
-                  <w:sz w:val="14"/>
-                  <w:szCs w:val="14"/>
-                  <w:u w:val="single" w:color="595959"/>
-                </w:rPr>
-                <w:t xml:space="preserve">🔍 Search ARES for similar videos</w:t>
-              </w:r>
-            </w:hyperlink>
-          </w:p>
-          <w:p>
-            <w:pPr>
-              <w:spacing w:after="40" w:before="0"/>
-            </w:pPr>
-            <w:r>
-              <w:rPr>
-                <w:sz w:val="14"/>
-                <w:szCs w:val="14"/>
-              </w:rPr>
-              <w:t xml:space="preserve"/>
-            </w:r>
-          </w:p>
-          <w:p>
-            <w:pPr>
-              <w:spacing w:after="20" w:before="0"/>
-            </w:pPr>
-            <w:r>
-              <w:rPr>
-                <w:rFonts w:ascii="Arial" w:cs="Arial" w:eastAsia="Arial" w:hAnsi="Arial"/>
-                <w:b/>
-                <w:bCs/>
-                <w:color w:val="1F3864"/>
-                <w:sz w:val="16"/>
-                <w:szCs w:val="16"/>
-              </w:rPr>
-              <w:t xml:space="preserve">📖 HTML:</w:t>
-            </w:r>
-          </w:p>
-          <w:p>
-            <w:pPr>
-              <w:spacing w:after="20" w:before="0"/>
-            </w:pPr>
-            <w:hyperlink w:history="1" r:id="rIdvyfmjmi4co5srpacwqsr2">
-              <w:r>
-                <w:rPr>
-                  <w:rFonts w:ascii="Arial" w:cs="Arial" w:eastAsia="Arial" w:hAnsi="Arial"/>
-                  <w:color w:val="2E75B6"/>
-                  <w:sz w:val="16"/>
-                  <w:szCs w:val="16"/>
-                  <w:u w:val="single" w:color="2E75B6"/>
-                </w:rPr>
-                <w:t xml:space="preserve">Plant Cell Structures (Flexbook)</w:t>
-              </w:r>
-            </w:hyperlink>
-          </w:p>
-          <w:p>
-            <w:pPr>
-              <w:spacing w:after="10" w:before="0"/>
-              <w:ind w:left="120"/>
-            </w:pPr>
-            <w:r>
-              <w:rPr>
-                <w:rFonts w:ascii="Arial" w:cs="Arial" w:eastAsia="Arial" w:hAnsi="Arial"/>
-                <w:color w:val="595959"/>
-                <w:sz w:val="14"/>
-                <w:szCs w:val="14"/>
-              </w:rPr>
-              <w:t xml:space="preserve">Source: CK-12</w:t>
-            </w:r>
-          </w:p>
-          <w:p>
-            <w:pPr>
-              <w:spacing w:after="10" w:before="0"/>
-              <w:ind w:left="120"/>
-            </w:pPr>
-            <w:hyperlink w:history="1" r:id="rIdelzdlpumirnirzazccmw8">
-              <w:r>
-                <w:rPr>
-                  <w:rFonts w:ascii="Arial" w:cs="Arial" w:eastAsia="Arial" w:hAnsi="Arial"/>
-                  <w:color w:val="595959"/>
-                  <w:sz w:val="14"/>
-                  <w:szCs w:val="14"/>
-                  <w:u w:val="single" w:color="595959"/>
-                </w:rPr>
-                <w:t xml:space="preserve">🔍 Search ARES for similar readings</w:t>
-              </w:r>
-            </w:hyperlink>
-          </w:p>
-        </w:tc>
-        <w:tc>
-          <w:tcPr>
-            <w:tcW w:type="dxa" w:w="3040"/>
-            <w:shd w:fill="FFFFFF" w:color="auto" w:val="clear"/>
-            <w:tcMar>
-              <w:top w:type="dxa" w:w="60"/>
-              <w:left w:type="dxa" w:w="120"/>
-              <w:bottom w:type="dxa" w:w="60"/>
-              <w:right w:type="dxa" w:w="120"/>
-            </w:tcMar>
-            <w:vAlign w:val="top"/>
-          </w:tcPr>
-          <w:p>
-            <w:pPr>
-              <w:spacing w:after="40" w:before="0"/>
-              <w:jc w:val="left"/>
-            </w:pPr>
-            <w:r>
-              <w:rPr>
-                <w:rFonts w:ascii="Arial" w:cs="Arial" w:eastAsia="Arial" w:hAnsi="Arial"/>
-                <w:b w:val="false"/>
-                <w:bCs w:val="false"/>
-                <w:i w:val="false"/>
-                <w:iCs w:val="false"/>
-                <w:color w:val="000000"/>
-                <w:sz w:val="18"/>
-                <w:szCs w:val="18"/>
-              </w:rPr>
-              <w:t xml:space="preserve">The teacher delivers a structured, metaphor-anchored explanation of plant cell organelles using the Rift Valley Maize Farm metaphor. Each organelle is mapped to a farm role. Learners listen, watch the teacher build the metaphor table on the board, and add any missing information to their annotated outline. Midway through the explanation, learners complete a structured 'Organelle Job Card' matching task individually. At the end of the explanation, the teacher returns to the anchoring phenomenon: learners discuss in triads why a plant cell — unlike the epidermal cell in the healing cut — contains chloroplasts, and what this tells us about how structure is linked to the cell's environment and job.</w:t>
-            </w:r>
-          </w:p>
-        </w:tc>
-        <w:tc>
-          <w:tcPr>
-            <w:tcW w:type="dxa" w:w="3040"/>
-            <w:shd w:fill="F2F2F2" w:color="auto" w:val="clear"/>
-            <w:tcMar>
-              <w:top w:type="dxa" w:w="60"/>
-              <w:left w:type="dxa" w:w="120"/>
-              <w:bottom w:type="dxa" w:w="60"/>
-              <w:right w:type="dxa" w:w="120"/>
-            </w:tcMar>
-            <w:vAlign w:val="top"/>
-          </w:tcPr>
-          <w:p>
-            <w:pPr>
-              <w:spacing w:after="40" w:before="0"/>
-              <w:jc w:val="left"/>
-            </w:pPr>
-            <w:r>
-              <w:rPr>
-                <w:rFonts w:ascii="Arial" w:cs="Arial" w:eastAsia="Arial" w:hAnsi="Arial"/>
-                <w:b w:val="false"/>
-                <w:bCs w:val="false"/>
-                <w:i w:val="false"/>
-                <w:iCs w:val="false"/>
-                <w:color w:val="000000"/>
-                <w:sz w:val="18"/>
-                <w:szCs w:val="18"/>
-              </w:rPr>
-              <w:t xml:space="preserve">Build the following table on the board line-by-line, revealing one organelle at a time. Read each line aloud, pause, and ask a cold-call question before writing the next line. Target: minimum 9 cold-calls across the table, one per organelle.</w:t>
-            </w:r>
-          </w:p>
-          <w:p>
-            <w:pPr>
-              <w:spacing w:after="40" w:before="0"/>
-              <w:jc w:val="left"/>
-            </w:pPr>
-            <w:r>
-              <w:rPr>
-                <w:rFonts w:ascii="Arial" w:cs="Arial" w:eastAsia="Arial" w:hAnsi="Arial"/>
-                <w:b w:val="false"/>
-                <w:bCs w:val="false"/>
-                <w:i w:val="false"/>
-                <w:iCs w:val="false"/>
-                <w:color w:val="000000"/>
-                <w:sz w:val="18"/>
-                <w:szCs w:val="18"/>
-              </w:rPr>
-              <w:t xml:space="preserve"/>
-            </w:r>
-          </w:p>
-          <w:p>
-            <w:pPr>
-              <w:spacing w:after="40" w:before="0"/>
-              <w:jc w:val="left"/>
-            </w:pPr>
-            <w:r>
-              <w:rPr>
-                <w:rFonts w:ascii="Arial" w:cs="Arial" w:eastAsia="Arial" w:hAnsi="Arial"/>
-                <w:b w:val="false"/>
-                <w:bCs w:val="false"/>
-                <w:i w:val="false"/>
-                <w:iCs w:val="false"/>
-                <w:color w:val="000000"/>
-                <w:sz w:val="18"/>
-                <w:szCs w:val="18"/>
-              </w:rPr>
-              <w:t xml:space="preserve">MAIZE FARM METAPHOR TABLE:</w:t>
-            </w:r>
-          </w:p>
-          <w:p>
-            <w:pPr>
-              <w:spacing w:after="30" w:before="0"/>
-              <w:ind w:left="360" w:hanging="180"/>
-              <w:jc w:val="left"/>
-            </w:pPr>
-            <w:r>
-              <w:rPr>
-                <w:rFonts w:ascii="Arial" w:cs="Arial" w:eastAsia="Arial" w:hAnsi="Arial"/>
-                <w:b w:val="false"/>
-                <w:bCs w:val="false"/>
-                <w:i w:val="false"/>
-                <w:iCs w:val="false"/>
-                <w:color w:val="000000"/>
-                <w:sz w:val="18"/>
-                <w:szCs w:val="18"/>
-              </w:rPr>
-              <w:t xml:space="preserve">–  Cell Wall → The perimeter fence and brick walls of the farm — gives shape, support, protection.</w:t>
-            </w:r>
-          </w:p>
-          <w:p>
-            <w:pPr>
-              <w:spacing w:after="30" w:before="0"/>
-              <w:ind w:left="360" w:hanging="180"/>
-              <w:jc w:val="left"/>
-            </w:pPr>
-            <w:r>
-              <w:rPr>
-                <w:rFonts w:ascii="Arial" w:cs="Arial" w:eastAsia="Arial" w:hAnsi="Arial"/>
-                <w:b w:val="false"/>
-                <w:bCs w:val="false"/>
-                <w:i w:val="false"/>
-                <w:iCs w:val="false"/>
-                <w:color w:val="000000"/>
-                <w:sz w:val="18"/>
-                <w:szCs w:val="18"/>
-              </w:rPr>
-              <w:t xml:space="preserve">–  Cell Membrane → The farm gate — controls what enters and leaves.</w:t>
-            </w:r>
-          </w:p>
-          <w:p>
-            <w:pPr>
-              <w:spacing w:after="30" w:before="0"/>
-              <w:ind w:left="360" w:hanging="180"/>
-              <w:jc w:val="left"/>
-            </w:pPr>
-            <w:r>
-              <w:rPr>
-                <w:rFonts w:ascii="Arial" w:cs="Arial" w:eastAsia="Arial" w:hAnsi="Arial"/>
-                <w:b w:val="false"/>
-                <w:bCs w:val="false"/>
-                <w:i w:val="false"/>
-                <w:iCs w:val="false"/>
-                <w:color w:val="000000"/>
-                <w:sz w:val="18"/>
-                <w:szCs w:val="18"/>
-              </w:rPr>
-              <w:t xml:space="preserve">–  Nucleus → The farm owner's office — holds all the plans (DNA) and gives instructions.</w:t>
-            </w:r>
-          </w:p>
-          <w:p>
-            <w:pPr>
-              <w:spacing w:after="30" w:before="0"/>
-              <w:ind w:left="360" w:hanging="180"/>
-              <w:jc w:val="left"/>
-            </w:pPr>
-            <w:r>
-              <w:rPr>
-                <w:rFonts w:ascii="Arial" w:cs="Arial" w:eastAsia="Arial" w:hAnsi="Arial"/>
-                <w:b w:val="false"/>
-                <w:bCs w:val="false"/>
-                <w:i w:val="false"/>
-                <w:iCs w:val="false"/>
-                <w:color w:val="000000"/>
-                <w:sz w:val="18"/>
-                <w:szCs w:val="18"/>
-              </w:rPr>
-              <w:t xml:space="preserve">–  Chloroplast → The solar panels on the farm — capture sunlight to make food (glucose) via photosynthesis.</w:t>
-            </w:r>
-          </w:p>
-          <w:p>
-            <w:pPr>
-              <w:spacing w:after="30" w:before="0"/>
-              <w:ind w:left="360" w:hanging="180"/>
-              <w:jc w:val="left"/>
-            </w:pPr>
-            <w:r>
-              <w:rPr>
-                <w:rFonts w:ascii="Arial" w:cs="Arial" w:eastAsia="Arial" w:hAnsi="Arial"/>
-                <w:b w:val="false"/>
-                <w:bCs w:val="false"/>
-                <w:i w:val="false"/>
-                <w:iCs w:val="false"/>
-                <w:color w:val="000000"/>
-                <w:sz w:val="18"/>
-                <w:szCs w:val="18"/>
-              </w:rPr>
-              <w:t xml:space="preserve">–  Large Central Vacuole → The farm's water storage tank — stores water, maintains pressure (turgor), stores nutrients and waste.</w:t>
-            </w:r>
-          </w:p>
-          <w:p>
-            <w:pPr>
-              <w:spacing w:after="30" w:before="0"/>
-              <w:ind w:left="360" w:hanging="180"/>
-              <w:jc w:val="left"/>
-            </w:pPr>
-            <w:r>
-              <w:rPr>
-                <w:rFonts w:ascii="Arial" w:cs="Arial" w:eastAsia="Arial" w:hAnsi="Arial"/>
-                <w:b w:val="false"/>
-                <w:bCs w:val="false"/>
-                <w:i w:val="false"/>
-                <w:iCs w:val="false"/>
-                <w:color w:val="000000"/>
-                <w:sz w:val="18"/>
-                <w:szCs w:val="18"/>
-              </w:rPr>
-              <w:t xml:space="preserve">–  Mitochondria → The farm's generator — releases energy from glucose for all farm activities (respiration).</w:t>
-            </w:r>
-          </w:p>
-          <w:p>
-            <w:pPr>
-              <w:spacing w:after="30" w:before="0"/>
-              <w:ind w:left="360" w:hanging="180"/>
-              <w:jc w:val="left"/>
-            </w:pPr>
-            <w:r>
-              <w:rPr>
-                <w:rFonts w:ascii="Arial" w:cs="Arial" w:eastAsia="Arial" w:hAnsi="Arial"/>
-                <w:b w:val="false"/>
-                <w:bCs w:val="false"/>
-                <w:i w:val="false"/>
-                <w:iCs w:val="false"/>
-                <w:color w:val="000000"/>
-                <w:sz w:val="18"/>
-                <w:szCs w:val="18"/>
-              </w:rPr>
-              <w:t xml:space="preserve">–  Rough Endoplasmic Reticulum → The farm's delivery road network with loading bays — transports and modifies proteins made by ribosomes.</w:t>
-            </w:r>
-          </w:p>
-          <w:p>
-            <w:pPr>
-              <w:spacing w:after="30" w:before="0"/>
-              <w:ind w:left="360" w:hanging="180"/>
-              <w:jc w:val="left"/>
-            </w:pPr>
-            <w:r>
-              <w:rPr>
-                <w:rFonts w:ascii="Arial" w:cs="Arial" w:eastAsia="Arial" w:hAnsi="Arial"/>
-                <w:b w:val="false"/>
-                <w:bCs w:val="false"/>
-                <w:i w:val="false"/>
-                <w:iCs w:val="false"/>
-                <w:color w:val="000000"/>
-                <w:sz w:val="18"/>
-                <w:szCs w:val="18"/>
-              </w:rPr>
-              <w:t xml:space="preserve">–  Ribosomes → The farm workers — build proteins from instructions sent by the nucleus.</w:t>
-            </w:r>
-          </w:p>
-          <w:p>
-            <w:pPr>
-              <w:spacing w:after="30" w:before="0"/>
-              <w:ind w:left="360" w:hanging="180"/>
-              <w:jc w:val="left"/>
-            </w:pPr>
-            <w:r>
-              <w:rPr>
-                <w:rFonts w:ascii="Arial" w:cs="Arial" w:eastAsia="Arial" w:hAnsi="Arial"/>
-                <w:b w:val="false"/>
-                <w:bCs w:val="false"/>
-                <w:i w:val="false"/>
-                <w:iCs w:val="false"/>
-                <w:color w:val="000000"/>
-                <w:sz w:val="18"/>
-                <w:szCs w:val="18"/>
-              </w:rPr>
-              <w:t xml:space="preserve">–  Golgi Apparatus → The farm's packaging and dispatch depot — sorts, modifies, and ships proteins and lipids to where they are needed.</w:t>
-            </w:r>
-          </w:p>
-          <w:p>
-            <w:pPr>
-              <w:spacing w:after="40" w:before="0"/>
-              <w:jc w:val="left"/>
-            </w:pPr>
-            <w:r>
-              <w:rPr>
-                <w:rFonts w:ascii="Arial" w:cs="Arial" w:eastAsia="Arial" w:hAnsi="Arial"/>
-                <w:b w:val="false"/>
-                <w:bCs w:val="false"/>
-                <w:i w:val="false"/>
-                <w:iCs w:val="false"/>
-                <w:color w:val="000000"/>
-                <w:sz w:val="18"/>
-                <w:szCs w:val="18"/>
-              </w:rPr>
-              <w:t xml:space="preserve"/>
-            </w:r>
-          </w:p>
-          <w:p>
-            <w:pPr>
-              <w:spacing w:after="40" w:before="0"/>
-              <w:jc w:val="left"/>
-            </w:pPr>
-            <w:r>
-              <w:rPr>
-                <w:rFonts w:ascii="Arial" w:cs="Arial" w:eastAsia="Arial" w:hAnsi="Arial"/>
-                <w:b w:val="false"/>
-                <w:bCs w:val="false"/>
-                <w:i w:val="false"/>
-                <w:iCs w:val="false"/>
-                <w:color w:val="000000"/>
-                <w:sz w:val="18"/>
-                <w:szCs w:val="18"/>
-              </w:rPr>
-              <w:t xml:space="preserve">For each organelle, use this 3-step routine:</w:t>
-            </w:r>
-          </w:p>
-          <w:p>
-            <w:pPr>
-              <w:spacing w:after="40" w:before="0"/>
-              <w:jc w:val="left"/>
-            </w:pPr>
-            <w:r>
-              <w:rPr>
-                <w:rFonts w:ascii="Arial" w:cs="Arial" w:eastAsia="Arial" w:hAnsi="Arial"/>
-                <w:b w:val="false"/>
-                <w:bCs w:val="false"/>
-                <w:i w:val="false"/>
-                <w:iCs w:val="false"/>
-                <w:color w:val="000000"/>
-                <w:sz w:val="18"/>
-                <w:szCs w:val="18"/>
-              </w:rPr>
-              <w:t xml:space="preserve">1. Point to the organelle on the diagram.</w:t>
-            </w:r>
-          </w:p>
-          <w:p>
-            <w:pPr>
-              <w:spacing w:after="40" w:before="0"/>
-              <w:jc w:val="left"/>
-            </w:pPr>
-            <w:r>
-              <w:rPr>
-                <w:rFonts w:ascii="Arial" w:cs="Arial" w:eastAsia="Arial" w:hAnsi="Arial"/>
-                <w:b w:val="false"/>
-                <w:bCs w:val="false"/>
-                <w:i w:val="false"/>
-                <w:iCs w:val="false"/>
-                <w:color w:val="000000"/>
-                <w:sz w:val="18"/>
-                <w:szCs w:val="18"/>
-              </w:rPr>
-              <w:t xml:space="preserve">2. Say: 'In our maize farm, this organelle is like the [X] because...' — wait 12 seconds — cold-call one learner to complete the analogy before you confirm.</w:t>
-            </w:r>
-          </w:p>
-          <w:p>
-            <w:pPr>
-              <w:spacing w:after="40" w:before="0"/>
-              <w:jc w:val="left"/>
-            </w:pPr>
-            <w:r>
-              <w:rPr>
-                <w:rFonts w:ascii="Arial" w:cs="Arial" w:eastAsia="Arial" w:hAnsi="Arial"/>
-                <w:b w:val="false"/>
-                <w:bCs w:val="false"/>
-                <w:i w:val="false"/>
-                <w:iCs w:val="false"/>
-                <w:color w:val="000000"/>
-                <w:sz w:val="18"/>
-                <w:szCs w:val="18"/>
-              </w:rPr>
-              <w:t xml:space="preserve">3. Write the confirmed metaphor and function on the board.</w:t>
-            </w:r>
-          </w:p>
-          <w:p>
-            <w:pPr>
-              <w:spacing w:after="40" w:before="0"/>
-              <w:jc w:val="left"/>
-            </w:pPr>
-            <w:r>
-              <w:rPr>
-                <w:rFonts w:ascii="Arial" w:cs="Arial" w:eastAsia="Arial" w:hAnsi="Arial"/>
-                <w:b w:val="false"/>
-                <w:bCs w:val="false"/>
-                <w:i w:val="false"/>
-                <w:iCs w:val="false"/>
-                <w:color w:val="000000"/>
-                <w:sz w:val="18"/>
-                <w:szCs w:val="18"/>
-              </w:rPr>
-              <w:t xml:space="preserve"/>
-            </w:r>
-          </w:p>
-          <w:p>
-            <w:pPr>
-              <w:spacing w:after="40" w:before="0"/>
-              <w:jc w:val="left"/>
-            </w:pPr>
-            <w:r>
-              <w:rPr>
-                <w:rFonts w:ascii="Arial" w:cs="Arial" w:eastAsia="Arial" w:hAnsi="Arial"/>
-                <w:b w:val="false"/>
-                <w:bCs w:val="false"/>
-                <w:i w:val="false"/>
-                <w:iCs w:val="false"/>
-                <w:color w:val="000000"/>
-                <w:sz w:val="18"/>
-                <w:szCs w:val="18"/>
-              </w:rPr>
-              <w:t xml:space="preserve">After the full table is built, distribute the Organelle Job Card (a half-page handout with two columns: ORGANELLE and FARM JOB — all farm jobs listed, organelles blank). Learners fill it individually in 4 minutes.</w:t>
-            </w:r>
-          </w:p>
-          <w:p>
-            <w:pPr>
-              <w:spacing w:after="40" w:before="0"/>
-              <w:jc w:val="left"/>
-            </w:pPr>
-            <w:r>
-              <w:rPr>
-                <w:rFonts w:ascii="Arial" w:cs="Arial" w:eastAsia="Arial" w:hAnsi="Arial"/>
-                <w:b w:val="false"/>
-                <w:bCs w:val="false"/>
-                <w:i w:val="false"/>
-                <w:iCs w:val="false"/>
-                <w:color w:val="000000"/>
-                <w:sz w:val="18"/>
-                <w:szCs w:val="18"/>
-              </w:rPr>
-              <w:t xml:space="preserve"/>
-            </w:r>
-          </w:p>
-          <w:p>
-            <w:pPr>
-              <w:spacing w:after="40" w:before="0"/>
-              <w:jc w:val="left"/>
-            </w:pPr>
-            <w:r>
-              <w:rPr>
-                <w:rFonts w:ascii="Arial" w:cs="Arial" w:eastAsia="Arial" w:hAnsi="Arial"/>
-                <w:b w:val="false"/>
-                <w:bCs w:val="false"/>
-                <w:i w:val="false"/>
-                <w:iCs w:val="false"/>
-                <w:color w:val="000000"/>
-                <w:sz w:val="18"/>
-                <w:szCs w:val="18"/>
-              </w:rPr>
-              <w:t xml:space="preserve">Return to the phenomenon: 'Think back to Kioni's cut finger. The epidermal cells that grew back over the wound — those are animal cells. They have no chloroplasts. Why not? What does that tell you?' Wait 15 seconds. Cold-call 2 learners. Guide toward: epidermal cells do not need to photosynthesise — they get energy from food — so carrying a chloroplast would be wasteful. Structure matches function. Say verbatim: 'This is the heart of our driving question. Every organelle exists because the cell's job demands it. No more, no less.'</w:t>
-            </w:r>
-          </w:p>
-        </w:tc>
-        <w:tc>
-          <w:tcPr>
-            <w:tcW w:type="dxa" w:w="3040"/>
-            <w:shd w:fill="FFFFFF" w:color="auto" w:val="clear"/>
-            <w:tcMar>
-              <w:top w:type="dxa" w:w="60"/>
-              <w:left w:type="dxa" w:w="120"/>
-              <w:bottom w:type="dxa" w:w="60"/>
-              <w:right w:type="dxa" w:w="120"/>
-            </w:tcMar>
-            <w:vAlign w:val="top"/>
-          </w:tcPr>
-          <w:p>
-            <w:pPr>
-              <w:spacing w:after="40" w:before="0"/>
-              <w:jc w:val="left"/>
-            </w:pPr>
-            <w:r>
-              <w:rPr>
-                <w:rFonts w:ascii="Arial" w:cs="Arial" w:eastAsia="Arial" w:hAnsi="Arial"/>
-                <w:b w:val="false"/>
-                <w:bCs w:val="false"/>
-                <w:i w:val="false"/>
-                <w:iCs w:val="false"/>
-                <w:color w:val="000000"/>
-                <w:sz w:val="18"/>
-                <w:szCs w:val="18"/>
-              </w:rPr>
-              <w:t xml:space="preserve">Metaphor Anchoring + Structured Cold-Call Explanation. The Rift Valley Maize Farm metaphor gives learners a concrete, culturally grounded schema onto which abstract organelle functions are mapped. The cold-call routine (predict the analogy before the teacher confirms) keeps learners cognitively active during direct instruction. The phenomenon reconnect at the close prevents the farm metaphor from becoming decorative — it is immediately used as a reasoning tool.</w:t>
-            </w:r>
-          </w:p>
-        </w:tc>
-        <w:tc>
-          <w:tcPr>
-            <w:tcW w:type="dxa" w:w="3040"/>
-            <w:shd w:fill="F2F2F2" w:color="auto" w:val="clear"/>
-            <w:tcMar>
-              <w:top w:type="dxa" w:w="60"/>
-              <w:left w:type="dxa" w:w="120"/>
-              <w:bottom w:type="dxa" w:w="60"/>
-              <w:right w:type="dxa" w:w="120"/>
-            </w:tcMar>
-            <w:vAlign w:val="top"/>
-          </w:tcPr>
-          <w:p>
-            <w:pPr>
-              <w:spacing w:after="40" w:before="0"/>
-              <w:jc w:val="left"/>
-            </w:pPr>
-            <w:r>
-              <w:rPr>
-                <w:rFonts w:ascii="Arial" w:cs="Arial" w:eastAsia="Arial" w:hAnsi="Arial"/>
-                <w:b w:val="false"/>
-                <w:bCs w:val="false"/>
-                <w:i w:val="false"/>
-                <w:iCs w:val="false"/>
-                <w:color w:val="000000"/>
-                <w:sz w:val="18"/>
-                <w:szCs w:val="18"/>
-              </w:rPr>
-              <w:t xml:space="preserve">Observable indicator: Learners complete the Organelle Job Card with at least 8/9 correct matches. Teacher collects all Job Cards. Any learner with 5 or fewer correct is identified for a brief re-teach during the Model Building phase. The triad discussion on epidermal cells vs. plant cells is assessed by listening to 2 triads: teacher listens for the phrase 'structure matches function' or an equivalent, student-generated idea.</w:t>
-            </w:r>
-          </w:p>
-        </w:tc>
-      </w:tr>
-      <w:tr>
-        <w:tc>
-          <w:tcPr>
-            <w:tcW w:type="dxa" w:w="1520"/>
-            <w:shd w:fill="FCE4D6" w:color="auto" w:val="clear"/>
-            <w:tcMar>
-              <w:top w:type="dxa" w:w="60"/>
-              <w:left w:type="dxa" w:w="120"/>
-              <w:bottom w:type="dxa" w:w="60"/>
-              <w:right w:type="dxa" w:w="120"/>
-            </w:tcMar>
-            <w:vAlign w:val="top"/>
-          </w:tcPr>
-          <w:p>
-            <w:pPr>
-              <w:spacing w:after="40" w:before="0"/>
-              <w:jc w:val="left"/>
-            </w:pPr>
-            <w:r>
-              <w:rPr>
-                <w:rFonts w:ascii="Arial" w:cs="Arial" w:eastAsia="Arial" w:hAnsi="Arial"/>
-                <w:b/>
-                <w:bCs/>
-                <w:i w:val="false"/>
-                <w:iCs w:val="false"/>
-                <w:color w:val="000000"/>
-                <w:sz w:val="18"/>
-                <w:szCs w:val="18"/>
-              </w:rPr>
-              <w:t xml:space="preserve">Driving Question Board (DQB) Creation</w:t>
-            </w:r>
-          </w:p>
-          <w:p>
-            <w:pPr>
-              <w:spacing w:after="20" w:before="0"/>
-            </w:pPr>
-            <w:r>
-              <w:rPr>
-                <w:rFonts w:ascii="Arial" w:cs="Arial" w:eastAsia="Arial" w:hAnsi="Arial"/>
-                <w:b/>
-                <w:bCs/>
-                <w:color w:val="1F3864"/>
-                <w:sz w:val="16"/>
-                <w:szCs w:val="16"/>
-              </w:rPr>
-              <w:t xml:space="preserve">📹 VIDEO:</w:t>
-            </w:r>
-          </w:p>
-          <w:p>
-            <w:pPr>
-              <w:spacing w:after="20" w:before="0"/>
-            </w:pPr>
-            <w:hyperlink w:history="1" r:id="rIdvw6p5okbzz7f79xxa3j8w">
-              <w:r>
-                <w:rPr>
-                  <w:rFonts w:ascii="Arial" w:cs="Arial" w:eastAsia="Arial" w:hAnsi="Arial"/>
-                  <w:color w:val="2E75B6"/>
-                  <w:sz w:val="16"/>
-                  <w:szCs w:val="16"/>
-                  <w:u w:val="single" w:color="2E75B6"/>
-                </w:rPr>
-                <w:t xml:space="preserve">Photosynthesis in organisms</w:t>
-              </w:r>
-            </w:hyperlink>
-          </w:p>
-          <w:p>
-            <w:pPr>
-              <w:spacing w:after="10" w:before="0"/>
-              <w:ind w:left="120"/>
-            </w:pPr>
-            <w:r>
-              <w:rPr>
-                <w:rFonts w:ascii="Arial" w:cs="Arial" w:eastAsia="Arial" w:hAnsi="Arial"/>
-                <w:color w:val="595959"/>
-                <w:sz w:val="14"/>
-                <w:szCs w:val="14"/>
-              </w:rPr>
-              <w:t xml:space="preserve">Source: Khan Academy (English - US curriculum)</w:t>
-            </w:r>
-          </w:p>
-          <w:p>
-            <w:pPr>
-              <w:spacing w:after="10" w:before="0"/>
-              <w:ind w:left="120"/>
-            </w:pPr>
-            <w:hyperlink w:history="1" r:id="rIdudvcc7nvb6p7oxj6n0uzk">
-              <w:r>
-                <w:rPr>
-                  <w:rFonts w:ascii="Arial" w:cs="Arial" w:eastAsia="Arial" w:hAnsi="Arial"/>
-                  <w:color w:val="595959"/>
-                  <w:sz w:val="14"/>
-                  <w:szCs w:val="14"/>
-                  <w:u w:val="single" w:color="595959"/>
-                </w:rPr>
-                <w:t xml:space="preserve">🔍 Search ARES for similar videos</w:t>
-              </w:r>
-            </w:hyperlink>
-          </w:p>
-          <w:p>
-            <w:pPr>
-              <w:spacing w:after="40" w:before="0"/>
-            </w:pPr>
-            <w:r>
-              <w:rPr>
-                <w:sz w:val="14"/>
-                <w:szCs w:val="14"/>
-              </w:rPr>
-              <w:t xml:space="preserve"/>
-            </w:r>
-          </w:p>
-          <w:p>
-            <w:pPr>
-              <w:spacing w:after="20" w:before="0"/>
-            </w:pPr>
-            <w:r>
-              <w:rPr>
-                <w:rFonts w:ascii="Arial" w:cs="Arial" w:eastAsia="Arial" w:hAnsi="Arial"/>
-                <w:b/>
-                <w:bCs/>
-                <w:color w:val="1F3864"/>
-                <w:sz w:val="16"/>
-                <w:szCs w:val="16"/>
-              </w:rPr>
-              <w:t xml:space="preserve">📖 HTML:</w:t>
-            </w:r>
-          </w:p>
-          <w:p>
-            <w:pPr>
-              <w:spacing w:after="20" w:before="0"/>
-            </w:pPr>
-            <w:hyperlink w:history="1" r:id="rIdk9ndzbjqes7vdr2y1tke8">
-              <w:r>
-                <w:rPr>
-                  <w:rFonts w:ascii="Arial" w:cs="Arial" w:eastAsia="Arial" w:hAnsi="Arial"/>
-                  <w:color w:val="2E75B6"/>
-                  <w:sz w:val="16"/>
-                  <w:szCs w:val="16"/>
-                  <w:u w:val="single" w:color="2E75B6"/>
-                </w:rPr>
-                <w:t xml:space="preserve">Plant Cell Structures (Flexbook)</w:t>
-              </w:r>
-            </w:hyperlink>
-          </w:p>
-          <w:p>
-            <w:pPr>
-              <w:spacing w:after="10" w:before="0"/>
-              <w:ind w:left="120"/>
-            </w:pPr>
-            <w:r>
-              <w:rPr>
-                <w:rFonts w:ascii="Arial" w:cs="Arial" w:eastAsia="Arial" w:hAnsi="Arial"/>
-                <w:color w:val="595959"/>
-                <w:sz w:val="14"/>
-                <w:szCs w:val="14"/>
-              </w:rPr>
-              <w:t xml:space="preserve">Source: CK-12</w:t>
-            </w:r>
-          </w:p>
-          <w:p>
-            <w:pPr>
-              <w:spacing w:after="10" w:before="0"/>
-              <w:ind w:left="120"/>
-            </w:pPr>
-            <w:hyperlink w:history="1" r:id="rIduwpy2tkpd_aks-jvkz9yp">
-              <w:r>
-                <w:rPr>
-                  <w:rFonts w:ascii="Arial" w:cs="Arial" w:eastAsia="Arial" w:hAnsi="Arial"/>
-                  <w:color w:val="595959"/>
-                  <w:sz w:val="14"/>
-                  <w:szCs w:val="14"/>
-                  <w:u w:val="single" w:color="595959"/>
-                </w:rPr>
-                <w:t xml:space="preserve">🔍 Search ARES for similar readings</w:t>
-              </w:r>
-            </w:hyperlink>
-          </w:p>
-        </w:tc>
-        <w:tc>
-          <w:tcPr>
-            <w:tcW w:type="dxa" w:w="3040"/>
-            <w:shd w:fill="FFFFFF" w:color="auto" w:val="clear"/>
-            <w:tcMar>
-              <w:top w:type="dxa" w:w="60"/>
-              <w:left w:type="dxa" w:w="120"/>
-              <w:bottom w:type="dxa" w:w="60"/>
-              <w:right w:type="dxa" w:w="120"/>
-            </w:tcMar>
-            <w:vAlign w:val="top"/>
-          </w:tcPr>
-          <w:p>
-            <w:pPr>
-              <w:spacing w:after="40" w:before="0"/>
-              <w:jc w:val="left"/>
-            </w:pPr>
-            <w:r>
-              <w:rPr>
-                <w:rFonts w:ascii="Arial" w:cs="Arial" w:eastAsia="Arial" w:hAnsi="Arial"/>
-                <w:b w:val="false"/>
-                <w:bCs w:val="false"/>
-                <w:i w:val="false"/>
-                <w:iCs w:val="false"/>
-                <w:color w:val="000000"/>
-                <w:sz w:val="18"/>
-                <w:szCs w:val="18"/>
-              </w:rPr>
-              <w:t xml:space="preserve">Learners individually write one sticky note (or a note on a folded card if sticky notes are unavailable) responding to ONE of the following two prompts, assigned by row: Row A — 'What does today's lesson about plant cell organelles help you understand about the driving question — why do cells look different?' Row B — 'What new question does today's lesson raise for you about cell structure or the healing cut?' Learners post their notes on the class Driving Question Board in the designated LESSON 4 section. The teacher reads 4 notes aloud (2 from each row), and the class briefly discusses whether each note represents a growing understanding or a new mystery. The teacher physically draws a line connecting two DQB notes that together suggest an emerging answer: 'Plant cells have chloroplasts because they make their own food — animal cells, including Kioni's epidermal cells, do not need to.'</w:t>
-            </w:r>
-          </w:p>
-        </w:tc>
-        <w:tc>
-          <w:tcPr>
-            <w:tcW w:type="dxa" w:w="3040"/>
-            <w:shd w:fill="F2F2F2" w:color="auto" w:val="clear"/>
-            <w:tcMar>
-              <w:top w:type="dxa" w:w="60"/>
-              <w:left w:type="dxa" w:w="120"/>
-              <w:bottom w:type="dxa" w:w="60"/>
-              <w:right w:type="dxa" w:w="120"/>
-            </w:tcMar>
-            <w:vAlign w:val="top"/>
-          </w:tcPr>
-          <w:p>
-            <w:pPr>
-              <w:spacing w:after="40" w:before="0"/>
-              <w:jc w:val="left"/>
-            </w:pPr>
-            <w:r>
-              <w:rPr>
-                <w:rFonts w:ascii="Arial" w:cs="Arial" w:eastAsia="Arial" w:hAnsi="Arial"/>
-                <w:b w:val="false"/>
-                <w:bCs w:val="false"/>
-                <w:i w:val="false"/>
-                <w:iCs w:val="false"/>
-                <w:color w:val="000000"/>
-                <w:sz w:val="18"/>
-                <w:szCs w:val="18"/>
-              </w:rPr>
-              <w:t xml:space="preserve">Distribute sticky notes or folded cards. Say: 'You have 3 minutes — individual, silent. Write your best thinking on the prompt for your row.' After 3 minutes, direct learners to post notes on the DQB. Read 4 notes aloud. For each, ask the class: 'Is this a growing understanding — something we are beginning to explain? Or is this a new mystery we still need to investigate?' Use a thumbs-up (understanding) or question-mark gesture (new mystery) from all learners for each note. Draw the connecting line on the DQB and say: 'We are building an answer — slowly, piece by piece, just like the cells rebuilding Kioni's finger.'</w:t>
-            </w:r>
-          </w:p>
-        </w:tc>
-        <w:tc>
-          <w:tcPr>
-            <w:tcW w:type="dxa" w:w="3040"/>
-            <w:shd w:fill="FFFFFF" w:color="auto" w:val="clear"/>
-            <w:tcMar>
-              <w:top w:type="dxa" w:w="60"/>
-              <w:left w:type="dxa" w:w="120"/>
-              <w:bottom w:type="dxa" w:w="60"/>
-              <w:right w:type="dxa" w:w="120"/>
-            </w:tcMar>
-            <w:vAlign w:val="top"/>
-          </w:tcPr>
-          <w:p>
-            <w:pPr>
-              <w:spacing w:after="40" w:before="0"/>
-              <w:jc w:val="left"/>
-            </w:pPr>
-            <w:r>
-              <w:rPr>
-                <w:rFonts w:ascii="Arial" w:cs="Arial" w:eastAsia="Arial" w:hAnsi="Arial"/>
-                <w:b w:val="false"/>
-                <w:bCs w:val="false"/>
-                <w:i w:val="false"/>
-                <w:iCs w:val="false"/>
-                <w:color w:val="000000"/>
-                <w:sz w:val="18"/>
-                <w:szCs w:val="18"/>
-              </w:rPr>
-              <w:t xml:space="preserve">Driving Question Board — Knowledge Tracking. The DQB makes the cumulative nature of the evidence-gathering sequence visible. Sorting notes into 'growing understanding' vs. 'new mystery' teaches learners that science is an iterative process — not all questions are resolved in one lesson. The physical connecting line models how evidence from different lessons can converge into an explanation.</w:t>
-            </w:r>
-          </w:p>
-        </w:tc>
-        <w:tc>
-          <w:tcPr>
-            <w:tcW w:type="dxa" w:w="3040"/>
-            <w:shd w:fill="F2F2F2" w:color="auto" w:val="clear"/>
-            <w:tcMar>
-              <w:top w:type="dxa" w:w="60"/>
-              <w:left w:type="dxa" w:w="120"/>
-              <w:bottom w:type="dxa" w:w="60"/>
-              <w:right w:type="dxa" w:w="120"/>
-            </w:tcMar>
-            <w:vAlign w:val="top"/>
-          </w:tcPr>
-          <w:p>
-            <w:pPr>
-              <w:spacing w:after="40" w:before="0"/>
-              <w:jc w:val="left"/>
-            </w:pPr>
-            <w:r>
-              <w:rPr>
-                <w:rFonts w:ascii="Arial" w:cs="Arial" w:eastAsia="Arial" w:hAnsi="Arial"/>
-                <w:b w:val="false"/>
-                <w:bCs w:val="false"/>
-                <w:i w:val="false"/>
-                <w:iCs w:val="false"/>
-                <w:color w:val="000000"/>
-                <w:sz w:val="18"/>
-                <w:szCs w:val="18"/>
-              </w:rPr>
-              <w:t xml:space="preserve">Observable indicator: Every learner produces a written DQB note. Teacher scans for notes that are off-topic or merely restate a fact ('chloroplasts do photosynthesis') without connecting to the driving question. These learners are prompted: 'How does knowing that help explain why Kioni's skin cells look different from a leaf cell?'</w:t>
-            </w:r>
-          </w:p>
-        </w:tc>
-      </w:tr>
-      <w:tr>
-        <w:tc>
-          <w:tcPr>
-            <w:tcW w:type="dxa" w:w="1520"/>
-            <w:shd w:fill="D5E8F0" w:color="auto" w:val="clear"/>
-            <w:tcMar>
-              <w:top w:type="dxa" w:w="60"/>
-              <w:left w:type="dxa" w:w="120"/>
-              <w:bottom w:type="dxa" w:w="60"/>
-              <w:right w:type="dxa" w:w="120"/>
-            </w:tcMar>
-            <w:vAlign w:val="top"/>
-          </w:tcPr>
-          <w:p>
-            <w:pPr>
-              <w:spacing w:after="40" w:before="0"/>
-              <w:jc w:val="left"/>
-            </w:pPr>
-            <w:r>
-              <w:rPr>
-                <w:rFonts w:ascii="Arial" w:cs="Arial" w:eastAsia="Arial" w:hAnsi="Arial"/>
-                <w:b/>
-                <w:bCs/>
-                <w:i w:val="false"/>
-                <w:iCs w:val="false"/>
-                <w:color w:val="000000"/>
-                <w:sz w:val="18"/>
-                <w:szCs w:val="18"/>
-              </w:rPr>
-              <w:t xml:space="preserve">Model Building Phase</w:t>
-            </w:r>
-          </w:p>
-          <w:p>
-            <w:pPr>
-              <w:spacing w:after="20" w:before="0"/>
-            </w:pPr>
-            <w:r>
-              <w:rPr>
-                <w:rFonts w:ascii="Arial" w:cs="Arial" w:eastAsia="Arial" w:hAnsi="Arial"/>
-                <w:b/>
-                <w:bCs/>
-                <w:color w:val="1F3864"/>
-                <w:sz w:val="16"/>
-                <w:szCs w:val="16"/>
-              </w:rPr>
-              <w:t xml:space="preserve">📹 VIDEO:</w:t>
-            </w:r>
-          </w:p>
-          <w:p>
-            <w:pPr>
-              <w:spacing w:after="20" w:before="0"/>
-            </w:pPr>
-            <w:hyperlink w:history="1" r:id="rIdg66-ept0dhuqa1c1v4va2">
-              <w:r>
-                <w:rPr>
-                  <w:rFonts w:ascii="Arial" w:cs="Arial" w:eastAsia="Arial" w:hAnsi="Arial"/>
-                  <w:color w:val="2E75B6"/>
-                  <w:sz w:val="16"/>
-                  <w:szCs w:val="16"/>
-                  <w:u w:val="single" w:color="2E75B6"/>
-                </w:rPr>
-                <w:t xml:space="preserve">Photosynthesis in organisms</w:t>
-              </w:r>
-            </w:hyperlink>
-          </w:p>
-          <w:p>
-            <w:pPr>
-              <w:spacing w:after="10" w:before="0"/>
-              <w:ind w:left="120"/>
-            </w:pPr>
-            <w:r>
-              <w:rPr>
-                <w:rFonts w:ascii="Arial" w:cs="Arial" w:eastAsia="Arial" w:hAnsi="Arial"/>
-                <w:color w:val="595959"/>
-                <w:sz w:val="14"/>
-                <w:szCs w:val="14"/>
-              </w:rPr>
-              <w:t xml:space="preserve">Source: Khan Academy (English - US curriculum)</w:t>
-            </w:r>
-          </w:p>
-          <w:p>
-            <w:pPr>
-              <w:spacing w:after="10" w:before="0"/>
-              <w:ind w:left="120"/>
-            </w:pPr>
-            <w:hyperlink w:history="1" r:id="rIdkalbigq8pxafa4dtpvs5r">
-              <w:r>
-                <w:rPr>
-                  <w:rFonts w:ascii="Arial" w:cs="Arial" w:eastAsia="Arial" w:hAnsi="Arial"/>
-                  <w:color w:val="595959"/>
-                  <w:sz w:val="14"/>
-                  <w:szCs w:val="14"/>
-                  <w:u w:val="single" w:color="595959"/>
-                </w:rPr>
-                <w:t xml:space="preserve">🔍 Search ARES for similar videos</w:t>
-              </w:r>
-            </w:hyperlink>
-          </w:p>
-          <w:p>
-            <w:pPr>
-              <w:spacing w:after="40" w:before="0"/>
-            </w:pPr>
-            <w:r>
-              <w:rPr>
-                <w:sz w:val="14"/>
-                <w:szCs w:val="14"/>
-              </w:rPr>
-              <w:t xml:space="preserve"/>
-            </w:r>
-          </w:p>
-          <w:p>
-            <w:pPr>
-              <w:spacing w:after="20" w:before="0"/>
-            </w:pPr>
-            <w:r>
-              <w:rPr>
-                <w:rFonts w:ascii="Arial" w:cs="Arial" w:eastAsia="Arial" w:hAnsi="Arial"/>
-                <w:b/>
-                <w:bCs/>
-                <w:color w:val="1F3864"/>
-                <w:sz w:val="16"/>
-                <w:szCs w:val="16"/>
-              </w:rPr>
-              <w:t xml:space="preserve">📖 HTML:</w:t>
-            </w:r>
-          </w:p>
-          <w:p>
-            <w:pPr>
-              <w:spacing w:after="20" w:before="0"/>
-            </w:pPr>
-            <w:hyperlink w:history="1" r:id="rIdy7jphramkkf5t7ao7lwyo">
-              <w:r>
-                <w:rPr>
-                  <w:rFonts w:ascii="Arial" w:cs="Arial" w:eastAsia="Arial" w:hAnsi="Arial"/>
-                  <w:color w:val="2E75B6"/>
-                  <w:sz w:val="16"/>
-                  <w:szCs w:val="16"/>
-                  <w:u w:val="single" w:color="2E75B6"/>
-                </w:rPr>
-                <w:t xml:space="preserve">Plant Cell Structures (Flexbook)</w:t>
-              </w:r>
-            </w:hyperlink>
-          </w:p>
-          <w:p>
-            <w:pPr>
-              <w:spacing w:after="10" w:before="0"/>
-              <w:ind w:left="120"/>
-            </w:pPr>
-            <w:r>
-              <w:rPr>
-                <w:rFonts w:ascii="Arial" w:cs="Arial" w:eastAsia="Arial" w:hAnsi="Arial"/>
-                <w:color w:val="595959"/>
-                <w:sz w:val="14"/>
-                <w:szCs w:val="14"/>
-              </w:rPr>
-              <w:t xml:space="preserve">Source: CK-12</w:t>
-            </w:r>
-          </w:p>
-          <w:p>
-            <w:pPr>
-              <w:spacing w:after="10" w:before="0"/>
-              <w:ind w:left="120"/>
-            </w:pPr>
-            <w:hyperlink w:history="1" r:id="rIdrq2kocgl5iv9az_qom8mh">
+            <w:hyperlink w:history="1" r:id="rIdrzhsty_ptjp3zb87_s2vb">
               <w:r>
                 <w:rPr>
                   <w:rFonts w:ascii="Arial" w:cs="Arial" w:eastAsia="Arial" w:hAnsi="Arial"/>
@@ -15154,7 +15154,7 @@
             <w:pPr>
               <w:spacing w:after="20" w:before="0"/>
             </w:pPr>
-            <w:hyperlink w:history="1" r:id="rIde889pdvko5yuc76lizcre">
+            <w:hyperlink w:history="1" r:id="rIdzfw1znyazdx5gndxbnbas">
               <w:r>
                 <w:rPr>
                   <w:rFonts w:ascii="Arial" w:cs="Arial" w:eastAsia="Arial" w:hAnsi="Arial"/>
@@ -15163,7 +15163,7 @@
                   <w:szCs w:val="16"/>
                   <w:u w:val="single" w:color="2E75B6"/>
                 </w:rPr>
-                <w:t xml:space="preserve">Watch Me</w:t>
+                <w:t xml:space="preserve">Comparing animal and plant cells</w:t>
               </w:r>
             </w:hyperlink>
           </w:p>
@@ -15179,7 +15179,7 @@
                 <w:sz w:val="14"/>
                 <w:szCs w:val="14"/>
               </w:rPr>
-              <w:t xml:space="preserve">Source: TED-Ed Lessons</w:t>
+              <w:t xml:space="preserve">Source: Khan Academy (English - US curriculum)</w:t>
             </w:r>
           </w:p>
           <w:p>
@@ -15187,7 +15187,7 @@
               <w:spacing w:after="10" w:before="0"/>
               <w:ind w:left="120"/>
             </w:pPr>
-            <w:hyperlink w:history="1" r:id="rIdyu9lchbcqbkeqpxqn15vl">
+            <w:hyperlink w:history="1" r:id="rIdhhb-ihkvggvpn2zi-zbju">
               <w:r>
                 <w:rPr>
                   <w:rFonts w:ascii="Arial" w:cs="Arial" w:eastAsia="Arial" w:hAnsi="Arial"/>
@@ -15225,14 +15225,14 @@
                 <w:sz w:val="16"/>
                 <w:szCs w:val="16"/>
               </w:rPr>
-              <w:t xml:space="preserve">📖 HTML:</w:t>
+              <w:t xml:space="preserve">📖 EXERCISE:</w:t>
             </w:r>
           </w:p>
           <w:p>
             <w:pPr>
               <w:spacing w:after="20" w:before="0"/>
             </w:pPr>
-            <w:hyperlink w:history="1" r:id="rIdsjitzhsy1thaos6lrukly">
+            <w:hyperlink w:history="1" r:id="rIde8jecnklagwt9gqdcbt1v">
               <w:r>
                 <w:rPr>
                   <w:rFonts w:ascii="Arial" w:cs="Arial" w:eastAsia="Arial" w:hAnsi="Arial"/>
@@ -15241,7 +15241,7 @@
                   <w:szCs w:val="16"/>
                   <w:u w:val="single" w:color="2E75B6"/>
                 </w:rPr>
-                <w:t xml:space="preserve">Animal-like Protists (Flexbook)</w:t>
+                <w:t xml:space="preserve">Plant vs animal cells</w:t>
               </w:r>
             </w:hyperlink>
           </w:p>
@@ -15257,7 +15257,7 @@
                 <w:sz w:val="14"/>
                 <w:szCs w:val="14"/>
               </w:rPr>
-              <w:t xml:space="preserve">Source: CK-12</w:t>
+              <w:t xml:space="preserve">Source: Khan Academy (English - US curriculum)</w:t>
             </w:r>
           </w:p>
           <w:p>
@@ -15265,7 +15265,7 @@
               <w:spacing w:after="10" w:before="0"/>
               <w:ind w:left="120"/>
             </w:pPr>
-            <w:hyperlink w:history="1" r:id="rIdo0x5wzcqaogm5xhyqlwq2">
+            <w:hyperlink w:history="1" r:id="rIdykequil7ymkhxhywtbftf">
               <w:r>
                 <w:rPr>
                   <w:rFonts w:ascii="Arial" w:cs="Arial" w:eastAsia="Arial" w:hAnsi="Arial"/>
@@ -15460,7 +15460,7 @@
             <w:pPr>
               <w:spacing w:after="20" w:before="0"/>
             </w:pPr>
-            <w:hyperlink w:history="1" r:id="rIdxi0stvor00oeoaob1b8zm">
+            <w:hyperlink w:history="1" r:id="rIdh4biwwfjfjeygbvky4gak">
               <w:r>
                 <w:rPr>
                   <w:rFonts w:ascii="Arial" w:cs="Arial" w:eastAsia="Arial" w:hAnsi="Arial"/>
@@ -15469,7 +15469,7 @@
                   <w:szCs w:val="16"/>
                   <w:u w:val="single" w:color="2E75B6"/>
                 </w:rPr>
-                <w:t xml:space="preserve">Watch Me</w:t>
+                <w:t xml:space="preserve">Overview of animal and plant cells</w:t>
               </w:r>
             </w:hyperlink>
           </w:p>
@@ -15485,7 +15485,7 @@
                 <w:sz w:val="14"/>
                 <w:szCs w:val="14"/>
               </w:rPr>
-              <w:t xml:space="preserve">Source: TED-Ed Lessons</w:t>
+              <w:t xml:space="preserve">Source: Khan Academy (English - US curriculum)</w:t>
             </w:r>
           </w:p>
           <w:p>
@@ -15493,7 +15493,7 @@
               <w:spacing w:after="10" w:before="0"/>
               <w:ind w:left="120"/>
             </w:pPr>
-            <w:hyperlink w:history="1" r:id="rIdfeijjm6yuq5zhbto7z1pi">
+            <w:hyperlink w:history="1" r:id="rIdzm0uj0o1uxkqncsa4zav6">
               <w:r>
                 <w:rPr>
                   <w:rFonts w:ascii="Arial" w:cs="Arial" w:eastAsia="Arial" w:hAnsi="Arial"/>
@@ -15538,7 +15538,7 @@
             <w:pPr>
               <w:spacing w:after="20" w:before="0"/>
             </w:pPr>
-            <w:hyperlink w:history="1" r:id="rIdbwtzwl2sgvrvqk-et64gt">
+            <w:hyperlink w:history="1" r:id="rIdqleknzukcn9lt1lghayen">
               <w:r>
                 <w:rPr>
                   <w:rFonts w:ascii="Arial" w:cs="Arial" w:eastAsia="Arial" w:hAnsi="Arial"/>
@@ -15547,7 +15547,7 @@
                   <w:szCs w:val="16"/>
                   <w:u w:val="single" w:color="2E75B6"/>
                 </w:rPr>
-                <w:t xml:space="preserve">Animal-like Protists (Flexbook)</w:t>
+                <w:t xml:space="preserve">Plant Cell Structures (Flexbook)</w:t>
               </w:r>
             </w:hyperlink>
           </w:p>
@@ -15571,7 +15571,7 @@
               <w:spacing w:after="10" w:before="0"/>
               <w:ind w:left="120"/>
             </w:pPr>
-            <w:hyperlink w:history="1" r:id="rIdjsqtzsypdnedjqznmvs3a">
+            <w:hyperlink w:history="1" r:id="rIdl-28oqfh68w1mdyvq73a2">
               <w:r>
                 <w:rPr>
                   <w:rFonts w:ascii="Arial" w:cs="Arial" w:eastAsia="Arial" w:hAnsi="Arial"/>
@@ -15766,7 +15766,7 @@
             <w:pPr>
               <w:spacing w:after="20" w:before="0"/>
             </w:pPr>
-            <w:hyperlink w:history="1" r:id="rIdsm6xisft9pskqa7advw0x">
+            <w:hyperlink w:history="1" r:id="rIdodyk4fq4ex9seqsfp05zg">
               <w:r>
                 <w:rPr>
                   <w:rFonts w:ascii="Arial" w:cs="Arial" w:eastAsia="Arial" w:hAnsi="Arial"/>
@@ -15775,7 +15775,7 @@
                   <w:szCs w:val="16"/>
                   <w:u w:val="single" w:color="2E75B6"/>
                 </w:rPr>
-                <w:t xml:space="preserve">Watch Me</w:t>
+                <w:t xml:space="preserve">Comparing animal and plant cells</w:t>
               </w:r>
             </w:hyperlink>
           </w:p>
@@ -15791,7 +15791,7 @@
                 <w:sz w:val="14"/>
                 <w:szCs w:val="14"/>
               </w:rPr>
-              <w:t xml:space="preserve">Source: TED-Ed Lessons</w:t>
+              <w:t xml:space="preserve">Source: Khan Academy (English - US curriculum)</w:t>
             </w:r>
           </w:p>
           <w:p>
@@ -15799,7 +15799,7 @@
               <w:spacing w:after="10" w:before="0"/>
               <w:ind w:left="120"/>
             </w:pPr>
-            <w:hyperlink w:history="1" r:id="rIdrsc9rupuxr44pewwqkiv0">
+            <w:hyperlink w:history="1" r:id="rIdpeoarco8joxvwx3g_kdkf">
               <w:r>
                 <w:rPr>
                   <w:rFonts w:ascii="Arial" w:cs="Arial" w:eastAsia="Arial" w:hAnsi="Arial"/>
@@ -15837,14 +15837,14 @@
                 <w:sz w:val="16"/>
                 <w:szCs w:val="16"/>
               </w:rPr>
-              <w:t xml:space="preserve">📖 HTML:</w:t>
+              <w:t xml:space="preserve">📖 EXERCISE:</w:t>
             </w:r>
           </w:p>
           <w:p>
             <w:pPr>
               <w:spacing w:after="20" w:before="0"/>
             </w:pPr>
-            <w:hyperlink w:history="1" r:id="rIdhnzpltevnguxgf4jbrnnh">
+            <w:hyperlink w:history="1" r:id="rId_peupxfesetr50ubnp4ss">
               <w:r>
                 <w:rPr>
                   <w:rFonts w:ascii="Arial" w:cs="Arial" w:eastAsia="Arial" w:hAnsi="Arial"/>
@@ -15853,7 +15853,7 @@
                   <w:szCs w:val="16"/>
                   <w:u w:val="single" w:color="2E75B6"/>
                 </w:rPr>
-                <w:t xml:space="preserve">Animal-like Protists (Flexbook)</w:t>
+                <w:t xml:space="preserve">Plant Cell Structures Practice</w:t>
               </w:r>
             </w:hyperlink>
           </w:p>
@@ -15877,7 +15877,7 @@
               <w:spacing w:after="10" w:before="0"/>
               <w:ind w:left="120"/>
             </w:pPr>
-            <w:hyperlink w:history="1" r:id="rId-cydyrfiidfdhgoxunm-z">
+            <w:hyperlink w:history="1" r:id="rIds85dlrgfsu20rjgkur1qb">
               <w:r>
                 <w:rPr>
                   <w:rFonts w:ascii="Arial" w:cs="Arial" w:eastAsia="Arial" w:hAnsi="Arial"/>
@@ -16072,7 +16072,7 @@
             <w:pPr>
               <w:spacing w:after="20" w:before="0"/>
             </w:pPr>
-            <w:hyperlink w:history="1" r:id="rIdkfb1gkqvo2nahkc7sosmm">
+            <w:hyperlink w:history="1" r:id="rId_rp27pm7lf5kd4hsoxyap">
               <w:r>
                 <w:rPr>
                   <w:rFonts w:ascii="Arial" w:cs="Arial" w:eastAsia="Arial" w:hAnsi="Arial"/>
@@ -16081,7 +16081,7 @@
                   <w:szCs w:val="16"/>
                   <w:u w:val="single" w:color="2E75B6"/>
                 </w:rPr>
-                <w:t xml:space="preserve">Watch Me</w:t>
+                <w:t xml:space="preserve">Comparing animal and plant cells</w:t>
               </w:r>
             </w:hyperlink>
           </w:p>
@@ -16097,7 +16097,7 @@
                 <w:sz w:val="14"/>
                 <w:szCs w:val="14"/>
               </w:rPr>
-              <w:t xml:space="preserve">Source: TED-Ed Lessons</w:t>
+              <w:t xml:space="preserve">Source: Khan Academy (English - US curriculum)</w:t>
             </w:r>
           </w:p>
           <w:p>
@@ -16105,7 +16105,7 @@
               <w:spacing w:after="10" w:before="0"/>
               <w:ind w:left="120"/>
             </w:pPr>
-            <w:hyperlink w:history="1" r:id="rId6tgo5yujhlnuv5f5yqlvf">
+            <w:hyperlink w:history="1" r:id="rIduonuiv2zeropsjl4yrjcc">
               <w:r>
                 <w:rPr>
                   <w:rFonts w:ascii="Arial" w:cs="Arial" w:eastAsia="Arial" w:hAnsi="Arial"/>
@@ -16150,7 +16150,7 @@
             <w:pPr>
               <w:spacing w:after="20" w:before="0"/>
             </w:pPr>
-            <w:hyperlink w:history="1" r:id="rIdxyplclgv06p-hniqh61kq">
+            <w:hyperlink w:history="1" r:id="rIdrdathhdk_2ismsaraaflz">
               <w:r>
                 <w:rPr>
                   <w:rFonts w:ascii="Arial" w:cs="Arial" w:eastAsia="Arial" w:hAnsi="Arial"/>
@@ -16159,7 +16159,7 @@
                   <w:szCs w:val="16"/>
                   <w:u w:val="single" w:color="2E75B6"/>
                 </w:rPr>
-                <w:t xml:space="preserve">Animal-like Protists (Flexbook)</w:t>
+                <w:t xml:space="preserve">Plant Cells (Flexbook)</w:t>
               </w:r>
             </w:hyperlink>
           </w:p>
@@ -16183,7 +16183,7 @@
               <w:spacing w:after="10" w:before="0"/>
               <w:ind w:left="120"/>
             </w:pPr>
-            <w:hyperlink w:history="1" r:id="rIdcsfp3fkrwrfusi4synncr">
+            <w:hyperlink w:history="1" r:id="rIdcxrp6bg1wx6gohu-4e8cl">
               <w:r>
                 <w:rPr>
                   <w:rFonts w:ascii="Arial" w:cs="Arial" w:eastAsia="Arial" w:hAnsi="Arial"/>
@@ -16378,7 +16378,7 @@
             <w:pPr>
               <w:spacing w:after="20" w:before="0"/>
             </w:pPr>
-            <w:hyperlink w:history="1" r:id="rIdwo-kgkvy7rz7l8rqqplew">
+            <w:hyperlink w:history="1" r:id="rId0auogbropyncgktefvszg">
               <w:r>
                 <w:rPr>
                   <w:rFonts w:ascii="Arial" w:cs="Arial" w:eastAsia="Arial" w:hAnsi="Arial"/>
@@ -16387,7 +16387,7 @@
                   <w:szCs w:val="16"/>
                   <w:u w:val="single" w:color="2E75B6"/>
                 </w:rPr>
-                <w:t xml:space="preserve">Watch Me</w:t>
+                <w:t xml:space="preserve">Comparing animal and plant cells</w:t>
               </w:r>
             </w:hyperlink>
           </w:p>
@@ -16403,7 +16403,7 @@
                 <w:sz w:val="14"/>
                 <w:szCs w:val="14"/>
               </w:rPr>
-              <w:t xml:space="preserve">Source: TED-Ed Lessons</w:t>
+              <w:t xml:space="preserve">Source: Khan Academy (English - US curriculum)</w:t>
             </w:r>
           </w:p>
           <w:p>
@@ -16411,7 +16411,7 @@
               <w:spacing w:after="10" w:before="0"/>
               <w:ind w:left="120"/>
             </w:pPr>
-            <w:hyperlink w:history="1" r:id="rIdkj3roiiewckhxpfgmhzlx">
+            <w:hyperlink w:history="1" r:id="rIdilmovferrrlpq7torlvfp">
               <w:r>
                 <w:rPr>
                   <w:rFonts w:ascii="Arial" w:cs="Arial" w:eastAsia="Arial" w:hAnsi="Arial"/>
@@ -16449,14 +16449,14 @@
                 <w:sz w:val="16"/>
                 <w:szCs w:val="16"/>
               </w:rPr>
-              <w:t xml:space="preserve">📖 HTML:</w:t>
+              <w:t xml:space="preserve">📖 EXERCISE:</w:t>
             </w:r>
           </w:p>
           <w:p>
             <w:pPr>
               <w:spacing w:after="20" w:before="0"/>
             </w:pPr>
-            <w:hyperlink w:history="1" r:id="rIdjiyttmhejvcays98u29k9">
+            <w:hyperlink w:history="1" r:id="rIddaviddlklde-2j_ll3o0r">
               <w:r>
                 <w:rPr>
                   <w:rFonts w:ascii="Arial" w:cs="Arial" w:eastAsia="Arial" w:hAnsi="Arial"/>
@@ -16465,7 +16465,7 @@
                   <w:szCs w:val="16"/>
                   <w:u w:val="single" w:color="2E75B6"/>
                 </w:rPr>
-                <w:t xml:space="preserve">Animal-like Protists (Flexbook)</w:t>
+                <w:t xml:space="preserve">Plant Cells Practice</w:t>
               </w:r>
             </w:hyperlink>
           </w:p>
@@ -16489,7 +16489,7 @@
               <w:spacing w:after="10" w:before="0"/>
               <w:ind w:left="120"/>
             </w:pPr>
-            <w:hyperlink w:history="1" r:id="rIdcjdmmb9gtldkleblzyufg">
+            <w:hyperlink w:history="1" r:id="rId_lagcqxzlmgszuqwrqee4">
               <w:r>
                 <w:rPr>
                   <w:rFonts w:ascii="Arial" w:cs="Arial" w:eastAsia="Arial" w:hAnsi="Arial"/>
@@ -17976,7 +17976,7 @@
             <w:pPr>
               <w:spacing w:after="20" w:before="0"/>
             </w:pPr>
-            <w:hyperlink w:history="1" r:id="rIdjegboexn2nghuxvsihjrz">
+            <w:hyperlink w:history="1" r:id="rIdnp3yu7txtooxpjtgv3hlj">
               <w:r>
                 <w:rPr>
                   <w:rFonts w:ascii="Arial" w:cs="Arial" w:eastAsia="Arial" w:hAnsi="Arial"/>
@@ -17985,7 +17985,7 @@
                   <w:szCs w:val="16"/>
                   <w:u w:val="single" w:color="2E75B6"/>
                 </w:rPr>
-                <w:t xml:space="preserve">Derivative of sin(ln(x²))</w:t>
+                <w:t xml:space="preserve">Comparing animal and plant cells</w:t>
               </w:r>
             </w:hyperlink>
           </w:p>
@@ -18009,7 +18009,7 @@
               <w:spacing w:after="10" w:before="0"/>
               <w:ind w:left="120"/>
             </w:pPr>
-            <w:hyperlink w:history="1" r:id="rIdirpnwnsfofcc5ulnjbuih">
+            <w:hyperlink w:history="1" r:id="rIdsvkybqe5tvstpkbnpo0m3">
               <w:r>
                 <w:rPr>
                   <w:rFonts w:ascii="Arial" w:cs="Arial" w:eastAsia="Arial" w:hAnsi="Arial"/>
@@ -18054,7 +18054,7 @@
             <w:pPr>
               <w:spacing w:after="20" w:before="0"/>
             </w:pPr>
-            <w:hyperlink w:history="1" r:id="rIdvt80x3kbztj5z_icl1vr9">
+            <w:hyperlink w:history="1" r:id="rIdrumzrhkhi3fulxg5izgth">
               <w:r>
                 <w:rPr>
                   <w:rFonts w:ascii="Arial" w:cs="Arial" w:eastAsia="Arial" w:hAnsi="Arial"/>
@@ -18063,7 +18063,7 @@
                   <w:szCs w:val="16"/>
                   <w:u w:val="single" w:color="2E75B6"/>
                 </w:rPr>
-                <w:t xml:space="preserve">Cell Transport (Flexbook)</w:t>
+                <w:t xml:space="preserve">Plant Cell Structures (Flexbook)</w:t>
               </w:r>
             </w:hyperlink>
           </w:p>
@@ -18087,7 +18087,7 @@
               <w:spacing w:after="10" w:before="0"/>
               <w:ind w:left="120"/>
             </w:pPr>
-            <w:hyperlink w:history="1" r:id="rIdqru082oqa-tfkdqitxnq6">
+            <w:hyperlink w:history="1" r:id="rIdmlhwevzk8mch6_dpaq-by">
               <w:r>
                 <w:rPr>
                   <w:rFonts w:ascii="Arial" w:cs="Arial" w:eastAsia="Arial" w:hAnsi="Arial"/>
@@ -18282,7 +18282,7 @@
             <w:pPr>
               <w:spacing w:after="20" w:before="0"/>
             </w:pPr>
-            <w:hyperlink w:history="1" r:id="rId8qcucglfepxfmi2gao10y">
+            <w:hyperlink w:history="1" r:id="rIdqrbi6srhpfdjo_lgoseeu">
               <w:r>
                 <w:rPr>
                   <w:rFonts w:ascii="Arial" w:cs="Arial" w:eastAsia="Arial" w:hAnsi="Arial"/>
@@ -18291,7 +18291,7 @@
                   <w:szCs w:val="16"/>
                   <w:u w:val="single" w:color="2E75B6"/>
                 </w:rPr>
-                <w:t xml:space="preserve">Derivative of sin(ln(x²))</w:t>
+                <w:t xml:space="preserve">Overview of animal and plant cells</w:t>
               </w:r>
             </w:hyperlink>
           </w:p>
@@ -18315,7 +18315,7 @@
               <w:spacing w:after="10" w:before="0"/>
               <w:ind w:left="120"/>
             </w:pPr>
-            <w:hyperlink w:history="1" r:id="rIdn-dx-kflvgyl-qkw6emgg">
+            <w:hyperlink w:history="1" r:id="rIdbgf1ikigwa4vd-g0n-7po">
               <w:r>
                 <w:rPr>
                   <w:rFonts w:ascii="Arial" w:cs="Arial" w:eastAsia="Arial" w:hAnsi="Arial"/>
@@ -18353,14 +18353,14 @@
                 <w:sz w:val="16"/>
                 <w:szCs w:val="16"/>
               </w:rPr>
-              <w:t xml:space="preserve">📖 HTML:</w:t>
+              <w:t xml:space="preserve">📖 EXERCISE:</w:t>
             </w:r>
           </w:p>
           <w:p>
             <w:pPr>
               <w:spacing w:after="20" w:before="0"/>
             </w:pPr>
-            <w:hyperlink w:history="1" r:id="rIdnix5sewu5bnjp5r3y_qlm">
+            <w:hyperlink w:history="1" r:id="rIdnhdlhhusrbwl0ie5r-jm4">
               <w:r>
                 <w:rPr>
                   <w:rFonts w:ascii="Arial" w:cs="Arial" w:eastAsia="Arial" w:hAnsi="Arial"/>
@@ -18369,7 +18369,7 @@
                   <w:szCs w:val="16"/>
                   <w:u w:val="single" w:color="2E75B6"/>
                 </w:rPr>
-                <w:t xml:space="preserve">Cell Transport (Flexbook)</w:t>
+                <w:t xml:space="preserve">Plant Cell Structures Practice</w:t>
               </w:r>
             </w:hyperlink>
           </w:p>
@@ -18393,7 +18393,7 @@
               <w:spacing w:after="10" w:before="0"/>
               <w:ind w:left="120"/>
             </w:pPr>
-            <w:hyperlink w:history="1" r:id="rIdqlzmeyxpynbupjkvoht5j">
+            <w:hyperlink w:history="1" r:id="rIdnje50qhvvnt2lukshf6eu">
               <w:r>
                 <w:rPr>
                   <w:rFonts w:ascii="Arial" w:cs="Arial" w:eastAsia="Arial" w:hAnsi="Arial"/>
@@ -18588,7 +18588,7 @@
             <w:pPr>
               <w:spacing w:after="20" w:before="0"/>
             </w:pPr>
-            <w:hyperlink w:history="1" r:id="rIdtx-ruzmg-7nsyedc1tb3h">
+            <w:hyperlink w:history="1" r:id="rIdm6o359q0pkrmlmuycla67">
               <w:r>
                 <w:rPr>
                   <w:rFonts w:ascii="Arial" w:cs="Arial" w:eastAsia="Arial" w:hAnsi="Arial"/>
@@ -18597,7 +18597,7 @@
                   <w:szCs w:val="16"/>
                   <w:u w:val="single" w:color="2E75B6"/>
                 </w:rPr>
-                <w:t xml:space="preserve">Derivative of sin(ln(x²))</w:t>
+                <w:t xml:space="preserve">Plant cell walls</w:t>
               </w:r>
             </w:hyperlink>
           </w:p>
@@ -18621,7 +18621,7 @@
               <w:spacing w:after="10" w:before="0"/>
               <w:ind w:left="120"/>
             </w:pPr>
-            <w:hyperlink w:history="1" r:id="rId1h8c83tx8p_xs5lp4reyp">
+            <w:hyperlink w:history="1" r:id="rIdilb-umklqx4wenx5a6rvg">
               <w:r>
                 <w:rPr>
                   <w:rFonts w:ascii="Arial" w:cs="Arial" w:eastAsia="Arial" w:hAnsi="Arial"/>
@@ -18666,7 +18666,7 @@
             <w:pPr>
               <w:spacing w:after="20" w:before="0"/>
             </w:pPr>
-            <w:hyperlink w:history="1" r:id="rIdaughi9khjwpaurb5iby0e">
+            <w:hyperlink w:history="1" r:id="rIdglns7ocui6eyw5ag8u2cm">
               <w:r>
                 <w:rPr>
                   <w:rFonts w:ascii="Arial" w:cs="Arial" w:eastAsia="Arial" w:hAnsi="Arial"/>
@@ -18675,7 +18675,7 @@
                   <w:szCs w:val="16"/>
                   <w:u w:val="single" w:color="2E75B6"/>
                 </w:rPr>
-                <w:t xml:space="preserve">Cell Transport (Flexbook)</w:t>
+                <w:t xml:space="preserve">Plant Cell Structures (Flexbook)</w:t>
               </w:r>
             </w:hyperlink>
           </w:p>
@@ -18699,7 +18699,7 @@
               <w:spacing w:after="10" w:before="0"/>
               <w:ind w:left="120"/>
             </w:pPr>
-            <w:hyperlink w:history="1" r:id="rIdatqz5zv_snxyo7begmmcv">
+            <w:hyperlink w:history="1" r:id="rIdrtry7m-swx-t5c0zkcdsu">
               <w:r>
                 <w:rPr>
                   <w:rFonts w:ascii="Arial" w:cs="Arial" w:eastAsia="Arial" w:hAnsi="Arial"/>
@@ -18894,7 +18894,7 @@
             <w:pPr>
               <w:spacing w:after="20" w:before="0"/>
             </w:pPr>
-            <w:hyperlink w:history="1" r:id="rIdigdwnh6wa6au0unf673xq">
+            <w:hyperlink w:history="1" r:id="rIdtawnhtuyjb0oukuz5ngcj">
               <w:r>
                 <w:rPr>
                   <w:rFonts w:ascii="Arial" w:cs="Arial" w:eastAsia="Arial" w:hAnsi="Arial"/>
@@ -18903,7 +18903,7 @@
                   <w:szCs w:val="16"/>
                   <w:u w:val="single" w:color="2E75B6"/>
                 </w:rPr>
-                <w:t xml:space="preserve">Derivative of sin(ln(x²))</w:t>
+                <w:t xml:space="preserve">Comparing animal and plant cells</w:t>
               </w:r>
             </w:hyperlink>
           </w:p>
@@ -18927,7 +18927,7 @@
               <w:spacing w:after="10" w:before="0"/>
               <w:ind w:left="120"/>
             </w:pPr>
-            <w:hyperlink w:history="1" r:id="rIdiybv0eqvn3-ud1pbhle_d">
+            <w:hyperlink w:history="1" r:id="rIdc2ukjvzupf04a_qiocx8x">
               <w:r>
                 <w:rPr>
                   <w:rFonts w:ascii="Arial" w:cs="Arial" w:eastAsia="Arial" w:hAnsi="Arial"/>
@@ -18972,7 +18972,7 @@
             <w:pPr>
               <w:spacing w:after="20" w:before="0"/>
             </w:pPr>
-            <w:hyperlink w:history="1" r:id="rIdt6jn9g0g6bm9ckbbgmtzu">
+            <w:hyperlink w:history="1" r:id="rIdijgmgty761mpt9hdt62i8">
               <w:r>
                 <w:rPr>
                   <w:rFonts w:ascii="Arial" w:cs="Arial" w:eastAsia="Arial" w:hAnsi="Arial"/>
@@ -18981,7 +18981,7 @@
                   <w:szCs w:val="16"/>
                   <w:u w:val="single" w:color="2E75B6"/>
                 </w:rPr>
-                <w:t xml:space="preserve">Cell Transport (Flexbook)</w:t>
+                <w:t xml:space="preserve">Plant Cell Structures (Flexbook)</w:t>
               </w:r>
             </w:hyperlink>
           </w:p>
@@ -19005,7 +19005,7 @@
               <w:spacing w:after="10" w:before="0"/>
               <w:ind w:left="120"/>
             </w:pPr>
-            <w:hyperlink w:history="1" r:id="rId7qejbnpfzq2vulmc8eej3">
+            <w:hyperlink w:history="1" r:id="rIdtkfwvu8yt5eheeapkjjh-">
               <w:r>
                 <w:rPr>
                   <w:rFonts w:ascii="Arial" w:cs="Arial" w:eastAsia="Arial" w:hAnsi="Arial"/>
@@ -19200,7 +19200,7 @@
             <w:pPr>
               <w:spacing w:after="20" w:before="0"/>
             </w:pPr>
-            <w:hyperlink w:history="1" r:id="rIdserwr1ulamsrqve6o-1fs">
+            <w:hyperlink w:history="1" r:id="rIdlrac0gdm9rfzz6jruxosb">
               <w:r>
                 <w:rPr>
                   <w:rFonts w:ascii="Arial" w:cs="Arial" w:eastAsia="Arial" w:hAnsi="Arial"/>
@@ -19209,7 +19209,7 @@
                   <w:szCs w:val="16"/>
                   <w:u w:val="single" w:color="2E75B6"/>
                 </w:rPr>
-                <w:t xml:space="preserve">Derivative of sin(ln(x²))</w:t>
+                <w:t xml:space="preserve">Comparing animal and plant cells</w:t>
               </w:r>
             </w:hyperlink>
           </w:p>
@@ -19233,7 +19233,7 @@
               <w:spacing w:after="10" w:before="0"/>
               <w:ind w:left="120"/>
             </w:pPr>
-            <w:hyperlink w:history="1" r:id="rIdsrtrcvjbitce0qglwlwnw">
+            <w:hyperlink w:history="1" r:id="rIdy3l1ejjqnsnd1u7h3hewt">
               <w:r>
                 <w:rPr>
                   <w:rFonts w:ascii="Arial" w:cs="Arial" w:eastAsia="Arial" w:hAnsi="Arial"/>
@@ -19278,7 +19278,7 @@
             <w:pPr>
               <w:spacing w:after="20" w:before="0"/>
             </w:pPr>
-            <w:hyperlink w:history="1" r:id="rIdimtozaugx9efaswf9m0zk">
+            <w:hyperlink w:history="1" r:id="rIddbji11ad24ipsi1mbcymx">
               <w:r>
                 <w:rPr>
                   <w:rFonts w:ascii="Arial" w:cs="Arial" w:eastAsia="Arial" w:hAnsi="Arial"/>
@@ -19287,7 +19287,7 @@
                   <w:szCs w:val="16"/>
                   <w:u w:val="single" w:color="2E75B6"/>
                 </w:rPr>
-                <w:t xml:space="preserve">Cell Transport (Flexbook)</w:t>
+                <w:t xml:space="preserve">Plant Cell Structures (Flexbook)</w:t>
               </w:r>
             </w:hyperlink>
           </w:p>
@@ -19311,7 +19311,7 @@
               <w:spacing w:after="10" w:before="0"/>
               <w:ind w:left="120"/>
             </w:pPr>
-            <w:hyperlink w:history="1" r:id="rIdj1dlk-qgtkk7pufxkvhza">
+            <w:hyperlink w:history="1" r:id="rIdqcow223a12gkvpwlw5j-1">
               <w:r>
                 <w:rPr>
                   <w:rFonts w:ascii="Arial" w:cs="Arial" w:eastAsia="Arial" w:hAnsi="Arial"/>
@@ -20893,7 +20893,7 @@
             <w:pPr>
               <w:spacing w:after="20" w:before="0"/>
             </w:pPr>
-            <w:hyperlink w:history="1" r:id="rIdomiwwrhcujs12xrcmpmxw">
+            <w:hyperlink w:history="1" r:id="rIdvs-jmv-93980rx-zbndop">
               <w:r>
                 <w:rPr>
                   <w:rFonts w:ascii="Arial" w:cs="Arial" w:eastAsia="Arial" w:hAnsi="Arial"/>
@@ -20902,7 +20902,7 @@
                   <w:szCs w:val="16"/>
                   <w:u w:val="single" w:color="2E75B6"/>
                 </w:rPr>
-                <w:t xml:space="preserve">The mole and Avogadro's number</w:t>
+                <w:t xml:space="preserve">Comparing animal and plant cells</w:t>
               </w:r>
             </w:hyperlink>
           </w:p>
@@ -20926,7 +20926,7 @@
               <w:spacing w:after="10" w:before="0"/>
               <w:ind w:left="120"/>
             </w:pPr>
-            <w:hyperlink w:history="1" r:id="rIdnycncvkzkfc38y6nmvnze">
+            <w:hyperlink w:history="1" r:id="rIdj1sf25nvq5r7qd7vpxmx0">
               <w:r>
                 <w:rPr>
                   <w:rFonts w:ascii="Arial" w:cs="Arial" w:eastAsia="Arial" w:hAnsi="Arial"/>
@@ -20971,7 +20971,7 @@
             <w:pPr>
               <w:spacing w:after="20" w:before="0"/>
             </w:pPr>
-            <w:hyperlink w:history="1" r:id="rIda-rvntkzgxapr0exhatey">
+            <w:hyperlink w:history="1" r:id="rIdfqmulqglmow32tvnavfsx">
               <w:r>
                 <w:rPr>
                   <w:rFonts w:ascii="Arial" w:cs="Arial" w:eastAsia="Arial" w:hAnsi="Arial"/>
@@ -20980,7 +20980,7 @@
                   <w:szCs w:val="16"/>
                   <w:u w:val="single" w:color="2E75B6"/>
                 </w:rPr>
-                <w:t xml:space="preserve">Evolution of Simple Cells (Flexbook)</w:t>
+                <w:t xml:space="preserve">Cell Membrane (Flexbook)</w:t>
               </w:r>
             </w:hyperlink>
           </w:p>
@@ -21004,7 +21004,7 @@
               <w:spacing w:after="10" w:before="0"/>
               <w:ind w:left="120"/>
             </w:pPr>
-            <w:hyperlink w:history="1" r:id="rId3v2ymlozthiwrlk6muazr">
+            <w:hyperlink w:history="1" r:id="rIdq2e9l3uhkz_vhakkugduy">
               <w:r>
                 <w:rPr>
                   <w:rFonts w:ascii="Arial" w:cs="Arial" w:eastAsia="Arial" w:hAnsi="Arial"/>
@@ -21199,7 +21199,7 @@
             <w:pPr>
               <w:spacing w:after="20" w:before="0"/>
             </w:pPr>
-            <w:hyperlink w:history="1" r:id="rIdn64tzhap2yvk3wod7bz1l">
+            <w:hyperlink w:history="1" r:id="rIdn8ujkbg6ogdqxibrd_ohk">
               <w:r>
                 <w:rPr>
                   <w:rFonts w:ascii="Arial" w:cs="Arial" w:eastAsia="Arial" w:hAnsi="Arial"/>
@@ -21208,7 +21208,7 @@
                   <w:szCs w:val="16"/>
                   <w:u w:val="single" w:color="2E75B6"/>
                 </w:rPr>
-                <w:t xml:space="preserve">The mole and Avogadro's number</w:t>
+                <w:t xml:space="preserve">Comparing animal and plant cells</w:t>
               </w:r>
             </w:hyperlink>
           </w:p>
@@ -21232,7 +21232,7 @@
               <w:spacing w:after="10" w:before="0"/>
               <w:ind w:left="120"/>
             </w:pPr>
-            <w:hyperlink w:history="1" r:id="rId2_a1hvviyvbaqmfyehtoe">
+            <w:hyperlink w:history="1" r:id="rId0_crk-m2glatwt2s1ulov">
               <w:r>
                 <w:rPr>
                   <w:rFonts w:ascii="Arial" w:cs="Arial" w:eastAsia="Arial" w:hAnsi="Arial"/>
@@ -21270,14 +21270,14 @@
                 <w:sz w:val="16"/>
                 <w:szCs w:val="16"/>
               </w:rPr>
-              <w:t xml:space="preserve">📖 HTML:</w:t>
+              <w:t xml:space="preserve">📖 EXERCISE:</w:t>
             </w:r>
           </w:p>
           <w:p>
             <w:pPr>
               <w:spacing w:after="20" w:before="0"/>
             </w:pPr>
-            <w:hyperlink w:history="1" r:id="rId6tje0l4-zc0gv7lsq4x0p">
+            <w:hyperlink w:history="1" r:id="rIdpdffawj-q-at5zxjeoqwo">
               <w:r>
                 <w:rPr>
                   <w:rFonts w:ascii="Arial" w:cs="Arial" w:eastAsia="Arial" w:hAnsi="Arial"/>
@@ -21286,7 +21286,7 @@
                   <w:szCs w:val="16"/>
                   <w:u w:val="single" w:color="2E75B6"/>
                 </w:rPr>
-                <w:t xml:space="preserve">Evolution of Simple Cells (Flexbook)</w:t>
+                <w:t xml:space="preserve">Cell Membrane Practice</w:t>
               </w:r>
             </w:hyperlink>
           </w:p>
@@ -21310,7 +21310,7 @@
               <w:spacing w:after="10" w:before="0"/>
               <w:ind w:left="120"/>
             </w:pPr>
-            <w:hyperlink w:history="1" r:id="rIdfyf2smdwip5x7fj9rdmlc">
+            <w:hyperlink w:history="1" r:id="rIdkudzd0hldw57koh0zftmh">
               <w:r>
                 <w:rPr>
                   <w:rFonts w:ascii="Arial" w:cs="Arial" w:eastAsia="Arial" w:hAnsi="Arial"/>
@@ -21505,7 +21505,7 @@
             <w:pPr>
               <w:spacing w:after="20" w:before="0"/>
             </w:pPr>
-            <w:hyperlink w:history="1" r:id="rIdf4sjkcaxfg4vnpr6u38fy">
+            <w:hyperlink w:history="1" r:id="rIdjrbskdcufz_cdwjemq5xx">
               <w:r>
                 <w:rPr>
                   <w:rFonts w:ascii="Arial" w:cs="Arial" w:eastAsia="Arial" w:hAnsi="Arial"/>
@@ -21514,7 +21514,7 @@
                   <w:szCs w:val="16"/>
                   <w:u w:val="single" w:color="2E75B6"/>
                 </w:rPr>
-                <w:t xml:space="preserve">The mole and Avogadro's number</w:t>
+                <w:t xml:space="preserve">Comparing animal and plant cells</w:t>
               </w:r>
             </w:hyperlink>
           </w:p>
@@ -21538,7 +21538,7 @@
               <w:spacing w:after="10" w:before="0"/>
               <w:ind w:left="120"/>
             </w:pPr>
-            <w:hyperlink w:history="1" r:id="rIda__wtjp5aj928dmmf-mg_">
+            <w:hyperlink w:history="1" r:id="rIdzfejdmdv-dduoc8ap4kpd">
               <w:r>
                 <w:rPr>
                   <w:rFonts w:ascii="Arial" w:cs="Arial" w:eastAsia="Arial" w:hAnsi="Arial"/>
@@ -21576,14 +21576,14 @@
                 <w:sz w:val="16"/>
                 <w:szCs w:val="16"/>
               </w:rPr>
-              <w:t xml:space="preserve">📖 HTML:</w:t>
+              <w:t xml:space="preserve">📖 EXERCISE:</w:t>
             </w:r>
           </w:p>
           <w:p>
             <w:pPr>
               <w:spacing w:after="20" w:before="0"/>
             </w:pPr>
-            <w:hyperlink w:history="1" r:id="rIdfef-75sm8atnb9gl5spkw">
+            <w:hyperlink w:history="1" r:id="rId6bccj01pvcrrbizzqxxxb">
               <w:r>
                 <w:rPr>
                   <w:rFonts w:ascii="Arial" w:cs="Arial" w:eastAsia="Arial" w:hAnsi="Arial"/>
@@ -21592,7 +21592,7 @@
                   <w:szCs w:val="16"/>
                   <w:u w:val="single" w:color="2E75B6"/>
                 </w:rPr>
-                <w:t xml:space="preserve">Evolution of Simple Cells (Flexbook)</w:t>
+                <w:t xml:space="preserve">The cell membrane</w:t>
               </w:r>
             </w:hyperlink>
           </w:p>
@@ -21608,7 +21608,7 @@
                 <w:sz w:val="14"/>
                 <w:szCs w:val="14"/>
               </w:rPr>
-              <w:t xml:space="preserve">Source: CK-12</w:t>
+              <w:t xml:space="preserve">Source: Khan Academy (English - US curriculum)</w:t>
             </w:r>
           </w:p>
           <w:p>
@@ -21616,7 +21616,7 @@
               <w:spacing w:after="10" w:before="0"/>
               <w:ind w:left="120"/>
             </w:pPr>
-            <w:hyperlink w:history="1" r:id="rIdkqkyvefz-qxy4mlb613xb">
+            <w:hyperlink w:history="1" r:id="rIdz3erzslnw_3jlep83h1s0">
               <w:r>
                 <w:rPr>
                   <w:rFonts w:ascii="Arial" w:cs="Arial" w:eastAsia="Arial" w:hAnsi="Arial"/>
@@ -21811,7 +21811,7 @@
             <w:pPr>
               <w:spacing w:after="20" w:before="0"/>
             </w:pPr>
-            <w:hyperlink w:history="1" r:id="rIddjocvf6ev_uq0alppri-s">
+            <w:hyperlink w:history="1" r:id="rIdk-tezqntmd5-zkc978ay9">
               <w:r>
                 <w:rPr>
                   <w:rFonts w:ascii="Arial" w:cs="Arial" w:eastAsia="Arial" w:hAnsi="Arial"/>
@@ -21820,7 +21820,7 @@
                   <w:szCs w:val="16"/>
                   <w:u w:val="single" w:color="2E75B6"/>
                 </w:rPr>
-                <w:t xml:space="preserve">The mole and Avogadro's number</w:t>
+                <w:t xml:space="preserve">Comparing animal and plant cells</w:t>
               </w:r>
             </w:hyperlink>
           </w:p>
@@ -21844,7 +21844,7 @@
               <w:spacing w:after="10" w:before="0"/>
               <w:ind w:left="120"/>
             </w:pPr>
-            <w:hyperlink w:history="1" r:id="rId3ezfnrbi_m1qbr58m5r_u">
+            <w:hyperlink w:history="1" r:id="rIdzrqrxvv6ctpxixzs6k7cd">
               <w:r>
                 <w:rPr>
                   <w:rFonts w:ascii="Arial" w:cs="Arial" w:eastAsia="Arial" w:hAnsi="Arial"/>
@@ -21882,14 +21882,14 @@
                 <w:sz w:val="16"/>
                 <w:szCs w:val="16"/>
               </w:rPr>
-              <w:t xml:space="preserve">📖 HTML:</w:t>
+              <w:t xml:space="preserve">📖 EXERCISE:</w:t>
             </w:r>
           </w:p>
           <w:p>
             <w:pPr>
               <w:spacing w:after="20" w:before="0"/>
             </w:pPr>
-            <w:hyperlink w:history="1" r:id="rIdnjmcgyxwbdnbox-x5cvgv">
+            <w:hyperlink w:history="1" r:id="rIdvoc8igxquysa8dsj9ias_">
               <w:r>
                 <w:rPr>
                   <w:rFonts w:ascii="Arial" w:cs="Arial" w:eastAsia="Arial" w:hAnsi="Arial"/>
@@ -21898,7 +21898,7 @@
                   <w:szCs w:val="16"/>
                   <w:u w:val="single" w:color="2E75B6"/>
                 </w:rPr>
-                <w:t xml:space="preserve">Evolution of Simple Cells (Flexbook)</w:t>
+                <w:t xml:space="preserve">Plant vs animal cells</w:t>
               </w:r>
             </w:hyperlink>
           </w:p>
@@ -21914,7 +21914,7 @@
                 <w:sz w:val="14"/>
                 <w:szCs w:val="14"/>
               </w:rPr>
-              <w:t xml:space="preserve">Source: CK-12</w:t>
+              <w:t xml:space="preserve">Source: Khan Academy (English - US curriculum)</w:t>
             </w:r>
           </w:p>
           <w:p>
@@ -21922,7 +21922,7 @@
               <w:spacing w:after="10" w:before="0"/>
               <w:ind w:left="120"/>
             </w:pPr>
-            <w:hyperlink w:history="1" r:id="rIdcj_jrrukjl9a4yv9_nadb">
+            <w:hyperlink w:history="1" r:id="rIdkncztwuyzjrqz75l1wr4q">
               <w:r>
                 <w:rPr>
                   <w:rFonts w:ascii="Arial" w:cs="Arial" w:eastAsia="Arial" w:hAnsi="Arial"/>
@@ -22117,7 +22117,7 @@
             <w:pPr>
               <w:spacing w:after="20" w:before="0"/>
             </w:pPr>
-            <w:hyperlink w:history="1" r:id="rIdzsm4pxldxucbmwelprgin">
+            <w:hyperlink w:history="1" r:id="rId7s3gsqddu3orme9jho8ro">
               <w:r>
                 <w:rPr>
                   <w:rFonts w:ascii="Arial" w:cs="Arial" w:eastAsia="Arial" w:hAnsi="Arial"/>
@@ -22126,7 +22126,7 @@
                   <w:szCs w:val="16"/>
                   <w:u w:val="single" w:color="2E75B6"/>
                 </w:rPr>
-                <w:t xml:space="preserve">The mole and Avogadro's number</w:t>
+                <w:t xml:space="preserve">Comparing animal and plant cells</w:t>
               </w:r>
             </w:hyperlink>
           </w:p>
@@ -22150,7 +22150,7 @@
               <w:spacing w:after="10" w:before="0"/>
               <w:ind w:left="120"/>
             </w:pPr>
-            <w:hyperlink w:history="1" r:id="rIdhehppzwrxxwvj1xutidoj">
+            <w:hyperlink w:history="1" r:id="rId4rvjhr-mo5ejl5za5ttm1">
               <w:r>
                 <w:rPr>
                   <w:rFonts w:ascii="Arial" w:cs="Arial" w:eastAsia="Arial" w:hAnsi="Arial"/>
@@ -22195,7 +22195,7 @@
             <w:pPr>
               <w:spacing w:after="20" w:before="0"/>
             </w:pPr>
-            <w:hyperlink w:history="1" r:id="rIdmi3w4juwbq7akanonyj4c">
+            <w:hyperlink w:history="1" r:id="rIdcqdajksix-oxjvo9k43ln">
               <w:r>
                 <w:rPr>
                   <w:rFonts w:ascii="Arial" w:cs="Arial" w:eastAsia="Arial" w:hAnsi="Arial"/>
@@ -22204,7 +22204,7 @@
                   <w:szCs w:val="16"/>
                   <w:u w:val="single" w:color="2E75B6"/>
                 </w:rPr>
-                <w:t xml:space="preserve">Evolution of Simple Cells (Flexbook)</w:t>
+                <w:t xml:space="preserve">Cell Membrane (Flexbook)</w:t>
               </w:r>
             </w:hyperlink>
           </w:p>
@@ -22228,7 +22228,7 @@
               <w:spacing w:after="10" w:before="0"/>
               <w:ind w:left="120"/>
             </w:pPr>
-            <w:hyperlink w:history="1" r:id="rIdlq4scmowrf8tmo6v4s-6b">
+            <w:hyperlink w:history="1" r:id="rIdvbb458t72zp7qq7yr8v3d">
               <w:r>
                 <w:rPr>
                   <w:rFonts w:ascii="Arial" w:cs="Arial" w:eastAsia="Arial" w:hAnsi="Arial"/>
@@ -23829,7 +23829,7 @@
             <w:pPr>
               <w:spacing w:after="20" w:before="0"/>
             </w:pPr>
-            <w:hyperlink w:history="1" r:id="rIdiwgwrw24ksbcbp_b7p6i6">
+            <w:hyperlink w:history="1" r:id="rIdqgawywku_a2ul6njvw7re">
               <w:r>
                 <w:rPr>
                   <w:rFonts w:ascii="Arial" w:cs="Arial" w:eastAsia="Arial" w:hAnsi="Arial"/>
@@ -23838,7 +23838,7 @@
                   <w:szCs w:val="16"/>
                   <w:u w:val="single" w:color="2E75B6"/>
                 </w:rPr>
-                <w:t xml:space="preserve">Professional antigen presenting cells (APC) and MHC II complexes</w:t>
+                <w:t xml:space="preserve">Overview of animal and plant cells</w:t>
               </w:r>
             </w:hyperlink>
           </w:p>
@@ -23862,7 +23862,7 @@
               <w:spacing w:after="10" w:before="0"/>
               <w:ind w:left="120"/>
             </w:pPr>
-            <w:hyperlink w:history="1" r:id="rIdhkrelm6j5tasfuqq4fvir">
+            <w:hyperlink w:history="1" r:id="rIdnjk4x_jsej2_zzhwalyfq">
               <w:r>
                 <w:rPr>
                   <w:rFonts w:ascii="Arial" w:cs="Arial" w:eastAsia="Arial" w:hAnsi="Arial"/>
@@ -23907,7 +23907,7 @@
             <w:pPr>
               <w:spacing w:after="20" w:before="0"/>
             </w:pPr>
-            <w:hyperlink w:history="1" r:id="rIdqtnnh1hyvb99v7wkr6r4t">
+            <w:hyperlink w:history="1" r:id="rId88k8fuuitykeesifvy3ee">
               <w:r>
                 <w:rPr>
                   <w:rFonts w:ascii="Arial" w:cs="Arial" w:eastAsia="Arial" w:hAnsi="Arial"/>
@@ -23916,7 +23916,7 @@
                   <w:szCs w:val="16"/>
                   <w:u w:val="single" w:color="2E75B6"/>
                 </w:rPr>
-                <w:t xml:space="preserve">Cell Transport (Flexbook)</w:t>
+                <w:t xml:space="preserve">Nerve Cells (Flexbook)</w:t>
               </w:r>
             </w:hyperlink>
           </w:p>
@@ -23940,7 +23940,7 @@
               <w:spacing w:after="10" w:before="0"/>
               <w:ind w:left="120"/>
             </w:pPr>
-            <w:hyperlink w:history="1" r:id="rId5bk9oska6fjlvsiwb5lxu">
+            <w:hyperlink w:history="1" r:id="rIdts5didfesp2evn8kv4hs4">
               <w:r>
                 <w:rPr>
                   <w:rFonts w:ascii="Arial" w:cs="Arial" w:eastAsia="Arial" w:hAnsi="Arial"/>
@@ -24135,7 +24135,7 @@
             <w:pPr>
               <w:spacing w:after="20" w:before="0"/>
             </w:pPr>
-            <w:hyperlink w:history="1" r:id="rIdvqux20gviqm_cqnigj9yi">
+            <w:hyperlink w:history="1" r:id="rIdmfl8dntwkoyy4v1tj_3vg">
               <w:r>
                 <w:rPr>
                   <w:rFonts w:ascii="Arial" w:cs="Arial" w:eastAsia="Arial" w:hAnsi="Arial"/>
@@ -24144,7 +24144,7 @@
                   <w:szCs w:val="16"/>
                   <w:u w:val="single" w:color="2E75B6"/>
                 </w:rPr>
-                <w:t xml:space="preserve">Professional antigen presenting cells (APC) and MHC II complexes</w:t>
+                <w:t xml:space="preserve">Anatomy of a neuron</w:t>
               </w:r>
             </w:hyperlink>
           </w:p>
@@ -24168,7 +24168,7 @@
               <w:spacing w:after="10" w:before="0"/>
               <w:ind w:left="120"/>
             </w:pPr>
-            <w:hyperlink w:history="1" r:id="rIdcehhokdady17f8yqsm821">
+            <w:hyperlink w:history="1" r:id="rIdjsl_ekj9o0m3965f5czn8">
               <w:r>
                 <w:rPr>
                   <w:rFonts w:ascii="Arial" w:cs="Arial" w:eastAsia="Arial" w:hAnsi="Arial"/>
@@ -24206,14 +24206,14 @@
                 <w:sz w:val="16"/>
                 <w:szCs w:val="16"/>
               </w:rPr>
-              <w:t xml:space="preserve">📖 HTML:</w:t>
+              <w:t xml:space="preserve">📖 EXERCISE:</w:t>
             </w:r>
           </w:p>
           <w:p>
             <w:pPr>
               <w:spacing w:after="20" w:before="0"/>
             </w:pPr>
-            <w:hyperlink w:history="1" r:id="rIdz0ztk34khzgiyfp37vllu">
+            <w:hyperlink w:history="1" r:id="rIdkqkffjur8hg43lfphrlop">
               <w:r>
                 <w:rPr>
                   <w:rFonts w:ascii="Arial" w:cs="Arial" w:eastAsia="Arial" w:hAnsi="Arial"/>
@@ -24222,7 +24222,7 @@
                   <w:szCs w:val="16"/>
                   <w:u w:val="single" w:color="2E75B6"/>
                 </w:rPr>
-                <w:t xml:space="preserve">Cell Transport (Flexbook)</w:t>
+                <w:t xml:space="preserve">Nerve Cells Practice</w:t>
               </w:r>
             </w:hyperlink>
           </w:p>
@@ -24246,7 +24246,7 @@
               <w:spacing w:after="10" w:before="0"/>
               <w:ind w:left="120"/>
             </w:pPr>
-            <w:hyperlink w:history="1" r:id="rIdmjzjeqb8cuoyfr5efme70">
+            <w:hyperlink w:history="1" r:id="rIdj1l8_-nia3_r-jgwnwgf6">
               <w:r>
                 <w:rPr>
                   <w:rFonts w:ascii="Arial" w:cs="Arial" w:eastAsia="Arial" w:hAnsi="Arial"/>
@@ -24441,7 +24441,7 @@
             <w:pPr>
               <w:spacing w:after="20" w:before="0"/>
             </w:pPr>
-            <w:hyperlink w:history="1" r:id="rIdyim08a-su4ghna5l2bqau">
+            <w:hyperlink w:history="1" r:id="rId8shjt-y8mu-lxc1khtmd7">
               <w:r>
                 <w:rPr>
                   <w:rFonts w:ascii="Arial" w:cs="Arial" w:eastAsia="Arial" w:hAnsi="Arial"/>
@@ -24450,7 +24450,7 @@
                   <w:szCs w:val="16"/>
                   <w:u w:val="single" w:color="2E75B6"/>
                 </w:rPr>
-                <w:t xml:space="preserve">Professional antigen presenting cells (APC) and MHC II complexes</w:t>
+                <w:t xml:space="preserve">Anatomy of a neuron -dubbed(KY)</w:t>
               </w:r>
             </w:hyperlink>
           </w:p>
@@ -24466,7 +24466,7 @@
                 <w:sz w:val="14"/>
                 <w:szCs w:val="14"/>
               </w:rPr>
-              <w:t xml:space="preserve">Source: Khan Academy (English - US curriculum)</w:t>
+              <w:t xml:space="preserve">Source: Khan Academy (Kiswahili)</w:t>
             </w:r>
           </w:p>
           <w:p>
@@ -24474,7 +24474,7 @@
               <w:spacing w:after="10" w:before="0"/>
               <w:ind w:left="120"/>
             </w:pPr>
-            <w:hyperlink w:history="1" r:id="rId-s5otpz5bhsptdiffnbyn">
+            <w:hyperlink w:history="1" r:id="rIdjo6hqalsjitmban4avkaa">
               <w:r>
                 <w:rPr>
                   <w:rFonts w:ascii="Arial" w:cs="Arial" w:eastAsia="Arial" w:hAnsi="Arial"/>
@@ -24519,7 +24519,7 @@
             <w:pPr>
               <w:spacing w:after="20" w:before="0"/>
             </w:pPr>
-            <w:hyperlink w:history="1" r:id="rId3gaohfebldq74pncdkdx8">
+            <w:hyperlink w:history="1" r:id="rIdynzpqsrqq8osplprqcpk4">
               <w:r>
                 <w:rPr>
                   <w:rFonts w:ascii="Arial" w:cs="Arial" w:eastAsia="Arial" w:hAnsi="Arial"/>
@@ -24528,7 +24528,7 @@
                   <w:szCs w:val="16"/>
                   <w:u w:val="single" w:color="2E75B6"/>
                 </w:rPr>
-                <w:t xml:space="preserve">Cell Transport (Flexbook)</w:t>
+                <w:t xml:space="preserve">Nerve Cells and Nerve Impulses (Flexbook)</w:t>
               </w:r>
             </w:hyperlink>
           </w:p>
@@ -24552,7 +24552,7 @@
               <w:spacing w:after="10" w:before="0"/>
               <w:ind w:left="120"/>
             </w:pPr>
-            <w:hyperlink w:history="1" r:id="rId1znoo5lortnwlmtunwf6x">
+            <w:hyperlink w:history="1" r:id="rIdorjwilqk41j4lnrbxod7o">
               <w:r>
                 <w:rPr>
                   <w:rFonts w:ascii="Arial" w:cs="Arial" w:eastAsia="Arial" w:hAnsi="Arial"/>
@@ -24747,7 +24747,7 @@
             <w:pPr>
               <w:spacing w:after="20" w:before="0"/>
             </w:pPr>
-            <w:hyperlink w:history="1" r:id="rIdy4bpwn7wwkxc0okzomesq">
+            <w:hyperlink w:history="1" r:id="rIdh0vxlgxwx12banuc3gfsf">
               <w:r>
                 <w:rPr>
                   <w:rFonts w:ascii="Arial" w:cs="Arial" w:eastAsia="Arial" w:hAnsi="Arial"/>
@@ -24756,7 +24756,7 @@
                   <w:szCs w:val="16"/>
                   <w:u w:val="single" w:color="2E75B6"/>
                 </w:rPr>
-                <w:t xml:space="preserve">Professional antigen presenting cells (APC) and MHC II complexes</w:t>
+                <w:t xml:space="preserve">Anatomy of a skeletal muscle cell</w:t>
               </w:r>
             </w:hyperlink>
           </w:p>
@@ -24780,7 +24780,7 @@
               <w:spacing w:after="10" w:before="0"/>
               <w:ind w:left="120"/>
             </w:pPr>
-            <w:hyperlink w:history="1" r:id="rIdhdvrye0nscj720_rz1jdk">
+            <w:hyperlink w:history="1" r:id="rIdutwrlwf89i78hoqsvizcx">
               <w:r>
                 <w:rPr>
                   <w:rFonts w:ascii="Arial" w:cs="Arial" w:eastAsia="Arial" w:hAnsi="Arial"/>
@@ -24818,14 +24818,14 @@
                 <w:sz w:val="16"/>
                 <w:szCs w:val="16"/>
               </w:rPr>
-              <w:t xml:space="preserve">📖 HTML:</w:t>
+              <w:t xml:space="preserve">📖 EXERCISE:</w:t>
             </w:r>
           </w:p>
           <w:p>
             <w:pPr>
               <w:spacing w:after="20" w:before="0"/>
             </w:pPr>
-            <w:hyperlink w:history="1" r:id="rIdh5ivpfyyneiconah3xbqz">
+            <w:hyperlink w:history="1" r:id="rIdecbu4tloq8_rna3lsbqvp">
               <w:r>
                 <w:rPr>
                   <w:rFonts w:ascii="Arial" w:cs="Arial" w:eastAsia="Arial" w:hAnsi="Arial"/>
@@ -24834,7 +24834,7 @@
                   <w:szCs w:val="16"/>
                   <w:u w:val="single" w:color="2E75B6"/>
                 </w:rPr>
-                <w:t xml:space="preserve">Cell Transport (Flexbook)</w:t>
+                <w:t xml:space="preserve">Nerve Cells and Nerve Impulses Practice</w:t>
               </w:r>
             </w:hyperlink>
           </w:p>
@@ -24858,7 +24858,7 @@
               <w:spacing w:after="10" w:before="0"/>
               <w:ind w:left="120"/>
             </w:pPr>
-            <w:hyperlink w:history="1" r:id="rIdeqqr_q9kmarkvq1nc3yzu">
+            <w:hyperlink w:history="1" r:id="rIdtqppsjro5kaubqyp7oxrt">
               <w:r>
                 <w:rPr>
                   <w:rFonts w:ascii="Arial" w:cs="Arial" w:eastAsia="Arial" w:hAnsi="Arial"/>
@@ -25053,7 +25053,7 @@
             <w:pPr>
               <w:spacing w:after="20" w:before="0"/>
             </w:pPr>
-            <w:hyperlink w:history="1" r:id="rIdykgv-obz0hy22ktjd9uqo">
+            <w:hyperlink w:history="1" r:id="rIdvuoqgh2cxbg22xomfry4y">
               <w:r>
                 <w:rPr>
                   <w:rFonts w:ascii="Arial" w:cs="Arial" w:eastAsia="Arial" w:hAnsi="Arial"/>
@@ -25062,7 +25062,7 @@
                   <w:szCs w:val="16"/>
                   <w:u w:val="single" w:color="2E75B6"/>
                 </w:rPr>
-                <w:t xml:space="preserve">Professional antigen presenting cells (APC) and MHC II complexes</w:t>
+                <w:t xml:space="preserve">Role of the sarcoplasmic reticulum in muscle cells</w:t>
               </w:r>
             </w:hyperlink>
           </w:p>
@@ -25086,7 +25086,7 @@
               <w:spacing w:after="10" w:before="0"/>
               <w:ind w:left="120"/>
             </w:pPr>
-            <w:hyperlink w:history="1" r:id="rIdmokc_snri1s2_bpxocxxh">
+            <w:hyperlink w:history="1" r:id="rIdoe0zc10px1duxi15vfmib">
               <w:r>
                 <w:rPr>
                   <w:rFonts w:ascii="Arial" w:cs="Arial" w:eastAsia="Arial" w:hAnsi="Arial"/>
@@ -25131,7 +25131,7 @@
             <w:pPr>
               <w:spacing w:after="20" w:before="0"/>
             </w:pPr>
-            <w:hyperlink w:history="1" r:id="rId5hy-cxcw0aayd8bofhq5b">
+            <w:hyperlink w:history="1" r:id="rIdrfbqd5ni70aoaddjlgjdu">
               <w:r>
                 <w:rPr>
                   <w:rFonts w:ascii="Arial" w:cs="Arial" w:eastAsia="Arial" w:hAnsi="Arial"/>
@@ -25140,7 +25140,7 @@
                   <w:szCs w:val="16"/>
                   <w:u w:val="single" w:color="2E75B6"/>
                 </w:rPr>
-                <w:t xml:space="preserve">Cell Transport (Flexbook)</w:t>
+                <w:t xml:space="preserve">Cell Nucleus (Flexbook)</w:t>
               </w:r>
             </w:hyperlink>
           </w:p>
@@ -25164,7 +25164,7 @@
               <w:spacing w:after="10" w:before="0"/>
               <w:ind w:left="120"/>
             </w:pPr>
-            <w:hyperlink w:history="1" r:id="rIdzkhkpggp4btntznvg1fli">
+            <w:hyperlink w:history="1" r:id="rIdsm1m2unzmqwn-mbw7tw9b">
               <w:r>
                 <w:rPr>
                   <w:rFonts w:ascii="Arial" w:cs="Arial" w:eastAsia="Arial" w:hAnsi="Arial"/>
@@ -26746,7 +26746,7 @@
             <w:pPr>
               <w:spacing w:after="20" w:before="0"/>
             </w:pPr>
-            <w:hyperlink w:history="1" r:id="rIdhrste7mxa7azswvyqelqw">
+            <w:hyperlink w:history="1" r:id="rIdk_jexu1bbgsv04xaox0l9">
               <w:r>
                 <w:rPr>
                   <w:rFonts w:ascii="Arial" w:cs="Arial" w:eastAsia="Arial" w:hAnsi="Arial"/>
@@ -26755,7 +26755,7 @@
                   <w:szCs w:val="16"/>
                   <w:u w:val="single" w:color="2E75B6"/>
                 </w:rPr>
-                <w:t xml:space="preserve">Intro to exponential functions</w:t>
+                <w:t xml:space="preserve">Comparing animal and plant cells</w:t>
               </w:r>
             </w:hyperlink>
           </w:p>
@@ -26779,7 +26779,7 @@
               <w:spacing w:after="10" w:before="0"/>
               <w:ind w:left="120"/>
             </w:pPr>
-            <w:hyperlink w:history="1" r:id="rIdzidvfpukdidhcwvktfnqn">
+            <w:hyperlink w:history="1" r:id="rIdnwbzl3c0ivrzupuiyx88l">
               <w:r>
                 <w:rPr>
                   <w:rFonts w:ascii="Arial" w:cs="Arial" w:eastAsia="Arial" w:hAnsi="Arial"/>
@@ -26817,6 +26817,312 @@
                 <w:sz w:val="16"/>
                 <w:szCs w:val="16"/>
               </w:rPr>
+              <w:t xml:space="preserve">📖 EXERCISE:</w:t>
+            </w:r>
+          </w:p>
+          <w:p>
+            <w:pPr>
+              <w:spacing w:after="20" w:before="0"/>
+            </w:pPr>
+            <w:hyperlink w:history="1" r:id="rIdwjoj1gp_itxtb_v8ubos5">
+              <w:r>
+                <w:rPr>
+                  <w:rFonts w:ascii="Arial" w:cs="Arial" w:eastAsia="Arial" w:hAnsi="Arial"/>
+                  <w:color w:val="2E75B6"/>
+                  <w:sz w:val="16"/>
+                  <w:szCs w:val="16"/>
+                  <w:u w:val="single" w:color="2E75B6"/>
+                </w:rPr>
+                <w:t xml:space="preserve">Cell Biology Practice</w:t>
+              </w:r>
+            </w:hyperlink>
+          </w:p>
+          <w:p>
+            <w:pPr>
+              <w:spacing w:after="10" w:before="0"/>
+              <w:ind w:left="120"/>
+            </w:pPr>
+            <w:r>
+              <w:rPr>
+                <w:rFonts w:ascii="Arial" w:cs="Arial" w:eastAsia="Arial" w:hAnsi="Arial"/>
+                <w:color w:val="595959"/>
+                <w:sz w:val="14"/>
+                <w:szCs w:val="14"/>
+              </w:rPr>
+              <w:t xml:space="preserve">Source: CK-12</w:t>
+            </w:r>
+          </w:p>
+          <w:p>
+            <w:pPr>
+              <w:spacing w:after="10" w:before="0"/>
+              <w:ind w:left="120"/>
+            </w:pPr>
+            <w:hyperlink w:history="1" r:id="rId484_d-v0h0a0mhwjzscvl">
+              <w:r>
+                <w:rPr>
+                  <w:rFonts w:ascii="Arial" w:cs="Arial" w:eastAsia="Arial" w:hAnsi="Arial"/>
+                  <w:color w:val="595959"/>
+                  <w:sz w:val="14"/>
+                  <w:szCs w:val="14"/>
+                  <w:u w:val="single" w:color="595959"/>
+                </w:rPr>
+                <w:t xml:space="preserve">🔍 Search ARES for similar readings</w:t>
+              </w:r>
+            </w:hyperlink>
+          </w:p>
+        </w:tc>
+        <w:tc>
+          <w:tcPr>
+            <w:tcW w:type="dxa" w:w="3040"/>
+            <w:shd w:fill="FFFFFF" w:color="auto" w:val="clear"/>
+            <w:tcMar>
+              <w:top w:type="dxa" w:w="60"/>
+              <w:left w:type="dxa" w:w="120"/>
+              <w:bottom w:type="dxa" w:w="60"/>
+              <w:right w:type="dxa" w:w="120"/>
+            </w:tcMar>
+            <w:vAlign w:val="top"/>
+          </w:tcPr>
+          <w:p>
+            <w:pPr>
+              <w:spacing w:after="40" w:before="0"/>
+              <w:jc w:val="left"/>
+            </w:pPr>
+            <w:r>
+              <w:rPr>
+                <w:rFonts w:ascii="Arial" w:cs="Arial" w:eastAsia="Arial" w:hAnsi="Arial"/>
+                <w:b w:val="false"/>
+                <w:bCs w:val="false"/>
+                <w:i w:val="false"/>
+                <w:iCs w:val="false"/>
+                <w:color w:val="000000"/>
+                <w:sz w:val="18"/>
+                <w:szCs w:val="18"/>
+              </w:rPr>
+              <w:t xml:space="preserve">Learners observe the class bean seedling (growing since Lesson 1) displayed at the front. The teacher draws attention to the three visibly different regions: the fine white root hairs on the roots, the stiff upright stem, and the flat green leaves. Learners are given 3 minutes of individual silent thinking time to write answers to the prompt: 'We have seen that blood cells specialise — platelets are flat and sticky, red blood cells are disc-shaped. Look at the bean seedling. Do you think plant cells also specialise? If yes, predict: what might a cell near the root tip look like compared to a cell in the green leaf? Sketch one of each and label what you think it does.' Learners share predictions with a shoulder partner for 2 minutes. Teacher cold-calls 4 learners — aiming for at least one who says 'yes, they specialise' and one who is uncertain — to voice predictions aloud before any instruction begins. All predictions are recorded visibly on the board in two columns: 'Root cell ideas' and 'Leaf cell ideas' for later revisitation.</w:t>
+            </w:r>
+          </w:p>
+        </w:tc>
+        <w:tc>
+          <w:tcPr>
+            <w:tcW w:type="dxa" w:w="3040"/>
+            <w:shd w:fill="F2F2F2" w:color="auto" w:val="clear"/>
+            <w:tcMar>
+              <w:top w:type="dxa" w:w="60"/>
+              <w:left w:type="dxa" w:w="120"/>
+              <w:bottom w:type="dxa" w:w="60"/>
+              <w:right w:type="dxa" w:w="120"/>
+            </w:tcMar>
+            <w:vAlign w:val="top"/>
+          </w:tcPr>
+          <w:p>
+            <w:pPr>
+              <w:spacing w:after="40" w:before="0"/>
+              <w:jc w:val="left"/>
+            </w:pPr>
+            <w:r>
+              <w:rPr>
+                <w:rFonts w:ascii="Arial" w:cs="Arial" w:eastAsia="Arial" w:hAnsi="Arial"/>
+                <w:b w:val="false"/>
+                <w:bCs w:val="false"/>
+                <w:i w:val="false"/>
+                <w:iCs w:val="false"/>
+                <w:color w:val="000000"/>
+                <w:sz w:val="18"/>
+                <w:szCs w:val="18"/>
+              </w:rPr>
+              <w:t xml:space="preserve">Display the bean seedling prominently. Say: 'Before I show you anything, I want your brain's best guess. Look carefully at this seedling — the root hairs, the stem, the leaf. You have 3 minutes of silence to sketch and write.' Set a visible timer. After 3 minutes say: 'Turn to your partner — share your sketches. 1 minute.' After partner talk, cold-call exactly 4 learners using name cards. Ask each: 'What did you predict the root cell looks like, and why?' Wait 12 seconds after each question before accepting an answer. Record all predictions on the board verbatim — do NOT correct errors yet. Close by saying: 'Hold onto these predictions — we will come back and see who was closest to what biologists actually found.'</w:t>
+            </w:r>
+          </w:p>
+        </w:tc>
+        <w:tc>
+          <w:tcPr>
+            <w:tcW w:type="dxa" w:w="3040"/>
+            <w:shd w:fill="FFFFFF" w:color="auto" w:val="clear"/>
+            <w:tcMar>
+              <w:top w:type="dxa" w:w="60"/>
+              <w:left w:type="dxa" w:w="120"/>
+              <w:bottom w:type="dxa" w:w="60"/>
+              <w:right w:type="dxa" w:w="120"/>
+            </w:tcMar>
+            <w:vAlign w:val="top"/>
+          </w:tcPr>
+          <w:p>
+            <w:pPr>
+              <w:spacing w:after="40" w:before="0"/>
+              <w:jc w:val="left"/>
+            </w:pPr>
+            <w:r>
+              <w:rPr>
+                <w:rFonts w:ascii="Arial" w:cs="Arial" w:eastAsia="Arial" w:hAnsi="Arial"/>
+                <w:b w:val="false"/>
+                <w:bCs w:val="false"/>
+                <w:i w:val="false"/>
+                <w:iCs w:val="false"/>
+                <w:color w:val="000000"/>
+                <w:sz w:val="18"/>
+                <w:szCs w:val="18"/>
+              </w:rPr>
+              <w:t xml:space="preserve">Prediction Anchoring — by committing predictions to paper and the board before instruction, learners activate prior knowledge about animal cell specialisation (Lessons 7–8) and create a cognitive 'hook'. Revisiting predictions later produces the productive surprise that deepens encoding.</w:t>
+            </w:r>
+          </w:p>
+        </w:tc>
+        <w:tc>
+          <w:tcPr>
+            <w:tcW w:type="dxa" w:w="3040"/>
+            <w:shd w:fill="F2F2F2" w:color="auto" w:val="clear"/>
+            <w:tcMar>
+              <w:top w:type="dxa" w:w="60"/>
+              <w:left w:type="dxa" w:w="120"/>
+              <w:bottom w:type="dxa" w:w="60"/>
+              <w:right w:type="dxa" w:w="120"/>
+            </w:tcMar>
+            <w:vAlign w:val="top"/>
+          </w:tcPr>
+          <w:p>
+            <w:pPr>
+              <w:spacing w:after="40" w:before="0"/>
+              <w:jc w:val="left"/>
+            </w:pPr>
+            <w:r>
+              <w:rPr>
+                <w:rFonts w:ascii="Arial" w:cs="Arial" w:eastAsia="Arial" w:hAnsi="Arial"/>
+                <w:b w:val="false"/>
+                <w:bCs w:val="false"/>
+                <w:i w:val="false"/>
+                <w:iCs w:val="false"/>
+                <w:color w:val="000000"/>
+                <w:sz w:val="18"/>
+                <w:szCs w:val="18"/>
+              </w:rPr>
+              <w:t xml:space="preserve">Observable indicator: Every learner has a written sketch and at least one written label in their notebook within the 3-minute window. Teacher circulates and notes (without correcting) whether learners are drawing elongated vs. round shapes, whether they reference chloroplasts or surface area — these reveal the depth of transfer from animal cell lessons.</w:t>
+            </w:r>
+          </w:p>
+        </w:tc>
+      </w:tr>
+      <w:tr>
+        <w:tc>
+          <w:tcPr>
+            <w:tcW w:type="dxa" w:w="1520"/>
+            <w:shd w:fill="D9EEF1" w:color="auto" w:val="clear"/>
+            <w:tcMar>
+              <w:top w:type="dxa" w:w="60"/>
+              <w:left w:type="dxa" w:w="120"/>
+              <w:bottom w:type="dxa" w:w="60"/>
+              <w:right w:type="dxa" w:w="120"/>
+            </w:tcMar>
+            <w:vAlign w:val="top"/>
+          </w:tcPr>
+          <w:p>
+            <w:pPr>
+              <w:spacing w:after="40" w:before="0"/>
+              <w:jc w:val="left"/>
+            </w:pPr>
+            <w:r>
+              <w:rPr>
+                <w:rFonts w:ascii="Arial" w:cs="Arial" w:eastAsia="Arial" w:hAnsi="Arial"/>
+                <w:b/>
+                <w:bCs/>
+                <w:i w:val="false"/>
+                <w:iCs w:val="false"/>
+                <w:color w:val="000000"/>
+                <w:sz w:val="18"/>
+                <w:szCs w:val="18"/>
+              </w:rPr>
+              <w:t xml:space="preserve">Observe Phase</w:t>
+            </w:r>
+          </w:p>
+          <w:p>
+            <w:pPr>
+              <w:spacing w:after="20" w:before="0"/>
+            </w:pPr>
+            <w:r>
+              <w:rPr>
+                <w:rFonts w:ascii="Arial" w:cs="Arial" w:eastAsia="Arial" w:hAnsi="Arial"/>
+                <w:b/>
+                <w:bCs/>
+                <w:color w:val="1F3864"/>
+                <w:sz w:val="16"/>
+                <w:szCs w:val="16"/>
+              </w:rPr>
+              <w:t xml:space="preserve">📹 VIDEO:</w:t>
+            </w:r>
+          </w:p>
+          <w:p>
+            <w:pPr>
+              <w:spacing w:after="20" w:before="0"/>
+            </w:pPr>
+            <w:hyperlink w:history="1" r:id="rId-68dtddbmcbbbc7qoupwv">
+              <w:r>
+                <w:rPr>
+                  <w:rFonts w:ascii="Arial" w:cs="Arial" w:eastAsia="Arial" w:hAnsi="Arial"/>
+                  <w:color w:val="2E75B6"/>
+                  <w:sz w:val="16"/>
+                  <w:szCs w:val="16"/>
+                  <w:u w:val="single" w:color="2E75B6"/>
+                </w:rPr>
+                <w:t xml:space="preserve">Overview of animal and plant cells</w:t>
+              </w:r>
+            </w:hyperlink>
+          </w:p>
+          <w:p>
+            <w:pPr>
+              <w:spacing w:after="10" w:before="0"/>
+              <w:ind w:left="120"/>
+            </w:pPr>
+            <w:r>
+              <w:rPr>
+                <w:rFonts w:ascii="Arial" w:cs="Arial" w:eastAsia="Arial" w:hAnsi="Arial"/>
+                <w:color w:val="595959"/>
+                <w:sz w:val="14"/>
+                <w:szCs w:val="14"/>
+              </w:rPr>
+              <w:t xml:space="preserve">Source: Khan Academy (English - US curriculum)</w:t>
+            </w:r>
+          </w:p>
+          <w:p>
+            <w:pPr>
+              <w:spacing w:after="10" w:before="0"/>
+              <w:ind w:left="120"/>
+            </w:pPr>
+            <w:hyperlink w:history="1" r:id="rIdxd-lpruz1zlel3kolapjm">
+              <w:r>
+                <w:rPr>
+                  <w:rFonts w:ascii="Arial" w:cs="Arial" w:eastAsia="Arial" w:hAnsi="Arial"/>
+                  <w:color w:val="595959"/>
+                  <w:sz w:val="14"/>
+                  <w:szCs w:val="14"/>
+                  <w:u w:val="single" w:color="595959"/>
+                </w:rPr>
+                <w:t xml:space="preserve">🔍 Search ARES for similar videos</w:t>
+              </w:r>
+            </w:hyperlink>
+          </w:p>
+          <w:p>
+            <w:pPr>
+              <w:spacing w:after="40" w:before="0"/>
+            </w:pPr>
+            <w:r>
+              <w:rPr>
+                <w:sz w:val="14"/>
+                <w:szCs w:val="14"/>
+              </w:rPr>
+              <w:t xml:space="preserve"/>
+            </w:r>
+          </w:p>
+          <w:p>
+            <w:pPr>
+              <w:spacing w:after="20" w:before="0"/>
+            </w:pPr>
+            <w:r>
+              <w:rPr>
+                <w:rFonts w:ascii="Arial" w:cs="Arial" w:eastAsia="Arial" w:hAnsi="Arial"/>
+                <w:b/>
+                <w:bCs/>
+                <w:color w:val="1F3864"/>
+                <w:sz w:val="16"/>
+                <w:szCs w:val="16"/>
+              </w:rPr>
               <w:t xml:space="preserve">📖 HTML:</w:t>
             </w:r>
           </w:p>
@@ -26824,7 +27130,7 @@
             <w:pPr>
               <w:spacing w:after="20" w:before="0"/>
             </w:pPr>
-            <w:hyperlink w:history="1" r:id="rIdkp2mkkixlpm2zk6z-f-pj">
+            <w:hyperlink w:history="1" r:id="rId9c2ksmdprzyp_sxdq_ff8">
               <w:r>
                 <w:rPr>
                   <w:rFonts w:ascii="Arial" w:cs="Arial" w:eastAsia="Arial" w:hAnsi="Arial"/>
@@ -26857,7 +27163,7 @@
               <w:spacing w:after="10" w:before="0"/>
               <w:ind w:left="120"/>
             </w:pPr>
-            <w:hyperlink w:history="1" r:id="rId6_cxm4uhmk_mj1vwktahn">
+            <w:hyperlink w:history="1" r:id="rIdaloj98iwhxtj95fkiygqb">
               <w:r>
                 <w:rPr>
                   <w:rFonts w:ascii="Arial" w:cs="Arial" w:eastAsia="Arial" w:hAnsi="Arial"/>
@@ -26899,7 +27205,7 @@
                 <w:sz w:val="18"/>
                 <w:szCs w:val="18"/>
               </w:rPr>
-              <w:t xml:space="preserve">Learners observe the class bean seedling (growing since Lesson 1) displayed at the front. The teacher draws attention to the three visibly different regions: the fine white root hairs on the roots, the stiff upright stem, and the flat green leaves. Learners are given 3 minutes of individual silent thinking time to write answers to the prompt: 'We have seen that blood cells specialise — platelets are flat and sticky, red blood cells are disc-shaped. Look at the bean seedling. Do you think plant cells also specialise? If yes, predict: what might a cell near the root tip look like compared to a cell in the green leaf? Sketch one of each and label what you think it does.' Learners share predictions with a shoulder partner for 2 minutes. Teacher cold-calls 4 learners — aiming for at least one who says 'yes, they specialise' and one who is uncertain — to voice predictions aloud before any instruction begins. All predictions are recorded visibly on the board in two columns: 'Root cell ideas' and 'Leaf cell ideas' for later revisitation.</w:t>
+              <w:t xml:space="preserve">The teacher projects or draws (in sequence) five specialised plant cells, spending approximately 6 minutes per cell. For each cell, learners first observe silently, then record a labelled scientific drawing in their notebooks. The five cells and their key observable features are: (1) Root hair cell — long tubular extension (root hair), large vacuole, thin cell wall, no chloroplasts; (2) Guard cells — kidney-shaped pair, thick inner wall, chloroplasts present, central pore (stoma); (3) Xylem vessel — hollow lumen, thick lignified wall, no end walls, no living cytoplasm; (4) Phloem sieve tube — thin walls, perforated sieve plates at ends, companion cell alongside; (5) Palisade mesophyll cell — tall cylindrical shape, densely packed chloroplasts, large central vacuole. For guard cells specifically, the teacher presents a side-by-side context image: a stomatal image from a maize leaf collected in dry Turkana (stomata mostly closed) vs. a tea leaf from humid Kericho (stomata mostly open) — asking: 'What do you notice about how open the stomata are in each location? What might the guard cells be doing differently?' Learners record observations in a structured table: Cell Name | Key Structural Features I Can See | What I Think This Helps the Cell Do.</w:t>
             </w:r>
           </w:p>
         </w:tc>
@@ -26931,7 +27237,7 @@
                 <w:sz w:val="18"/>
                 <w:szCs w:val="18"/>
               </w:rPr>
-              <w:t xml:space="preserve">Display the bean seedling prominently. Say: 'Before I show you anything, I want your brain's best guess. Look carefully at this seedling — the root hairs, the stem, the leaf. You have 3 minutes of silence to sketch and write.' Set a visible timer. After 3 minutes say: 'Turn to your partner — share your sketches. 1 minute.' After partner talk, cold-call exactly 4 learners using name cards. Ask each: 'What did you predict the root cell looks like, and why?' Wait 12 seconds after each question before accepting an answer. Record all predictions on the board verbatim — do NOT correct errors yet. Close by saying: 'Hold onto these predictions — we will come back and see who was closest to what biologists actually found.'</w:t>
+              <w:t xml:space="preserve">For each cell, say: 'Study this diagram in silence for 30 seconds before you draw anything — notice the shape, the thickness of the walls, what is inside.' Set 30-second silent observation before each drawing begins. Circulate and prompt with: 'What is the most unusual feature of this cell compared to a basic plant cell?' After the Turkana/Kericho guard cell comparison, ask the whole class: 'Show me on your fingers — 1 for Turkana, 2 for Kericho — in which location are the guard cells more open?' Wait 10 seconds. After the whole observation sequence, cold-call 3 learners and ask: 'Which of these five cells surprised you the most, and what specifically surprised you?' Wait 12 seconds per response. Explicitly connect xylem back to the phenomenon: 'Remember the fibroblast — it had lots of rough ER to make collagen. The xylem vessel gave up its entire living contents to become a hollow pipe. Both cells sacrificed something to do a job. What does that tell us about specialisation?'</w:t>
             </w:r>
           </w:p>
         </w:tc>
@@ -26963,7 +27269,7 @@
                 <w:sz w:val="18"/>
                 <w:szCs w:val="18"/>
               </w:rPr>
-              <w:t xml:space="preserve">Prediction Anchoring — by committing predictions to paper and the board before instruction, learners activate prior knowledge about animal cell specialisation (Lessons 7–8) and create a cognitive 'hook'. Revisiting predictions later produces the productive surprise that deepens encoding.</w:t>
+              <w:t xml:space="preserve">Structured Observation Table — the three-column table (features seen → function hypothesised) forces learners to move from pure observation to inference on every single cell, preventing passive copying of diagrams. The Turkana/Kericho comparison embeds climate context and makes the guard cell's function tangible and locally meaningful.</w:t>
             </w:r>
           </w:p>
         </w:tc>
@@ -26995,7 +27301,7 @@
                 <w:sz w:val="18"/>
                 <w:szCs w:val="18"/>
               </w:rPr>
-              <w:t xml:space="preserve">Observable indicator: Every learner has a written sketch and at least one written label in their notebook within the 3-minute window. Teacher circulates and notes (without correcting) whether learners are drawing elongated vs. round shapes, whether they reference chloroplasts or surface area — these reveal the depth of transfer from animal cell lessons.</w:t>
+              <w:t xml:space="preserve">Observable indicator: Learners' observation tables show at least two structural features per cell and at least one function hypothesis per cell that uses structural evidence (e.g., 'the hollow xylem lumen means water can flow through easily'). Teacher specifically checks that xylem is not described as 'alive' — a common misconception to address in Phase 3.</w:t>
             </w:r>
           </w:p>
         </w:tc>
@@ -27004,32 +27310,32 @@
         <w:tc>
           <w:tcPr>
             <w:tcW w:type="dxa" w:w="1520"/>
-            <w:shd w:fill="D9EEF1" w:color="auto" w:val="clear"/>
-            <w:tcMar>
-              <w:top w:type="dxa" w:w="60"/>
-              <w:left w:type="dxa" w:w="120"/>
-              <w:bottom w:type="dxa" w:w="60"/>
-              <w:right w:type="dxa" w:w="120"/>
-            </w:tcMar>
-            <w:vAlign w:val="top"/>
-          </w:tcPr>
-          <w:p>
-            <w:pPr>
-              <w:spacing w:after="40" w:before="0"/>
-              <w:jc w:val="left"/>
-            </w:pPr>
-            <w:r>
-              <w:rPr>
-                <w:rFonts w:ascii="Arial" w:cs="Arial" w:eastAsia="Arial" w:hAnsi="Arial"/>
-                <w:b/>
-                <w:bCs/>
-                <w:i w:val="false"/>
-                <w:iCs w:val="false"/>
-                <w:color w:val="000000"/>
-                <w:sz w:val="18"/>
-                <w:szCs w:val="18"/>
-              </w:rPr>
-              <w:t xml:space="preserve">Observe Phase</w:t>
+            <w:shd w:fill="E2EFDA" w:color="auto" w:val="clear"/>
+            <w:tcMar>
+              <w:top w:type="dxa" w:w="60"/>
+              <w:left w:type="dxa" w:w="120"/>
+              <w:bottom w:type="dxa" w:w="60"/>
+              <w:right w:type="dxa" w:w="120"/>
+            </w:tcMar>
+            <w:vAlign w:val="top"/>
+          </w:tcPr>
+          <w:p>
+            <w:pPr>
+              <w:spacing w:after="40" w:before="0"/>
+              <w:jc w:val="left"/>
+            </w:pPr>
+            <w:r>
+              <w:rPr>
+                <w:rFonts w:ascii="Arial" w:cs="Arial" w:eastAsia="Arial" w:hAnsi="Arial"/>
+                <w:b/>
+                <w:bCs/>
+                <w:i w:val="false"/>
+                <w:iCs w:val="false"/>
+                <w:color w:val="000000"/>
+                <w:sz w:val="18"/>
+                <w:szCs w:val="18"/>
+              </w:rPr>
+              <w:t xml:space="preserve">Explain Phase</w:t>
             </w:r>
           </w:p>
           <w:p>
@@ -27052,7 +27358,7 @@
             <w:pPr>
               <w:spacing w:after="20" w:before="0"/>
             </w:pPr>
-            <w:hyperlink w:history="1" r:id="rId1ieplpdspntsvdwzhgslw">
+            <w:hyperlink w:history="1" r:id="rIdhnbs2_ehaaj1ltudhgqn4">
               <w:r>
                 <w:rPr>
                   <w:rFonts w:ascii="Arial" w:cs="Arial" w:eastAsia="Arial" w:hAnsi="Arial"/>
@@ -27061,7 +27367,7 @@
                   <w:szCs w:val="16"/>
                   <w:u w:val="single" w:color="2E75B6"/>
                 </w:rPr>
-                <w:t xml:space="preserve">Intro to exponential functions</w:t>
+                <w:t xml:space="preserve">Plant cell walls</w:t>
               </w:r>
             </w:hyperlink>
           </w:p>
@@ -27085,7 +27391,7 @@
               <w:spacing w:after="10" w:before="0"/>
               <w:ind w:left="120"/>
             </w:pPr>
-            <w:hyperlink w:history="1" r:id="rId76guyiijrrhhttgph3vsy">
+            <w:hyperlink w:history="1" r:id="rId2dlnhm6ja5luiuvaqcuys">
               <w:r>
                 <w:rPr>
                   <w:rFonts w:ascii="Arial" w:cs="Arial" w:eastAsia="Arial" w:hAnsi="Arial"/>
@@ -27123,14 +27429,14 @@
                 <w:sz w:val="16"/>
                 <w:szCs w:val="16"/>
               </w:rPr>
-              <w:t xml:space="preserve">📖 HTML:</w:t>
+              <w:t xml:space="preserve">📖 EXERCISE:</w:t>
             </w:r>
           </w:p>
           <w:p>
             <w:pPr>
               <w:spacing w:after="20" w:before="0"/>
             </w:pPr>
-            <w:hyperlink w:history="1" r:id="rIdfjivm9_caj_qa5dykil2t">
+            <w:hyperlink w:history="1" r:id="rIdd6pmixbvvwdbiml_a8dco">
               <w:r>
                 <w:rPr>
                   <w:rFonts w:ascii="Arial" w:cs="Arial" w:eastAsia="Arial" w:hAnsi="Arial"/>
@@ -27139,7 +27445,7 @@
                   <w:szCs w:val="16"/>
                   <w:u w:val="single" w:color="2E75B6"/>
                 </w:rPr>
-                <w:t xml:space="preserve">Plant Cell Structures (Flexbook)</w:t>
+                <w:t xml:space="preserve">Plant Cell Structures Practice</w:t>
               </w:r>
             </w:hyperlink>
           </w:p>
@@ -27163,7 +27469,7 @@
               <w:spacing w:after="10" w:before="0"/>
               <w:ind w:left="120"/>
             </w:pPr>
-            <w:hyperlink w:history="1" r:id="rIdkd44shhksxv0sryq68pul">
+            <w:hyperlink w:history="1" r:id="rIdqbkwtfcdohkv7ckz_3yvk">
               <w:r>
                 <w:rPr>
                   <w:rFonts w:ascii="Arial" w:cs="Arial" w:eastAsia="Arial" w:hAnsi="Arial"/>
@@ -27205,7 +27511,7 @@
                 <w:sz w:val="18"/>
                 <w:szCs w:val="18"/>
               </w:rPr>
-              <w:t xml:space="preserve">The teacher projects or draws (in sequence) five specialised plant cells, spending approximately 6 minutes per cell. For each cell, learners first observe silently, then record a labelled scientific drawing in their notebooks. The five cells and their key observable features are: (1) Root hair cell — long tubular extension (root hair), large vacuole, thin cell wall, no chloroplasts; (2) Guard cells — kidney-shaped pair, thick inner wall, chloroplasts present, central pore (stoma); (3) Xylem vessel — hollow lumen, thick lignified wall, no end walls, no living cytoplasm; (4) Phloem sieve tube — thin walls, perforated sieve plates at ends, companion cell alongside; (5) Palisade mesophyll cell — tall cylindrical shape, densely packed chloroplasts, large central vacuole. For guard cells specifically, the teacher presents a side-by-side context image: a stomatal image from a maize leaf collected in dry Turkana (stomata mostly closed) vs. a tea leaf from humid Kericho (stomata mostly open) — asking: 'What do you notice about how open the stomata are in each location? What might the guard cells be doing differently?' Learners record observations in a structured table: Cell Name | Key Structural Features I Can See | What I Think This Helps the Cell Do.</w:t>
+              <w:t xml:space="preserve">Learners participate in a structured 'Match-the-Card' group activity in groups of four. Each group receives a set of 15 cards pre-printed or hand-cut by the teacher, comprising: 5 Cell Diagram Cards (unlabelled diagrams of the five cells), 5 Function Cards (e.g., 'Absorbs water and mineral salts from the soil around the bean seedling's roots'), and 5 Context/Location Cards (e.g., 'Found in the outer layer of roots, just behind the root tip' or 'Found in leaves — more open in humid Kericho, more closed in dry Turkana'). Groups match all 15 cards into 5 complete sets of 3. Once matched, each group selects one cell and prepares a 90-second verbal explanation — using the Claim-Evidence-Reasoning (CER) frame — of why that cell's shape suits its function. One spokesperson presents; the rest of the class uses a peer-feedback protocol to agree or challenge. The teacher then delivers a 10-minute consolidation mini-lecture clarifying: (a) why xylem cells die to become functional, (b) the role of lignin in xylem walls, (c) how the perforated sieve plates of phloem allow sugar to flow between cells, and (d) the link between palisade cell chloroplast density and photosynthesis rate. Throughout, teacher explicitly links each plant cell back to the driving question and the wound-healing phenomenon.</w:t>
             </w:r>
           </w:p>
         </w:tc>
@@ -27237,7 +27543,7 @@
                 <w:sz w:val="18"/>
                 <w:szCs w:val="18"/>
               </w:rPr>
-              <w:t xml:space="preserve">For each cell, say: 'Study this diagram in silence for 30 seconds before you draw anything — notice the shape, the thickness of the walls, what is inside.' Set 30-second silent observation before each drawing begins. Circulate and prompt with: 'What is the most unusual feature of this cell compared to a basic plant cell?' After the Turkana/Kericho guard cell comparison, ask the whole class: 'Show me on your fingers — 1 for Turkana, 2 for Kericho — in which location are the guard cells more open?' Wait 10 seconds. After the whole observation sequence, cold-call 3 learners and ask: 'Which of these five cells surprised you the most, and what specifically surprised you?' Wait 12 seconds per response. Explicitly connect xylem back to the phenomenon: 'Remember the fibroblast — it had lots of rough ER to make collagen. The xylem vessel gave up its entire living contents to become a hollow pipe. Both cells sacrificed something to do a job. What does that tell us about specialisation?'</w:t>
+              <w:t xml:space="preserve">Distribute card sets and say: 'You have 8 minutes to match all 15 cards into 5 sets of 3. No card is used twice. Every group member must be able to explain every match — not just the one you personally made.' After 8 minutes, say: 'Freeze. Each group, hold up your set for the root hair cell.' Scan groups for errors. Cold-call one group that has an error: 'Walk me through your reasoning for that match.' Wait 12 seconds. During CER presentations, require the class to use a simple hand signal: thumbs up = agree with the reasoning, flat hand = need more evidence. After all presentations, begin consolidation and ask rhetorically: 'The xylem vessel is dead — no nucleus, no cytoplasm. Is it still a cell? Does it still count as specialised?' Wait 15 seconds. Take 3 responses. Close Phase 3 by returning to the board predictions from Phase 1 and asking: 'Who was closest? What did we get right, and what surprised us?'</w:t>
             </w:r>
           </w:p>
         </w:tc>
@@ -27269,7 +27575,7 @@
                 <w:sz w:val="18"/>
                 <w:szCs w:val="18"/>
               </w:rPr>
-              <w:t xml:space="preserve">Structured Observation Table — the three-column table (features seen → function hypothesised) forces learners to move from pure observation to inference on every single cell, preventing passive copying of diagrams. The Turkana/Kericho comparison embeds climate context and makes the guard cell's function tangible and locally meaningful.</w:t>
+              <w:t xml:space="preserve">Claim-Evidence-Reasoning (CER) Frame — by requiring learners to state a claim ('This is a guard cell'), cite structural evidence ('because it is kidney-shaped and has a thick inner wall'), and give reasoning ('which means it can change shape to open or close the stoma'), the CER frame makes the form-function logic explicit and transferable. The card game provides concrete manipulation before the abstract verbal explanation.</w:t>
             </w:r>
           </w:p>
         </w:tc>
@@ -27301,7 +27607,7 @@
                 <w:sz w:val="18"/>
                 <w:szCs w:val="18"/>
               </w:rPr>
-              <w:t xml:space="preserve">Observable indicator: Learners' observation tables show at least two structural features per cell and at least one function hypothesis per cell that uses structural evidence (e.g., 'the hollow xylem lumen means water can flow through easily'). Teacher specifically checks that xylem is not described as 'alive' — a common misconception to address in Phase 3.</w:t>
+              <w:t xml:space="preserve">Observable indicator: Each group's card matches are checked against the answer key. Teacher specifically listens for whether CER presentations include explicit structural evidence (not just function labels). Misconception probe: after consolidation, teacher asks every learner to write one sentence in their notebook answering: 'Is the xylem vessel alive? Use evidence from today.' This written response is collected as an exit-check for the xylem-is-dead misconception.</w:t>
             </w:r>
           </w:p>
         </w:tc>
@@ -27310,32 +27616,32 @@
         <w:tc>
           <w:tcPr>
             <w:tcW w:type="dxa" w:w="1520"/>
-            <w:shd w:fill="E2EFDA" w:color="auto" w:val="clear"/>
-            <w:tcMar>
-              <w:top w:type="dxa" w:w="60"/>
-              <w:left w:type="dxa" w:w="120"/>
-              <w:bottom w:type="dxa" w:w="60"/>
-              <w:right w:type="dxa" w:w="120"/>
-            </w:tcMar>
-            <w:vAlign w:val="top"/>
-          </w:tcPr>
-          <w:p>
-            <w:pPr>
-              <w:spacing w:after="40" w:before="0"/>
-              <w:jc w:val="left"/>
-            </w:pPr>
-            <w:r>
-              <w:rPr>
-                <w:rFonts w:ascii="Arial" w:cs="Arial" w:eastAsia="Arial" w:hAnsi="Arial"/>
-                <w:b/>
-                <w:bCs/>
-                <w:i w:val="false"/>
-                <w:iCs w:val="false"/>
-                <w:color w:val="000000"/>
-                <w:sz w:val="18"/>
-                <w:szCs w:val="18"/>
-              </w:rPr>
-              <w:t xml:space="preserve">Explain Phase</w:t>
+            <w:shd w:fill="FCE4D6" w:color="auto" w:val="clear"/>
+            <w:tcMar>
+              <w:top w:type="dxa" w:w="60"/>
+              <w:left w:type="dxa" w:w="120"/>
+              <w:bottom w:type="dxa" w:w="60"/>
+              <w:right w:type="dxa" w:w="120"/>
+            </w:tcMar>
+            <w:vAlign w:val="top"/>
+          </w:tcPr>
+          <w:p>
+            <w:pPr>
+              <w:spacing w:after="40" w:before="0"/>
+              <w:jc w:val="left"/>
+            </w:pPr>
+            <w:r>
+              <w:rPr>
+                <w:rFonts w:ascii="Arial" w:cs="Arial" w:eastAsia="Arial" w:hAnsi="Arial"/>
+                <w:b/>
+                <w:bCs/>
+                <w:i w:val="false"/>
+                <w:iCs w:val="false"/>
+                <w:color w:val="000000"/>
+                <w:sz w:val="18"/>
+                <w:szCs w:val="18"/>
+              </w:rPr>
+              <w:t xml:space="preserve">Driving Question Board (DQB) Creation</w:t>
             </w:r>
           </w:p>
           <w:p>
@@ -27358,7 +27664,7 @@
             <w:pPr>
               <w:spacing w:after="20" w:before="0"/>
             </w:pPr>
-            <w:hyperlink w:history="1" r:id="rIdtkodvyrka-ctcopfe0gjq">
+            <w:hyperlink w:history="1" r:id="rIdadaoq_chvhvvww4iusuvn">
               <w:r>
                 <w:rPr>
                   <w:rFonts w:ascii="Arial" w:cs="Arial" w:eastAsia="Arial" w:hAnsi="Arial"/>
@@ -27367,7 +27673,7 @@
                   <w:szCs w:val="16"/>
                   <w:u w:val="single" w:color="2E75B6"/>
                 </w:rPr>
-                <w:t xml:space="preserve">Intro to exponential functions</w:t>
+                <w:t xml:space="preserve">Comparing animal and plant cells</w:t>
               </w:r>
             </w:hyperlink>
           </w:p>
@@ -27391,7 +27697,7 @@
               <w:spacing w:after="10" w:before="0"/>
               <w:ind w:left="120"/>
             </w:pPr>
-            <w:hyperlink w:history="1" r:id="rId55k4cxuxglt46cotah9pk">
+            <w:hyperlink w:history="1" r:id="rIdb-zqz_wfnof61xjhs7shu">
               <w:r>
                 <w:rPr>
                   <w:rFonts w:ascii="Arial" w:cs="Arial" w:eastAsia="Arial" w:hAnsi="Arial"/>
@@ -27429,14 +27735,14 @@
                 <w:sz w:val="16"/>
                 <w:szCs w:val="16"/>
               </w:rPr>
-              <w:t xml:space="preserve">📖 HTML:</w:t>
+              <w:t xml:space="preserve">📖 EXERCISE:</w:t>
             </w:r>
           </w:p>
           <w:p>
             <w:pPr>
               <w:spacing w:after="20" w:before="0"/>
             </w:pPr>
-            <w:hyperlink w:history="1" r:id="rIdh46sohne6jllycezssnko">
+            <w:hyperlink w:history="1" r:id="rIdaygepq6_jvxhpy68aadoz">
               <w:r>
                 <w:rPr>
                   <w:rFonts w:ascii="Arial" w:cs="Arial" w:eastAsia="Arial" w:hAnsi="Arial"/>
@@ -27445,7 +27751,7 @@
                   <w:szCs w:val="16"/>
                   <w:u w:val="single" w:color="2E75B6"/>
                 </w:rPr>
-                <w:t xml:space="preserve">Plant Cell Structures (Flexbook)</w:t>
+                <w:t xml:space="preserve">Cell structures and their functions</w:t>
               </w:r>
             </w:hyperlink>
           </w:p>
@@ -27461,7 +27767,7 @@
                 <w:sz w:val="14"/>
                 <w:szCs w:val="14"/>
               </w:rPr>
-              <w:t xml:space="preserve">Source: CK-12</w:t>
+              <w:t xml:space="preserve">Source: Khan Academy (English - US curriculum)</w:t>
             </w:r>
           </w:p>
           <w:p>
@@ -27469,7 +27775,7 @@
               <w:spacing w:after="10" w:before="0"/>
               <w:ind w:left="120"/>
             </w:pPr>
-            <w:hyperlink w:history="1" r:id="rIdjqgfbgvnu6qju2eegdbdd">
+            <w:hyperlink w:history="1" r:id="rIdqt_ocyds2ifbhrwekx26e">
               <w:r>
                 <w:rPr>
                   <w:rFonts w:ascii="Arial" w:cs="Arial" w:eastAsia="Arial" w:hAnsi="Arial"/>
@@ -27511,7 +27817,7 @@
                 <w:sz w:val="18"/>
                 <w:szCs w:val="18"/>
               </w:rPr>
-              <w:t xml:space="preserve">Learners participate in a structured 'Match-the-Card' group activity in groups of four. Each group receives a set of 15 cards pre-printed or hand-cut by the teacher, comprising: 5 Cell Diagram Cards (unlabelled diagrams of the five cells), 5 Function Cards (e.g., 'Absorbs water and mineral salts from the soil around the bean seedling's roots'), and 5 Context/Location Cards (e.g., 'Found in the outer layer of roots, just behind the root tip' or 'Found in leaves — more open in humid Kericho, more closed in dry Turkana'). Groups match all 15 cards into 5 complete sets of 3. Once matched, each group selects one cell and prepares a 90-second verbal explanation — using the Claim-Evidence-Reasoning (CER) frame — of why that cell's shape suits its function. One spokesperson presents; the rest of the class uses a peer-feedback protocol to agree or challenge. The teacher then delivers a 10-minute consolidation mini-lecture clarifying: (a) why xylem cells die to become functional, (b) the role of lignin in xylem walls, (c) how the perforated sieve plates of phloem allow sugar to flow between cells, and (d) the link between palisade cell chloroplast density and photosynthesis rate. Throughout, teacher explicitly links each plant cell back to the driving question and the wound-healing phenomenon.</w:t>
+              <w:t xml:space="preserve">Each learner is given two sticky notes (or small paper slips). On the first, they write one new question that today's lesson raised for them — something they now want to understand that they did not wonder about before (e.g., 'If guard cells control water loss, what happens to a maize plant in Turkana during drought — do the guard cells ever fully close forever?'). On the second, they write one connection: how does today's lesson change or add to their understanding of the wound-healing phenomenon (e.g., 'Just like fibroblasts rebuilt skin, the phloem transports sugars that give fibroblasts the energy to do their job — so plant cells and animal cells are connected in keeping us alive'). Learners place both slips on the class Driving Question Board in designated zones: 'New Questions' and 'Growing Answers'. The teacher reads 3–4 slips aloud and facilitates a 4-minute whole-class discussion on which questions the class most wants to answer in the remaining lessons.</w:t>
             </w:r>
           </w:p>
         </w:tc>
@@ -27543,7 +27849,7 @@
                 <w:sz w:val="18"/>
                 <w:szCs w:val="18"/>
               </w:rPr>
-              <w:t xml:space="preserve">Distribute card sets and say: 'You have 8 minutes to match all 15 cards into 5 sets of 3. No card is used twice. Every group member must be able to explain every match — not just the one you personally made.' After 8 minutes, say: 'Freeze. Each group, hold up your set for the root hair cell.' Scan groups for errors. Cold-call one group that has an error: 'Walk me through your reasoning for that match.' Wait 12 seconds. During CER presentations, require the class to use a simple hand signal: thumbs up = agree with the reasoning, flat hand = need more evidence. After all presentations, begin consolidation and ask rhetorically: 'The xylem vessel is dead — no nucleus, no cytoplasm. Is it still a cell? Does it still count as specialised?' Wait 15 seconds. Take 3 responses. Close Phase 3 by returning to the board predictions from Phase 1 and asking: 'Who was closest? What did we get right, and what surprised us?'</w:t>
+              <w:t xml:space="preserve">Say: 'Two slips. Two minutes. First slip: a question this lesson made you want to ask. Second slip: one way today's plant cells connect back to the cut finger.' After 2 minutes, collect slips and place them on the DQB. Read three questions aloud and ask: 'By a show of hands — which of these three questions do you most want us to answer before the end of this unit?' Tally hands visibly. Point to the DQB's 'Growing Answers' zone and say: 'Look at the questions we posted in Lesson 1. How many can we now answer? Let's count.' Guide learners to identify 2–3 questions from earlier lessons that today's content resolves. Close by saying: 'Our driving question asks why cells look different and how shape determines job. Today we added five more examples. The pattern is becoming clear — let's see if it holds all the way to Lesson 12.'</w:t>
             </w:r>
           </w:p>
         </w:tc>
@@ -27575,7 +27881,7 @@
                 <w:sz w:val="18"/>
                 <w:szCs w:val="18"/>
               </w:rPr>
-              <w:t xml:space="preserve">Claim-Evidence-Reasoning (CER) Frame — by requiring learners to state a claim ('This is a guard cell'), cite structural evidence ('because it is kidney-shaped and has a thick inner wall'), and give reasoning ('which means it can change shape to open or close the stoma'), the CER frame makes the form-function logic explicit and transferable. The card game provides concrete manipulation before the abstract verbal explanation.</w:t>
+              <w:t xml:space="preserve">Driving Question Board Metacognitive Review — periodically counting how many earlier questions the class can now answer makes learning progress visible and builds scientific confidence. Requiring a cross-domain connection (plant cell → wound healing) strengthens the coherence of the unit storyline and prevents plant biology from feeling like a disconnected topic.</w:t>
             </w:r>
           </w:p>
         </w:tc>
@@ -27607,7 +27913,7 @@
                 <w:sz w:val="18"/>
                 <w:szCs w:val="18"/>
               </w:rPr>
-              <w:t xml:space="preserve">Observable indicator: Each group's card matches are checked against the answer key. Teacher specifically listens for whether CER presentations include explicit structural evidence (not just function labels). Misconception probe: after consolidation, teacher asks every learner to write one sentence in their notebook answering: 'Is the xylem vessel alive? Use evidence from today.' This written response is collected as an exit-check for the xylem-is-dead misconception.</w:t>
+              <w:t xml:space="preserve">Observable indicator: The 'connection' slip demonstrates whether learners are making genuine cross-domain links or are writing superficial responses. Teacher sorts connection slips into 'strong link' (uses specific cell names and mechanisms) and 'developing link' (general statements) to inform differentiation in Lesson 10.</w:t>
             </w:r>
           </w:p>
         </w:tc>
@@ -27616,32 +27922,32 @@
         <w:tc>
           <w:tcPr>
             <w:tcW w:type="dxa" w:w="1520"/>
-            <w:shd w:fill="FCE4D6" w:color="auto" w:val="clear"/>
-            <w:tcMar>
-              <w:top w:type="dxa" w:w="60"/>
-              <w:left w:type="dxa" w:w="120"/>
-              <w:bottom w:type="dxa" w:w="60"/>
-              <w:right w:type="dxa" w:w="120"/>
-            </w:tcMar>
-            <w:vAlign w:val="top"/>
-          </w:tcPr>
-          <w:p>
-            <w:pPr>
-              <w:spacing w:after="40" w:before="0"/>
-              <w:jc w:val="left"/>
-            </w:pPr>
-            <w:r>
-              <w:rPr>
-                <w:rFonts w:ascii="Arial" w:cs="Arial" w:eastAsia="Arial" w:hAnsi="Arial"/>
-                <w:b/>
-                <w:bCs/>
-                <w:i w:val="false"/>
-                <w:iCs w:val="false"/>
-                <w:color w:val="000000"/>
-                <w:sz w:val="18"/>
-                <w:szCs w:val="18"/>
-              </w:rPr>
-              <w:t xml:space="preserve">Driving Question Board (DQB) Creation</w:t>
+            <w:shd w:fill="D5E8F0" w:color="auto" w:val="clear"/>
+            <w:tcMar>
+              <w:top w:type="dxa" w:w="60"/>
+              <w:left w:type="dxa" w:w="120"/>
+              <w:bottom w:type="dxa" w:w="60"/>
+              <w:right w:type="dxa" w:w="120"/>
+            </w:tcMar>
+            <w:vAlign w:val="top"/>
+          </w:tcPr>
+          <w:p>
+            <w:pPr>
+              <w:spacing w:after="40" w:before="0"/>
+              <w:jc w:val="left"/>
+            </w:pPr>
+            <w:r>
+              <w:rPr>
+                <w:rFonts w:ascii="Arial" w:cs="Arial" w:eastAsia="Arial" w:hAnsi="Arial"/>
+                <w:b/>
+                <w:bCs/>
+                <w:i w:val="false"/>
+                <w:iCs w:val="false"/>
+                <w:color w:val="000000"/>
+                <w:sz w:val="18"/>
+                <w:szCs w:val="18"/>
+              </w:rPr>
+              <w:t xml:space="preserve">Model Building Phase</w:t>
             </w:r>
           </w:p>
           <w:p>
@@ -27664,7 +27970,7 @@
             <w:pPr>
               <w:spacing w:after="20" w:before="0"/>
             </w:pPr>
-            <w:hyperlink w:history="1" r:id="rIdkiaqk1quvpfa6o7vbw4cn">
+            <w:hyperlink w:history="1" r:id="rIdfjqnknvu2ykfkgezghsd2">
               <w:r>
                 <w:rPr>
                   <w:rFonts w:ascii="Arial" w:cs="Arial" w:eastAsia="Arial" w:hAnsi="Arial"/>
@@ -27673,7 +27979,7 @@
                   <w:szCs w:val="16"/>
                   <w:u w:val="single" w:color="2E75B6"/>
                 </w:rPr>
-                <w:t xml:space="preserve">Intro to exponential functions</w:t>
+                <w:t xml:space="preserve">Comparing animal and plant cells</w:t>
               </w:r>
             </w:hyperlink>
           </w:p>
@@ -27697,7 +28003,7 @@
               <w:spacing w:after="10" w:before="0"/>
               <w:ind w:left="120"/>
             </w:pPr>
-            <w:hyperlink w:history="1" r:id="rIdzweijwczh1yvjz9eqjuyx">
+            <w:hyperlink w:history="1" r:id="rId4mjbo9nuhb0bviqjkuk0l">
               <w:r>
                 <w:rPr>
                   <w:rFonts w:ascii="Arial" w:cs="Arial" w:eastAsia="Arial" w:hAnsi="Arial"/>
@@ -27742,7 +28048,7 @@
             <w:pPr>
               <w:spacing w:after="20" w:before="0"/>
             </w:pPr>
-            <w:hyperlink w:history="1" r:id="rIdtp-tulaf2onwevcb1scn1">
+            <w:hyperlink w:history="1" r:id="rIdo1pu7lhhlppa2cldxzuz4">
               <w:r>
                 <w:rPr>
                   <w:rFonts w:ascii="Arial" w:cs="Arial" w:eastAsia="Arial" w:hAnsi="Arial"/>
@@ -27751,7 +28057,7 @@
                   <w:szCs w:val="16"/>
                   <w:u w:val="single" w:color="2E75B6"/>
                 </w:rPr>
-                <w:t xml:space="preserve">Plant Cell Structures (Flexbook)</w:t>
+                <w:t xml:space="preserve">Plant Cells (Flexbook)</w:t>
               </w:r>
             </w:hyperlink>
           </w:p>
@@ -27775,313 +28081,7 @@
               <w:spacing w:after="10" w:before="0"/>
               <w:ind w:left="120"/>
             </w:pPr>
-            <w:hyperlink w:history="1" r:id="rIdvxdcntzdg3gtewidg46-i">
-              <w:r>
-                <w:rPr>
-                  <w:rFonts w:ascii="Arial" w:cs="Arial" w:eastAsia="Arial" w:hAnsi="Arial"/>
-                  <w:color w:val="595959"/>
-                  <w:sz w:val="14"/>
-                  <w:szCs w:val="14"/>
-                  <w:u w:val="single" w:color="595959"/>
-                </w:rPr>
-                <w:t xml:space="preserve">🔍 Search ARES for similar readings</w:t>
-              </w:r>
-            </w:hyperlink>
-          </w:p>
-        </w:tc>
-        <w:tc>
-          <w:tcPr>
-            <w:tcW w:type="dxa" w:w="3040"/>
-            <w:shd w:fill="FFFFFF" w:color="auto" w:val="clear"/>
-            <w:tcMar>
-              <w:top w:type="dxa" w:w="60"/>
-              <w:left w:type="dxa" w:w="120"/>
-              <w:bottom w:type="dxa" w:w="60"/>
-              <w:right w:type="dxa" w:w="120"/>
-            </w:tcMar>
-            <w:vAlign w:val="top"/>
-          </w:tcPr>
-          <w:p>
-            <w:pPr>
-              <w:spacing w:after="40" w:before="0"/>
-              <w:jc w:val="left"/>
-            </w:pPr>
-            <w:r>
-              <w:rPr>
-                <w:rFonts w:ascii="Arial" w:cs="Arial" w:eastAsia="Arial" w:hAnsi="Arial"/>
-                <w:b w:val="false"/>
-                <w:bCs w:val="false"/>
-                <w:i w:val="false"/>
-                <w:iCs w:val="false"/>
-                <w:color w:val="000000"/>
-                <w:sz w:val="18"/>
-                <w:szCs w:val="18"/>
-              </w:rPr>
-              <w:t xml:space="preserve">Each learner is given two sticky notes (or small paper slips). On the first, they write one new question that today's lesson raised for them — something they now want to understand that they did not wonder about before (e.g., 'If guard cells control water loss, what happens to a maize plant in Turkana during drought — do the guard cells ever fully close forever?'). On the second, they write one connection: how does today's lesson change or add to their understanding of the wound-healing phenomenon (e.g., 'Just like fibroblasts rebuilt skin, the phloem transports sugars that give fibroblasts the energy to do their job — so plant cells and animal cells are connected in keeping us alive'). Learners place both slips on the class Driving Question Board in designated zones: 'New Questions' and 'Growing Answers'. The teacher reads 3–4 slips aloud and facilitates a 4-minute whole-class discussion on which questions the class most wants to answer in the remaining lessons.</w:t>
-            </w:r>
-          </w:p>
-        </w:tc>
-        <w:tc>
-          <w:tcPr>
-            <w:tcW w:type="dxa" w:w="3040"/>
-            <w:shd w:fill="F2F2F2" w:color="auto" w:val="clear"/>
-            <w:tcMar>
-              <w:top w:type="dxa" w:w="60"/>
-              <w:left w:type="dxa" w:w="120"/>
-              <w:bottom w:type="dxa" w:w="60"/>
-              <w:right w:type="dxa" w:w="120"/>
-            </w:tcMar>
-            <w:vAlign w:val="top"/>
-          </w:tcPr>
-          <w:p>
-            <w:pPr>
-              <w:spacing w:after="40" w:before="0"/>
-              <w:jc w:val="left"/>
-            </w:pPr>
-            <w:r>
-              <w:rPr>
-                <w:rFonts w:ascii="Arial" w:cs="Arial" w:eastAsia="Arial" w:hAnsi="Arial"/>
-                <w:b w:val="false"/>
-                <w:bCs w:val="false"/>
-                <w:i w:val="false"/>
-                <w:iCs w:val="false"/>
-                <w:color w:val="000000"/>
-                <w:sz w:val="18"/>
-                <w:szCs w:val="18"/>
-              </w:rPr>
-              <w:t xml:space="preserve">Say: 'Two slips. Two minutes. First slip: a question this lesson made you want to ask. Second slip: one way today's plant cells connect back to the cut finger.' After 2 minutes, collect slips and place them on the DQB. Read three questions aloud and ask: 'By a show of hands — which of these three questions do you most want us to answer before the end of this unit?' Tally hands visibly. Point to the DQB's 'Growing Answers' zone and say: 'Look at the questions we posted in Lesson 1. How many can we now answer? Let's count.' Guide learners to identify 2–3 questions from earlier lessons that today's content resolves. Close by saying: 'Our driving question asks why cells look different and how shape determines job. Today we added five more examples. The pattern is becoming clear — let's see if it holds all the way to Lesson 12.'</w:t>
-            </w:r>
-          </w:p>
-        </w:tc>
-        <w:tc>
-          <w:tcPr>
-            <w:tcW w:type="dxa" w:w="3040"/>
-            <w:shd w:fill="FFFFFF" w:color="auto" w:val="clear"/>
-            <w:tcMar>
-              <w:top w:type="dxa" w:w="60"/>
-              <w:left w:type="dxa" w:w="120"/>
-              <w:bottom w:type="dxa" w:w="60"/>
-              <w:right w:type="dxa" w:w="120"/>
-            </w:tcMar>
-            <w:vAlign w:val="top"/>
-          </w:tcPr>
-          <w:p>
-            <w:pPr>
-              <w:spacing w:after="40" w:before="0"/>
-              <w:jc w:val="left"/>
-            </w:pPr>
-            <w:r>
-              <w:rPr>
-                <w:rFonts w:ascii="Arial" w:cs="Arial" w:eastAsia="Arial" w:hAnsi="Arial"/>
-                <w:b w:val="false"/>
-                <w:bCs w:val="false"/>
-                <w:i w:val="false"/>
-                <w:iCs w:val="false"/>
-                <w:color w:val="000000"/>
-                <w:sz w:val="18"/>
-                <w:szCs w:val="18"/>
-              </w:rPr>
-              <w:t xml:space="preserve">Driving Question Board Metacognitive Review — periodically counting how many earlier questions the class can now answer makes learning progress visible and builds scientific confidence. Requiring a cross-domain connection (plant cell → wound healing) strengthens the coherence of the unit storyline and prevents plant biology from feeling like a disconnected topic.</w:t>
-            </w:r>
-          </w:p>
-        </w:tc>
-        <w:tc>
-          <w:tcPr>
-            <w:tcW w:type="dxa" w:w="3040"/>
-            <w:shd w:fill="F2F2F2" w:color="auto" w:val="clear"/>
-            <w:tcMar>
-              <w:top w:type="dxa" w:w="60"/>
-              <w:left w:type="dxa" w:w="120"/>
-              <w:bottom w:type="dxa" w:w="60"/>
-              <w:right w:type="dxa" w:w="120"/>
-            </w:tcMar>
-            <w:vAlign w:val="top"/>
-          </w:tcPr>
-          <w:p>
-            <w:pPr>
-              <w:spacing w:after="40" w:before="0"/>
-              <w:jc w:val="left"/>
-            </w:pPr>
-            <w:r>
-              <w:rPr>
-                <w:rFonts w:ascii="Arial" w:cs="Arial" w:eastAsia="Arial" w:hAnsi="Arial"/>
-                <w:b w:val="false"/>
-                <w:bCs w:val="false"/>
-                <w:i w:val="false"/>
-                <w:iCs w:val="false"/>
-                <w:color w:val="000000"/>
-                <w:sz w:val="18"/>
-                <w:szCs w:val="18"/>
-              </w:rPr>
-              <w:t xml:space="preserve">Observable indicator: The 'connection' slip demonstrates whether learners are making genuine cross-domain links or are writing superficial responses. Teacher sorts connection slips into 'strong link' (uses specific cell names and mechanisms) and 'developing link' (general statements) to inform differentiation in Lesson 10.</w:t>
-            </w:r>
-          </w:p>
-        </w:tc>
-      </w:tr>
-      <w:tr>
-        <w:tc>
-          <w:tcPr>
-            <w:tcW w:type="dxa" w:w="1520"/>
-            <w:shd w:fill="D5E8F0" w:color="auto" w:val="clear"/>
-            <w:tcMar>
-              <w:top w:type="dxa" w:w="60"/>
-              <w:left w:type="dxa" w:w="120"/>
-              <w:bottom w:type="dxa" w:w="60"/>
-              <w:right w:type="dxa" w:w="120"/>
-            </w:tcMar>
-            <w:vAlign w:val="top"/>
-          </w:tcPr>
-          <w:p>
-            <w:pPr>
-              <w:spacing w:after="40" w:before="0"/>
-              <w:jc w:val="left"/>
-            </w:pPr>
-            <w:r>
-              <w:rPr>
-                <w:rFonts w:ascii="Arial" w:cs="Arial" w:eastAsia="Arial" w:hAnsi="Arial"/>
-                <w:b/>
-                <w:bCs/>
-                <w:i w:val="false"/>
-                <w:iCs w:val="false"/>
-                <w:color w:val="000000"/>
-                <w:sz w:val="18"/>
-                <w:szCs w:val="18"/>
-              </w:rPr>
-              <w:t xml:space="preserve">Model Building Phase</w:t>
-            </w:r>
-          </w:p>
-          <w:p>
-            <w:pPr>
-              <w:spacing w:after="20" w:before="0"/>
-            </w:pPr>
-            <w:r>
-              <w:rPr>
-                <w:rFonts w:ascii="Arial" w:cs="Arial" w:eastAsia="Arial" w:hAnsi="Arial"/>
-                <w:b/>
-                <w:bCs/>
-                <w:color w:val="1F3864"/>
-                <w:sz w:val="16"/>
-                <w:szCs w:val="16"/>
-              </w:rPr>
-              <w:t xml:space="preserve">📹 VIDEO:</w:t>
-            </w:r>
-          </w:p>
-          <w:p>
-            <w:pPr>
-              <w:spacing w:after="20" w:before="0"/>
-            </w:pPr>
-            <w:hyperlink w:history="1" r:id="rIdkdov3agbe5l9uojafkg0s">
-              <w:r>
-                <w:rPr>
-                  <w:rFonts w:ascii="Arial" w:cs="Arial" w:eastAsia="Arial" w:hAnsi="Arial"/>
-                  <w:color w:val="2E75B6"/>
-                  <w:sz w:val="16"/>
-                  <w:szCs w:val="16"/>
-                  <w:u w:val="single" w:color="2E75B6"/>
-                </w:rPr>
-                <w:t xml:space="preserve">Intro to exponential functions</w:t>
-              </w:r>
-            </w:hyperlink>
-          </w:p>
-          <w:p>
-            <w:pPr>
-              <w:spacing w:after="10" w:before="0"/>
-              <w:ind w:left="120"/>
-            </w:pPr>
-            <w:r>
-              <w:rPr>
-                <w:rFonts w:ascii="Arial" w:cs="Arial" w:eastAsia="Arial" w:hAnsi="Arial"/>
-                <w:color w:val="595959"/>
-                <w:sz w:val="14"/>
-                <w:szCs w:val="14"/>
-              </w:rPr>
-              <w:t xml:space="preserve">Source: Khan Academy (English - US curriculum)</w:t>
-            </w:r>
-          </w:p>
-          <w:p>
-            <w:pPr>
-              <w:spacing w:after="10" w:before="0"/>
-              <w:ind w:left="120"/>
-            </w:pPr>
-            <w:hyperlink w:history="1" r:id="rIds4sjjgpbhkkl-wilvol84">
-              <w:r>
-                <w:rPr>
-                  <w:rFonts w:ascii="Arial" w:cs="Arial" w:eastAsia="Arial" w:hAnsi="Arial"/>
-                  <w:color w:val="595959"/>
-                  <w:sz w:val="14"/>
-                  <w:szCs w:val="14"/>
-                  <w:u w:val="single" w:color="595959"/>
-                </w:rPr>
-                <w:t xml:space="preserve">🔍 Search ARES for similar videos</w:t>
-              </w:r>
-            </w:hyperlink>
-          </w:p>
-          <w:p>
-            <w:pPr>
-              <w:spacing w:after="40" w:before="0"/>
-            </w:pPr>
-            <w:r>
-              <w:rPr>
-                <w:sz w:val="14"/>
-                <w:szCs w:val="14"/>
-              </w:rPr>
-              <w:t xml:space="preserve"/>
-            </w:r>
-          </w:p>
-          <w:p>
-            <w:pPr>
-              <w:spacing w:after="20" w:before="0"/>
-            </w:pPr>
-            <w:r>
-              <w:rPr>
-                <w:rFonts w:ascii="Arial" w:cs="Arial" w:eastAsia="Arial" w:hAnsi="Arial"/>
-                <w:b/>
-                <w:bCs/>
-                <w:color w:val="1F3864"/>
-                <w:sz w:val="16"/>
-                <w:szCs w:val="16"/>
-              </w:rPr>
-              <w:t xml:space="preserve">📖 HTML:</w:t>
-            </w:r>
-          </w:p>
-          <w:p>
-            <w:pPr>
-              <w:spacing w:after="20" w:before="0"/>
-            </w:pPr>
-            <w:hyperlink w:history="1" r:id="rIdgphpf1bvvy9gyvoqw7urx">
-              <w:r>
-                <w:rPr>
-                  <w:rFonts w:ascii="Arial" w:cs="Arial" w:eastAsia="Arial" w:hAnsi="Arial"/>
-                  <w:color w:val="2E75B6"/>
-                  <w:sz w:val="16"/>
-                  <w:szCs w:val="16"/>
-                  <w:u w:val="single" w:color="2E75B6"/>
-                </w:rPr>
-                <w:t xml:space="preserve">Plant Cell Structures (Flexbook)</w:t>
-              </w:r>
-            </w:hyperlink>
-          </w:p>
-          <w:p>
-            <w:pPr>
-              <w:spacing w:after="10" w:before="0"/>
-              <w:ind w:left="120"/>
-            </w:pPr>
-            <w:r>
-              <w:rPr>
-                <w:rFonts w:ascii="Arial" w:cs="Arial" w:eastAsia="Arial" w:hAnsi="Arial"/>
-                <w:color w:val="595959"/>
-                <w:sz w:val="14"/>
-                <w:szCs w:val="14"/>
-              </w:rPr>
-              <w:t xml:space="preserve">Source: CK-12</w:t>
-            </w:r>
-          </w:p>
-          <w:p>
-            <w:pPr>
-              <w:spacing w:after="10" w:before="0"/>
-              <w:ind w:left="120"/>
-            </w:pPr>
-            <w:hyperlink w:history="1" r:id="rIdyfsi86m_-auoxe3vuj222">
+            <w:hyperlink w:history="1" r:id="rIdeavxxahi_f4izqbruufuo">
               <w:r>
                 <w:rPr>
                   <w:rFonts w:ascii="Arial" w:cs="Arial" w:eastAsia="Arial" w:hAnsi="Arial"/>
@@ -29568,7 +29568,7 @@
             <w:pPr>
               <w:spacing w:after="20" w:before="0"/>
             </w:pPr>
-            <w:hyperlink w:history="1" r:id="rIderpwn1ofv3dgzlio4bayr">
+            <w:hyperlink w:history="1" r:id="rId_qm4caaeawn3h7qv62abm">
               <w:r>
                 <w:rPr>
                   <w:rFonts w:ascii="Arial" w:cs="Arial" w:eastAsia="Arial" w:hAnsi="Arial"/>
@@ -29577,7 +29577,7 @@
                   <w:szCs w:val="16"/>
                   <w:u w:val="single" w:color="2E75B6"/>
                 </w:rPr>
-                <w:t xml:space="preserve">Plant Organ Structure - Overview</w:t>
+                <w:t xml:space="preserve">Organization in the human body</w:t>
               </w:r>
             </w:hyperlink>
           </w:p>
@@ -29593,7 +29593,7 @@
                 <w:sz w:val="14"/>
                 <w:szCs w:val="14"/>
               </w:rPr>
-              <w:t xml:space="preserve">Source: CK-12</w:t>
+              <w:t xml:space="preserve">Source: Khan Academy (English - US curriculum)</w:t>
             </w:r>
           </w:p>
           <w:p>
@@ -29601,7 +29601,7 @@
               <w:spacing w:after="10" w:before="0"/>
               <w:ind w:left="120"/>
             </w:pPr>
-            <w:hyperlink w:history="1" r:id="rIdkcxybvzjhj7qfwawsae4s">
+            <w:hyperlink w:history="1" r:id="rId-5fkuc090sxpzwhadv8tk">
               <w:r>
                 <w:rPr>
                   <w:rFonts w:ascii="Arial" w:cs="Arial" w:eastAsia="Arial" w:hAnsi="Arial"/>
@@ -29646,7 +29646,7 @@
             <w:pPr>
               <w:spacing w:after="20" w:before="0"/>
             </w:pPr>
-            <w:hyperlink w:history="1" r:id="rIdl_vdh0klfq-hw-u_h3b-b">
+            <w:hyperlink w:history="1" r:id="rIdk_ggc6lgsnhcpqi6-xogo">
               <w:r>
                 <w:rPr>
                   <w:rFonts w:ascii="Arial" w:cs="Arial" w:eastAsia="Arial" w:hAnsi="Arial"/>
@@ -29655,7 +29655,7 @@
                   <w:szCs w:val="16"/>
                   <w:u w:val="single" w:color="2E75B6"/>
                 </w:rPr>
-                <w:t xml:space="preserve">Cell Transport (Flexbook)</w:t>
+                <w:t xml:space="preserve">Respiratory System Organs (Flexbook)</w:t>
               </w:r>
             </w:hyperlink>
           </w:p>
@@ -29679,7 +29679,7 @@
               <w:spacing w:after="10" w:before="0"/>
               <w:ind w:left="120"/>
             </w:pPr>
-            <w:hyperlink w:history="1" r:id="rIdts30oqf1j4p7ljzd1qtkp">
+            <w:hyperlink w:history="1" r:id="rIdfq1clpz4nunb4fqcaheyt">
               <w:r>
                 <w:rPr>
                   <w:rFonts w:ascii="Arial" w:cs="Arial" w:eastAsia="Arial" w:hAnsi="Arial"/>
@@ -29874,7 +29874,7 @@
             <w:pPr>
               <w:spacing w:after="20" w:before="0"/>
             </w:pPr>
-            <w:hyperlink w:history="1" r:id="rIdhjl4v8eylyd3kkttknxny">
+            <w:hyperlink w:history="1" r:id="rIdz4ob7efqgyhgpporm6gxb">
               <w:r>
                 <w:rPr>
                   <w:rFonts w:ascii="Arial" w:cs="Arial" w:eastAsia="Arial" w:hAnsi="Arial"/>
@@ -29883,7 +29883,7 @@
                   <w:szCs w:val="16"/>
                   <w:u w:val="single" w:color="2E75B6"/>
                 </w:rPr>
-                <w:t xml:space="preserve">Plant Organ Structure - Overview</w:t>
+                <w:t xml:space="preserve">Cells and organisms</w:t>
               </w:r>
             </w:hyperlink>
           </w:p>
@@ -29899,7 +29899,7 @@
                 <w:sz w:val="14"/>
                 <w:szCs w:val="14"/>
               </w:rPr>
-              <w:t xml:space="preserve">Source: CK-12</w:t>
+              <w:t xml:space="preserve">Source: Khan Academy (English - US curriculum)</w:t>
             </w:r>
           </w:p>
           <w:p>
@@ -29907,7 +29907,7 @@
               <w:spacing w:after="10" w:before="0"/>
               <w:ind w:left="120"/>
             </w:pPr>
-            <w:hyperlink w:history="1" r:id="rIdrosprfbdsit87sgzmt5an">
+            <w:hyperlink w:history="1" r:id="rIdy-j37bismxy32hgs4xnoh">
               <w:r>
                 <w:rPr>
                   <w:rFonts w:ascii="Arial" w:cs="Arial" w:eastAsia="Arial" w:hAnsi="Arial"/>
@@ -29945,14 +29945,14 @@
                 <w:sz w:val="16"/>
                 <w:szCs w:val="16"/>
               </w:rPr>
-              <w:t xml:space="preserve">📖 HTML:</w:t>
+              <w:t xml:space="preserve">📖 EXERCISE:</w:t>
             </w:r>
           </w:p>
           <w:p>
             <w:pPr>
               <w:spacing w:after="20" w:before="0"/>
             </w:pPr>
-            <w:hyperlink w:history="1" r:id="rIdiiyp6ns01tpcm3zaaov5t">
+            <w:hyperlink w:history="1" r:id="rIdi8_9fib6fo4t7msqkn6fu">
               <w:r>
                 <w:rPr>
                   <w:rFonts w:ascii="Arial" w:cs="Arial" w:eastAsia="Arial" w:hAnsi="Arial"/>
@@ -29961,7 +29961,7 @@
                   <w:szCs w:val="16"/>
                   <w:u w:val="single" w:color="2E75B6"/>
                 </w:rPr>
-                <w:t xml:space="preserve">Cell Transport (Flexbook)</w:t>
+                <w:t xml:space="preserve">Respiratory System Organs Practice</w:t>
               </w:r>
             </w:hyperlink>
           </w:p>
@@ -29985,7 +29985,7 @@
               <w:spacing w:after="10" w:before="0"/>
               <w:ind w:left="120"/>
             </w:pPr>
-            <w:hyperlink w:history="1" r:id="rId3hllm9r43z1cb1bde1yw8">
+            <w:hyperlink w:history="1" r:id="rIdxh5obe-ofikvdsdoncnuj">
               <w:r>
                 <w:rPr>
                   <w:rFonts w:ascii="Arial" w:cs="Arial" w:eastAsia="Arial" w:hAnsi="Arial"/>
@@ -30180,7 +30180,7 @@
             <w:pPr>
               <w:spacing w:after="20" w:before="0"/>
             </w:pPr>
-            <w:hyperlink w:history="1" r:id="rIdog15veej7kkelj-vcfxg7">
+            <w:hyperlink w:history="1" r:id="rIdszimugwnqcjjqmpambn5c">
               <w:r>
                 <w:rPr>
                   <w:rFonts w:ascii="Arial" w:cs="Arial" w:eastAsia="Arial" w:hAnsi="Arial"/>
@@ -30189,7 +30189,7 @@
                   <w:szCs w:val="16"/>
                   <w:u w:val="single" w:color="2E75B6"/>
                 </w:rPr>
-                <w:t xml:space="preserve">Plant Organ Structure - Overview</w:t>
+                <w:t xml:space="preserve">Organization in the human body</w:t>
               </w:r>
             </w:hyperlink>
           </w:p>
@@ -30205,7 +30205,7 @@
                 <w:sz w:val="14"/>
                 <w:szCs w:val="14"/>
               </w:rPr>
-              <w:t xml:space="preserve">Source: CK-12</w:t>
+              <w:t xml:space="preserve">Source: Khan Academy (English - US curriculum)</w:t>
             </w:r>
           </w:p>
           <w:p>
@@ -30213,7 +30213,7 @@
               <w:spacing w:after="10" w:before="0"/>
               <w:ind w:left="120"/>
             </w:pPr>
-            <w:hyperlink w:history="1" r:id="rIdu8rt4_f46iuozr2bvkvt_">
+            <w:hyperlink w:history="1" r:id="rIdjlapworkd4k_cwvbrfbvq">
               <w:r>
                 <w:rPr>
                   <w:rFonts w:ascii="Arial" w:cs="Arial" w:eastAsia="Arial" w:hAnsi="Arial"/>
@@ -30251,14 +30251,14 @@
                 <w:sz w:val="16"/>
                 <w:szCs w:val="16"/>
               </w:rPr>
-              <w:t xml:space="preserve">📖 HTML:</w:t>
+              <w:t xml:space="preserve">📖 EXERCISE:</w:t>
             </w:r>
           </w:p>
           <w:p>
             <w:pPr>
               <w:spacing w:after="20" w:before="0"/>
             </w:pPr>
-            <w:hyperlink w:history="1" r:id="rIdhedufxgjsauy8rzhoo0bj">
+            <w:hyperlink w:history="1" r:id="rId6sy5akqvdc_dvfpr9vp11">
               <w:r>
                 <w:rPr>
                   <w:rFonts w:ascii="Arial" w:cs="Arial" w:eastAsia="Arial" w:hAnsi="Arial"/>
@@ -30267,7 +30267,7 @@
                   <w:szCs w:val="16"/>
                   <w:u w:val="single" w:color="2E75B6"/>
                 </w:rPr>
-                <w:t xml:space="preserve">Cell Transport (Flexbook)</w:t>
+                <w:t xml:space="preserve">Digestive System Organs Practice</w:t>
               </w:r>
             </w:hyperlink>
           </w:p>
@@ -30291,7 +30291,7 @@
               <w:spacing w:after="10" w:before="0"/>
               <w:ind w:left="120"/>
             </w:pPr>
-            <w:hyperlink w:history="1" r:id="rIdowk43ul6fzq_mw08fehko">
+            <w:hyperlink w:history="1" r:id="rIddwnpi7wiz5m2yoranhxvw">
               <w:r>
                 <w:rPr>
                   <w:rFonts w:ascii="Arial" w:cs="Arial" w:eastAsia="Arial" w:hAnsi="Arial"/>
@@ -30486,7 +30486,7 @@
             <w:pPr>
               <w:spacing w:after="20" w:before="0"/>
             </w:pPr>
-            <w:hyperlink w:history="1" r:id="rIdknn1epbpousl0i8xs3flh">
+            <w:hyperlink w:history="1" r:id="rId6iszdvnorqr9micblpaln">
               <w:r>
                 <w:rPr>
                   <w:rFonts w:ascii="Arial" w:cs="Arial" w:eastAsia="Arial" w:hAnsi="Arial"/>
@@ -30495,7 +30495,7 @@
                   <w:szCs w:val="16"/>
                   <w:u w:val="single" w:color="2E75B6"/>
                 </w:rPr>
-                <w:t xml:space="preserve">Plant Organ Structure - Overview</w:t>
+                <w:t xml:space="preserve">Organization in the human body</w:t>
               </w:r>
             </w:hyperlink>
           </w:p>
@@ -30511,7 +30511,7 @@
                 <w:sz w:val="14"/>
                 <w:szCs w:val="14"/>
               </w:rPr>
-              <w:t xml:space="preserve">Source: CK-12</w:t>
+              <w:t xml:space="preserve">Source: Khan Academy (English - US curriculum)</w:t>
             </w:r>
           </w:p>
           <w:p>
@@ -30519,7 +30519,7 @@
               <w:spacing w:after="10" w:before="0"/>
               <w:ind w:left="120"/>
             </w:pPr>
-            <w:hyperlink w:history="1" r:id="rIdkecgyxja7nstm2no3oinv">
+            <w:hyperlink w:history="1" r:id="rId3djeheglnig3cwd3uu3gf">
               <w:r>
                 <w:rPr>
                   <w:rFonts w:ascii="Arial" w:cs="Arial" w:eastAsia="Arial" w:hAnsi="Arial"/>
@@ -30564,7 +30564,7 @@
             <w:pPr>
               <w:spacing w:after="20" w:before="0"/>
             </w:pPr>
-            <w:hyperlink w:history="1" r:id="rIdd88obzprtvyx5e2yj1ecu">
+            <w:hyperlink w:history="1" r:id="rIdptsvjjg8bqq3jypni2avt">
               <w:r>
                 <w:rPr>
                   <w:rFonts w:ascii="Arial" w:cs="Arial" w:eastAsia="Arial" w:hAnsi="Arial"/>
@@ -30573,7 +30573,7 @@
                   <w:szCs w:val="16"/>
                   <w:u w:val="single" w:color="2E75B6"/>
                 </w:rPr>
-                <w:t xml:space="preserve">Cell Transport (Flexbook)</w:t>
+                <w:t xml:space="preserve">Digestive System Organs (Flexbook)</w:t>
               </w:r>
             </w:hyperlink>
           </w:p>
@@ -30597,7 +30597,7 @@
               <w:spacing w:after="10" w:before="0"/>
               <w:ind w:left="120"/>
             </w:pPr>
-            <w:hyperlink w:history="1" r:id="rIdec36wk9pdibky7f5-undw">
+            <w:hyperlink w:history="1" r:id="rIdqchkl65xo9eynj4rcflfz">
               <w:r>
                 <w:rPr>
                   <w:rFonts w:ascii="Arial" w:cs="Arial" w:eastAsia="Arial" w:hAnsi="Arial"/>
@@ -30792,7 +30792,7 @@
             <w:pPr>
               <w:spacing w:after="20" w:before="0"/>
             </w:pPr>
-            <w:hyperlink w:history="1" r:id="rIdh7ty5uyh7io2x-noyi5rw">
+            <w:hyperlink w:history="1" r:id="rIdaiu70zsyjkz_7sce36l_i">
               <w:r>
                 <w:rPr>
                   <w:rFonts w:ascii="Arial" w:cs="Arial" w:eastAsia="Arial" w:hAnsi="Arial"/>
@@ -30801,7 +30801,7 @@
                   <w:szCs w:val="16"/>
                   <w:u w:val="single" w:color="2E75B6"/>
                 </w:rPr>
-                <w:t xml:space="preserve">Plant Organ Structure - Overview</w:t>
+                <w:t xml:space="preserve">Organization in the human body</w:t>
               </w:r>
             </w:hyperlink>
           </w:p>
@@ -30817,7 +30817,7 @@
                 <w:sz w:val="14"/>
                 <w:szCs w:val="14"/>
               </w:rPr>
-              <w:t xml:space="preserve">Source: CK-12</w:t>
+              <w:t xml:space="preserve">Source: Khan Academy (English - US curriculum)</w:t>
             </w:r>
           </w:p>
           <w:p>
@@ -30825,7 +30825,7 @@
               <w:spacing w:after="10" w:before="0"/>
               <w:ind w:left="120"/>
             </w:pPr>
-            <w:hyperlink w:history="1" r:id="rIdpitwrp7wjx82u_l7f3lxa">
+            <w:hyperlink w:history="1" r:id="rId7cvhtoqqverw8iok63h2s">
               <w:r>
                 <w:rPr>
                   <w:rFonts w:ascii="Arial" w:cs="Arial" w:eastAsia="Arial" w:hAnsi="Arial"/>
@@ -30863,14 +30863,14 @@
                 <w:sz w:val="16"/>
                 <w:szCs w:val="16"/>
               </w:rPr>
-              <w:t xml:space="preserve">📖 HTML:</w:t>
+              <w:t xml:space="preserve">📖 EXERCISE:</w:t>
             </w:r>
           </w:p>
           <w:p>
             <w:pPr>
               <w:spacing w:after="20" w:before="0"/>
             </w:pPr>
-            <w:hyperlink w:history="1" r:id="rIdqfvowrvpsmjj_ubdfufxn">
+            <w:hyperlink w:history="1" r:id="rIdqhigrichxf3jcgght3qtc">
               <w:r>
                 <w:rPr>
                   <w:rFonts w:ascii="Arial" w:cs="Arial" w:eastAsia="Arial" w:hAnsi="Arial"/>
@@ -30879,7 +30879,7 @@
                   <w:szCs w:val="16"/>
                   <w:u w:val="single" w:color="2E75B6"/>
                 </w:rPr>
-                <w:t xml:space="preserve">Cell Transport (Flexbook)</w:t>
+                <w:t xml:space="preserve">Understand: cells and organisms</w:t>
               </w:r>
             </w:hyperlink>
           </w:p>
@@ -30895,7 +30895,7 @@
                 <w:sz w:val="14"/>
                 <w:szCs w:val="14"/>
               </w:rPr>
-              <w:t xml:space="preserve">Source: CK-12</w:t>
+              <w:t xml:space="preserve">Source: Khan Academy (English - US curriculum)</w:t>
             </w:r>
           </w:p>
           <w:p>
@@ -30903,7 +30903,7 @@
               <w:spacing w:after="10" w:before="0"/>
               <w:ind w:left="120"/>
             </w:pPr>
-            <w:hyperlink w:history="1" r:id="rIdytgxubsujvtfs0lkhaqr0">
+            <w:hyperlink w:history="1" r:id="rIdmvuimbspk9wqthc4jm3xv">
               <w:r>
                 <w:rPr>
                   <w:rFonts w:ascii="Arial" w:cs="Arial" w:eastAsia="Arial" w:hAnsi="Arial"/>
@@ -32485,7 +32485,7 @@
             <w:pPr>
               <w:spacing w:after="20" w:before="0"/>
             </w:pPr>
-            <w:hyperlink w:history="1" r:id="rId27tob2dwim4yjepyrxfq6">
+            <w:hyperlink w:history="1" r:id="rIdkjl5xnvkhumg91intatwb">
               <w:r>
                 <w:rPr>
                   <w:rFonts w:ascii="Arial" w:cs="Arial" w:eastAsia="Arial" w:hAnsi="Arial"/>
@@ -32494,7 +32494,7 @@
                   <w:szCs w:val="16"/>
                   <w:u w:val="single" w:color="2E75B6"/>
                 </w:rPr>
-                <w:t xml:space="preserve">Thin-layer chromatography (TLC)</w:t>
+                <w:t xml:space="preserve">Comparing animal and plant cells</w:t>
               </w:r>
             </w:hyperlink>
           </w:p>
@@ -32518,7 +32518,7 @@
               <w:spacing w:after="10" w:before="0"/>
               <w:ind w:left="120"/>
             </w:pPr>
-            <w:hyperlink w:history="1" r:id="rIdm7je_5ypkv5i4j1amxfz9">
+            <w:hyperlink w:history="1" r:id="rIdaasnhg8p5khr3lvacjwvc">
               <w:r>
                 <w:rPr>
                   <w:rFonts w:ascii="Arial" w:cs="Arial" w:eastAsia="Arial" w:hAnsi="Arial"/>
@@ -32563,7 +32563,7 @@
             <w:pPr>
               <w:spacing w:after="20" w:before="0"/>
             </w:pPr>
-            <w:hyperlink w:history="1" r:id="rIdgxnwgrli2_qz1wyub35s6">
+            <w:hyperlink w:history="1" r:id="rIdklaurknbpggwbqvlpf9rn">
               <w:r>
                 <w:rPr>
                   <w:rFonts w:ascii="Arial" w:cs="Arial" w:eastAsia="Arial" w:hAnsi="Arial"/>
@@ -32572,7 +32572,7 @@
                   <w:szCs w:val="16"/>
                   <w:u w:val="single" w:color="2E75B6"/>
                 </w:rPr>
-                <w:t xml:space="preserve">Cell Transport (Flexbook)</w:t>
+                <w:t xml:space="preserve">Plant Cell Structures (Flexbook)</w:t>
               </w:r>
             </w:hyperlink>
           </w:p>
@@ -32596,7 +32596,7 @@
               <w:spacing w:after="10" w:before="0"/>
               <w:ind w:left="120"/>
             </w:pPr>
-            <w:hyperlink w:history="1" r:id="rIdoepj1gjoy0gvgc8ijz0t3">
+            <w:hyperlink w:history="1" r:id="rId_mwkiq8c9gqy8owfygftc">
               <w:r>
                 <w:rPr>
                   <w:rFonts w:ascii="Arial" w:cs="Arial" w:eastAsia="Arial" w:hAnsi="Arial"/>
@@ -32791,7 +32791,7 @@
             <w:pPr>
               <w:spacing w:after="20" w:before="0"/>
             </w:pPr>
-            <w:hyperlink w:history="1" r:id="rIdz8ubvnvemlk0wm2twaroj">
+            <w:hyperlink w:history="1" r:id="rIddmbs5kcymn71ugcvyboyi">
               <w:r>
                 <w:rPr>
                   <w:rFonts w:ascii="Arial" w:cs="Arial" w:eastAsia="Arial" w:hAnsi="Arial"/>
@@ -32800,7 +32800,7 @@
                   <w:szCs w:val="16"/>
                   <w:u w:val="single" w:color="2E75B6"/>
                 </w:rPr>
-                <w:t xml:space="preserve">Thin-layer chromatography (TLC)</w:t>
+                <w:t xml:space="preserve">Overview of animal and plant cells</w:t>
               </w:r>
             </w:hyperlink>
           </w:p>
@@ -32824,7 +32824,7 @@
               <w:spacing w:after="10" w:before="0"/>
               <w:ind w:left="120"/>
             </w:pPr>
-            <w:hyperlink w:history="1" r:id="rId-heazdvioa9lg6s-wbksb">
+            <w:hyperlink w:history="1" r:id="rId6skcy-q-hcl7n3ac2n87v">
               <w:r>
                 <w:rPr>
                   <w:rFonts w:ascii="Arial" w:cs="Arial" w:eastAsia="Arial" w:hAnsi="Arial"/>
@@ -32862,14 +32862,14 @@
                 <w:sz w:val="16"/>
                 <w:szCs w:val="16"/>
               </w:rPr>
-              <w:t xml:space="preserve">📖 HTML:</w:t>
+              <w:t xml:space="preserve">📖 EXERCISE:</w:t>
             </w:r>
           </w:p>
           <w:p>
             <w:pPr>
               <w:spacing w:after="20" w:before="0"/>
             </w:pPr>
-            <w:hyperlink w:history="1" r:id="rIdbf1t1rggrbnu5p5ld9ygy">
+            <w:hyperlink w:history="1" r:id="rIdw10idt3oekarzlssdcft3">
               <w:r>
                 <w:rPr>
                   <w:rFonts w:ascii="Arial" w:cs="Arial" w:eastAsia="Arial" w:hAnsi="Arial"/>
@@ -32878,7 +32878,7 @@
                   <w:szCs w:val="16"/>
                   <w:u w:val="single" w:color="2E75B6"/>
                 </w:rPr>
-                <w:t xml:space="preserve">Cell Transport (Flexbook)</w:t>
+                <w:t xml:space="preserve">Plant Cell Structures Practice</w:t>
               </w:r>
             </w:hyperlink>
           </w:p>
@@ -32902,7 +32902,7 @@
               <w:spacing w:after="10" w:before="0"/>
               <w:ind w:left="120"/>
             </w:pPr>
-            <w:hyperlink w:history="1" r:id="rIdtmt0hwi23iomla3w6k48c">
+            <w:hyperlink w:history="1" r:id="rIdg3w_-yhwzeju6pjoxj3wp">
               <w:r>
                 <w:rPr>
                   <w:rFonts w:ascii="Arial" w:cs="Arial" w:eastAsia="Arial" w:hAnsi="Arial"/>
@@ -33097,7 +33097,7 @@
             <w:pPr>
               <w:spacing w:after="20" w:before="0"/>
             </w:pPr>
-            <w:hyperlink w:history="1" r:id="rIdckqfop8rt3v0g4fnchue3">
+            <w:hyperlink w:history="1" r:id="rIdb56jqdsnjxgjg_yorkvzu">
               <w:r>
                 <w:rPr>
                   <w:rFonts w:ascii="Arial" w:cs="Arial" w:eastAsia="Arial" w:hAnsi="Arial"/>
@@ -33106,7 +33106,7 @@
                   <w:szCs w:val="16"/>
                   <w:u w:val="single" w:color="2E75B6"/>
                 </w:rPr>
-                <w:t xml:space="preserve">Thin-layer chromatography (TLC)</w:t>
+                <w:t xml:space="preserve">Plant cell walls</w:t>
               </w:r>
             </w:hyperlink>
           </w:p>
@@ -33130,7 +33130,7 @@
               <w:spacing w:after="10" w:before="0"/>
               <w:ind w:left="120"/>
             </w:pPr>
-            <w:hyperlink w:history="1" r:id="rIdd7h3v8_3pr8xmr5udtfgw">
+            <w:hyperlink w:history="1" r:id="rIdnrv37wtbsjszcf2emzkom">
               <w:r>
                 <w:rPr>
                   <w:rFonts w:ascii="Arial" w:cs="Arial" w:eastAsia="Arial" w:hAnsi="Arial"/>
@@ -33168,14 +33168,14 @@
                 <w:sz w:val="16"/>
                 <w:szCs w:val="16"/>
               </w:rPr>
-              <w:t xml:space="preserve">📖 HTML:</w:t>
+              <w:t xml:space="preserve">📖 EXERCISE:</w:t>
             </w:r>
           </w:p>
           <w:p>
             <w:pPr>
               <w:spacing w:after="20" w:before="0"/>
             </w:pPr>
-            <w:hyperlink w:history="1" r:id="rIdaesh9m--mohav59pg1gka">
+            <w:hyperlink w:history="1" r:id="rIdh-mqlkpo5aqooepg3al2p">
               <w:r>
                 <w:rPr>
                   <w:rFonts w:ascii="Arial" w:cs="Arial" w:eastAsia="Arial" w:hAnsi="Arial"/>
@@ -33184,7 +33184,7 @@
                   <w:szCs w:val="16"/>
                   <w:u w:val="single" w:color="2E75B6"/>
                 </w:rPr>
-                <w:t xml:space="preserve">Cell Transport (Flexbook)</w:t>
+                <w:t xml:space="preserve">Plant vs animal cells</w:t>
               </w:r>
             </w:hyperlink>
           </w:p>
@@ -33200,7 +33200,7 @@
                 <w:sz w:val="14"/>
                 <w:szCs w:val="14"/>
               </w:rPr>
-              <w:t xml:space="preserve">Source: CK-12</w:t>
+              <w:t xml:space="preserve">Source: Khan Academy (English - US curriculum)</w:t>
             </w:r>
           </w:p>
           <w:p>
@@ -33208,7 +33208,7 @@
               <w:spacing w:after="10" w:before="0"/>
               <w:ind w:left="120"/>
             </w:pPr>
-            <w:hyperlink w:history="1" r:id="rIdvtfkksovnun3muxsf54xa">
+            <w:hyperlink w:history="1" r:id="rIdntr9fmxyjecadyrpywyto">
               <w:r>
                 <w:rPr>
                   <w:rFonts w:ascii="Arial" w:cs="Arial" w:eastAsia="Arial" w:hAnsi="Arial"/>
@@ -33403,7 +33403,7 @@
             <w:pPr>
               <w:spacing w:after="20" w:before="0"/>
             </w:pPr>
-            <w:hyperlink w:history="1" r:id="rId41mwwxil7i6704luda0_i">
+            <w:hyperlink w:history="1" r:id="rIdopzodf6a5zddfcertav4d">
               <w:r>
                 <w:rPr>
                   <w:rFonts w:ascii="Arial" w:cs="Arial" w:eastAsia="Arial" w:hAnsi="Arial"/>
@@ -33412,7 +33412,7 @@
                   <w:szCs w:val="16"/>
                   <w:u w:val="single" w:color="2E75B6"/>
                 </w:rPr>
-                <w:t xml:space="preserve">Thin-layer chromatography (TLC)</w:t>
+                <w:t xml:space="preserve">Comparing animal and plant cells</w:t>
               </w:r>
             </w:hyperlink>
           </w:p>
@@ -33436,7 +33436,7 @@
               <w:spacing w:after="10" w:before="0"/>
               <w:ind w:left="120"/>
             </w:pPr>
-            <w:hyperlink w:history="1" r:id="rIdexgkdvbi4hqpfngkxricr">
+            <w:hyperlink w:history="1" r:id="rIdm4at-xnahoxx3rijtl63c">
               <w:r>
                 <w:rPr>
                   <w:rFonts w:ascii="Arial" w:cs="Arial" w:eastAsia="Arial" w:hAnsi="Arial"/>
@@ -33481,7 +33481,7 @@
             <w:pPr>
               <w:spacing w:after="20" w:before="0"/>
             </w:pPr>
-            <w:hyperlink w:history="1" r:id="rIdvb9cko-f59tbiqezdl_un">
+            <w:hyperlink w:history="1" r:id="rIdbbdasqxxy80ib13sh8ofp">
               <w:r>
                 <w:rPr>
                   <w:rFonts w:ascii="Arial" w:cs="Arial" w:eastAsia="Arial" w:hAnsi="Arial"/>
@@ -33490,7 +33490,7 @@
                   <w:szCs w:val="16"/>
                   <w:u w:val="single" w:color="2E75B6"/>
                 </w:rPr>
-                <w:t xml:space="preserve">Cell Transport (Flexbook)</w:t>
+                <w:t xml:space="preserve">Plant Cell Structures (Flexbook)</w:t>
               </w:r>
             </w:hyperlink>
           </w:p>
@@ -33514,7 +33514,7 @@
               <w:spacing w:after="10" w:before="0"/>
               <w:ind w:left="120"/>
             </w:pPr>
-            <w:hyperlink w:history="1" r:id="rIdtr41lapf7kgubd7v9_nev">
+            <w:hyperlink w:history="1" r:id="rIdaydocr9k1vkfm8booser8">
               <w:r>
                 <w:rPr>
                   <w:rFonts w:ascii="Arial" w:cs="Arial" w:eastAsia="Arial" w:hAnsi="Arial"/>
@@ -33709,7 +33709,7 @@
             <w:pPr>
               <w:spacing w:after="20" w:before="0"/>
             </w:pPr>
-            <w:hyperlink w:history="1" r:id="rIdlnflr6p61_caywprxmbog">
+            <w:hyperlink w:history="1" r:id="rIdpvfnz6i8sx9caw9yhkn__">
               <w:r>
                 <w:rPr>
                   <w:rFonts w:ascii="Arial" w:cs="Arial" w:eastAsia="Arial" w:hAnsi="Arial"/>
@@ -33718,7 +33718,7 @@
                   <w:szCs w:val="16"/>
                   <w:u w:val="single" w:color="2E75B6"/>
                 </w:rPr>
-                <w:t xml:space="preserve">Thin-layer chromatography (TLC)</w:t>
+                <w:t xml:space="preserve">Comparing animal and plant cells</w:t>
               </w:r>
             </w:hyperlink>
           </w:p>
@@ -33742,7 +33742,7 @@
               <w:spacing w:after="10" w:before="0"/>
               <w:ind w:left="120"/>
             </w:pPr>
-            <w:hyperlink w:history="1" r:id="rId_dgdwaeopkodzeexes0uy">
+            <w:hyperlink w:history="1" r:id="rId7vu7chflg8phkeylzn7ct">
               <w:r>
                 <w:rPr>
                   <w:rFonts w:ascii="Arial" w:cs="Arial" w:eastAsia="Arial" w:hAnsi="Arial"/>
@@ -33787,7 +33787,7 @@
             <w:pPr>
               <w:spacing w:after="20" w:before="0"/>
             </w:pPr>
-            <w:hyperlink w:history="1" r:id="rIdq1lm7awetihnysh1x9kgc">
+            <w:hyperlink w:history="1" r:id="rIdlsnxgtppdw7qcg6ccjgxg">
               <w:r>
                 <w:rPr>
                   <w:rFonts w:ascii="Arial" w:cs="Arial" w:eastAsia="Arial" w:hAnsi="Arial"/>
@@ -33796,7 +33796,7 @@
                   <w:szCs w:val="16"/>
                   <w:u w:val="single" w:color="2E75B6"/>
                 </w:rPr>
-                <w:t xml:space="preserve">Cell Transport (Flexbook)</w:t>
+                <w:t xml:space="preserve">Plant Cell Structures (Flexbook)</w:t>
               </w:r>
             </w:hyperlink>
           </w:p>
@@ -33820,7 +33820,7 @@
               <w:spacing w:after="10" w:before="0"/>
               <w:ind w:left="120"/>
             </w:pPr>
-            <w:hyperlink w:history="1" r:id="rIddfjarfwemilnasm032mxc">
+            <w:hyperlink w:history="1" r:id="rIdkz5gahomaymafnzhzs5lo">
               <w:r>
                 <w:rPr>
                   <w:rFonts w:ascii="Arial" w:cs="Arial" w:eastAsia="Arial" w:hAnsi="Arial"/>
@@ -35307,7 +35307,7 @@
             <w:pPr>
               <w:spacing w:after="20" w:before="0"/>
             </w:pPr>
-            <w:hyperlink w:history="1" r:id="rIdghrlk1h2brze4emxwi505">
+            <w:hyperlink w:history="1" r:id="rIdactyfbrgnqdkfejfa94qi">
               <w:r>
                 <w:rPr>
                   <w:rFonts w:ascii="Arial" w:cs="Arial" w:eastAsia="Arial" w:hAnsi="Arial"/>
@@ -35316,7 +35316,7 @@
                   <w:szCs w:val="16"/>
                   <w:u w:val="single" w:color="2E75B6"/>
                 </w:rPr>
-                <w:t xml:space="preserve">The force of tension</w:t>
+                <w:t xml:space="preserve">Comparing animal and plant cells</w:t>
               </w:r>
             </w:hyperlink>
           </w:p>
@@ -35340,7 +35340,7 @@
               <w:spacing w:after="10" w:before="0"/>
               <w:ind w:left="120"/>
             </w:pPr>
-            <w:hyperlink w:history="1" r:id="rId3znqttsmwnpdqtrw4aben">
+            <w:hyperlink w:history="1" r:id="rIdp6jiw8o-bdshtlwexyxtl">
               <w:r>
                 <w:rPr>
                   <w:rFonts w:ascii="Arial" w:cs="Arial" w:eastAsia="Arial" w:hAnsi="Arial"/>
@@ -35385,7 +35385,7 @@
             <w:pPr>
               <w:spacing w:after="20" w:before="0"/>
             </w:pPr>
-            <w:hyperlink w:history="1" r:id="rIdnigmbhte4hwyojmdlhqu9">
+            <w:hyperlink w:history="1" r:id="rIdbpxpmb6iibg3vfjz8_o5v">
               <w:r>
                 <w:rPr>
                   <w:rFonts w:ascii="Arial" w:cs="Arial" w:eastAsia="Arial" w:hAnsi="Arial"/>
@@ -35394,7 +35394,7 @@
                   <w:szCs w:val="16"/>
                   <w:u w:val="single" w:color="2E75B6"/>
                 </w:rPr>
-                <w:t xml:space="preserve">Cell Transport (Flexbook)</w:t>
+                <w:t xml:space="preserve">Plant Cell Structures (Flexbook)</w:t>
               </w:r>
             </w:hyperlink>
           </w:p>
@@ -35418,7 +35418,7 @@
               <w:spacing w:after="10" w:before="0"/>
               <w:ind w:left="120"/>
             </w:pPr>
-            <w:hyperlink w:history="1" r:id="rIdthwiijnupenuyfv4ky_s7">
+            <w:hyperlink w:history="1" r:id="rId0-neutxng0jfhj104tq7w">
               <w:r>
                 <w:rPr>
                   <w:rFonts w:ascii="Arial" w:cs="Arial" w:eastAsia="Arial" w:hAnsi="Arial"/>
@@ -35765,7 +35765,7 @@
             <w:pPr>
               <w:spacing w:after="20" w:before="0"/>
             </w:pPr>
-            <w:hyperlink w:history="1" r:id="rIdpizhza81iz7eb8abktz0j">
+            <w:hyperlink w:history="1" r:id="rIdawnofrzlsmadxsh5funyz">
               <w:r>
                 <w:rPr>
                   <w:rFonts w:ascii="Arial" w:cs="Arial" w:eastAsia="Arial" w:hAnsi="Arial"/>
@@ -35774,7 +35774,7 @@
                   <w:szCs w:val="16"/>
                   <w:u w:val="single" w:color="2E75B6"/>
                 </w:rPr>
-                <w:t xml:space="preserve">The force of tension</w:t>
+                <w:t xml:space="preserve">Organelles in eukaryotic cells</w:t>
               </w:r>
             </w:hyperlink>
           </w:p>
@@ -35798,7 +35798,7 @@
               <w:spacing w:after="10" w:before="0"/>
               <w:ind w:left="120"/>
             </w:pPr>
-            <w:hyperlink w:history="1" r:id="rId8ctv9ojhr_iwfne8hshvl">
+            <w:hyperlink w:history="1" r:id="rIdc4nwj9krfjoitegrwyjo0">
               <w:r>
                 <w:rPr>
                   <w:rFonts w:ascii="Arial" w:cs="Arial" w:eastAsia="Arial" w:hAnsi="Arial"/>
@@ -35836,14 +35836,14 @@
                 <w:sz w:val="16"/>
                 <w:szCs w:val="16"/>
               </w:rPr>
-              <w:t xml:space="preserve">📖 HTML:</w:t>
+              <w:t xml:space="preserve">📖 EXERCISE:</w:t>
             </w:r>
           </w:p>
           <w:p>
             <w:pPr>
               <w:spacing w:after="20" w:before="0"/>
             </w:pPr>
-            <w:hyperlink w:history="1" r:id="rId4daug891_l8nz7o8nvryz">
+            <w:hyperlink w:history="1" r:id="rId33yzexn9wabhq9gxnrhoz">
               <w:r>
                 <w:rPr>
                   <w:rFonts w:ascii="Arial" w:cs="Arial" w:eastAsia="Arial" w:hAnsi="Arial"/>
@@ -35852,7 +35852,7 @@
                   <w:szCs w:val="16"/>
                   <w:u w:val="single" w:color="2E75B6"/>
                 </w:rPr>
-                <w:t xml:space="preserve">Cell Transport (Flexbook)</w:t>
+                <w:t xml:space="preserve">Plant Cell Structures Practice</w:t>
               </w:r>
             </w:hyperlink>
           </w:p>
@@ -35876,7 +35876,7 @@
               <w:spacing w:after="10" w:before="0"/>
               <w:ind w:left="120"/>
             </w:pPr>
-            <w:hyperlink w:history="1" r:id="rId4t9vonbhaqtzs13fylwl2">
+            <w:hyperlink w:history="1" r:id="rIdhudttf_4g83mn1hszxtd3">
               <w:r>
                 <w:rPr>
                   <w:rFonts w:ascii="Arial" w:cs="Arial" w:eastAsia="Arial" w:hAnsi="Arial"/>
@@ -36375,7 +36375,7 @@
             <w:pPr>
               <w:spacing w:after="20" w:before="0"/>
             </w:pPr>
-            <w:hyperlink w:history="1" r:id="rIdj-hdplvlb8nimq6rzajrj">
+            <w:hyperlink w:history="1" r:id="rIdy-imt0ubyrt_xsh-zpx3d">
               <w:r>
                 <w:rPr>
                   <w:rFonts w:ascii="Arial" w:cs="Arial" w:eastAsia="Arial" w:hAnsi="Arial"/>
@@ -36384,7 +36384,7 @@
                   <w:szCs w:val="16"/>
                   <w:u w:val="single" w:color="2E75B6"/>
                 </w:rPr>
-                <w:t xml:space="preserve">The force of tension</w:t>
+                <w:t xml:space="preserve">Overview of animal and plant cells</w:t>
               </w:r>
             </w:hyperlink>
           </w:p>
@@ -36408,7 +36408,7 @@
               <w:spacing w:after="10" w:before="0"/>
               <w:ind w:left="120"/>
             </w:pPr>
-            <w:hyperlink w:history="1" r:id="rIddt0hilt5a30og08xyuk0i">
+            <w:hyperlink w:history="1" r:id="rIdyfk6axpqrmblfyzsklms4">
               <w:r>
                 <w:rPr>
                   <w:rFonts w:ascii="Arial" w:cs="Arial" w:eastAsia="Arial" w:hAnsi="Arial"/>
@@ -36453,7 +36453,7 @@
             <w:pPr>
               <w:spacing w:after="20" w:before="0"/>
             </w:pPr>
-            <w:hyperlink w:history="1" r:id="rIdutvuooccdet1unzsomnvk">
+            <w:hyperlink w:history="1" r:id="rId01z5dqrwlq3k-7mx3vsag">
               <w:r>
                 <w:rPr>
                   <w:rFonts w:ascii="Arial" w:cs="Arial" w:eastAsia="Arial" w:hAnsi="Arial"/>
@@ -36462,7 +36462,7 @@
                   <w:szCs w:val="16"/>
                   <w:u w:val="single" w:color="2E75B6"/>
                 </w:rPr>
-                <w:t xml:space="preserve">Cell Transport (Flexbook)</w:t>
+                <w:t xml:space="preserve">Wound Healing Process (PLIX)</w:t>
               </w:r>
             </w:hyperlink>
           </w:p>
@@ -36486,7 +36486,7 @@
               <w:spacing w:after="10" w:before="0"/>
               <w:ind w:left="120"/>
             </w:pPr>
-            <w:hyperlink w:history="1" r:id="rIdslfjkgkbyyjtskfeu_gso">
+            <w:hyperlink w:history="1" r:id="rIdcoiwijqr0huf-ruzxfyqz">
               <w:r>
                 <w:rPr>
                   <w:rFonts w:ascii="Arial" w:cs="Arial" w:eastAsia="Arial" w:hAnsi="Arial"/>
@@ -36890,7 +36890,7 @@
             <w:pPr>
               <w:spacing w:after="20" w:before="0"/>
             </w:pPr>
-            <w:hyperlink w:history="1" r:id="rIdpwds-lo7vlwincsu8jr-p">
+            <w:hyperlink w:history="1" r:id="rIdeahp4at1a8okvbzsrhsyi">
               <w:r>
                 <w:rPr>
                   <w:rFonts w:ascii="Arial" w:cs="Arial" w:eastAsia="Arial" w:hAnsi="Arial"/>
@@ -36899,7 +36899,7 @@
                   <w:szCs w:val="16"/>
                   <w:u w:val="single" w:color="2E75B6"/>
                 </w:rPr>
-                <w:t xml:space="preserve">The force of tension</w:t>
+                <w:t xml:space="preserve">Comparing animal and plant cells</w:t>
               </w:r>
             </w:hyperlink>
           </w:p>
@@ -36923,7 +36923,7 @@
               <w:spacing w:after="10" w:before="0"/>
               <w:ind w:left="120"/>
             </w:pPr>
-            <w:hyperlink w:history="1" r:id="rId6brs6tglwubt0nkbqwsxu">
+            <w:hyperlink w:history="1" r:id="rIdiavu-i1pob28t6j3n81ai">
               <w:r>
                 <w:rPr>
                   <w:rFonts w:ascii="Arial" w:cs="Arial" w:eastAsia="Arial" w:hAnsi="Arial"/>
@@ -36968,7 +36968,7 @@
             <w:pPr>
               <w:spacing w:after="20" w:before="0"/>
             </w:pPr>
-            <w:hyperlink w:history="1" r:id="rIdgj4j3esfmqstnrzpsyu1w">
+            <w:hyperlink w:history="1" r:id="rIdootxl0enlgethzbrj8opg">
               <w:r>
                 <w:rPr>
                   <w:rFonts w:ascii="Arial" w:cs="Arial" w:eastAsia="Arial" w:hAnsi="Arial"/>
@@ -36977,7 +36977,7 @@
                   <w:szCs w:val="16"/>
                   <w:u w:val="single" w:color="2E75B6"/>
                 </w:rPr>
-                <w:t xml:space="preserve">Cell Transport (Flexbook)</w:t>
+                <w:t xml:space="preserve">Cell Membrane (Flexbook)</w:t>
               </w:r>
             </w:hyperlink>
           </w:p>
@@ -37001,7 +37001,7 @@
               <w:spacing w:after="10" w:before="0"/>
               <w:ind w:left="120"/>
             </w:pPr>
-            <w:hyperlink w:history="1" r:id="rIdeizjlx8wj315ujmte_bhr">
+            <w:hyperlink w:history="1" r:id="rIdxhhqqxplzsl3hms2jx1js">
               <w:r>
                 <w:rPr>
                   <w:rFonts w:ascii="Arial" w:cs="Arial" w:eastAsia="Arial" w:hAnsi="Arial"/>
@@ -37443,7 +37443,7 @@
             <w:pPr>
               <w:spacing w:after="20" w:before="0"/>
             </w:pPr>
-            <w:hyperlink w:history="1" r:id="rIdbbx1t_v-6oggtnx9m9vbe">
+            <w:hyperlink w:history="1" r:id="rId3mtm-mofu_myk_lmbkzbs">
               <w:r>
                 <w:rPr>
                   <w:rFonts w:ascii="Arial" w:cs="Arial" w:eastAsia="Arial" w:hAnsi="Arial"/>
@@ -37452,7 +37452,7 @@
                   <w:szCs w:val="16"/>
                   <w:u w:val="single" w:color="2E75B6"/>
                 </w:rPr>
-                <w:t xml:space="preserve">The force of tension</w:t>
+                <w:t xml:space="preserve">Comparing animal and plant cells</w:t>
               </w:r>
             </w:hyperlink>
           </w:p>
@@ -37476,7 +37476,7 @@
               <w:spacing w:after="10" w:before="0"/>
               <w:ind w:left="120"/>
             </w:pPr>
-            <w:hyperlink w:history="1" r:id="rIduoyp7pviv0mxkgx_o-iud">
+            <w:hyperlink w:history="1" r:id="rIdpl47azbkap3ytiim7g6wq">
               <w:r>
                 <w:rPr>
                   <w:rFonts w:ascii="Arial" w:cs="Arial" w:eastAsia="Arial" w:hAnsi="Arial"/>
@@ -37514,14 +37514,14 @@
                 <w:sz w:val="16"/>
                 <w:szCs w:val="16"/>
               </w:rPr>
-              <w:t xml:space="preserve">📖 HTML:</w:t>
+              <w:t xml:space="preserve">📖 EXERCISE:</w:t>
             </w:r>
           </w:p>
           <w:p>
             <w:pPr>
               <w:spacing w:after="20" w:before="0"/>
             </w:pPr>
-            <w:hyperlink w:history="1" r:id="rIdz0iv8nslkozmpa2hq_zka">
+            <w:hyperlink w:history="1" r:id="rIdws5mymai3lol_g790d_nk">
               <w:r>
                 <w:rPr>
                   <w:rFonts w:ascii="Arial" w:cs="Arial" w:eastAsia="Arial" w:hAnsi="Arial"/>
@@ -37530,7 +37530,7 @@
                   <w:szCs w:val="16"/>
                   <w:u w:val="single" w:color="2E75B6"/>
                 </w:rPr>
-                <w:t xml:space="preserve">Cell Transport (Flexbook)</w:t>
+                <w:t xml:space="preserve">Cell Membrane Practice</w:t>
               </w:r>
             </w:hyperlink>
           </w:p>
@@ -37554,7 +37554,7 @@
               <w:spacing w:after="10" w:before="0"/>
               <w:ind w:left="120"/>
             </w:pPr>
-            <w:hyperlink w:history="1" r:id="rIdll_1x7b_wcvyj8ooe_z2e">
+            <w:hyperlink w:history="1" r:id="rIdmp15o9jz_7jtzdyaf9vfq">
               <w:r>
                 <w:rPr>
                   <w:rFonts w:ascii="Arial" w:cs="Arial" w:eastAsia="Arial" w:hAnsi="Arial"/>

--- a/data/outputs/v2/Biology/SS1.1_Cell_Structure/Biology_Cell_Structure_CBE_LessonSequence.docx
+++ b/data/outputs/v2/Biology/SS1.1_Cell_Structure/Biology_Cell_Structure_CBE_LessonSequence.docx
@@ -3477,7 +3477,7 @@
             <w:pPr>
               <w:spacing w:after="20" w:before="0"/>
             </w:pPr>
-            <w:hyperlink w:history="1" r:id="rIdekeqx6tvqemms935xtbwa">
+            <w:hyperlink w:history="1" r:id="rIdbvldi-0v6sbm1rqzq3kma">
               <w:r>
                 <w:rPr>
                   <w:rFonts w:ascii="Arial" w:cs="Arial" w:eastAsia="Arial" w:hAnsi="Arial"/>
@@ -3510,7 +3510,7 @@
               <w:spacing w:after="10" w:before="0"/>
               <w:ind w:left="120"/>
             </w:pPr>
-            <w:hyperlink w:history="1" r:id="rIdqv4u3jidostjtkgh0ccmb">
+            <w:hyperlink w:history="1" r:id="rIdyoa2cffs58lwkjxuryaeh">
               <w:r>
                 <w:rPr>
                   <w:rFonts w:ascii="Arial" w:cs="Arial" w:eastAsia="Arial" w:hAnsi="Arial"/>
@@ -3555,7 +3555,7 @@
             <w:pPr>
               <w:spacing w:after="20" w:before="0"/>
             </w:pPr>
-            <w:hyperlink w:history="1" r:id="rId7qlgqctcj2f_8s4arlltb">
+            <w:hyperlink w:history="1" r:id="rIdoisduqu9am-sjbjzhc_sb">
               <w:r>
                 <w:rPr>
                   <w:rFonts w:ascii="Arial" w:cs="Arial" w:eastAsia="Arial" w:hAnsi="Arial"/>
@@ -3588,7 +3588,7 @@
               <w:spacing w:after="10" w:before="0"/>
               <w:ind w:left="120"/>
             </w:pPr>
-            <w:hyperlink w:history="1" r:id="rIdlmw465pdar0nt1jcltlfi">
+            <w:hyperlink w:history="1" r:id="rId6xxpqu7lmnmvr38me4pbx">
               <w:r>
                 <w:rPr>
                   <w:rFonts w:ascii="Arial" w:cs="Arial" w:eastAsia="Arial" w:hAnsi="Arial"/>
@@ -3783,7 +3783,7 @@
             <w:pPr>
               <w:spacing w:after="20" w:before="0"/>
             </w:pPr>
-            <w:hyperlink w:history="1" r:id="rId0mikfrlk4vwyrtbcavbtf">
+            <w:hyperlink w:history="1" r:id="rIdxr1aba54mg4aoabwgnubj">
               <w:r>
                 <w:rPr>
                   <w:rFonts w:ascii="Arial" w:cs="Arial" w:eastAsia="Arial" w:hAnsi="Arial"/>
@@ -3816,7 +3816,7 @@
               <w:spacing w:after="10" w:before="0"/>
               <w:ind w:left="120"/>
             </w:pPr>
-            <w:hyperlink w:history="1" r:id="rId0pdjqycykhkguy8okdszs">
+            <w:hyperlink w:history="1" r:id="rIdhvfy_hp0pqopqeoblc_0t">
               <w:r>
                 <w:rPr>
                   <w:rFonts w:ascii="Arial" w:cs="Arial" w:eastAsia="Arial" w:hAnsi="Arial"/>
@@ -3861,7 +3861,7 @@
             <w:pPr>
               <w:spacing w:after="20" w:before="0"/>
             </w:pPr>
-            <w:hyperlink w:history="1" r:id="rIdog2jh_9oxukjvofalnjbw">
+            <w:hyperlink w:history="1" r:id="rIdiv0mslcqpmcghpufkcnon">
               <w:r>
                 <w:rPr>
                   <w:rFonts w:ascii="Arial" w:cs="Arial" w:eastAsia="Arial" w:hAnsi="Arial"/>
@@ -3894,7 +3894,7 @@
               <w:spacing w:after="10" w:before="0"/>
               <w:ind w:left="120"/>
             </w:pPr>
-            <w:hyperlink w:history="1" r:id="rIdpsvfxfmyxkp2yo7h9pszx">
+            <w:hyperlink w:history="1" r:id="rIdfnus0aqpuwqboiyj1eo0d">
               <w:r>
                 <w:rPr>
                   <w:rFonts w:ascii="Arial" w:cs="Arial" w:eastAsia="Arial" w:hAnsi="Arial"/>
@@ -4089,7 +4089,7 @@
             <w:pPr>
               <w:spacing w:after="20" w:before="0"/>
             </w:pPr>
-            <w:hyperlink w:history="1" r:id="rIdcwkgssyl6jmpybyzgucft">
+            <w:hyperlink w:history="1" r:id="rIdwrgenz00dusycoxofyivy">
               <w:r>
                 <w:rPr>
                   <w:rFonts w:ascii="Arial" w:cs="Arial" w:eastAsia="Arial" w:hAnsi="Arial"/>
@@ -4122,7 +4122,7 @@
               <w:spacing w:after="10" w:before="0"/>
               <w:ind w:left="120"/>
             </w:pPr>
-            <w:hyperlink w:history="1" r:id="rIdzqnuzmj0fqxx3rn921lvn">
+            <w:hyperlink w:history="1" r:id="rIdasf9gbz0hj0h2c8uoqwle">
               <w:r>
                 <w:rPr>
                   <w:rFonts w:ascii="Arial" w:cs="Arial" w:eastAsia="Arial" w:hAnsi="Arial"/>
@@ -4167,7 +4167,7 @@
             <w:pPr>
               <w:spacing w:after="20" w:before="0"/>
             </w:pPr>
-            <w:hyperlink w:history="1" r:id="rId3vziqg8ekiqp4ualoyvlt">
+            <w:hyperlink w:history="1" r:id="rId1woicvpox-xq2d2j3u-ka">
               <w:r>
                 <w:rPr>
                   <w:rFonts w:ascii="Arial" w:cs="Arial" w:eastAsia="Arial" w:hAnsi="Arial"/>
@@ -4200,7 +4200,7 @@
               <w:spacing w:after="10" w:before="0"/>
               <w:ind w:left="120"/>
             </w:pPr>
-            <w:hyperlink w:history="1" r:id="rIdi3hctrrv8ffjsa0iwccic">
+            <w:hyperlink w:history="1" r:id="rIdsrx9xjplthcplo0atvl87">
               <w:r>
                 <w:rPr>
                   <w:rFonts w:ascii="Arial" w:cs="Arial" w:eastAsia="Arial" w:hAnsi="Arial"/>
@@ -4395,7 +4395,7 @@
             <w:pPr>
               <w:spacing w:after="20" w:before="0"/>
             </w:pPr>
-            <w:hyperlink w:history="1" r:id="rIdusfab-crnwq9lmhhu5ek0">
+            <w:hyperlink w:history="1" r:id="rIdoqruv5wip0xnlwyucytxt">
               <w:r>
                 <w:rPr>
                   <w:rFonts w:ascii="Arial" w:cs="Arial" w:eastAsia="Arial" w:hAnsi="Arial"/>
@@ -4428,7 +4428,7 @@
               <w:spacing w:after="10" w:before="0"/>
               <w:ind w:left="120"/>
             </w:pPr>
-            <w:hyperlink w:history="1" r:id="rIdf1dhgj7jelz8r_isjt9ss">
+            <w:hyperlink w:history="1" r:id="rIdert74vqxokcal4wooffwo">
               <w:r>
                 <w:rPr>
                   <w:rFonts w:ascii="Arial" w:cs="Arial" w:eastAsia="Arial" w:hAnsi="Arial"/>
@@ -4473,7 +4473,7 @@
             <w:pPr>
               <w:spacing w:after="20" w:before="0"/>
             </w:pPr>
-            <w:hyperlink w:history="1" r:id="rIdsdvhnhruc3jvt-gcowi-l">
+            <w:hyperlink w:history="1" r:id="rIdiehjty_2rtt9figcbkvkj">
               <w:r>
                 <w:rPr>
                   <w:rFonts w:ascii="Arial" w:cs="Arial" w:eastAsia="Arial" w:hAnsi="Arial"/>
@@ -4506,7 +4506,7 @@
               <w:spacing w:after="10" w:before="0"/>
               <w:ind w:left="120"/>
             </w:pPr>
-            <w:hyperlink w:history="1" r:id="rId4mnf-j2trkdpcraieocjj">
+            <w:hyperlink w:history="1" r:id="rIdedhhcsshx0j97ow-vd9ed">
               <w:r>
                 <w:rPr>
                   <w:rFonts w:ascii="Arial" w:cs="Arial" w:eastAsia="Arial" w:hAnsi="Arial"/>
@@ -4701,7 +4701,7 @@
             <w:pPr>
               <w:spacing w:after="20" w:before="0"/>
             </w:pPr>
-            <w:hyperlink w:history="1" r:id="rIdfxq1mhb4vmh5mawdek3ux">
+            <w:hyperlink w:history="1" r:id="rIdf9zkjtiwlpo5xntznjzdu">
               <w:r>
                 <w:rPr>
                   <w:rFonts w:ascii="Arial" w:cs="Arial" w:eastAsia="Arial" w:hAnsi="Arial"/>
@@ -4734,7 +4734,7 @@
               <w:spacing w:after="10" w:before="0"/>
               <w:ind w:left="120"/>
             </w:pPr>
-            <w:hyperlink w:history="1" r:id="rIdqikfrbdfvpb-a5v-a0cjp">
+            <w:hyperlink w:history="1" r:id="rIdvf_-jyd29zbyirdtiw7lx">
               <w:r>
                 <w:rPr>
                   <w:rFonts w:ascii="Arial" w:cs="Arial" w:eastAsia="Arial" w:hAnsi="Arial"/>
@@ -4772,14 +4772,14 @@
                 <w:sz w:val="16"/>
                 <w:szCs w:val="16"/>
               </w:rPr>
-              <w:t xml:space="preserve">📖 HTML:</w:t>
+              <w:t xml:space="preserve">📖 EXERCISE:</w:t>
             </w:r>
           </w:p>
           <w:p>
             <w:pPr>
               <w:spacing w:after="20" w:before="0"/>
             </w:pPr>
-            <w:hyperlink w:history="1" r:id="rIdu7s5hrfvmxlzhzxpykbed">
+            <w:hyperlink w:history="1" r:id="rIdualwxyq4s3hc2ywbbzh3f">
               <w:r>
                 <w:rPr>
                   <w:rFonts w:ascii="Arial" w:cs="Arial" w:eastAsia="Arial" w:hAnsi="Arial"/>
@@ -4788,7 +4788,7 @@
                   <w:szCs w:val="16"/>
                   <w:u w:val="single" w:color="2E75B6"/>
                 </w:rPr>
-                <w:t xml:space="preserve">Wound Healing Process (PLIX)</w:t>
+                <w:t xml:space="preserve">Cell structures and their functions</w:t>
               </w:r>
             </w:hyperlink>
           </w:p>
@@ -4804,7 +4804,7 @@
                 <w:sz w:val="14"/>
                 <w:szCs w:val="14"/>
               </w:rPr>
-              <w:t xml:space="preserve">Source: CK-12</w:t>
+              <w:t xml:space="preserve">Source: Khan Academy (English - US curriculum)</w:t>
             </w:r>
           </w:p>
           <w:p>
@@ -4812,7 +4812,7 @@
               <w:spacing w:after="10" w:before="0"/>
               <w:ind w:left="120"/>
             </w:pPr>
-            <w:hyperlink w:history="1" r:id="rIdgw1303bog5xam9l7j9lsh">
+            <w:hyperlink w:history="1" r:id="rIdwlcpfbvcsy5jye35re0pr">
               <w:r>
                 <w:rPr>
                   <w:rFonts w:ascii="Arial" w:cs="Arial" w:eastAsia="Arial" w:hAnsi="Arial"/>
@@ -6299,7 +6299,7 @@
             <w:pPr>
               <w:spacing w:after="20" w:before="0"/>
             </w:pPr>
-            <w:hyperlink w:history="1" r:id="rIdbyuoryof6nv7bgoyc9sy6">
+            <w:hyperlink w:history="1" r:id="rIdqvd131y1899to3vjn6e_y">
               <w:r>
                 <w:rPr>
                   <w:rFonts w:ascii="Arial" w:cs="Arial" w:eastAsia="Arial" w:hAnsi="Arial"/>
@@ -6332,7 +6332,7 @@
               <w:spacing w:after="10" w:before="0"/>
               <w:ind w:left="120"/>
             </w:pPr>
-            <w:hyperlink w:history="1" r:id="rIdqxu0wmmcbkystusdfcv6c">
+            <w:hyperlink w:history="1" r:id="rIdkqt0cokrczogk5_7o8o0g">
               <w:r>
                 <w:rPr>
                   <w:rFonts w:ascii="Arial" w:cs="Arial" w:eastAsia="Arial" w:hAnsi="Arial"/>
@@ -6377,7 +6377,7 @@
             <w:pPr>
               <w:spacing w:after="20" w:before="0"/>
             </w:pPr>
-            <w:hyperlink w:history="1" r:id="rIdidm01bvnzffvk9qqg_sqt">
+            <w:hyperlink w:history="1" r:id="rIddznrpcdise1bmt_bwtfnv">
               <w:r>
                 <w:rPr>
                   <w:rFonts w:ascii="Arial" w:cs="Arial" w:eastAsia="Arial" w:hAnsi="Arial"/>
@@ -6410,7 +6410,7 @@
               <w:spacing w:after="10" w:before="0"/>
               <w:ind w:left="120"/>
             </w:pPr>
-            <w:hyperlink w:history="1" r:id="rId4o6f0rrxgfe3x6-qysjkw">
+            <w:hyperlink w:history="1" r:id="rIdalarc3etcennnjlzv9thp">
               <w:r>
                 <w:rPr>
                   <w:rFonts w:ascii="Arial" w:cs="Arial" w:eastAsia="Arial" w:hAnsi="Arial"/>
@@ -6605,7 +6605,7 @@
             <w:pPr>
               <w:spacing w:after="20" w:before="0"/>
             </w:pPr>
-            <w:hyperlink w:history="1" r:id="rIdwh4xbs-ruevdg5yqwp1rc">
+            <w:hyperlink w:history="1" r:id="rIdfsguwm878ku0344e68nxq">
               <w:r>
                 <w:rPr>
                   <w:rFonts w:ascii="Arial" w:cs="Arial" w:eastAsia="Arial" w:hAnsi="Arial"/>
@@ -6638,7 +6638,7 @@
               <w:spacing w:after="10" w:before="0"/>
               <w:ind w:left="120"/>
             </w:pPr>
-            <w:hyperlink w:history="1" r:id="rIdio5tuye7z2ss60-usairz">
+            <w:hyperlink w:history="1" r:id="rIdvcw3ppfntmh8s30wpynft">
               <w:r>
                 <w:rPr>
                   <w:rFonts w:ascii="Arial" w:cs="Arial" w:eastAsia="Arial" w:hAnsi="Arial"/>
@@ -6683,7 +6683,7 @@
             <w:pPr>
               <w:spacing w:after="20" w:before="0"/>
             </w:pPr>
-            <w:hyperlink w:history="1" r:id="rId8qmvnc4vdixwflgg61sr7">
+            <w:hyperlink w:history="1" r:id="rIdqor-awrkuawegne_e6xvd">
               <w:r>
                 <w:rPr>
                   <w:rFonts w:ascii="Arial" w:cs="Arial" w:eastAsia="Arial" w:hAnsi="Arial"/>
@@ -6716,7 +6716,7 @@
               <w:spacing w:after="10" w:before="0"/>
               <w:ind w:left="120"/>
             </w:pPr>
-            <w:hyperlink w:history="1" r:id="rIdporj3lkne6fymey3fnczu">
+            <w:hyperlink w:history="1" r:id="rIdpqr6fhwvtpnuypcrkmaeb">
               <w:r>
                 <w:rPr>
                   <w:rFonts w:ascii="Arial" w:cs="Arial" w:eastAsia="Arial" w:hAnsi="Arial"/>
@@ -6911,7 +6911,313 @@
             <w:pPr>
               <w:spacing w:after="20" w:before="0"/>
             </w:pPr>
-            <w:hyperlink w:history="1" r:id="rIdgjpmfr942p7npd7vkygck">
+            <w:hyperlink w:history="1" r:id="rId8ms7ydfd-d-4jo34psfcn">
+              <w:r>
+                <w:rPr>
+                  <w:rFonts w:ascii="Arial" w:cs="Arial" w:eastAsia="Arial" w:hAnsi="Arial"/>
+                  <w:color w:val="2E75B6"/>
+                  <w:sz w:val="16"/>
+                  <w:szCs w:val="16"/>
+                  <w:u w:val="single" w:color="2E75B6"/>
+                </w:rPr>
+                <w:t xml:space="preserve">Comparing animal and plant cells</w:t>
+              </w:r>
+            </w:hyperlink>
+          </w:p>
+          <w:p>
+            <w:pPr>
+              <w:spacing w:after="10" w:before="0"/>
+              <w:ind w:left="120"/>
+            </w:pPr>
+            <w:r>
+              <w:rPr>
+                <w:rFonts w:ascii="Arial" w:cs="Arial" w:eastAsia="Arial" w:hAnsi="Arial"/>
+                <w:color w:val="595959"/>
+                <w:sz w:val="14"/>
+                <w:szCs w:val="14"/>
+              </w:rPr>
+              <w:t xml:space="preserve">Source: Khan Academy (English - US curriculum)</w:t>
+            </w:r>
+          </w:p>
+          <w:p>
+            <w:pPr>
+              <w:spacing w:after="10" w:before="0"/>
+              <w:ind w:left="120"/>
+            </w:pPr>
+            <w:hyperlink w:history="1" r:id="rIdqld9qgtxxickdgkvg3tf-">
+              <w:r>
+                <w:rPr>
+                  <w:rFonts w:ascii="Arial" w:cs="Arial" w:eastAsia="Arial" w:hAnsi="Arial"/>
+                  <w:color w:val="595959"/>
+                  <w:sz w:val="14"/>
+                  <w:szCs w:val="14"/>
+                  <w:u w:val="single" w:color="595959"/>
+                </w:rPr>
+                <w:t xml:space="preserve">🔍 Search ARES for similar videos</w:t>
+              </w:r>
+            </w:hyperlink>
+          </w:p>
+          <w:p>
+            <w:pPr>
+              <w:spacing w:after="40" w:before="0"/>
+            </w:pPr>
+            <w:r>
+              <w:rPr>
+                <w:sz w:val="14"/>
+                <w:szCs w:val="14"/>
+              </w:rPr>
+              <w:t xml:space="preserve"/>
+            </w:r>
+          </w:p>
+          <w:p>
+            <w:pPr>
+              <w:spacing w:after="20" w:before="0"/>
+            </w:pPr>
+            <w:r>
+              <w:rPr>
+                <w:rFonts w:ascii="Arial" w:cs="Arial" w:eastAsia="Arial" w:hAnsi="Arial"/>
+                <w:b/>
+                <w:bCs/>
+                <w:color w:val="1F3864"/>
+                <w:sz w:val="16"/>
+                <w:szCs w:val="16"/>
+              </w:rPr>
+              <w:t xml:space="preserve">📖 HTML:</w:t>
+            </w:r>
+          </w:p>
+          <w:p>
+            <w:pPr>
+              <w:spacing w:after="20" w:before="0"/>
+            </w:pPr>
+            <w:hyperlink w:history="1" r:id="rId4jbxfc3b8a7xppjovkaj0">
+              <w:r>
+                <w:rPr>
+                  <w:rFonts w:ascii="Arial" w:cs="Arial" w:eastAsia="Arial" w:hAnsi="Arial"/>
+                  <w:color w:val="2E75B6"/>
+                  <w:sz w:val="16"/>
+                  <w:szCs w:val="16"/>
+                  <w:u w:val="single" w:color="2E75B6"/>
+                </w:rPr>
+                <w:t xml:space="preserve">Prokaryotic and Eukaryotic Cells (Flexbook)</w:t>
+              </w:r>
+            </w:hyperlink>
+          </w:p>
+          <w:p>
+            <w:pPr>
+              <w:spacing w:after="10" w:before="0"/>
+              <w:ind w:left="120"/>
+            </w:pPr>
+            <w:r>
+              <w:rPr>
+                <w:rFonts w:ascii="Arial" w:cs="Arial" w:eastAsia="Arial" w:hAnsi="Arial"/>
+                <w:color w:val="595959"/>
+                <w:sz w:val="14"/>
+                <w:szCs w:val="14"/>
+              </w:rPr>
+              <w:t xml:space="preserve">Source: CK-12</w:t>
+            </w:r>
+          </w:p>
+          <w:p>
+            <w:pPr>
+              <w:spacing w:after="10" w:before="0"/>
+              <w:ind w:left="120"/>
+            </w:pPr>
+            <w:hyperlink w:history="1" r:id="rId-nmlzeackc-2yz4uxz9b-">
+              <w:r>
+                <w:rPr>
+                  <w:rFonts w:ascii="Arial" w:cs="Arial" w:eastAsia="Arial" w:hAnsi="Arial"/>
+                  <w:color w:val="595959"/>
+                  <w:sz w:val="14"/>
+                  <w:szCs w:val="14"/>
+                  <w:u w:val="single" w:color="595959"/>
+                </w:rPr>
+                <w:t xml:space="preserve">🔍 Search ARES for similar readings</w:t>
+              </w:r>
+            </w:hyperlink>
+          </w:p>
+        </w:tc>
+        <w:tc>
+          <w:tcPr>
+            <w:tcW w:type="dxa" w:w="3040"/>
+            <w:shd w:fill="FFFFFF" w:color="auto" w:val="clear"/>
+            <w:tcMar>
+              <w:top w:type="dxa" w:w="60"/>
+              <w:left w:type="dxa" w:w="120"/>
+              <w:bottom w:type="dxa" w:w="60"/>
+              <w:right w:type="dxa" w:w="120"/>
+            </w:tcMar>
+            <w:vAlign w:val="top"/>
+          </w:tcPr>
+          <w:p>
+            <w:pPr>
+              <w:spacing w:after="40" w:before="0"/>
+              <w:jc w:val="left"/>
+            </w:pPr>
+            <w:r>
+              <w:rPr>
+                <w:rFonts w:ascii="Arial" w:cs="Arial" w:eastAsia="Arial" w:hAnsi="Arial"/>
+                <w:b w:val="false"/>
+                <w:bCs w:val="false"/>
+                <w:i w:val="false"/>
+                <w:iCs w:val="false"/>
+                <w:color w:val="000000"/>
+                <w:sz w:val="18"/>
+                <w:szCs w:val="18"/>
+              </w:rPr>
+              <w:t xml:space="preserve">Teacher delivers a focused 12-minute direct instruction sequence consolidating cell theory and the prokaryote/eukaryote distinction, explicitly correcting the most common card-sort errors observed. Learners annotate their ARES diagram resource cards using a colour-coding system: GREEN = present in both prokaryotes and eukaryotes, BLUE = eukaryotes only, RED = plant eukaryotes only. Learners then write a 4-sentence Claim–Evidence–Reasoning (CER) paragraph in their notebooks responding to: 'Use cell theory to explain how Amina's body was able to produce new skin cells to close the wound on her finger.'</w:t>
+            </w:r>
+          </w:p>
+        </w:tc>
+        <w:tc>
+          <w:tcPr>
+            <w:tcW w:type="dxa" w:w="3040"/>
+            <w:shd w:fill="F2F2F2" w:color="auto" w:val="clear"/>
+            <w:tcMar>
+              <w:top w:type="dxa" w:w="60"/>
+              <w:left w:type="dxa" w:w="120"/>
+              <w:bottom w:type="dxa" w:w="60"/>
+              <w:right w:type="dxa" w:w="120"/>
+            </w:tcMar>
+            <w:vAlign w:val="top"/>
+          </w:tcPr>
+          <w:p>
+            <w:pPr>
+              <w:spacing w:after="40" w:before="0"/>
+              <w:jc w:val="left"/>
+            </w:pPr>
+            <w:r>
+              <w:rPr>
+                <w:rFonts w:ascii="Arial" w:cs="Arial" w:eastAsia="Arial" w:hAnsi="Arial"/>
+                <w:b w:val="false"/>
+                <w:bCs w:val="false"/>
+                <w:i w:val="false"/>
+                <w:iCs w:val="false"/>
+                <w:color w:val="000000"/>
+                <w:sz w:val="18"/>
+                <w:szCs w:val="18"/>
+              </w:rPr>
+              <w:t xml:space="preserve">Begin with: 'Let me address what I saw during the card sort. Ribosomes — almost every group put these under Eukaryote only. Let's look at the diagram together.' Point to prokaryote diagram. 'Ribosomes are actually present in BOTH. This matters — it means even the simplest bacteria can make proteins. That's why bacteria in an infected wound can be so dangerous — they're making proteins too.' Deliver direct instruction on: (1) Three tenets of cell theory — write verbatim on board; (2) Key structural differences — nucleus membrane, organelles, DNA organisation; (3) Brief mention of Matthias Schleiden (botanist, studied plant cells), Theodor Schwann (studied animal cells), Rudolf Virchow ('Omnis cellula e cellula' — all cells from cells). Say: 'Now, using your colour-coded diagram, write a CER paragraph. Your CLAIM answers: How did Amina's body make new skin cells? Your EVIDENCE comes from Virchow's contribution. Your REASONING explains the mechanism.' WAIT TIME: Allow 8 minutes of silent writing. Circulate — if a learner is stuck, prompt: 'What did Virchow say about where new cells come from? Start there.' Cold-call 2 learners to read their CER aloud. After each, ask the class: 'Thumbs up if their Reasoning clearly connects cell theory to the phenomenon.'</w:t>
+            </w:r>
+          </w:p>
+        </w:tc>
+        <w:tc>
+          <w:tcPr>
+            <w:tcW w:type="dxa" w:w="3040"/>
+            <w:shd w:fill="FFFFFF" w:color="auto" w:val="clear"/>
+            <w:tcMar>
+              <w:top w:type="dxa" w:w="60"/>
+              <w:left w:type="dxa" w:w="120"/>
+              <w:bottom w:type="dxa" w:w="60"/>
+              <w:right w:type="dxa" w:w="120"/>
+            </w:tcMar>
+            <w:vAlign w:val="top"/>
+          </w:tcPr>
+          <w:p>
+            <w:pPr>
+              <w:spacing w:after="40" w:before="0"/>
+              <w:jc w:val="left"/>
+            </w:pPr>
+            <w:r>
+              <w:rPr>
+                <w:rFonts w:ascii="Arial" w:cs="Arial" w:eastAsia="Arial" w:hAnsi="Arial"/>
+                <w:b w:val="false"/>
+                <w:bCs w:val="false"/>
+                <w:i w:val="false"/>
+                <w:iCs w:val="false"/>
+                <w:color w:val="000000"/>
+                <w:sz w:val="18"/>
+                <w:szCs w:val="18"/>
+              </w:rPr>
+              <w:t xml:space="preserve">Colour-Coded Annotation: Transforms passive diagram study into an active categorisation task — colour coding makes structural patterns visible and supports retention of comparative features. CER Writing with Phenomenon Anchor: Forces learners to move from declarative knowledge ('Virchow said…') to explanatory knowledge ('Therefore Amina's body could…'), which is the core NGSS practice of Constructing Explanations.</w:t>
+            </w:r>
+          </w:p>
+        </w:tc>
+        <w:tc>
+          <w:tcPr>
+            <w:tcW w:type="dxa" w:w="3040"/>
+            <w:shd w:fill="F2F2F2" w:color="auto" w:val="clear"/>
+            <w:tcMar>
+              <w:top w:type="dxa" w:w="60"/>
+              <w:left w:type="dxa" w:w="120"/>
+              <w:bottom w:type="dxa" w:w="60"/>
+              <w:right w:type="dxa" w:w="120"/>
+            </w:tcMar>
+            <w:vAlign w:val="top"/>
+          </w:tcPr>
+          <w:p>
+            <w:pPr>
+              <w:spacing w:after="40" w:before="0"/>
+              <w:jc w:val="left"/>
+            </w:pPr>
+            <w:r>
+              <w:rPr>
+                <w:rFonts w:ascii="Arial" w:cs="Arial" w:eastAsia="Arial" w:hAnsi="Arial"/>
+                <w:b w:val="false"/>
+                <w:bCs w:val="false"/>
+                <w:i w:val="false"/>
+                <w:iCs w:val="false"/>
+                <w:color w:val="000000"/>
+                <w:sz w:val="18"/>
+                <w:szCs w:val="18"/>
+              </w:rPr>
+              <w:t xml:space="preserve">Observable indicators: (1) Colour-coded diagrams — teacher checks that ribosomes are GREEN (not BLUE) and that cell wall is RED; any deviation is addressed individually. (2) CER paragraph must contain: a specific CLAIM sentence, at least one piece of EVIDENCE naming a scientist or tenet, and a REASONING sentence that uses the word 'therefore' or 'because' to connect to Amina's healing. Collect 6 notebooks (two from each ability group) at end of phase for rapid review.</w:t>
+            </w:r>
+          </w:p>
+        </w:tc>
+      </w:tr>
+      <w:tr>
+        <w:tc>
+          <w:tcPr>
+            <w:tcW w:type="dxa" w:w="1520"/>
+            <w:shd w:fill="FCE4D6" w:color="auto" w:val="clear"/>
+            <w:tcMar>
+              <w:top w:type="dxa" w:w="60"/>
+              <w:left w:type="dxa" w:w="120"/>
+              <w:bottom w:type="dxa" w:w="60"/>
+              <w:right w:type="dxa" w:w="120"/>
+            </w:tcMar>
+            <w:vAlign w:val="top"/>
+          </w:tcPr>
+          <w:p>
+            <w:pPr>
+              <w:spacing w:after="40" w:before="0"/>
+              <w:jc w:val="left"/>
+            </w:pPr>
+            <w:r>
+              <w:rPr>
+                <w:rFonts w:ascii="Arial" w:cs="Arial" w:eastAsia="Arial" w:hAnsi="Arial"/>
+                <w:b/>
+                <w:bCs/>
+                <w:i w:val="false"/>
+                <w:iCs w:val="false"/>
+                <w:color w:val="000000"/>
+                <w:sz w:val="18"/>
+                <w:szCs w:val="18"/>
+              </w:rPr>
+              <w:t xml:space="preserve">Driving Question Board (DQB) Creation</w:t>
+            </w:r>
+          </w:p>
+          <w:p>
+            <w:pPr>
+              <w:spacing w:after="20" w:before="0"/>
+            </w:pPr>
+            <w:r>
+              <w:rPr>
+                <w:rFonts w:ascii="Arial" w:cs="Arial" w:eastAsia="Arial" w:hAnsi="Arial"/>
+                <w:b/>
+                <w:bCs/>
+                <w:color w:val="1F3864"/>
+                <w:sz w:val="16"/>
+                <w:szCs w:val="16"/>
+              </w:rPr>
+              <w:t xml:space="preserve">📹 VIDEO:</w:t>
+            </w:r>
+          </w:p>
+          <w:p>
+            <w:pPr>
+              <w:spacing w:after="20" w:before="0"/>
+            </w:pPr>
+            <w:hyperlink w:history="1" r:id="rIdcdlbkhxqjzvie-3cr7gjr">
               <w:r>
                 <w:rPr>
                   <w:rFonts w:ascii="Arial" w:cs="Arial" w:eastAsia="Arial" w:hAnsi="Arial"/>
@@ -6944,7 +7250,7 @@
               <w:spacing w:after="10" w:before="0"/>
               <w:ind w:left="120"/>
             </w:pPr>
-            <w:hyperlink w:history="1" r:id="rIdtggzkuusot7zz1wl8urbi">
+            <w:hyperlink w:history="1" r:id="rId3-fbtcryccapjoa8hrzdf">
               <w:r>
                 <w:rPr>
                   <w:rFonts w:ascii="Arial" w:cs="Arial" w:eastAsia="Arial" w:hAnsi="Arial"/>
@@ -6982,14 +7288,14 @@
                 <w:sz w:val="16"/>
                 <w:szCs w:val="16"/>
               </w:rPr>
-              <w:t xml:space="preserve">📖 HTML:</w:t>
+              <w:t xml:space="preserve">📖 EXERCISE:</w:t>
             </w:r>
           </w:p>
           <w:p>
             <w:pPr>
               <w:spacing w:after="20" w:before="0"/>
             </w:pPr>
-            <w:hyperlink w:history="1" r:id="rIdjsp4wu_7wjnx1byjptuzc">
+            <w:hyperlink w:history="1" r:id="rIddulkvdau3hdbkasy_5e5a">
               <w:r>
                 <w:rPr>
                   <w:rFonts w:ascii="Arial" w:cs="Arial" w:eastAsia="Arial" w:hAnsi="Arial"/>
@@ -6998,7 +7304,7 @@
                   <w:szCs w:val="16"/>
                   <w:u w:val="single" w:color="2E75B6"/>
                 </w:rPr>
-                <w:t xml:space="preserve">Prokaryotic and Eukaryotic Cells (Flexbook)</w:t>
+                <w:t xml:space="preserve">Prokaryotic and Eukaryotic Cells Practice</w:t>
               </w:r>
             </w:hyperlink>
           </w:p>
@@ -7022,7 +7328,7 @@
               <w:spacing w:after="10" w:before="0"/>
               <w:ind w:left="120"/>
             </w:pPr>
-            <w:hyperlink w:history="1" r:id="rIdpiabxvqdojis7dujlwf2p">
+            <w:hyperlink w:history="1" r:id="rIdvixpvzeaklq7hbcvzaf80">
               <w:r>
                 <w:rPr>
                   <w:rFonts w:ascii="Arial" w:cs="Arial" w:eastAsia="Arial" w:hAnsi="Arial"/>
@@ -7064,7 +7370,7 @@
                 <w:sz w:val="18"/>
                 <w:szCs w:val="18"/>
               </w:rPr>
-              <w:t xml:space="preserve">Teacher delivers a focused 12-minute direct instruction sequence consolidating cell theory and the prokaryote/eukaryote distinction, explicitly correcting the most common card-sort errors observed. Learners annotate their ARES diagram resource cards using a colour-coding system: GREEN = present in both prokaryotes and eukaryotes, BLUE = eukaryotes only, RED = plant eukaryotes only. Learners then write a 4-sentence Claim–Evidence–Reasoning (CER) paragraph in their notebooks responding to: 'Use cell theory to explain how Amina's body was able to produce new skin cells to close the wound on her finger.'</w:t>
+              <w:t xml:space="preserve">Learners return to the class Driving Question Board displayed at the front. The anchoring driving question is re-read aloud together: 'Why do cells in our body look so different from each other — and how does the shape of a cell determine the job it can do?' Each learner writes one new sticky note to add to the board: either (a) a NEW question today's lesson raised for them, or (b) a statement of something today's lesson helped them understand that moves them closer to answering the driving question. Learners also place a star sticker next to any Lesson 1 question on the DQB that today's learning has begun to answer.</w:t>
             </w:r>
           </w:p>
         </w:tc>
@@ -7096,7 +7402,7 @@
                 <w:sz w:val="18"/>
                 <w:szCs w:val="18"/>
               </w:rPr>
-              <w:t xml:space="preserve">Begin with: 'Let me address what I saw during the card sort. Ribosomes — almost every group put these under Eukaryote only. Let's look at the diagram together.' Point to prokaryote diagram. 'Ribosomes are actually present in BOTH. This matters — it means even the simplest bacteria can make proteins. That's why bacteria in an infected wound can be so dangerous — they're making proteins too.' Deliver direct instruction on: (1) Three tenets of cell theory — write verbatim on board; (2) Key structural differences — nucleus membrane, organelles, DNA organisation; (3) Brief mention of Matthias Schleiden (botanist, studied plant cells), Theodor Schwann (studied animal cells), Rudolf Virchow ('Omnis cellula e cellula' — all cells from cells). Say: 'Now, using your colour-coded diagram, write a CER paragraph. Your CLAIM answers: How did Amina's body make new skin cells? Your EVIDENCE comes from Virchow's contribution. Your REASONING explains the mechanism.' WAIT TIME: Allow 8 minutes of silent writing. Circulate — if a learner is stuck, prompt: 'What did Virchow say about where new cells come from? Start there.' Cold-call 2 learners to read their CER aloud. After each, ask the class: 'Thumbs up if their Reasoning clearly connects cell theory to the phenomenon.'</w:t>
+              <w:t xml:space="preserve">Hand out sticky notes (two colours: yellow = new question, green = growing understanding). Say: 'We've been learning about cell theory and cell structure today. Look at our Driving Question Board. Has today's lesson answered any of the questions we put up in Lesson 1? If so, put a star on it. Then write your own note — either a new question or a sentence that shows your thinking has grown.' WAIT TIME: Allow 4 minutes of silent reflection. As learners post notes, read 3–4 aloud: 'Listen to this question from the back table: If all cells come from pre-existing cells, where did the FIRST cell come from? That is a brilliant scientific question that researchers still debate.' Point to the driving question: 'We still haven't answered the big one. Hold it. We'll get there.'</w:t>
             </w:r>
           </w:p>
         </w:tc>
@@ -7128,7 +7434,7 @@
                 <w:sz w:val="18"/>
                 <w:szCs w:val="18"/>
               </w:rPr>
-              <w:t xml:space="preserve">Colour-Coded Annotation: Transforms passive diagram study into an active categorisation task — colour coding makes structural patterns visible and supports retention of comparative features. CER Writing with Phenomenon Anchor: Forces learners to move from declarative knowledge ('Virchow said…') to explanatory knowledge ('Therefore Amina's body could…'), which is the core NGSS practice of Constructing Explanations.</w:t>
+              <w:t xml:space="preserve">DQB Iterative Update: Making thinking visible on a shared public board builds a classroom culture of scientific inquiry. Colour-coded note types (question vs. understanding) allow the teacher to track the ratio of confusion to consolidation across the class — a real-time class-level formative signal. Star-sticker annotation shows learners that science is a progressive process of question refinement, not one-shot answers.</w:t>
             </w:r>
           </w:p>
         </w:tc>
@@ -7160,7 +7466,7 @@
                 <w:sz w:val="18"/>
                 <w:szCs w:val="18"/>
               </w:rPr>
-              <w:t xml:space="preserve">Observable indicators: (1) Colour-coded diagrams — teacher checks that ribosomes are GREEN (not BLUE) and that cell wall is RED; any deviation is addressed individually. (2) CER paragraph must contain: a specific CLAIM sentence, at least one piece of EVIDENCE naming a scientist or tenet, and a REASONING sentence that uses the word 'therefore' or 'because' to connect to Amina's healing. Collect 6 notebooks (two from each ability group) at end of phase for rapid review.</w:t>
+              <w:t xml:space="preserve">Observable indicators: (1) Every learner posts at least one note — absence of a note flags disengagement or confusion requiring follow-up. (2) Green 'growing understanding' notes are checked for accuracy — a note reading 'I now understand that all cells are the same' is a misconception requiring correction before Lesson 3. (3) Teacher photographs the DQB at end of lesson for lesson-planning reference.</w:t>
             </w:r>
           </w:p>
         </w:tc>
@@ -7169,32 +7475,32 @@
         <w:tc>
           <w:tcPr>
             <w:tcW w:type="dxa" w:w="1520"/>
-            <w:shd w:fill="FCE4D6" w:color="auto" w:val="clear"/>
-            <w:tcMar>
-              <w:top w:type="dxa" w:w="60"/>
-              <w:left w:type="dxa" w:w="120"/>
-              <w:bottom w:type="dxa" w:w="60"/>
-              <w:right w:type="dxa" w:w="120"/>
-            </w:tcMar>
-            <w:vAlign w:val="top"/>
-          </w:tcPr>
-          <w:p>
-            <w:pPr>
-              <w:spacing w:after="40" w:before="0"/>
-              <w:jc w:val="left"/>
-            </w:pPr>
-            <w:r>
-              <w:rPr>
-                <w:rFonts w:ascii="Arial" w:cs="Arial" w:eastAsia="Arial" w:hAnsi="Arial"/>
-                <w:b/>
-                <w:bCs/>
-                <w:i w:val="false"/>
-                <w:iCs w:val="false"/>
-                <w:color w:val="000000"/>
-                <w:sz w:val="18"/>
-                <w:szCs w:val="18"/>
-              </w:rPr>
-              <w:t xml:space="preserve">Driving Question Board (DQB) Creation</w:t>
+            <w:shd w:fill="D5E8F0" w:color="auto" w:val="clear"/>
+            <w:tcMar>
+              <w:top w:type="dxa" w:w="60"/>
+              <w:left w:type="dxa" w:w="120"/>
+              <w:bottom w:type="dxa" w:w="60"/>
+              <w:right w:type="dxa" w:w="120"/>
+            </w:tcMar>
+            <w:vAlign w:val="top"/>
+          </w:tcPr>
+          <w:p>
+            <w:pPr>
+              <w:spacing w:after="40" w:before="0"/>
+              <w:jc w:val="left"/>
+            </w:pPr>
+            <w:r>
+              <w:rPr>
+                <w:rFonts w:ascii="Arial" w:cs="Arial" w:eastAsia="Arial" w:hAnsi="Arial"/>
+                <w:b/>
+                <w:bCs/>
+                <w:i w:val="false"/>
+                <w:iCs w:val="false"/>
+                <w:color w:val="000000"/>
+                <w:sz w:val="18"/>
+                <w:szCs w:val="18"/>
+              </w:rPr>
+              <w:t xml:space="preserve">Model Building Phase</w:t>
             </w:r>
           </w:p>
           <w:p>
@@ -7217,7 +7523,7 @@
             <w:pPr>
               <w:spacing w:after="20" w:before="0"/>
             </w:pPr>
-            <w:hyperlink w:history="1" r:id="rId41gv1nrfo6sftchoqxb7n">
+            <w:hyperlink w:history="1" r:id="rIdzwyxrshoqokftlxaqntnq">
               <w:r>
                 <w:rPr>
                   <w:rFonts w:ascii="Arial" w:cs="Arial" w:eastAsia="Arial" w:hAnsi="Arial"/>
@@ -7250,7 +7556,7 @@
               <w:spacing w:after="10" w:before="0"/>
               <w:ind w:left="120"/>
             </w:pPr>
-            <w:hyperlink w:history="1" r:id="rIdw6ao6rlqstivnmrsulstm">
+            <w:hyperlink w:history="1" r:id="rId3wsw-bccattyh49xtcqfd">
               <w:r>
                 <w:rPr>
                   <w:rFonts w:ascii="Arial" w:cs="Arial" w:eastAsia="Arial" w:hAnsi="Arial"/>
@@ -7295,313 +7601,7 @@
             <w:pPr>
               <w:spacing w:after="20" w:before="0"/>
             </w:pPr>
-            <w:hyperlink w:history="1" r:id="rId42wsmk_liivwotjqcqbc4">
-              <w:r>
-                <w:rPr>
-                  <w:rFonts w:ascii="Arial" w:cs="Arial" w:eastAsia="Arial" w:hAnsi="Arial"/>
-                  <w:color w:val="2E75B6"/>
-                  <w:sz w:val="16"/>
-                  <w:szCs w:val="16"/>
-                  <w:u w:val="single" w:color="2E75B6"/>
-                </w:rPr>
-                <w:t xml:space="preserve">Prokaryotic and Eukaryotic Cells Practice</w:t>
-              </w:r>
-            </w:hyperlink>
-          </w:p>
-          <w:p>
-            <w:pPr>
-              <w:spacing w:after="10" w:before="0"/>
-              <w:ind w:left="120"/>
-            </w:pPr>
-            <w:r>
-              <w:rPr>
-                <w:rFonts w:ascii="Arial" w:cs="Arial" w:eastAsia="Arial" w:hAnsi="Arial"/>
-                <w:color w:val="595959"/>
-                <w:sz w:val="14"/>
-                <w:szCs w:val="14"/>
-              </w:rPr>
-              <w:t xml:space="preserve">Source: CK-12</w:t>
-            </w:r>
-          </w:p>
-          <w:p>
-            <w:pPr>
-              <w:spacing w:after="10" w:before="0"/>
-              <w:ind w:left="120"/>
-            </w:pPr>
-            <w:hyperlink w:history="1" r:id="rIddwjuolxmp2kqicn1j9juz">
-              <w:r>
-                <w:rPr>
-                  <w:rFonts w:ascii="Arial" w:cs="Arial" w:eastAsia="Arial" w:hAnsi="Arial"/>
-                  <w:color w:val="595959"/>
-                  <w:sz w:val="14"/>
-                  <w:szCs w:val="14"/>
-                  <w:u w:val="single" w:color="595959"/>
-                </w:rPr>
-                <w:t xml:space="preserve">🔍 Search ARES for similar readings</w:t>
-              </w:r>
-            </w:hyperlink>
-          </w:p>
-        </w:tc>
-        <w:tc>
-          <w:tcPr>
-            <w:tcW w:type="dxa" w:w="3040"/>
-            <w:shd w:fill="FFFFFF" w:color="auto" w:val="clear"/>
-            <w:tcMar>
-              <w:top w:type="dxa" w:w="60"/>
-              <w:left w:type="dxa" w:w="120"/>
-              <w:bottom w:type="dxa" w:w="60"/>
-              <w:right w:type="dxa" w:w="120"/>
-            </w:tcMar>
-            <w:vAlign w:val="top"/>
-          </w:tcPr>
-          <w:p>
-            <w:pPr>
-              <w:spacing w:after="40" w:before="0"/>
-              <w:jc w:val="left"/>
-            </w:pPr>
-            <w:r>
-              <w:rPr>
-                <w:rFonts w:ascii="Arial" w:cs="Arial" w:eastAsia="Arial" w:hAnsi="Arial"/>
-                <w:b w:val="false"/>
-                <w:bCs w:val="false"/>
-                <w:i w:val="false"/>
-                <w:iCs w:val="false"/>
-                <w:color w:val="000000"/>
-                <w:sz w:val="18"/>
-                <w:szCs w:val="18"/>
-              </w:rPr>
-              <w:t xml:space="preserve">Learners return to the class Driving Question Board displayed at the front. The anchoring driving question is re-read aloud together: 'Why do cells in our body look so different from each other — and how does the shape of a cell determine the job it can do?' Each learner writes one new sticky note to add to the board: either (a) a NEW question today's lesson raised for them, or (b) a statement of something today's lesson helped them understand that moves them closer to answering the driving question. Learners also place a star sticker next to any Lesson 1 question on the DQB that today's learning has begun to answer.</w:t>
-            </w:r>
-          </w:p>
-        </w:tc>
-        <w:tc>
-          <w:tcPr>
-            <w:tcW w:type="dxa" w:w="3040"/>
-            <w:shd w:fill="F2F2F2" w:color="auto" w:val="clear"/>
-            <w:tcMar>
-              <w:top w:type="dxa" w:w="60"/>
-              <w:left w:type="dxa" w:w="120"/>
-              <w:bottom w:type="dxa" w:w="60"/>
-              <w:right w:type="dxa" w:w="120"/>
-            </w:tcMar>
-            <w:vAlign w:val="top"/>
-          </w:tcPr>
-          <w:p>
-            <w:pPr>
-              <w:spacing w:after="40" w:before="0"/>
-              <w:jc w:val="left"/>
-            </w:pPr>
-            <w:r>
-              <w:rPr>
-                <w:rFonts w:ascii="Arial" w:cs="Arial" w:eastAsia="Arial" w:hAnsi="Arial"/>
-                <w:b w:val="false"/>
-                <w:bCs w:val="false"/>
-                <w:i w:val="false"/>
-                <w:iCs w:val="false"/>
-                <w:color w:val="000000"/>
-                <w:sz w:val="18"/>
-                <w:szCs w:val="18"/>
-              </w:rPr>
-              <w:t xml:space="preserve">Hand out sticky notes (two colours: yellow = new question, green = growing understanding). Say: 'We've been learning about cell theory and cell structure today. Look at our Driving Question Board. Has today's lesson answered any of the questions we put up in Lesson 1? If so, put a star on it. Then write your own note — either a new question or a sentence that shows your thinking has grown.' WAIT TIME: Allow 4 minutes of silent reflection. As learners post notes, read 3–4 aloud: 'Listen to this question from the back table: If all cells come from pre-existing cells, where did the FIRST cell come from? That is a brilliant scientific question that researchers still debate.' Point to the driving question: 'We still haven't answered the big one. Hold it. We'll get there.'</w:t>
-            </w:r>
-          </w:p>
-        </w:tc>
-        <w:tc>
-          <w:tcPr>
-            <w:tcW w:type="dxa" w:w="3040"/>
-            <w:shd w:fill="FFFFFF" w:color="auto" w:val="clear"/>
-            <w:tcMar>
-              <w:top w:type="dxa" w:w="60"/>
-              <w:left w:type="dxa" w:w="120"/>
-              <w:bottom w:type="dxa" w:w="60"/>
-              <w:right w:type="dxa" w:w="120"/>
-            </w:tcMar>
-            <w:vAlign w:val="top"/>
-          </w:tcPr>
-          <w:p>
-            <w:pPr>
-              <w:spacing w:after="40" w:before="0"/>
-              <w:jc w:val="left"/>
-            </w:pPr>
-            <w:r>
-              <w:rPr>
-                <w:rFonts w:ascii="Arial" w:cs="Arial" w:eastAsia="Arial" w:hAnsi="Arial"/>
-                <w:b w:val="false"/>
-                <w:bCs w:val="false"/>
-                <w:i w:val="false"/>
-                <w:iCs w:val="false"/>
-                <w:color w:val="000000"/>
-                <w:sz w:val="18"/>
-                <w:szCs w:val="18"/>
-              </w:rPr>
-              <w:t xml:space="preserve">DQB Iterative Update: Making thinking visible on a shared public board builds a classroom culture of scientific inquiry. Colour-coded note types (question vs. understanding) allow the teacher to track the ratio of confusion to consolidation across the class — a real-time class-level formative signal. Star-sticker annotation shows learners that science is a progressive process of question refinement, not one-shot answers.</w:t>
-            </w:r>
-          </w:p>
-        </w:tc>
-        <w:tc>
-          <w:tcPr>
-            <w:tcW w:type="dxa" w:w="3040"/>
-            <w:shd w:fill="F2F2F2" w:color="auto" w:val="clear"/>
-            <w:tcMar>
-              <w:top w:type="dxa" w:w="60"/>
-              <w:left w:type="dxa" w:w="120"/>
-              <w:bottom w:type="dxa" w:w="60"/>
-              <w:right w:type="dxa" w:w="120"/>
-            </w:tcMar>
-            <w:vAlign w:val="top"/>
-          </w:tcPr>
-          <w:p>
-            <w:pPr>
-              <w:spacing w:after="40" w:before="0"/>
-              <w:jc w:val="left"/>
-            </w:pPr>
-            <w:r>
-              <w:rPr>
-                <w:rFonts w:ascii="Arial" w:cs="Arial" w:eastAsia="Arial" w:hAnsi="Arial"/>
-                <w:b w:val="false"/>
-                <w:bCs w:val="false"/>
-                <w:i w:val="false"/>
-                <w:iCs w:val="false"/>
-                <w:color w:val="000000"/>
-                <w:sz w:val="18"/>
-                <w:szCs w:val="18"/>
-              </w:rPr>
-              <w:t xml:space="preserve">Observable indicators: (1) Every learner posts at least one note — absence of a note flags disengagement or confusion requiring follow-up. (2) Green 'growing understanding' notes are checked for accuracy — a note reading 'I now understand that all cells are the same' is a misconception requiring correction before Lesson 3. (3) Teacher photographs the DQB at end of lesson for lesson-planning reference.</w:t>
-            </w:r>
-          </w:p>
-        </w:tc>
-      </w:tr>
-      <w:tr>
-        <w:tc>
-          <w:tcPr>
-            <w:tcW w:type="dxa" w:w="1520"/>
-            <w:shd w:fill="D5E8F0" w:color="auto" w:val="clear"/>
-            <w:tcMar>
-              <w:top w:type="dxa" w:w="60"/>
-              <w:left w:type="dxa" w:w="120"/>
-              <w:bottom w:type="dxa" w:w="60"/>
-              <w:right w:type="dxa" w:w="120"/>
-            </w:tcMar>
-            <w:vAlign w:val="top"/>
-          </w:tcPr>
-          <w:p>
-            <w:pPr>
-              <w:spacing w:after="40" w:before="0"/>
-              <w:jc w:val="left"/>
-            </w:pPr>
-            <w:r>
-              <w:rPr>
-                <w:rFonts w:ascii="Arial" w:cs="Arial" w:eastAsia="Arial" w:hAnsi="Arial"/>
-                <w:b/>
-                <w:bCs/>
-                <w:i w:val="false"/>
-                <w:iCs w:val="false"/>
-                <w:color w:val="000000"/>
-                <w:sz w:val="18"/>
-                <w:szCs w:val="18"/>
-              </w:rPr>
-              <w:t xml:space="preserve">Model Building Phase</w:t>
-            </w:r>
-          </w:p>
-          <w:p>
-            <w:pPr>
-              <w:spacing w:after="20" w:before="0"/>
-            </w:pPr>
-            <w:r>
-              <w:rPr>
-                <w:rFonts w:ascii="Arial" w:cs="Arial" w:eastAsia="Arial" w:hAnsi="Arial"/>
-                <w:b/>
-                <w:bCs/>
-                <w:color w:val="1F3864"/>
-                <w:sz w:val="16"/>
-                <w:szCs w:val="16"/>
-              </w:rPr>
-              <w:t xml:space="preserve">📹 VIDEO:</w:t>
-            </w:r>
-          </w:p>
-          <w:p>
-            <w:pPr>
-              <w:spacing w:after="20" w:before="0"/>
-            </w:pPr>
-            <w:hyperlink w:history="1" r:id="rId0udzcfxzqubuytwdghj6a">
-              <w:r>
-                <w:rPr>
-                  <w:rFonts w:ascii="Arial" w:cs="Arial" w:eastAsia="Arial" w:hAnsi="Arial"/>
-                  <w:color w:val="2E75B6"/>
-                  <w:sz w:val="16"/>
-                  <w:szCs w:val="16"/>
-                  <w:u w:val="single" w:color="2E75B6"/>
-                </w:rPr>
-                <w:t xml:space="preserve">Organelles in eukaryotic cells</w:t>
-              </w:r>
-            </w:hyperlink>
-          </w:p>
-          <w:p>
-            <w:pPr>
-              <w:spacing w:after="10" w:before="0"/>
-              <w:ind w:left="120"/>
-            </w:pPr>
-            <w:r>
-              <w:rPr>
-                <w:rFonts w:ascii="Arial" w:cs="Arial" w:eastAsia="Arial" w:hAnsi="Arial"/>
-                <w:color w:val="595959"/>
-                <w:sz w:val="14"/>
-                <w:szCs w:val="14"/>
-              </w:rPr>
-              <w:t xml:space="preserve">Source: Khan Academy (English - US curriculum)</w:t>
-            </w:r>
-          </w:p>
-          <w:p>
-            <w:pPr>
-              <w:spacing w:after="10" w:before="0"/>
-              <w:ind w:left="120"/>
-            </w:pPr>
-            <w:hyperlink w:history="1" r:id="rIdawqpjes85mjwwe-nfkh0d">
-              <w:r>
-                <w:rPr>
-                  <w:rFonts w:ascii="Arial" w:cs="Arial" w:eastAsia="Arial" w:hAnsi="Arial"/>
-                  <w:color w:val="595959"/>
-                  <w:sz w:val="14"/>
-                  <w:szCs w:val="14"/>
-                  <w:u w:val="single" w:color="595959"/>
-                </w:rPr>
-                <w:t xml:space="preserve">🔍 Search ARES for similar videos</w:t>
-              </w:r>
-            </w:hyperlink>
-          </w:p>
-          <w:p>
-            <w:pPr>
-              <w:spacing w:after="40" w:before="0"/>
-            </w:pPr>
-            <w:r>
-              <w:rPr>
-                <w:sz w:val="14"/>
-                <w:szCs w:val="14"/>
-              </w:rPr>
-              <w:t xml:space="preserve"/>
-            </w:r>
-          </w:p>
-          <w:p>
-            <w:pPr>
-              <w:spacing w:after="20" w:before="0"/>
-            </w:pPr>
-            <w:r>
-              <w:rPr>
-                <w:rFonts w:ascii="Arial" w:cs="Arial" w:eastAsia="Arial" w:hAnsi="Arial"/>
-                <w:b/>
-                <w:bCs/>
-                <w:color w:val="1F3864"/>
-                <w:sz w:val="16"/>
-                <w:szCs w:val="16"/>
-              </w:rPr>
-              <w:t xml:space="preserve">📖 EXERCISE:</w:t>
-            </w:r>
-          </w:p>
-          <w:p>
-            <w:pPr>
-              <w:spacing w:after="20" w:before="0"/>
-            </w:pPr>
-            <w:hyperlink w:history="1" r:id="rIdrnf8ocqj3edt7lmzhde7q">
+            <w:hyperlink w:history="1" r:id="rIdl-jwlavc6hboqga8wbhni">
               <w:r>
                 <w:rPr>
                   <w:rFonts w:ascii="Arial" w:cs="Arial" w:eastAsia="Arial" w:hAnsi="Arial"/>
@@ -7634,7 +7634,7 @@
               <w:spacing w:after="10" w:before="0"/>
               <w:ind w:left="120"/>
             </w:pPr>
-            <w:hyperlink w:history="1" r:id="rIddl4v2h20i-yfhqpthmfsp">
+            <w:hyperlink w:history="1" r:id="rIdqmymvm2k7tw0lw4d9h_aw">
               <w:r>
                 <w:rPr>
                   <w:rFonts w:ascii="Arial" w:cs="Arial" w:eastAsia="Arial" w:hAnsi="Arial"/>
@@ -9121,7 +9121,7 @@
             <w:pPr>
               <w:spacing w:after="20" w:before="0"/>
             </w:pPr>
-            <w:hyperlink w:history="1" r:id="rIdmdjgikhi6pjcciihywkpb">
+            <w:hyperlink w:history="1" r:id="rIdviv4nwrqknm8pdtqit2te">
               <w:r>
                 <w:rPr>
                   <w:rFonts w:ascii="Arial" w:cs="Arial" w:eastAsia="Arial" w:hAnsi="Arial"/>
@@ -9154,7 +9154,7 @@
               <w:spacing w:after="10" w:before="0"/>
               <w:ind w:left="120"/>
             </w:pPr>
-            <w:hyperlink w:history="1" r:id="rIdmpunjx35qzc6yjg4f2osa">
+            <w:hyperlink w:history="1" r:id="rIdrgvrl0qwz8a_w0pfkona1">
               <w:r>
                 <w:rPr>
                   <w:rFonts w:ascii="Arial" w:cs="Arial" w:eastAsia="Arial" w:hAnsi="Arial"/>
@@ -9199,7 +9199,7 @@
             <w:pPr>
               <w:spacing w:after="20" w:before="0"/>
             </w:pPr>
-            <w:hyperlink w:history="1" r:id="rIdev9yegbgyvjplygp6wnsd">
+            <w:hyperlink w:history="1" r:id="rIdurtuk0dyhefh9il6ebhac">
               <w:r>
                 <w:rPr>
                   <w:rFonts w:ascii="Arial" w:cs="Arial" w:eastAsia="Arial" w:hAnsi="Arial"/>
@@ -9232,7 +9232,7 @@
               <w:spacing w:after="10" w:before="0"/>
               <w:ind w:left="120"/>
             </w:pPr>
-            <w:hyperlink w:history="1" r:id="rId2ogxym8nw5fnau9sdtu6y">
+            <w:hyperlink w:history="1" r:id="rIdme5ji1vki7okn8qslgapd">
               <w:r>
                 <w:rPr>
                   <w:rFonts w:ascii="Arial" w:cs="Arial" w:eastAsia="Arial" w:hAnsi="Arial"/>
@@ -9427,7 +9427,7 @@
             <w:pPr>
               <w:spacing w:after="20" w:before="0"/>
             </w:pPr>
-            <w:hyperlink w:history="1" r:id="rIdmodnboibqnudi_4xq2q-k">
+            <w:hyperlink w:history="1" r:id="rId341cmi36vwssarbo9e-fw">
               <w:r>
                 <w:rPr>
                   <w:rFonts w:ascii="Arial" w:cs="Arial" w:eastAsia="Arial" w:hAnsi="Arial"/>
@@ -9460,7 +9460,7 @@
               <w:spacing w:after="10" w:before="0"/>
               <w:ind w:left="120"/>
             </w:pPr>
-            <w:hyperlink w:history="1" r:id="rId9begderd5kpqyktrovmc3">
+            <w:hyperlink w:history="1" r:id="rIdahltprkmbgitkgyfclzik">
               <w:r>
                 <w:rPr>
                   <w:rFonts w:ascii="Arial" w:cs="Arial" w:eastAsia="Arial" w:hAnsi="Arial"/>
@@ -9505,7 +9505,7 @@
             <w:pPr>
               <w:spacing w:after="20" w:before="0"/>
             </w:pPr>
-            <w:hyperlink w:history="1" r:id="rIdw1fm3opvwi8kovzddcdjc">
+            <w:hyperlink w:history="1" r:id="rId2tixe_tqyxx1ovvv-wpe9">
               <w:r>
                 <w:rPr>
                   <w:rFonts w:ascii="Arial" w:cs="Arial" w:eastAsia="Arial" w:hAnsi="Arial"/>
@@ -9538,7 +9538,7 @@
               <w:spacing w:after="10" w:before="0"/>
               <w:ind w:left="120"/>
             </w:pPr>
-            <w:hyperlink w:history="1" r:id="rIdsjqkhykr_kpcg3y7ztbpy">
+            <w:hyperlink w:history="1" r:id="rId3bpdcjg8iqkegu2oxttui">
               <w:r>
                 <w:rPr>
                   <w:rFonts w:ascii="Arial" w:cs="Arial" w:eastAsia="Arial" w:hAnsi="Arial"/>
@@ -9733,7 +9733,7 @@
             <w:pPr>
               <w:spacing w:after="20" w:before="0"/>
             </w:pPr>
-            <w:hyperlink w:history="1" r:id="rIdcebunxutuph5wj329qin2">
+            <w:hyperlink w:history="1" r:id="rIdnhu1dcp-4hgetbano9ku8">
               <w:r>
                 <w:rPr>
                   <w:rFonts w:ascii="Arial" w:cs="Arial" w:eastAsia="Arial" w:hAnsi="Arial"/>
@@ -9742,7 +9742,7 @@
                   <w:szCs w:val="16"/>
                   <w:u w:val="single" w:color="2E75B6"/>
                 </w:rPr>
-                <w:t xml:space="preserve">Endosymbiosis theory</w:t>
+                <w:t xml:space="preserve">Comparing animal and plant cells</w:t>
               </w:r>
             </w:hyperlink>
           </w:p>
@@ -9766,7 +9766,7 @@
               <w:spacing w:after="10" w:before="0"/>
               <w:ind w:left="120"/>
             </w:pPr>
-            <w:hyperlink w:history="1" r:id="rIdtfmejt32otcrf6aqxjn-n">
+            <w:hyperlink w:history="1" r:id="rId9v3xhtzwbevvfwbxdocoj">
               <w:r>
                 <w:rPr>
                   <w:rFonts w:ascii="Arial" w:cs="Arial" w:eastAsia="Arial" w:hAnsi="Arial"/>
@@ -9811,7 +9811,7 @@
             <w:pPr>
               <w:spacing w:after="20" w:before="0"/>
             </w:pPr>
-            <w:hyperlink w:history="1" r:id="rIdxv9wk5yz1jlfcrde6vufb">
+            <w:hyperlink w:history="1" r:id="rIddti8_vpgmulivdsenv6yu">
               <w:r>
                 <w:rPr>
                   <w:rFonts w:ascii="Arial" w:cs="Arial" w:eastAsia="Arial" w:hAnsi="Arial"/>
@@ -9844,7 +9844,7 @@
               <w:spacing w:after="10" w:before="0"/>
               <w:ind w:left="120"/>
             </w:pPr>
-            <w:hyperlink w:history="1" r:id="rIdrlaswmbxq6gig3w_-ewxv">
+            <w:hyperlink w:history="1" r:id="rIdeyenrrudtgdui_f89zdcy">
               <w:r>
                 <w:rPr>
                   <w:rFonts w:ascii="Arial" w:cs="Arial" w:eastAsia="Arial" w:hAnsi="Arial"/>
@@ -10039,7 +10039,7 @@
             <w:pPr>
               <w:spacing w:after="20" w:before="0"/>
             </w:pPr>
-            <w:hyperlink w:history="1" r:id="rIdpeqzdtkknly3dzt1f_kbf">
+            <w:hyperlink w:history="1" r:id="rIdixkqrxyyl7xiikvmgwrfa">
               <w:r>
                 <w:rPr>
                   <w:rFonts w:ascii="Arial" w:cs="Arial" w:eastAsia="Arial" w:hAnsi="Arial"/>
@@ -10072,7 +10072,7 @@
               <w:spacing w:after="10" w:before="0"/>
               <w:ind w:left="120"/>
             </w:pPr>
-            <w:hyperlink w:history="1" r:id="rId9czstfi3jeglym40iibrn">
+            <w:hyperlink w:history="1" r:id="rIdo2scqioksrdhazcnlm9g5">
               <w:r>
                 <w:rPr>
                   <w:rFonts w:ascii="Arial" w:cs="Arial" w:eastAsia="Arial" w:hAnsi="Arial"/>
@@ -10117,7 +10117,7 @@
             <w:pPr>
               <w:spacing w:after="20" w:before="0"/>
             </w:pPr>
-            <w:hyperlink w:history="1" r:id="rIdqnc-uxrpjk5wbbybt5pg3">
+            <w:hyperlink w:history="1" r:id="rIdubyfl489yn40rb7r-icqb">
               <w:r>
                 <w:rPr>
                   <w:rFonts w:ascii="Arial" w:cs="Arial" w:eastAsia="Arial" w:hAnsi="Arial"/>
@@ -10126,7 +10126,7 @@
                   <w:szCs w:val="16"/>
                   <w:u w:val="single" w:color="2E75B6"/>
                 </w:rPr>
-                <w:t xml:space="preserve">Prokaryotes and eukaryotes</w:t>
+                <w:t xml:space="preserve">Prokaryotic and eukaryotic cells</w:t>
               </w:r>
             </w:hyperlink>
           </w:p>
@@ -10150,7 +10150,7 @@
               <w:spacing w:after="10" w:before="0"/>
               <w:ind w:left="120"/>
             </w:pPr>
-            <w:hyperlink w:history="1" r:id="rIdftee1wdsvdv2qnqfip8dt">
+            <w:hyperlink w:history="1" r:id="rId8pkxkd8loxuadg6ie-msf">
               <w:r>
                 <w:rPr>
                   <w:rFonts w:ascii="Arial" w:cs="Arial" w:eastAsia="Arial" w:hAnsi="Arial"/>
@@ -10345,7 +10345,7 @@
             <w:pPr>
               <w:spacing w:after="20" w:before="0"/>
             </w:pPr>
-            <w:hyperlink w:history="1" r:id="rIddfmorsmnmducqiusoqp6o">
+            <w:hyperlink w:history="1" r:id="rIdbusoutgw46lemlrasas44">
               <w:r>
                 <w:rPr>
                   <w:rFonts w:ascii="Arial" w:cs="Arial" w:eastAsia="Arial" w:hAnsi="Arial"/>
@@ -10378,7 +10378,7 @@
               <w:spacing w:after="10" w:before="0"/>
               <w:ind w:left="120"/>
             </w:pPr>
-            <w:hyperlink w:history="1" r:id="rIdpbhwayuoubm6iej3axmht">
+            <w:hyperlink w:history="1" r:id="rIdss-lpzeqesy0puu_c87nz">
               <w:r>
                 <w:rPr>
                   <w:rFonts w:ascii="Arial" w:cs="Arial" w:eastAsia="Arial" w:hAnsi="Arial"/>
@@ -10423,7 +10423,7 @@
             <w:pPr>
               <w:spacing w:after="20" w:before="0"/>
             </w:pPr>
-            <w:hyperlink w:history="1" r:id="rIdm26xdomupvu7d0iopbgqv">
+            <w:hyperlink w:history="1" r:id="rIdnkw3eeydt-d6qk_tulsmg">
               <w:r>
                 <w:rPr>
                   <w:rFonts w:ascii="Arial" w:cs="Arial" w:eastAsia="Arial" w:hAnsi="Arial"/>
@@ -10432,7 +10432,7 @@
                   <w:szCs w:val="16"/>
                   <w:u w:val="single" w:color="2E75B6"/>
                 </w:rPr>
-                <w:t xml:space="preserve">Prokaryotes and eukaryotes</w:t>
+                <w:t xml:space="preserve">Cell Size and Shape Practice</w:t>
               </w:r>
             </w:hyperlink>
           </w:p>
@@ -10448,7 +10448,7 @@
                 <w:sz w:val="14"/>
                 <w:szCs w:val="14"/>
               </w:rPr>
-              <w:t xml:space="preserve">Source: Khan Academy (English - US curriculum)</w:t>
+              <w:t xml:space="preserve">Source: CK-12</w:t>
             </w:r>
           </w:p>
           <w:p>
@@ -10456,7 +10456,7 @@
               <w:spacing w:after="10" w:before="0"/>
               <w:ind w:left="120"/>
             </w:pPr>
-            <w:hyperlink w:history="1" r:id="rIdzeyihmhihuhyjs5tudage">
+            <w:hyperlink w:history="1" r:id="rIdbrozuvakitfk6xe2dodut">
               <w:r>
                 <w:rPr>
                   <w:rFonts w:ascii="Arial" w:cs="Arial" w:eastAsia="Arial" w:hAnsi="Arial"/>
@@ -11943,7 +11943,7 @@
             <w:pPr>
               <w:spacing w:after="20" w:before="0"/>
             </w:pPr>
-            <w:hyperlink w:history="1" r:id="rIdkn65ssjc-bytes8fmnw4x">
+            <w:hyperlink w:history="1" r:id="rIdii5b3_idhoualfxhapttq">
               <w:r>
                 <w:rPr>
                   <w:rFonts w:ascii="Arial" w:cs="Arial" w:eastAsia="Arial" w:hAnsi="Arial"/>
@@ -11976,7 +11976,7 @@
               <w:spacing w:after="10" w:before="0"/>
               <w:ind w:left="120"/>
             </w:pPr>
-            <w:hyperlink w:history="1" r:id="rId-dasl4tkfnenebl-euw93">
+            <w:hyperlink w:history="1" r:id="rIdg_5nyufoncbznnxyjkmo3">
               <w:r>
                 <w:rPr>
                   <w:rFonts w:ascii="Arial" w:cs="Arial" w:eastAsia="Arial" w:hAnsi="Arial"/>
@@ -12021,7 +12021,7 @@
             <w:pPr>
               <w:spacing w:after="20" w:before="0"/>
             </w:pPr>
-            <w:hyperlink w:history="1" r:id="rIdxwvty7iztdim0mjr3qusb">
+            <w:hyperlink w:history="1" r:id="rIdqpcupae-ajogivfqwiy6b">
               <w:r>
                 <w:rPr>
                   <w:rFonts w:ascii="Arial" w:cs="Arial" w:eastAsia="Arial" w:hAnsi="Arial"/>
@@ -12054,7 +12054,7 @@
               <w:spacing w:after="10" w:before="0"/>
               <w:ind w:left="120"/>
             </w:pPr>
-            <w:hyperlink w:history="1" r:id="rIdlcweczj3qub3va6usb2ih">
+            <w:hyperlink w:history="1" r:id="rIdypcj61miqcdmisshbghv2">
               <w:r>
                 <w:rPr>
                   <w:rFonts w:ascii="Arial" w:cs="Arial" w:eastAsia="Arial" w:hAnsi="Arial"/>
@@ -12249,7 +12249,7 @@
             <w:pPr>
               <w:spacing w:after="20" w:before="0"/>
             </w:pPr>
-            <w:hyperlink w:history="1" r:id="rIdygmminl4iijt3akbe6com">
+            <w:hyperlink w:history="1" r:id="rIdvuswmsg9ucw96d1ef0ph0">
               <w:r>
                 <w:rPr>
                   <w:rFonts w:ascii="Arial" w:cs="Arial" w:eastAsia="Arial" w:hAnsi="Arial"/>
@@ -12282,7 +12282,7 @@
               <w:spacing w:after="10" w:before="0"/>
               <w:ind w:left="120"/>
             </w:pPr>
-            <w:hyperlink w:history="1" r:id="rIdzhrbrjyg_bwczexx6ehwi">
+            <w:hyperlink w:history="1" r:id="rIdsq92jhkd53vgbyhqls25y">
               <w:r>
                 <w:rPr>
                   <w:rFonts w:ascii="Arial" w:cs="Arial" w:eastAsia="Arial" w:hAnsi="Arial"/>
@@ -12327,7 +12327,7 @@
             <w:pPr>
               <w:spacing w:after="20" w:before="0"/>
             </w:pPr>
-            <w:hyperlink w:history="1" r:id="rId7ckohf-tgrpk18tay6kfc">
+            <w:hyperlink w:history="1" r:id="rIdcqfityjzqoiqxiajw2_3q">
               <w:r>
                 <w:rPr>
                   <w:rFonts w:ascii="Arial" w:cs="Arial" w:eastAsia="Arial" w:hAnsi="Arial"/>
@@ -12360,7 +12360,7 @@
               <w:spacing w:after="10" w:before="0"/>
               <w:ind w:left="120"/>
             </w:pPr>
-            <w:hyperlink w:history="1" r:id="rIdxb4wtnhehjiuurjhahhhg">
+            <w:hyperlink w:history="1" r:id="rIda2d5v4fx77_xfebnnnhjz">
               <w:r>
                 <w:rPr>
                   <w:rFonts w:ascii="Arial" w:cs="Arial" w:eastAsia="Arial" w:hAnsi="Arial"/>
@@ -12555,7 +12555,7 @@
             <w:pPr>
               <w:spacing w:after="20" w:before="0"/>
             </w:pPr>
-            <w:hyperlink w:history="1" r:id="rIdqiod9qr7beiam_0qtnvos">
+            <w:hyperlink w:history="1" r:id="rIdup2bphgyp8bweqdasdxl3">
               <w:r>
                 <w:rPr>
                   <w:rFonts w:ascii="Arial" w:cs="Arial" w:eastAsia="Arial" w:hAnsi="Arial"/>
@@ -12588,7 +12588,7 @@
               <w:spacing w:after="10" w:before="0"/>
               <w:ind w:left="120"/>
             </w:pPr>
-            <w:hyperlink w:history="1" r:id="rIdfkog075woavnoofucvd-x">
+            <w:hyperlink w:history="1" r:id="rIdpnrhcxffpckzq1u9k1agk">
               <w:r>
                 <w:rPr>
                   <w:rFonts w:ascii="Arial" w:cs="Arial" w:eastAsia="Arial" w:hAnsi="Arial"/>
@@ -12633,7 +12633,7 @@
             <w:pPr>
               <w:spacing w:after="20" w:before="0"/>
             </w:pPr>
-            <w:hyperlink w:history="1" r:id="rId0wfsqer-rvnrgz9c2lkfu">
+            <w:hyperlink w:history="1" r:id="rIdbzkoqvjbpaxnuuebzsqmt">
               <w:r>
                 <w:rPr>
                   <w:rFonts w:ascii="Arial" w:cs="Arial" w:eastAsia="Arial" w:hAnsi="Arial"/>
@@ -12666,7 +12666,7 @@
               <w:spacing w:after="10" w:before="0"/>
               <w:ind w:left="120"/>
             </w:pPr>
-            <w:hyperlink w:history="1" r:id="rId14d_dksvkp5y3oufm4pgv">
+            <w:hyperlink w:history="1" r:id="rIdvwue92xgjblwdyq_muq3p">
               <w:r>
                 <w:rPr>
                   <w:rFonts w:ascii="Arial" w:cs="Arial" w:eastAsia="Arial" w:hAnsi="Arial"/>
@@ -13250,7 +13250,7 @@
             <w:pPr>
               <w:spacing w:after="20" w:before="0"/>
             </w:pPr>
-            <w:hyperlink w:history="1" r:id="rId0d-e23fg5-xhsur4bk3ba">
+            <w:hyperlink w:history="1" r:id="rId3hxtlhdmkkmm35hqnc3dp">
               <w:r>
                 <w:rPr>
                   <w:rFonts w:ascii="Arial" w:cs="Arial" w:eastAsia="Arial" w:hAnsi="Arial"/>
@@ -13283,7 +13283,7 @@
               <w:spacing w:after="10" w:before="0"/>
               <w:ind w:left="120"/>
             </w:pPr>
-            <w:hyperlink w:history="1" r:id="rIdcxxzu6fnxvjc2ylh5ynvj">
+            <w:hyperlink w:history="1" r:id="rIdtlto8njwudefmmti0a3cp">
               <w:r>
                 <w:rPr>
                   <w:rFonts w:ascii="Arial" w:cs="Arial" w:eastAsia="Arial" w:hAnsi="Arial"/>
@@ -13328,7 +13328,7 @@
             <w:pPr>
               <w:spacing w:after="20" w:before="0"/>
             </w:pPr>
-            <w:hyperlink w:history="1" r:id="rIdsoo-l3w4ynfhugjmau_xk">
+            <w:hyperlink w:history="1" r:id="rIdseqm0wqxb_zlxmv6c0nvg">
               <w:r>
                 <w:rPr>
                   <w:rFonts w:ascii="Arial" w:cs="Arial" w:eastAsia="Arial" w:hAnsi="Arial"/>
@@ -13361,7 +13361,7 @@
               <w:spacing w:after="10" w:before="0"/>
               <w:ind w:left="120"/>
             </w:pPr>
-            <w:hyperlink w:history="1" r:id="rIdrw223hrhp-vmgn9yljutu">
+            <w:hyperlink w:history="1" r:id="rIdbracl6wi0owp-9at5kovq">
               <w:r>
                 <w:rPr>
                   <w:rFonts w:ascii="Arial" w:cs="Arial" w:eastAsia="Arial" w:hAnsi="Arial"/>
@@ -13556,7 +13556,7 @@
             <w:pPr>
               <w:spacing w:after="20" w:before="0"/>
             </w:pPr>
-            <w:hyperlink w:history="1" r:id="rIdwkknj9rod2hrqxxudp3qu">
+            <w:hyperlink w:history="1" r:id="rIdqf7imacf4csdbsf0h5q2y">
               <w:r>
                 <w:rPr>
                   <w:rFonts w:ascii="Arial" w:cs="Arial" w:eastAsia="Arial" w:hAnsi="Arial"/>
@@ -13589,7 +13589,7 @@
               <w:spacing w:after="10" w:before="0"/>
               <w:ind w:left="120"/>
             </w:pPr>
-            <w:hyperlink w:history="1" r:id="rIdxhmbo6nejfppn5ippb20y">
+            <w:hyperlink w:history="1" r:id="rIduhwl56xg-ilqnhmxa38u4">
               <w:r>
                 <w:rPr>
                   <w:rFonts w:ascii="Arial" w:cs="Arial" w:eastAsia="Arial" w:hAnsi="Arial"/>
@@ -13634,7 +13634,7 @@
             <w:pPr>
               <w:spacing w:after="20" w:before="0"/>
             </w:pPr>
-            <w:hyperlink w:history="1" r:id="rIdszhpubkuaeh4hsy_ez1yx">
+            <w:hyperlink w:history="1" r:id="rIdytc3s5zwd9wicxvtc4num">
               <w:r>
                 <w:rPr>
                   <w:rFonts w:ascii="Arial" w:cs="Arial" w:eastAsia="Arial" w:hAnsi="Arial"/>
@@ -13667,7 +13667,7 @@
               <w:spacing w:after="10" w:before="0"/>
               <w:ind w:left="120"/>
             </w:pPr>
-            <w:hyperlink w:history="1" r:id="rIdrzhsty_ptjp3zb87_s2vb">
+            <w:hyperlink w:history="1" r:id="rId2dzoeuizjhf2jhktnk8ik">
               <w:r>
                 <w:rPr>
                   <w:rFonts w:ascii="Arial" w:cs="Arial" w:eastAsia="Arial" w:hAnsi="Arial"/>
@@ -15154,7 +15154,7 @@
             <w:pPr>
               <w:spacing w:after="20" w:before="0"/>
             </w:pPr>
-            <w:hyperlink w:history="1" r:id="rIdzfw1znyazdx5gndxbnbas">
+            <w:hyperlink w:history="1" r:id="rIdvhkqsgbrqwn7baxuitpct">
               <w:r>
                 <w:rPr>
                   <w:rFonts w:ascii="Arial" w:cs="Arial" w:eastAsia="Arial" w:hAnsi="Arial"/>
@@ -15187,7 +15187,7 @@
               <w:spacing w:after="10" w:before="0"/>
               <w:ind w:left="120"/>
             </w:pPr>
-            <w:hyperlink w:history="1" r:id="rIdhhb-ihkvggvpn2zi-zbju">
+            <w:hyperlink w:history="1" r:id="rIdbgm-kduq5h4h8xexqkots">
               <w:r>
                 <w:rPr>
                   <w:rFonts w:ascii="Arial" w:cs="Arial" w:eastAsia="Arial" w:hAnsi="Arial"/>
@@ -15232,7 +15232,7 @@
             <w:pPr>
               <w:spacing w:after="20" w:before="0"/>
             </w:pPr>
-            <w:hyperlink w:history="1" r:id="rIde8jecnklagwt9gqdcbt1v">
+            <w:hyperlink w:history="1" r:id="rIdtejyd9wkmjw8-ymso5ol8">
               <w:r>
                 <w:rPr>
                   <w:rFonts w:ascii="Arial" w:cs="Arial" w:eastAsia="Arial" w:hAnsi="Arial"/>
@@ -15265,7 +15265,7 @@
               <w:spacing w:after="10" w:before="0"/>
               <w:ind w:left="120"/>
             </w:pPr>
-            <w:hyperlink w:history="1" r:id="rIdykequil7ymkhxhywtbftf">
+            <w:hyperlink w:history="1" r:id="rIdrlvb2draygxt7niyf01zi">
               <w:r>
                 <w:rPr>
                   <w:rFonts w:ascii="Arial" w:cs="Arial" w:eastAsia="Arial" w:hAnsi="Arial"/>
@@ -15460,7 +15460,7 @@
             <w:pPr>
               <w:spacing w:after="20" w:before="0"/>
             </w:pPr>
-            <w:hyperlink w:history="1" r:id="rIdh4biwwfjfjeygbvky4gak">
+            <w:hyperlink w:history="1" r:id="rIdb6hbpra92f-cdk__bpecw">
               <w:r>
                 <w:rPr>
                   <w:rFonts w:ascii="Arial" w:cs="Arial" w:eastAsia="Arial" w:hAnsi="Arial"/>
@@ -15493,7 +15493,7 @@
               <w:spacing w:after="10" w:before="0"/>
               <w:ind w:left="120"/>
             </w:pPr>
-            <w:hyperlink w:history="1" r:id="rIdzm0uj0o1uxkqncsa4zav6">
+            <w:hyperlink w:history="1" r:id="rId0eyk2dubg4gjkaukutc8i">
               <w:r>
                 <w:rPr>
                   <w:rFonts w:ascii="Arial" w:cs="Arial" w:eastAsia="Arial" w:hAnsi="Arial"/>
@@ -15538,7 +15538,7 @@
             <w:pPr>
               <w:spacing w:after="20" w:before="0"/>
             </w:pPr>
-            <w:hyperlink w:history="1" r:id="rIdqleknzukcn9lt1lghayen">
+            <w:hyperlink w:history="1" r:id="rIdnnhxf11r6xdcwjdawgjou">
               <w:r>
                 <w:rPr>
                   <w:rFonts w:ascii="Arial" w:cs="Arial" w:eastAsia="Arial" w:hAnsi="Arial"/>
@@ -15571,7 +15571,7 @@
               <w:spacing w:after="10" w:before="0"/>
               <w:ind w:left="120"/>
             </w:pPr>
-            <w:hyperlink w:history="1" r:id="rIdl-28oqfh68w1mdyvq73a2">
+            <w:hyperlink w:history="1" r:id="rIdftsjar0hj384epsviic5-">
               <w:r>
                 <w:rPr>
                   <w:rFonts w:ascii="Arial" w:cs="Arial" w:eastAsia="Arial" w:hAnsi="Arial"/>
@@ -15766,7 +15766,7 @@
             <w:pPr>
               <w:spacing w:after="20" w:before="0"/>
             </w:pPr>
-            <w:hyperlink w:history="1" r:id="rIdodyk4fq4ex9seqsfp05zg">
+            <w:hyperlink w:history="1" r:id="rIdn-5qsfyvaiyfaiwpyyzmb">
               <w:r>
                 <w:rPr>
                   <w:rFonts w:ascii="Arial" w:cs="Arial" w:eastAsia="Arial" w:hAnsi="Arial"/>
@@ -15799,7 +15799,7 @@
               <w:spacing w:after="10" w:before="0"/>
               <w:ind w:left="120"/>
             </w:pPr>
-            <w:hyperlink w:history="1" r:id="rIdpeoarco8joxvwx3g_kdkf">
+            <w:hyperlink w:history="1" r:id="rId6fgjem1a6skvqrd3bk1do">
               <w:r>
                 <w:rPr>
                   <w:rFonts w:ascii="Arial" w:cs="Arial" w:eastAsia="Arial" w:hAnsi="Arial"/>
@@ -15844,7 +15844,7 @@
             <w:pPr>
               <w:spacing w:after="20" w:before="0"/>
             </w:pPr>
-            <w:hyperlink w:history="1" r:id="rId_peupxfesetr50ubnp4ss">
+            <w:hyperlink w:history="1" r:id="rIdzgm2uq6fkerj6peu_mrza">
               <w:r>
                 <w:rPr>
                   <w:rFonts w:ascii="Arial" w:cs="Arial" w:eastAsia="Arial" w:hAnsi="Arial"/>
@@ -15877,7 +15877,7 @@
               <w:spacing w:after="10" w:before="0"/>
               <w:ind w:left="120"/>
             </w:pPr>
-            <w:hyperlink w:history="1" r:id="rIds85dlrgfsu20rjgkur1qb">
+            <w:hyperlink w:history="1" r:id="rIdgju1uace6uulyu0jbvnt2">
               <w:r>
                 <w:rPr>
                   <w:rFonts w:ascii="Arial" w:cs="Arial" w:eastAsia="Arial" w:hAnsi="Arial"/>
@@ -16072,7 +16072,7 @@
             <w:pPr>
               <w:spacing w:after="20" w:before="0"/>
             </w:pPr>
-            <w:hyperlink w:history="1" r:id="rId_rp27pm7lf5kd4hsoxyap">
+            <w:hyperlink w:history="1" r:id="rId_md_wit9lj3p7ecysrgyu">
               <w:r>
                 <w:rPr>
                   <w:rFonts w:ascii="Arial" w:cs="Arial" w:eastAsia="Arial" w:hAnsi="Arial"/>
@@ -16105,7 +16105,7 @@
               <w:spacing w:after="10" w:before="0"/>
               <w:ind w:left="120"/>
             </w:pPr>
-            <w:hyperlink w:history="1" r:id="rIduonuiv2zeropsjl4yrjcc">
+            <w:hyperlink w:history="1" r:id="rIdknbhtkqtpr9zy4npxpboq">
               <w:r>
                 <w:rPr>
                   <w:rFonts w:ascii="Arial" w:cs="Arial" w:eastAsia="Arial" w:hAnsi="Arial"/>
@@ -16150,7 +16150,7 @@
             <w:pPr>
               <w:spacing w:after="20" w:before="0"/>
             </w:pPr>
-            <w:hyperlink w:history="1" r:id="rIdrdathhdk_2ismsaraaflz">
+            <w:hyperlink w:history="1" r:id="rIdwiadcxrzqapm-pxtplsdz">
               <w:r>
                 <w:rPr>
                   <w:rFonts w:ascii="Arial" w:cs="Arial" w:eastAsia="Arial" w:hAnsi="Arial"/>
@@ -16183,7 +16183,7 @@
               <w:spacing w:after="10" w:before="0"/>
               <w:ind w:left="120"/>
             </w:pPr>
-            <w:hyperlink w:history="1" r:id="rIdcxrp6bg1wx6gohu-4e8cl">
+            <w:hyperlink w:history="1" r:id="rIdic8kcvju5ubi8pralbjay">
               <w:r>
                 <w:rPr>
                   <w:rFonts w:ascii="Arial" w:cs="Arial" w:eastAsia="Arial" w:hAnsi="Arial"/>
@@ -16378,7 +16378,7 @@
             <w:pPr>
               <w:spacing w:after="20" w:before="0"/>
             </w:pPr>
-            <w:hyperlink w:history="1" r:id="rId0auogbropyncgktefvszg">
+            <w:hyperlink w:history="1" r:id="rId4t608y65pqd32ak-xube2">
               <w:r>
                 <w:rPr>
                   <w:rFonts w:ascii="Arial" w:cs="Arial" w:eastAsia="Arial" w:hAnsi="Arial"/>
@@ -16411,7 +16411,7 @@
               <w:spacing w:after="10" w:before="0"/>
               <w:ind w:left="120"/>
             </w:pPr>
-            <w:hyperlink w:history="1" r:id="rIdilmovferrrlpq7torlvfp">
+            <w:hyperlink w:history="1" r:id="rIdzuhipabhu-oz2198-jvcg">
               <w:r>
                 <w:rPr>
                   <w:rFonts w:ascii="Arial" w:cs="Arial" w:eastAsia="Arial" w:hAnsi="Arial"/>
@@ -16456,7 +16456,7 @@
             <w:pPr>
               <w:spacing w:after="20" w:before="0"/>
             </w:pPr>
-            <w:hyperlink w:history="1" r:id="rIddaviddlklde-2j_ll3o0r">
+            <w:hyperlink w:history="1" r:id="rIdlbso1n53t2qc_qoxl8ra6">
               <w:r>
                 <w:rPr>
                   <w:rFonts w:ascii="Arial" w:cs="Arial" w:eastAsia="Arial" w:hAnsi="Arial"/>
@@ -16489,7 +16489,7 @@
               <w:spacing w:after="10" w:before="0"/>
               <w:ind w:left="120"/>
             </w:pPr>
-            <w:hyperlink w:history="1" r:id="rId_lagcqxzlmgszuqwrqee4">
+            <w:hyperlink w:history="1" r:id="rIdox-6xgiu5dkl__ajhmqzy">
               <w:r>
                 <w:rPr>
                   <w:rFonts w:ascii="Arial" w:cs="Arial" w:eastAsia="Arial" w:hAnsi="Arial"/>
@@ -17976,7 +17976,7 @@
             <w:pPr>
               <w:spacing w:after="20" w:before="0"/>
             </w:pPr>
-            <w:hyperlink w:history="1" r:id="rIdnp3yu7txtooxpjtgv3hlj">
+            <w:hyperlink w:history="1" r:id="rIdu6zhctlfoum9wvfudcxyk">
               <w:r>
                 <w:rPr>
                   <w:rFonts w:ascii="Arial" w:cs="Arial" w:eastAsia="Arial" w:hAnsi="Arial"/>
@@ -18009,7 +18009,7 @@
               <w:spacing w:after="10" w:before="0"/>
               <w:ind w:left="120"/>
             </w:pPr>
-            <w:hyperlink w:history="1" r:id="rIdsvkybqe5tvstpkbnpo0m3">
+            <w:hyperlink w:history="1" r:id="rIdo_fw1dxkxag6orsdznpnm">
               <w:r>
                 <w:rPr>
                   <w:rFonts w:ascii="Arial" w:cs="Arial" w:eastAsia="Arial" w:hAnsi="Arial"/>
@@ -18054,7 +18054,7 @@
             <w:pPr>
               <w:spacing w:after="20" w:before="0"/>
             </w:pPr>
-            <w:hyperlink w:history="1" r:id="rIdrumzrhkhi3fulxg5izgth">
+            <w:hyperlink w:history="1" r:id="rIdndhpblcmkq5jv-wlyr0r2">
               <w:r>
                 <w:rPr>
                   <w:rFonts w:ascii="Arial" w:cs="Arial" w:eastAsia="Arial" w:hAnsi="Arial"/>
@@ -18087,7 +18087,7 @@
               <w:spacing w:after="10" w:before="0"/>
               <w:ind w:left="120"/>
             </w:pPr>
-            <w:hyperlink w:history="1" r:id="rIdmlhwevzk8mch6_dpaq-by">
+            <w:hyperlink w:history="1" r:id="rId_sz46ni107b74e0g0f2nc">
               <w:r>
                 <w:rPr>
                   <w:rFonts w:ascii="Arial" w:cs="Arial" w:eastAsia="Arial" w:hAnsi="Arial"/>
@@ -18282,7 +18282,313 @@
             <w:pPr>
               <w:spacing w:after="20" w:before="0"/>
             </w:pPr>
-            <w:hyperlink w:history="1" r:id="rIdqrbi6srhpfdjo_lgoseeu">
+            <w:hyperlink w:history="1" r:id="rIdjaxiwz3zncgxonrcafwsi">
+              <w:r>
+                <w:rPr>
+                  <w:rFonts w:ascii="Arial" w:cs="Arial" w:eastAsia="Arial" w:hAnsi="Arial"/>
+                  <w:color w:val="2E75B6"/>
+                  <w:sz w:val="16"/>
+                  <w:szCs w:val="16"/>
+                  <w:u w:val="single" w:color="2E75B6"/>
+                </w:rPr>
+                <w:t xml:space="preserve">Plant cell walls</w:t>
+              </w:r>
+            </w:hyperlink>
+          </w:p>
+          <w:p>
+            <w:pPr>
+              <w:spacing w:after="10" w:before="0"/>
+              <w:ind w:left="120"/>
+            </w:pPr>
+            <w:r>
+              <w:rPr>
+                <w:rFonts w:ascii="Arial" w:cs="Arial" w:eastAsia="Arial" w:hAnsi="Arial"/>
+                <w:color w:val="595959"/>
+                <w:sz w:val="14"/>
+                <w:szCs w:val="14"/>
+              </w:rPr>
+              <w:t xml:space="preserve">Source: Khan Academy (English - US curriculum)</w:t>
+            </w:r>
+          </w:p>
+          <w:p>
+            <w:pPr>
+              <w:spacing w:after="10" w:before="0"/>
+              <w:ind w:left="120"/>
+            </w:pPr>
+            <w:hyperlink w:history="1" r:id="rIdham_9oll15546wekrufyq">
+              <w:r>
+                <w:rPr>
+                  <w:rFonts w:ascii="Arial" w:cs="Arial" w:eastAsia="Arial" w:hAnsi="Arial"/>
+                  <w:color w:val="595959"/>
+                  <w:sz w:val="14"/>
+                  <w:szCs w:val="14"/>
+                  <w:u w:val="single" w:color="595959"/>
+                </w:rPr>
+                <w:t xml:space="preserve">🔍 Search ARES for similar videos</w:t>
+              </w:r>
+            </w:hyperlink>
+          </w:p>
+          <w:p>
+            <w:pPr>
+              <w:spacing w:after="40" w:before="0"/>
+            </w:pPr>
+            <w:r>
+              <w:rPr>
+                <w:sz w:val="14"/>
+                <w:szCs w:val="14"/>
+              </w:rPr>
+              <w:t xml:space="preserve"/>
+            </w:r>
+          </w:p>
+          <w:p>
+            <w:pPr>
+              <w:spacing w:after="20" w:before="0"/>
+            </w:pPr>
+            <w:r>
+              <w:rPr>
+                <w:rFonts w:ascii="Arial" w:cs="Arial" w:eastAsia="Arial" w:hAnsi="Arial"/>
+                <w:b/>
+                <w:bCs/>
+                <w:color w:val="1F3864"/>
+                <w:sz w:val="16"/>
+                <w:szCs w:val="16"/>
+              </w:rPr>
+              <w:t xml:space="preserve">📖 EXERCISE:</w:t>
+            </w:r>
+          </w:p>
+          <w:p>
+            <w:pPr>
+              <w:spacing w:after="20" w:before="0"/>
+            </w:pPr>
+            <w:hyperlink w:history="1" r:id="rIdmohzzqcdbq1j1kvoqigh5">
+              <w:r>
+                <w:rPr>
+                  <w:rFonts w:ascii="Arial" w:cs="Arial" w:eastAsia="Arial" w:hAnsi="Arial"/>
+                  <w:color w:val="2E75B6"/>
+                  <w:sz w:val="16"/>
+                  <w:szCs w:val="16"/>
+                  <w:u w:val="single" w:color="2E75B6"/>
+                </w:rPr>
+                <w:t xml:space="preserve">Plant Cell Structures Practice</w:t>
+              </w:r>
+            </w:hyperlink>
+          </w:p>
+          <w:p>
+            <w:pPr>
+              <w:spacing w:after="10" w:before="0"/>
+              <w:ind w:left="120"/>
+            </w:pPr>
+            <w:r>
+              <w:rPr>
+                <w:rFonts w:ascii="Arial" w:cs="Arial" w:eastAsia="Arial" w:hAnsi="Arial"/>
+                <w:color w:val="595959"/>
+                <w:sz w:val="14"/>
+                <w:szCs w:val="14"/>
+              </w:rPr>
+              <w:t xml:space="preserve">Source: CK-12</w:t>
+            </w:r>
+          </w:p>
+          <w:p>
+            <w:pPr>
+              <w:spacing w:after="10" w:before="0"/>
+              <w:ind w:left="120"/>
+            </w:pPr>
+            <w:hyperlink w:history="1" r:id="rIdmnkono6gho92umytl-gqz">
+              <w:r>
+                <w:rPr>
+                  <w:rFonts w:ascii="Arial" w:cs="Arial" w:eastAsia="Arial" w:hAnsi="Arial"/>
+                  <w:color w:val="595959"/>
+                  <w:sz w:val="14"/>
+                  <w:szCs w:val="14"/>
+                  <w:u w:val="single" w:color="595959"/>
+                </w:rPr>
+                <w:t xml:space="preserve">🔍 Search ARES for similar readings</w:t>
+              </w:r>
+            </w:hyperlink>
+          </w:p>
+        </w:tc>
+        <w:tc>
+          <w:tcPr>
+            <w:tcW w:type="dxa" w:w="3040"/>
+            <w:shd w:fill="FFFFFF" w:color="auto" w:val="clear"/>
+            <w:tcMar>
+              <w:top w:type="dxa" w:w="60"/>
+              <w:left w:type="dxa" w:w="120"/>
+              <w:bottom w:type="dxa" w:w="60"/>
+              <w:right w:type="dxa" w:w="120"/>
+            </w:tcMar>
+            <w:vAlign w:val="top"/>
+          </w:tcPr>
+          <w:p>
+            <w:pPr>
+              <w:spacing w:after="40" w:before="0"/>
+              <w:jc w:val="left"/>
+            </w:pPr>
+            <w:r>
+              <w:rPr>
+                <w:rFonts w:ascii="Arial" w:cs="Arial" w:eastAsia="Arial" w:hAnsi="Arial"/>
+                <w:b w:val="false"/>
+                <w:bCs w:val="false"/>
+                <w:i w:val="false"/>
+                <w:iCs w:val="false"/>
+                <w:color w:val="000000"/>
+                <w:sz w:val="18"/>
+                <w:szCs w:val="18"/>
+              </w:rPr>
+              <w:t xml:space="preserve">PART A — Teacher Demonstration (10 min): The whole class watches the teacher prepare a slide at the front bench, narrating each step aloud. PART B — Group Practical (25 min): Groups of 3–4 prepare their own slides, focus the microscope, and record observations. Each learner individually draws and labels cells at BOTH low power (×40) and high power (×100 or ×400) in their practical books. Structured observation prompts are written on the board: (1) Draw 3–4 cells at low power. (2) Draw 1 cell at high power. (3) Label: cell wall, cell membrane, vacuole, nucleus, cytoplasm. (4) Write: 'I can / cannot see chloroplasts.' (5) Write the magnification used for each drawing.</w:t>
+            </w:r>
+          </w:p>
+        </w:tc>
+        <w:tc>
+          <w:tcPr>
+            <w:tcW w:type="dxa" w:w="3040"/>
+            <w:shd w:fill="F2F2F2" w:color="auto" w:val="clear"/>
+            <w:tcMar>
+              <w:top w:type="dxa" w:w="60"/>
+              <w:left w:type="dxa" w:w="120"/>
+              <w:bottom w:type="dxa" w:w="60"/>
+              <w:right w:type="dxa" w:w="120"/>
+            </w:tcMar>
+            <w:vAlign w:val="top"/>
+          </w:tcPr>
+          <w:p>
+            <w:pPr>
+              <w:spacing w:after="40" w:before="0"/>
+              <w:jc w:val="left"/>
+            </w:pPr>
+            <w:r>
+              <w:rPr>
+                <w:rFonts w:ascii="Arial" w:cs="Arial" w:eastAsia="Arial" w:hAnsi="Arial"/>
+                <w:b w:val="false"/>
+                <w:bCs w:val="false"/>
+                <w:i w:val="false"/>
+                <w:iCs w:val="false"/>
+                <w:color w:val="000000"/>
+                <w:sz w:val="18"/>
+                <w:szCs w:val="18"/>
+              </w:rPr>
+              <w:t xml:space="preserve">DEMONSTRATION SCRIPT — say each step aloud as you perform it: 'Step 1 — I am peeling back one layer of the onion fleshy leaf. I use my fingernail to lift the thin, almost transparent inner epidermis. Step 2 — Using forceps, I lay the epidermis flat on the slide. No folds — flat. Step 3 — I add ONE drop of iodine stain directly onto the tissue. Iodine stains starch and makes the nucleus visible. Step 4 — I lower the coverslip at an angle using a mounted needle — like closing a book slowly — to avoid air bubbles. Step 5 — I place the slide on the stage, clip it, and start at LOW power. I use the coarse focus wheel first, then fine focus.' After focusing, say: 'What do you notice? I want 10 seconds of silence — just look.' WAIT 10 seconds. 'Now — hands up — what can you see?' Take 3 responses. During group practical: circulate every 3 minutes. Use targeted prompts: 'Is your coverslip flat?', 'Are you on low power first?', 'Can you see a cell wall? Trace it with your finger on the eyepiece.' If a group cannot focus: demonstrate re-focusing at their microscope. With 5 minutes remaining, say: 'Everyone must now have at least ONE complete drawing with labels. Check your practical book now.' Cold-call 2 groups to describe one structure they can see.</w:t>
+            </w:r>
+          </w:p>
+        </w:tc>
+        <w:tc>
+          <w:tcPr>
+            <w:tcW w:type="dxa" w:w="3040"/>
+            <w:shd w:fill="FFFFFF" w:color="auto" w:val="clear"/>
+            <w:tcMar>
+              <w:top w:type="dxa" w:w="60"/>
+              <w:left w:type="dxa" w:w="120"/>
+              <w:bottom w:type="dxa" w:w="60"/>
+              <w:right w:type="dxa" w:w="120"/>
+            </w:tcMar>
+            <w:vAlign w:val="top"/>
+          </w:tcPr>
+          <w:p>
+            <w:pPr>
+              <w:spacing w:after="40" w:before="0"/>
+              <w:jc w:val="left"/>
+            </w:pPr>
+            <w:r>
+              <w:rPr>
+                <w:rFonts w:ascii="Arial" w:cs="Arial" w:eastAsia="Arial" w:hAnsi="Arial"/>
+                <w:b w:val="false"/>
+                <w:bCs w:val="false"/>
+                <w:i w:val="false"/>
+                <w:iCs w:val="false"/>
+                <w:color w:val="000000"/>
+                <w:sz w:val="18"/>
+                <w:szCs w:val="18"/>
+              </w:rPr>
+              <w:t xml:space="preserve">Structured Scientific Drawing — learners do not photograph; they draw. The act of drawing forces sustained, analytical observation: learners must decide what is significant, where boundaries are, and how structures relate spatially. Labelling with a ruler-drawn label line requires learners to commit to naming what they see, connecting visual evidence to vocabulary from Lessons 1–5. The two-magnification requirement (low and high power) develops understanding of scale.</w:t>
+            </w:r>
+          </w:p>
+        </w:tc>
+        <w:tc>
+          <w:tcPr>
+            <w:tcW w:type="dxa" w:w="3040"/>
+            <w:shd w:fill="F2F2F2" w:color="auto" w:val="clear"/>
+            <w:tcMar>
+              <w:top w:type="dxa" w:w="60"/>
+              <w:left w:type="dxa" w:w="120"/>
+              <w:bottom w:type="dxa" w:w="60"/>
+              <w:right w:type="dxa" w:w="120"/>
+            </w:tcMar>
+            <w:vAlign w:val="top"/>
+          </w:tcPr>
+          <w:p>
+            <w:pPr>
+              <w:spacing w:after="40" w:before="0"/>
+              <w:jc w:val="left"/>
+            </w:pPr>
+            <w:r>
+              <w:rPr>
+                <w:rFonts w:ascii="Arial" w:cs="Arial" w:eastAsia="Arial" w:hAnsi="Arial"/>
+                <w:b w:val="false"/>
+                <w:bCs w:val="false"/>
+                <w:i w:val="false"/>
+                <w:iCs w:val="false"/>
+                <w:color w:val="000000"/>
+                <w:sz w:val="18"/>
+                <w:szCs w:val="18"/>
+              </w:rPr>
+              <w:t xml:space="preserve">Observable indicators: (1) Each learner's practical book contains two drawings (low and high power) with a minimum of 4 labelled structures. (2) Magnification is written below each drawing. (3) The observation 'I cannot see chloroplasts' (or equivalent) is recorded. Teacher checks practical books of at least 6 learners during circulation. If drawings are inaccurate (e.g., nucleus drawn outside the cell wall), the teacher kneels to the learner's level and says: 'Look through the eyepiece again — can you trace the outer boundary of the cell with your eye? That boundary IS the cell wall. Now draw only what you can see.'</w:t>
+            </w:r>
+          </w:p>
+        </w:tc>
+      </w:tr>
+      <w:tr>
+        <w:tc>
+          <w:tcPr>
+            <w:tcW w:type="dxa" w:w="1520"/>
+            <w:shd w:fill="E2EFDA" w:color="auto" w:val="clear"/>
+            <w:tcMar>
+              <w:top w:type="dxa" w:w="60"/>
+              <w:left w:type="dxa" w:w="120"/>
+              <w:bottom w:type="dxa" w:w="60"/>
+              <w:right w:type="dxa" w:w="120"/>
+            </w:tcMar>
+            <w:vAlign w:val="top"/>
+          </w:tcPr>
+          <w:p>
+            <w:pPr>
+              <w:spacing w:after="40" w:before="0"/>
+              <w:jc w:val="left"/>
+            </w:pPr>
+            <w:r>
+              <w:rPr>
+                <w:rFonts w:ascii="Arial" w:cs="Arial" w:eastAsia="Arial" w:hAnsi="Arial"/>
+                <w:b/>
+                <w:bCs/>
+                <w:i w:val="false"/>
+                <w:iCs w:val="false"/>
+                <w:color w:val="000000"/>
+                <w:sz w:val="18"/>
+                <w:szCs w:val="18"/>
+              </w:rPr>
+              <w:t xml:space="preserve">Explain Phase</w:t>
+            </w:r>
+          </w:p>
+          <w:p>
+            <w:pPr>
+              <w:spacing w:after="20" w:before="0"/>
+            </w:pPr>
+            <w:r>
+              <w:rPr>
+                <w:rFonts w:ascii="Arial" w:cs="Arial" w:eastAsia="Arial" w:hAnsi="Arial"/>
+                <w:b/>
+                <w:bCs/>
+                <w:color w:val="1F3864"/>
+                <w:sz w:val="16"/>
+                <w:szCs w:val="16"/>
+              </w:rPr>
+              <w:t xml:space="preserve">📹 VIDEO:</w:t>
+            </w:r>
+          </w:p>
+          <w:p>
+            <w:pPr>
+              <w:spacing w:after="20" w:before="0"/>
+            </w:pPr>
+            <w:hyperlink w:history="1" r:id="rIdqcw7ao6zt_a7jngcezula">
               <w:r>
                 <w:rPr>
                   <w:rFonts w:ascii="Arial" w:cs="Arial" w:eastAsia="Arial" w:hAnsi="Arial"/>
@@ -18315,7 +18621,7 @@
               <w:spacing w:after="10" w:before="0"/>
               <w:ind w:left="120"/>
             </w:pPr>
-            <w:hyperlink w:history="1" r:id="rIdbgf1ikigwa4vd-g0n-7po">
+            <w:hyperlink w:history="1" r:id="rIdtcered6f4mgr2fyzqdbmt">
               <w:r>
                 <w:rPr>
                   <w:rFonts w:ascii="Arial" w:cs="Arial" w:eastAsia="Arial" w:hAnsi="Arial"/>
@@ -18353,14 +18659,14 @@
                 <w:sz w:val="16"/>
                 <w:szCs w:val="16"/>
               </w:rPr>
-              <w:t xml:space="preserve">📖 EXERCISE:</w:t>
+              <w:t xml:space="preserve">📖 HTML:</w:t>
             </w:r>
           </w:p>
           <w:p>
             <w:pPr>
               <w:spacing w:after="20" w:before="0"/>
             </w:pPr>
-            <w:hyperlink w:history="1" r:id="rIdnhdlhhusrbwl0ie5r-jm4">
+            <w:hyperlink w:history="1" r:id="rIdl6qag6yxnsczklelajqno">
               <w:r>
                 <w:rPr>
                   <w:rFonts w:ascii="Arial" w:cs="Arial" w:eastAsia="Arial" w:hAnsi="Arial"/>
@@ -18369,7 +18675,7 @@
                   <w:szCs w:val="16"/>
                   <w:u w:val="single" w:color="2E75B6"/>
                 </w:rPr>
-                <w:t xml:space="preserve">Plant Cell Structures Practice</w:t>
+                <w:t xml:space="preserve">Plant Cell Structures (Flexbook)</w:t>
               </w:r>
             </w:hyperlink>
           </w:p>
@@ -18393,7 +18699,7 @@
               <w:spacing w:after="10" w:before="0"/>
               <w:ind w:left="120"/>
             </w:pPr>
-            <w:hyperlink w:history="1" r:id="rIdnje50qhvvnt2lukshf6eu">
+            <w:hyperlink w:history="1" r:id="rIdteefoekydz1g7b6feootm">
               <w:r>
                 <w:rPr>
                   <w:rFonts w:ascii="Arial" w:cs="Arial" w:eastAsia="Arial" w:hAnsi="Arial"/>
@@ -18435,7 +18741,7 @@
                 <w:sz w:val="18"/>
                 <w:szCs w:val="18"/>
               </w:rPr>
-              <w:t xml:space="preserve">PART A — Teacher Demonstration (10 min): The whole class watches the teacher prepare a slide at the front bench, narrating each step aloud. PART B — Group Practical (25 min): Groups of 3–4 prepare their own slides, focus the microscope, and record observations. Each learner individually draws and labels cells at BOTH low power (×40) and high power (×100 or ×400) in their practical books. Structured observation prompts are written on the board: (1) Draw 3–4 cells at low power. (2) Draw 1 cell at high power. (3) Label: cell wall, cell membrane, vacuole, nucleus, cytoplasm. (4) Write: 'I can / cannot see chloroplasts.' (5) Write the magnification used for each drawing.</w:t>
+              <w:t xml:space="preserve">Class reconvenes. Learners compare their actual observations to their Phase 1 predictions, annotating their prediction sketch in a different colour pen: circling correct predictions and crossing out incorrect ones. The teacher leads a whole-class discussion anchored on one key anomaly: 'Chloroplasts — did anyone find them?' Learners use their observations as evidence to construct an explanation for WHY onion epidermal cells have no chloroplasts, connecting to the concept of cell specialisation. Learners write a 3-sentence explanation in their own words: (1) What I observed. (2) Why this makes sense for the onion's function. (3) How this connects to the Nairobi student's healing finger.</w:t>
             </w:r>
           </w:p>
         </w:tc>
@@ -18467,7 +18773,7 @@
                 <w:sz w:val="18"/>
                 <w:szCs w:val="18"/>
               </w:rPr>
-              <w:t xml:space="preserve">DEMONSTRATION SCRIPT — say each step aloud as you perform it: 'Step 1 — I am peeling back one layer of the onion fleshy leaf. I use my fingernail to lift the thin, almost transparent inner epidermis. Step 2 — Using forceps, I lay the epidermis flat on the slide. No folds — flat. Step 3 — I add ONE drop of iodine stain directly onto the tissue. Iodine stains starch and makes the nucleus visible. Step 4 — I lower the coverslip at an angle using a mounted needle — like closing a book slowly — to avoid air bubbles. Step 5 — I place the slide on the stage, clip it, and start at LOW power. I use the coarse focus wheel first, then fine focus.' After focusing, say: 'What do you notice? I want 10 seconds of silence — just look.' WAIT 10 seconds. 'Now — hands up — what can you see?' Take 3 responses. During group practical: circulate every 3 minutes. Use targeted prompts: 'Is your coverslip flat?', 'Are you on low power first?', 'Can you see a cell wall? Trace it with your finger on the eyepiece.' If a group cannot focus: demonstrate re-focusing at their microscope. With 5 minutes remaining, say: 'Everyone must now have at least ONE complete drawing with labels. Check your practical book now.' Cold-call 2 groups to describe one structure they can see.</w:t>
+              <w:t xml:space="preserve">Return to the BEFORE — Our Predictions list on the board. Say: 'Open your practical book to your prediction sketch. Take a different colour pen or pencil. Circle every prediction that your microscope confirmed. Cross out every prediction that was wrong. You have 2 minutes — silent individual work.' WAIT. After 2 minutes: 'How many people predicted chloroplasts would be present?' (Show of hands — count aloud.) 'How many of you found them?' (Hands — expected: zero.) Say: 'This is a significant scientific result. The question is WHY. I want 15 seconds of thinking time — no hands yet.' WAIT 15 seconds. Cold-call 3 learners: 'Give me your best explanation for why there are no chloroplasts in onion skin cells.' After 3 responses, say: 'Let's build the full explanation together.' Guide with questions: 'Where does the onion bulb grow? [Underground.] Does light reach it? [No.] What do chloroplasts do? [Photosynthesis — capture light.] So would it make sense for the cell to build chloroplasts if there is no light?' Connect explicitly: 'This is CELL SPECIALISATION. The onion epidermal cell is specialised for PROTECTION and STORAGE — not photosynthesis. Just like the cells in our Nairobi student's finger are each specialised for one job: platelets for clotting, fibroblasts for collagen, epidermal cells for closing the wound.' Instruct: 'In your practical book, write 3 sentences: what you observed, why it makes sense, and how it connects to the healing finger.'</w:t>
             </w:r>
           </w:p>
         </w:tc>
@@ -18499,7 +18805,7 @@
                 <w:sz w:val="18"/>
                 <w:szCs w:val="18"/>
               </w:rPr>
-              <w:t xml:space="preserve">Structured Scientific Drawing — learners do not photograph; they draw. The act of drawing forces sustained, analytical observation: learners must decide what is significant, where boundaries are, and how structures relate spatially. Labelling with a ruler-drawn label line requires learners to commit to naming what they see, connecting visual evidence to vocabulary from Lessons 1–5. The two-magnification requirement (low and high power) develops understanding of scale.</w:t>
+              <w:t xml:space="preserve">Claim–Evidence–Reasoning (CER) Writing — learners construct a written scientific explanation using the three-part structure: Claim (what I observed), Evidence (data from the microscope drawing), Reasoning (why this makes sense given what I know about cell specialisation). This strategy formalises the transition from 'I saw X' to 'X tells us Y about how cells work,' which is the core intellectual move of the unit.</w:t>
             </w:r>
           </w:p>
         </w:tc>
@@ -18531,7 +18837,7 @@
                 <w:sz w:val="18"/>
                 <w:szCs w:val="18"/>
               </w:rPr>
-              <w:t xml:space="preserve">Observable indicators: (1) Each learner's practical book contains two drawings (low and high power) with a minimum of 4 labelled structures. (2) Magnification is written below each drawing. (3) The observation 'I cannot see chloroplasts' (or equivalent) is recorded. Teacher checks practical books of at least 6 learners during circulation. If drawings are inaccurate (e.g., nucleus drawn outside the cell wall), the teacher kneels to the learner's level and says: 'Look through the eyepiece again — can you trace the outer boundary of the cell with your eye? That boundary IS the cell wall. Now draw only what you can see.'</w:t>
+              <w:t xml:space="preserve">Observable indicator: Each learner's 3-sentence CER response explicitly mentions (a) absence of chloroplasts, (b) the underground / no-light context of the onion bulb, and (c) a connection to specialisation or to the anchoring phenomenon. Teacher reads 4–5 responses during the writing time (circulate, do not collect). If a learner writes only 'onion cells have no chloroplasts because they don't need them,' prompt: 'Why don't they need them? What does a chloroplast DO? Where does the onion grow?' to scaffold deeper reasoning.</w:t>
             </w:r>
           </w:p>
         </w:tc>
@@ -18540,32 +18846,32 @@
         <w:tc>
           <w:tcPr>
             <w:tcW w:type="dxa" w:w="1520"/>
-            <w:shd w:fill="E2EFDA" w:color="auto" w:val="clear"/>
-            <w:tcMar>
-              <w:top w:type="dxa" w:w="60"/>
-              <w:left w:type="dxa" w:w="120"/>
-              <w:bottom w:type="dxa" w:w="60"/>
-              <w:right w:type="dxa" w:w="120"/>
-            </w:tcMar>
-            <w:vAlign w:val="top"/>
-          </w:tcPr>
-          <w:p>
-            <w:pPr>
-              <w:spacing w:after="40" w:before="0"/>
-              <w:jc w:val="left"/>
-            </w:pPr>
-            <w:r>
-              <w:rPr>
-                <w:rFonts w:ascii="Arial" w:cs="Arial" w:eastAsia="Arial" w:hAnsi="Arial"/>
-                <w:b/>
-                <w:bCs/>
-                <w:i w:val="false"/>
-                <w:iCs w:val="false"/>
-                <w:color w:val="000000"/>
-                <w:sz w:val="18"/>
-                <w:szCs w:val="18"/>
-              </w:rPr>
-              <w:t xml:space="preserve">Explain Phase</w:t>
+            <w:shd w:fill="FCE4D6" w:color="auto" w:val="clear"/>
+            <w:tcMar>
+              <w:top w:type="dxa" w:w="60"/>
+              <w:left w:type="dxa" w:w="120"/>
+              <w:bottom w:type="dxa" w:w="60"/>
+              <w:right w:type="dxa" w:w="120"/>
+            </w:tcMar>
+            <w:vAlign w:val="top"/>
+          </w:tcPr>
+          <w:p>
+            <w:pPr>
+              <w:spacing w:after="40" w:before="0"/>
+              <w:jc w:val="left"/>
+            </w:pPr>
+            <w:r>
+              <w:rPr>
+                <w:rFonts w:ascii="Arial" w:cs="Arial" w:eastAsia="Arial" w:hAnsi="Arial"/>
+                <w:b/>
+                <w:bCs/>
+                <w:i w:val="false"/>
+                <w:iCs w:val="false"/>
+                <w:color w:val="000000"/>
+                <w:sz w:val="18"/>
+                <w:szCs w:val="18"/>
+              </w:rPr>
+              <w:t xml:space="preserve">Driving Question Board (DQB) Creation</w:t>
             </w:r>
           </w:p>
           <w:p>
@@ -18588,7 +18894,7 @@
             <w:pPr>
               <w:spacing w:after="20" w:before="0"/>
             </w:pPr>
-            <w:hyperlink w:history="1" r:id="rIdm6o359q0pkrmlmuycla67">
+            <w:hyperlink w:history="1" r:id="rId-saiy2rwrvmj9wfq2n2w_">
               <w:r>
                 <w:rPr>
                   <w:rFonts w:ascii="Arial" w:cs="Arial" w:eastAsia="Arial" w:hAnsi="Arial"/>
@@ -18597,7 +18903,7 @@
                   <w:szCs w:val="16"/>
                   <w:u w:val="single" w:color="2E75B6"/>
                 </w:rPr>
-                <w:t xml:space="preserve">Plant cell walls</w:t>
+                <w:t xml:space="preserve">Comparing animal and plant cells</w:t>
               </w:r>
             </w:hyperlink>
           </w:p>
@@ -18621,7 +18927,7 @@
               <w:spacing w:after="10" w:before="0"/>
               <w:ind w:left="120"/>
             </w:pPr>
-            <w:hyperlink w:history="1" r:id="rIdilb-umklqx4wenx5a6rvg">
+            <w:hyperlink w:history="1" r:id="rIdoy2o99-r_15u6anyc_wis">
               <w:r>
                 <w:rPr>
                   <w:rFonts w:ascii="Arial" w:cs="Arial" w:eastAsia="Arial" w:hAnsi="Arial"/>
@@ -18666,7 +18972,7 @@
             <w:pPr>
               <w:spacing w:after="20" w:before="0"/>
             </w:pPr>
-            <w:hyperlink w:history="1" r:id="rIdglns7ocui6eyw5ag8u2cm">
+            <w:hyperlink w:history="1" r:id="rIdum0q1stqpnqaalqii7w78">
               <w:r>
                 <w:rPr>
                   <w:rFonts w:ascii="Arial" w:cs="Arial" w:eastAsia="Arial" w:hAnsi="Arial"/>
@@ -18699,7 +19005,7 @@
               <w:spacing w:after="10" w:before="0"/>
               <w:ind w:left="120"/>
             </w:pPr>
-            <w:hyperlink w:history="1" r:id="rIdrtry7m-swx-t5c0zkcdsu">
+            <w:hyperlink w:history="1" r:id="rId6bz2se_wnj5xrdu8_dmtn">
               <w:r>
                 <w:rPr>
                   <w:rFonts w:ascii="Arial" w:cs="Arial" w:eastAsia="Arial" w:hAnsi="Arial"/>
@@ -18741,7 +19047,7 @@
                 <w:sz w:val="18"/>
                 <w:szCs w:val="18"/>
               </w:rPr>
-              <w:t xml:space="preserve">Class reconvenes. Learners compare their actual observations to their Phase 1 predictions, annotating their prediction sketch in a different colour pen: circling correct predictions and crossing out incorrect ones. The teacher leads a whole-class discussion anchored on one key anomaly: 'Chloroplasts — did anyone find them?' Learners use their observations as evidence to construct an explanation for WHY onion epidermal cells have no chloroplasts, connecting to the concept of cell specialisation. Learners write a 3-sentence explanation in their own words: (1) What I observed. (2) Why this makes sense for the onion's function. (3) How this connects to the Nairobi student's healing finger.</w:t>
+              <w:t xml:space="preserve">Each group receives two sticky notes (different colours — one for ANSWERS, one for NEW QUESTIONS). On the ANSWER note, groups write one thing today's microscopy practical has confirmed or answered about the driving question. On the NEW QUESTION note, groups write one new question today's observation has raised. Groups post their notes on the class DQB under the headings 'Evidence We Now Have' and 'Questions We Still Need to Answer.' The teacher reads 3–4 notes aloud and the class votes (thumbs up/sideways/down) on whether each answer is well-supported by today's evidence.</w:t>
             </w:r>
           </w:p>
         </w:tc>
@@ -18773,7 +19079,7 @@
                 <w:sz w:val="18"/>
                 <w:szCs w:val="18"/>
               </w:rPr>
-              <w:t xml:space="preserve">Return to the BEFORE — Our Predictions list on the board. Say: 'Open your practical book to your prediction sketch. Take a different colour pen or pencil. Circle every prediction that your microscope confirmed. Cross out every prediction that was wrong. You have 2 minutes — silent individual work.' WAIT. After 2 minutes: 'How many people predicted chloroplasts would be present?' (Show of hands — count aloud.) 'How many of you found them?' (Hands — expected: zero.) Say: 'This is a significant scientific result. The question is WHY. I want 15 seconds of thinking time — no hands yet.' WAIT 15 seconds. Cold-call 3 learners: 'Give me your best explanation for why there are no chloroplasts in onion skin cells.' After 3 responses, say: 'Let's build the full explanation together.' Guide with questions: 'Where does the onion bulb grow? [Underground.] Does light reach it? [No.] What do chloroplasts do? [Photosynthesis — capture light.] So would it make sense for the cell to build chloroplasts if there is no light?' Connect explicitly: 'This is CELL SPECIALISATION. The onion epidermal cell is specialised for PROTECTION and STORAGE — not photosynthesis. Just like the cells in our Nairobi student's finger are each specialised for one job: platelets for clotting, fibroblasts for collagen, epidermal cells for closing the wound.' Instruct: 'In your practical book, write 3 sentences: what you observed, why it makes sense, and how it connects to the healing finger.'</w:t>
+              <w:t xml:space="preserve">Distribute sticky notes. Say: 'The Driving Question asks: Why do cells look so different — and how does shape determine the job a cell can do? Today you looked at a real cell for the first time. On your ANSWER note, write one thing you can now say with evidence — not just from the textbook, but from YOUR microscope today. On your QUESTION note, write one new question your observation raised — something you still cannot explain.' Allow 3 minutes. Circulate and prompt groups that are stuck: 'What surprised you most today?' or 'What would you need to see next to understand the healing finger better?' Invite groups to post notes on the DQB. Read 3 aloud. For each, say: 'Does today's evidence support this answer? Thumbs up if yes, sideways if partly, down if we're not sure yet.' Narrate: 'Look at our board — it is growing. Each lesson we add more. By Lesson 12, we should be able to answer the driving question fully.'</w:t>
             </w:r>
           </w:p>
         </w:tc>
@@ -18805,7 +19111,7 @@
                 <w:sz w:val="18"/>
                 <w:szCs w:val="18"/>
               </w:rPr>
-              <w:t xml:space="preserve">Claim–Evidence–Reasoning (CER) Writing — learners construct a written scientific explanation using the three-part structure: Claim (what I observed), Evidence (data from the microscope drawing), Reasoning (why this makes sense given what I know about cell specialisation). This strategy formalises the transition from 'I saw X' to 'X tells us Y about how cells work,' which is the core intellectual move of the unit.</w:t>
+              <w:t xml:space="preserve">Driving Question Board (DQB) Progressive Mapping — the DQB functions as a public, cumulative record of the class's growing understanding. By distinguishing 'evidence we now have' from 'questions we still need to answer,' learners experience science as an iterative process. The thumbs vote introduces peer evaluation of evidence quality, a key component of scientific reasoning.</w:t>
             </w:r>
           </w:p>
         </w:tc>
@@ -18837,7 +19143,7 @@
                 <w:sz w:val="18"/>
                 <w:szCs w:val="18"/>
               </w:rPr>
-              <w:t xml:space="preserve">Observable indicator: Each learner's 3-sentence CER response explicitly mentions (a) absence of chloroplasts, (b) the underground / no-light context of the onion bulb, and (c) a connection to specialisation or to the anchoring phenomenon. Teacher reads 4–5 responses during the writing time (circulate, do not collect). If a learner writes only 'onion cells have no chloroplasts because they don't need them,' prompt: 'Why don't they need them? What does a chloroplast DO? Where does the onion grow?' to scaffold deeper reasoning.</w:t>
+              <w:t xml:space="preserve">Observable indicator: Every group posts at least one answer note that references a specific observation from today's practical (e.g., 'We can see cell walls in plant cells — animal cells in the wound don't have these'). Teacher flags any answer note that is purely textbook-recalled without reference to today's observation and returns it to the group with the prompt: 'Can you re-write this using something you actually saw today?'</w:t>
             </w:r>
           </w:p>
         </w:tc>
@@ -18846,32 +19152,32 @@
         <w:tc>
           <w:tcPr>
             <w:tcW w:type="dxa" w:w="1520"/>
-            <w:shd w:fill="FCE4D6" w:color="auto" w:val="clear"/>
-            <w:tcMar>
-              <w:top w:type="dxa" w:w="60"/>
-              <w:left w:type="dxa" w:w="120"/>
-              <w:bottom w:type="dxa" w:w="60"/>
-              <w:right w:type="dxa" w:w="120"/>
-            </w:tcMar>
-            <w:vAlign w:val="top"/>
-          </w:tcPr>
-          <w:p>
-            <w:pPr>
-              <w:spacing w:after="40" w:before="0"/>
-              <w:jc w:val="left"/>
-            </w:pPr>
-            <w:r>
-              <w:rPr>
-                <w:rFonts w:ascii="Arial" w:cs="Arial" w:eastAsia="Arial" w:hAnsi="Arial"/>
-                <w:b/>
-                <w:bCs/>
-                <w:i w:val="false"/>
-                <w:iCs w:val="false"/>
-                <w:color w:val="000000"/>
-                <w:sz w:val="18"/>
-                <w:szCs w:val="18"/>
-              </w:rPr>
-              <w:t xml:space="preserve">Driving Question Board (DQB) Creation</w:t>
+            <w:shd w:fill="D5E8F0" w:color="auto" w:val="clear"/>
+            <w:tcMar>
+              <w:top w:type="dxa" w:w="60"/>
+              <w:left w:type="dxa" w:w="120"/>
+              <w:bottom w:type="dxa" w:w="60"/>
+              <w:right w:type="dxa" w:w="120"/>
+            </w:tcMar>
+            <w:vAlign w:val="top"/>
+          </w:tcPr>
+          <w:p>
+            <w:pPr>
+              <w:spacing w:after="40" w:before="0"/>
+              <w:jc w:val="left"/>
+            </w:pPr>
+            <w:r>
+              <w:rPr>
+                <w:rFonts w:ascii="Arial" w:cs="Arial" w:eastAsia="Arial" w:hAnsi="Arial"/>
+                <w:b/>
+                <w:bCs/>
+                <w:i w:val="false"/>
+                <w:iCs w:val="false"/>
+                <w:color w:val="000000"/>
+                <w:sz w:val="18"/>
+                <w:szCs w:val="18"/>
+              </w:rPr>
+              <w:t xml:space="preserve">Model Building Phase</w:t>
             </w:r>
           </w:p>
           <w:p>
@@ -18894,7 +19200,7 @@
             <w:pPr>
               <w:spacing w:after="20" w:before="0"/>
             </w:pPr>
-            <w:hyperlink w:history="1" r:id="rIdtawnhtuyjb0oukuz5ngcj">
+            <w:hyperlink w:history="1" r:id="rIdplj-jznm5vjofhhe72gfo">
               <w:r>
                 <w:rPr>
                   <w:rFonts w:ascii="Arial" w:cs="Arial" w:eastAsia="Arial" w:hAnsi="Arial"/>
@@ -18927,7 +19233,7 @@
               <w:spacing w:after="10" w:before="0"/>
               <w:ind w:left="120"/>
             </w:pPr>
-            <w:hyperlink w:history="1" r:id="rIdc2ukjvzupf04a_qiocx8x">
+            <w:hyperlink w:history="1" r:id="rId_70lmrdgtexyng8cw9kwu">
               <w:r>
                 <w:rPr>
                   <w:rFonts w:ascii="Arial" w:cs="Arial" w:eastAsia="Arial" w:hAnsi="Arial"/>
@@ -18972,7 +19278,7 @@
             <w:pPr>
               <w:spacing w:after="20" w:before="0"/>
             </w:pPr>
-            <w:hyperlink w:history="1" r:id="rIdijgmgty761mpt9hdt62i8">
+            <w:hyperlink w:history="1" r:id="rIdmpwnd34thlfp0j8xyiwcn">
               <w:r>
                 <w:rPr>
                   <w:rFonts w:ascii="Arial" w:cs="Arial" w:eastAsia="Arial" w:hAnsi="Arial"/>
@@ -19005,313 +19311,7 @@
               <w:spacing w:after="10" w:before="0"/>
               <w:ind w:left="120"/>
             </w:pPr>
-            <w:hyperlink w:history="1" r:id="rIdtkfwvu8yt5eheeapkjjh-">
-              <w:r>
-                <w:rPr>
-                  <w:rFonts w:ascii="Arial" w:cs="Arial" w:eastAsia="Arial" w:hAnsi="Arial"/>
-                  <w:color w:val="595959"/>
-                  <w:sz w:val="14"/>
-                  <w:szCs w:val="14"/>
-                  <w:u w:val="single" w:color="595959"/>
-                </w:rPr>
-                <w:t xml:space="preserve">🔍 Search ARES for similar readings</w:t>
-              </w:r>
-            </w:hyperlink>
-          </w:p>
-        </w:tc>
-        <w:tc>
-          <w:tcPr>
-            <w:tcW w:type="dxa" w:w="3040"/>
-            <w:shd w:fill="FFFFFF" w:color="auto" w:val="clear"/>
-            <w:tcMar>
-              <w:top w:type="dxa" w:w="60"/>
-              <w:left w:type="dxa" w:w="120"/>
-              <w:bottom w:type="dxa" w:w="60"/>
-              <w:right w:type="dxa" w:w="120"/>
-            </w:tcMar>
-            <w:vAlign w:val="top"/>
-          </w:tcPr>
-          <w:p>
-            <w:pPr>
-              <w:spacing w:after="40" w:before="0"/>
-              <w:jc w:val="left"/>
-            </w:pPr>
-            <w:r>
-              <w:rPr>
-                <w:rFonts w:ascii="Arial" w:cs="Arial" w:eastAsia="Arial" w:hAnsi="Arial"/>
-                <w:b w:val="false"/>
-                <w:bCs w:val="false"/>
-                <w:i w:val="false"/>
-                <w:iCs w:val="false"/>
-                <w:color w:val="000000"/>
-                <w:sz w:val="18"/>
-                <w:szCs w:val="18"/>
-              </w:rPr>
-              <w:t xml:space="preserve">Each group receives two sticky notes (different colours — one for ANSWERS, one for NEW QUESTIONS). On the ANSWER note, groups write one thing today's microscopy practical has confirmed or answered about the driving question. On the NEW QUESTION note, groups write one new question today's observation has raised. Groups post their notes on the class DQB under the headings 'Evidence We Now Have' and 'Questions We Still Need to Answer.' The teacher reads 3–4 notes aloud and the class votes (thumbs up/sideways/down) on whether each answer is well-supported by today's evidence.</w:t>
-            </w:r>
-          </w:p>
-        </w:tc>
-        <w:tc>
-          <w:tcPr>
-            <w:tcW w:type="dxa" w:w="3040"/>
-            <w:shd w:fill="F2F2F2" w:color="auto" w:val="clear"/>
-            <w:tcMar>
-              <w:top w:type="dxa" w:w="60"/>
-              <w:left w:type="dxa" w:w="120"/>
-              <w:bottom w:type="dxa" w:w="60"/>
-              <w:right w:type="dxa" w:w="120"/>
-            </w:tcMar>
-            <w:vAlign w:val="top"/>
-          </w:tcPr>
-          <w:p>
-            <w:pPr>
-              <w:spacing w:after="40" w:before="0"/>
-              <w:jc w:val="left"/>
-            </w:pPr>
-            <w:r>
-              <w:rPr>
-                <w:rFonts w:ascii="Arial" w:cs="Arial" w:eastAsia="Arial" w:hAnsi="Arial"/>
-                <w:b w:val="false"/>
-                <w:bCs w:val="false"/>
-                <w:i w:val="false"/>
-                <w:iCs w:val="false"/>
-                <w:color w:val="000000"/>
-                <w:sz w:val="18"/>
-                <w:szCs w:val="18"/>
-              </w:rPr>
-              <w:t xml:space="preserve">Distribute sticky notes. Say: 'The Driving Question asks: Why do cells look so different — and how does shape determine the job a cell can do? Today you looked at a real cell for the first time. On your ANSWER note, write one thing you can now say with evidence — not just from the textbook, but from YOUR microscope today. On your QUESTION note, write one new question your observation raised — something you still cannot explain.' Allow 3 minutes. Circulate and prompt groups that are stuck: 'What surprised you most today?' or 'What would you need to see next to understand the healing finger better?' Invite groups to post notes on the DQB. Read 3 aloud. For each, say: 'Does today's evidence support this answer? Thumbs up if yes, sideways if partly, down if we're not sure yet.' Narrate: 'Look at our board — it is growing. Each lesson we add more. By Lesson 12, we should be able to answer the driving question fully.'</w:t>
-            </w:r>
-          </w:p>
-        </w:tc>
-        <w:tc>
-          <w:tcPr>
-            <w:tcW w:type="dxa" w:w="3040"/>
-            <w:shd w:fill="FFFFFF" w:color="auto" w:val="clear"/>
-            <w:tcMar>
-              <w:top w:type="dxa" w:w="60"/>
-              <w:left w:type="dxa" w:w="120"/>
-              <w:bottom w:type="dxa" w:w="60"/>
-              <w:right w:type="dxa" w:w="120"/>
-            </w:tcMar>
-            <w:vAlign w:val="top"/>
-          </w:tcPr>
-          <w:p>
-            <w:pPr>
-              <w:spacing w:after="40" w:before="0"/>
-              <w:jc w:val="left"/>
-            </w:pPr>
-            <w:r>
-              <w:rPr>
-                <w:rFonts w:ascii="Arial" w:cs="Arial" w:eastAsia="Arial" w:hAnsi="Arial"/>
-                <w:b w:val="false"/>
-                <w:bCs w:val="false"/>
-                <w:i w:val="false"/>
-                <w:iCs w:val="false"/>
-                <w:color w:val="000000"/>
-                <w:sz w:val="18"/>
-                <w:szCs w:val="18"/>
-              </w:rPr>
-              <w:t xml:space="preserve">Driving Question Board (DQB) Progressive Mapping — the DQB functions as a public, cumulative record of the class's growing understanding. By distinguishing 'evidence we now have' from 'questions we still need to answer,' learners experience science as an iterative process. The thumbs vote introduces peer evaluation of evidence quality, a key component of scientific reasoning.</w:t>
-            </w:r>
-          </w:p>
-        </w:tc>
-        <w:tc>
-          <w:tcPr>
-            <w:tcW w:type="dxa" w:w="3040"/>
-            <w:shd w:fill="F2F2F2" w:color="auto" w:val="clear"/>
-            <w:tcMar>
-              <w:top w:type="dxa" w:w="60"/>
-              <w:left w:type="dxa" w:w="120"/>
-              <w:bottom w:type="dxa" w:w="60"/>
-              <w:right w:type="dxa" w:w="120"/>
-            </w:tcMar>
-            <w:vAlign w:val="top"/>
-          </w:tcPr>
-          <w:p>
-            <w:pPr>
-              <w:spacing w:after="40" w:before="0"/>
-              <w:jc w:val="left"/>
-            </w:pPr>
-            <w:r>
-              <w:rPr>
-                <w:rFonts w:ascii="Arial" w:cs="Arial" w:eastAsia="Arial" w:hAnsi="Arial"/>
-                <w:b w:val="false"/>
-                <w:bCs w:val="false"/>
-                <w:i w:val="false"/>
-                <w:iCs w:val="false"/>
-                <w:color w:val="000000"/>
-                <w:sz w:val="18"/>
-                <w:szCs w:val="18"/>
-              </w:rPr>
-              <w:t xml:space="preserve">Observable indicator: Every group posts at least one answer note that references a specific observation from today's practical (e.g., 'We can see cell walls in plant cells — animal cells in the wound don't have these'). Teacher flags any answer note that is purely textbook-recalled without reference to today's observation and returns it to the group with the prompt: 'Can you re-write this using something you actually saw today?'</w:t>
-            </w:r>
-          </w:p>
-        </w:tc>
-      </w:tr>
-      <w:tr>
-        <w:tc>
-          <w:tcPr>
-            <w:tcW w:type="dxa" w:w="1520"/>
-            <w:shd w:fill="D5E8F0" w:color="auto" w:val="clear"/>
-            <w:tcMar>
-              <w:top w:type="dxa" w:w="60"/>
-              <w:left w:type="dxa" w:w="120"/>
-              <w:bottom w:type="dxa" w:w="60"/>
-              <w:right w:type="dxa" w:w="120"/>
-            </w:tcMar>
-            <w:vAlign w:val="top"/>
-          </w:tcPr>
-          <w:p>
-            <w:pPr>
-              <w:spacing w:after="40" w:before="0"/>
-              <w:jc w:val="left"/>
-            </w:pPr>
-            <w:r>
-              <w:rPr>
-                <w:rFonts w:ascii="Arial" w:cs="Arial" w:eastAsia="Arial" w:hAnsi="Arial"/>
-                <w:b/>
-                <w:bCs/>
-                <w:i w:val="false"/>
-                <w:iCs w:val="false"/>
-                <w:color w:val="000000"/>
-                <w:sz w:val="18"/>
-                <w:szCs w:val="18"/>
-              </w:rPr>
-              <w:t xml:space="preserve">Model Building Phase</w:t>
-            </w:r>
-          </w:p>
-          <w:p>
-            <w:pPr>
-              <w:spacing w:after="20" w:before="0"/>
-            </w:pPr>
-            <w:r>
-              <w:rPr>
-                <w:rFonts w:ascii="Arial" w:cs="Arial" w:eastAsia="Arial" w:hAnsi="Arial"/>
-                <w:b/>
-                <w:bCs/>
-                <w:color w:val="1F3864"/>
-                <w:sz w:val="16"/>
-                <w:szCs w:val="16"/>
-              </w:rPr>
-              <w:t xml:space="preserve">📹 VIDEO:</w:t>
-            </w:r>
-          </w:p>
-          <w:p>
-            <w:pPr>
-              <w:spacing w:after="20" w:before="0"/>
-            </w:pPr>
-            <w:hyperlink w:history="1" r:id="rIdlrac0gdm9rfzz6jruxosb">
-              <w:r>
-                <w:rPr>
-                  <w:rFonts w:ascii="Arial" w:cs="Arial" w:eastAsia="Arial" w:hAnsi="Arial"/>
-                  <w:color w:val="2E75B6"/>
-                  <w:sz w:val="16"/>
-                  <w:szCs w:val="16"/>
-                  <w:u w:val="single" w:color="2E75B6"/>
-                </w:rPr>
-                <w:t xml:space="preserve">Comparing animal and plant cells</w:t>
-              </w:r>
-            </w:hyperlink>
-          </w:p>
-          <w:p>
-            <w:pPr>
-              <w:spacing w:after="10" w:before="0"/>
-              <w:ind w:left="120"/>
-            </w:pPr>
-            <w:r>
-              <w:rPr>
-                <w:rFonts w:ascii="Arial" w:cs="Arial" w:eastAsia="Arial" w:hAnsi="Arial"/>
-                <w:color w:val="595959"/>
-                <w:sz w:val="14"/>
-                <w:szCs w:val="14"/>
-              </w:rPr>
-              <w:t xml:space="preserve">Source: Khan Academy (English - US curriculum)</w:t>
-            </w:r>
-          </w:p>
-          <w:p>
-            <w:pPr>
-              <w:spacing w:after="10" w:before="0"/>
-              <w:ind w:left="120"/>
-            </w:pPr>
-            <w:hyperlink w:history="1" r:id="rIdy3l1ejjqnsnd1u7h3hewt">
-              <w:r>
-                <w:rPr>
-                  <w:rFonts w:ascii="Arial" w:cs="Arial" w:eastAsia="Arial" w:hAnsi="Arial"/>
-                  <w:color w:val="595959"/>
-                  <w:sz w:val="14"/>
-                  <w:szCs w:val="14"/>
-                  <w:u w:val="single" w:color="595959"/>
-                </w:rPr>
-                <w:t xml:space="preserve">🔍 Search ARES for similar videos</w:t>
-              </w:r>
-            </w:hyperlink>
-          </w:p>
-          <w:p>
-            <w:pPr>
-              <w:spacing w:after="40" w:before="0"/>
-            </w:pPr>
-            <w:r>
-              <w:rPr>
-                <w:sz w:val="14"/>
-                <w:szCs w:val="14"/>
-              </w:rPr>
-              <w:t xml:space="preserve"/>
-            </w:r>
-          </w:p>
-          <w:p>
-            <w:pPr>
-              <w:spacing w:after="20" w:before="0"/>
-            </w:pPr>
-            <w:r>
-              <w:rPr>
-                <w:rFonts w:ascii="Arial" w:cs="Arial" w:eastAsia="Arial" w:hAnsi="Arial"/>
-                <w:b/>
-                <w:bCs/>
-                <w:color w:val="1F3864"/>
-                <w:sz w:val="16"/>
-                <w:szCs w:val="16"/>
-              </w:rPr>
-              <w:t xml:space="preserve">📖 HTML:</w:t>
-            </w:r>
-          </w:p>
-          <w:p>
-            <w:pPr>
-              <w:spacing w:after="20" w:before="0"/>
-            </w:pPr>
-            <w:hyperlink w:history="1" r:id="rIddbji11ad24ipsi1mbcymx">
-              <w:r>
-                <w:rPr>
-                  <w:rFonts w:ascii="Arial" w:cs="Arial" w:eastAsia="Arial" w:hAnsi="Arial"/>
-                  <w:color w:val="2E75B6"/>
-                  <w:sz w:val="16"/>
-                  <w:szCs w:val="16"/>
-                  <w:u w:val="single" w:color="2E75B6"/>
-                </w:rPr>
-                <w:t xml:space="preserve">Plant Cell Structures (Flexbook)</w:t>
-              </w:r>
-            </w:hyperlink>
-          </w:p>
-          <w:p>
-            <w:pPr>
-              <w:spacing w:after="10" w:before="0"/>
-              <w:ind w:left="120"/>
-            </w:pPr>
-            <w:r>
-              <w:rPr>
-                <w:rFonts w:ascii="Arial" w:cs="Arial" w:eastAsia="Arial" w:hAnsi="Arial"/>
-                <w:color w:val="595959"/>
-                <w:sz w:val="14"/>
-                <w:szCs w:val="14"/>
-              </w:rPr>
-              <w:t xml:space="preserve">Source: CK-12</w:t>
-            </w:r>
-          </w:p>
-          <w:p>
-            <w:pPr>
-              <w:spacing w:after="10" w:before="0"/>
-              <w:ind w:left="120"/>
-            </w:pPr>
-            <w:hyperlink w:history="1" r:id="rIdqcow223a12gkvpwlw5j-1">
+            <w:hyperlink w:history="1" r:id="rIdppirpacj8ryrdsg4nyjzw">
               <w:r>
                 <w:rPr>
                   <w:rFonts w:ascii="Arial" w:cs="Arial" w:eastAsia="Arial" w:hAnsi="Arial"/>
@@ -20893,7 +20893,7 @@
             <w:pPr>
               <w:spacing w:after="20" w:before="0"/>
             </w:pPr>
-            <w:hyperlink w:history="1" r:id="rIdvs-jmv-93980rx-zbndop">
+            <w:hyperlink w:history="1" r:id="rId0ammiz8hlyrqfmh-rev7d">
               <w:r>
                 <w:rPr>
                   <w:rFonts w:ascii="Arial" w:cs="Arial" w:eastAsia="Arial" w:hAnsi="Arial"/>
@@ -20926,7 +20926,7 @@
               <w:spacing w:after="10" w:before="0"/>
               <w:ind w:left="120"/>
             </w:pPr>
-            <w:hyperlink w:history="1" r:id="rIdj1sf25nvq5r7qd7vpxmx0">
+            <w:hyperlink w:history="1" r:id="rId9eymjhrphhnoraoohodfz">
               <w:r>
                 <w:rPr>
                   <w:rFonts w:ascii="Arial" w:cs="Arial" w:eastAsia="Arial" w:hAnsi="Arial"/>
@@ -20971,7 +20971,7 @@
             <w:pPr>
               <w:spacing w:after="20" w:before="0"/>
             </w:pPr>
-            <w:hyperlink w:history="1" r:id="rIdfqmulqglmow32tvnavfsx">
+            <w:hyperlink w:history="1" r:id="rId9oaffhphbzi3j_fjvhd7o">
               <w:r>
                 <w:rPr>
                   <w:rFonts w:ascii="Arial" w:cs="Arial" w:eastAsia="Arial" w:hAnsi="Arial"/>
@@ -21004,7 +21004,7 @@
               <w:spacing w:after="10" w:before="0"/>
               <w:ind w:left="120"/>
             </w:pPr>
-            <w:hyperlink w:history="1" r:id="rIdq2e9l3uhkz_vhakkugduy">
+            <w:hyperlink w:history="1" r:id="rIdhqiesbivt5mlw9admzdcx">
               <w:r>
                 <w:rPr>
                   <w:rFonts w:ascii="Arial" w:cs="Arial" w:eastAsia="Arial" w:hAnsi="Arial"/>
@@ -21199,7 +21199,7 @@
             <w:pPr>
               <w:spacing w:after="20" w:before="0"/>
             </w:pPr>
-            <w:hyperlink w:history="1" r:id="rIdn8ujkbg6ogdqxibrd_ohk">
+            <w:hyperlink w:history="1" r:id="rIdwvp_qnhnyqiwm7xs7bkko">
               <w:r>
                 <w:rPr>
                   <w:rFonts w:ascii="Arial" w:cs="Arial" w:eastAsia="Arial" w:hAnsi="Arial"/>
@@ -21232,7 +21232,7 @@
               <w:spacing w:after="10" w:before="0"/>
               <w:ind w:left="120"/>
             </w:pPr>
-            <w:hyperlink w:history="1" r:id="rId0_crk-m2glatwt2s1ulov">
+            <w:hyperlink w:history="1" r:id="rId1tehqpa9aju0b8zzv2moo">
               <w:r>
                 <w:rPr>
                   <w:rFonts w:ascii="Arial" w:cs="Arial" w:eastAsia="Arial" w:hAnsi="Arial"/>
@@ -21277,7 +21277,7 @@
             <w:pPr>
               <w:spacing w:after="20" w:before="0"/>
             </w:pPr>
-            <w:hyperlink w:history="1" r:id="rIdpdffawj-q-at5zxjeoqwo">
+            <w:hyperlink w:history="1" r:id="rIdpevb_equnl74nlzojiwro">
               <w:r>
                 <w:rPr>
                   <w:rFonts w:ascii="Arial" w:cs="Arial" w:eastAsia="Arial" w:hAnsi="Arial"/>
@@ -21310,7 +21310,7 @@
               <w:spacing w:after="10" w:before="0"/>
               <w:ind w:left="120"/>
             </w:pPr>
-            <w:hyperlink w:history="1" r:id="rIdkudzd0hldw57koh0zftmh">
+            <w:hyperlink w:history="1" r:id="rIdp0dmf7pmputsjcoag49mo">
               <w:r>
                 <w:rPr>
                   <w:rFonts w:ascii="Arial" w:cs="Arial" w:eastAsia="Arial" w:hAnsi="Arial"/>
@@ -21505,7 +21505,7 @@
             <w:pPr>
               <w:spacing w:after="20" w:before="0"/>
             </w:pPr>
-            <w:hyperlink w:history="1" r:id="rIdjrbskdcufz_cdwjemq5xx">
+            <w:hyperlink w:history="1" r:id="rIdes47dyilkq8mxqlni_9dz">
               <w:r>
                 <w:rPr>
                   <w:rFonts w:ascii="Arial" w:cs="Arial" w:eastAsia="Arial" w:hAnsi="Arial"/>
@@ -21538,7 +21538,7 @@
               <w:spacing w:after="10" w:before="0"/>
               <w:ind w:left="120"/>
             </w:pPr>
-            <w:hyperlink w:history="1" r:id="rIdzfejdmdv-dduoc8ap4kpd">
+            <w:hyperlink w:history="1" r:id="rIdlu2afdwf2endq4n9sugmi">
               <w:r>
                 <w:rPr>
                   <w:rFonts w:ascii="Arial" w:cs="Arial" w:eastAsia="Arial" w:hAnsi="Arial"/>
@@ -21583,7 +21583,7 @@
             <w:pPr>
               <w:spacing w:after="20" w:before="0"/>
             </w:pPr>
-            <w:hyperlink w:history="1" r:id="rId6bccj01pvcrrbizzqxxxb">
+            <w:hyperlink w:history="1" r:id="rIdxulwsii_glfban746cluc">
               <w:r>
                 <w:rPr>
                   <w:rFonts w:ascii="Arial" w:cs="Arial" w:eastAsia="Arial" w:hAnsi="Arial"/>
@@ -21616,7 +21616,7 @@
               <w:spacing w:after="10" w:before="0"/>
               <w:ind w:left="120"/>
             </w:pPr>
-            <w:hyperlink w:history="1" r:id="rIdz3erzslnw_3jlep83h1s0">
+            <w:hyperlink w:history="1" r:id="rIddgqe8w9jyocx11rlgtj07">
               <w:r>
                 <w:rPr>
                   <w:rFonts w:ascii="Arial" w:cs="Arial" w:eastAsia="Arial" w:hAnsi="Arial"/>
@@ -21811,7 +21811,7 @@
             <w:pPr>
               <w:spacing w:after="20" w:before="0"/>
             </w:pPr>
-            <w:hyperlink w:history="1" r:id="rIdk-tezqntmd5-zkc978ay9">
+            <w:hyperlink w:history="1" r:id="rIdtbkfr_4m68tdjl9ysymua">
               <w:r>
                 <w:rPr>
                   <w:rFonts w:ascii="Arial" w:cs="Arial" w:eastAsia="Arial" w:hAnsi="Arial"/>
@@ -21844,7 +21844,7 @@
               <w:spacing w:after="10" w:before="0"/>
               <w:ind w:left="120"/>
             </w:pPr>
-            <w:hyperlink w:history="1" r:id="rIdzrqrxvv6ctpxixzs6k7cd">
+            <w:hyperlink w:history="1" r:id="rId4qmvrrcttfdrnmphgrw50">
               <w:r>
                 <w:rPr>
                   <w:rFonts w:ascii="Arial" w:cs="Arial" w:eastAsia="Arial" w:hAnsi="Arial"/>
@@ -21889,7 +21889,7 @@
             <w:pPr>
               <w:spacing w:after="20" w:before="0"/>
             </w:pPr>
-            <w:hyperlink w:history="1" r:id="rIdvoc8igxquysa8dsj9ias_">
+            <w:hyperlink w:history="1" r:id="rIdt-gz2czokl0v-yyhrnb78">
               <w:r>
                 <w:rPr>
                   <w:rFonts w:ascii="Arial" w:cs="Arial" w:eastAsia="Arial" w:hAnsi="Arial"/>
@@ -21922,7 +21922,7 @@
               <w:spacing w:after="10" w:before="0"/>
               <w:ind w:left="120"/>
             </w:pPr>
-            <w:hyperlink w:history="1" r:id="rIdkncztwuyzjrqz75l1wr4q">
+            <w:hyperlink w:history="1" r:id="rIdtrlkz5dkdgyf75pg0vyoo">
               <w:r>
                 <w:rPr>
                   <w:rFonts w:ascii="Arial" w:cs="Arial" w:eastAsia="Arial" w:hAnsi="Arial"/>
@@ -22117,7 +22117,7 @@
             <w:pPr>
               <w:spacing w:after="20" w:before="0"/>
             </w:pPr>
-            <w:hyperlink w:history="1" r:id="rId7s3gsqddu3orme9jho8ro">
+            <w:hyperlink w:history="1" r:id="rId0db2lbllkgytu28pz6s96">
               <w:r>
                 <w:rPr>
                   <w:rFonts w:ascii="Arial" w:cs="Arial" w:eastAsia="Arial" w:hAnsi="Arial"/>
@@ -22150,7 +22150,7 @@
               <w:spacing w:after="10" w:before="0"/>
               <w:ind w:left="120"/>
             </w:pPr>
-            <w:hyperlink w:history="1" r:id="rId4rvjhr-mo5ejl5za5ttm1">
+            <w:hyperlink w:history="1" r:id="rIdxhnriitv4oo_22h7islbg">
               <w:r>
                 <w:rPr>
                   <w:rFonts w:ascii="Arial" w:cs="Arial" w:eastAsia="Arial" w:hAnsi="Arial"/>
@@ -22195,7 +22195,7 @@
             <w:pPr>
               <w:spacing w:after="20" w:before="0"/>
             </w:pPr>
-            <w:hyperlink w:history="1" r:id="rIdcqdajksix-oxjvo9k43ln">
+            <w:hyperlink w:history="1" r:id="rIdgzlccegdprj4utcbl5ulf">
               <w:r>
                 <w:rPr>
                   <w:rFonts w:ascii="Arial" w:cs="Arial" w:eastAsia="Arial" w:hAnsi="Arial"/>
@@ -22228,7 +22228,7 @@
               <w:spacing w:after="10" w:before="0"/>
               <w:ind w:left="120"/>
             </w:pPr>
-            <w:hyperlink w:history="1" r:id="rIdvbb458t72zp7qq7yr8v3d">
+            <w:hyperlink w:history="1" r:id="rId6cmtayirg__hew0yyazos">
               <w:r>
                 <w:rPr>
                   <w:rFonts w:ascii="Arial" w:cs="Arial" w:eastAsia="Arial" w:hAnsi="Arial"/>
@@ -23829,7 +23829,7 @@
             <w:pPr>
               <w:spacing w:after="20" w:before="0"/>
             </w:pPr>
-            <w:hyperlink w:history="1" r:id="rIdqgawywku_a2ul6njvw7re">
+            <w:hyperlink w:history="1" r:id="rIddgd67nmoosjz3vtfucjgv">
               <w:r>
                 <w:rPr>
                   <w:rFonts w:ascii="Arial" w:cs="Arial" w:eastAsia="Arial" w:hAnsi="Arial"/>
@@ -23862,7 +23862,7 @@
               <w:spacing w:after="10" w:before="0"/>
               <w:ind w:left="120"/>
             </w:pPr>
-            <w:hyperlink w:history="1" r:id="rIdnjk4x_jsej2_zzhwalyfq">
+            <w:hyperlink w:history="1" r:id="rIdoluzmgrmob8piy3chk5cg">
               <w:r>
                 <w:rPr>
                   <w:rFonts w:ascii="Arial" w:cs="Arial" w:eastAsia="Arial" w:hAnsi="Arial"/>
@@ -23907,7 +23907,7 @@
             <w:pPr>
               <w:spacing w:after="20" w:before="0"/>
             </w:pPr>
-            <w:hyperlink w:history="1" r:id="rId88k8fuuitykeesifvy3ee">
+            <w:hyperlink w:history="1" r:id="rIdjzbomkwfai8qpi2ibhxgm">
               <w:r>
                 <w:rPr>
                   <w:rFonts w:ascii="Arial" w:cs="Arial" w:eastAsia="Arial" w:hAnsi="Arial"/>
@@ -23940,7 +23940,7 @@
               <w:spacing w:after="10" w:before="0"/>
               <w:ind w:left="120"/>
             </w:pPr>
-            <w:hyperlink w:history="1" r:id="rIdts5didfesp2evn8kv4hs4">
+            <w:hyperlink w:history="1" r:id="rIdtwaxpjii4wbdh3oz0vbal">
               <w:r>
                 <w:rPr>
                   <w:rFonts w:ascii="Arial" w:cs="Arial" w:eastAsia="Arial" w:hAnsi="Arial"/>
@@ -24135,7 +24135,925 @@
             <w:pPr>
               <w:spacing w:after="20" w:before="0"/>
             </w:pPr>
-            <w:hyperlink w:history="1" r:id="rIdmfl8dntwkoyy4v1tj_3vg">
+            <w:hyperlink w:history="1" r:id="rId82uizjnqaoj0yqhtoq94t">
+              <w:r>
+                <w:rPr>
+                  <w:rFonts w:ascii="Arial" w:cs="Arial" w:eastAsia="Arial" w:hAnsi="Arial"/>
+                  <w:color w:val="2E75B6"/>
+                  <w:sz w:val="16"/>
+                  <w:szCs w:val="16"/>
+                  <w:u w:val="single" w:color="2E75B6"/>
+                </w:rPr>
+                <w:t xml:space="preserve">Red blood cells</w:t>
+              </w:r>
+            </w:hyperlink>
+          </w:p>
+          <w:p>
+            <w:pPr>
+              <w:spacing w:after="10" w:before="0"/>
+              <w:ind w:left="120"/>
+            </w:pPr>
+            <w:r>
+              <w:rPr>
+                <w:rFonts w:ascii="Arial" w:cs="Arial" w:eastAsia="Arial" w:hAnsi="Arial"/>
+                <w:color w:val="595959"/>
+                <w:sz w:val="14"/>
+                <w:szCs w:val="14"/>
+              </w:rPr>
+              <w:t xml:space="preserve">Source: Khan Academy (English - US curriculum)</w:t>
+            </w:r>
+          </w:p>
+          <w:p>
+            <w:pPr>
+              <w:spacing w:after="10" w:before="0"/>
+              <w:ind w:left="120"/>
+            </w:pPr>
+            <w:hyperlink w:history="1" r:id="rIdz4lvjva-dzm2u0dgxvjdb">
+              <w:r>
+                <w:rPr>
+                  <w:rFonts w:ascii="Arial" w:cs="Arial" w:eastAsia="Arial" w:hAnsi="Arial"/>
+                  <w:color w:val="595959"/>
+                  <w:sz w:val="14"/>
+                  <w:szCs w:val="14"/>
+                  <w:u w:val="single" w:color="595959"/>
+                </w:rPr>
+                <w:t xml:space="preserve">🔍 Search ARES for similar videos</w:t>
+              </w:r>
+            </w:hyperlink>
+          </w:p>
+          <w:p>
+            <w:pPr>
+              <w:spacing w:after="40" w:before="0"/>
+            </w:pPr>
+            <w:r>
+              <w:rPr>
+                <w:sz w:val="14"/>
+                <w:szCs w:val="14"/>
+              </w:rPr>
+              <w:t xml:space="preserve"/>
+            </w:r>
+          </w:p>
+          <w:p>
+            <w:pPr>
+              <w:spacing w:after="20" w:before="0"/>
+            </w:pPr>
+            <w:r>
+              <w:rPr>
+                <w:rFonts w:ascii="Arial" w:cs="Arial" w:eastAsia="Arial" w:hAnsi="Arial"/>
+                <w:b/>
+                <w:bCs/>
+                <w:color w:val="1F3864"/>
+                <w:sz w:val="16"/>
+                <w:szCs w:val="16"/>
+              </w:rPr>
+              <w:t xml:space="preserve">📖 EXERCISE:</w:t>
+            </w:r>
+          </w:p>
+          <w:p>
+            <w:pPr>
+              <w:spacing w:after="20" w:before="0"/>
+            </w:pPr>
+            <w:hyperlink w:history="1" r:id="rIdaiwatprz0ehtzpbpnacea">
+              <w:r>
+                <w:rPr>
+                  <w:rFonts w:ascii="Arial" w:cs="Arial" w:eastAsia="Arial" w:hAnsi="Arial"/>
+                  <w:color w:val="2E75B6"/>
+                  <w:sz w:val="16"/>
+                  <w:szCs w:val="16"/>
+                  <w:u w:val="single" w:color="2E75B6"/>
+                </w:rPr>
+                <w:t xml:space="preserve">Nerve Cells Practice</w:t>
+              </w:r>
+            </w:hyperlink>
+          </w:p>
+          <w:p>
+            <w:pPr>
+              <w:spacing w:after="10" w:before="0"/>
+              <w:ind w:left="120"/>
+            </w:pPr>
+            <w:r>
+              <w:rPr>
+                <w:rFonts w:ascii="Arial" w:cs="Arial" w:eastAsia="Arial" w:hAnsi="Arial"/>
+                <w:color w:val="595959"/>
+                <w:sz w:val="14"/>
+                <w:szCs w:val="14"/>
+              </w:rPr>
+              <w:t xml:space="preserve">Source: CK-12</w:t>
+            </w:r>
+          </w:p>
+          <w:p>
+            <w:pPr>
+              <w:spacing w:after="10" w:before="0"/>
+              <w:ind w:left="120"/>
+            </w:pPr>
+            <w:hyperlink w:history="1" r:id="rIdm7txvuqulm42jogzy4yag">
+              <w:r>
+                <w:rPr>
+                  <w:rFonts w:ascii="Arial" w:cs="Arial" w:eastAsia="Arial" w:hAnsi="Arial"/>
+                  <w:color w:val="595959"/>
+                  <w:sz w:val="14"/>
+                  <w:szCs w:val="14"/>
+                  <w:u w:val="single" w:color="595959"/>
+                </w:rPr>
+                <w:t xml:space="preserve">🔍 Search ARES for similar readings</w:t>
+              </w:r>
+            </w:hyperlink>
+          </w:p>
+        </w:tc>
+        <w:tc>
+          <w:tcPr>
+            <w:tcW w:type="dxa" w:w="3040"/>
+            <w:shd w:fill="FFFFFF" w:color="auto" w:val="clear"/>
+            <w:tcMar>
+              <w:top w:type="dxa" w:w="60"/>
+              <w:left w:type="dxa" w:w="120"/>
+              <w:bottom w:type="dxa" w:w="60"/>
+              <w:right w:type="dxa" w:w="120"/>
+            </w:tcMar>
+            <w:vAlign w:val="top"/>
+          </w:tcPr>
+          <w:p>
+            <w:pPr>
+              <w:spacing w:after="40" w:before="0"/>
+              <w:jc w:val="left"/>
+            </w:pPr>
+            <w:r>
+              <w:rPr>
+                <w:rFonts w:ascii="Arial" w:cs="Arial" w:eastAsia="Arial" w:hAnsi="Arial"/>
+                <w:b w:val="false"/>
+                <w:bCs w:val="false"/>
+                <w:i w:val="false"/>
+                <w:iCs w:val="false"/>
+                <w:color w:val="000000"/>
+                <w:sz w:val="18"/>
+                <w:szCs w:val="18"/>
+              </w:rPr>
+              <w:t xml:space="preserve">Learners work in groups of four to examine an evidence pack containing: (a) labelled, annotated diagrams of five specialised animal cells — red blood cell (biconcave disc, no nucleus, packed with haemoglobin), white blood cell/neutrophil (irregular lobed nucleus, many lysosomes, flexible membrane), nerve cell/neuron (long axon, myelin sheath, dendrites, synaptic knobs), sperm cell (streamlined head, midpiece packed with mitochondria, long flagellum), and muscle cell/myocyte (many mitochondria, parallel myofilaments, multinucleate); (b) two printed micrograph images (one showing normal red blood cells vs. sickle cells; one showing a nerve cell stained with methylene blue); and (c) a data card stating: 'A red blood cell lives for ~120 days and makes ~170,000 circuits of the body. A neutrophil lives for ~6 hours during active infection.' Each group completes a structured observation table with columns: Cell Name | Structural Features Observed | Features Absent | Questions Raised. Groups are given 15 minutes. A gallery of enlarged cell diagrams is posted around the classroom walls — groups may rotate to examine them at any point during this phase.</w:t>
+            </w:r>
+          </w:p>
+        </w:tc>
+        <w:tc>
+          <w:tcPr>
+            <w:tcW w:type="dxa" w:w="3040"/>
+            <w:shd w:fill="F2F2F2" w:color="auto" w:val="clear"/>
+            <w:tcMar>
+              <w:top w:type="dxa" w:w="60"/>
+              <w:left w:type="dxa" w:w="120"/>
+              <w:bottom w:type="dxa" w:w="60"/>
+              <w:right w:type="dxa" w:w="120"/>
+            </w:tcMar>
+            <w:vAlign w:val="top"/>
+          </w:tcPr>
+          <w:p>
+            <w:pPr>
+              <w:spacing w:after="40" w:before="0"/>
+              <w:jc w:val="left"/>
+            </w:pPr>
+            <w:r>
+              <w:rPr>
+                <w:rFonts w:ascii="Arial" w:cs="Arial" w:eastAsia="Arial" w:hAnsi="Arial"/>
+                <w:b w:val="false"/>
+                <w:bCs w:val="false"/>
+                <w:i w:val="false"/>
+                <w:iCs w:val="false"/>
+                <w:color w:val="000000"/>
+                <w:sz w:val="18"/>
+                <w:szCs w:val="18"/>
+              </w:rPr>
+              <w:t xml:space="preserve">Distribute evidence packs and say: 'Your job right now is NOT to explain — your job is to observe carefully and record what you see. Use the observation table. For every structural feature you notice, write it down. For features that are absent — like a nucleus that isn't there — write that down too. Absences are just as important as presences.' Set a visible 15-minute timer. Circulate and narrate observations without explaining: e.g., say 'I can see your group has noticed the biconcave shape — keep going, what else?' Do NOT answer 'why' questions yet — redirect with: 'Write that question in the Questions Raised column — that is exactly what Phase 3 is for.' At the 8-minute mark, do a mid-observation check: cold-call one group: 'Group 3 — read me one feature you noticed about the nerve cell that surprised you.' At the 14-minute mark, give a 1-minute warning. After 15 minutes, say: 'Pens down. Every group should have at least 3 structural features per cell recorded.'</w:t>
+            </w:r>
+          </w:p>
+        </w:tc>
+        <w:tc>
+          <w:tcPr>
+            <w:tcW w:type="dxa" w:w="3040"/>
+            <w:shd w:fill="FFFFFF" w:color="auto" w:val="clear"/>
+            <w:tcMar>
+              <w:top w:type="dxa" w:w="60"/>
+              <w:left w:type="dxa" w:w="120"/>
+              <w:bottom w:type="dxa" w:w="60"/>
+              <w:right w:type="dxa" w:w="120"/>
+            </w:tcMar>
+            <w:vAlign w:val="top"/>
+          </w:tcPr>
+          <w:p>
+            <w:pPr>
+              <w:spacing w:after="40" w:before="0"/>
+              <w:jc w:val="left"/>
+            </w:pPr>
+            <w:r>
+              <w:rPr>
+                <w:rFonts w:ascii="Arial" w:cs="Arial" w:eastAsia="Arial" w:hAnsi="Arial"/>
+                <w:b w:val="false"/>
+                <w:bCs w:val="false"/>
+                <w:i w:val="false"/>
+                <w:iCs w:val="false"/>
+                <w:color w:val="000000"/>
+                <w:sz w:val="18"/>
+                <w:szCs w:val="18"/>
+              </w:rPr>
+              <w:t xml:space="preserve">Structured Observation with Noticing Frames. The observation table scaffolds learners to separate raw observation from interpretation — a core NGSS Science and Engineering Practice (Planning and Carrying Out Investigations; Analysing and Interpreting Data). Requiring learners to record absences (e.g., no nucleus in RBCs) is a deliberate strategy: absence as evidence is a higher-order observation skill that directly sets up the structure-function argument in Phase 3. The sickle-cell micrograph creates a visual contrast that primes the supporting phenomenon discussion.</w:t>
+            </w:r>
+          </w:p>
+        </w:tc>
+        <w:tc>
+          <w:tcPr>
+            <w:tcW w:type="dxa" w:w="3040"/>
+            <w:shd w:fill="F2F2F2" w:color="auto" w:val="clear"/>
+            <w:tcMar>
+              <w:top w:type="dxa" w:w="60"/>
+              <w:left w:type="dxa" w:w="120"/>
+              <w:bottom w:type="dxa" w:w="60"/>
+              <w:right w:type="dxa" w:w="120"/>
+            </w:tcMar>
+            <w:vAlign w:val="top"/>
+          </w:tcPr>
+          <w:p>
+            <w:pPr>
+              <w:spacing w:after="40" w:before="0"/>
+              <w:jc w:val="left"/>
+            </w:pPr>
+            <w:r>
+              <w:rPr>
+                <w:rFonts w:ascii="Arial" w:cs="Arial" w:eastAsia="Arial" w:hAnsi="Arial"/>
+                <w:b w:val="false"/>
+                <w:bCs w:val="false"/>
+                <w:i w:val="false"/>
+                <w:iCs w:val="false"/>
+                <w:color w:val="000000"/>
+                <w:sz w:val="18"/>
+                <w:szCs w:val="18"/>
+              </w:rPr>
+              <w:t xml:space="preserve">Observable indicator: Each group's observation table has entries in all four columns for at least 4 of the 5 cells within 15 minutes. Circulate and check that learners are recording specific structural features (e.g., 'long axon', 'no nucleus') rather than vague descriptors (e.g., 'looks different'). If a group's 'Questions Raised' column is empty, prompt: 'If you were that red blood cell squeezed through a capillary thinner than itself, what question would YOU have?' Use the data card responses as a quick check — groups that can connect the 120-day lifespan to the absence of a nucleus (no energy wasted on DNA replication) are demonstrating advanced reasoning to flag for Phase 3 cold-calls.</w:t>
+            </w:r>
+          </w:p>
+        </w:tc>
+      </w:tr>
+      <w:tr>
+        <w:tc>
+          <w:tcPr>
+            <w:tcW w:type="dxa" w:w="1520"/>
+            <w:shd w:fill="E2EFDA" w:color="auto" w:val="clear"/>
+            <w:tcMar>
+              <w:top w:type="dxa" w:w="60"/>
+              <w:left w:type="dxa" w:w="120"/>
+              <w:bottom w:type="dxa" w:w="60"/>
+              <w:right w:type="dxa" w:w="120"/>
+            </w:tcMar>
+            <w:vAlign w:val="top"/>
+          </w:tcPr>
+          <w:p>
+            <w:pPr>
+              <w:spacing w:after="40" w:before="0"/>
+              <w:jc w:val="left"/>
+            </w:pPr>
+            <w:r>
+              <w:rPr>
+                <w:rFonts w:ascii="Arial" w:cs="Arial" w:eastAsia="Arial" w:hAnsi="Arial"/>
+                <w:b/>
+                <w:bCs/>
+                <w:i w:val="false"/>
+                <w:iCs w:val="false"/>
+                <w:color w:val="000000"/>
+                <w:sz w:val="18"/>
+                <w:szCs w:val="18"/>
+              </w:rPr>
+              <w:t xml:space="preserve">Explain Phase</w:t>
+            </w:r>
+          </w:p>
+          <w:p>
+            <w:pPr>
+              <w:spacing w:after="20" w:before="0"/>
+            </w:pPr>
+            <w:r>
+              <w:rPr>
+                <w:rFonts w:ascii="Arial" w:cs="Arial" w:eastAsia="Arial" w:hAnsi="Arial"/>
+                <w:b/>
+                <w:bCs/>
+                <w:color w:val="1F3864"/>
+                <w:sz w:val="16"/>
+                <w:szCs w:val="16"/>
+              </w:rPr>
+              <w:t xml:space="preserve">📹 VIDEO:</w:t>
+            </w:r>
+          </w:p>
+          <w:p>
+            <w:pPr>
+              <w:spacing w:after="20" w:before="0"/>
+            </w:pPr>
+            <w:hyperlink w:history="1" r:id="rId6npvvir-8njjsmw_4gifz">
+              <w:r>
+                <w:rPr>
+                  <w:rFonts w:ascii="Arial" w:cs="Arial" w:eastAsia="Arial" w:hAnsi="Arial"/>
+                  <w:color w:val="2E75B6"/>
+                  <w:sz w:val="16"/>
+                  <w:szCs w:val="16"/>
+                  <w:u w:val="single" w:color="2E75B6"/>
+                </w:rPr>
+                <w:t xml:space="preserve">Red blood cells -dubbed(KY)</w:t>
+              </w:r>
+            </w:hyperlink>
+          </w:p>
+          <w:p>
+            <w:pPr>
+              <w:spacing w:after="10" w:before="0"/>
+              <w:ind w:left="120"/>
+            </w:pPr>
+            <w:r>
+              <w:rPr>
+                <w:rFonts w:ascii="Arial" w:cs="Arial" w:eastAsia="Arial" w:hAnsi="Arial"/>
+                <w:color w:val="595959"/>
+                <w:sz w:val="14"/>
+                <w:szCs w:val="14"/>
+              </w:rPr>
+              <w:t xml:space="preserve">Source: Khan Academy (Kiswahili)</w:t>
+            </w:r>
+          </w:p>
+          <w:p>
+            <w:pPr>
+              <w:spacing w:after="10" w:before="0"/>
+              <w:ind w:left="120"/>
+            </w:pPr>
+            <w:hyperlink w:history="1" r:id="rIdw2tsuzbrphphjx1v5pkv1">
+              <w:r>
+                <w:rPr>
+                  <w:rFonts w:ascii="Arial" w:cs="Arial" w:eastAsia="Arial" w:hAnsi="Arial"/>
+                  <w:color w:val="595959"/>
+                  <w:sz w:val="14"/>
+                  <w:szCs w:val="14"/>
+                  <w:u w:val="single" w:color="595959"/>
+                </w:rPr>
+                <w:t xml:space="preserve">🔍 Search ARES for similar videos</w:t>
+              </w:r>
+            </w:hyperlink>
+          </w:p>
+          <w:p>
+            <w:pPr>
+              <w:spacing w:after="40" w:before="0"/>
+            </w:pPr>
+            <w:r>
+              <w:rPr>
+                <w:sz w:val="14"/>
+                <w:szCs w:val="14"/>
+              </w:rPr>
+              <w:t xml:space="preserve"/>
+            </w:r>
+          </w:p>
+          <w:p>
+            <w:pPr>
+              <w:spacing w:after="20" w:before="0"/>
+            </w:pPr>
+            <w:r>
+              <w:rPr>
+                <w:rFonts w:ascii="Arial" w:cs="Arial" w:eastAsia="Arial" w:hAnsi="Arial"/>
+                <w:b/>
+                <w:bCs/>
+                <w:color w:val="1F3864"/>
+                <w:sz w:val="16"/>
+                <w:szCs w:val="16"/>
+              </w:rPr>
+              <w:t xml:space="preserve">📖 HTML:</w:t>
+            </w:r>
+          </w:p>
+          <w:p>
+            <w:pPr>
+              <w:spacing w:after="20" w:before="0"/>
+            </w:pPr>
+            <w:hyperlink w:history="1" r:id="rIdcargofzju7wueca4nm0gr">
+              <w:r>
+                <w:rPr>
+                  <w:rFonts w:ascii="Arial" w:cs="Arial" w:eastAsia="Arial" w:hAnsi="Arial"/>
+                  <w:color w:val="2E75B6"/>
+                  <w:sz w:val="16"/>
+                  <w:szCs w:val="16"/>
+                  <w:u w:val="single" w:color="2E75B6"/>
+                </w:rPr>
+                <w:t xml:space="preserve">Nerve Cells and Nerve Impulses (Flexbook)</w:t>
+              </w:r>
+            </w:hyperlink>
+          </w:p>
+          <w:p>
+            <w:pPr>
+              <w:spacing w:after="10" w:before="0"/>
+              <w:ind w:left="120"/>
+            </w:pPr>
+            <w:r>
+              <w:rPr>
+                <w:rFonts w:ascii="Arial" w:cs="Arial" w:eastAsia="Arial" w:hAnsi="Arial"/>
+                <w:color w:val="595959"/>
+                <w:sz w:val="14"/>
+                <w:szCs w:val="14"/>
+              </w:rPr>
+              <w:t xml:space="preserve">Source: CK-12</w:t>
+            </w:r>
+          </w:p>
+          <w:p>
+            <w:pPr>
+              <w:spacing w:after="10" w:before="0"/>
+              <w:ind w:left="120"/>
+            </w:pPr>
+            <w:hyperlink w:history="1" r:id="rIdbv5bdxpuqtwrt-hvxpsin">
+              <w:r>
+                <w:rPr>
+                  <w:rFonts w:ascii="Arial" w:cs="Arial" w:eastAsia="Arial" w:hAnsi="Arial"/>
+                  <w:color w:val="595959"/>
+                  <w:sz w:val="14"/>
+                  <w:szCs w:val="14"/>
+                  <w:u w:val="single" w:color="595959"/>
+                </w:rPr>
+                <w:t xml:space="preserve">🔍 Search ARES for similar readings</w:t>
+              </w:r>
+            </w:hyperlink>
+          </w:p>
+        </w:tc>
+        <w:tc>
+          <w:tcPr>
+            <w:tcW w:type="dxa" w:w="3040"/>
+            <w:shd w:fill="FFFFFF" w:color="auto" w:val="clear"/>
+            <w:tcMar>
+              <w:top w:type="dxa" w:w="60"/>
+              <w:left w:type="dxa" w:w="120"/>
+              <w:bottom w:type="dxa" w:w="60"/>
+              <w:right w:type="dxa" w:w="120"/>
+            </w:tcMar>
+            <w:vAlign w:val="top"/>
+          </w:tcPr>
+          <w:p>
+            <w:pPr>
+              <w:spacing w:after="40" w:before="0"/>
+              <w:jc w:val="left"/>
+            </w:pPr>
+            <w:r>
+              <w:rPr>
+                <w:rFonts w:ascii="Arial" w:cs="Arial" w:eastAsia="Arial" w:hAnsi="Arial"/>
+                <w:b w:val="false"/>
+                <w:bCs w:val="false"/>
+                <w:i w:val="false"/>
+                <w:iCs w:val="false"/>
+                <w:color w:val="000000"/>
+                <w:sz w:val="18"/>
+                <w:szCs w:val="18"/>
+              </w:rPr>
+              <w:t xml:space="preserve">Learners remain in their groups and receive a Structure-Function Graphic Organiser — a table with columns: Cell | Key Structural Feature | Why That Feature Matters (Function) | Connection to the Healing Cut | Evidence from Sickle-Cell Phenomenon. Groups spend 20 minutes completing the organiser, constructing written explanations that directly link each structural feature to its functional advantage. The teacher then leads a whole-class share-out (10 minutes) using a completed version of the organiser projected on the board, cold-calling groups to contribute one cell at a time. The sickle-cell anaemia supporting phenomenon is introduced at this point: the teacher displays the micrograph comparison (normal vs. sickle RBCs) and poses the key argument question: 'Sickle-cell red blood cells have haemoglobin — so why do people with sickle-cell disease still suffer from anaemia and blocked vessels?' Learners argue from evidence in pairs for 3 minutes before a whole-class cold-call. The teacher uses the Claim-Evidence-Reasoning (CER) frame to scaffold responses: 'Make a CLAIM about what the problem is. Give EVIDENCE from the micrograph. Give REASONING connecting shape to function.'</w:t>
+            </w:r>
+          </w:p>
+        </w:tc>
+        <w:tc>
+          <w:tcPr>
+            <w:tcW w:type="dxa" w:w="3040"/>
+            <w:shd w:fill="F2F2F2" w:color="auto" w:val="clear"/>
+            <w:tcMar>
+              <w:top w:type="dxa" w:w="60"/>
+              <w:left w:type="dxa" w:w="120"/>
+              <w:bottom w:type="dxa" w:w="60"/>
+              <w:right w:type="dxa" w:w="120"/>
+            </w:tcMar>
+            <w:vAlign w:val="top"/>
+          </w:tcPr>
+          <w:p>
+            <w:pPr>
+              <w:spacing w:after="40" w:before="0"/>
+              <w:jc w:val="left"/>
+            </w:pPr>
+            <w:r>
+              <w:rPr>
+                <w:rFonts w:ascii="Arial" w:cs="Arial" w:eastAsia="Arial" w:hAnsi="Arial"/>
+                <w:b w:val="false"/>
+                <w:bCs w:val="false"/>
+                <w:i w:val="false"/>
+                <w:iCs w:val="false"/>
+                <w:color w:val="000000"/>
+                <w:sz w:val="18"/>
+                <w:szCs w:val="18"/>
+              </w:rPr>
+              <w:t xml:space="preserve">Distribute the graphic organiser and say: 'Now we move from observing to explaining. For every structural feature you recorded, I want you to answer: WHY does that feature exist? What job does it help the cell do? And — critically — how does that connect to what happened the day that Form 1 student in Nairobi cut their finger?' Allow 20 minutes for group work. Circulate and use targeted prompts: For RBCs — 'You said no nucleus. What does a nucleus do? So what happens to all that space inside the cell?' For nerve cells — 'You said long axon. How far does a pain signal need to travel from a fingertip to the brain? What does length make possible?' For muscle cells — 'You said many mitochondria. What do mitochondria produce? Why would a muscle cell need a LOT of that?' After 20 minutes, begin whole-class share-out. Cold-call one group per cell — say: 'Group 2, give me your CER for the red blood cell — Claim, Evidence, Reasoning.' After each response, ask the class: 'Does any group want to add or challenge?' For sickle-cell: display the micrograph and say — 'Look at the shape of the sickle cell. Here is the argument question: the sickle cell still contains haemoglobin. So why does the shape matter?' Allow 10 seconds of wait time (count silently). Cold-call 3 learners. Listen for the key reasoning: the abnormal shape prevents the cell from passing through small blood vessels and reduces its ability to carry oxygen efficiently. Confirm and extend: 'This is your most powerful piece of evidence yet that SHAPE IS FUNCTION. Shape is not decoration.'</w:t>
+            </w:r>
+          </w:p>
+        </w:tc>
+        <w:tc>
+          <w:tcPr>
+            <w:tcW w:type="dxa" w:w="3040"/>
+            <w:shd w:fill="FFFFFF" w:color="auto" w:val="clear"/>
+            <w:tcMar>
+              <w:top w:type="dxa" w:w="60"/>
+              <w:left w:type="dxa" w:w="120"/>
+              <w:bottom w:type="dxa" w:w="60"/>
+              <w:right w:type="dxa" w:w="120"/>
+            </w:tcMar>
+            <w:vAlign w:val="top"/>
+          </w:tcPr>
+          <w:p>
+            <w:pPr>
+              <w:spacing w:after="40" w:before="0"/>
+              <w:jc w:val="left"/>
+            </w:pPr>
+            <w:r>
+              <w:rPr>
+                <w:rFonts w:ascii="Arial" w:cs="Arial" w:eastAsia="Arial" w:hAnsi="Arial"/>
+                <w:b w:val="false"/>
+                <w:bCs w:val="false"/>
+                <w:i w:val="false"/>
+                <w:iCs w:val="false"/>
+                <w:color w:val="000000"/>
+                <w:sz w:val="18"/>
+                <w:szCs w:val="18"/>
+              </w:rPr>
+              <w:t xml:space="preserve">Claim-Evidence-Reasoning (CER) Framework + Supporting Phenomenon Integration. CER is an NGSS-aligned sensemaking strategy (Constructing Explanations and Designing Solutions; Engaging in Argument from Evidence) that requires learners to move beyond description into causal explanation. Using sickle-cell anaemia as the supporting phenomenon is deliberately chosen because it provides a natural experiment: same molecule (haemoglobin), different shape, catastrophically different function. This makes the structure-function argument falsifiable and evidence-based rather than assertion-based. The graphic organiser bridges group thinking and public argumentation.</w:t>
+            </w:r>
+          </w:p>
+        </w:tc>
+        <w:tc>
+          <w:tcPr>
+            <w:tcW w:type="dxa" w:w="3040"/>
+            <w:shd w:fill="F2F2F2" w:color="auto" w:val="clear"/>
+            <w:tcMar>
+              <w:top w:type="dxa" w:w="60"/>
+              <w:left w:type="dxa" w:w="120"/>
+              <w:bottom w:type="dxa" w:w="60"/>
+              <w:right w:type="dxa" w:w="120"/>
+            </w:tcMar>
+            <w:vAlign w:val="top"/>
+          </w:tcPr>
+          <w:p>
+            <w:pPr>
+              <w:spacing w:after="40" w:before="0"/>
+              <w:jc w:val="left"/>
+            </w:pPr>
+            <w:r>
+              <w:rPr>
+                <w:rFonts w:ascii="Arial" w:cs="Arial" w:eastAsia="Arial" w:hAnsi="Arial"/>
+                <w:b w:val="false"/>
+                <w:bCs w:val="false"/>
+                <w:i w:val="false"/>
+                <w:iCs w:val="false"/>
+                <w:color w:val="000000"/>
+                <w:sz w:val="18"/>
+                <w:szCs w:val="18"/>
+              </w:rPr>
+              <w:t xml:space="preserve">Observable indicator: Each group's graphic organiser has a complete CER for at least 3 cells, with the 'Connection to the Healing Cut' column populated. During cold-calls, listen specifically for causal language: words like 'because', 'therefore', 'which means', 'as a result' indicate explanatory reasoning rather than simple description. A learner who says 'the red blood cell has no nucleus because that leaves more room for haemoglobin, which means it can carry more oxygen to the healing tissue' is demonstrating target-level reasoning. A learner who says 'the red blood cell has no nucleus and carries oxygen' is demonstrating a lower level — record for follow-up. The sickle-cell CER responses are the highest-stakes formative checkpoint of the lesson: if fewer than 60% of cold-called learners can articulate the shape-blockage-function link, pause and re-teach using the blood vessel diameter analogy before moving to Phase 4.</w:t>
+            </w:r>
+          </w:p>
+        </w:tc>
+      </w:tr>
+      <w:tr>
+        <w:tc>
+          <w:tcPr>
+            <w:tcW w:type="dxa" w:w="1520"/>
+            <w:shd w:fill="FCE4D6" w:color="auto" w:val="clear"/>
+            <w:tcMar>
+              <w:top w:type="dxa" w:w="60"/>
+              <w:left w:type="dxa" w:w="120"/>
+              <w:bottom w:type="dxa" w:w="60"/>
+              <w:right w:type="dxa" w:w="120"/>
+            </w:tcMar>
+            <w:vAlign w:val="top"/>
+          </w:tcPr>
+          <w:p>
+            <w:pPr>
+              <w:spacing w:after="40" w:before="0"/>
+              <w:jc w:val="left"/>
+            </w:pPr>
+            <w:r>
+              <w:rPr>
+                <w:rFonts w:ascii="Arial" w:cs="Arial" w:eastAsia="Arial" w:hAnsi="Arial"/>
+                <w:b/>
+                <w:bCs/>
+                <w:i w:val="false"/>
+                <w:iCs w:val="false"/>
+                <w:color w:val="000000"/>
+                <w:sz w:val="18"/>
+                <w:szCs w:val="18"/>
+              </w:rPr>
+              <w:t xml:space="preserve">Driving Question Board (DQB) Creation</w:t>
+            </w:r>
+          </w:p>
+          <w:p>
+            <w:pPr>
+              <w:spacing w:after="20" w:before="0"/>
+            </w:pPr>
+            <w:r>
+              <w:rPr>
+                <w:rFonts w:ascii="Arial" w:cs="Arial" w:eastAsia="Arial" w:hAnsi="Arial"/>
+                <w:b/>
+                <w:bCs/>
+                <w:color w:val="1F3864"/>
+                <w:sz w:val="16"/>
+                <w:szCs w:val="16"/>
+              </w:rPr>
+              <w:t xml:space="preserve">📹 VIDEO:</w:t>
+            </w:r>
+          </w:p>
+          <w:p>
+            <w:pPr>
+              <w:spacing w:after="20" w:before="0"/>
+            </w:pPr>
+            <w:hyperlink w:history="1" r:id="rIdml-scdi1otlpmqvmbw2d6">
+              <w:r>
+                <w:rPr>
+                  <w:rFonts w:ascii="Arial" w:cs="Arial" w:eastAsia="Arial" w:hAnsi="Arial"/>
+                  <w:color w:val="2E75B6"/>
+                  <w:sz w:val="16"/>
+                  <w:szCs w:val="16"/>
+                  <w:u w:val="single" w:color="2E75B6"/>
+                </w:rPr>
+                <w:t xml:space="preserve">Anatomy of a skeletal muscle cell</w:t>
+              </w:r>
+            </w:hyperlink>
+          </w:p>
+          <w:p>
+            <w:pPr>
+              <w:spacing w:after="10" w:before="0"/>
+              <w:ind w:left="120"/>
+            </w:pPr>
+            <w:r>
+              <w:rPr>
+                <w:rFonts w:ascii="Arial" w:cs="Arial" w:eastAsia="Arial" w:hAnsi="Arial"/>
+                <w:color w:val="595959"/>
+                <w:sz w:val="14"/>
+                <w:szCs w:val="14"/>
+              </w:rPr>
+              <w:t xml:space="preserve">Source: Khan Academy (English - US curriculum)</w:t>
+            </w:r>
+          </w:p>
+          <w:p>
+            <w:pPr>
+              <w:spacing w:after="10" w:before="0"/>
+              <w:ind w:left="120"/>
+            </w:pPr>
+            <w:hyperlink w:history="1" r:id="rId1qycp6jjuancg6dlubd-n">
+              <w:r>
+                <w:rPr>
+                  <w:rFonts w:ascii="Arial" w:cs="Arial" w:eastAsia="Arial" w:hAnsi="Arial"/>
+                  <w:color w:val="595959"/>
+                  <w:sz w:val="14"/>
+                  <w:szCs w:val="14"/>
+                  <w:u w:val="single" w:color="595959"/>
+                </w:rPr>
+                <w:t xml:space="preserve">🔍 Search ARES for similar videos</w:t>
+              </w:r>
+            </w:hyperlink>
+          </w:p>
+          <w:p>
+            <w:pPr>
+              <w:spacing w:after="40" w:before="0"/>
+            </w:pPr>
+            <w:r>
+              <w:rPr>
+                <w:sz w:val="14"/>
+                <w:szCs w:val="14"/>
+              </w:rPr>
+              <w:t xml:space="preserve"/>
+            </w:r>
+          </w:p>
+          <w:p>
+            <w:pPr>
+              <w:spacing w:after="20" w:before="0"/>
+            </w:pPr>
+            <w:r>
+              <w:rPr>
+                <w:rFonts w:ascii="Arial" w:cs="Arial" w:eastAsia="Arial" w:hAnsi="Arial"/>
+                <w:b/>
+                <w:bCs/>
+                <w:color w:val="1F3864"/>
+                <w:sz w:val="16"/>
+                <w:szCs w:val="16"/>
+              </w:rPr>
+              <w:t xml:space="preserve">📖 EXERCISE:</w:t>
+            </w:r>
+          </w:p>
+          <w:p>
+            <w:pPr>
+              <w:spacing w:after="20" w:before="0"/>
+            </w:pPr>
+            <w:hyperlink w:history="1" r:id="rIdqlmuix3zy4gfns9fzdv4d">
+              <w:r>
+                <w:rPr>
+                  <w:rFonts w:ascii="Arial" w:cs="Arial" w:eastAsia="Arial" w:hAnsi="Arial"/>
+                  <w:color w:val="2E75B6"/>
+                  <w:sz w:val="16"/>
+                  <w:szCs w:val="16"/>
+                  <w:u w:val="single" w:color="2E75B6"/>
+                </w:rPr>
+                <w:t xml:space="preserve">Nerve Cells and Nerve Impulses Practice</w:t>
+              </w:r>
+            </w:hyperlink>
+          </w:p>
+          <w:p>
+            <w:pPr>
+              <w:spacing w:after="10" w:before="0"/>
+              <w:ind w:left="120"/>
+            </w:pPr>
+            <w:r>
+              <w:rPr>
+                <w:rFonts w:ascii="Arial" w:cs="Arial" w:eastAsia="Arial" w:hAnsi="Arial"/>
+                <w:color w:val="595959"/>
+                <w:sz w:val="14"/>
+                <w:szCs w:val="14"/>
+              </w:rPr>
+              <w:t xml:space="preserve">Source: CK-12</w:t>
+            </w:r>
+          </w:p>
+          <w:p>
+            <w:pPr>
+              <w:spacing w:after="10" w:before="0"/>
+              <w:ind w:left="120"/>
+            </w:pPr>
+            <w:hyperlink w:history="1" r:id="rIddg2occlhyxdflt2qpijrp">
+              <w:r>
+                <w:rPr>
+                  <w:rFonts w:ascii="Arial" w:cs="Arial" w:eastAsia="Arial" w:hAnsi="Arial"/>
+                  <w:color w:val="595959"/>
+                  <w:sz w:val="14"/>
+                  <w:szCs w:val="14"/>
+                  <w:u w:val="single" w:color="595959"/>
+                </w:rPr>
+                <w:t xml:space="preserve">🔍 Search ARES for similar readings</w:t>
+              </w:r>
+            </w:hyperlink>
+          </w:p>
+        </w:tc>
+        <w:tc>
+          <w:tcPr>
+            <w:tcW w:type="dxa" w:w="3040"/>
+            <w:shd w:fill="FFFFFF" w:color="auto" w:val="clear"/>
+            <w:tcMar>
+              <w:top w:type="dxa" w:w="60"/>
+              <w:left w:type="dxa" w:w="120"/>
+              <w:bottom w:type="dxa" w:w="60"/>
+              <w:right w:type="dxa" w:w="120"/>
+            </w:tcMar>
+            <w:vAlign w:val="top"/>
+          </w:tcPr>
+          <w:p>
+            <w:pPr>
+              <w:spacing w:after="40" w:before="0"/>
+              <w:jc w:val="left"/>
+            </w:pPr>
+            <w:r>
+              <w:rPr>
+                <w:rFonts w:ascii="Arial" w:cs="Arial" w:eastAsia="Arial" w:hAnsi="Arial"/>
+                <w:b w:val="false"/>
+                <w:bCs w:val="false"/>
+                <w:i w:val="false"/>
+                <w:iCs w:val="false"/>
+                <w:color w:val="000000"/>
+                <w:sz w:val="18"/>
+                <w:szCs w:val="18"/>
+              </w:rPr>
+              <w:t xml:space="preserve">Each learner individually writes on a sticky note (or index card) their single most important update to their understanding of the driving question: 'Why do cells in our body look so different from each other — and how does the shape of a cell determine the job it can do?' Learners also write one new question that this lesson has raised for them. Sticky notes are placed on the class DQB in two columns: 'What we NOW understand' and 'New questions we have.' The teacher reads 4–5 contributions aloud and facilitates a 5-minute whole-class discussion to identify patterns — what has the class collectively come to understand? What remains puzzling? The teacher draws explicit attention to how today's lesson has shifted the class from 'cells look different' (observation) to 'cells look different BECAUSE they do different jobs' (explanation).</w:t>
+            </w:r>
+          </w:p>
+        </w:tc>
+        <w:tc>
+          <w:tcPr>
+            <w:tcW w:type="dxa" w:w="3040"/>
+            <w:shd w:fill="F2F2F2" w:color="auto" w:val="clear"/>
+            <w:tcMar>
+              <w:top w:type="dxa" w:w="60"/>
+              <w:left w:type="dxa" w:w="120"/>
+              <w:bottom w:type="dxa" w:w="60"/>
+              <w:right w:type="dxa" w:w="120"/>
+            </w:tcMar>
+            <w:vAlign w:val="top"/>
+          </w:tcPr>
+          <w:p>
+            <w:pPr>
+              <w:spacing w:after="40" w:before="0"/>
+              <w:jc w:val="left"/>
+            </w:pPr>
+            <w:r>
+              <w:rPr>
+                <w:rFonts w:ascii="Arial" w:cs="Arial" w:eastAsia="Arial" w:hAnsi="Arial"/>
+                <w:b w:val="false"/>
+                <w:bCs w:val="false"/>
+                <w:i w:val="false"/>
+                <w:iCs w:val="false"/>
+                <w:color w:val="000000"/>
+                <w:sz w:val="18"/>
+                <w:szCs w:val="18"/>
+              </w:rPr>
+              <w:t xml:space="preserve">Distribute sticky notes and say: 'Three minutes, individual and silent. Write one thing you now understand about our driving question that you did NOT understand at the start of today's lesson. On the back, write one question this lesson has raised for you.' After 3 minutes, direct learners to post their notes on the DQB. Scan the board quickly, then read 4–5 aloud — choose a mix of strong explanations and interesting new questions. Ask the class: 'Which of these new questions do you think will be answered in our next lesson? Which ones might take us all the way to the end of the unit?' Point to the phenomenon image and say: 'At the start of this unit, we asked: how does the body send exactly the right response to heal that cut? Today you built part of that answer. You now know that the right response is possible BECAUSE each cell has a shape that makes it perfect for its job. That is cell specialisation.' Record the 3–4 most generative new questions on the permanent DQB display for the class to track over Lessons 9–12.</w:t>
+            </w:r>
+          </w:p>
+        </w:tc>
+        <w:tc>
+          <w:tcPr>
+            <w:tcW w:type="dxa" w:w="3040"/>
+            <w:shd w:fill="FFFFFF" w:color="auto" w:val="clear"/>
+            <w:tcMar>
+              <w:top w:type="dxa" w:w="60"/>
+              <w:left w:type="dxa" w:w="120"/>
+              <w:bottom w:type="dxa" w:w="60"/>
+              <w:right w:type="dxa" w:w="120"/>
+            </w:tcMar>
+            <w:vAlign w:val="top"/>
+          </w:tcPr>
+          <w:p>
+            <w:pPr>
+              <w:spacing w:after="40" w:before="0"/>
+              <w:jc w:val="left"/>
+            </w:pPr>
+            <w:r>
+              <w:rPr>
+                <w:rFonts w:ascii="Arial" w:cs="Arial" w:eastAsia="Arial" w:hAnsi="Arial"/>
+                <w:b w:val="false"/>
+                <w:bCs w:val="false"/>
+                <w:i w:val="false"/>
+                <w:iCs w:val="false"/>
+                <w:color w:val="000000"/>
+                <w:sz w:val="18"/>
+                <w:szCs w:val="18"/>
+              </w:rPr>
+              <w:t xml:space="preserve">Collaborative Knowledge Tracking via the Driving Question Board. The DQB is a living sensemaking artefact — it externalises the class's growing understanding and makes the trajectory of learning visible to learners themselves. Requiring both an 'update' and a 'new question' on the same card forces metacognitive reflection: learners must assess what they know AND identify the boundary of their current understanding. The teacher's act of reading cards aloud and identifying patterns models the scientific practice of synthesising evidence across multiple sources (Obtaining, Evaluating, and Communicating Information — NGSS SEP 8).</w:t>
+            </w:r>
+          </w:p>
+        </w:tc>
+        <w:tc>
+          <w:tcPr>
+            <w:tcW w:type="dxa" w:w="3040"/>
+            <w:shd w:fill="F2F2F2" w:color="auto" w:val="clear"/>
+            <w:tcMar>
+              <w:top w:type="dxa" w:w="60"/>
+              <w:left w:type="dxa" w:w="120"/>
+              <w:bottom w:type="dxa" w:w="60"/>
+              <w:right w:type="dxa" w:w="120"/>
+            </w:tcMar>
+            <w:vAlign w:val="top"/>
+          </w:tcPr>
+          <w:p>
+            <w:pPr>
+              <w:spacing w:after="40" w:before="0"/>
+              <w:jc w:val="left"/>
+            </w:pPr>
+            <w:r>
+              <w:rPr>
+                <w:rFonts w:ascii="Arial" w:cs="Arial" w:eastAsia="Arial" w:hAnsi="Arial"/>
+                <w:b w:val="false"/>
+                <w:bCs w:val="false"/>
+                <w:i w:val="false"/>
+                <w:iCs w:val="false"/>
+                <w:color w:val="000000"/>
+                <w:sz w:val="18"/>
+                <w:szCs w:val="18"/>
+              </w:rPr>
+              <w:t xml:space="preserve">Observable indicator: Every learner has posted a sticky note with both an understanding update and a new question. Read all posted notes after the lesson — sort them into three categories: (1) target understanding achieved (structure-function language present); (2) partial understanding (structure described without functional link); (3) misconception or surface-level response. Use this sort to plan the opening re-anchor of Lesson 9. New questions that reference organs, tissues, or systems (e.g., 'Does every organ have its own special cells?') indicate learners are ready to advance toward the tissue/organ level in Lessons 9–10.</w:t>
+            </w:r>
+          </w:p>
+        </w:tc>
+      </w:tr>
+      <w:tr>
+        <w:tc>
+          <w:tcPr>
+            <w:tcW w:type="dxa" w:w="1520"/>
+            <w:shd w:fill="D5E8F0" w:color="auto" w:val="clear"/>
+            <w:tcMar>
+              <w:top w:type="dxa" w:w="60"/>
+              <w:left w:type="dxa" w:w="120"/>
+              <w:bottom w:type="dxa" w:w="60"/>
+              <w:right w:type="dxa" w:w="120"/>
+            </w:tcMar>
+            <w:vAlign w:val="top"/>
+          </w:tcPr>
+          <w:p>
+            <w:pPr>
+              <w:spacing w:after="40" w:before="0"/>
+              <w:jc w:val="left"/>
+            </w:pPr>
+            <w:r>
+              <w:rPr>
+                <w:rFonts w:ascii="Arial" w:cs="Arial" w:eastAsia="Arial" w:hAnsi="Arial"/>
+                <w:b/>
+                <w:bCs/>
+                <w:i w:val="false"/>
+                <w:iCs w:val="false"/>
+                <w:color w:val="000000"/>
+                <w:sz w:val="18"/>
+                <w:szCs w:val="18"/>
+              </w:rPr>
+              <w:t xml:space="preserve">Model Building Phase</w:t>
+            </w:r>
+          </w:p>
+          <w:p>
+            <w:pPr>
+              <w:spacing w:after="20" w:before="0"/>
+            </w:pPr>
+            <w:r>
+              <w:rPr>
+                <w:rFonts w:ascii="Arial" w:cs="Arial" w:eastAsia="Arial" w:hAnsi="Arial"/>
+                <w:b/>
+                <w:bCs/>
+                <w:color w:val="1F3864"/>
+                <w:sz w:val="16"/>
+                <w:szCs w:val="16"/>
+              </w:rPr>
+              <w:t xml:space="preserve">📹 VIDEO:</w:t>
+            </w:r>
+          </w:p>
+          <w:p>
+            <w:pPr>
+              <w:spacing w:after="20" w:before="0"/>
+            </w:pPr>
+            <w:hyperlink w:history="1" r:id="rIdt5toc-rcblyknpia9038d">
               <w:r>
                 <w:rPr>
                   <w:rFonts w:ascii="Arial" w:cs="Arial" w:eastAsia="Arial" w:hAnsi="Arial"/>
@@ -24168,7 +25086,7 @@
               <w:spacing w:after="10" w:before="0"/>
               <w:ind w:left="120"/>
             </w:pPr>
-            <w:hyperlink w:history="1" r:id="rIdjsl_ekj9o0m3965f5czn8">
+            <w:hyperlink w:history="1" r:id="rIdu3mhuzxzqamjh_qnzixwm">
               <w:r>
                 <w:rPr>
                   <w:rFonts w:ascii="Arial" w:cs="Arial" w:eastAsia="Arial" w:hAnsi="Arial"/>
@@ -24206,932 +25124,14 @@
                 <w:sz w:val="16"/>
                 <w:szCs w:val="16"/>
               </w:rPr>
-              <w:t xml:space="preserve">📖 EXERCISE:</w:t>
+              <w:t xml:space="preserve">📖 HTML:</w:t>
             </w:r>
           </w:p>
           <w:p>
             <w:pPr>
               <w:spacing w:after="20" w:before="0"/>
             </w:pPr>
-            <w:hyperlink w:history="1" r:id="rIdkqkffjur8hg43lfphrlop">
-              <w:r>
-                <w:rPr>
-                  <w:rFonts w:ascii="Arial" w:cs="Arial" w:eastAsia="Arial" w:hAnsi="Arial"/>
-                  <w:color w:val="2E75B6"/>
-                  <w:sz w:val="16"/>
-                  <w:szCs w:val="16"/>
-                  <w:u w:val="single" w:color="2E75B6"/>
-                </w:rPr>
-                <w:t xml:space="preserve">Nerve Cells Practice</w:t>
-              </w:r>
-            </w:hyperlink>
-          </w:p>
-          <w:p>
-            <w:pPr>
-              <w:spacing w:after="10" w:before="0"/>
-              <w:ind w:left="120"/>
-            </w:pPr>
-            <w:r>
-              <w:rPr>
-                <w:rFonts w:ascii="Arial" w:cs="Arial" w:eastAsia="Arial" w:hAnsi="Arial"/>
-                <w:color w:val="595959"/>
-                <w:sz w:val="14"/>
-                <w:szCs w:val="14"/>
-              </w:rPr>
-              <w:t xml:space="preserve">Source: CK-12</w:t>
-            </w:r>
-          </w:p>
-          <w:p>
-            <w:pPr>
-              <w:spacing w:after="10" w:before="0"/>
-              <w:ind w:left="120"/>
-            </w:pPr>
-            <w:hyperlink w:history="1" r:id="rIdj1l8_-nia3_r-jgwnwgf6">
-              <w:r>
-                <w:rPr>
-                  <w:rFonts w:ascii="Arial" w:cs="Arial" w:eastAsia="Arial" w:hAnsi="Arial"/>
-                  <w:color w:val="595959"/>
-                  <w:sz w:val="14"/>
-                  <w:szCs w:val="14"/>
-                  <w:u w:val="single" w:color="595959"/>
-                </w:rPr>
-                <w:t xml:space="preserve">🔍 Search ARES for similar readings</w:t>
-              </w:r>
-            </w:hyperlink>
-          </w:p>
-        </w:tc>
-        <w:tc>
-          <w:tcPr>
-            <w:tcW w:type="dxa" w:w="3040"/>
-            <w:shd w:fill="FFFFFF" w:color="auto" w:val="clear"/>
-            <w:tcMar>
-              <w:top w:type="dxa" w:w="60"/>
-              <w:left w:type="dxa" w:w="120"/>
-              <w:bottom w:type="dxa" w:w="60"/>
-              <w:right w:type="dxa" w:w="120"/>
-            </w:tcMar>
-            <w:vAlign w:val="top"/>
-          </w:tcPr>
-          <w:p>
-            <w:pPr>
-              <w:spacing w:after="40" w:before="0"/>
-              <w:jc w:val="left"/>
-            </w:pPr>
-            <w:r>
-              <w:rPr>
-                <w:rFonts w:ascii="Arial" w:cs="Arial" w:eastAsia="Arial" w:hAnsi="Arial"/>
-                <w:b w:val="false"/>
-                <w:bCs w:val="false"/>
-                <w:i w:val="false"/>
-                <w:iCs w:val="false"/>
-                <w:color w:val="000000"/>
-                <w:sz w:val="18"/>
-                <w:szCs w:val="18"/>
-              </w:rPr>
-              <w:t xml:space="preserve">Learners work in groups of four to examine an evidence pack containing: (a) labelled, annotated diagrams of five specialised animal cells — red blood cell (biconcave disc, no nucleus, packed with haemoglobin), white blood cell/neutrophil (irregular lobed nucleus, many lysosomes, flexible membrane), nerve cell/neuron (long axon, myelin sheath, dendrites, synaptic knobs), sperm cell (streamlined head, midpiece packed with mitochondria, long flagellum), and muscle cell/myocyte (many mitochondria, parallel myofilaments, multinucleate); (b) two printed micrograph images (one showing normal red blood cells vs. sickle cells; one showing a nerve cell stained with methylene blue); and (c) a data card stating: 'A red blood cell lives for ~120 days and makes ~170,000 circuits of the body. A neutrophil lives for ~6 hours during active infection.' Each group completes a structured observation table with columns: Cell Name | Structural Features Observed | Features Absent | Questions Raised. Groups are given 15 minutes. A gallery of enlarged cell diagrams is posted around the classroom walls — groups may rotate to examine them at any point during this phase.</w:t>
-            </w:r>
-          </w:p>
-        </w:tc>
-        <w:tc>
-          <w:tcPr>
-            <w:tcW w:type="dxa" w:w="3040"/>
-            <w:shd w:fill="F2F2F2" w:color="auto" w:val="clear"/>
-            <w:tcMar>
-              <w:top w:type="dxa" w:w="60"/>
-              <w:left w:type="dxa" w:w="120"/>
-              <w:bottom w:type="dxa" w:w="60"/>
-              <w:right w:type="dxa" w:w="120"/>
-            </w:tcMar>
-            <w:vAlign w:val="top"/>
-          </w:tcPr>
-          <w:p>
-            <w:pPr>
-              <w:spacing w:after="40" w:before="0"/>
-              <w:jc w:val="left"/>
-            </w:pPr>
-            <w:r>
-              <w:rPr>
-                <w:rFonts w:ascii="Arial" w:cs="Arial" w:eastAsia="Arial" w:hAnsi="Arial"/>
-                <w:b w:val="false"/>
-                <w:bCs w:val="false"/>
-                <w:i w:val="false"/>
-                <w:iCs w:val="false"/>
-                <w:color w:val="000000"/>
-                <w:sz w:val="18"/>
-                <w:szCs w:val="18"/>
-              </w:rPr>
-              <w:t xml:space="preserve">Distribute evidence packs and say: 'Your job right now is NOT to explain — your job is to observe carefully and record what you see. Use the observation table. For every structural feature you notice, write it down. For features that are absent — like a nucleus that isn't there — write that down too. Absences are just as important as presences.' Set a visible 15-minute timer. Circulate and narrate observations without explaining: e.g., say 'I can see your group has noticed the biconcave shape — keep going, what else?' Do NOT answer 'why' questions yet — redirect with: 'Write that question in the Questions Raised column — that is exactly what Phase 3 is for.' At the 8-minute mark, do a mid-observation check: cold-call one group: 'Group 3 — read me one feature you noticed about the nerve cell that surprised you.' At the 14-minute mark, give a 1-minute warning. After 15 minutes, say: 'Pens down. Every group should have at least 3 structural features per cell recorded.'</w:t>
-            </w:r>
-          </w:p>
-        </w:tc>
-        <w:tc>
-          <w:tcPr>
-            <w:tcW w:type="dxa" w:w="3040"/>
-            <w:shd w:fill="FFFFFF" w:color="auto" w:val="clear"/>
-            <w:tcMar>
-              <w:top w:type="dxa" w:w="60"/>
-              <w:left w:type="dxa" w:w="120"/>
-              <w:bottom w:type="dxa" w:w="60"/>
-              <w:right w:type="dxa" w:w="120"/>
-            </w:tcMar>
-            <w:vAlign w:val="top"/>
-          </w:tcPr>
-          <w:p>
-            <w:pPr>
-              <w:spacing w:after="40" w:before="0"/>
-              <w:jc w:val="left"/>
-            </w:pPr>
-            <w:r>
-              <w:rPr>
-                <w:rFonts w:ascii="Arial" w:cs="Arial" w:eastAsia="Arial" w:hAnsi="Arial"/>
-                <w:b w:val="false"/>
-                <w:bCs w:val="false"/>
-                <w:i w:val="false"/>
-                <w:iCs w:val="false"/>
-                <w:color w:val="000000"/>
-                <w:sz w:val="18"/>
-                <w:szCs w:val="18"/>
-              </w:rPr>
-              <w:t xml:space="preserve">Structured Observation with Noticing Frames. The observation table scaffolds learners to separate raw observation from interpretation — a core NGSS Science and Engineering Practice (Planning and Carrying Out Investigations; Analysing and Interpreting Data). Requiring learners to record absences (e.g., no nucleus in RBCs) is a deliberate strategy: absence as evidence is a higher-order observation skill that directly sets up the structure-function argument in Phase 3. The sickle-cell micrograph creates a visual contrast that primes the supporting phenomenon discussion.</w:t>
-            </w:r>
-          </w:p>
-        </w:tc>
-        <w:tc>
-          <w:tcPr>
-            <w:tcW w:type="dxa" w:w="3040"/>
-            <w:shd w:fill="F2F2F2" w:color="auto" w:val="clear"/>
-            <w:tcMar>
-              <w:top w:type="dxa" w:w="60"/>
-              <w:left w:type="dxa" w:w="120"/>
-              <w:bottom w:type="dxa" w:w="60"/>
-              <w:right w:type="dxa" w:w="120"/>
-            </w:tcMar>
-            <w:vAlign w:val="top"/>
-          </w:tcPr>
-          <w:p>
-            <w:pPr>
-              <w:spacing w:after="40" w:before="0"/>
-              <w:jc w:val="left"/>
-            </w:pPr>
-            <w:r>
-              <w:rPr>
-                <w:rFonts w:ascii="Arial" w:cs="Arial" w:eastAsia="Arial" w:hAnsi="Arial"/>
-                <w:b w:val="false"/>
-                <w:bCs w:val="false"/>
-                <w:i w:val="false"/>
-                <w:iCs w:val="false"/>
-                <w:color w:val="000000"/>
-                <w:sz w:val="18"/>
-                <w:szCs w:val="18"/>
-              </w:rPr>
-              <w:t xml:space="preserve">Observable indicator: Each group's observation table has entries in all four columns for at least 4 of the 5 cells within 15 minutes. Circulate and check that learners are recording specific structural features (e.g., 'long axon', 'no nucleus') rather than vague descriptors (e.g., 'looks different'). If a group's 'Questions Raised' column is empty, prompt: 'If you were that red blood cell squeezed through a capillary thinner than itself, what question would YOU have?' Use the data card responses as a quick check — groups that can connect the 120-day lifespan to the absence of a nucleus (no energy wasted on DNA replication) are demonstrating advanced reasoning to flag for Phase 3 cold-calls.</w:t>
-            </w:r>
-          </w:p>
-        </w:tc>
-      </w:tr>
-      <w:tr>
-        <w:tc>
-          <w:tcPr>
-            <w:tcW w:type="dxa" w:w="1520"/>
-            <w:shd w:fill="E2EFDA" w:color="auto" w:val="clear"/>
-            <w:tcMar>
-              <w:top w:type="dxa" w:w="60"/>
-              <w:left w:type="dxa" w:w="120"/>
-              <w:bottom w:type="dxa" w:w="60"/>
-              <w:right w:type="dxa" w:w="120"/>
-            </w:tcMar>
-            <w:vAlign w:val="top"/>
-          </w:tcPr>
-          <w:p>
-            <w:pPr>
-              <w:spacing w:after="40" w:before="0"/>
-              <w:jc w:val="left"/>
-            </w:pPr>
-            <w:r>
-              <w:rPr>
-                <w:rFonts w:ascii="Arial" w:cs="Arial" w:eastAsia="Arial" w:hAnsi="Arial"/>
-                <w:b/>
-                <w:bCs/>
-                <w:i w:val="false"/>
-                <w:iCs w:val="false"/>
-                <w:color w:val="000000"/>
-                <w:sz w:val="18"/>
-                <w:szCs w:val="18"/>
-              </w:rPr>
-              <w:t xml:space="preserve">Explain Phase</w:t>
-            </w:r>
-          </w:p>
-          <w:p>
-            <w:pPr>
-              <w:spacing w:after="20" w:before="0"/>
-            </w:pPr>
-            <w:r>
-              <w:rPr>
-                <w:rFonts w:ascii="Arial" w:cs="Arial" w:eastAsia="Arial" w:hAnsi="Arial"/>
-                <w:b/>
-                <w:bCs/>
-                <w:color w:val="1F3864"/>
-                <w:sz w:val="16"/>
-                <w:szCs w:val="16"/>
-              </w:rPr>
-              <w:t xml:space="preserve">📹 VIDEO:</w:t>
-            </w:r>
-          </w:p>
-          <w:p>
-            <w:pPr>
-              <w:spacing w:after="20" w:before="0"/>
-            </w:pPr>
-            <w:hyperlink w:history="1" r:id="rId8shjt-y8mu-lxc1khtmd7">
-              <w:r>
-                <w:rPr>
-                  <w:rFonts w:ascii="Arial" w:cs="Arial" w:eastAsia="Arial" w:hAnsi="Arial"/>
-                  <w:color w:val="2E75B6"/>
-                  <w:sz w:val="16"/>
-                  <w:szCs w:val="16"/>
-                  <w:u w:val="single" w:color="2E75B6"/>
-                </w:rPr>
-                <w:t xml:space="preserve">Anatomy of a neuron -dubbed(KY)</w:t>
-              </w:r>
-            </w:hyperlink>
-          </w:p>
-          <w:p>
-            <w:pPr>
-              <w:spacing w:after="10" w:before="0"/>
-              <w:ind w:left="120"/>
-            </w:pPr>
-            <w:r>
-              <w:rPr>
-                <w:rFonts w:ascii="Arial" w:cs="Arial" w:eastAsia="Arial" w:hAnsi="Arial"/>
-                <w:color w:val="595959"/>
-                <w:sz w:val="14"/>
-                <w:szCs w:val="14"/>
-              </w:rPr>
-              <w:t xml:space="preserve">Source: Khan Academy (Kiswahili)</w:t>
-            </w:r>
-          </w:p>
-          <w:p>
-            <w:pPr>
-              <w:spacing w:after="10" w:before="0"/>
-              <w:ind w:left="120"/>
-            </w:pPr>
-            <w:hyperlink w:history="1" r:id="rIdjo6hqalsjitmban4avkaa">
-              <w:r>
-                <w:rPr>
-                  <w:rFonts w:ascii="Arial" w:cs="Arial" w:eastAsia="Arial" w:hAnsi="Arial"/>
-                  <w:color w:val="595959"/>
-                  <w:sz w:val="14"/>
-                  <w:szCs w:val="14"/>
-                  <w:u w:val="single" w:color="595959"/>
-                </w:rPr>
-                <w:t xml:space="preserve">🔍 Search ARES for similar videos</w:t>
-              </w:r>
-            </w:hyperlink>
-          </w:p>
-          <w:p>
-            <w:pPr>
-              <w:spacing w:after="40" w:before="0"/>
-            </w:pPr>
-            <w:r>
-              <w:rPr>
-                <w:sz w:val="14"/>
-                <w:szCs w:val="14"/>
-              </w:rPr>
-              <w:t xml:space="preserve"/>
-            </w:r>
-          </w:p>
-          <w:p>
-            <w:pPr>
-              <w:spacing w:after="20" w:before="0"/>
-            </w:pPr>
-            <w:r>
-              <w:rPr>
-                <w:rFonts w:ascii="Arial" w:cs="Arial" w:eastAsia="Arial" w:hAnsi="Arial"/>
-                <w:b/>
-                <w:bCs/>
-                <w:color w:val="1F3864"/>
-                <w:sz w:val="16"/>
-                <w:szCs w:val="16"/>
-              </w:rPr>
-              <w:t xml:space="preserve">📖 HTML:</w:t>
-            </w:r>
-          </w:p>
-          <w:p>
-            <w:pPr>
-              <w:spacing w:after="20" w:before="0"/>
-            </w:pPr>
-            <w:hyperlink w:history="1" r:id="rIdynzpqsrqq8osplprqcpk4">
-              <w:r>
-                <w:rPr>
-                  <w:rFonts w:ascii="Arial" w:cs="Arial" w:eastAsia="Arial" w:hAnsi="Arial"/>
-                  <w:color w:val="2E75B6"/>
-                  <w:sz w:val="16"/>
-                  <w:szCs w:val="16"/>
-                  <w:u w:val="single" w:color="2E75B6"/>
-                </w:rPr>
-                <w:t xml:space="preserve">Nerve Cells and Nerve Impulses (Flexbook)</w:t>
-              </w:r>
-            </w:hyperlink>
-          </w:p>
-          <w:p>
-            <w:pPr>
-              <w:spacing w:after="10" w:before="0"/>
-              <w:ind w:left="120"/>
-            </w:pPr>
-            <w:r>
-              <w:rPr>
-                <w:rFonts w:ascii="Arial" w:cs="Arial" w:eastAsia="Arial" w:hAnsi="Arial"/>
-                <w:color w:val="595959"/>
-                <w:sz w:val="14"/>
-                <w:szCs w:val="14"/>
-              </w:rPr>
-              <w:t xml:space="preserve">Source: CK-12</w:t>
-            </w:r>
-          </w:p>
-          <w:p>
-            <w:pPr>
-              <w:spacing w:after="10" w:before="0"/>
-              <w:ind w:left="120"/>
-            </w:pPr>
-            <w:hyperlink w:history="1" r:id="rIdorjwilqk41j4lnrbxod7o">
-              <w:r>
-                <w:rPr>
-                  <w:rFonts w:ascii="Arial" w:cs="Arial" w:eastAsia="Arial" w:hAnsi="Arial"/>
-                  <w:color w:val="595959"/>
-                  <w:sz w:val="14"/>
-                  <w:szCs w:val="14"/>
-                  <w:u w:val="single" w:color="595959"/>
-                </w:rPr>
-                <w:t xml:space="preserve">🔍 Search ARES for similar readings</w:t>
-              </w:r>
-            </w:hyperlink>
-          </w:p>
-        </w:tc>
-        <w:tc>
-          <w:tcPr>
-            <w:tcW w:type="dxa" w:w="3040"/>
-            <w:shd w:fill="FFFFFF" w:color="auto" w:val="clear"/>
-            <w:tcMar>
-              <w:top w:type="dxa" w:w="60"/>
-              <w:left w:type="dxa" w:w="120"/>
-              <w:bottom w:type="dxa" w:w="60"/>
-              <w:right w:type="dxa" w:w="120"/>
-            </w:tcMar>
-            <w:vAlign w:val="top"/>
-          </w:tcPr>
-          <w:p>
-            <w:pPr>
-              <w:spacing w:after="40" w:before="0"/>
-              <w:jc w:val="left"/>
-            </w:pPr>
-            <w:r>
-              <w:rPr>
-                <w:rFonts w:ascii="Arial" w:cs="Arial" w:eastAsia="Arial" w:hAnsi="Arial"/>
-                <w:b w:val="false"/>
-                <w:bCs w:val="false"/>
-                <w:i w:val="false"/>
-                <w:iCs w:val="false"/>
-                <w:color w:val="000000"/>
-                <w:sz w:val="18"/>
-                <w:szCs w:val="18"/>
-              </w:rPr>
-              <w:t xml:space="preserve">Learners remain in their groups and receive a Structure-Function Graphic Organiser — a table with columns: Cell | Key Structural Feature | Why That Feature Matters (Function) | Connection to the Healing Cut | Evidence from Sickle-Cell Phenomenon. Groups spend 20 minutes completing the organiser, constructing written explanations that directly link each structural feature to its functional advantage. The teacher then leads a whole-class share-out (10 minutes) using a completed version of the organiser projected on the board, cold-calling groups to contribute one cell at a time. The sickle-cell anaemia supporting phenomenon is introduced at this point: the teacher displays the micrograph comparison (normal vs. sickle RBCs) and poses the key argument question: 'Sickle-cell red blood cells have haemoglobin — so why do people with sickle-cell disease still suffer from anaemia and blocked vessels?' Learners argue from evidence in pairs for 3 minutes before a whole-class cold-call. The teacher uses the Claim-Evidence-Reasoning (CER) frame to scaffold responses: 'Make a CLAIM about what the problem is. Give EVIDENCE from the micrograph. Give REASONING connecting shape to function.'</w:t>
-            </w:r>
-          </w:p>
-        </w:tc>
-        <w:tc>
-          <w:tcPr>
-            <w:tcW w:type="dxa" w:w="3040"/>
-            <w:shd w:fill="F2F2F2" w:color="auto" w:val="clear"/>
-            <w:tcMar>
-              <w:top w:type="dxa" w:w="60"/>
-              <w:left w:type="dxa" w:w="120"/>
-              <w:bottom w:type="dxa" w:w="60"/>
-              <w:right w:type="dxa" w:w="120"/>
-            </w:tcMar>
-            <w:vAlign w:val="top"/>
-          </w:tcPr>
-          <w:p>
-            <w:pPr>
-              <w:spacing w:after="40" w:before="0"/>
-              <w:jc w:val="left"/>
-            </w:pPr>
-            <w:r>
-              <w:rPr>
-                <w:rFonts w:ascii="Arial" w:cs="Arial" w:eastAsia="Arial" w:hAnsi="Arial"/>
-                <w:b w:val="false"/>
-                <w:bCs w:val="false"/>
-                <w:i w:val="false"/>
-                <w:iCs w:val="false"/>
-                <w:color w:val="000000"/>
-                <w:sz w:val="18"/>
-                <w:szCs w:val="18"/>
-              </w:rPr>
-              <w:t xml:space="preserve">Distribute the graphic organiser and say: 'Now we move from observing to explaining. For every structural feature you recorded, I want you to answer: WHY does that feature exist? What job does it help the cell do? And — critically — how does that connect to what happened the day that Form 1 student in Nairobi cut their finger?' Allow 20 minutes for group work. Circulate and use targeted prompts: For RBCs — 'You said no nucleus. What does a nucleus do? So what happens to all that space inside the cell?' For nerve cells — 'You said long axon. How far does a pain signal need to travel from a fingertip to the brain? What does length make possible?' For muscle cells — 'You said many mitochondria. What do mitochondria produce? Why would a muscle cell need a LOT of that?' After 20 minutes, begin whole-class share-out. Cold-call one group per cell — say: 'Group 2, give me your CER for the red blood cell — Claim, Evidence, Reasoning.' After each response, ask the class: 'Does any group want to add or challenge?' For sickle-cell: display the micrograph and say — 'Look at the shape of the sickle cell. Here is the argument question: the sickle cell still contains haemoglobin. So why does the shape matter?' Allow 10 seconds of wait time (count silently). Cold-call 3 learners. Listen for the key reasoning: the abnormal shape prevents the cell from passing through small blood vessels and reduces its ability to carry oxygen efficiently. Confirm and extend: 'This is your most powerful piece of evidence yet that SHAPE IS FUNCTION. Shape is not decoration.'</w:t>
-            </w:r>
-          </w:p>
-        </w:tc>
-        <w:tc>
-          <w:tcPr>
-            <w:tcW w:type="dxa" w:w="3040"/>
-            <w:shd w:fill="FFFFFF" w:color="auto" w:val="clear"/>
-            <w:tcMar>
-              <w:top w:type="dxa" w:w="60"/>
-              <w:left w:type="dxa" w:w="120"/>
-              <w:bottom w:type="dxa" w:w="60"/>
-              <w:right w:type="dxa" w:w="120"/>
-            </w:tcMar>
-            <w:vAlign w:val="top"/>
-          </w:tcPr>
-          <w:p>
-            <w:pPr>
-              <w:spacing w:after="40" w:before="0"/>
-              <w:jc w:val="left"/>
-            </w:pPr>
-            <w:r>
-              <w:rPr>
-                <w:rFonts w:ascii="Arial" w:cs="Arial" w:eastAsia="Arial" w:hAnsi="Arial"/>
-                <w:b w:val="false"/>
-                <w:bCs w:val="false"/>
-                <w:i w:val="false"/>
-                <w:iCs w:val="false"/>
-                <w:color w:val="000000"/>
-                <w:sz w:val="18"/>
-                <w:szCs w:val="18"/>
-              </w:rPr>
-              <w:t xml:space="preserve">Claim-Evidence-Reasoning (CER) Framework + Supporting Phenomenon Integration. CER is an NGSS-aligned sensemaking strategy (Constructing Explanations and Designing Solutions; Engaging in Argument from Evidence) that requires learners to move beyond description into causal explanation. Using sickle-cell anaemia as the supporting phenomenon is deliberately chosen because it provides a natural experiment: same molecule (haemoglobin), different shape, catastrophically different function. This makes the structure-function argument falsifiable and evidence-based rather than assertion-based. The graphic organiser bridges group thinking and public argumentation.</w:t>
-            </w:r>
-          </w:p>
-        </w:tc>
-        <w:tc>
-          <w:tcPr>
-            <w:tcW w:type="dxa" w:w="3040"/>
-            <w:shd w:fill="F2F2F2" w:color="auto" w:val="clear"/>
-            <w:tcMar>
-              <w:top w:type="dxa" w:w="60"/>
-              <w:left w:type="dxa" w:w="120"/>
-              <w:bottom w:type="dxa" w:w="60"/>
-              <w:right w:type="dxa" w:w="120"/>
-            </w:tcMar>
-            <w:vAlign w:val="top"/>
-          </w:tcPr>
-          <w:p>
-            <w:pPr>
-              <w:spacing w:after="40" w:before="0"/>
-              <w:jc w:val="left"/>
-            </w:pPr>
-            <w:r>
-              <w:rPr>
-                <w:rFonts w:ascii="Arial" w:cs="Arial" w:eastAsia="Arial" w:hAnsi="Arial"/>
-                <w:b w:val="false"/>
-                <w:bCs w:val="false"/>
-                <w:i w:val="false"/>
-                <w:iCs w:val="false"/>
-                <w:color w:val="000000"/>
-                <w:sz w:val="18"/>
-                <w:szCs w:val="18"/>
-              </w:rPr>
-              <w:t xml:space="preserve">Observable indicator: Each group's graphic organiser has a complete CER for at least 3 cells, with the 'Connection to the Healing Cut' column populated. During cold-calls, listen specifically for causal language: words like 'because', 'therefore', 'which means', 'as a result' indicate explanatory reasoning rather than simple description. A learner who says 'the red blood cell has no nucleus because that leaves more room for haemoglobin, which means it can carry more oxygen to the healing tissue' is demonstrating target-level reasoning. A learner who says 'the red blood cell has no nucleus and carries oxygen' is demonstrating a lower level — record for follow-up. The sickle-cell CER responses are the highest-stakes formative checkpoint of the lesson: if fewer than 60% of cold-called learners can articulate the shape-blockage-function link, pause and re-teach using the blood vessel diameter analogy before moving to Phase 4.</w:t>
-            </w:r>
-          </w:p>
-        </w:tc>
-      </w:tr>
-      <w:tr>
-        <w:tc>
-          <w:tcPr>
-            <w:tcW w:type="dxa" w:w="1520"/>
-            <w:shd w:fill="FCE4D6" w:color="auto" w:val="clear"/>
-            <w:tcMar>
-              <w:top w:type="dxa" w:w="60"/>
-              <w:left w:type="dxa" w:w="120"/>
-              <w:bottom w:type="dxa" w:w="60"/>
-              <w:right w:type="dxa" w:w="120"/>
-            </w:tcMar>
-            <w:vAlign w:val="top"/>
-          </w:tcPr>
-          <w:p>
-            <w:pPr>
-              <w:spacing w:after="40" w:before="0"/>
-              <w:jc w:val="left"/>
-            </w:pPr>
-            <w:r>
-              <w:rPr>
-                <w:rFonts w:ascii="Arial" w:cs="Arial" w:eastAsia="Arial" w:hAnsi="Arial"/>
-                <w:b/>
-                <w:bCs/>
-                <w:i w:val="false"/>
-                <w:iCs w:val="false"/>
-                <w:color w:val="000000"/>
-                <w:sz w:val="18"/>
-                <w:szCs w:val="18"/>
-              </w:rPr>
-              <w:t xml:space="preserve">Driving Question Board (DQB) Creation</w:t>
-            </w:r>
-          </w:p>
-          <w:p>
-            <w:pPr>
-              <w:spacing w:after="20" w:before="0"/>
-            </w:pPr>
-            <w:r>
-              <w:rPr>
-                <w:rFonts w:ascii="Arial" w:cs="Arial" w:eastAsia="Arial" w:hAnsi="Arial"/>
-                <w:b/>
-                <w:bCs/>
-                <w:color w:val="1F3864"/>
-                <w:sz w:val="16"/>
-                <w:szCs w:val="16"/>
-              </w:rPr>
-              <w:t xml:space="preserve">📹 VIDEO:</w:t>
-            </w:r>
-          </w:p>
-          <w:p>
-            <w:pPr>
-              <w:spacing w:after="20" w:before="0"/>
-            </w:pPr>
-            <w:hyperlink w:history="1" r:id="rIdh0vxlgxwx12banuc3gfsf">
-              <w:r>
-                <w:rPr>
-                  <w:rFonts w:ascii="Arial" w:cs="Arial" w:eastAsia="Arial" w:hAnsi="Arial"/>
-                  <w:color w:val="2E75B6"/>
-                  <w:sz w:val="16"/>
-                  <w:szCs w:val="16"/>
-                  <w:u w:val="single" w:color="2E75B6"/>
-                </w:rPr>
-                <w:t xml:space="preserve">Anatomy of a skeletal muscle cell</w:t>
-              </w:r>
-            </w:hyperlink>
-          </w:p>
-          <w:p>
-            <w:pPr>
-              <w:spacing w:after="10" w:before="0"/>
-              <w:ind w:left="120"/>
-            </w:pPr>
-            <w:r>
-              <w:rPr>
-                <w:rFonts w:ascii="Arial" w:cs="Arial" w:eastAsia="Arial" w:hAnsi="Arial"/>
-                <w:color w:val="595959"/>
-                <w:sz w:val="14"/>
-                <w:szCs w:val="14"/>
-              </w:rPr>
-              <w:t xml:space="preserve">Source: Khan Academy (English - US curriculum)</w:t>
-            </w:r>
-          </w:p>
-          <w:p>
-            <w:pPr>
-              <w:spacing w:after="10" w:before="0"/>
-              <w:ind w:left="120"/>
-            </w:pPr>
-            <w:hyperlink w:history="1" r:id="rIdutwrlwf89i78hoqsvizcx">
-              <w:r>
-                <w:rPr>
-                  <w:rFonts w:ascii="Arial" w:cs="Arial" w:eastAsia="Arial" w:hAnsi="Arial"/>
-                  <w:color w:val="595959"/>
-                  <w:sz w:val="14"/>
-                  <w:szCs w:val="14"/>
-                  <w:u w:val="single" w:color="595959"/>
-                </w:rPr>
-                <w:t xml:space="preserve">🔍 Search ARES for similar videos</w:t>
-              </w:r>
-            </w:hyperlink>
-          </w:p>
-          <w:p>
-            <w:pPr>
-              <w:spacing w:after="40" w:before="0"/>
-            </w:pPr>
-            <w:r>
-              <w:rPr>
-                <w:sz w:val="14"/>
-                <w:szCs w:val="14"/>
-              </w:rPr>
-              <w:t xml:space="preserve"/>
-            </w:r>
-          </w:p>
-          <w:p>
-            <w:pPr>
-              <w:spacing w:after="20" w:before="0"/>
-            </w:pPr>
-            <w:r>
-              <w:rPr>
-                <w:rFonts w:ascii="Arial" w:cs="Arial" w:eastAsia="Arial" w:hAnsi="Arial"/>
-                <w:b/>
-                <w:bCs/>
-                <w:color w:val="1F3864"/>
-                <w:sz w:val="16"/>
-                <w:szCs w:val="16"/>
-              </w:rPr>
-              <w:t xml:space="preserve">📖 EXERCISE:</w:t>
-            </w:r>
-          </w:p>
-          <w:p>
-            <w:pPr>
-              <w:spacing w:after="20" w:before="0"/>
-            </w:pPr>
-            <w:hyperlink w:history="1" r:id="rIdecbu4tloq8_rna3lsbqvp">
-              <w:r>
-                <w:rPr>
-                  <w:rFonts w:ascii="Arial" w:cs="Arial" w:eastAsia="Arial" w:hAnsi="Arial"/>
-                  <w:color w:val="2E75B6"/>
-                  <w:sz w:val="16"/>
-                  <w:szCs w:val="16"/>
-                  <w:u w:val="single" w:color="2E75B6"/>
-                </w:rPr>
-                <w:t xml:space="preserve">Nerve Cells and Nerve Impulses Practice</w:t>
-              </w:r>
-            </w:hyperlink>
-          </w:p>
-          <w:p>
-            <w:pPr>
-              <w:spacing w:after="10" w:before="0"/>
-              <w:ind w:left="120"/>
-            </w:pPr>
-            <w:r>
-              <w:rPr>
-                <w:rFonts w:ascii="Arial" w:cs="Arial" w:eastAsia="Arial" w:hAnsi="Arial"/>
-                <w:color w:val="595959"/>
-                <w:sz w:val="14"/>
-                <w:szCs w:val="14"/>
-              </w:rPr>
-              <w:t xml:space="preserve">Source: CK-12</w:t>
-            </w:r>
-          </w:p>
-          <w:p>
-            <w:pPr>
-              <w:spacing w:after="10" w:before="0"/>
-              <w:ind w:left="120"/>
-            </w:pPr>
-            <w:hyperlink w:history="1" r:id="rIdtqppsjro5kaubqyp7oxrt">
-              <w:r>
-                <w:rPr>
-                  <w:rFonts w:ascii="Arial" w:cs="Arial" w:eastAsia="Arial" w:hAnsi="Arial"/>
-                  <w:color w:val="595959"/>
-                  <w:sz w:val="14"/>
-                  <w:szCs w:val="14"/>
-                  <w:u w:val="single" w:color="595959"/>
-                </w:rPr>
-                <w:t xml:space="preserve">🔍 Search ARES for similar readings</w:t>
-              </w:r>
-            </w:hyperlink>
-          </w:p>
-        </w:tc>
-        <w:tc>
-          <w:tcPr>
-            <w:tcW w:type="dxa" w:w="3040"/>
-            <w:shd w:fill="FFFFFF" w:color="auto" w:val="clear"/>
-            <w:tcMar>
-              <w:top w:type="dxa" w:w="60"/>
-              <w:left w:type="dxa" w:w="120"/>
-              <w:bottom w:type="dxa" w:w="60"/>
-              <w:right w:type="dxa" w:w="120"/>
-            </w:tcMar>
-            <w:vAlign w:val="top"/>
-          </w:tcPr>
-          <w:p>
-            <w:pPr>
-              <w:spacing w:after="40" w:before="0"/>
-              <w:jc w:val="left"/>
-            </w:pPr>
-            <w:r>
-              <w:rPr>
-                <w:rFonts w:ascii="Arial" w:cs="Arial" w:eastAsia="Arial" w:hAnsi="Arial"/>
-                <w:b w:val="false"/>
-                <w:bCs w:val="false"/>
-                <w:i w:val="false"/>
-                <w:iCs w:val="false"/>
-                <w:color w:val="000000"/>
-                <w:sz w:val="18"/>
-                <w:szCs w:val="18"/>
-              </w:rPr>
-              <w:t xml:space="preserve">Each learner individually writes on a sticky note (or index card) their single most important update to their understanding of the driving question: 'Why do cells in our body look so different from each other — and how does the shape of a cell determine the job it can do?' Learners also write one new question that this lesson has raised for them. Sticky notes are placed on the class DQB in two columns: 'What we NOW understand' and 'New questions we have.' The teacher reads 4–5 contributions aloud and facilitates a 5-minute whole-class discussion to identify patterns — what has the class collectively come to understand? What remains puzzling? The teacher draws explicit attention to how today's lesson has shifted the class from 'cells look different' (observation) to 'cells look different BECAUSE they do different jobs' (explanation).</w:t>
-            </w:r>
-          </w:p>
-        </w:tc>
-        <w:tc>
-          <w:tcPr>
-            <w:tcW w:type="dxa" w:w="3040"/>
-            <w:shd w:fill="F2F2F2" w:color="auto" w:val="clear"/>
-            <w:tcMar>
-              <w:top w:type="dxa" w:w="60"/>
-              <w:left w:type="dxa" w:w="120"/>
-              <w:bottom w:type="dxa" w:w="60"/>
-              <w:right w:type="dxa" w:w="120"/>
-            </w:tcMar>
-            <w:vAlign w:val="top"/>
-          </w:tcPr>
-          <w:p>
-            <w:pPr>
-              <w:spacing w:after="40" w:before="0"/>
-              <w:jc w:val="left"/>
-            </w:pPr>
-            <w:r>
-              <w:rPr>
-                <w:rFonts w:ascii="Arial" w:cs="Arial" w:eastAsia="Arial" w:hAnsi="Arial"/>
-                <w:b w:val="false"/>
-                <w:bCs w:val="false"/>
-                <w:i w:val="false"/>
-                <w:iCs w:val="false"/>
-                <w:color w:val="000000"/>
-                <w:sz w:val="18"/>
-                <w:szCs w:val="18"/>
-              </w:rPr>
-              <w:t xml:space="preserve">Distribute sticky notes and say: 'Three minutes, individual and silent. Write one thing you now understand about our driving question that you did NOT understand at the start of today's lesson. On the back, write one question this lesson has raised for you.' After 3 minutes, direct learners to post their notes on the DQB. Scan the board quickly, then read 4–5 aloud — choose a mix of strong explanations and interesting new questions. Ask the class: 'Which of these new questions do you think will be answered in our next lesson? Which ones might take us all the way to the end of the unit?' Point to the phenomenon image and say: 'At the start of this unit, we asked: how does the body send exactly the right response to heal that cut? Today you built part of that answer. You now know that the right response is possible BECAUSE each cell has a shape that makes it perfect for its job. That is cell specialisation.' Record the 3–4 most generative new questions on the permanent DQB display for the class to track over Lessons 9–12.</w:t>
-            </w:r>
-          </w:p>
-        </w:tc>
-        <w:tc>
-          <w:tcPr>
-            <w:tcW w:type="dxa" w:w="3040"/>
-            <w:shd w:fill="FFFFFF" w:color="auto" w:val="clear"/>
-            <w:tcMar>
-              <w:top w:type="dxa" w:w="60"/>
-              <w:left w:type="dxa" w:w="120"/>
-              <w:bottom w:type="dxa" w:w="60"/>
-              <w:right w:type="dxa" w:w="120"/>
-            </w:tcMar>
-            <w:vAlign w:val="top"/>
-          </w:tcPr>
-          <w:p>
-            <w:pPr>
-              <w:spacing w:after="40" w:before="0"/>
-              <w:jc w:val="left"/>
-            </w:pPr>
-            <w:r>
-              <w:rPr>
-                <w:rFonts w:ascii="Arial" w:cs="Arial" w:eastAsia="Arial" w:hAnsi="Arial"/>
-                <w:b w:val="false"/>
-                <w:bCs w:val="false"/>
-                <w:i w:val="false"/>
-                <w:iCs w:val="false"/>
-                <w:color w:val="000000"/>
-                <w:sz w:val="18"/>
-                <w:szCs w:val="18"/>
-              </w:rPr>
-              <w:t xml:space="preserve">Collaborative Knowledge Tracking via the Driving Question Board. The DQB is a living sensemaking artefact — it externalises the class's growing understanding and makes the trajectory of learning visible to learners themselves. Requiring both an 'update' and a 'new question' on the same card forces metacognitive reflection: learners must assess what they know AND identify the boundary of their current understanding. The teacher's act of reading cards aloud and identifying patterns models the scientific practice of synthesising evidence across multiple sources (Obtaining, Evaluating, and Communicating Information — NGSS SEP 8).</w:t>
-            </w:r>
-          </w:p>
-        </w:tc>
-        <w:tc>
-          <w:tcPr>
-            <w:tcW w:type="dxa" w:w="3040"/>
-            <w:shd w:fill="F2F2F2" w:color="auto" w:val="clear"/>
-            <w:tcMar>
-              <w:top w:type="dxa" w:w="60"/>
-              <w:left w:type="dxa" w:w="120"/>
-              <w:bottom w:type="dxa" w:w="60"/>
-              <w:right w:type="dxa" w:w="120"/>
-            </w:tcMar>
-            <w:vAlign w:val="top"/>
-          </w:tcPr>
-          <w:p>
-            <w:pPr>
-              <w:spacing w:after="40" w:before="0"/>
-              <w:jc w:val="left"/>
-            </w:pPr>
-            <w:r>
-              <w:rPr>
-                <w:rFonts w:ascii="Arial" w:cs="Arial" w:eastAsia="Arial" w:hAnsi="Arial"/>
-                <w:b w:val="false"/>
-                <w:bCs w:val="false"/>
-                <w:i w:val="false"/>
-                <w:iCs w:val="false"/>
-                <w:color w:val="000000"/>
-                <w:sz w:val="18"/>
-                <w:szCs w:val="18"/>
-              </w:rPr>
-              <w:t xml:space="preserve">Observable indicator: Every learner has posted a sticky note with both an understanding update and a new question. Read all posted notes after the lesson — sort them into three categories: (1) target understanding achieved (structure-function language present); (2) partial understanding (structure described without functional link); (3) misconception or surface-level response. Use this sort to plan the opening re-anchor of Lesson 9. New questions that reference organs, tissues, or systems (e.g., 'Does every organ have its own special cells?') indicate learners are ready to advance toward the tissue/organ level in Lessons 9–10.</w:t>
-            </w:r>
-          </w:p>
-        </w:tc>
-      </w:tr>
-      <w:tr>
-        <w:tc>
-          <w:tcPr>
-            <w:tcW w:type="dxa" w:w="1520"/>
-            <w:shd w:fill="D5E8F0" w:color="auto" w:val="clear"/>
-            <w:tcMar>
-              <w:top w:type="dxa" w:w="60"/>
-              <w:left w:type="dxa" w:w="120"/>
-              <w:bottom w:type="dxa" w:w="60"/>
-              <w:right w:type="dxa" w:w="120"/>
-            </w:tcMar>
-            <w:vAlign w:val="top"/>
-          </w:tcPr>
-          <w:p>
-            <w:pPr>
-              <w:spacing w:after="40" w:before="0"/>
-              <w:jc w:val="left"/>
-            </w:pPr>
-            <w:r>
-              <w:rPr>
-                <w:rFonts w:ascii="Arial" w:cs="Arial" w:eastAsia="Arial" w:hAnsi="Arial"/>
-                <w:b/>
-                <w:bCs/>
-                <w:i w:val="false"/>
-                <w:iCs w:val="false"/>
-                <w:color w:val="000000"/>
-                <w:sz w:val="18"/>
-                <w:szCs w:val="18"/>
-              </w:rPr>
-              <w:t xml:space="preserve">Model Building Phase</w:t>
-            </w:r>
-          </w:p>
-          <w:p>
-            <w:pPr>
-              <w:spacing w:after="20" w:before="0"/>
-            </w:pPr>
-            <w:r>
-              <w:rPr>
-                <w:rFonts w:ascii="Arial" w:cs="Arial" w:eastAsia="Arial" w:hAnsi="Arial"/>
-                <w:b/>
-                <w:bCs/>
-                <w:color w:val="1F3864"/>
-                <w:sz w:val="16"/>
-                <w:szCs w:val="16"/>
-              </w:rPr>
-              <w:t xml:space="preserve">📹 VIDEO:</w:t>
-            </w:r>
-          </w:p>
-          <w:p>
-            <w:pPr>
-              <w:spacing w:after="20" w:before="0"/>
-            </w:pPr>
-            <w:hyperlink w:history="1" r:id="rIdvuoqgh2cxbg22xomfry4y">
-              <w:r>
-                <w:rPr>
-                  <w:rFonts w:ascii="Arial" w:cs="Arial" w:eastAsia="Arial" w:hAnsi="Arial"/>
-                  <w:color w:val="2E75B6"/>
-                  <w:sz w:val="16"/>
-                  <w:szCs w:val="16"/>
-                  <w:u w:val="single" w:color="2E75B6"/>
-                </w:rPr>
-                <w:t xml:space="preserve">Role of the sarcoplasmic reticulum in muscle cells</w:t>
-              </w:r>
-            </w:hyperlink>
-          </w:p>
-          <w:p>
-            <w:pPr>
-              <w:spacing w:after="10" w:before="0"/>
-              <w:ind w:left="120"/>
-            </w:pPr>
-            <w:r>
-              <w:rPr>
-                <w:rFonts w:ascii="Arial" w:cs="Arial" w:eastAsia="Arial" w:hAnsi="Arial"/>
-                <w:color w:val="595959"/>
-                <w:sz w:val="14"/>
-                <w:szCs w:val="14"/>
-              </w:rPr>
-              <w:t xml:space="preserve">Source: Khan Academy (English - US curriculum)</w:t>
-            </w:r>
-          </w:p>
-          <w:p>
-            <w:pPr>
-              <w:spacing w:after="10" w:before="0"/>
-              <w:ind w:left="120"/>
-            </w:pPr>
-            <w:hyperlink w:history="1" r:id="rIdoe0zc10px1duxi15vfmib">
-              <w:r>
-                <w:rPr>
-                  <w:rFonts w:ascii="Arial" w:cs="Arial" w:eastAsia="Arial" w:hAnsi="Arial"/>
-                  <w:color w:val="595959"/>
-                  <w:sz w:val="14"/>
-                  <w:szCs w:val="14"/>
-                  <w:u w:val="single" w:color="595959"/>
-                </w:rPr>
-                <w:t xml:space="preserve">🔍 Search ARES for similar videos</w:t>
-              </w:r>
-            </w:hyperlink>
-          </w:p>
-          <w:p>
-            <w:pPr>
-              <w:spacing w:after="40" w:before="0"/>
-            </w:pPr>
-            <w:r>
-              <w:rPr>
-                <w:sz w:val="14"/>
-                <w:szCs w:val="14"/>
-              </w:rPr>
-              <w:t xml:space="preserve"/>
-            </w:r>
-          </w:p>
-          <w:p>
-            <w:pPr>
-              <w:spacing w:after="20" w:before="0"/>
-            </w:pPr>
-            <w:r>
-              <w:rPr>
-                <w:rFonts w:ascii="Arial" w:cs="Arial" w:eastAsia="Arial" w:hAnsi="Arial"/>
-                <w:b/>
-                <w:bCs/>
-                <w:color w:val="1F3864"/>
-                <w:sz w:val="16"/>
-                <w:szCs w:val="16"/>
-              </w:rPr>
-              <w:t xml:space="preserve">📖 HTML:</w:t>
-            </w:r>
-          </w:p>
-          <w:p>
-            <w:pPr>
-              <w:spacing w:after="20" w:before="0"/>
-            </w:pPr>
-            <w:hyperlink w:history="1" r:id="rIdrfbqd5ni70aoaddjlgjdu">
+            <w:hyperlink w:history="1" r:id="rId8imi4zqlstiw-fv-yqkde">
               <w:r>
                 <w:rPr>
                   <w:rFonts w:ascii="Arial" w:cs="Arial" w:eastAsia="Arial" w:hAnsi="Arial"/>
@@ -25164,7 +25164,7 @@
               <w:spacing w:after="10" w:before="0"/>
               <w:ind w:left="120"/>
             </w:pPr>
-            <w:hyperlink w:history="1" r:id="rIdsm1m2unzmqwn-mbw7tw9b">
+            <w:hyperlink w:history="1" r:id="rId94sfuamrwrfm5aqezop2x">
               <w:r>
                 <w:rPr>
                   <w:rFonts w:ascii="Arial" w:cs="Arial" w:eastAsia="Arial" w:hAnsi="Arial"/>
@@ -26746,7 +26746,7 @@
             <w:pPr>
               <w:spacing w:after="20" w:before="0"/>
             </w:pPr>
-            <w:hyperlink w:history="1" r:id="rIdk_jexu1bbgsv04xaox0l9">
+            <w:hyperlink w:history="1" r:id="rIdcgbn5kwbzrb9bnyvsiypz">
               <w:r>
                 <w:rPr>
                   <w:rFonts w:ascii="Arial" w:cs="Arial" w:eastAsia="Arial" w:hAnsi="Arial"/>
@@ -26779,7 +26779,7 @@
               <w:spacing w:after="10" w:before="0"/>
               <w:ind w:left="120"/>
             </w:pPr>
-            <w:hyperlink w:history="1" r:id="rIdnwbzl3c0ivrzupuiyx88l">
+            <w:hyperlink w:history="1" r:id="rId7sbdlazjlghtaxtprirmq">
               <w:r>
                 <w:rPr>
                   <w:rFonts w:ascii="Arial" w:cs="Arial" w:eastAsia="Arial" w:hAnsi="Arial"/>
@@ -26824,7 +26824,7 @@
             <w:pPr>
               <w:spacing w:after="20" w:before="0"/>
             </w:pPr>
-            <w:hyperlink w:history="1" r:id="rIdwjoj1gp_itxtb_v8ubos5">
+            <w:hyperlink w:history="1" r:id="rId_rycxjohx3wn1ahkgpjic">
               <w:r>
                 <w:rPr>
                   <w:rFonts w:ascii="Arial" w:cs="Arial" w:eastAsia="Arial" w:hAnsi="Arial"/>
@@ -26857,7 +26857,7 @@
               <w:spacing w:after="10" w:before="0"/>
               <w:ind w:left="120"/>
             </w:pPr>
-            <w:hyperlink w:history="1" r:id="rId484_d-v0h0a0mhwjzscvl">
+            <w:hyperlink w:history="1" r:id="rIdmcaadsv3m3iyurtqkfalx">
               <w:r>
                 <w:rPr>
                   <w:rFonts w:ascii="Arial" w:cs="Arial" w:eastAsia="Arial" w:hAnsi="Arial"/>
@@ -27052,7 +27052,7 @@
             <w:pPr>
               <w:spacing w:after="20" w:before="0"/>
             </w:pPr>
-            <w:hyperlink w:history="1" r:id="rId-68dtddbmcbbbc7qoupwv">
+            <w:hyperlink w:history="1" r:id="rIdwakm_fj2uwaibqucuu4p7">
               <w:r>
                 <w:rPr>
                   <w:rFonts w:ascii="Arial" w:cs="Arial" w:eastAsia="Arial" w:hAnsi="Arial"/>
@@ -27085,7 +27085,7 @@
               <w:spacing w:after="10" w:before="0"/>
               <w:ind w:left="120"/>
             </w:pPr>
-            <w:hyperlink w:history="1" r:id="rIdxd-lpruz1zlel3kolapjm">
+            <w:hyperlink w:history="1" r:id="rIdyfcjegx8xc4_ko6bjzfjw">
               <w:r>
                 <w:rPr>
                   <w:rFonts w:ascii="Arial" w:cs="Arial" w:eastAsia="Arial" w:hAnsi="Arial"/>
@@ -27130,7 +27130,7 @@
             <w:pPr>
               <w:spacing w:after="20" w:before="0"/>
             </w:pPr>
-            <w:hyperlink w:history="1" r:id="rId9c2ksmdprzyp_sxdq_ff8">
+            <w:hyperlink w:history="1" r:id="rIdvi7miwup9s3880idzbl0u">
               <w:r>
                 <w:rPr>
                   <w:rFonts w:ascii="Arial" w:cs="Arial" w:eastAsia="Arial" w:hAnsi="Arial"/>
@@ -27163,7 +27163,7 @@
               <w:spacing w:after="10" w:before="0"/>
               <w:ind w:left="120"/>
             </w:pPr>
-            <w:hyperlink w:history="1" r:id="rIdaloj98iwhxtj95fkiygqb">
+            <w:hyperlink w:history="1" r:id="rId505jwco13bvkttxzli33z">
               <w:r>
                 <w:rPr>
                   <w:rFonts w:ascii="Arial" w:cs="Arial" w:eastAsia="Arial" w:hAnsi="Arial"/>
@@ -27358,7 +27358,7 @@
             <w:pPr>
               <w:spacing w:after="20" w:before="0"/>
             </w:pPr>
-            <w:hyperlink w:history="1" r:id="rIdhnbs2_ehaaj1ltudhgqn4">
+            <w:hyperlink w:history="1" r:id="rIddu2adajb4gbzyumqor2vf">
               <w:r>
                 <w:rPr>
                   <w:rFonts w:ascii="Arial" w:cs="Arial" w:eastAsia="Arial" w:hAnsi="Arial"/>
@@ -27391,7 +27391,7 @@
               <w:spacing w:after="10" w:before="0"/>
               <w:ind w:left="120"/>
             </w:pPr>
-            <w:hyperlink w:history="1" r:id="rId2dlnhm6ja5luiuvaqcuys">
+            <w:hyperlink w:history="1" r:id="rIdw5rbcngflugp-6m7ydiml">
               <w:r>
                 <w:rPr>
                   <w:rFonts w:ascii="Arial" w:cs="Arial" w:eastAsia="Arial" w:hAnsi="Arial"/>
@@ -27436,7 +27436,7 @@
             <w:pPr>
               <w:spacing w:after="20" w:before="0"/>
             </w:pPr>
-            <w:hyperlink w:history="1" r:id="rIdd6pmixbvvwdbiml_a8dco">
+            <w:hyperlink w:history="1" r:id="rIdmcpays_s9bpargibr0ld8">
               <w:r>
                 <w:rPr>
                   <w:rFonts w:ascii="Arial" w:cs="Arial" w:eastAsia="Arial" w:hAnsi="Arial"/>
@@ -27469,7 +27469,7 @@
               <w:spacing w:after="10" w:before="0"/>
               <w:ind w:left="120"/>
             </w:pPr>
-            <w:hyperlink w:history="1" r:id="rIdqbkwtfcdohkv7ckz_3yvk">
+            <w:hyperlink w:history="1" r:id="rId8kyqaiqlsrzx16lchkonj">
               <w:r>
                 <w:rPr>
                   <w:rFonts w:ascii="Arial" w:cs="Arial" w:eastAsia="Arial" w:hAnsi="Arial"/>
@@ -27664,7 +27664,7 @@
             <w:pPr>
               <w:spacing w:after="20" w:before="0"/>
             </w:pPr>
-            <w:hyperlink w:history="1" r:id="rIdadaoq_chvhvvww4iusuvn">
+            <w:hyperlink w:history="1" r:id="rIdsd8bv2qalzckabczwytwx">
               <w:r>
                 <w:rPr>
                   <w:rFonts w:ascii="Arial" w:cs="Arial" w:eastAsia="Arial" w:hAnsi="Arial"/>
@@ -27697,7 +27697,7 @@
               <w:spacing w:after="10" w:before="0"/>
               <w:ind w:left="120"/>
             </w:pPr>
-            <w:hyperlink w:history="1" r:id="rIdb-zqz_wfnof61xjhs7shu">
+            <w:hyperlink w:history="1" r:id="rId3ejzkoroyz9ejlrohedd8">
               <w:r>
                 <w:rPr>
                   <w:rFonts w:ascii="Arial" w:cs="Arial" w:eastAsia="Arial" w:hAnsi="Arial"/>
@@ -27742,7 +27742,7 @@
             <w:pPr>
               <w:spacing w:after="20" w:before="0"/>
             </w:pPr>
-            <w:hyperlink w:history="1" r:id="rIdaygepq6_jvxhpy68aadoz">
+            <w:hyperlink w:history="1" r:id="rIdswkjyg2px2ntrf7p9nuvy">
               <w:r>
                 <w:rPr>
                   <w:rFonts w:ascii="Arial" w:cs="Arial" w:eastAsia="Arial" w:hAnsi="Arial"/>
@@ -27775,7 +27775,7 @@
               <w:spacing w:after="10" w:before="0"/>
               <w:ind w:left="120"/>
             </w:pPr>
-            <w:hyperlink w:history="1" r:id="rIdqt_ocyds2ifbhrwekx26e">
+            <w:hyperlink w:history="1" r:id="rIduzf6ekoev15ggmg51-aoc">
               <w:r>
                 <w:rPr>
                   <w:rFonts w:ascii="Arial" w:cs="Arial" w:eastAsia="Arial" w:hAnsi="Arial"/>
@@ -27970,7 +27970,7 @@
             <w:pPr>
               <w:spacing w:after="20" w:before="0"/>
             </w:pPr>
-            <w:hyperlink w:history="1" r:id="rIdfjqnknvu2ykfkgezghsd2">
+            <w:hyperlink w:history="1" r:id="rIdim7vvkedycbuzhwd297qn">
               <w:r>
                 <w:rPr>
                   <w:rFonts w:ascii="Arial" w:cs="Arial" w:eastAsia="Arial" w:hAnsi="Arial"/>
@@ -28003,7 +28003,7 @@
               <w:spacing w:after="10" w:before="0"/>
               <w:ind w:left="120"/>
             </w:pPr>
-            <w:hyperlink w:history="1" r:id="rId4mjbo9nuhb0bviqjkuk0l">
+            <w:hyperlink w:history="1" r:id="rIder0zyzab09qnnacpeuz_t">
               <w:r>
                 <w:rPr>
                   <w:rFonts w:ascii="Arial" w:cs="Arial" w:eastAsia="Arial" w:hAnsi="Arial"/>
@@ -28048,7 +28048,7 @@
             <w:pPr>
               <w:spacing w:after="20" w:before="0"/>
             </w:pPr>
-            <w:hyperlink w:history="1" r:id="rIdo1pu7lhhlppa2cldxzuz4">
+            <w:hyperlink w:history="1" r:id="rId2voa6jsldowhhr11xzrcd">
               <w:r>
                 <w:rPr>
                   <w:rFonts w:ascii="Arial" w:cs="Arial" w:eastAsia="Arial" w:hAnsi="Arial"/>
@@ -28081,7 +28081,7 @@
               <w:spacing w:after="10" w:before="0"/>
               <w:ind w:left="120"/>
             </w:pPr>
-            <w:hyperlink w:history="1" r:id="rIdeavxxahi_f4izqbruufuo">
+            <w:hyperlink w:history="1" r:id="rIdnwrnrq3hsmjlsaydnhury">
               <w:r>
                 <w:rPr>
                   <w:rFonts w:ascii="Arial" w:cs="Arial" w:eastAsia="Arial" w:hAnsi="Arial"/>
@@ -29568,7 +29568,7 @@
             <w:pPr>
               <w:spacing w:after="20" w:before="0"/>
             </w:pPr>
-            <w:hyperlink w:history="1" r:id="rId_qm4caaeawn3h7qv62abm">
+            <w:hyperlink w:history="1" r:id="rIdeoq_g9ikvbtcexlztutr9">
               <w:r>
                 <w:rPr>
                   <w:rFonts w:ascii="Arial" w:cs="Arial" w:eastAsia="Arial" w:hAnsi="Arial"/>
@@ -29601,7 +29601,7 @@
               <w:spacing w:after="10" w:before="0"/>
               <w:ind w:left="120"/>
             </w:pPr>
-            <w:hyperlink w:history="1" r:id="rId-5fkuc090sxpzwhadv8tk">
+            <w:hyperlink w:history="1" r:id="rIdypyzcitedaqhfwddchkcm">
               <w:r>
                 <w:rPr>
                   <w:rFonts w:ascii="Arial" w:cs="Arial" w:eastAsia="Arial" w:hAnsi="Arial"/>
@@ -29639,6 +29639,312 @@
                 <w:sz w:val="16"/>
                 <w:szCs w:val="16"/>
               </w:rPr>
+              <w:t xml:space="preserve">📖 EXERCISE:</w:t>
+            </w:r>
+          </w:p>
+          <w:p>
+            <w:pPr>
+              <w:spacing w:after="20" w:before="0"/>
+            </w:pPr>
+            <w:hyperlink w:history="1" r:id="rIdnwelvyldbjl-s40zs4zry">
+              <w:r>
+                <w:rPr>
+                  <w:rFonts w:ascii="Arial" w:cs="Arial" w:eastAsia="Arial" w:hAnsi="Arial"/>
+                  <w:color w:val="2E75B6"/>
+                  <w:sz w:val="16"/>
+                  <w:szCs w:val="16"/>
+                  <w:u w:val="single" w:color="2E75B6"/>
+                </w:rPr>
+                <w:t xml:space="preserve">Understand: cells and organisms</w:t>
+              </w:r>
+            </w:hyperlink>
+          </w:p>
+          <w:p>
+            <w:pPr>
+              <w:spacing w:after="10" w:before="0"/>
+              <w:ind w:left="120"/>
+            </w:pPr>
+            <w:r>
+              <w:rPr>
+                <w:rFonts w:ascii="Arial" w:cs="Arial" w:eastAsia="Arial" w:hAnsi="Arial"/>
+                <w:color w:val="595959"/>
+                <w:sz w:val="14"/>
+                <w:szCs w:val="14"/>
+              </w:rPr>
+              <w:t xml:space="preserve">Source: Khan Academy (English - US curriculum)</w:t>
+            </w:r>
+          </w:p>
+          <w:p>
+            <w:pPr>
+              <w:spacing w:after="10" w:before="0"/>
+              <w:ind w:left="120"/>
+            </w:pPr>
+            <w:hyperlink w:history="1" r:id="rIdfxisecoiwwvmbpdwms-_z">
+              <w:r>
+                <w:rPr>
+                  <w:rFonts w:ascii="Arial" w:cs="Arial" w:eastAsia="Arial" w:hAnsi="Arial"/>
+                  <w:color w:val="595959"/>
+                  <w:sz w:val="14"/>
+                  <w:szCs w:val="14"/>
+                  <w:u w:val="single" w:color="595959"/>
+                </w:rPr>
+                <w:t xml:space="preserve">🔍 Search ARES for similar readings</w:t>
+              </w:r>
+            </w:hyperlink>
+          </w:p>
+        </w:tc>
+        <w:tc>
+          <w:tcPr>
+            <w:tcW w:type="dxa" w:w="3040"/>
+            <w:shd w:fill="FFFFFF" w:color="auto" w:val="clear"/>
+            <w:tcMar>
+              <w:top w:type="dxa" w:w="60"/>
+              <w:left w:type="dxa" w:w="120"/>
+              <w:bottom w:type="dxa" w:w="60"/>
+              <w:right w:type="dxa" w:w="120"/>
+            </w:tcMar>
+            <w:vAlign w:val="top"/>
+          </w:tcPr>
+          <w:p>
+            <w:pPr>
+              <w:spacing w:after="40" w:before="0"/>
+              <w:jc w:val="left"/>
+            </w:pPr>
+            <w:r>
+              <w:rPr>
+                <w:rFonts w:ascii="Arial" w:cs="Arial" w:eastAsia="Arial" w:hAnsi="Arial"/>
+                <w:b w:val="false"/>
+                <w:bCs w:val="false"/>
+                <w:i w:val="false"/>
+                <w:iCs w:val="false"/>
+                <w:color w:val="000000"/>
+                <w:sz w:val="18"/>
+                <w:szCs w:val="18"/>
+              </w:rPr>
+              <w:t xml:space="preserve">Learners individually examine a projected image showing four labelled cells from the wound-healing phenomenon (platelet, neutrophil, fibroblast, epidermal cell — drawings from their own Version 3 models). The teacher poses a written prompt displayed on the board: 'If all four of these cells are working at the same time inside the cut finger, are they acting alone — or are they part of something bigger? Draw or write your prediction: what structure above the single cell do you think exists?' Learners write/sketch silently in their ARES notebooks for 4 minutes. They then share their prediction with their elbow partner (Think-Pair) for 90 seconds.</w:t>
+            </w:r>
+          </w:p>
+        </w:tc>
+        <w:tc>
+          <w:tcPr>
+            <w:tcW w:type="dxa" w:w="3040"/>
+            <w:shd w:fill="F2F2F2" w:color="auto" w:val="clear"/>
+            <w:tcMar>
+              <w:top w:type="dxa" w:w="60"/>
+              <w:left w:type="dxa" w:w="120"/>
+              <w:bottom w:type="dxa" w:w="60"/>
+              <w:right w:type="dxa" w:w="120"/>
+            </w:tcMar>
+            <w:vAlign w:val="top"/>
+          </w:tcPr>
+          <w:p>
+            <w:pPr>
+              <w:spacing w:after="40" w:before="0"/>
+              <w:jc w:val="left"/>
+            </w:pPr>
+            <w:r>
+              <w:rPr>
+                <w:rFonts w:ascii="Arial" w:cs="Arial" w:eastAsia="Arial" w:hAnsi="Arial"/>
+                <w:b w:val="false"/>
+                <w:bCs w:val="false"/>
+                <w:i w:val="false"/>
+                <w:iCs w:val="false"/>
+                <w:color w:val="000000"/>
+                <w:sz w:val="18"/>
+                <w:szCs w:val="18"/>
+              </w:rPr>
+              <w:t xml:space="preserve">Display the four wound-healing cell images alongside the prompt. Say: 'Look carefully at these four cells. We have studied each one. Today I want you to think BIGGER. Before I teach you anything new — draw or write what you predict exists ABOVE the level of a single cell. You have 4 minutes of silent thinking time. Go.' [WAIT — enforce 4 minutes of silence; circulate and observe notebooks without commenting.] After 4 minutes: 'Turn to your elbow partner. Share your prediction. You have 90 seconds.' [WAIT 90 seconds.] Cold-call 3 pairs — choose one pair who drew a tissue-like cluster, one who drew the whole body, and one who was unsure. Ask each: 'What was your reasoning?' Record key prediction words on the board in a 'PREDICT' column (do not confirm or deny): 'tissue', 'group', 'system', 'organ', 'body'. Say: 'Hold these predictions. We are going to test them against evidence right now.'</w:t>
+            </w:r>
+          </w:p>
+        </w:tc>
+        <w:tc>
+          <w:tcPr>
+            <w:tcW w:type="dxa" w:w="3040"/>
+            <w:shd w:fill="FFFFFF" w:color="auto" w:val="clear"/>
+            <w:tcMar>
+              <w:top w:type="dxa" w:w="60"/>
+              <w:left w:type="dxa" w:w="120"/>
+              <w:bottom w:type="dxa" w:w="60"/>
+              <w:right w:type="dxa" w:w="120"/>
+            </w:tcMar>
+            <w:vAlign w:val="top"/>
+          </w:tcPr>
+          <w:p>
+            <w:pPr>
+              <w:spacing w:after="40" w:before="0"/>
+              <w:jc w:val="left"/>
+            </w:pPr>
+            <w:r>
+              <w:rPr>
+                <w:rFonts w:ascii="Arial" w:cs="Arial" w:eastAsia="Arial" w:hAnsi="Arial"/>
+                <w:b w:val="false"/>
+                <w:bCs w:val="false"/>
+                <w:i w:val="false"/>
+                <w:iCs w:val="false"/>
+                <w:color w:val="000000"/>
+                <w:sz w:val="18"/>
+                <w:szCs w:val="18"/>
+              </w:rPr>
+              <w:t xml:space="preserve">Think-Pair-Predict: learners activate prior knowledge of cells and generate a testable prediction before instruction. Recording predictions on the board creates a public commitment that will be revisited during the Explain phase, increasing cognitive engagement and accountability.</w:t>
+            </w:r>
+          </w:p>
+        </w:tc>
+        <w:tc>
+          <w:tcPr>
+            <w:tcW w:type="dxa" w:w="3040"/>
+            <w:shd w:fill="F2F2F2" w:color="auto" w:val="clear"/>
+            <w:tcMar>
+              <w:top w:type="dxa" w:w="60"/>
+              <w:left w:type="dxa" w:w="120"/>
+              <w:bottom w:type="dxa" w:w="60"/>
+              <w:right w:type="dxa" w:w="120"/>
+            </w:tcMar>
+            <w:vAlign w:val="top"/>
+          </w:tcPr>
+          <w:p>
+            <w:pPr>
+              <w:spacing w:after="40" w:before="0"/>
+              <w:jc w:val="left"/>
+            </w:pPr>
+            <w:r>
+              <w:rPr>
+                <w:rFonts w:ascii="Arial" w:cs="Arial" w:eastAsia="Arial" w:hAnsi="Arial"/>
+                <w:b w:val="false"/>
+                <w:bCs w:val="false"/>
+                <w:i w:val="false"/>
+                <w:iCs w:val="false"/>
+                <w:color w:val="000000"/>
+                <w:sz w:val="18"/>
+                <w:szCs w:val="18"/>
+              </w:rPr>
+              <w:t xml:space="preserve">Observable indicator: learners' notebooks contain a written or sketched prediction that references at least one structural level above the cell (e.g., 'group of cells', 'layer of skin', 'body system'). Teacher scans 6–8 notebooks during the silent writing period. Flag any learner whose prediction contains no structural reference — pair that learner with a stronger peer during Phase 2 reading.</w:t>
+            </w:r>
+          </w:p>
+        </w:tc>
+      </w:tr>
+      <w:tr>
+        <w:tc>
+          <w:tcPr>
+            <w:tcW w:type="dxa" w:w="1520"/>
+            <w:shd w:fill="D9EEF1" w:color="auto" w:val="clear"/>
+            <w:tcMar>
+              <w:top w:type="dxa" w:w="60"/>
+              <w:left w:type="dxa" w:w="120"/>
+              <w:bottom w:type="dxa" w:w="60"/>
+              <w:right w:type="dxa" w:w="120"/>
+            </w:tcMar>
+            <w:vAlign w:val="top"/>
+          </w:tcPr>
+          <w:p>
+            <w:pPr>
+              <w:spacing w:after="40" w:before="0"/>
+              <w:jc w:val="left"/>
+            </w:pPr>
+            <w:r>
+              <w:rPr>
+                <w:rFonts w:ascii="Arial" w:cs="Arial" w:eastAsia="Arial" w:hAnsi="Arial"/>
+                <w:b/>
+                <w:bCs/>
+                <w:i w:val="false"/>
+                <w:iCs w:val="false"/>
+                <w:color w:val="000000"/>
+                <w:sz w:val="18"/>
+                <w:szCs w:val="18"/>
+              </w:rPr>
+              <w:t xml:space="preserve">Observe Phase</w:t>
+            </w:r>
+          </w:p>
+          <w:p>
+            <w:pPr>
+              <w:spacing w:after="20" w:before="0"/>
+            </w:pPr>
+            <w:r>
+              <w:rPr>
+                <w:rFonts w:ascii="Arial" w:cs="Arial" w:eastAsia="Arial" w:hAnsi="Arial"/>
+                <w:b/>
+                <w:bCs/>
+                <w:color w:val="1F3864"/>
+                <w:sz w:val="16"/>
+                <w:szCs w:val="16"/>
+              </w:rPr>
+              <w:t xml:space="preserve">📹 VIDEO:</w:t>
+            </w:r>
+          </w:p>
+          <w:p>
+            <w:pPr>
+              <w:spacing w:after="20" w:before="0"/>
+            </w:pPr>
+            <w:hyperlink w:history="1" r:id="rIddzci1kqm-zzyrnnd8nebg">
+              <w:r>
+                <w:rPr>
+                  <w:rFonts w:ascii="Arial" w:cs="Arial" w:eastAsia="Arial" w:hAnsi="Arial"/>
+                  <w:color w:val="2E75B6"/>
+                  <w:sz w:val="16"/>
+                  <w:szCs w:val="16"/>
+                  <w:u w:val="single" w:color="2E75B6"/>
+                </w:rPr>
+                <w:t xml:space="preserve">Cells and organisms</w:t>
+              </w:r>
+            </w:hyperlink>
+          </w:p>
+          <w:p>
+            <w:pPr>
+              <w:spacing w:after="10" w:before="0"/>
+              <w:ind w:left="120"/>
+            </w:pPr>
+            <w:r>
+              <w:rPr>
+                <w:rFonts w:ascii="Arial" w:cs="Arial" w:eastAsia="Arial" w:hAnsi="Arial"/>
+                <w:color w:val="595959"/>
+                <w:sz w:val="14"/>
+                <w:szCs w:val="14"/>
+              </w:rPr>
+              <w:t xml:space="preserve">Source: Khan Academy (English - US curriculum)</w:t>
+            </w:r>
+          </w:p>
+          <w:p>
+            <w:pPr>
+              <w:spacing w:after="10" w:before="0"/>
+              <w:ind w:left="120"/>
+            </w:pPr>
+            <w:hyperlink w:history="1" r:id="rIdkhjedqbqjhdwrschjvnlk">
+              <w:r>
+                <w:rPr>
+                  <w:rFonts w:ascii="Arial" w:cs="Arial" w:eastAsia="Arial" w:hAnsi="Arial"/>
+                  <w:color w:val="595959"/>
+                  <w:sz w:val="14"/>
+                  <w:szCs w:val="14"/>
+                  <w:u w:val="single" w:color="595959"/>
+                </w:rPr>
+                <w:t xml:space="preserve">🔍 Search ARES for similar videos</w:t>
+              </w:r>
+            </w:hyperlink>
+          </w:p>
+          <w:p>
+            <w:pPr>
+              <w:spacing w:after="40" w:before="0"/>
+            </w:pPr>
+            <w:r>
+              <w:rPr>
+                <w:sz w:val="14"/>
+                <w:szCs w:val="14"/>
+              </w:rPr>
+              <w:t xml:space="preserve"/>
+            </w:r>
+          </w:p>
+          <w:p>
+            <w:pPr>
+              <w:spacing w:after="20" w:before="0"/>
+            </w:pPr>
+            <w:r>
+              <w:rPr>
+                <w:rFonts w:ascii="Arial" w:cs="Arial" w:eastAsia="Arial" w:hAnsi="Arial"/>
+                <w:b/>
+                <w:bCs/>
+                <w:color w:val="1F3864"/>
+                <w:sz w:val="16"/>
+                <w:szCs w:val="16"/>
+              </w:rPr>
               <w:t xml:space="preserve">📖 HTML:</w:t>
             </w:r>
           </w:p>
@@ -29646,7 +29952,313 @@
             <w:pPr>
               <w:spacing w:after="20" w:before="0"/>
             </w:pPr>
-            <w:hyperlink w:history="1" r:id="rIdk_ggc6lgsnhcpqi6-xogo">
+            <w:hyperlink w:history="1" r:id="rIdpe2ehwbewetaxpkmve2tu">
+              <w:r>
+                <w:rPr>
+                  <w:rFonts w:ascii="Arial" w:cs="Arial" w:eastAsia="Arial" w:hAnsi="Arial"/>
+                  <w:color w:val="2E75B6"/>
+                  <w:sz w:val="16"/>
+                  <w:szCs w:val="16"/>
+                  <w:u w:val="single" w:color="2E75B6"/>
+                </w:rPr>
+                <w:t xml:space="preserve">General Overview Of The Raas System   Cells And Hormones</w:t>
+              </w:r>
+            </w:hyperlink>
+          </w:p>
+          <w:p>
+            <w:pPr>
+              <w:spacing w:after="10" w:before="0"/>
+              <w:ind w:left="120"/>
+            </w:pPr>
+            <w:r>
+              <w:rPr>
+                <w:rFonts w:ascii="Arial" w:cs="Arial" w:eastAsia="Arial" w:hAnsi="Arial"/>
+                <w:color w:val="595959"/>
+                <w:sz w:val="14"/>
+                <w:szCs w:val="14"/>
+              </w:rPr>
+              <w:t xml:space="preserve">Source: khan_academy</w:t>
+            </w:r>
+          </w:p>
+          <w:p>
+            <w:pPr>
+              <w:spacing w:after="10" w:before="0"/>
+              <w:ind w:left="120"/>
+            </w:pPr>
+            <w:hyperlink w:history="1" r:id="rIda1epjcqxx8cadqitkjqfv">
+              <w:r>
+                <w:rPr>
+                  <w:rFonts w:ascii="Arial" w:cs="Arial" w:eastAsia="Arial" w:hAnsi="Arial"/>
+                  <w:color w:val="595959"/>
+                  <w:sz w:val="14"/>
+                  <w:szCs w:val="14"/>
+                  <w:u w:val="single" w:color="595959"/>
+                </w:rPr>
+                <w:t xml:space="preserve">🔍 Search ARES for similar readings</w:t>
+              </w:r>
+            </w:hyperlink>
+          </w:p>
+        </w:tc>
+        <w:tc>
+          <w:tcPr>
+            <w:tcW w:type="dxa" w:w="3040"/>
+            <w:shd w:fill="FFFFFF" w:color="auto" w:val="clear"/>
+            <w:tcMar>
+              <w:top w:type="dxa" w:w="60"/>
+              <w:left w:type="dxa" w:w="120"/>
+              <w:bottom w:type="dxa" w:w="60"/>
+              <w:right w:type="dxa" w:w="120"/>
+            </w:tcMar>
+            <w:vAlign w:val="top"/>
+          </w:tcPr>
+          <w:p>
+            <w:pPr>
+              <w:spacing w:after="40" w:before="0"/>
+              <w:jc w:val="left"/>
+            </w:pPr>
+            <w:r>
+              <w:rPr>
+                <w:rFonts w:ascii="Arial" w:cs="Arial" w:eastAsia="Arial" w:hAnsi="Arial"/>
+                <w:b w:val="false"/>
+                <w:bCs w:val="false"/>
+                <w:i w:val="false"/>
+                <w:iCs w:val="false"/>
+                <w:color w:val="000000"/>
+                <w:sz w:val="18"/>
+                <w:szCs w:val="18"/>
+              </w:rPr>
+              <w:t xml:space="preserve">Learners receive the ARES Evidence Card Set 10 — a two-sided printed or on-screen resource. Side A contains four annotated microscope images: (1) a single epidermal cell, (2) a cross-section of stratified squamous epithelial tissue (many epidermal cells), (3) a cross-section of skin as an organ (epidermis + dermis + hypodermis layers labelled), (4) a diagram of the integumentary system (skin + hair + nails + sweat glands) within the human body outline. Side B contains a parallel Kenyan school analogy diagram: (1) one Form 2 student at Mwangaza Secondary School, Nairobi, (2) Form 2 Class of 42 students, (3) Mwangaza Secondary School (all classes, all teachers, all departments), (4) Nairobi County Education System (all schools), (5) Kenyan Society (all counties). Learners work in groups of 4 to complete an ARES Observation Table with four columns: Level of Organisation | Biological Example (from wound healing) | School Analogy | Function at This Level. Groups have 15 minutes.</w:t>
+            </w:r>
+          </w:p>
+        </w:tc>
+        <w:tc>
+          <w:tcPr>
+            <w:tcW w:type="dxa" w:w="3040"/>
+            <w:shd w:fill="F2F2F2" w:color="auto" w:val="clear"/>
+            <w:tcMar>
+              <w:top w:type="dxa" w:w="60"/>
+              <w:left w:type="dxa" w:w="120"/>
+              <w:bottom w:type="dxa" w:w="60"/>
+              <w:right w:type="dxa" w:w="120"/>
+            </w:tcMar>
+            <w:vAlign w:val="top"/>
+          </w:tcPr>
+          <w:p>
+            <w:pPr>
+              <w:spacing w:after="40" w:before="0"/>
+              <w:jc w:val="left"/>
+            </w:pPr>
+            <w:r>
+              <w:rPr>
+                <w:rFonts w:ascii="Arial" w:cs="Arial" w:eastAsia="Arial" w:hAnsi="Arial"/>
+                <w:b w:val="false"/>
+                <w:bCs w:val="false"/>
+                <w:i w:val="false"/>
+                <w:iCs w:val="false"/>
+                <w:color w:val="000000"/>
+                <w:sz w:val="18"/>
+                <w:szCs w:val="18"/>
+              </w:rPr>
+              <w:t xml:space="preserve">Distribute Evidence Card Set 10. Say: 'On Side A you have real microscope images from biology. On Side B you have a school analogy I want you to think about. Your job in your group is to fill in the Observation Table — four columns. Biological example, school analogy, and the FUNCTION at each level. You have 15 minutes. Use evidence from the cards — not guesses.' [WAIT — circulate actively. At 5 minutes, check whether groups are correctly linking epidermal cell → epithelial tissue → skin → integumentary system. If a group is stuck, ask: 'Look at image 2 on Side A — what has changed compared to image 1? What is made up of many of the same cell?' Do NOT give the answer.] At 10 minutes, say: 'Two groups — please be ready to share your Function column. What does the TISSUE do that the single cell cannot do alone?' [WAIT 30 seconds for groups to confirm their answer.] After 15 minutes, cold-call 2 groups to read their completed rows aloud. Correct any factual errors immediately using the board.</w:t>
+            </w:r>
+          </w:p>
+        </w:tc>
+        <w:tc>
+          <w:tcPr>
+            <w:tcW w:type="dxa" w:w="3040"/>
+            <w:shd w:fill="FFFFFF" w:color="auto" w:val="clear"/>
+            <w:tcMar>
+              <w:top w:type="dxa" w:w="60"/>
+              <w:left w:type="dxa" w:w="120"/>
+              <w:bottom w:type="dxa" w:w="60"/>
+              <w:right w:type="dxa" w:w="120"/>
+            </w:tcMar>
+            <w:vAlign w:val="top"/>
+          </w:tcPr>
+          <w:p>
+            <w:pPr>
+              <w:spacing w:after="40" w:before="0"/>
+              <w:jc w:val="left"/>
+            </w:pPr>
+            <w:r>
+              <w:rPr>
+                <w:rFonts w:ascii="Arial" w:cs="Arial" w:eastAsia="Arial" w:hAnsi="Arial"/>
+                <w:b w:val="false"/>
+                <w:bCs w:val="false"/>
+                <w:i w:val="false"/>
+                <w:iCs w:val="false"/>
+                <w:color w:val="000000"/>
+                <w:sz w:val="18"/>
+                <w:szCs w:val="18"/>
+              </w:rPr>
+              <w:t xml:space="preserve">Parallel Analogy Mapping: the Kenyan school analogy provides a concrete, culturally familiar scaffold that mirrors the abstract biological hierarchy. By completing both columns simultaneously, learners construct the structural logic of organisation (many similar units → one functional whole) before applying it to biology, reducing cognitive load.</w:t>
+            </w:r>
+          </w:p>
+        </w:tc>
+        <w:tc>
+          <w:tcPr>
+            <w:tcW w:type="dxa" w:w="3040"/>
+            <w:shd w:fill="F2F2F2" w:color="auto" w:val="clear"/>
+            <w:tcMar>
+              <w:top w:type="dxa" w:w="60"/>
+              <w:left w:type="dxa" w:w="120"/>
+              <w:bottom w:type="dxa" w:w="60"/>
+              <w:right w:type="dxa" w:w="120"/>
+            </w:tcMar>
+            <w:vAlign w:val="top"/>
+          </w:tcPr>
+          <w:p>
+            <w:pPr>
+              <w:spacing w:after="40" w:before="0"/>
+              <w:jc w:val="left"/>
+            </w:pPr>
+            <w:r>
+              <w:rPr>
+                <w:rFonts w:ascii="Arial" w:cs="Arial" w:eastAsia="Arial" w:hAnsi="Arial"/>
+                <w:b w:val="false"/>
+                <w:bCs w:val="false"/>
+                <w:i w:val="false"/>
+                <w:iCs w:val="false"/>
+                <w:color w:val="000000"/>
+                <w:sz w:val="18"/>
+                <w:szCs w:val="18"/>
+              </w:rPr>
+              <w:t xml:space="preserve">Observable indicator: the completed Observation Table correctly identifies all four biological levels with matching school analogy and a stated function for each level. Mastery threshold: at least 3 of 4 levels correctly completed with a function. Teacher collects one table per group at the end of Phase 2 for rapid review before Phase 3.</w:t>
+            </w:r>
+          </w:p>
+        </w:tc>
+      </w:tr>
+      <w:tr>
+        <w:tc>
+          <w:tcPr>
+            <w:tcW w:type="dxa" w:w="1520"/>
+            <w:shd w:fill="E2EFDA" w:color="auto" w:val="clear"/>
+            <w:tcMar>
+              <w:top w:type="dxa" w:w="60"/>
+              <w:left w:type="dxa" w:w="120"/>
+              <w:bottom w:type="dxa" w:w="60"/>
+              <w:right w:type="dxa" w:w="120"/>
+            </w:tcMar>
+            <w:vAlign w:val="top"/>
+          </w:tcPr>
+          <w:p>
+            <w:pPr>
+              <w:spacing w:after="40" w:before="0"/>
+              <w:jc w:val="left"/>
+            </w:pPr>
+            <w:r>
+              <w:rPr>
+                <w:rFonts w:ascii="Arial" w:cs="Arial" w:eastAsia="Arial" w:hAnsi="Arial"/>
+                <w:b/>
+                <w:bCs/>
+                <w:i w:val="false"/>
+                <w:iCs w:val="false"/>
+                <w:color w:val="000000"/>
+                <w:sz w:val="18"/>
+                <w:szCs w:val="18"/>
+              </w:rPr>
+              <w:t xml:space="preserve">Explain Phase</w:t>
+            </w:r>
+          </w:p>
+          <w:p>
+            <w:pPr>
+              <w:spacing w:after="20" w:before="0"/>
+            </w:pPr>
+            <w:r>
+              <w:rPr>
+                <w:rFonts w:ascii="Arial" w:cs="Arial" w:eastAsia="Arial" w:hAnsi="Arial"/>
+                <w:b/>
+                <w:bCs/>
+                <w:color w:val="1F3864"/>
+                <w:sz w:val="16"/>
+                <w:szCs w:val="16"/>
+              </w:rPr>
+              <w:t xml:space="preserve">📹 VIDEO:</w:t>
+            </w:r>
+          </w:p>
+          <w:p>
+            <w:pPr>
+              <w:spacing w:after="20" w:before="0"/>
+            </w:pPr>
+            <w:hyperlink w:history="1" r:id="rId4zqrswhvlivzoxxijk1dv">
+              <w:r>
+                <w:rPr>
+                  <w:rFonts w:ascii="Arial" w:cs="Arial" w:eastAsia="Arial" w:hAnsi="Arial"/>
+                  <w:color w:val="2E75B6"/>
+                  <w:sz w:val="16"/>
+                  <w:szCs w:val="16"/>
+                  <w:u w:val="single" w:color="2E75B6"/>
+                </w:rPr>
+                <w:t xml:space="preserve">Zygote differentiating into somatic and germ cells</w:t>
+              </w:r>
+            </w:hyperlink>
+          </w:p>
+          <w:p>
+            <w:pPr>
+              <w:spacing w:after="10" w:before="0"/>
+              <w:ind w:left="120"/>
+            </w:pPr>
+            <w:r>
+              <w:rPr>
+                <w:rFonts w:ascii="Arial" w:cs="Arial" w:eastAsia="Arial" w:hAnsi="Arial"/>
+                <w:color w:val="595959"/>
+                <w:sz w:val="14"/>
+                <w:szCs w:val="14"/>
+              </w:rPr>
+              <w:t xml:space="preserve">Source: Khan Academy (English - US curriculum)</w:t>
+            </w:r>
+          </w:p>
+          <w:p>
+            <w:pPr>
+              <w:spacing w:after="10" w:before="0"/>
+              <w:ind w:left="120"/>
+            </w:pPr>
+            <w:hyperlink w:history="1" r:id="rIdlwob6wuxp_pybhednhd6s">
+              <w:r>
+                <w:rPr>
+                  <w:rFonts w:ascii="Arial" w:cs="Arial" w:eastAsia="Arial" w:hAnsi="Arial"/>
+                  <w:color w:val="595959"/>
+                  <w:sz w:val="14"/>
+                  <w:szCs w:val="14"/>
+                  <w:u w:val="single" w:color="595959"/>
+                </w:rPr>
+                <w:t xml:space="preserve">🔍 Search ARES for similar videos</w:t>
+              </w:r>
+            </w:hyperlink>
+          </w:p>
+          <w:p>
+            <w:pPr>
+              <w:spacing w:after="40" w:before="0"/>
+            </w:pPr>
+            <w:r>
+              <w:rPr>
+                <w:sz w:val="14"/>
+                <w:szCs w:val="14"/>
+              </w:rPr>
+              <w:t xml:space="preserve"/>
+            </w:r>
+          </w:p>
+          <w:p>
+            <w:pPr>
+              <w:spacing w:after="20" w:before="0"/>
+            </w:pPr>
+            <w:r>
+              <w:rPr>
+                <w:rFonts w:ascii="Arial" w:cs="Arial" w:eastAsia="Arial" w:hAnsi="Arial"/>
+                <w:b/>
+                <w:bCs/>
+                <w:color w:val="1F3864"/>
+                <w:sz w:val="16"/>
+                <w:szCs w:val="16"/>
+              </w:rPr>
+              <w:t xml:space="preserve">📖 HTML:</w:t>
+            </w:r>
+          </w:p>
+          <w:p>
+            <w:pPr>
+              <w:spacing w:after="20" w:before="0"/>
+            </w:pPr>
+            <w:hyperlink w:history="1" r:id="rIdp4khty2spvyp3vvtid0i8">
               <w:r>
                 <w:rPr>
                   <w:rFonts w:ascii="Arial" w:cs="Arial" w:eastAsia="Arial" w:hAnsi="Arial"/>
@@ -29679,7 +30291,7 @@
               <w:spacing w:after="10" w:before="0"/>
               <w:ind w:left="120"/>
             </w:pPr>
-            <w:hyperlink w:history="1" r:id="rIdfq1clpz4nunb4fqcaheyt">
+            <w:hyperlink w:history="1" r:id="rIdovfolvak_uwn7_duqbjg3">
               <w:r>
                 <w:rPr>
                   <w:rFonts w:ascii="Arial" w:cs="Arial" w:eastAsia="Arial" w:hAnsi="Arial"/>
@@ -29721,7 +30333,7 @@
                 <w:sz w:val="18"/>
                 <w:szCs w:val="18"/>
               </w:rPr>
-              <w:t xml:space="preserve">Learners individually examine a projected image showing four labelled cells from the wound-healing phenomenon (platelet, neutrophil, fibroblast, epidermal cell — drawings from their own Version 3 models). The teacher poses a written prompt displayed on the board: 'If all four of these cells are working at the same time inside the cut finger, are they acting alone — or are they part of something bigger? Draw or write your prediction: what structure above the single cell do you think exists?' Learners write/sketch silently in their ARES notebooks for 4 minutes. They then share their prediction with their elbow partner (Think-Pair) for 90 seconds.</w:t>
+              <w:t xml:space="preserve">The teacher leads a whole-class sensemaking discussion anchored to the wound-healing phenomenon. Using the board (or ARES projected slide), the teacher builds a formal five-level hierarchy diagram: Cell → Tissue → Organ → Organ System → Organism, placing the four wound-healing cells (platelet, neutrophil, fibroblast, epidermal cell) at the Cell level, and showing the pathway upward. Learners then complete an individual written explanation in their notebooks responding to the prompt: 'Using the healing cut as your example, explain in 5 sentences why a single epidermal cell cannot heal a wound on its own — and what levels of organisation must work together to restore the finger.' Learners have 8 minutes to write.</w:t>
             </w:r>
           </w:p>
         </w:tc>
@@ -29753,7 +30365,7 @@
                 <w:sz w:val="18"/>
                 <w:szCs w:val="18"/>
               </w:rPr>
-              <w:t xml:space="preserve">Display the four wound-healing cell images alongside the prompt. Say: 'Look carefully at these four cells. We have studied each one. Today I want you to think BIGGER. Before I teach you anything new — draw or write what you predict exists ABOVE the level of a single cell. You have 4 minutes of silent thinking time. Go.' [WAIT — enforce 4 minutes of silence; circulate and observe notebooks without commenting.] After 4 minutes: 'Turn to your elbow partner. Share your prediction. You have 90 seconds.' [WAIT 90 seconds.] Cold-call 3 pairs — choose one pair who drew a tissue-like cluster, one who drew the whole body, and one who was unsure. Ask each: 'What was your reasoning?' Record key prediction words on the board in a 'PREDICT' column (do not confirm or deny): 'tissue', 'group', 'system', 'organ', 'body'. Say: 'Hold these predictions. We are going to test them against evidence right now.'</w:t>
+              <w:t xml:space="preserve">Begin by returning to the board's PREDICT column. Say: 'Let's check your predictions. Who predicted the word tissue or a group of the same cells — raise your hand.' [Pause, acknowledge.] 'Who predicted organ or system?' [Acknowledge.] 'Your predictions were strong. Here is what the evidence confirms.' Draw the five-level hierarchy on the board step by step, pausing after each level. Say: 'Epithelial tissue — what do the school analogy and the microscope image have in common? WAIT 10 seconds.' [Cold-call 1 learner.] Add each biological example next to the level as learners contribute. Once the diagram is complete, say: 'Now I want this in YOUR words, in YOUR notebook. Write 5 sentences. Use the healing cut. Explain why one cell is not enough — and what each level adds. 8 minutes, silent, individual writing. Go.' [WAIT — enforce silence. Circulate and read over shoulders. If a learner writes fewer than 3 sentences after 4 minutes, prompt quietly: 'What does the tissue do that one cell cannot? Write that.']. After 8 minutes cold-call 2 learners with strong responses to read aloud. Ask the class: 'Does this explanation match our evidence? Thumbs up / thumbs down / thumbs sideways.' Address any thumbs-down.</w:t>
             </w:r>
           </w:p>
         </w:tc>
@@ -29785,7 +30397,7 @@
                 <w:sz w:val="18"/>
                 <w:szCs w:val="18"/>
               </w:rPr>
-              <w:t xml:space="preserve">Think-Pair-Predict: learners activate prior knowledge of cells and generate a testable prediction before instruction. Recording predictions on the board creates a public commitment that will be revisited during the Explain phase, increasing cognitive engagement and accountability.</w:t>
+              <w:t xml:space="preserve">Claim-Evidence-Reasoning (CER) Writing: by requiring learners to make a claim (cell cannot heal alone), cite evidence (levels of organisation), and provide reasoning (function at each level), the teacher embeds NGSS Science and Engineering Practice 6 (Constructing Explanations). The public hierarchy diagram on the board acts as a shared anchor, preventing learners from constructing explanations in isolation.</w:t>
             </w:r>
           </w:p>
         </w:tc>
@@ -29817,7 +30429,7 @@
                 <w:sz w:val="18"/>
                 <w:szCs w:val="18"/>
               </w:rPr>
-              <w:t xml:space="preserve">Observable indicator: learners' notebooks contain a written or sketched prediction that references at least one structural level above the cell (e.g., 'group of cells', 'layer of skin', 'body system'). Teacher scans 6–8 notebooks during the silent writing period. Flag any learner whose prediction contains no structural reference — pair that learner with a stronger peer during Phase 2 reading.</w:t>
+              <w:t xml:space="preserve">Observable indicator: the 5-sentence written explanation names at least 3 levels of organisation, references the wound-healing phenomenon explicitly, and includes a stated function for at least one level. Teacher reads 4–6 notebooks during circulation. Any learner who conflates organ with organ system receives a targeted prompt card ('An ORGAN is one structure like the skin. An ORGAN SYSTEM is a group of organs working together — like the integumentary system. Can you revise sentence 3?').</w:t>
             </w:r>
           </w:p>
         </w:tc>
@@ -29826,32 +30438,32 @@
         <w:tc>
           <w:tcPr>
             <w:tcW w:type="dxa" w:w="1520"/>
-            <w:shd w:fill="D9EEF1" w:color="auto" w:val="clear"/>
-            <w:tcMar>
-              <w:top w:type="dxa" w:w="60"/>
-              <w:left w:type="dxa" w:w="120"/>
-              <w:bottom w:type="dxa" w:w="60"/>
-              <w:right w:type="dxa" w:w="120"/>
-            </w:tcMar>
-            <w:vAlign w:val="top"/>
-          </w:tcPr>
-          <w:p>
-            <w:pPr>
-              <w:spacing w:after="40" w:before="0"/>
-              <w:jc w:val="left"/>
-            </w:pPr>
-            <w:r>
-              <w:rPr>
-                <w:rFonts w:ascii="Arial" w:cs="Arial" w:eastAsia="Arial" w:hAnsi="Arial"/>
-                <w:b/>
-                <w:bCs/>
-                <w:i w:val="false"/>
-                <w:iCs w:val="false"/>
-                <w:color w:val="000000"/>
-                <w:sz w:val="18"/>
-                <w:szCs w:val="18"/>
-              </w:rPr>
-              <w:t xml:space="preserve">Observe Phase</w:t>
+            <w:shd w:fill="FCE4D6" w:color="auto" w:val="clear"/>
+            <w:tcMar>
+              <w:top w:type="dxa" w:w="60"/>
+              <w:left w:type="dxa" w:w="120"/>
+              <w:bottom w:type="dxa" w:w="60"/>
+              <w:right w:type="dxa" w:w="120"/>
+            </w:tcMar>
+            <w:vAlign w:val="top"/>
+          </w:tcPr>
+          <w:p>
+            <w:pPr>
+              <w:spacing w:after="40" w:before="0"/>
+              <w:jc w:val="left"/>
+            </w:pPr>
+            <w:r>
+              <w:rPr>
+                <w:rFonts w:ascii="Arial" w:cs="Arial" w:eastAsia="Arial" w:hAnsi="Arial"/>
+                <w:b/>
+                <w:bCs/>
+                <w:i w:val="false"/>
+                <w:iCs w:val="false"/>
+                <w:color w:val="000000"/>
+                <w:sz w:val="18"/>
+                <w:szCs w:val="18"/>
+              </w:rPr>
+              <w:t xml:space="preserve">Driving Question Board (DQB) Creation</w:t>
             </w:r>
           </w:p>
           <w:p>
@@ -29874,7 +30486,7 @@
             <w:pPr>
               <w:spacing w:after="20" w:before="0"/>
             </w:pPr>
-            <w:hyperlink w:history="1" r:id="rIdz4ob7efqgyhgpporm6gxb">
+            <w:hyperlink w:history="1" r:id="rIdgqhjbn7gylrmukplzm8qy">
               <w:r>
                 <w:rPr>
                   <w:rFonts w:ascii="Arial" w:cs="Arial" w:eastAsia="Arial" w:hAnsi="Arial"/>
@@ -29883,7 +30495,7 @@
                   <w:szCs w:val="16"/>
                   <w:u w:val="single" w:color="2E75B6"/>
                 </w:rPr>
-                <w:t xml:space="preserve">Cells and organisms</w:t>
+                <w:t xml:space="preserve">Prokaryotic and eukaryotic cells</w:t>
               </w:r>
             </w:hyperlink>
           </w:p>
@@ -29907,7 +30519,7 @@
               <w:spacing w:after="10" w:before="0"/>
               <w:ind w:left="120"/>
             </w:pPr>
-            <w:hyperlink w:history="1" r:id="rIdy-j37bismxy32hgs4xnoh">
+            <w:hyperlink w:history="1" r:id="rIdp7but4ur0nlaebbzhwotx">
               <w:r>
                 <w:rPr>
                   <w:rFonts w:ascii="Arial" w:cs="Arial" w:eastAsia="Arial" w:hAnsi="Arial"/>
@@ -29952,7 +30564,7 @@
             <w:pPr>
               <w:spacing w:after="20" w:before="0"/>
             </w:pPr>
-            <w:hyperlink w:history="1" r:id="rIdi8_9fib6fo4t7msqkn6fu">
+            <w:hyperlink w:history="1" r:id="rIdkvpnpocu_r8f0dmf42n2l">
               <w:r>
                 <w:rPr>
                   <w:rFonts w:ascii="Arial" w:cs="Arial" w:eastAsia="Arial" w:hAnsi="Arial"/>
@@ -29985,7 +30597,7 @@
               <w:spacing w:after="10" w:before="0"/>
               <w:ind w:left="120"/>
             </w:pPr>
-            <w:hyperlink w:history="1" r:id="rIdxh5obe-ofikvdsdoncnuj">
+            <w:hyperlink w:history="1" r:id="rIdagccwsvqmrdcevmtilb56">
               <w:r>
                 <w:rPr>
                   <w:rFonts w:ascii="Arial" w:cs="Arial" w:eastAsia="Arial" w:hAnsi="Arial"/>
@@ -30027,7 +30639,7 @@
                 <w:sz w:val="18"/>
                 <w:szCs w:val="18"/>
               </w:rPr>
-              <w:t xml:space="preserve">Learners receive the ARES Evidence Card Set 10 — a two-sided printed or on-screen resource. Side A contains four annotated microscope images: (1) a single epidermal cell, (2) a cross-section of stratified squamous epithelial tissue (many epidermal cells), (3) a cross-section of skin as an organ (epidermis + dermis + hypodermis layers labelled), (4) a diagram of the integumentary system (skin + hair + nails + sweat glands) within the human body outline. Side B contains a parallel Kenyan school analogy diagram: (1) one Form 2 student at Mwangaza Secondary School, Nairobi, (2) Form 2 Class of 42 students, (3) Mwangaza Secondary School (all classes, all teachers, all departments), (4) Nairobi County Education System (all schools), (5) Kenyan Society (all counties). Learners work in groups of 4 to complete an ARES Observation Table with four columns: Level of Organisation | Biological Example (from wound healing) | School Analogy | Function at This Level. Groups have 15 minutes.</w:t>
+              <w:t xml:space="preserve">Each learner receives two sticky notes (or ARES DQB digital cards). On the YELLOW note they write: one thing today's evidence ANSWERS about the driving question ('Why do cells look different and how does shape determine job?'). On the BLUE note they write: one NEW question today's lesson has raised — something they now wonder about that they did not wonder about before. Learners post both notes on the class DQB under the columns 'NOW WE KNOW' and 'NEW QUESTIONS'. The teacher reads 5–6 notes aloud and briefly clusters them by theme: structural organisation, function, and questions about how organ systems communicate.</w:t>
             </w:r>
           </w:p>
         </w:tc>
@@ -30059,7 +30671,7 @@
                 <w:sz w:val="18"/>
                 <w:szCs w:val="18"/>
               </w:rPr>
-              <w:t xml:space="preserve">Distribute Evidence Card Set 10. Say: 'On Side A you have real microscope images from biology. On Side B you have a school analogy I want you to think about. Your job in your group is to fill in the Observation Table — four columns. Biological example, school analogy, and the FUNCTION at each level. You have 15 minutes. Use evidence from the cards — not guesses.' [WAIT — circulate actively. At 5 minutes, check whether groups are correctly linking epidermal cell → epithelial tissue → skin → integumentary system. If a group is stuck, ask: 'Look at image 2 on Side A — what has changed compared to image 1? What is made up of many of the same cell?' Do NOT give the answer.] At 10 minutes, say: 'Two groups — please be ready to share your Function column. What does the TISSUE do that the single cell cannot do alone?' [WAIT 30 seconds for groups to confirm their answer.] After 15 minutes, cold-call 2 groups to read their completed rows aloud. Correct any factual errors immediately using the board.</w:t>
+              <w:t xml:space="preserve">Hand out sticky notes. Say: 'The Driving Question asks why cells look different and how shape determines job. Today we zoomed out. On your YELLOW note — write one thing we can now ANSWER about that driving question because of what we learned today. On your BLUE note — write one NEW question this lesson has opened up for you. You have 3 minutes.' [WAIT 3 minutes — enforce quiet writing.] Direct learners to post notes on the DQB. Read 5–6 notes aloud, grouping similar ones. Say: 'I notice several of you are now asking HOW organ systems communicate with each other — does the integumentary system send signals to the immune system? That is a brilliant question. We will return to that question in Strand 3 when we study animal physiology.' Point to the DQB and say: 'This board is growing. Look at how far our understanding has come from Lesson 1. We started with one cut finger. Now we understand the organisational machinery behind it.'</w:t>
             </w:r>
           </w:p>
         </w:tc>
@@ -30091,7 +30703,7 @@
                 <w:sz w:val="18"/>
                 <w:szCs w:val="18"/>
               </w:rPr>
-              <w:t xml:space="preserve">Parallel Analogy Mapping: the Kenyan school analogy provides a concrete, culturally familiar scaffold that mirrors the abstract biological hierarchy. By completing both columns simultaneously, learners construct the structural logic of organisation (many similar units → one functional whole) before applying it to biology, reducing cognitive load.</w:t>
+              <w:t xml:space="preserve">Driving Question Board Curation: posting both 'answers' and 'new questions' makes learners' conceptual growth visible and models how scientific understanding always generates further inquiry. Clustering questions by theme helps learners see patterns in their collective thinking and primes them for future learning in Strands 2 and 3.</w:t>
             </w:r>
           </w:p>
         </w:tc>
@@ -30123,7 +30735,7 @@
                 <w:sz w:val="18"/>
                 <w:szCs w:val="18"/>
               </w:rPr>
-              <w:t xml:space="preserve">Observable indicator: the completed Observation Table correctly identifies all four biological levels with matching school analogy and a stated function for each level. Mastery threshold: at least 3 of 4 levels correctly completed with a function. Teacher collects one table per group at the end of Phase 2 for rapid review before Phase 3.</w:t>
+              <w:t xml:space="preserve">Observable indicator: YELLOW notes contain a specific reference to a level of organisation (e.g., 'Now I know that tissues form because similar cells group together to do one job') rather than a vague statement ('I learned about cells'). BLUE notes contain a question that is generative and forward-looking. Teacher flags any learner whose yellow note is vague for a 1-minute check-in before the next phase.</w:t>
             </w:r>
           </w:p>
         </w:tc>
@@ -30132,32 +30744,32 @@
         <w:tc>
           <w:tcPr>
             <w:tcW w:type="dxa" w:w="1520"/>
-            <w:shd w:fill="E2EFDA" w:color="auto" w:val="clear"/>
-            <w:tcMar>
-              <w:top w:type="dxa" w:w="60"/>
-              <w:left w:type="dxa" w:w="120"/>
-              <w:bottom w:type="dxa" w:w="60"/>
-              <w:right w:type="dxa" w:w="120"/>
-            </w:tcMar>
-            <w:vAlign w:val="top"/>
-          </w:tcPr>
-          <w:p>
-            <w:pPr>
-              <w:spacing w:after="40" w:before="0"/>
-              <w:jc w:val="left"/>
-            </w:pPr>
-            <w:r>
-              <w:rPr>
-                <w:rFonts w:ascii="Arial" w:cs="Arial" w:eastAsia="Arial" w:hAnsi="Arial"/>
-                <w:b/>
-                <w:bCs/>
-                <w:i w:val="false"/>
-                <w:iCs w:val="false"/>
-                <w:color w:val="000000"/>
-                <w:sz w:val="18"/>
-                <w:szCs w:val="18"/>
-              </w:rPr>
-              <w:t xml:space="preserve">Explain Phase</w:t>
+            <w:shd w:fill="D5E8F0" w:color="auto" w:val="clear"/>
+            <w:tcMar>
+              <w:top w:type="dxa" w:w="60"/>
+              <w:left w:type="dxa" w:w="120"/>
+              <w:bottom w:type="dxa" w:w="60"/>
+              <w:right w:type="dxa" w:w="120"/>
+            </w:tcMar>
+            <w:vAlign w:val="top"/>
+          </w:tcPr>
+          <w:p>
+            <w:pPr>
+              <w:spacing w:after="40" w:before="0"/>
+              <w:jc w:val="left"/>
+            </w:pPr>
+            <w:r>
+              <w:rPr>
+                <w:rFonts w:ascii="Arial" w:cs="Arial" w:eastAsia="Arial" w:hAnsi="Arial"/>
+                <w:b/>
+                <w:bCs/>
+                <w:i w:val="false"/>
+                <w:iCs w:val="false"/>
+                <w:color w:val="000000"/>
+                <w:sz w:val="18"/>
+                <w:szCs w:val="18"/>
+              </w:rPr>
+              <w:t xml:space="preserve">Model Building Phase</w:t>
             </w:r>
           </w:p>
           <w:p>
@@ -30180,7 +30792,7 @@
             <w:pPr>
               <w:spacing w:after="20" w:before="0"/>
             </w:pPr>
-            <w:hyperlink w:history="1" r:id="rIdszimugwnqcjjqmpambn5c">
+            <w:hyperlink w:history="1" r:id="rIdvqcv7vv6gtlsmfymhxosn">
               <w:r>
                 <w:rPr>
                   <w:rFonts w:ascii="Arial" w:cs="Arial" w:eastAsia="Arial" w:hAnsi="Arial"/>
@@ -30213,7 +30825,7 @@
               <w:spacing w:after="10" w:before="0"/>
               <w:ind w:left="120"/>
             </w:pPr>
-            <w:hyperlink w:history="1" r:id="rIdjlapworkd4k_cwvbrfbvq">
+            <w:hyperlink w:history="1" r:id="rId8uaj8zbmhh5w7vqxsqh0n">
               <w:r>
                 <w:rPr>
                   <w:rFonts w:ascii="Arial" w:cs="Arial" w:eastAsia="Arial" w:hAnsi="Arial"/>
@@ -30258,7 +30870,7 @@
             <w:pPr>
               <w:spacing w:after="20" w:before="0"/>
             </w:pPr>
-            <w:hyperlink w:history="1" r:id="rId6sy5akqvdc_dvfpr9vp11">
+            <w:hyperlink w:history="1" r:id="rIdyaadz39bssla382xm6vmh">
               <w:r>
                 <w:rPr>
                   <w:rFonts w:ascii="Arial" w:cs="Arial" w:eastAsia="Arial" w:hAnsi="Arial"/>
@@ -30291,619 +30903,7 @@
               <w:spacing w:after="10" w:before="0"/>
               <w:ind w:left="120"/>
             </w:pPr>
-            <w:hyperlink w:history="1" r:id="rIddwnpi7wiz5m2yoranhxvw">
-              <w:r>
-                <w:rPr>
-                  <w:rFonts w:ascii="Arial" w:cs="Arial" w:eastAsia="Arial" w:hAnsi="Arial"/>
-                  <w:color w:val="595959"/>
-                  <w:sz w:val="14"/>
-                  <w:szCs w:val="14"/>
-                  <w:u w:val="single" w:color="595959"/>
-                </w:rPr>
-                <w:t xml:space="preserve">🔍 Search ARES for similar readings</w:t>
-              </w:r>
-            </w:hyperlink>
-          </w:p>
-        </w:tc>
-        <w:tc>
-          <w:tcPr>
-            <w:tcW w:type="dxa" w:w="3040"/>
-            <w:shd w:fill="FFFFFF" w:color="auto" w:val="clear"/>
-            <w:tcMar>
-              <w:top w:type="dxa" w:w="60"/>
-              <w:left w:type="dxa" w:w="120"/>
-              <w:bottom w:type="dxa" w:w="60"/>
-              <w:right w:type="dxa" w:w="120"/>
-            </w:tcMar>
-            <w:vAlign w:val="top"/>
-          </w:tcPr>
-          <w:p>
-            <w:pPr>
-              <w:spacing w:after="40" w:before="0"/>
-              <w:jc w:val="left"/>
-            </w:pPr>
-            <w:r>
-              <w:rPr>
-                <w:rFonts w:ascii="Arial" w:cs="Arial" w:eastAsia="Arial" w:hAnsi="Arial"/>
-                <w:b w:val="false"/>
-                <w:bCs w:val="false"/>
-                <w:i w:val="false"/>
-                <w:iCs w:val="false"/>
-                <w:color w:val="000000"/>
-                <w:sz w:val="18"/>
-                <w:szCs w:val="18"/>
-              </w:rPr>
-              <w:t xml:space="preserve">The teacher leads a whole-class sensemaking discussion anchored to the wound-healing phenomenon. Using the board (or ARES projected slide), the teacher builds a formal five-level hierarchy diagram: Cell → Tissue → Organ → Organ System → Organism, placing the four wound-healing cells (platelet, neutrophil, fibroblast, epidermal cell) at the Cell level, and showing the pathway upward. Learners then complete an individual written explanation in their notebooks responding to the prompt: 'Using the healing cut as your example, explain in 5 sentences why a single epidermal cell cannot heal a wound on its own — and what levels of organisation must work together to restore the finger.' Learners have 8 minutes to write.</w:t>
-            </w:r>
-          </w:p>
-        </w:tc>
-        <w:tc>
-          <w:tcPr>
-            <w:tcW w:type="dxa" w:w="3040"/>
-            <w:shd w:fill="F2F2F2" w:color="auto" w:val="clear"/>
-            <w:tcMar>
-              <w:top w:type="dxa" w:w="60"/>
-              <w:left w:type="dxa" w:w="120"/>
-              <w:bottom w:type="dxa" w:w="60"/>
-              <w:right w:type="dxa" w:w="120"/>
-            </w:tcMar>
-            <w:vAlign w:val="top"/>
-          </w:tcPr>
-          <w:p>
-            <w:pPr>
-              <w:spacing w:after="40" w:before="0"/>
-              <w:jc w:val="left"/>
-            </w:pPr>
-            <w:r>
-              <w:rPr>
-                <w:rFonts w:ascii="Arial" w:cs="Arial" w:eastAsia="Arial" w:hAnsi="Arial"/>
-                <w:b w:val="false"/>
-                <w:bCs w:val="false"/>
-                <w:i w:val="false"/>
-                <w:iCs w:val="false"/>
-                <w:color w:val="000000"/>
-                <w:sz w:val="18"/>
-                <w:szCs w:val="18"/>
-              </w:rPr>
-              <w:t xml:space="preserve">Begin by returning to the board's PREDICT column. Say: 'Let's check your predictions. Who predicted the word tissue or a group of the same cells — raise your hand.' [Pause, acknowledge.] 'Who predicted organ or system?' [Acknowledge.] 'Your predictions were strong. Here is what the evidence confirms.' Draw the five-level hierarchy on the board step by step, pausing after each level. Say: 'Epithelial tissue — what do the school analogy and the microscope image have in common? WAIT 10 seconds.' [Cold-call 1 learner.] Add each biological example next to the level as learners contribute. Once the diagram is complete, say: 'Now I want this in YOUR words, in YOUR notebook. Write 5 sentences. Use the healing cut. Explain why one cell is not enough — and what each level adds. 8 minutes, silent, individual writing. Go.' [WAIT — enforce silence. Circulate and read over shoulders. If a learner writes fewer than 3 sentences after 4 minutes, prompt quietly: 'What does the tissue do that one cell cannot? Write that.']. After 8 minutes cold-call 2 learners with strong responses to read aloud. Ask the class: 'Does this explanation match our evidence? Thumbs up / thumbs down / thumbs sideways.' Address any thumbs-down.</w:t>
-            </w:r>
-          </w:p>
-        </w:tc>
-        <w:tc>
-          <w:tcPr>
-            <w:tcW w:type="dxa" w:w="3040"/>
-            <w:shd w:fill="FFFFFF" w:color="auto" w:val="clear"/>
-            <w:tcMar>
-              <w:top w:type="dxa" w:w="60"/>
-              <w:left w:type="dxa" w:w="120"/>
-              <w:bottom w:type="dxa" w:w="60"/>
-              <w:right w:type="dxa" w:w="120"/>
-            </w:tcMar>
-            <w:vAlign w:val="top"/>
-          </w:tcPr>
-          <w:p>
-            <w:pPr>
-              <w:spacing w:after="40" w:before="0"/>
-              <w:jc w:val="left"/>
-            </w:pPr>
-            <w:r>
-              <w:rPr>
-                <w:rFonts w:ascii="Arial" w:cs="Arial" w:eastAsia="Arial" w:hAnsi="Arial"/>
-                <w:b w:val="false"/>
-                <w:bCs w:val="false"/>
-                <w:i w:val="false"/>
-                <w:iCs w:val="false"/>
-                <w:color w:val="000000"/>
-                <w:sz w:val="18"/>
-                <w:szCs w:val="18"/>
-              </w:rPr>
-              <w:t xml:space="preserve">Claim-Evidence-Reasoning (CER) Writing: by requiring learners to make a claim (cell cannot heal alone), cite evidence (levels of organisation), and provide reasoning (function at each level), the teacher embeds NGSS Science and Engineering Practice 6 (Constructing Explanations). The public hierarchy diagram on the board acts as a shared anchor, preventing learners from constructing explanations in isolation.</w:t>
-            </w:r>
-          </w:p>
-        </w:tc>
-        <w:tc>
-          <w:tcPr>
-            <w:tcW w:type="dxa" w:w="3040"/>
-            <w:shd w:fill="F2F2F2" w:color="auto" w:val="clear"/>
-            <w:tcMar>
-              <w:top w:type="dxa" w:w="60"/>
-              <w:left w:type="dxa" w:w="120"/>
-              <w:bottom w:type="dxa" w:w="60"/>
-              <w:right w:type="dxa" w:w="120"/>
-            </w:tcMar>
-            <w:vAlign w:val="top"/>
-          </w:tcPr>
-          <w:p>
-            <w:pPr>
-              <w:spacing w:after="40" w:before="0"/>
-              <w:jc w:val="left"/>
-            </w:pPr>
-            <w:r>
-              <w:rPr>
-                <w:rFonts w:ascii="Arial" w:cs="Arial" w:eastAsia="Arial" w:hAnsi="Arial"/>
-                <w:b w:val="false"/>
-                <w:bCs w:val="false"/>
-                <w:i w:val="false"/>
-                <w:iCs w:val="false"/>
-                <w:color w:val="000000"/>
-                <w:sz w:val="18"/>
-                <w:szCs w:val="18"/>
-              </w:rPr>
-              <w:t xml:space="preserve">Observable indicator: the 5-sentence written explanation names at least 3 levels of organisation, references the wound-healing phenomenon explicitly, and includes a stated function for at least one level. Teacher reads 4–6 notebooks during circulation. Any learner who conflates organ with organ system receives a targeted prompt card ('An ORGAN is one structure like the skin. An ORGAN SYSTEM is a group of organs working together — like the integumentary system. Can you revise sentence 3?').</w:t>
-            </w:r>
-          </w:p>
-        </w:tc>
-      </w:tr>
-      <w:tr>
-        <w:tc>
-          <w:tcPr>
-            <w:tcW w:type="dxa" w:w="1520"/>
-            <w:shd w:fill="FCE4D6" w:color="auto" w:val="clear"/>
-            <w:tcMar>
-              <w:top w:type="dxa" w:w="60"/>
-              <w:left w:type="dxa" w:w="120"/>
-              <w:bottom w:type="dxa" w:w="60"/>
-              <w:right w:type="dxa" w:w="120"/>
-            </w:tcMar>
-            <w:vAlign w:val="top"/>
-          </w:tcPr>
-          <w:p>
-            <w:pPr>
-              <w:spacing w:after="40" w:before="0"/>
-              <w:jc w:val="left"/>
-            </w:pPr>
-            <w:r>
-              <w:rPr>
-                <w:rFonts w:ascii="Arial" w:cs="Arial" w:eastAsia="Arial" w:hAnsi="Arial"/>
-                <w:b/>
-                <w:bCs/>
-                <w:i w:val="false"/>
-                <w:iCs w:val="false"/>
-                <w:color w:val="000000"/>
-                <w:sz w:val="18"/>
-                <w:szCs w:val="18"/>
-              </w:rPr>
-              <w:t xml:space="preserve">Driving Question Board (DQB) Creation</w:t>
-            </w:r>
-          </w:p>
-          <w:p>
-            <w:pPr>
-              <w:spacing w:after="20" w:before="0"/>
-            </w:pPr>
-            <w:r>
-              <w:rPr>
-                <w:rFonts w:ascii="Arial" w:cs="Arial" w:eastAsia="Arial" w:hAnsi="Arial"/>
-                <w:b/>
-                <w:bCs/>
-                <w:color w:val="1F3864"/>
-                <w:sz w:val="16"/>
-                <w:szCs w:val="16"/>
-              </w:rPr>
-              <w:t xml:space="preserve">📹 VIDEO:</w:t>
-            </w:r>
-          </w:p>
-          <w:p>
-            <w:pPr>
-              <w:spacing w:after="20" w:before="0"/>
-            </w:pPr>
-            <w:hyperlink w:history="1" r:id="rId6iszdvnorqr9micblpaln">
-              <w:r>
-                <w:rPr>
-                  <w:rFonts w:ascii="Arial" w:cs="Arial" w:eastAsia="Arial" w:hAnsi="Arial"/>
-                  <w:color w:val="2E75B6"/>
-                  <w:sz w:val="16"/>
-                  <w:szCs w:val="16"/>
-                  <w:u w:val="single" w:color="2E75B6"/>
-                </w:rPr>
-                <w:t xml:space="preserve">Organization in the human body</w:t>
-              </w:r>
-            </w:hyperlink>
-          </w:p>
-          <w:p>
-            <w:pPr>
-              <w:spacing w:after="10" w:before="0"/>
-              <w:ind w:left="120"/>
-            </w:pPr>
-            <w:r>
-              <w:rPr>
-                <w:rFonts w:ascii="Arial" w:cs="Arial" w:eastAsia="Arial" w:hAnsi="Arial"/>
-                <w:color w:val="595959"/>
-                <w:sz w:val="14"/>
-                <w:szCs w:val="14"/>
-              </w:rPr>
-              <w:t xml:space="preserve">Source: Khan Academy (English - US curriculum)</w:t>
-            </w:r>
-          </w:p>
-          <w:p>
-            <w:pPr>
-              <w:spacing w:after="10" w:before="0"/>
-              <w:ind w:left="120"/>
-            </w:pPr>
-            <w:hyperlink w:history="1" r:id="rId3djeheglnig3cwd3uu3gf">
-              <w:r>
-                <w:rPr>
-                  <w:rFonts w:ascii="Arial" w:cs="Arial" w:eastAsia="Arial" w:hAnsi="Arial"/>
-                  <w:color w:val="595959"/>
-                  <w:sz w:val="14"/>
-                  <w:szCs w:val="14"/>
-                  <w:u w:val="single" w:color="595959"/>
-                </w:rPr>
-                <w:t xml:space="preserve">🔍 Search ARES for similar videos</w:t>
-              </w:r>
-            </w:hyperlink>
-          </w:p>
-          <w:p>
-            <w:pPr>
-              <w:spacing w:after="40" w:before="0"/>
-            </w:pPr>
-            <w:r>
-              <w:rPr>
-                <w:sz w:val="14"/>
-                <w:szCs w:val="14"/>
-              </w:rPr>
-              <w:t xml:space="preserve"/>
-            </w:r>
-          </w:p>
-          <w:p>
-            <w:pPr>
-              <w:spacing w:after="20" w:before="0"/>
-            </w:pPr>
-            <w:r>
-              <w:rPr>
-                <w:rFonts w:ascii="Arial" w:cs="Arial" w:eastAsia="Arial" w:hAnsi="Arial"/>
-                <w:b/>
-                <w:bCs/>
-                <w:color w:val="1F3864"/>
-                <w:sz w:val="16"/>
-                <w:szCs w:val="16"/>
-              </w:rPr>
-              <w:t xml:space="preserve">📖 HTML:</w:t>
-            </w:r>
-          </w:p>
-          <w:p>
-            <w:pPr>
-              <w:spacing w:after="20" w:before="0"/>
-            </w:pPr>
-            <w:hyperlink w:history="1" r:id="rIdptsvjjg8bqq3jypni2avt">
-              <w:r>
-                <w:rPr>
-                  <w:rFonts w:ascii="Arial" w:cs="Arial" w:eastAsia="Arial" w:hAnsi="Arial"/>
-                  <w:color w:val="2E75B6"/>
-                  <w:sz w:val="16"/>
-                  <w:szCs w:val="16"/>
-                  <w:u w:val="single" w:color="2E75B6"/>
-                </w:rPr>
-                <w:t xml:space="preserve">Digestive System Organs (Flexbook)</w:t>
-              </w:r>
-            </w:hyperlink>
-          </w:p>
-          <w:p>
-            <w:pPr>
-              <w:spacing w:after="10" w:before="0"/>
-              <w:ind w:left="120"/>
-            </w:pPr>
-            <w:r>
-              <w:rPr>
-                <w:rFonts w:ascii="Arial" w:cs="Arial" w:eastAsia="Arial" w:hAnsi="Arial"/>
-                <w:color w:val="595959"/>
-                <w:sz w:val="14"/>
-                <w:szCs w:val="14"/>
-              </w:rPr>
-              <w:t xml:space="preserve">Source: CK-12</w:t>
-            </w:r>
-          </w:p>
-          <w:p>
-            <w:pPr>
-              <w:spacing w:after="10" w:before="0"/>
-              <w:ind w:left="120"/>
-            </w:pPr>
-            <w:hyperlink w:history="1" r:id="rIdqchkl65xo9eynj4rcflfz">
-              <w:r>
-                <w:rPr>
-                  <w:rFonts w:ascii="Arial" w:cs="Arial" w:eastAsia="Arial" w:hAnsi="Arial"/>
-                  <w:color w:val="595959"/>
-                  <w:sz w:val="14"/>
-                  <w:szCs w:val="14"/>
-                  <w:u w:val="single" w:color="595959"/>
-                </w:rPr>
-                <w:t xml:space="preserve">🔍 Search ARES for similar readings</w:t>
-              </w:r>
-            </w:hyperlink>
-          </w:p>
-        </w:tc>
-        <w:tc>
-          <w:tcPr>
-            <w:tcW w:type="dxa" w:w="3040"/>
-            <w:shd w:fill="FFFFFF" w:color="auto" w:val="clear"/>
-            <w:tcMar>
-              <w:top w:type="dxa" w:w="60"/>
-              <w:left w:type="dxa" w:w="120"/>
-              <w:bottom w:type="dxa" w:w="60"/>
-              <w:right w:type="dxa" w:w="120"/>
-            </w:tcMar>
-            <w:vAlign w:val="top"/>
-          </w:tcPr>
-          <w:p>
-            <w:pPr>
-              <w:spacing w:after="40" w:before="0"/>
-              <w:jc w:val="left"/>
-            </w:pPr>
-            <w:r>
-              <w:rPr>
-                <w:rFonts w:ascii="Arial" w:cs="Arial" w:eastAsia="Arial" w:hAnsi="Arial"/>
-                <w:b w:val="false"/>
-                <w:bCs w:val="false"/>
-                <w:i w:val="false"/>
-                <w:iCs w:val="false"/>
-                <w:color w:val="000000"/>
-                <w:sz w:val="18"/>
-                <w:szCs w:val="18"/>
-              </w:rPr>
-              <w:t xml:space="preserve">Each learner receives two sticky notes (or ARES DQB digital cards). On the YELLOW note they write: one thing today's evidence ANSWERS about the driving question ('Why do cells look different and how does shape determine job?'). On the BLUE note they write: one NEW question today's lesson has raised — something they now wonder about that they did not wonder about before. Learners post both notes on the class DQB under the columns 'NOW WE KNOW' and 'NEW QUESTIONS'. The teacher reads 5–6 notes aloud and briefly clusters them by theme: structural organisation, function, and questions about how organ systems communicate.</w:t>
-            </w:r>
-          </w:p>
-        </w:tc>
-        <w:tc>
-          <w:tcPr>
-            <w:tcW w:type="dxa" w:w="3040"/>
-            <w:shd w:fill="F2F2F2" w:color="auto" w:val="clear"/>
-            <w:tcMar>
-              <w:top w:type="dxa" w:w="60"/>
-              <w:left w:type="dxa" w:w="120"/>
-              <w:bottom w:type="dxa" w:w="60"/>
-              <w:right w:type="dxa" w:w="120"/>
-            </w:tcMar>
-            <w:vAlign w:val="top"/>
-          </w:tcPr>
-          <w:p>
-            <w:pPr>
-              <w:spacing w:after="40" w:before="0"/>
-              <w:jc w:val="left"/>
-            </w:pPr>
-            <w:r>
-              <w:rPr>
-                <w:rFonts w:ascii="Arial" w:cs="Arial" w:eastAsia="Arial" w:hAnsi="Arial"/>
-                <w:b w:val="false"/>
-                <w:bCs w:val="false"/>
-                <w:i w:val="false"/>
-                <w:iCs w:val="false"/>
-                <w:color w:val="000000"/>
-                <w:sz w:val="18"/>
-                <w:szCs w:val="18"/>
-              </w:rPr>
-              <w:t xml:space="preserve">Hand out sticky notes. Say: 'The Driving Question asks why cells look different and how shape determines job. Today we zoomed out. On your YELLOW note — write one thing we can now ANSWER about that driving question because of what we learned today. On your BLUE note — write one NEW question this lesson has opened up for you. You have 3 minutes.' [WAIT 3 minutes — enforce quiet writing.] Direct learners to post notes on the DQB. Read 5–6 notes aloud, grouping similar ones. Say: 'I notice several of you are now asking HOW organ systems communicate with each other — does the integumentary system send signals to the immune system? That is a brilliant question. We will return to that question in Strand 3 when we study animal physiology.' Point to the DQB and say: 'This board is growing. Look at how far our understanding has come from Lesson 1. We started with one cut finger. Now we understand the organisational machinery behind it.'</w:t>
-            </w:r>
-          </w:p>
-        </w:tc>
-        <w:tc>
-          <w:tcPr>
-            <w:tcW w:type="dxa" w:w="3040"/>
-            <w:shd w:fill="FFFFFF" w:color="auto" w:val="clear"/>
-            <w:tcMar>
-              <w:top w:type="dxa" w:w="60"/>
-              <w:left w:type="dxa" w:w="120"/>
-              <w:bottom w:type="dxa" w:w="60"/>
-              <w:right w:type="dxa" w:w="120"/>
-            </w:tcMar>
-            <w:vAlign w:val="top"/>
-          </w:tcPr>
-          <w:p>
-            <w:pPr>
-              <w:spacing w:after="40" w:before="0"/>
-              <w:jc w:val="left"/>
-            </w:pPr>
-            <w:r>
-              <w:rPr>
-                <w:rFonts w:ascii="Arial" w:cs="Arial" w:eastAsia="Arial" w:hAnsi="Arial"/>
-                <w:b w:val="false"/>
-                <w:bCs w:val="false"/>
-                <w:i w:val="false"/>
-                <w:iCs w:val="false"/>
-                <w:color w:val="000000"/>
-                <w:sz w:val="18"/>
-                <w:szCs w:val="18"/>
-              </w:rPr>
-              <w:t xml:space="preserve">Driving Question Board Curation: posting both 'answers' and 'new questions' makes learners' conceptual growth visible and models how scientific understanding always generates further inquiry. Clustering questions by theme helps learners see patterns in their collective thinking and primes them for future learning in Strands 2 and 3.</w:t>
-            </w:r>
-          </w:p>
-        </w:tc>
-        <w:tc>
-          <w:tcPr>
-            <w:tcW w:type="dxa" w:w="3040"/>
-            <w:shd w:fill="F2F2F2" w:color="auto" w:val="clear"/>
-            <w:tcMar>
-              <w:top w:type="dxa" w:w="60"/>
-              <w:left w:type="dxa" w:w="120"/>
-              <w:bottom w:type="dxa" w:w="60"/>
-              <w:right w:type="dxa" w:w="120"/>
-            </w:tcMar>
-            <w:vAlign w:val="top"/>
-          </w:tcPr>
-          <w:p>
-            <w:pPr>
-              <w:spacing w:after="40" w:before="0"/>
-              <w:jc w:val="left"/>
-            </w:pPr>
-            <w:r>
-              <w:rPr>
-                <w:rFonts w:ascii="Arial" w:cs="Arial" w:eastAsia="Arial" w:hAnsi="Arial"/>
-                <w:b w:val="false"/>
-                <w:bCs w:val="false"/>
-                <w:i w:val="false"/>
-                <w:iCs w:val="false"/>
-                <w:color w:val="000000"/>
-                <w:sz w:val="18"/>
-                <w:szCs w:val="18"/>
-              </w:rPr>
-              <w:t xml:space="preserve">Observable indicator: YELLOW notes contain a specific reference to a level of organisation (e.g., 'Now I know that tissues form because similar cells group together to do one job') rather than a vague statement ('I learned about cells'). BLUE notes contain a question that is generative and forward-looking. Teacher flags any learner whose yellow note is vague for a 1-minute check-in before the next phase.</w:t>
-            </w:r>
-          </w:p>
-        </w:tc>
-      </w:tr>
-      <w:tr>
-        <w:tc>
-          <w:tcPr>
-            <w:tcW w:type="dxa" w:w="1520"/>
-            <w:shd w:fill="D5E8F0" w:color="auto" w:val="clear"/>
-            <w:tcMar>
-              <w:top w:type="dxa" w:w="60"/>
-              <w:left w:type="dxa" w:w="120"/>
-              <w:bottom w:type="dxa" w:w="60"/>
-              <w:right w:type="dxa" w:w="120"/>
-            </w:tcMar>
-            <w:vAlign w:val="top"/>
-          </w:tcPr>
-          <w:p>
-            <w:pPr>
-              <w:spacing w:after="40" w:before="0"/>
-              <w:jc w:val="left"/>
-            </w:pPr>
-            <w:r>
-              <w:rPr>
-                <w:rFonts w:ascii="Arial" w:cs="Arial" w:eastAsia="Arial" w:hAnsi="Arial"/>
-                <w:b/>
-                <w:bCs/>
-                <w:i w:val="false"/>
-                <w:iCs w:val="false"/>
-                <w:color w:val="000000"/>
-                <w:sz w:val="18"/>
-                <w:szCs w:val="18"/>
-              </w:rPr>
-              <w:t xml:space="preserve">Model Building Phase</w:t>
-            </w:r>
-          </w:p>
-          <w:p>
-            <w:pPr>
-              <w:spacing w:after="20" w:before="0"/>
-            </w:pPr>
-            <w:r>
-              <w:rPr>
-                <w:rFonts w:ascii="Arial" w:cs="Arial" w:eastAsia="Arial" w:hAnsi="Arial"/>
-                <w:b/>
-                <w:bCs/>
-                <w:color w:val="1F3864"/>
-                <w:sz w:val="16"/>
-                <w:szCs w:val="16"/>
-              </w:rPr>
-              <w:t xml:space="preserve">📹 VIDEO:</w:t>
-            </w:r>
-          </w:p>
-          <w:p>
-            <w:pPr>
-              <w:spacing w:after="20" w:before="0"/>
-            </w:pPr>
-            <w:hyperlink w:history="1" r:id="rIdaiu70zsyjkz_7sce36l_i">
-              <w:r>
-                <w:rPr>
-                  <w:rFonts w:ascii="Arial" w:cs="Arial" w:eastAsia="Arial" w:hAnsi="Arial"/>
-                  <w:color w:val="2E75B6"/>
-                  <w:sz w:val="16"/>
-                  <w:szCs w:val="16"/>
-                  <w:u w:val="single" w:color="2E75B6"/>
-                </w:rPr>
-                <w:t xml:space="preserve">Organization in the human body</w:t>
-              </w:r>
-            </w:hyperlink>
-          </w:p>
-          <w:p>
-            <w:pPr>
-              <w:spacing w:after="10" w:before="0"/>
-              <w:ind w:left="120"/>
-            </w:pPr>
-            <w:r>
-              <w:rPr>
-                <w:rFonts w:ascii="Arial" w:cs="Arial" w:eastAsia="Arial" w:hAnsi="Arial"/>
-                <w:color w:val="595959"/>
-                <w:sz w:val="14"/>
-                <w:szCs w:val="14"/>
-              </w:rPr>
-              <w:t xml:space="preserve">Source: Khan Academy (English - US curriculum)</w:t>
-            </w:r>
-          </w:p>
-          <w:p>
-            <w:pPr>
-              <w:spacing w:after="10" w:before="0"/>
-              <w:ind w:left="120"/>
-            </w:pPr>
-            <w:hyperlink w:history="1" r:id="rId7cvhtoqqverw8iok63h2s">
-              <w:r>
-                <w:rPr>
-                  <w:rFonts w:ascii="Arial" w:cs="Arial" w:eastAsia="Arial" w:hAnsi="Arial"/>
-                  <w:color w:val="595959"/>
-                  <w:sz w:val="14"/>
-                  <w:szCs w:val="14"/>
-                  <w:u w:val="single" w:color="595959"/>
-                </w:rPr>
-                <w:t xml:space="preserve">🔍 Search ARES for similar videos</w:t>
-              </w:r>
-            </w:hyperlink>
-          </w:p>
-          <w:p>
-            <w:pPr>
-              <w:spacing w:after="40" w:before="0"/>
-            </w:pPr>
-            <w:r>
-              <w:rPr>
-                <w:sz w:val="14"/>
-                <w:szCs w:val="14"/>
-              </w:rPr>
-              <w:t xml:space="preserve"/>
-            </w:r>
-          </w:p>
-          <w:p>
-            <w:pPr>
-              <w:spacing w:after="20" w:before="0"/>
-            </w:pPr>
-            <w:r>
-              <w:rPr>
-                <w:rFonts w:ascii="Arial" w:cs="Arial" w:eastAsia="Arial" w:hAnsi="Arial"/>
-                <w:b/>
-                <w:bCs/>
-                <w:color w:val="1F3864"/>
-                <w:sz w:val="16"/>
-                <w:szCs w:val="16"/>
-              </w:rPr>
-              <w:t xml:space="preserve">📖 EXERCISE:</w:t>
-            </w:r>
-          </w:p>
-          <w:p>
-            <w:pPr>
-              <w:spacing w:after="20" w:before="0"/>
-            </w:pPr>
-            <w:hyperlink w:history="1" r:id="rIdqhigrichxf3jcgght3qtc">
-              <w:r>
-                <w:rPr>
-                  <w:rFonts w:ascii="Arial" w:cs="Arial" w:eastAsia="Arial" w:hAnsi="Arial"/>
-                  <w:color w:val="2E75B6"/>
-                  <w:sz w:val="16"/>
-                  <w:szCs w:val="16"/>
-                  <w:u w:val="single" w:color="2E75B6"/>
-                </w:rPr>
-                <w:t xml:space="preserve">Understand: cells and organisms</w:t>
-              </w:r>
-            </w:hyperlink>
-          </w:p>
-          <w:p>
-            <w:pPr>
-              <w:spacing w:after="10" w:before="0"/>
-              <w:ind w:left="120"/>
-            </w:pPr>
-            <w:r>
-              <w:rPr>
-                <w:rFonts w:ascii="Arial" w:cs="Arial" w:eastAsia="Arial" w:hAnsi="Arial"/>
-                <w:color w:val="595959"/>
-                <w:sz w:val="14"/>
-                <w:szCs w:val="14"/>
-              </w:rPr>
-              <w:t xml:space="preserve">Source: Khan Academy (English - US curriculum)</w:t>
-            </w:r>
-          </w:p>
-          <w:p>
-            <w:pPr>
-              <w:spacing w:after="10" w:before="0"/>
-              <w:ind w:left="120"/>
-            </w:pPr>
-            <w:hyperlink w:history="1" r:id="rIdmvuimbspk9wqthc4jm3xv">
+            <w:hyperlink w:history="1" r:id="rIdoicto5eaq0d1skmlaz8mo">
               <w:r>
                 <w:rPr>
                   <w:rFonts w:ascii="Arial" w:cs="Arial" w:eastAsia="Arial" w:hAnsi="Arial"/>
@@ -32485,7 +32485,7 @@
             <w:pPr>
               <w:spacing w:after="20" w:before="0"/>
             </w:pPr>
-            <w:hyperlink w:history="1" r:id="rIdkjl5xnvkhumg91intatwb">
+            <w:hyperlink w:history="1" r:id="rIdcwyf5jxrmr2fchmwkrvl6">
               <w:r>
                 <w:rPr>
                   <w:rFonts w:ascii="Arial" w:cs="Arial" w:eastAsia="Arial" w:hAnsi="Arial"/>
@@ -32518,7 +32518,7 @@
               <w:spacing w:after="10" w:before="0"/>
               <w:ind w:left="120"/>
             </w:pPr>
-            <w:hyperlink w:history="1" r:id="rIdaasnhg8p5khr3lvacjwvc">
+            <w:hyperlink w:history="1" r:id="rIdteefura2ckvze6age4gxt">
               <w:r>
                 <w:rPr>
                   <w:rFonts w:ascii="Arial" w:cs="Arial" w:eastAsia="Arial" w:hAnsi="Arial"/>
@@ -32563,7 +32563,7 @@
             <w:pPr>
               <w:spacing w:after="20" w:before="0"/>
             </w:pPr>
-            <w:hyperlink w:history="1" r:id="rIdklaurknbpggwbqvlpf9rn">
+            <w:hyperlink w:history="1" r:id="rIduakd-ztqgkoinlwrsrdab">
               <w:r>
                 <w:rPr>
                   <w:rFonts w:ascii="Arial" w:cs="Arial" w:eastAsia="Arial" w:hAnsi="Arial"/>
@@ -32596,7 +32596,7 @@
               <w:spacing w:after="10" w:before="0"/>
               <w:ind w:left="120"/>
             </w:pPr>
-            <w:hyperlink w:history="1" r:id="rId_mwkiq8c9gqy8owfygftc">
+            <w:hyperlink w:history="1" r:id="rIdihza133un5xbad_aisrbg">
               <w:r>
                 <w:rPr>
                   <w:rFonts w:ascii="Arial" w:cs="Arial" w:eastAsia="Arial" w:hAnsi="Arial"/>
@@ -32791,7 +32791,313 @@
             <w:pPr>
               <w:spacing w:after="20" w:before="0"/>
             </w:pPr>
-            <w:hyperlink w:history="1" r:id="rIddmbs5kcymn71ugcvyboyi">
+            <w:hyperlink w:history="1" r:id="rIdilcgrxbizvgv9eq_8jque">
+              <w:r>
+                <w:rPr>
+                  <w:rFonts w:ascii="Arial" w:cs="Arial" w:eastAsia="Arial" w:hAnsi="Arial"/>
+                  <w:color w:val="2E75B6"/>
+                  <w:sz w:val="16"/>
+                  <w:szCs w:val="16"/>
+                  <w:u w:val="single" w:color="2E75B6"/>
+                </w:rPr>
+                <w:t xml:space="preserve">Plant cell walls</w:t>
+              </w:r>
+            </w:hyperlink>
+          </w:p>
+          <w:p>
+            <w:pPr>
+              <w:spacing w:after="10" w:before="0"/>
+              <w:ind w:left="120"/>
+            </w:pPr>
+            <w:r>
+              <w:rPr>
+                <w:rFonts w:ascii="Arial" w:cs="Arial" w:eastAsia="Arial" w:hAnsi="Arial"/>
+                <w:color w:val="595959"/>
+                <w:sz w:val="14"/>
+                <w:szCs w:val="14"/>
+              </w:rPr>
+              <w:t xml:space="preserve">Source: Khan Academy (English - US curriculum)</w:t>
+            </w:r>
+          </w:p>
+          <w:p>
+            <w:pPr>
+              <w:spacing w:after="10" w:before="0"/>
+              <w:ind w:left="120"/>
+            </w:pPr>
+            <w:hyperlink w:history="1" r:id="rIdrun1hhchnljalhmgimkbs">
+              <w:r>
+                <w:rPr>
+                  <w:rFonts w:ascii="Arial" w:cs="Arial" w:eastAsia="Arial" w:hAnsi="Arial"/>
+                  <w:color w:val="595959"/>
+                  <w:sz w:val="14"/>
+                  <w:szCs w:val="14"/>
+                  <w:u w:val="single" w:color="595959"/>
+                </w:rPr>
+                <w:t xml:space="preserve">🔍 Search ARES for similar videos</w:t>
+              </w:r>
+            </w:hyperlink>
+          </w:p>
+          <w:p>
+            <w:pPr>
+              <w:spacing w:after="40" w:before="0"/>
+            </w:pPr>
+            <w:r>
+              <w:rPr>
+                <w:sz w:val="14"/>
+                <w:szCs w:val="14"/>
+              </w:rPr>
+              <w:t xml:space="preserve"/>
+            </w:r>
+          </w:p>
+          <w:p>
+            <w:pPr>
+              <w:spacing w:after="20" w:before="0"/>
+            </w:pPr>
+            <w:r>
+              <w:rPr>
+                <w:rFonts w:ascii="Arial" w:cs="Arial" w:eastAsia="Arial" w:hAnsi="Arial"/>
+                <w:b/>
+                <w:bCs/>
+                <w:color w:val="1F3864"/>
+                <w:sz w:val="16"/>
+                <w:szCs w:val="16"/>
+              </w:rPr>
+              <w:t xml:space="preserve">📖 EXERCISE:</w:t>
+            </w:r>
+          </w:p>
+          <w:p>
+            <w:pPr>
+              <w:spacing w:after="20" w:before="0"/>
+            </w:pPr>
+            <w:hyperlink w:history="1" r:id="rId4t84prmveeqq5w1oruohw">
+              <w:r>
+                <w:rPr>
+                  <w:rFonts w:ascii="Arial" w:cs="Arial" w:eastAsia="Arial" w:hAnsi="Arial"/>
+                  <w:color w:val="2E75B6"/>
+                  <w:sz w:val="16"/>
+                  <w:szCs w:val="16"/>
+                  <w:u w:val="single" w:color="2E75B6"/>
+                </w:rPr>
+                <w:t xml:space="preserve">Plant Cell Structures Practice</w:t>
+              </w:r>
+            </w:hyperlink>
+          </w:p>
+          <w:p>
+            <w:pPr>
+              <w:spacing w:after="10" w:before="0"/>
+              <w:ind w:left="120"/>
+            </w:pPr>
+            <w:r>
+              <w:rPr>
+                <w:rFonts w:ascii="Arial" w:cs="Arial" w:eastAsia="Arial" w:hAnsi="Arial"/>
+                <w:color w:val="595959"/>
+                <w:sz w:val="14"/>
+                <w:szCs w:val="14"/>
+              </w:rPr>
+              <w:t xml:space="preserve">Source: CK-12</w:t>
+            </w:r>
+          </w:p>
+          <w:p>
+            <w:pPr>
+              <w:spacing w:after="10" w:before="0"/>
+              <w:ind w:left="120"/>
+            </w:pPr>
+            <w:hyperlink w:history="1" r:id="rIdqu3k64dywtuw498towlga">
+              <w:r>
+                <w:rPr>
+                  <w:rFonts w:ascii="Arial" w:cs="Arial" w:eastAsia="Arial" w:hAnsi="Arial"/>
+                  <w:color w:val="595959"/>
+                  <w:sz w:val="14"/>
+                  <w:szCs w:val="14"/>
+                  <w:u w:val="single" w:color="595959"/>
+                </w:rPr>
+                <w:t xml:space="preserve">🔍 Search ARES for similar readings</w:t>
+              </w:r>
+            </w:hyperlink>
+          </w:p>
+        </w:tc>
+        <w:tc>
+          <w:tcPr>
+            <w:tcW w:type="dxa" w:w="3040"/>
+            <w:shd w:fill="FFFFFF" w:color="auto" w:val="clear"/>
+            <w:tcMar>
+              <w:top w:type="dxa" w:w="60"/>
+              <w:left w:type="dxa" w:w="120"/>
+              <w:bottom w:type="dxa" w:w="60"/>
+              <w:right w:type="dxa" w:w="120"/>
+            </w:tcMar>
+            <w:vAlign w:val="top"/>
+          </w:tcPr>
+          <w:p>
+            <w:pPr>
+              <w:spacing w:after="40" w:before="0"/>
+              <w:jc w:val="left"/>
+            </w:pPr>
+            <w:r>
+              <w:rPr>
+                <w:rFonts w:ascii="Arial" w:cs="Arial" w:eastAsia="Arial" w:hAnsi="Arial"/>
+                <w:b w:val="false"/>
+                <w:bCs w:val="false"/>
+                <w:i w:val="false"/>
+                <w:iCs w:val="false"/>
+                <w:color w:val="000000"/>
+                <w:sz w:val="18"/>
+                <w:szCs w:val="18"/>
+              </w:rPr>
+              <w:t xml:space="preserve">Teacher projects or draws on the board a large blank outline of the final poster template — showing four clearly labelled zones: Zone A — Plant Cell, Zone B — Animal Cell, Zone C — Three Specialised Wound-Healing Cells, Zone D — Cell Organisation Hierarchy. Learners observe the template and, in their groups of four, spend three minutes doing a silent planning scan: each member silently reads the zone headings and identifies which zones they feel most and least confident about. Each learner records in their notebook: I feel most confident about Zone... because... and I feel least confident about Zone... and I will need to use my notes for... This observable self-assessment primes learners for equitable division of labour in the group. Teacher circulates, reading notebook entries briefly, and uses this information to assign stretch roles — for example, a learner who is weakest on Zone C (specialised cells) is encouraged, rather than avoided, to take primary responsibility for that zone with peer support.</w:t>
+            </w:r>
+          </w:p>
+        </w:tc>
+        <w:tc>
+          <w:tcPr>
+            <w:tcW w:type="dxa" w:w="3040"/>
+            <w:shd w:fill="F2F2F2" w:color="auto" w:val="clear"/>
+            <w:tcMar>
+              <w:top w:type="dxa" w:w="60"/>
+              <w:left w:type="dxa" w:w="120"/>
+              <w:bottom w:type="dxa" w:w="60"/>
+              <w:right w:type="dxa" w:w="120"/>
+            </w:tcMar>
+            <w:vAlign w:val="top"/>
+          </w:tcPr>
+          <w:p>
+            <w:pPr>
+              <w:spacing w:after="40" w:before="0"/>
+              <w:jc w:val="left"/>
+            </w:pPr>
+            <w:r>
+              <w:rPr>
+                <w:rFonts w:ascii="Arial" w:cs="Arial" w:eastAsia="Arial" w:hAnsi="Arial"/>
+                <w:b w:val="false"/>
+                <w:bCs w:val="false"/>
+                <w:i w:val="false"/>
+                <w:iCs w:val="false"/>
+                <w:color w:val="000000"/>
+                <w:sz w:val="18"/>
+                <w:szCs w:val="18"/>
+              </w:rPr>
+              <w:t xml:space="preserve">Teacher explains the poster task using precise language: Your group will produce one scientific model — not a decoration, not a copy from the textbook — a model that uses evidence from our own practical work, our diagrams, and our discussions to explain the wound-healing phenomenon. Every label on this poster must connect a structure to a function. Teacher holds up a marker and says: If you can draw a cell without explaining what it does, your poster is incomplete. After explaining the template zones, teacher distributes materials — A2 poster paper, coloured markers, rulers — and sets a visible timer for twenty minutes of construction time. Teacher reminds learners to consult their cumulative cell model versions from previous lessons and their practical drawings from Lessons 6 and 7. Teacher circulates during the observe phase using a questioning stance rather than correcting stance — asking What does that organelle do? rather than That label is wrong.</w:t>
+            </w:r>
+          </w:p>
+        </w:tc>
+        <w:tc>
+          <w:tcPr>
+            <w:tcW w:type="dxa" w:w="3040"/>
+            <w:shd w:fill="FFFFFF" w:color="auto" w:val="clear"/>
+            <w:tcMar>
+              <w:top w:type="dxa" w:w="60"/>
+              <w:left w:type="dxa" w:w="120"/>
+              <w:bottom w:type="dxa" w:w="60"/>
+              <w:right w:type="dxa" w:w="120"/>
+            </w:tcMar>
+            <w:vAlign w:val="top"/>
+          </w:tcPr>
+          <w:p>
+            <w:pPr>
+              <w:spacing w:after="40" w:before="0"/>
+              <w:jc w:val="left"/>
+            </w:pPr>
+            <w:r>
+              <w:rPr>
+                <w:rFonts w:ascii="Arial" w:cs="Arial" w:eastAsia="Arial" w:hAnsi="Arial"/>
+                <w:b w:val="false"/>
+                <w:bCs w:val="false"/>
+                <w:i w:val="false"/>
+                <w:iCs w:val="false"/>
+                <w:color w:val="000000"/>
+                <w:sz w:val="18"/>
+                <w:szCs w:val="18"/>
+              </w:rPr>
+              <w:t xml:space="preserve">Structured observation of a model template combined with self-assessment of confidence zones. By naming their own uncertainty before beginning, learners engage more deliberately with the evidence they have collected across the unit. The template scaffolds organisation without limiting scientific thinking.</w:t>
+            </w:r>
+          </w:p>
+        </w:tc>
+        <w:tc>
+          <w:tcPr>
+            <w:tcW w:type="dxa" w:w="3040"/>
+            <w:shd w:fill="F2F2F2" w:color="auto" w:val="clear"/>
+            <w:tcMar>
+              <w:top w:type="dxa" w:w="60"/>
+              <w:left w:type="dxa" w:w="120"/>
+              <w:bottom w:type="dxa" w:w="60"/>
+              <w:right w:type="dxa" w:w="120"/>
+            </w:tcMar>
+            <w:vAlign w:val="top"/>
+          </w:tcPr>
+          <w:p>
+            <w:pPr>
+              <w:spacing w:after="40" w:before="0"/>
+              <w:jc w:val="left"/>
+            </w:pPr>
+            <w:r>
+              <w:rPr>
+                <w:rFonts w:ascii="Arial" w:cs="Arial" w:eastAsia="Arial" w:hAnsi="Arial"/>
+                <w:b w:val="false"/>
+                <w:bCs w:val="false"/>
+                <w:i w:val="false"/>
+                <w:iCs w:val="false"/>
+                <w:color w:val="000000"/>
+                <w:sz w:val="18"/>
+                <w:szCs w:val="18"/>
+              </w:rPr>
+              <w:t xml:space="preserve">Teacher reads notebook confidence ratings during circulation and uses them to identify groups where all four members have claimed the same strong zone — signalling possible avoidance of difficult content. These groups are given a direct prompt: I notice no one has claimed Zone C — who in this group is going to take ownership of explaining the platelet and the neutrophil?</w:t>
+            </w:r>
+          </w:p>
+        </w:tc>
+      </w:tr>
+      <w:tr>
+        <w:tc>
+          <w:tcPr>
+            <w:tcW w:type="dxa" w:w="1520"/>
+            <w:shd w:fill="E2EFDA" w:color="auto" w:val="clear"/>
+            <w:tcMar>
+              <w:top w:type="dxa" w:w="60"/>
+              <w:left w:type="dxa" w:w="120"/>
+              <w:bottom w:type="dxa" w:w="60"/>
+              <w:right w:type="dxa" w:w="120"/>
+            </w:tcMar>
+            <w:vAlign w:val="top"/>
+          </w:tcPr>
+          <w:p>
+            <w:pPr>
+              <w:spacing w:after="40" w:before="0"/>
+              <w:jc w:val="left"/>
+            </w:pPr>
+            <w:r>
+              <w:rPr>
+                <w:rFonts w:ascii="Arial" w:cs="Arial" w:eastAsia="Arial" w:hAnsi="Arial"/>
+                <w:b/>
+                <w:bCs/>
+                <w:i w:val="false"/>
+                <w:iCs w:val="false"/>
+                <w:color w:val="000000"/>
+                <w:sz w:val="18"/>
+                <w:szCs w:val="18"/>
+              </w:rPr>
+              <w:t xml:space="preserve">Explain Phase</w:t>
+            </w:r>
+          </w:p>
+          <w:p>
+            <w:pPr>
+              <w:spacing w:after="20" w:before="0"/>
+            </w:pPr>
+            <w:r>
+              <w:rPr>
+                <w:rFonts w:ascii="Arial" w:cs="Arial" w:eastAsia="Arial" w:hAnsi="Arial"/>
+                <w:b/>
+                <w:bCs/>
+                <w:color w:val="1F3864"/>
+                <w:sz w:val="16"/>
+                <w:szCs w:val="16"/>
+              </w:rPr>
+              <w:t xml:space="preserve">📹 VIDEO:</w:t>
+            </w:r>
+          </w:p>
+          <w:p>
+            <w:pPr>
+              <w:spacing w:after="20" w:before="0"/>
+            </w:pPr>
+            <w:hyperlink w:history="1" r:id="rIdwcmkeu0jj6mpzf2uqqmjt">
               <w:r>
                 <w:rPr>
                   <w:rFonts w:ascii="Arial" w:cs="Arial" w:eastAsia="Arial" w:hAnsi="Arial"/>
@@ -32824,7 +33130,7 @@
               <w:spacing w:after="10" w:before="0"/>
               <w:ind w:left="120"/>
             </w:pPr>
-            <w:hyperlink w:history="1" r:id="rId6skcy-q-hcl7n3ac2n87v">
+            <w:hyperlink w:history="1" r:id="rIddlnfqardprp-ce7tt6bmr">
               <w:r>
                 <w:rPr>
                   <w:rFonts w:ascii="Arial" w:cs="Arial" w:eastAsia="Arial" w:hAnsi="Arial"/>
@@ -32869,7 +33175,7 @@
             <w:pPr>
               <w:spacing w:after="20" w:before="0"/>
             </w:pPr>
-            <w:hyperlink w:history="1" r:id="rIdw10idt3oekarzlssdcft3">
+            <w:hyperlink w:history="1" r:id="rIdl61ameu8wfqftw14v6dk3">
               <w:r>
                 <w:rPr>
                   <w:rFonts w:ascii="Arial" w:cs="Arial" w:eastAsia="Arial" w:hAnsi="Arial"/>
@@ -32878,7 +33184,7 @@
                   <w:szCs w:val="16"/>
                   <w:u w:val="single" w:color="2E75B6"/>
                 </w:rPr>
-                <w:t xml:space="preserve">Plant Cell Structures Practice</w:t>
+                <w:t xml:space="preserve">Plant vs animal cells</w:t>
               </w:r>
             </w:hyperlink>
           </w:p>
@@ -32894,7 +33200,7 @@
                 <w:sz w:val="14"/>
                 <w:szCs w:val="14"/>
               </w:rPr>
-              <w:t xml:space="preserve">Source: CK-12</w:t>
+              <w:t xml:space="preserve">Source: Khan Academy (English - US curriculum)</w:t>
             </w:r>
           </w:p>
           <w:p>
@@ -32902,7 +33208,7 @@
               <w:spacing w:after="10" w:before="0"/>
               <w:ind w:left="120"/>
             </w:pPr>
-            <w:hyperlink w:history="1" r:id="rIdg3w_-yhwzeju6pjoxj3wp">
+            <w:hyperlink w:history="1" r:id="rIdcpfxqldpyalni8yk4c5vv">
               <w:r>
                 <w:rPr>
                   <w:rFonts w:ascii="Arial" w:cs="Arial" w:eastAsia="Arial" w:hAnsi="Arial"/>
@@ -32944,7 +33250,7 @@
                 <w:sz w:val="18"/>
                 <w:szCs w:val="18"/>
               </w:rPr>
-              <w:t xml:space="preserve">Teacher projects or draws on the board a large blank outline of the final poster template — showing four clearly labelled zones: Zone A — Plant Cell, Zone B — Animal Cell, Zone C — Three Specialised Wound-Healing Cells, Zone D — Cell Organisation Hierarchy. Learners observe the template and, in their groups of four, spend three minutes doing a silent planning scan: each member silently reads the zone headings and identifies which zones they feel most and least confident about. Each learner records in their notebook: I feel most confident about Zone... because... and I feel least confident about Zone... and I will need to use my notes for... This observable self-assessment primes learners for equitable division of labour in the group. Teacher circulates, reading notebook entries briefly, and uses this information to assign stretch roles — for example, a learner who is weakest on Zone C (specialised cells) is encouraged, rather than avoided, to take primary responsibility for that zone with peer support.</w:t>
+              <w:t xml:space="preserve">Groups spend approximately twenty minutes constructing their posters. Zone A requires a fully labelled plant cell with at least eight organelles and a one-phrase function note beside each label. Zone B requires a fully labelled animal cell with at least six organelles, noting two structures absent from the plant cell and explaining why their absence matters. Zone C requires annotated diagrams of three specialised cells from the wound-healing sequence — learners most commonly select: platelets (small, no nucleus, packed with clotting proteins — able to aggregate rapidly), neutrophils or macrophages (irregular shape, many lysosomes — engulf and digest bacteria), and fibroblasts or epidermal cells (rich in rough endoplasmic reticulum and Golgi apparatus — secrete collagen or divide rapidly to close the wound surface). Each specialised cell must show a direct arrow linking one structural feature to one function. Zone D requires a hierarchy diagram from cell to organism using the skin as the example — epidermal cell, epithelial tissue, skin organ, integumentary system, whole organism — with a one-sentence explanation of what is gained at each level of organisation. After construction, groups conduct a four-minute gallery walk: each group leaves their poster on their desk and the group rotates clockwise to view the next group's poster. Viewers use a structured feedback card — one glow (something scientifically accurate and clearly explained) and one grow (one scientific gap or unclear label). Feedback is written on small sticky notes and attached directly to the poster.</w:t>
             </w:r>
           </w:p>
         </w:tc>
@@ -32976,7 +33282,7 @@
                 <w:sz w:val="18"/>
                 <w:szCs w:val="18"/>
               </w:rPr>
-              <w:t xml:space="preserve">Teacher explains the poster task using precise language: Your group will produce one scientific model — not a decoration, not a copy from the textbook — a model that uses evidence from our own practical work, our diagrams, and our discussions to explain the wound-healing phenomenon. Every label on this poster must connect a structure to a function. Teacher holds up a marker and says: If you can draw a cell without explaining what it does, your poster is incomplete. After explaining the template zones, teacher distributes materials — A2 poster paper, coloured markers, rulers — and sets a visible timer for twenty minutes of construction time. Teacher reminds learners to consult their cumulative cell model versions from previous lessons and their practical drawings from Lessons 6 and 7. Teacher circulates during the observe phase using a questioning stance rather than correcting stance — asking What does that organelle do? rather than That label is wrong.</w:t>
+              <w:t xml:space="preserve">During construction, teacher circulates with a clipboard noting: Are Zone C specialised cells connected to the wound-healing phenomenon or treated as abstract examples? Are structure-function links explicit or implied? Is the hierarchy in Zone D presented as a linear chain or as an explanatory sequence? Teacher intervenes with targeted questions rather than corrections. For example, at one group: You have drawn the red blood cell correctly — it is biconcave and has no nucleus. Now tell me — what does having no nucleus allow the red blood cell to do that a nucleated cell cannot do as efficiently? Teacher allows WAIT TIME of seven seconds before accepting a response, signalling that the question requires genuine thought. At the gallery walk, teacher circulates and validates glow-and-grow feedback that is scientifically grounded: I can see that this feedback note says the axon on the nerve cell should be longer — that is a strong scientific observation, well done. Teacher challenges any purely aesthetic feedback (for example, the drawing is very neat) by redirecting: Can you find one piece of scientific evidence on this poster that either supports or challenges what we learned in Lesson 8?</w:t>
             </w:r>
           </w:p>
         </w:tc>
@@ -33008,7 +33314,7 @@
                 <w:sz w:val="18"/>
                 <w:szCs w:val="18"/>
               </w:rPr>
-              <w:t xml:space="preserve">Structured observation of a model template combined with self-assessment of confidence zones. By naming their own uncertainty before beginning, learners engage more deliberately with the evidence they have collected across the unit. The template scaffolds organisation without limiting scientific thinking.</w:t>
+              <w:t xml:space="preserve">Collaborative model construction followed by structured peer review. The gallery walk with written feedback transforms peer assessment from a social exercise into a scientific communication act. The glow-and-grow protocol ensures feedback is balanced and specific. By requiring structure-function arrows in Zone C, the task prevents learners from simply drawing cells without connecting morphology to physiology.</w:t>
             </w:r>
           </w:p>
         </w:tc>
@@ -33040,7 +33346,7 @@
                 <w:sz w:val="18"/>
                 <w:szCs w:val="18"/>
               </w:rPr>
-              <w:t xml:space="preserve">Teacher reads notebook confidence ratings during circulation and uses them to identify groups where all four members have claimed the same strong zone — signalling possible avoidance of difficult content. These groups are given a direct prompt: I notice no one has claimed Zone C — who in this group is going to take ownership of explaining the platelet and the neutrophil?</w:t>
+              <w:t xml:space="preserve">Teacher photographs each poster (or sketches key features on the clipboard) during circulation. The structured feedback sticky notes on each poster become a real-time diagnostic of class-wide gaps. Common gaps — for example, most groups showing Zone D as a simple list rather than an explanatory hierarchy — are flagged for whole-class address in the DQB phase. Teacher also listens for oral explanations during gallery walk and probes with cold-call questions to at least five different learners across groups.</w:t>
             </w:r>
           </w:p>
         </w:tc>
@@ -33049,32 +33355,32 @@
         <w:tc>
           <w:tcPr>
             <w:tcW w:type="dxa" w:w="1520"/>
-            <w:shd w:fill="E2EFDA" w:color="auto" w:val="clear"/>
-            <w:tcMar>
-              <w:top w:type="dxa" w:w="60"/>
-              <w:left w:type="dxa" w:w="120"/>
-              <w:bottom w:type="dxa" w:w="60"/>
-              <w:right w:type="dxa" w:w="120"/>
-            </w:tcMar>
-            <w:vAlign w:val="top"/>
-          </w:tcPr>
-          <w:p>
-            <w:pPr>
-              <w:spacing w:after="40" w:before="0"/>
-              <w:jc w:val="left"/>
-            </w:pPr>
-            <w:r>
-              <w:rPr>
-                <w:rFonts w:ascii="Arial" w:cs="Arial" w:eastAsia="Arial" w:hAnsi="Arial"/>
-                <w:b/>
-                <w:bCs/>
-                <w:i w:val="false"/>
-                <w:iCs w:val="false"/>
-                <w:color w:val="000000"/>
-                <w:sz w:val="18"/>
-                <w:szCs w:val="18"/>
-              </w:rPr>
-              <w:t xml:space="preserve">Explain Phase</w:t>
+            <w:shd w:fill="FCE4D6" w:color="auto" w:val="clear"/>
+            <w:tcMar>
+              <w:top w:type="dxa" w:w="60"/>
+              <w:left w:type="dxa" w:w="120"/>
+              <w:bottom w:type="dxa" w:w="60"/>
+              <w:right w:type="dxa" w:w="120"/>
+            </w:tcMar>
+            <w:vAlign w:val="top"/>
+          </w:tcPr>
+          <w:p>
+            <w:pPr>
+              <w:spacing w:after="40" w:before="0"/>
+              <w:jc w:val="left"/>
+            </w:pPr>
+            <w:r>
+              <w:rPr>
+                <w:rFonts w:ascii="Arial" w:cs="Arial" w:eastAsia="Arial" w:hAnsi="Arial"/>
+                <w:b/>
+                <w:bCs/>
+                <w:i w:val="false"/>
+                <w:iCs w:val="false"/>
+                <w:color w:val="000000"/>
+                <w:sz w:val="18"/>
+                <w:szCs w:val="18"/>
+              </w:rPr>
+              <w:t xml:space="preserve">Driving Question Board (DQB) Creation</w:t>
             </w:r>
           </w:p>
           <w:p>
@@ -33097,7 +33403,7 @@
             <w:pPr>
               <w:spacing w:after="20" w:before="0"/>
             </w:pPr>
-            <w:hyperlink w:history="1" r:id="rIdb56jqdsnjxgjg_yorkvzu">
+            <w:hyperlink w:history="1" r:id="rIdzfqe9nlmw2pejn1qu_6tf">
               <w:r>
                 <w:rPr>
                   <w:rFonts w:ascii="Arial" w:cs="Arial" w:eastAsia="Arial" w:hAnsi="Arial"/>
@@ -33106,7 +33412,7 @@
                   <w:szCs w:val="16"/>
                   <w:u w:val="single" w:color="2E75B6"/>
                 </w:rPr>
-                <w:t xml:space="preserve">Plant cell walls</w:t>
+                <w:t xml:space="preserve">Comparing animal and plant cells</w:t>
               </w:r>
             </w:hyperlink>
           </w:p>
@@ -33130,7 +33436,7 @@
               <w:spacing w:after="10" w:before="0"/>
               <w:ind w:left="120"/>
             </w:pPr>
-            <w:hyperlink w:history="1" r:id="rIdnrv37wtbsjszcf2emzkom">
+            <w:hyperlink w:history="1" r:id="rIdmnkw4hedoeruyowthozie">
               <w:r>
                 <w:rPr>
                   <w:rFonts w:ascii="Arial" w:cs="Arial" w:eastAsia="Arial" w:hAnsi="Arial"/>
@@ -33168,14 +33474,14 @@
                 <w:sz w:val="16"/>
                 <w:szCs w:val="16"/>
               </w:rPr>
-              <w:t xml:space="preserve">📖 EXERCISE:</w:t>
+              <w:t xml:space="preserve">📖 HTML:</w:t>
             </w:r>
           </w:p>
           <w:p>
             <w:pPr>
               <w:spacing w:after="20" w:before="0"/>
             </w:pPr>
-            <w:hyperlink w:history="1" r:id="rIdh-mqlkpo5aqooepg3al2p">
+            <w:hyperlink w:history="1" r:id="rId-iordfh5yybfqusjuaje3">
               <w:r>
                 <w:rPr>
                   <w:rFonts w:ascii="Arial" w:cs="Arial" w:eastAsia="Arial" w:hAnsi="Arial"/>
@@ -33184,7 +33490,7 @@
                   <w:szCs w:val="16"/>
                   <w:u w:val="single" w:color="2E75B6"/>
                 </w:rPr>
-                <w:t xml:space="preserve">Plant vs animal cells</w:t>
+                <w:t xml:space="preserve">Plant Cell Structures (Flexbook)</w:t>
               </w:r>
             </w:hyperlink>
           </w:p>
@@ -33200,7 +33506,7 @@
                 <w:sz w:val="14"/>
                 <w:szCs w:val="14"/>
               </w:rPr>
-              <w:t xml:space="preserve">Source: Khan Academy (English - US curriculum)</w:t>
+              <w:t xml:space="preserve">Source: CK-12</w:t>
             </w:r>
           </w:p>
           <w:p>
@@ -33208,7 +33514,7 @@
               <w:spacing w:after="10" w:before="0"/>
               <w:ind w:left="120"/>
             </w:pPr>
-            <w:hyperlink w:history="1" r:id="rIdntr9fmxyjecadyrpywyto">
+            <w:hyperlink w:history="1" r:id="rIdbl3i4h3ehrv5xeaqbxtca">
               <w:r>
                 <w:rPr>
                   <w:rFonts w:ascii="Arial" w:cs="Arial" w:eastAsia="Arial" w:hAnsi="Arial"/>
@@ -33250,7 +33556,7 @@
                 <w:sz w:val="18"/>
                 <w:szCs w:val="18"/>
               </w:rPr>
-              <w:t xml:space="preserve">Groups spend approximately twenty minutes constructing their posters. Zone A requires a fully labelled plant cell with at least eight organelles and a one-phrase function note beside each label. Zone B requires a fully labelled animal cell with at least six organelles, noting two structures absent from the plant cell and explaining why their absence matters. Zone C requires annotated diagrams of three specialised cells from the wound-healing sequence — learners most commonly select: platelets (small, no nucleus, packed with clotting proteins — able to aggregate rapidly), neutrophils or macrophages (irregular shape, many lysosomes — engulf and digest bacteria), and fibroblasts or epidermal cells (rich in rough endoplasmic reticulum and Golgi apparatus — secrete collagen or divide rapidly to close the wound surface). Each specialised cell must show a direct arrow linking one structural feature to one function. Zone D requires a hierarchy diagram from cell to organism using the skin as the example — epidermal cell, epithelial tissue, skin organ, integumentary system, whole organism — with a one-sentence explanation of what is gained at each level of organisation. After construction, groups conduct a four-minute gallery walk: each group leaves their poster on their desk and the group rotates clockwise to view the next group's poster. Viewers use a structured feedback card — one glow (something scientifically accurate and clearly explained) and one grow (one scientific gap or unclear label). Feedback is written on small sticky notes and attached directly to the poster.</w:t>
+              <w:t xml:space="preserve">Groups return to their own posters after the gallery walk and spend two minutes reading the feedback sticky notes left by peers. Each group briefly discusses: Do we agree with this grow note? Can we revise this label before the DQB closure? Groups make any final one-minute revisions. Teacher then leads the whole class back to the original DQB poster. Each original wonder question — written in Lesson 1 — is read aloud by the student who originally wrote it (where possible) or by the teacher. The class votes by show of hands whether each question is now: ANSWERED — we have strong evidence; PARTIALLY ANSWERED — we have some evidence but gaps remain; or BEYOND THIS UNIT — this requires further study in later grades or sub-strands. Each question is physically relabelled on the DQB with a green (ANSWERED), yellow (PARTIALLY ANSWERED), or blue (BEYOND THIS UNIT) sticky note. Typical outcomes: questions about organelle function are marked ANSWERED; questions about how DNA controls which genes are expressed in different cells are marked BEYOND THIS UNIT; questions about why some people heal faster than others may be marked PARTIALLY ANSWERED.</w:t>
             </w:r>
           </w:p>
         </w:tc>
@@ -33282,7 +33588,7 @@
                 <w:sz w:val="18"/>
                 <w:szCs w:val="18"/>
               </w:rPr>
-              <w:t xml:space="preserve">During construction, teacher circulates with a clipboard noting: Are Zone C specialised cells connected to the wound-healing phenomenon or treated as abstract examples? Are structure-function links explicit or implied? Is the hierarchy in Zone D presented as a linear chain or as an explanatory sequence? Teacher intervenes with targeted questions rather than corrections. For example, at one group: You have drawn the red blood cell correctly — it is biconcave and has no nucleus. Now tell me — what does having no nucleus allow the red blood cell to do that a nucleated cell cannot do as efficiently? Teacher allows WAIT TIME of seven seconds before accepting a response, signalling that the question requires genuine thought. At the gallery walk, teacher circulates and validates glow-and-grow feedback that is scientifically grounded: I can see that this feedback note says the axon on the nerve cell should be longer — that is a strong scientific observation, well done. Teacher challenges any purely aesthetic feedback (for example, the drawing is very neat) by redirecting: Can you find one piece of scientific evidence on this poster that either supports or challenges what we learned in Lesson 8?</w:t>
+              <w:t xml:space="preserve">Teacher facilitates the DQB closure with a deliberate ceremonial quality — signalling that this is a significant academic moment. Teacher reads each question slowly and clearly. After each reading, teacher asks: Who wrote this? Can you tell us — do you feel this question has been answered by the work we have done across this unit? Teacher then opens to the class: Does anyone want to add to that? WAIT TIME of five seconds after each student response before allowing another voice. Teacher uses precise language when relabelling: We are not saying BEYOND THIS UNIT because the question is unimportant — we are saying it because great science always generates new questions, and that is a sign of a deep thinker. Teacher ensures that the driving question itself — Why do cells look so different from each other and how does shape determine the job a cell can do? — is explicitly addressed as a class. Teacher cold-calls at least four learners to contribute to a cumulative verbal answer to the driving question, building the response sentence by sentence on the chalkboard: Learner 1 addresses cell shape; Learner 2 adds organelle function; Learner 3 connects to specialisation; Learner 4 links to the wound-healing phenomenon.</w:t>
             </w:r>
           </w:p>
         </w:tc>
@@ -33314,7 +33620,7 @@
                 <w:sz w:val="18"/>
                 <w:szCs w:val="18"/>
               </w:rPr>
-              <w:t xml:space="preserve">Collaborative model construction followed by structured peer review. The gallery walk with written feedback transforms peer assessment from a social exercise into a scientific communication act. The glow-and-grow protocol ensures feedback is balanced and specific. By requiring structure-function arrows in Zone C, the task prevents learners from simply drawing cells without connecting morphology to physiology.</w:t>
+              <w:t xml:space="preserve">DQB closure as collective knowledge consolidation. By returning to the original wonder questions and categorising them using evidence, learners experience the full arc of a scientific inquiry cycle — from curiosity through investigation to provisional explanation. The tricolour relabelling makes the epistemic status of knowledge visible and honest. The cumulative verbal answer to the driving question models collaborative scientific reasoning.</w:t>
             </w:r>
           </w:p>
         </w:tc>
@@ -33346,7 +33652,7 @@
                 <w:sz w:val="18"/>
                 <w:szCs w:val="18"/>
               </w:rPr>
-              <w:t xml:space="preserve">Teacher photographs each poster (or sketches key features on the clipboard) during circulation. The structured feedback sticky notes on each poster become a real-time diagnostic of class-wide gaps. Common gaps — for example, most groups showing Zone D as a simple list rather than an explanatory hierarchy — are flagged for whole-class address in the DQB phase. Teacher also listens for oral explanations during gallery walk and probes with cold-call questions to at least five different learners across groups.</w:t>
+              <w:t xml:space="preserve">Teacher listens for the quality of justification learners use when voting on question categories. A learner who votes ANSWERED without being able to state the evidence is prompted: What evidence from our lessons, our practical work, or our posters supports that answer? This distinguishes genuine understanding from social conformity. Teacher records any questions that generate significant disagreement for revisiting in Lesson 12.</w:t>
             </w:r>
           </w:p>
         </w:tc>
@@ -33355,32 +33661,32 @@
         <w:tc>
           <w:tcPr>
             <w:tcW w:type="dxa" w:w="1520"/>
-            <w:shd w:fill="FCE4D6" w:color="auto" w:val="clear"/>
-            <w:tcMar>
-              <w:top w:type="dxa" w:w="60"/>
-              <w:left w:type="dxa" w:w="120"/>
-              <w:bottom w:type="dxa" w:w="60"/>
-              <w:right w:type="dxa" w:w="120"/>
-            </w:tcMar>
-            <w:vAlign w:val="top"/>
-          </w:tcPr>
-          <w:p>
-            <w:pPr>
-              <w:spacing w:after="40" w:before="0"/>
-              <w:jc w:val="left"/>
-            </w:pPr>
-            <w:r>
-              <w:rPr>
-                <w:rFonts w:ascii="Arial" w:cs="Arial" w:eastAsia="Arial" w:hAnsi="Arial"/>
-                <w:b/>
-                <w:bCs/>
-                <w:i w:val="false"/>
-                <w:iCs w:val="false"/>
-                <w:color w:val="000000"/>
-                <w:sz w:val="18"/>
-                <w:szCs w:val="18"/>
-              </w:rPr>
-              <w:t xml:space="preserve">Driving Question Board (DQB) Creation</w:t>
+            <w:shd w:fill="D5E8F0" w:color="auto" w:val="clear"/>
+            <w:tcMar>
+              <w:top w:type="dxa" w:w="60"/>
+              <w:left w:type="dxa" w:w="120"/>
+              <w:bottom w:type="dxa" w:w="60"/>
+              <w:right w:type="dxa" w:w="120"/>
+            </w:tcMar>
+            <w:vAlign w:val="top"/>
+          </w:tcPr>
+          <w:p>
+            <w:pPr>
+              <w:spacing w:after="40" w:before="0"/>
+              <w:jc w:val="left"/>
+            </w:pPr>
+            <w:r>
+              <w:rPr>
+                <w:rFonts w:ascii="Arial" w:cs="Arial" w:eastAsia="Arial" w:hAnsi="Arial"/>
+                <w:b/>
+                <w:bCs/>
+                <w:i w:val="false"/>
+                <w:iCs w:val="false"/>
+                <w:color w:val="000000"/>
+                <w:sz w:val="18"/>
+                <w:szCs w:val="18"/>
+              </w:rPr>
+              <w:t xml:space="preserve">Model Building Phase</w:t>
             </w:r>
           </w:p>
           <w:p>
@@ -33403,7 +33709,7 @@
             <w:pPr>
               <w:spacing w:after="20" w:before="0"/>
             </w:pPr>
-            <w:hyperlink w:history="1" r:id="rIdopzodf6a5zddfcertav4d">
+            <w:hyperlink w:history="1" r:id="rIdbwntn399oo2y5e8u4y7oh">
               <w:r>
                 <w:rPr>
                   <w:rFonts w:ascii="Arial" w:cs="Arial" w:eastAsia="Arial" w:hAnsi="Arial"/>
@@ -33436,7 +33742,7 @@
               <w:spacing w:after="10" w:before="0"/>
               <w:ind w:left="120"/>
             </w:pPr>
-            <w:hyperlink w:history="1" r:id="rIdm4at-xnahoxx3rijtl63c">
+            <w:hyperlink w:history="1" r:id="rIdgewf1dy2n2tvxxce-0rks">
               <w:r>
                 <w:rPr>
                   <w:rFonts w:ascii="Arial" w:cs="Arial" w:eastAsia="Arial" w:hAnsi="Arial"/>
@@ -33481,7 +33787,7 @@
             <w:pPr>
               <w:spacing w:after="20" w:before="0"/>
             </w:pPr>
-            <w:hyperlink w:history="1" r:id="rIdbbdasqxxy80ib13sh8ofp">
+            <w:hyperlink w:history="1" r:id="rIdsctugivo_sm4c4nnpcuzq">
               <w:r>
                 <w:rPr>
                   <w:rFonts w:ascii="Arial" w:cs="Arial" w:eastAsia="Arial" w:hAnsi="Arial"/>
@@ -33514,313 +33820,7 @@
               <w:spacing w:after="10" w:before="0"/>
               <w:ind w:left="120"/>
             </w:pPr>
-            <w:hyperlink w:history="1" r:id="rIdaydocr9k1vkfm8booser8">
-              <w:r>
-                <w:rPr>
-                  <w:rFonts w:ascii="Arial" w:cs="Arial" w:eastAsia="Arial" w:hAnsi="Arial"/>
-                  <w:color w:val="595959"/>
-                  <w:sz w:val="14"/>
-                  <w:szCs w:val="14"/>
-                  <w:u w:val="single" w:color="595959"/>
-                </w:rPr>
-                <w:t xml:space="preserve">🔍 Search ARES for similar readings</w:t>
-              </w:r>
-            </w:hyperlink>
-          </w:p>
-        </w:tc>
-        <w:tc>
-          <w:tcPr>
-            <w:tcW w:type="dxa" w:w="3040"/>
-            <w:shd w:fill="FFFFFF" w:color="auto" w:val="clear"/>
-            <w:tcMar>
-              <w:top w:type="dxa" w:w="60"/>
-              <w:left w:type="dxa" w:w="120"/>
-              <w:bottom w:type="dxa" w:w="60"/>
-              <w:right w:type="dxa" w:w="120"/>
-            </w:tcMar>
-            <w:vAlign w:val="top"/>
-          </w:tcPr>
-          <w:p>
-            <w:pPr>
-              <w:spacing w:after="40" w:before="0"/>
-              <w:jc w:val="left"/>
-            </w:pPr>
-            <w:r>
-              <w:rPr>
-                <w:rFonts w:ascii="Arial" w:cs="Arial" w:eastAsia="Arial" w:hAnsi="Arial"/>
-                <w:b w:val="false"/>
-                <w:bCs w:val="false"/>
-                <w:i w:val="false"/>
-                <w:iCs w:val="false"/>
-                <w:color w:val="000000"/>
-                <w:sz w:val="18"/>
-                <w:szCs w:val="18"/>
-              </w:rPr>
-              <w:t xml:space="preserve">Groups return to their own posters after the gallery walk and spend two minutes reading the feedback sticky notes left by peers. Each group briefly discusses: Do we agree with this grow note? Can we revise this label before the DQB closure? Groups make any final one-minute revisions. Teacher then leads the whole class back to the original DQB poster. Each original wonder question — written in Lesson 1 — is read aloud by the student who originally wrote it (where possible) or by the teacher. The class votes by show of hands whether each question is now: ANSWERED — we have strong evidence; PARTIALLY ANSWERED — we have some evidence but gaps remain; or BEYOND THIS UNIT — this requires further study in later grades or sub-strands. Each question is physically relabelled on the DQB with a green (ANSWERED), yellow (PARTIALLY ANSWERED), or blue (BEYOND THIS UNIT) sticky note. Typical outcomes: questions about organelle function are marked ANSWERED; questions about how DNA controls which genes are expressed in different cells are marked BEYOND THIS UNIT; questions about why some people heal faster than others may be marked PARTIALLY ANSWERED.</w:t>
-            </w:r>
-          </w:p>
-        </w:tc>
-        <w:tc>
-          <w:tcPr>
-            <w:tcW w:type="dxa" w:w="3040"/>
-            <w:shd w:fill="F2F2F2" w:color="auto" w:val="clear"/>
-            <w:tcMar>
-              <w:top w:type="dxa" w:w="60"/>
-              <w:left w:type="dxa" w:w="120"/>
-              <w:bottom w:type="dxa" w:w="60"/>
-              <w:right w:type="dxa" w:w="120"/>
-            </w:tcMar>
-            <w:vAlign w:val="top"/>
-          </w:tcPr>
-          <w:p>
-            <w:pPr>
-              <w:spacing w:after="40" w:before="0"/>
-              <w:jc w:val="left"/>
-            </w:pPr>
-            <w:r>
-              <w:rPr>
-                <w:rFonts w:ascii="Arial" w:cs="Arial" w:eastAsia="Arial" w:hAnsi="Arial"/>
-                <w:b w:val="false"/>
-                <w:bCs w:val="false"/>
-                <w:i w:val="false"/>
-                <w:iCs w:val="false"/>
-                <w:color w:val="000000"/>
-                <w:sz w:val="18"/>
-                <w:szCs w:val="18"/>
-              </w:rPr>
-              <w:t xml:space="preserve">Teacher facilitates the DQB closure with a deliberate ceremonial quality — signalling that this is a significant academic moment. Teacher reads each question slowly and clearly. After each reading, teacher asks: Who wrote this? Can you tell us — do you feel this question has been answered by the work we have done across this unit? Teacher then opens to the class: Does anyone want to add to that? WAIT TIME of five seconds after each student response before allowing another voice. Teacher uses precise language when relabelling: We are not saying BEYOND THIS UNIT because the question is unimportant — we are saying it because great science always generates new questions, and that is a sign of a deep thinker. Teacher ensures that the driving question itself — Why do cells look so different from each other and how does shape determine the job a cell can do? — is explicitly addressed as a class. Teacher cold-calls at least four learners to contribute to a cumulative verbal answer to the driving question, building the response sentence by sentence on the chalkboard: Learner 1 addresses cell shape; Learner 2 adds organelle function; Learner 3 connects to specialisation; Learner 4 links to the wound-healing phenomenon.</w:t>
-            </w:r>
-          </w:p>
-        </w:tc>
-        <w:tc>
-          <w:tcPr>
-            <w:tcW w:type="dxa" w:w="3040"/>
-            <w:shd w:fill="FFFFFF" w:color="auto" w:val="clear"/>
-            <w:tcMar>
-              <w:top w:type="dxa" w:w="60"/>
-              <w:left w:type="dxa" w:w="120"/>
-              <w:bottom w:type="dxa" w:w="60"/>
-              <w:right w:type="dxa" w:w="120"/>
-            </w:tcMar>
-            <w:vAlign w:val="top"/>
-          </w:tcPr>
-          <w:p>
-            <w:pPr>
-              <w:spacing w:after="40" w:before="0"/>
-              <w:jc w:val="left"/>
-            </w:pPr>
-            <w:r>
-              <w:rPr>
-                <w:rFonts w:ascii="Arial" w:cs="Arial" w:eastAsia="Arial" w:hAnsi="Arial"/>
-                <w:b w:val="false"/>
-                <w:bCs w:val="false"/>
-                <w:i w:val="false"/>
-                <w:iCs w:val="false"/>
-                <w:color w:val="000000"/>
-                <w:sz w:val="18"/>
-                <w:szCs w:val="18"/>
-              </w:rPr>
-              <w:t xml:space="preserve">DQB closure as collective knowledge consolidation. By returning to the original wonder questions and categorising them using evidence, learners experience the full arc of a scientific inquiry cycle — from curiosity through investigation to provisional explanation. The tricolour relabelling makes the epistemic status of knowledge visible and honest. The cumulative verbal answer to the driving question models collaborative scientific reasoning.</w:t>
-            </w:r>
-          </w:p>
-        </w:tc>
-        <w:tc>
-          <w:tcPr>
-            <w:tcW w:type="dxa" w:w="3040"/>
-            <w:shd w:fill="F2F2F2" w:color="auto" w:val="clear"/>
-            <w:tcMar>
-              <w:top w:type="dxa" w:w="60"/>
-              <w:left w:type="dxa" w:w="120"/>
-              <w:bottom w:type="dxa" w:w="60"/>
-              <w:right w:type="dxa" w:w="120"/>
-            </w:tcMar>
-            <w:vAlign w:val="top"/>
-          </w:tcPr>
-          <w:p>
-            <w:pPr>
-              <w:spacing w:after="40" w:before="0"/>
-              <w:jc w:val="left"/>
-            </w:pPr>
-            <w:r>
-              <w:rPr>
-                <w:rFonts w:ascii="Arial" w:cs="Arial" w:eastAsia="Arial" w:hAnsi="Arial"/>
-                <w:b w:val="false"/>
-                <w:bCs w:val="false"/>
-                <w:i w:val="false"/>
-                <w:iCs w:val="false"/>
-                <w:color w:val="000000"/>
-                <w:sz w:val="18"/>
-                <w:szCs w:val="18"/>
-              </w:rPr>
-              <w:t xml:space="preserve">Teacher listens for the quality of justification learners use when voting on question categories. A learner who votes ANSWERED without being able to state the evidence is prompted: What evidence from our lessons, our practical work, or our posters supports that answer? This distinguishes genuine understanding from social conformity. Teacher records any questions that generate significant disagreement for revisiting in Lesson 12.</w:t>
-            </w:r>
-          </w:p>
-        </w:tc>
-      </w:tr>
-      <w:tr>
-        <w:tc>
-          <w:tcPr>
-            <w:tcW w:type="dxa" w:w="1520"/>
-            <w:shd w:fill="D5E8F0" w:color="auto" w:val="clear"/>
-            <w:tcMar>
-              <w:top w:type="dxa" w:w="60"/>
-              <w:left w:type="dxa" w:w="120"/>
-              <w:bottom w:type="dxa" w:w="60"/>
-              <w:right w:type="dxa" w:w="120"/>
-            </w:tcMar>
-            <w:vAlign w:val="top"/>
-          </w:tcPr>
-          <w:p>
-            <w:pPr>
-              <w:spacing w:after="40" w:before="0"/>
-              <w:jc w:val="left"/>
-            </w:pPr>
-            <w:r>
-              <w:rPr>
-                <w:rFonts w:ascii="Arial" w:cs="Arial" w:eastAsia="Arial" w:hAnsi="Arial"/>
-                <w:b/>
-                <w:bCs/>
-                <w:i w:val="false"/>
-                <w:iCs w:val="false"/>
-                <w:color w:val="000000"/>
-                <w:sz w:val="18"/>
-                <w:szCs w:val="18"/>
-              </w:rPr>
-              <w:t xml:space="preserve">Model Building Phase</w:t>
-            </w:r>
-          </w:p>
-          <w:p>
-            <w:pPr>
-              <w:spacing w:after="20" w:before="0"/>
-            </w:pPr>
-            <w:r>
-              <w:rPr>
-                <w:rFonts w:ascii="Arial" w:cs="Arial" w:eastAsia="Arial" w:hAnsi="Arial"/>
-                <w:b/>
-                <w:bCs/>
-                <w:color w:val="1F3864"/>
-                <w:sz w:val="16"/>
-                <w:szCs w:val="16"/>
-              </w:rPr>
-              <w:t xml:space="preserve">📹 VIDEO:</w:t>
-            </w:r>
-          </w:p>
-          <w:p>
-            <w:pPr>
-              <w:spacing w:after="20" w:before="0"/>
-            </w:pPr>
-            <w:hyperlink w:history="1" r:id="rIdpvfnz6i8sx9caw9yhkn__">
-              <w:r>
-                <w:rPr>
-                  <w:rFonts w:ascii="Arial" w:cs="Arial" w:eastAsia="Arial" w:hAnsi="Arial"/>
-                  <w:color w:val="2E75B6"/>
-                  <w:sz w:val="16"/>
-                  <w:szCs w:val="16"/>
-                  <w:u w:val="single" w:color="2E75B6"/>
-                </w:rPr>
-                <w:t xml:space="preserve">Comparing animal and plant cells</w:t>
-              </w:r>
-            </w:hyperlink>
-          </w:p>
-          <w:p>
-            <w:pPr>
-              <w:spacing w:after="10" w:before="0"/>
-              <w:ind w:left="120"/>
-            </w:pPr>
-            <w:r>
-              <w:rPr>
-                <w:rFonts w:ascii="Arial" w:cs="Arial" w:eastAsia="Arial" w:hAnsi="Arial"/>
-                <w:color w:val="595959"/>
-                <w:sz w:val="14"/>
-                <w:szCs w:val="14"/>
-              </w:rPr>
-              <w:t xml:space="preserve">Source: Khan Academy (English - US curriculum)</w:t>
-            </w:r>
-          </w:p>
-          <w:p>
-            <w:pPr>
-              <w:spacing w:after="10" w:before="0"/>
-              <w:ind w:left="120"/>
-            </w:pPr>
-            <w:hyperlink w:history="1" r:id="rId7vu7chflg8phkeylzn7ct">
-              <w:r>
-                <w:rPr>
-                  <w:rFonts w:ascii="Arial" w:cs="Arial" w:eastAsia="Arial" w:hAnsi="Arial"/>
-                  <w:color w:val="595959"/>
-                  <w:sz w:val="14"/>
-                  <w:szCs w:val="14"/>
-                  <w:u w:val="single" w:color="595959"/>
-                </w:rPr>
-                <w:t xml:space="preserve">🔍 Search ARES for similar videos</w:t>
-              </w:r>
-            </w:hyperlink>
-          </w:p>
-          <w:p>
-            <w:pPr>
-              <w:spacing w:after="40" w:before="0"/>
-            </w:pPr>
-            <w:r>
-              <w:rPr>
-                <w:sz w:val="14"/>
-                <w:szCs w:val="14"/>
-              </w:rPr>
-              <w:t xml:space="preserve"/>
-            </w:r>
-          </w:p>
-          <w:p>
-            <w:pPr>
-              <w:spacing w:after="20" w:before="0"/>
-            </w:pPr>
-            <w:r>
-              <w:rPr>
-                <w:rFonts w:ascii="Arial" w:cs="Arial" w:eastAsia="Arial" w:hAnsi="Arial"/>
-                <w:b/>
-                <w:bCs/>
-                <w:color w:val="1F3864"/>
-                <w:sz w:val="16"/>
-                <w:szCs w:val="16"/>
-              </w:rPr>
-              <w:t xml:space="preserve">📖 HTML:</w:t>
-            </w:r>
-          </w:p>
-          <w:p>
-            <w:pPr>
-              <w:spacing w:after="20" w:before="0"/>
-            </w:pPr>
-            <w:hyperlink w:history="1" r:id="rIdlsnxgtppdw7qcg6ccjgxg">
-              <w:r>
-                <w:rPr>
-                  <w:rFonts w:ascii="Arial" w:cs="Arial" w:eastAsia="Arial" w:hAnsi="Arial"/>
-                  <w:color w:val="2E75B6"/>
-                  <w:sz w:val="16"/>
-                  <w:szCs w:val="16"/>
-                  <w:u w:val="single" w:color="2E75B6"/>
-                </w:rPr>
-                <w:t xml:space="preserve">Plant Cell Structures (Flexbook)</w:t>
-              </w:r>
-            </w:hyperlink>
-          </w:p>
-          <w:p>
-            <w:pPr>
-              <w:spacing w:after="10" w:before="0"/>
-              <w:ind w:left="120"/>
-            </w:pPr>
-            <w:r>
-              <w:rPr>
-                <w:rFonts w:ascii="Arial" w:cs="Arial" w:eastAsia="Arial" w:hAnsi="Arial"/>
-                <w:color w:val="595959"/>
-                <w:sz w:val="14"/>
-                <w:szCs w:val="14"/>
-              </w:rPr>
-              <w:t xml:space="preserve">Source: CK-12</w:t>
-            </w:r>
-          </w:p>
-          <w:p>
-            <w:pPr>
-              <w:spacing w:after="10" w:before="0"/>
-              <w:ind w:left="120"/>
-            </w:pPr>
-            <w:hyperlink w:history="1" r:id="rIdkz5gahomaymafnzhzs5lo">
+            <w:hyperlink w:history="1" r:id="rIdgrnpcvwnqp9rcynsdis3s">
               <w:r>
                 <w:rPr>
                   <w:rFonts w:ascii="Arial" w:cs="Arial" w:eastAsia="Arial" w:hAnsi="Arial"/>
@@ -35307,7 +35307,7 @@
             <w:pPr>
               <w:spacing w:after="20" w:before="0"/>
             </w:pPr>
-            <w:hyperlink w:history="1" r:id="rIdactyfbrgnqdkfejfa94qi">
+            <w:hyperlink w:history="1" r:id="rIdandorepfbrheqarxj3j-3">
               <w:r>
                 <w:rPr>
                   <w:rFonts w:ascii="Arial" w:cs="Arial" w:eastAsia="Arial" w:hAnsi="Arial"/>
@@ -35340,7 +35340,7 @@
               <w:spacing w:after="10" w:before="0"/>
               <w:ind w:left="120"/>
             </w:pPr>
-            <w:hyperlink w:history="1" r:id="rIdp6jiw8o-bdshtlwexyxtl">
+            <w:hyperlink w:history="1" r:id="rId4mc_creebpl0hr0ejf38e">
               <w:r>
                 <w:rPr>
                   <w:rFonts w:ascii="Arial" w:cs="Arial" w:eastAsia="Arial" w:hAnsi="Arial"/>
@@ -35385,7 +35385,7 @@
             <w:pPr>
               <w:spacing w:after="20" w:before="0"/>
             </w:pPr>
-            <w:hyperlink w:history="1" r:id="rIdbpxpmb6iibg3vfjz8_o5v">
+            <w:hyperlink w:history="1" r:id="rIdhq40gkyju1lgxgwj6jbub">
               <w:r>
                 <w:rPr>
                   <w:rFonts w:ascii="Arial" w:cs="Arial" w:eastAsia="Arial" w:hAnsi="Arial"/>
@@ -35418,7 +35418,7 @@
               <w:spacing w:after="10" w:before="0"/>
               <w:ind w:left="120"/>
             </w:pPr>
-            <w:hyperlink w:history="1" r:id="rId0-neutxng0jfhj104tq7w">
+            <w:hyperlink w:history="1" r:id="rIdibpjoiqyoqdkuhqba9bfz">
               <w:r>
                 <w:rPr>
                   <w:rFonts w:ascii="Arial" w:cs="Arial" w:eastAsia="Arial" w:hAnsi="Arial"/>
@@ -35765,7 +35765,7 @@
             <w:pPr>
               <w:spacing w:after="20" w:before="0"/>
             </w:pPr>
-            <w:hyperlink w:history="1" r:id="rIdawnofrzlsmadxsh5funyz">
+            <w:hyperlink w:history="1" r:id="rIdbuyiwbpatk-xbng_0w8ln">
               <w:r>
                 <w:rPr>
                   <w:rFonts w:ascii="Arial" w:cs="Arial" w:eastAsia="Arial" w:hAnsi="Arial"/>
@@ -35798,7 +35798,7 @@
               <w:spacing w:after="10" w:before="0"/>
               <w:ind w:left="120"/>
             </w:pPr>
-            <w:hyperlink w:history="1" r:id="rIdc4nwj9krfjoitegrwyjo0">
+            <w:hyperlink w:history="1" r:id="rId2ydue5pyumcjgwthsnol5">
               <w:r>
                 <w:rPr>
                   <w:rFonts w:ascii="Arial" w:cs="Arial" w:eastAsia="Arial" w:hAnsi="Arial"/>
@@ -35843,7 +35843,7 @@
             <w:pPr>
               <w:spacing w:after="20" w:before="0"/>
             </w:pPr>
-            <w:hyperlink w:history="1" r:id="rId33yzexn9wabhq9gxnrhoz">
+            <w:hyperlink w:history="1" r:id="rIdrxs9ypzzmwbmoequ62aaw">
               <w:r>
                 <w:rPr>
                   <w:rFonts w:ascii="Arial" w:cs="Arial" w:eastAsia="Arial" w:hAnsi="Arial"/>
@@ -35876,7 +35876,7 @@
               <w:spacing w:after="10" w:before="0"/>
               <w:ind w:left="120"/>
             </w:pPr>
-            <w:hyperlink w:history="1" r:id="rIdhudttf_4g83mn1hszxtd3">
+            <w:hyperlink w:history="1" r:id="rIdiuoglsjosbqruhp0cgdmz">
               <w:r>
                 <w:rPr>
                   <w:rFonts w:ascii="Arial" w:cs="Arial" w:eastAsia="Arial" w:hAnsi="Arial"/>
@@ -36375,7 +36375,7 @@
             <w:pPr>
               <w:spacing w:after="20" w:before="0"/>
             </w:pPr>
-            <w:hyperlink w:history="1" r:id="rIdy-imt0ubyrt_xsh-zpx3d">
+            <w:hyperlink w:history="1" r:id="rId0t19wz2s4hz1mvrsbfqke">
               <w:r>
                 <w:rPr>
                   <w:rFonts w:ascii="Arial" w:cs="Arial" w:eastAsia="Arial" w:hAnsi="Arial"/>
@@ -36408,7 +36408,7 @@
               <w:spacing w:after="10" w:before="0"/>
               <w:ind w:left="120"/>
             </w:pPr>
-            <w:hyperlink w:history="1" r:id="rIdyfk6axpqrmblfyzsklms4">
+            <w:hyperlink w:history="1" r:id="rIdekpwvzpefvfd7lggnha3p">
               <w:r>
                 <w:rPr>
                   <w:rFonts w:ascii="Arial" w:cs="Arial" w:eastAsia="Arial" w:hAnsi="Arial"/>
@@ -36453,7 +36453,7 @@
             <w:pPr>
               <w:spacing w:after="20" w:before="0"/>
             </w:pPr>
-            <w:hyperlink w:history="1" r:id="rId01z5dqrwlq3k-7mx3vsag">
+            <w:hyperlink w:history="1" r:id="rIdahnfqwhwuvl8zfezokxyi">
               <w:r>
                 <w:rPr>
                   <w:rFonts w:ascii="Arial" w:cs="Arial" w:eastAsia="Arial" w:hAnsi="Arial"/>
@@ -36462,7 +36462,7 @@
                   <w:szCs w:val="16"/>
                   <w:u w:val="single" w:color="2E75B6"/>
                 </w:rPr>
-                <w:t xml:space="preserve">Wound Healing Process (PLIX)</w:t>
+                <w:t xml:space="preserve">Cell Membrane (Flexbook)</w:t>
               </w:r>
             </w:hyperlink>
           </w:p>
@@ -36486,7 +36486,7 @@
               <w:spacing w:after="10" w:before="0"/>
               <w:ind w:left="120"/>
             </w:pPr>
-            <w:hyperlink w:history="1" r:id="rIdcoiwijqr0huf-ruzxfyqz">
+            <w:hyperlink w:history="1" r:id="rId1fjqjjmllpb5xgv3fcrj5">
               <w:r>
                 <w:rPr>
                   <w:rFonts w:ascii="Arial" w:cs="Arial" w:eastAsia="Arial" w:hAnsi="Arial"/>
@@ -36890,7 +36890,7 @@
             <w:pPr>
               <w:spacing w:after="20" w:before="0"/>
             </w:pPr>
-            <w:hyperlink w:history="1" r:id="rIdeahp4at1a8okvbzsrhsyi">
+            <w:hyperlink w:history="1" r:id="rIded6keyaaat_-pssk0lvxe">
               <w:r>
                 <w:rPr>
                   <w:rFonts w:ascii="Arial" w:cs="Arial" w:eastAsia="Arial" w:hAnsi="Arial"/>
@@ -36923,7 +36923,7 @@
               <w:spacing w:after="10" w:before="0"/>
               <w:ind w:left="120"/>
             </w:pPr>
-            <w:hyperlink w:history="1" r:id="rIdiavu-i1pob28t6j3n81ai">
+            <w:hyperlink w:history="1" r:id="rIdse9x9pxhyn5pl87smlswu">
               <w:r>
                 <w:rPr>
                   <w:rFonts w:ascii="Arial" w:cs="Arial" w:eastAsia="Arial" w:hAnsi="Arial"/>
@@ -36961,14 +36961,14 @@
                 <w:sz w:val="16"/>
                 <w:szCs w:val="16"/>
               </w:rPr>
-              <w:t xml:space="preserve">📖 HTML:</w:t>
+              <w:t xml:space="preserve">📖 EXERCISE:</w:t>
             </w:r>
           </w:p>
           <w:p>
             <w:pPr>
               <w:spacing w:after="20" w:before="0"/>
             </w:pPr>
-            <w:hyperlink w:history="1" r:id="rIdootxl0enlgethzbrj8opg">
+            <w:hyperlink w:history="1" r:id="rIdtukj547thsinij3dxarod">
               <w:r>
                 <w:rPr>
                   <w:rFonts w:ascii="Arial" w:cs="Arial" w:eastAsia="Arial" w:hAnsi="Arial"/>
@@ -36977,7 +36977,7 @@
                   <w:szCs w:val="16"/>
                   <w:u w:val="single" w:color="2E75B6"/>
                 </w:rPr>
-                <w:t xml:space="preserve">Cell Membrane (Flexbook)</w:t>
+                <w:t xml:space="preserve">Cell Membrane Practice</w:t>
               </w:r>
             </w:hyperlink>
           </w:p>
@@ -37001,7 +37001,7 @@
               <w:spacing w:after="10" w:before="0"/>
               <w:ind w:left="120"/>
             </w:pPr>
-            <w:hyperlink w:history="1" r:id="rIdxhhqqxplzsl3hms2jx1js">
+            <w:hyperlink w:history="1" r:id="rIdgaetle_aencakqcwspnp1">
               <w:r>
                 <w:rPr>
                   <w:rFonts w:ascii="Arial" w:cs="Arial" w:eastAsia="Arial" w:hAnsi="Arial"/>
@@ -37443,7 +37443,7 @@
             <w:pPr>
               <w:spacing w:after="20" w:before="0"/>
             </w:pPr>
-            <w:hyperlink w:history="1" r:id="rId3mtm-mofu_myk_lmbkzbs">
+            <w:hyperlink w:history="1" r:id="rIdwrvp9ilwkul4o_9vknqtz">
               <w:r>
                 <w:rPr>
                   <w:rFonts w:ascii="Arial" w:cs="Arial" w:eastAsia="Arial" w:hAnsi="Arial"/>
@@ -37476,7 +37476,7 @@
               <w:spacing w:after="10" w:before="0"/>
               <w:ind w:left="120"/>
             </w:pPr>
-            <w:hyperlink w:history="1" r:id="rIdpl47azbkap3ytiim7g6wq">
+            <w:hyperlink w:history="1" r:id="rIdadsewutr4jpopo1boim66">
               <w:r>
                 <w:rPr>
                   <w:rFonts w:ascii="Arial" w:cs="Arial" w:eastAsia="Arial" w:hAnsi="Arial"/>
@@ -37521,7 +37521,7 @@
             <w:pPr>
               <w:spacing w:after="20" w:before="0"/>
             </w:pPr>
-            <w:hyperlink w:history="1" r:id="rIdws5mymai3lol_g790d_nk">
+            <w:hyperlink w:history="1" r:id="rIdlaoypquqn2mbjdlwihi6y">
               <w:r>
                 <w:rPr>
                   <w:rFonts w:ascii="Arial" w:cs="Arial" w:eastAsia="Arial" w:hAnsi="Arial"/>
@@ -37530,7 +37530,7 @@
                   <w:szCs w:val="16"/>
                   <w:u w:val="single" w:color="2E75B6"/>
                 </w:rPr>
-                <w:t xml:space="preserve">Cell Membrane Practice</w:t>
+                <w:t xml:space="preserve">The cell membrane</w:t>
               </w:r>
             </w:hyperlink>
           </w:p>
@@ -37546,7 +37546,7 @@
                 <w:sz w:val="14"/>
                 <w:szCs w:val="14"/>
               </w:rPr>
-              <w:t xml:space="preserve">Source: CK-12</w:t>
+              <w:t xml:space="preserve">Source: Khan Academy (English - US curriculum)</w:t>
             </w:r>
           </w:p>
           <w:p>
@@ -37554,7 +37554,7 @@
               <w:spacing w:after="10" w:before="0"/>
               <w:ind w:left="120"/>
             </w:pPr>
-            <w:hyperlink w:history="1" r:id="rIdmp15o9jz_7jtzdyaf9vfq">
+            <w:hyperlink w:history="1" r:id="rIdrsi3x0wlk-pzus79tpbgy">
               <w:r>
                 <w:rPr>
                   <w:rFonts w:ascii="Arial" w:cs="Arial" w:eastAsia="Arial" w:hAnsi="Arial"/>

--- a/data/outputs/v2/Biology/SS1.1_Cell_Structure/Biology_Cell_Structure_CBE_LessonSequence.docx
+++ b/data/outputs/v2/Biology/SS1.1_Cell_Structure/Biology_Cell_Structure_CBE_LessonSequence.docx
@@ -42,6 +42,177 @@
     </w:p>
     <w:p>
       <w:pPr>
+        <w:spacing w:after="80" w:before="120"/>
+      </w:pPr>
+      <w:r>
+        <w:rPr>
+          <w:rFonts w:ascii="Arial" w:cs="Arial" w:eastAsia="Arial" w:hAnsi="Arial"/>
+          <w:b/>
+          <w:bCs/>
+          <w:color w:val="1F3864"/>
+          <w:sz w:val="20"/>
+          <w:szCs w:val="20"/>
+        </w:rPr>
+        <w:t xml:space="preserve">ATTRIBUTION AND LICENSING</w:t>
+      </w:r>
+    </w:p>
+    <w:p>
+      <w:pPr>
+        <w:spacing w:after="60" w:before="0"/>
+      </w:pPr>
+      <w:r>
+        <w:rPr>
+          <w:rFonts w:ascii="Arial" w:cs="Arial" w:eastAsia="Arial" w:hAnsi="Arial"/>
+          <w:b/>
+          <w:bCs/>
+          <w:sz w:val="17"/>
+          <w:szCs w:val="17"/>
+        </w:rPr>
+        <w:t xml:space="preserve">Curriculum Alignment: </w:t>
+      </w:r>
+      <w:r>
+        <w:rPr>
+          <w:rFonts w:ascii="Arial" w:cs="Arial" w:eastAsia="Arial" w:hAnsi="Arial"/>
+          <w:sz w:val="17"/>
+          <w:szCs w:val="17"/>
+        </w:rPr>
+        <w:t xml:space="preserve">Structured in pedagogical alignment with the competence-based curriculum format and learning outcomes established by the Kenya Institute of Curriculum Development (KICD). This material is independently developed and is not officially endorsed or published by KICD.</w:t>
+      </w:r>
+    </w:p>
+    <w:p>
+      <w:pPr>
+        <w:spacing w:after="60" w:before="0"/>
+      </w:pPr>
+      <w:r>
+        <w:rPr>
+          <w:rFonts w:ascii="Arial" w:cs="Arial" w:eastAsia="Arial" w:hAnsi="Arial"/>
+          <w:b/>
+          <w:bCs/>
+          <w:sz w:val="17"/>
+          <w:szCs w:val="17"/>
+        </w:rPr>
+        <w:t xml:space="preserve">Content &amp; Pedagogy: </w:t>
+      </w:r>
+      <w:r>
+        <w:rPr>
+          <w:rFonts w:ascii="Arial" w:cs="Arial" w:eastAsia="Arial" w:hAnsi="Arial"/>
+          <w:sz w:val="17"/>
+          <w:szCs w:val="17"/>
+        </w:rPr>
+        <w:t xml:space="preserve">Developed and adapted by the educator team at SeaVuria (registered 501(c)(3) in the United States and registered NGO in Kenya, No. 872-850A-BF11), who designed the pedagogical framework, lesson templates and exemplar lessons on which this material is based.</w:t>
+      </w:r>
+    </w:p>
+    <w:p>
+      <w:pPr>
+        <w:spacing w:after="60" w:before="0"/>
+      </w:pPr>
+      <w:r>
+        <w:rPr>
+          <w:rFonts w:ascii="Arial" w:cs="Arial" w:eastAsia="Arial" w:hAnsi="Arial"/>
+          <w:b/>
+          <w:bCs/>
+          <w:sz w:val="17"/>
+          <w:szCs w:val="17"/>
+        </w:rPr>
+        <w:t xml:space="preserve">Production &amp; Layout: </w:t>
+      </w:r>
+      <w:r>
+        <w:rPr>
+          <w:rFonts w:ascii="Arial" w:cs="Arial" w:eastAsia="Arial" w:hAnsi="Arial"/>
+          <w:sz w:val="17"/>
+          <w:szCs w:val="17"/>
+        </w:rPr>
+        <w:t xml:space="preserve">Educational design and curriculum sequencing by SeaVuria. Technical layout, structural formatting, and digital optimization/implementation executed in partnership with ARES Education (registered 501(c)(3) in the United States and Canada (as Afretech Aid) and registered NGO in Kenya), with lesson drafting and compilation assisted by AI (Claude, Anthropic).</w:t>
+      </w:r>
+    </w:p>
+    <w:p>
+      <w:pPr>
+        <w:pBdr>
+          <w:bottom w:val="single" w:color="1F3864" w:sz="6" w:space="6"/>
+        </w:pBdr>
+        <w:spacing w:after="60" w:before="0"/>
+      </w:pPr>
+      <w:r>
+        <w:rPr>
+          <w:rFonts w:ascii="Arial" w:cs="Arial" w:eastAsia="Arial" w:hAnsi="Arial"/>
+          <w:b/>
+          <w:bCs/>
+          <w:sz w:val="17"/>
+          <w:szCs w:val="17"/>
+        </w:rPr>
+        <w:t xml:space="preserve">Licensing &amp; Copyright: </w:t>
+      </w:r>
+      <w:r>
+        <w:rPr>
+          <w:rFonts w:ascii="Arial" w:cs="Arial" w:eastAsia="Arial" w:hAnsi="Arial"/>
+          <w:sz w:val="17"/>
+          <w:szCs w:val="17"/>
+        </w:rPr>
+        <w:t xml:space="preserve">© 2026 SeaVuria and ARES. This work is licensed under a </w:t>
+      </w:r>
+      <w:hyperlink w:history="1" r:id="rIdzkvf8clxy2cbdekck4wib">
+        <w:r>
+          <w:rPr>
+            <w:rFonts w:ascii="Arial" w:cs="Arial" w:eastAsia="Arial" w:hAnsi="Arial"/>
+            <w:color w:val="1F6B75"/>
+            <w:sz w:val="17"/>
+            <w:szCs w:val="17"/>
+            <w:u w:val="single" w:color="1F6B75"/>
+          </w:rPr>
+          <w:t xml:space="preserve">Creative Commons Attribution-NonCommercial 4.0 International License</w:t>
+        </w:r>
+      </w:hyperlink>
+      <w:r>
+        <w:rPr>
+          <w:rFonts w:ascii="Arial" w:cs="Arial" w:eastAsia="Arial" w:hAnsi="Arial"/>
+          <w:sz w:val="17"/>
+          <w:szCs w:val="17"/>
+        </w:rPr>
+        <w:t xml:space="preserve"> (</w:t>
+      </w:r>
+      <w:hyperlink w:history="1" r:id="rIdnwcifuiujxebeshdf7t28">
+        <w:r>
+          <w:rPr>
+            <w:rFonts w:ascii="Arial" w:cs="Arial" w:eastAsia="Arial" w:hAnsi="Arial"/>
+            <w:color w:val="1F6B75"/>
+            <w:sz w:val="17"/>
+            <w:szCs w:val="17"/>
+            <w:u w:val="single" w:color="1F6B75"/>
+          </w:rPr>
+          <w:t xml:space="preserve">CC BY-NC 4.0</w:t>
+        </w:r>
+      </w:hyperlink>
+      <w:r>
+        <w:rPr>
+          <w:rFonts w:ascii="Arial" w:cs="Arial" w:eastAsia="Arial" w:hAnsi="Arial"/>
+          <w:sz w:val="17"/>
+          <w:szCs w:val="17"/>
+        </w:rPr>
+        <w:t xml:space="preserve">). To view a copy of this license, visit </w:t>
+      </w:r>
+      <w:hyperlink w:history="1" r:id="rId-gzyfd_pdioat7yfbiy3k">
+        <w:r>
+          <w:rPr>
+            <w:rFonts w:ascii="Arial" w:cs="Arial" w:eastAsia="Arial" w:hAnsi="Arial"/>
+            <w:color w:val="1F6B75"/>
+            <w:sz w:val="17"/>
+            <w:szCs w:val="17"/>
+            <w:u w:val="single" w:color="1F6B75"/>
+          </w:rPr>
+          <w:t xml:space="preserve">https://creativecommons.org/licenses/by-nc/4.0/</w:t>
+        </w:r>
+      </w:hyperlink>
+      <w:r>
+        <w:rPr>
+          <w:rFonts w:ascii="Arial" w:cs="Arial" w:eastAsia="Arial" w:hAnsi="Arial"/>
+          <w:sz w:val="17"/>
+          <w:szCs w:val="17"/>
+        </w:rPr>
+        <w:t xml:space="preserve">. You are free to copy, redistribute, and adapt this material in any medium or format, provided appropriate credit is given and the material is not used for commercial purposes. KICD learning outcomes and curriculum designations reproduced here for alignment purposes remain the property of KICD and are not covered by this license. Linked external resources (e.g. CK-12, Khan Academy, PhET) are subject to their own licenses.</w:t>
+      </w:r>
+    </w:p>
+    <w:p>
+      <w:pPr>
         <w:spacing w:after="120"/>
       </w:pPr>
       <w:r>
@@ -3477,7 +3648,7 @@
             <w:pPr>
               <w:spacing w:after="20" w:before="0"/>
             </w:pPr>
-            <w:hyperlink w:history="1" r:id="rIdbvldi-0v6sbm1rqzq3kma">
+            <w:hyperlink w:history="1" r:id="rIdnvz9ak6zvw7ozrk3byw1y">
               <w:r>
                 <w:rPr>
                   <w:rFonts w:ascii="Arial" w:cs="Arial" w:eastAsia="Arial" w:hAnsi="Arial"/>
@@ -3510,7 +3681,7 @@
               <w:spacing w:after="10" w:before="0"/>
               <w:ind w:left="120"/>
             </w:pPr>
-            <w:hyperlink w:history="1" r:id="rIdyoa2cffs58lwkjxuryaeh">
+            <w:hyperlink w:history="1" r:id="rIdiepnyc3bnlmj66fv50nxj">
               <w:r>
                 <w:rPr>
                   <w:rFonts w:ascii="Arial" w:cs="Arial" w:eastAsia="Arial" w:hAnsi="Arial"/>
@@ -3555,7 +3726,7 @@
             <w:pPr>
               <w:spacing w:after="20" w:before="0"/>
             </w:pPr>
-            <w:hyperlink w:history="1" r:id="rIdoisduqu9am-sjbjzhc_sb">
+            <w:hyperlink w:history="1" r:id="rIdnxlyag34zlwfk6lymdr8n">
               <w:r>
                 <w:rPr>
                   <w:rFonts w:ascii="Arial" w:cs="Arial" w:eastAsia="Arial" w:hAnsi="Arial"/>
@@ -3588,7 +3759,7 @@
               <w:spacing w:after="10" w:before="0"/>
               <w:ind w:left="120"/>
             </w:pPr>
-            <w:hyperlink w:history="1" r:id="rId6xxpqu7lmnmvr38me4pbx">
+            <w:hyperlink w:history="1" r:id="rIdxx9o80cbwtiwrkcot_sfw">
               <w:r>
                 <w:rPr>
                   <w:rFonts w:ascii="Arial" w:cs="Arial" w:eastAsia="Arial" w:hAnsi="Arial"/>
@@ -3783,7 +3954,7 @@
             <w:pPr>
               <w:spacing w:after="20" w:before="0"/>
             </w:pPr>
-            <w:hyperlink w:history="1" r:id="rIdxr1aba54mg4aoabwgnubj">
+            <w:hyperlink w:history="1" r:id="rIdirnhizphls5cdgovavatk">
               <w:r>
                 <w:rPr>
                   <w:rFonts w:ascii="Arial" w:cs="Arial" w:eastAsia="Arial" w:hAnsi="Arial"/>
@@ -3816,7 +3987,7 @@
               <w:spacing w:after="10" w:before="0"/>
               <w:ind w:left="120"/>
             </w:pPr>
-            <w:hyperlink w:history="1" r:id="rIdhvfy_hp0pqopqeoblc_0t">
+            <w:hyperlink w:history="1" r:id="rIda8xjky140tg05huc3e2xu">
               <w:r>
                 <w:rPr>
                   <w:rFonts w:ascii="Arial" w:cs="Arial" w:eastAsia="Arial" w:hAnsi="Arial"/>
@@ -3861,7 +4032,7 @@
             <w:pPr>
               <w:spacing w:after="20" w:before="0"/>
             </w:pPr>
-            <w:hyperlink w:history="1" r:id="rIdiv0mslcqpmcghpufkcnon">
+            <w:hyperlink w:history="1" r:id="rIdtun758b6rpo_zztbkg9hg">
               <w:r>
                 <w:rPr>
                   <w:rFonts w:ascii="Arial" w:cs="Arial" w:eastAsia="Arial" w:hAnsi="Arial"/>
@@ -3894,7 +4065,7 @@
               <w:spacing w:after="10" w:before="0"/>
               <w:ind w:left="120"/>
             </w:pPr>
-            <w:hyperlink w:history="1" r:id="rIdfnus0aqpuwqboiyj1eo0d">
+            <w:hyperlink w:history="1" r:id="rIduhiy9u0i-ln50sbaxcexc">
               <w:r>
                 <w:rPr>
                   <w:rFonts w:ascii="Arial" w:cs="Arial" w:eastAsia="Arial" w:hAnsi="Arial"/>
@@ -4089,7 +4260,7 @@
             <w:pPr>
               <w:spacing w:after="20" w:before="0"/>
             </w:pPr>
-            <w:hyperlink w:history="1" r:id="rIdwrgenz00dusycoxofyivy">
+            <w:hyperlink w:history="1" r:id="rIdyqzoqcxljpwnnw35ptc3m">
               <w:r>
                 <w:rPr>
                   <w:rFonts w:ascii="Arial" w:cs="Arial" w:eastAsia="Arial" w:hAnsi="Arial"/>
@@ -4122,7 +4293,7 @@
               <w:spacing w:after="10" w:before="0"/>
               <w:ind w:left="120"/>
             </w:pPr>
-            <w:hyperlink w:history="1" r:id="rIdasf9gbz0hj0h2c8uoqwle">
+            <w:hyperlink w:history="1" r:id="rIdp4x4jdoxaodtx3vdqsdzf">
               <w:r>
                 <w:rPr>
                   <w:rFonts w:ascii="Arial" w:cs="Arial" w:eastAsia="Arial" w:hAnsi="Arial"/>
@@ -4167,7 +4338,7 @@
             <w:pPr>
               <w:spacing w:after="20" w:before="0"/>
             </w:pPr>
-            <w:hyperlink w:history="1" r:id="rId1woicvpox-xq2d2j3u-ka">
+            <w:hyperlink w:history="1" r:id="rIdyolqcui7pnmfhd_jaye3v">
               <w:r>
                 <w:rPr>
                   <w:rFonts w:ascii="Arial" w:cs="Arial" w:eastAsia="Arial" w:hAnsi="Arial"/>
@@ -4200,7 +4371,7 @@
               <w:spacing w:after="10" w:before="0"/>
               <w:ind w:left="120"/>
             </w:pPr>
-            <w:hyperlink w:history="1" r:id="rIdsrx9xjplthcplo0atvl87">
+            <w:hyperlink w:history="1" r:id="rIdznu_wac702neptzfoj6rb">
               <w:r>
                 <w:rPr>
                   <w:rFonts w:ascii="Arial" w:cs="Arial" w:eastAsia="Arial" w:hAnsi="Arial"/>
@@ -4395,7 +4566,7 @@
             <w:pPr>
               <w:spacing w:after="20" w:before="0"/>
             </w:pPr>
-            <w:hyperlink w:history="1" r:id="rIdoqruv5wip0xnlwyucytxt">
+            <w:hyperlink w:history="1" r:id="rIddyrjxtyka8jmnhjvlmdjd">
               <w:r>
                 <w:rPr>
                   <w:rFonts w:ascii="Arial" w:cs="Arial" w:eastAsia="Arial" w:hAnsi="Arial"/>
@@ -4428,7 +4599,7 @@
               <w:spacing w:after="10" w:before="0"/>
               <w:ind w:left="120"/>
             </w:pPr>
-            <w:hyperlink w:history="1" r:id="rIdert74vqxokcal4wooffwo">
+            <w:hyperlink w:history="1" r:id="rIdhqt7ynqglhpu0jqjfouwt">
               <w:r>
                 <w:rPr>
                   <w:rFonts w:ascii="Arial" w:cs="Arial" w:eastAsia="Arial" w:hAnsi="Arial"/>
@@ -4473,7 +4644,7 @@
             <w:pPr>
               <w:spacing w:after="20" w:before="0"/>
             </w:pPr>
-            <w:hyperlink w:history="1" r:id="rIdiehjty_2rtt9figcbkvkj">
+            <w:hyperlink w:history="1" r:id="rId3x_w5m4nhwoluqalohtgc">
               <w:r>
                 <w:rPr>
                   <w:rFonts w:ascii="Arial" w:cs="Arial" w:eastAsia="Arial" w:hAnsi="Arial"/>
@@ -4506,7 +4677,7 @@
               <w:spacing w:after="10" w:before="0"/>
               <w:ind w:left="120"/>
             </w:pPr>
-            <w:hyperlink w:history="1" r:id="rIdedhhcsshx0j97ow-vd9ed">
+            <w:hyperlink w:history="1" r:id="rIdzjhstp6ht9tchiebiqpmg">
               <w:r>
                 <w:rPr>
                   <w:rFonts w:ascii="Arial" w:cs="Arial" w:eastAsia="Arial" w:hAnsi="Arial"/>
@@ -4701,7 +4872,7 @@
             <w:pPr>
               <w:spacing w:after="20" w:before="0"/>
             </w:pPr>
-            <w:hyperlink w:history="1" r:id="rIdf9zkjtiwlpo5xntznjzdu">
+            <w:hyperlink w:history="1" r:id="rIdhwjdpnjj2pxfbcbeeoo__">
               <w:r>
                 <w:rPr>
                   <w:rFonts w:ascii="Arial" w:cs="Arial" w:eastAsia="Arial" w:hAnsi="Arial"/>
@@ -4734,7 +4905,7 @@
               <w:spacing w:after="10" w:before="0"/>
               <w:ind w:left="120"/>
             </w:pPr>
-            <w:hyperlink w:history="1" r:id="rIdvf_-jyd29zbyirdtiw7lx">
+            <w:hyperlink w:history="1" r:id="rIdsfcvo1vlyqkkzzcrsxfep">
               <w:r>
                 <w:rPr>
                   <w:rFonts w:ascii="Arial" w:cs="Arial" w:eastAsia="Arial" w:hAnsi="Arial"/>
@@ -4779,7 +4950,7 @@
             <w:pPr>
               <w:spacing w:after="20" w:before="0"/>
             </w:pPr>
-            <w:hyperlink w:history="1" r:id="rIdualwxyq4s3hc2ywbbzh3f">
+            <w:hyperlink w:history="1" r:id="rId5ivedu0dk9btgnps9km1m">
               <w:r>
                 <w:rPr>
                   <w:rFonts w:ascii="Arial" w:cs="Arial" w:eastAsia="Arial" w:hAnsi="Arial"/>
@@ -4812,7 +4983,7 @@
               <w:spacing w:after="10" w:before="0"/>
               <w:ind w:left="120"/>
             </w:pPr>
-            <w:hyperlink w:history="1" r:id="rIdwlcpfbvcsy5jye35re0pr">
+            <w:hyperlink w:history="1" r:id="rIdjal5-ig-yluatjmkiiit-">
               <w:r>
                 <w:rPr>
                   <w:rFonts w:ascii="Arial" w:cs="Arial" w:eastAsia="Arial" w:hAnsi="Arial"/>
@@ -5308,6 +5479,65 @@
         </w:tc>
       </w:tr>
     </w:tbl>
+    <w:p>
+      <w:pPr>
+        <w:pBdr>
+          <w:top w:val="single" w:color="BBBBBB" w:sz="4" w:space="4"/>
+        </w:pBdr>
+        <w:spacing w:after="0" w:before="160"/>
+      </w:pPr>
+      <w:r>
+        <w:rPr>
+          <w:rFonts w:ascii="Arial" w:cs="Arial" w:eastAsia="Arial" w:hAnsi="Arial"/>
+          <w:color w:val="666666"/>
+          <w:sz w:val="14"/>
+          <w:szCs w:val="14"/>
+        </w:rPr>
+        <w:t xml:space="preserve">© 2026 SeaVuria and ARES. Aligned with KICD objectives. Developed by SeaVuria; technical implementation by ARES (with AI assistance from Claude). Licensed under </w:t>
+      </w:r>
+      <w:hyperlink w:history="1" r:id="rIddxbecntxpek4vp9z3rcy8">
+        <w:r>
+          <w:rPr>
+            <w:rFonts w:ascii="Arial" w:cs="Arial" w:eastAsia="Arial" w:hAnsi="Arial"/>
+            <w:color w:val="1F6B75"/>
+            <w:sz w:val="14"/>
+            <w:szCs w:val="14"/>
+            <w:u w:val="single" w:color="1F6B75"/>
+          </w:rPr>
+          <w:t xml:space="preserve">CC BY-NC 4.0</w:t>
+        </w:r>
+      </w:hyperlink>
+      <w:r>
+        <w:rPr>
+          <w:rFonts w:ascii="Arial" w:cs="Arial" w:eastAsia="Arial" w:hAnsi="Arial"/>
+          <w:color w:val="666666"/>
+          <w:sz w:val="14"/>
+          <w:szCs w:val="14"/>
+        </w:rPr>
+        <w:t xml:space="preserve"> (</w:t>
+      </w:r>
+      <w:hyperlink w:history="1" r:id="rIdgxrcwguximzndtpzprurk">
+        <w:r>
+          <w:rPr>
+            <w:rFonts w:ascii="Arial" w:cs="Arial" w:eastAsia="Arial" w:hAnsi="Arial"/>
+            <w:color w:val="1F6B75"/>
+            <w:sz w:val="14"/>
+            <w:szCs w:val="14"/>
+            <w:u w:val="single" w:color="1F6B75"/>
+          </w:rPr>
+          <w:t xml:space="preserve">https://creativecommons.org/licenses/by-nc/4.0/</w:t>
+        </w:r>
+      </w:hyperlink>
+      <w:r>
+        <w:rPr>
+          <w:rFonts w:ascii="Arial" w:cs="Arial" w:eastAsia="Arial" w:hAnsi="Arial"/>
+          <w:color w:val="666666"/>
+          <w:sz w:val="14"/>
+          <w:szCs w:val="14"/>
+        </w:rPr>
+        <w:t xml:space="preserve">).</w:t>
+      </w:r>
+    </w:p>
     <w:p>
       <w:r>
         <w:br w:type="page"/>
@@ -6299,7 +6529,7 @@
             <w:pPr>
               <w:spacing w:after="20" w:before="0"/>
             </w:pPr>
-            <w:hyperlink w:history="1" r:id="rIdqvd131y1899to3vjn6e_y">
+            <w:hyperlink w:history="1" r:id="rIdjtjp2raft7mf07tl7uaux">
               <w:r>
                 <w:rPr>
                   <w:rFonts w:ascii="Arial" w:cs="Arial" w:eastAsia="Arial" w:hAnsi="Arial"/>
@@ -6332,7 +6562,7 @@
               <w:spacing w:after="10" w:before="0"/>
               <w:ind w:left="120"/>
             </w:pPr>
-            <w:hyperlink w:history="1" r:id="rIdkqt0cokrczogk5_7o8o0g">
+            <w:hyperlink w:history="1" r:id="rIdnzgegzx3jawxwqmt-ffob">
               <w:r>
                 <w:rPr>
                   <w:rFonts w:ascii="Arial" w:cs="Arial" w:eastAsia="Arial" w:hAnsi="Arial"/>
@@ -6377,7 +6607,7 @@
             <w:pPr>
               <w:spacing w:after="20" w:before="0"/>
             </w:pPr>
-            <w:hyperlink w:history="1" r:id="rIddznrpcdise1bmt_bwtfnv">
+            <w:hyperlink w:history="1" r:id="rIdwymlec0-3kmn18njzykma">
               <w:r>
                 <w:rPr>
                   <w:rFonts w:ascii="Arial" w:cs="Arial" w:eastAsia="Arial" w:hAnsi="Arial"/>
@@ -6410,7 +6640,7 @@
               <w:spacing w:after="10" w:before="0"/>
               <w:ind w:left="120"/>
             </w:pPr>
-            <w:hyperlink w:history="1" r:id="rIdalarc3etcennnjlzv9thp">
+            <w:hyperlink w:history="1" r:id="rIdwafc0gtbxjazagfd5ibjf">
               <w:r>
                 <w:rPr>
                   <w:rFonts w:ascii="Arial" w:cs="Arial" w:eastAsia="Arial" w:hAnsi="Arial"/>
@@ -6605,7 +6835,7 @@
             <w:pPr>
               <w:spacing w:after="20" w:before="0"/>
             </w:pPr>
-            <w:hyperlink w:history="1" r:id="rIdfsguwm878ku0344e68nxq">
+            <w:hyperlink w:history="1" r:id="rIdd2iaiqx68v-ftfvlpmkuy">
               <w:r>
                 <w:rPr>
                   <w:rFonts w:ascii="Arial" w:cs="Arial" w:eastAsia="Arial" w:hAnsi="Arial"/>
@@ -6638,7 +6868,7 @@
               <w:spacing w:after="10" w:before="0"/>
               <w:ind w:left="120"/>
             </w:pPr>
-            <w:hyperlink w:history="1" r:id="rIdvcw3ppfntmh8s30wpynft">
+            <w:hyperlink w:history="1" r:id="rIdqf3olg4iwfttzvwsd81o1">
               <w:r>
                 <w:rPr>
                   <w:rFonts w:ascii="Arial" w:cs="Arial" w:eastAsia="Arial" w:hAnsi="Arial"/>
@@ -6683,7 +6913,7 @@
             <w:pPr>
               <w:spacing w:after="20" w:before="0"/>
             </w:pPr>
-            <w:hyperlink w:history="1" r:id="rIdqor-awrkuawegne_e6xvd">
+            <w:hyperlink w:history="1" r:id="rIdt9uiotbx1efbke-x6waln">
               <w:r>
                 <w:rPr>
                   <w:rFonts w:ascii="Arial" w:cs="Arial" w:eastAsia="Arial" w:hAnsi="Arial"/>
@@ -6716,7 +6946,7 @@
               <w:spacing w:after="10" w:before="0"/>
               <w:ind w:left="120"/>
             </w:pPr>
-            <w:hyperlink w:history="1" r:id="rIdpqr6fhwvtpnuypcrkmaeb">
+            <w:hyperlink w:history="1" r:id="rIdfva9ovis7kbqug8tir9mk">
               <w:r>
                 <w:rPr>
                   <w:rFonts w:ascii="Arial" w:cs="Arial" w:eastAsia="Arial" w:hAnsi="Arial"/>
@@ -6911,7 +7141,7 @@
             <w:pPr>
               <w:spacing w:after="20" w:before="0"/>
             </w:pPr>
-            <w:hyperlink w:history="1" r:id="rId8ms7ydfd-d-4jo34psfcn">
+            <w:hyperlink w:history="1" r:id="rIds4fuvoydlpisq6d1bnrlb">
               <w:r>
                 <w:rPr>
                   <w:rFonts w:ascii="Arial" w:cs="Arial" w:eastAsia="Arial" w:hAnsi="Arial"/>
@@ -6944,7 +7174,7 @@
               <w:spacing w:after="10" w:before="0"/>
               <w:ind w:left="120"/>
             </w:pPr>
-            <w:hyperlink w:history="1" r:id="rIdqld9qgtxxickdgkvg3tf-">
+            <w:hyperlink w:history="1" r:id="rIdyqfb-h34c5dbpdaz8chbs">
               <w:r>
                 <w:rPr>
                   <w:rFonts w:ascii="Arial" w:cs="Arial" w:eastAsia="Arial" w:hAnsi="Arial"/>
@@ -6989,7 +7219,7 @@
             <w:pPr>
               <w:spacing w:after="20" w:before="0"/>
             </w:pPr>
-            <w:hyperlink w:history="1" r:id="rId4jbxfc3b8a7xppjovkaj0">
+            <w:hyperlink w:history="1" r:id="rIdldiut_ehil3miq0slb-vr">
               <w:r>
                 <w:rPr>
                   <w:rFonts w:ascii="Arial" w:cs="Arial" w:eastAsia="Arial" w:hAnsi="Arial"/>
@@ -7022,7 +7252,7 @@
               <w:spacing w:after="10" w:before="0"/>
               <w:ind w:left="120"/>
             </w:pPr>
-            <w:hyperlink w:history="1" r:id="rId-nmlzeackc-2yz4uxz9b-">
+            <w:hyperlink w:history="1" r:id="rIdsrfb6iqgxcwuywtevry7x">
               <w:r>
                 <w:rPr>
                   <w:rFonts w:ascii="Arial" w:cs="Arial" w:eastAsia="Arial" w:hAnsi="Arial"/>
@@ -7217,7 +7447,7 @@
             <w:pPr>
               <w:spacing w:after="20" w:before="0"/>
             </w:pPr>
-            <w:hyperlink w:history="1" r:id="rIdcdlbkhxqjzvie-3cr7gjr">
+            <w:hyperlink w:history="1" r:id="rIdonalqdzdepirj13r1eq3d">
               <w:r>
                 <w:rPr>
                   <w:rFonts w:ascii="Arial" w:cs="Arial" w:eastAsia="Arial" w:hAnsi="Arial"/>
@@ -7250,7 +7480,7 @@
               <w:spacing w:after="10" w:before="0"/>
               <w:ind w:left="120"/>
             </w:pPr>
-            <w:hyperlink w:history="1" r:id="rId3-fbtcryccapjoa8hrzdf">
+            <w:hyperlink w:history="1" r:id="rId_81goyii9fjfy0i-g1rkx">
               <w:r>
                 <w:rPr>
                   <w:rFonts w:ascii="Arial" w:cs="Arial" w:eastAsia="Arial" w:hAnsi="Arial"/>
@@ -7295,7 +7525,7 @@
             <w:pPr>
               <w:spacing w:after="20" w:before="0"/>
             </w:pPr>
-            <w:hyperlink w:history="1" r:id="rIddulkvdau3hdbkasy_5e5a">
+            <w:hyperlink w:history="1" r:id="rIdj_vgjln3glrgorlccoalg">
               <w:r>
                 <w:rPr>
                   <w:rFonts w:ascii="Arial" w:cs="Arial" w:eastAsia="Arial" w:hAnsi="Arial"/>
@@ -7328,7 +7558,7 @@
               <w:spacing w:after="10" w:before="0"/>
               <w:ind w:left="120"/>
             </w:pPr>
-            <w:hyperlink w:history="1" r:id="rIdvixpvzeaklq7hbcvzaf80">
+            <w:hyperlink w:history="1" r:id="rIdfarianqyu7clu1rnnfbjd">
               <w:r>
                 <w:rPr>
                   <w:rFonts w:ascii="Arial" w:cs="Arial" w:eastAsia="Arial" w:hAnsi="Arial"/>
@@ -7523,7 +7753,7 @@
             <w:pPr>
               <w:spacing w:after="20" w:before="0"/>
             </w:pPr>
-            <w:hyperlink w:history="1" r:id="rIdzwyxrshoqokftlxaqntnq">
+            <w:hyperlink w:history="1" r:id="rId4oabbetx_46xxas5bnw7h">
               <w:r>
                 <w:rPr>
                   <w:rFonts w:ascii="Arial" w:cs="Arial" w:eastAsia="Arial" w:hAnsi="Arial"/>
@@ -7556,7 +7786,7 @@
               <w:spacing w:after="10" w:before="0"/>
               <w:ind w:left="120"/>
             </w:pPr>
-            <w:hyperlink w:history="1" r:id="rId3wsw-bccattyh49xtcqfd">
+            <w:hyperlink w:history="1" r:id="rIdthcpuljpqjiuk81mk2jk0">
               <w:r>
                 <w:rPr>
                   <w:rFonts w:ascii="Arial" w:cs="Arial" w:eastAsia="Arial" w:hAnsi="Arial"/>
@@ -7601,7 +7831,7 @@
             <w:pPr>
               <w:spacing w:after="20" w:before="0"/>
             </w:pPr>
-            <w:hyperlink w:history="1" r:id="rIdl-jwlavc6hboqga8wbhni">
+            <w:hyperlink w:history="1" r:id="rId1v3u5_m-g5qt_f8yovnac">
               <w:r>
                 <w:rPr>
                   <w:rFonts w:ascii="Arial" w:cs="Arial" w:eastAsia="Arial" w:hAnsi="Arial"/>
@@ -7634,7 +7864,7 @@
               <w:spacing w:after="10" w:before="0"/>
               <w:ind w:left="120"/>
             </w:pPr>
-            <w:hyperlink w:history="1" r:id="rIdqmymvm2k7tw0lw4d9h_aw">
+            <w:hyperlink w:history="1" r:id="rIdhl0mfyv4dehxwfeaz9csy">
               <w:r>
                 <w:rPr>
                   <w:rFonts w:ascii="Arial" w:cs="Arial" w:eastAsia="Arial" w:hAnsi="Arial"/>
@@ -8130,6 +8360,65 @@
         </w:tc>
       </w:tr>
     </w:tbl>
+    <w:p>
+      <w:pPr>
+        <w:pBdr>
+          <w:top w:val="single" w:color="BBBBBB" w:sz="4" w:space="4"/>
+        </w:pBdr>
+        <w:spacing w:after="0" w:before="160"/>
+      </w:pPr>
+      <w:r>
+        <w:rPr>
+          <w:rFonts w:ascii="Arial" w:cs="Arial" w:eastAsia="Arial" w:hAnsi="Arial"/>
+          <w:color w:val="666666"/>
+          <w:sz w:val="14"/>
+          <w:szCs w:val="14"/>
+        </w:rPr>
+        <w:t xml:space="preserve">© 2026 SeaVuria and ARES. Aligned with KICD objectives. Developed by SeaVuria; technical implementation by ARES (with AI assistance from Claude). Licensed under </w:t>
+      </w:r>
+      <w:hyperlink w:history="1" r:id="rIdoioo6n04b7uaxjlxmyzzr">
+        <w:r>
+          <w:rPr>
+            <w:rFonts w:ascii="Arial" w:cs="Arial" w:eastAsia="Arial" w:hAnsi="Arial"/>
+            <w:color w:val="1F6B75"/>
+            <w:sz w:val="14"/>
+            <w:szCs w:val="14"/>
+            <w:u w:val="single" w:color="1F6B75"/>
+          </w:rPr>
+          <w:t xml:space="preserve">CC BY-NC 4.0</w:t>
+        </w:r>
+      </w:hyperlink>
+      <w:r>
+        <w:rPr>
+          <w:rFonts w:ascii="Arial" w:cs="Arial" w:eastAsia="Arial" w:hAnsi="Arial"/>
+          <w:color w:val="666666"/>
+          <w:sz w:val="14"/>
+          <w:szCs w:val="14"/>
+        </w:rPr>
+        <w:t xml:space="preserve"> (</w:t>
+      </w:r>
+      <w:hyperlink w:history="1" r:id="rId8mexsvuvpo3annauj_vok">
+        <w:r>
+          <w:rPr>
+            <w:rFonts w:ascii="Arial" w:cs="Arial" w:eastAsia="Arial" w:hAnsi="Arial"/>
+            <w:color w:val="1F6B75"/>
+            <w:sz w:val="14"/>
+            <w:szCs w:val="14"/>
+            <w:u w:val="single" w:color="1F6B75"/>
+          </w:rPr>
+          <w:t xml:space="preserve">https://creativecommons.org/licenses/by-nc/4.0/</w:t>
+        </w:r>
+      </w:hyperlink>
+      <w:r>
+        <w:rPr>
+          <w:rFonts w:ascii="Arial" w:cs="Arial" w:eastAsia="Arial" w:hAnsi="Arial"/>
+          <w:color w:val="666666"/>
+          <w:sz w:val="14"/>
+          <w:szCs w:val="14"/>
+        </w:rPr>
+        <w:t xml:space="preserve">).</w:t>
+      </w:r>
+    </w:p>
     <w:p>
       <w:r>
         <w:br w:type="page"/>
@@ -9121,7 +9410,7 @@
             <w:pPr>
               <w:spacing w:after="20" w:before="0"/>
             </w:pPr>
-            <w:hyperlink w:history="1" r:id="rIdviv4nwrqknm8pdtqit2te">
+            <w:hyperlink w:history="1" r:id="rId2vrjbm0brf7hr_s3aspf3">
               <w:r>
                 <w:rPr>
                   <w:rFonts w:ascii="Arial" w:cs="Arial" w:eastAsia="Arial" w:hAnsi="Arial"/>
@@ -9154,7 +9443,7 @@
               <w:spacing w:after="10" w:before="0"/>
               <w:ind w:left="120"/>
             </w:pPr>
-            <w:hyperlink w:history="1" r:id="rIdrgvrl0qwz8a_w0pfkona1">
+            <w:hyperlink w:history="1" r:id="rIdf9zz1zf0oxjzhrccodpxs">
               <w:r>
                 <w:rPr>
                   <w:rFonts w:ascii="Arial" w:cs="Arial" w:eastAsia="Arial" w:hAnsi="Arial"/>
@@ -9199,7 +9488,7 @@
             <w:pPr>
               <w:spacing w:after="20" w:before="0"/>
             </w:pPr>
-            <w:hyperlink w:history="1" r:id="rIdurtuk0dyhefh9il6ebhac">
+            <w:hyperlink w:history="1" r:id="rId8ok4s6si55kvieeilq810">
               <w:r>
                 <w:rPr>
                   <w:rFonts w:ascii="Arial" w:cs="Arial" w:eastAsia="Arial" w:hAnsi="Arial"/>
@@ -9232,7 +9521,7 @@
               <w:spacing w:after="10" w:before="0"/>
               <w:ind w:left="120"/>
             </w:pPr>
-            <w:hyperlink w:history="1" r:id="rIdme5ji1vki7okn8qslgapd">
+            <w:hyperlink w:history="1" r:id="rIdkp5ya2zapg4vazzjk_t3g">
               <w:r>
                 <w:rPr>
                   <w:rFonts w:ascii="Arial" w:cs="Arial" w:eastAsia="Arial" w:hAnsi="Arial"/>
@@ -9427,7 +9716,7 @@
             <w:pPr>
               <w:spacing w:after="20" w:before="0"/>
             </w:pPr>
-            <w:hyperlink w:history="1" r:id="rId341cmi36vwssarbo9e-fw">
+            <w:hyperlink w:history="1" r:id="rId0xvu6e-dzgamyevr1l3dw">
               <w:r>
                 <w:rPr>
                   <w:rFonts w:ascii="Arial" w:cs="Arial" w:eastAsia="Arial" w:hAnsi="Arial"/>
@@ -9460,7 +9749,7 @@
               <w:spacing w:after="10" w:before="0"/>
               <w:ind w:left="120"/>
             </w:pPr>
-            <w:hyperlink w:history="1" r:id="rIdahltprkmbgitkgyfclzik">
+            <w:hyperlink w:history="1" r:id="rIduqvzre1sbqnipwr1dratj">
               <w:r>
                 <w:rPr>
                   <w:rFonts w:ascii="Arial" w:cs="Arial" w:eastAsia="Arial" w:hAnsi="Arial"/>
@@ -9505,7 +9794,7 @@
             <w:pPr>
               <w:spacing w:after="20" w:before="0"/>
             </w:pPr>
-            <w:hyperlink w:history="1" r:id="rId2tixe_tqyxx1ovvv-wpe9">
+            <w:hyperlink w:history="1" r:id="rIdwkabxyv61ls3w_ypvl40r">
               <w:r>
                 <w:rPr>
                   <w:rFonts w:ascii="Arial" w:cs="Arial" w:eastAsia="Arial" w:hAnsi="Arial"/>
@@ -9538,7 +9827,7 @@
               <w:spacing w:after="10" w:before="0"/>
               <w:ind w:left="120"/>
             </w:pPr>
-            <w:hyperlink w:history="1" r:id="rId3bpdcjg8iqkegu2oxttui">
+            <w:hyperlink w:history="1" r:id="rIdom-hwkvwrwuwdrfeboy-x">
               <w:r>
                 <w:rPr>
                   <w:rFonts w:ascii="Arial" w:cs="Arial" w:eastAsia="Arial" w:hAnsi="Arial"/>
@@ -9733,7 +10022,7 @@
             <w:pPr>
               <w:spacing w:after="20" w:before="0"/>
             </w:pPr>
-            <w:hyperlink w:history="1" r:id="rIdnhu1dcp-4hgetbano9ku8">
+            <w:hyperlink w:history="1" r:id="rIdcqtomckg2x1n8d-fnjt3l">
               <w:r>
                 <w:rPr>
                   <w:rFonts w:ascii="Arial" w:cs="Arial" w:eastAsia="Arial" w:hAnsi="Arial"/>
@@ -9766,7 +10055,7 @@
               <w:spacing w:after="10" w:before="0"/>
               <w:ind w:left="120"/>
             </w:pPr>
-            <w:hyperlink w:history="1" r:id="rId9v3xhtzwbevvfwbxdocoj">
+            <w:hyperlink w:history="1" r:id="rIdq2infuow5m_t7jujkiuov">
               <w:r>
                 <w:rPr>
                   <w:rFonts w:ascii="Arial" w:cs="Arial" w:eastAsia="Arial" w:hAnsi="Arial"/>
@@ -9811,7 +10100,7 @@
             <w:pPr>
               <w:spacing w:after="20" w:before="0"/>
             </w:pPr>
-            <w:hyperlink w:history="1" r:id="rIddti8_vpgmulivdsenv6yu">
+            <w:hyperlink w:history="1" r:id="rIdvkrkucdcfn1xsuwugj9au">
               <w:r>
                 <w:rPr>
                   <w:rFonts w:ascii="Arial" w:cs="Arial" w:eastAsia="Arial" w:hAnsi="Arial"/>
@@ -9844,7 +10133,7 @@
               <w:spacing w:after="10" w:before="0"/>
               <w:ind w:left="120"/>
             </w:pPr>
-            <w:hyperlink w:history="1" r:id="rIdeyenrrudtgdui_f89zdcy">
+            <w:hyperlink w:history="1" r:id="rIdbriajmtbxyvy7hgsqluuu">
               <w:r>
                 <w:rPr>
                   <w:rFonts w:ascii="Arial" w:cs="Arial" w:eastAsia="Arial" w:hAnsi="Arial"/>
@@ -10039,7 +10328,7 @@
             <w:pPr>
               <w:spacing w:after="20" w:before="0"/>
             </w:pPr>
-            <w:hyperlink w:history="1" r:id="rIdixkqrxyyl7xiikvmgwrfa">
+            <w:hyperlink w:history="1" r:id="rIdvc0__rr60iqknvlhn7dpw">
               <w:r>
                 <w:rPr>
                   <w:rFonts w:ascii="Arial" w:cs="Arial" w:eastAsia="Arial" w:hAnsi="Arial"/>
@@ -10072,7 +10361,7 @@
               <w:spacing w:after="10" w:before="0"/>
               <w:ind w:left="120"/>
             </w:pPr>
-            <w:hyperlink w:history="1" r:id="rIdo2scqioksrdhazcnlm9g5">
+            <w:hyperlink w:history="1" r:id="rIdmb3tsrhwpy-l3wm4iom9w">
               <w:r>
                 <w:rPr>
                   <w:rFonts w:ascii="Arial" w:cs="Arial" w:eastAsia="Arial" w:hAnsi="Arial"/>
@@ -10117,7 +10406,7 @@
             <w:pPr>
               <w:spacing w:after="20" w:before="0"/>
             </w:pPr>
-            <w:hyperlink w:history="1" r:id="rIdubyfl489yn40rb7r-icqb">
+            <w:hyperlink w:history="1" r:id="rIdsdn-f0m3ybwxa4bazoj2z">
               <w:r>
                 <w:rPr>
                   <w:rFonts w:ascii="Arial" w:cs="Arial" w:eastAsia="Arial" w:hAnsi="Arial"/>
@@ -10150,7 +10439,7 @@
               <w:spacing w:after="10" w:before="0"/>
               <w:ind w:left="120"/>
             </w:pPr>
-            <w:hyperlink w:history="1" r:id="rId8pkxkd8loxuadg6ie-msf">
+            <w:hyperlink w:history="1" r:id="rIdadi_0uxlqwjlaiprdajdj">
               <w:r>
                 <w:rPr>
                   <w:rFonts w:ascii="Arial" w:cs="Arial" w:eastAsia="Arial" w:hAnsi="Arial"/>
@@ -10345,7 +10634,7 @@
             <w:pPr>
               <w:spacing w:after="20" w:before="0"/>
             </w:pPr>
-            <w:hyperlink w:history="1" r:id="rIdbusoutgw46lemlrasas44">
+            <w:hyperlink w:history="1" r:id="rIdlrahi53pic55ohywr3med">
               <w:r>
                 <w:rPr>
                   <w:rFonts w:ascii="Arial" w:cs="Arial" w:eastAsia="Arial" w:hAnsi="Arial"/>
@@ -10378,7 +10667,7 @@
               <w:spacing w:after="10" w:before="0"/>
               <w:ind w:left="120"/>
             </w:pPr>
-            <w:hyperlink w:history="1" r:id="rIdss-lpzeqesy0puu_c87nz">
+            <w:hyperlink w:history="1" r:id="rIdbcar_3qsalhtj53pawfql">
               <w:r>
                 <w:rPr>
                   <w:rFonts w:ascii="Arial" w:cs="Arial" w:eastAsia="Arial" w:hAnsi="Arial"/>
@@ -10423,7 +10712,7 @@
             <w:pPr>
               <w:spacing w:after="20" w:before="0"/>
             </w:pPr>
-            <w:hyperlink w:history="1" r:id="rIdnkw3eeydt-d6qk_tulsmg">
+            <w:hyperlink w:history="1" r:id="rIda1amxnnpbcgvbepfm7v4k">
               <w:r>
                 <w:rPr>
                   <w:rFonts w:ascii="Arial" w:cs="Arial" w:eastAsia="Arial" w:hAnsi="Arial"/>
@@ -10456,7 +10745,7 @@
               <w:spacing w:after="10" w:before="0"/>
               <w:ind w:left="120"/>
             </w:pPr>
-            <w:hyperlink w:history="1" r:id="rIdbrozuvakitfk6xe2dodut">
+            <w:hyperlink w:history="1" r:id="rIdy5se0b11il0etfdlrsxxo">
               <w:r>
                 <w:rPr>
                   <w:rFonts w:ascii="Arial" w:cs="Arial" w:eastAsia="Arial" w:hAnsi="Arial"/>
@@ -10952,6 +11241,65 @@
         </w:tc>
       </w:tr>
     </w:tbl>
+    <w:p>
+      <w:pPr>
+        <w:pBdr>
+          <w:top w:val="single" w:color="BBBBBB" w:sz="4" w:space="4"/>
+        </w:pBdr>
+        <w:spacing w:after="0" w:before="160"/>
+      </w:pPr>
+      <w:r>
+        <w:rPr>
+          <w:rFonts w:ascii="Arial" w:cs="Arial" w:eastAsia="Arial" w:hAnsi="Arial"/>
+          <w:color w:val="666666"/>
+          <w:sz w:val="14"/>
+          <w:szCs w:val="14"/>
+        </w:rPr>
+        <w:t xml:space="preserve">© 2026 SeaVuria and ARES. Aligned with KICD objectives. Developed by SeaVuria; technical implementation by ARES (with AI assistance from Claude). Licensed under </w:t>
+      </w:r>
+      <w:hyperlink w:history="1" r:id="rIdfkovibeshemkax7cufn3p">
+        <w:r>
+          <w:rPr>
+            <w:rFonts w:ascii="Arial" w:cs="Arial" w:eastAsia="Arial" w:hAnsi="Arial"/>
+            <w:color w:val="1F6B75"/>
+            <w:sz w:val="14"/>
+            <w:szCs w:val="14"/>
+            <w:u w:val="single" w:color="1F6B75"/>
+          </w:rPr>
+          <w:t xml:space="preserve">CC BY-NC 4.0</w:t>
+        </w:r>
+      </w:hyperlink>
+      <w:r>
+        <w:rPr>
+          <w:rFonts w:ascii="Arial" w:cs="Arial" w:eastAsia="Arial" w:hAnsi="Arial"/>
+          <w:color w:val="666666"/>
+          <w:sz w:val="14"/>
+          <w:szCs w:val="14"/>
+        </w:rPr>
+        <w:t xml:space="preserve"> (</w:t>
+      </w:r>
+      <w:hyperlink w:history="1" r:id="rIdegu_mm9756rlpeg12gndo">
+        <w:r>
+          <w:rPr>
+            <w:rFonts w:ascii="Arial" w:cs="Arial" w:eastAsia="Arial" w:hAnsi="Arial"/>
+            <w:color w:val="1F6B75"/>
+            <w:sz w:val="14"/>
+            <w:szCs w:val="14"/>
+            <w:u w:val="single" w:color="1F6B75"/>
+          </w:rPr>
+          <w:t xml:space="preserve">https://creativecommons.org/licenses/by-nc/4.0/</w:t>
+        </w:r>
+      </w:hyperlink>
+      <w:r>
+        <w:rPr>
+          <w:rFonts w:ascii="Arial" w:cs="Arial" w:eastAsia="Arial" w:hAnsi="Arial"/>
+          <w:color w:val="666666"/>
+          <w:sz w:val="14"/>
+          <w:szCs w:val="14"/>
+        </w:rPr>
+        <w:t xml:space="preserve">).</w:t>
+      </w:r>
+    </w:p>
     <w:p>
       <w:r>
         <w:br w:type="page"/>
@@ -11943,7 +12291,7 @@
             <w:pPr>
               <w:spacing w:after="20" w:before="0"/>
             </w:pPr>
-            <w:hyperlink w:history="1" r:id="rIdii5b3_idhoualfxhapttq">
+            <w:hyperlink w:history="1" r:id="rIdt1rvfqub3hyxd6r3rnz4d">
               <w:r>
                 <w:rPr>
                   <w:rFonts w:ascii="Arial" w:cs="Arial" w:eastAsia="Arial" w:hAnsi="Arial"/>
@@ -11976,7 +12324,7 @@
               <w:spacing w:after="10" w:before="0"/>
               <w:ind w:left="120"/>
             </w:pPr>
-            <w:hyperlink w:history="1" r:id="rIdg_5nyufoncbznnxyjkmo3">
+            <w:hyperlink w:history="1" r:id="rIdp4277opg7dtau0un3bndp">
               <w:r>
                 <w:rPr>
                   <w:rFonts w:ascii="Arial" w:cs="Arial" w:eastAsia="Arial" w:hAnsi="Arial"/>
@@ -12021,7 +12369,7 @@
             <w:pPr>
               <w:spacing w:after="20" w:before="0"/>
             </w:pPr>
-            <w:hyperlink w:history="1" r:id="rIdqpcupae-ajogivfqwiy6b">
+            <w:hyperlink w:history="1" r:id="rIdxumuwerzsju7xpwhgfikx">
               <w:r>
                 <w:rPr>
                   <w:rFonts w:ascii="Arial" w:cs="Arial" w:eastAsia="Arial" w:hAnsi="Arial"/>
@@ -12054,7 +12402,7 @@
               <w:spacing w:after="10" w:before="0"/>
               <w:ind w:left="120"/>
             </w:pPr>
-            <w:hyperlink w:history="1" r:id="rIdypcj61miqcdmisshbghv2">
+            <w:hyperlink w:history="1" r:id="rIdimxlpo0cxeiyiqqqnz9kv">
               <w:r>
                 <w:rPr>
                   <w:rFonts w:ascii="Arial" w:cs="Arial" w:eastAsia="Arial" w:hAnsi="Arial"/>
@@ -12249,7 +12597,7 @@
             <w:pPr>
               <w:spacing w:after="20" w:before="0"/>
             </w:pPr>
-            <w:hyperlink w:history="1" r:id="rIdvuswmsg9ucw96d1ef0ph0">
+            <w:hyperlink w:history="1" r:id="rIdrzl4gisanusidzymraiqy">
               <w:r>
                 <w:rPr>
                   <w:rFonts w:ascii="Arial" w:cs="Arial" w:eastAsia="Arial" w:hAnsi="Arial"/>
@@ -12282,7 +12630,7 @@
               <w:spacing w:after="10" w:before="0"/>
               <w:ind w:left="120"/>
             </w:pPr>
-            <w:hyperlink w:history="1" r:id="rIdsq92jhkd53vgbyhqls25y">
+            <w:hyperlink w:history="1" r:id="rIdnzeqsxhv7wh8uayblhteh">
               <w:r>
                 <w:rPr>
                   <w:rFonts w:ascii="Arial" w:cs="Arial" w:eastAsia="Arial" w:hAnsi="Arial"/>
@@ -12327,7 +12675,7 @@
             <w:pPr>
               <w:spacing w:after="20" w:before="0"/>
             </w:pPr>
-            <w:hyperlink w:history="1" r:id="rIdcqfityjzqoiqxiajw2_3q">
+            <w:hyperlink w:history="1" r:id="rIdhnxvqim04d0aoluhl1vse">
               <w:r>
                 <w:rPr>
                   <w:rFonts w:ascii="Arial" w:cs="Arial" w:eastAsia="Arial" w:hAnsi="Arial"/>
@@ -12360,7 +12708,7 @@
               <w:spacing w:after="10" w:before="0"/>
               <w:ind w:left="120"/>
             </w:pPr>
-            <w:hyperlink w:history="1" r:id="rIda2d5v4fx77_xfebnnnhjz">
+            <w:hyperlink w:history="1" r:id="rIdzzjbngzrucrjxvlalcf61">
               <w:r>
                 <w:rPr>
                   <w:rFonts w:ascii="Arial" w:cs="Arial" w:eastAsia="Arial" w:hAnsi="Arial"/>
@@ -12555,7 +12903,7 @@
             <w:pPr>
               <w:spacing w:after="20" w:before="0"/>
             </w:pPr>
-            <w:hyperlink w:history="1" r:id="rIdup2bphgyp8bweqdasdxl3">
+            <w:hyperlink w:history="1" r:id="rIdpxzytv2j5prxvcgbnm1wi">
               <w:r>
                 <w:rPr>
                   <w:rFonts w:ascii="Arial" w:cs="Arial" w:eastAsia="Arial" w:hAnsi="Arial"/>
@@ -12588,7 +12936,7 @@
               <w:spacing w:after="10" w:before="0"/>
               <w:ind w:left="120"/>
             </w:pPr>
-            <w:hyperlink w:history="1" r:id="rIdpnrhcxffpckzq1u9k1agk">
+            <w:hyperlink w:history="1" r:id="rIda5blocfgjum4x6exxkrei">
               <w:r>
                 <w:rPr>
                   <w:rFonts w:ascii="Arial" w:cs="Arial" w:eastAsia="Arial" w:hAnsi="Arial"/>
@@ -12633,7 +12981,7 @@
             <w:pPr>
               <w:spacing w:after="20" w:before="0"/>
             </w:pPr>
-            <w:hyperlink w:history="1" r:id="rIdbzkoqvjbpaxnuuebzsqmt">
+            <w:hyperlink w:history="1" r:id="rIdz6ffwxxm1jdrzrwapxzri">
               <w:r>
                 <w:rPr>
                   <w:rFonts w:ascii="Arial" w:cs="Arial" w:eastAsia="Arial" w:hAnsi="Arial"/>
@@ -12666,7 +13014,7 @@
               <w:spacing w:after="10" w:before="0"/>
               <w:ind w:left="120"/>
             </w:pPr>
-            <w:hyperlink w:history="1" r:id="rIdvwue92xgjblwdyq_muq3p">
+            <w:hyperlink w:history="1" r:id="rIdbpmwuucnmv45ksg3_96ho">
               <w:r>
                 <w:rPr>
                   <w:rFonts w:ascii="Arial" w:cs="Arial" w:eastAsia="Arial" w:hAnsi="Arial"/>
@@ -13250,7 +13598,7 @@
             <w:pPr>
               <w:spacing w:after="20" w:before="0"/>
             </w:pPr>
-            <w:hyperlink w:history="1" r:id="rId3hxtlhdmkkmm35hqnc3dp">
+            <w:hyperlink w:history="1" r:id="rId-gpp4_90m9-57a1ihu_hq">
               <w:r>
                 <w:rPr>
                   <w:rFonts w:ascii="Arial" w:cs="Arial" w:eastAsia="Arial" w:hAnsi="Arial"/>
@@ -13283,7 +13631,7 @@
               <w:spacing w:after="10" w:before="0"/>
               <w:ind w:left="120"/>
             </w:pPr>
-            <w:hyperlink w:history="1" r:id="rIdtlto8njwudefmmti0a3cp">
+            <w:hyperlink w:history="1" r:id="rIdybytckjrzotsfqhjenqxt">
               <w:r>
                 <w:rPr>
                   <w:rFonts w:ascii="Arial" w:cs="Arial" w:eastAsia="Arial" w:hAnsi="Arial"/>
@@ -13328,7 +13676,7 @@
             <w:pPr>
               <w:spacing w:after="20" w:before="0"/>
             </w:pPr>
-            <w:hyperlink w:history="1" r:id="rIdseqm0wqxb_zlxmv6c0nvg">
+            <w:hyperlink w:history="1" r:id="rIdbt2ajcc3e7w_9hx9e0vdf">
               <w:r>
                 <w:rPr>
                   <w:rFonts w:ascii="Arial" w:cs="Arial" w:eastAsia="Arial" w:hAnsi="Arial"/>
@@ -13361,7 +13709,7 @@
               <w:spacing w:after="10" w:before="0"/>
               <w:ind w:left="120"/>
             </w:pPr>
-            <w:hyperlink w:history="1" r:id="rIdbracl6wi0owp-9at5kovq">
+            <w:hyperlink w:history="1" r:id="rIdak8duq64c5h7ocgrizcml">
               <w:r>
                 <w:rPr>
                   <w:rFonts w:ascii="Arial" w:cs="Arial" w:eastAsia="Arial" w:hAnsi="Arial"/>
@@ -13556,7 +13904,7 @@
             <w:pPr>
               <w:spacing w:after="20" w:before="0"/>
             </w:pPr>
-            <w:hyperlink w:history="1" r:id="rIdqf7imacf4csdbsf0h5q2y">
+            <w:hyperlink w:history="1" r:id="rIdotlu813zusluwnbcj16se">
               <w:r>
                 <w:rPr>
                   <w:rFonts w:ascii="Arial" w:cs="Arial" w:eastAsia="Arial" w:hAnsi="Arial"/>
@@ -13589,7 +13937,7 @@
               <w:spacing w:after="10" w:before="0"/>
               <w:ind w:left="120"/>
             </w:pPr>
-            <w:hyperlink w:history="1" r:id="rIduhwl56xg-ilqnhmxa38u4">
+            <w:hyperlink w:history="1" r:id="rIdsvl7c2txkezgl-z5wxquy">
               <w:r>
                 <w:rPr>
                   <w:rFonts w:ascii="Arial" w:cs="Arial" w:eastAsia="Arial" w:hAnsi="Arial"/>
@@ -13634,7 +13982,7 @@
             <w:pPr>
               <w:spacing w:after="20" w:before="0"/>
             </w:pPr>
-            <w:hyperlink w:history="1" r:id="rIdytc3s5zwd9wicxvtc4num">
+            <w:hyperlink w:history="1" r:id="rIdjlpq4m0pjru-gc86el1tt">
               <w:r>
                 <w:rPr>
                   <w:rFonts w:ascii="Arial" w:cs="Arial" w:eastAsia="Arial" w:hAnsi="Arial"/>
@@ -13667,7 +14015,7 @@
               <w:spacing w:after="10" w:before="0"/>
               <w:ind w:left="120"/>
             </w:pPr>
-            <w:hyperlink w:history="1" r:id="rId2dzoeuizjhf2jhktnk8ik">
+            <w:hyperlink w:history="1" r:id="rIdjeobwlweros7hz0rpr_rz">
               <w:r>
                 <w:rPr>
                   <w:rFonts w:ascii="Arial" w:cs="Arial" w:eastAsia="Arial" w:hAnsi="Arial"/>
@@ -14163,6 +14511,65 @@
         </w:tc>
       </w:tr>
     </w:tbl>
+    <w:p>
+      <w:pPr>
+        <w:pBdr>
+          <w:top w:val="single" w:color="BBBBBB" w:sz="4" w:space="4"/>
+        </w:pBdr>
+        <w:spacing w:after="0" w:before="160"/>
+      </w:pPr>
+      <w:r>
+        <w:rPr>
+          <w:rFonts w:ascii="Arial" w:cs="Arial" w:eastAsia="Arial" w:hAnsi="Arial"/>
+          <w:color w:val="666666"/>
+          <w:sz w:val="14"/>
+          <w:szCs w:val="14"/>
+        </w:rPr>
+        <w:t xml:space="preserve">© 2026 SeaVuria and ARES. Aligned with KICD objectives. Developed by SeaVuria; technical implementation by ARES (with AI assistance from Claude). Licensed under </w:t>
+      </w:r>
+      <w:hyperlink w:history="1" r:id="rIdlhkacz8qggpu3h2fs7cc8">
+        <w:r>
+          <w:rPr>
+            <w:rFonts w:ascii="Arial" w:cs="Arial" w:eastAsia="Arial" w:hAnsi="Arial"/>
+            <w:color w:val="1F6B75"/>
+            <w:sz w:val="14"/>
+            <w:szCs w:val="14"/>
+            <w:u w:val="single" w:color="1F6B75"/>
+          </w:rPr>
+          <w:t xml:space="preserve">CC BY-NC 4.0</w:t>
+        </w:r>
+      </w:hyperlink>
+      <w:r>
+        <w:rPr>
+          <w:rFonts w:ascii="Arial" w:cs="Arial" w:eastAsia="Arial" w:hAnsi="Arial"/>
+          <w:color w:val="666666"/>
+          <w:sz w:val="14"/>
+          <w:szCs w:val="14"/>
+        </w:rPr>
+        <w:t xml:space="preserve"> (</w:t>
+      </w:r>
+      <w:hyperlink w:history="1" r:id="rIdpuep-xzo22xukmtauczsy">
+        <w:r>
+          <w:rPr>
+            <w:rFonts w:ascii="Arial" w:cs="Arial" w:eastAsia="Arial" w:hAnsi="Arial"/>
+            <w:color w:val="1F6B75"/>
+            <w:sz w:val="14"/>
+            <w:szCs w:val="14"/>
+            <w:u w:val="single" w:color="1F6B75"/>
+          </w:rPr>
+          <w:t xml:space="preserve">https://creativecommons.org/licenses/by-nc/4.0/</w:t>
+        </w:r>
+      </w:hyperlink>
+      <w:r>
+        <w:rPr>
+          <w:rFonts w:ascii="Arial" w:cs="Arial" w:eastAsia="Arial" w:hAnsi="Arial"/>
+          <w:color w:val="666666"/>
+          <w:sz w:val="14"/>
+          <w:szCs w:val="14"/>
+        </w:rPr>
+        <w:t xml:space="preserve">).</w:t>
+      </w:r>
+    </w:p>
     <w:p>
       <w:r>
         <w:br w:type="page"/>
@@ -15154,7 +15561,7 @@
             <w:pPr>
               <w:spacing w:after="20" w:before="0"/>
             </w:pPr>
-            <w:hyperlink w:history="1" r:id="rIdvhkqsgbrqwn7baxuitpct">
+            <w:hyperlink w:history="1" r:id="rIdzddubpygdiitl5wrae-wk">
               <w:r>
                 <w:rPr>
                   <w:rFonts w:ascii="Arial" w:cs="Arial" w:eastAsia="Arial" w:hAnsi="Arial"/>
@@ -15187,7 +15594,7 @@
               <w:spacing w:after="10" w:before="0"/>
               <w:ind w:left="120"/>
             </w:pPr>
-            <w:hyperlink w:history="1" r:id="rIdbgm-kduq5h4h8xexqkots">
+            <w:hyperlink w:history="1" r:id="rIdlbuds--7xgx3ucrvmimnb">
               <w:r>
                 <w:rPr>
                   <w:rFonts w:ascii="Arial" w:cs="Arial" w:eastAsia="Arial" w:hAnsi="Arial"/>
@@ -15232,7 +15639,7 @@
             <w:pPr>
               <w:spacing w:after="20" w:before="0"/>
             </w:pPr>
-            <w:hyperlink w:history="1" r:id="rIdtejyd9wkmjw8-ymso5ol8">
+            <w:hyperlink w:history="1" r:id="rIdqoyns7rmauee_zhzpxhxs">
               <w:r>
                 <w:rPr>
                   <w:rFonts w:ascii="Arial" w:cs="Arial" w:eastAsia="Arial" w:hAnsi="Arial"/>
@@ -15265,7 +15672,7 @@
               <w:spacing w:after="10" w:before="0"/>
               <w:ind w:left="120"/>
             </w:pPr>
-            <w:hyperlink w:history="1" r:id="rIdrlvb2draygxt7niyf01zi">
+            <w:hyperlink w:history="1" r:id="rId4l5v4zm79r0y7rdaglcrp">
               <w:r>
                 <w:rPr>
                   <w:rFonts w:ascii="Arial" w:cs="Arial" w:eastAsia="Arial" w:hAnsi="Arial"/>
@@ -15460,7 +15867,7 @@
             <w:pPr>
               <w:spacing w:after="20" w:before="0"/>
             </w:pPr>
-            <w:hyperlink w:history="1" r:id="rIdb6hbpra92f-cdk__bpecw">
+            <w:hyperlink w:history="1" r:id="rIdf0cuodwuj2hzivzxceswz">
               <w:r>
                 <w:rPr>
                   <w:rFonts w:ascii="Arial" w:cs="Arial" w:eastAsia="Arial" w:hAnsi="Arial"/>
@@ -15493,7 +15900,7 @@
               <w:spacing w:after="10" w:before="0"/>
               <w:ind w:left="120"/>
             </w:pPr>
-            <w:hyperlink w:history="1" r:id="rId0eyk2dubg4gjkaukutc8i">
+            <w:hyperlink w:history="1" r:id="rIdc-yphb0macf4w76omdc-l">
               <w:r>
                 <w:rPr>
                   <w:rFonts w:ascii="Arial" w:cs="Arial" w:eastAsia="Arial" w:hAnsi="Arial"/>
@@ -15538,7 +15945,7 @@
             <w:pPr>
               <w:spacing w:after="20" w:before="0"/>
             </w:pPr>
-            <w:hyperlink w:history="1" r:id="rIdnnhxf11r6xdcwjdawgjou">
+            <w:hyperlink w:history="1" r:id="rIdhbk8h1eq9gopa7qmecvgm">
               <w:r>
                 <w:rPr>
                   <w:rFonts w:ascii="Arial" w:cs="Arial" w:eastAsia="Arial" w:hAnsi="Arial"/>
@@ -15571,7 +15978,7 @@
               <w:spacing w:after="10" w:before="0"/>
               <w:ind w:left="120"/>
             </w:pPr>
-            <w:hyperlink w:history="1" r:id="rIdftsjar0hj384epsviic5-">
+            <w:hyperlink w:history="1" r:id="rIdyiix3qks7r4vxc9z96hj0">
               <w:r>
                 <w:rPr>
                   <w:rFonts w:ascii="Arial" w:cs="Arial" w:eastAsia="Arial" w:hAnsi="Arial"/>
@@ -15766,7 +16173,7 @@
             <w:pPr>
               <w:spacing w:after="20" w:before="0"/>
             </w:pPr>
-            <w:hyperlink w:history="1" r:id="rIdn-5qsfyvaiyfaiwpyyzmb">
+            <w:hyperlink w:history="1" r:id="rId2jyluslg64o1hp0pbf74m">
               <w:r>
                 <w:rPr>
                   <w:rFonts w:ascii="Arial" w:cs="Arial" w:eastAsia="Arial" w:hAnsi="Arial"/>
@@ -15799,7 +16206,7 @@
               <w:spacing w:after="10" w:before="0"/>
               <w:ind w:left="120"/>
             </w:pPr>
-            <w:hyperlink w:history="1" r:id="rId6fgjem1a6skvqrd3bk1do">
+            <w:hyperlink w:history="1" r:id="rIdxngvq1rh1pco1cejk2s0b">
               <w:r>
                 <w:rPr>
                   <w:rFonts w:ascii="Arial" w:cs="Arial" w:eastAsia="Arial" w:hAnsi="Arial"/>
@@ -15844,7 +16251,7 @@
             <w:pPr>
               <w:spacing w:after="20" w:before="0"/>
             </w:pPr>
-            <w:hyperlink w:history="1" r:id="rIdzgm2uq6fkerj6peu_mrza">
+            <w:hyperlink w:history="1" r:id="rIdu1w-qhkayyiyh-ovf4mgh">
               <w:r>
                 <w:rPr>
                   <w:rFonts w:ascii="Arial" w:cs="Arial" w:eastAsia="Arial" w:hAnsi="Arial"/>
@@ -15877,7 +16284,7 @@
               <w:spacing w:after="10" w:before="0"/>
               <w:ind w:left="120"/>
             </w:pPr>
-            <w:hyperlink w:history="1" r:id="rIdgju1uace6uulyu0jbvnt2">
+            <w:hyperlink w:history="1" r:id="rIdpvcwam_5f4kng5263sxav">
               <w:r>
                 <w:rPr>
                   <w:rFonts w:ascii="Arial" w:cs="Arial" w:eastAsia="Arial" w:hAnsi="Arial"/>
@@ -16072,7 +16479,7 @@
             <w:pPr>
               <w:spacing w:after="20" w:before="0"/>
             </w:pPr>
-            <w:hyperlink w:history="1" r:id="rId_md_wit9lj3p7ecysrgyu">
+            <w:hyperlink w:history="1" r:id="rIdwp4uuck18msejmyz0umg4">
               <w:r>
                 <w:rPr>
                   <w:rFonts w:ascii="Arial" w:cs="Arial" w:eastAsia="Arial" w:hAnsi="Arial"/>
@@ -16105,7 +16512,7 @@
               <w:spacing w:after="10" w:before="0"/>
               <w:ind w:left="120"/>
             </w:pPr>
-            <w:hyperlink w:history="1" r:id="rIdknbhtkqtpr9zy4npxpboq">
+            <w:hyperlink w:history="1" r:id="rIdu6vkhcnntwrrzzbuazt8a">
               <w:r>
                 <w:rPr>
                   <w:rFonts w:ascii="Arial" w:cs="Arial" w:eastAsia="Arial" w:hAnsi="Arial"/>
@@ -16150,7 +16557,7 @@
             <w:pPr>
               <w:spacing w:after="20" w:before="0"/>
             </w:pPr>
-            <w:hyperlink w:history="1" r:id="rIdwiadcxrzqapm-pxtplsdz">
+            <w:hyperlink w:history="1" r:id="rId113qwdfufusx2bcqqyjcx">
               <w:r>
                 <w:rPr>
                   <w:rFonts w:ascii="Arial" w:cs="Arial" w:eastAsia="Arial" w:hAnsi="Arial"/>
@@ -16183,7 +16590,7 @@
               <w:spacing w:after="10" w:before="0"/>
               <w:ind w:left="120"/>
             </w:pPr>
-            <w:hyperlink w:history="1" r:id="rIdic8kcvju5ubi8pralbjay">
+            <w:hyperlink w:history="1" r:id="rIdsntpyhy8bvcmg0eyfgoc0">
               <w:r>
                 <w:rPr>
                   <w:rFonts w:ascii="Arial" w:cs="Arial" w:eastAsia="Arial" w:hAnsi="Arial"/>
@@ -16378,7 +16785,7 @@
             <w:pPr>
               <w:spacing w:after="20" w:before="0"/>
             </w:pPr>
-            <w:hyperlink w:history="1" r:id="rId4t608y65pqd32ak-xube2">
+            <w:hyperlink w:history="1" r:id="rIdad17gwdi4pthpp3wtsq2z">
               <w:r>
                 <w:rPr>
                   <w:rFonts w:ascii="Arial" w:cs="Arial" w:eastAsia="Arial" w:hAnsi="Arial"/>
@@ -16411,7 +16818,7 @@
               <w:spacing w:after="10" w:before="0"/>
               <w:ind w:left="120"/>
             </w:pPr>
-            <w:hyperlink w:history="1" r:id="rIdzuhipabhu-oz2198-jvcg">
+            <w:hyperlink w:history="1" r:id="rIdiyvoprf6jeaxitv3_kgsv">
               <w:r>
                 <w:rPr>
                   <w:rFonts w:ascii="Arial" w:cs="Arial" w:eastAsia="Arial" w:hAnsi="Arial"/>
@@ -16456,7 +16863,7 @@
             <w:pPr>
               <w:spacing w:after="20" w:before="0"/>
             </w:pPr>
-            <w:hyperlink w:history="1" r:id="rIdlbso1n53t2qc_qoxl8ra6">
+            <w:hyperlink w:history="1" r:id="rIdkudmrwdb4aaxhvpzz-il4">
               <w:r>
                 <w:rPr>
                   <w:rFonts w:ascii="Arial" w:cs="Arial" w:eastAsia="Arial" w:hAnsi="Arial"/>
@@ -16489,7 +16896,7 @@
               <w:spacing w:after="10" w:before="0"/>
               <w:ind w:left="120"/>
             </w:pPr>
-            <w:hyperlink w:history="1" r:id="rIdox-6xgiu5dkl__ajhmqzy">
+            <w:hyperlink w:history="1" r:id="rIdegoujnybovq9mvliqnyuw">
               <w:r>
                 <w:rPr>
                   <w:rFonts w:ascii="Arial" w:cs="Arial" w:eastAsia="Arial" w:hAnsi="Arial"/>
@@ -16985,6 +17392,65 @@
         </w:tc>
       </w:tr>
     </w:tbl>
+    <w:p>
+      <w:pPr>
+        <w:pBdr>
+          <w:top w:val="single" w:color="BBBBBB" w:sz="4" w:space="4"/>
+        </w:pBdr>
+        <w:spacing w:after="0" w:before="160"/>
+      </w:pPr>
+      <w:r>
+        <w:rPr>
+          <w:rFonts w:ascii="Arial" w:cs="Arial" w:eastAsia="Arial" w:hAnsi="Arial"/>
+          <w:color w:val="666666"/>
+          <w:sz w:val="14"/>
+          <w:szCs w:val="14"/>
+        </w:rPr>
+        <w:t xml:space="preserve">© 2026 SeaVuria and ARES. Aligned with KICD objectives. Developed by SeaVuria; technical implementation by ARES (with AI assistance from Claude). Licensed under </w:t>
+      </w:r>
+      <w:hyperlink w:history="1" r:id="rIdftqfcxi6vfx3snaa7c8l4">
+        <w:r>
+          <w:rPr>
+            <w:rFonts w:ascii="Arial" w:cs="Arial" w:eastAsia="Arial" w:hAnsi="Arial"/>
+            <w:color w:val="1F6B75"/>
+            <w:sz w:val="14"/>
+            <w:szCs w:val="14"/>
+            <w:u w:val="single" w:color="1F6B75"/>
+          </w:rPr>
+          <w:t xml:space="preserve">CC BY-NC 4.0</w:t>
+        </w:r>
+      </w:hyperlink>
+      <w:r>
+        <w:rPr>
+          <w:rFonts w:ascii="Arial" w:cs="Arial" w:eastAsia="Arial" w:hAnsi="Arial"/>
+          <w:color w:val="666666"/>
+          <w:sz w:val="14"/>
+          <w:szCs w:val="14"/>
+        </w:rPr>
+        <w:t xml:space="preserve"> (</w:t>
+      </w:r>
+      <w:hyperlink w:history="1" r:id="rId2mhkngyuky_t4y2rrigmn">
+        <w:r>
+          <w:rPr>
+            <w:rFonts w:ascii="Arial" w:cs="Arial" w:eastAsia="Arial" w:hAnsi="Arial"/>
+            <w:color w:val="1F6B75"/>
+            <w:sz w:val="14"/>
+            <w:szCs w:val="14"/>
+            <w:u w:val="single" w:color="1F6B75"/>
+          </w:rPr>
+          <w:t xml:space="preserve">https://creativecommons.org/licenses/by-nc/4.0/</w:t>
+        </w:r>
+      </w:hyperlink>
+      <w:r>
+        <w:rPr>
+          <w:rFonts w:ascii="Arial" w:cs="Arial" w:eastAsia="Arial" w:hAnsi="Arial"/>
+          <w:color w:val="666666"/>
+          <w:sz w:val="14"/>
+          <w:szCs w:val="14"/>
+        </w:rPr>
+        <w:t xml:space="preserve">).</w:t>
+      </w:r>
+    </w:p>
     <w:p>
       <w:r>
         <w:br w:type="page"/>
@@ -17976,7 +18442,7 @@
             <w:pPr>
               <w:spacing w:after="20" w:before="0"/>
             </w:pPr>
-            <w:hyperlink w:history="1" r:id="rIdu6zhctlfoum9wvfudcxyk">
+            <w:hyperlink w:history="1" r:id="rIdgjgu0prhr9p6dk3npkae3">
               <w:r>
                 <w:rPr>
                   <w:rFonts w:ascii="Arial" w:cs="Arial" w:eastAsia="Arial" w:hAnsi="Arial"/>
@@ -18009,7 +18475,7 @@
               <w:spacing w:after="10" w:before="0"/>
               <w:ind w:left="120"/>
             </w:pPr>
-            <w:hyperlink w:history="1" r:id="rIdo_fw1dxkxag6orsdznpnm">
+            <w:hyperlink w:history="1" r:id="rId0sohbitswudx7sq2br4-b">
               <w:r>
                 <w:rPr>
                   <w:rFonts w:ascii="Arial" w:cs="Arial" w:eastAsia="Arial" w:hAnsi="Arial"/>
@@ -18054,7 +18520,7 @@
             <w:pPr>
               <w:spacing w:after="20" w:before="0"/>
             </w:pPr>
-            <w:hyperlink w:history="1" r:id="rIdndhpblcmkq5jv-wlyr0r2">
+            <w:hyperlink w:history="1" r:id="rId2abdzbtkmcuzlp759gljq">
               <w:r>
                 <w:rPr>
                   <w:rFonts w:ascii="Arial" w:cs="Arial" w:eastAsia="Arial" w:hAnsi="Arial"/>
@@ -18087,7 +18553,7 @@
               <w:spacing w:after="10" w:before="0"/>
               <w:ind w:left="120"/>
             </w:pPr>
-            <w:hyperlink w:history="1" r:id="rId_sz46ni107b74e0g0f2nc">
+            <w:hyperlink w:history="1" r:id="rIdcoitkoyyxtsyxqzb4zq0e">
               <w:r>
                 <w:rPr>
                   <w:rFonts w:ascii="Arial" w:cs="Arial" w:eastAsia="Arial" w:hAnsi="Arial"/>
@@ -18282,7 +18748,7 @@
             <w:pPr>
               <w:spacing w:after="20" w:before="0"/>
             </w:pPr>
-            <w:hyperlink w:history="1" r:id="rIdjaxiwz3zncgxonrcafwsi">
+            <w:hyperlink w:history="1" r:id="rIdehimevt2mgpe_lo7sqzep">
               <w:r>
                 <w:rPr>
                   <w:rFonts w:ascii="Arial" w:cs="Arial" w:eastAsia="Arial" w:hAnsi="Arial"/>
@@ -18315,7 +18781,7 @@
               <w:spacing w:after="10" w:before="0"/>
               <w:ind w:left="120"/>
             </w:pPr>
-            <w:hyperlink w:history="1" r:id="rIdham_9oll15546wekrufyq">
+            <w:hyperlink w:history="1" r:id="rId5nnzjva5klubuiaxggy8m">
               <w:r>
                 <w:rPr>
                   <w:rFonts w:ascii="Arial" w:cs="Arial" w:eastAsia="Arial" w:hAnsi="Arial"/>
@@ -18360,7 +18826,7 @@
             <w:pPr>
               <w:spacing w:after="20" w:before="0"/>
             </w:pPr>
-            <w:hyperlink w:history="1" r:id="rIdmohzzqcdbq1j1kvoqigh5">
+            <w:hyperlink w:history="1" r:id="rIdoe_25cl0g2n-wu6jzlgt3">
               <w:r>
                 <w:rPr>
                   <w:rFonts w:ascii="Arial" w:cs="Arial" w:eastAsia="Arial" w:hAnsi="Arial"/>
@@ -18393,7 +18859,7 @@
               <w:spacing w:after="10" w:before="0"/>
               <w:ind w:left="120"/>
             </w:pPr>
-            <w:hyperlink w:history="1" r:id="rIdmnkono6gho92umytl-gqz">
+            <w:hyperlink w:history="1" r:id="rId4ob6qm_vq1ybgead5z0ew">
               <w:r>
                 <w:rPr>
                   <w:rFonts w:ascii="Arial" w:cs="Arial" w:eastAsia="Arial" w:hAnsi="Arial"/>
@@ -18588,7 +19054,7 @@
             <w:pPr>
               <w:spacing w:after="20" w:before="0"/>
             </w:pPr>
-            <w:hyperlink w:history="1" r:id="rIdqcw7ao6zt_a7jngcezula">
+            <w:hyperlink w:history="1" r:id="rIdvxwv9gicdbf9ljkdegnz7">
               <w:r>
                 <w:rPr>
                   <w:rFonts w:ascii="Arial" w:cs="Arial" w:eastAsia="Arial" w:hAnsi="Arial"/>
@@ -18621,7 +19087,7 @@
               <w:spacing w:after="10" w:before="0"/>
               <w:ind w:left="120"/>
             </w:pPr>
-            <w:hyperlink w:history="1" r:id="rIdtcered6f4mgr2fyzqdbmt">
+            <w:hyperlink w:history="1" r:id="rId_7dm_vijibhkqxvulx_9r">
               <w:r>
                 <w:rPr>
                   <w:rFonts w:ascii="Arial" w:cs="Arial" w:eastAsia="Arial" w:hAnsi="Arial"/>
@@ -18666,7 +19132,7 @@
             <w:pPr>
               <w:spacing w:after="20" w:before="0"/>
             </w:pPr>
-            <w:hyperlink w:history="1" r:id="rIdl6qag6yxnsczklelajqno">
+            <w:hyperlink w:history="1" r:id="rIdlzbxzuxz4ojlc5zaqzvjw">
               <w:r>
                 <w:rPr>
                   <w:rFonts w:ascii="Arial" w:cs="Arial" w:eastAsia="Arial" w:hAnsi="Arial"/>
@@ -18699,7 +19165,7 @@
               <w:spacing w:after="10" w:before="0"/>
               <w:ind w:left="120"/>
             </w:pPr>
-            <w:hyperlink w:history="1" r:id="rIdteefoekydz1g7b6feootm">
+            <w:hyperlink w:history="1" r:id="rIdhmgytketkoxgytbgup9yk">
               <w:r>
                 <w:rPr>
                   <w:rFonts w:ascii="Arial" w:cs="Arial" w:eastAsia="Arial" w:hAnsi="Arial"/>
@@ -18894,7 +19360,7 @@
             <w:pPr>
               <w:spacing w:after="20" w:before="0"/>
             </w:pPr>
-            <w:hyperlink w:history="1" r:id="rId-saiy2rwrvmj9wfq2n2w_">
+            <w:hyperlink w:history="1" r:id="rIdlr_pwjraxnqqlov0ahex1">
               <w:r>
                 <w:rPr>
                   <w:rFonts w:ascii="Arial" w:cs="Arial" w:eastAsia="Arial" w:hAnsi="Arial"/>
@@ -18927,7 +19393,7 @@
               <w:spacing w:after="10" w:before="0"/>
               <w:ind w:left="120"/>
             </w:pPr>
-            <w:hyperlink w:history="1" r:id="rIdoy2o99-r_15u6anyc_wis">
+            <w:hyperlink w:history="1" r:id="rIdrzts009nc8nuquz_tmora">
               <w:r>
                 <w:rPr>
                   <w:rFonts w:ascii="Arial" w:cs="Arial" w:eastAsia="Arial" w:hAnsi="Arial"/>
@@ -18972,7 +19438,7 @@
             <w:pPr>
               <w:spacing w:after="20" w:before="0"/>
             </w:pPr>
-            <w:hyperlink w:history="1" r:id="rIdum0q1stqpnqaalqii7w78">
+            <w:hyperlink w:history="1" r:id="rId3r7l3ojgabzlgpc1c54hl">
               <w:r>
                 <w:rPr>
                   <w:rFonts w:ascii="Arial" w:cs="Arial" w:eastAsia="Arial" w:hAnsi="Arial"/>
@@ -19005,7 +19471,7 @@
               <w:spacing w:after="10" w:before="0"/>
               <w:ind w:left="120"/>
             </w:pPr>
-            <w:hyperlink w:history="1" r:id="rId6bz2se_wnj5xrdu8_dmtn">
+            <w:hyperlink w:history="1" r:id="rIdmpolyvibaysgynjc9gef4">
               <w:r>
                 <w:rPr>
                   <w:rFonts w:ascii="Arial" w:cs="Arial" w:eastAsia="Arial" w:hAnsi="Arial"/>
@@ -19200,7 +19666,7 @@
             <w:pPr>
               <w:spacing w:after="20" w:before="0"/>
             </w:pPr>
-            <w:hyperlink w:history="1" r:id="rIdplj-jznm5vjofhhe72gfo">
+            <w:hyperlink w:history="1" r:id="rIdly-fxabysiuypsylidqin">
               <w:r>
                 <w:rPr>
                   <w:rFonts w:ascii="Arial" w:cs="Arial" w:eastAsia="Arial" w:hAnsi="Arial"/>
@@ -19233,7 +19699,7 @@
               <w:spacing w:after="10" w:before="0"/>
               <w:ind w:left="120"/>
             </w:pPr>
-            <w:hyperlink w:history="1" r:id="rId_70lmrdgtexyng8cw9kwu">
+            <w:hyperlink w:history="1" r:id="rIdjvwxpjsgbtjsoiafm06an">
               <w:r>
                 <w:rPr>
                   <w:rFonts w:ascii="Arial" w:cs="Arial" w:eastAsia="Arial" w:hAnsi="Arial"/>
@@ -19278,7 +19744,7 @@
             <w:pPr>
               <w:spacing w:after="20" w:before="0"/>
             </w:pPr>
-            <w:hyperlink w:history="1" r:id="rIdmpwnd34thlfp0j8xyiwcn">
+            <w:hyperlink w:history="1" r:id="rIdtyx46o_h3aadm0ckleug-">
               <w:r>
                 <w:rPr>
                   <w:rFonts w:ascii="Arial" w:cs="Arial" w:eastAsia="Arial" w:hAnsi="Arial"/>
@@ -19311,7 +19777,7 @@
               <w:spacing w:after="10" w:before="0"/>
               <w:ind w:left="120"/>
             </w:pPr>
-            <w:hyperlink w:history="1" r:id="rIdppirpacj8ryrdsg4nyjzw">
+            <w:hyperlink w:history="1" r:id="rIdg4q-s2ianmqwp6suaupev">
               <w:r>
                 <w:rPr>
                   <w:rFonts w:ascii="Arial" w:cs="Arial" w:eastAsia="Arial" w:hAnsi="Arial"/>
@@ -19902,6 +20368,65 @@
         </w:tc>
       </w:tr>
     </w:tbl>
+    <w:p>
+      <w:pPr>
+        <w:pBdr>
+          <w:top w:val="single" w:color="BBBBBB" w:sz="4" w:space="4"/>
+        </w:pBdr>
+        <w:spacing w:after="0" w:before="160"/>
+      </w:pPr>
+      <w:r>
+        <w:rPr>
+          <w:rFonts w:ascii="Arial" w:cs="Arial" w:eastAsia="Arial" w:hAnsi="Arial"/>
+          <w:color w:val="666666"/>
+          <w:sz w:val="14"/>
+          <w:szCs w:val="14"/>
+        </w:rPr>
+        <w:t xml:space="preserve">© 2026 SeaVuria and ARES. Aligned with KICD objectives. Developed by SeaVuria; technical implementation by ARES (with AI assistance from Claude). Licensed under </w:t>
+      </w:r>
+      <w:hyperlink w:history="1" r:id="rId9zp7faysvlqncql4y-a5k">
+        <w:r>
+          <w:rPr>
+            <w:rFonts w:ascii="Arial" w:cs="Arial" w:eastAsia="Arial" w:hAnsi="Arial"/>
+            <w:color w:val="1F6B75"/>
+            <w:sz w:val="14"/>
+            <w:szCs w:val="14"/>
+            <w:u w:val="single" w:color="1F6B75"/>
+          </w:rPr>
+          <w:t xml:space="preserve">CC BY-NC 4.0</w:t>
+        </w:r>
+      </w:hyperlink>
+      <w:r>
+        <w:rPr>
+          <w:rFonts w:ascii="Arial" w:cs="Arial" w:eastAsia="Arial" w:hAnsi="Arial"/>
+          <w:color w:val="666666"/>
+          <w:sz w:val="14"/>
+          <w:szCs w:val="14"/>
+        </w:rPr>
+        <w:t xml:space="preserve"> (</w:t>
+      </w:r>
+      <w:hyperlink w:history="1" r:id="rIdvpf066xmvc49m-v5nsg2k">
+        <w:r>
+          <w:rPr>
+            <w:rFonts w:ascii="Arial" w:cs="Arial" w:eastAsia="Arial" w:hAnsi="Arial"/>
+            <w:color w:val="1F6B75"/>
+            <w:sz w:val="14"/>
+            <w:szCs w:val="14"/>
+            <w:u w:val="single" w:color="1F6B75"/>
+          </w:rPr>
+          <w:t xml:space="preserve">https://creativecommons.org/licenses/by-nc/4.0/</w:t>
+        </w:r>
+      </w:hyperlink>
+      <w:r>
+        <w:rPr>
+          <w:rFonts w:ascii="Arial" w:cs="Arial" w:eastAsia="Arial" w:hAnsi="Arial"/>
+          <w:color w:val="666666"/>
+          <w:sz w:val="14"/>
+          <w:szCs w:val="14"/>
+        </w:rPr>
+        <w:t xml:space="preserve">).</w:t>
+      </w:r>
+    </w:p>
     <w:p>
       <w:r>
         <w:br w:type="page"/>
@@ -20893,7 +21418,7 @@
             <w:pPr>
               <w:spacing w:after="20" w:before="0"/>
             </w:pPr>
-            <w:hyperlink w:history="1" r:id="rId0ammiz8hlyrqfmh-rev7d">
+            <w:hyperlink w:history="1" r:id="rIdoovm_mdy3ji8zzpb8pcj5">
               <w:r>
                 <w:rPr>
                   <w:rFonts w:ascii="Arial" w:cs="Arial" w:eastAsia="Arial" w:hAnsi="Arial"/>
@@ -20926,7 +21451,7 @@
               <w:spacing w:after="10" w:before="0"/>
               <w:ind w:left="120"/>
             </w:pPr>
-            <w:hyperlink w:history="1" r:id="rId9eymjhrphhnoraoohodfz">
+            <w:hyperlink w:history="1" r:id="rId5ban3djfrdwo60yc6apug">
               <w:r>
                 <w:rPr>
                   <w:rFonts w:ascii="Arial" w:cs="Arial" w:eastAsia="Arial" w:hAnsi="Arial"/>
@@ -20971,7 +21496,7 @@
             <w:pPr>
               <w:spacing w:after="20" w:before="0"/>
             </w:pPr>
-            <w:hyperlink w:history="1" r:id="rId9oaffhphbzi3j_fjvhd7o">
+            <w:hyperlink w:history="1" r:id="rIdx0avxsevbxmm79xfznmdn">
               <w:r>
                 <w:rPr>
                   <w:rFonts w:ascii="Arial" w:cs="Arial" w:eastAsia="Arial" w:hAnsi="Arial"/>
@@ -21004,7 +21529,7 @@
               <w:spacing w:after="10" w:before="0"/>
               <w:ind w:left="120"/>
             </w:pPr>
-            <w:hyperlink w:history="1" r:id="rIdhqiesbivt5mlw9admzdcx">
+            <w:hyperlink w:history="1" r:id="rIds5wnwweep_mkggu0rnt4w">
               <w:r>
                 <w:rPr>
                   <w:rFonts w:ascii="Arial" w:cs="Arial" w:eastAsia="Arial" w:hAnsi="Arial"/>
@@ -21199,7 +21724,7 @@
             <w:pPr>
               <w:spacing w:after="20" w:before="0"/>
             </w:pPr>
-            <w:hyperlink w:history="1" r:id="rIdwvp_qnhnyqiwm7xs7bkko">
+            <w:hyperlink w:history="1" r:id="rIdr57xufcsb9io7tukikgoz">
               <w:r>
                 <w:rPr>
                   <w:rFonts w:ascii="Arial" w:cs="Arial" w:eastAsia="Arial" w:hAnsi="Arial"/>
@@ -21232,7 +21757,7 @@
               <w:spacing w:after="10" w:before="0"/>
               <w:ind w:left="120"/>
             </w:pPr>
-            <w:hyperlink w:history="1" r:id="rId1tehqpa9aju0b8zzv2moo">
+            <w:hyperlink w:history="1" r:id="rIdffp6zxna0rrqpalbabbxx">
               <w:r>
                 <w:rPr>
                   <w:rFonts w:ascii="Arial" w:cs="Arial" w:eastAsia="Arial" w:hAnsi="Arial"/>
@@ -21277,7 +21802,7 @@
             <w:pPr>
               <w:spacing w:after="20" w:before="0"/>
             </w:pPr>
-            <w:hyperlink w:history="1" r:id="rIdpevb_equnl74nlzojiwro">
+            <w:hyperlink w:history="1" r:id="rIdv4qgcoligydwwceido_v2">
               <w:r>
                 <w:rPr>
                   <w:rFonts w:ascii="Arial" w:cs="Arial" w:eastAsia="Arial" w:hAnsi="Arial"/>
@@ -21310,7 +21835,7 @@
               <w:spacing w:after="10" w:before="0"/>
               <w:ind w:left="120"/>
             </w:pPr>
-            <w:hyperlink w:history="1" r:id="rIdp0dmf7pmputsjcoag49mo">
+            <w:hyperlink w:history="1" r:id="rId_-dmvxlyemmy5stxnrvnr">
               <w:r>
                 <w:rPr>
                   <w:rFonts w:ascii="Arial" w:cs="Arial" w:eastAsia="Arial" w:hAnsi="Arial"/>
@@ -21505,7 +22030,7 @@
             <w:pPr>
               <w:spacing w:after="20" w:before="0"/>
             </w:pPr>
-            <w:hyperlink w:history="1" r:id="rIdes47dyilkq8mxqlni_9dz">
+            <w:hyperlink w:history="1" r:id="rId0-aukw67nftsf_wssipw3">
               <w:r>
                 <w:rPr>
                   <w:rFonts w:ascii="Arial" w:cs="Arial" w:eastAsia="Arial" w:hAnsi="Arial"/>
@@ -21538,7 +22063,7 @@
               <w:spacing w:after="10" w:before="0"/>
               <w:ind w:left="120"/>
             </w:pPr>
-            <w:hyperlink w:history="1" r:id="rIdlu2afdwf2endq4n9sugmi">
+            <w:hyperlink w:history="1" r:id="rId3h1yy9shvn6bmkm2a-73v">
               <w:r>
                 <w:rPr>
                   <w:rFonts w:ascii="Arial" w:cs="Arial" w:eastAsia="Arial" w:hAnsi="Arial"/>
@@ -21583,7 +22108,7 @@
             <w:pPr>
               <w:spacing w:after="20" w:before="0"/>
             </w:pPr>
-            <w:hyperlink w:history="1" r:id="rIdxulwsii_glfban746cluc">
+            <w:hyperlink w:history="1" r:id="rIdcvqapwxaboqwwb6sqbz8n">
               <w:r>
                 <w:rPr>
                   <w:rFonts w:ascii="Arial" w:cs="Arial" w:eastAsia="Arial" w:hAnsi="Arial"/>
@@ -21616,7 +22141,7 @@
               <w:spacing w:after="10" w:before="0"/>
               <w:ind w:left="120"/>
             </w:pPr>
-            <w:hyperlink w:history="1" r:id="rIddgqe8w9jyocx11rlgtj07">
+            <w:hyperlink w:history="1" r:id="rIdh1-xntignkxqanimrs9ik">
               <w:r>
                 <w:rPr>
                   <w:rFonts w:ascii="Arial" w:cs="Arial" w:eastAsia="Arial" w:hAnsi="Arial"/>
@@ -21811,7 +22336,7 @@
             <w:pPr>
               <w:spacing w:after="20" w:before="0"/>
             </w:pPr>
-            <w:hyperlink w:history="1" r:id="rIdtbkfr_4m68tdjl9ysymua">
+            <w:hyperlink w:history="1" r:id="rIdnzj6w2zkkhgukcxnfdrbp">
               <w:r>
                 <w:rPr>
                   <w:rFonts w:ascii="Arial" w:cs="Arial" w:eastAsia="Arial" w:hAnsi="Arial"/>
@@ -21844,7 +22369,7 @@
               <w:spacing w:after="10" w:before="0"/>
               <w:ind w:left="120"/>
             </w:pPr>
-            <w:hyperlink w:history="1" r:id="rId4qmvrrcttfdrnmphgrw50">
+            <w:hyperlink w:history="1" r:id="rIdxz7kcvqrinwtzzbrizdm5">
               <w:r>
                 <w:rPr>
                   <w:rFonts w:ascii="Arial" w:cs="Arial" w:eastAsia="Arial" w:hAnsi="Arial"/>
@@ -21889,7 +22414,7 @@
             <w:pPr>
               <w:spacing w:after="20" w:before="0"/>
             </w:pPr>
-            <w:hyperlink w:history="1" r:id="rIdt-gz2czokl0v-yyhrnb78">
+            <w:hyperlink w:history="1" r:id="rIdgnxkbmpk2irdbfwwkdeus">
               <w:r>
                 <w:rPr>
                   <w:rFonts w:ascii="Arial" w:cs="Arial" w:eastAsia="Arial" w:hAnsi="Arial"/>
@@ -21922,7 +22447,7 @@
               <w:spacing w:after="10" w:before="0"/>
               <w:ind w:left="120"/>
             </w:pPr>
-            <w:hyperlink w:history="1" r:id="rIdtrlkz5dkdgyf75pg0vyoo">
+            <w:hyperlink w:history="1" r:id="rIdtt2nc0pf3wgthqwbu3gin">
               <w:r>
                 <w:rPr>
                   <w:rFonts w:ascii="Arial" w:cs="Arial" w:eastAsia="Arial" w:hAnsi="Arial"/>
@@ -22117,7 +22642,7 @@
             <w:pPr>
               <w:spacing w:after="20" w:before="0"/>
             </w:pPr>
-            <w:hyperlink w:history="1" r:id="rId0db2lbllkgytu28pz6s96">
+            <w:hyperlink w:history="1" r:id="rId-p5kgczjwsm7esdcndu0c">
               <w:r>
                 <w:rPr>
                   <w:rFonts w:ascii="Arial" w:cs="Arial" w:eastAsia="Arial" w:hAnsi="Arial"/>
@@ -22150,7 +22675,7 @@
               <w:spacing w:after="10" w:before="0"/>
               <w:ind w:left="120"/>
             </w:pPr>
-            <w:hyperlink w:history="1" r:id="rIdxhnriitv4oo_22h7islbg">
+            <w:hyperlink w:history="1" r:id="rIdzsnudqhkck-_gq88bgeup">
               <w:r>
                 <w:rPr>
                   <w:rFonts w:ascii="Arial" w:cs="Arial" w:eastAsia="Arial" w:hAnsi="Arial"/>
@@ -22195,7 +22720,7 @@
             <w:pPr>
               <w:spacing w:after="20" w:before="0"/>
             </w:pPr>
-            <w:hyperlink w:history="1" r:id="rIdgzlccegdprj4utcbl5ulf">
+            <w:hyperlink w:history="1" r:id="rIdhwlgf5rwhh8zm0rjhrrdu">
               <w:r>
                 <w:rPr>
                   <w:rFonts w:ascii="Arial" w:cs="Arial" w:eastAsia="Arial" w:hAnsi="Arial"/>
@@ -22228,7 +22753,7 @@
               <w:spacing w:after="10" w:before="0"/>
               <w:ind w:left="120"/>
             </w:pPr>
-            <w:hyperlink w:history="1" r:id="rId6cmtayirg__hew0yyazos">
+            <w:hyperlink w:history="1" r:id="rIdaaunnuc-s2y2qct4-jckv">
               <w:r>
                 <w:rPr>
                   <w:rFonts w:ascii="Arial" w:cs="Arial" w:eastAsia="Arial" w:hAnsi="Arial"/>
@@ -22838,6 +23363,65 @@
         </w:tc>
       </w:tr>
     </w:tbl>
+    <w:p>
+      <w:pPr>
+        <w:pBdr>
+          <w:top w:val="single" w:color="BBBBBB" w:sz="4" w:space="4"/>
+        </w:pBdr>
+        <w:spacing w:after="0" w:before="160"/>
+      </w:pPr>
+      <w:r>
+        <w:rPr>
+          <w:rFonts w:ascii="Arial" w:cs="Arial" w:eastAsia="Arial" w:hAnsi="Arial"/>
+          <w:color w:val="666666"/>
+          <w:sz w:val="14"/>
+          <w:szCs w:val="14"/>
+        </w:rPr>
+        <w:t xml:space="preserve">© 2026 SeaVuria and ARES. Aligned with KICD objectives. Developed by SeaVuria; technical implementation by ARES (with AI assistance from Claude). Licensed under </w:t>
+      </w:r>
+      <w:hyperlink w:history="1" r:id="rId7glssrov_manxmk2p2ann">
+        <w:r>
+          <w:rPr>
+            <w:rFonts w:ascii="Arial" w:cs="Arial" w:eastAsia="Arial" w:hAnsi="Arial"/>
+            <w:color w:val="1F6B75"/>
+            <w:sz w:val="14"/>
+            <w:szCs w:val="14"/>
+            <w:u w:val="single" w:color="1F6B75"/>
+          </w:rPr>
+          <w:t xml:space="preserve">CC BY-NC 4.0</w:t>
+        </w:r>
+      </w:hyperlink>
+      <w:r>
+        <w:rPr>
+          <w:rFonts w:ascii="Arial" w:cs="Arial" w:eastAsia="Arial" w:hAnsi="Arial"/>
+          <w:color w:val="666666"/>
+          <w:sz w:val="14"/>
+          <w:szCs w:val="14"/>
+        </w:rPr>
+        <w:t xml:space="preserve"> (</w:t>
+      </w:r>
+      <w:hyperlink w:history="1" r:id="rId1vl-9pl1g7izohovb2pvf">
+        <w:r>
+          <w:rPr>
+            <w:rFonts w:ascii="Arial" w:cs="Arial" w:eastAsia="Arial" w:hAnsi="Arial"/>
+            <w:color w:val="1F6B75"/>
+            <w:sz w:val="14"/>
+            <w:szCs w:val="14"/>
+            <w:u w:val="single" w:color="1F6B75"/>
+          </w:rPr>
+          <w:t xml:space="preserve">https://creativecommons.org/licenses/by-nc/4.0/</w:t>
+        </w:r>
+      </w:hyperlink>
+      <w:r>
+        <w:rPr>
+          <w:rFonts w:ascii="Arial" w:cs="Arial" w:eastAsia="Arial" w:hAnsi="Arial"/>
+          <w:color w:val="666666"/>
+          <w:sz w:val="14"/>
+          <w:szCs w:val="14"/>
+        </w:rPr>
+        <w:t xml:space="preserve">).</w:t>
+      </w:r>
+    </w:p>
     <w:p>
       <w:r>
         <w:br w:type="page"/>
@@ -23829,7 +24413,7 @@
             <w:pPr>
               <w:spacing w:after="20" w:before="0"/>
             </w:pPr>
-            <w:hyperlink w:history="1" r:id="rIddgd67nmoosjz3vtfucjgv">
+            <w:hyperlink w:history="1" r:id="rId8t8mrs2guzaiskm61dpk5">
               <w:r>
                 <w:rPr>
                   <w:rFonts w:ascii="Arial" w:cs="Arial" w:eastAsia="Arial" w:hAnsi="Arial"/>
@@ -23862,7 +24446,7 @@
               <w:spacing w:after="10" w:before="0"/>
               <w:ind w:left="120"/>
             </w:pPr>
-            <w:hyperlink w:history="1" r:id="rIdoluzmgrmob8piy3chk5cg">
+            <w:hyperlink w:history="1" r:id="rIds1dippkvwzqjf3rrvgndc">
               <w:r>
                 <w:rPr>
                   <w:rFonts w:ascii="Arial" w:cs="Arial" w:eastAsia="Arial" w:hAnsi="Arial"/>
@@ -23907,7 +24491,7 @@
             <w:pPr>
               <w:spacing w:after="20" w:before="0"/>
             </w:pPr>
-            <w:hyperlink w:history="1" r:id="rIdjzbomkwfai8qpi2ibhxgm">
+            <w:hyperlink w:history="1" r:id="rId6m8b-fnqyqhf7_rue655y">
               <w:r>
                 <w:rPr>
                   <w:rFonts w:ascii="Arial" w:cs="Arial" w:eastAsia="Arial" w:hAnsi="Arial"/>
@@ -23940,7 +24524,7 @@
               <w:spacing w:after="10" w:before="0"/>
               <w:ind w:left="120"/>
             </w:pPr>
-            <w:hyperlink w:history="1" r:id="rIdtwaxpjii4wbdh3oz0vbal">
+            <w:hyperlink w:history="1" r:id="rIdtbnxoi3cufugamxrnqggy">
               <w:r>
                 <w:rPr>
                   <w:rFonts w:ascii="Arial" w:cs="Arial" w:eastAsia="Arial" w:hAnsi="Arial"/>
@@ -24135,7 +24719,7 @@
             <w:pPr>
               <w:spacing w:after="20" w:before="0"/>
             </w:pPr>
-            <w:hyperlink w:history="1" r:id="rId82uizjnqaoj0yqhtoq94t">
+            <w:hyperlink w:history="1" r:id="rIdtm1gydjfxy9dy1xmsgtvc">
               <w:r>
                 <w:rPr>
                   <w:rFonts w:ascii="Arial" w:cs="Arial" w:eastAsia="Arial" w:hAnsi="Arial"/>
@@ -24168,7 +24752,7 @@
               <w:spacing w:after="10" w:before="0"/>
               <w:ind w:left="120"/>
             </w:pPr>
-            <w:hyperlink w:history="1" r:id="rIdz4lvjva-dzm2u0dgxvjdb">
+            <w:hyperlink w:history="1" r:id="rIdpqx0hxuwl7kgtwvsnofjz">
               <w:r>
                 <w:rPr>
                   <w:rFonts w:ascii="Arial" w:cs="Arial" w:eastAsia="Arial" w:hAnsi="Arial"/>
@@ -24213,7 +24797,7 @@
             <w:pPr>
               <w:spacing w:after="20" w:before="0"/>
             </w:pPr>
-            <w:hyperlink w:history="1" r:id="rIdaiwatprz0ehtzpbpnacea">
+            <w:hyperlink w:history="1" r:id="rIdecyhohxcw7jw5or3yidtl">
               <w:r>
                 <w:rPr>
                   <w:rFonts w:ascii="Arial" w:cs="Arial" w:eastAsia="Arial" w:hAnsi="Arial"/>
@@ -24246,7 +24830,7 @@
               <w:spacing w:after="10" w:before="0"/>
               <w:ind w:left="120"/>
             </w:pPr>
-            <w:hyperlink w:history="1" r:id="rIdm7txvuqulm42jogzy4yag">
+            <w:hyperlink w:history="1" r:id="rIdvbbtxjqbue_uxs--eryjw">
               <w:r>
                 <w:rPr>
                   <w:rFonts w:ascii="Arial" w:cs="Arial" w:eastAsia="Arial" w:hAnsi="Arial"/>
@@ -24441,7 +25025,7 @@
             <w:pPr>
               <w:spacing w:after="20" w:before="0"/>
             </w:pPr>
-            <w:hyperlink w:history="1" r:id="rId6npvvir-8njjsmw_4gifz">
+            <w:hyperlink w:history="1" r:id="rIdm_nwn6yrcgmjr1_94dfsq">
               <w:r>
                 <w:rPr>
                   <w:rFonts w:ascii="Arial" w:cs="Arial" w:eastAsia="Arial" w:hAnsi="Arial"/>
@@ -24474,7 +25058,7 @@
               <w:spacing w:after="10" w:before="0"/>
               <w:ind w:left="120"/>
             </w:pPr>
-            <w:hyperlink w:history="1" r:id="rIdw2tsuzbrphphjx1v5pkv1">
+            <w:hyperlink w:history="1" r:id="rIdejot9-o0e3yqw9pc7pfu_">
               <w:r>
                 <w:rPr>
                   <w:rFonts w:ascii="Arial" w:cs="Arial" w:eastAsia="Arial" w:hAnsi="Arial"/>
@@ -24519,7 +25103,7 @@
             <w:pPr>
               <w:spacing w:after="20" w:before="0"/>
             </w:pPr>
-            <w:hyperlink w:history="1" r:id="rIdcargofzju7wueca4nm0gr">
+            <w:hyperlink w:history="1" r:id="rIdclw3_hdl9q8zffzy8k6e3">
               <w:r>
                 <w:rPr>
                   <w:rFonts w:ascii="Arial" w:cs="Arial" w:eastAsia="Arial" w:hAnsi="Arial"/>
@@ -24552,7 +25136,7 @@
               <w:spacing w:after="10" w:before="0"/>
               <w:ind w:left="120"/>
             </w:pPr>
-            <w:hyperlink w:history="1" r:id="rIdbv5bdxpuqtwrt-hvxpsin">
+            <w:hyperlink w:history="1" r:id="rIdabqspkeqcdczadhc0i7xt">
               <w:r>
                 <w:rPr>
                   <w:rFonts w:ascii="Arial" w:cs="Arial" w:eastAsia="Arial" w:hAnsi="Arial"/>
@@ -24747,7 +25331,7 @@
             <w:pPr>
               <w:spacing w:after="20" w:before="0"/>
             </w:pPr>
-            <w:hyperlink w:history="1" r:id="rIdml-scdi1otlpmqvmbw2d6">
+            <w:hyperlink w:history="1" r:id="rIdxsufywd3qm5lnpdf6rzc-">
               <w:r>
                 <w:rPr>
                   <w:rFonts w:ascii="Arial" w:cs="Arial" w:eastAsia="Arial" w:hAnsi="Arial"/>
@@ -24780,7 +25364,7 @@
               <w:spacing w:after="10" w:before="0"/>
               <w:ind w:left="120"/>
             </w:pPr>
-            <w:hyperlink w:history="1" r:id="rId1qycp6jjuancg6dlubd-n">
+            <w:hyperlink w:history="1" r:id="rIdxqcyig9rkn7tvx7b-45l3">
               <w:r>
                 <w:rPr>
                   <w:rFonts w:ascii="Arial" w:cs="Arial" w:eastAsia="Arial" w:hAnsi="Arial"/>
@@ -24825,7 +25409,7 @@
             <w:pPr>
               <w:spacing w:after="20" w:before="0"/>
             </w:pPr>
-            <w:hyperlink w:history="1" r:id="rIdqlmuix3zy4gfns9fzdv4d">
+            <w:hyperlink w:history="1" r:id="rIdubs2u65urlfskt7hn8bs8">
               <w:r>
                 <w:rPr>
                   <w:rFonts w:ascii="Arial" w:cs="Arial" w:eastAsia="Arial" w:hAnsi="Arial"/>
@@ -24858,7 +25442,7 @@
               <w:spacing w:after="10" w:before="0"/>
               <w:ind w:left="120"/>
             </w:pPr>
-            <w:hyperlink w:history="1" r:id="rIddg2occlhyxdflt2qpijrp">
+            <w:hyperlink w:history="1" r:id="rIdrse0so0ark9nifyqof8wp">
               <w:r>
                 <w:rPr>
                   <w:rFonts w:ascii="Arial" w:cs="Arial" w:eastAsia="Arial" w:hAnsi="Arial"/>
@@ -25053,7 +25637,7 @@
             <w:pPr>
               <w:spacing w:after="20" w:before="0"/>
             </w:pPr>
-            <w:hyperlink w:history="1" r:id="rIdt5toc-rcblyknpia9038d">
+            <w:hyperlink w:history="1" r:id="rId-fxdq4nc9zvjq1vab_4c3">
               <w:r>
                 <w:rPr>
                   <w:rFonts w:ascii="Arial" w:cs="Arial" w:eastAsia="Arial" w:hAnsi="Arial"/>
@@ -25086,7 +25670,7 @@
               <w:spacing w:after="10" w:before="0"/>
               <w:ind w:left="120"/>
             </w:pPr>
-            <w:hyperlink w:history="1" r:id="rIdu3mhuzxzqamjh_qnzixwm">
+            <w:hyperlink w:history="1" r:id="rIddbpbicqg-tcbpxzcc13cf">
               <w:r>
                 <w:rPr>
                   <w:rFonts w:ascii="Arial" w:cs="Arial" w:eastAsia="Arial" w:hAnsi="Arial"/>
@@ -25131,7 +25715,7 @@
             <w:pPr>
               <w:spacing w:after="20" w:before="0"/>
             </w:pPr>
-            <w:hyperlink w:history="1" r:id="rId8imi4zqlstiw-fv-yqkde">
+            <w:hyperlink w:history="1" r:id="rIdabjbmizqvwpabn_wlnzmp">
               <w:r>
                 <w:rPr>
                   <w:rFonts w:ascii="Arial" w:cs="Arial" w:eastAsia="Arial" w:hAnsi="Arial"/>
@@ -25164,7 +25748,7 @@
               <w:spacing w:after="10" w:before="0"/>
               <w:ind w:left="120"/>
             </w:pPr>
-            <w:hyperlink w:history="1" r:id="rId94sfuamrwrfm5aqezop2x">
+            <w:hyperlink w:history="1" r:id="rIdc_dijfxzwfkipnuliuhk9">
               <w:r>
                 <w:rPr>
                   <w:rFonts w:ascii="Arial" w:cs="Arial" w:eastAsia="Arial" w:hAnsi="Arial"/>
@@ -25755,6 +26339,65 @@
         </w:tc>
       </w:tr>
     </w:tbl>
+    <w:p>
+      <w:pPr>
+        <w:pBdr>
+          <w:top w:val="single" w:color="BBBBBB" w:sz="4" w:space="4"/>
+        </w:pBdr>
+        <w:spacing w:after="0" w:before="160"/>
+      </w:pPr>
+      <w:r>
+        <w:rPr>
+          <w:rFonts w:ascii="Arial" w:cs="Arial" w:eastAsia="Arial" w:hAnsi="Arial"/>
+          <w:color w:val="666666"/>
+          <w:sz w:val="14"/>
+          <w:szCs w:val="14"/>
+        </w:rPr>
+        <w:t xml:space="preserve">© 2026 SeaVuria and ARES. Aligned with KICD objectives. Developed by SeaVuria; technical implementation by ARES (with AI assistance from Claude). Licensed under </w:t>
+      </w:r>
+      <w:hyperlink w:history="1" r:id="rIdymvbm4hlaq8ncx4wnmltd">
+        <w:r>
+          <w:rPr>
+            <w:rFonts w:ascii="Arial" w:cs="Arial" w:eastAsia="Arial" w:hAnsi="Arial"/>
+            <w:color w:val="1F6B75"/>
+            <w:sz w:val="14"/>
+            <w:szCs w:val="14"/>
+            <w:u w:val="single" w:color="1F6B75"/>
+          </w:rPr>
+          <w:t xml:space="preserve">CC BY-NC 4.0</w:t>
+        </w:r>
+      </w:hyperlink>
+      <w:r>
+        <w:rPr>
+          <w:rFonts w:ascii="Arial" w:cs="Arial" w:eastAsia="Arial" w:hAnsi="Arial"/>
+          <w:color w:val="666666"/>
+          <w:sz w:val="14"/>
+          <w:szCs w:val="14"/>
+        </w:rPr>
+        <w:t xml:space="preserve"> (</w:t>
+      </w:r>
+      <w:hyperlink w:history="1" r:id="rIdvxqqkb4jsemdpu2m3nqhu">
+        <w:r>
+          <w:rPr>
+            <w:rFonts w:ascii="Arial" w:cs="Arial" w:eastAsia="Arial" w:hAnsi="Arial"/>
+            <w:color w:val="1F6B75"/>
+            <w:sz w:val="14"/>
+            <w:szCs w:val="14"/>
+            <w:u w:val="single" w:color="1F6B75"/>
+          </w:rPr>
+          <w:t xml:space="preserve">https://creativecommons.org/licenses/by-nc/4.0/</w:t>
+        </w:r>
+      </w:hyperlink>
+      <w:r>
+        <w:rPr>
+          <w:rFonts w:ascii="Arial" w:cs="Arial" w:eastAsia="Arial" w:hAnsi="Arial"/>
+          <w:color w:val="666666"/>
+          <w:sz w:val="14"/>
+          <w:szCs w:val="14"/>
+        </w:rPr>
+        <w:t xml:space="preserve">).</w:t>
+      </w:r>
+    </w:p>
     <w:p>
       <w:r>
         <w:br w:type="page"/>
@@ -26746,7 +27389,7 @@
             <w:pPr>
               <w:spacing w:after="20" w:before="0"/>
             </w:pPr>
-            <w:hyperlink w:history="1" r:id="rIdcgbn5kwbzrb9bnyvsiypz">
+            <w:hyperlink w:history="1" r:id="rIdam3ltspv1k7shvcevogwx">
               <w:r>
                 <w:rPr>
                   <w:rFonts w:ascii="Arial" w:cs="Arial" w:eastAsia="Arial" w:hAnsi="Arial"/>
@@ -26779,7 +27422,7 @@
               <w:spacing w:after="10" w:before="0"/>
               <w:ind w:left="120"/>
             </w:pPr>
-            <w:hyperlink w:history="1" r:id="rId7sbdlazjlghtaxtprirmq">
+            <w:hyperlink w:history="1" r:id="rIdag4hb3cn7toqugllgd-bk">
               <w:r>
                 <w:rPr>
                   <w:rFonts w:ascii="Arial" w:cs="Arial" w:eastAsia="Arial" w:hAnsi="Arial"/>
@@ -26824,7 +27467,7 @@
             <w:pPr>
               <w:spacing w:after="20" w:before="0"/>
             </w:pPr>
-            <w:hyperlink w:history="1" r:id="rId_rycxjohx3wn1ahkgpjic">
+            <w:hyperlink w:history="1" r:id="rId-l_nsuwrglqunb6n1rou9">
               <w:r>
                 <w:rPr>
                   <w:rFonts w:ascii="Arial" w:cs="Arial" w:eastAsia="Arial" w:hAnsi="Arial"/>
@@ -26857,7 +27500,7 @@
               <w:spacing w:after="10" w:before="0"/>
               <w:ind w:left="120"/>
             </w:pPr>
-            <w:hyperlink w:history="1" r:id="rIdmcaadsv3m3iyurtqkfalx">
+            <w:hyperlink w:history="1" r:id="rId_tksbbf1di4esvbjj_ren">
               <w:r>
                 <w:rPr>
                   <w:rFonts w:ascii="Arial" w:cs="Arial" w:eastAsia="Arial" w:hAnsi="Arial"/>
@@ -27052,7 +27695,7 @@
             <w:pPr>
               <w:spacing w:after="20" w:before="0"/>
             </w:pPr>
-            <w:hyperlink w:history="1" r:id="rIdwakm_fj2uwaibqucuu4p7">
+            <w:hyperlink w:history="1" r:id="rIdpr1hsxtnxdtiaddtuse9h">
               <w:r>
                 <w:rPr>
                   <w:rFonts w:ascii="Arial" w:cs="Arial" w:eastAsia="Arial" w:hAnsi="Arial"/>
@@ -27085,7 +27728,7 @@
               <w:spacing w:after="10" w:before="0"/>
               <w:ind w:left="120"/>
             </w:pPr>
-            <w:hyperlink w:history="1" r:id="rIdyfcjegx8xc4_ko6bjzfjw">
+            <w:hyperlink w:history="1" r:id="rIdzngr4kx7bpi879kneod6c">
               <w:r>
                 <w:rPr>
                   <w:rFonts w:ascii="Arial" w:cs="Arial" w:eastAsia="Arial" w:hAnsi="Arial"/>
@@ -27130,7 +27773,7 @@
             <w:pPr>
               <w:spacing w:after="20" w:before="0"/>
             </w:pPr>
-            <w:hyperlink w:history="1" r:id="rIdvi7miwup9s3880idzbl0u">
+            <w:hyperlink w:history="1" r:id="rIdvsod7qt12o9gmayjbiryk">
               <w:r>
                 <w:rPr>
                   <w:rFonts w:ascii="Arial" w:cs="Arial" w:eastAsia="Arial" w:hAnsi="Arial"/>
@@ -27163,7 +27806,7 @@
               <w:spacing w:after="10" w:before="0"/>
               <w:ind w:left="120"/>
             </w:pPr>
-            <w:hyperlink w:history="1" r:id="rId505jwco13bvkttxzli33z">
+            <w:hyperlink w:history="1" r:id="rIdphhjm7ci3gx79dxyqfls_">
               <w:r>
                 <w:rPr>
                   <w:rFonts w:ascii="Arial" w:cs="Arial" w:eastAsia="Arial" w:hAnsi="Arial"/>
@@ -27358,7 +28001,7 @@
             <w:pPr>
               <w:spacing w:after="20" w:before="0"/>
             </w:pPr>
-            <w:hyperlink w:history="1" r:id="rIddu2adajb4gbzyumqor2vf">
+            <w:hyperlink w:history="1" r:id="rIdf5mjgmochcltn65zsvqnu">
               <w:r>
                 <w:rPr>
                   <w:rFonts w:ascii="Arial" w:cs="Arial" w:eastAsia="Arial" w:hAnsi="Arial"/>
@@ -27391,7 +28034,7 @@
               <w:spacing w:after="10" w:before="0"/>
               <w:ind w:left="120"/>
             </w:pPr>
-            <w:hyperlink w:history="1" r:id="rIdw5rbcngflugp-6m7ydiml">
+            <w:hyperlink w:history="1" r:id="rId4_lqptjhgl8vfmvk0oyol">
               <w:r>
                 <w:rPr>
                   <w:rFonts w:ascii="Arial" w:cs="Arial" w:eastAsia="Arial" w:hAnsi="Arial"/>
@@ -27436,7 +28079,7 @@
             <w:pPr>
               <w:spacing w:after="20" w:before="0"/>
             </w:pPr>
-            <w:hyperlink w:history="1" r:id="rIdmcpays_s9bpargibr0ld8">
+            <w:hyperlink w:history="1" r:id="rIdpjjrq5iqqpw1djq248qzh">
               <w:r>
                 <w:rPr>
                   <w:rFonts w:ascii="Arial" w:cs="Arial" w:eastAsia="Arial" w:hAnsi="Arial"/>
@@ -27469,7 +28112,7 @@
               <w:spacing w:after="10" w:before="0"/>
               <w:ind w:left="120"/>
             </w:pPr>
-            <w:hyperlink w:history="1" r:id="rId8kyqaiqlsrzx16lchkonj">
+            <w:hyperlink w:history="1" r:id="rIdseyw81o6fm5pawaucfcqx">
               <w:r>
                 <w:rPr>
                   <w:rFonts w:ascii="Arial" w:cs="Arial" w:eastAsia="Arial" w:hAnsi="Arial"/>
@@ -27664,7 +28307,7 @@
             <w:pPr>
               <w:spacing w:after="20" w:before="0"/>
             </w:pPr>
-            <w:hyperlink w:history="1" r:id="rIdsd8bv2qalzckabczwytwx">
+            <w:hyperlink w:history="1" r:id="rIdl4xtirjbcwijmgrzbnpdv">
               <w:r>
                 <w:rPr>
                   <w:rFonts w:ascii="Arial" w:cs="Arial" w:eastAsia="Arial" w:hAnsi="Arial"/>
@@ -27697,7 +28340,7 @@
               <w:spacing w:after="10" w:before="0"/>
               <w:ind w:left="120"/>
             </w:pPr>
-            <w:hyperlink w:history="1" r:id="rId3ejzkoroyz9ejlrohedd8">
+            <w:hyperlink w:history="1" r:id="rIdj2silevqq9qse5d-twcjx">
               <w:r>
                 <w:rPr>
                   <w:rFonts w:ascii="Arial" w:cs="Arial" w:eastAsia="Arial" w:hAnsi="Arial"/>
@@ -27742,7 +28385,7 @@
             <w:pPr>
               <w:spacing w:after="20" w:before="0"/>
             </w:pPr>
-            <w:hyperlink w:history="1" r:id="rIdswkjyg2px2ntrf7p9nuvy">
+            <w:hyperlink w:history="1" r:id="rIdmbiunizjoksevpdfihmtt">
               <w:r>
                 <w:rPr>
                   <w:rFonts w:ascii="Arial" w:cs="Arial" w:eastAsia="Arial" w:hAnsi="Arial"/>
@@ -27775,7 +28418,7 @@
               <w:spacing w:after="10" w:before="0"/>
               <w:ind w:left="120"/>
             </w:pPr>
-            <w:hyperlink w:history="1" r:id="rIduzf6ekoev15ggmg51-aoc">
+            <w:hyperlink w:history="1" r:id="rIdlfj_2e7x-mkk3cwvnsgd5">
               <w:r>
                 <w:rPr>
                   <w:rFonts w:ascii="Arial" w:cs="Arial" w:eastAsia="Arial" w:hAnsi="Arial"/>
@@ -27970,7 +28613,7 @@
             <w:pPr>
               <w:spacing w:after="20" w:before="0"/>
             </w:pPr>
-            <w:hyperlink w:history="1" r:id="rIdim7vvkedycbuzhwd297qn">
+            <w:hyperlink w:history="1" r:id="rIdet31ccwir96kwg70cvwiy">
               <w:r>
                 <w:rPr>
                   <w:rFonts w:ascii="Arial" w:cs="Arial" w:eastAsia="Arial" w:hAnsi="Arial"/>
@@ -28003,7 +28646,7 @@
               <w:spacing w:after="10" w:before="0"/>
               <w:ind w:left="120"/>
             </w:pPr>
-            <w:hyperlink w:history="1" r:id="rIder0zyzab09qnnacpeuz_t">
+            <w:hyperlink w:history="1" r:id="rIdzwqcqqnojfo-dyvuq2tsu">
               <w:r>
                 <w:rPr>
                   <w:rFonts w:ascii="Arial" w:cs="Arial" w:eastAsia="Arial" w:hAnsi="Arial"/>
@@ -28048,7 +28691,7 @@
             <w:pPr>
               <w:spacing w:after="20" w:before="0"/>
             </w:pPr>
-            <w:hyperlink w:history="1" r:id="rId2voa6jsldowhhr11xzrcd">
+            <w:hyperlink w:history="1" r:id="rIdvr9biuvo-nqtxeniakj2p">
               <w:r>
                 <w:rPr>
                   <w:rFonts w:ascii="Arial" w:cs="Arial" w:eastAsia="Arial" w:hAnsi="Arial"/>
@@ -28081,7 +28724,7 @@
               <w:spacing w:after="10" w:before="0"/>
               <w:ind w:left="120"/>
             </w:pPr>
-            <w:hyperlink w:history="1" r:id="rIdnwrnrq3hsmjlsaydnhury">
+            <w:hyperlink w:history="1" r:id="rIdqwtdnimc3g9gkwgksybo9">
               <w:r>
                 <w:rPr>
                   <w:rFonts w:ascii="Arial" w:cs="Arial" w:eastAsia="Arial" w:hAnsi="Arial"/>
@@ -28577,6 +29220,65 @@
         </w:tc>
       </w:tr>
     </w:tbl>
+    <w:p>
+      <w:pPr>
+        <w:pBdr>
+          <w:top w:val="single" w:color="BBBBBB" w:sz="4" w:space="4"/>
+        </w:pBdr>
+        <w:spacing w:after="0" w:before="160"/>
+      </w:pPr>
+      <w:r>
+        <w:rPr>
+          <w:rFonts w:ascii="Arial" w:cs="Arial" w:eastAsia="Arial" w:hAnsi="Arial"/>
+          <w:color w:val="666666"/>
+          <w:sz w:val="14"/>
+          <w:szCs w:val="14"/>
+        </w:rPr>
+        <w:t xml:space="preserve">© 2026 SeaVuria and ARES. Aligned with KICD objectives. Developed by SeaVuria; technical implementation by ARES (with AI assistance from Claude). Licensed under </w:t>
+      </w:r>
+      <w:hyperlink w:history="1" r:id="rIds2roa_082keqv9lkyslwm">
+        <w:r>
+          <w:rPr>
+            <w:rFonts w:ascii="Arial" w:cs="Arial" w:eastAsia="Arial" w:hAnsi="Arial"/>
+            <w:color w:val="1F6B75"/>
+            <w:sz w:val="14"/>
+            <w:szCs w:val="14"/>
+            <w:u w:val="single" w:color="1F6B75"/>
+          </w:rPr>
+          <w:t xml:space="preserve">CC BY-NC 4.0</w:t>
+        </w:r>
+      </w:hyperlink>
+      <w:r>
+        <w:rPr>
+          <w:rFonts w:ascii="Arial" w:cs="Arial" w:eastAsia="Arial" w:hAnsi="Arial"/>
+          <w:color w:val="666666"/>
+          <w:sz w:val="14"/>
+          <w:szCs w:val="14"/>
+        </w:rPr>
+        <w:t xml:space="preserve"> (</w:t>
+      </w:r>
+      <w:hyperlink w:history="1" r:id="rIdan8wrazy-j-fptesketvu">
+        <w:r>
+          <w:rPr>
+            <w:rFonts w:ascii="Arial" w:cs="Arial" w:eastAsia="Arial" w:hAnsi="Arial"/>
+            <w:color w:val="1F6B75"/>
+            <w:sz w:val="14"/>
+            <w:szCs w:val="14"/>
+            <w:u w:val="single" w:color="1F6B75"/>
+          </w:rPr>
+          <w:t xml:space="preserve">https://creativecommons.org/licenses/by-nc/4.0/</w:t>
+        </w:r>
+      </w:hyperlink>
+      <w:r>
+        <w:rPr>
+          <w:rFonts w:ascii="Arial" w:cs="Arial" w:eastAsia="Arial" w:hAnsi="Arial"/>
+          <w:color w:val="666666"/>
+          <w:sz w:val="14"/>
+          <w:szCs w:val="14"/>
+        </w:rPr>
+        <w:t xml:space="preserve">).</w:t>
+      </w:r>
+    </w:p>
     <w:p>
       <w:r>
         <w:br w:type="page"/>
@@ -29568,7 +30270,7 @@
             <w:pPr>
               <w:spacing w:after="20" w:before="0"/>
             </w:pPr>
-            <w:hyperlink w:history="1" r:id="rIdeoq_g9ikvbtcexlztutr9">
+            <w:hyperlink w:history="1" r:id="rId0kgdaoqs0yweyddull-01">
               <w:r>
                 <w:rPr>
                   <w:rFonts w:ascii="Arial" w:cs="Arial" w:eastAsia="Arial" w:hAnsi="Arial"/>
@@ -29601,7 +30303,7 @@
               <w:spacing w:after="10" w:before="0"/>
               <w:ind w:left="120"/>
             </w:pPr>
-            <w:hyperlink w:history="1" r:id="rIdypyzcitedaqhfwddchkcm">
+            <w:hyperlink w:history="1" r:id="rId6bvzbjn7socy6akhmk08l">
               <w:r>
                 <w:rPr>
                   <w:rFonts w:ascii="Arial" w:cs="Arial" w:eastAsia="Arial" w:hAnsi="Arial"/>
@@ -29646,7 +30348,7 @@
             <w:pPr>
               <w:spacing w:after="20" w:before="0"/>
             </w:pPr>
-            <w:hyperlink w:history="1" r:id="rIdnwelvyldbjl-s40zs4zry">
+            <w:hyperlink w:history="1" r:id="rIdb4eu8umhk0mfmchmg5rk3">
               <w:r>
                 <w:rPr>
                   <w:rFonts w:ascii="Arial" w:cs="Arial" w:eastAsia="Arial" w:hAnsi="Arial"/>
@@ -29679,7 +30381,7 @@
               <w:spacing w:after="10" w:before="0"/>
               <w:ind w:left="120"/>
             </w:pPr>
-            <w:hyperlink w:history="1" r:id="rIdfxisecoiwwvmbpdwms-_z">
+            <w:hyperlink w:history="1" r:id="rIdzbcjhzejwfm3-tryyfo9i">
               <w:r>
                 <w:rPr>
                   <w:rFonts w:ascii="Arial" w:cs="Arial" w:eastAsia="Arial" w:hAnsi="Arial"/>
@@ -29874,7 +30576,7 @@
             <w:pPr>
               <w:spacing w:after="20" w:before="0"/>
             </w:pPr>
-            <w:hyperlink w:history="1" r:id="rIddzci1kqm-zzyrnnd8nebg">
+            <w:hyperlink w:history="1" r:id="rIda4pfszojv113aopwx8kkf">
               <w:r>
                 <w:rPr>
                   <w:rFonts w:ascii="Arial" w:cs="Arial" w:eastAsia="Arial" w:hAnsi="Arial"/>
@@ -29907,7 +30609,7 @@
               <w:spacing w:after="10" w:before="0"/>
               <w:ind w:left="120"/>
             </w:pPr>
-            <w:hyperlink w:history="1" r:id="rIdkhjedqbqjhdwrschjvnlk">
+            <w:hyperlink w:history="1" r:id="rId1ei7usnerdkrapefscubq">
               <w:r>
                 <w:rPr>
                   <w:rFonts w:ascii="Arial" w:cs="Arial" w:eastAsia="Arial" w:hAnsi="Arial"/>
@@ -29952,7 +30654,7 @@
             <w:pPr>
               <w:spacing w:after="20" w:before="0"/>
             </w:pPr>
-            <w:hyperlink w:history="1" r:id="rIdpe2ehwbewetaxpkmve2tu">
+            <w:hyperlink w:history="1" r:id="rIdv6rp7vy9ojkzwajtwmm0n">
               <w:r>
                 <w:rPr>
                   <w:rFonts w:ascii="Arial" w:cs="Arial" w:eastAsia="Arial" w:hAnsi="Arial"/>
@@ -29985,7 +30687,7 @@
               <w:spacing w:after="10" w:before="0"/>
               <w:ind w:left="120"/>
             </w:pPr>
-            <w:hyperlink w:history="1" r:id="rIda1epjcqxx8cadqitkjqfv">
+            <w:hyperlink w:history="1" r:id="rIdrvjq3yrlvupgfcxvcv5vx">
               <w:r>
                 <w:rPr>
                   <w:rFonts w:ascii="Arial" w:cs="Arial" w:eastAsia="Arial" w:hAnsi="Arial"/>
@@ -30180,7 +30882,7 @@
             <w:pPr>
               <w:spacing w:after="20" w:before="0"/>
             </w:pPr>
-            <w:hyperlink w:history="1" r:id="rId4zqrswhvlivzoxxijk1dv">
+            <w:hyperlink w:history="1" r:id="rIdqn_wqnl5i3joe4fm2rrpq">
               <w:r>
                 <w:rPr>
                   <w:rFonts w:ascii="Arial" w:cs="Arial" w:eastAsia="Arial" w:hAnsi="Arial"/>
@@ -30213,7 +30915,7 @@
               <w:spacing w:after="10" w:before="0"/>
               <w:ind w:left="120"/>
             </w:pPr>
-            <w:hyperlink w:history="1" r:id="rIdlwob6wuxp_pybhednhd6s">
+            <w:hyperlink w:history="1" r:id="rIdj6npkcp2tvelg6_j-gcet">
               <w:r>
                 <w:rPr>
                   <w:rFonts w:ascii="Arial" w:cs="Arial" w:eastAsia="Arial" w:hAnsi="Arial"/>
@@ -30258,7 +30960,7 @@
             <w:pPr>
               <w:spacing w:after="20" w:before="0"/>
             </w:pPr>
-            <w:hyperlink w:history="1" r:id="rIdp4khty2spvyp3vvtid0i8">
+            <w:hyperlink w:history="1" r:id="rIdimidi89qpiefvprqu2ce8">
               <w:r>
                 <w:rPr>
                   <w:rFonts w:ascii="Arial" w:cs="Arial" w:eastAsia="Arial" w:hAnsi="Arial"/>
@@ -30291,7 +30993,7 @@
               <w:spacing w:after="10" w:before="0"/>
               <w:ind w:left="120"/>
             </w:pPr>
-            <w:hyperlink w:history="1" r:id="rIdovfolvak_uwn7_duqbjg3">
+            <w:hyperlink w:history="1" r:id="rIdjmlq8rccwq627k0y1qxpe">
               <w:r>
                 <w:rPr>
                   <w:rFonts w:ascii="Arial" w:cs="Arial" w:eastAsia="Arial" w:hAnsi="Arial"/>
@@ -30486,7 +31188,7 @@
             <w:pPr>
               <w:spacing w:after="20" w:before="0"/>
             </w:pPr>
-            <w:hyperlink w:history="1" r:id="rIdgqhjbn7gylrmukplzm8qy">
+            <w:hyperlink w:history="1" r:id="rId1nyzwmjfxrokbezhqrhey">
               <w:r>
                 <w:rPr>
                   <w:rFonts w:ascii="Arial" w:cs="Arial" w:eastAsia="Arial" w:hAnsi="Arial"/>
@@ -30519,7 +31221,7 @@
               <w:spacing w:after="10" w:before="0"/>
               <w:ind w:left="120"/>
             </w:pPr>
-            <w:hyperlink w:history="1" r:id="rIdp7but4ur0nlaebbzhwotx">
+            <w:hyperlink w:history="1" r:id="rIdcqzi96kha3vqpnl6jhaqv">
               <w:r>
                 <w:rPr>
                   <w:rFonts w:ascii="Arial" w:cs="Arial" w:eastAsia="Arial" w:hAnsi="Arial"/>
@@ -30564,7 +31266,7 @@
             <w:pPr>
               <w:spacing w:after="20" w:before="0"/>
             </w:pPr>
-            <w:hyperlink w:history="1" r:id="rIdkvpnpocu_r8f0dmf42n2l">
+            <w:hyperlink w:history="1" r:id="rIdwxvxca_4kaioqauxwbhxx">
               <w:r>
                 <w:rPr>
                   <w:rFonts w:ascii="Arial" w:cs="Arial" w:eastAsia="Arial" w:hAnsi="Arial"/>
@@ -30597,7 +31299,7 @@
               <w:spacing w:after="10" w:before="0"/>
               <w:ind w:left="120"/>
             </w:pPr>
-            <w:hyperlink w:history="1" r:id="rIdagccwsvqmrdcevmtilb56">
+            <w:hyperlink w:history="1" r:id="rIdigaozeq1tm2shwjh4rvwp">
               <w:r>
                 <w:rPr>
                   <w:rFonts w:ascii="Arial" w:cs="Arial" w:eastAsia="Arial" w:hAnsi="Arial"/>
@@ -30792,7 +31494,7 @@
             <w:pPr>
               <w:spacing w:after="20" w:before="0"/>
             </w:pPr>
-            <w:hyperlink w:history="1" r:id="rIdvqcv7vv6gtlsmfymhxosn">
+            <w:hyperlink w:history="1" r:id="rIda8niafnr5ecnh52aqrl4r">
               <w:r>
                 <w:rPr>
                   <w:rFonts w:ascii="Arial" w:cs="Arial" w:eastAsia="Arial" w:hAnsi="Arial"/>
@@ -30825,7 +31527,7 @@
               <w:spacing w:after="10" w:before="0"/>
               <w:ind w:left="120"/>
             </w:pPr>
-            <w:hyperlink w:history="1" r:id="rId8uaj8zbmhh5w7vqxsqh0n">
+            <w:hyperlink w:history="1" r:id="rIdx9-jwstakaoqvxlqbtx30">
               <w:r>
                 <w:rPr>
                   <w:rFonts w:ascii="Arial" w:cs="Arial" w:eastAsia="Arial" w:hAnsi="Arial"/>
@@ -30870,7 +31572,7 @@
             <w:pPr>
               <w:spacing w:after="20" w:before="0"/>
             </w:pPr>
-            <w:hyperlink w:history="1" r:id="rIdyaadz39bssla382xm6vmh">
+            <w:hyperlink w:history="1" r:id="rIdgx7xrtv33dzoiazfhsvgh">
               <w:r>
                 <w:rPr>
                   <w:rFonts w:ascii="Arial" w:cs="Arial" w:eastAsia="Arial" w:hAnsi="Arial"/>
@@ -30903,7 +31605,7 @@
               <w:spacing w:after="10" w:before="0"/>
               <w:ind w:left="120"/>
             </w:pPr>
-            <w:hyperlink w:history="1" r:id="rIdoicto5eaq0d1skmlaz8mo">
+            <w:hyperlink w:history="1" r:id="rIdto0yvldyhuh90qpnyywwe">
               <w:r>
                 <w:rPr>
                   <w:rFonts w:ascii="Arial" w:cs="Arial" w:eastAsia="Arial" w:hAnsi="Arial"/>
@@ -31494,6 +32196,65 @@
         </w:tc>
       </w:tr>
     </w:tbl>
+    <w:p>
+      <w:pPr>
+        <w:pBdr>
+          <w:top w:val="single" w:color="BBBBBB" w:sz="4" w:space="4"/>
+        </w:pBdr>
+        <w:spacing w:after="0" w:before="160"/>
+      </w:pPr>
+      <w:r>
+        <w:rPr>
+          <w:rFonts w:ascii="Arial" w:cs="Arial" w:eastAsia="Arial" w:hAnsi="Arial"/>
+          <w:color w:val="666666"/>
+          <w:sz w:val="14"/>
+          <w:szCs w:val="14"/>
+        </w:rPr>
+        <w:t xml:space="preserve">© 2026 SeaVuria and ARES. Aligned with KICD objectives. Developed by SeaVuria; technical implementation by ARES (with AI assistance from Claude). Licensed under </w:t>
+      </w:r>
+      <w:hyperlink w:history="1" r:id="rId8izycrnfojcinomwdgbwh">
+        <w:r>
+          <w:rPr>
+            <w:rFonts w:ascii="Arial" w:cs="Arial" w:eastAsia="Arial" w:hAnsi="Arial"/>
+            <w:color w:val="1F6B75"/>
+            <w:sz w:val="14"/>
+            <w:szCs w:val="14"/>
+            <w:u w:val="single" w:color="1F6B75"/>
+          </w:rPr>
+          <w:t xml:space="preserve">CC BY-NC 4.0</w:t>
+        </w:r>
+      </w:hyperlink>
+      <w:r>
+        <w:rPr>
+          <w:rFonts w:ascii="Arial" w:cs="Arial" w:eastAsia="Arial" w:hAnsi="Arial"/>
+          <w:color w:val="666666"/>
+          <w:sz w:val="14"/>
+          <w:szCs w:val="14"/>
+        </w:rPr>
+        <w:t xml:space="preserve"> (</w:t>
+      </w:r>
+      <w:hyperlink w:history="1" r:id="rIdkhtdabhe7ttulgepi-2lp">
+        <w:r>
+          <w:rPr>
+            <w:rFonts w:ascii="Arial" w:cs="Arial" w:eastAsia="Arial" w:hAnsi="Arial"/>
+            <w:color w:val="1F6B75"/>
+            <w:sz w:val="14"/>
+            <w:szCs w:val="14"/>
+            <w:u w:val="single" w:color="1F6B75"/>
+          </w:rPr>
+          <w:t xml:space="preserve">https://creativecommons.org/licenses/by-nc/4.0/</w:t>
+        </w:r>
+      </w:hyperlink>
+      <w:r>
+        <w:rPr>
+          <w:rFonts w:ascii="Arial" w:cs="Arial" w:eastAsia="Arial" w:hAnsi="Arial"/>
+          <w:color w:val="666666"/>
+          <w:sz w:val="14"/>
+          <w:szCs w:val="14"/>
+        </w:rPr>
+        <w:t xml:space="preserve">).</w:t>
+      </w:r>
+    </w:p>
     <w:p>
       <w:r>
         <w:br w:type="page"/>
@@ -32485,7 +33246,7 @@
             <w:pPr>
               <w:spacing w:after="20" w:before="0"/>
             </w:pPr>
-            <w:hyperlink w:history="1" r:id="rIdcwyf5jxrmr2fchmwkrvl6">
+            <w:hyperlink w:history="1" r:id="rIdjibyauqirfamhemuc24ao">
               <w:r>
                 <w:rPr>
                   <w:rFonts w:ascii="Arial" w:cs="Arial" w:eastAsia="Arial" w:hAnsi="Arial"/>
@@ -32518,7 +33279,7 @@
               <w:spacing w:after="10" w:before="0"/>
               <w:ind w:left="120"/>
             </w:pPr>
-            <w:hyperlink w:history="1" r:id="rIdteefura2ckvze6age4gxt">
+            <w:hyperlink w:history="1" r:id="rId04bctcn_-19g7wwdtdalg">
               <w:r>
                 <w:rPr>
                   <w:rFonts w:ascii="Arial" w:cs="Arial" w:eastAsia="Arial" w:hAnsi="Arial"/>
@@ -32563,7 +33324,7 @@
             <w:pPr>
               <w:spacing w:after="20" w:before="0"/>
             </w:pPr>
-            <w:hyperlink w:history="1" r:id="rIduakd-ztqgkoinlwrsrdab">
+            <w:hyperlink w:history="1" r:id="rIdsu_eoj0jtetp2fg8opnxr">
               <w:r>
                 <w:rPr>
                   <w:rFonts w:ascii="Arial" w:cs="Arial" w:eastAsia="Arial" w:hAnsi="Arial"/>
@@ -32596,7 +33357,7 @@
               <w:spacing w:after="10" w:before="0"/>
               <w:ind w:left="120"/>
             </w:pPr>
-            <w:hyperlink w:history="1" r:id="rIdihza133un5xbad_aisrbg">
+            <w:hyperlink w:history="1" r:id="rIdzj063mhe-sconxf0qjxj7">
               <w:r>
                 <w:rPr>
                   <w:rFonts w:ascii="Arial" w:cs="Arial" w:eastAsia="Arial" w:hAnsi="Arial"/>
@@ -32791,7 +33552,7 @@
             <w:pPr>
               <w:spacing w:after="20" w:before="0"/>
             </w:pPr>
-            <w:hyperlink w:history="1" r:id="rIdilcgrxbizvgv9eq_8jque">
+            <w:hyperlink w:history="1" r:id="rId0museb6k6qnz8kjqyckgd">
               <w:r>
                 <w:rPr>
                   <w:rFonts w:ascii="Arial" w:cs="Arial" w:eastAsia="Arial" w:hAnsi="Arial"/>
@@ -32824,7 +33585,7 @@
               <w:spacing w:after="10" w:before="0"/>
               <w:ind w:left="120"/>
             </w:pPr>
-            <w:hyperlink w:history="1" r:id="rIdrun1hhchnljalhmgimkbs">
+            <w:hyperlink w:history="1" r:id="rIdzvihp6eq9gy-pt2kb6sje">
               <w:r>
                 <w:rPr>
                   <w:rFonts w:ascii="Arial" w:cs="Arial" w:eastAsia="Arial" w:hAnsi="Arial"/>
@@ -32869,7 +33630,7 @@
             <w:pPr>
               <w:spacing w:after="20" w:before="0"/>
             </w:pPr>
-            <w:hyperlink w:history="1" r:id="rId4t84prmveeqq5w1oruohw">
+            <w:hyperlink w:history="1" r:id="rIdbyw-rgc1v4j0nvby9t9jo">
               <w:r>
                 <w:rPr>
                   <w:rFonts w:ascii="Arial" w:cs="Arial" w:eastAsia="Arial" w:hAnsi="Arial"/>
@@ -32902,7 +33663,7 @@
               <w:spacing w:after="10" w:before="0"/>
               <w:ind w:left="120"/>
             </w:pPr>
-            <w:hyperlink w:history="1" r:id="rIdqu3k64dywtuw498towlga">
+            <w:hyperlink w:history="1" r:id="rIdfyelswssflzb14wxvydt4">
               <w:r>
                 <w:rPr>
                   <w:rFonts w:ascii="Arial" w:cs="Arial" w:eastAsia="Arial" w:hAnsi="Arial"/>
@@ -33097,7 +33858,7 @@
             <w:pPr>
               <w:spacing w:after="20" w:before="0"/>
             </w:pPr>
-            <w:hyperlink w:history="1" r:id="rIdwcmkeu0jj6mpzf2uqqmjt">
+            <w:hyperlink w:history="1" r:id="rIdp_apq_srlvi_7p8lel_bu">
               <w:r>
                 <w:rPr>
                   <w:rFonts w:ascii="Arial" w:cs="Arial" w:eastAsia="Arial" w:hAnsi="Arial"/>
@@ -33130,7 +33891,7 @@
               <w:spacing w:after="10" w:before="0"/>
               <w:ind w:left="120"/>
             </w:pPr>
-            <w:hyperlink w:history="1" r:id="rIddlnfqardprp-ce7tt6bmr">
+            <w:hyperlink w:history="1" r:id="rIdmmgzpnlgxtfudcfcjvzep">
               <w:r>
                 <w:rPr>
                   <w:rFonts w:ascii="Arial" w:cs="Arial" w:eastAsia="Arial" w:hAnsi="Arial"/>
@@ -33175,7 +33936,7 @@
             <w:pPr>
               <w:spacing w:after="20" w:before="0"/>
             </w:pPr>
-            <w:hyperlink w:history="1" r:id="rIdl61ameu8wfqftw14v6dk3">
+            <w:hyperlink w:history="1" r:id="rIdp_ygf1y7u-wtjwwreqn4h">
               <w:r>
                 <w:rPr>
                   <w:rFonts w:ascii="Arial" w:cs="Arial" w:eastAsia="Arial" w:hAnsi="Arial"/>
@@ -33208,7 +33969,7 @@
               <w:spacing w:after="10" w:before="0"/>
               <w:ind w:left="120"/>
             </w:pPr>
-            <w:hyperlink w:history="1" r:id="rIdcpfxqldpyalni8yk4c5vv">
+            <w:hyperlink w:history="1" r:id="rId8shsfseg6k9eyjwnoqbzi">
               <w:r>
                 <w:rPr>
                   <w:rFonts w:ascii="Arial" w:cs="Arial" w:eastAsia="Arial" w:hAnsi="Arial"/>
@@ -33403,7 +34164,7 @@
             <w:pPr>
               <w:spacing w:after="20" w:before="0"/>
             </w:pPr>
-            <w:hyperlink w:history="1" r:id="rIdzfqe9nlmw2pejn1qu_6tf">
+            <w:hyperlink w:history="1" r:id="rIduockvuikwkn1tkh3ms-u_">
               <w:r>
                 <w:rPr>
                   <w:rFonts w:ascii="Arial" w:cs="Arial" w:eastAsia="Arial" w:hAnsi="Arial"/>
@@ -33436,7 +34197,7 @@
               <w:spacing w:after="10" w:before="0"/>
               <w:ind w:left="120"/>
             </w:pPr>
-            <w:hyperlink w:history="1" r:id="rIdmnkw4hedoeruyowthozie">
+            <w:hyperlink w:history="1" r:id="rIdhwwmncx4xvlug72iprx3u">
               <w:r>
                 <w:rPr>
                   <w:rFonts w:ascii="Arial" w:cs="Arial" w:eastAsia="Arial" w:hAnsi="Arial"/>
@@ -33481,7 +34242,7 @@
             <w:pPr>
               <w:spacing w:after="20" w:before="0"/>
             </w:pPr>
-            <w:hyperlink w:history="1" r:id="rId-iordfh5yybfqusjuaje3">
+            <w:hyperlink w:history="1" r:id="rId5vcpuy_o32bwxdsmacw2h">
               <w:r>
                 <w:rPr>
                   <w:rFonts w:ascii="Arial" w:cs="Arial" w:eastAsia="Arial" w:hAnsi="Arial"/>
@@ -33514,7 +34275,7 @@
               <w:spacing w:after="10" w:before="0"/>
               <w:ind w:left="120"/>
             </w:pPr>
-            <w:hyperlink w:history="1" r:id="rIdbl3i4h3ehrv5xeaqbxtca">
+            <w:hyperlink w:history="1" r:id="rId3vl17ekzjun_ufiaduiju">
               <w:r>
                 <w:rPr>
                   <w:rFonts w:ascii="Arial" w:cs="Arial" w:eastAsia="Arial" w:hAnsi="Arial"/>
@@ -33709,7 +34470,7 @@
             <w:pPr>
               <w:spacing w:after="20" w:before="0"/>
             </w:pPr>
-            <w:hyperlink w:history="1" r:id="rIdbwntn399oo2y5e8u4y7oh">
+            <w:hyperlink w:history="1" r:id="rIdysqyklzotxydbgxim2iny">
               <w:r>
                 <w:rPr>
                   <w:rFonts w:ascii="Arial" w:cs="Arial" w:eastAsia="Arial" w:hAnsi="Arial"/>
@@ -33742,7 +34503,7 @@
               <w:spacing w:after="10" w:before="0"/>
               <w:ind w:left="120"/>
             </w:pPr>
-            <w:hyperlink w:history="1" r:id="rIdgewf1dy2n2tvxxce-0rks">
+            <w:hyperlink w:history="1" r:id="rIdpwizfodaclf0ef3wxohxz">
               <w:r>
                 <w:rPr>
                   <w:rFonts w:ascii="Arial" w:cs="Arial" w:eastAsia="Arial" w:hAnsi="Arial"/>
@@ -33787,7 +34548,7 @@
             <w:pPr>
               <w:spacing w:after="20" w:before="0"/>
             </w:pPr>
-            <w:hyperlink w:history="1" r:id="rIdsctugivo_sm4c4nnpcuzq">
+            <w:hyperlink w:history="1" r:id="rId18w2pqrqcu9btoo06ujli">
               <w:r>
                 <w:rPr>
                   <w:rFonts w:ascii="Arial" w:cs="Arial" w:eastAsia="Arial" w:hAnsi="Arial"/>
@@ -33820,7 +34581,7 @@
               <w:spacing w:after="10" w:before="0"/>
               <w:ind w:left="120"/>
             </w:pPr>
-            <w:hyperlink w:history="1" r:id="rIdgrnpcvwnqp9rcynsdis3s">
+            <w:hyperlink w:history="1" r:id="rIdz0jtxh8jpkmu4gzova-ma">
               <w:r>
                 <w:rPr>
                   <w:rFonts w:ascii="Arial" w:cs="Arial" w:eastAsia="Arial" w:hAnsi="Arial"/>
@@ -34316,6 +35077,65 @@
         </w:tc>
       </w:tr>
     </w:tbl>
+    <w:p>
+      <w:pPr>
+        <w:pBdr>
+          <w:top w:val="single" w:color="BBBBBB" w:sz="4" w:space="4"/>
+        </w:pBdr>
+        <w:spacing w:after="0" w:before="160"/>
+      </w:pPr>
+      <w:r>
+        <w:rPr>
+          <w:rFonts w:ascii="Arial" w:cs="Arial" w:eastAsia="Arial" w:hAnsi="Arial"/>
+          <w:color w:val="666666"/>
+          <w:sz w:val="14"/>
+          <w:szCs w:val="14"/>
+        </w:rPr>
+        <w:t xml:space="preserve">© 2026 SeaVuria and ARES. Aligned with KICD objectives. Developed by SeaVuria; technical implementation by ARES (with AI assistance from Claude). Licensed under </w:t>
+      </w:r>
+      <w:hyperlink w:history="1" r:id="rIdmd9g4zm8d61vgkaqoq-0f">
+        <w:r>
+          <w:rPr>
+            <w:rFonts w:ascii="Arial" w:cs="Arial" w:eastAsia="Arial" w:hAnsi="Arial"/>
+            <w:color w:val="1F6B75"/>
+            <w:sz w:val="14"/>
+            <w:szCs w:val="14"/>
+            <w:u w:val="single" w:color="1F6B75"/>
+          </w:rPr>
+          <w:t xml:space="preserve">CC BY-NC 4.0</w:t>
+        </w:r>
+      </w:hyperlink>
+      <w:r>
+        <w:rPr>
+          <w:rFonts w:ascii="Arial" w:cs="Arial" w:eastAsia="Arial" w:hAnsi="Arial"/>
+          <w:color w:val="666666"/>
+          <w:sz w:val="14"/>
+          <w:szCs w:val="14"/>
+        </w:rPr>
+        <w:t xml:space="preserve"> (</w:t>
+      </w:r>
+      <w:hyperlink w:history="1" r:id="rIdhf-eoqyzjcov6xqtj-dle">
+        <w:r>
+          <w:rPr>
+            <w:rFonts w:ascii="Arial" w:cs="Arial" w:eastAsia="Arial" w:hAnsi="Arial"/>
+            <w:color w:val="1F6B75"/>
+            <w:sz w:val="14"/>
+            <w:szCs w:val="14"/>
+            <w:u w:val="single" w:color="1F6B75"/>
+          </w:rPr>
+          <w:t xml:space="preserve">https://creativecommons.org/licenses/by-nc/4.0/</w:t>
+        </w:r>
+      </w:hyperlink>
+      <w:r>
+        <w:rPr>
+          <w:rFonts w:ascii="Arial" w:cs="Arial" w:eastAsia="Arial" w:hAnsi="Arial"/>
+          <w:color w:val="666666"/>
+          <w:sz w:val="14"/>
+          <w:szCs w:val="14"/>
+        </w:rPr>
+        <w:t xml:space="preserve">).</w:t>
+      </w:r>
+    </w:p>
     <w:p>
       <w:r>
         <w:br w:type="page"/>
@@ -35307,7 +36127,7 @@
             <w:pPr>
               <w:spacing w:after="20" w:before="0"/>
             </w:pPr>
-            <w:hyperlink w:history="1" r:id="rIdandorepfbrheqarxj3j-3">
+            <w:hyperlink w:history="1" r:id="rIdkpoebtmb0tkic3emj6xir">
               <w:r>
                 <w:rPr>
                   <w:rFonts w:ascii="Arial" w:cs="Arial" w:eastAsia="Arial" w:hAnsi="Arial"/>
@@ -35340,7 +36160,7 @@
               <w:spacing w:after="10" w:before="0"/>
               <w:ind w:left="120"/>
             </w:pPr>
-            <w:hyperlink w:history="1" r:id="rId4mc_creebpl0hr0ejf38e">
+            <w:hyperlink w:history="1" r:id="rId0rohyzeogiwdipu1p8hhw">
               <w:r>
                 <w:rPr>
                   <w:rFonts w:ascii="Arial" w:cs="Arial" w:eastAsia="Arial" w:hAnsi="Arial"/>
@@ -35385,7 +36205,7 @@
             <w:pPr>
               <w:spacing w:after="20" w:before="0"/>
             </w:pPr>
-            <w:hyperlink w:history="1" r:id="rIdhq40gkyju1lgxgwj6jbub">
+            <w:hyperlink w:history="1" r:id="rIdoliaxqqbjug0qdfhgfawr">
               <w:r>
                 <w:rPr>
                   <w:rFonts w:ascii="Arial" w:cs="Arial" w:eastAsia="Arial" w:hAnsi="Arial"/>
@@ -35418,7 +36238,7 @@
               <w:spacing w:after="10" w:before="0"/>
               <w:ind w:left="120"/>
             </w:pPr>
-            <w:hyperlink w:history="1" r:id="rIdibpjoiqyoqdkuhqba9bfz">
+            <w:hyperlink w:history="1" r:id="rIddhmvexujmt6pwa0iz6i7u">
               <w:r>
                 <w:rPr>
                   <w:rFonts w:ascii="Arial" w:cs="Arial" w:eastAsia="Arial" w:hAnsi="Arial"/>
@@ -35765,7 +36585,7 @@
             <w:pPr>
               <w:spacing w:after="20" w:before="0"/>
             </w:pPr>
-            <w:hyperlink w:history="1" r:id="rIdbuyiwbpatk-xbng_0w8ln">
+            <w:hyperlink w:history="1" r:id="rIdp7hquwzyw3whjva4hb71o">
               <w:r>
                 <w:rPr>
                   <w:rFonts w:ascii="Arial" w:cs="Arial" w:eastAsia="Arial" w:hAnsi="Arial"/>
@@ -35798,7 +36618,7 @@
               <w:spacing w:after="10" w:before="0"/>
               <w:ind w:left="120"/>
             </w:pPr>
-            <w:hyperlink w:history="1" r:id="rId2ydue5pyumcjgwthsnol5">
+            <w:hyperlink w:history="1" r:id="rId5tcpid4fnwosntqlshibq">
               <w:r>
                 <w:rPr>
                   <w:rFonts w:ascii="Arial" w:cs="Arial" w:eastAsia="Arial" w:hAnsi="Arial"/>
@@ -35843,7 +36663,7 @@
             <w:pPr>
               <w:spacing w:after="20" w:before="0"/>
             </w:pPr>
-            <w:hyperlink w:history="1" r:id="rIdrxs9ypzzmwbmoequ62aaw">
+            <w:hyperlink w:history="1" r:id="rIdrwlpbwrbxdrazarfxodpm">
               <w:r>
                 <w:rPr>
                   <w:rFonts w:ascii="Arial" w:cs="Arial" w:eastAsia="Arial" w:hAnsi="Arial"/>
@@ -35876,7 +36696,7 @@
               <w:spacing w:after="10" w:before="0"/>
               <w:ind w:left="120"/>
             </w:pPr>
-            <w:hyperlink w:history="1" r:id="rIdiuoglsjosbqruhp0cgdmz">
+            <w:hyperlink w:history="1" r:id="rIdzf6kwlbvln8d-17oxdzj_">
               <w:r>
                 <w:rPr>
                   <w:rFonts w:ascii="Arial" w:cs="Arial" w:eastAsia="Arial" w:hAnsi="Arial"/>
@@ -36375,7 +37195,7 @@
             <w:pPr>
               <w:spacing w:after="20" w:before="0"/>
             </w:pPr>
-            <w:hyperlink w:history="1" r:id="rId0t19wz2s4hz1mvrsbfqke">
+            <w:hyperlink w:history="1" r:id="rIdixbufkd2acff_liii1mj_">
               <w:r>
                 <w:rPr>
                   <w:rFonts w:ascii="Arial" w:cs="Arial" w:eastAsia="Arial" w:hAnsi="Arial"/>
@@ -36408,7 +37228,7 @@
               <w:spacing w:after="10" w:before="0"/>
               <w:ind w:left="120"/>
             </w:pPr>
-            <w:hyperlink w:history="1" r:id="rIdekpwvzpefvfd7lggnha3p">
+            <w:hyperlink w:history="1" r:id="rIdmait-wqgw4eydbntnjk09">
               <w:r>
                 <w:rPr>
                   <w:rFonts w:ascii="Arial" w:cs="Arial" w:eastAsia="Arial" w:hAnsi="Arial"/>
@@ -36453,7 +37273,7 @@
             <w:pPr>
               <w:spacing w:after="20" w:before="0"/>
             </w:pPr>
-            <w:hyperlink w:history="1" r:id="rIdahnfqwhwuvl8zfezokxyi">
+            <w:hyperlink w:history="1" r:id="rId56adyzgjy6gjjnwltxxxz">
               <w:r>
                 <w:rPr>
                   <w:rFonts w:ascii="Arial" w:cs="Arial" w:eastAsia="Arial" w:hAnsi="Arial"/>
@@ -36486,7 +37306,7 @@
               <w:spacing w:after="10" w:before="0"/>
               <w:ind w:left="120"/>
             </w:pPr>
-            <w:hyperlink w:history="1" r:id="rId1fjqjjmllpb5xgv3fcrj5">
+            <w:hyperlink w:history="1" r:id="rIdcai0p3wto-jdlcuwebzsx">
               <w:r>
                 <w:rPr>
                   <w:rFonts w:ascii="Arial" w:cs="Arial" w:eastAsia="Arial" w:hAnsi="Arial"/>
@@ -36890,7 +37710,7 @@
             <w:pPr>
               <w:spacing w:after="20" w:before="0"/>
             </w:pPr>
-            <w:hyperlink w:history="1" r:id="rIded6keyaaat_-pssk0lvxe">
+            <w:hyperlink w:history="1" r:id="rIdjx3ogadhan6wtd0pivph_">
               <w:r>
                 <w:rPr>
                   <w:rFonts w:ascii="Arial" w:cs="Arial" w:eastAsia="Arial" w:hAnsi="Arial"/>
@@ -36923,7 +37743,7 @@
               <w:spacing w:after="10" w:before="0"/>
               <w:ind w:left="120"/>
             </w:pPr>
-            <w:hyperlink w:history="1" r:id="rIdse9x9pxhyn5pl87smlswu">
+            <w:hyperlink w:history="1" r:id="rIdr7f38oh4i0ksmuwu_2btw">
               <w:r>
                 <w:rPr>
                   <w:rFonts w:ascii="Arial" w:cs="Arial" w:eastAsia="Arial" w:hAnsi="Arial"/>
@@ -36968,7 +37788,7 @@
             <w:pPr>
               <w:spacing w:after="20" w:before="0"/>
             </w:pPr>
-            <w:hyperlink w:history="1" r:id="rIdtukj547thsinij3dxarod">
+            <w:hyperlink w:history="1" r:id="rIdwyw5zfmw-8g9oupla3zdv">
               <w:r>
                 <w:rPr>
                   <w:rFonts w:ascii="Arial" w:cs="Arial" w:eastAsia="Arial" w:hAnsi="Arial"/>
@@ -37001,7 +37821,7 @@
               <w:spacing w:after="10" w:before="0"/>
               <w:ind w:left="120"/>
             </w:pPr>
-            <w:hyperlink w:history="1" r:id="rIdgaetle_aencakqcwspnp1">
+            <w:hyperlink w:history="1" r:id="rIdxoabt7wowbzhrsf-qvpm4">
               <w:r>
                 <w:rPr>
                   <w:rFonts w:ascii="Arial" w:cs="Arial" w:eastAsia="Arial" w:hAnsi="Arial"/>
@@ -37443,7 +38263,7 @@
             <w:pPr>
               <w:spacing w:after="20" w:before="0"/>
             </w:pPr>
-            <w:hyperlink w:history="1" r:id="rIdwrvp9ilwkul4o_9vknqtz">
+            <w:hyperlink w:history="1" r:id="rIdil7jnqd4c5ml7bvt7ulka">
               <w:r>
                 <w:rPr>
                   <w:rFonts w:ascii="Arial" w:cs="Arial" w:eastAsia="Arial" w:hAnsi="Arial"/>
@@ -37476,7 +38296,7 @@
               <w:spacing w:after="10" w:before="0"/>
               <w:ind w:left="120"/>
             </w:pPr>
-            <w:hyperlink w:history="1" r:id="rIdadsewutr4jpopo1boim66">
+            <w:hyperlink w:history="1" r:id="rId_-kcjal9zuhgxx2whi_a0">
               <w:r>
                 <w:rPr>
                   <w:rFonts w:ascii="Arial" w:cs="Arial" w:eastAsia="Arial" w:hAnsi="Arial"/>
@@ -37521,7 +38341,7 @@
             <w:pPr>
               <w:spacing w:after="20" w:before="0"/>
             </w:pPr>
-            <w:hyperlink w:history="1" r:id="rIdlaoypquqn2mbjdlwihi6y">
+            <w:hyperlink w:history="1" r:id="rId80q-1mhsefifseu9xh5wt">
               <w:r>
                 <w:rPr>
                   <w:rFonts w:ascii="Arial" w:cs="Arial" w:eastAsia="Arial" w:hAnsi="Arial"/>
@@ -37554,7 +38374,7 @@
               <w:spacing w:after="10" w:before="0"/>
               <w:ind w:left="120"/>
             </w:pPr>
-            <w:hyperlink w:history="1" r:id="rIdrsi3x0wlk-pzus79tpbgy">
+            <w:hyperlink w:history="1" r:id="rIdvmucqwl1sro-vszkdeicz">
               <w:r>
                 <w:rPr>
                   <w:rFonts w:ascii="Arial" w:cs="Arial" w:eastAsia="Arial" w:hAnsi="Arial"/>
@@ -38202,6 +39022,65 @@
         </w:tc>
       </w:tr>
     </w:tbl>
+    <w:p>
+      <w:pPr>
+        <w:pBdr>
+          <w:top w:val="single" w:color="BBBBBB" w:sz="4" w:space="4"/>
+        </w:pBdr>
+        <w:spacing w:after="0" w:before="160"/>
+      </w:pPr>
+      <w:r>
+        <w:rPr>
+          <w:rFonts w:ascii="Arial" w:cs="Arial" w:eastAsia="Arial" w:hAnsi="Arial"/>
+          <w:color w:val="666666"/>
+          <w:sz w:val="14"/>
+          <w:szCs w:val="14"/>
+        </w:rPr>
+        <w:t xml:space="preserve">© 2026 SeaVuria and ARES. Aligned with KICD objectives. Developed by SeaVuria; technical implementation by ARES (with AI assistance from Claude). Licensed under </w:t>
+      </w:r>
+      <w:hyperlink w:history="1" r:id="rIdo4-g6udefsfocsx53tftf">
+        <w:r>
+          <w:rPr>
+            <w:rFonts w:ascii="Arial" w:cs="Arial" w:eastAsia="Arial" w:hAnsi="Arial"/>
+            <w:color w:val="1F6B75"/>
+            <w:sz w:val="14"/>
+            <w:szCs w:val="14"/>
+            <w:u w:val="single" w:color="1F6B75"/>
+          </w:rPr>
+          <w:t xml:space="preserve">CC BY-NC 4.0</w:t>
+        </w:r>
+      </w:hyperlink>
+      <w:r>
+        <w:rPr>
+          <w:rFonts w:ascii="Arial" w:cs="Arial" w:eastAsia="Arial" w:hAnsi="Arial"/>
+          <w:color w:val="666666"/>
+          <w:sz w:val="14"/>
+          <w:szCs w:val="14"/>
+        </w:rPr>
+        <w:t xml:space="preserve"> (</w:t>
+      </w:r>
+      <w:hyperlink w:history="1" r:id="rId5vatmjgyl-efvx-uv3xhc">
+        <w:r>
+          <w:rPr>
+            <w:rFonts w:ascii="Arial" w:cs="Arial" w:eastAsia="Arial" w:hAnsi="Arial"/>
+            <w:color w:val="1F6B75"/>
+            <w:sz w:val="14"/>
+            <w:szCs w:val="14"/>
+            <w:u w:val="single" w:color="1F6B75"/>
+          </w:rPr>
+          <w:t xml:space="preserve">https://creativecommons.org/licenses/by-nc/4.0/</w:t>
+        </w:r>
+      </w:hyperlink>
+      <w:r>
+        <w:rPr>
+          <w:rFonts w:ascii="Arial" w:cs="Arial" w:eastAsia="Arial" w:hAnsi="Arial"/>
+          <w:color w:val="666666"/>
+          <w:sz w:val="14"/>
+          <w:szCs w:val="14"/>
+        </w:rPr>
+        <w:t xml:space="preserve">).</w:t>
+      </w:r>
+    </w:p>
     <w:p>
       <w:r>
         <w:br w:type="page"/>

--- a/data/outputs/v2/Biology/SS1.1_Cell_Structure/Biology_Cell_Structure_CBE_LessonSequence.docx
+++ b/data/outputs/v2/Biology/SS1.1_Cell_Structure/Biology_Cell_Structure_CBE_LessonSequence.docx
@@ -38,6 +38,2452 @@
           <w:szCs w:val="22"/>
         </w:rPr>
         <w:t xml:space="preserve">CBE Phenomenon-Driven Lesson Sequence — Sub-Strand 1.1 (12 Lessons)</w:t>
+      </w:r>
+    </w:p>
+    <w:p>
+      <w:pPr>
+        <w:spacing w:after="120"/>
+      </w:pPr>
+      <w:r>
+        <w:t xml:space="preserve"/>
+      </w:r>
+    </w:p>
+    <w:tbl>
+      <w:tblPr>
+        <w:tblW w:type="dxa" w:w="13680"/>
+        <w:tblBorders>
+          <w:top w:val="single" w:color="AAAAAA" w:sz="4"/>
+          <w:left w:val="single" w:color="AAAAAA" w:sz="4"/>
+          <w:bottom w:val="single" w:color="AAAAAA" w:sz="4"/>
+          <w:right w:val="single" w:color="AAAAAA" w:sz="4"/>
+          <w:insideH w:val="single" w:color="auto" w:sz="4"/>
+          <w:insideV w:val="single" w:color="auto" w:sz="4"/>
+        </w:tblBorders>
+        <w:tblLayout w:type="fixed"/>
+      </w:tblPr>
+      <w:tblGrid>
+        <w:gridCol w:w="3000"/>
+        <w:gridCol w:w="10680"/>
+      </w:tblGrid>
+      <w:tr>
+        <w:tc>
+          <w:tcPr>
+            <w:tcW w:type="dxa" w:w="13680"/>
+            <w:gridSpan w:val="2"/>
+            <w:shd w:fill="1F3864" w:color="auto" w:val="clear"/>
+            <w:tcMar>
+              <w:top w:type="dxa" w:w="60"/>
+              <w:left w:type="dxa" w:w="120"/>
+              <w:bottom w:type="dxa" w:w="60"/>
+              <w:right w:type="dxa" w:w="120"/>
+            </w:tcMar>
+            <w:vAlign w:val="top"/>
+          </w:tcPr>
+          <w:p>
+            <w:pPr>
+              <w:spacing w:after="40" w:before="0"/>
+              <w:jc w:val="center"/>
+            </w:pPr>
+            <w:r>
+              <w:rPr>
+                <w:rFonts w:ascii="Arial" w:cs="Arial" w:eastAsia="Arial" w:hAnsi="Arial"/>
+                <w:b/>
+                <w:bCs/>
+                <w:i w:val="false"/>
+                <w:iCs w:val="false"/>
+                <w:color w:val="FFFFFF"/>
+                <w:sz w:val="22"/>
+                <w:szCs w:val="22"/>
+              </w:rPr>
+              <w:t xml:space="preserve">SUB-STRAND OVERVIEW</w:t>
+            </w:r>
+          </w:p>
+        </w:tc>
+      </w:tr>
+      <w:tr>
+        <w:tc>
+          <w:tcPr>
+            <w:tcW w:type="dxa" w:w="3000"/>
+            <w:shd w:fill="D5E8F0" w:color="auto" w:val="clear"/>
+            <w:tcMar>
+              <w:top w:type="dxa" w:w="60"/>
+              <w:left w:type="dxa" w:w="120"/>
+              <w:bottom w:type="dxa" w:w="60"/>
+              <w:right w:type="dxa" w:w="120"/>
+            </w:tcMar>
+            <w:vAlign w:val="top"/>
+          </w:tcPr>
+          <w:p>
+            <w:pPr>
+              <w:spacing w:after="40" w:before="0"/>
+              <w:jc w:val="left"/>
+            </w:pPr>
+            <w:r>
+              <w:rPr>
+                <w:rFonts w:ascii="Arial" w:cs="Arial" w:eastAsia="Arial" w:hAnsi="Arial"/>
+                <w:b/>
+                <w:bCs/>
+                <w:i w:val="false"/>
+                <w:iCs w:val="false"/>
+                <w:color w:val="000000"/>
+                <w:sz w:val="18"/>
+                <w:szCs w:val="18"/>
+              </w:rPr>
+              <w:t xml:space="preserve">Grade Level</w:t>
+            </w:r>
+          </w:p>
+        </w:tc>
+        <w:tc>
+          <w:tcPr>
+            <w:tcW w:type="dxa" w:w="10680"/>
+            <w:shd w:fill="FFFFFF" w:color="auto" w:val="clear"/>
+            <w:tcMar>
+              <w:top w:type="dxa" w:w="60"/>
+              <w:left w:type="dxa" w:w="120"/>
+              <w:bottom w:type="dxa" w:w="60"/>
+              <w:right w:type="dxa" w:w="120"/>
+            </w:tcMar>
+            <w:vAlign w:val="top"/>
+          </w:tcPr>
+          <w:p>
+            <w:pPr>
+              <w:spacing w:after="40" w:before="0"/>
+              <w:jc w:val="left"/>
+            </w:pPr>
+            <w:r>
+              <w:rPr>
+                <w:rFonts w:ascii="Arial" w:cs="Arial" w:eastAsia="Arial" w:hAnsi="Arial"/>
+                <w:b w:val="false"/>
+                <w:bCs w:val="false"/>
+                <w:i w:val="false"/>
+                <w:iCs w:val="false"/>
+                <w:color w:val="000000"/>
+                <w:sz w:val="18"/>
+                <w:szCs w:val="18"/>
+              </w:rPr>
+              <w:t xml:space="preserve">10</w:t>
+            </w:r>
+          </w:p>
+        </w:tc>
+      </w:tr>
+      <w:tr>
+        <w:tc>
+          <w:tcPr>
+            <w:tcW w:type="dxa" w:w="3000"/>
+            <w:shd w:fill="D5E8F0" w:color="auto" w:val="clear"/>
+            <w:tcMar>
+              <w:top w:type="dxa" w:w="60"/>
+              <w:left w:type="dxa" w:w="120"/>
+              <w:bottom w:type="dxa" w:w="60"/>
+              <w:right w:type="dxa" w:w="120"/>
+            </w:tcMar>
+            <w:vAlign w:val="top"/>
+          </w:tcPr>
+          <w:p>
+            <w:pPr>
+              <w:spacing w:after="40" w:before="0"/>
+              <w:jc w:val="left"/>
+            </w:pPr>
+            <w:r>
+              <w:rPr>
+                <w:rFonts w:ascii="Arial" w:cs="Arial" w:eastAsia="Arial" w:hAnsi="Arial"/>
+                <w:b/>
+                <w:bCs/>
+                <w:i w:val="false"/>
+                <w:iCs w:val="false"/>
+                <w:color w:val="000000"/>
+                <w:sz w:val="18"/>
+                <w:szCs w:val="18"/>
+              </w:rPr>
+              <w:t xml:space="preserve">Subject</w:t>
+            </w:r>
+          </w:p>
+        </w:tc>
+        <w:tc>
+          <w:tcPr>
+            <w:tcW w:type="dxa" w:w="10680"/>
+            <w:shd w:fill="FFFFFF" w:color="auto" w:val="clear"/>
+            <w:tcMar>
+              <w:top w:type="dxa" w:w="60"/>
+              <w:left w:type="dxa" w:w="120"/>
+              <w:bottom w:type="dxa" w:w="60"/>
+              <w:right w:type="dxa" w:w="120"/>
+            </w:tcMar>
+            <w:vAlign w:val="top"/>
+          </w:tcPr>
+          <w:p>
+            <w:pPr>
+              <w:spacing w:after="40" w:before="0"/>
+              <w:jc w:val="left"/>
+            </w:pPr>
+            <w:r>
+              <w:rPr>
+                <w:rFonts w:ascii="Arial" w:cs="Arial" w:eastAsia="Arial" w:hAnsi="Arial"/>
+                <w:b w:val="false"/>
+                <w:bCs w:val="false"/>
+                <w:i w:val="false"/>
+                <w:iCs w:val="false"/>
+                <w:color w:val="000000"/>
+                <w:sz w:val="18"/>
+                <w:szCs w:val="18"/>
+              </w:rPr>
+              <w:t xml:space="preserve">Biology</w:t>
+            </w:r>
+          </w:p>
+        </w:tc>
+      </w:tr>
+      <w:tr>
+        <w:tc>
+          <w:tcPr>
+            <w:tcW w:type="dxa" w:w="3000"/>
+            <w:shd w:fill="D5E8F0" w:color="auto" w:val="clear"/>
+            <w:tcMar>
+              <w:top w:type="dxa" w:w="60"/>
+              <w:left w:type="dxa" w:w="120"/>
+              <w:bottom w:type="dxa" w:w="60"/>
+              <w:right w:type="dxa" w:w="120"/>
+            </w:tcMar>
+            <w:vAlign w:val="top"/>
+          </w:tcPr>
+          <w:p>
+            <w:pPr>
+              <w:spacing w:after="40" w:before="0"/>
+              <w:jc w:val="left"/>
+            </w:pPr>
+            <w:r>
+              <w:rPr>
+                <w:rFonts w:ascii="Arial" w:cs="Arial" w:eastAsia="Arial" w:hAnsi="Arial"/>
+                <w:b/>
+                <w:bCs/>
+                <w:i w:val="false"/>
+                <w:iCs w:val="false"/>
+                <w:color w:val="000000"/>
+                <w:sz w:val="18"/>
+                <w:szCs w:val="18"/>
+              </w:rPr>
+              <w:t xml:space="preserve">Strand</w:t>
+            </w:r>
+          </w:p>
+        </w:tc>
+        <w:tc>
+          <w:tcPr>
+            <w:tcW w:type="dxa" w:w="10680"/>
+            <w:shd w:fill="FFFFFF" w:color="auto" w:val="clear"/>
+            <w:tcMar>
+              <w:top w:type="dxa" w:w="60"/>
+              <w:left w:type="dxa" w:w="120"/>
+              <w:bottom w:type="dxa" w:w="60"/>
+              <w:right w:type="dxa" w:w="120"/>
+            </w:tcMar>
+            <w:vAlign w:val="top"/>
+          </w:tcPr>
+          <w:p>
+            <w:pPr>
+              <w:spacing w:after="40" w:before="0"/>
+              <w:jc w:val="left"/>
+            </w:pPr>
+            <w:r>
+              <w:rPr>
+                <w:rFonts w:ascii="Arial" w:cs="Arial" w:eastAsia="Arial" w:hAnsi="Arial"/>
+                <w:b w:val="false"/>
+                <w:bCs w:val="false"/>
+                <w:i w:val="false"/>
+                <w:iCs w:val="false"/>
+                <w:color w:val="000000"/>
+                <w:sz w:val="18"/>
+                <w:szCs w:val="18"/>
+              </w:rPr>
+              <w:t xml:space="preserve">Strand 1.0: Cell Biology and Biodiversity</w:t>
+            </w:r>
+          </w:p>
+        </w:tc>
+      </w:tr>
+      <w:tr>
+        <w:tc>
+          <w:tcPr>
+            <w:tcW w:type="dxa" w:w="3000"/>
+            <w:shd w:fill="D5E8F0" w:color="auto" w:val="clear"/>
+            <w:tcMar>
+              <w:top w:type="dxa" w:w="60"/>
+              <w:left w:type="dxa" w:w="120"/>
+              <w:bottom w:type="dxa" w:w="60"/>
+              <w:right w:type="dxa" w:w="120"/>
+            </w:tcMar>
+            <w:vAlign w:val="top"/>
+          </w:tcPr>
+          <w:p>
+            <w:pPr>
+              <w:spacing w:after="40" w:before="0"/>
+              <w:jc w:val="left"/>
+            </w:pPr>
+            <w:r>
+              <w:rPr>
+                <w:rFonts w:ascii="Arial" w:cs="Arial" w:eastAsia="Arial" w:hAnsi="Arial"/>
+                <w:b/>
+                <w:bCs/>
+                <w:i w:val="false"/>
+                <w:iCs w:val="false"/>
+                <w:color w:val="000000"/>
+                <w:sz w:val="18"/>
+                <w:szCs w:val="18"/>
+              </w:rPr>
+              <w:t xml:space="preserve">Sub-Strand</w:t>
+            </w:r>
+          </w:p>
+        </w:tc>
+        <w:tc>
+          <w:tcPr>
+            <w:tcW w:type="dxa" w:w="10680"/>
+            <w:shd w:fill="FFFFFF" w:color="auto" w:val="clear"/>
+            <w:tcMar>
+              <w:top w:type="dxa" w:w="60"/>
+              <w:left w:type="dxa" w:w="120"/>
+              <w:bottom w:type="dxa" w:w="60"/>
+              <w:right w:type="dxa" w:w="120"/>
+            </w:tcMar>
+            <w:vAlign w:val="top"/>
+          </w:tcPr>
+          <w:p>
+            <w:pPr>
+              <w:spacing w:after="40" w:before="0"/>
+              <w:jc w:val="left"/>
+            </w:pPr>
+            <w:r>
+              <w:rPr>
+                <w:rFonts w:ascii="Arial" w:cs="Arial" w:eastAsia="Arial" w:hAnsi="Arial"/>
+                <w:b w:val="false"/>
+                <w:bCs w:val="false"/>
+                <w:i w:val="false"/>
+                <w:iCs w:val="false"/>
+                <w:color w:val="000000"/>
+                <w:sz w:val="18"/>
+                <w:szCs w:val="18"/>
+              </w:rPr>
+              <w:t xml:space="preserve">Sub-Strand 1.3: Cell Structure and Specialisation</w:t>
+            </w:r>
+          </w:p>
+        </w:tc>
+      </w:tr>
+      <w:tr>
+        <w:tc>
+          <w:tcPr>
+            <w:tcW w:type="dxa" w:w="3000"/>
+            <w:shd w:fill="D5E8F0" w:color="auto" w:val="clear"/>
+            <w:tcMar>
+              <w:top w:type="dxa" w:w="60"/>
+              <w:left w:type="dxa" w:w="120"/>
+              <w:bottom w:type="dxa" w:w="60"/>
+              <w:right w:type="dxa" w:w="120"/>
+            </w:tcMar>
+            <w:vAlign w:val="top"/>
+          </w:tcPr>
+          <w:p>
+            <w:pPr>
+              <w:spacing w:after="40" w:before="0"/>
+              <w:jc w:val="left"/>
+            </w:pPr>
+            <w:r>
+              <w:rPr>
+                <w:rFonts w:ascii="Arial" w:cs="Arial" w:eastAsia="Arial" w:hAnsi="Arial"/>
+                <w:b/>
+                <w:bCs/>
+                <w:i w:val="false"/>
+                <w:iCs w:val="false"/>
+                <w:color w:val="000000"/>
+                <w:sz w:val="18"/>
+                <w:szCs w:val="18"/>
+              </w:rPr>
+              <w:t xml:space="preserve">Total Duration</w:t>
+            </w:r>
+          </w:p>
+        </w:tc>
+        <w:tc>
+          <w:tcPr>
+            <w:tcW w:type="dxa" w:w="10680"/>
+            <w:shd w:fill="FFFFFF" w:color="auto" w:val="clear"/>
+            <w:tcMar>
+              <w:top w:type="dxa" w:w="60"/>
+              <w:left w:type="dxa" w:w="120"/>
+              <w:bottom w:type="dxa" w:w="60"/>
+              <w:right w:type="dxa" w:w="120"/>
+            </w:tcMar>
+            <w:vAlign w:val="top"/>
+          </w:tcPr>
+          <w:p>
+            <w:pPr>
+              <w:spacing w:after="40" w:before="0"/>
+              <w:jc w:val="left"/>
+            </w:pPr>
+            <w:r>
+              <w:rPr>
+                <w:rFonts w:ascii="Arial" w:cs="Arial" w:eastAsia="Arial" w:hAnsi="Arial"/>
+                <w:b w:val="false"/>
+                <w:bCs w:val="false"/>
+                <w:i w:val="false"/>
+                <w:iCs w:val="false"/>
+                <w:color w:val="000000"/>
+                <w:sz w:val="18"/>
+                <w:szCs w:val="18"/>
+              </w:rPr>
+              <w:t xml:space="preserve">12 lessons × 40 minutes = 480 minutes total</w:t>
+            </w:r>
+          </w:p>
+        </w:tc>
+      </w:tr>
+      <w:tr>
+        <w:tc>
+          <w:tcPr>
+            <w:tcW w:type="dxa" w:w="3000"/>
+            <w:shd w:fill="D5E8F0" w:color="auto" w:val="clear"/>
+            <w:tcMar>
+              <w:top w:type="dxa" w:w="60"/>
+              <w:left w:type="dxa" w:w="120"/>
+              <w:bottom w:type="dxa" w:w="60"/>
+              <w:right w:type="dxa" w:w="120"/>
+            </w:tcMar>
+            <w:vAlign w:val="top"/>
+          </w:tcPr>
+          <w:p>
+            <w:pPr>
+              <w:spacing w:after="40" w:before="0"/>
+              <w:jc w:val="left"/>
+            </w:pPr>
+            <w:r>
+              <w:rPr>
+                <w:rFonts w:ascii="Arial" w:cs="Arial" w:eastAsia="Arial" w:hAnsi="Arial"/>
+                <w:b/>
+                <w:bCs/>
+                <w:i w:val="false"/>
+                <w:iCs w:val="false"/>
+                <w:color w:val="000000"/>
+                <w:sz w:val="18"/>
+                <w:szCs w:val="18"/>
+              </w:rPr>
+              <w:t xml:space="preserve">Sub-Strand Content</w:t>
+            </w:r>
+          </w:p>
+        </w:tc>
+        <w:tc>
+          <w:tcPr>
+            <w:tcW w:type="dxa" w:w="10680"/>
+            <w:shd w:fill="FFFFFF" w:color="auto" w:val="clear"/>
+            <w:tcMar>
+              <w:top w:type="dxa" w:w="60"/>
+              <w:left w:type="dxa" w:w="120"/>
+              <w:bottom w:type="dxa" w:w="60"/>
+              <w:right w:type="dxa" w:w="120"/>
+            </w:tcMar>
+            <w:vAlign w:val="top"/>
+          </w:tcPr>
+          <w:p>
+            <w:pPr>
+              <w:spacing w:after="30" w:before="0"/>
+              <w:ind w:left="360" w:hanging="180"/>
+              <w:jc w:val="left"/>
+            </w:pPr>
+            <w:r>
+              <w:rPr>
+                <w:rFonts w:ascii="Arial" w:cs="Arial" w:eastAsia="Arial" w:hAnsi="Arial"/>
+                <w:b w:val="false"/>
+                <w:bCs w:val="false"/>
+                <w:i w:val="false"/>
+                <w:iCs w:val="false"/>
+                <w:color w:val="000000"/>
+                <w:sz w:val="18"/>
+                <w:szCs w:val="18"/>
+              </w:rPr>
+              <w:t xml:space="preserve">–  Cell as the basic unit of life</w:t>
+            </w:r>
+          </w:p>
+          <w:p>
+            <w:pPr>
+              <w:spacing w:after="30" w:before="0"/>
+              <w:ind w:left="360" w:hanging="180"/>
+              <w:jc w:val="left"/>
+            </w:pPr>
+            <w:r>
+              <w:rPr>
+                <w:rFonts w:ascii="Arial" w:cs="Arial" w:eastAsia="Arial" w:hAnsi="Arial"/>
+                <w:b w:val="false"/>
+                <w:bCs w:val="false"/>
+                <w:i w:val="false"/>
+                <w:iCs w:val="false"/>
+                <w:color w:val="000000"/>
+                <w:sz w:val="18"/>
+                <w:szCs w:val="18"/>
+              </w:rPr>
+              <w:t xml:space="preserve">–  Types of cells: prokaryotic and eukaryotic cells</w:t>
+            </w:r>
+          </w:p>
+          <w:p>
+            <w:pPr>
+              <w:spacing w:after="30" w:before="0"/>
+              <w:ind w:left="360" w:hanging="180"/>
+              <w:jc w:val="left"/>
+            </w:pPr>
+            <w:r>
+              <w:rPr>
+                <w:rFonts w:ascii="Arial" w:cs="Arial" w:eastAsia="Arial" w:hAnsi="Arial"/>
+                <w:b w:val="false"/>
+                <w:bCs w:val="false"/>
+                <w:i w:val="false"/>
+                <w:iCs w:val="false"/>
+                <w:color w:val="000000"/>
+                <w:sz w:val="18"/>
+                <w:szCs w:val="18"/>
+              </w:rPr>
+              <w:t xml:space="preserve">–  Structure and ultrastructure of the plant cell (cell wall, cell membrane, nucleus, chloroplast, vacuole, mitochondria, endoplasmic reticulum, ribosomes, Golgi apparatus)</w:t>
+            </w:r>
+          </w:p>
+          <w:p>
+            <w:pPr>
+              <w:spacing w:after="30" w:before="0"/>
+              <w:ind w:left="360" w:hanging="180"/>
+              <w:jc w:val="left"/>
+            </w:pPr>
+            <w:r>
+              <w:rPr>
+                <w:rFonts w:ascii="Arial" w:cs="Arial" w:eastAsia="Arial" w:hAnsi="Arial"/>
+                <w:b w:val="false"/>
+                <w:bCs w:val="false"/>
+                <w:i w:val="false"/>
+                <w:iCs w:val="false"/>
+                <w:color w:val="000000"/>
+                <w:sz w:val="18"/>
+                <w:szCs w:val="18"/>
+              </w:rPr>
+              <w:t xml:space="preserve">–  Structure and ultrastructure of the animal cell (cell membrane, nucleus, mitochondria, endoplasmic reticulum, ribosomes, Golgi apparatus, lysosomes, centrioles)</w:t>
+            </w:r>
+          </w:p>
+          <w:p>
+            <w:pPr>
+              <w:spacing w:after="30" w:before="0"/>
+              <w:ind w:left="360" w:hanging="180"/>
+              <w:jc w:val="left"/>
+            </w:pPr>
+            <w:r>
+              <w:rPr>
+                <w:rFonts w:ascii="Arial" w:cs="Arial" w:eastAsia="Arial" w:hAnsi="Arial"/>
+                <w:b w:val="false"/>
+                <w:bCs w:val="false"/>
+                <w:i w:val="false"/>
+                <w:iCs w:val="false"/>
+                <w:color w:val="000000"/>
+                <w:sz w:val="18"/>
+                <w:szCs w:val="18"/>
+              </w:rPr>
+              <w:t xml:space="preserve">–  Comparison of plant and animal cells (similarities and differences)</w:t>
+            </w:r>
+          </w:p>
+          <w:p>
+            <w:pPr>
+              <w:spacing w:after="30" w:before="0"/>
+              <w:ind w:left="360" w:hanging="180"/>
+              <w:jc w:val="left"/>
+            </w:pPr>
+            <w:r>
+              <w:rPr>
+                <w:rFonts w:ascii="Arial" w:cs="Arial" w:eastAsia="Arial" w:hAnsi="Arial"/>
+                <w:b w:val="false"/>
+                <w:bCs w:val="false"/>
+                <w:i w:val="false"/>
+                <w:iCs w:val="false"/>
+                <w:color w:val="000000"/>
+                <w:sz w:val="18"/>
+                <w:szCs w:val="18"/>
+              </w:rPr>
+              <w:t xml:space="preserve">–  Comparison of prokaryotic and eukaryotic cells</w:t>
+            </w:r>
+          </w:p>
+          <w:p>
+            <w:pPr>
+              <w:spacing w:after="30" w:before="0"/>
+              <w:ind w:left="360" w:hanging="180"/>
+              <w:jc w:val="left"/>
+            </w:pPr>
+            <w:r>
+              <w:rPr>
+                <w:rFonts w:ascii="Arial" w:cs="Arial" w:eastAsia="Arial" w:hAnsi="Arial"/>
+                <w:b w:val="false"/>
+                <w:bCs w:val="false"/>
+                <w:i w:val="false"/>
+                <w:iCs w:val="false"/>
+                <w:color w:val="000000"/>
+                <w:sz w:val="18"/>
+                <w:szCs w:val="18"/>
+              </w:rPr>
+              <w:t xml:space="preserve">–  Cell specialisation: meaning and significance</w:t>
+            </w:r>
+          </w:p>
+          <w:p>
+            <w:pPr>
+              <w:spacing w:after="30" w:before="0"/>
+              <w:ind w:left="360" w:hanging="180"/>
+              <w:jc w:val="left"/>
+            </w:pPr>
+            <w:r>
+              <w:rPr>
+                <w:rFonts w:ascii="Arial" w:cs="Arial" w:eastAsia="Arial" w:hAnsi="Arial"/>
+                <w:b w:val="false"/>
+                <w:bCs w:val="false"/>
+                <w:i w:val="false"/>
+                <w:iCs w:val="false"/>
+                <w:color w:val="000000"/>
+                <w:sz w:val="18"/>
+                <w:szCs w:val="18"/>
+              </w:rPr>
+              <w:t xml:space="preserve">–  Specialised animal cells (red blood cells, white blood cells, sperm cells, egg cells, nerve cells, muscle cells, ciliated epithelial cells)</w:t>
+            </w:r>
+          </w:p>
+          <w:p>
+            <w:pPr>
+              <w:spacing w:after="30" w:before="0"/>
+              <w:ind w:left="360" w:hanging="180"/>
+              <w:jc w:val="left"/>
+            </w:pPr>
+            <w:r>
+              <w:rPr>
+                <w:rFonts w:ascii="Arial" w:cs="Arial" w:eastAsia="Arial" w:hAnsi="Arial"/>
+                <w:b w:val="false"/>
+                <w:bCs w:val="false"/>
+                <w:i w:val="false"/>
+                <w:iCs w:val="false"/>
+                <w:color w:val="000000"/>
+                <w:sz w:val="18"/>
+                <w:szCs w:val="18"/>
+              </w:rPr>
+              <w:t xml:space="preserve">–  Specialised plant cells (root hair cells, guard cells, xylem vessels, phloem sieve tubes, palisade mesophyll cells)</w:t>
+            </w:r>
+          </w:p>
+          <w:p>
+            <w:pPr>
+              <w:spacing w:after="30" w:before="0"/>
+              <w:ind w:left="360" w:hanging="180"/>
+              <w:jc w:val="left"/>
+            </w:pPr>
+            <w:r>
+              <w:rPr>
+                <w:rFonts w:ascii="Arial" w:cs="Arial" w:eastAsia="Arial" w:hAnsi="Arial"/>
+                <w:b w:val="false"/>
+                <w:bCs w:val="false"/>
+                <w:i w:val="false"/>
+                <w:iCs w:val="false"/>
+                <w:color w:val="000000"/>
+                <w:sz w:val="18"/>
+                <w:szCs w:val="18"/>
+              </w:rPr>
+              <w:t xml:space="preserve">–  Relationship between cell structure and function</w:t>
+            </w:r>
+          </w:p>
+          <w:p>
+            <w:pPr>
+              <w:spacing w:after="30" w:before="0"/>
+              <w:ind w:left="360" w:hanging="180"/>
+              <w:jc w:val="left"/>
+            </w:pPr>
+            <w:r>
+              <w:rPr>
+                <w:rFonts w:ascii="Arial" w:cs="Arial" w:eastAsia="Arial" w:hAnsi="Arial"/>
+                <w:b w:val="false"/>
+                <w:bCs w:val="false"/>
+                <w:i w:val="false"/>
+                <w:iCs w:val="false"/>
+                <w:color w:val="000000"/>
+                <w:sz w:val="18"/>
+                <w:szCs w:val="18"/>
+              </w:rPr>
+              <w:t xml:space="preserve">–  Cell organisation: cells → tissues → organs → organ systems → organism</w:t>
+            </w:r>
+          </w:p>
+          <w:p>
+            <w:pPr>
+              <w:spacing w:after="30" w:before="0"/>
+              <w:ind w:left="360" w:hanging="180"/>
+              <w:jc w:val="left"/>
+            </w:pPr>
+            <w:r>
+              <w:rPr>
+                <w:rFonts w:ascii="Arial" w:cs="Arial" w:eastAsia="Arial" w:hAnsi="Arial"/>
+                <w:b w:val="false"/>
+                <w:bCs w:val="false"/>
+                <w:i w:val="false"/>
+                <w:iCs w:val="false"/>
+                <w:color w:val="000000"/>
+                <w:sz w:val="18"/>
+                <w:szCs w:val="18"/>
+              </w:rPr>
+              <w:t xml:space="preserve">–  Preparation and use of temporary slides to observe cell structure under a light microscope</w:t>
+            </w:r>
+          </w:p>
+        </w:tc>
+      </w:tr>
+      <w:tr>
+        <w:tc>
+          <w:tcPr>
+            <w:tcW w:type="dxa" w:w="3000"/>
+            <w:shd w:fill="D5E8F0" w:color="auto" w:val="clear"/>
+            <w:tcMar>
+              <w:top w:type="dxa" w:w="60"/>
+              <w:left w:type="dxa" w:w="120"/>
+              <w:bottom w:type="dxa" w:w="60"/>
+              <w:right w:type="dxa" w:w="120"/>
+            </w:tcMar>
+            <w:vAlign w:val="top"/>
+          </w:tcPr>
+          <w:p>
+            <w:pPr>
+              <w:spacing w:after="40" w:before="0"/>
+              <w:jc w:val="left"/>
+            </w:pPr>
+            <w:r>
+              <w:rPr>
+                <w:rFonts w:ascii="Arial" w:cs="Arial" w:eastAsia="Arial" w:hAnsi="Arial"/>
+                <w:b/>
+                <w:bCs/>
+                <w:i w:val="false"/>
+                <w:iCs w:val="false"/>
+                <w:color w:val="000000"/>
+                <w:sz w:val="18"/>
+                <w:szCs w:val="18"/>
+              </w:rPr>
+              <w:t xml:space="preserve">Learning Outcomes</w:t>
+            </w:r>
+          </w:p>
+        </w:tc>
+        <w:tc>
+          <w:tcPr>
+            <w:tcW w:type="dxa" w:w="10680"/>
+            <w:shd w:fill="FFFFFF" w:color="auto" w:val="clear"/>
+            <w:tcMar>
+              <w:top w:type="dxa" w:w="60"/>
+              <w:left w:type="dxa" w:w="120"/>
+              <w:bottom w:type="dxa" w:w="60"/>
+              <w:right w:type="dxa" w:w="120"/>
+            </w:tcMar>
+            <w:vAlign w:val="top"/>
+          </w:tcPr>
+          <w:p>
+            <w:pPr>
+              <w:spacing w:after="40" w:before="0"/>
+              <w:jc w:val="left"/>
+            </w:pPr>
+            <w:r>
+              <w:rPr>
+                <w:rFonts w:ascii="Arial" w:cs="Arial" w:eastAsia="Arial" w:hAnsi="Arial"/>
+                <w:b w:val="false"/>
+                <w:bCs w:val="false"/>
+                <w:i w:val="false"/>
+                <w:iCs w:val="false"/>
+                <w:color w:val="000000"/>
+                <w:sz w:val="18"/>
+                <w:szCs w:val="18"/>
+              </w:rPr>
+              <w:t xml:space="preserve">By the end of the sub-strand, the learner should be able to:</w:t>
+            </w:r>
+          </w:p>
+          <w:p>
+            <w:pPr>
+              <w:spacing w:after="40" w:before="0"/>
+              <w:jc w:val="left"/>
+            </w:pPr>
+            <w:r>
+              <w:rPr>
+                <w:rFonts w:ascii="Arial" w:cs="Arial" w:eastAsia="Arial" w:hAnsi="Arial"/>
+                <w:b w:val="false"/>
+                <w:bCs w:val="false"/>
+                <w:i w:val="false"/>
+                <w:iCs w:val="false"/>
+                <w:color w:val="000000"/>
+                <w:sz w:val="18"/>
+                <w:szCs w:val="18"/>
+              </w:rPr>
+              <w:t xml:space="preserve">a) describe the structure of prokaryotic and eukaryotic cells,</w:t>
+            </w:r>
+          </w:p>
+          <w:p>
+            <w:pPr>
+              <w:spacing w:after="40" w:before="0"/>
+              <w:jc w:val="left"/>
+            </w:pPr>
+            <w:r>
+              <w:rPr>
+                <w:rFonts w:ascii="Arial" w:cs="Arial" w:eastAsia="Arial" w:hAnsi="Arial"/>
+                <w:b w:val="false"/>
+                <w:bCs w:val="false"/>
+                <w:i w:val="false"/>
+                <w:iCs w:val="false"/>
+                <w:color w:val="000000"/>
+                <w:sz w:val="18"/>
+                <w:szCs w:val="18"/>
+              </w:rPr>
+              <w:t xml:space="preserve">b) distinguish between plant and animal cells based on their structures,</w:t>
+            </w:r>
+          </w:p>
+          <w:p>
+            <w:pPr>
+              <w:spacing w:after="40" w:before="0"/>
+              <w:jc w:val="left"/>
+            </w:pPr>
+            <w:r>
+              <w:rPr>
+                <w:rFonts w:ascii="Arial" w:cs="Arial" w:eastAsia="Arial" w:hAnsi="Arial"/>
+                <w:b w:val="false"/>
+                <w:bCs w:val="false"/>
+                <w:i w:val="false"/>
+                <w:iCs w:val="false"/>
+                <w:color w:val="000000"/>
+                <w:sz w:val="18"/>
+                <w:szCs w:val="18"/>
+              </w:rPr>
+              <w:t xml:space="preserve">c) explain the relationship between the structure and function of specialised cells,</w:t>
+            </w:r>
+          </w:p>
+          <w:p>
+            <w:pPr>
+              <w:spacing w:after="40" w:before="0"/>
+              <w:jc w:val="left"/>
+            </w:pPr>
+            <w:r>
+              <w:rPr>
+                <w:rFonts w:ascii="Arial" w:cs="Arial" w:eastAsia="Arial" w:hAnsi="Arial"/>
+                <w:b w:val="false"/>
+                <w:bCs w:val="false"/>
+                <w:i w:val="false"/>
+                <w:iCs w:val="false"/>
+                <w:color w:val="000000"/>
+                <w:sz w:val="18"/>
+                <w:szCs w:val="18"/>
+              </w:rPr>
+              <w:t xml:space="preserve">d) prepare temporary slides and observe cell structures using a light microscope,</w:t>
+            </w:r>
+          </w:p>
+          <w:p>
+            <w:pPr>
+              <w:spacing w:after="40" w:before="0"/>
+              <w:jc w:val="left"/>
+            </w:pPr>
+            <w:r>
+              <w:rPr>
+                <w:rFonts w:ascii="Arial" w:cs="Arial" w:eastAsia="Arial" w:hAnsi="Arial"/>
+                <w:b w:val="false"/>
+                <w:bCs w:val="false"/>
+                <w:i w:val="false"/>
+                <w:iCs w:val="false"/>
+                <w:color w:val="000000"/>
+                <w:sz w:val="18"/>
+                <w:szCs w:val="18"/>
+              </w:rPr>
+              <w:t xml:space="preserve">e) appreciate the importance of cell specialisation in the functioning of living organisms.</w:t>
+            </w:r>
+          </w:p>
+        </w:tc>
+      </w:tr>
+      <w:tr>
+        <w:tc>
+          <w:tcPr>
+            <w:tcW w:type="dxa" w:w="3000"/>
+            <w:shd w:fill="D5E8F0" w:color="auto" w:val="clear"/>
+            <w:tcMar>
+              <w:top w:type="dxa" w:w="60"/>
+              <w:left w:type="dxa" w:w="120"/>
+              <w:bottom w:type="dxa" w:w="60"/>
+              <w:right w:type="dxa" w:w="120"/>
+            </w:tcMar>
+            <w:vAlign w:val="top"/>
+          </w:tcPr>
+          <w:p>
+            <w:pPr>
+              <w:spacing w:after="40" w:before="0"/>
+              <w:jc w:val="left"/>
+            </w:pPr>
+            <w:r>
+              <w:rPr>
+                <w:rFonts w:ascii="Arial" w:cs="Arial" w:eastAsia="Arial" w:hAnsi="Arial"/>
+                <w:b/>
+                <w:bCs/>
+                <w:i w:val="false"/>
+                <w:iCs w:val="false"/>
+                <w:color w:val="000000"/>
+                <w:sz w:val="18"/>
+                <w:szCs w:val="18"/>
+              </w:rPr>
+              <w:t xml:space="preserve">Core Competencies</w:t>
+            </w:r>
+          </w:p>
+        </w:tc>
+        <w:tc>
+          <w:tcPr>
+            <w:tcW w:type="dxa" w:w="10680"/>
+            <w:shd w:fill="FFFFFF" w:color="auto" w:val="clear"/>
+            <w:tcMar>
+              <w:top w:type="dxa" w:w="60"/>
+              <w:left w:type="dxa" w:w="120"/>
+              <w:bottom w:type="dxa" w:w="60"/>
+              <w:right w:type="dxa" w:w="120"/>
+            </w:tcMar>
+            <w:vAlign w:val="top"/>
+          </w:tcPr>
+          <w:p>
+            <w:pPr>
+              <w:spacing w:after="30" w:before="0"/>
+              <w:ind w:left="360" w:hanging="180"/>
+              <w:jc w:val="left"/>
+            </w:pPr>
+            <w:r>
+              <w:rPr>
+                <w:rFonts w:ascii="Arial" w:cs="Arial" w:eastAsia="Arial" w:hAnsi="Arial"/>
+                <w:b w:val="false"/>
+                <w:bCs w:val="false"/>
+                <w:i w:val="false"/>
+                <w:iCs w:val="false"/>
+                <w:color w:val="000000"/>
+                <w:sz w:val="18"/>
+                <w:szCs w:val="18"/>
+              </w:rPr>
+              <w:t xml:space="preserve">–  Communication and Collaboration: The learner works in groups to prepare temporary slides, share microscope observations, and present comparisons of cell types to peers using labelled diagrams and discussion.</w:t>
+            </w:r>
+          </w:p>
+          <w:p>
+            <w:pPr>
+              <w:spacing w:after="30" w:before="0"/>
+              <w:ind w:left="360" w:hanging="180"/>
+              <w:jc w:val="left"/>
+            </w:pPr>
+            <w:r>
+              <w:rPr>
+                <w:rFonts w:ascii="Arial" w:cs="Arial" w:eastAsia="Arial" w:hAnsi="Arial"/>
+                <w:b w:val="false"/>
+                <w:bCs w:val="false"/>
+                <w:i w:val="false"/>
+                <w:iCs w:val="false"/>
+                <w:color w:val="000000"/>
+                <w:sz w:val="18"/>
+                <w:szCs w:val="18"/>
+              </w:rPr>
+              <w:t xml:space="preserve">–  Critical Thinking and Problem Solving: The learner analyses the structural features of specialised cells and constructs logical arguments linking organelle structure to cell function, e.g. why a red blood cell lacks a nucleus.</w:t>
+            </w:r>
+          </w:p>
+          <w:p>
+            <w:pPr>
+              <w:spacing w:after="30" w:before="0"/>
+              <w:ind w:left="360" w:hanging="180"/>
+              <w:jc w:val="left"/>
+            </w:pPr>
+            <w:r>
+              <w:rPr>
+                <w:rFonts w:ascii="Arial" w:cs="Arial" w:eastAsia="Arial" w:hAnsi="Arial"/>
+                <w:b w:val="false"/>
+                <w:bCs w:val="false"/>
+                <w:i w:val="false"/>
+                <w:iCs w:val="false"/>
+                <w:color w:val="000000"/>
+                <w:sz w:val="18"/>
+                <w:szCs w:val="18"/>
+              </w:rPr>
+              <w:t xml:space="preserve">–  Imagination and Creativity: The learner creates annotated models or diagrams of plant and animal cells using locally available materials (e.g. clay, fruit, bottle caps) to represent organelles and their functions.</w:t>
+            </w:r>
+          </w:p>
+          <w:p>
+            <w:pPr>
+              <w:spacing w:after="30" w:before="0"/>
+              <w:ind w:left="360" w:hanging="180"/>
+              <w:jc w:val="left"/>
+            </w:pPr>
+            <w:r>
+              <w:rPr>
+                <w:rFonts w:ascii="Arial" w:cs="Arial" w:eastAsia="Arial" w:hAnsi="Arial"/>
+                <w:b w:val="false"/>
+                <w:bCs w:val="false"/>
+                <w:i w:val="false"/>
+                <w:iCs w:val="false"/>
+                <w:color w:val="000000"/>
+                <w:sz w:val="18"/>
+                <w:szCs w:val="18"/>
+              </w:rPr>
+              <w:t xml:space="preserve">–  Self-efficacy: The learner develops confidence in laboratory skills by independently preparing and observing temporary slides of onion epidermal cells and cheek cells, and recording accurate observations.</w:t>
+            </w:r>
+          </w:p>
+        </w:tc>
+      </w:tr>
+      <w:tr>
+        <w:tc>
+          <w:tcPr>
+            <w:tcW w:type="dxa" w:w="3000"/>
+            <w:shd w:fill="E2EFDA" w:color="auto" w:val="clear"/>
+            <w:tcMar>
+              <w:top w:type="dxa" w:w="60"/>
+              <w:left w:type="dxa" w:w="120"/>
+              <w:bottom w:type="dxa" w:w="60"/>
+              <w:right w:type="dxa" w:w="120"/>
+            </w:tcMar>
+            <w:vAlign w:val="top"/>
+          </w:tcPr>
+          <w:p>
+            <w:pPr>
+              <w:spacing w:after="40" w:before="0"/>
+              <w:jc w:val="left"/>
+            </w:pPr>
+            <w:r>
+              <w:rPr>
+                <w:rFonts w:ascii="Arial" w:cs="Arial" w:eastAsia="Arial" w:hAnsi="Arial"/>
+                <w:b/>
+                <w:bCs/>
+                <w:i w:val="false"/>
+                <w:iCs w:val="false"/>
+                <w:color w:val="000000"/>
+                <w:sz w:val="18"/>
+                <w:szCs w:val="18"/>
+              </w:rPr>
+              <w:t xml:space="preserve">Core Values</w:t>
+            </w:r>
+          </w:p>
+        </w:tc>
+        <w:tc>
+          <w:tcPr>
+            <w:tcW w:type="dxa" w:w="10680"/>
+            <w:shd w:fill="FFFFFF" w:color="auto" w:val="clear"/>
+            <w:tcMar>
+              <w:top w:type="dxa" w:w="60"/>
+              <w:left w:type="dxa" w:w="120"/>
+              <w:bottom w:type="dxa" w:w="60"/>
+              <w:right w:type="dxa" w:w="120"/>
+            </w:tcMar>
+            <w:vAlign w:val="top"/>
+          </w:tcPr>
+          <w:p>
+            <w:pPr>
+              <w:spacing w:after="30" w:before="0"/>
+              <w:ind w:left="360" w:hanging="180"/>
+              <w:jc w:val="left"/>
+            </w:pPr>
+            <w:r>
+              <w:rPr>
+                <w:rFonts w:ascii="Arial" w:cs="Arial" w:eastAsia="Arial" w:hAnsi="Arial"/>
+                <w:b w:val="false"/>
+                <w:bCs w:val="false"/>
+                <w:i w:val="false"/>
+                <w:iCs w:val="false"/>
+                <w:color w:val="000000"/>
+                <w:sz w:val="18"/>
+                <w:szCs w:val="18"/>
+              </w:rPr>
+              <w:t xml:space="preserve">–  Responsibility: The learner handles microscopes and laboratory materials with care, and clears and cleans the workspace after practical activities.</w:t>
+            </w:r>
+          </w:p>
+          <w:p>
+            <w:pPr>
+              <w:spacing w:after="30" w:before="0"/>
+              <w:ind w:left="360" w:hanging="180"/>
+              <w:jc w:val="left"/>
+            </w:pPr>
+            <w:r>
+              <w:rPr>
+                <w:rFonts w:ascii="Arial" w:cs="Arial" w:eastAsia="Arial" w:hAnsi="Arial"/>
+                <w:b w:val="false"/>
+                <w:bCs w:val="false"/>
+                <w:i w:val="false"/>
+                <w:iCs w:val="false"/>
+                <w:color w:val="000000"/>
+                <w:sz w:val="18"/>
+                <w:szCs w:val="18"/>
+              </w:rPr>
+              <w:t xml:space="preserve">–  Respect: The learner appreciates diverse contributions from group members during collaborative model-building and peer presentations on cell structure.</w:t>
+            </w:r>
+          </w:p>
+          <w:p>
+            <w:pPr>
+              <w:spacing w:after="30" w:before="0"/>
+              <w:ind w:left="360" w:hanging="180"/>
+              <w:jc w:val="left"/>
+            </w:pPr>
+            <w:r>
+              <w:rPr>
+                <w:rFonts w:ascii="Arial" w:cs="Arial" w:eastAsia="Arial" w:hAnsi="Arial"/>
+                <w:b w:val="false"/>
+                <w:bCs w:val="false"/>
+                <w:i w:val="false"/>
+                <w:iCs w:val="false"/>
+                <w:color w:val="000000"/>
+                <w:sz w:val="18"/>
+                <w:szCs w:val="18"/>
+              </w:rPr>
+              <w:t xml:space="preserve">–  Unity: The learner works harmoniously with peers from different backgrounds during group practicals, recognising that diverse perspectives strengthen sensemaking about cell organisation.</w:t>
+            </w:r>
+          </w:p>
+          <w:p>
+            <w:pPr>
+              <w:spacing w:after="30" w:before="0"/>
+              <w:ind w:left="360" w:hanging="180"/>
+              <w:jc w:val="left"/>
+            </w:pPr>
+            <w:r>
+              <w:rPr>
+                <w:rFonts w:ascii="Arial" w:cs="Arial" w:eastAsia="Arial" w:hAnsi="Arial"/>
+                <w:b w:val="false"/>
+                <w:bCs w:val="false"/>
+                <w:i w:val="false"/>
+                <w:iCs w:val="false"/>
+                <w:color w:val="000000"/>
+                <w:sz w:val="18"/>
+                <w:szCs w:val="18"/>
+              </w:rPr>
+              <w:t xml:space="preserve">–  Social Justice: The learner acknowledges that all body cells, though structurally different, contribute equally to the survival of the organism — drawing a parallel to the equal value of all individuals in society.</w:t>
+            </w:r>
+          </w:p>
+        </w:tc>
+      </w:tr>
+      <w:tr>
+        <w:tc>
+          <w:tcPr>
+            <w:tcW w:type="dxa" w:w="3000"/>
+            <w:shd w:fill="D5E8F0" w:color="auto" w:val="clear"/>
+            <w:tcMar>
+              <w:top w:type="dxa" w:w="60"/>
+              <w:left w:type="dxa" w:w="120"/>
+              <w:bottom w:type="dxa" w:w="60"/>
+              <w:right w:type="dxa" w:w="120"/>
+            </w:tcMar>
+            <w:vAlign w:val="top"/>
+          </w:tcPr>
+          <w:p>
+            <w:pPr>
+              <w:spacing w:after="40" w:before="0"/>
+              <w:jc w:val="left"/>
+            </w:pPr>
+            <w:r>
+              <w:rPr>
+                <w:rFonts w:ascii="Arial" w:cs="Arial" w:eastAsia="Arial" w:hAnsi="Arial"/>
+                <w:b/>
+                <w:bCs/>
+                <w:i w:val="false"/>
+                <w:iCs w:val="false"/>
+                <w:color w:val="000000"/>
+                <w:sz w:val="18"/>
+                <w:szCs w:val="18"/>
+              </w:rPr>
+              <w:t xml:space="preserve">Science &amp; Engineering Practices</w:t>
+            </w:r>
+          </w:p>
+        </w:tc>
+        <w:tc>
+          <w:tcPr>
+            <w:tcW w:type="dxa" w:w="10680"/>
+            <w:shd w:fill="FFFFFF" w:color="auto" w:val="clear"/>
+            <w:tcMar>
+              <w:top w:type="dxa" w:w="60"/>
+              <w:left w:type="dxa" w:w="120"/>
+              <w:bottom w:type="dxa" w:w="60"/>
+              <w:right w:type="dxa" w:w="120"/>
+            </w:tcMar>
+            <w:vAlign w:val="top"/>
+          </w:tcPr>
+          <w:p>
+            <w:pPr>
+              <w:spacing w:after="30" w:before="0"/>
+              <w:ind w:left="360" w:hanging="180"/>
+              <w:jc w:val="left"/>
+            </w:pPr>
+            <w:r>
+              <w:rPr>
+                <w:rFonts w:ascii="Arial" w:cs="Arial" w:eastAsia="Arial" w:hAnsi="Arial"/>
+                <w:b w:val="false"/>
+                <w:bCs w:val="false"/>
+                <w:i w:val="false"/>
+                <w:iCs w:val="false"/>
+                <w:color w:val="000000"/>
+                <w:sz w:val="18"/>
+                <w:szCs w:val="18"/>
+              </w:rPr>
+              <w:t xml:space="preserve">–  Developing and Using Models (SEP 2): The learner constructs and progressively revises a 2D or 3D model of a generalised cell, adding organelles as new learning accumulates across lessons, and uses the model to explain the anchoring phenomenon of wound healing.</w:t>
+            </w:r>
+          </w:p>
+          <w:p>
+            <w:pPr>
+              <w:spacing w:after="30" w:before="0"/>
+              <w:ind w:left="360" w:hanging="180"/>
+              <w:jc w:val="left"/>
+            </w:pPr>
+            <w:r>
+              <w:rPr>
+                <w:rFonts w:ascii="Arial" w:cs="Arial" w:eastAsia="Arial" w:hAnsi="Arial"/>
+                <w:b w:val="false"/>
+                <w:bCs w:val="false"/>
+                <w:i w:val="false"/>
+                <w:iCs w:val="false"/>
+                <w:color w:val="000000"/>
+                <w:sz w:val="18"/>
+                <w:szCs w:val="18"/>
+              </w:rPr>
+              <w:t xml:space="preserve">–  Planning and Carrying Out Investigations (SEP 3): The learner plans and conducts a microscopy practical to prepare temporary slides of onion epidermal cells and human cheek cells, recording observations systematically with labelled drawings.</w:t>
+            </w:r>
+          </w:p>
+          <w:p>
+            <w:pPr>
+              <w:spacing w:after="30" w:before="0"/>
+              <w:ind w:left="360" w:hanging="180"/>
+              <w:jc w:val="left"/>
+            </w:pPr>
+            <w:r>
+              <w:rPr>
+                <w:rFonts w:ascii="Arial" w:cs="Arial" w:eastAsia="Arial" w:hAnsi="Arial"/>
+                <w:b w:val="false"/>
+                <w:bCs w:val="false"/>
+                <w:i w:val="false"/>
+                <w:iCs w:val="false"/>
+                <w:color w:val="000000"/>
+                <w:sz w:val="18"/>
+                <w:szCs w:val="18"/>
+              </w:rPr>
+              <w:t xml:space="preserve">–  Analysing and Interpreting Data (SEP 4): The learner analyses microscope images and diagrams to compare structural features of prokaryotic vs. eukaryotic cells and plant vs. animal cells, identifying patterns and anomalies.</w:t>
+            </w:r>
+          </w:p>
+          <w:p>
+            <w:pPr>
+              <w:spacing w:after="30" w:before="0"/>
+              <w:ind w:left="360" w:hanging="180"/>
+              <w:jc w:val="left"/>
+            </w:pPr>
+            <w:r>
+              <w:rPr>
+                <w:rFonts w:ascii="Arial" w:cs="Arial" w:eastAsia="Arial" w:hAnsi="Arial"/>
+                <w:b w:val="false"/>
+                <w:bCs w:val="false"/>
+                <w:i w:val="false"/>
+                <w:iCs w:val="false"/>
+                <w:color w:val="000000"/>
+                <w:sz w:val="18"/>
+                <w:szCs w:val="18"/>
+              </w:rPr>
+              <w:t xml:space="preserve">–  Constructing Explanations (SEP 6): The learner constructs written and oral explanations linking the specialised structure of cells (e.g. biconcave disc shape of red blood cells, long axon of nerve cells) to their specific functions in the context of wound healing.</w:t>
+            </w:r>
+          </w:p>
+          <w:p>
+            <w:pPr>
+              <w:spacing w:after="30" w:before="0"/>
+              <w:ind w:left="360" w:hanging="180"/>
+              <w:jc w:val="left"/>
+            </w:pPr>
+            <w:r>
+              <w:rPr>
+                <w:rFonts w:ascii="Arial" w:cs="Arial" w:eastAsia="Arial" w:hAnsi="Arial"/>
+                <w:b w:val="false"/>
+                <w:bCs w:val="false"/>
+                <w:i w:val="false"/>
+                <w:iCs w:val="false"/>
+                <w:color w:val="000000"/>
+                <w:sz w:val="18"/>
+                <w:szCs w:val="18"/>
+              </w:rPr>
+              <w:t xml:space="preserve">–  Obtaining, Evaluating, and Communicating Information (SEP 8): The learner researches and critically evaluates information from textbooks, print media, and (where available) internet sources about cell structure, then communicates findings through labelled diagrams, presentations, and Driving Question Board updates.</w:t>
+            </w:r>
+          </w:p>
+        </w:tc>
+      </w:tr>
+      <w:tr>
+        <w:tc>
+          <w:tcPr>
+            <w:tcW w:type="dxa" w:w="3000"/>
+            <w:shd w:fill="FCE4D6" w:color="auto" w:val="clear"/>
+            <w:tcMar>
+              <w:top w:type="dxa" w:w="60"/>
+              <w:left w:type="dxa" w:w="120"/>
+              <w:bottom w:type="dxa" w:w="60"/>
+              <w:right w:type="dxa" w:w="120"/>
+            </w:tcMar>
+            <w:vAlign w:val="top"/>
+          </w:tcPr>
+          <w:p>
+            <w:pPr>
+              <w:spacing w:after="40" w:before="0"/>
+              <w:jc w:val="left"/>
+            </w:pPr>
+            <w:r>
+              <w:rPr>
+                <w:rFonts w:ascii="Arial" w:cs="Arial" w:eastAsia="Arial" w:hAnsi="Arial"/>
+                <w:b/>
+                <w:bCs/>
+                <w:i w:val="false"/>
+                <w:iCs w:val="false"/>
+                <w:color w:val="000000"/>
+                <w:sz w:val="18"/>
+                <w:szCs w:val="18"/>
+              </w:rPr>
+              <w:t xml:space="preserve">Pertinent &amp; Contemporary Issues (PCIs)</w:t>
+            </w:r>
+          </w:p>
+        </w:tc>
+        <w:tc>
+          <w:tcPr>
+            <w:tcW w:type="dxa" w:w="10680"/>
+            <w:shd w:fill="FFFFFF" w:color="auto" w:val="clear"/>
+            <w:tcMar>
+              <w:top w:type="dxa" w:w="60"/>
+              <w:left w:type="dxa" w:w="120"/>
+              <w:bottom w:type="dxa" w:w="60"/>
+              <w:right w:type="dxa" w:w="120"/>
+            </w:tcMar>
+            <w:vAlign w:val="top"/>
+          </w:tcPr>
+          <w:p>
+            <w:pPr>
+              <w:spacing w:after="30" w:before="0"/>
+              <w:ind w:left="360" w:hanging="180"/>
+              <w:jc w:val="left"/>
+            </w:pPr>
+            <w:r>
+              <w:rPr>
+                <w:rFonts w:ascii="Arial" w:cs="Arial" w:eastAsia="Arial" w:hAnsi="Arial"/>
+                <w:b w:val="false"/>
+                <w:bCs w:val="false"/>
+                <w:i w:val="false"/>
+                <w:iCs w:val="false"/>
+                <w:color w:val="000000"/>
+                <w:sz w:val="18"/>
+                <w:szCs w:val="18"/>
+              </w:rPr>
+              <w:t xml:space="preserve">–  Health Education: The learner connects cell specialisation to human health by exploring how specific cells (white blood cells, platelets, skin cells) coordinate during wound healing and immune response — relating this to hygiene practices and first-aid awareness relevant to Kenyan households and schools.</w:t>
+            </w:r>
+          </w:p>
+          <w:p>
+            <w:pPr>
+              <w:spacing w:after="30" w:before="0"/>
+              <w:ind w:left="360" w:hanging="180"/>
+              <w:jc w:val="left"/>
+            </w:pPr>
+            <w:r>
+              <w:rPr>
+                <w:rFonts w:ascii="Arial" w:cs="Arial" w:eastAsia="Arial" w:hAnsi="Arial"/>
+                <w:b w:val="false"/>
+                <w:bCs w:val="false"/>
+                <w:i w:val="false"/>
+                <w:iCs w:val="false"/>
+                <w:color w:val="000000"/>
+                <w:sz w:val="18"/>
+                <w:szCs w:val="18"/>
+              </w:rPr>
+              <w:t xml:space="preserve">–  Environmental Conservation: The learner uses locally and sustainably sourced materials (onion skins from Wakulima Market, cheek swabs, leaf sections from school gardens) for microscopy practicals, minimising waste and appreciating the value of local biological resources.</w:t>
+            </w:r>
+          </w:p>
+          <w:p>
+            <w:pPr>
+              <w:spacing w:after="30" w:before="0"/>
+              <w:ind w:left="360" w:hanging="180"/>
+              <w:jc w:val="left"/>
+            </w:pPr>
+            <w:r>
+              <w:rPr>
+                <w:rFonts w:ascii="Arial" w:cs="Arial" w:eastAsia="Arial" w:hAnsi="Arial"/>
+                <w:b w:val="false"/>
+                <w:bCs w:val="false"/>
+                <w:i w:val="false"/>
+                <w:iCs w:val="false"/>
+                <w:color w:val="000000"/>
+                <w:sz w:val="18"/>
+                <w:szCs w:val="18"/>
+              </w:rPr>
+              <w:t xml:space="preserve">–  Safety and Security: The learner observes proper laboratory safety protocols when handling glass slides, coverslips, iodine stain, and methylene blue during cell preparation practicals.</w:t>
+            </w:r>
+          </w:p>
+          <w:p>
+            <w:pPr>
+              <w:spacing w:after="30" w:before="0"/>
+              <w:ind w:left="360" w:hanging="180"/>
+              <w:jc w:val="left"/>
+            </w:pPr>
+            <w:r>
+              <w:rPr>
+                <w:rFonts w:ascii="Arial" w:cs="Arial" w:eastAsia="Arial" w:hAnsi="Arial"/>
+                <w:b w:val="false"/>
+                <w:bCs w:val="false"/>
+                <w:i w:val="false"/>
+                <w:iCs w:val="false"/>
+                <w:color w:val="000000"/>
+                <w:sz w:val="18"/>
+                <w:szCs w:val="18"/>
+              </w:rPr>
+              <w:t xml:space="preserve">–  Life Skills Education: The learner reflects on the concept of specialisation and interdependence of cells as a metaphor for teamwork and individual roles within families, schools, and communities in Kenya.</w:t>
+            </w:r>
+          </w:p>
+        </w:tc>
+      </w:tr>
+      <w:tr>
+        <w:tc>
+          <w:tcPr>
+            <w:tcW w:type="dxa" w:w="3000"/>
+            <w:shd w:fill="D9EEF1" w:color="auto" w:val="clear"/>
+            <w:tcMar>
+              <w:top w:type="dxa" w:w="60"/>
+              <w:left w:type="dxa" w:w="120"/>
+              <w:bottom w:type="dxa" w:w="60"/>
+              <w:right w:type="dxa" w:w="120"/>
+            </w:tcMar>
+            <w:vAlign w:val="top"/>
+          </w:tcPr>
+          <w:p>
+            <w:pPr>
+              <w:spacing w:after="40" w:before="0"/>
+              <w:jc w:val="left"/>
+            </w:pPr>
+            <w:r>
+              <w:rPr>
+                <w:rFonts w:ascii="Arial" w:cs="Arial" w:eastAsia="Arial" w:hAnsi="Arial"/>
+                <w:b/>
+                <w:bCs/>
+                <w:i w:val="false"/>
+                <w:iCs w:val="false"/>
+                <w:color w:val="000000"/>
+                <w:sz w:val="18"/>
+                <w:szCs w:val="18"/>
+              </w:rPr>
+              <w:t xml:space="preserve">Career Connections</w:t>
+            </w:r>
+          </w:p>
+        </w:tc>
+        <w:tc>
+          <w:tcPr>
+            <w:tcW w:type="dxa" w:w="10680"/>
+            <w:shd w:fill="FFFFFF" w:color="auto" w:val="clear"/>
+            <w:tcMar>
+              <w:top w:type="dxa" w:w="60"/>
+              <w:left w:type="dxa" w:w="120"/>
+              <w:bottom w:type="dxa" w:w="60"/>
+              <w:right w:type="dxa" w:w="120"/>
+            </w:tcMar>
+            <w:vAlign w:val="top"/>
+          </w:tcPr>
+          <w:p>
+            <w:pPr>
+              <w:spacing w:after="30" w:before="0"/>
+              <w:ind w:left="360" w:hanging="180"/>
+              <w:jc w:val="left"/>
+            </w:pPr>
+            <w:r>
+              <w:rPr>
+                <w:rFonts w:ascii="Arial" w:cs="Arial" w:eastAsia="Arial" w:hAnsi="Arial"/>
+                <w:b w:val="false"/>
+                <w:bCs w:val="false"/>
+                <w:i w:val="false"/>
+                <w:iCs w:val="false"/>
+                <w:color w:val="000000"/>
+                <w:sz w:val="18"/>
+                <w:szCs w:val="18"/>
+              </w:rPr>
+              <w:t xml:space="preserve">–  Medicine and Surgery: Understanding cell structure and specialisation is foundational for learners pursuing medicine, nursing, or surgery at institutions such as the University of Nairobi School of Medicine or Kenyatta National Hospital.</w:t>
+            </w:r>
+          </w:p>
+          <w:p>
+            <w:pPr>
+              <w:spacing w:after="30" w:before="0"/>
+              <w:ind w:left="360" w:hanging="180"/>
+              <w:jc w:val="left"/>
+            </w:pPr>
+            <w:r>
+              <w:rPr>
+                <w:rFonts w:ascii="Arial" w:cs="Arial" w:eastAsia="Arial" w:hAnsi="Arial"/>
+                <w:b w:val="false"/>
+                <w:bCs w:val="false"/>
+                <w:i w:val="false"/>
+                <w:iCs w:val="false"/>
+                <w:color w:val="000000"/>
+                <w:sz w:val="18"/>
+                <w:szCs w:val="18"/>
+              </w:rPr>
+              <w:t xml:space="preserve">–  Biomedical Laboratory Science: Learners who study cell morphology and microscopy skills are prepared for careers as medical laboratory technologists who examine blood cells and tissue samples.</w:t>
+            </w:r>
+          </w:p>
+          <w:p>
+            <w:pPr>
+              <w:spacing w:after="30" w:before="0"/>
+              <w:ind w:left="360" w:hanging="180"/>
+              <w:jc w:val="left"/>
+            </w:pPr>
+            <w:r>
+              <w:rPr>
+                <w:rFonts w:ascii="Arial" w:cs="Arial" w:eastAsia="Arial" w:hAnsi="Arial"/>
+                <w:b w:val="false"/>
+                <w:bCs w:val="false"/>
+                <w:i w:val="false"/>
+                <w:iCs w:val="false"/>
+                <w:color w:val="000000"/>
+                <w:sz w:val="18"/>
+                <w:szCs w:val="18"/>
+              </w:rPr>
+              <w:t xml:space="preserve">–  Biotechnology and Genetic Engineering: Knowledge of eukaryotic cell ultrastructure underpins careers in Kenya's growing biotechnology sector, including work at KEMRI (Kenya Medical Research Institute) and KARI (Kenya Agricultural Research Institute).</w:t>
+            </w:r>
+          </w:p>
+          <w:p>
+            <w:pPr>
+              <w:spacing w:after="30" w:before="0"/>
+              <w:ind w:left="360" w:hanging="180"/>
+              <w:jc w:val="left"/>
+            </w:pPr>
+            <w:r>
+              <w:rPr>
+                <w:rFonts w:ascii="Arial" w:cs="Arial" w:eastAsia="Arial" w:hAnsi="Arial"/>
+                <w:b w:val="false"/>
+                <w:bCs w:val="false"/>
+                <w:i w:val="false"/>
+                <w:iCs w:val="false"/>
+                <w:color w:val="000000"/>
+                <w:sz w:val="18"/>
+                <w:szCs w:val="18"/>
+              </w:rPr>
+              <w:t xml:space="preserve">–  Teaching and Education: Learners may pursue careers as Biology teachers or university lecturers, transmitting cell biology knowledge in Kenyan secondary schools and tertiary institutions.</w:t>
+            </w:r>
+          </w:p>
+          <w:p>
+            <w:pPr>
+              <w:spacing w:after="30" w:before="0"/>
+              <w:ind w:left="360" w:hanging="180"/>
+              <w:jc w:val="left"/>
+            </w:pPr>
+            <w:r>
+              <w:rPr>
+                <w:rFonts w:ascii="Arial" w:cs="Arial" w:eastAsia="Arial" w:hAnsi="Arial"/>
+                <w:b w:val="false"/>
+                <w:bCs w:val="false"/>
+                <w:i w:val="false"/>
+                <w:iCs w:val="false"/>
+                <w:color w:val="000000"/>
+                <w:sz w:val="18"/>
+                <w:szCs w:val="18"/>
+              </w:rPr>
+              <w:t xml:space="preserve">–  Agriculture and Agronomy: Understanding plant cell structure (guard cells, xylem, phloem) supports careers in crop science, horticulture, and plant breeding — critical for food security in Kenya's agricultural economy.</w:t>
+            </w:r>
+          </w:p>
+          <w:p>
+            <w:pPr>
+              <w:spacing w:after="30" w:before="0"/>
+              <w:ind w:left="360" w:hanging="180"/>
+              <w:jc w:val="left"/>
+            </w:pPr>
+            <w:r>
+              <w:rPr>
+                <w:rFonts w:ascii="Arial" w:cs="Arial" w:eastAsia="Arial" w:hAnsi="Arial"/>
+                <w:b w:val="false"/>
+                <w:bCs w:val="false"/>
+                <w:i w:val="false"/>
+                <w:iCs w:val="false"/>
+                <w:color w:val="000000"/>
+                <w:sz w:val="18"/>
+                <w:szCs w:val="18"/>
+              </w:rPr>
+              <w:t xml:space="preserve">–  Environmental Science: Knowledge of cell biology supports careers in ecology, conservation biology, and wildlife research relevant to Kenya's national parks and biodiversity hotspots.</w:t>
+            </w:r>
+          </w:p>
+        </w:tc>
+      </w:tr>
+      <w:tr>
+        <w:tc>
+          <w:tcPr>
+            <w:tcW w:type="dxa" w:w="3000"/>
+            <w:shd w:fill="D5E8F0" w:color="auto" w:val="clear"/>
+            <w:tcMar>
+              <w:top w:type="dxa" w:w="60"/>
+              <w:left w:type="dxa" w:w="120"/>
+              <w:bottom w:type="dxa" w:w="60"/>
+              <w:right w:type="dxa" w:w="120"/>
+            </w:tcMar>
+            <w:vAlign w:val="top"/>
+          </w:tcPr>
+          <w:p>
+            <w:pPr>
+              <w:spacing w:after="40" w:before="0"/>
+              <w:jc w:val="left"/>
+            </w:pPr>
+            <w:r>
+              <w:rPr>
+                <w:rFonts w:ascii="Arial" w:cs="Arial" w:eastAsia="Arial" w:hAnsi="Arial"/>
+                <w:b/>
+                <w:bCs/>
+                <w:i w:val="false"/>
+                <w:iCs w:val="false"/>
+                <w:color w:val="000000"/>
+                <w:sz w:val="18"/>
+                <w:szCs w:val="18"/>
+              </w:rPr>
+              <w:t xml:space="preserve">Focus for Lessons</w:t>
+            </w:r>
+          </w:p>
+        </w:tc>
+        <w:tc>
+          <w:tcPr>
+            <w:tcW w:type="dxa" w:w="10680"/>
+            <w:shd w:fill="FFFFFF" w:color="auto" w:val="clear"/>
+            <w:tcMar>
+              <w:top w:type="dxa" w:w="60"/>
+              <w:left w:type="dxa" w:w="120"/>
+              <w:bottom w:type="dxa" w:w="60"/>
+              <w:right w:type="dxa" w:w="120"/>
+            </w:tcMar>
+            <w:vAlign w:val="top"/>
+          </w:tcPr>
+          <w:p>
+            <w:pPr>
+              <w:spacing w:after="40" w:before="0"/>
+              <w:jc w:val="left"/>
+            </w:pPr>
+            <w:r>
+              <w:rPr>
+                <w:rFonts w:ascii="Arial" w:cs="Arial" w:eastAsia="Arial" w:hAnsi="Arial"/>
+                <w:b w:val="false"/>
+                <w:bCs w:val="false"/>
+                <w:i w:val="false"/>
+                <w:iCs w:val="false"/>
+                <w:color w:val="000000"/>
+                <w:sz w:val="18"/>
+                <w:szCs w:val="18"/>
+              </w:rPr>
+              <w:t xml:space="preserve">This unit anchors the study of cell structure and specialisation in the concrete, puzzling phenomenon of wound healing — a familiar experience for every Kenyan learner — to drive genuine curiosity about why the body deploys different cell types with radically different shapes and functions. Over 12 lessons, learners progress from macroscopic observation of a healing cut to microscopic investigation of cell organelles, building an increasingly detailed and accurate model of both plant and animal cells. The unit foregrounds laboratory skills (microscopy, slide preparation), collaborative model-building, and the disciplinary practice of constructing explanations that link form to function, culminating in a comprehensive understanding of how cell specialisation enables multicellular life.</w:t>
+            </w:r>
+          </w:p>
+        </w:tc>
+      </w:tr>
+      <w:tr>
+        <w:tc>
+          <w:tcPr>
+            <w:tcW w:type="dxa" w:w="3000"/>
+            <w:shd w:fill="EAD1F5" w:color="auto" w:val="clear"/>
+            <w:tcMar>
+              <w:top w:type="dxa" w:w="60"/>
+              <w:left w:type="dxa" w:w="120"/>
+              <w:bottom w:type="dxa" w:w="60"/>
+              <w:right w:type="dxa" w:w="120"/>
+            </w:tcMar>
+            <w:vAlign w:val="top"/>
+          </w:tcPr>
+          <w:p>
+            <w:pPr>
+              <w:spacing w:after="40" w:before="0"/>
+              <w:jc w:val="left"/>
+            </w:pPr>
+            <w:r>
+              <w:rPr>
+                <w:rFonts w:ascii="Arial" w:cs="Arial" w:eastAsia="Arial" w:hAnsi="Arial"/>
+                <w:b/>
+                <w:bCs/>
+                <w:i w:val="false"/>
+                <w:iCs w:val="false"/>
+                <w:color w:val="000000"/>
+                <w:sz w:val="18"/>
+                <w:szCs w:val="18"/>
+              </w:rPr>
+              <w:t xml:space="preserve">Driving Question / Key Inquiry Questions</w:t>
+            </w:r>
+          </w:p>
+        </w:tc>
+        <w:tc>
+          <w:tcPr>
+            <w:tcW w:type="dxa" w:w="10680"/>
+            <w:shd w:fill="FFFFFF" w:color="auto" w:val="clear"/>
+            <w:tcMar>
+              <w:top w:type="dxa" w:w="60"/>
+              <w:left w:type="dxa" w:w="120"/>
+              <w:bottom w:type="dxa" w:w="60"/>
+              <w:right w:type="dxa" w:w="120"/>
+            </w:tcMar>
+            <w:vAlign w:val="top"/>
+          </w:tcPr>
+          <w:p>
+            <w:pPr>
+              <w:spacing w:after="40" w:before="0"/>
+              <w:jc w:val="left"/>
+            </w:pPr>
+            <w:r>
+              <w:rPr>
+                <w:rFonts w:ascii="Arial" w:cs="Arial" w:eastAsia="Arial" w:hAnsi="Arial"/>
+                <w:b w:val="false"/>
+                <w:bCs w:val="false"/>
+                <w:i w:val="false"/>
+                <w:iCs w:val="false"/>
+                <w:color w:val="000000"/>
+                <w:sz w:val="18"/>
+                <w:szCs w:val="18"/>
+              </w:rPr>
+              <w:t xml:space="preserve">DRIVING QUESTION: "Why do cells in our body look so different from each other — and how does the shape of a cell determine the job it can do?"</w:t>
+            </w:r>
+          </w:p>
+          <w:p>
+            <w:pPr>
+              <w:spacing w:after="40" w:before="0"/>
+              <w:jc w:val="left"/>
+            </w:pPr>
+            <w:r>
+              <w:rPr>
+                <w:rFonts w:ascii="Arial" w:cs="Arial" w:eastAsia="Arial" w:hAnsi="Arial"/>
+                <w:b w:val="false"/>
+                <w:bCs w:val="false"/>
+                <w:i w:val="false"/>
+                <w:iCs w:val="false"/>
+                <w:color w:val="000000"/>
+                <w:sz w:val="18"/>
+                <w:szCs w:val="18"/>
+              </w:rPr>
+              <w:t xml:space="preserve"/>
+            </w:r>
+          </w:p>
+          <w:p>
+            <w:pPr>
+              <w:spacing w:after="40" w:before="0"/>
+              <w:jc w:val="left"/>
+            </w:pPr>
+            <w:r>
+              <w:rPr>
+                <w:rFonts w:ascii="Arial" w:cs="Arial" w:eastAsia="Arial" w:hAnsi="Arial"/>
+                <w:b w:val="false"/>
+                <w:bCs w:val="false"/>
+                <w:i w:val="false"/>
+                <w:iCs w:val="false"/>
+                <w:color w:val="000000"/>
+                <w:sz w:val="18"/>
+                <w:szCs w:val="18"/>
+              </w:rPr>
+              <w:t xml:space="preserve">KICD KEY INQUIRY QUESTIONS:</w:t>
+            </w:r>
+          </w:p>
+          <w:p>
+            <w:pPr>
+              <w:spacing w:after="40" w:before="0"/>
+              <w:jc w:val="left"/>
+            </w:pPr>
+            <w:r>
+              <w:rPr>
+                <w:rFonts w:ascii="Arial" w:cs="Arial" w:eastAsia="Arial" w:hAnsi="Arial"/>
+                <w:b w:val="false"/>
+                <w:bCs w:val="false"/>
+                <w:i w:val="false"/>
+                <w:iCs w:val="false"/>
+                <w:color w:val="000000"/>
+                <w:sz w:val="18"/>
+                <w:szCs w:val="18"/>
+              </w:rPr>
+              <w:t xml:space="preserve">1. What are the structural differences between plant and animal cells?</w:t>
+            </w:r>
+          </w:p>
+          <w:p>
+            <w:pPr>
+              <w:spacing w:after="40" w:before="0"/>
+              <w:jc w:val="left"/>
+            </w:pPr>
+            <w:r>
+              <w:rPr>
+                <w:rFonts w:ascii="Arial" w:cs="Arial" w:eastAsia="Arial" w:hAnsi="Arial"/>
+                <w:b w:val="false"/>
+                <w:bCs w:val="false"/>
+                <w:i w:val="false"/>
+                <w:iCs w:val="false"/>
+                <w:color w:val="000000"/>
+                <w:sz w:val="18"/>
+                <w:szCs w:val="18"/>
+              </w:rPr>
+              <w:t xml:space="preserve">2. How does cell specialisation enable organisms to carry out complex life functions?</w:t>
+            </w:r>
+          </w:p>
+        </w:tc>
+      </w:tr>
+      <w:tr>
+        <w:tc>
+          <w:tcPr>
+            <w:tcW w:type="dxa" w:w="3000"/>
+            <w:shd w:fill="EAD1F5" w:color="auto" w:val="clear"/>
+            <w:tcMar>
+              <w:top w:type="dxa" w:w="60"/>
+              <w:left w:type="dxa" w:w="120"/>
+              <w:bottom w:type="dxa" w:w="60"/>
+              <w:right w:type="dxa" w:w="120"/>
+            </w:tcMar>
+            <w:vAlign w:val="top"/>
+          </w:tcPr>
+          <w:p>
+            <w:pPr>
+              <w:spacing w:after="40" w:before="0"/>
+              <w:jc w:val="left"/>
+            </w:pPr>
+            <w:r>
+              <w:rPr>
+                <w:rFonts w:ascii="Arial" w:cs="Arial" w:eastAsia="Arial" w:hAnsi="Arial"/>
+                <w:b/>
+                <w:bCs/>
+                <w:i w:val="false"/>
+                <w:iCs w:val="false"/>
+                <w:color w:val="000000"/>
+                <w:sz w:val="18"/>
+                <w:szCs w:val="18"/>
+              </w:rPr>
+              <w:t xml:space="preserve">Anchoring Phenomenon</w:t>
+            </w:r>
+          </w:p>
+        </w:tc>
+        <w:tc>
+          <w:tcPr>
+            <w:tcW w:type="dxa" w:w="10680"/>
+            <w:shd w:fill="FFFFFF" w:color="auto" w:val="clear"/>
+            <w:tcMar>
+              <w:top w:type="dxa" w:w="60"/>
+              <w:left w:type="dxa" w:w="120"/>
+              <w:bottom w:type="dxa" w:w="60"/>
+              <w:right w:type="dxa" w:w="120"/>
+            </w:tcMar>
+            <w:vAlign w:val="top"/>
+          </w:tcPr>
+          <w:p>
+            <w:pPr>
+              <w:spacing w:after="40" w:before="0"/>
+              <w:jc w:val="left"/>
+            </w:pPr>
+            <w:r>
+              <w:rPr>
+                <w:rFonts w:ascii="Arial" w:cs="Arial" w:eastAsia="Arial" w:hAnsi="Arial"/>
+                <w:b w:val="false"/>
+                <w:bCs w:val="false"/>
+                <w:i w:val="false"/>
+                <w:iCs w:val="false"/>
+                <w:color w:val="000000"/>
+                <w:sz w:val="18"/>
+                <w:szCs w:val="18"/>
+              </w:rPr>
+              <w:t xml:space="preserve">ANCHORING PHENOMENON — The Healing Cut:</w:t>
+            </w:r>
+          </w:p>
+          <w:p>
+            <w:pPr>
+              <w:spacing w:after="40" w:before="0"/>
+              <w:jc w:val="left"/>
+            </w:pPr>
+            <w:r>
+              <w:rPr>
+                <w:rFonts w:ascii="Arial" w:cs="Arial" w:eastAsia="Arial" w:hAnsi="Arial"/>
+                <w:b w:val="false"/>
+                <w:bCs w:val="false"/>
+                <w:i w:val="false"/>
+                <w:iCs w:val="false"/>
+                <w:color w:val="000000"/>
+                <w:sz w:val="18"/>
+                <w:szCs w:val="18"/>
+              </w:rPr>
+              <w:t xml:space="preserve">A Form 1 student in Nairobi cuts their finger while slicing onions for supper. Within seconds, bleeding slows and a dark clot begins to form. Over the next few days, the wound seals, the scab falls away, and new pink skin appears — the finger looks almost exactly as it did before. This sequence of events is deeply familiar yet profoundly puzzling: How does the body "know" what to do? How does it send exactly the right response — stopping bleeding, fighting infection, and rebuilding skin — all at once? Closer examination reveals that this is not one process but many, each carried out by a different type of cell: platelets aggregate and release clotting proteins, neutrophils and macrophages engulf bacteria, fibroblasts secrete collagen to rebuild tissue, and epidermal cells divide and migrate to close the surface. Each of these cells looks completely different under a microscope — some are round, some elongated, some have no nucleus at all — yet all of them originate from the same fundamental unit of life. The puzzle that launches this unit: If all cells come from the same organism and carry the same DNA, why do they look so different, and how does their shape make them so perfectly suited to their specific job?</w:t>
+            </w:r>
+          </w:p>
+        </w:tc>
+      </w:tr>
+      <w:tr>
+        <w:tc>
+          <w:tcPr>
+            <w:tcW w:type="dxa" w:w="3000"/>
+            <w:shd w:fill="D9EEF1" w:color="auto" w:val="clear"/>
+            <w:tcMar>
+              <w:top w:type="dxa" w:w="60"/>
+              <w:left w:type="dxa" w:w="120"/>
+              <w:bottom w:type="dxa" w:w="60"/>
+              <w:right w:type="dxa" w:w="120"/>
+            </w:tcMar>
+            <w:vAlign w:val="top"/>
+          </w:tcPr>
+          <w:p>
+            <w:pPr>
+              <w:spacing w:after="40" w:before="0"/>
+              <w:jc w:val="left"/>
+            </w:pPr>
+            <w:r>
+              <w:rPr>
+                <w:rFonts w:ascii="Arial" w:cs="Arial" w:eastAsia="Arial" w:hAnsi="Arial"/>
+                <w:b/>
+                <w:bCs/>
+                <w:i w:val="false"/>
+                <w:iCs w:val="false"/>
+                <w:color w:val="000000"/>
+                <w:sz w:val="18"/>
+                <w:szCs w:val="18"/>
+              </w:rPr>
+              <w:t xml:space="preserve">Storyline Thread</w:t>
+            </w:r>
+          </w:p>
+        </w:tc>
+        <w:tc>
+          <w:tcPr>
+            <w:tcW w:type="dxa" w:w="10680"/>
+            <w:shd w:fill="FFFFFF" w:color="auto" w:val="clear"/>
+            <w:tcMar>
+              <w:top w:type="dxa" w:w="60"/>
+              <w:left w:type="dxa" w:w="120"/>
+              <w:bottom w:type="dxa" w:w="60"/>
+              <w:right w:type="dxa" w:w="120"/>
+            </w:tcMar>
+            <w:vAlign w:val="top"/>
+          </w:tcPr>
+          <w:p>
+            <w:pPr>
+              <w:spacing w:after="40" w:before="0"/>
+              <w:jc w:val="left"/>
+            </w:pPr>
+            <w:r>
+              <w:rPr>
+                <w:rFonts w:ascii="Arial" w:cs="Arial" w:eastAsia="Arial" w:hAnsi="Arial"/>
+                <w:b w:val="false"/>
+                <w:bCs w:val="false"/>
+                <w:i w:val="false"/>
+                <w:iCs w:val="false"/>
+                <w:color w:val="000000"/>
+                <w:sz w:val="18"/>
+                <w:szCs w:val="18"/>
+              </w:rPr>
+              <w:t xml:space="preserve">Lesson 1 — Phenomenon Launch &amp; Prior Knowledge Elicitation: Students observe a short narrated photo sequence of a healing cut (or teacher's live description of the Nairobi onion-cutting scenario). In a Think-Pair-Share, learners predict: "What do you think is happening inside the skin right now?" Students record initial ideas in their science notebooks. Teacher introduces the Driving Question Board (DQB) — a large class poster — and students post their first "What do we notice?" and "What do we wonder?" sticky notes. Teacher introduces the driving question. No answers given yet.</w:t>
+            </w:r>
+          </w:p>
+          <w:p>
+            <w:pPr>
+              <w:spacing w:after="40" w:before="0"/>
+              <w:jc w:val="left"/>
+            </w:pPr>
+            <w:r>
+              <w:rPr>
+                <w:rFonts w:ascii="Arial" w:cs="Arial" w:eastAsia="Arial" w:hAnsi="Arial"/>
+                <w:b w:val="false"/>
+                <w:bCs w:val="false"/>
+                <w:i w:val="false"/>
+                <w:iCs w:val="false"/>
+                <w:color w:val="000000"/>
+                <w:sz w:val="18"/>
+                <w:szCs w:val="18"/>
+              </w:rPr>
+              <w:t xml:space="preserve"/>
+            </w:r>
+          </w:p>
+          <w:p>
+            <w:pPr>
+              <w:spacing w:after="40" w:before="0"/>
+              <w:jc w:val="left"/>
+            </w:pPr>
+            <w:r>
+              <w:rPr>
+                <w:rFonts w:ascii="Arial" w:cs="Arial" w:eastAsia="Arial" w:hAnsi="Arial"/>
+                <w:b w:val="false"/>
+                <w:bCs w:val="false"/>
+                <w:i w:val="false"/>
+                <w:iCs w:val="false"/>
+                <w:color w:val="000000"/>
+                <w:sz w:val="18"/>
+                <w:szCs w:val="18"/>
+              </w:rPr>
+              <w:t xml:space="preserve">Lesson 2 — What Is a Cell? Introduction to Cell Theory: Learners search for and discuss information on the cell as the basic unit of life. Teacher uses the analogy of a ugali-making kitchen in Nairobi: every kitchen (cell) has the same basic tools but is set up differently for different tasks. Students are introduced to cell theory (Schleiden, Schwann, Virchow) and the concept of prokaryotic vs. eukaryotic cells using labelled diagrams. Learners sketch and label a generalised cell — this becomes Version 1 of their cumulative cell model.</w:t>
+            </w:r>
+          </w:p>
+          <w:p>
+            <w:pPr>
+              <w:spacing w:after="40" w:before="0"/>
+              <w:jc w:val="left"/>
+            </w:pPr>
+            <w:r>
+              <w:rPr>
+                <w:rFonts w:ascii="Arial" w:cs="Arial" w:eastAsia="Arial" w:hAnsi="Arial"/>
+                <w:b w:val="false"/>
+                <w:bCs w:val="false"/>
+                <w:i w:val="false"/>
+                <w:iCs w:val="false"/>
+                <w:color w:val="000000"/>
+                <w:sz w:val="18"/>
+                <w:szCs w:val="18"/>
+              </w:rPr>
+              <w:t xml:space="preserve"/>
+            </w:r>
+          </w:p>
+          <w:p>
+            <w:pPr>
+              <w:spacing w:after="40" w:before="0"/>
+              <w:jc w:val="left"/>
+            </w:pPr>
+            <w:r>
+              <w:rPr>
+                <w:rFonts w:ascii="Arial" w:cs="Arial" w:eastAsia="Arial" w:hAnsi="Arial"/>
+                <w:b w:val="false"/>
+                <w:bCs w:val="false"/>
+                <w:i w:val="false"/>
+                <w:iCs w:val="false"/>
+                <w:color w:val="000000"/>
+                <w:sz w:val="18"/>
+                <w:szCs w:val="18"/>
+              </w:rPr>
+              <w:t xml:space="preserve">Lesson 3 — Prokaryotic vs. Eukaryotic Cells: Learners analyse and compare diagrams of a bacterium (prokaryote, e.g. E. coli causing food poisoning in poorly stored nyama choma) and a human cheek cell (eukaryote). Using a structured comparison table, learners identify: presence/absence of nucleus, membrane-bound organelles, size, and cell wall composition. Cold-call questioning (minimum 5 students) consolidates understanding. DQB updated: "We now know prokaryotes and eukaryotes differ in… but we still wonder…"</w:t>
+            </w:r>
+          </w:p>
+          <w:p>
+            <w:pPr>
+              <w:spacing w:after="40" w:before="0"/>
+              <w:jc w:val="left"/>
+            </w:pPr>
+            <w:r>
+              <w:rPr>
+                <w:rFonts w:ascii="Arial" w:cs="Arial" w:eastAsia="Arial" w:hAnsi="Arial"/>
+                <w:b w:val="false"/>
+                <w:bCs w:val="false"/>
+                <w:i w:val="false"/>
+                <w:iCs w:val="false"/>
+                <w:color w:val="000000"/>
+                <w:sz w:val="18"/>
+                <w:szCs w:val="18"/>
+              </w:rPr>
+              <w:t xml:space="preserve"/>
+            </w:r>
+          </w:p>
+          <w:p>
+            <w:pPr>
+              <w:spacing w:after="40" w:before="0"/>
+              <w:jc w:val="left"/>
+            </w:pPr>
+            <w:r>
+              <w:rPr>
+                <w:rFonts w:ascii="Arial" w:cs="Arial" w:eastAsia="Arial" w:hAnsi="Arial"/>
+                <w:b w:val="false"/>
+                <w:bCs w:val="false"/>
+                <w:i w:val="false"/>
+                <w:iCs w:val="false"/>
+                <w:color w:val="000000"/>
+                <w:sz w:val="18"/>
+                <w:szCs w:val="18"/>
+              </w:rPr>
+              <w:t xml:space="preserve">Lesson 4 — Plant Cell Ultrastructure (Teacher-Led with Diagram Analysis): Using large labelled diagrams and (where available) projected electron micrograph images, learners identify and describe the function of plant cell organelles: cell wall, cell membrane, nucleus, chloroplasts, large central vacuole, mitochondria, endoplasmic reticulum, ribosomes, Golgi apparatus. Teacher uses the metaphor of a maize plant from the Rift Valley farm: every organelle has a specific farming job. Learners add plant cell organelles to their cumulative model (Version 2 — Plant Cell).</w:t>
+            </w:r>
+          </w:p>
+          <w:p>
+            <w:pPr>
+              <w:spacing w:after="40" w:before="0"/>
+              <w:jc w:val="left"/>
+            </w:pPr>
+            <w:r>
+              <w:rPr>
+                <w:rFonts w:ascii="Arial" w:cs="Arial" w:eastAsia="Arial" w:hAnsi="Arial"/>
+                <w:b w:val="false"/>
+                <w:bCs w:val="false"/>
+                <w:i w:val="false"/>
+                <w:iCs w:val="false"/>
+                <w:color w:val="000000"/>
+                <w:sz w:val="18"/>
+                <w:szCs w:val="18"/>
+              </w:rPr>
+              <w:t xml:space="preserve"/>
+            </w:r>
+          </w:p>
+          <w:p>
+            <w:pPr>
+              <w:spacing w:after="40" w:before="0"/>
+              <w:jc w:val="left"/>
+            </w:pPr>
+            <w:r>
+              <w:rPr>
+                <w:rFonts w:ascii="Arial" w:cs="Arial" w:eastAsia="Arial" w:hAnsi="Arial"/>
+                <w:b w:val="false"/>
+                <w:bCs w:val="false"/>
+                <w:i w:val="false"/>
+                <w:iCs w:val="false"/>
+                <w:color w:val="000000"/>
+                <w:sz w:val="18"/>
+                <w:szCs w:val="18"/>
+              </w:rPr>
+              <w:t xml:space="preserve">Lesson 5 — Animal Cell Ultrastructure (Teacher-Led with Diagram Analysis): Learners compare the animal cell structure with the plant cell from Lesson 4. They identify organelles present in animal cells but not plant cells (lysosomes, centrioles) and those present in plant cells but not animal cells (chloroplasts, cell wall, large vacuole). Learners update their cumulative model to show both cell types side by side (Version 3 — Plant vs. Animal). Group presentations of annotated diagrams with peer feedback.</w:t>
+            </w:r>
+          </w:p>
+          <w:p>
+            <w:pPr>
+              <w:spacing w:after="40" w:before="0"/>
+              <w:jc w:val="left"/>
+            </w:pPr>
+            <w:r>
+              <w:rPr>
+                <w:rFonts w:ascii="Arial" w:cs="Arial" w:eastAsia="Arial" w:hAnsi="Arial"/>
+                <w:b w:val="false"/>
+                <w:bCs w:val="false"/>
+                <w:i w:val="false"/>
+                <w:iCs w:val="false"/>
+                <w:color w:val="000000"/>
+                <w:sz w:val="18"/>
+                <w:szCs w:val="18"/>
+              </w:rPr>
+              <w:t xml:space="preserve"/>
+            </w:r>
+          </w:p>
+          <w:p>
+            <w:pPr>
+              <w:spacing w:after="40" w:before="0"/>
+              <w:jc w:val="left"/>
+            </w:pPr>
+            <w:r>
+              <w:rPr>
+                <w:rFonts w:ascii="Arial" w:cs="Arial" w:eastAsia="Arial" w:hAnsi="Arial"/>
+                <w:b w:val="false"/>
+                <w:bCs w:val="false"/>
+                <w:i w:val="false"/>
+                <w:iCs w:val="false"/>
+                <w:color w:val="000000"/>
+                <w:sz w:val="18"/>
+                <w:szCs w:val="18"/>
+              </w:rPr>
+              <w:t xml:space="preserve">Lesson 6 — Microscopy Practical 1 (Plant Cells — Onion Epidermal Cells): Learners prepare temporary slides of onion epidermal cells using iodine stain. Teacher demonstrates technique first, then groups of 3–4 carry out the practical. Learners draw and label observed cells at low and high power, noting cell wall, vacuole, and nucleus. Observation: "Why are there no chloroplasts in onion skin cells?" — linked back to the supporting phenomenon. Safety protocols enforced throughout. Results recorded in structured practical books.</w:t>
+            </w:r>
+          </w:p>
+          <w:p>
+            <w:pPr>
+              <w:spacing w:after="40" w:before="0"/>
+              <w:jc w:val="left"/>
+            </w:pPr>
+            <w:r>
+              <w:rPr>
+                <w:rFonts w:ascii="Arial" w:cs="Arial" w:eastAsia="Arial" w:hAnsi="Arial"/>
+                <w:b w:val="false"/>
+                <w:bCs w:val="false"/>
+                <w:i w:val="false"/>
+                <w:iCs w:val="false"/>
+                <w:color w:val="000000"/>
+                <w:sz w:val="18"/>
+                <w:szCs w:val="18"/>
+              </w:rPr>
+              <w:t xml:space="preserve"/>
+            </w:r>
+          </w:p>
+          <w:p>
+            <w:pPr>
+              <w:spacing w:after="40" w:before="0"/>
+              <w:jc w:val="left"/>
+            </w:pPr>
+            <w:r>
+              <w:rPr>
+                <w:rFonts w:ascii="Arial" w:cs="Arial" w:eastAsia="Arial" w:hAnsi="Arial"/>
+                <w:b w:val="false"/>
+                <w:bCs w:val="false"/>
+                <w:i w:val="false"/>
+                <w:iCs w:val="false"/>
+                <w:color w:val="000000"/>
+                <w:sz w:val="18"/>
+                <w:szCs w:val="18"/>
+              </w:rPr>
+              <w:t xml:space="preserve">Lesson 7 — Microscopy Practical 2 (Animal Cells — Human Cheek Cells): Learners prepare temporary slides of cheek (buccal) cells using methylene blue stain. Learners draw and label observed cells, noting cell membrane, cytoplasm, and nucleus. Direct comparison with onion cell drawings from Lesson 6. Learners articulate at least two structural differences they can directly observe. DQB updated with new evidence: "We observed that animal cells have no cell wall — this tells us…"</w:t>
+            </w:r>
+          </w:p>
+          <w:p>
+            <w:pPr>
+              <w:spacing w:after="40" w:before="0"/>
+              <w:jc w:val="left"/>
+            </w:pPr>
+            <w:r>
+              <w:rPr>
+                <w:rFonts w:ascii="Arial" w:cs="Arial" w:eastAsia="Arial" w:hAnsi="Arial"/>
+                <w:b w:val="false"/>
+                <w:bCs w:val="false"/>
+                <w:i w:val="false"/>
+                <w:iCs w:val="false"/>
+                <w:color w:val="000000"/>
+                <w:sz w:val="18"/>
+                <w:szCs w:val="18"/>
+              </w:rPr>
+              <w:t xml:space="preserve"/>
+            </w:r>
+          </w:p>
+          <w:p>
+            <w:pPr>
+              <w:spacing w:after="40" w:before="0"/>
+              <w:jc w:val="left"/>
+            </w:pPr>
+            <w:r>
+              <w:rPr>
+                <w:rFonts w:ascii="Arial" w:cs="Arial" w:eastAsia="Arial" w:hAnsi="Arial"/>
+                <w:b w:val="false"/>
+                <w:bCs w:val="false"/>
+                <w:i w:val="false"/>
+                <w:iCs w:val="false"/>
+                <w:color w:val="000000"/>
+                <w:sz w:val="18"/>
+                <w:szCs w:val="18"/>
+              </w:rPr>
+              <w:t xml:space="preserve">Lesson 8 — Cell Specialisation: Meaning, Significance, and Specialised Animal Cells: Teacher re-anchors to the healing-cut phenomenon: "We now know cells have organelles — but why do blood cells look so different from skin cells?" Learners explore specialised animal cells: red blood cells (biconcave, no nucleus — why?), white blood cells (irregular shape, many lysosomes — why?), nerve cells (long axon), sperm cells (flagellum, many mitochondria), muscle cells (many mitochondria, myofilaments). Each cell is connected back to its role in wound healing. Learners use the sickle-cell supporting phenomenon to consolidate structure-function links.</w:t>
+            </w:r>
+          </w:p>
+          <w:p>
+            <w:pPr>
+              <w:spacing w:after="40" w:before="0"/>
+              <w:jc w:val="left"/>
+            </w:pPr>
+            <w:r>
+              <w:rPr>
+                <w:rFonts w:ascii="Arial" w:cs="Arial" w:eastAsia="Arial" w:hAnsi="Arial"/>
+                <w:b w:val="false"/>
+                <w:bCs w:val="false"/>
+                <w:i w:val="false"/>
+                <w:iCs w:val="false"/>
+                <w:color w:val="000000"/>
+                <w:sz w:val="18"/>
+                <w:szCs w:val="18"/>
+              </w:rPr>
+              <w:t xml:space="preserve"/>
+            </w:r>
+          </w:p>
+          <w:p>
+            <w:pPr>
+              <w:spacing w:after="40" w:before="0"/>
+              <w:jc w:val="left"/>
+            </w:pPr>
+            <w:r>
+              <w:rPr>
+                <w:rFonts w:ascii="Arial" w:cs="Arial" w:eastAsia="Arial" w:hAnsi="Arial"/>
+                <w:b w:val="false"/>
+                <w:bCs w:val="false"/>
+                <w:i w:val="false"/>
+                <w:iCs w:val="false"/>
+                <w:color w:val="000000"/>
+                <w:sz w:val="18"/>
+                <w:szCs w:val="18"/>
+              </w:rPr>
+              <w:t xml:space="preserve">Lesson 9 — Specialised Plant Cells: Learners examine specialised plant cells: root hair cells (large surface area for absorption), guard cells (control stomatal opening — relevant to water loss in dry Turkana vs. humid Kisumu), xylem vessels (hollow, lignified — for water transport), phloem sieve tubes (perforated end plates — for sugar transport), palisade mesophyll cells (packed with chloroplasts — for photosynthesis). Learners connect each cell to the bean seedling supporting phenomenon. Structured group activity: match-the-card game linking cell diagrams to functions.</w:t>
+            </w:r>
+          </w:p>
+          <w:p>
+            <w:pPr>
+              <w:spacing w:after="40" w:before="0"/>
+              <w:jc w:val="left"/>
+            </w:pPr>
+            <w:r>
+              <w:rPr>
+                <w:rFonts w:ascii="Arial" w:cs="Arial" w:eastAsia="Arial" w:hAnsi="Arial"/>
+                <w:b w:val="false"/>
+                <w:bCs w:val="false"/>
+                <w:i w:val="false"/>
+                <w:iCs w:val="false"/>
+                <w:color w:val="000000"/>
+                <w:sz w:val="18"/>
+                <w:szCs w:val="18"/>
+              </w:rPr>
+              <w:t xml:space="preserve"/>
+            </w:r>
+          </w:p>
+          <w:p>
+            <w:pPr>
+              <w:spacing w:after="40" w:before="0"/>
+              <w:jc w:val="left"/>
+            </w:pPr>
+            <w:r>
+              <w:rPr>
+                <w:rFonts w:ascii="Arial" w:cs="Arial" w:eastAsia="Arial" w:hAnsi="Arial"/>
+                <w:b w:val="false"/>
+                <w:bCs w:val="false"/>
+                <w:i w:val="false"/>
+                <w:iCs w:val="false"/>
+                <w:color w:val="000000"/>
+                <w:sz w:val="18"/>
+                <w:szCs w:val="18"/>
+              </w:rPr>
+              <w:t xml:space="preserve">Lesson 10 — Cell Organisation: Cells → Tissues → Organs → Organ Systems → Organism: Learners trace the organisational hierarchy using the wound-healing context: skin cells form epithelial tissue → tissue forms the skin organ → skin is part of the integumentary system → the system protects the whole organism. A parallel is drawn to a Kenyan secondary school: individual students (cells) → class (tissue) → school (organ) → county education system (organ system) → Kenyan society (organism). Learners construct a hierarchy diagram and update their cumulative model to show cell organisation (Version 4).</w:t>
+            </w:r>
+          </w:p>
+          <w:p>
+            <w:pPr>
+              <w:spacing w:after="40" w:before="0"/>
+              <w:jc w:val="left"/>
+            </w:pPr>
+            <w:r>
+              <w:rPr>
+                <w:rFonts w:ascii="Arial" w:cs="Arial" w:eastAsia="Arial" w:hAnsi="Arial"/>
+                <w:b w:val="false"/>
+                <w:bCs w:val="false"/>
+                <w:i w:val="false"/>
+                <w:iCs w:val="false"/>
+                <w:color w:val="000000"/>
+                <w:sz w:val="18"/>
+                <w:szCs w:val="18"/>
+              </w:rPr>
+              <w:t xml:space="preserve"/>
+            </w:r>
+          </w:p>
+          <w:p>
+            <w:pPr>
+              <w:spacing w:after="40" w:before="0"/>
+              <w:jc w:val="left"/>
+            </w:pPr>
+            <w:r>
+              <w:rPr>
+                <w:rFonts w:ascii="Arial" w:cs="Arial" w:eastAsia="Arial" w:hAnsi="Arial"/>
+                <w:b w:val="false"/>
+                <w:bCs w:val="false"/>
+                <w:i w:val="false"/>
+                <w:iCs w:val="false"/>
+                <w:color w:val="000000"/>
+                <w:sz w:val="18"/>
+                <w:szCs w:val="18"/>
+              </w:rPr>
+              <w:t xml:space="preserve">Lesson 11 — Synthesis and Model Revision: Learners return to their original predictions from Lesson 1 and compare them with current understanding. In groups, learners produce a final annotated poster-model showing: (a) a labelled plant cell, (b) a labelled animal cell, (c) three specialised cells from the wound-healing phenomenon with structure-function annotations, and (d) the cell organisation hierarchy. Groups present posters; peers use a structured feedback protocol (1 glow, 1 grow). DQB is reviewed — all original "wonder" questions are addressed or re-categorised as "questions for future learning."</w:t>
+            </w:r>
+          </w:p>
+          <w:p>
+            <w:pPr>
+              <w:spacing w:after="40" w:before="0"/>
+              <w:jc w:val="left"/>
+            </w:pPr>
+            <w:r>
+              <w:rPr>
+                <w:rFonts w:ascii="Arial" w:cs="Arial" w:eastAsia="Arial" w:hAnsi="Arial"/>
+                <w:b w:val="false"/>
+                <w:bCs w:val="false"/>
+                <w:i w:val="false"/>
+                <w:iCs w:val="false"/>
+                <w:color w:val="000000"/>
+                <w:sz w:val="18"/>
+                <w:szCs w:val="18"/>
+              </w:rPr>
+              <w:t xml:space="preserve"/>
+            </w:r>
+          </w:p>
+          <w:p>
+            <w:pPr>
+              <w:spacing w:after="40" w:before="0"/>
+              <w:jc w:val="left"/>
+            </w:pPr>
+            <w:r>
+              <w:rPr>
+                <w:rFonts w:ascii="Arial" w:cs="Arial" w:eastAsia="Arial" w:hAnsi="Arial"/>
+                <w:b w:val="false"/>
+                <w:bCs w:val="false"/>
+                <w:i w:val="false"/>
+                <w:iCs w:val="false"/>
+                <w:color w:val="000000"/>
+                <w:sz w:val="18"/>
+                <w:szCs w:val="18"/>
+              </w:rPr>
+              <w:t xml:space="preserve">Lesson 12 — Consolidation, DQB Closure, and Reflection: Teacher facilitates a whole-class return to the anchoring phenomenon: "We started with a puzzling cut on a finger. Using everything we now know about cell structure and specialisation, let's fully explain what happens during wound healing — cell by cell." Students contribute orally in a structured round (cold-call, minimum 8 students). Learners write individual exit reflections: "One thing I now understand that I did not understand in Lesson 1 is… because…" Final DQB update: questions are marked ANSWERED, PARTIALLY ANSWERED, or BEYOND THIS UNIT. Sub-strand assessment administered.</w:t>
+            </w:r>
+          </w:p>
+        </w:tc>
+      </w:tr>
+      <w:tr>
+        <w:tc>
+          <w:tcPr>
+            <w:tcW w:type="dxa" w:w="3000"/>
+            <w:shd w:fill="EAD1F5" w:color="auto" w:val="clear"/>
+            <w:tcMar>
+              <w:top w:type="dxa" w:w="60"/>
+              <w:left w:type="dxa" w:w="120"/>
+              <w:bottom w:type="dxa" w:w="60"/>
+              <w:right w:type="dxa" w:w="120"/>
+            </w:tcMar>
+            <w:vAlign w:val="top"/>
+          </w:tcPr>
+          <w:p>
+            <w:pPr>
+              <w:spacing w:after="40" w:before="0"/>
+              <w:jc w:val="left"/>
+            </w:pPr>
+            <w:r>
+              <w:rPr>
+                <w:rFonts w:ascii="Arial" w:cs="Arial" w:eastAsia="Arial" w:hAnsi="Arial"/>
+                <w:b/>
+                <w:bCs/>
+                <w:i w:val="false"/>
+                <w:iCs w:val="false"/>
+                <w:color w:val="000000"/>
+                <w:sz w:val="18"/>
+                <w:szCs w:val="18"/>
+              </w:rPr>
+              <w:t xml:space="preserve">Supporting Phenomena</w:t>
+            </w:r>
+          </w:p>
+        </w:tc>
+        <w:tc>
+          <w:tcPr>
+            <w:tcW w:type="dxa" w:w="10680"/>
+            <w:shd w:fill="FFFFFF" w:color="auto" w:val="clear"/>
+            <w:tcMar>
+              <w:top w:type="dxa" w:w="60"/>
+              <w:left w:type="dxa" w:w="120"/>
+              <w:bottom w:type="dxa" w:w="60"/>
+              <w:right w:type="dxa" w:w="120"/>
+            </w:tcMar>
+            <w:vAlign w:val="top"/>
+          </w:tcPr>
+          <w:p>
+            <w:pPr>
+              <w:spacing w:after="30" w:before="0"/>
+              <w:ind w:left="360" w:hanging="180"/>
+              <w:jc w:val="left"/>
+            </w:pPr>
+            <w:r>
+              <w:rPr>
+                <w:rFonts w:ascii="Arial" w:cs="Arial" w:eastAsia="Arial" w:hAnsi="Arial"/>
+                <w:b w:val="false"/>
+                <w:bCs w:val="false"/>
+                <w:i w:val="false"/>
+                <w:iCs w:val="false"/>
+                <w:color w:val="000000"/>
+                <w:sz w:val="18"/>
+                <w:szCs w:val="18"/>
+              </w:rPr>
+              <w:t xml:space="preserve">–  The Sickle-Cell Mosquito Net: In western Kenya near Lake Victoria, some children inherit sickle-cell anaemia — their red blood cells are curved like a sickle rather than the normal biconcave disc. These children suffer painful crises because the abnormal shape prevents efficient oxygen transport. This phenomenon supports the concept that a tiny change in cell shape has dramatic consequences for function.</w:t>
+            </w:r>
+          </w:p>
+          <w:p>
+            <w:pPr>
+              <w:spacing w:after="30" w:before="0"/>
+              <w:ind w:left="360" w:hanging="180"/>
+              <w:jc w:val="left"/>
+            </w:pPr>
+            <w:r>
+              <w:rPr>
+                <w:rFonts w:ascii="Arial" w:cs="Arial" w:eastAsia="Arial" w:hAnsi="Arial"/>
+                <w:b w:val="false"/>
+                <w:bCs w:val="false"/>
+                <w:i w:val="false"/>
+                <w:iCs w:val="false"/>
+                <w:color w:val="000000"/>
+                <w:sz w:val="18"/>
+                <w:szCs w:val="18"/>
+              </w:rPr>
+              <w:t xml:space="preserve">–  The Onion Skin Under the Microscope: When a thin layer of onion epidermal cells from a Nakuru market onion is placed under a light microscope, learners see a neat brick-like grid of cells, each with a visible cell wall, cell membrane, and large central vacuole — but no chloroplasts. This supports the comparison of plant vs. animal cells and raises the question: why do onion cells lack chloroplasts if they are plant cells?</w:t>
+            </w:r>
+          </w:p>
+          <w:p>
+            <w:pPr>
+              <w:spacing w:after="30" w:before="0"/>
+              <w:ind w:left="360" w:hanging="180"/>
+              <w:jc w:val="left"/>
+            </w:pPr>
+            <w:r>
+              <w:rPr>
+                <w:rFonts w:ascii="Arial" w:cs="Arial" w:eastAsia="Arial" w:hAnsi="Arial"/>
+                <w:b w:val="false"/>
+                <w:bCs w:val="false"/>
+                <w:i w:val="false"/>
+                <w:iCs w:val="false"/>
+                <w:color w:val="000000"/>
+                <w:sz w:val="18"/>
+                <w:szCs w:val="18"/>
+              </w:rPr>
+              <w:t xml:space="preserve">–  The Bean Seedling in the Dark: A bean seed (njugu mawe) germinated in a dark box in Kisumu produces a tall, pale yellow seedling with no green colour. When moved into sunlight, it turns green within days. This supports the concept of chloroplast development and the relationship between organelle function and environmental conditions.</w:t>
+            </w:r>
+          </w:p>
+          <w:p>
+            <w:pPr>
+              <w:spacing w:after="30" w:before="0"/>
+              <w:ind w:left="360" w:hanging="180"/>
+              <w:jc w:val="left"/>
+            </w:pPr>
+            <w:r>
+              <w:rPr>
+                <w:rFonts w:ascii="Arial" w:cs="Arial" w:eastAsia="Arial" w:hAnsi="Arial"/>
+                <w:b w:val="false"/>
+                <w:bCs w:val="false"/>
+                <w:i w:val="false"/>
+                <w:iCs w:val="false"/>
+                <w:color w:val="000000"/>
+                <w:sz w:val="18"/>
+                <w:szCs w:val="18"/>
+              </w:rPr>
+              <w:t xml:space="preserve">–  The Amoeba and the Nerve Cell: A projected image or diagram comparing a single-celled amoeba (a prokaryote-like free-living cell) with a human motor nerve cell — one is a blob that does everything alone, the other is a metre-long, highly specialised cell that only transmits signals — illustrates the extreme range of cell specialisation and introduces the prokaryote vs. eukaryote distinction.</w:t>
+            </w:r>
+          </w:p>
+        </w:tc>
+      </w:tr>
+    </w:tbl>
+    <w:p>
+      <w:pPr>
+        <w:spacing w:after="120"/>
+      </w:pPr>
+      <w:r>
+        <w:t xml:space="preserve"/>
       </w:r>
     </w:p>
     <w:p>
@@ -150,7 +2596,7 @@
         </w:rPr>
         <w:t xml:space="preserve">© 2026 SeaVuria and ARES. This work is licensed under a </w:t>
       </w:r>
-      <w:hyperlink w:history="1" r:id="rIdzkvf8clxy2cbdekck4wib">
+      <w:hyperlink w:history="1" r:id="rIdqygfkzhamadvjav6x9vpa">
         <w:r>
           <w:rPr>
             <w:rFonts w:ascii="Arial" w:cs="Arial" w:eastAsia="Arial" w:hAnsi="Arial"/>
@@ -170,7 +2616,7 @@
         </w:rPr>
         <w:t xml:space="preserve"> (</w:t>
       </w:r>
-      <w:hyperlink w:history="1" r:id="rIdnwcifuiujxebeshdf7t28">
+      <w:hyperlink w:history="1" r:id="rIdrknmokeimmqlzn6fmrueo">
         <w:r>
           <w:rPr>
             <w:rFonts w:ascii="Arial" w:cs="Arial" w:eastAsia="Arial" w:hAnsi="Arial"/>
@@ -190,7 +2636,7 @@
         </w:rPr>
         <w:t xml:space="preserve">). To view a copy of this license, visit </w:t>
       </w:r>
-      <w:hyperlink w:history="1" r:id="rId-gzyfd_pdioat7yfbiy3k">
+      <w:hyperlink w:history="1" r:id="rId9hmjzwjkxkrngtzulai4r">
         <w:r>
           <w:rPr>
             <w:rFonts w:ascii="Arial" w:cs="Arial" w:eastAsia="Arial" w:hAnsi="Arial"/>
@@ -209,2452 +2655,6 @@
           <w:szCs w:val="17"/>
         </w:rPr>
         <w:t xml:space="preserve">. You are free to copy, redistribute, and adapt this material in any medium or format, provided appropriate credit is given and the material is not used for commercial purposes. KICD learning outcomes and curriculum designations reproduced here for alignment purposes remain the property of KICD and are not covered by this license. Linked external resources (e.g. CK-12, Khan Academy, PhET) are subject to their own licenses.</w:t>
-      </w:r>
-    </w:p>
-    <w:p>
-      <w:pPr>
-        <w:spacing w:after="120"/>
-      </w:pPr>
-      <w:r>
-        <w:t xml:space="preserve"/>
-      </w:r>
-    </w:p>
-    <w:tbl>
-      <w:tblPr>
-        <w:tblW w:type="dxa" w:w="13680"/>
-        <w:tblBorders>
-          <w:top w:val="single" w:color="AAAAAA" w:sz="4"/>
-          <w:left w:val="single" w:color="AAAAAA" w:sz="4"/>
-          <w:bottom w:val="single" w:color="AAAAAA" w:sz="4"/>
-          <w:right w:val="single" w:color="AAAAAA" w:sz="4"/>
-          <w:insideH w:val="single" w:color="auto" w:sz="4"/>
-          <w:insideV w:val="single" w:color="auto" w:sz="4"/>
-        </w:tblBorders>
-        <w:tblLayout w:type="fixed"/>
-      </w:tblPr>
-      <w:tblGrid>
-        <w:gridCol w:w="3000"/>
-        <w:gridCol w:w="10680"/>
-      </w:tblGrid>
-      <w:tr>
-        <w:tc>
-          <w:tcPr>
-            <w:tcW w:type="dxa" w:w="13680"/>
-            <w:gridSpan w:val="2"/>
-            <w:shd w:fill="1F3864" w:color="auto" w:val="clear"/>
-            <w:tcMar>
-              <w:top w:type="dxa" w:w="60"/>
-              <w:left w:type="dxa" w:w="120"/>
-              <w:bottom w:type="dxa" w:w="60"/>
-              <w:right w:type="dxa" w:w="120"/>
-            </w:tcMar>
-            <w:vAlign w:val="top"/>
-          </w:tcPr>
-          <w:p>
-            <w:pPr>
-              <w:spacing w:after="40" w:before="0"/>
-              <w:jc w:val="center"/>
-            </w:pPr>
-            <w:r>
-              <w:rPr>
-                <w:rFonts w:ascii="Arial" w:cs="Arial" w:eastAsia="Arial" w:hAnsi="Arial"/>
-                <w:b/>
-                <w:bCs/>
-                <w:i w:val="false"/>
-                <w:iCs w:val="false"/>
-                <w:color w:val="FFFFFF"/>
-                <w:sz w:val="22"/>
-                <w:szCs w:val="22"/>
-              </w:rPr>
-              <w:t xml:space="preserve">SUB-STRAND OVERVIEW</w:t>
-            </w:r>
-          </w:p>
-        </w:tc>
-      </w:tr>
-      <w:tr>
-        <w:tc>
-          <w:tcPr>
-            <w:tcW w:type="dxa" w:w="3000"/>
-            <w:shd w:fill="D5E8F0" w:color="auto" w:val="clear"/>
-            <w:tcMar>
-              <w:top w:type="dxa" w:w="60"/>
-              <w:left w:type="dxa" w:w="120"/>
-              <w:bottom w:type="dxa" w:w="60"/>
-              <w:right w:type="dxa" w:w="120"/>
-            </w:tcMar>
-            <w:vAlign w:val="top"/>
-          </w:tcPr>
-          <w:p>
-            <w:pPr>
-              <w:spacing w:after="40" w:before="0"/>
-              <w:jc w:val="left"/>
-            </w:pPr>
-            <w:r>
-              <w:rPr>
-                <w:rFonts w:ascii="Arial" w:cs="Arial" w:eastAsia="Arial" w:hAnsi="Arial"/>
-                <w:b/>
-                <w:bCs/>
-                <w:i w:val="false"/>
-                <w:iCs w:val="false"/>
-                <w:color w:val="000000"/>
-                <w:sz w:val="18"/>
-                <w:szCs w:val="18"/>
-              </w:rPr>
-              <w:t xml:space="preserve">Grade Level</w:t>
-            </w:r>
-          </w:p>
-        </w:tc>
-        <w:tc>
-          <w:tcPr>
-            <w:tcW w:type="dxa" w:w="10680"/>
-            <w:shd w:fill="FFFFFF" w:color="auto" w:val="clear"/>
-            <w:tcMar>
-              <w:top w:type="dxa" w:w="60"/>
-              <w:left w:type="dxa" w:w="120"/>
-              <w:bottom w:type="dxa" w:w="60"/>
-              <w:right w:type="dxa" w:w="120"/>
-            </w:tcMar>
-            <w:vAlign w:val="top"/>
-          </w:tcPr>
-          <w:p>
-            <w:pPr>
-              <w:spacing w:after="40" w:before="0"/>
-              <w:jc w:val="left"/>
-            </w:pPr>
-            <w:r>
-              <w:rPr>
-                <w:rFonts w:ascii="Arial" w:cs="Arial" w:eastAsia="Arial" w:hAnsi="Arial"/>
-                <w:b w:val="false"/>
-                <w:bCs w:val="false"/>
-                <w:i w:val="false"/>
-                <w:iCs w:val="false"/>
-                <w:color w:val="000000"/>
-                <w:sz w:val="18"/>
-                <w:szCs w:val="18"/>
-              </w:rPr>
-              <w:t xml:space="preserve">10</w:t>
-            </w:r>
-          </w:p>
-        </w:tc>
-      </w:tr>
-      <w:tr>
-        <w:tc>
-          <w:tcPr>
-            <w:tcW w:type="dxa" w:w="3000"/>
-            <w:shd w:fill="D5E8F0" w:color="auto" w:val="clear"/>
-            <w:tcMar>
-              <w:top w:type="dxa" w:w="60"/>
-              <w:left w:type="dxa" w:w="120"/>
-              <w:bottom w:type="dxa" w:w="60"/>
-              <w:right w:type="dxa" w:w="120"/>
-            </w:tcMar>
-            <w:vAlign w:val="top"/>
-          </w:tcPr>
-          <w:p>
-            <w:pPr>
-              <w:spacing w:after="40" w:before="0"/>
-              <w:jc w:val="left"/>
-            </w:pPr>
-            <w:r>
-              <w:rPr>
-                <w:rFonts w:ascii="Arial" w:cs="Arial" w:eastAsia="Arial" w:hAnsi="Arial"/>
-                <w:b/>
-                <w:bCs/>
-                <w:i w:val="false"/>
-                <w:iCs w:val="false"/>
-                <w:color w:val="000000"/>
-                <w:sz w:val="18"/>
-                <w:szCs w:val="18"/>
-              </w:rPr>
-              <w:t xml:space="preserve">Subject</w:t>
-            </w:r>
-          </w:p>
-        </w:tc>
-        <w:tc>
-          <w:tcPr>
-            <w:tcW w:type="dxa" w:w="10680"/>
-            <w:shd w:fill="FFFFFF" w:color="auto" w:val="clear"/>
-            <w:tcMar>
-              <w:top w:type="dxa" w:w="60"/>
-              <w:left w:type="dxa" w:w="120"/>
-              <w:bottom w:type="dxa" w:w="60"/>
-              <w:right w:type="dxa" w:w="120"/>
-            </w:tcMar>
-            <w:vAlign w:val="top"/>
-          </w:tcPr>
-          <w:p>
-            <w:pPr>
-              <w:spacing w:after="40" w:before="0"/>
-              <w:jc w:val="left"/>
-            </w:pPr>
-            <w:r>
-              <w:rPr>
-                <w:rFonts w:ascii="Arial" w:cs="Arial" w:eastAsia="Arial" w:hAnsi="Arial"/>
-                <w:b w:val="false"/>
-                <w:bCs w:val="false"/>
-                <w:i w:val="false"/>
-                <w:iCs w:val="false"/>
-                <w:color w:val="000000"/>
-                <w:sz w:val="18"/>
-                <w:szCs w:val="18"/>
-              </w:rPr>
-              <w:t xml:space="preserve">Biology</w:t>
-            </w:r>
-          </w:p>
-        </w:tc>
-      </w:tr>
-      <w:tr>
-        <w:tc>
-          <w:tcPr>
-            <w:tcW w:type="dxa" w:w="3000"/>
-            <w:shd w:fill="D5E8F0" w:color="auto" w:val="clear"/>
-            <w:tcMar>
-              <w:top w:type="dxa" w:w="60"/>
-              <w:left w:type="dxa" w:w="120"/>
-              <w:bottom w:type="dxa" w:w="60"/>
-              <w:right w:type="dxa" w:w="120"/>
-            </w:tcMar>
-            <w:vAlign w:val="top"/>
-          </w:tcPr>
-          <w:p>
-            <w:pPr>
-              <w:spacing w:after="40" w:before="0"/>
-              <w:jc w:val="left"/>
-            </w:pPr>
-            <w:r>
-              <w:rPr>
-                <w:rFonts w:ascii="Arial" w:cs="Arial" w:eastAsia="Arial" w:hAnsi="Arial"/>
-                <w:b/>
-                <w:bCs/>
-                <w:i w:val="false"/>
-                <w:iCs w:val="false"/>
-                <w:color w:val="000000"/>
-                <w:sz w:val="18"/>
-                <w:szCs w:val="18"/>
-              </w:rPr>
-              <w:t xml:space="preserve">Strand</w:t>
-            </w:r>
-          </w:p>
-        </w:tc>
-        <w:tc>
-          <w:tcPr>
-            <w:tcW w:type="dxa" w:w="10680"/>
-            <w:shd w:fill="FFFFFF" w:color="auto" w:val="clear"/>
-            <w:tcMar>
-              <w:top w:type="dxa" w:w="60"/>
-              <w:left w:type="dxa" w:w="120"/>
-              <w:bottom w:type="dxa" w:w="60"/>
-              <w:right w:type="dxa" w:w="120"/>
-            </w:tcMar>
-            <w:vAlign w:val="top"/>
-          </w:tcPr>
-          <w:p>
-            <w:pPr>
-              <w:spacing w:after="40" w:before="0"/>
-              <w:jc w:val="left"/>
-            </w:pPr>
-            <w:r>
-              <w:rPr>
-                <w:rFonts w:ascii="Arial" w:cs="Arial" w:eastAsia="Arial" w:hAnsi="Arial"/>
-                <w:b w:val="false"/>
-                <w:bCs w:val="false"/>
-                <w:i w:val="false"/>
-                <w:iCs w:val="false"/>
-                <w:color w:val="000000"/>
-                <w:sz w:val="18"/>
-                <w:szCs w:val="18"/>
-              </w:rPr>
-              <w:t xml:space="preserve">Strand 1.0: Cell Biology and Biodiversity</w:t>
-            </w:r>
-          </w:p>
-        </w:tc>
-      </w:tr>
-      <w:tr>
-        <w:tc>
-          <w:tcPr>
-            <w:tcW w:type="dxa" w:w="3000"/>
-            <w:shd w:fill="D5E8F0" w:color="auto" w:val="clear"/>
-            <w:tcMar>
-              <w:top w:type="dxa" w:w="60"/>
-              <w:left w:type="dxa" w:w="120"/>
-              <w:bottom w:type="dxa" w:w="60"/>
-              <w:right w:type="dxa" w:w="120"/>
-            </w:tcMar>
-            <w:vAlign w:val="top"/>
-          </w:tcPr>
-          <w:p>
-            <w:pPr>
-              <w:spacing w:after="40" w:before="0"/>
-              <w:jc w:val="left"/>
-            </w:pPr>
-            <w:r>
-              <w:rPr>
-                <w:rFonts w:ascii="Arial" w:cs="Arial" w:eastAsia="Arial" w:hAnsi="Arial"/>
-                <w:b/>
-                <w:bCs/>
-                <w:i w:val="false"/>
-                <w:iCs w:val="false"/>
-                <w:color w:val="000000"/>
-                <w:sz w:val="18"/>
-                <w:szCs w:val="18"/>
-              </w:rPr>
-              <w:t xml:space="preserve">Sub-Strand</w:t>
-            </w:r>
-          </w:p>
-        </w:tc>
-        <w:tc>
-          <w:tcPr>
-            <w:tcW w:type="dxa" w:w="10680"/>
-            <w:shd w:fill="FFFFFF" w:color="auto" w:val="clear"/>
-            <w:tcMar>
-              <w:top w:type="dxa" w:w="60"/>
-              <w:left w:type="dxa" w:w="120"/>
-              <w:bottom w:type="dxa" w:w="60"/>
-              <w:right w:type="dxa" w:w="120"/>
-            </w:tcMar>
-            <w:vAlign w:val="top"/>
-          </w:tcPr>
-          <w:p>
-            <w:pPr>
-              <w:spacing w:after="40" w:before="0"/>
-              <w:jc w:val="left"/>
-            </w:pPr>
-            <w:r>
-              <w:rPr>
-                <w:rFonts w:ascii="Arial" w:cs="Arial" w:eastAsia="Arial" w:hAnsi="Arial"/>
-                <w:b w:val="false"/>
-                <w:bCs w:val="false"/>
-                <w:i w:val="false"/>
-                <w:iCs w:val="false"/>
-                <w:color w:val="000000"/>
-                <w:sz w:val="18"/>
-                <w:szCs w:val="18"/>
-              </w:rPr>
-              <w:t xml:space="preserve">Sub-Strand 1.3: Cell Structure and Specialisation</w:t>
-            </w:r>
-          </w:p>
-        </w:tc>
-      </w:tr>
-      <w:tr>
-        <w:tc>
-          <w:tcPr>
-            <w:tcW w:type="dxa" w:w="3000"/>
-            <w:shd w:fill="D5E8F0" w:color="auto" w:val="clear"/>
-            <w:tcMar>
-              <w:top w:type="dxa" w:w="60"/>
-              <w:left w:type="dxa" w:w="120"/>
-              <w:bottom w:type="dxa" w:w="60"/>
-              <w:right w:type="dxa" w:w="120"/>
-            </w:tcMar>
-            <w:vAlign w:val="top"/>
-          </w:tcPr>
-          <w:p>
-            <w:pPr>
-              <w:spacing w:after="40" w:before="0"/>
-              <w:jc w:val="left"/>
-            </w:pPr>
-            <w:r>
-              <w:rPr>
-                <w:rFonts w:ascii="Arial" w:cs="Arial" w:eastAsia="Arial" w:hAnsi="Arial"/>
-                <w:b/>
-                <w:bCs/>
-                <w:i w:val="false"/>
-                <w:iCs w:val="false"/>
-                <w:color w:val="000000"/>
-                <w:sz w:val="18"/>
-                <w:szCs w:val="18"/>
-              </w:rPr>
-              <w:t xml:space="preserve">Total Duration</w:t>
-            </w:r>
-          </w:p>
-        </w:tc>
-        <w:tc>
-          <w:tcPr>
-            <w:tcW w:type="dxa" w:w="10680"/>
-            <w:shd w:fill="FFFFFF" w:color="auto" w:val="clear"/>
-            <w:tcMar>
-              <w:top w:type="dxa" w:w="60"/>
-              <w:left w:type="dxa" w:w="120"/>
-              <w:bottom w:type="dxa" w:w="60"/>
-              <w:right w:type="dxa" w:w="120"/>
-            </w:tcMar>
-            <w:vAlign w:val="top"/>
-          </w:tcPr>
-          <w:p>
-            <w:pPr>
-              <w:spacing w:after="40" w:before="0"/>
-              <w:jc w:val="left"/>
-            </w:pPr>
-            <w:r>
-              <w:rPr>
-                <w:rFonts w:ascii="Arial" w:cs="Arial" w:eastAsia="Arial" w:hAnsi="Arial"/>
-                <w:b w:val="false"/>
-                <w:bCs w:val="false"/>
-                <w:i w:val="false"/>
-                <w:iCs w:val="false"/>
-                <w:color w:val="000000"/>
-                <w:sz w:val="18"/>
-                <w:szCs w:val="18"/>
-              </w:rPr>
-              <w:t xml:space="preserve">12 lessons × 40 minutes = 480 minutes total</w:t>
-            </w:r>
-          </w:p>
-        </w:tc>
-      </w:tr>
-      <w:tr>
-        <w:tc>
-          <w:tcPr>
-            <w:tcW w:type="dxa" w:w="3000"/>
-            <w:shd w:fill="D5E8F0" w:color="auto" w:val="clear"/>
-            <w:tcMar>
-              <w:top w:type="dxa" w:w="60"/>
-              <w:left w:type="dxa" w:w="120"/>
-              <w:bottom w:type="dxa" w:w="60"/>
-              <w:right w:type="dxa" w:w="120"/>
-            </w:tcMar>
-            <w:vAlign w:val="top"/>
-          </w:tcPr>
-          <w:p>
-            <w:pPr>
-              <w:spacing w:after="40" w:before="0"/>
-              <w:jc w:val="left"/>
-            </w:pPr>
-            <w:r>
-              <w:rPr>
-                <w:rFonts w:ascii="Arial" w:cs="Arial" w:eastAsia="Arial" w:hAnsi="Arial"/>
-                <w:b/>
-                <w:bCs/>
-                <w:i w:val="false"/>
-                <w:iCs w:val="false"/>
-                <w:color w:val="000000"/>
-                <w:sz w:val="18"/>
-                <w:szCs w:val="18"/>
-              </w:rPr>
-              <w:t xml:space="preserve">Sub-Strand Content</w:t>
-            </w:r>
-          </w:p>
-        </w:tc>
-        <w:tc>
-          <w:tcPr>
-            <w:tcW w:type="dxa" w:w="10680"/>
-            <w:shd w:fill="FFFFFF" w:color="auto" w:val="clear"/>
-            <w:tcMar>
-              <w:top w:type="dxa" w:w="60"/>
-              <w:left w:type="dxa" w:w="120"/>
-              <w:bottom w:type="dxa" w:w="60"/>
-              <w:right w:type="dxa" w:w="120"/>
-            </w:tcMar>
-            <w:vAlign w:val="top"/>
-          </w:tcPr>
-          <w:p>
-            <w:pPr>
-              <w:spacing w:after="30" w:before="0"/>
-              <w:ind w:left="360" w:hanging="180"/>
-              <w:jc w:val="left"/>
-            </w:pPr>
-            <w:r>
-              <w:rPr>
-                <w:rFonts w:ascii="Arial" w:cs="Arial" w:eastAsia="Arial" w:hAnsi="Arial"/>
-                <w:b w:val="false"/>
-                <w:bCs w:val="false"/>
-                <w:i w:val="false"/>
-                <w:iCs w:val="false"/>
-                <w:color w:val="000000"/>
-                <w:sz w:val="18"/>
-                <w:szCs w:val="18"/>
-              </w:rPr>
-              <w:t xml:space="preserve">–  Cell as the basic unit of life</w:t>
-            </w:r>
-          </w:p>
-          <w:p>
-            <w:pPr>
-              <w:spacing w:after="30" w:before="0"/>
-              <w:ind w:left="360" w:hanging="180"/>
-              <w:jc w:val="left"/>
-            </w:pPr>
-            <w:r>
-              <w:rPr>
-                <w:rFonts w:ascii="Arial" w:cs="Arial" w:eastAsia="Arial" w:hAnsi="Arial"/>
-                <w:b w:val="false"/>
-                <w:bCs w:val="false"/>
-                <w:i w:val="false"/>
-                <w:iCs w:val="false"/>
-                <w:color w:val="000000"/>
-                <w:sz w:val="18"/>
-                <w:szCs w:val="18"/>
-              </w:rPr>
-              <w:t xml:space="preserve">–  Types of cells: prokaryotic and eukaryotic cells</w:t>
-            </w:r>
-          </w:p>
-          <w:p>
-            <w:pPr>
-              <w:spacing w:after="30" w:before="0"/>
-              <w:ind w:left="360" w:hanging="180"/>
-              <w:jc w:val="left"/>
-            </w:pPr>
-            <w:r>
-              <w:rPr>
-                <w:rFonts w:ascii="Arial" w:cs="Arial" w:eastAsia="Arial" w:hAnsi="Arial"/>
-                <w:b w:val="false"/>
-                <w:bCs w:val="false"/>
-                <w:i w:val="false"/>
-                <w:iCs w:val="false"/>
-                <w:color w:val="000000"/>
-                <w:sz w:val="18"/>
-                <w:szCs w:val="18"/>
-              </w:rPr>
-              <w:t xml:space="preserve">–  Structure and ultrastructure of the plant cell (cell wall, cell membrane, nucleus, chloroplast, vacuole, mitochondria, endoplasmic reticulum, ribosomes, Golgi apparatus)</w:t>
-            </w:r>
-          </w:p>
-          <w:p>
-            <w:pPr>
-              <w:spacing w:after="30" w:before="0"/>
-              <w:ind w:left="360" w:hanging="180"/>
-              <w:jc w:val="left"/>
-            </w:pPr>
-            <w:r>
-              <w:rPr>
-                <w:rFonts w:ascii="Arial" w:cs="Arial" w:eastAsia="Arial" w:hAnsi="Arial"/>
-                <w:b w:val="false"/>
-                <w:bCs w:val="false"/>
-                <w:i w:val="false"/>
-                <w:iCs w:val="false"/>
-                <w:color w:val="000000"/>
-                <w:sz w:val="18"/>
-                <w:szCs w:val="18"/>
-              </w:rPr>
-              <w:t xml:space="preserve">–  Structure and ultrastructure of the animal cell (cell membrane, nucleus, mitochondria, endoplasmic reticulum, ribosomes, Golgi apparatus, lysosomes, centrioles)</w:t>
-            </w:r>
-          </w:p>
-          <w:p>
-            <w:pPr>
-              <w:spacing w:after="30" w:before="0"/>
-              <w:ind w:left="360" w:hanging="180"/>
-              <w:jc w:val="left"/>
-            </w:pPr>
-            <w:r>
-              <w:rPr>
-                <w:rFonts w:ascii="Arial" w:cs="Arial" w:eastAsia="Arial" w:hAnsi="Arial"/>
-                <w:b w:val="false"/>
-                <w:bCs w:val="false"/>
-                <w:i w:val="false"/>
-                <w:iCs w:val="false"/>
-                <w:color w:val="000000"/>
-                <w:sz w:val="18"/>
-                <w:szCs w:val="18"/>
-              </w:rPr>
-              <w:t xml:space="preserve">–  Comparison of plant and animal cells (similarities and differences)</w:t>
-            </w:r>
-          </w:p>
-          <w:p>
-            <w:pPr>
-              <w:spacing w:after="30" w:before="0"/>
-              <w:ind w:left="360" w:hanging="180"/>
-              <w:jc w:val="left"/>
-            </w:pPr>
-            <w:r>
-              <w:rPr>
-                <w:rFonts w:ascii="Arial" w:cs="Arial" w:eastAsia="Arial" w:hAnsi="Arial"/>
-                <w:b w:val="false"/>
-                <w:bCs w:val="false"/>
-                <w:i w:val="false"/>
-                <w:iCs w:val="false"/>
-                <w:color w:val="000000"/>
-                <w:sz w:val="18"/>
-                <w:szCs w:val="18"/>
-              </w:rPr>
-              <w:t xml:space="preserve">–  Comparison of prokaryotic and eukaryotic cells</w:t>
-            </w:r>
-          </w:p>
-          <w:p>
-            <w:pPr>
-              <w:spacing w:after="30" w:before="0"/>
-              <w:ind w:left="360" w:hanging="180"/>
-              <w:jc w:val="left"/>
-            </w:pPr>
-            <w:r>
-              <w:rPr>
-                <w:rFonts w:ascii="Arial" w:cs="Arial" w:eastAsia="Arial" w:hAnsi="Arial"/>
-                <w:b w:val="false"/>
-                <w:bCs w:val="false"/>
-                <w:i w:val="false"/>
-                <w:iCs w:val="false"/>
-                <w:color w:val="000000"/>
-                <w:sz w:val="18"/>
-                <w:szCs w:val="18"/>
-              </w:rPr>
-              <w:t xml:space="preserve">–  Cell specialisation: meaning and significance</w:t>
-            </w:r>
-          </w:p>
-          <w:p>
-            <w:pPr>
-              <w:spacing w:after="30" w:before="0"/>
-              <w:ind w:left="360" w:hanging="180"/>
-              <w:jc w:val="left"/>
-            </w:pPr>
-            <w:r>
-              <w:rPr>
-                <w:rFonts w:ascii="Arial" w:cs="Arial" w:eastAsia="Arial" w:hAnsi="Arial"/>
-                <w:b w:val="false"/>
-                <w:bCs w:val="false"/>
-                <w:i w:val="false"/>
-                <w:iCs w:val="false"/>
-                <w:color w:val="000000"/>
-                <w:sz w:val="18"/>
-                <w:szCs w:val="18"/>
-              </w:rPr>
-              <w:t xml:space="preserve">–  Specialised animal cells (red blood cells, white blood cells, sperm cells, egg cells, nerve cells, muscle cells, ciliated epithelial cells)</w:t>
-            </w:r>
-          </w:p>
-          <w:p>
-            <w:pPr>
-              <w:spacing w:after="30" w:before="0"/>
-              <w:ind w:left="360" w:hanging="180"/>
-              <w:jc w:val="left"/>
-            </w:pPr>
-            <w:r>
-              <w:rPr>
-                <w:rFonts w:ascii="Arial" w:cs="Arial" w:eastAsia="Arial" w:hAnsi="Arial"/>
-                <w:b w:val="false"/>
-                <w:bCs w:val="false"/>
-                <w:i w:val="false"/>
-                <w:iCs w:val="false"/>
-                <w:color w:val="000000"/>
-                <w:sz w:val="18"/>
-                <w:szCs w:val="18"/>
-              </w:rPr>
-              <w:t xml:space="preserve">–  Specialised plant cells (root hair cells, guard cells, xylem vessels, phloem sieve tubes, palisade mesophyll cells)</w:t>
-            </w:r>
-          </w:p>
-          <w:p>
-            <w:pPr>
-              <w:spacing w:after="30" w:before="0"/>
-              <w:ind w:left="360" w:hanging="180"/>
-              <w:jc w:val="left"/>
-            </w:pPr>
-            <w:r>
-              <w:rPr>
-                <w:rFonts w:ascii="Arial" w:cs="Arial" w:eastAsia="Arial" w:hAnsi="Arial"/>
-                <w:b w:val="false"/>
-                <w:bCs w:val="false"/>
-                <w:i w:val="false"/>
-                <w:iCs w:val="false"/>
-                <w:color w:val="000000"/>
-                <w:sz w:val="18"/>
-                <w:szCs w:val="18"/>
-              </w:rPr>
-              <w:t xml:space="preserve">–  Relationship between cell structure and function</w:t>
-            </w:r>
-          </w:p>
-          <w:p>
-            <w:pPr>
-              <w:spacing w:after="30" w:before="0"/>
-              <w:ind w:left="360" w:hanging="180"/>
-              <w:jc w:val="left"/>
-            </w:pPr>
-            <w:r>
-              <w:rPr>
-                <w:rFonts w:ascii="Arial" w:cs="Arial" w:eastAsia="Arial" w:hAnsi="Arial"/>
-                <w:b w:val="false"/>
-                <w:bCs w:val="false"/>
-                <w:i w:val="false"/>
-                <w:iCs w:val="false"/>
-                <w:color w:val="000000"/>
-                <w:sz w:val="18"/>
-                <w:szCs w:val="18"/>
-              </w:rPr>
-              <w:t xml:space="preserve">–  Cell organisation: cells → tissues → organs → organ systems → organism</w:t>
-            </w:r>
-          </w:p>
-          <w:p>
-            <w:pPr>
-              <w:spacing w:after="30" w:before="0"/>
-              <w:ind w:left="360" w:hanging="180"/>
-              <w:jc w:val="left"/>
-            </w:pPr>
-            <w:r>
-              <w:rPr>
-                <w:rFonts w:ascii="Arial" w:cs="Arial" w:eastAsia="Arial" w:hAnsi="Arial"/>
-                <w:b w:val="false"/>
-                <w:bCs w:val="false"/>
-                <w:i w:val="false"/>
-                <w:iCs w:val="false"/>
-                <w:color w:val="000000"/>
-                <w:sz w:val="18"/>
-                <w:szCs w:val="18"/>
-              </w:rPr>
-              <w:t xml:space="preserve">–  Preparation and use of temporary slides to observe cell structure under a light microscope</w:t>
-            </w:r>
-          </w:p>
-        </w:tc>
-      </w:tr>
-      <w:tr>
-        <w:tc>
-          <w:tcPr>
-            <w:tcW w:type="dxa" w:w="3000"/>
-            <w:shd w:fill="D5E8F0" w:color="auto" w:val="clear"/>
-            <w:tcMar>
-              <w:top w:type="dxa" w:w="60"/>
-              <w:left w:type="dxa" w:w="120"/>
-              <w:bottom w:type="dxa" w:w="60"/>
-              <w:right w:type="dxa" w:w="120"/>
-            </w:tcMar>
-            <w:vAlign w:val="top"/>
-          </w:tcPr>
-          <w:p>
-            <w:pPr>
-              <w:spacing w:after="40" w:before="0"/>
-              <w:jc w:val="left"/>
-            </w:pPr>
-            <w:r>
-              <w:rPr>
-                <w:rFonts w:ascii="Arial" w:cs="Arial" w:eastAsia="Arial" w:hAnsi="Arial"/>
-                <w:b/>
-                <w:bCs/>
-                <w:i w:val="false"/>
-                <w:iCs w:val="false"/>
-                <w:color w:val="000000"/>
-                <w:sz w:val="18"/>
-                <w:szCs w:val="18"/>
-              </w:rPr>
-              <w:t xml:space="preserve">Learning Outcomes</w:t>
-            </w:r>
-          </w:p>
-        </w:tc>
-        <w:tc>
-          <w:tcPr>
-            <w:tcW w:type="dxa" w:w="10680"/>
-            <w:shd w:fill="FFFFFF" w:color="auto" w:val="clear"/>
-            <w:tcMar>
-              <w:top w:type="dxa" w:w="60"/>
-              <w:left w:type="dxa" w:w="120"/>
-              <w:bottom w:type="dxa" w:w="60"/>
-              <w:right w:type="dxa" w:w="120"/>
-            </w:tcMar>
-            <w:vAlign w:val="top"/>
-          </w:tcPr>
-          <w:p>
-            <w:pPr>
-              <w:spacing w:after="40" w:before="0"/>
-              <w:jc w:val="left"/>
-            </w:pPr>
-            <w:r>
-              <w:rPr>
-                <w:rFonts w:ascii="Arial" w:cs="Arial" w:eastAsia="Arial" w:hAnsi="Arial"/>
-                <w:b w:val="false"/>
-                <w:bCs w:val="false"/>
-                <w:i w:val="false"/>
-                <w:iCs w:val="false"/>
-                <w:color w:val="000000"/>
-                <w:sz w:val="18"/>
-                <w:szCs w:val="18"/>
-              </w:rPr>
-              <w:t xml:space="preserve">By the end of the sub-strand, the learner should be able to:</w:t>
-            </w:r>
-          </w:p>
-          <w:p>
-            <w:pPr>
-              <w:spacing w:after="40" w:before="0"/>
-              <w:jc w:val="left"/>
-            </w:pPr>
-            <w:r>
-              <w:rPr>
-                <w:rFonts w:ascii="Arial" w:cs="Arial" w:eastAsia="Arial" w:hAnsi="Arial"/>
-                <w:b w:val="false"/>
-                <w:bCs w:val="false"/>
-                <w:i w:val="false"/>
-                <w:iCs w:val="false"/>
-                <w:color w:val="000000"/>
-                <w:sz w:val="18"/>
-                <w:szCs w:val="18"/>
-              </w:rPr>
-              <w:t xml:space="preserve">a) describe the structure of prokaryotic and eukaryotic cells,</w:t>
-            </w:r>
-          </w:p>
-          <w:p>
-            <w:pPr>
-              <w:spacing w:after="40" w:before="0"/>
-              <w:jc w:val="left"/>
-            </w:pPr>
-            <w:r>
-              <w:rPr>
-                <w:rFonts w:ascii="Arial" w:cs="Arial" w:eastAsia="Arial" w:hAnsi="Arial"/>
-                <w:b w:val="false"/>
-                <w:bCs w:val="false"/>
-                <w:i w:val="false"/>
-                <w:iCs w:val="false"/>
-                <w:color w:val="000000"/>
-                <w:sz w:val="18"/>
-                <w:szCs w:val="18"/>
-              </w:rPr>
-              <w:t xml:space="preserve">b) distinguish between plant and animal cells based on their structures,</w:t>
-            </w:r>
-          </w:p>
-          <w:p>
-            <w:pPr>
-              <w:spacing w:after="40" w:before="0"/>
-              <w:jc w:val="left"/>
-            </w:pPr>
-            <w:r>
-              <w:rPr>
-                <w:rFonts w:ascii="Arial" w:cs="Arial" w:eastAsia="Arial" w:hAnsi="Arial"/>
-                <w:b w:val="false"/>
-                <w:bCs w:val="false"/>
-                <w:i w:val="false"/>
-                <w:iCs w:val="false"/>
-                <w:color w:val="000000"/>
-                <w:sz w:val="18"/>
-                <w:szCs w:val="18"/>
-              </w:rPr>
-              <w:t xml:space="preserve">c) explain the relationship between the structure and function of specialised cells,</w:t>
-            </w:r>
-          </w:p>
-          <w:p>
-            <w:pPr>
-              <w:spacing w:after="40" w:before="0"/>
-              <w:jc w:val="left"/>
-            </w:pPr>
-            <w:r>
-              <w:rPr>
-                <w:rFonts w:ascii="Arial" w:cs="Arial" w:eastAsia="Arial" w:hAnsi="Arial"/>
-                <w:b w:val="false"/>
-                <w:bCs w:val="false"/>
-                <w:i w:val="false"/>
-                <w:iCs w:val="false"/>
-                <w:color w:val="000000"/>
-                <w:sz w:val="18"/>
-                <w:szCs w:val="18"/>
-              </w:rPr>
-              <w:t xml:space="preserve">d) prepare temporary slides and observe cell structures using a light microscope,</w:t>
-            </w:r>
-          </w:p>
-          <w:p>
-            <w:pPr>
-              <w:spacing w:after="40" w:before="0"/>
-              <w:jc w:val="left"/>
-            </w:pPr>
-            <w:r>
-              <w:rPr>
-                <w:rFonts w:ascii="Arial" w:cs="Arial" w:eastAsia="Arial" w:hAnsi="Arial"/>
-                <w:b w:val="false"/>
-                <w:bCs w:val="false"/>
-                <w:i w:val="false"/>
-                <w:iCs w:val="false"/>
-                <w:color w:val="000000"/>
-                <w:sz w:val="18"/>
-                <w:szCs w:val="18"/>
-              </w:rPr>
-              <w:t xml:space="preserve">e) appreciate the importance of cell specialisation in the functioning of living organisms.</w:t>
-            </w:r>
-          </w:p>
-        </w:tc>
-      </w:tr>
-      <w:tr>
-        <w:tc>
-          <w:tcPr>
-            <w:tcW w:type="dxa" w:w="3000"/>
-            <w:shd w:fill="D5E8F0" w:color="auto" w:val="clear"/>
-            <w:tcMar>
-              <w:top w:type="dxa" w:w="60"/>
-              <w:left w:type="dxa" w:w="120"/>
-              <w:bottom w:type="dxa" w:w="60"/>
-              <w:right w:type="dxa" w:w="120"/>
-            </w:tcMar>
-            <w:vAlign w:val="top"/>
-          </w:tcPr>
-          <w:p>
-            <w:pPr>
-              <w:spacing w:after="40" w:before="0"/>
-              <w:jc w:val="left"/>
-            </w:pPr>
-            <w:r>
-              <w:rPr>
-                <w:rFonts w:ascii="Arial" w:cs="Arial" w:eastAsia="Arial" w:hAnsi="Arial"/>
-                <w:b/>
-                <w:bCs/>
-                <w:i w:val="false"/>
-                <w:iCs w:val="false"/>
-                <w:color w:val="000000"/>
-                <w:sz w:val="18"/>
-                <w:szCs w:val="18"/>
-              </w:rPr>
-              <w:t xml:space="preserve">Core Competencies</w:t>
-            </w:r>
-          </w:p>
-        </w:tc>
-        <w:tc>
-          <w:tcPr>
-            <w:tcW w:type="dxa" w:w="10680"/>
-            <w:shd w:fill="FFFFFF" w:color="auto" w:val="clear"/>
-            <w:tcMar>
-              <w:top w:type="dxa" w:w="60"/>
-              <w:left w:type="dxa" w:w="120"/>
-              <w:bottom w:type="dxa" w:w="60"/>
-              <w:right w:type="dxa" w:w="120"/>
-            </w:tcMar>
-            <w:vAlign w:val="top"/>
-          </w:tcPr>
-          <w:p>
-            <w:pPr>
-              <w:spacing w:after="30" w:before="0"/>
-              <w:ind w:left="360" w:hanging="180"/>
-              <w:jc w:val="left"/>
-            </w:pPr>
-            <w:r>
-              <w:rPr>
-                <w:rFonts w:ascii="Arial" w:cs="Arial" w:eastAsia="Arial" w:hAnsi="Arial"/>
-                <w:b w:val="false"/>
-                <w:bCs w:val="false"/>
-                <w:i w:val="false"/>
-                <w:iCs w:val="false"/>
-                <w:color w:val="000000"/>
-                <w:sz w:val="18"/>
-                <w:szCs w:val="18"/>
-              </w:rPr>
-              <w:t xml:space="preserve">–  Communication and Collaboration: The learner works in groups to prepare temporary slides, share microscope observations, and present comparisons of cell types to peers using labelled diagrams and discussion.</w:t>
-            </w:r>
-          </w:p>
-          <w:p>
-            <w:pPr>
-              <w:spacing w:after="30" w:before="0"/>
-              <w:ind w:left="360" w:hanging="180"/>
-              <w:jc w:val="left"/>
-            </w:pPr>
-            <w:r>
-              <w:rPr>
-                <w:rFonts w:ascii="Arial" w:cs="Arial" w:eastAsia="Arial" w:hAnsi="Arial"/>
-                <w:b w:val="false"/>
-                <w:bCs w:val="false"/>
-                <w:i w:val="false"/>
-                <w:iCs w:val="false"/>
-                <w:color w:val="000000"/>
-                <w:sz w:val="18"/>
-                <w:szCs w:val="18"/>
-              </w:rPr>
-              <w:t xml:space="preserve">–  Critical Thinking and Problem Solving: The learner analyses the structural features of specialised cells and constructs logical arguments linking organelle structure to cell function, e.g. why a red blood cell lacks a nucleus.</w:t>
-            </w:r>
-          </w:p>
-          <w:p>
-            <w:pPr>
-              <w:spacing w:after="30" w:before="0"/>
-              <w:ind w:left="360" w:hanging="180"/>
-              <w:jc w:val="left"/>
-            </w:pPr>
-            <w:r>
-              <w:rPr>
-                <w:rFonts w:ascii="Arial" w:cs="Arial" w:eastAsia="Arial" w:hAnsi="Arial"/>
-                <w:b w:val="false"/>
-                <w:bCs w:val="false"/>
-                <w:i w:val="false"/>
-                <w:iCs w:val="false"/>
-                <w:color w:val="000000"/>
-                <w:sz w:val="18"/>
-                <w:szCs w:val="18"/>
-              </w:rPr>
-              <w:t xml:space="preserve">–  Imagination and Creativity: The learner creates annotated models or diagrams of plant and animal cells using locally available materials (e.g. clay, fruit, bottle caps) to represent organelles and their functions.</w:t>
-            </w:r>
-          </w:p>
-          <w:p>
-            <w:pPr>
-              <w:spacing w:after="30" w:before="0"/>
-              <w:ind w:left="360" w:hanging="180"/>
-              <w:jc w:val="left"/>
-            </w:pPr>
-            <w:r>
-              <w:rPr>
-                <w:rFonts w:ascii="Arial" w:cs="Arial" w:eastAsia="Arial" w:hAnsi="Arial"/>
-                <w:b w:val="false"/>
-                <w:bCs w:val="false"/>
-                <w:i w:val="false"/>
-                <w:iCs w:val="false"/>
-                <w:color w:val="000000"/>
-                <w:sz w:val="18"/>
-                <w:szCs w:val="18"/>
-              </w:rPr>
-              <w:t xml:space="preserve">–  Self-efficacy: The learner develops confidence in laboratory skills by independently preparing and observing temporary slides of onion epidermal cells and cheek cells, and recording accurate observations.</w:t>
-            </w:r>
-          </w:p>
-        </w:tc>
-      </w:tr>
-      <w:tr>
-        <w:tc>
-          <w:tcPr>
-            <w:tcW w:type="dxa" w:w="3000"/>
-            <w:shd w:fill="E2EFDA" w:color="auto" w:val="clear"/>
-            <w:tcMar>
-              <w:top w:type="dxa" w:w="60"/>
-              <w:left w:type="dxa" w:w="120"/>
-              <w:bottom w:type="dxa" w:w="60"/>
-              <w:right w:type="dxa" w:w="120"/>
-            </w:tcMar>
-            <w:vAlign w:val="top"/>
-          </w:tcPr>
-          <w:p>
-            <w:pPr>
-              <w:spacing w:after="40" w:before="0"/>
-              <w:jc w:val="left"/>
-            </w:pPr>
-            <w:r>
-              <w:rPr>
-                <w:rFonts w:ascii="Arial" w:cs="Arial" w:eastAsia="Arial" w:hAnsi="Arial"/>
-                <w:b/>
-                <w:bCs/>
-                <w:i w:val="false"/>
-                <w:iCs w:val="false"/>
-                <w:color w:val="000000"/>
-                <w:sz w:val="18"/>
-                <w:szCs w:val="18"/>
-              </w:rPr>
-              <w:t xml:space="preserve">Core Values</w:t>
-            </w:r>
-          </w:p>
-        </w:tc>
-        <w:tc>
-          <w:tcPr>
-            <w:tcW w:type="dxa" w:w="10680"/>
-            <w:shd w:fill="FFFFFF" w:color="auto" w:val="clear"/>
-            <w:tcMar>
-              <w:top w:type="dxa" w:w="60"/>
-              <w:left w:type="dxa" w:w="120"/>
-              <w:bottom w:type="dxa" w:w="60"/>
-              <w:right w:type="dxa" w:w="120"/>
-            </w:tcMar>
-            <w:vAlign w:val="top"/>
-          </w:tcPr>
-          <w:p>
-            <w:pPr>
-              <w:spacing w:after="30" w:before="0"/>
-              <w:ind w:left="360" w:hanging="180"/>
-              <w:jc w:val="left"/>
-            </w:pPr>
-            <w:r>
-              <w:rPr>
-                <w:rFonts w:ascii="Arial" w:cs="Arial" w:eastAsia="Arial" w:hAnsi="Arial"/>
-                <w:b w:val="false"/>
-                <w:bCs w:val="false"/>
-                <w:i w:val="false"/>
-                <w:iCs w:val="false"/>
-                <w:color w:val="000000"/>
-                <w:sz w:val="18"/>
-                <w:szCs w:val="18"/>
-              </w:rPr>
-              <w:t xml:space="preserve">–  Responsibility: The learner handles microscopes and laboratory materials with care, and clears and cleans the workspace after practical activities.</w:t>
-            </w:r>
-          </w:p>
-          <w:p>
-            <w:pPr>
-              <w:spacing w:after="30" w:before="0"/>
-              <w:ind w:left="360" w:hanging="180"/>
-              <w:jc w:val="left"/>
-            </w:pPr>
-            <w:r>
-              <w:rPr>
-                <w:rFonts w:ascii="Arial" w:cs="Arial" w:eastAsia="Arial" w:hAnsi="Arial"/>
-                <w:b w:val="false"/>
-                <w:bCs w:val="false"/>
-                <w:i w:val="false"/>
-                <w:iCs w:val="false"/>
-                <w:color w:val="000000"/>
-                <w:sz w:val="18"/>
-                <w:szCs w:val="18"/>
-              </w:rPr>
-              <w:t xml:space="preserve">–  Respect: The learner appreciates diverse contributions from group members during collaborative model-building and peer presentations on cell structure.</w:t>
-            </w:r>
-          </w:p>
-          <w:p>
-            <w:pPr>
-              <w:spacing w:after="30" w:before="0"/>
-              <w:ind w:left="360" w:hanging="180"/>
-              <w:jc w:val="left"/>
-            </w:pPr>
-            <w:r>
-              <w:rPr>
-                <w:rFonts w:ascii="Arial" w:cs="Arial" w:eastAsia="Arial" w:hAnsi="Arial"/>
-                <w:b w:val="false"/>
-                <w:bCs w:val="false"/>
-                <w:i w:val="false"/>
-                <w:iCs w:val="false"/>
-                <w:color w:val="000000"/>
-                <w:sz w:val="18"/>
-                <w:szCs w:val="18"/>
-              </w:rPr>
-              <w:t xml:space="preserve">–  Unity: The learner works harmoniously with peers from different backgrounds during group practicals, recognising that diverse perspectives strengthen sensemaking about cell organisation.</w:t>
-            </w:r>
-          </w:p>
-          <w:p>
-            <w:pPr>
-              <w:spacing w:after="30" w:before="0"/>
-              <w:ind w:left="360" w:hanging="180"/>
-              <w:jc w:val="left"/>
-            </w:pPr>
-            <w:r>
-              <w:rPr>
-                <w:rFonts w:ascii="Arial" w:cs="Arial" w:eastAsia="Arial" w:hAnsi="Arial"/>
-                <w:b w:val="false"/>
-                <w:bCs w:val="false"/>
-                <w:i w:val="false"/>
-                <w:iCs w:val="false"/>
-                <w:color w:val="000000"/>
-                <w:sz w:val="18"/>
-                <w:szCs w:val="18"/>
-              </w:rPr>
-              <w:t xml:space="preserve">–  Social Justice: The learner acknowledges that all body cells, though structurally different, contribute equally to the survival of the organism — drawing a parallel to the equal value of all individuals in society.</w:t>
-            </w:r>
-          </w:p>
-        </w:tc>
-      </w:tr>
-      <w:tr>
-        <w:tc>
-          <w:tcPr>
-            <w:tcW w:type="dxa" w:w="3000"/>
-            <w:shd w:fill="D5E8F0" w:color="auto" w:val="clear"/>
-            <w:tcMar>
-              <w:top w:type="dxa" w:w="60"/>
-              <w:left w:type="dxa" w:w="120"/>
-              <w:bottom w:type="dxa" w:w="60"/>
-              <w:right w:type="dxa" w:w="120"/>
-            </w:tcMar>
-            <w:vAlign w:val="top"/>
-          </w:tcPr>
-          <w:p>
-            <w:pPr>
-              <w:spacing w:after="40" w:before="0"/>
-              <w:jc w:val="left"/>
-            </w:pPr>
-            <w:r>
-              <w:rPr>
-                <w:rFonts w:ascii="Arial" w:cs="Arial" w:eastAsia="Arial" w:hAnsi="Arial"/>
-                <w:b/>
-                <w:bCs/>
-                <w:i w:val="false"/>
-                <w:iCs w:val="false"/>
-                <w:color w:val="000000"/>
-                <w:sz w:val="18"/>
-                <w:szCs w:val="18"/>
-              </w:rPr>
-              <w:t xml:space="preserve">Science &amp; Engineering Practices</w:t>
-            </w:r>
-          </w:p>
-        </w:tc>
-        <w:tc>
-          <w:tcPr>
-            <w:tcW w:type="dxa" w:w="10680"/>
-            <w:shd w:fill="FFFFFF" w:color="auto" w:val="clear"/>
-            <w:tcMar>
-              <w:top w:type="dxa" w:w="60"/>
-              <w:left w:type="dxa" w:w="120"/>
-              <w:bottom w:type="dxa" w:w="60"/>
-              <w:right w:type="dxa" w:w="120"/>
-            </w:tcMar>
-            <w:vAlign w:val="top"/>
-          </w:tcPr>
-          <w:p>
-            <w:pPr>
-              <w:spacing w:after="30" w:before="0"/>
-              <w:ind w:left="360" w:hanging="180"/>
-              <w:jc w:val="left"/>
-            </w:pPr>
-            <w:r>
-              <w:rPr>
-                <w:rFonts w:ascii="Arial" w:cs="Arial" w:eastAsia="Arial" w:hAnsi="Arial"/>
-                <w:b w:val="false"/>
-                <w:bCs w:val="false"/>
-                <w:i w:val="false"/>
-                <w:iCs w:val="false"/>
-                <w:color w:val="000000"/>
-                <w:sz w:val="18"/>
-                <w:szCs w:val="18"/>
-              </w:rPr>
-              <w:t xml:space="preserve">–  Developing and Using Models (SEP 2): The learner constructs and progressively revises a 2D or 3D model of a generalised cell, adding organelles as new learning accumulates across lessons, and uses the model to explain the anchoring phenomenon of wound healing.</w:t>
-            </w:r>
-          </w:p>
-          <w:p>
-            <w:pPr>
-              <w:spacing w:after="30" w:before="0"/>
-              <w:ind w:left="360" w:hanging="180"/>
-              <w:jc w:val="left"/>
-            </w:pPr>
-            <w:r>
-              <w:rPr>
-                <w:rFonts w:ascii="Arial" w:cs="Arial" w:eastAsia="Arial" w:hAnsi="Arial"/>
-                <w:b w:val="false"/>
-                <w:bCs w:val="false"/>
-                <w:i w:val="false"/>
-                <w:iCs w:val="false"/>
-                <w:color w:val="000000"/>
-                <w:sz w:val="18"/>
-                <w:szCs w:val="18"/>
-              </w:rPr>
-              <w:t xml:space="preserve">–  Planning and Carrying Out Investigations (SEP 3): The learner plans and conducts a microscopy practical to prepare temporary slides of onion epidermal cells and human cheek cells, recording observations systematically with labelled drawings.</w:t>
-            </w:r>
-          </w:p>
-          <w:p>
-            <w:pPr>
-              <w:spacing w:after="30" w:before="0"/>
-              <w:ind w:left="360" w:hanging="180"/>
-              <w:jc w:val="left"/>
-            </w:pPr>
-            <w:r>
-              <w:rPr>
-                <w:rFonts w:ascii="Arial" w:cs="Arial" w:eastAsia="Arial" w:hAnsi="Arial"/>
-                <w:b w:val="false"/>
-                <w:bCs w:val="false"/>
-                <w:i w:val="false"/>
-                <w:iCs w:val="false"/>
-                <w:color w:val="000000"/>
-                <w:sz w:val="18"/>
-                <w:szCs w:val="18"/>
-              </w:rPr>
-              <w:t xml:space="preserve">–  Analysing and Interpreting Data (SEP 4): The learner analyses microscope images and diagrams to compare structural features of prokaryotic vs. eukaryotic cells and plant vs. animal cells, identifying patterns and anomalies.</w:t>
-            </w:r>
-          </w:p>
-          <w:p>
-            <w:pPr>
-              <w:spacing w:after="30" w:before="0"/>
-              <w:ind w:left="360" w:hanging="180"/>
-              <w:jc w:val="left"/>
-            </w:pPr>
-            <w:r>
-              <w:rPr>
-                <w:rFonts w:ascii="Arial" w:cs="Arial" w:eastAsia="Arial" w:hAnsi="Arial"/>
-                <w:b w:val="false"/>
-                <w:bCs w:val="false"/>
-                <w:i w:val="false"/>
-                <w:iCs w:val="false"/>
-                <w:color w:val="000000"/>
-                <w:sz w:val="18"/>
-                <w:szCs w:val="18"/>
-              </w:rPr>
-              <w:t xml:space="preserve">–  Constructing Explanations (SEP 6): The learner constructs written and oral explanations linking the specialised structure of cells (e.g. biconcave disc shape of red blood cells, long axon of nerve cells) to their specific functions in the context of wound healing.</w:t>
-            </w:r>
-          </w:p>
-          <w:p>
-            <w:pPr>
-              <w:spacing w:after="30" w:before="0"/>
-              <w:ind w:left="360" w:hanging="180"/>
-              <w:jc w:val="left"/>
-            </w:pPr>
-            <w:r>
-              <w:rPr>
-                <w:rFonts w:ascii="Arial" w:cs="Arial" w:eastAsia="Arial" w:hAnsi="Arial"/>
-                <w:b w:val="false"/>
-                <w:bCs w:val="false"/>
-                <w:i w:val="false"/>
-                <w:iCs w:val="false"/>
-                <w:color w:val="000000"/>
-                <w:sz w:val="18"/>
-                <w:szCs w:val="18"/>
-              </w:rPr>
-              <w:t xml:space="preserve">–  Obtaining, Evaluating, and Communicating Information (SEP 8): The learner researches and critically evaluates information from textbooks, print media, and (where available) internet sources about cell structure, then communicates findings through labelled diagrams, presentations, and Driving Question Board updates.</w:t>
-            </w:r>
-          </w:p>
-        </w:tc>
-      </w:tr>
-      <w:tr>
-        <w:tc>
-          <w:tcPr>
-            <w:tcW w:type="dxa" w:w="3000"/>
-            <w:shd w:fill="FCE4D6" w:color="auto" w:val="clear"/>
-            <w:tcMar>
-              <w:top w:type="dxa" w:w="60"/>
-              <w:left w:type="dxa" w:w="120"/>
-              <w:bottom w:type="dxa" w:w="60"/>
-              <w:right w:type="dxa" w:w="120"/>
-            </w:tcMar>
-            <w:vAlign w:val="top"/>
-          </w:tcPr>
-          <w:p>
-            <w:pPr>
-              <w:spacing w:after="40" w:before="0"/>
-              <w:jc w:val="left"/>
-            </w:pPr>
-            <w:r>
-              <w:rPr>
-                <w:rFonts w:ascii="Arial" w:cs="Arial" w:eastAsia="Arial" w:hAnsi="Arial"/>
-                <w:b/>
-                <w:bCs/>
-                <w:i w:val="false"/>
-                <w:iCs w:val="false"/>
-                <w:color w:val="000000"/>
-                <w:sz w:val="18"/>
-                <w:szCs w:val="18"/>
-              </w:rPr>
-              <w:t xml:space="preserve">Pertinent &amp; Contemporary Issues (PCIs)</w:t>
-            </w:r>
-          </w:p>
-        </w:tc>
-        <w:tc>
-          <w:tcPr>
-            <w:tcW w:type="dxa" w:w="10680"/>
-            <w:shd w:fill="FFFFFF" w:color="auto" w:val="clear"/>
-            <w:tcMar>
-              <w:top w:type="dxa" w:w="60"/>
-              <w:left w:type="dxa" w:w="120"/>
-              <w:bottom w:type="dxa" w:w="60"/>
-              <w:right w:type="dxa" w:w="120"/>
-            </w:tcMar>
-            <w:vAlign w:val="top"/>
-          </w:tcPr>
-          <w:p>
-            <w:pPr>
-              <w:spacing w:after="30" w:before="0"/>
-              <w:ind w:left="360" w:hanging="180"/>
-              <w:jc w:val="left"/>
-            </w:pPr>
-            <w:r>
-              <w:rPr>
-                <w:rFonts w:ascii="Arial" w:cs="Arial" w:eastAsia="Arial" w:hAnsi="Arial"/>
-                <w:b w:val="false"/>
-                <w:bCs w:val="false"/>
-                <w:i w:val="false"/>
-                <w:iCs w:val="false"/>
-                <w:color w:val="000000"/>
-                <w:sz w:val="18"/>
-                <w:szCs w:val="18"/>
-              </w:rPr>
-              <w:t xml:space="preserve">–  Health Education: The learner connects cell specialisation to human health by exploring how specific cells (white blood cells, platelets, skin cells) coordinate during wound healing and immune response — relating this to hygiene practices and first-aid awareness relevant to Kenyan households and schools.</w:t>
-            </w:r>
-          </w:p>
-          <w:p>
-            <w:pPr>
-              <w:spacing w:after="30" w:before="0"/>
-              <w:ind w:left="360" w:hanging="180"/>
-              <w:jc w:val="left"/>
-            </w:pPr>
-            <w:r>
-              <w:rPr>
-                <w:rFonts w:ascii="Arial" w:cs="Arial" w:eastAsia="Arial" w:hAnsi="Arial"/>
-                <w:b w:val="false"/>
-                <w:bCs w:val="false"/>
-                <w:i w:val="false"/>
-                <w:iCs w:val="false"/>
-                <w:color w:val="000000"/>
-                <w:sz w:val="18"/>
-                <w:szCs w:val="18"/>
-              </w:rPr>
-              <w:t xml:space="preserve">–  Environmental Conservation: The learner uses locally and sustainably sourced materials (onion skins from Wakulima Market, cheek swabs, leaf sections from school gardens) for microscopy practicals, minimising waste and appreciating the value of local biological resources.</w:t>
-            </w:r>
-          </w:p>
-          <w:p>
-            <w:pPr>
-              <w:spacing w:after="30" w:before="0"/>
-              <w:ind w:left="360" w:hanging="180"/>
-              <w:jc w:val="left"/>
-            </w:pPr>
-            <w:r>
-              <w:rPr>
-                <w:rFonts w:ascii="Arial" w:cs="Arial" w:eastAsia="Arial" w:hAnsi="Arial"/>
-                <w:b w:val="false"/>
-                <w:bCs w:val="false"/>
-                <w:i w:val="false"/>
-                <w:iCs w:val="false"/>
-                <w:color w:val="000000"/>
-                <w:sz w:val="18"/>
-                <w:szCs w:val="18"/>
-              </w:rPr>
-              <w:t xml:space="preserve">–  Safety and Security: The learner observes proper laboratory safety protocols when handling glass slides, coverslips, iodine stain, and methylene blue during cell preparation practicals.</w:t>
-            </w:r>
-          </w:p>
-          <w:p>
-            <w:pPr>
-              <w:spacing w:after="30" w:before="0"/>
-              <w:ind w:left="360" w:hanging="180"/>
-              <w:jc w:val="left"/>
-            </w:pPr>
-            <w:r>
-              <w:rPr>
-                <w:rFonts w:ascii="Arial" w:cs="Arial" w:eastAsia="Arial" w:hAnsi="Arial"/>
-                <w:b w:val="false"/>
-                <w:bCs w:val="false"/>
-                <w:i w:val="false"/>
-                <w:iCs w:val="false"/>
-                <w:color w:val="000000"/>
-                <w:sz w:val="18"/>
-                <w:szCs w:val="18"/>
-              </w:rPr>
-              <w:t xml:space="preserve">–  Life Skills Education: The learner reflects on the concept of specialisation and interdependence of cells as a metaphor for teamwork and individual roles within families, schools, and communities in Kenya.</w:t>
-            </w:r>
-          </w:p>
-        </w:tc>
-      </w:tr>
-      <w:tr>
-        <w:tc>
-          <w:tcPr>
-            <w:tcW w:type="dxa" w:w="3000"/>
-            <w:shd w:fill="D9EEF1" w:color="auto" w:val="clear"/>
-            <w:tcMar>
-              <w:top w:type="dxa" w:w="60"/>
-              <w:left w:type="dxa" w:w="120"/>
-              <w:bottom w:type="dxa" w:w="60"/>
-              <w:right w:type="dxa" w:w="120"/>
-            </w:tcMar>
-            <w:vAlign w:val="top"/>
-          </w:tcPr>
-          <w:p>
-            <w:pPr>
-              <w:spacing w:after="40" w:before="0"/>
-              <w:jc w:val="left"/>
-            </w:pPr>
-            <w:r>
-              <w:rPr>
-                <w:rFonts w:ascii="Arial" w:cs="Arial" w:eastAsia="Arial" w:hAnsi="Arial"/>
-                <w:b/>
-                <w:bCs/>
-                <w:i w:val="false"/>
-                <w:iCs w:val="false"/>
-                <w:color w:val="000000"/>
-                <w:sz w:val="18"/>
-                <w:szCs w:val="18"/>
-              </w:rPr>
-              <w:t xml:space="preserve">Career Connections</w:t>
-            </w:r>
-          </w:p>
-        </w:tc>
-        <w:tc>
-          <w:tcPr>
-            <w:tcW w:type="dxa" w:w="10680"/>
-            <w:shd w:fill="FFFFFF" w:color="auto" w:val="clear"/>
-            <w:tcMar>
-              <w:top w:type="dxa" w:w="60"/>
-              <w:left w:type="dxa" w:w="120"/>
-              <w:bottom w:type="dxa" w:w="60"/>
-              <w:right w:type="dxa" w:w="120"/>
-            </w:tcMar>
-            <w:vAlign w:val="top"/>
-          </w:tcPr>
-          <w:p>
-            <w:pPr>
-              <w:spacing w:after="30" w:before="0"/>
-              <w:ind w:left="360" w:hanging="180"/>
-              <w:jc w:val="left"/>
-            </w:pPr>
-            <w:r>
-              <w:rPr>
-                <w:rFonts w:ascii="Arial" w:cs="Arial" w:eastAsia="Arial" w:hAnsi="Arial"/>
-                <w:b w:val="false"/>
-                <w:bCs w:val="false"/>
-                <w:i w:val="false"/>
-                <w:iCs w:val="false"/>
-                <w:color w:val="000000"/>
-                <w:sz w:val="18"/>
-                <w:szCs w:val="18"/>
-              </w:rPr>
-              <w:t xml:space="preserve">–  Medicine and Surgery: Understanding cell structure and specialisation is foundational for learners pursuing medicine, nursing, or surgery at institutions such as the University of Nairobi School of Medicine or Kenyatta National Hospital.</w:t>
-            </w:r>
-          </w:p>
-          <w:p>
-            <w:pPr>
-              <w:spacing w:after="30" w:before="0"/>
-              <w:ind w:left="360" w:hanging="180"/>
-              <w:jc w:val="left"/>
-            </w:pPr>
-            <w:r>
-              <w:rPr>
-                <w:rFonts w:ascii="Arial" w:cs="Arial" w:eastAsia="Arial" w:hAnsi="Arial"/>
-                <w:b w:val="false"/>
-                <w:bCs w:val="false"/>
-                <w:i w:val="false"/>
-                <w:iCs w:val="false"/>
-                <w:color w:val="000000"/>
-                <w:sz w:val="18"/>
-                <w:szCs w:val="18"/>
-              </w:rPr>
-              <w:t xml:space="preserve">–  Biomedical Laboratory Science: Learners who study cell morphology and microscopy skills are prepared for careers as medical laboratory technologists who examine blood cells and tissue samples.</w:t>
-            </w:r>
-          </w:p>
-          <w:p>
-            <w:pPr>
-              <w:spacing w:after="30" w:before="0"/>
-              <w:ind w:left="360" w:hanging="180"/>
-              <w:jc w:val="left"/>
-            </w:pPr>
-            <w:r>
-              <w:rPr>
-                <w:rFonts w:ascii="Arial" w:cs="Arial" w:eastAsia="Arial" w:hAnsi="Arial"/>
-                <w:b w:val="false"/>
-                <w:bCs w:val="false"/>
-                <w:i w:val="false"/>
-                <w:iCs w:val="false"/>
-                <w:color w:val="000000"/>
-                <w:sz w:val="18"/>
-                <w:szCs w:val="18"/>
-              </w:rPr>
-              <w:t xml:space="preserve">–  Biotechnology and Genetic Engineering: Knowledge of eukaryotic cell ultrastructure underpins careers in Kenya's growing biotechnology sector, including work at KEMRI (Kenya Medical Research Institute) and KARI (Kenya Agricultural Research Institute).</w:t>
-            </w:r>
-          </w:p>
-          <w:p>
-            <w:pPr>
-              <w:spacing w:after="30" w:before="0"/>
-              <w:ind w:left="360" w:hanging="180"/>
-              <w:jc w:val="left"/>
-            </w:pPr>
-            <w:r>
-              <w:rPr>
-                <w:rFonts w:ascii="Arial" w:cs="Arial" w:eastAsia="Arial" w:hAnsi="Arial"/>
-                <w:b w:val="false"/>
-                <w:bCs w:val="false"/>
-                <w:i w:val="false"/>
-                <w:iCs w:val="false"/>
-                <w:color w:val="000000"/>
-                <w:sz w:val="18"/>
-                <w:szCs w:val="18"/>
-              </w:rPr>
-              <w:t xml:space="preserve">–  Teaching and Education: Learners may pursue careers as Biology teachers or university lecturers, transmitting cell biology knowledge in Kenyan secondary schools and tertiary institutions.</w:t>
-            </w:r>
-          </w:p>
-          <w:p>
-            <w:pPr>
-              <w:spacing w:after="30" w:before="0"/>
-              <w:ind w:left="360" w:hanging="180"/>
-              <w:jc w:val="left"/>
-            </w:pPr>
-            <w:r>
-              <w:rPr>
-                <w:rFonts w:ascii="Arial" w:cs="Arial" w:eastAsia="Arial" w:hAnsi="Arial"/>
-                <w:b w:val="false"/>
-                <w:bCs w:val="false"/>
-                <w:i w:val="false"/>
-                <w:iCs w:val="false"/>
-                <w:color w:val="000000"/>
-                <w:sz w:val="18"/>
-                <w:szCs w:val="18"/>
-              </w:rPr>
-              <w:t xml:space="preserve">–  Agriculture and Agronomy: Understanding plant cell structure (guard cells, xylem, phloem) supports careers in crop science, horticulture, and plant breeding — critical for food security in Kenya's agricultural economy.</w:t>
-            </w:r>
-          </w:p>
-          <w:p>
-            <w:pPr>
-              <w:spacing w:after="30" w:before="0"/>
-              <w:ind w:left="360" w:hanging="180"/>
-              <w:jc w:val="left"/>
-            </w:pPr>
-            <w:r>
-              <w:rPr>
-                <w:rFonts w:ascii="Arial" w:cs="Arial" w:eastAsia="Arial" w:hAnsi="Arial"/>
-                <w:b w:val="false"/>
-                <w:bCs w:val="false"/>
-                <w:i w:val="false"/>
-                <w:iCs w:val="false"/>
-                <w:color w:val="000000"/>
-                <w:sz w:val="18"/>
-                <w:szCs w:val="18"/>
-              </w:rPr>
-              <w:t xml:space="preserve">–  Environmental Science: Knowledge of cell biology supports careers in ecology, conservation biology, and wildlife research relevant to Kenya's national parks and biodiversity hotspots.</w:t>
-            </w:r>
-          </w:p>
-        </w:tc>
-      </w:tr>
-      <w:tr>
-        <w:tc>
-          <w:tcPr>
-            <w:tcW w:type="dxa" w:w="3000"/>
-            <w:shd w:fill="D5E8F0" w:color="auto" w:val="clear"/>
-            <w:tcMar>
-              <w:top w:type="dxa" w:w="60"/>
-              <w:left w:type="dxa" w:w="120"/>
-              <w:bottom w:type="dxa" w:w="60"/>
-              <w:right w:type="dxa" w:w="120"/>
-            </w:tcMar>
-            <w:vAlign w:val="top"/>
-          </w:tcPr>
-          <w:p>
-            <w:pPr>
-              <w:spacing w:after="40" w:before="0"/>
-              <w:jc w:val="left"/>
-            </w:pPr>
-            <w:r>
-              <w:rPr>
-                <w:rFonts w:ascii="Arial" w:cs="Arial" w:eastAsia="Arial" w:hAnsi="Arial"/>
-                <w:b/>
-                <w:bCs/>
-                <w:i w:val="false"/>
-                <w:iCs w:val="false"/>
-                <w:color w:val="000000"/>
-                <w:sz w:val="18"/>
-                <w:szCs w:val="18"/>
-              </w:rPr>
-              <w:t xml:space="preserve">Focus for Lessons</w:t>
-            </w:r>
-          </w:p>
-        </w:tc>
-        <w:tc>
-          <w:tcPr>
-            <w:tcW w:type="dxa" w:w="10680"/>
-            <w:shd w:fill="FFFFFF" w:color="auto" w:val="clear"/>
-            <w:tcMar>
-              <w:top w:type="dxa" w:w="60"/>
-              <w:left w:type="dxa" w:w="120"/>
-              <w:bottom w:type="dxa" w:w="60"/>
-              <w:right w:type="dxa" w:w="120"/>
-            </w:tcMar>
-            <w:vAlign w:val="top"/>
-          </w:tcPr>
-          <w:p>
-            <w:pPr>
-              <w:spacing w:after="40" w:before="0"/>
-              <w:jc w:val="left"/>
-            </w:pPr>
-            <w:r>
-              <w:rPr>
-                <w:rFonts w:ascii="Arial" w:cs="Arial" w:eastAsia="Arial" w:hAnsi="Arial"/>
-                <w:b w:val="false"/>
-                <w:bCs w:val="false"/>
-                <w:i w:val="false"/>
-                <w:iCs w:val="false"/>
-                <w:color w:val="000000"/>
-                <w:sz w:val="18"/>
-                <w:szCs w:val="18"/>
-              </w:rPr>
-              <w:t xml:space="preserve">This unit anchors the study of cell structure and specialisation in the concrete, puzzling phenomenon of wound healing — a familiar experience for every Kenyan learner — to drive genuine curiosity about why the body deploys different cell types with radically different shapes and functions. Over 12 lessons, learners progress from macroscopic observation of a healing cut to microscopic investigation of cell organelles, building an increasingly detailed and accurate model of both plant and animal cells. The unit foregrounds laboratory skills (microscopy, slide preparation), collaborative model-building, and the disciplinary practice of constructing explanations that link form to function, culminating in a comprehensive understanding of how cell specialisation enables multicellular life.</w:t>
-            </w:r>
-          </w:p>
-        </w:tc>
-      </w:tr>
-      <w:tr>
-        <w:tc>
-          <w:tcPr>
-            <w:tcW w:type="dxa" w:w="3000"/>
-            <w:shd w:fill="EAD1F5" w:color="auto" w:val="clear"/>
-            <w:tcMar>
-              <w:top w:type="dxa" w:w="60"/>
-              <w:left w:type="dxa" w:w="120"/>
-              <w:bottom w:type="dxa" w:w="60"/>
-              <w:right w:type="dxa" w:w="120"/>
-            </w:tcMar>
-            <w:vAlign w:val="top"/>
-          </w:tcPr>
-          <w:p>
-            <w:pPr>
-              <w:spacing w:after="40" w:before="0"/>
-              <w:jc w:val="left"/>
-            </w:pPr>
-            <w:r>
-              <w:rPr>
-                <w:rFonts w:ascii="Arial" w:cs="Arial" w:eastAsia="Arial" w:hAnsi="Arial"/>
-                <w:b/>
-                <w:bCs/>
-                <w:i w:val="false"/>
-                <w:iCs w:val="false"/>
-                <w:color w:val="000000"/>
-                <w:sz w:val="18"/>
-                <w:szCs w:val="18"/>
-              </w:rPr>
-              <w:t xml:space="preserve">Driving Question / Key Inquiry Questions</w:t>
-            </w:r>
-          </w:p>
-        </w:tc>
-        <w:tc>
-          <w:tcPr>
-            <w:tcW w:type="dxa" w:w="10680"/>
-            <w:shd w:fill="FFFFFF" w:color="auto" w:val="clear"/>
-            <w:tcMar>
-              <w:top w:type="dxa" w:w="60"/>
-              <w:left w:type="dxa" w:w="120"/>
-              <w:bottom w:type="dxa" w:w="60"/>
-              <w:right w:type="dxa" w:w="120"/>
-            </w:tcMar>
-            <w:vAlign w:val="top"/>
-          </w:tcPr>
-          <w:p>
-            <w:pPr>
-              <w:spacing w:after="40" w:before="0"/>
-              <w:jc w:val="left"/>
-            </w:pPr>
-            <w:r>
-              <w:rPr>
-                <w:rFonts w:ascii="Arial" w:cs="Arial" w:eastAsia="Arial" w:hAnsi="Arial"/>
-                <w:b w:val="false"/>
-                <w:bCs w:val="false"/>
-                <w:i w:val="false"/>
-                <w:iCs w:val="false"/>
-                <w:color w:val="000000"/>
-                <w:sz w:val="18"/>
-                <w:szCs w:val="18"/>
-              </w:rPr>
-              <w:t xml:space="preserve">DRIVING QUESTION: "Why do cells in our body look so different from each other — and how does the shape of a cell determine the job it can do?"</w:t>
-            </w:r>
-          </w:p>
-          <w:p>
-            <w:pPr>
-              <w:spacing w:after="40" w:before="0"/>
-              <w:jc w:val="left"/>
-            </w:pPr>
-            <w:r>
-              <w:rPr>
-                <w:rFonts w:ascii="Arial" w:cs="Arial" w:eastAsia="Arial" w:hAnsi="Arial"/>
-                <w:b w:val="false"/>
-                <w:bCs w:val="false"/>
-                <w:i w:val="false"/>
-                <w:iCs w:val="false"/>
-                <w:color w:val="000000"/>
-                <w:sz w:val="18"/>
-                <w:szCs w:val="18"/>
-              </w:rPr>
-              <w:t xml:space="preserve"/>
-            </w:r>
-          </w:p>
-          <w:p>
-            <w:pPr>
-              <w:spacing w:after="40" w:before="0"/>
-              <w:jc w:val="left"/>
-            </w:pPr>
-            <w:r>
-              <w:rPr>
-                <w:rFonts w:ascii="Arial" w:cs="Arial" w:eastAsia="Arial" w:hAnsi="Arial"/>
-                <w:b w:val="false"/>
-                <w:bCs w:val="false"/>
-                <w:i w:val="false"/>
-                <w:iCs w:val="false"/>
-                <w:color w:val="000000"/>
-                <w:sz w:val="18"/>
-                <w:szCs w:val="18"/>
-              </w:rPr>
-              <w:t xml:space="preserve">KICD KEY INQUIRY QUESTIONS:</w:t>
-            </w:r>
-          </w:p>
-          <w:p>
-            <w:pPr>
-              <w:spacing w:after="40" w:before="0"/>
-              <w:jc w:val="left"/>
-            </w:pPr>
-            <w:r>
-              <w:rPr>
-                <w:rFonts w:ascii="Arial" w:cs="Arial" w:eastAsia="Arial" w:hAnsi="Arial"/>
-                <w:b w:val="false"/>
-                <w:bCs w:val="false"/>
-                <w:i w:val="false"/>
-                <w:iCs w:val="false"/>
-                <w:color w:val="000000"/>
-                <w:sz w:val="18"/>
-                <w:szCs w:val="18"/>
-              </w:rPr>
-              <w:t xml:space="preserve">1. What are the structural differences between plant and animal cells?</w:t>
-            </w:r>
-          </w:p>
-          <w:p>
-            <w:pPr>
-              <w:spacing w:after="40" w:before="0"/>
-              <w:jc w:val="left"/>
-            </w:pPr>
-            <w:r>
-              <w:rPr>
-                <w:rFonts w:ascii="Arial" w:cs="Arial" w:eastAsia="Arial" w:hAnsi="Arial"/>
-                <w:b w:val="false"/>
-                <w:bCs w:val="false"/>
-                <w:i w:val="false"/>
-                <w:iCs w:val="false"/>
-                <w:color w:val="000000"/>
-                <w:sz w:val="18"/>
-                <w:szCs w:val="18"/>
-              </w:rPr>
-              <w:t xml:space="preserve">2. How does cell specialisation enable organisms to carry out complex life functions?</w:t>
-            </w:r>
-          </w:p>
-        </w:tc>
-      </w:tr>
-      <w:tr>
-        <w:tc>
-          <w:tcPr>
-            <w:tcW w:type="dxa" w:w="3000"/>
-            <w:shd w:fill="EAD1F5" w:color="auto" w:val="clear"/>
-            <w:tcMar>
-              <w:top w:type="dxa" w:w="60"/>
-              <w:left w:type="dxa" w:w="120"/>
-              <w:bottom w:type="dxa" w:w="60"/>
-              <w:right w:type="dxa" w:w="120"/>
-            </w:tcMar>
-            <w:vAlign w:val="top"/>
-          </w:tcPr>
-          <w:p>
-            <w:pPr>
-              <w:spacing w:after="40" w:before="0"/>
-              <w:jc w:val="left"/>
-            </w:pPr>
-            <w:r>
-              <w:rPr>
-                <w:rFonts w:ascii="Arial" w:cs="Arial" w:eastAsia="Arial" w:hAnsi="Arial"/>
-                <w:b/>
-                <w:bCs/>
-                <w:i w:val="false"/>
-                <w:iCs w:val="false"/>
-                <w:color w:val="000000"/>
-                <w:sz w:val="18"/>
-                <w:szCs w:val="18"/>
-              </w:rPr>
-              <w:t xml:space="preserve">Anchoring Phenomenon</w:t>
-            </w:r>
-          </w:p>
-        </w:tc>
-        <w:tc>
-          <w:tcPr>
-            <w:tcW w:type="dxa" w:w="10680"/>
-            <w:shd w:fill="FFFFFF" w:color="auto" w:val="clear"/>
-            <w:tcMar>
-              <w:top w:type="dxa" w:w="60"/>
-              <w:left w:type="dxa" w:w="120"/>
-              <w:bottom w:type="dxa" w:w="60"/>
-              <w:right w:type="dxa" w:w="120"/>
-            </w:tcMar>
-            <w:vAlign w:val="top"/>
-          </w:tcPr>
-          <w:p>
-            <w:pPr>
-              <w:spacing w:after="40" w:before="0"/>
-              <w:jc w:val="left"/>
-            </w:pPr>
-            <w:r>
-              <w:rPr>
-                <w:rFonts w:ascii="Arial" w:cs="Arial" w:eastAsia="Arial" w:hAnsi="Arial"/>
-                <w:b w:val="false"/>
-                <w:bCs w:val="false"/>
-                <w:i w:val="false"/>
-                <w:iCs w:val="false"/>
-                <w:color w:val="000000"/>
-                <w:sz w:val="18"/>
-                <w:szCs w:val="18"/>
-              </w:rPr>
-              <w:t xml:space="preserve">ANCHORING PHENOMENON — The Healing Cut:</w:t>
-            </w:r>
-          </w:p>
-          <w:p>
-            <w:pPr>
-              <w:spacing w:after="40" w:before="0"/>
-              <w:jc w:val="left"/>
-            </w:pPr>
-            <w:r>
-              <w:rPr>
-                <w:rFonts w:ascii="Arial" w:cs="Arial" w:eastAsia="Arial" w:hAnsi="Arial"/>
-                <w:b w:val="false"/>
-                <w:bCs w:val="false"/>
-                <w:i w:val="false"/>
-                <w:iCs w:val="false"/>
-                <w:color w:val="000000"/>
-                <w:sz w:val="18"/>
-                <w:szCs w:val="18"/>
-              </w:rPr>
-              <w:t xml:space="preserve">A Form 1 student in Nairobi cuts their finger while slicing onions for supper. Within seconds, bleeding slows and a dark clot begins to form. Over the next few days, the wound seals, the scab falls away, and new pink skin appears — the finger looks almost exactly as it did before. This sequence of events is deeply familiar yet profoundly puzzling: How does the body "know" what to do? How does it send exactly the right response — stopping bleeding, fighting infection, and rebuilding skin — all at once? Closer examination reveals that this is not one process but many, each carried out by a different type of cell: platelets aggregate and release clotting proteins, neutrophils and macrophages engulf bacteria, fibroblasts secrete collagen to rebuild tissue, and epidermal cells divide and migrate to close the surface. Each of these cells looks completely different under a microscope — some are round, some elongated, some have no nucleus at all — yet all of them originate from the same fundamental unit of life. The puzzle that launches this unit: If all cells come from the same organism and carry the same DNA, why do they look so different, and how does their shape make them so perfectly suited to their specific job?</w:t>
-            </w:r>
-          </w:p>
-        </w:tc>
-      </w:tr>
-      <w:tr>
-        <w:tc>
-          <w:tcPr>
-            <w:tcW w:type="dxa" w:w="3000"/>
-            <w:shd w:fill="D9EEF1" w:color="auto" w:val="clear"/>
-            <w:tcMar>
-              <w:top w:type="dxa" w:w="60"/>
-              <w:left w:type="dxa" w:w="120"/>
-              <w:bottom w:type="dxa" w:w="60"/>
-              <w:right w:type="dxa" w:w="120"/>
-            </w:tcMar>
-            <w:vAlign w:val="top"/>
-          </w:tcPr>
-          <w:p>
-            <w:pPr>
-              <w:spacing w:after="40" w:before="0"/>
-              <w:jc w:val="left"/>
-            </w:pPr>
-            <w:r>
-              <w:rPr>
-                <w:rFonts w:ascii="Arial" w:cs="Arial" w:eastAsia="Arial" w:hAnsi="Arial"/>
-                <w:b/>
-                <w:bCs/>
-                <w:i w:val="false"/>
-                <w:iCs w:val="false"/>
-                <w:color w:val="000000"/>
-                <w:sz w:val="18"/>
-                <w:szCs w:val="18"/>
-              </w:rPr>
-              <w:t xml:space="preserve">Storyline Thread</w:t>
-            </w:r>
-          </w:p>
-        </w:tc>
-        <w:tc>
-          <w:tcPr>
-            <w:tcW w:type="dxa" w:w="10680"/>
-            <w:shd w:fill="FFFFFF" w:color="auto" w:val="clear"/>
-            <w:tcMar>
-              <w:top w:type="dxa" w:w="60"/>
-              <w:left w:type="dxa" w:w="120"/>
-              <w:bottom w:type="dxa" w:w="60"/>
-              <w:right w:type="dxa" w:w="120"/>
-            </w:tcMar>
-            <w:vAlign w:val="top"/>
-          </w:tcPr>
-          <w:p>
-            <w:pPr>
-              <w:spacing w:after="40" w:before="0"/>
-              <w:jc w:val="left"/>
-            </w:pPr>
-            <w:r>
-              <w:rPr>
-                <w:rFonts w:ascii="Arial" w:cs="Arial" w:eastAsia="Arial" w:hAnsi="Arial"/>
-                <w:b w:val="false"/>
-                <w:bCs w:val="false"/>
-                <w:i w:val="false"/>
-                <w:iCs w:val="false"/>
-                <w:color w:val="000000"/>
-                <w:sz w:val="18"/>
-                <w:szCs w:val="18"/>
-              </w:rPr>
-              <w:t xml:space="preserve">Lesson 1 — Phenomenon Launch &amp; Prior Knowledge Elicitation: Students observe a short narrated photo sequence of a healing cut (or teacher's live description of the Nairobi onion-cutting scenario). In a Think-Pair-Share, learners predict: "What do you think is happening inside the skin right now?" Students record initial ideas in their science notebooks. Teacher introduces the Driving Question Board (DQB) — a large class poster — and students post their first "What do we notice?" and "What do we wonder?" sticky notes. Teacher introduces the driving question. No answers given yet.</w:t>
-            </w:r>
-          </w:p>
-          <w:p>
-            <w:pPr>
-              <w:spacing w:after="40" w:before="0"/>
-              <w:jc w:val="left"/>
-            </w:pPr>
-            <w:r>
-              <w:rPr>
-                <w:rFonts w:ascii="Arial" w:cs="Arial" w:eastAsia="Arial" w:hAnsi="Arial"/>
-                <w:b w:val="false"/>
-                <w:bCs w:val="false"/>
-                <w:i w:val="false"/>
-                <w:iCs w:val="false"/>
-                <w:color w:val="000000"/>
-                <w:sz w:val="18"/>
-                <w:szCs w:val="18"/>
-              </w:rPr>
-              <w:t xml:space="preserve"/>
-            </w:r>
-          </w:p>
-          <w:p>
-            <w:pPr>
-              <w:spacing w:after="40" w:before="0"/>
-              <w:jc w:val="left"/>
-            </w:pPr>
-            <w:r>
-              <w:rPr>
-                <w:rFonts w:ascii="Arial" w:cs="Arial" w:eastAsia="Arial" w:hAnsi="Arial"/>
-                <w:b w:val="false"/>
-                <w:bCs w:val="false"/>
-                <w:i w:val="false"/>
-                <w:iCs w:val="false"/>
-                <w:color w:val="000000"/>
-                <w:sz w:val="18"/>
-                <w:szCs w:val="18"/>
-              </w:rPr>
-              <w:t xml:space="preserve">Lesson 2 — What Is a Cell? Introduction to Cell Theory: Learners search for and discuss information on the cell as the basic unit of life. Teacher uses the analogy of a ugali-making kitchen in Nairobi: every kitchen (cell) has the same basic tools but is set up differently for different tasks. Students are introduced to cell theory (Schleiden, Schwann, Virchow) and the concept of prokaryotic vs. eukaryotic cells using labelled diagrams. Learners sketch and label a generalised cell — this becomes Version 1 of their cumulative cell model.</w:t>
-            </w:r>
-          </w:p>
-          <w:p>
-            <w:pPr>
-              <w:spacing w:after="40" w:before="0"/>
-              <w:jc w:val="left"/>
-            </w:pPr>
-            <w:r>
-              <w:rPr>
-                <w:rFonts w:ascii="Arial" w:cs="Arial" w:eastAsia="Arial" w:hAnsi="Arial"/>
-                <w:b w:val="false"/>
-                <w:bCs w:val="false"/>
-                <w:i w:val="false"/>
-                <w:iCs w:val="false"/>
-                <w:color w:val="000000"/>
-                <w:sz w:val="18"/>
-                <w:szCs w:val="18"/>
-              </w:rPr>
-              <w:t xml:space="preserve"/>
-            </w:r>
-          </w:p>
-          <w:p>
-            <w:pPr>
-              <w:spacing w:after="40" w:before="0"/>
-              <w:jc w:val="left"/>
-            </w:pPr>
-            <w:r>
-              <w:rPr>
-                <w:rFonts w:ascii="Arial" w:cs="Arial" w:eastAsia="Arial" w:hAnsi="Arial"/>
-                <w:b w:val="false"/>
-                <w:bCs w:val="false"/>
-                <w:i w:val="false"/>
-                <w:iCs w:val="false"/>
-                <w:color w:val="000000"/>
-                <w:sz w:val="18"/>
-                <w:szCs w:val="18"/>
-              </w:rPr>
-              <w:t xml:space="preserve">Lesson 3 — Prokaryotic vs. Eukaryotic Cells: Learners analyse and compare diagrams of a bacterium (prokaryote, e.g. E. coli causing food poisoning in poorly stored nyama choma) and a human cheek cell (eukaryote). Using a structured comparison table, learners identify: presence/absence of nucleus, membrane-bound organelles, size, and cell wall composition. Cold-call questioning (minimum 5 students) consolidates understanding. DQB updated: "We now know prokaryotes and eukaryotes differ in… but we still wonder…"</w:t>
-            </w:r>
-          </w:p>
-          <w:p>
-            <w:pPr>
-              <w:spacing w:after="40" w:before="0"/>
-              <w:jc w:val="left"/>
-            </w:pPr>
-            <w:r>
-              <w:rPr>
-                <w:rFonts w:ascii="Arial" w:cs="Arial" w:eastAsia="Arial" w:hAnsi="Arial"/>
-                <w:b w:val="false"/>
-                <w:bCs w:val="false"/>
-                <w:i w:val="false"/>
-                <w:iCs w:val="false"/>
-                <w:color w:val="000000"/>
-                <w:sz w:val="18"/>
-                <w:szCs w:val="18"/>
-              </w:rPr>
-              <w:t xml:space="preserve"/>
-            </w:r>
-          </w:p>
-          <w:p>
-            <w:pPr>
-              <w:spacing w:after="40" w:before="0"/>
-              <w:jc w:val="left"/>
-            </w:pPr>
-            <w:r>
-              <w:rPr>
-                <w:rFonts w:ascii="Arial" w:cs="Arial" w:eastAsia="Arial" w:hAnsi="Arial"/>
-                <w:b w:val="false"/>
-                <w:bCs w:val="false"/>
-                <w:i w:val="false"/>
-                <w:iCs w:val="false"/>
-                <w:color w:val="000000"/>
-                <w:sz w:val="18"/>
-                <w:szCs w:val="18"/>
-              </w:rPr>
-              <w:t xml:space="preserve">Lesson 4 — Plant Cell Ultrastructure (Teacher-Led with Diagram Analysis): Using large labelled diagrams and (where available) projected electron micrograph images, learners identify and describe the function of plant cell organelles: cell wall, cell membrane, nucleus, chloroplasts, large central vacuole, mitochondria, endoplasmic reticulum, ribosomes, Golgi apparatus. Teacher uses the metaphor of a maize plant from the Rift Valley farm: every organelle has a specific farming job. Learners add plant cell organelles to their cumulative model (Version 2 — Plant Cell).</w:t>
-            </w:r>
-          </w:p>
-          <w:p>
-            <w:pPr>
-              <w:spacing w:after="40" w:before="0"/>
-              <w:jc w:val="left"/>
-            </w:pPr>
-            <w:r>
-              <w:rPr>
-                <w:rFonts w:ascii="Arial" w:cs="Arial" w:eastAsia="Arial" w:hAnsi="Arial"/>
-                <w:b w:val="false"/>
-                <w:bCs w:val="false"/>
-                <w:i w:val="false"/>
-                <w:iCs w:val="false"/>
-                <w:color w:val="000000"/>
-                <w:sz w:val="18"/>
-                <w:szCs w:val="18"/>
-              </w:rPr>
-              <w:t xml:space="preserve"/>
-            </w:r>
-          </w:p>
-          <w:p>
-            <w:pPr>
-              <w:spacing w:after="40" w:before="0"/>
-              <w:jc w:val="left"/>
-            </w:pPr>
-            <w:r>
-              <w:rPr>
-                <w:rFonts w:ascii="Arial" w:cs="Arial" w:eastAsia="Arial" w:hAnsi="Arial"/>
-                <w:b w:val="false"/>
-                <w:bCs w:val="false"/>
-                <w:i w:val="false"/>
-                <w:iCs w:val="false"/>
-                <w:color w:val="000000"/>
-                <w:sz w:val="18"/>
-                <w:szCs w:val="18"/>
-              </w:rPr>
-              <w:t xml:space="preserve">Lesson 5 — Animal Cell Ultrastructure (Teacher-Led with Diagram Analysis): Learners compare the animal cell structure with the plant cell from Lesson 4. They identify organelles present in animal cells but not plant cells (lysosomes, centrioles) and those present in plant cells but not animal cells (chloroplasts, cell wall, large vacuole). Learners update their cumulative model to show both cell types side by side (Version 3 — Plant vs. Animal). Group presentations of annotated diagrams with peer feedback.</w:t>
-            </w:r>
-          </w:p>
-          <w:p>
-            <w:pPr>
-              <w:spacing w:after="40" w:before="0"/>
-              <w:jc w:val="left"/>
-            </w:pPr>
-            <w:r>
-              <w:rPr>
-                <w:rFonts w:ascii="Arial" w:cs="Arial" w:eastAsia="Arial" w:hAnsi="Arial"/>
-                <w:b w:val="false"/>
-                <w:bCs w:val="false"/>
-                <w:i w:val="false"/>
-                <w:iCs w:val="false"/>
-                <w:color w:val="000000"/>
-                <w:sz w:val="18"/>
-                <w:szCs w:val="18"/>
-              </w:rPr>
-              <w:t xml:space="preserve"/>
-            </w:r>
-          </w:p>
-          <w:p>
-            <w:pPr>
-              <w:spacing w:after="40" w:before="0"/>
-              <w:jc w:val="left"/>
-            </w:pPr>
-            <w:r>
-              <w:rPr>
-                <w:rFonts w:ascii="Arial" w:cs="Arial" w:eastAsia="Arial" w:hAnsi="Arial"/>
-                <w:b w:val="false"/>
-                <w:bCs w:val="false"/>
-                <w:i w:val="false"/>
-                <w:iCs w:val="false"/>
-                <w:color w:val="000000"/>
-                <w:sz w:val="18"/>
-                <w:szCs w:val="18"/>
-              </w:rPr>
-              <w:t xml:space="preserve">Lesson 6 — Microscopy Practical 1 (Plant Cells — Onion Epidermal Cells): Learners prepare temporary slides of onion epidermal cells using iodine stain. Teacher demonstrates technique first, then groups of 3–4 carry out the practical. Learners draw and label observed cells at low and high power, noting cell wall, vacuole, and nucleus. Observation: "Why are there no chloroplasts in onion skin cells?" — linked back to the supporting phenomenon. Safety protocols enforced throughout. Results recorded in structured practical books.</w:t>
-            </w:r>
-          </w:p>
-          <w:p>
-            <w:pPr>
-              <w:spacing w:after="40" w:before="0"/>
-              <w:jc w:val="left"/>
-            </w:pPr>
-            <w:r>
-              <w:rPr>
-                <w:rFonts w:ascii="Arial" w:cs="Arial" w:eastAsia="Arial" w:hAnsi="Arial"/>
-                <w:b w:val="false"/>
-                <w:bCs w:val="false"/>
-                <w:i w:val="false"/>
-                <w:iCs w:val="false"/>
-                <w:color w:val="000000"/>
-                <w:sz w:val="18"/>
-                <w:szCs w:val="18"/>
-              </w:rPr>
-              <w:t xml:space="preserve"/>
-            </w:r>
-          </w:p>
-          <w:p>
-            <w:pPr>
-              <w:spacing w:after="40" w:before="0"/>
-              <w:jc w:val="left"/>
-            </w:pPr>
-            <w:r>
-              <w:rPr>
-                <w:rFonts w:ascii="Arial" w:cs="Arial" w:eastAsia="Arial" w:hAnsi="Arial"/>
-                <w:b w:val="false"/>
-                <w:bCs w:val="false"/>
-                <w:i w:val="false"/>
-                <w:iCs w:val="false"/>
-                <w:color w:val="000000"/>
-                <w:sz w:val="18"/>
-                <w:szCs w:val="18"/>
-              </w:rPr>
-              <w:t xml:space="preserve">Lesson 7 — Microscopy Practical 2 (Animal Cells — Human Cheek Cells): Learners prepare temporary slides of cheek (buccal) cells using methylene blue stain. Learners draw and label observed cells, noting cell membrane, cytoplasm, and nucleus. Direct comparison with onion cell drawings from Lesson 6. Learners articulate at least two structural differences they can directly observe. DQB updated with new evidence: "We observed that animal cells have no cell wall — this tells us…"</w:t>
-            </w:r>
-          </w:p>
-          <w:p>
-            <w:pPr>
-              <w:spacing w:after="40" w:before="0"/>
-              <w:jc w:val="left"/>
-            </w:pPr>
-            <w:r>
-              <w:rPr>
-                <w:rFonts w:ascii="Arial" w:cs="Arial" w:eastAsia="Arial" w:hAnsi="Arial"/>
-                <w:b w:val="false"/>
-                <w:bCs w:val="false"/>
-                <w:i w:val="false"/>
-                <w:iCs w:val="false"/>
-                <w:color w:val="000000"/>
-                <w:sz w:val="18"/>
-                <w:szCs w:val="18"/>
-              </w:rPr>
-              <w:t xml:space="preserve"/>
-            </w:r>
-          </w:p>
-          <w:p>
-            <w:pPr>
-              <w:spacing w:after="40" w:before="0"/>
-              <w:jc w:val="left"/>
-            </w:pPr>
-            <w:r>
-              <w:rPr>
-                <w:rFonts w:ascii="Arial" w:cs="Arial" w:eastAsia="Arial" w:hAnsi="Arial"/>
-                <w:b w:val="false"/>
-                <w:bCs w:val="false"/>
-                <w:i w:val="false"/>
-                <w:iCs w:val="false"/>
-                <w:color w:val="000000"/>
-                <w:sz w:val="18"/>
-                <w:szCs w:val="18"/>
-              </w:rPr>
-              <w:t xml:space="preserve">Lesson 8 — Cell Specialisation: Meaning, Significance, and Specialised Animal Cells: Teacher re-anchors to the healing-cut phenomenon: "We now know cells have organelles — but why do blood cells look so different from skin cells?" Learners explore specialised animal cells: red blood cells (biconcave, no nucleus — why?), white blood cells (irregular shape, many lysosomes — why?), nerve cells (long axon), sperm cells (flagellum, many mitochondria), muscle cells (many mitochondria, myofilaments). Each cell is connected back to its role in wound healing. Learners use the sickle-cell supporting phenomenon to consolidate structure-function links.</w:t>
-            </w:r>
-          </w:p>
-          <w:p>
-            <w:pPr>
-              <w:spacing w:after="40" w:before="0"/>
-              <w:jc w:val="left"/>
-            </w:pPr>
-            <w:r>
-              <w:rPr>
-                <w:rFonts w:ascii="Arial" w:cs="Arial" w:eastAsia="Arial" w:hAnsi="Arial"/>
-                <w:b w:val="false"/>
-                <w:bCs w:val="false"/>
-                <w:i w:val="false"/>
-                <w:iCs w:val="false"/>
-                <w:color w:val="000000"/>
-                <w:sz w:val="18"/>
-                <w:szCs w:val="18"/>
-              </w:rPr>
-              <w:t xml:space="preserve"/>
-            </w:r>
-          </w:p>
-          <w:p>
-            <w:pPr>
-              <w:spacing w:after="40" w:before="0"/>
-              <w:jc w:val="left"/>
-            </w:pPr>
-            <w:r>
-              <w:rPr>
-                <w:rFonts w:ascii="Arial" w:cs="Arial" w:eastAsia="Arial" w:hAnsi="Arial"/>
-                <w:b w:val="false"/>
-                <w:bCs w:val="false"/>
-                <w:i w:val="false"/>
-                <w:iCs w:val="false"/>
-                <w:color w:val="000000"/>
-                <w:sz w:val="18"/>
-                <w:szCs w:val="18"/>
-              </w:rPr>
-              <w:t xml:space="preserve">Lesson 9 — Specialised Plant Cells: Learners examine specialised plant cells: root hair cells (large surface area for absorption), guard cells (control stomatal opening — relevant to water loss in dry Turkana vs. humid Kisumu), xylem vessels (hollow, lignified — for water transport), phloem sieve tubes (perforated end plates — for sugar transport), palisade mesophyll cells (packed with chloroplasts — for photosynthesis). Learners connect each cell to the bean seedling supporting phenomenon. Structured group activity: match-the-card game linking cell diagrams to functions.</w:t>
-            </w:r>
-          </w:p>
-          <w:p>
-            <w:pPr>
-              <w:spacing w:after="40" w:before="0"/>
-              <w:jc w:val="left"/>
-            </w:pPr>
-            <w:r>
-              <w:rPr>
-                <w:rFonts w:ascii="Arial" w:cs="Arial" w:eastAsia="Arial" w:hAnsi="Arial"/>
-                <w:b w:val="false"/>
-                <w:bCs w:val="false"/>
-                <w:i w:val="false"/>
-                <w:iCs w:val="false"/>
-                <w:color w:val="000000"/>
-                <w:sz w:val="18"/>
-                <w:szCs w:val="18"/>
-              </w:rPr>
-              <w:t xml:space="preserve"/>
-            </w:r>
-          </w:p>
-          <w:p>
-            <w:pPr>
-              <w:spacing w:after="40" w:before="0"/>
-              <w:jc w:val="left"/>
-            </w:pPr>
-            <w:r>
-              <w:rPr>
-                <w:rFonts w:ascii="Arial" w:cs="Arial" w:eastAsia="Arial" w:hAnsi="Arial"/>
-                <w:b w:val="false"/>
-                <w:bCs w:val="false"/>
-                <w:i w:val="false"/>
-                <w:iCs w:val="false"/>
-                <w:color w:val="000000"/>
-                <w:sz w:val="18"/>
-                <w:szCs w:val="18"/>
-              </w:rPr>
-              <w:t xml:space="preserve">Lesson 10 — Cell Organisation: Cells → Tissues → Organs → Organ Systems → Organism: Learners trace the organisational hierarchy using the wound-healing context: skin cells form epithelial tissue → tissue forms the skin organ → skin is part of the integumentary system → the system protects the whole organism. A parallel is drawn to a Kenyan secondary school: individual students (cells) → class (tissue) → school (organ) → county education system (organ system) → Kenyan society (organism). Learners construct a hierarchy diagram and update their cumulative model to show cell organisation (Version 4).</w:t>
-            </w:r>
-          </w:p>
-          <w:p>
-            <w:pPr>
-              <w:spacing w:after="40" w:before="0"/>
-              <w:jc w:val="left"/>
-            </w:pPr>
-            <w:r>
-              <w:rPr>
-                <w:rFonts w:ascii="Arial" w:cs="Arial" w:eastAsia="Arial" w:hAnsi="Arial"/>
-                <w:b w:val="false"/>
-                <w:bCs w:val="false"/>
-                <w:i w:val="false"/>
-                <w:iCs w:val="false"/>
-                <w:color w:val="000000"/>
-                <w:sz w:val="18"/>
-                <w:szCs w:val="18"/>
-              </w:rPr>
-              <w:t xml:space="preserve"/>
-            </w:r>
-          </w:p>
-          <w:p>
-            <w:pPr>
-              <w:spacing w:after="40" w:before="0"/>
-              <w:jc w:val="left"/>
-            </w:pPr>
-            <w:r>
-              <w:rPr>
-                <w:rFonts w:ascii="Arial" w:cs="Arial" w:eastAsia="Arial" w:hAnsi="Arial"/>
-                <w:b w:val="false"/>
-                <w:bCs w:val="false"/>
-                <w:i w:val="false"/>
-                <w:iCs w:val="false"/>
-                <w:color w:val="000000"/>
-                <w:sz w:val="18"/>
-                <w:szCs w:val="18"/>
-              </w:rPr>
-              <w:t xml:space="preserve">Lesson 11 — Synthesis and Model Revision: Learners return to their original predictions from Lesson 1 and compare them with current understanding. In groups, learners produce a final annotated poster-model showing: (a) a labelled plant cell, (b) a labelled animal cell, (c) three specialised cells from the wound-healing phenomenon with structure-function annotations, and (d) the cell organisation hierarchy. Groups present posters; peers use a structured feedback protocol (1 glow, 1 grow). DQB is reviewed — all original "wonder" questions are addressed or re-categorised as "questions for future learning."</w:t>
-            </w:r>
-          </w:p>
-          <w:p>
-            <w:pPr>
-              <w:spacing w:after="40" w:before="0"/>
-              <w:jc w:val="left"/>
-            </w:pPr>
-            <w:r>
-              <w:rPr>
-                <w:rFonts w:ascii="Arial" w:cs="Arial" w:eastAsia="Arial" w:hAnsi="Arial"/>
-                <w:b w:val="false"/>
-                <w:bCs w:val="false"/>
-                <w:i w:val="false"/>
-                <w:iCs w:val="false"/>
-                <w:color w:val="000000"/>
-                <w:sz w:val="18"/>
-                <w:szCs w:val="18"/>
-              </w:rPr>
-              <w:t xml:space="preserve"/>
-            </w:r>
-          </w:p>
-          <w:p>
-            <w:pPr>
-              <w:spacing w:after="40" w:before="0"/>
-              <w:jc w:val="left"/>
-            </w:pPr>
-            <w:r>
-              <w:rPr>
-                <w:rFonts w:ascii="Arial" w:cs="Arial" w:eastAsia="Arial" w:hAnsi="Arial"/>
-                <w:b w:val="false"/>
-                <w:bCs w:val="false"/>
-                <w:i w:val="false"/>
-                <w:iCs w:val="false"/>
-                <w:color w:val="000000"/>
-                <w:sz w:val="18"/>
-                <w:szCs w:val="18"/>
-              </w:rPr>
-              <w:t xml:space="preserve">Lesson 12 — Consolidation, DQB Closure, and Reflection: Teacher facilitates a whole-class return to the anchoring phenomenon: "We started with a puzzling cut on a finger. Using everything we now know about cell structure and specialisation, let's fully explain what happens during wound healing — cell by cell." Students contribute orally in a structured round (cold-call, minimum 8 students). Learners write individual exit reflections: "One thing I now understand that I did not understand in Lesson 1 is… because…" Final DQB update: questions are marked ANSWERED, PARTIALLY ANSWERED, or BEYOND THIS UNIT. Sub-strand assessment administered.</w:t>
-            </w:r>
-          </w:p>
-        </w:tc>
-      </w:tr>
-      <w:tr>
-        <w:tc>
-          <w:tcPr>
-            <w:tcW w:type="dxa" w:w="3000"/>
-            <w:shd w:fill="EAD1F5" w:color="auto" w:val="clear"/>
-            <w:tcMar>
-              <w:top w:type="dxa" w:w="60"/>
-              <w:left w:type="dxa" w:w="120"/>
-              <w:bottom w:type="dxa" w:w="60"/>
-              <w:right w:type="dxa" w:w="120"/>
-            </w:tcMar>
-            <w:vAlign w:val="top"/>
-          </w:tcPr>
-          <w:p>
-            <w:pPr>
-              <w:spacing w:after="40" w:before="0"/>
-              <w:jc w:val="left"/>
-            </w:pPr>
-            <w:r>
-              <w:rPr>
-                <w:rFonts w:ascii="Arial" w:cs="Arial" w:eastAsia="Arial" w:hAnsi="Arial"/>
-                <w:b/>
-                <w:bCs/>
-                <w:i w:val="false"/>
-                <w:iCs w:val="false"/>
-                <w:color w:val="000000"/>
-                <w:sz w:val="18"/>
-                <w:szCs w:val="18"/>
-              </w:rPr>
-              <w:t xml:space="preserve">Supporting Phenomena</w:t>
-            </w:r>
-          </w:p>
-        </w:tc>
-        <w:tc>
-          <w:tcPr>
-            <w:tcW w:type="dxa" w:w="10680"/>
-            <w:shd w:fill="FFFFFF" w:color="auto" w:val="clear"/>
-            <w:tcMar>
-              <w:top w:type="dxa" w:w="60"/>
-              <w:left w:type="dxa" w:w="120"/>
-              <w:bottom w:type="dxa" w:w="60"/>
-              <w:right w:type="dxa" w:w="120"/>
-            </w:tcMar>
-            <w:vAlign w:val="top"/>
-          </w:tcPr>
-          <w:p>
-            <w:pPr>
-              <w:spacing w:after="30" w:before="0"/>
-              <w:ind w:left="360" w:hanging="180"/>
-              <w:jc w:val="left"/>
-            </w:pPr>
-            <w:r>
-              <w:rPr>
-                <w:rFonts w:ascii="Arial" w:cs="Arial" w:eastAsia="Arial" w:hAnsi="Arial"/>
-                <w:b w:val="false"/>
-                <w:bCs w:val="false"/>
-                <w:i w:val="false"/>
-                <w:iCs w:val="false"/>
-                <w:color w:val="000000"/>
-                <w:sz w:val="18"/>
-                <w:szCs w:val="18"/>
-              </w:rPr>
-              <w:t xml:space="preserve">–  The Sickle-Cell Mosquito Net: In western Kenya near Lake Victoria, some children inherit sickle-cell anaemia — their red blood cells are curved like a sickle rather than the normal biconcave disc. These children suffer painful crises because the abnormal shape prevents efficient oxygen transport. This phenomenon supports the concept that a tiny change in cell shape has dramatic consequences for function.</w:t>
-            </w:r>
-          </w:p>
-          <w:p>
-            <w:pPr>
-              <w:spacing w:after="30" w:before="0"/>
-              <w:ind w:left="360" w:hanging="180"/>
-              <w:jc w:val="left"/>
-            </w:pPr>
-            <w:r>
-              <w:rPr>
-                <w:rFonts w:ascii="Arial" w:cs="Arial" w:eastAsia="Arial" w:hAnsi="Arial"/>
-                <w:b w:val="false"/>
-                <w:bCs w:val="false"/>
-                <w:i w:val="false"/>
-                <w:iCs w:val="false"/>
-                <w:color w:val="000000"/>
-                <w:sz w:val="18"/>
-                <w:szCs w:val="18"/>
-              </w:rPr>
-              <w:t xml:space="preserve">–  The Onion Skin Under the Microscope: When a thin layer of onion epidermal cells from a Nakuru market onion is placed under a light microscope, learners see a neat brick-like grid of cells, each with a visible cell wall, cell membrane, and large central vacuole — but no chloroplasts. This supports the comparison of plant vs. animal cells and raises the question: why do onion cells lack chloroplasts if they are plant cells?</w:t>
-            </w:r>
-          </w:p>
-          <w:p>
-            <w:pPr>
-              <w:spacing w:after="30" w:before="0"/>
-              <w:ind w:left="360" w:hanging="180"/>
-              <w:jc w:val="left"/>
-            </w:pPr>
-            <w:r>
-              <w:rPr>
-                <w:rFonts w:ascii="Arial" w:cs="Arial" w:eastAsia="Arial" w:hAnsi="Arial"/>
-                <w:b w:val="false"/>
-                <w:bCs w:val="false"/>
-                <w:i w:val="false"/>
-                <w:iCs w:val="false"/>
-                <w:color w:val="000000"/>
-                <w:sz w:val="18"/>
-                <w:szCs w:val="18"/>
-              </w:rPr>
-              <w:t xml:space="preserve">–  The Bean Seedling in the Dark: A bean seed (njugu mawe) germinated in a dark box in Kisumu produces a tall, pale yellow seedling with no green colour. When moved into sunlight, it turns green within days. This supports the concept of chloroplast development and the relationship between organelle function and environmental conditions.</w:t>
-            </w:r>
-          </w:p>
-          <w:p>
-            <w:pPr>
-              <w:spacing w:after="30" w:before="0"/>
-              <w:ind w:left="360" w:hanging="180"/>
-              <w:jc w:val="left"/>
-            </w:pPr>
-            <w:r>
-              <w:rPr>
-                <w:rFonts w:ascii="Arial" w:cs="Arial" w:eastAsia="Arial" w:hAnsi="Arial"/>
-                <w:b w:val="false"/>
-                <w:bCs w:val="false"/>
-                <w:i w:val="false"/>
-                <w:iCs w:val="false"/>
-                <w:color w:val="000000"/>
-                <w:sz w:val="18"/>
-                <w:szCs w:val="18"/>
-              </w:rPr>
-              <w:t xml:space="preserve">–  The Amoeba and the Nerve Cell: A projected image or diagram comparing a single-celled amoeba (a prokaryote-like free-living cell) with a human motor nerve cell — one is a blob that does everything alone, the other is a metre-long, highly specialised cell that only transmits signals — illustrates the extreme range of cell specialisation and introduces the prokaryote vs. eukaryote distinction.</w:t>
-            </w:r>
-          </w:p>
-        </w:tc>
-      </w:tr>
-    </w:tbl>
-    <w:p>
-      <w:pPr>
-        <w:spacing w:after="120"/>
-      </w:pPr>
-      <w:r>
-        <w:t xml:space="preserve"/>
       </w:r>
     </w:p>
     <w:p>
@@ -3648,7 +3648,7 @@
             <w:pPr>
               <w:spacing w:after="20" w:before="0"/>
             </w:pPr>
-            <w:hyperlink w:history="1" r:id="rIdnvz9ak6zvw7ozrk3byw1y">
+            <w:hyperlink w:history="1" r:id="rIdbjdpqwzsvifpk8z_-dvum">
               <w:r>
                 <w:rPr>
                   <w:rFonts w:ascii="Arial" w:cs="Arial" w:eastAsia="Arial" w:hAnsi="Arial"/>
@@ -3681,7 +3681,7 @@
               <w:spacing w:after="10" w:before="0"/>
               <w:ind w:left="120"/>
             </w:pPr>
-            <w:hyperlink w:history="1" r:id="rIdiepnyc3bnlmj66fv50nxj">
+            <w:hyperlink w:history="1" r:id="rIdtmkqk3esmiapcgntfz4_x">
               <w:r>
                 <w:rPr>
                   <w:rFonts w:ascii="Arial" w:cs="Arial" w:eastAsia="Arial" w:hAnsi="Arial"/>
@@ -3726,7 +3726,7 @@
             <w:pPr>
               <w:spacing w:after="20" w:before="0"/>
             </w:pPr>
-            <w:hyperlink w:history="1" r:id="rIdnxlyag34zlwfk6lymdr8n">
+            <w:hyperlink w:history="1" r:id="rIdakivyxi2uw61u21zltxri">
               <w:r>
                 <w:rPr>
                   <w:rFonts w:ascii="Arial" w:cs="Arial" w:eastAsia="Arial" w:hAnsi="Arial"/>
@@ -3759,7 +3759,7 @@
               <w:spacing w:after="10" w:before="0"/>
               <w:ind w:left="120"/>
             </w:pPr>
-            <w:hyperlink w:history="1" r:id="rIdxx9o80cbwtiwrkcot_sfw">
+            <w:hyperlink w:history="1" r:id="rIdmew4sdrylcrhbckdohcyf">
               <w:r>
                 <w:rPr>
                   <w:rFonts w:ascii="Arial" w:cs="Arial" w:eastAsia="Arial" w:hAnsi="Arial"/>
@@ -3954,7 +3954,7 @@
             <w:pPr>
               <w:spacing w:after="20" w:before="0"/>
             </w:pPr>
-            <w:hyperlink w:history="1" r:id="rIdirnhizphls5cdgovavatk">
+            <w:hyperlink w:history="1" r:id="rId6vag5ldwfeaiwwurxqyoa">
               <w:r>
                 <w:rPr>
                   <w:rFonts w:ascii="Arial" w:cs="Arial" w:eastAsia="Arial" w:hAnsi="Arial"/>
@@ -3987,7 +3987,7 @@
               <w:spacing w:after="10" w:before="0"/>
               <w:ind w:left="120"/>
             </w:pPr>
-            <w:hyperlink w:history="1" r:id="rIda8xjky140tg05huc3e2xu">
+            <w:hyperlink w:history="1" r:id="rIdgd4i9vzyrzl9kyqv0mrx8">
               <w:r>
                 <w:rPr>
                   <w:rFonts w:ascii="Arial" w:cs="Arial" w:eastAsia="Arial" w:hAnsi="Arial"/>
@@ -4032,7 +4032,7 @@
             <w:pPr>
               <w:spacing w:after="20" w:before="0"/>
             </w:pPr>
-            <w:hyperlink w:history="1" r:id="rIdtun758b6rpo_zztbkg9hg">
+            <w:hyperlink w:history="1" r:id="rIdphofuw3gh9fuvxbtumiwn">
               <w:r>
                 <w:rPr>
                   <w:rFonts w:ascii="Arial" w:cs="Arial" w:eastAsia="Arial" w:hAnsi="Arial"/>
@@ -4065,7 +4065,7 @@
               <w:spacing w:after="10" w:before="0"/>
               <w:ind w:left="120"/>
             </w:pPr>
-            <w:hyperlink w:history="1" r:id="rIduhiy9u0i-ln50sbaxcexc">
+            <w:hyperlink w:history="1" r:id="rIdzxjjgn9nw6vpn7p9k4fy1">
               <w:r>
                 <w:rPr>
                   <w:rFonts w:ascii="Arial" w:cs="Arial" w:eastAsia="Arial" w:hAnsi="Arial"/>
@@ -4260,7 +4260,7 @@
             <w:pPr>
               <w:spacing w:after="20" w:before="0"/>
             </w:pPr>
-            <w:hyperlink w:history="1" r:id="rIdyqzoqcxljpwnnw35ptc3m">
+            <w:hyperlink w:history="1" r:id="rId4zywdinhbt2gqukj1wzfn">
               <w:r>
                 <w:rPr>
                   <w:rFonts w:ascii="Arial" w:cs="Arial" w:eastAsia="Arial" w:hAnsi="Arial"/>
@@ -4293,7 +4293,7 @@
               <w:spacing w:after="10" w:before="0"/>
               <w:ind w:left="120"/>
             </w:pPr>
-            <w:hyperlink w:history="1" r:id="rIdp4x4jdoxaodtx3vdqsdzf">
+            <w:hyperlink w:history="1" r:id="rIdqhfoi94q1uvf83id6h2it">
               <w:r>
                 <w:rPr>
                   <w:rFonts w:ascii="Arial" w:cs="Arial" w:eastAsia="Arial" w:hAnsi="Arial"/>
@@ -4338,7 +4338,7 @@
             <w:pPr>
               <w:spacing w:after="20" w:before="0"/>
             </w:pPr>
-            <w:hyperlink w:history="1" r:id="rIdyolqcui7pnmfhd_jaye3v">
+            <w:hyperlink w:history="1" r:id="rIdwx94253p3sysedzorvk6t">
               <w:r>
                 <w:rPr>
                   <w:rFonts w:ascii="Arial" w:cs="Arial" w:eastAsia="Arial" w:hAnsi="Arial"/>
@@ -4371,7 +4371,7 @@
               <w:spacing w:after="10" w:before="0"/>
               <w:ind w:left="120"/>
             </w:pPr>
-            <w:hyperlink w:history="1" r:id="rIdznu_wac702neptzfoj6rb">
+            <w:hyperlink w:history="1" r:id="rIda1ifynkc0amsbaubnr7fn">
               <w:r>
                 <w:rPr>
                   <w:rFonts w:ascii="Arial" w:cs="Arial" w:eastAsia="Arial" w:hAnsi="Arial"/>
@@ -4566,7 +4566,7 @@
             <w:pPr>
               <w:spacing w:after="20" w:before="0"/>
             </w:pPr>
-            <w:hyperlink w:history="1" r:id="rIddyrjxtyka8jmnhjvlmdjd">
+            <w:hyperlink w:history="1" r:id="rIdoghr3iqecvqvl-tifavoc">
               <w:r>
                 <w:rPr>
                   <w:rFonts w:ascii="Arial" w:cs="Arial" w:eastAsia="Arial" w:hAnsi="Arial"/>
@@ -4599,7 +4599,7 @@
               <w:spacing w:after="10" w:before="0"/>
               <w:ind w:left="120"/>
             </w:pPr>
-            <w:hyperlink w:history="1" r:id="rIdhqt7ynqglhpu0jqjfouwt">
+            <w:hyperlink w:history="1" r:id="rIdbirbj77y86b90vwqfmpy4">
               <w:r>
                 <w:rPr>
                   <w:rFonts w:ascii="Arial" w:cs="Arial" w:eastAsia="Arial" w:hAnsi="Arial"/>
@@ -4644,7 +4644,7 @@
             <w:pPr>
               <w:spacing w:after="20" w:before="0"/>
             </w:pPr>
-            <w:hyperlink w:history="1" r:id="rId3x_w5m4nhwoluqalohtgc">
+            <w:hyperlink w:history="1" r:id="rId7zdzxi7acqemyr3rti1mr">
               <w:r>
                 <w:rPr>
                   <w:rFonts w:ascii="Arial" w:cs="Arial" w:eastAsia="Arial" w:hAnsi="Arial"/>
@@ -4677,7 +4677,7 @@
               <w:spacing w:after="10" w:before="0"/>
               <w:ind w:left="120"/>
             </w:pPr>
-            <w:hyperlink w:history="1" r:id="rIdzjhstp6ht9tchiebiqpmg">
+            <w:hyperlink w:history="1" r:id="rIdfdjltiwxcf1eti_ykuxk6">
               <w:r>
                 <w:rPr>
                   <w:rFonts w:ascii="Arial" w:cs="Arial" w:eastAsia="Arial" w:hAnsi="Arial"/>
@@ -4872,7 +4872,7 @@
             <w:pPr>
               <w:spacing w:after="20" w:before="0"/>
             </w:pPr>
-            <w:hyperlink w:history="1" r:id="rIdhwjdpnjj2pxfbcbeeoo__">
+            <w:hyperlink w:history="1" r:id="rIdsy66ybousfqshhyvqvi12">
               <w:r>
                 <w:rPr>
                   <w:rFonts w:ascii="Arial" w:cs="Arial" w:eastAsia="Arial" w:hAnsi="Arial"/>
@@ -4905,7 +4905,7 @@
               <w:spacing w:after="10" w:before="0"/>
               <w:ind w:left="120"/>
             </w:pPr>
-            <w:hyperlink w:history="1" r:id="rIdsfcvo1vlyqkkzzcrsxfep">
+            <w:hyperlink w:history="1" r:id="rIdeh-fee_hmo-tvhmhii6gw">
               <w:r>
                 <w:rPr>
                   <w:rFonts w:ascii="Arial" w:cs="Arial" w:eastAsia="Arial" w:hAnsi="Arial"/>
@@ -4950,7 +4950,7 @@
             <w:pPr>
               <w:spacing w:after="20" w:before="0"/>
             </w:pPr>
-            <w:hyperlink w:history="1" r:id="rId5ivedu0dk9btgnps9km1m">
+            <w:hyperlink w:history="1" r:id="rId9iiinmvkeyctanlftvebs">
               <w:r>
                 <w:rPr>
                   <w:rFonts w:ascii="Arial" w:cs="Arial" w:eastAsia="Arial" w:hAnsi="Arial"/>
@@ -4983,7 +4983,7 @@
               <w:spacing w:after="10" w:before="0"/>
               <w:ind w:left="120"/>
             </w:pPr>
-            <w:hyperlink w:history="1" r:id="rIdjal5-ig-yluatjmkiiit-">
+            <w:hyperlink w:history="1" r:id="rIdxzutohlk4dyuao1hozfxi">
               <w:r>
                 <w:rPr>
                   <w:rFonts w:ascii="Arial" w:cs="Arial" w:eastAsia="Arial" w:hAnsi="Arial"/>
@@ -5495,7 +5495,7 @@
         </w:rPr>
         <w:t xml:space="preserve">© 2026 SeaVuria and ARES. Aligned with KICD objectives. Developed by SeaVuria; technical implementation by ARES (with AI assistance from Claude). Licensed under </w:t>
       </w:r>
-      <w:hyperlink w:history="1" r:id="rIddxbecntxpek4vp9z3rcy8">
+      <w:hyperlink w:history="1" r:id="rIdgmu-fngjwjylhomu-rydx">
         <w:r>
           <w:rPr>
             <w:rFonts w:ascii="Arial" w:cs="Arial" w:eastAsia="Arial" w:hAnsi="Arial"/>
@@ -5516,7 +5516,7 @@
         </w:rPr>
         <w:t xml:space="preserve"> (</w:t>
       </w:r>
-      <w:hyperlink w:history="1" r:id="rIdgxrcwguximzndtpzprurk">
+      <w:hyperlink w:history="1" r:id="rIdwqo5wnngpbc6rxl02eqf7">
         <w:r>
           <w:rPr>
             <w:rFonts w:ascii="Arial" w:cs="Arial" w:eastAsia="Arial" w:hAnsi="Arial"/>
@@ -6529,7 +6529,7 @@
             <w:pPr>
               <w:spacing w:after="20" w:before="0"/>
             </w:pPr>
-            <w:hyperlink w:history="1" r:id="rIdjtjp2raft7mf07tl7uaux">
+            <w:hyperlink w:history="1" r:id="rIdtuftf8grvdnnflf2fmqmq">
               <w:r>
                 <w:rPr>
                   <w:rFonts w:ascii="Arial" w:cs="Arial" w:eastAsia="Arial" w:hAnsi="Arial"/>
@@ -6562,7 +6562,7 @@
               <w:spacing w:after="10" w:before="0"/>
               <w:ind w:left="120"/>
             </w:pPr>
-            <w:hyperlink w:history="1" r:id="rIdnzgegzx3jawxwqmt-ffob">
+            <w:hyperlink w:history="1" r:id="rIdv8zybqzec2bpa45rni8-u">
               <w:r>
                 <w:rPr>
                   <w:rFonts w:ascii="Arial" w:cs="Arial" w:eastAsia="Arial" w:hAnsi="Arial"/>
@@ -6607,7 +6607,7 @@
             <w:pPr>
               <w:spacing w:after="20" w:before="0"/>
             </w:pPr>
-            <w:hyperlink w:history="1" r:id="rIdwymlec0-3kmn18njzykma">
+            <w:hyperlink w:history="1" r:id="rIdexl_vr-kuu_jcywo1yfvc">
               <w:r>
                 <w:rPr>
                   <w:rFonts w:ascii="Arial" w:cs="Arial" w:eastAsia="Arial" w:hAnsi="Arial"/>
@@ -6640,7 +6640,7 @@
               <w:spacing w:after="10" w:before="0"/>
               <w:ind w:left="120"/>
             </w:pPr>
-            <w:hyperlink w:history="1" r:id="rIdwafc0gtbxjazagfd5ibjf">
+            <w:hyperlink w:history="1" r:id="rIdw0q1mvt-d4gndho_ji2_6">
               <w:r>
                 <w:rPr>
                   <w:rFonts w:ascii="Arial" w:cs="Arial" w:eastAsia="Arial" w:hAnsi="Arial"/>
@@ -6835,7 +6835,7 @@
             <w:pPr>
               <w:spacing w:after="20" w:before="0"/>
             </w:pPr>
-            <w:hyperlink w:history="1" r:id="rIdd2iaiqx68v-ftfvlpmkuy">
+            <w:hyperlink w:history="1" r:id="rIdmr9djgxgu6hi3k8tbkv_i">
               <w:r>
                 <w:rPr>
                   <w:rFonts w:ascii="Arial" w:cs="Arial" w:eastAsia="Arial" w:hAnsi="Arial"/>
@@ -6868,7 +6868,7 @@
               <w:spacing w:after="10" w:before="0"/>
               <w:ind w:left="120"/>
             </w:pPr>
-            <w:hyperlink w:history="1" r:id="rIdqf3olg4iwfttzvwsd81o1">
+            <w:hyperlink w:history="1" r:id="rIdjtuvtxeo9z79svsanfkfn">
               <w:r>
                 <w:rPr>
                   <w:rFonts w:ascii="Arial" w:cs="Arial" w:eastAsia="Arial" w:hAnsi="Arial"/>
@@ -6913,7 +6913,7 @@
             <w:pPr>
               <w:spacing w:after="20" w:before="0"/>
             </w:pPr>
-            <w:hyperlink w:history="1" r:id="rIdt9uiotbx1efbke-x6waln">
+            <w:hyperlink w:history="1" r:id="rIdxdfbu_k3tgz9grvu1_qsc">
               <w:r>
                 <w:rPr>
                   <w:rFonts w:ascii="Arial" w:cs="Arial" w:eastAsia="Arial" w:hAnsi="Arial"/>
@@ -6946,7 +6946,7 @@
               <w:spacing w:after="10" w:before="0"/>
               <w:ind w:left="120"/>
             </w:pPr>
-            <w:hyperlink w:history="1" r:id="rIdfva9ovis7kbqug8tir9mk">
+            <w:hyperlink w:history="1" r:id="rIddca26ak1d4qmkcuapjqhz">
               <w:r>
                 <w:rPr>
                   <w:rFonts w:ascii="Arial" w:cs="Arial" w:eastAsia="Arial" w:hAnsi="Arial"/>
@@ -7141,7 +7141,7 @@
             <w:pPr>
               <w:spacing w:after="20" w:before="0"/>
             </w:pPr>
-            <w:hyperlink w:history="1" r:id="rIds4fuvoydlpisq6d1bnrlb">
+            <w:hyperlink w:history="1" r:id="rIdstvke_fzvpbdadqkwbh9w">
               <w:r>
                 <w:rPr>
                   <w:rFonts w:ascii="Arial" w:cs="Arial" w:eastAsia="Arial" w:hAnsi="Arial"/>
@@ -7174,7 +7174,7 @@
               <w:spacing w:after="10" w:before="0"/>
               <w:ind w:left="120"/>
             </w:pPr>
-            <w:hyperlink w:history="1" r:id="rIdyqfb-h34c5dbpdaz8chbs">
+            <w:hyperlink w:history="1" r:id="rIdkos_iyfxti3hy7rqotwpe">
               <w:r>
                 <w:rPr>
                   <w:rFonts w:ascii="Arial" w:cs="Arial" w:eastAsia="Arial" w:hAnsi="Arial"/>
@@ -7219,7 +7219,7 @@
             <w:pPr>
               <w:spacing w:after="20" w:before="0"/>
             </w:pPr>
-            <w:hyperlink w:history="1" r:id="rIdldiut_ehil3miq0slb-vr">
+            <w:hyperlink w:history="1" r:id="rId-bqrt3qa8xphebqzkxwsr">
               <w:r>
                 <w:rPr>
                   <w:rFonts w:ascii="Arial" w:cs="Arial" w:eastAsia="Arial" w:hAnsi="Arial"/>
@@ -7252,7 +7252,7 @@
               <w:spacing w:after="10" w:before="0"/>
               <w:ind w:left="120"/>
             </w:pPr>
-            <w:hyperlink w:history="1" r:id="rIdsrfb6iqgxcwuywtevry7x">
+            <w:hyperlink w:history="1" r:id="rId40ctt3md-glrv5ylucu1z">
               <w:r>
                 <w:rPr>
                   <w:rFonts w:ascii="Arial" w:cs="Arial" w:eastAsia="Arial" w:hAnsi="Arial"/>
@@ -7447,7 +7447,7 @@
             <w:pPr>
               <w:spacing w:after="20" w:before="0"/>
             </w:pPr>
-            <w:hyperlink w:history="1" r:id="rIdonalqdzdepirj13r1eq3d">
+            <w:hyperlink w:history="1" r:id="rId2onblfocwwj0xfjjtdanf">
               <w:r>
                 <w:rPr>
                   <w:rFonts w:ascii="Arial" w:cs="Arial" w:eastAsia="Arial" w:hAnsi="Arial"/>
@@ -7480,7 +7480,7 @@
               <w:spacing w:after="10" w:before="0"/>
               <w:ind w:left="120"/>
             </w:pPr>
-            <w:hyperlink w:history="1" r:id="rId_81goyii9fjfy0i-g1rkx">
+            <w:hyperlink w:history="1" r:id="rIdvv7xi0jkoalwe62l-7lyi">
               <w:r>
                 <w:rPr>
                   <w:rFonts w:ascii="Arial" w:cs="Arial" w:eastAsia="Arial" w:hAnsi="Arial"/>
@@ -7525,7 +7525,7 @@
             <w:pPr>
               <w:spacing w:after="20" w:before="0"/>
             </w:pPr>
-            <w:hyperlink w:history="1" r:id="rIdj_vgjln3glrgorlccoalg">
+            <w:hyperlink w:history="1" r:id="rIds6gfpukngt04tq4r2ymto">
               <w:r>
                 <w:rPr>
                   <w:rFonts w:ascii="Arial" w:cs="Arial" w:eastAsia="Arial" w:hAnsi="Arial"/>
@@ -7558,7 +7558,7 @@
               <w:spacing w:after="10" w:before="0"/>
               <w:ind w:left="120"/>
             </w:pPr>
-            <w:hyperlink w:history="1" r:id="rIdfarianqyu7clu1rnnfbjd">
+            <w:hyperlink w:history="1" r:id="rId3xbt4rpzijftnsagk_dns">
               <w:r>
                 <w:rPr>
                   <w:rFonts w:ascii="Arial" w:cs="Arial" w:eastAsia="Arial" w:hAnsi="Arial"/>
@@ -7753,7 +7753,7 @@
             <w:pPr>
               <w:spacing w:after="20" w:before="0"/>
             </w:pPr>
-            <w:hyperlink w:history="1" r:id="rId4oabbetx_46xxas5bnw7h">
+            <w:hyperlink w:history="1" r:id="rIds8evr8kdsnsclsyzftdat">
               <w:r>
                 <w:rPr>
                   <w:rFonts w:ascii="Arial" w:cs="Arial" w:eastAsia="Arial" w:hAnsi="Arial"/>
@@ -7786,7 +7786,7 @@
               <w:spacing w:after="10" w:before="0"/>
               <w:ind w:left="120"/>
             </w:pPr>
-            <w:hyperlink w:history="1" r:id="rIdthcpuljpqjiuk81mk2jk0">
+            <w:hyperlink w:history="1" r:id="rIdwcqhlcqun6rjvvvtdp1ni">
               <w:r>
                 <w:rPr>
                   <w:rFonts w:ascii="Arial" w:cs="Arial" w:eastAsia="Arial" w:hAnsi="Arial"/>
@@ -7831,7 +7831,7 @@
             <w:pPr>
               <w:spacing w:after="20" w:before="0"/>
             </w:pPr>
-            <w:hyperlink w:history="1" r:id="rId1v3u5_m-g5qt_f8yovnac">
+            <w:hyperlink w:history="1" r:id="rIdbgqgfbbosysxvw8ndsuff">
               <w:r>
                 <w:rPr>
                   <w:rFonts w:ascii="Arial" w:cs="Arial" w:eastAsia="Arial" w:hAnsi="Arial"/>
@@ -7864,7 +7864,7 @@
               <w:spacing w:after="10" w:before="0"/>
               <w:ind w:left="120"/>
             </w:pPr>
-            <w:hyperlink w:history="1" r:id="rIdhl0mfyv4dehxwfeaz9csy">
+            <w:hyperlink w:history="1" r:id="rIdayiihqwt0rxwglyskfbzl">
               <w:r>
                 <w:rPr>
                   <w:rFonts w:ascii="Arial" w:cs="Arial" w:eastAsia="Arial" w:hAnsi="Arial"/>
@@ -8376,7 +8376,7 @@
         </w:rPr>
         <w:t xml:space="preserve">© 2026 SeaVuria and ARES. Aligned with KICD objectives. Developed by SeaVuria; technical implementation by ARES (with AI assistance from Claude). Licensed under </w:t>
       </w:r>
-      <w:hyperlink w:history="1" r:id="rIdoioo6n04b7uaxjlxmyzzr">
+      <w:hyperlink w:history="1" r:id="rIdy9k2fmu_numkan7svpbnm">
         <w:r>
           <w:rPr>
             <w:rFonts w:ascii="Arial" w:cs="Arial" w:eastAsia="Arial" w:hAnsi="Arial"/>
@@ -8397,7 +8397,7 @@
         </w:rPr>
         <w:t xml:space="preserve"> (</w:t>
       </w:r>
-      <w:hyperlink w:history="1" r:id="rId8mexsvuvpo3annauj_vok">
+      <w:hyperlink w:history="1" r:id="rIdob3skjmbzvb5obkrbm6ge">
         <w:r>
           <w:rPr>
             <w:rFonts w:ascii="Arial" w:cs="Arial" w:eastAsia="Arial" w:hAnsi="Arial"/>
@@ -9410,7 +9410,7 @@
             <w:pPr>
               <w:spacing w:after="20" w:before="0"/>
             </w:pPr>
-            <w:hyperlink w:history="1" r:id="rId2vrjbm0brf7hr_s3aspf3">
+            <w:hyperlink w:history="1" r:id="rIdhuabz0su9rojibhdaxjlo">
               <w:r>
                 <w:rPr>
                   <w:rFonts w:ascii="Arial" w:cs="Arial" w:eastAsia="Arial" w:hAnsi="Arial"/>
@@ -9443,7 +9443,7 @@
               <w:spacing w:after="10" w:before="0"/>
               <w:ind w:left="120"/>
             </w:pPr>
-            <w:hyperlink w:history="1" r:id="rIdf9zz1zf0oxjzhrccodpxs">
+            <w:hyperlink w:history="1" r:id="rIdpp_-e2o3-_fgwdslbz5h4">
               <w:r>
                 <w:rPr>
                   <w:rFonts w:ascii="Arial" w:cs="Arial" w:eastAsia="Arial" w:hAnsi="Arial"/>
@@ -9488,7 +9488,7 @@
             <w:pPr>
               <w:spacing w:after="20" w:before="0"/>
             </w:pPr>
-            <w:hyperlink w:history="1" r:id="rId8ok4s6si55kvieeilq810">
+            <w:hyperlink w:history="1" r:id="rIdm2t_uhskhqthcjolyoyrz">
               <w:r>
                 <w:rPr>
                   <w:rFonts w:ascii="Arial" w:cs="Arial" w:eastAsia="Arial" w:hAnsi="Arial"/>
@@ -9521,7 +9521,7 @@
               <w:spacing w:after="10" w:before="0"/>
               <w:ind w:left="120"/>
             </w:pPr>
-            <w:hyperlink w:history="1" r:id="rIdkp5ya2zapg4vazzjk_t3g">
+            <w:hyperlink w:history="1" r:id="rIdzfpnmq8oovxj8dr9akvbv">
               <w:r>
                 <w:rPr>
                   <w:rFonts w:ascii="Arial" w:cs="Arial" w:eastAsia="Arial" w:hAnsi="Arial"/>
@@ -9716,7 +9716,7 @@
             <w:pPr>
               <w:spacing w:after="20" w:before="0"/>
             </w:pPr>
-            <w:hyperlink w:history="1" r:id="rId0xvu6e-dzgamyevr1l3dw">
+            <w:hyperlink w:history="1" r:id="rIdcud6xlbpi6rzh57xswopl">
               <w:r>
                 <w:rPr>
                   <w:rFonts w:ascii="Arial" w:cs="Arial" w:eastAsia="Arial" w:hAnsi="Arial"/>
@@ -9749,7 +9749,7 @@
               <w:spacing w:after="10" w:before="0"/>
               <w:ind w:left="120"/>
             </w:pPr>
-            <w:hyperlink w:history="1" r:id="rIduqvzre1sbqnipwr1dratj">
+            <w:hyperlink w:history="1" r:id="rIdb3k994ejwkecthpfy5ocd">
               <w:r>
                 <w:rPr>
                   <w:rFonts w:ascii="Arial" w:cs="Arial" w:eastAsia="Arial" w:hAnsi="Arial"/>
@@ -9794,7 +9794,7 @@
             <w:pPr>
               <w:spacing w:after="20" w:before="0"/>
             </w:pPr>
-            <w:hyperlink w:history="1" r:id="rIdwkabxyv61ls3w_ypvl40r">
+            <w:hyperlink w:history="1" r:id="rIdaktyd3ip1uwjfgdods9p_">
               <w:r>
                 <w:rPr>
                   <w:rFonts w:ascii="Arial" w:cs="Arial" w:eastAsia="Arial" w:hAnsi="Arial"/>
@@ -9827,7 +9827,7 @@
               <w:spacing w:after="10" w:before="0"/>
               <w:ind w:left="120"/>
             </w:pPr>
-            <w:hyperlink w:history="1" r:id="rIdom-hwkvwrwuwdrfeboy-x">
+            <w:hyperlink w:history="1" r:id="rIdxtswbnh5qteq03lggyeqa">
               <w:r>
                 <w:rPr>
                   <w:rFonts w:ascii="Arial" w:cs="Arial" w:eastAsia="Arial" w:hAnsi="Arial"/>
@@ -10022,7 +10022,7 @@
             <w:pPr>
               <w:spacing w:after="20" w:before="0"/>
             </w:pPr>
-            <w:hyperlink w:history="1" r:id="rIdcqtomckg2x1n8d-fnjt3l">
+            <w:hyperlink w:history="1" r:id="rId0jk43i_grkfkmo35wedgz">
               <w:r>
                 <w:rPr>
                   <w:rFonts w:ascii="Arial" w:cs="Arial" w:eastAsia="Arial" w:hAnsi="Arial"/>
@@ -10055,7 +10055,7 @@
               <w:spacing w:after="10" w:before="0"/>
               <w:ind w:left="120"/>
             </w:pPr>
-            <w:hyperlink w:history="1" r:id="rIdq2infuow5m_t7jujkiuov">
+            <w:hyperlink w:history="1" r:id="rIdcudleco1zivy_fv1e7auq">
               <w:r>
                 <w:rPr>
                   <w:rFonts w:ascii="Arial" w:cs="Arial" w:eastAsia="Arial" w:hAnsi="Arial"/>
@@ -10100,7 +10100,7 @@
             <w:pPr>
               <w:spacing w:after="20" w:before="0"/>
             </w:pPr>
-            <w:hyperlink w:history="1" r:id="rIdvkrkucdcfn1xsuwugj9au">
+            <w:hyperlink w:history="1" r:id="rIdoqiu3v6wyd5izs7w-ztvc">
               <w:r>
                 <w:rPr>
                   <w:rFonts w:ascii="Arial" w:cs="Arial" w:eastAsia="Arial" w:hAnsi="Arial"/>
@@ -10133,7 +10133,7 @@
               <w:spacing w:after="10" w:before="0"/>
               <w:ind w:left="120"/>
             </w:pPr>
-            <w:hyperlink w:history="1" r:id="rIdbriajmtbxyvy7hgsqluuu">
+            <w:hyperlink w:history="1" r:id="rIds68cm2lkeu_5vhfv6k3dy">
               <w:r>
                 <w:rPr>
                   <w:rFonts w:ascii="Arial" w:cs="Arial" w:eastAsia="Arial" w:hAnsi="Arial"/>
@@ -10328,7 +10328,7 @@
             <w:pPr>
               <w:spacing w:after="20" w:before="0"/>
             </w:pPr>
-            <w:hyperlink w:history="1" r:id="rIdvc0__rr60iqknvlhn7dpw">
+            <w:hyperlink w:history="1" r:id="rIdrzw7krjm2vu0esmiq-ldq">
               <w:r>
                 <w:rPr>
                   <w:rFonts w:ascii="Arial" w:cs="Arial" w:eastAsia="Arial" w:hAnsi="Arial"/>
@@ -10361,7 +10361,7 @@
               <w:spacing w:after="10" w:before="0"/>
               <w:ind w:left="120"/>
             </w:pPr>
-            <w:hyperlink w:history="1" r:id="rIdmb3tsrhwpy-l3wm4iom9w">
+            <w:hyperlink w:history="1" r:id="rIdhmrkbwcs7spjncqur2ffn">
               <w:r>
                 <w:rPr>
                   <w:rFonts w:ascii="Arial" w:cs="Arial" w:eastAsia="Arial" w:hAnsi="Arial"/>
@@ -10406,7 +10406,7 @@
             <w:pPr>
               <w:spacing w:after="20" w:before="0"/>
             </w:pPr>
-            <w:hyperlink w:history="1" r:id="rIdsdn-f0m3ybwxa4bazoj2z">
+            <w:hyperlink w:history="1" r:id="rIdowtmee6ebnb0vcf91v1w0">
               <w:r>
                 <w:rPr>
                   <w:rFonts w:ascii="Arial" w:cs="Arial" w:eastAsia="Arial" w:hAnsi="Arial"/>
@@ -10439,7 +10439,7 @@
               <w:spacing w:after="10" w:before="0"/>
               <w:ind w:left="120"/>
             </w:pPr>
-            <w:hyperlink w:history="1" r:id="rIdadi_0uxlqwjlaiprdajdj">
+            <w:hyperlink w:history="1" r:id="rIdvs0mhjp25sd3vhql77nua">
               <w:r>
                 <w:rPr>
                   <w:rFonts w:ascii="Arial" w:cs="Arial" w:eastAsia="Arial" w:hAnsi="Arial"/>
@@ -10634,7 +10634,7 @@
             <w:pPr>
               <w:spacing w:after="20" w:before="0"/>
             </w:pPr>
-            <w:hyperlink w:history="1" r:id="rIdlrahi53pic55ohywr3med">
+            <w:hyperlink w:history="1" r:id="rId-w6smmzzka-bnipbikbtu">
               <w:r>
                 <w:rPr>
                   <w:rFonts w:ascii="Arial" w:cs="Arial" w:eastAsia="Arial" w:hAnsi="Arial"/>
@@ -10667,7 +10667,7 @@
               <w:spacing w:after="10" w:before="0"/>
               <w:ind w:left="120"/>
             </w:pPr>
-            <w:hyperlink w:history="1" r:id="rIdbcar_3qsalhtj53pawfql">
+            <w:hyperlink w:history="1" r:id="rIdrzyzr0ggypbikgqzgto3k">
               <w:r>
                 <w:rPr>
                   <w:rFonts w:ascii="Arial" w:cs="Arial" w:eastAsia="Arial" w:hAnsi="Arial"/>
@@ -10712,7 +10712,7 @@
             <w:pPr>
               <w:spacing w:after="20" w:before="0"/>
             </w:pPr>
-            <w:hyperlink w:history="1" r:id="rIda1amxnnpbcgvbepfm7v4k">
+            <w:hyperlink w:history="1" r:id="rIdb3hvcebtyktojvxeztspa">
               <w:r>
                 <w:rPr>
                   <w:rFonts w:ascii="Arial" w:cs="Arial" w:eastAsia="Arial" w:hAnsi="Arial"/>
@@ -10745,7 +10745,7 @@
               <w:spacing w:after="10" w:before="0"/>
               <w:ind w:left="120"/>
             </w:pPr>
-            <w:hyperlink w:history="1" r:id="rIdy5se0b11il0etfdlrsxxo">
+            <w:hyperlink w:history="1" r:id="rIdwfkgyt2hrt7frbpxlmy3c">
               <w:r>
                 <w:rPr>
                   <w:rFonts w:ascii="Arial" w:cs="Arial" w:eastAsia="Arial" w:hAnsi="Arial"/>
@@ -11257,7 +11257,7 @@
         </w:rPr>
         <w:t xml:space="preserve">© 2026 SeaVuria and ARES. Aligned with KICD objectives. Developed by SeaVuria; technical implementation by ARES (with AI assistance from Claude). Licensed under </w:t>
       </w:r>
-      <w:hyperlink w:history="1" r:id="rIdfkovibeshemkax7cufn3p">
+      <w:hyperlink w:history="1" r:id="rIdwuqymtlmduxkusgio5_6m">
         <w:r>
           <w:rPr>
             <w:rFonts w:ascii="Arial" w:cs="Arial" w:eastAsia="Arial" w:hAnsi="Arial"/>
@@ -11278,7 +11278,7 @@
         </w:rPr>
         <w:t xml:space="preserve"> (</w:t>
       </w:r>
-      <w:hyperlink w:history="1" r:id="rIdegu_mm9756rlpeg12gndo">
+      <w:hyperlink w:history="1" r:id="rIdtwn2bptpaejy8vrffvfui">
         <w:r>
           <w:rPr>
             <w:rFonts w:ascii="Arial" w:cs="Arial" w:eastAsia="Arial" w:hAnsi="Arial"/>
@@ -12291,7 +12291,7 @@
             <w:pPr>
               <w:spacing w:after="20" w:before="0"/>
             </w:pPr>
-            <w:hyperlink w:history="1" r:id="rIdt1rvfqub3hyxd6r3rnz4d">
+            <w:hyperlink w:history="1" r:id="rIdlckxid4jqueyfz6wn0ek6">
               <w:r>
                 <w:rPr>
                   <w:rFonts w:ascii="Arial" w:cs="Arial" w:eastAsia="Arial" w:hAnsi="Arial"/>
@@ -12324,7 +12324,7 @@
               <w:spacing w:after="10" w:before="0"/>
               <w:ind w:left="120"/>
             </w:pPr>
-            <w:hyperlink w:history="1" r:id="rIdp4277opg7dtau0un3bndp">
+            <w:hyperlink w:history="1" r:id="rIdhyrjsu0vvku3ofwlmnn0h">
               <w:r>
                 <w:rPr>
                   <w:rFonts w:ascii="Arial" w:cs="Arial" w:eastAsia="Arial" w:hAnsi="Arial"/>
@@ -12369,7 +12369,7 @@
             <w:pPr>
               <w:spacing w:after="20" w:before="0"/>
             </w:pPr>
-            <w:hyperlink w:history="1" r:id="rIdxumuwerzsju7xpwhgfikx">
+            <w:hyperlink w:history="1" r:id="rIdqcydpa-eoye0rerj5jaup">
               <w:r>
                 <w:rPr>
                   <w:rFonts w:ascii="Arial" w:cs="Arial" w:eastAsia="Arial" w:hAnsi="Arial"/>
@@ -12402,7 +12402,7 @@
               <w:spacing w:after="10" w:before="0"/>
               <w:ind w:left="120"/>
             </w:pPr>
-            <w:hyperlink w:history="1" r:id="rIdimxlpo0cxeiyiqqqnz9kv">
+            <w:hyperlink w:history="1" r:id="rId2etaraiyk0shncetjamxc">
               <w:r>
                 <w:rPr>
                   <w:rFonts w:ascii="Arial" w:cs="Arial" w:eastAsia="Arial" w:hAnsi="Arial"/>
@@ -12597,7 +12597,7 @@
             <w:pPr>
               <w:spacing w:after="20" w:before="0"/>
             </w:pPr>
-            <w:hyperlink w:history="1" r:id="rIdrzl4gisanusidzymraiqy">
+            <w:hyperlink w:history="1" r:id="rIdu9s2pl8jxrwlicg8px-z-">
               <w:r>
                 <w:rPr>
                   <w:rFonts w:ascii="Arial" w:cs="Arial" w:eastAsia="Arial" w:hAnsi="Arial"/>
@@ -12630,7 +12630,7 @@
               <w:spacing w:after="10" w:before="0"/>
               <w:ind w:left="120"/>
             </w:pPr>
-            <w:hyperlink w:history="1" r:id="rIdnzeqsxhv7wh8uayblhteh">
+            <w:hyperlink w:history="1" r:id="rIdjgrjl0rvj0kcsza6xxyt-">
               <w:r>
                 <w:rPr>
                   <w:rFonts w:ascii="Arial" w:cs="Arial" w:eastAsia="Arial" w:hAnsi="Arial"/>
@@ -12675,7 +12675,7 @@
             <w:pPr>
               <w:spacing w:after="20" w:before="0"/>
             </w:pPr>
-            <w:hyperlink w:history="1" r:id="rIdhnxvqim04d0aoluhl1vse">
+            <w:hyperlink w:history="1" r:id="rIdvyemyw78e2ycwojhxoljy">
               <w:r>
                 <w:rPr>
                   <w:rFonts w:ascii="Arial" w:cs="Arial" w:eastAsia="Arial" w:hAnsi="Arial"/>
@@ -12708,7 +12708,7 @@
               <w:spacing w:after="10" w:before="0"/>
               <w:ind w:left="120"/>
             </w:pPr>
-            <w:hyperlink w:history="1" r:id="rIdzzjbngzrucrjxvlalcf61">
+            <w:hyperlink w:history="1" r:id="rIdnyxua3m7i9p7ekqse0qab">
               <w:r>
                 <w:rPr>
                   <w:rFonts w:ascii="Arial" w:cs="Arial" w:eastAsia="Arial" w:hAnsi="Arial"/>
@@ -12903,7 +12903,7 @@
             <w:pPr>
               <w:spacing w:after="20" w:before="0"/>
             </w:pPr>
-            <w:hyperlink w:history="1" r:id="rIdpxzytv2j5prxvcgbnm1wi">
+            <w:hyperlink w:history="1" r:id="rIdnvxz9xusyf8p4onb-r6xg">
               <w:r>
                 <w:rPr>
                   <w:rFonts w:ascii="Arial" w:cs="Arial" w:eastAsia="Arial" w:hAnsi="Arial"/>
@@ -12936,7 +12936,7 @@
               <w:spacing w:after="10" w:before="0"/>
               <w:ind w:left="120"/>
             </w:pPr>
-            <w:hyperlink w:history="1" r:id="rIda5blocfgjum4x6exxkrei">
+            <w:hyperlink w:history="1" r:id="rIduzinok0sx092pkenelhz3">
               <w:r>
                 <w:rPr>
                   <w:rFonts w:ascii="Arial" w:cs="Arial" w:eastAsia="Arial" w:hAnsi="Arial"/>
@@ -12981,7 +12981,7 @@
             <w:pPr>
               <w:spacing w:after="20" w:before="0"/>
             </w:pPr>
-            <w:hyperlink w:history="1" r:id="rIdz6ffwxxm1jdrzrwapxzri">
+            <w:hyperlink w:history="1" r:id="rId_dcrhy7lc_ara-pyc7cr_">
               <w:r>
                 <w:rPr>
                   <w:rFonts w:ascii="Arial" w:cs="Arial" w:eastAsia="Arial" w:hAnsi="Arial"/>
@@ -13014,7 +13014,7 @@
               <w:spacing w:after="10" w:before="0"/>
               <w:ind w:left="120"/>
             </w:pPr>
-            <w:hyperlink w:history="1" r:id="rIdbpmwuucnmv45ksg3_96ho">
+            <w:hyperlink w:history="1" r:id="rIdheoarylz6fqqt8r7qk7xh">
               <w:r>
                 <w:rPr>
                   <w:rFonts w:ascii="Arial" w:cs="Arial" w:eastAsia="Arial" w:hAnsi="Arial"/>
@@ -13598,7 +13598,7 @@
             <w:pPr>
               <w:spacing w:after="20" w:before="0"/>
             </w:pPr>
-            <w:hyperlink w:history="1" r:id="rId-gpp4_90m9-57a1ihu_hq">
+            <w:hyperlink w:history="1" r:id="rIdpr_efimlstqs5ruwxddet">
               <w:r>
                 <w:rPr>
                   <w:rFonts w:ascii="Arial" w:cs="Arial" w:eastAsia="Arial" w:hAnsi="Arial"/>
@@ -13631,7 +13631,7 @@
               <w:spacing w:after="10" w:before="0"/>
               <w:ind w:left="120"/>
             </w:pPr>
-            <w:hyperlink w:history="1" r:id="rIdybytckjrzotsfqhjenqxt">
+            <w:hyperlink w:history="1" r:id="rId9inr_tsa14m6e_nxbo98c">
               <w:r>
                 <w:rPr>
                   <w:rFonts w:ascii="Arial" w:cs="Arial" w:eastAsia="Arial" w:hAnsi="Arial"/>
@@ -13676,7 +13676,7 @@
             <w:pPr>
               <w:spacing w:after="20" w:before="0"/>
             </w:pPr>
-            <w:hyperlink w:history="1" r:id="rIdbt2ajcc3e7w_9hx9e0vdf">
+            <w:hyperlink w:history="1" r:id="rId-gsgaoubmofoomeitxwjk">
               <w:r>
                 <w:rPr>
                   <w:rFonts w:ascii="Arial" w:cs="Arial" w:eastAsia="Arial" w:hAnsi="Arial"/>
@@ -13709,7 +13709,7 @@
               <w:spacing w:after="10" w:before="0"/>
               <w:ind w:left="120"/>
             </w:pPr>
-            <w:hyperlink w:history="1" r:id="rIdak8duq64c5h7ocgrizcml">
+            <w:hyperlink w:history="1" r:id="rIdy4o38g0u3h3qxkcrzb1ep">
               <w:r>
                 <w:rPr>
                   <w:rFonts w:ascii="Arial" w:cs="Arial" w:eastAsia="Arial" w:hAnsi="Arial"/>
@@ -13904,7 +13904,7 @@
             <w:pPr>
               <w:spacing w:after="20" w:before="0"/>
             </w:pPr>
-            <w:hyperlink w:history="1" r:id="rIdotlu813zusluwnbcj16se">
+            <w:hyperlink w:history="1" r:id="rIdlfo-ppj0b7z9e3sbxpcqt">
               <w:r>
                 <w:rPr>
                   <w:rFonts w:ascii="Arial" w:cs="Arial" w:eastAsia="Arial" w:hAnsi="Arial"/>
@@ -13937,7 +13937,7 @@
               <w:spacing w:after="10" w:before="0"/>
               <w:ind w:left="120"/>
             </w:pPr>
-            <w:hyperlink w:history="1" r:id="rIdsvl7c2txkezgl-z5wxquy">
+            <w:hyperlink w:history="1" r:id="rIdg6q7wjl8h59sqvpjg2d0j">
               <w:r>
                 <w:rPr>
                   <w:rFonts w:ascii="Arial" w:cs="Arial" w:eastAsia="Arial" w:hAnsi="Arial"/>
@@ -13982,7 +13982,7 @@
             <w:pPr>
               <w:spacing w:after="20" w:before="0"/>
             </w:pPr>
-            <w:hyperlink w:history="1" r:id="rIdjlpq4m0pjru-gc86el1tt">
+            <w:hyperlink w:history="1" r:id="rId-catsztpyindt7nxavq1y">
               <w:r>
                 <w:rPr>
                   <w:rFonts w:ascii="Arial" w:cs="Arial" w:eastAsia="Arial" w:hAnsi="Arial"/>
@@ -14015,7 +14015,7 @@
               <w:spacing w:after="10" w:before="0"/>
               <w:ind w:left="120"/>
             </w:pPr>
-            <w:hyperlink w:history="1" r:id="rIdjeobwlweros7hz0rpr_rz">
+            <w:hyperlink w:history="1" r:id="rIdz_ih8brhyefulqw8dn-y3">
               <w:r>
                 <w:rPr>
                   <w:rFonts w:ascii="Arial" w:cs="Arial" w:eastAsia="Arial" w:hAnsi="Arial"/>
@@ -14527,7 +14527,7 @@
         </w:rPr>
         <w:t xml:space="preserve">© 2026 SeaVuria and ARES. Aligned with KICD objectives. Developed by SeaVuria; technical implementation by ARES (with AI assistance from Claude). Licensed under </w:t>
       </w:r>
-      <w:hyperlink w:history="1" r:id="rIdlhkacz8qggpu3h2fs7cc8">
+      <w:hyperlink w:history="1" r:id="rIdngedwy9pn468m454tqgbd">
         <w:r>
           <w:rPr>
             <w:rFonts w:ascii="Arial" w:cs="Arial" w:eastAsia="Arial" w:hAnsi="Arial"/>
@@ -14548,7 +14548,7 @@
         </w:rPr>
         <w:t xml:space="preserve"> (</w:t>
       </w:r>
-      <w:hyperlink w:history="1" r:id="rIdpuep-xzo22xukmtauczsy">
+      <w:hyperlink w:history="1" r:id="rIduvvfcybtir3gf5jaxodkd">
         <w:r>
           <w:rPr>
             <w:rFonts w:ascii="Arial" w:cs="Arial" w:eastAsia="Arial" w:hAnsi="Arial"/>
@@ -15561,7 +15561,7 @@
             <w:pPr>
               <w:spacing w:after="20" w:before="0"/>
             </w:pPr>
-            <w:hyperlink w:history="1" r:id="rIdzddubpygdiitl5wrae-wk">
+            <w:hyperlink w:history="1" r:id="rIdhqcw5-_rwq2ie69skk-n9">
               <w:r>
                 <w:rPr>
                   <w:rFonts w:ascii="Arial" w:cs="Arial" w:eastAsia="Arial" w:hAnsi="Arial"/>
@@ -15594,7 +15594,7 @@
               <w:spacing w:after="10" w:before="0"/>
               <w:ind w:left="120"/>
             </w:pPr>
-            <w:hyperlink w:history="1" r:id="rIdlbuds--7xgx3ucrvmimnb">
+            <w:hyperlink w:history="1" r:id="rIdbwbleuv3pedcz4joqqdzr">
               <w:r>
                 <w:rPr>
                   <w:rFonts w:ascii="Arial" w:cs="Arial" w:eastAsia="Arial" w:hAnsi="Arial"/>
@@ -15639,7 +15639,7 @@
             <w:pPr>
               <w:spacing w:after="20" w:before="0"/>
             </w:pPr>
-            <w:hyperlink w:history="1" r:id="rIdqoyns7rmauee_zhzpxhxs">
+            <w:hyperlink w:history="1" r:id="rId-txivtkonni87eqyfqpmq">
               <w:r>
                 <w:rPr>
                   <w:rFonts w:ascii="Arial" w:cs="Arial" w:eastAsia="Arial" w:hAnsi="Arial"/>
@@ -15672,7 +15672,7 @@
               <w:spacing w:after="10" w:before="0"/>
               <w:ind w:left="120"/>
             </w:pPr>
-            <w:hyperlink w:history="1" r:id="rId4l5v4zm79r0y7rdaglcrp">
+            <w:hyperlink w:history="1" r:id="rIdyer2p5nne5ojdqsrozji-">
               <w:r>
                 <w:rPr>
                   <w:rFonts w:ascii="Arial" w:cs="Arial" w:eastAsia="Arial" w:hAnsi="Arial"/>
@@ -15867,7 +15867,7 @@
             <w:pPr>
               <w:spacing w:after="20" w:before="0"/>
             </w:pPr>
-            <w:hyperlink w:history="1" r:id="rIdf0cuodwuj2hzivzxceswz">
+            <w:hyperlink w:history="1" r:id="rIdn65fc3hq1scxy6rth0kak">
               <w:r>
                 <w:rPr>
                   <w:rFonts w:ascii="Arial" w:cs="Arial" w:eastAsia="Arial" w:hAnsi="Arial"/>
@@ -15900,7 +15900,7 @@
               <w:spacing w:after="10" w:before="0"/>
               <w:ind w:left="120"/>
             </w:pPr>
-            <w:hyperlink w:history="1" r:id="rIdc-yphb0macf4w76omdc-l">
+            <w:hyperlink w:history="1" r:id="rIdyffeq5bzlrb0ri_zpuf0x">
               <w:r>
                 <w:rPr>
                   <w:rFonts w:ascii="Arial" w:cs="Arial" w:eastAsia="Arial" w:hAnsi="Arial"/>
@@ -15945,7 +15945,7 @@
             <w:pPr>
               <w:spacing w:after="20" w:before="0"/>
             </w:pPr>
-            <w:hyperlink w:history="1" r:id="rIdhbk8h1eq9gopa7qmecvgm">
+            <w:hyperlink w:history="1" r:id="rIdiwvl5majmgdzwhwvnm0uf">
               <w:r>
                 <w:rPr>
                   <w:rFonts w:ascii="Arial" w:cs="Arial" w:eastAsia="Arial" w:hAnsi="Arial"/>
@@ -15978,7 +15978,7 @@
               <w:spacing w:after="10" w:before="0"/>
               <w:ind w:left="120"/>
             </w:pPr>
-            <w:hyperlink w:history="1" r:id="rIdyiix3qks7r4vxc9z96hj0">
+            <w:hyperlink w:history="1" r:id="rIdrrpcoj0nhc8tjp2kkrhu6">
               <w:r>
                 <w:rPr>
                   <w:rFonts w:ascii="Arial" w:cs="Arial" w:eastAsia="Arial" w:hAnsi="Arial"/>
@@ -16173,7 +16173,7 @@
             <w:pPr>
               <w:spacing w:after="20" w:before="0"/>
             </w:pPr>
-            <w:hyperlink w:history="1" r:id="rId2jyluslg64o1hp0pbf74m">
+            <w:hyperlink w:history="1" r:id="rIdpeawos9tmniv_pe82g0n3">
               <w:r>
                 <w:rPr>
                   <w:rFonts w:ascii="Arial" w:cs="Arial" w:eastAsia="Arial" w:hAnsi="Arial"/>
@@ -16206,7 +16206,7 @@
               <w:spacing w:after="10" w:before="0"/>
               <w:ind w:left="120"/>
             </w:pPr>
-            <w:hyperlink w:history="1" r:id="rIdxngvq1rh1pco1cejk2s0b">
+            <w:hyperlink w:history="1" r:id="rIdvmdgth8bzoe92drre3l-x">
               <w:r>
                 <w:rPr>
                   <w:rFonts w:ascii="Arial" w:cs="Arial" w:eastAsia="Arial" w:hAnsi="Arial"/>
@@ -16251,7 +16251,7 @@
             <w:pPr>
               <w:spacing w:after="20" w:before="0"/>
             </w:pPr>
-            <w:hyperlink w:history="1" r:id="rIdu1w-qhkayyiyh-ovf4mgh">
+            <w:hyperlink w:history="1" r:id="rIdpyf-hh_bfuhh8u5amgnq_">
               <w:r>
                 <w:rPr>
                   <w:rFonts w:ascii="Arial" w:cs="Arial" w:eastAsia="Arial" w:hAnsi="Arial"/>
@@ -16284,7 +16284,7 @@
               <w:spacing w:after="10" w:before="0"/>
               <w:ind w:left="120"/>
             </w:pPr>
-            <w:hyperlink w:history="1" r:id="rIdpvcwam_5f4kng5263sxav">
+            <w:hyperlink w:history="1" r:id="rIdf3wpdi_acllmmj2-fpwnt">
               <w:r>
                 <w:rPr>
                   <w:rFonts w:ascii="Arial" w:cs="Arial" w:eastAsia="Arial" w:hAnsi="Arial"/>
@@ -16479,7 +16479,7 @@
             <w:pPr>
               <w:spacing w:after="20" w:before="0"/>
             </w:pPr>
-            <w:hyperlink w:history="1" r:id="rIdwp4uuck18msejmyz0umg4">
+            <w:hyperlink w:history="1" r:id="rIdsrmundpjjuu6flmoh8z_a">
               <w:r>
                 <w:rPr>
                   <w:rFonts w:ascii="Arial" w:cs="Arial" w:eastAsia="Arial" w:hAnsi="Arial"/>
@@ -16512,7 +16512,7 @@
               <w:spacing w:after="10" w:before="0"/>
               <w:ind w:left="120"/>
             </w:pPr>
-            <w:hyperlink w:history="1" r:id="rIdu6vkhcnntwrrzzbuazt8a">
+            <w:hyperlink w:history="1" r:id="rIdkfycb0gfhm8swtdhlah2x">
               <w:r>
                 <w:rPr>
                   <w:rFonts w:ascii="Arial" w:cs="Arial" w:eastAsia="Arial" w:hAnsi="Arial"/>
@@ -16557,7 +16557,7 @@
             <w:pPr>
               <w:spacing w:after="20" w:before="0"/>
             </w:pPr>
-            <w:hyperlink w:history="1" r:id="rId113qwdfufusx2bcqqyjcx">
+            <w:hyperlink w:history="1" r:id="rId1iccs9cds3o828kril_qa">
               <w:r>
                 <w:rPr>
                   <w:rFonts w:ascii="Arial" w:cs="Arial" w:eastAsia="Arial" w:hAnsi="Arial"/>
@@ -16590,7 +16590,7 @@
               <w:spacing w:after="10" w:before="0"/>
               <w:ind w:left="120"/>
             </w:pPr>
-            <w:hyperlink w:history="1" r:id="rIdsntpyhy8bvcmg0eyfgoc0">
+            <w:hyperlink w:history="1" r:id="rIdztptfxunkqsnsfp5blqhx">
               <w:r>
                 <w:rPr>
                   <w:rFonts w:ascii="Arial" w:cs="Arial" w:eastAsia="Arial" w:hAnsi="Arial"/>
@@ -16785,7 +16785,7 @@
             <w:pPr>
               <w:spacing w:after="20" w:before="0"/>
             </w:pPr>
-            <w:hyperlink w:history="1" r:id="rIdad17gwdi4pthpp3wtsq2z">
+            <w:hyperlink w:history="1" r:id="rIdbefbgodjpvknjvnfkm8lj">
               <w:r>
                 <w:rPr>
                   <w:rFonts w:ascii="Arial" w:cs="Arial" w:eastAsia="Arial" w:hAnsi="Arial"/>
@@ -16818,7 +16818,7 @@
               <w:spacing w:after="10" w:before="0"/>
               <w:ind w:left="120"/>
             </w:pPr>
-            <w:hyperlink w:history="1" r:id="rIdiyvoprf6jeaxitv3_kgsv">
+            <w:hyperlink w:history="1" r:id="rIdilvpjuanclfc1bkospill">
               <w:r>
                 <w:rPr>
                   <w:rFonts w:ascii="Arial" w:cs="Arial" w:eastAsia="Arial" w:hAnsi="Arial"/>
@@ -16863,7 +16863,7 @@
             <w:pPr>
               <w:spacing w:after="20" w:before="0"/>
             </w:pPr>
-            <w:hyperlink w:history="1" r:id="rIdkudmrwdb4aaxhvpzz-il4">
+            <w:hyperlink w:history="1" r:id="rIdqsog22_u1kadje1e11oed">
               <w:r>
                 <w:rPr>
                   <w:rFonts w:ascii="Arial" w:cs="Arial" w:eastAsia="Arial" w:hAnsi="Arial"/>
@@ -16896,7 +16896,7 @@
               <w:spacing w:after="10" w:before="0"/>
               <w:ind w:left="120"/>
             </w:pPr>
-            <w:hyperlink w:history="1" r:id="rIdegoujnybovq9mvliqnyuw">
+            <w:hyperlink w:history="1" r:id="rIdttej97lh9p9usbdwr9wre">
               <w:r>
                 <w:rPr>
                   <w:rFonts w:ascii="Arial" w:cs="Arial" w:eastAsia="Arial" w:hAnsi="Arial"/>
@@ -17408,7 +17408,7 @@
         </w:rPr>
         <w:t xml:space="preserve">© 2026 SeaVuria and ARES. Aligned with KICD objectives. Developed by SeaVuria; technical implementation by ARES (with AI assistance from Claude). Licensed under </w:t>
       </w:r>
-      <w:hyperlink w:history="1" r:id="rIdftqfcxi6vfx3snaa7c8l4">
+      <w:hyperlink w:history="1" r:id="rIdy16hreowtluxyaovfx6hz">
         <w:r>
           <w:rPr>
             <w:rFonts w:ascii="Arial" w:cs="Arial" w:eastAsia="Arial" w:hAnsi="Arial"/>
@@ -17429,7 +17429,7 @@
         </w:rPr>
         <w:t xml:space="preserve"> (</w:t>
       </w:r>
-      <w:hyperlink w:history="1" r:id="rId2mhkngyuky_t4y2rrigmn">
+      <w:hyperlink w:history="1" r:id="rIdjaz40gug_1c6a8w2snozd">
         <w:r>
           <w:rPr>
             <w:rFonts w:ascii="Arial" w:cs="Arial" w:eastAsia="Arial" w:hAnsi="Arial"/>
@@ -18442,7 +18442,7 @@
             <w:pPr>
               <w:spacing w:after="20" w:before="0"/>
             </w:pPr>
-            <w:hyperlink w:history="1" r:id="rIdgjgu0prhr9p6dk3npkae3">
+            <w:hyperlink w:history="1" r:id="rIduvfuwhkzxrgjn0gqil1sa">
               <w:r>
                 <w:rPr>
                   <w:rFonts w:ascii="Arial" w:cs="Arial" w:eastAsia="Arial" w:hAnsi="Arial"/>
@@ -18475,7 +18475,7 @@
               <w:spacing w:after="10" w:before="0"/>
               <w:ind w:left="120"/>
             </w:pPr>
-            <w:hyperlink w:history="1" r:id="rId0sohbitswudx7sq2br4-b">
+            <w:hyperlink w:history="1" r:id="rIdvcfgkalngq6uohnfz7ae5">
               <w:r>
                 <w:rPr>
                   <w:rFonts w:ascii="Arial" w:cs="Arial" w:eastAsia="Arial" w:hAnsi="Arial"/>
@@ -18520,7 +18520,7 @@
             <w:pPr>
               <w:spacing w:after="20" w:before="0"/>
             </w:pPr>
-            <w:hyperlink w:history="1" r:id="rId2abdzbtkmcuzlp759gljq">
+            <w:hyperlink w:history="1" r:id="rId4mfhtyteonf3seqchfwim">
               <w:r>
                 <w:rPr>
                   <w:rFonts w:ascii="Arial" w:cs="Arial" w:eastAsia="Arial" w:hAnsi="Arial"/>
@@ -18553,7 +18553,7 @@
               <w:spacing w:after="10" w:before="0"/>
               <w:ind w:left="120"/>
             </w:pPr>
-            <w:hyperlink w:history="1" r:id="rIdcoitkoyyxtsyxqzb4zq0e">
+            <w:hyperlink w:history="1" r:id="rId_swbfxttwq-kn08p4sagf">
               <w:r>
                 <w:rPr>
                   <w:rFonts w:ascii="Arial" w:cs="Arial" w:eastAsia="Arial" w:hAnsi="Arial"/>
@@ -18748,7 +18748,7 @@
             <w:pPr>
               <w:spacing w:after="20" w:before="0"/>
             </w:pPr>
-            <w:hyperlink w:history="1" r:id="rIdehimevt2mgpe_lo7sqzep">
+            <w:hyperlink w:history="1" r:id="rIdxgad3fprd8jgbdpuy9qa1">
               <w:r>
                 <w:rPr>
                   <w:rFonts w:ascii="Arial" w:cs="Arial" w:eastAsia="Arial" w:hAnsi="Arial"/>
@@ -18781,7 +18781,7 @@
               <w:spacing w:after="10" w:before="0"/>
               <w:ind w:left="120"/>
             </w:pPr>
-            <w:hyperlink w:history="1" r:id="rId5nnzjva5klubuiaxggy8m">
+            <w:hyperlink w:history="1" r:id="rIdwnmpqsre_6criongfekmh">
               <w:r>
                 <w:rPr>
                   <w:rFonts w:ascii="Arial" w:cs="Arial" w:eastAsia="Arial" w:hAnsi="Arial"/>
@@ -18826,7 +18826,7 @@
             <w:pPr>
               <w:spacing w:after="20" w:before="0"/>
             </w:pPr>
-            <w:hyperlink w:history="1" r:id="rIdoe_25cl0g2n-wu6jzlgt3">
+            <w:hyperlink w:history="1" r:id="rIdqo-v95yg4egp1umsoydls">
               <w:r>
                 <w:rPr>
                   <w:rFonts w:ascii="Arial" w:cs="Arial" w:eastAsia="Arial" w:hAnsi="Arial"/>
@@ -18859,7 +18859,7 @@
               <w:spacing w:after="10" w:before="0"/>
               <w:ind w:left="120"/>
             </w:pPr>
-            <w:hyperlink w:history="1" r:id="rId4ob6qm_vq1ybgead5z0ew">
+            <w:hyperlink w:history="1" r:id="rIdajvjfccqgr5rotnphesdo">
               <w:r>
                 <w:rPr>
                   <w:rFonts w:ascii="Arial" w:cs="Arial" w:eastAsia="Arial" w:hAnsi="Arial"/>
@@ -19054,7 +19054,7 @@
             <w:pPr>
               <w:spacing w:after="20" w:before="0"/>
             </w:pPr>
-            <w:hyperlink w:history="1" r:id="rIdvxwv9gicdbf9ljkdegnz7">
+            <w:hyperlink w:history="1" r:id="rIdk4uu-yuhjvbv4o2axdtte">
               <w:r>
                 <w:rPr>
                   <w:rFonts w:ascii="Arial" w:cs="Arial" w:eastAsia="Arial" w:hAnsi="Arial"/>
@@ -19087,7 +19087,7 @@
               <w:spacing w:after="10" w:before="0"/>
               <w:ind w:left="120"/>
             </w:pPr>
-            <w:hyperlink w:history="1" r:id="rId_7dm_vijibhkqxvulx_9r">
+            <w:hyperlink w:history="1" r:id="rIdr0muyn7dzfuwu2ygp-dqm">
               <w:r>
                 <w:rPr>
                   <w:rFonts w:ascii="Arial" w:cs="Arial" w:eastAsia="Arial" w:hAnsi="Arial"/>
@@ -19132,7 +19132,7 @@
             <w:pPr>
               <w:spacing w:after="20" w:before="0"/>
             </w:pPr>
-            <w:hyperlink w:history="1" r:id="rIdlzbxzuxz4ojlc5zaqzvjw">
+            <w:hyperlink w:history="1" r:id="rIdn9y_f8rbj7pmmsf29ae6q">
               <w:r>
                 <w:rPr>
                   <w:rFonts w:ascii="Arial" w:cs="Arial" w:eastAsia="Arial" w:hAnsi="Arial"/>
@@ -19165,7 +19165,7 @@
               <w:spacing w:after="10" w:before="0"/>
               <w:ind w:left="120"/>
             </w:pPr>
-            <w:hyperlink w:history="1" r:id="rIdhmgytketkoxgytbgup9yk">
+            <w:hyperlink w:history="1" r:id="rIdid7wynhlp97lyhrzso_lu">
               <w:r>
                 <w:rPr>
                   <w:rFonts w:ascii="Arial" w:cs="Arial" w:eastAsia="Arial" w:hAnsi="Arial"/>
@@ -19360,7 +19360,7 @@
             <w:pPr>
               <w:spacing w:after="20" w:before="0"/>
             </w:pPr>
-            <w:hyperlink w:history="1" r:id="rIdlr_pwjraxnqqlov0ahex1">
+            <w:hyperlink w:history="1" r:id="rIdemvh73kxibovy0_u6s9v1">
               <w:r>
                 <w:rPr>
                   <w:rFonts w:ascii="Arial" w:cs="Arial" w:eastAsia="Arial" w:hAnsi="Arial"/>
@@ -19393,7 +19393,7 @@
               <w:spacing w:after="10" w:before="0"/>
               <w:ind w:left="120"/>
             </w:pPr>
-            <w:hyperlink w:history="1" r:id="rIdrzts009nc8nuquz_tmora">
+            <w:hyperlink w:history="1" r:id="rIdskbp3xz1g4jodentxz6jr">
               <w:r>
                 <w:rPr>
                   <w:rFonts w:ascii="Arial" w:cs="Arial" w:eastAsia="Arial" w:hAnsi="Arial"/>
@@ -19438,7 +19438,7 @@
             <w:pPr>
               <w:spacing w:after="20" w:before="0"/>
             </w:pPr>
-            <w:hyperlink w:history="1" r:id="rId3r7l3ojgabzlgpc1c54hl">
+            <w:hyperlink w:history="1" r:id="rIdhb48oqdtsidbvum7jle3x">
               <w:r>
                 <w:rPr>
                   <w:rFonts w:ascii="Arial" w:cs="Arial" w:eastAsia="Arial" w:hAnsi="Arial"/>
@@ -19471,7 +19471,7 @@
               <w:spacing w:after="10" w:before="0"/>
               <w:ind w:left="120"/>
             </w:pPr>
-            <w:hyperlink w:history="1" r:id="rIdmpolyvibaysgynjc9gef4">
+            <w:hyperlink w:history="1" r:id="rIdqz-mmurbj84foei-w_kug">
               <w:r>
                 <w:rPr>
                   <w:rFonts w:ascii="Arial" w:cs="Arial" w:eastAsia="Arial" w:hAnsi="Arial"/>
@@ -19666,7 +19666,7 @@
             <w:pPr>
               <w:spacing w:after="20" w:before="0"/>
             </w:pPr>
-            <w:hyperlink w:history="1" r:id="rIdly-fxabysiuypsylidqin">
+            <w:hyperlink w:history="1" r:id="rId2uu4p2fc2kgav_r5zv7jv">
               <w:r>
                 <w:rPr>
                   <w:rFonts w:ascii="Arial" w:cs="Arial" w:eastAsia="Arial" w:hAnsi="Arial"/>
@@ -19699,7 +19699,7 @@
               <w:spacing w:after="10" w:before="0"/>
               <w:ind w:left="120"/>
             </w:pPr>
-            <w:hyperlink w:history="1" r:id="rIdjvwxpjsgbtjsoiafm06an">
+            <w:hyperlink w:history="1" r:id="rIdxztvuc1o8cmmac0xifznv">
               <w:r>
                 <w:rPr>
                   <w:rFonts w:ascii="Arial" w:cs="Arial" w:eastAsia="Arial" w:hAnsi="Arial"/>
@@ -19744,7 +19744,7 @@
             <w:pPr>
               <w:spacing w:after="20" w:before="0"/>
             </w:pPr>
-            <w:hyperlink w:history="1" r:id="rIdtyx46o_h3aadm0ckleug-">
+            <w:hyperlink w:history="1" r:id="rIdzyoxf0afj366buq7q_d2m">
               <w:r>
                 <w:rPr>
                   <w:rFonts w:ascii="Arial" w:cs="Arial" w:eastAsia="Arial" w:hAnsi="Arial"/>
@@ -19777,7 +19777,7 @@
               <w:spacing w:after="10" w:before="0"/>
               <w:ind w:left="120"/>
             </w:pPr>
-            <w:hyperlink w:history="1" r:id="rIdg4q-s2ianmqwp6suaupev">
+            <w:hyperlink w:history="1" r:id="rIdnzu2oko8rl6ccpjn1r0ky">
               <w:r>
                 <w:rPr>
                   <w:rFonts w:ascii="Arial" w:cs="Arial" w:eastAsia="Arial" w:hAnsi="Arial"/>
@@ -20384,7 +20384,7 @@
         </w:rPr>
         <w:t xml:space="preserve">© 2026 SeaVuria and ARES. Aligned with KICD objectives. Developed by SeaVuria; technical implementation by ARES (with AI assistance from Claude). Licensed under </w:t>
       </w:r>
-      <w:hyperlink w:history="1" r:id="rId9zp7faysvlqncql4y-a5k">
+      <w:hyperlink w:history="1" r:id="rIdfgpj9enginwz3wnjopvru">
         <w:r>
           <w:rPr>
             <w:rFonts w:ascii="Arial" w:cs="Arial" w:eastAsia="Arial" w:hAnsi="Arial"/>
@@ -20405,7 +20405,7 @@
         </w:rPr>
         <w:t xml:space="preserve"> (</w:t>
       </w:r>
-      <w:hyperlink w:history="1" r:id="rIdvpf066xmvc49m-v5nsg2k">
+      <w:hyperlink w:history="1" r:id="rId4yvb24xb1bm8yahtfnyfg">
         <w:r>
           <w:rPr>
             <w:rFonts w:ascii="Arial" w:cs="Arial" w:eastAsia="Arial" w:hAnsi="Arial"/>
@@ -21418,7 +21418,7 @@
             <w:pPr>
               <w:spacing w:after="20" w:before="0"/>
             </w:pPr>
-            <w:hyperlink w:history="1" r:id="rIdoovm_mdy3ji8zzpb8pcj5">
+            <w:hyperlink w:history="1" r:id="rIdrw45wksbnpql4qt2cy59v">
               <w:r>
                 <w:rPr>
                   <w:rFonts w:ascii="Arial" w:cs="Arial" w:eastAsia="Arial" w:hAnsi="Arial"/>
@@ -21451,7 +21451,7 @@
               <w:spacing w:after="10" w:before="0"/>
               <w:ind w:left="120"/>
             </w:pPr>
-            <w:hyperlink w:history="1" r:id="rId5ban3djfrdwo60yc6apug">
+            <w:hyperlink w:history="1" r:id="rId1ivabwudag0itgja5frn2">
               <w:r>
                 <w:rPr>
                   <w:rFonts w:ascii="Arial" w:cs="Arial" w:eastAsia="Arial" w:hAnsi="Arial"/>
@@ -21496,7 +21496,7 @@
             <w:pPr>
               <w:spacing w:after="20" w:before="0"/>
             </w:pPr>
-            <w:hyperlink w:history="1" r:id="rIdx0avxsevbxmm79xfznmdn">
+            <w:hyperlink w:history="1" r:id="rIdlcjdxurpmbjt-3gmyxfqp">
               <w:r>
                 <w:rPr>
                   <w:rFonts w:ascii="Arial" w:cs="Arial" w:eastAsia="Arial" w:hAnsi="Arial"/>
@@ -21529,7 +21529,7 @@
               <w:spacing w:after="10" w:before="0"/>
               <w:ind w:left="120"/>
             </w:pPr>
-            <w:hyperlink w:history="1" r:id="rIds5wnwweep_mkggu0rnt4w">
+            <w:hyperlink w:history="1" r:id="rId-ean5zp4ixubysw2p1h8k">
               <w:r>
                 <w:rPr>
                   <w:rFonts w:ascii="Arial" w:cs="Arial" w:eastAsia="Arial" w:hAnsi="Arial"/>
@@ -21724,7 +21724,7 @@
             <w:pPr>
               <w:spacing w:after="20" w:before="0"/>
             </w:pPr>
-            <w:hyperlink w:history="1" r:id="rIdr57xufcsb9io7tukikgoz">
+            <w:hyperlink w:history="1" r:id="rIdrfuohtznjvxwxxmcu2owv">
               <w:r>
                 <w:rPr>
                   <w:rFonts w:ascii="Arial" w:cs="Arial" w:eastAsia="Arial" w:hAnsi="Arial"/>
@@ -21757,7 +21757,7 @@
               <w:spacing w:after="10" w:before="0"/>
               <w:ind w:left="120"/>
             </w:pPr>
-            <w:hyperlink w:history="1" r:id="rIdffp6zxna0rrqpalbabbxx">
+            <w:hyperlink w:history="1" r:id="rId6n687rkf-rlph_4b8vn4y">
               <w:r>
                 <w:rPr>
                   <w:rFonts w:ascii="Arial" w:cs="Arial" w:eastAsia="Arial" w:hAnsi="Arial"/>
@@ -21802,7 +21802,7 @@
             <w:pPr>
               <w:spacing w:after="20" w:before="0"/>
             </w:pPr>
-            <w:hyperlink w:history="1" r:id="rIdv4qgcoligydwwceido_v2">
+            <w:hyperlink w:history="1" r:id="rId1eaz41f0xfuxybhd9trle">
               <w:r>
                 <w:rPr>
                   <w:rFonts w:ascii="Arial" w:cs="Arial" w:eastAsia="Arial" w:hAnsi="Arial"/>
@@ -21835,7 +21835,7 @@
               <w:spacing w:after="10" w:before="0"/>
               <w:ind w:left="120"/>
             </w:pPr>
-            <w:hyperlink w:history="1" r:id="rId_-dmvxlyemmy5stxnrvnr">
+            <w:hyperlink w:history="1" r:id="rIdomyaxceqkx5e56igaxpqy">
               <w:r>
                 <w:rPr>
                   <w:rFonts w:ascii="Arial" w:cs="Arial" w:eastAsia="Arial" w:hAnsi="Arial"/>
@@ -22030,7 +22030,7 @@
             <w:pPr>
               <w:spacing w:after="20" w:before="0"/>
             </w:pPr>
-            <w:hyperlink w:history="1" r:id="rId0-aukw67nftsf_wssipw3">
+            <w:hyperlink w:history="1" r:id="rIdp_qsmpjna02zmtjnehjd4">
               <w:r>
                 <w:rPr>
                   <w:rFonts w:ascii="Arial" w:cs="Arial" w:eastAsia="Arial" w:hAnsi="Arial"/>
@@ -22063,7 +22063,7 @@
               <w:spacing w:after="10" w:before="0"/>
               <w:ind w:left="120"/>
             </w:pPr>
-            <w:hyperlink w:history="1" r:id="rId3h1yy9shvn6bmkm2a-73v">
+            <w:hyperlink w:history="1" r:id="rId-pocu10ophcau_c0ie5qu">
               <w:r>
                 <w:rPr>
                   <w:rFonts w:ascii="Arial" w:cs="Arial" w:eastAsia="Arial" w:hAnsi="Arial"/>
@@ -22108,7 +22108,7 @@
             <w:pPr>
               <w:spacing w:after="20" w:before="0"/>
             </w:pPr>
-            <w:hyperlink w:history="1" r:id="rIdcvqapwxaboqwwb6sqbz8n">
+            <w:hyperlink w:history="1" r:id="rIdfaf2wwrhc3ifb9pnaryhs">
               <w:r>
                 <w:rPr>
                   <w:rFonts w:ascii="Arial" w:cs="Arial" w:eastAsia="Arial" w:hAnsi="Arial"/>
@@ -22141,7 +22141,7 @@
               <w:spacing w:after="10" w:before="0"/>
               <w:ind w:left="120"/>
             </w:pPr>
-            <w:hyperlink w:history="1" r:id="rIdh1-xntignkxqanimrs9ik">
+            <w:hyperlink w:history="1" r:id="rIdd12pimwfjw0uwvdm3vplq">
               <w:r>
                 <w:rPr>
                   <w:rFonts w:ascii="Arial" w:cs="Arial" w:eastAsia="Arial" w:hAnsi="Arial"/>
@@ -22336,7 +22336,7 @@
             <w:pPr>
               <w:spacing w:after="20" w:before="0"/>
             </w:pPr>
-            <w:hyperlink w:history="1" r:id="rIdnzj6w2zkkhgukcxnfdrbp">
+            <w:hyperlink w:history="1" r:id="rIdmriwo5ygetlkcqzovsfps">
               <w:r>
                 <w:rPr>
                   <w:rFonts w:ascii="Arial" w:cs="Arial" w:eastAsia="Arial" w:hAnsi="Arial"/>
@@ -22369,7 +22369,7 @@
               <w:spacing w:after="10" w:before="0"/>
               <w:ind w:left="120"/>
             </w:pPr>
-            <w:hyperlink w:history="1" r:id="rIdxz7kcvqrinwtzzbrizdm5">
+            <w:hyperlink w:history="1" r:id="rIdmrbch5sfylbagga_p9tf9">
               <w:r>
                 <w:rPr>
                   <w:rFonts w:ascii="Arial" w:cs="Arial" w:eastAsia="Arial" w:hAnsi="Arial"/>
@@ -22414,7 +22414,7 @@
             <w:pPr>
               <w:spacing w:after="20" w:before="0"/>
             </w:pPr>
-            <w:hyperlink w:history="1" r:id="rIdgnxkbmpk2irdbfwwkdeus">
+            <w:hyperlink w:history="1" r:id="rIdutowkycof3pf_akmotrj-">
               <w:r>
                 <w:rPr>
                   <w:rFonts w:ascii="Arial" w:cs="Arial" w:eastAsia="Arial" w:hAnsi="Arial"/>
@@ -22447,7 +22447,7 @@
               <w:spacing w:after="10" w:before="0"/>
               <w:ind w:left="120"/>
             </w:pPr>
-            <w:hyperlink w:history="1" r:id="rIdtt2nc0pf3wgthqwbu3gin">
+            <w:hyperlink w:history="1" r:id="rIdanpe951wbxkzrspdtey-g">
               <w:r>
                 <w:rPr>
                   <w:rFonts w:ascii="Arial" w:cs="Arial" w:eastAsia="Arial" w:hAnsi="Arial"/>
@@ -22642,7 +22642,7 @@
             <w:pPr>
               <w:spacing w:after="20" w:before="0"/>
             </w:pPr>
-            <w:hyperlink w:history="1" r:id="rId-p5kgczjwsm7esdcndu0c">
+            <w:hyperlink w:history="1" r:id="rIdmyuxkxmreruky6txebwpq">
               <w:r>
                 <w:rPr>
                   <w:rFonts w:ascii="Arial" w:cs="Arial" w:eastAsia="Arial" w:hAnsi="Arial"/>
@@ -22675,7 +22675,7 @@
               <w:spacing w:after="10" w:before="0"/>
               <w:ind w:left="120"/>
             </w:pPr>
-            <w:hyperlink w:history="1" r:id="rIdzsnudqhkck-_gq88bgeup">
+            <w:hyperlink w:history="1" r:id="rIdc2b81izpcurkebaaykc7q">
               <w:r>
                 <w:rPr>
                   <w:rFonts w:ascii="Arial" w:cs="Arial" w:eastAsia="Arial" w:hAnsi="Arial"/>
@@ -22720,7 +22720,7 @@
             <w:pPr>
               <w:spacing w:after="20" w:before="0"/>
             </w:pPr>
-            <w:hyperlink w:history="1" r:id="rIdhwlgf5rwhh8zm0rjhrrdu">
+            <w:hyperlink w:history="1" r:id="rIdvectp7adkaskjfmtli52i">
               <w:r>
                 <w:rPr>
                   <w:rFonts w:ascii="Arial" w:cs="Arial" w:eastAsia="Arial" w:hAnsi="Arial"/>
@@ -22753,7 +22753,7 @@
               <w:spacing w:after="10" w:before="0"/>
               <w:ind w:left="120"/>
             </w:pPr>
-            <w:hyperlink w:history="1" r:id="rIdaaunnuc-s2y2qct4-jckv">
+            <w:hyperlink w:history="1" r:id="rId-ni1ylq1rgw1cuobl8rci">
               <w:r>
                 <w:rPr>
                   <w:rFonts w:ascii="Arial" w:cs="Arial" w:eastAsia="Arial" w:hAnsi="Arial"/>
@@ -23379,7 +23379,7 @@
         </w:rPr>
         <w:t xml:space="preserve">© 2026 SeaVuria and ARES. Aligned with KICD objectives. Developed by SeaVuria; technical implementation by ARES (with AI assistance from Claude). Licensed under </w:t>
       </w:r>
-      <w:hyperlink w:history="1" r:id="rId7glssrov_manxmk2p2ann">
+      <w:hyperlink w:history="1" r:id="rId_mdvtm97uipmza747pxsk">
         <w:r>
           <w:rPr>
             <w:rFonts w:ascii="Arial" w:cs="Arial" w:eastAsia="Arial" w:hAnsi="Arial"/>
@@ -23400,7 +23400,7 @@
         </w:rPr>
         <w:t xml:space="preserve"> (</w:t>
       </w:r>
-      <w:hyperlink w:history="1" r:id="rId1vl-9pl1g7izohovb2pvf">
+      <w:hyperlink w:history="1" r:id="rIdmdb1qi3jt6wfvozkj_hmx">
         <w:r>
           <w:rPr>
             <w:rFonts w:ascii="Arial" w:cs="Arial" w:eastAsia="Arial" w:hAnsi="Arial"/>
@@ -24413,7 +24413,7 @@
             <w:pPr>
               <w:spacing w:after="20" w:before="0"/>
             </w:pPr>
-            <w:hyperlink w:history="1" r:id="rId8t8mrs2guzaiskm61dpk5">
+            <w:hyperlink w:history="1" r:id="rIdkdhfw_wvk7diswej1was1">
               <w:r>
                 <w:rPr>
                   <w:rFonts w:ascii="Arial" w:cs="Arial" w:eastAsia="Arial" w:hAnsi="Arial"/>
@@ -24446,7 +24446,7 @@
               <w:spacing w:after="10" w:before="0"/>
               <w:ind w:left="120"/>
             </w:pPr>
-            <w:hyperlink w:history="1" r:id="rIds1dippkvwzqjf3rrvgndc">
+            <w:hyperlink w:history="1" r:id="rIdfpepvnjahsukjm7s1steq">
               <w:r>
                 <w:rPr>
                   <w:rFonts w:ascii="Arial" w:cs="Arial" w:eastAsia="Arial" w:hAnsi="Arial"/>
@@ -24491,7 +24491,7 @@
             <w:pPr>
               <w:spacing w:after="20" w:before="0"/>
             </w:pPr>
-            <w:hyperlink w:history="1" r:id="rId6m8b-fnqyqhf7_rue655y">
+            <w:hyperlink w:history="1" r:id="rIdeh6vhvesrijprhn315hzp">
               <w:r>
                 <w:rPr>
                   <w:rFonts w:ascii="Arial" w:cs="Arial" w:eastAsia="Arial" w:hAnsi="Arial"/>
@@ -24524,7 +24524,7 @@
               <w:spacing w:after="10" w:before="0"/>
               <w:ind w:left="120"/>
             </w:pPr>
-            <w:hyperlink w:history="1" r:id="rIdtbnxoi3cufugamxrnqggy">
+            <w:hyperlink w:history="1" r:id="rIdfvpeih-sinvqolhvzmem2">
               <w:r>
                 <w:rPr>
                   <w:rFonts w:ascii="Arial" w:cs="Arial" w:eastAsia="Arial" w:hAnsi="Arial"/>
@@ -24719,7 +24719,7 @@
             <w:pPr>
               <w:spacing w:after="20" w:before="0"/>
             </w:pPr>
-            <w:hyperlink w:history="1" r:id="rIdtm1gydjfxy9dy1xmsgtvc">
+            <w:hyperlink w:history="1" r:id="rIdaj0p--xpttyzkjx-tzqos">
               <w:r>
                 <w:rPr>
                   <w:rFonts w:ascii="Arial" w:cs="Arial" w:eastAsia="Arial" w:hAnsi="Arial"/>
@@ -24752,7 +24752,7 @@
               <w:spacing w:after="10" w:before="0"/>
               <w:ind w:left="120"/>
             </w:pPr>
-            <w:hyperlink w:history="1" r:id="rIdpqx0hxuwl7kgtwvsnofjz">
+            <w:hyperlink w:history="1" r:id="rIdftrg05cwsblbwncqxmaon">
               <w:r>
                 <w:rPr>
                   <w:rFonts w:ascii="Arial" w:cs="Arial" w:eastAsia="Arial" w:hAnsi="Arial"/>
@@ -24797,7 +24797,7 @@
             <w:pPr>
               <w:spacing w:after="20" w:before="0"/>
             </w:pPr>
-            <w:hyperlink w:history="1" r:id="rIdecyhohxcw7jw5or3yidtl">
+            <w:hyperlink w:history="1" r:id="rIdbiuusrarbpgrysevkhuir">
               <w:r>
                 <w:rPr>
                   <w:rFonts w:ascii="Arial" w:cs="Arial" w:eastAsia="Arial" w:hAnsi="Arial"/>
@@ -24830,7 +24830,7 @@
               <w:spacing w:after="10" w:before="0"/>
               <w:ind w:left="120"/>
             </w:pPr>
-            <w:hyperlink w:history="1" r:id="rIdvbbtxjqbue_uxs--eryjw">
+            <w:hyperlink w:history="1" r:id="rIdpnlhdljtzzz0sin_bgzxl">
               <w:r>
                 <w:rPr>
                   <w:rFonts w:ascii="Arial" w:cs="Arial" w:eastAsia="Arial" w:hAnsi="Arial"/>
@@ -25025,7 +25025,7 @@
             <w:pPr>
               <w:spacing w:after="20" w:before="0"/>
             </w:pPr>
-            <w:hyperlink w:history="1" r:id="rIdm_nwn6yrcgmjr1_94dfsq">
+            <w:hyperlink w:history="1" r:id="rIde7xmebmpa1q26_4gon8vk">
               <w:r>
                 <w:rPr>
                   <w:rFonts w:ascii="Arial" w:cs="Arial" w:eastAsia="Arial" w:hAnsi="Arial"/>
@@ -25058,7 +25058,7 @@
               <w:spacing w:after="10" w:before="0"/>
               <w:ind w:left="120"/>
             </w:pPr>
-            <w:hyperlink w:history="1" r:id="rIdejot9-o0e3yqw9pc7pfu_">
+            <w:hyperlink w:history="1" r:id="rIdki_ygeor02zbzh5ph5yvr">
               <w:r>
                 <w:rPr>
                   <w:rFonts w:ascii="Arial" w:cs="Arial" w:eastAsia="Arial" w:hAnsi="Arial"/>
@@ -25103,7 +25103,7 @@
             <w:pPr>
               <w:spacing w:after="20" w:before="0"/>
             </w:pPr>
-            <w:hyperlink w:history="1" r:id="rIdclw3_hdl9q8zffzy8k6e3">
+            <w:hyperlink w:history="1" r:id="rId6b6nau6ntta8gma_ylcma">
               <w:r>
                 <w:rPr>
                   <w:rFonts w:ascii="Arial" w:cs="Arial" w:eastAsia="Arial" w:hAnsi="Arial"/>
@@ -25136,7 +25136,7 @@
               <w:spacing w:after="10" w:before="0"/>
               <w:ind w:left="120"/>
             </w:pPr>
-            <w:hyperlink w:history="1" r:id="rIdabqspkeqcdczadhc0i7xt">
+            <w:hyperlink w:history="1" r:id="rId_ag-kqpj5aztchqnyhu5x">
               <w:r>
                 <w:rPr>
                   <w:rFonts w:ascii="Arial" w:cs="Arial" w:eastAsia="Arial" w:hAnsi="Arial"/>
@@ -25331,7 +25331,7 @@
             <w:pPr>
               <w:spacing w:after="20" w:before="0"/>
             </w:pPr>
-            <w:hyperlink w:history="1" r:id="rIdxsufywd3qm5lnpdf6rzc-">
+            <w:hyperlink w:history="1" r:id="rIdnbohma-_lfrruqcutwg6v">
               <w:r>
                 <w:rPr>
                   <w:rFonts w:ascii="Arial" w:cs="Arial" w:eastAsia="Arial" w:hAnsi="Arial"/>
@@ -25364,7 +25364,7 @@
               <w:spacing w:after="10" w:before="0"/>
               <w:ind w:left="120"/>
             </w:pPr>
-            <w:hyperlink w:history="1" r:id="rIdxqcyig9rkn7tvx7b-45l3">
+            <w:hyperlink w:history="1" r:id="rIdlwhv8ihsa4inusxjrrdrd">
               <w:r>
                 <w:rPr>
                   <w:rFonts w:ascii="Arial" w:cs="Arial" w:eastAsia="Arial" w:hAnsi="Arial"/>
@@ -25409,7 +25409,7 @@
             <w:pPr>
               <w:spacing w:after="20" w:before="0"/>
             </w:pPr>
-            <w:hyperlink w:history="1" r:id="rIdubs2u65urlfskt7hn8bs8">
+            <w:hyperlink w:history="1" r:id="rId9gos71ihlsfaidlbsoux0">
               <w:r>
                 <w:rPr>
                   <w:rFonts w:ascii="Arial" w:cs="Arial" w:eastAsia="Arial" w:hAnsi="Arial"/>
@@ -25442,7 +25442,7 @@
               <w:spacing w:after="10" w:before="0"/>
               <w:ind w:left="120"/>
             </w:pPr>
-            <w:hyperlink w:history="1" r:id="rIdrse0so0ark9nifyqof8wp">
+            <w:hyperlink w:history="1" r:id="rIdmidxqwzopuby-mre9arby">
               <w:r>
                 <w:rPr>
                   <w:rFonts w:ascii="Arial" w:cs="Arial" w:eastAsia="Arial" w:hAnsi="Arial"/>
@@ -25637,7 +25637,7 @@
             <w:pPr>
               <w:spacing w:after="20" w:before="0"/>
             </w:pPr>
-            <w:hyperlink w:history="1" r:id="rId-fxdq4nc9zvjq1vab_4c3">
+            <w:hyperlink w:history="1" r:id="rIdu_kkbmrbffwszzihd8tcg">
               <w:r>
                 <w:rPr>
                   <w:rFonts w:ascii="Arial" w:cs="Arial" w:eastAsia="Arial" w:hAnsi="Arial"/>
@@ -25670,7 +25670,7 @@
               <w:spacing w:after="10" w:before="0"/>
               <w:ind w:left="120"/>
             </w:pPr>
-            <w:hyperlink w:history="1" r:id="rIddbpbicqg-tcbpxzcc13cf">
+            <w:hyperlink w:history="1" r:id="rId0kdrg0e_x9bjxkmtiflsf">
               <w:r>
                 <w:rPr>
                   <w:rFonts w:ascii="Arial" w:cs="Arial" w:eastAsia="Arial" w:hAnsi="Arial"/>
@@ -25715,7 +25715,7 @@
             <w:pPr>
               <w:spacing w:after="20" w:before="0"/>
             </w:pPr>
-            <w:hyperlink w:history="1" r:id="rIdabjbmizqvwpabn_wlnzmp">
+            <w:hyperlink w:history="1" r:id="rIdj0r7vhxonxrok7ipdsg4u">
               <w:r>
                 <w:rPr>
                   <w:rFonts w:ascii="Arial" w:cs="Arial" w:eastAsia="Arial" w:hAnsi="Arial"/>
@@ -25748,7 +25748,7 @@
               <w:spacing w:after="10" w:before="0"/>
               <w:ind w:left="120"/>
             </w:pPr>
-            <w:hyperlink w:history="1" r:id="rIdc_dijfxzwfkipnuliuhk9">
+            <w:hyperlink w:history="1" r:id="rIdm7soevi0ffqjj8ycz4i_1">
               <w:r>
                 <w:rPr>
                   <w:rFonts w:ascii="Arial" w:cs="Arial" w:eastAsia="Arial" w:hAnsi="Arial"/>
@@ -26355,7 +26355,7 @@
         </w:rPr>
         <w:t xml:space="preserve">© 2026 SeaVuria and ARES. Aligned with KICD objectives. Developed by SeaVuria; technical implementation by ARES (with AI assistance from Claude). Licensed under </w:t>
       </w:r>
-      <w:hyperlink w:history="1" r:id="rIdymvbm4hlaq8ncx4wnmltd">
+      <w:hyperlink w:history="1" r:id="rIdv1i0gi-qx3rzsrubudoz6">
         <w:r>
           <w:rPr>
             <w:rFonts w:ascii="Arial" w:cs="Arial" w:eastAsia="Arial" w:hAnsi="Arial"/>
@@ -26376,7 +26376,7 @@
         </w:rPr>
         <w:t xml:space="preserve"> (</w:t>
       </w:r>
-      <w:hyperlink w:history="1" r:id="rIdvxqqkb4jsemdpu2m3nqhu">
+      <w:hyperlink w:history="1" r:id="rIdma33e5pde32qy6inu_8s5">
         <w:r>
           <w:rPr>
             <w:rFonts w:ascii="Arial" w:cs="Arial" w:eastAsia="Arial" w:hAnsi="Arial"/>
@@ -27389,7 +27389,7 @@
             <w:pPr>
               <w:spacing w:after="20" w:before="0"/>
             </w:pPr>
-            <w:hyperlink w:history="1" r:id="rIdam3ltspv1k7shvcevogwx">
+            <w:hyperlink w:history="1" r:id="rIdgglhxu46tqhiplwh-sqwi">
               <w:r>
                 <w:rPr>
                   <w:rFonts w:ascii="Arial" w:cs="Arial" w:eastAsia="Arial" w:hAnsi="Arial"/>
@@ -27422,7 +27422,7 @@
               <w:spacing w:after="10" w:before="0"/>
               <w:ind w:left="120"/>
             </w:pPr>
-            <w:hyperlink w:history="1" r:id="rIdag4hb3cn7toqugllgd-bk">
+            <w:hyperlink w:history="1" r:id="rId_ubxirfsuhfdolo_fe2cq">
               <w:r>
                 <w:rPr>
                   <w:rFonts w:ascii="Arial" w:cs="Arial" w:eastAsia="Arial" w:hAnsi="Arial"/>
@@ -27467,7 +27467,7 @@
             <w:pPr>
               <w:spacing w:after="20" w:before="0"/>
             </w:pPr>
-            <w:hyperlink w:history="1" r:id="rId-l_nsuwrglqunb6n1rou9">
+            <w:hyperlink w:history="1" r:id="rIdl1vxtej-pxksatxopkjbd">
               <w:r>
                 <w:rPr>
                   <w:rFonts w:ascii="Arial" w:cs="Arial" w:eastAsia="Arial" w:hAnsi="Arial"/>
@@ -27500,7 +27500,7 @@
               <w:spacing w:after="10" w:before="0"/>
               <w:ind w:left="120"/>
             </w:pPr>
-            <w:hyperlink w:history="1" r:id="rId_tksbbf1di4esvbjj_ren">
+            <w:hyperlink w:history="1" r:id="rIdkxny8lfeztu4hlhaufwyy">
               <w:r>
                 <w:rPr>
                   <w:rFonts w:ascii="Arial" w:cs="Arial" w:eastAsia="Arial" w:hAnsi="Arial"/>
@@ -27695,7 +27695,7 @@
             <w:pPr>
               <w:spacing w:after="20" w:before="0"/>
             </w:pPr>
-            <w:hyperlink w:history="1" r:id="rIdpr1hsxtnxdtiaddtuse9h">
+            <w:hyperlink w:history="1" r:id="rIdai_o2e4kwnjvwkji_a1fj">
               <w:r>
                 <w:rPr>
                   <w:rFonts w:ascii="Arial" w:cs="Arial" w:eastAsia="Arial" w:hAnsi="Arial"/>
@@ -27728,7 +27728,7 @@
               <w:spacing w:after="10" w:before="0"/>
               <w:ind w:left="120"/>
             </w:pPr>
-            <w:hyperlink w:history="1" r:id="rIdzngr4kx7bpi879kneod6c">
+            <w:hyperlink w:history="1" r:id="rId8q0z53833oqg50enqgyeh">
               <w:r>
                 <w:rPr>
                   <w:rFonts w:ascii="Arial" w:cs="Arial" w:eastAsia="Arial" w:hAnsi="Arial"/>
@@ -27773,7 +27773,7 @@
             <w:pPr>
               <w:spacing w:after="20" w:before="0"/>
             </w:pPr>
-            <w:hyperlink w:history="1" r:id="rIdvsod7qt12o9gmayjbiryk">
+            <w:hyperlink w:history="1" r:id="rIdkw3n85ktcrwesqpiuatm5">
               <w:r>
                 <w:rPr>
                   <w:rFonts w:ascii="Arial" w:cs="Arial" w:eastAsia="Arial" w:hAnsi="Arial"/>
@@ -27806,7 +27806,7 @@
               <w:spacing w:after="10" w:before="0"/>
               <w:ind w:left="120"/>
             </w:pPr>
-            <w:hyperlink w:history="1" r:id="rIdphhjm7ci3gx79dxyqfls_">
+            <w:hyperlink w:history="1" r:id="rIdi07c1olm7p6-eud2gob11">
               <w:r>
                 <w:rPr>
                   <w:rFonts w:ascii="Arial" w:cs="Arial" w:eastAsia="Arial" w:hAnsi="Arial"/>
@@ -28001,7 +28001,7 @@
             <w:pPr>
               <w:spacing w:after="20" w:before="0"/>
             </w:pPr>
-            <w:hyperlink w:history="1" r:id="rIdf5mjgmochcltn65zsvqnu">
+            <w:hyperlink w:history="1" r:id="rIduv2dsyem4rtb7ofqclorp">
               <w:r>
                 <w:rPr>
                   <w:rFonts w:ascii="Arial" w:cs="Arial" w:eastAsia="Arial" w:hAnsi="Arial"/>
@@ -28034,7 +28034,7 @@
               <w:spacing w:after="10" w:before="0"/>
               <w:ind w:left="120"/>
             </w:pPr>
-            <w:hyperlink w:history="1" r:id="rId4_lqptjhgl8vfmvk0oyol">
+            <w:hyperlink w:history="1" r:id="rIdy-we5v6ftmouoefvbgowo">
               <w:r>
                 <w:rPr>
                   <w:rFonts w:ascii="Arial" w:cs="Arial" w:eastAsia="Arial" w:hAnsi="Arial"/>
@@ -28079,7 +28079,7 @@
             <w:pPr>
               <w:spacing w:after="20" w:before="0"/>
             </w:pPr>
-            <w:hyperlink w:history="1" r:id="rIdpjjrq5iqqpw1djq248qzh">
+            <w:hyperlink w:history="1" r:id="rIdsgqxwvmufwnw4tzolfdaa">
               <w:r>
                 <w:rPr>
                   <w:rFonts w:ascii="Arial" w:cs="Arial" w:eastAsia="Arial" w:hAnsi="Arial"/>
@@ -28112,7 +28112,7 @@
               <w:spacing w:after="10" w:before="0"/>
               <w:ind w:left="120"/>
             </w:pPr>
-            <w:hyperlink w:history="1" r:id="rIdseyw81o6fm5pawaucfcqx">
+            <w:hyperlink w:history="1" r:id="rIdsm_idbr07jk8ruftwvhge">
               <w:r>
                 <w:rPr>
                   <w:rFonts w:ascii="Arial" w:cs="Arial" w:eastAsia="Arial" w:hAnsi="Arial"/>
@@ -28307,7 +28307,7 @@
             <w:pPr>
               <w:spacing w:after="20" w:before="0"/>
             </w:pPr>
-            <w:hyperlink w:history="1" r:id="rIdl4xtirjbcwijmgrzbnpdv">
+            <w:hyperlink w:history="1" r:id="rIdpnbstjrhizv_wo8jfasea">
               <w:r>
                 <w:rPr>
                   <w:rFonts w:ascii="Arial" w:cs="Arial" w:eastAsia="Arial" w:hAnsi="Arial"/>
@@ -28340,7 +28340,7 @@
               <w:spacing w:after="10" w:before="0"/>
               <w:ind w:left="120"/>
             </w:pPr>
-            <w:hyperlink w:history="1" r:id="rIdj2silevqq9qse5d-twcjx">
+            <w:hyperlink w:history="1" r:id="rIdlmvodz8nzn8qlzlcagktb">
               <w:r>
                 <w:rPr>
                   <w:rFonts w:ascii="Arial" w:cs="Arial" w:eastAsia="Arial" w:hAnsi="Arial"/>
@@ -28385,7 +28385,7 @@
             <w:pPr>
               <w:spacing w:after="20" w:before="0"/>
             </w:pPr>
-            <w:hyperlink w:history="1" r:id="rIdmbiunizjoksevpdfihmtt">
+            <w:hyperlink w:history="1" r:id="rIdt6fn2kvotqca9ypo9gs60">
               <w:r>
                 <w:rPr>
                   <w:rFonts w:ascii="Arial" w:cs="Arial" w:eastAsia="Arial" w:hAnsi="Arial"/>
@@ -28418,7 +28418,7 @@
               <w:spacing w:after="10" w:before="0"/>
               <w:ind w:left="120"/>
             </w:pPr>
-            <w:hyperlink w:history="1" r:id="rIdlfj_2e7x-mkk3cwvnsgd5">
+            <w:hyperlink w:history="1" r:id="rIdaq4-g8snjg8cewkfinj9d">
               <w:r>
                 <w:rPr>
                   <w:rFonts w:ascii="Arial" w:cs="Arial" w:eastAsia="Arial" w:hAnsi="Arial"/>
@@ -28613,7 +28613,7 @@
             <w:pPr>
               <w:spacing w:after="20" w:before="0"/>
             </w:pPr>
-            <w:hyperlink w:history="1" r:id="rIdet31ccwir96kwg70cvwiy">
+            <w:hyperlink w:history="1" r:id="rIdnsjrxc6ylfibl1fhveoqd">
               <w:r>
                 <w:rPr>
                   <w:rFonts w:ascii="Arial" w:cs="Arial" w:eastAsia="Arial" w:hAnsi="Arial"/>
@@ -28646,7 +28646,7 @@
               <w:spacing w:after="10" w:before="0"/>
               <w:ind w:left="120"/>
             </w:pPr>
-            <w:hyperlink w:history="1" r:id="rIdzwqcqqnojfo-dyvuq2tsu">
+            <w:hyperlink w:history="1" r:id="rIdj25qvtqchupncmgembcfl">
               <w:r>
                 <w:rPr>
                   <w:rFonts w:ascii="Arial" w:cs="Arial" w:eastAsia="Arial" w:hAnsi="Arial"/>
@@ -28691,7 +28691,7 @@
             <w:pPr>
               <w:spacing w:after="20" w:before="0"/>
             </w:pPr>
-            <w:hyperlink w:history="1" r:id="rIdvr9biuvo-nqtxeniakj2p">
+            <w:hyperlink w:history="1" r:id="rIdzrt3ay3uqxgwxjsllhlmb">
               <w:r>
                 <w:rPr>
                   <w:rFonts w:ascii="Arial" w:cs="Arial" w:eastAsia="Arial" w:hAnsi="Arial"/>
@@ -28724,7 +28724,7 @@
               <w:spacing w:after="10" w:before="0"/>
               <w:ind w:left="120"/>
             </w:pPr>
-            <w:hyperlink w:history="1" r:id="rIdqwtdnimc3g9gkwgksybo9">
+            <w:hyperlink w:history="1" r:id="rIdx9rfofhc4qlbquseb7w2o">
               <w:r>
                 <w:rPr>
                   <w:rFonts w:ascii="Arial" w:cs="Arial" w:eastAsia="Arial" w:hAnsi="Arial"/>
@@ -29236,7 +29236,7 @@
         </w:rPr>
         <w:t xml:space="preserve">© 2026 SeaVuria and ARES. Aligned with KICD objectives. Developed by SeaVuria; technical implementation by ARES (with AI assistance from Claude). Licensed under </w:t>
       </w:r>
-      <w:hyperlink w:history="1" r:id="rIds2roa_082keqv9lkyslwm">
+      <w:hyperlink w:history="1" r:id="rIdohhcprabzcaw58e4mqcwp">
         <w:r>
           <w:rPr>
             <w:rFonts w:ascii="Arial" w:cs="Arial" w:eastAsia="Arial" w:hAnsi="Arial"/>
@@ -29257,7 +29257,7 @@
         </w:rPr>
         <w:t xml:space="preserve"> (</w:t>
       </w:r>
-      <w:hyperlink w:history="1" r:id="rIdan8wrazy-j-fptesketvu">
+      <w:hyperlink w:history="1" r:id="rIdg5gojyrolz7mvxruz8sjh">
         <w:r>
           <w:rPr>
             <w:rFonts w:ascii="Arial" w:cs="Arial" w:eastAsia="Arial" w:hAnsi="Arial"/>
@@ -30270,7 +30270,7 @@
             <w:pPr>
               <w:spacing w:after="20" w:before="0"/>
             </w:pPr>
-            <w:hyperlink w:history="1" r:id="rId0kgdaoqs0yweyddull-01">
+            <w:hyperlink w:history="1" r:id="rIdm2khey0pxnrfxgtdfkkgz">
               <w:r>
                 <w:rPr>
                   <w:rFonts w:ascii="Arial" w:cs="Arial" w:eastAsia="Arial" w:hAnsi="Arial"/>
@@ -30303,7 +30303,7 @@
               <w:spacing w:after="10" w:before="0"/>
               <w:ind w:left="120"/>
             </w:pPr>
-            <w:hyperlink w:history="1" r:id="rId6bvzbjn7socy6akhmk08l">
+            <w:hyperlink w:history="1" r:id="rIdd178qzv37tbwnv3ein5xd">
               <w:r>
                 <w:rPr>
                   <w:rFonts w:ascii="Arial" w:cs="Arial" w:eastAsia="Arial" w:hAnsi="Arial"/>
@@ -30348,7 +30348,7 @@
             <w:pPr>
               <w:spacing w:after="20" w:before="0"/>
             </w:pPr>
-            <w:hyperlink w:history="1" r:id="rIdb4eu8umhk0mfmchmg5rk3">
+            <w:hyperlink w:history="1" r:id="rIdwyirfnb4dv53bjvzyfnhj">
               <w:r>
                 <w:rPr>
                   <w:rFonts w:ascii="Arial" w:cs="Arial" w:eastAsia="Arial" w:hAnsi="Arial"/>
@@ -30381,7 +30381,7 @@
               <w:spacing w:after="10" w:before="0"/>
               <w:ind w:left="120"/>
             </w:pPr>
-            <w:hyperlink w:history="1" r:id="rIdzbcjhzejwfm3-tryyfo9i">
+            <w:hyperlink w:history="1" r:id="rIdm_b-2jsgsosohwos9imey">
               <w:r>
                 <w:rPr>
                   <w:rFonts w:ascii="Arial" w:cs="Arial" w:eastAsia="Arial" w:hAnsi="Arial"/>
@@ -30576,7 +30576,7 @@
             <w:pPr>
               <w:spacing w:after="20" w:before="0"/>
             </w:pPr>
-            <w:hyperlink w:history="1" r:id="rIda4pfszojv113aopwx8kkf">
+            <w:hyperlink w:history="1" r:id="rId1smhxxgx68b-zsqnkhsop">
               <w:r>
                 <w:rPr>
                   <w:rFonts w:ascii="Arial" w:cs="Arial" w:eastAsia="Arial" w:hAnsi="Arial"/>
@@ -30609,7 +30609,7 @@
               <w:spacing w:after="10" w:before="0"/>
               <w:ind w:left="120"/>
             </w:pPr>
-            <w:hyperlink w:history="1" r:id="rId1ei7usnerdkrapefscubq">
+            <w:hyperlink w:history="1" r:id="rIdjmvctynjfsu8ym_-bp63v">
               <w:r>
                 <w:rPr>
                   <w:rFonts w:ascii="Arial" w:cs="Arial" w:eastAsia="Arial" w:hAnsi="Arial"/>
@@ -30654,7 +30654,7 @@
             <w:pPr>
               <w:spacing w:after="20" w:before="0"/>
             </w:pPr>
-            <w:hyperlink w:history="1" r:id="rIdv6rp7vy9ojkzwajtwmm0n">
+            <w:hyperlink w:history="1" r:id="rIdutwt8nd2sh_idyuvctxfz">
               <w:r>
                 <w:rPr>
                   <w:rFonts w:ascii="Arial" w:cs="Arial" w:eastAsia="Arial" w:hAnsi="Arial"/>
@@ -30687,7 +30687,7 @@
               <w:spacing w:after="10" w:before="0"/>
               <w:ind w:left="120"/>
             </w:pPr>
-            <w:hyperlink w:history="1" r:id="rIdrvjq3yrlvupgfcxvcv5vx">
+            <w:hyperlink w:history="1" r:id="rIduz7yvy9vqt8d9rgo0_ao0">
               <w:r>
                 <w:rPr>
                   <w:rFonts w:ascii="Arial" w:cs="Arial" w:eastAsia="Arial" w:hAnsi="Arial"/>
@@ -30882,7 +30882,7 @@
             <w:pPr>
               <w:spacing w:after="20" w:before="0"/>
             </w:pPr>
-            <w:hyperlink w:history="1" r:id="rIdqn_wqnl5i3joe4fm2rrpq">
+            <w:hyperlink w:history="1" r:id="rIdkgbhgwbwcm881ktkyxrni">
               <w:r>
                 <w:rPr>
                   <w:rFonts w:ascii="Arial" w:cs="Arial" w:eastAsia="Arial" w:hAnsi="Arial"/>
@@ -30915,7 +30915,7 @@
               <w:spacing w:after="10" w:before="0"/>
               <w:ind w:left="120"/>
             </w:pPr>
-            <w:hyperlink w:history="1" r:id="rIdj6npkcp2tvelg6_j-gcet">
+            <w:hyperlink w:history="1" r:id="rIdacgn1ia2cntvhrjkvjpqz">
               <w:r>
                 <w:rPr>
                   <w:rFonts w:ascii="Arial" w:cs="Arial" w:eastAsia="Arial" w:hAnsi="Arial"/>
@@ -30960,7 +30960,7 @@
             <w:pPr>
               <w:spacing w:after="20" w:before="0"/>
             </w:pPr>
-            <w:hyperlink w:history="1" r:id="rIdimidi89qpiefvprqu2ce8">
+            <w:hyperlink w:history="1" r:id="rId_uvy-flqsswu-o7y5_r-q">
               <w:r>
                 <w:rPr>
                   <w:rFonts w:ascii="Arial" w:cs="Arial" w:eastAsia="Arial" w:hAnsi="Arial"/>
@@ -30993,7 +30993,7 @@
               <w:spacing w:after="10" w:before="0"/>
               <w:ind w:left="120"/>
             </w:pPr>
-            <w:hyperlink w:history="1" r:id="rIdjmlq8rccwq627k0y1qxpe">
+            <w:hyperlink w:history="1" r:id="rIdtcvtmcyy8_mbwpdgalu5o">
               <w:r>
                 <w:rPr>
                   <w:rFonts w:ascii="Arial" w:cs="Arial" w:eastAsia="Arial" w:hAnsi="Arial"/>
@@ -31188,7 +31188,7 @@
             <w:pPr>
               <w:spacing w:after="20" w:before="0"/>
             </w:pPr>
-            <w:hyperlink w:history="1" r:id="rId1nyzwmjfxrokbezhqrhey">
+            <w:hyperlink w:history="1" r:id="rId9o_tub2ax2yeyxoaujsq9">
               <w:r>
                 <w:rPr>
                   <w:rFonts w:ascii="Arial" w:cs="Arial" w:eastAsia="Arial" w:hAnsi="Arial"/>
@@ -31221,7 +31221,7 @@
               <w:spacing w:after="10" w:before="0"/>
               <w:ind w:left="120"/>
             </w:pPr>
-            <w:hyperlink w:history="1" r:id="rIdcqzi96kha3vqpnl6jhaqv">
+            <w:hyperlink w:history="1" r:id="rIdwskggq2cntdd9z8bisg9u">
               <w:r>
                 <w:rPr>
                   <w:rFonts w:ascii="Arial" w:cs="Arial" w:eastAsia="Arial" w:hAnsi="Arial"/>
@@ -31266,7 +31266,7 @@
             <w:pPr>
               <w:spacing w:after="20" w:before="0"/>
             </w:pPr>
-            <w:hyperlink w:history="1" r:id="rIdwxvxca_4kaioqauxwbhxx">
+            <w:hyperlink w:history="1" r:id="rIdpy3p03bdk-drrkmkggp-g">
               <w:r>
                 <w:rPr>
                   <w:rFonts w:ascii="Arial" w:cs="Arial" w:eastAsia="Arial" w:hAnsi="Arial"/>
@@ -31299,7 +31299,7 @@
               <w:spacing w:after="10" w:before="0"/>
               <w:ind w:left="120"/>
             </w:pPr>
-            <w:hyperlink w:history="1" r:id="rIdigaozeq1tm2shwjh4rvwp">
+            <w:hyperlink w:history="1" r:id="rId_egltykpu_w2-vtbpxr5p">
               <w:r>
                 <w:rPr>
                   <w:rFonts w:ascii="Arial" w:cs="Arial" w:eastAsia="Arial" w:hAnsi="Arial"/>
@@ -31494,7 +31494,7 @@
             <w:pPr>
               <w:spacing w:after="20" w:before="0"/>
             </w:pPr>
-            <w:hyperlink w:history="1" r:id="rIda8niafnr5ecnh52aqrl4r">
+            <w:hyperlink w:history="1" r:id="rIdptndjh7wgv6b-tqvgac8t">
               <w:r>
                 <w:rPr>
                   <w:rFonts w:ascii="Arial" w:cs="Arial" w:eastAsia="Arial" w:hAnsi="Arial"/>
@@ -31527,7 +31527,7 @@
               <w:spacing w:after="10" w:before="0"/>
               <w:ind w:left="120"/>
             </w:pPr>
-            <w:hyperlink w:history="1" r:id="rIdx9-jwstakaoqvxlqbtx30">
+            <w:hyperlink w:history="1" r:id="rIdksfpjfpas3netslezlqgn">
               <w:r>
                 <w:rPr>
                   <w:rFonts w:ascii="Arial" w:cs="Arial" w:eastAsia="Arial" w:hAnsi="Arial"/>
@@ -31572,7 +31572,7 @@
             <w:pPr>
               <w:spacing w:after="20" w:before="0"/>
             </w:pPr>
-            <w:hyperlink w:history="1" r:id="rIdgx7xrtv33dzoiazfhsvgh">
+            <w:hyperlink w:history="1" r:id="rId8jdv-ii90zcxqd25z1pj5">
               <w:r>
                 <w:rPr>
                   <w:rFonts w:ascii="Arial" w:cs="Arial" w:eastAsia="Arial" w:hAnsi="Arial"/>
@@ -31605,7 +31605,7 @@
               <w:spacing w:after="10" w:before="0"/>
               <w:ind w:left="120"/>
             </w:pPr>
-            <w:hyperlink w:history="1" r:id="rIdto0yvldyhuh90qpnyywwe">
+            <w:hyperlink w:history="1" r:id="rIdbh3k60sl8ws1zsdkhvoo9">
               <w:r>
                 <w:rPr>
                   <w:rFonts w:ascii="Arial" w:cs="Arial" w:eastAsia="Arial" w:hAnsi="Arial"/>
@@ -32212,7 +32212,7 @@
         </w:rPr>
         <w:t xml:space="preserve">© 2026 SeaVuria and ARES. Aligned with KICD objectives. Developed by SeaVuria; technical implementation by ARES (with AI assistance from Claude). Licensed under </w:t>
       </w:r>
-      <w:hyperlink w:history="1" r:id="rId8izycrnfojcinomwdgbwh">
+      <w:hyperlink w:history="1" r:id="rId4n9cciuio5vf9vq69eb05">
         <w:r>
           <w:rPr>
             <w:rFonts w:ascii="Arial" w:cs="Arial" w:eastAsia="Arial" w:hAnsi="Arial"/>
@@ -32233,7 +32233,7 @@
         </w:rPr>
         <w:t xml:space="preserve"> (</w:t>
       </w:r>
-      <w:hyperlink w:history="1" r:id="rIdkhtdabhe7ttulgepi-2lp">
+      <w:hyperlink w:history="1" r:id="rIddcymvgza-qdr2hsssjtwh">
         <w:r>
           <w:rPr>
             <w:rFonts w:ascii="Arial" w:cs="Arial" w:eastAsia="Arial" w:hAnsi="Arial"/>
@@ -33246,7 +33246,7 @@
             <w:pPr>
               <w:spacing w:after="20" w:before="0"/>
             </w:pPr>
-            <w:hyperlink w:history="1" r:id="rIdjibyauqirfamhemuc24ao">
+            <w:hyperlink w:history="1" r:id="rIdnq1rfjhfz_rczz7ejjaxe">
               <w:r>
                 <w:rPr>
                   <w:rFonts w:ascii="Arial" w:cs="Arial" w:eastAsia="Arial" w:hAnsi="Arial"/>
@@ -33279,7 +33279,7 @@
               <w:spacing w:after="10" w:before="0"/>
               <w:ind w:left="120"/>
             </w:pPr>
-            <w:hyperlink w:history="1" r:id="rId04bctcn_-19g7wwdtdalg">
+            <w:hyperlink w:history="1" r:id="rIdae7egxmxzvscrqfxwze_g">
               <w:r>
                 <w:rPr>
                   <w:rFonts w:ascii="Arial" w:cs="Arial" w:eastAsia="Arial" w:hAnsi="Arial"/>
@@ -33324,7 +33324,7 @@
             <w:pPr>
               <w:spacing w:after="20" w:before="0"/>
             </w:pPr>
-            <w:hyperlink w:history="1" r:id="rIdsu_eoj0jtetp2fg8opnxr">
+            <w:hyperlink w:history="1" r:id="rIdhyx-och4fur-nzeizv-h1">
               <w:r>
                 <w:rPr>
                   <w:rFonts w:ascii="Arial" w:cs="Arial" w:eastAsia="Arial" w:hAnsi="Arial"/>
@@ -33357,7 +33357,7 @@
               <w:spacing w:after="10" w:before="0"/>
               <w:ind w:left="120"/>
             </w:pPr>
-            <w:hyperlink w:history="1" r:id="rIdzj063mhe-sconxf0qjxj7">
+            <w:hyperlink w:history="1" r:id="rIdlebjs5ogr71vlbccroyox">
               <w:r>
                 <w:rPr>
                   <w:rFonts w:ascii="Arial" w:cs="Arial" w:eastAsia="Arial" w:hAnsi="Arial"/>
@@ -33552,7 +33552,7 @@
             <w:pPr>
               <w:spacing w:after="20" w:before="0"/>
             </w:pPr>
-            <w:hyperlink w:history="1" r:id="rId0museb6k6qnz8kjqyckgd">
+            <w:hyperlink w:history="1" r:id="rIdlpsg6we3bp2qekmynijei">
               <w:r>
                 <w:rPr>
                   <w:rFonts w:ascii="Arial" w:cs="Arial" w:eastAsia="Arial" w:hAnsi="Arial"/>
@@ -33585,7 +33585,7 @@
               <w:spacing w:after="10" w:before="0"/>
               <w:ind w:left="120"/>
             </w:pPr>
-            <w:hyperlink w:history="1" r:id="rIdzvihp6eq9gy-pt2kb6sje">
+            <w:hyperlink w:history="1" r:id="rIdrqbaqnk_lhtypg3inp8u9">
               <w:r>
                 <w:rPr>
                   <w:rFonts w:ascii="Arial" w:cs="Arial" w:eastAsia="Arial" w:hAnsi="Arial"/>
@@ -33630,7 +33630,7 @@
             <w:pPr>
               <w:spacing w:after="20" w:before="0"/>
             </w:pPr>
-            <w:hyperlink w:history="1" r:id="rIdbyw-rgc1v4j0nvby9t9jo">
+            <w:hyperlink w:history="1" r:id="rIdskcf_hv2nflxgukpjjpoi">
               <w:r>
                 <w:rPr>
                   <w:rFonts w:ascii="Arial" w:cs="Arial" w:eastAsia="Arial" w:hAnsi="Arial"/>
@@ -33663,7 +33663,7 @@
               <w:spacing w:after="10" w:before="0"/>
               <w:ind w:left="120"/>
             </w:pPr>
-            <w:hyperlink w:history="1" r:id="rIdfyelswssflzb14wxvydt4">
+            <w:hyperlink w:history="1" r:id="rIdcfsymowsxl8mhiom0tdbk">
               <w:r>
                 <w:rPr>
                   <w:rFonts w:ascii="Arial" w:cs="Arial" w:eastAsia="Arial" w:hAnsi="Arial"/>
@@ -33858,7 +33858,7 @@
             <w:pPr>
               <w:spacing w:after="20" w:before="0"/>
             </w:pPr>
-            <w:hyperlink w:history="1" r:id="rIdp_apq_srlvi_7p8lel_bu">
+            <w:hyperlink w:history="1" r:id="rIdu8toney6qgx19w8qozxwr">
               <w:r>
                 <w:rPr>
                   <w:rFonts w:ascii="Arial" w:cs="Arial" w:eastAsia="Arial" w:hAnsi="Arial"/>
@@ -33891,7 +33891,7 @@
               <w:spacing w:after="10" w:before="0"/>
               <w:ind w:left="120"/>
             </w:pPr>
-            <w:hyperlink w:history="1" r:id="rIdmmgzpnlgxtfudcfcjvzep">
+            <w:hyperlink w:history="1" r:id="rIdxfxzf0qscsfl_g14sydsv">
               <w:r>
                 <w:rPr>
                   <w:rFonts w:ascii="Arial" w:cs="Arial" w:eastAsia="Arial" w:hAnsi="Arial"/>
@@ -33936,7 +33936,7 @@
             <w:pPr>
               <w:spacing w:after="20" w:before="0"/>
             </w:pPr>
-            <w:hyperlink w:history="1" r:id="rIdp_ygf1y7u-wtjwwreqn4h">
+            <w:hyperlink w:history="1" r:id="rIdylcltw97atfrzmtxmupeh">
               <w:r>
                 <w:rPr>
                   <w:rFonts w:ascii="Arial" w:cs="Arial" w:eastAsia="Arial" w:hAnsi="Arial"/>
@@ -33969,7 +33969,7 @@
               <w:spacing w:after="10" w:before="0"/>
               <w:ind w:left="120"/>
             </w:pPr>
-            <w:hyperlink w:history="1" r:id="rId8shsfseg6k9eyjwnoqbzi">
+            <w:hyperlink w:history="1" r:id="rIdrifuyl_0lf1l-owvw7dpv">
               <w:r>
                 <w:rPr>
                   <w:rFonts w:ascii="Arial" w:cs="Arial" w:eastAsia="Arial" w:hAnsi="Arial"/>
@@ -34164,7 +34164,7 @@
             <w:pPr>
               <w:spacing w:after="20" w:before="0"/>
             </w:pPr>
-            <w:hyperlink w:history="1" r:id="rIduockvuikwkn1tkh3ms-u_">
+            <w:hyperlink w:history="1" r:id="rId9220nrugxmgg1am9_n0cu">
               <w:r>
                 <w:rPr>
                   <w:rFonts w:ascii="Arial" w:cs="Arial" w:eastAsia="Arial" w:hAnsi="Arial"/>
@@ -34197,7 +34197,7 @@
               <w:spacing w:after="10" w:before="0"/>
               <w:ind w:left="120"/>
             </w:pPr>
-            <w:hyperlink w:history="1" r:id="rIdhwwmncx4xvlug72iprx3u">
+            <w:hyperlink w:history="1" r:id="rIdbkcrlpdwgndxxx8lojnbs">
               <w:r>
                 <w:rPr>
                   <w:rFonts w:ascii="Arial" w:cs="Arial" w:eastAsia="Arial" w:hAnsi="Arial"/>
@@ -34242,7 +34242,7 @@
             <w:pPr>
               <w:spacing w:after="20" w:before="0"/>
             </w:pPr>
-            <w:hyperlink w:history="1" r:id="rId5vcpuy_o32bwxdsmacw2h">
+            <w:hyperlink w:history="1" r:id="rIdlcyqx7yqsyfu_sk4tensx">
               <w:r>
                 <w:rPr>
                   <w:rFonts w:ascii="Arial" w:cs="Arial" w:eastAsia="Arial" w:hAnsi="Arial"/>
@@ -34275,7 +34275,7 @@
               <w:spacing w:after="10" w:before="0"/>
               <w:ind w:left="120"/>
             </w:pPr>
-            <w:hyperlink w:history="1" r:id="rId3vl17ekzjun_ufiaduiju">
+            <w:hyperlink w:history="1" r:id="rId6htsxopkr4wwbeuxnr75o">
               <w:r>
                 <w:rPr>
                   <w:rFonts w:ascii="Arial" w:cs="Arial" w:eastAsia="Arial" w:hAnsi="Arial"/>
@@ -34470,7 +34470,7 @@
             <w:pPr>
               <w:spacing w:after="20" w:before="0"/>
             </w:pPr>
-            <w:hyperlink w:history="1" r:id="rIdysqyklzotxydbgxim2iny">
+            <w:hyperlink w:history="1" r:id="rIdpcoyy7nmazmls1w1atw1u">
               <w:r>
                 <w:rPr>
                   <w:rFonts w:ascii="Arial" w:cs="Arial" w:eastAsia="Arial" w:hAnsi="Arial"/>
@@ -34503,7 +34503,7 @@
               <w:spacing w:after="10" w:before="0"/>
               <w:ind w:left="120"/>
             </w:pPr>
-            <w:hyperlink w:history="1" r:id="rIdpwizfodaclf0ef3wxohxz">
+            <w:hyperlink w:history="1" r:id="rIdkmqnzovebqxvqfav2ucfc">
               <w:r>
                 <w:rPr>
                   <w:rFonts w:ascii="Arial" w:cs="Arial" w:eastAsia="Arial" w:hAnsi="Arial"/>
@@ -34548,7 +34548,7 @@
             <w:pPr>
               <w:spacing w:after="20" w:before="0"/>
             </w:pPr>
-            <w:hyperlink w:history="1" r:id="rId18w2pqrqcu9btoo06ujli">
+            <w:hyperlink w:history="1" r:id="rIds8s95tczguyethqnxvld_">
               <w:r>
                 <w:rPr>
                   <w:rFonts w:ascii="Arial" w:cs="Arial" w:eastAsia="Arial" w:hAnsi="Arial"/>
@@ -34581,7 +34581,7 @@
               <w:spacing w:after="10" w:before="0"/>
               <w:ind w:left="120"/>
             </w:pPr>
-            <w:hyperlink w:history="1" r:id="rIdz0jtxh8jpkmu4gzova-ma">
+            <w:hyperlink w:history="1" r:id="rIdsgzm0mdvmxyi8valweqnp">
               <w:r>
                 <w:rPr>
                   <w:rFonts w:ascii="Arial" w:cs="Arial" w:eastAsia="Arial" w:hAnsi="Arial"/>
@@ -35093,7 +35093,7 @@
         </w:rPr>
         <w:t xml:space="preserve">© 2026 SeaVuria and ARES. Aligned with KICD objectives. Developed by SeaVuria; technical implementation by ARES (with AI assistance from Claude). Licensed under </w:t>
       </w:r>
-      <w:hyperlink w:history="1" r:id="rIdmd9g4zm8d61vgkaqoq-0f">
+      <w:hyperlink w:history="1" r:id="rIdhiadmqahtsgarisis6dzo">
         <w:r>
           <w:rPr>
             <w:rFonts w:ascii="Arial" w:cs="Arial" w:eastAsia="Arial" w:hAnsi="Arial"/>
@@ -35114,7 +35114,7 @@
         </w:rPr>
         <w:t xml:space="preserve"> (</w:t>
       </w:r>
-      <w:hyperlink w:history="1" r:id="rIdhf-eoqyzjcov6xqtj-dle">
+      <w:hyperlink w:history="1" r:id="rIdoihfevln6aes6nacg1yn4">
         <w:r>
           <w:rPr>
             <w:rFonts w:ascii="Arial" w:cs="Arial" w:eastAsia="Arial" w:hAnsi="Arial"/>
@@ -36127,7 +36127,7 @@
             <w:pPr>
               <w:spacing w:after="20" w:before="0"/>
             </w:pPr>
-            <w:hyperlink w:history="1" r:id="rIdkpoebtmb0tkic3emj6xir">
+            <w:hyperlink w:history="1" r:id="rIdp3qg_suyavwl-u91kysdm">
               <w:r>
                 <w:rPr>
                   <w:rFonts w:ascii="Arial" w:cs="Arial" w:eastAsia="Arial" w:hAnsi="Arial"/>
@@ -36160,7 +36160,7 @@
               <w:spacing w:after="10" w:before="0"/>
               <w:ind w:left="120"/>
             </w:pPr>
-            <w:hyperlink w:history="1" r:id="rId0rohyzeogiwdipu1p8hhw">
+            <w:hyperlink w:history="1" r:id="rIdmfjqunfiftyguoke_4oaw">
               <w:r>
                 <w:rPr>
                   <w:rFonts w:ascii="Arial" w:cs="Arial" w:eastAsia="Arial" w:hAnsi="Arial"/>
@@ -36205,7 +36205,7 @@
             <w:pPr>
               <w:spacing w:after="20" w:before="0"/>
             </w:pPr>
-            <w:hyperlink w:history="1" r:id="rIdoliaxqqbjug0qdfhgfawr">
+            <w:hyperlink w:history="1" r:id="rIdpz37ob8p4q13mex7_o61s">
               <w:r>
                 <w:rPr>
                   <w:rFonts w:ascii="Arial" w:cs="Arial" w:eastAsia="Arial" w:hAnsi="Arial"/>
@@ -36238,7 +36238,7 @@
               <w:spacing w:after="10" w:before="0"/>
               <w:ind w:left="120"/>
             </w:pPr>
-            <w:hyperlink w:history="1" r:id="rIddhmvexujmt6pwa0iz6i7u">
+            <w:hyperlink w:history="1" r:id="rIdlhl_fqycmed2mfh4jjvnk">
               <w:r>
                 <w:rPr>
                   <w:rFonts w:ascii="Arial" w:cs="Arial" w:eastAsia="Arial" w:hAnsi="Arial"/>
@@ -36585,7 +36585,7 @@
             <w:pPr>
               <w:spacing w:after="20" w:before="0"/>
             </w:pPr>
-            <w:hyperlink w:history="1" r:id="rIdp7hquwzyw3whjva4hb71o">
+            <w:hyperlink w:history="1" r:id="rIdzvdo5v3lx8g3afrfwawht">
               <w:r>
                 <w:rPr>
                   <w:rFonts w:ascii="Arial" w:cs="Arial" w:eastAsia="Arial" w:hAnsi="Arial"/>
@@ -36618,7 +36618,7 @@
               <w:spacing w:after="10" w:before="0"/>
               <w:ind w:left="120"/>
             </w:pPr>
-            <w:hyperlink w:history="1" r:id="rId5tcpid4fnwosntqlshibq">
+            <w:hyperlink w:history="1" r:id="rIddlbems3zbx90qjizipqzp">
               <w:r>
                 <w:rPr>
                   <w:rFonts w:ascii="Arial" w:cs="Arial" w:eastAsia="Arial" w:hAnsi="Arial"/>
@@ -36663,7 +36663,7 @@
             <w:pPr>
               <w:spacing w:after="20" w:before="0"/>
             </w:pPr>
-            <w:hyperlink w:history="1" r:id="rIdrwlpbwrbxdrazarfxodpm">
+            <w:hyperlink w:history="1" r:id="rId7dc7hafgkstanbgqaxskq">
               <w:r>
                 <w:rPr>
                   <w:rFonts w:ascii="Arial" w:cs="Arial" w:eastAsia="Arial" w:hAnsi="Arial"/>
@@ -36696,7 +36696,7 @@
               <w:spacing w:after="10" w:before="0"/>
               <w:ind w:left="120"/>
             </w:pPr>
-            <w:hyperlink w:history="1" r:id="rIdzf6kwlbvln8d-17oxdzj_">
+            <w:hyperlink w:history="1" r:id="rIdedvzntgezt5jqrjqpecqn">
               <w:r>
                 <w:rPr>
                   <w:rFonts w:ascii="Arial" w:cs="Arial" w:eastAsia="Arial" w:hAnsi="Arial"/>
@@ -37195,7 +37195,7 @@
             <w:pPr>
               <w:spacing w:after="20" w:before="0"/>
             </w:pPr>
-            <w:hyperlink w:history="1" r:id="rIdixbufkd2acff_liii1mj_">
+            <w:hyperlink w:history="1" r:id="rIdx9m0iwqht6dpn7kancqxa">
               <w:r>
                 <w:rPr>
                   <w:rFonts w:ascii="Arial" w:cs="Arial" w:eastAsia="Arial" w:hAnsi="Arial"/>
@@ -37228,7 +37228,7 @@
               <w:spacing w:after="10" w:before="0"/>
               <w:ind w:left="120"/>
             </w:pPr>
-            <w:hyperlink w:history="1" r:id="rIdmait-wqgw4eydbntnjk09">
+            <w:hyperlink w:history="1" r:id="rIduyi2pvgjq_iy05dn21nai">
               <w:r>
                 <w:rPr>
                   <w:rFonts w:ascii="Arial" w:cs="Arial" w:eastAsia="Arial" w:hAnsi="Arial"/>
@@ -37273,7 +37273,7 @@
             <w:pPr>
               <w:spacing w:after="20" w:before="0"/>
             </w:pPr>
-            <w:hyperlink w:history="1" r:id="rId56adyzgjy6gjjnwltxxxz">
+            <w:hyperlink w:history="1" r:id="rIdkw3dnxjixbtirui0hqdst">
               <w:r>
                 <w:rPr>
                   <w:rFonts w:ascii="Arial" w:cs="Arial" w:eastAsia="Arial" w:hAnsi="Arial"/>
@@ -37306,7 +37306,7 @@
               <w:spacing w:after="10" w:before="0"/>
               <w:ind w:left="120"/>
             </w:pPr>
-            <w:hyperlink w:history="1" r:id="rIdcai0p3wto-jdlcuwebzsx">
+            <w:hyperlink w:history="1" r:id="rIddvmzuu3t56etqcupfgi45">
               <w:r>
                 <w:rPr>
                   <w:rFonts w:ascii="Arial" w:cs="Arial" w:eastAsia="Arial" w:hAnsi="Arial"/>
@@ -37710,7 +37710,7 @@
             <w:pPr>
               <w:spacing w:after="20" w:before="0"/>
             </w:pPr>
-            <w:hyperlink w:history="1" r:id="rIdjx3ogadhan6wtd0pivph_">
+            <w:hyperlink w:history="1" r:id="rId1qdhwj0gwp9ftstafz_qd">
               <w:r>
                 <w:rPr>
                   <w:rFonts w:ascii="Arial" w:cs="Arial" w:eastAsia="Arial" w:hAnsi="Arial"/>
@@ -37743,7 +37743,7 @@
               <w:spacing w:after="10" w:before="0"/>
               <w:ind w:left="120"/>
             </w:pPr>
-            <w:hyperlink w:history="1" r:id="rIdr7f38oh4i0ksmuwu_2btw">
+            <w:hyperlink w:history="1" r:id="rIdv-fvngceqxvjzjkxaeo71">
               <w:r>
                 <w:rPr>
                   <w:rFonts w:ascii="Arial" w:cs="Arial" w:eastAsia="Arial" w:hAnsi="Arial"/>
@@ -37788,7 +37788,7 @@
             <w:pPr>
               <w:spacing w:after="20" w:before="0"/>
             </w:pPr>
-            <w:hyperlink w:history="1" r:id="rIdwyw5zfmw-8g9oupla3zdv">
+            <w:hyperlink w:history="1" r:id="rIdfclz0ju7i2bctmc55gxhu">
               <w:r>
                 <w:rPr>
                   <w:rFonts w:ascii="Arial" w:cs="Arial" w:eastAsia="Arial" w:hAnsi="Arial"/>
@@ -37821,7 +37821,7 @@
               <w:spacing w:after="10" w:before="0"/>
               <w:ind w:left="120"/>
             </w:pPr>
-            <w:hyperlink w:history="1" r:id="rIdxoabt7wowbzhrsf-qvpm4">
+            <w:hyperlink w:history="1" r:id="rIdruclawvmkdrv3vpgwsayc">
               <w:r>
                 <w:rPr>
                   <w:rFonts w:ascii="Arial" w:cs="Arial" w:eastAsia="Arial" w:hAnsi="Arial"/>
@@ -38263,7 +38263,7 @@
             <w:pPr>
               <w:spacing w:after="20" w:before="0"/>
             </w:pPr>
-            <w:hyperlink w:history="1" r:id="rIdil7jnqd4c5ml7bvt7ulka">
+            <w:hyperlink w:history="1" r:id="rId-q58plbugmgfoko6m89si">
               <w:r>
                 <w:rPr>
                   <w:rFonts w:ascii="Arial" w:cs="Arial" w:eastAsia="Arial" w:hAnsi="Arial"/>
@@ -38296,7 +38296,7 @@
               <w:spacing w:after="10" w:before="0"/>
               <w:ind w:left="120"/>
             </w:pPr>
-            <w:hyperlink w:history="1" r:id="rId_-kcjal9zuhgxx2whi_a0">
+            <w:hyperlink w:history="1" r:id="rIdbf33vfhzktrwqj6nourxu">
               <w:r>
                 <w:rPr>
                   <w:rFonts w:ascii="Arial" w:cs="Arial" w:eastAsia="Arial" w:hAnsi="Arial"/>
@@ -38341,7 +38341,7 @@
             <w:pPr>
               <w:spacing w:after="20" w:before="0"/>
             </w:pPr>
-            <w:hyperlink w:history="1" r:id="rId80q-1mhsefifseu9xh5wt">
+            <w:hyperlink w:history="1" r:id="rId2horrwznpjnokvrgos4ub">
               <w:r>
                 <w:rPr>
                   <w:rFonts w:ascii="Arial" w:cs="Arial" w:eastAsia="Arial" w:hAnsi="Arial"/>
@@ -38374,7 +38374,7 @@
               <w:spacing w:after="10" w:before="0"/>
               <w:ind w:left="120"/>
             </w:pPr>
-            <w:hyperlink w:history="1" r:id="rIdvmucqwl1sro-vszkdeicz">
+            <w:hyperlink w:history="1" r:id="rIdjw2iqsf1qkbuqsb19cpzo">
               <w:r>
                 <w:rPr>
                   <w:rFonts w:ascii="Arial" w:cs="Arial" w:eastAsia="Arial" w:hAnsi="Arial"/>
@@ -39038,7 +39038,7 @@
         </w:rPr>
         <w:t xml:space="preserve">© 2026 SeaVuria and ARES. Aligned with KICD objectives. Developed by SeaVuria; technical implementation by ARES (with AI assistance from Claude). Licensed under </w:t>
       </w:r>
-      <w:hyperlink w:history="1" r:id="rIdo4-g6udefsfocsx53tftf">
+      <w:hyperlink w:history="1" r:id="rIdm1-wyljaahe6zi_kka_cs">
         <w:r>
           <w:rPr>
             <w:rFonts w:ascii="Arial" w:cs="Arial" w:eastAsia="Arial" w:hAnsi="Arial"/>
@@ -39059,7 +39059,7 @@
         </w:rPr>
         <w:t xml:space="preserve"> (</w:t>
       </w:r>
-      <w:hyperlink w:history="1" r:id="rId5vatmjgyl-efvx-uv3xhc">
+      <w:hyperlink w:history="1" r:id="rIdrnlrscxpdzg2werle6zgd">
         <w:r>
           <w:rPr>
             <w:rFonts w:ascii="Arial" w:cs="Arial" w:eastAsia="Arial" w:hAnsi="Arial"/>

--- a/data/outputs/v2/Biology/SS1.1_Cell_Structure/Biology_Cell_Structure_CBE_LessonSequence.docx
+++ b/data/outputs/v2/Biology/SS1.1_Cell_Structure/Biology_Cell_Structure_CBE_LessonSequence.docx
@@ -2596,7 +2596,7 @@
         </w:rPr>
         <w:t xml:space="preserve">© 2026 SeaVuria and ARES. This work is licensed under a </w:t>
       </w:r>
-      <w:hyperlink w:history="1" r:id="rIdk_otyhgfn6fjah0deh6et">
+      <w:hyperlink w:history="1" r:id="rIdhtfwtmn1ipvopmsdatnbb">
         <w:r>
           <w:rPr>
             <w:rFonts w:ascii="Arial" w:cs="Arial" w:eastAsia="Arial" w:hAnsi="Arial"/>
@@ -2616,7 +2616,7 @@
         </w:rPr>
         <w:t xml:space="preserve"> (</w:t>
       </w:r>
-      <w:hyperlink w:history="1" r:id="rId8ozoab2ebnavviqmebhr0">
+      <w:hyperlink w:history="1" r:id="rIdkyxnjtqt2_-sb2unsrdma">
         <w:r>
           <w:rPr>
             <w:rFonts w:ascii="Arial" w:cs="Arial" w:eastAsia="Arial" w:hAnsi="Arial"/>
@@ -2636,7 +2636,7 @@
         </w:rPr>
         <w:t xml:space="preserve">). To view a copy of this license, visit </w:t>
       </w:r>
-      <w:hyperlink w:history="1" r:id="rIdsnduztm4h1t3ns2jepwsp">
+      <w:hyperlink w:history="1" r:id="rIdv-zbfqyrpl9spatzpsnbd">
         <w:r>
           <w:rPr>
             <w:rFonts w:ascii="Arial" w:cs="Arial" w:eastAsia="Arial" w:hAnsi="Arial"/>
@@ -3648,7 +3648,7 @@
             <w:pPr>
               <w:spacing w:after="20" w:before="0"/>
             </w:pPr>
-            <w:hyperlink w:history="1" r:id="rIdiaakkzxengmk-ouodemxu">
+            <w:hyperlink w:history="1" r:id="rIdqgk6sgto0pjeg7aojgl6q">
               <w:r>
                 <w:rPr>
                   <w:rFonts w:ascii="Arial" w:cs="Arial" w:eastAsia="Arial" w:hAnsi="Arial"/>
@@ -3681,7 +3681,7 @@
               <w:spacing w:after="10" w:before="0"/>
               <w:ind w:left="120"/>
             </w:pPr>
-            <w:hyperlink w:history="1" r:id="rIdye0fnolfwmg0l1-oo7hfy">
+            <w:hyperlink w:history="1" r:id="rIdkvttihcpvprnk3nez6kiy">
               <w:r>
                 <w:rPr>
                   <w:rFonts w:ascii="Arial" w:cs="Arial" w:eastAsia="Arial" w:hAnsi="Arial"/>
@@ -3726,7 +3726,7 @@
             <w:pPr>
               <w:spacing w:after="20" w:before="0"/>
             </w:pPr>
-            <w:hyperlink w:history="1" r:id="rId1bdpkccriwumpqyempqrv">
+            <w:hyperlink w:history="1" r:id="rIdfzyowmrmrbxmfks5bn4sq">
               <w:r>
                 <w:rPr>
                   <w:rFonts w:ascii="Arial" w:cs="Arial" w:eastAsia="Arial" w:hAnsi="Arial"/>
@@ -3759,7 +3759,7 @@
               <w:spacing w:after="10" w:before="0"/>
               <w:ind w:left="120"/>
             </w:pPr>
-            <w:hyperlink w:history="1" r:id="rIdis740knvh2ccjwvvsrvck">
+            <w:hyperlink w:history="1" r:id="rIdnz1qpqdq5lr1nkgm1rmmn">
               <w:r>
                 <w:rPr>
                   <w:rFonts w:ascii="Arial" w:cs="Arial" w:eastAsia="Arial" w:hAnsi="Arial"/>
@@ -3954,7 +3954,7 @@
             <w:pPr>
               <w:spacing w:after="20" w:before="0"/>
             </w:pPr>
-            <w:hyperlink w:history="1" r:id="rId9bhatxjque8o_l56yqchk">
+            <w:hyperlink w:history="1" r:id="rIdqh74oensdiukn6iuwc38-">
               <w:r>
                 <w:rPr>
                   <w:rFonts w:ascii="Arial" w:cs="Arial" w:eastAsia="Arial" w:hAnsi="Arial"/>
@@ -3987,7 +3987,7 @@
               <w:spacing w:after="10" w:before="0"/>
               <w:ind w:left="120"/>
             </w:pPr>
-            <w:hyperlink w:history="1" r:id="rId96fpbdpsgv9cfdchhwn-z">
+            <w:hyperlink w:history="1" r:id="rId-swzaoeynranxe6kg2nqg">
               <w:r>
                 <w:rPr>
                   <w:rFonts w:ascii="Arial" w:cs="Arial" w:eastAsia="Arial" w:hAnsi="Arial"/>
@@ -4032,7 +4032,7 @@
             <w:pPr>
               <w:spacing w:after="20" w:before="0"/>
             </w:pPr>
-            <w:hyperlink w:history="1" r:id="rIdxex5lv5eesr-cj0rzxphf">
+            <w:hyperlink w:history="1" r:id="rIdwxdd0gycmrv36t_-gf0us">
               <w:r>
                 <w:rPr>
                   <w:rFonts w:ascii="Arial" w:cs="Arial" w:eastAsia="Arial" w:hAnsi="Arial"/>
@@ -4065,7 +4065,7 @@
               <w:spacing w:after="10" w:before="0"/>
               <w:ind w:left="120"/>
             </w:pPr>
-            <w:hyperlink w:history="1" r:id="rIde-llc_zr8si2u2rawuox6">
+            <w:hyperlink w:history="1" r:id="rIduhrrhoycepi2emhkan93w">
               <w:r>
                 <w:rPr>
                   <w:rFonts w:ascii="Arial" w:cs="Arial" w:eastAsia="Arial" w:hAnsi="Arial"/>
@@ -4260,7 +4260,7 @@
             <w:pPr>
               <w:spacing w:after="20" w:before="0"/>
             </w:pPr>
-            <w:hyperlink w:history="1" r:id="rIdphznkvul5hwe9vysf_nrg">
+            <w:hyperlink w:history="1" r:id="rIdejkflaxrf4ygqybbatalm">
               <w:r>
                 <w:rPr>
                   <w:rFonts w:ascii="Arial" w:cs="Arial" w:eastAsia="Arial" w:hAnsi="Arial"/>
@@ -4309,7 +4309,7 @@
               <w:spacing w:after="10" w:before="0"/>
               <w:ind w:left="120"/>
             </w:pPr>
-            <w:hyperlink w:history="1" r:id="rId97jto9lyhl4slpvfyta_y">
+            <w:hyperlink w:history="1" r:id="rIdno4th4nxnoulrc8um4ivx">
               <w:r>
                 <w:rPr>
                   <w:rFonts w:ascii="Arial" w:cs="Arial" w:eastAsia="Arial" w:hAnsi="Arial"/>
@@ -4354,7 +4354,7 @@
             <w:pPr>
               <w:spacing w:after="20" w:before="0"/>
             </w:pPr>
-            <w:hyperlink w:history="1" r:id="rIdoj1n0v9w7efujix5iiqna">
+            <w:hyperlink w:history="1" r:id="rIdvketuhcx3wwe2t5xniypj">
               <w:r>
                 <w:rPr>
                   <w:rFonts w:ascii="Arial" w:cs="Arial" w:eastAsia="Arial" w:hAnsi="Arial"/>
@@ -4403,7 +4403,7 @@
               <w:spacing w:after="10" w:before="0"/>
               <w:ind w:left="120"/>
             </w:pPr>
-            <w:hyperlink w:history="1" r:id="rIdiw7fnugiwv01gtsc8qrzu">
+            <w:hyperlink w:history="1" r:id="rIdfvenzyobp6tudkmp3vdmg">
               <w:r>
                 <w:rPr>
                   <w:rFonts w:ascii="Arial" w:cs="Arial" w:eastAsia="Arial" w:hAnsi="Arial"/>
@@ -4598,7 +4598,7 @@
             <w:pPr>
               <w:spacing w:after="20" w:before="0"/>
             </w:pPr>
-            <w:hyperlink w:history="1" r:id="rId04wipka6yzohhakbqfvio">
+            <w:hyperlink w:history="1" r:id="rIdzp7kbgwlvuk5cd8zd0uek">
               <w:r>
                 <w:rPr>
                   <w:rFonts w:ascii="Arial" w:cs="Arial" w:eastAsia="Arial" w:hAnsi="Arial"/>
@@ -4647,7 +4647,7 @@
               <w:spacing w:after="10" w:before="0"/>
               <w:ind w:left="120"/>
             </w:pPr>
-            <w:hyperlink w:history="1" r:id="rIdllbzno9f2joijwz1z61kb">
+            <w:hyperlink w:history="1" r:id="rId639dyg6kj1crvahviztf6">
               <w:r>
                 <w:rPr>
                   <w:rFonts w:ascii="Arial" w:cs="Arial" w:eastAsia="Arial" w:hAnsi="Arial"/>
@@ -4692,7 +4692,7 @@
             <w:pPr>
               <w:spacing w:after="20" w:before="0"/>
             </w:pPr>
-            <w:hyperlink w:history="1" r:id="rId21v6peiwu9qawgbqrfuo5">
+            <w:hyperlink w:history="1" r:id="rIdeaca49mmnuah2jplp8p6i">
               <w:r>
                 <w:rPr>
                   <w:rFonts w:ascii="Arial" w:cs="Arial" w:eastAsia="Arial" w:hAnsi="Arial"/>
@@ -4741,7 +4741,7 @@
               <w:spacing w:after="10" w:before="0"/>
               <w:ind w:left="120"/>
             </w:pPr>
-            <w:hyperlink w:history="1" r:id="rIdspdbfx22p1lsj74nlblk0">
+            <w:hyperlink w:history="1" r:id="rId-na7zoh1-pbdlmvvthcvg">
               <w:r>
                 <w:rPr>
                   <w:rFonts w:ascii="Arial" w:cs="Arial" w:eastAsia="Arial" w:hAnsi="Arial"/>
@@ -4936,7 +4936,7 @@
             <w:pPr>
               <w:spacing w:after="20" w:before="0"/>
             </w:pPr>
-            <w:hyperlink w:history="1" r:id="rIdmvr8ldsrczwqdyaf0qxk-">
+            <w:hyperlink w:history="1" r:id="rIdhj6mhq5ni7aidmlso0h1y">
               <w:r>
                 <w:rPr>
                   <w:rFonts w:ascii="Arial" w:cs="Arial" w:eastAsia="Arial" w:hAnsi="Arial"/>
@@ -4985,7 +4985,7 @@
               <w:spacing w:after="10" w:before="0"/>
               <w:ind w:left="120"/>
             </w:pPr>
-            <w:hyperlink w:history="1" r:id="rIdarjysovj3anw-hbrkg1np">
+            <w:hyperlink w:history="1" r:id="rId_2b_4y3otok9qufzrqolc">
               <w:r>
                 <w:rPr>
                   <w:rFonts w:ascii="Arial" w:cs="Arial" w:eastAsia="Arial" w:hAnsi="Arial"/>
@@ -5030,7 +5030,7 @@
             <w:pPr>
               <w:spacing w:after="20" w:before="0"/>
             </w:pPr>
-            <w:hyperlink w:history="1" r:id="rIds0d5mfbstgqnwyofj7ijr">
+            <w:hyperlink w:history="1" r:id="rIdohm-krblsgvqejygbsq0j">
               <w:r>
                 <w:rPr>
                   <w:rFonts w:ascii="Arial" w:cs="Arial" w:eastAsia="Arial" w:hAnsi="Arial"/>
@@ -5079,7 +5079,7 @@
               <w:spacing w:after="10" w:before="0"/>
               <w:ind w:left="120"/>
             </w:pPr>
-            <w:hyperlink w:history="1" r:id="rIdvi_lbl_p9l4ute-frxfor">
+            <w:hyperlink w:history="1" r:id="rIdq8vxllvipz_zxpiyvdl68">
               <w:r>
                 <w:rPr>
                   <w:rFonts w:ascii="Arial" w:cs="Arial" w:eastAsia="Arial" w:hAnsi="Arial"/>
@@ -5591,7 +5591,7 @@
         </w:rPr>
         <w:t xml:space="preserve">© 2026 SeaVuria and ARES. Aligned with KICD objectives. Developed by SeaVuria; technical implementation by ARES (with AI assistance from Claude). Licensed under </w:t>
       </w:r>
-      <w:hyperlink w:history="1" r:id="rId24cyqgbhhaooly58be03q">
+      <w:hyperlink w:history="1" r:id="rIddvrzd4c4nuhsq00pxd9iz">
         <w:r>
           <w:rPr>
             <w:rFonts w:ascii="Arial" w:cs="Arial" w:eastAsia="Arial" w:hAnsi="Arial"/>
@@ -5612,7 +5612,7 @@
         </w:rPr>
         <w:t xml:space="preserve"> (</w:t>
       </w:r>
-      <w:hyperlink w:history="1" r:id="rIdeaqcmrn6_nyvvvtidy89l">
+      <w:hyperlink w:history="1" r:id="rIdw7hcpypt_doyrjbohlfug">
         <w:r>
           <w:rPr>
             <w:rFonts w:ascii="Arial" w:cs="Arial" w:eastAsia="Arial" w:hAnsi="Arial"/>
@@ -6625,7 +6625,7 @@
             <w:pPr>
               <w:spacing w:after="20" w:before="0"/>
             </w:pPr>
-            <w:hyperlink w:history="1" r:id="rId3uwxqxoy470jkyvvnksc-">
+            <w:hyperlink w:history="1" r:id="rIdvvaeosx-tgcsnoqxne1yn">
               <w:r>
                 <w:rPr>
                   <w:rFonts w:ascii="Arial" w:cs="Arial" w:eastAsia="Arial" w:hAnsi="Arial"/>
@@ -6658,7 +6658,7 @@
               <w:spacing w:after="10" w:before="0"/>
               <w:ind w:left="120"/>
             </w:pPr>
-            <w:hyperlink w:history="1" r:id="rIde9nhtgwlxcyhwei_bld_g">
+            <w:hyperlink w:history="1" r:id="rIdkbppagkmwtakfhtahuc-j">
               <w:r>
                 <w:rPr>
                   <w:rFonts w:ascii="Arial" w:cs="Arial" w:eastAsia="Arial" w:hAnsi="Arial"/>
@@ -6703,7 +6703,7 @@
             <w:pPr>
               <w:spacing w:after="20" w:before="0"/>
             </w:pPr>
-            <w:hyperlink w:history="1" r:id="rIdac8wgkrtbxobziwjne-ra">
+            <w:hyperlink w:history="1" r:id="rIdtjh3fu39ej5s4j5xi28mq">
               <w:r>
                 <w:rPr>
                   <w:rFonts w:ascii="Arial" w:cs="Arial" w:eastAsia="Arial" w:hAnsi="Arial"/>
@@ -6736,7 +6736,7 @@
               <w:spacing w:after="10" w:before="0"/>
               <w:ind w:left="120"/>
             </w:pPr>
-            <w:hyperlink w:history="1" r:id="rIdgwqxuiu4012zzssqozffg">
+            <w:hyperlink w:history="1" r:id="rIdjm51mu2ieqiiznisgy2cs">
               <w:r>
                 <w:rPr>
                   <w:rFonts w:ascii="Arial" w:cs="Arial" w:eastAsia="Arial" w:hAnsi="Arial"/>
@@ -6931,7 +6931,7 @@
             <w:pPr>
               <w:spacing w:after="20" w:before="0"/>
             </w:pPr>
-            <w:hyperlink w:history="1" r:id="rIdwmim1hpgrjn7ab0seiwdz">
+            <w:hyperlink w:history="1" r:id="rId1gkstc02qgxtjawy6tyky">
               <w:r>
                 <w:rPr>
                   <w:rFonts w:ascii="Arial" w:cs="Arial" w:eastAsia="Arial" w:hAnsi="Arial"/>
@@ -6964,7 +6964,7 @@
               <w:spacing w:after="10" w:before="0"/>
               <w:ind w:left="120"/>
             </w:pPr>
-            <w:hyperlink w:history="1" r:id="rIdovvfd66mx8djfyyw9aeku">
+            <w:hyperlink w:history="1" r:id="rIdzylpqquw5jzr-7cpknjcc">
               <w:r>
                 <w:rPr>
                   <w:rFonts w:ascii="Arial" w:cs="Arial" w:eastAsia="Arial" w:hAnsi="Arial"/>
@@ -7009,7 +7009,7 @@
             <w:pPr>
               <w:spacing w:after="20" w:before="0"/>
             </w:pPr>
-            <w:hyperlink w:history="1" r:id="rIdn5odalh-zpmxxetpziqyc">
+            <w:hyperlink w:history="1" r:id="rIdpcynzufq0myd7cfuor43f">
               <w:r>
                 <w:rPr>
                   <w:rFonts w:ascii="Arial" w:cs="Arial" w:eastAsia="Arial" w:hAnsi="Arial"/>
@@ -7042,7 +7042,7 @@
               <w:spacing w:after="10" w:before="0"/>
               <w:ind w:left="120"/>
             </w:pPr>
-            <w:hyperlink w:history="1" r:id="rId6xlz2xjmgx5owrpoqw3rt">
+            <w:hyperlink w:history="1" r:id="rIdkblabczqkeeyee8uoky_j">
               <w:r>
                 <w:rPr>
                   <w:rFonts w:ascii="Arial" w:cs="Arial" w:eastAsia="Arial" w:hAnsi="Arial"/>
@@ -7237,7 +7237,7 @@
             <w:pPr>
               <w:spacing w:after="20" w:before="0"/>
             </w:pPr>
-            <w:hyperlink w:history="1" r:id="rIdefmploj1iznkxin-eee2w">
+            <w:hyperlink w:history="1" r:id="rId34yz1sup3auvsdmrgfdvc">
               <w:r>
                 <w:rPr>
                   <w:rFonts w:ascii="Arial" w:cs="Arial" w:eastAsia="Arial" w:hAnsi="Arial"/>
@@ -7286,7 +7286,7 @@
               <w:spacing w:after="10" w:before="0"/>
               <w:ind w:left="120"/>
             </w:pPr>
-            <w:hyperlink w:history="1" r:id="rId1bvnhwvzqf-og4mbanfgv">
+            <w:hyperlink w:history="1" r:id="rIdpmepwbcesbmz19b3x84ep">
               <w:r>
                 <w:rPr>
                   <w:rFonts w:ascii="Arial" w:cs="Arial" w:eastAsia="Arial" w:hAnsi="Arial"/>
@@ -7331,7 +7331,7 @@
             <w:pPr>
               <w:spacing w:after="20" w:before="0"/>
             </w:pPr>
-            <w:hyperlink w:history="1" r:id="rId15733fbsksnnd21biopim">
+            <w:hyperlink w:history="1" r:id="rId-pg-tzmqhkzmdwn8o9ho_">
               <w:r>
                 <w:rPr>
                   <w:rFonts w:ascii="Arial" w:cs="Arial" w:eastAsia="Arial" w:hAnsi="Arial"/>
@@ -7364,7 +7364,7 @@
               <w:spacing w:after="10" w:before="0"/>
               <w:ind w:left="120"/>
             </w:pPr>
-            <w:hyperlink w:history="1" r:id="rIdu9uapd7cd7cemvmzznpu0">
+            <w:hyperlink w:history="1" r:id="rIdt1ycn_pmvwpfedrcqtirr">
               <w:r>
                 <w:rPr>
                   <w:rFonts w:ascii="Arial" w:cs="Arial" w:eastAsia="Arial" w:hAnsi="Arial"/>
@@ -7559,7 +7559,7 @@
             <w:pPr>
               <w:spacing w:after="20" w:before="0"/>
             </w:pPr>
-            <w:hyperlink w:history="1" r:id="rIdmqifljvcgc11-tpkokvsc">
+            <w:hyperlink w:history="1" r:id="rIdrmxtn-jywbaifcco6kx98">
               <w:r>
                 <w:rPr>
                   <w:rFonts w:ascii="Arial" w:cs="Arial" w:eastAsia="Arial" w:hAnsi="Arial"/>
@@ -7608,7 +7608,7 @@
               <w:spacing w:after="10" w:before="0"/>
               <w:ind w:left="120"/>
             </w:pPr>
-            <w:hyperlink w:history="1" r:id="rId7nzmpfmhn9em2yr-xcqhw">
+            <w:hyperlink w:history="1" r:id="rIdmrl2kj4q8gzhjxua_4qxj">
               <w:r>
                 <w:rPr>
                   <w:rFonts w:ascii="Arial" w:cs="Arial" w:eastAsia="Arial" w:hAnsi="Arial"/>
@@ -7653,7 +7653,7 @@
             <w:pPr>
               <w:spacing w:after="20" w:before="0"/>
             </w:pPr>
-            <w:hyperlink w:history="1" r:id="rId7krxxcplezsguytvna4gb">
+            <w:hyperlink w:history="1" r:id="rIdm5zjrkqe5p-h3azwtyahz">
               <w:r>
                 <w:rPr>
                   <w:rFonts w:ascii="Arial" w:cs="Arial" w:eastAsia="Arial" w:hAnsi="Arial"/>
@@ -7686,7 +7686,7 @@
               <w:spacing w:after="10" w:before="0"/>
               <w:ind w:left="120"/>
             </w:pPr>
-            <w:hyperlink w:history="1" r:id="rIdjyzynb_uwtyg6hmqdyooq">
+            <w:hyperlink w:history="1" r:id="rId3txkymwtfc2fi0miuxnsw">
               <w:r>
                 <w:rPr>
                   <w:rFonts w:ascii="Arial" w:cs="Arial" w:eastAsia="Arial" w:hAnsi="Arial"/>
@@ -7881,7 +7881,7 @@
             <w:pPr>
               <w:spacing w:after="20" w:before="0"/>
             </w:pPr>
-            <w:hyperlink w:history="1" r:id="rIdpjfvn_pgsm8ybbu244uju">
+            <w:hyperlink w:history="1" r:id="rIdpctaoitpymrw-invs75df">
               <w:r>
                 <w:rPr>
                   <w:rFonts w:ascii="Arial" w:cs="Arial" w:eastAsia="Arial" w:hAnsi="Arial"/>
@@ -7930,7 +7930,7 @@
               <w:spacing w:after="10" w:before="0"/>
               <w:ind w:left="120"/>
             </w:pPr>
-            <w:hyperlink w:history="1" r:id="rId2dxv8g82nito-p_jecyrr">
+            <w:hyperlink w:history="1" r:id="rIdpndjf0rsky-0qj3b-9gb-">
               <w:r>
                 <w:rPr>
                   <w:rFonts w:ascii="Arial" w:cs="Arial" w:eastAsia="Arial" w:hAnsi="Arial"/>
@@ -7975,7 +7975,7 @@
             <w:pPr>
               <w:spacing w:after="20" w:before="0"/>
             </w:pPr>
-            <w:hyperlink w:history="1" r:id="rIdnuqfwzfdxkcxtrujaw7js">
+            <w:hyperlink w:history="1" r:id="rId5f0yilnv5rs7dqrs6imbf">
               <w:r>
                 <w:rPr>
                   <w:rFonts w:ascii="Arial" w:cs="Arial" w:eastAsia="Arial" w:hAnsi="Arial"/>
@@ -8008,7 +8008,7 @@
               <w:spacing w:after="10" w:before="0"/>
               <w:ind w:left="120"/>
             </w:pPr>
-            <w:hyperlink w:history="1" r:id="rIdekf0duhf8pfhzcwnkwda_">
+            <w:hyperlink w:history="1" r:id="rId6e72goe9nradqadj8uimm">
               <w:r>
                 <w:rPr>
                   <w:rFonts w:ascii="Arial" w:cs="Arial" w:eastAsia="Arial" w:hAnsi="Arial"/>
@@ -8520,7 +8520,7 @@
         </w:rPr>
         <w:t xml:space="preserve">© 2026 SeaVuria and ARES. Aligned with KICD objectives. Developed by SeaVuria; technical implementation by ARES (with AI assistance from Claude). Licensed under </w:t>
       </w:r>
-      <w:hyperlink w:history="1" r:id="rIdokdot-c9nkpxvctx7mqsd">
+      <w:hyperlink w:history="1" r:id="rIdptdujoccyo0s07nwn5qhh">
         <w:r>
           <w:rPr>
             <w:rFonts w:ascii="Arial" w:cs="Arial" w:eastAsia="Arial" w:hAnsi="Arial"/>
@@ -8541,7 +8541,7 @@
         </w:rPr>
         <w:t xml:space="preserve"> (</w:t>
       </w:r>
-      <w:hyperlink w:history="1" r:id="rIdccz7vddzvxexgfhpn3ajl">
+      <w:hyperlink w:history="1" r:id="rIdanp3_n8rqfhg2ath0rson">
         <w:r>
           <w:rPr>
             <w:rFonts w:ascii="Arial" w:cs="Arial" w:eastAsia="Arial" w:hAnsi="Arial"/>
@@ -9554,7 +9554,7 @@
             <w:pPr>
               <w:spacing w:after="20" w:before="0"/>
             </w:pPr>
-            <w:hyperlink w:history="1" r:id="rIdcftxkcvlz1-c4hmcmt1fj">
+            <w:hyperlink w:history="1" r:id="rIdj5yeybv_gnksa50y35kag">
               <w:r>
                 <w:rPr>
                   <w:rFonts w:ascii="Arial" w:cs="Arial" w:eastAsia="Arial" w:hAnsi="Arial"/>
@@ -9587,7 +9587,7 @@
               <w:spacing w:after="10" w:before="0"/>
               <w:ind w:left="120"/>
             </w:pPr>
-            <w:hyperlink w:history="1" r:id="rId1uanwrbkhvdzqw7ll7qc9">
+            <w:hyperlink w:history="1" r:id="rIdvnagw6hsrsslcucogy34a">
               <w:r>
                 <w:rPr>
                   <w:rFonts w:ascii="Arial" w:cs="Arial" w:eastAsia="Arial" w:hAnsi="Arial"/>
@@ -9632,7 +9632,7 @@
             <w:pPr>
               <w:spacing w:after="20" w:before="0"/>
             </w:pPr>
-            <w:hyperlink w:history="1" r:id="rIdnhm6hzfd4lvwaikpmlric">
+            <w:hyperlink w:history="1" r:id="rId6e6fork8g1sm4rullltwe">
               <w:r>
                 <w:rPr>
                   <w:rFonts w:ascii="Arial" w:cs="Arial" w:eastAsia="Arial" w:hAnsi="Arial"/>
@@ -9665,7 +9665,7 @@
               <w:spacing w:after="10" w:before="0"/>
               <w:ind w:left="120"/>
             </w:pPr>
-            <w:hyperlink w:history="1" r:id="rIdqqahiwjssy2zqd3ymsukw">
+            <w:hyperlink w:history="1" r:id="rIdbi9mwppqndmr5gmx6s1j-">
               <w:r>
                 <w:rPr>
                   <w:rFonts w:ascii="Arial" w:cs="Arial" w:eastAsia="Arial" w:hAnsi="Arial"/>
@@ -9860,7 +9860,7 @@
             <w:pPr>
               <w:spacing w:after="20" w:before="0"/>
             </w:pPr>
-            <w:hyperlink w:history="1" r:id="rIdgvjyblzdeqg4exubx7eyd">
+            <w:hyperlink w:history="1" r:id="rIdu1as-xyzompguzmk7ky2t">
               <w:r>
                 <w:rPr>
                   <w:rFonts w:ascii="Arial" w:cs="Arial" w:eastAsia="Arial" w:hAnsi="Arial"/>
@@ -9893,7 +9893,7 @@
               <w:spacing w:after="10" w:before="0"/>
               <w:ind w:left="120"/>
             </w:pPr>
-            <w:hyperlink w:history="1" r:id="rIdlaokum_pummx-6dtpxrgf">
+            <w:hyperlink w:history="1" r:id="rId6wmsdkycejr7tg0rstsra">
               <w:r>
                 <w:rPr>
                   <w:rFonts w:ascii="Arial" w:cs="Arial" w:eastAsia="Arial" w:hAnsi="Arial"/>
@@ -9938,7 +9938,7 @@
             <w:pPr>
               <w:spacing w:after="20" w:before="0"/>
             </w:pPr>
-            <w:hyperlink w:history="1" r:id="rIdcbodt7oegewbqdtwwujrc">
+            <w:hyperlink w:history="1" r:id="rIdq5zdejizcw7bdkyulfh41">
               <w:r>
                 <w:rPr>
                   <w:rFonts w:ascii="Arial" w:cs="Arial" w:eastAsia="Arial" w:hAnsi="Arial"/>
@@ -9971,7 +9971,7 @@
               <w:spacing w:after="10" w:before="0"/>
               <w:ind w:left="120"/>
             </w:pPr>
-            <w:hyperlink w:history="1" r:id="rIdcrxb7dzvxx0s27pprkey7">
+            <w:hyperlink w:history="1" r:id="rIdmk9iraakctwardrlosspj">
               <w:r>
                 <w:rPr>
                   <w:rFonts w:ascii="Arial" w:cs="Arial" w:eastAsia="Arial" w:hAnsi="Arial"/>
@@ -10166,7 +10166,7 @@
             <w:pPr>
               <w:spacing w:after="20" w:before="0"/>
             </w:pPr>
-            <w:hyperlink w:history="1" r:id="rIdp_nvyrntvmqk-9ijlesm9">
+            <w:hyperlink w:history="1" r:id="rIdv1g8-5vtnlddtkxrkdauk">
               <w:r>
                 <w:rPr>
                   <w:rFonts w:ascii="Arial" w:cs="Arial" w:eastAsia="Arial" w:hAnsi="Arial"/>
@@ -10215,7 +10215,7 @@
               <w:spacing w:after="10" w:before="0"/>
               <w:ind w:left="120"/>
             </w:pPr>
-            <w:hyperlink w:history="1" r:id="rId9oas4g8bb5u3zozgflwqk">
+            <w:hyperlink w:history="1" r:id="rIdnjfhsz--clio6xj000rr_">
               <w:r>
                 <w:rPr>
                   <w:rFonts w:ascii="Arial" w:cs="Arial" w:eastAsia="Arial" w:hAnsi="Arial"/>
@@ -10260,7 +10260,7 @@
             <w:pPr>
               <w:spacing w:after="20" w:before="0"/>
             </w:pPr>
-            <w:hyperlink w:history="1" r:id="rIdzp4eujbcatryeqzfti2n-">
+            <w:hyperlink w:history="1" r:id="rIdxup3d565knv0766dbnwx4">
               <w:r>
                 <w:rPr>
                   <w:rFonts w:ascii="Arial" w:cs="Arial" w:eastAsia="Arial" w:hAnsi="Arial"/>
@@ -10293,7 +10293,7 @@
               <w:spacing w:after="10" w:before="0"/>
               <w:ind w:left="120"/>
             </w:pPr>
-            <w:hyperlink w:history="1" r:id="rIdkimmre2dx6kr1v8frmfru">
+            <w:hyperlink w:history="1" r:id="rIduydhh3y_-qgrsaznjokdo">
               <w:r>
                 <w:rPr>
                   <w:rFonts w:ascii="Arial" w:cs="Arial" w:eastAsia="Arial" w:hAnsi="Arial"/>
@@ -10488,7 +10488,7 @@
             <w:pPr>
               <w:spacing w:after="20" w:before="0"/>
             </w:pPr>
-            <w:hyperlink w:history="1" r:id="rIdgs6jcfcq3j3fqx05_llvz">
+            <w:hyperlink w:history="1" r:id="rIda8grz932an76kbbf-_v-a">
               <w:r>
                 <w:rPr>
                   <w:rFonts w:ascii="Arial" w:cs="Arial" w:eastAsia="Arial" w:hAnsi="Arial"/>
@@ -10537,7 +10537,7 @@
               <w:spacing w:after="10" w:before="0"/>
               <w:ind w:left="120"/>
             </w:pPr>
-            <w:hyperlink w:history="1" r:id="rId4xkyn-23qul89doyurb_5">
+            <w:hyperlink w:history="1" r:id="rIdezu5mbfipxmrkqvjlwxuz">
               <w:r>
                 <w:rPr>
                   <w:rFonts w:ascii="Arial" w:cs="Arial" w:eastAsia="Arial" w:hAnsi="Arial"/>
@@ -10582,7 +10582,7 @@
             <w:pPr>
               <w:spacing w:after="20" w:before="0"/>
             </w:pPr>
-            <w:hyperlink w:history="1" r:id="rIdkepbgq9cgnxdoplqdzysd">
+            <w:hyperlink w:history="1" r:id="rIdnjazdmrnxknqruditafkb">
               <w:r>
                 <w:rPr>
                   <w:rFonts w:ascii="Arial" w:cs="Arial" w:eastAsia="Arial" w:hAnsi="Arial"/>
@@ -10615,7 +10615,7 @@
               <w:spacing w:after="10" w:before="0"/>
               <w:ind w:left="120"/>
             </w:pPr>
-            <w:hyperlink w:history="1" r:id="rIdfya-cafg8pcfbttcrrckv">
+            <w:hyperlink w:history="1" r:id="rIdz8ie9wtnt4ylcag4zx43b">
               <w:r>
                 <w:rPr>
                   <w:rFonts w:ascii="Arial" w:cs="Arial" w:eastAsia="Arial" w:hAnsi="Arial"/>
@@ -10810,7 +10810,7 @@
             <w:pPr>
               <w:spacing w:after="20" w:before="0"/>
             </w:pPr>
-            <w:hyperlink w:history="1" r:id="rId5v7ctskh3bdizxh53lswg">
+            <w:hyperlink w:history="1" r:id="rIdchivgkbm_r5tsm0nmfnq8">
               <w:r>
                 <w:rPr>
                   <w:rFonts w:ascii="Arial" w:cs="Arial" w:eastAsia="Arial" w:hAnsi="Arial"/>
@@ -10859,7 +10859,7 @@
               <w:spacing w:after="10" w:before="0"/>
               <w:ind w:left="120"/>
             </w:pPr>
-            <w:hyperlink w:history="1" r:id="rIdr2i_kkuxcrrhjeento78o">
+            <w:hyperlink w:history="1" r:id="rIdof-f1td33ydcqgil1e7ep">
               <w:r>
                 <w:rPr>
                   <w:rFonts w:ascii="Arial" w:cs="Arial" w:eastAsia="Arial" w:hAnsi="Arial"/>
@@ -10904,7 +10904,7 @@
             <w:pPr>
               <w:spacing w:after="20" w:before="0"/>
             </w:pPr>
-            <w:hyperlink w:history="1" r:id="rId0dxde-dcnls82qitudnsi">
+            <w:hyperlink w:history="1" r:id="rIdryqpak0reaovu8yci4g-e">
               <w:r>
                 <w:rPr>
                   <w:rFonts w:ascii="Arial" w:cs="Arial" w:eastAsia="Arial" w:hAnsi="Arial"/>
@@ -10937,7 +10937,7 @@
               <w:spacing w:after="10" w:before="0"/>
               <w:ind w:left="120"/>
             </w:pPr>
-            <w:hyperlink w:history="1" r:id="rIddtplpc3jczlrdeufyeoft">
+            <w:hyperlink w:history="1" r:id="rId5flxld-mfw1si1hnd5vsk">
               <w:r>
                 <w:rPr>
                   <w:rFonts w:ascii="Arial" w:cs="Arial" w:eastAsia="Arial" w:hAnsi="Arial"/>
@@ -10979,7 +10979,7 @@
                 <w:sz w:val="18"/>
                 <w:szCs w:val="18"/>
               </w:rPr>
-              <w:t xml:space="preserve">Learners open their science notebooks to their Version 1 cumulative cell model (the generalised cell sketch from Lesson 2). Teacher instructs them to add a second panel beside or below their existing sketch, labelled Version 2: Prokaryote vs. Eukaryote. Learners draw two simple outline diagrams side by side — one for E. coli and one for a human cheek cell — and annotate each with at least four labelled features from their comparison table. They use a simple colour code: red annotation = feature present in prokaryote only; blue annotation = feature present in eukaryote only; black annotation = feature present in both. Learners add a one-sentence caption below the two diagrams: 'A prokaryote has no membrane-bound nucleus, while a eukaryote does — and this difference matters because...' Teacher circulates and asks targeted questions of individual learners to probe depth of understanding.</w:t>
+              <w:t xml:space="preserve">Learners open their science notebooks to their Version 1 cumulative cell model (the generalised cell sketch from Lesson 2). Teacher instructs them to add a second panel beside or below their existing sketch, labelled Version 1 add-on: Prokaryote vs. Eukaryote. Learners draw two simple outline diagrams side by side — one for E. coli and one for a human cheek cell — and annotate each with at least four labelled features from their comparison table. They use a simple colour code: red annotation = feature present in prokaryote only; blue annotation = feature present in eukaryote only; black annotation = feature present in both. Learners add a one-sentence caption below the two diagrams: 'A prokaryote has no membrane-bound nucleus, while a eukaryote does — and this difference matters because...' Teacher circulates and asks targeted questions of individual learners to probe depth of understanding.</w:t>
             </w:r>
           </w:p>
         </w:tc>
@@ -11449,7 +11449,7 @@
         </w:rPr>
         <w:t xml:space="preserve">© 2026 SeaVuria and ARES. Aligned with KICD objectives. Developed by SeaVuria; technical implementation by ARES (with AI assistance from Claude). Licensed under </w:t>
       </w:r>
-      <w:hyperlink w:history="1" r:id="rId4kqnrba3kjlupmrxjtcy1">
+      <w:hyperlink w:history="1" r:id="rId4qmqszs2-w2ueauha6i-k">
         <w:r>
           <w:rPr>
             <w:rFonts w:ascii="Arial" w:cs="Arial" w:eastAsia="Arial" w:hAnsi="Arial"/>
@@ -11470,7 +11470,7 @@
         </w:rPr>
         <w:t xml:space="preserve"> (</w:t>
       </w:r>
-      <w:hyperlink w:history="1" r:id="rIdjyson7vd23iinnxhbhpt_">
+      <w:hyperlink w:history="1" r:id="rIdxm-xpy51zthouhigyrzdx">
         <w:r>
           <w:rPr>
             <w:rFonts w:ascii="Arial" w:cs="Arial" w:eastAsia="Arial" w:hAnsi="Arial"/>
@@ -12483,7 +12483,7 @@
             <w:pPr>
               <w:spacing w:after="20" w:before="0"/>
             </w:pPr>
-            <w:hyperlink w:history="1" r:id="rIduad_rptum0yud4sjhlffg">
+            <w:hyperlink w:history="1" r:id="rIdojllidgxwnpabijxeqmhm">
               <w:r>
                 <w:rPr>
                   <w:rFonts w:ascii="Arial" w:cs="Arial" w:eastAsia="Arial" w:hAnsi="Arial"/>
@@ -12516,7 +12516,7 @@
               <w:spacing w:after="10" w:before="0"/>
               <w:ind w:left="120"/>
             </w:pPr>
-            <w:hyperlink w:history="1" r:id="rId-z-bdbrtanskbjvl2e9oo">
+            <w:hyperlink w:history="1" r:id="rIdj44752l9hsh0z0p82pko4">
               <w:r>
                 <w:rPr>
                   <w:rFonts w:ascii="Arial" w:cs="Arial" w:eastAsia="Arial" w:hAnsi="Arial"/>
@@ -12561,7 +12561,7 @@
             <w:pPr>
               <w:spacing w:after="20" w:before="0"/>
             </w:pPr>
-            <w:hyperlink w:history="1" r:id="rId1l1opvto-wmboewg-ys8l">
+            <w:hyperlink w:history="1" r:id="rIdnhj9dibdigrv_x1uonxqb">
               <w:r>
                 <w:rPr>
                   <w:rFonts w:ascii="Arial" w:cs="Arial" w:eastAsia="Arial" w:hAnsi="Arial"/>
@@ -12594,7 +12594,7 @@
               <w:spacing w:after="10" w:before="0"/>
               <w:ind w:left="120"/>
             </w:pPr>
-            <w:hyperlink w:history="1" r:id="rIdcw19j6wrikzxmvsvyf_ex">
+            <w:hyperlink w:history="1" r:id="rIdz4j2gigfj5p3_xmrgaqrv">
               <w:r>
                 <w:rPr>
                   <w:rFonts w:ascii="Arial" w:cs="Arial" w:eastAsia="Arial" w:hAnsi="Arial"/>
@@ -12789,7 +12789,7 @@
             <w:pPr>
               <w:spacing w:after="20" w:before="0"/>
             </w:pPr>
-            <w:hyperlink w:history="1" r:id="rIdi0kftnfrcnnbyki9yaykg">
+            <w:hyperlink w:history="1" r:id="rId982uj43xrwoeairkth8up">
               <w:r>
                 <w:rPr>
                   <w:rFonts w:ascii="Arial" w:cs="Arial" w:eastAsia="Arial" w:hAnsi="Arial"/>
@@ -12822,7 +12822,7 @@
               <w:spacing w:after="10" w:before="0"/>
               <w:ind w:left="120"/>
             </w:pPr>
-            <w:hyperlink w:history="1" r:id="rIdy8xffdeefnix3irwaxjpk">
+            <w:hyperlink w:history="1" r:id="rIdbcqjea121dtnqr3rn3du-">
               <w:r>
                 <w:rPr>
                   <w:rFonts w:ascii="Arial" w:cs="Arial" w:eastAsia="Arial" w:hAnsi="Arial"/>
@@ -12867,7 +12867,7 @@
             <w:pPr>
               <w:spacing w:after="20" w:before="0"/>
             </w:pPr>
-            <w:hyperlink w:history="1" r:id="rIdkoflrkkbgn_4uhtx7vge-">
+            <w:hyperlink w:history="1" r:id="rId0grt6nzvegiat9f4h0jlu">
               <w:r>
                 <w:rPr>
                   <w:rFonts w:ascii="Arial" w:cs="Arial" w:eastAsia="Arial" w:hAnsi="Arial"/>
@@ -12900,7 +12900,7 @@
               <w:spacing w:after="10" w:before="0"/>
               <w:ind w:left="120"/>
             </w:pPr>
-            <w:hyperlink w:history="1" r:id="rIdpmhazqzhq9bgenmshximj">
+            <w:hyperlink w:history="1" r:id="rIdmr6anyjhpajmm9j8lkzkv">
               <w:r>
                 <w:rPr>
                   <w:rFonts w:ascii="Arial" w:cs="Arial" w:eastAsia="Arial" w:hAnsi="Arial"/>
@@ -13095,7 +13095,7 @@
             <w:pPr>
               <w:spacing w:after="20" w:before="0"/>
             </w:pPr>
-            <w:hyperlink w:history="1" r:id="rId2fu4z9aynwxg-1zcqnq6z">
+            <w:hyperlink w:history="1" r:id="rIdwcyohxwo2yiafxhaipclj">
               <w:r>
                 <w:rPr>
                   <w:rFonts w:ascii="Arial" w:cs="Arial" w:eastAsia="Arial" w:hAnsi="Arial"/>
@@ -13128,7 +13128,7 @@
               <w:spacing w:after="10" w:before="0"/>
               <w:ind w:left="120"/>
             </w:pPr>
-            <w:hyperlink w:history="1" r:id="rIdeqmhtwrvz0487ajlorbid">
+            <w:hyperlink w:history="1" r:id="rIdbg4dgp4bceamnsn5powx9">
               <w:r>
                 <w:rPr>
                   <w:rFonts w:ascii="Arial" w:cs="Arial" w:eastAsia="Arial" w:hAnsi="Arial"/>
@@ -13173,7 +13173,7 @@
             <w:pPr>
               <w:spacing w:after="20" w:before="0"/>
             </w:pPr>
-            <w:hyperlink w:history="1" r:id="rIdeul_paw-arx1ok7pejqql">
+            <w:hyperlink w:history="1" r:id="rIdj_fwajfauibbkysgeh0tf">
               <w:r>
                 <w:rPr>
                   <w:rFonts w:ascii="Arial" w:cs="Arial" w:eastAsia="Arial" w:hAnsi="Arial"/>
@@ -13206,7 +13206,7 @@
               <w:spacing w:after="10" w:before="0"/>
               <w:ind w:left="120"/>
             </w:pPr>
-            <w:hyperlink w:history="1" r:id="rIdxh9hq8ekkrz8swzvwcfef">
+            <w:hyperlink w:history="1" r:id="rIduhbq2gooensdvjx-x5vq8">
               <w:r>
                 <w:rPr>
                   <w:rFonts w:ascii="Arial" w:cs="Arial" w:eastAsia="Arial" w:hAnsi="Arial"/>
@@ -13669,7 +13669,7 @@
                 <w:sz w:val="18"/>
                 <w:szCs w:val="18"/>
               </w:rPr>
-              <w:t xml:space="preserve">Return to the phenomenon: 'Think back to Kioni's cut finger. The epidermal cells that grew back over the wound — those are animal cells. They have no chloroplasts. Why not? What does that tell you?' Wait 15 seconds. Cold-call 2 learners. Guide toward: epidermal cells do not need to photosynthesise — they get energy from food — so carrying a chloroplast would be wasteful. Structure matches function. Say verbatim: 'This is the heart of our driving question. Every organelle exists because the cell's job demands it. No more, no less.'</w:t>
+              <w:t xml:space="preserve">Return to the phenomenon: 'Think back to Amina's cut finger. The epidermal cells that grew back over the wound — those are animal cells. They have no chloroplasts. Why not? What does that tell you?' Wait 15 seconds. Cold-call 2 learners. Guide toward: epidermal cells do not need to photosynthesise — they get energy from food — so carrying a chloroplast would be wasteful. Structure matches function. Say verbatim: 'This is the heart of our driving question. Every organelle exists because the cell's job demands it. No more, no less.'</w:t>
             </w:r>
           </w:p>
         </w:tc>
@@ -13790,7 +13790,7 @@
             <w:pPr>
               <w:spacing w:after="20" w:before="0"/>
             </w:pPr>
-            <w:hyperlink w:history="1" r:id="rIdvzew3vmcj3jey0b5oet-g">
+            <w:hyperlink w:history="1" r:id="rIdanj0sdzzk6o34pqlbmmhc">
               <w:r>
                 <w:rPr>
                   <w:rFonts w:ascii="Arial" w:cs="Arial" w:eastAsia="Arial" w:hAnsi="Arial"/>
@@ -13823,7 +13823,7 @@
               <w:spacing w:after="10" w:before="0"/>
               <w:ind w:left="120"/>
             </w:pPr>
-            <w:hyperlink w:history="1" r:id="rIdnwso_lnlldy9hfjmv4uwv">
+            <w:hyperlink w:history="1" r:id="rIdwcyavbxxvpbv8kd45nrmm">
               <w:r>
                 <w:rPr>
                   <w:rFonts w:ascii="Arial" w:cs="Arial" w:eastAsia="Arial" w:hAnsi="Arial"/>
@@ -13868,7 +13868,7 @@
             <w:pPr>
               <w:spacing w:after="20" w:before="0"/>
             </w:pPr>
-            <w:hyperlink w:history="1" r:id="rIduas-v3b0fl3o9wcegu5zo">
+            <w:hyperlink w:history="1" r:id="rIdyzrjtqmxtxqocue-94ojf">
               <w:r>
                 <w:rPr>
                   <w:rFonts w:ascii="Arial" w:cs="Arial" w:eastAsia="Arial" w:hAnsi="Arial"/>
@@ -13901,7 +13901,7 @@
               <w:spacing w:after="10" w:before="0"/>
               <w:ind w:left="120"/>
             </w:pPr>
-            <w:hyperlink w:history="1" r:id="rIdqxdqshmbirr2lg1djvnti">
+            <w:hyperlink w:history="1" r:id="rIdxwgvcwkmtapnmtmnsfnvz">
               <w:r>
                 <w:rPr>
                   <w:rFonts w:ascii="Arial" w:cs="Arial" w:eastAsia="Arial" w:hAnsi="Arial"/>
@@ -13943,7 +13943,7 @@
                 <w:sz w:val="18"/>
                 <w:szCs w:val="18"/>
               </w:rPr>
-              <w:t xml:space="preserve">Learners individually write one sticky note (or a note on a folded card if sticky notes are unavailable) responding to ONE of the following two prompts, assigned by row: Row A — 'What does today's lesson about plant cell organelles help you understand about the driving question — why do cells look different?' Row B — 'What new question does today's lesson raise for you about cell structure or the healing cut?' Learners post their notes on the class Driving Question Board in the designated LESSON 4 section. The teacher reads 4 notes aloud (2 from each row), and the class briefly discusses whether each note represents a growing understanding or a new mystery. The teacher physically draws a line connecting two DQB notes that together suggest an emerging answer: 'Plant cells have chloroplasts because they make their own food — animal cells, including Kioni's epidermal cells, do not need to.'</w:t>
+              <w:t xml:space="preserve">Learners individually write one sticky note (or a note on a folded card if sticky notes are unavailable) responding to ONE of the following two prompts, assigned by row: Row A — 'What does today's lesson about plant cell organelles help you understand about the driving question — why do cells look different?' Row B — 'What new question does today's lesson raise for you about cell structure or the healing cut?' Learners post their notes on the class Driving Question Board in the designated LESSON 4 section. The teacher reads 4 notes aloud (2 from each row), and the class briefly discusses whether each note represents a growing understanding or a new mystery. The teacher physically draws a line connecting two DQB notes that together suggest an emerging answer: 'Plant cells have chloroplasts because they make their own food — animal cells, including Amina's epidermal cells, do not need to.'</w:t>
             </w:r>
           </w:p>
         </w:tc>
@@ -13975,7 +13975,7 @@
                 <w:sz w:val="18"/>
                 <w:szCs w:val="18"/>
               </w:rPr>
-              <w:t xml:space="preserve">Distribute sticky notes or folded cards. Say: 'You have 3 minutes — individual, silent. Write your best thinking on the prompt for your row.' After 3 minutes, direct learners to post notes on the DQB. Read 4 notes aloud. For each, ask the class: 'Is this a growing understanding — something we are beginning to explain? Or is this a new mystery we still need to investigate?' Use a thumbs-up (understanding) or question-mark gesture (new mystery) from all learners for each note. Draw the connecting line on the DQB and say: 'We are building an answer — slowly, piece by piece, just like the cells rebuilding Kioni's finger.'</w:t>
+              <w:t xml:space="preserve">Distribute sticky notes or folded cards. Say: 'You have 3 minutes — individual, silent. Write your best thinking on the prompt for your row.' After 3 minutes, direct learners to post notes on the DQB. Read 4 notes aloud. For each, ask the class: 'Is this a growing understanding — something we are beginning to explain? Or is this a new mystery we still need to investigate?' Use a thumbs-up (understanding) or question-mark gesture (new mystery) from all learners for each note. Draw the connecting line on the DQB and say: 'We are building an answer — slowly, piece by piece, just like the cells rebuilding Amina's finger.'</w:t>
             </w:r>
           </w:p>
         </w:tc>
@@ -14039,7 +14039,7 @@
                 <w:sz w:val="18"/>
                 <w:szCs w:val="18"/>
               </w:rPr>
-              <w:t xml:space="preserve">Observable indicator: Every learner produces a written DQB note. Teacher scans for notes that are off-topic or merely restate a fact ('chloroplasts do photosynthesis') without connecting to the driving question. These learners are prompted: 'How does knowing that help explain why Kioni's skin cells look different from a leaf cell?'</w:t>
+              <w:t xml:space="preserve">Observable indicator: Every learner produces a written DQB note. Teacher scans for notes that are off-topic or merely restate a fact ('chloroplasts do photosynthesis') without connecting to the driving question. These learners are prompted: 'How does knowing that help explain why Amina's skin cells look different from a leaf cell?'</w:t>
             </w:r>
           </w:p>
         </w:tc>
@@ -14096,7 +14096,7 @@
             <w:pPr>
               <w:spacing w:after="20" w:before="0"/>
             </w:pPr>
-            <w:hyperlink w:history="1" r:id="rIdd_ursrtbjdhiwn5o1lfm3">
+            <w:hyperlink w:history="1" r:id="rIdh_nynmco-1ccvz-ngszdj">
               <w:r>
                 <w:rPr>
                   <w:rFonts w:ascii="Arial" w:cs="Arial" w:eastAsia="Arial" w:hAnsi="Arial"/>
@@ -14129,7 +14129,7 @@
               <w:spacing w:after="10" w:before="0"/>
               <w:ind w:left="120"/>
             </w:pPr>
-            <w:hyperlink w:history="1" r:id="rId3ha1pogco3wwjm2otpkv0">
+            <w:hyperlink w:history="1" r:id="rIdxz8z-g4zldqdu-f5ayh2i">
               <w:r>
                 <w:rPr>
                   <w:rFonts w:ascii="Arial" w:cs="Arial" w:eastAsia="Arial" w:hAnsi="Arial"/>
@@ -14174,7 +14174,7 @@
             <w:pPr>
               <w:spacing w:after="20" w:before="0"/>
             </w:pPr>
-            <w:hyperlink w:history="1" r:id="rIdjtw9tyg5j-4zsbschfoq1">
+            <w:hyperlink w:history="1" r:id="rIdlec93qiltdqwaz3kvipcf">
               <w:r>
                 <w:rPr>
                   <w:rFonts w:ascii="Arial" w:cs="Arial" w:eastAsia="Arial" w:hAnsi="Arial"/>
@@ -14207,7 +14207,7 @@
               <w:spacing w:after="10" w:before="0"/>
               <w:ind w:left="120"/>
             </w:pPr>
-            <w:hyperlink w:history="1" r:id="rIdls0cwachhmic6tm3ypc9c">
+            <w:hyperlink w:history="1" r:id="rIdmeklpattc_tlzb4wteerc">
               <w:r>
                 <w:rPr>
                   <w:rFonts w:ascii="Arial" w:cs="Arial" w:eastAsia="Arial" w:hAnsi="Arial"/>
@@ -14249,7 +14249,7 @@
                 <w:sz w:val="18"/>
                 <w:szCs w:val="18"/>
               </w:rPr>
-              <w:t xml:space="preserve">Learners open their science exercise books to their cumulative cell model — currently Version 1, the Animal Cell, drawn and revised in Lesson 3. On the facing page, learners draw Version 2 — the Plant Cell. Using their annotated outline and the board diagram as references, they draw and label the plant cell, including all 9 organelles studied today. Beside each organelle label, learners write its farm-metaphor role in brackets. In the top corner of the Version 2 diagram, learners write one sentence stating the most important structural difference between their Version 1 and Version 2 models, and one sentence predicting what this difference tells us about plant vs. animal cell function. Learners who finish early add colour-coding: green for organelles unique to plant cells, blue for organelles shared with animal cells.</w:t>
+              <w:t xml:space="preserve">Learners open their science exercise books to their cumulative cell model — currently Version 1, the generalised cell drawn in Lesson 2 and revised in Lesson 3. On the facing page, learners draw Version 2 — the Plant Cell. Using their annotated outline and the board diagram as references, they draw and label the plant cell, including all 9 organelles studied today. Beside each organelle label, learners write its farm-metaphor role in brackets. In the top corner of the Version 2 diagram, learners write one sentence stating the most important structural difference between their Version 1 and Version 2 models, and one sentence predicting what this difference tells us about plant vs. animal cell function. Learners who finish early add colour-coding: green for organelles unique to plant cells, blue for organelles shared with animal cells.</w:t>
             </w:r>
           </w:p>
         </w:tc>
@@ -14697,7 +14697,7 @@
                 <w:sz w:val="18"/>
                 <w:szCs w:val="18"/>
               </w:rPr>
-              <w:t xml:space="preserve">Unlike the animal cells (e.g., epidermal cells, platelets) involved in healing Kioni's cut, plant cells have organelles such as chloroplasts and a large central vacuole that reflect their unique job: making their own food and maintaining structural pressure. Structure and function are inseparable — a principle that applies equally to the specialised cells in the wound-healing phenomenon.</w:t>
+              <w:t xml:space="preserve">Unlike the animal cells (e.g., epidermal cells, platelets) involved in healing Amina's cut, plant cells have organelles such as chloroplasts and a large central vacuole that reflect their unique job: making their own food and maintaining structural pressure. Structure and function are inseparable — a principle that applies equally to the specialised cells in the wound-healing phenomenon.</w:t>
             </w:r>
           </w:p>
         </w:tc>
@@ -14719,7 +14719,7 @@
         </w:rPr>
         <w:t xml:space="preserve">© 2026 SeaVuria and ARES. Aligned with KICD objectives. Developed by SeaVuria; technical implementation by ARES (with AI assistance from Claude). Licensed under </w:t>
       </w:r>
-      <w:hyperlink w:history="1" r:id="rIdlzieuzmmt-lpqhxm2r7sp">
+      <w:hyperlink w:history="1" r:id="rIdva6bmlkl95p8dxujawzog">
         <w:r>
           <w:rPr>
             <w:rFonts w:ascii="Arial" w:cs="Arial" w:eastAsia="Arial" w:hAnsi="Arial"/>
@@ -14740,7 +14740,7 @@
         </w:rPr>
         <w:t xml:space="preserve"> (</w:t>
       </w:r>
-      <w:hyperlink w:history="1" r:id="rIdpnnuexir5333rfgmopz4q">
+      <w:hyperlink w:history="1" r:id="rIdnsnujzj4y_hrq_nhdi_sd">
         <w:r>
           <w:rPr>
             <w:rFonts w:ascii="Arial" w:cs="Arial" w:eastAsia="Arial" w:hAnsi="Arial"/>
@@ -15753,7 +15753,7 @@
             <w:pPr>
               <w:spacing w:after="20" w:before="0"/>
             </w:pPr>
-            <w:hyperlink w:history="1" r:id="rIdasp9syeza0ekwkel6m6wm">
+            <w:hyperlink w:history="1" r:id="rIde64lrnirahbu_elxxston">
               <w:r>
                 <w:rPr>
                   <w:rFonts w:ascii="Arial" w:cs="Arial" w:eastAsia="Arial" w:hAnsi="Arial"/>
@@ -15786,7 +15786,7 @@
               <w:spacing w:after="10" w:before="0"/>
               <w:ind w:left="120"/>
             </w:pPr>
-            <w:hyperlink w:history="1" r:id="rIdjueo1o9lqpxhvqywzgi-5">
+            <w:hyperlink w:history="1" r:id="rIde87vpathgrep3dnlape9s">
               <w:r>
                 <w:rPr>
                   <w:rFonts w:ascii="Arial" w:cs="Arial" w:eastAsia="Arial" w:hAnsi="Arial"/>
@@ -15831,7 +15831,7 @@
             <w:pPr>
               <w:spacing w:after="20" w:before="0"/>
             </w:pPr>
-            <w:hyperlink w:history="1" r:id="rIdtoz8cyadqsj1wxf9zkqpy">
+            <w:hyperlink w:history="1" r:id="rId-ywgcj5qx0o3pitxdxqr4">
               <w:r>
                 <w:rPr>
                   <w:rFonts w:ascii="Arial" w:cs="Arial" w:eastAsia="Arial" w:hAnsi="Arial"/>
@@ -15864,7 +15864,7 @@
               <w:spacing w:after="10" w:before="0"/>
               <w:ind w:left="120"/>
             </w:pPr>
-            <w:hyperlink w:history="1" r:id="rIdt7_15nljx0onamattpcve">
+            <w:hyperlink w:history="1" r:id="rIdrx0bes15en0xclmglop_f">
               <w:r>
                 <w:rPr>
                   <w:rFonts w:ascii="Arial" w:cs="Arial" w:eastAsia="Arial" w:hAnsi="Arial"/>
@@ -16059,7 +16059,7 @@
             <w:pPr>
               <w:spacing w:after="20" w:before="0"/>
             </w:pPr>
-            <w:hyperlink w:history="1" r:id="rId729zdhvepmksp1_wjin8c">
+            <w:hyperlink w:history="1" r:id="rIdtrkhx_lnnf_jme47i4_lb">
               <w:r>
                 <w:rPr>
                   <w:rFonts w:ascii="Arial" w:cs="Arial" w:eastAsia="Arial" w:hAnsi="Arial"/>
@@ -16092,7 +16092,7 @@
               <w:spacing w:after="10" w:before="0"/>
               <w:ind w:left="120"/>
             </w:pPr>
-            <w:hyperlink w:history="1" r:id="rIdrrjbrernh_fxohr_ou82p">
+            <w:hyperlink w:history="1" r:id="rIdyknisz73jix2cy9c2ju2v">
               <w:r>
                 <w:rPr>
                   <w:rFonts w:ascii="Arial" w:cs="Arial" w:eastAsia="Arial" w:hAnsi="Arial"/>
@@ -16137,7 +16137,7 @@
             <w:pPr>
               <w:spacing w:after="20" w:before="0"/>
             </w:pPr>
-            <w:hyperlink w:history="1" r:id="rIdjttvs4ccn7e6tzrcq-wnf">
+            <w:hyperlink w:history="1" r:id="rIduijx8cwvz20nlbc8vivfr">
               <w:r>
                 <w:rPr>
                   <w:rFonts w:ascii="Arial" w:cs="Arial" w:eastAsia="Arial" w:hAnsi="Arial"/>
@@ -16170,7 +16170,7 @@
               <w:spacing w:after="10" w:before="0"/>
               <w:ind w:left="120"/>
             </w:pPr>
-            <w:hyperlink w:history="1" r:id="rIdqo34welklfanakeqoymvr">
+            <w:hyperlink w:history="1" r:id="rIdafh4adha55_ro7z_sfhfv">
               <w:r>
                 <w:rPr>
                   <w:rFonts w:ascii="Arial" w:cs="Arial" w:eastAsia="Arial" w:hAnsi="Arial"/>
@@ -16365,7 +16365,7 @@
             <w:pPr>
               <w:spacing w:after="20" w:before="0"/>
             </w:pPr>
-            <w:hyperlink w:history="1" r:id="rId-fwazv-salw8c7vktyeff">
+            <w:hyperlink w:history="1" r:id="rId2qex9kscz-frh-d1iauor">
               <w:r>
                 <w:rPr>
                   <w:rFonts w:ascii="Arial" w:cs="Arial" w:eastAsia="Arial" w:hAnsi="Arial"/>
@@ -16398,7 +16398,7 @@
               <w:spacing w:after="10" w:before="0"/>
               <w:ind w:left="120"/>
             </w:pPr>
-            <w:hyperlink w:history="1" r:id="rIdnpmutbbwtgyvem5ycxsa-">
+            <w:hyperlink w:history="1" r:id="rIdk-czm_fd7nban2vr6vblq">
               <w:r>
                 <w:rPr>
                   <w:rFonts w:ascii="Arial" w:cs="Arial" w:eastAsia="Arial" w:hAnsi="Arial"/>
@@ -16443,7 +16443,7 @@
             <w:pPr>
               <w:spacing w:after="20" w:before="0"/>
             </w:pPr>
-            <w:hyperlink w:history="1" r:id="rIdvg1enc_hv6k3fr9adyuhm">
+            <w:hyperlink w:history="1" r:id="rId3u_0wylrmvdj_ak2wu6n0">
               <w:r>
                 <w:rPr>
                   <w:rFonts w:ascii="Arial" w:cs="Arial" w:eastAsia="Arial" w:hAnsi="Arial"/>
@@ -16492,7 +16492,7 @@
               <w:spacing w:after="10" w:before="0"/>
               <w:ind w:left="120"/>
             </w:pPr>
-            <w:hyperlink w:history="1" r:id="rIdckxmpd5optvpopo_f2mzg">
+            <w:hyperlink w:history="1" r:id="rId8bdksntx5iozwkzka4k8v">
               <w:r>
                 <w:rPr>
                   <w:rFonts w:ascii="Arial" w:cs="Arial" w:eastAsia="Arial" w:hAnsi="Arial"/>
@@ -16687,7 +16687,7 @@
             <w:pPr>
               <w:spacing w:after="20" w:before="0"/>
             </w:pPr>
-            <w:hyperlink w:history="1" r:id="rId_isnxszukw0sfm1emy-hm">
+            <w:hyperlink w:history="1" r:id="rIdesaviuzjxrq6pnl2-csis">
               <w:r>
                 <w:rPr>
                   <w:rFonts w:ascii="Arial" w:cs="Arial" w:eastAsia="Arial" w:hAnsi="Arial"/>
@@ -16720,7 +16720,7 @@
               <w:spacing w:after="10" w:before="0"/>
               <w:ind w:left="120"/>
             </w:pPr>
-            <w:hyperlink w:history="1" r:id="rIdkvb42s0j8ye05uir__prk">
+            <w:hyperlink w:history="1" r:id="rIdbkk1y2mspdnycohswpsct">
               <w:r>
                 <w:rPr>
                   <w:rFonts w:ascii="Arial" w:cs="Arial" w:eastAsia="Arial" w:hAnsi="Arial"/>
@@ -16765,7 +16765,7 @@
             <w:pPr>
               <w:spacing w:after="20" w:before="0"/>
             </w:pPr>
-            <w:hyperlink w:history="1" r:id="rIdrwpfjnvudhtetorbo5cka">
+            <w:hyperlink w:history="1" r:id="rId5j7hw0bucc9ghqri0ov1q">
               <w:r>
                 <w:rPr>
                   <w:rFonts w:ascii="Arial" w:cs="Arial" w:eastAsia="Arial" w:hAnsi="Arial"/>
@@ -16814,7 +16814,7 @@
               <w:spacing w:after="10" w:before="0"/>
               <w:ind w:left="120"/>
             </w:pPr>
-            <w:hyperlink w:history="1" r:id="rId7shabs7us7e0is8_yywrn">
+            <w:hyperlink w:history="1" r:id="rId1cao6pfahwee6vbvqz-kk">
               <w:r>
                 <w:rPr>
                   <w:rFonts w:ascii="Arial" w:cs="Arial" w:eastAsia="Arial" w:hAnsi="Arial"/>
@@ -17009,7 +17009,7 @@
             <w:pPr>
               <w:spacing w:after="20" w:before="0"/>
             </w:pPr>
-            <w:hyperlink w:history="1" r:id="rIddvyhcma-svh8fqxsv8ej6">
+            <w:hyperlink w:history="1" r:id="rIdq5zrio8zzjamoczcvaoz3">
               <w:r>
                 <w:rPr>
                   <w:rFonts w:ascii="Arial" w:cs="Arial" w:eastAsia="Arial" w:hAnsi="Arial"/>
@@ -17058,7 +17058,7 @@
               <w:spacing w:after="10" w:before="0"/>
               <w:ind w:left="120"/>
             </w:pPr>
-            <w:hyperlink w:history="1" r:id="rIdo9bu8arkcha-0qimqjfmq">
+            <w:hyperlink w:history="1" r:id="rId_kiihrkdtudveddn2vfxq">
               <w:r>
                 <w:rPr>
                   <w:rFonts w:ascii="Arial" w:cs="Arial" w:eastAsia="Arial" w:hAnsi="Arial"/>
@@ -17103,7 +17103,7 @@
             <w:pPr>
               <w:spacing w:after="20" w:before="0"/>
             </w:pPr>
-            <w:hyperlink w:history="1" r:id="rIdrrewhnvhe6ioqgi4nfd0y">
+            <w:hyperlink w:history="1" r:id="rIdyiimphccrjeqhla67ggzk">
               <w:r>
                 <w:rPr>
                   <w:rFonts w:ascii="Arial" w:cs="Arial" w:eastAsia="Arial" w:hAnsi="Arial"/>
@@ -17152,7 +17152,7 @@
               <w:spacing w:after="10" w:before="0"/>
               <w:ind w:left="120"/>
             </w:pPr>
-            <w:hyperlink w:history="1" r:id="rId6iip-20ef0uakhqwhqylm">
+            <w:hyperlink w:history="1" r:id="rIdf6a1utnxlrjw25fwwpt3y">
               <w:r>
                 <w:rPr>
                   <w:rFonts w:ascii="Arial" w:cs="Arial" w:eastAsia="Arial" w:hAnsi="Arial"/>
@@ -17664,7 +17664,7 @@
         </w:rPr>
         <w:t xml:space="preserve">© 2026 SeaVuria and ARES. Aligned with KICD objectives. Developed by SeaVuria; technical implementation by ARES (with AI assistance from Claude). Licensed under </w:t>
       </w:r>
-      <w:hyperlink w:history="1" r:id="rIdx6-lslvtkpxrv1ehgjuxk">
+      <w:hyperlink w:history="1" r:id="rIduea7px6zf_ythcg-a7gf6">
         <w:r>
           <w:rPr>
             <w:rFonts w:ascii="Arial" w:cs="Arial" w:eastAsia="Arial" w:hAnsi="Arial"/>
@@ -17685,7 +17685,7 @@
         </w:rPr>
         <w:t xml:space="preserve"> (</w:t>
       </w:r>
-      <w:hyperlink w:history="1" r:id="rIdo2ujwgeebvf5-30uck6dk">
+      <w:hyperlink w:history="1" r:id="rIdmeea31shwa0mzhlre6yvy">
         <w:r>
           <w:rPr>
             <w:rFonts w:ascii="Arial" w:cs="Arial" w:eastAsia="Arial" w:hAnsi="Arial"/>
@@ -18698,7 +18698,7 @@
             <w:pPr>
               <w:spacing w:after="20" w:before="0"/>
             </w:pPr>
-            <w:hyperlink w:history="1" r:id="rIdocddocyidawuu5l_ytpv9">
+            <w:hyperlink w:history="1" r:id="rIdqp3mppilduxlpwd4phdv7">
               <w:r>
                 <w:rPr>
                   <w:rFonts w:ascii="Arial" w:cs="Arial" w:eastAsia="Arial" w:hAnsi="Arial"/>
@@ -18747,7 +18747,7 @@
               <w:spacing w:after="10" w:before="0"/>
               <w:ind w:left="120"/>
             </w:pPr>
-            <w:hyperlink w:history="1" r:id="rIdoc4j7tbkxdrfwufwnyp8b">
+            <w:hyperlink w:history="1" r:id="rIdjh_kpz0skqlwvlbzhulzg">
               <w:r>
                 <w:rPr>
                   <w:rFonts w:ascii="Arial" w:cs="Arial" w:eastAsia="Arial" w:hAnsi="Arial"/>
@@ -18792,7 +18792,7 @@
             <w:pPr>
               <w:spacing w:after="20" w:before="0"/>
             </w:pPr>
-            <w:hyperlink w:history="1" r:id="rId26myraureojs8bifhreqy">
+            <w:hyperlink w:history="1" r:id="rId6pkdl-jyxcxn3v58uumoq">
               <w:r>
                 <w:rPr>
                   <w:rFonts w:ascii="Arial" w:cs="Arial" w:eastAsia="Arial" w:hAnsi="Arial"/>
@@ -18825,7 +18825,7 @@
               <w:spacing w:after="10" w:before="0"/>
               <w:ind w:left="120"/>
             </w:pPr>
-            <w:hyperlink w:history="1" r:id="rIdxjjwqhbl1ir4ouwdni7dd">
+            <w:hyperlink w:history="1" r:id="rIdb033rmc661crjxhhb6wbe">
               <w:r>
                 <w:rPr>
                   <w:rFonts w:ascii="Arial" w:cs="Arial" w:eastAsia="Arial" w:hAnsi="Arial"/>
@@ -19020,7 +19020,7 @@
             <w:pPr>
               <w:spacing w:after="20" w:before="0"/>
             </w:pPr>
-            <w:hyperlink w:history="1" r:id="rIdn7dcohdkglaezaijxptju">
+            <w:hyperlink w:history="1" r:id="rIdzsg0kx6rnjx2k4buf0rd_">
               <w:r>
                 <w:rPr>
                   <w:rFonts w:ascii="Arial" w:cs="Arial" w:eastAsia="Arial" w:hAnsi="Arial"/>
@@ -19069,7 +19069,7 @@
               <w:spacing w:after="10" w:before="0"/>
               <w:ind w:left="120"/>
             </w:pPr>
-            <w:hyperlink w:history="1" r:id="rIddanspivcydpet43xs1eap">
+            <w:hyperlink w:history="1" r:id="rIdkvamkvrjtvyoaoqfl2i15">
               <w:r>
                 <w:rPr>
                   <w:rFonts w:ascii="Arial" w:cs="Arial" w:eastAsia="Arial" w:hAnsi="Arial"/>
@@ -19114,7 +19114,7 @@
             <w:pPr>
               <w:spacing w:after="20" w:before="0"/>
             </w:pPr>
-            <w:hyperlink w:history="1" r:id="rIdtaph9rrcgkipgvz1u4fyg">
+            <w:hyperlink w:history="1" r:id="rIdnwo_5mand8o4kvz90_7lf">
               <w:r>
                 <w:rPr>
                   <w:rFonts w:ascii="Arial" w:cs="Arial" w:eastAsia="Arial" w:hAnsi="Arial"/>
@@ -19147,7 +19147,7 @@
               <w:spacing w:after="10" w:before="0"/>
               <w:ind w:left="120"/>
             </w:pPr>
-            <w:hyperlink w:history="1" r:id="rIdhmsadimuczie1q1nfo4sw">
+            <w:hyperlink w:history="1" r:id="rIdb8exbmb6kh5gcorz4avk3">
               <w:r>
                 <w:rPr>
                   <w:rFonts w:ascii="Arial" w:cs="Arial" w:eastAsia="Arial" w:hAnsi="Arial"/>
@@ -19342,7 +19342,7 @@
             <w:pPr>
               <w:spacing w:after="20" w:before="0"/>
             </w:pPr>
-            <w:hyperlink w:history="1" r:id="rIddji4p5twwvzdxo3ym3nhf">
+            <w:hyperlink w:history="1" r:id="rIdmlv57drlybuzq36bo4dp-">
               <w:r>
                 <w:rPr>
                   <w:rFonts w:ascii="Arial" w:cs="Arial" w:eastAsia="Arial" w:hAnsi="Arial"/>
@@ -19391,7 +19391,7 @@
               <w:spacing w:after="10" w:before="0"/>
               <w:ind w:left="120"/>
             </w:pPr>
-            <w:hyperlink w:history="1" r:id="rIdx4fsgfk1sdxdu9rsdf2eo">
+            <w:hyperlink w:history="1" r:id="rIdduigznqbebydu3kgak0pr">
               <w:r>
                 <w:rPr>
                   <w:rFonts w:ascii="Arial" w:cs="Arial" w:eastAsia="Arial" w:hAnsi="Arial"/>
@@ -19436,7 +19436,7 @@
             <w:pPr>
               <w:spacing w:after="20" w:before="0"/>
             </w:pPr>
-            <w:hyperlink w:history="1" r:id="rIdlh6pafffunjrmmrifokfr">
+            <w:hyperlink w:history="1" r:id="rIdlyjohbvxpccqnvbevpdnn">
               <w:r>
                 <w:rPr>
                   <w:rFonts w:ascii="Arial" w:cs="Arial" w:eastAsia="Arial" w:hAnsi="Arial"/>
@@ -19469,7 +19469,7 @@
               <w:spacing w:after="10" w:before="0"/>
               <w:ind w:left="120"/>
             </w:pPr>
-            <w:hyperlink w:history="1" r:id="rIdkzvb2gqbzf1drcg3t-hci">
+            <w:hyperlink w:history="1" r:id="rIdg_xmoxxmvqxlmipo6glnp">
               <w:r>
                 <w:rPr>
                   <w:rFonts w:ascii="Arial" w:cs="Arial" w:eastAsia="Arial" w:hAnsi="Arial"/>
@@ -19664,7 +19664,7 @@
             <w:pPr>
               <w:spacing w:after="20" w:before="0"/>
             </w:pPr>
-            <w:hyperlink w:history="1" r:id="rIdb78txwdxqwvuz2zlvpsvx">
+            <w:hyperlink w:history="1" r:id="rIduv4gwlt5i--ddcifwaz3v">
               <w:r>
                 <w:rPr>
                   <w:rFonts w:ascii="Arial" w:cs="Arial" w:eastAsia="Arial" w:hAnsi="Arial"/>
@@ -19713,7 +19713,7 @@
               <w:spacing w:after="10" w:before="0"/>
               <w:ind w:left="120"/>
             </w:pPr>
-            <w:hyperlink w:history="1" r:id="rIdpy33gojmselc4w-vyfufi">
+            <w:hyperlink w:history="1" r:id="rIdszsoz2n3lv1zr22-roijs">
               <w:r>
                 <w:rPr>
                   <w:rFonts w:ascii="Arial" w:cs="Arial" w:eastAsia="Arial" w:hAnsi="Arial"/>
@@ -19758,7 +19758,7 @@
             <w:pPr>
               <w:spacing w:after="20" w:before="0"/>
             </w:pPr>
-            <w:hyperlink w:history="1" r:id="rIdlskis4vjeqcbiq5sppqna">
+            <w:hyperlink w:history="1" r:id="rIdglo4tdvtaaf6nkolskjhl">
               <w:r>
                 <w:rPr>
                   <w:rFonts w:ascii="Arial" w:cs="Arial" w:eastAsia="Arial" w:hAnsi="Arial"/>
@@ -19791,7 +19791,7 @@
               <w:spacing w:after="10" w:before="0"/>
               <w:ind w:left="120"/>
             </w:pPr>
-            <w:hyperlink w:history="1" r:id="rIdl0vsbjtqdahtkpneu0jyi">
+            <w:hyperlink w:history="1" r:id="rIdnvgtofske5msrcdwhswwy">
               <w:r>
                 <w:rPr>
                   <w:rFonts w:ascii="Arial" w:cs="Arial" w:eastAsia="Arial" w:hAnsi="Arial"/>
@@ -19986,7 +19986,7 @@
             <w:pPr>
               <w:spacing w:after="20" w:before="0"/>
             </w:pPr>
-            <w:hyperlink w:history="1" r:id="rId3_u_r5kkj_ew9qhglsdfn">
+            <w:hyperlink w:history="1" r:id="rIdyicss5u_wi8-_tz4kcqg4">
               <w:r>
                 <w:rPr>
                   <w:rFonts w:ascii="Arial" w:cs="Arial" w:eastAsia="Arial" w:hAnsi="Arial"/>
@@ -20035,7 +20035,7 @@
               <w:spacing w:after="10" w:before="0"/>
               <w:ind w:left="120"/>
             </w:pPr>
-            <w:hyperlink w:history="1" r:id="rIdbhacanio-usijfhtdyulg">
+            <w:hyperlink w:history="1" r:id="rIdfeaz8whuhctc_4pcelv4_">
               <w:r>
                 <w:rPr>
                   <w:rFonts w:ascii="Arial" w:cs="Arial" w:eastAsia="Arial" w:hAnsi="Arial"/>
@@ -20080,7 +20080,7 @@
             <w:pPr>
               <w:spacing w:after="20" w:before="0"/>
             </w:pPr>
-            <w:hyperlink w:history="1" r:id="rIddvxen1zfflpr5xe5th7uv">
+            <w:hyperlink w:history="1" r:id="rIdgixqdcan3was4x6npsgna">
               <w:r>
                 <w:rPr>
                   <w:rFonts w:ascii="Arial" w:cs="Arial" w:eastAsia="Arial" w:hAnsi="Arial"/>
@@ -20113,7 +20113,7 @@
               <w:spacing w:after="10" w:before="0"/>
               <w:ind w:left="120"/>
             </w:pPr>
-            <w:hyperlink w:history="1" r:id="rIdenkeqejlwuzajdysz99a8">
+            <w:hyperlink w:history="1" r:id="rIdb8y_agzcubjyieqeuhgzz">
               <w:r>
                 <w:rPr>
                   <w:rFonts w:ascii="Arial" w:cs="Arial" w:eastAsia="Arial" w:hAnsi="Arial"/>
@@ -20720,7 +20720,7 @@
         </w:rPr>
         <w:t xml:space="preserve">© 2026 SeaVuria and ARES. Aligned with KICD objectives. Developed by SeaVuria; technical implementation by ARES (with AI assistance from Claude). Licensed under </w:t>
       </w:r>
-      <w:hyperlink w:history="1" r:id="rIdl_sb7iqcq4lu1x61t0iqu">
+      <w:hyperlink w:history="1" r:id="rIdzn6r0dnl2t35hbetyy3xp">
         <w:r>
           <w:rPr>
             <w:rFonts w:ascii="Arial" w:cs="Arial" w:eastAsia="Arial" w:hAnsi="Arial"/>
@@ -20741,7 +20741,7 @@
         </w:rPr>
         <w:t xml:space="preserve"> (</w:t>
       </w:r>
-      <w:hyperlink w:history="1" r:id="rIdm7bjlp1qe_xyve7ux3efs">
+      <w:hyperlink w:history="1" r:id="rIde3qcjjfl89sh5rftwks5k">
         <w:r>
           <w:rPr>
             <w:rFonts w:ascii="Arial" w:cs="Arial" w:eastAsia="Arial" w:hAnsi="Arial"/>
@@ -21754,7 +21754,7 @@
             <w:pPr>
               <w:spacing w:after="20" w:before="0"/>
             </w:pPr>
-            <w:hyperlink w:history="1" r:id="rId2dpffq4b5jyavj_dxr7hu">
+            <w:hyperlink w:history="1" r:id="rIddofyp7t9vnsjrxbhd_kuu">
               <w:r>
                 <w:rPr>
                   <w:rFonts w:ascii="Arial" w:cs="Arial" w:eastAsia="Arial" w:hAnsi="Arial"/>
@@ -21787,7 +21787,7 @@
               <w:spacing w:after="10" w:before="0"/>
               <w:ind w:left="120"/>
             </w:pPr>
-            <w:hyperlink w:history="1" r:id="rIdsttkfdeee7srr69o73mi0">
+            <w:hyperlink w:history="1" r:id="rIdrj6hlhyes9qfcfe-4hxv1">
               <w:r>
                 <w:rPr>
                   <w:rFonts w:ascii="Arial" w:cs="Arial" w:eastAsia="Arial" w:hAnsi="Arial"/>
@@ -21832,7 +21832,7 @@
             <w:pPr>
               <w:spacing w:after="20" w:before="0"/>
             </w:pPr>
-            <w:hyperlink w:history="1" r:id="rIdi940-peyehox82skvo5zb">
+            <w:hyperlink w:history="1" r:id="rIdqngxp5mnfory7ips6vhva">
               <w:r>
                 <w:rPr>
                   <w:rFonts w:ascii="Arial" w:cs="Arial" w:eastAsia="Arial" w:hAnsi="Arial"/>
@@ -21865,7 +21865,7 @@
               <w:spacing w:after="10" w:before="0"/>
               <w:ind w:left="120"/>
             </w:pPr>
-            <w:hyperlink w:history="1" r:id="rIdixs4c3gvmrbxnqaegx1-y">
+            <w:hyperlink w:history="1" r:id="rIdnct-czsnibevgsdvxenjq">
               <w:r>
                 <w:rPr>
                   <w:rFonts w:ascii="Arial" w:cs="Arial" w:eastAsia="Arial" w:hAnsi="Arial"/>
@@ -22060,7 +22060,7 @@
             <w:pPr>
               <w:spacing w:after="20" w:before="0"/>
             </w:pPr>
-            <w:hyperlink w:history="1" r:id="rIdjhnwokk8unihlgo9lulyx">
+            <w:hyperlink w:history="1" r:id="rIdmgmgfzfxjaqzzxbeaks7y">
               <w:r>
                 <w:rPr>
                   <w:rFonts w:ascii="Arial" w:cs="Arial" w:eastAsia="Arial" w:hAnsi="Arial"/>
@@ -22093,7 +22093,7 @@
               <w:spacing w:after="10" w:before="0"/>
               <w:ind w:left="120"/>
             </w:pPr>
-            <w:hyperlink w:history="1" r:id="rIdejrqykkmswhqicw3pa9yv">
+            <w:hyperlink w:history="1" r:id="rIdu4a8e_k5aae26cfglwwu1">
               <w:r>
                 <w:rPr>
                   <w:rFonts w:ascii="Arial" w:cs="Arial" w:eastAsia="Arial" w:hAnsi="Arial"/>
@@ -22138,7 +22138,7 @@
             <w:pPr>
               <w:spacing w:after="20" w:before="0"/>
             </w:pPr>
-            <w:hyperlink w:history="1" r:id="rIdtfkji-5vn2sg41fjrj2ib">
+            <w:hyperlink w:history="1" r:id="rIdptyolkdxrsgornxmdscbv">
               <w:r>
                 <w:rPr>
                   <w:rFonts w:ascii="Arial" w:cs="Arial" w:eastAsia="Arial" w:hAnsi="Arial"/>
@@ -22171,7 +22171,7 @@
               <w:spacing w:after="10" w:before="0"/>
               <w:ind w:left="120"/>
             </w:pPr>
-            <w:hyperlink w:history="1" r:id="rIda60vlbfjtbdfn63oyqlu9">
+            <w:hyperlink w:history="1" r:id="rId0nqjkv_kwfyml4zwqpbm1">
               <w:r>
                 <w:rPr>
                   <w:rFonts w:ascii="Arial" w:cs="Arial" w:eastAsia="Arial" w:hAnsi="Arial"/>
@@ -22366,7 +22366,7 @@
             <w:pPr>
               <w:spacing w:after="20" w:before="0"/>
             </w:pPr>
-            <w:hyperlink w:history="1" r:id="rId2q7js1-64wiyzc_yampkm">
+            <w:hyperlink w:history="1" r:id="rId0p2-qqmdbjrfrbygrkipg">
               <w:r>
                 <w:rPr>
                   <w:rFonts w:ascii="Arial" w:cs="Arial" w:eastAsia="Arial" w:hAnsi="Arial"/>
@@ -22415,7 +22415,7 @@
               <w:spacing w:after="10" w:before="0"/>
               <w:ind w:left="120"/>
             </w:pPr>
-            <w:hyperlink w:history="1" r:id="rIdxdyytq3vwaovvvtcwu2de">
+            <w:hyperlink w:history="1" r:id="rId7tm2rta8rhjcyyxzf-q-g">
               <w:r>
                 <w:rPr>
                   <w:rFonts w:ascii="Arial" w:cs="Arial" w:eastAsia="Arial" w:hAnsi="Arial"/>
@@ -22460,7 +22460,7 @@
             <w:pPr>
               <w:spacing w:after="20" w:before="0"/>
             </w:pPr>
-            <w:hyperlink w:history="1" r:id="rIdek-29ijaoycoymuclirxu">
+            <w:hyperlink w:history="1" r:id="rId7isbghc9d2eq5cwsx7pii">
               <w:r>
                 <w:rPr>
                   <w:rFonts w:ascii="Arial" w:cs="Arial" w:eastAsia="Arial" w:hAnsi="Arial"/>
@@ -22509,7 +22509,7 @@
               <w:spacing w:after="10" w:before="0"/>
               <w:ind w:left="120"/>
             </w:pPr>
-            <w:hyperlink w:history="1" r:id="rIdg7vekev8l-rbo6kegtv_a">
+            <w:hyperlink w:history="1" r:id="rId9jslhkc16gidvsq-329dw">
               <w:r>
                 <w:rPr>
                   <w:rFonts w:ascii="Arial" w:cs="Arial" w:eastAsia="Arial" w:hAnsi="Arial"/>
@@ -22704,7 +22704,7 @@
             <w:pPr>
               <w:spacing w:after="20" w:before="0"/>
             </w:pPr>
-            <w:hyperlink w:history="1" r:id="rIdbzgcosx6g5ebririqh8m-">
+            <w:hyperlink w:history="1" r:id="rIdjnj3g9y2xgvvoxxyax2gm">
               <w:r>
                 <w:rPr>
                   <w:rFonts w:ascii="Arial" w:cs="Arial" w:eastAsia="Arial" w:hAnsi="Arial"/>
@@ -22753,7 +22753,7 @@
               <w:spacing w:after="10" w:before="0"/>
               <w:ind w:left="120"/>
             </w:pPr>
-            <w:hyperlink w:history="1" r:id="rId7rqckbuogzyg-mgtmaeoe">
+            <w:hyperlink w:history="1" r:id="rIdzxy0pgupu2_6bddm6mqm7">
               <w:r>
                 <w:rPr>
                   <w:rFonts w:ascii="Arial" w:cs="Arial" w:eastAsia="Arial" w:hAnsi="Arial"/>
@@ -22798,7 +22798,7 @@
             <w:pPr>
               <w:spacing w:after="20" w:before="0"/>
             </w:pPr>
-            <w:hyperlink w:history="1" r:id="rId_xk6rkeckby0zyvz5qkxe">
+            <w:hyperlink w:history="1" r:id="rIdmrd6v-s9jvyojt3ykvj-o">
               <w:r>
                 <w:rPr>
                   <w:rFonts w:ascii="Arial" w:cs="Arial" w:eastAsia="Arial" w:hAnsi="Arial"/>
@@ -22847,7 +22847,7 @@
               <w:spacing w:after="10" w:before="0"/>
               <w:ind w:left="120"/>
             </w:pPr>
-            <w:hyperlink w:history="1" r:id="rIdukfjirtewv8kaxncnrsoi">
+            <w:hyperlink w:history="1" r:id="rIdzqrnnr84fjnvhlxzzcuut">
               <w:r>
                 <w:rPr>
                   <w:rFonts w:ascii="Arial" w:cs="Arial" w:eastAsia="Arial" w:hAnsi="Arial"/>
@@ -23042,7 +23042,7 @@
             <w:pPr>
               <w:spacing w:after="20" w:before="0"/>
             </w:pPr>
-            <w:hyperlink w:history="1" r:id="rIdfdvrknyvuudy3xflgxusp">
+            <w:hyperlink w:history="1" r:id="rIdp23tiqhedbwgvax54muzy">
               <w:r>
                 <w:rPr>
                   <w:rFonts w:ascii="Arial" w:cs="Arial" w:eastAsia="Arial" w:hAnsi="Arial"/>
@@ -23091,7 +23091,7 @@
               <w:spacing w:after="10" w:before="0"/>
               <w:ind w:left="120"/>
             </w:pPr>
-            <w:hyperlink w:history="1" r:id="rIdco2cl69gh-4yoiixtigjm">
+            <w:hyperlink w:history="1" r:id="rIdjz3iry7cbwqdrniiw5xpo">
               <w:r>
                 <w:rPr>
                   <w:rFonts w:ascii="Arial" w:cs="Arial" w:eastAsia="Arial" w:hAnsi="Arial"/>
@@ -23136,7 +23136,7 @@
             <w:pPr>
               <w:spacing w:after="20" w:before="0"/>
             </w:pPr>
-            <w:hyperlink w:history="1" r:id="rId8q-voejujwalu_gkcjriz">
+            <w:hyperlink w:history="1" r:id="rIdubbkombd4arxa7spia9o0">
               <w:r>
                 <w:rPr>
                   <w:rFonts w:ascii="Arial" w:cs="Arial" w:eastAsia="Arial" w:hAnsi="Arial"/>
@@ -23185,7 +23185,7 @@
               <w:spacing w:after="10" w:before="0"/>
               <w:ind w:left="120"/>
             </w:pPr>
-            <w:hyperlink w:history="1" r:id="rIdzii5zrwnkoyj_xlnw5sep">
+            <w:hyperlink w:history="1" r:id="rId_eikbqkple_hhi_fv3ooi">
               <w:r>
                 <w:rPr>
                   <w:rFonts w:ascii="Arial" w:cs="Arial" w:eastAsia="Arial" w:hAnsi="Arial"/>
@@ -23227,7 +23227,7 @@
                 <w:sz w:val="18"/>
                 <w:szCs w:val="18"/>
               </w:rPr>
-              <w:t xml:space="preserve">Learners open their cumulative 'Cell Structure Model' page — a running annotated diagram that has been updated in every lesson since Lesson 5. Today they add a second diagram: a correctly proportioned, labelled animal cell (cheek cell) drawn to the same scale as their existing plant cell diagram. They then draw arrows between matching structures in the two diagrams (e.g., nucleus ↔ nucleus) and write one sentence next to each structure that is ABSENT in the animal cell, explaining what function that missing structure serves in the plant cell. Finally, learners write a 'Model Update Statement' at the bottom of the page: 'My model now shows… but does not yet explain…' to track the boundary of their current understanding.</w:t>
+              <w:t xml:space="preserve">Learners open their cumulative 'Cell Structure Model' page — a running annotated diagram that has been updated in every lesson since Lesson 1. Today they add a second diagram: a correctly proportioned, labelled animal cell (cheek cell) drawn to the same scale as their existing plant cell diagram. They then draw arrows between matching structures in the two diagrams (e.g., nucleus ↔ nucleus) and write one sentence next to each structure that is ABSENT in the animal cell, explaining what function that missing structure serves in the plant cell. Finally, learners write a 'Model Update Statement' at the bottom of the page: 'My model now shows… but does not yet explain…' to track the boundary of their current understanding.</w:t>
             </w:r>
           </w:p>
         </w:tc>
@@ -23259,7 +23259,7 @@
                 <w:sz w:val="18"/>
                 <w:szCs w:val="18"/>
               </w:rPr>
-              <w:t xml:space="preserve">Say: 'Open to your Cell Structure Model page. You have been building this since Lesson 5. Today you are adding the animal cell — draw it next to your plant cell. Make them roughly the same size so we can compare directly.' Allow 8 minutes of independent drawing and annotation. Circulate and check: (1) Is the animal cell drawn without a cell wall? (2) Is the nucleus drawn as a distinct, membrane-bound structure inside the cytoplasm? (3) Are label lines ruled and horizontal? After 8 minutes, ask learners to write their Model Update Statement: 'Write: My model now shows… but does not yet explain…'. Say: 'The second part is just as important as the first. A scientist who knows what their model CANNOT explain yet is a scientist who knows what to investigate next.' Cold-call three learners to read their 'does not yet explain' clause aloud. Record these on the board as 'Open Questions for Our Model' — they become the bridge to Lesson 8 on cell specialisation. Close the lesson: 'You have just looked at your own cells under a microscope — the same type of cell that lines the inside of the wound when Aisha cut her finger. Next lesson, we ask: if all these cells started the same way, how did they end up so different?'</w:t>
+              <w:t xml:space="preserve">Say: 'Open to your Cell Structure Model page. You have been building this since Lesson 1. Today you are adding the animal cell — draw it next to your plant cell. Make them roughly the same size so we can compare directly.' Allow 8 minutes of independent drawing and annotation. Circulate and check: (1) Is the animal cell drawn without a cell wall? (2) Is the nucleus drawn as a distinct, membrane-bound structure inside the cytoplasm? (3) Are label lines ruled and horizontal? After 8 minutes, ask learners to write their Model Update Statement: 'Write: My model now shows… but does not yet explain…'. Say: 'The second part is just as important as the first. A scientist who knows what their model CANNOT explain yet is a scientist who knows what to investigate next.' Cold-call three learners to read their 'does not yet explain' clause aloud. Record these on the board as 'Open Questions for Our Model' — they become the bridge to Lesson 8 on cell specialisation. Close the lesson: 'You have just looked at your own cells under a microscope — the same type of cell that lines the inside of the wound when Aisha cut her finger. Next lesson, we ask: if all these cells started the same way, how did they end up so different?'</w:t>
             </w:r>
           </w:p>
         </w:tc>
@@ -23811,7 +23811,7 @@
         </w:rPr>
         <w:t xml:space="preserve">© 2026 SeaVuria and ARES. Aligned with KICD objectives. Developed by SeaVuria; technical implementation by ARES (with AI assistance from Claude). Licensed under </w:t>
       </w:r>
-      <w:hyperlink w:history="1" r:id="rIdguthq_v3ieg4m6rauyb5r">
+      <w:hyperlink w:history="1" r:id="rId0mtczvqrlp2htfgalc9jm">
         <w:r>
           <w:rPr>
             <w:rFonts w:ascii="Arial" w:cs="Arial" w:eastAsia="Arial" w:hAnsi="Arial"/>
@@ -23832,7 +23832,7 @@
         </w:rPr>
         <w:t xml:space="preserve"> (</w:t>
       </w:r>
-      <w:hyperlink w:history="1" r:id="rIdfbxnumuosoaxagujqzrxn">
+      <w:hyperlink w:history="1" r:id="rIdf6zgxcdgk9moa9g9kfyub">
         <w:r>
           <w:rPr>
             <w:rFonts w:ascii="Arial" w:cs="Arial" w:eastAsia="Arial" w:hAnsi="Arial"/>
@@ -24845,7 +24845,7 @@
             <w:pPr>
               <w:spacing w:after="20" w:before="0"/>
             </w:pPr>
-            <w:hyperlink w:history="1" r:id="rIdh7_z1uyafrcbvuftdfco1">
+            <w:hyperlink w:history="1" r:id="rIdcndtykbmao-llz5anvbj6">
               <w:r>
                 <w:rPr>
                   <w:rFonts w:ascii="Arial" w:cs="Arial" w:eastAsia="Arial" w:hAnsi="Arial"/>
@@ -24878,7 +24878,7 @@
               <w:spacing w:after="10" w:before="0"/>
               <w:ind w:left="120"/>
             </w:pPr>
-            <w:hyperlink w:history="1" r:id="rIdif5xhgzsig6iuroufuv7e">
+            <w:hyperlink w:history="1" r:id="rIdoshd-gcpoe1cowlte8k4c">
               <w:r>
                 <w:rPr>
                   <w:rFonts w:ascii="Arial" w:cs="Arial" w:eastAsia="Arial" w:hAnsi="Arial"/>
@@ -24923,7 +24923,7 @@
             <w:pPr>
               <w:spacing w:after="20" w:before="0"/>
             </w:pPr>
-            <w:hyperlink w:history="1" r:id="rIdseurtexowdfht_x4mgysq">
+            <w:hyperlink w:history="1" r:id="rId9uj-yiwvymyp0sjzbvhxo">
               <w:r>
                 <w:rPr>
                   <w:rFonts w:ascii="Arial" w:cs="Arial" w:eastAsia="Arial" w:hAnsi="Arial"/>
@@ -24956,7 +24956,7 @@
               <w:spacing w:after="10" w:before="0"/>
               <w:ind w:left="120"/>
             </w:pPr>
-            <w:hyperlink w:history="1" r:id="rIdovnp-eo36zzxlqlg8kywb">
+            <w:hyperlink w:history="1" r:id="rId5f_xxq0ly7chjcawevfiv">
               <w:r>
                 <w:rPr>
                   <w:rFonts w:ascii="Arial" w:cs="Arial" w:eastAsia="Arial" w:hAnsi="Arial"/>
@@ -25151,7 +25151,7 @@
             <w:pPr>
               <w:spacing w:after="20" w:before="0"/>
             </w:pPr>
-            <w:hyperlink w:history="1" r:id="rId0sjlir6x7nqr1ww7ke657">
+            <w:hyperlink w:history="1" r:id="rId0wr3kdtlqjwxqnxxkeepj">
               <w:r>
                 <w:rPr>
                   <w:rFonts w:ascii="Arial" w:cs="Arial" w:eastAsia="Arial" w:hAnsi="Arial"/>
@@ -25184,7 +25184,7 @@
               <w:spacing w:after="10" w:before="0"/>
               <w:ind w:left="120"/>
             </w:pPr>
-            <w:hyperlink w:history="1" r:id="rIdobbdxzkb7_8slr5z4agtp">
+            <w:hyperlink w:history="1" r:id="rId_pexgvtykfs6y3h4tn28w">
               <w:r>
                 <w:rPr>
                   <w:rFonts w:ascii="Arial" w:cs="Arial" w:eastAsia="Arial" w:hAnsi="Arial"/>
@@ -25229,7 +25229,7 @@
             <w:pPr>
               <w:spacing w:after="20" w:before="0"/>
             </w:pPr>
-            <w:hyperlink w:history="1" r:id="rIdndveuei1c3gsfpqqstq6s">
+            <w:hyperlink w:history="1" r:id="rId6-ttwbeibhx8bz6e4tzl_">
               <w:r>
                 <w:rPr>
                   <w:rFonts w:ascii="Arial" w:cs="Arial" w:eastAsia="Arial" w:hAnsi="Arial"/>
@@ -25262,7 +25262,7 @@
               <w:spacing w:after="10" w:before="0"/>
               <w:ind w:left="120"/>
             </w:pPr>
-            <w:hyperlink w:history="1" r:id="rIdsavpynp1zooy5_iqyfe2i">
+            <w:hyperlink w:history="1" r:id="rIdra1itzfarhbpzve8slbsh">
               <w:r>
                 <w:rPr>
                   <w:rFonts w:ascii="Arial" w:cs="Arial" w:eastAsia="Arial" w:hAnsi="Arial"/>
@@ -25457,7 +25457,7 @@
             <w:pPr>
               <w:spacing w:after="20" w:before="0"/>
             </w:pPr>
-            <w:hyperlink w:history="1" r:id="rIdqnyxa3n0yhbbrfnmr6n5g">
+            <w:hyperlink w:history="1" r:id="rIdcj1r0uscq2vsdjmbc50tt">
               <w:r>
                 <w:rPr>
                   <w:rFonts w:ascii="Arial" w:cs="Arial" w:eastAsia="Arial" w:hAnsi="Arial"/>
@@ -25490,7 +25490,7 @@
               <w:spacing w:after="10" w:before="0"/>
               <w:ind w:left="120"/>
             </w:pPr>
-            <w:hyperlink w:history="1" r:id="rIdej6nkmksoky4hchwywoh1">
+            <w:hyperlink w:history="1" r:id="rIdznoty5nqhddk23swop9wi">
               <w:r>
                 <w:rPr>
                   <w:rFonts w:ascii="Arial" w:cs="Arial" w:eastAsia="Arial" w:hAnsi="Arial"/>
@@ -25535,7 +25535,7 @@
             <w:pPr>
               <w:spacing w:after="20" w:before="0"/>
             </w:pPr>
-            <w:hyperlink w:history="1" r:id="rIdetvqgmkraowsfo1b75_jj">
+            <w:hyperlink w:history="1" r:id="rIdawvsrsweilak1plydt1_8">
               <w:r>
                 <w:rPr>
                   <w:rFonts w:ascii="Arial" w:cs="Arial" w:eastAsia="Arial" w:hAnsi="Arial"/>
@@ -25568,7 +25568,7 @@
               <w:spacing w:after="10" w:before="0"/>
               <w:ind w:left="120"/>
             </w:pPr>
-            <w:hyperlink w:history="1" r:id="rIdpfwcrfocnzhhsemkntfnt">
+            <w:hyperlink w:history="1" r:id="rIdfdttwukykwjf_elj3hdfz">
               <w:r>
                 <w:rPr>
                   <w:rFonts w:ascii="Arial" w:cs="Arial" w:eastAsia="Arial" w:hAnsi="Arial"/>
@@ -25763,7 +25763,7 @@
             <w:pPr>
               <w:spacing w:after="20" w:before="0"/>
             </w:pPr>
-            <w:hyperlink w:history="1" r:id="rId9yy5lsnje5ki7l6mpe_by">
+            <w:hyperlink w:history="1" r:id="rIdp-lx-3c1rpn9uuysxo--1">
               <w:r>
                 <w:rPr>
                   <w:rFonts w:ascii="Arial" w:cs="Arial" w:eastAsia="Arial" w:hAnsi="Arial"/>
@@ -25796,7 +25796,7 @@
               <w:spacing w:after="10" w:before="0"/>
               <w:ind w:left="120"/>
             </w:pPr>
-            <w:hyperlink w:history="1" r:id="rIds0yscqo9e59wugt4m9pqq">
+            <w:hyperlink w:history="1" r:id="rId7imvc8ovibwvlpv8wmyky">
               <w:r>
                 <w:rPr>
                   <w:rFonts w:ascii="Arial" w:cs="Arial" w:eastAsia="Arial" w:hAnsi="Arial"/>
@@ -25841,7 +25841,7 @@
             <w:pPr>
               <w:spacing w:after="20" w:before="0"/>
             </w:pPr>
-            <w:hyperlink w:history="1" r:id="rIdjsjkd4txvlvyxt1akvqk2">
+            <w:hyperlink w:history="1" r:id="rIdh7tksz1mwpsjx74bryoqq">
               <w:r>
                 <w:rPr>
                   <w:rFonts w:ascii="Arial" w:cs="Arial" w:eastAsia="Arial" w:hAnsi="Arial"/>
@@ -25874,7 +25874,7 @@
               <w:spacing w:after="10" w:before="0"/>
               <w:ind w:left="120"/>
             </w:pPr>
-            <w:hyperlink w:history="1" r:id="rIdj6xrk9kwzduacxl-d1voi">
+            <w:hyperlink w:history="1" r:id="rId_e9ex9othw_wgn3oc_nzs">
               <w:r>
                 <w:rPr>
                   <w:rFonts w:ascii="Arial" w:cs="Arial" w:eastAsia="Arial" w:hAnsi="Arial"/>
@@ -26069,7 +26069,7 @@
             <w:pPr>
               <w:spacing w:after="20" w:before="0"/>
             </w:pPr>
-            <w:hyperlink w:history="1" r:id="rIda0ietv6ues5kapf4py1-z">
+            <w:hyperlink w:history="1" r:id="rIdo-h_m0yxymzy_qno3gv3b">
               <w:r>
                 <w:rPr>
                   <w:rFonts w:ascii="Arial" w:cs="Arial" w:eastAsia="Arial" w:hAnsi="Arial"/>
@@ -26102,7 +26102,7 @@
               <w:spacing w:after="10" w:before="0"/>
               <w:ind w:left="120"/>
             </w:pPr>
-            <w:hyperlink w:history="1" r:id="rIdfb7ewfubumsxh59hs_fag">
+            <w:hyperlink w:history="1" r:id="rIdzkylqk94fhv-lc0avvbgf">
               <w:r>
                 <w:rPr>
                   <w:rFonts w:ascii="Arial" w:cs="Arial" w:eastAsia="Arial" w:hAnsi="Arial"/>
@@ -26147,7 +26147,7 @@
             <w:pPr>
               <w:spacing w:after="20" w:before="0"/>
             </w:pPr>
-            <w:hyperlink w:history="1" r:id="rId0tqgsvbyjfwa9asgqsu-f">
+            <w:hyperlink w:history="1" r:id="rIdunqyxcjrxmx4svqczfkxj">
               <w:r>
                 <w:rPr>
                   <w:rFonts w:ascii="Arial" w:cs="Arial" w:eastAsia="Arial" w:hAnsi="Arial"/>
@@ -26196,7 +26196,7 @@
               <w:spacing w:after="10" w:before="0"/>
               <w:ind w:left="120"/>
             </w:pPr>
-            <w:hyperlink w:history="1" r:id="rId_h1qobi76gqchqdsmijwe">
+            <w:hyperlink w:history="1" r:id="rIdkgjcutpv1kyg-gwn35d_m">
               <w:r>
                 <w:rPr>
                   <w:rFonts w:ascii="Arial" w:cs="Arial" w:eastAsia="Arial" w:hAnsi="Arial"/>
@@ -26803,7 +26803,7 @@
         </w:rPr>
         <w:t xml:space="preserve">© 2026 SeaVuria and ARES. Aligned with KICD objectives. Developed by SeaVuria; technical implementation by ARES (with AI assistance from Claude). Licensed under </w:t>
       </w:r>
-      <w:hyperlink w:history="1" r:id="rIdmtkbojillggnsirpcmrio">
+      <w:hyperlink w:history="1" r:id="rId1kfrmakex9ovk7s--uk5g">
         <w:r>
           <w:rPr>
             <w:rFonts w:ascii="Arial" w:cs="Arial" w:eastAsia="Arial" w:hAnsi="Arial"/>
@@ -26824,7 +26824,7 @@
         </w:rPr>
         <w:t xml:space="preserve"> (</w:t>
       </w:r>
-      <w:hyperlink w:history="1" r:id="rIdbis2qmd8vinvompjlmdtx">
+      <w:hyperlink w:history="1" r:id="rIdzifxonxm6ucttq0906d6w">
         <w:r>
           <w:rPr>
             <w:rFonts w:ascii="Arial" w:cs="Arial" w:eastAsia="Arial" w:hAnsi="Arial"/>
@@ -27554,7 +27554,7 @@
                 <w:sz w:val="18"/>
                 <w:szCs w:val="18"/>
               </w:rPr>
-              <w:t xml:space="preserve">Learners begin by predicting whether plant cells also specialise, using the visible bean seedling as evidence. They then observe detailed diagrams and (where available) prepared microscope slides or a teacher-led projected image set of five key specialised plant cells: root hair cells, guard cells, xylem vessels, phloem sieve tubes, and palisade mesophyll cells. A structured 'Match-the-Card' group activity drives sensemaking, requiring learners to link labelled cell diagrams to function cards and habitat-context cards (e.g., dry Turkana vs. humid Kisumu for guard cells). Learners update their cumulative cell-specialisation model and add new question cards to the Driving Question Board, bridging toward the upcoming lessons on plant nutrition and transport.</w:t>
+              <w:t xml:space="preserve">Learners begin by predicting whether plant cells also specialise, using the visible bean seedling as evidence. They then observe detailed diagrams and (where available) prepared microscope slides or a teacher-led projected image set of five key specialised plant cells: root hair cells, guard cells, xylem vessels, phloem sieve tubes, and palisade mesophyll cells. A structured 'Match-the-Card' group activity drives sensemaking, requiring learners to link labelled cell diagrams to function cards and habitat-context cards (e.g., dry Turkana vs. humid Kericho for guard cells). Learners update their cumulative cell-specialisation model and add new question cards to the Driving Question Board, bridging toward the upcoming lessons on plant nutrition and transport.</w:t>
             </w:r>
           </w:p>
         </w:tc>
@@ -27837,7 +27837,7 @@
             <w:pPr>
               <w:spacing w:after="20" w:before="0"/>
             </w:pPr>
-            <w:hyperlink w:history="1" r:id="rIdbvpstgenfj7-x05tmzogw">
+            <w:hyperlink w:history="1" r:id="rId4oxljkbfogh8rkjxgo29f">
               <w:r>
                 <w:rPr>
                   <w:rFonts w:ascii="Arial" w:cs="Arial" w:eastAsia="Arial" w:hAnsi="Arial"/>
@@ -27886,7 +27886,7 @@
               <w:spacing w:after="10" w:before="0"/>
               <w:ind w:left="120"/>
             </w:pPr>
-            <w:hyperlink w:history="1" r:id="rIdsrldorxv9sgww_wwz7_ss">
+            <w:hyperlink w:history="1" r:id="rId5d0w1dkkoqdiujasfisyq">
               <w:r>
                 <w:rPr>
                   <w:rFonts w:ascii="Arial" w:cs="Arial" w:eastAsia="Arial" w:hAnsi="Arial"/>
@@ -27931,7 +27931,7 @@
             <w:pPr>
               <w:spacing w:after="20" w:before="0"/>
             </w:pPr>
-            <w:hyperlink w:history="1" r:id="rId7qwgm-4s9ukvw-t4spaoz">
+            <w:hyperlink w:history="1" r:id="rId8lsdn4gdvujimep4dz_hb">
               <w:r>
                 <w:rPr>
                   <w:rFonts w:ascii="Arial" w:cs="Arial" w:eastAsia="Arial" w:hAnsi="Arial"/>
@@ -27980,7 +27980,7 @@
               <w:spacing w:after="10" w:before="0"/>
               <w:ind w:left="120"/>
             </w:pPr>
-            <w:hyperlink w:history="1" r:id="rIdulorpds2cl5lyoe1qrchx">
+            <w:hyperlink w:history="1" r:id="rId_qezzjgktsz1hwv1xoiq6">
               <w:r>
                 <w:rPr>
                   <w:rFonts w:ascii="Arial" w:cs="Arial" w:eastAsia="Arial" w:hAnsi="Arial"/>
@@ -28175,7 +28175,7 @@
             <w:pPr>
               <w:spacing w:after="20" w:before="0"/>
             </w:pPr>
-            <w:hyperlink w:history="1" r:id="rIdieoogjm8hgc3icmgkwca4">
+            <w:hyperlink w:history="1" r:id="rIddtnikpymbkkwcqaze0lha">
               <w:r>
                 <w:rPr>
                   <w:rFonts w:ascii="Arial" w:cs="Arial" w:eastAsia="Arial" w:hAnsi="Arial"/>
@@ -28224,7 +28224,7 @@
               <w:spacing w:after="10" w:before="0"/>
               <w:ind w:left="120"/>
             </w:pPr>
-            <w:hyperlink w:history="1" r:id="rIdell59ug4fm5b_mqmiuly6">
+            <w:hyperlink w:history="1" r:id="rId3tsepry-tlrotncsc8u-t">
               <w:r>
                 <w:rPr>
                   <w:rFonts w:ascii="Arial" w:cs="Arial" w:eastAsia="Arial" w:hAnsi="Arial"/>
@@ -28269,7 +28269,7 @@
             <w:pPr>
               <w:spacing w:after="20" w:before="0"/>
             </w:pPr>
-            <w:hyperlink w:history="1" r:id="rIdcrddlxwvoornabrf9fzmn">
+            <w:hyperlink w:history="1" r:id="rIdhqa50m96hs29cgife77pf">
               <w:r>
                 <w:rPr>
                   <w:rFonts w:ascii="Arial" w:cs="Arial" w:eastAsia="Arial" w:hAnsi="Arial"/>
@@ -28318,7 +28318,7 @@
               <w:spacing w:after="10" w:before="0"/>
               <w:ind w:left="120"/>
             </w:pPr>
-            <w:hyperlink w:history="1" r:id="rIdqevdd_oqe3_pqqkxzggmf">
+            <w:hyperlink w:history="1" r:id="rIdsluz3zibduwk2pfm4khlj">
               <w:r>
                 <w:rPr>
                   <w:rFonts w:ascii="Arial" w:cs="Arial" w:eastAsia="Arial" w:hAnsi="Arial"/>
@@ -28513,7 +28513,7 @@
             <w:pPr>
               <w:spacing w:after="20" w:before="0"/>
             </w:pPr>
-            <w:hyperlink w:history="1" r:id="rIdmhfcyne_wvwp87mmjnsf3">
+            <w:hyperlink w:history="1" r:id="rIdk_oaqu32uh0pxnhfmqrds">
               <w:r>
                 <w:rPr>
                   <w:rFonts w:ascii="Arial" w:cs="Arial" w:eastAsia="Arial" w:hAnsi="Arial"/>
@@ -28562,7 +28562,7 @@
               <w:spacing w:after="10" w:before="0"/>
               <w:ind w:left="120"/>
             </w:pPr>
-            <w:hyperlink w:history="1" r:id="rId0xdqpq2gqmkctwbq-8dh1">
+            <w:hyperlink w:history="1" r:id="rIdpt4nlrokwodxwnvp-sgdc">
               <w:r>
                 <w:rPr>
                   <w:rFonts w:ascii="Arial" w:cs="Arial" w:eastAsia="Arial" w:hAnsi="Arial"/>
@@ -28607,7 +28607,7 @@
             <w:pPr>
               <w:spacing w:after="20" w:before="0"/>
             </w:pPr>
-            <w:hyperlink w:history="1" r:id="rId1zzc_aasi74q3zo4mgn-h">
+            <w:hyperlink w:history="1" r:id="rIdx5icmvbshg9vlira62c0o">
               <w:r>
                 <w:rPr>
                   <w:rFonts w:ascii="Arial" w:cs="Arial" w:eastAsia="Arial" w:hAnsi="Arial"/>
@@ -28656,7 +28656,7 @@
               <w:spacing w:after="10" w:before="0"/>
               <w:ind w:left="120"/>
             </w:pPr>
-            <w:hyperlink w:history="1" r:id="rIdkmjl0p7vtjggsztdmpv8e">
+            <w:hyperlink w:history="1" r:id="rId7gxupelrroqb2mbtw6fi6">
               <w:r>
                 <w:rPr>
                   <w:rFonts w:ascii="Arial" w:cs="Arial" w:eastAsia="Arial" w:hAnsi="Arial"/>
@@ -28851,7 +28851,7 @@
             <w:pPr>
               <w:spacing w:after="20" w:before="0"/>
             </w:pPr>
-            <w:hyperlink w:history="1" r:id="rId8jc6mptzo6brmngbvwhce">
+            <w:hyperlink w:history="1" r:id="rId1xamw1_1zlyw6akkrnmpv">
               <w:r>
                 <w:rPr>
                   <w:rFonts w:ascii="Arial" w:cs="Arial" w:eastAsia="Arial" w:hAnsi="Arial"/>
@@ -28900,7 +28900,7 @@
               <w:spacing w:after="10" w:before="0"/>
               <w:ind w:left="120"/>
             </w:pPr>
-            <w:hyperlink w:history="1" r:id="rIdeg4cirimuce_flj1_oref">
+            <w:hyperlink w:history="1" r:id="rIdjuczk6ad70bsvh0jtqbzr">
               <w:r>
                 <w:rPr>
                   <w:rFonts w:ascii="Arial" w:cs="Arial" w:eastAsia="Arial" w:hAnsi="Arial"/>
@@ -28945,7 +28945,7 @@
             <w:pPr>
               <w:spacing w:after="20" w:before="0"/>
             </w:pPr>
-            <w:hyperlink w:history="1" r:id="rIdeyx0lzzgpbegpgk2zrmhq">
+            <w:hyperlink w:history="1" r:id="rIdr8oqjuhnifmkw6hoimowa">
               <w:r>
                 <w:rPr>
                   <w:rFonts w:ascii="Arial" w:cs="Arial" w:eastAsia="Arial" w:hAnsi="Arial"/>
@@ -28994,7 +28994,7 @@
               <w:spacing w:after="10" w:before="0"/>
               <w:ind w:left="120"/>
             </w:pPr>
-            <w:hyperlink w:history="1" r:id="rIdgkv_y5o4ir2hl-b_w8oia">
+            <w:hyperlink w:history="1" r:id="rIdrcch76bdazl21mpkaa5_k">
               <w:r>
                 <w:rPr>
                   <w:rFonts w:ascii="Arial" w:cs="Arial" w:eastAsia="Arial" w:hAnsi="Arial"/>
@@ -29189,7 +29189,7 @@
             <w:pPr>
               <w:spacing w:after="20" w:before="0"/>
             </w:pPr>
-            <w:hyperlink w:history="1" r:id="rId4wh9mof49hac07u5rtcw4">
+            <w:hyperlink w:history="1" r:id="rIdcp_5_ku43z9pldpk-5ygs">
               <w:r>
                 <w:rPr>
                   <w:rFonts w:ascii="Arial" w:cs="Arial" w:eastAsia="Arial" w:hAnsi="Arial"/>
@@ -29238,7 +29238,7 @@
               <w:spacing w:after="10" w:before="0"/>
               <w:ind w:left="120"/>
             </w:pPr>
-            <w:hyperlink w:history="1" r:id="rIdyvounihhrzrtx2g73mfyk">
+            <w:hyperlink w:history="1" r:id="rIdwqnei6_ya5vsnolnvvjwy">
               <w:r>
                 <w:rPr>
                   <w:rFonts w:ascii="Arial" w:cs="Arial" w:eastAsia="Arial" w:hAnsi="Arial"/>
@@ -29283,7 +29283,7 @@
             <w:pPr>
               <w:spacing w:after="20" w:before="0"/>
             </w:pPr>
-            <w:hyperlink w:history="1" r:id="rIdaqmkcabbdoubasoj8fjh6">
+            <w:hyperlink w:history="1" r:id="rIdsvpmm5yntpusf-uwex7fo">
               <w:r>
                 <w:rPr>
                   <w:rFonts w:ascii="Arial" w:cs="Arial" w:eastAsia="Arial" w:hAnsi="Arial"/>
@@ -29332,7 +29332,7 @@
               <w:spacing w:after="10" w:before="0"/>
               <w:ind w:left="120"/>
             </w:pPr>
-            <w:hyperlink w:history="1" r:id="rIdyyzwsovzwx5ipmjii8jyu">
+            <w:hyperlink w:history="1" r:id="rId7chh4nnvs5beqn_ehudh9">
               <w:r>
                 <w:rPr>
                   <w:rFonts w:ascii="Arial" w:cs="Arial" w:eastAsia="Arial" w:hAnsi="Arial"/>
@@ -29374,7 +29374,7 @@
                 <w:sz w:val="18"/>
                 <w:szCs w:val="18"/>
               </w:rPr>
-              <w:t xml:space="preserve">Learners retrieve their cumulative 'Cell Specialisation Model' — a poster or notebook page begun in Lesson 4 — which currently shows specialised animal cells arranged around the wound-healing phenomenon. Today they add a 'Plant Side' to the model. Using the diagrams from Phase 2, learners draw and label all five specialised plant cells on the plant side, then draw arrows indicating: (a) which cells work together in the root (root hair cells absorb → xylem transports), (b) which cells work together in the leaf (palisade cells photosynthesise → phloem exports sugars → guard cells regulate water loss). Learners then add one 'bridge arrow' connecting their plant model to the animal wound-healing model — labelling what the plant provides that the animal needs (e.g., 'Palisade cells make glucose via photosynthesis → glucose powers fibroblasts to make collagen'). Lesson closes with learners sharing their bridge arrow with a partner and the teacher cold-calling 2 learners to explain their bridge to the class.</w:t>
+              <w:t xml:space="preserve">Learners retrieve their cumulative 'Cell Specialisation Model' — a poster or notebook page extended in Lesson 8 — which currently shows specialised animal cells arranged around the wound-healing phenomenon. Today they add a 'Plant Side' to the model. Using the diagrams from Phase 2, learners draw and label all five specialised plant cells on the plant side, then draw arrows indicating: (a) which cells work together in the root (root hair cells absorb → xylem transports), (b) which cells work together in the leaf (palisade cells photosynthesise → phloem exports sugars → guard cells regulate water loss). Learners then add one 'bridge arrow' connecting their plant model to the animal wound-healing model — labelling what the plant provides that the animal needs (e.g., 'Palisade cells make glucose via photosynthesis → glucose powers fibroblasts to make collagen'). Lesson closes with learners sharing their bridge arrow with a partner and the teacher cold-calling 2 learners to explain their bridge to the class.</w:t>
             </w:r>
           </w:p>
         </w:tc>
@@ -29844,7 +29844,7 @@
         </w:rPr>
         <w:t xml:space="preserve">© 2026 SeaVuria and ARES. Aligned with KICD objectives. Developed by SeaVuria; technical implementation by ARES (with AI assistance from Claude). Licensed under </w:t>
       </w:r>
-      <w:hyperlink w:history="1" r:id="rIdub3dotpmffwnmse3rae1d">
+      <w:hyperlink w:history="1" r:id="rIdcq00tt0bcmx54s4h18csy">
         <w:r>
           <w:rPr>
             <w:rFonts w:ascii="Arial" w:cs="Arial" w:eastAsia="Arial" w:hAnsi="Arial"/>
@@ -29865,7 +29865,7 @@
         </w:rPr>
         <w:t xml:space="preserve"> (</w:t>
       </w:r>
-      <w:hyperlink w:history="1" r:id="rIde-e-cz5zzgu0qxcy-rhse">
+      <w:hyperlink w:history="1" r:id="rId4xsbhe5xljdkfib_8mlsd">
         <w:r>
           <w:rPr>
             <w:rFonts w:ascii="Arial" w:cs="Arial" w:eastAsia="Arial" w:hAnsi="Arial"/>
@@ -30878,7 +30878,7 @@
             <w:pPr>
               <w:spacing w:after="20" w:before="0"/>
             </w:pPr>
-            <w:hyperlink w:history="1" r:id="rIdcfdkm5pogmz4-povd4mpi">
+            <w:hyperlink w:history="1" r:id="rId9u4nmgfwdosmorfe30tsw">
               <w:r>
                 <w:rPr>
                   <w:rFonts w:ascii="Arial" w:cs="Arial" w:eastAsia="Arial" w:hAnsi="Arial"/>
@@ -30911,7 +30911,7 @@
               <w:spacing w:after="10" w:before="0"/>
               <w:ind w:left="120"/>
             </w:pPr>
-            <w:hyperlink w:history="1" r:id="rIdwedgewxzqv0aloqhrlwtz">
+            <w:hyperlink w:history="1" r:id="rIdd6q2ymn_e0zv1t14uwyo9">
               <w:r>
                 <w:rPr>
                   <w:rFonts w:ascii="Arial" w:cs="Arial" w:eastAsia="Arial" w:hAnsi="Arial"/>
@@ -30956,7 +30956,7 @@
             <w:pPr>
               <w:spacing w:after="20" w:before="0"/>
             </w:pPr>
-            <w:hyperlink w:history="1" r:id="rIdp1pcia6cxu1jv71csrsds">
+            <w:hyperlink w:history="1" r:id="rId5yc5gp5reud8qwvonjphb">
               <w:r>
                 <w:rPr>
                   <w:rFonts w:ascii="Arial" w:cs="Arial" w:eastAsia="Arial" w:hAnsi="Arial"/>
@@ -31005,7 +31005,7 @@
               <w:spacing w:after="10" w:before="0"/>
               <w:ind w:left="120"/>
             </w:pPr>
-            <w:hyperlink w:history="1" r:id="rIdaikpm3xhujnpljck1w0wz">
+            <w:hyperlink w:history="1" r:id="rIdv3p7qfpmyofazqg0zdpb2">
               <w:r>
                 <w:rPr>
                   <w:rFonts w:ascii="Arial" w:cs="Arial" w:eastAsia="Arial" w:hAnsi="Arial"/>
@@ -31200,7 +31200,7 @@
             <w:pPr>
               <w:spacing w:after="20" w:before="0"/>
             </w:pPr>
-            <w:hyperlink w:history="1" r:id="rIdcaq2fkn4ckg_n6mpzpbgq">
+            <w:hyperlink w:history="1" r:id="rIdwpvwu9yaz6cbmq5lcesml">
               <w:r>
                 <w:rPr>
                   <w:rFonts w:ascii="Arial" w:cs="Arial" w:eastAsia="Arial" w:hAnsi="Arial"/>
@@ -31233,7 +31233,7 @@
               <w:spacing w:after="10" w:before="0"/>
               <w:ind w:left="120"/>
             </w:pPr>
-            <w:hyperlink w:history="1" r:id="rIdchi8tfmlzdow5oihvjp3c">
+            <w:hyperlink w:history="1" r:id="rIdljfk0duub3viv8xafidix">
               <w:r>
                 <w:rPr>
                   <w:rFonts w:ascii="Arial" w:cs="Arial" w:eastAsia="Arial" w:hAnsi="Arial"/>
@@ -31278,7 +31278,7 @@
             <w:pPr>
               <w:spacing w:after="20" w:before="0"/>
             </w:pPr>
-            <w:hyperlink w:history="1" r:id="rIde2ywznva9xkva0lba9pyy">
+            <w:hyperlink w:history="1" r:id="rIdk9y3o292qmllj9w57yvon">
               <w:r>
                 <w:rPr>
                   <w:rFonts w:ascii="Arial" w:cs="Arial" w:eastAsia="Arial" w:hAnsi="Arial"/>
@@ -31327,7 +31327,7 @@
               <w:spacing w:after="10" w:before="0"/>
               <w:ind w:left="120"/>
             </w:pPr>
-            <w:hyperlink w:history="1" r:id="rIdxg4bnh3v8pfvkue01rwfp">
+            <w:hyperlink w:history="1" r:id="rIddjj9vlma42fhlm9dx0qaa">
               <w:r>
                 <w:rPr>
                   <w:rFonts w:ascii="Arial" w:cs="Arial" w:eastAsia="Arial" w:hAnsi="Arial"/>
@@ -31522,7 +31522,7 @@
             <w:pPr>
               <w:spacing w:after="20" w:before="0"/>
             </w:pPr>
-            <w:hyperlink w:history="1" r:id="rIdguglxec7ydmuhgasw-svf">
+            <w:hyperlink w:history="1" r:id="rId30hkfassljsgjeufjnx7w">
               <w:r>
                 <w:rPr>
                   <w:rFonts w:ascii="Arial" w:cs="Arial" w:eastAsia="Arial" w:hAnsi="Arial"/>
@@ -31571,7 +31571,7 @@
               <w:spacing w:after="10" w:before="0"/>
               <w:ind w:left="120"/>
             </w:pPr>
-            <w:hyperlink w:history="1" r:id="rId_xpnr-y6qbidtqxhcy480">
+            <w:hyperlink w:history="1" r:id="rIdfiyxpk-zyjukt3qtv-4ur">
               <w:r>
                 <w:rPr>
                   <w:rFonts w:ascii="Arial" w:cs="Arial" w:eastAsia="Arial" w:hAnsi="Arial"/>
@@ -31616,7 +31616,7 @@
             <w:pPr>
               <w:spacing w:after="20" w:before="0"/>
             </w:pPr>
-            <w:hyperlink w:history="1" r:id="rIdiavuiivb56yeirquoaiv4">
+            <w:hyperlink w:history="1" r:id="rIdc6rt_fq0ziorjcu0zp9ed">
               <w:r>
                 <w:rPr>
                   <w:rFonts w:ascii="Arial" w:cs="Arial" w:eastAsia="Arial" w:hAnsi="Arial"/>
@@ -31665,7 +31665,7 @@
               <w:spacing w:after="10" w:before="0"/>
               <w:ind w:left="120"/>
             </w:pPr>
-            <w:hyperlink w:history="1" r:id="rIdnskgxw95jgxoa2tywuclm">
+            <w:hyperlink w:history="1" r:id="rIdtg2hmtgz3jabbyysn3ewa">
               <w:r>
                 <w:rPr>
                   <w:rFonts w:ascii="Arial" w:cs="Arial" w:eastAsia="Arial" w:hAnsi="Arial"/>
@@ -31860,7 +31860,7 @@
             <w:pPr>
               <w:spacing w:after="20" w:before="0"/>
             </w:pPr>
-            <w:hyperlink w:history="1" r:id="rIdl8ttbdr7qfvsph3gwkras">
+            <w:hyperlink w:history="1" r:id="rIdumhf90hrns1julzfqwizz">
               <w:r>
                 <w:rPr>
                   <w:rFonts w:ascii="Arial" w:cs="Arial" w:eastAsia="Arial" w:hAnsi="Arial"/>
@@ -31909,7 +31909,7 @@
               <w:spacing w:after="10" w:before="0"/>
               <w:ind w:left="120"/>
             </w:pPr>
-            <w:hyperlink w:history="1" r:id="rIdrumb5r6kult6at4uaxfcq">
+            <w:hyperlink w:history="1" r:id="rIdbfnnjjauzz8xpetnmkab3">
               <w:r>
                 <w:rPr>
                   <w:rFonts w:ascii="Arial" w:cs="Arial" w:eastAsia="Arial" w:hAnsi="Arial"/>
@@ -31954,7 +31954,7 @@
             <w:pPr>
               <w:spacing w:after="20" w:before="0"/>
             </w:pPr>
-            <w:hyperlink w:history="1" r:id="rIdahcfdqpz1lqde1uzmnzk-">
+            <w:hyperlink w:history="1" r:id="rId2gnpzsb4nqkgqq3fbof7t">
               <w:r>
                 <w:rPr>
                   <w:rFonts w:ascii="Arial" w:cs="Arial" w:eastAsia="Arial" w:hAnsi="Arial"/>
@@ -32003,7 +32003,7 @@
               <w:spacing w:after="10" w:before="0"/>
               <w:ind w:left="120"/>
             </w:pPr>
-            <w:hyperlink w:history="1" r:id="rIdof82w9ipworvavcndt5jd">
+            <w:hyperlink w:history="1" r:id="rIdfyvzzcyvkp6snejdqm5fu">
               <w:r>
                 <w:rPr>
                   <w:rFonts w:ascii="Arial" w:cs="Arial" w:eastAsia="Arial" w:hAnsi="Arial"/>
@@ -32198,7 +32198,7 @@
             <w:pPr>
               <w:spacing w:after="20" w:before="0"/>
             </w:pPr>
-            <w:hyperlink w:history="1" r:id="rId6b8xecy3kq5rv-p5zca84">
+            <w:hyperlink w:history="1" r:id="rIdwdmraadbenma2fzsjcbo_">
               <w:r>
                 <w:rPr>
                   <w:rFonts w:ascii="Arial" w:cs="Arial" w:eastAsia="Arial" w:hAnsi="Arial"/>
@@ -32247,7 +32247,7 @@
               <w:spacing w:after="10" w:before="0"/>
               <w:ind w:left="120"/>
             </w:pPr>
-            <w:hyperlink w:history="1" r:id="rIdz0ctkfkhp_pytilqs93f5">
+            <w:hyperlink w:history="1" r:id="rIdms1t4feuuo--41rhek8ea">
               <w:r>
                 <w:rPr>
                   <w:rFonts w:ascii="Arial" w:cs="Arial" w:eastAsia="Arial" w:hAnsi="Arial"/>
@@ -32292,7 +32292,7 @@
             <w:pPr>
               <w:spacing w:after="20" w:before="0"/>
             </w:pPr>
-            <w:hyperlink w:history="1" r:id="rIdrlyuzm7aedcdw3ueuwn5l">
+            <w:hyperlink w:history="1" r:id="rIdsmsphmcqrclwmsocgw-tt">
               <w:r>
                 <w:rPr>
                   <w:rFonts w:ascii="Arial" w:cs="Arial" w:eastAsia="Arial" w:hAnsi="Arial"/>
@@ -32341,7 +32341,7 @@
               <w:spacing w:after="10" w:before="0"/>
               <w:ind w:left="120"/>
             </w:pPr>
-            <w:hyperlink w:history="1" r:id="rId24ercqntbghzwjdippuy8">
+            <w:hyperlink w:history="1" r:id="rIdftb_nmffosyh4lcdnonir">
               <w:r>
                 <w:rPr>
                   <w:rFonts w:ascii="Arial" w:cs="Arial" w:eastAsia="Arial" w:hAnsi="Arial"/>
@@ -32948,7 +32948,7 @@
         </w:rPr>
         <w:t xml:space="preserve">© 2026 SeaVuria and ARES. Aligned with KICD objectives. Developed by SeaVuria; technical implementation by ARES (with AI assistance from Claude). Licensed under </w:t>
       </w:r>
-      <w:hyperlink w:history="1" r:id="rIdba5l-triy7jzagcx-uujw">
+      <w:hyperlink w:history="1" r:id="rIdoxkapnvdiuotymasfmjzh">
         <w:r>
           <w:rPr>
             <w:rFonts w:ascii="Arial" w:cs="Arial" w:eastAsia="Arial" w:hAnsi="Arial"/>
@@ -32969,7 +32969,7 @@
         </w:rPr>
         <w:t xml:space="preserve"> (</w:t>
       </w:r>
-      <w:hyperlink w:history="1" r:id="rIdvpkldqibt1s2vofsfwz66">
+      <w:hyperlink w:history="1" r:id="rId-b5s7qc1mqmhjsep81xhh">
         <w:r>
           <w:rPr>
             <w:rFonts w:ascii="Arial" w:cs="Arial" w:eastAsia="Arial" w:hAnsi="Arial"/>
@@ -33982,7 +33982,7 @@
             <w:pPr>
               <w:spacing w:after="20" w:before="0"/>
             </w:pPr>
-            <w:hyperlink w:history="1" r:id="rIdwgnhezjqctz-_h0sit9uo">
+            <w:hyperlink w:history="1" r:id="rIdtdxvlz2x3ckkw65ss8p55">
               <w:r>
                 <w:rPr>
                   <w:rFonts w:ascii="Arial" w:cs="Arial" w:eastAsia="Arial" w:hAnsi="Arial"/>
@@ -34015,7 +34015,7 @@
               <w:spacing w:after="10" w:before="0"/>
               <w:ind w:left="120"/>
             </w:pPr>
-            <w:hyperlink w:history="1" r:id="rIdidr71ogbyoeod3yt8eboq">
+            <w:hyperlink w:history="1" r:id="rIddkx2ugbmftlpmorq1soao">
               <w:r>
                 <w:rPr>
                   <w:rFonts w:ascii="Arial" w:cs="Arial" w:eastAsia="Arial" w:hAnsi="Arial"/>
@@ -34060,7 +34060,7 @@
             <w:pPr>
               <w:spacing w:after="20" w:before="0"/>
             </w:pPr>
-            <w:hyperlink w:history="1" r:id="rIdb9i6r9dw8qphcncxgqlaf">
+            <w:hyperlink w:history="1" r:id="rIdliqovjdden7kusubbttgq">
               <w:r>
                 <w:rPr>
                   <w:rFonts w:ascii="Arial" w:cs="Arial" w:eastAsia="Arial" w:hAnsi="Arial"/>
@@ -34093,7 +34093,7 @@
               <w:spacing w:after="10" w:before="0"/>
               <w:ind w:left="120"/>
             </w:pPr>
-            <w:hyperlink w:history="1" r:id="rIdz-a9vykz9elmsmuxgptbk">
+            <w:hyperlink w:history="1" r:id="rIdaxbl3i3yqurbl_myvhndk">
               <w:r>
                 <w:rPr>
                   <w:rFonts w:ascii="Arial" w:cs="Arial" w:eastAsia="Arial" w:hAnsi="Arial"/>
@@ -34288,7 +34288,7 @@
             <w:pPr>
               <w:spacing w:after="20" w:before="0"/>
             </w:pPr>
-            <w:hyperlink w:history="1" r:id="rIdvggxmfjwid6qopyf5eoig">
+            <w:hyperlink w:history="1" r:id="rIdonqqitumamhgcyky1udf1">
               <w:r>
                 <w:rPr>
                   <w:rFonts w:ascii="Arial" w:cs="Arial" w:eastAsia="Arial" w:hAnsi="Arial"/>
@@ -34321,7 +34321,7 @@
               <w:spacing w:after="10" w:before="0"/>
               <w:ind w:left="120"/>
             </w:pPr>
-            <w:hyperlink w:history="1" r:id="rIddc9w7q6nl_gp3knqkuaam">
+            <w:hyperlink w:history="1" r:id="rIdhg59uuhjypzkx7_hvsclb">
               <w:r>
                 <w:rPr>
                   <w:rFonts w:ascii="Arial" w:cs="Arial" w:eastAsia="Arial" w:hAnsi="Arial"/>
@@ -34366,7 +34366,7 @@
             <w:pPr>
               <w:spacing w:after="20" w:before="0"/>
             </w:pPr>
-            <w:hyperlink w:history="1" r:id="rIdfrlchpcd63sr9k1hdkzi5">
+            <w:hyperlink w:history="1" r:id="rId-jurnrdqepgal4_9pqqpj">
               <w:r>
                 <w:rPr>
                   <w:rFonts w:ascii="Arial" w:cs="Arial" w:eastAsia="Arial" w:hAnsi="Arial"/>
@@ -34399,7 +34399,7 @@
               <w:spacing w:after="10" w:before="0"/>
               <w:ind w:left="120"/>
             </w:pPr>
-            <w:hyperlink w:history="1" r:id="rIdighz6zi1ydsv2eehjwxh-">
+            <w:hyperlink w:history="1" r:id="rIds1dqswahpbrlx1w7qmzwj">
               <w:r>
                 <w:rPr>
                   <w:rFonts w:ascii="Arial" w:cs="Arial" w:eastAsia="Arial" w:hAnsi="Arial"/>
@@ -34594,7 +34594,7 @@
             <w:pPr>
               <w:spacing w:after="20" w:before="0"/>
             </w:pPr>
-            <w:hyperlink w:history="1" r:id="rIdi863kbxodqm-tk8bns7cj">
+            <w:hyperlink w:history="1" r:id="rIdwoxlzqswbe5otjawrpt6l">
               <w:r>
                 <w:rPr>
                   <w:rFonts w:ascii="Arial" w:cs="Arial" w:eastAsia="Arial" w:hAnsi="Arial"/>
@@ -34627,7 +34627,7 @@
               <w:spacing w:after="10" w:before="0"/>
               <w:ind w:left="120"/>
             </w:pPr>
-            <w:hyperlink w:history="1" r:id="rId1gkptstxkhcita5_e-ej5">
+            <w:hyperlink w:history="1" r:id="rIdtcpzwlqrgugdvcyuoi1tp">
               <w:r>
                 <w:rPr>
                   <w:rFonts w:ascii="Arial" w:cs="Arial" w:eastAsia="Arial" w:hAnsi="Arial"/>
@@ -34672,7 +34672,7 @@
             <w:pPr>
               <w:spacing w:after="20" w:before="0"/>
             </w:pPr>
-            <w:hyperlink w:history="1" r:id="rIde-u3hi-uuhz5zrhykj3mg">
+            <w:hyperlink w:history="1" r:id="rIdtlwv2vnmyodo05cixbyg8">
               <w:r>
                 <w:rPr>
                   <w:rFonts w:ascii="Arial" w:cs="Arial" w:eastAsia="Arial" w:hAnsi="Arial"/>
@@ -34721,7 +34721,7 @@
               <w:spacing w:after="10" w:before="0"/>
               <w:ind w:left="120"/>
             </w:pPr>
-            <w:hyperlink w:history="1" r:id="rIdxcjlpbdjiditnwby45dbe">
+            <w:hyperlink w:history="1" r:id="rIdeemfxqpr3anls9kl0yqee">
               <w:r>
                 <w:rPr>
                   <w:rFonts w:ascii="Arial" w:cs="Arial" w:eastAsia="Arial" w:hAnsi="Arial"/>
@@ -34916,7 +34916,7 @@
             <w:pPr>
               <w:spacing w:after="20" w:before="0"/>
             </w:pPr>
-            <w:hyperlink w:history="1" r:id="rIdnylglygeuhwy7cpuz7uys">
+            <w:hyperlink w:history="1" r:id="rIdizf_wmpcxlpzfsbpvijhv">
               <w:r>
                 <w:rPr>
                   <w:rFonts w:ascii="Arial" w:cs="Arial" w:eastAsia="Arial" w:hAnsi="Arial"/>
@@ -34949,7 +34949,7 @@
               <w:spacing w:after="10" w:before="0"/>
               <w:ind w:left="120"/>
             </w:pPr>
-            <w:hyperlink w:history="1" r:id="rIdpdyx-6aeeukla7m5hmk9q">
+            <w:hyperlink w:history="1" r:id="rIdxl0bcv2kvxpjwehxckjqc">
               <w:r>
                 <w:rPr>
                   <w:rFonts w:ascii="Arial" w:cs="Arial" w:eastAsia="Arial" w:hAnsi="Arial"/>
@@ -34994,7 +34994,7 @@
             <w:pPr>
               <w:spacing w:after="20" w:before="0"/>
             </w:pPr>
-            <w:hyperlink w:history="1" r:id="rIdekjklwz-pvb5m3inwhfyf">
+            <w:hyperlink w:history="1" r:id="rIdjbd1sac61ebx-uuo12qpg">
               <w:r>
                 <w:rPr>
                   <w:rFonts w:ascii="Arial" w:cs="Arial" w:eastAsia="Arial" w:hAnsi="Arial"/>
@@ -35043,7 +35043,7 @@
               <w:spacing w:after="10" w:before="0"/>
               <w:ind w:left="120"/>
             </w:pPr>
-            <w:hyperlink w:history="1" r:id="rIdcghtpnvycwnats2yk2svv">
+            <w:hyperlink w:history="1" r:id="rIdourrfhn4-xidcecn32nnw">
               <w:r>
                 <w:rPr>
                   <w:rFonts w:ascii="Arial" w:cs="Arial" w:eastAsia="Arial" w:hAnsi="Arial"/>
@@ -35238,7 +35238,7 @@
             <w:pPr>
               <w:spacing w:after="20" w:before="0"/>
             </w:pPr>
-            <w:hyperlink w:history="1" r:id="rIdljm6momlvcu5utusspxue">
+            <w:hyperlink w:history="1" r:id="rIds3js74mxcuxcsi77thoeq">
               <w:r>
                 <w:rPr>
                   <w:rFonts w:ascii="Arial" w:cs="Arial" w:eastAsia="Arial" w:hAnsi="Arial"/>
@@ -35271,7 +35271,7 @@
               <w:spacing w:after="10" w:before="0"/>
               <w:ind w:left="120"/>
             </w:pPr>
-            <w:hyperlink w:history="1" r:id="rId3je4ihm6tk-lg0pqipb6m">
+            <w:hyperlink w:history="1" r:id="rId-bns2aoensik7ey4sqgrw">
               <w:r>
                 <w:rPr>
                   <w:rFonts w:ascii="Arial" w:cs="Arial" w:eastAsia="Arial" w:hAnsi="Arial"/>
@@ -35316,7 +35316,7 @@
             <w:pPr>
               <w:spacing w:after="20" w:before="0"/>
             </w:pPr>
-            <w:hyperlink w:history="1" r:id="rIdsll6a680vdhhcc1m4jrty">
+            <w:hyperlink w:history="1" r:id="rIdyd8bqtexmzgukymqcdsdv">
               <w:r>
                 <w:rPr>
                   <w:rFonts w:ascii="Arial" w:cs="Arial" w:eastAsia="Arial" w:hAnsi="Arial"/>
@@ -35365,7 +35365,7 @@
               <w:spacing w:after="10" w:before="0"/>
               <w:ind w:left="120"/>
             </w:pPr>
-            <w:hyperlink w:history="1" r:id="rIdr5cjwmmbgszzg6m89yo5u">
+            <w:hyperlink w:history="1" r:id="rIdrplhv1g5x-s3j96c2sl86">
               <w:r>
                 <w:rPr>
                   <w:rFonts w:ascii="Arial" w:cs="Arial" w:eastAsia="Arial" w:hAnsi="Arial"/>
@@ -35877,7 +35877,7 @@
         </w:rPr>
         <w:t xml:space="preserve">© 2026 SeaVuria and ARES. Aligned with KICD objectives. Developed by SeaVuria; technical implementation by ARES (with AI assistance from Claude). Licensed under </w:t>
       </w:r>
-      <w:hyperlink w:history="1" r:id="rIdyupgf199imc1vs9klpguc">
+      <w:hyperlink w:history="1" r:id="rIddggit1cmni6hxlftpqqlh">
         <w:r>
           <w:rPr>
             <w:rFonts w:ascii="Arial" w:cs="Arial" w:eastAsia="Arial" w:hAnsi="Arial"/>
@@ -35898,7 +35898,7 @@
         </w:rPr>
         <w:t xml:space="preserve"> (</w:t>
       </w:r>
-      <w:hyperlink w:history="1" r:id="rIdqjzbtwobyu3f3dhvapd_f">
+      <w:hyperlink w:history="1" r:id="rIdf3nlrqmd1kbhzl-jkqgt_">
         <w:r>
           <w:rPr>
             <w:rFonts w:ascii="Arial" w:cs="Arial" w:eastAsia="Arial" w:hAnsi="Arial"/>
@@ -36911,7 +36911,7 @@
             <w:pPr>
               <w:spacing w:after="20" w:before="0"/>
             </w:pPr>
-            <w:hyperlink w:history="1" r:id="rIdrbzt0mly96ouyjd-rfrj2">
+            <w:hyperlink w:history="1" r:id="rId2fadb3geenk--ppts8nuq">
               <w:r>
                 <w:rPr>
                   <w:rFonts w:ascii="Arial" w:cs="Arial" w:eastAsia="Arial" w:hAnsi="Arial"/>
@@ -36944,7 +36944,7 @@
               <w:spacing w:after="10" w:before="0"/>
               <w:ind w:left="120"/>
             </w:pPr>
-            <w:hyperlink w:history="1" r:id="rIdgzbst5t_3rfaqchdbudos">
+            <w:hyperlink w:history="1" r:id="rIdnp_m6osjmw-hbhjodpew-">
               <w:r>
                 <w:rPr>
                   <w:rFonts w:ascii="Arial" w:cs="Arial" w:eastAsia="Arial" w:hAnsi="Arial"/>
@@ -36989,7 +36989,7 @@
             <w:pPr>
               <w:spacing w:after="20" w:before="0"/>
             </w:pPr>
-            <w:hyperlink w:history="1" r:id="rId7cxbqk141mpeyizyzqngj">
+            <w:hyperlink w:history="1" r:id="rIdkdoimy-tpmji0zw9arkep">
               <w:r>
                 <w:rPr>
                   <w:rFonts w:ascii="Arial" w:cs="Arial" w:eastAsia="Arial" w:hAnsi="Arial"/>
@@ -37022,7 +37022,7 @@
               <w:spacing w:after="10" w:before="0"/>
               <w:ind w:left="120"/>
             </w:pPr>
-            <w:hyperlink w:history="1" r:id="rIdxnkqclf6_wvt-r0jlrjq_">
+            <w:hyperlink w:history="1" r:id="rIdnzkcel63cxioept5uwtv5">
               <w:r>
                 <w:rPr>
                   <w:rFonts w:ascii="Arial" w:cs="Arial" w:eastAsia="Arial" w:hAnsi="Arial"/>
@@ -37369,7 +37369,7 @@
             <w:pPr>
               <w:spacing w:after="20" w:before="0"/>
             </w:pPr>
-            <w:hyperlink w:history="1" r:id="rIdgnj1-25lzpehzp1s2xlb0">
+            <w:hyperlink w:history="1" r:id="rIdnkeeqbaghjmggydjthe2w">
               <w:r>
                 <w:rPr>
                   <w:rFonts w:ascii="Arial" w:cs="Arial" w:eastAsia="Arial" w:hAnsi="Arial"/>
@@ -37402,7 +37402,7 @@
               <w:spacing w:after="10" w:before="0"/>
               <w:ind w:left="120"/>
             </w:pPr>
-            <w:hyperlink w:history="1" r:id="rIdcpnrtgranbkrhs1jj1qkv">
+            <w:hyperlink w:history="1" r:id="rIdji_gdfaah94zvynmkvzbb">
               <w:r>
                 <w:rPr>
                   <w:rFonts w:ascii="Arial" w:cs="Arial" w:eastAsia="Arial" w:hAnsi="Arial"/>
@@ -37447,7 +37447,7 @@
             <w:pPr>
               <w:spacing w:after="20" w:before="0"/>
             </w:pPr>
-            <w:hyperlink w:history="1" r:id="rIdkrleeqdw43pj7uvn9rljy">
+            <w:hyperlink w:history="1" r:id="rIduxqkznwwogj3rupofv4qd">
               <w:r>
                 <w:rPr>
                   <w:rFonts w:ascii="Arial" w:cs="Arial" w:eastAsia="Arial" w:hAnsi="Arial"/>
@@ -37480,7 +37480,7 @@
               <w:spacing w:after="10" w:before="0"/>
               <w:ind w:left="120"/>
             </w:pPr>
-            <w:hyperlink w:history="1" r:id="rIdatbioq3ppcifrahormyzi">
+            <w:hyperlink w:history="1" r:id="rIdw_froqy2ntjgeyohpkvsn">
               <w:r>
                 <w:rPr>
                   <w:rFonts w:ascii="Arial" w:cs="Arial" w:eastAsia="Arial" w:hAnsi="Arial"/>
@@ -37979,7 +37979,7 @@
             <w:pPr>
               <w:spacing w:after="20" w:before="0"/>
             </w:pPr>
-            <w:hyperlink w:history="1" r:id="rId5r5iwxlggu7z6kzpdaib-">
+            <w:hyperlink w:history="1" r:id="rId6egqljicgadxjzhey97rw">
               <w:r>
                 <w:rPr>
                   <w:rFonts w:ascii="Arial" w:cs="Arial" w:eastAsia="Arial" w:hAnsi="Arial"/>
@@ -38012,7 +38012,7 @@
               <w:spacing w:after="10" w:before="0"/>
               <w:ind w:left="120"/>
             </w:pPr>
-            <w:hyperlink w:history="1" r:id="rIdkmgcmkw6vbv_252poegc5">
+            <w:hyperlink w:history="1" r:id="rIdbkofcfb07kvktnpbqwady">
               <w:r>
                 <w:rPr>
                   <w:rFonts w:ascii="Arial" w:cs="Arial" w:eastAsia="Arial" w:hAnsi="Arial"/>
@@ -38057,7 +38057,7 @@
             <w:pPr>
               <w:spacing w:after="20" w:before="0"/>
             </w:pPr>
-            <w:hyperlink w:history="1" r:id="rIdj2pdrhllzcefcisfzxygk">
+            <w:hyperlink w:history="1" r:id="rIdatd8x90gcqobnz_sb0po3">
               <w:r>
                 <w:rPr>
                   <w:rFonts w:ascii="Arial" w:cs="Arial" w:eastAsia="Arial" w:hAnsi="Arial"/>
@@ -38106,7 +38106,7 @@
               <w:spacing w:after="10" w:before="0"/>
               <w:ind w:left="120"/>
             </w:pPr>
-            <w:hyperlink w:history="1" r:id="rIdgk9nnodctpjjd-vk1yp-_">
+            <w:hyperlink w:history="1" r:id="rIdsxg1fxrrkjnsdce61bbbs">
               <w:r>
                 <w:rPr>
                   <w:rFonts w:ascii="Arial" w:cs="Arial" w:eastAsia="Arial" w:hAnsi="Arial"/>
@@ -38510,7 +38510,7 @@
             <w:pPr>
               <w:spacing w:after="20" w:before="0"/>
             </w:pPr>
-            <w:hyperlink w:history="1" r:id="rIdg3mgguezblp8sdx0ox4th">
+            <w:hyperlink w:history="1" r:id="rId9vx8ow12fqhvyc98mo-sw">
               <w:r>
                 <w:rPr>
                   <w:rFonts w:ascii="Arial" w:cs="Arial" w:eastAsia="Arial" w:hAnsi="Arial"/>
@@ -38543,7 +38543,7 @@
               <w:spacing w:after="10" w:before="0"/>
               <w:ind w:left="120"/>
             </w:pPr>
-            <w:hyperlink w:history="1" r:id="rIdo6kpxuf8ni5vx2un489sf">
+            <w:hyperlink w:history="1" r:id="rIdoholra1eiufc1lka_4se5">
               <w:r>
                 <w:rPr>
                   <w:rFonts w:ascii="Arial" w:cs="Arial" w:eastAsia="Arial" w:hAnsi="Arial"/>
@@ -38588,7 +38588,7 @@
             <w:pPr>
               <w:spacing w:after="20" w:before="0"/>
             </w:pPr>
-            <w:hyperlink w:history="1" r:id="rIdbaxzgyr57lu2sfvannrtg">
+            <w:hyperlink w:history="1" r:id="rIdhtjibqowtfq8flfipyh7h">
               <w:r>
                 <w:rPr>
                   <w:rFonts w:ascii="Arial" w:cs="Arial" w:eastAsia="Arial" w:hAnsi="Arial"/>
@@ -38637,7 +38637,7 @@
               <w:spacing w:after="10" w:before="0"/>
               <w:ind w:left="120"/>
             </w:pPr>
-            <w:hyperlink w:history="1" r:id="rIdkvmsndjz_ytow4glc6-q2">
+            <w:hyperlink w:history="1" r:id="rIdrs9jhyxt7qzhkmqie5rdy">
               <w:r>
                 <w:rPr>
                   <w:rFonts w:ascii="Arial" w:cs="Arial" w:eastAsia="Arial" w:hAnsi="Arial"/>
@@ -39079,7 +39079,7 @@
             <w:pPr>
               <w:spacing w:after="20" w:before="0"/>
             </w:pPr>
-            <w:hyperlink w:history="1" r:id="rIdovtx9l-pqdjyvojfv7zd_">
+            <w:hyperlink w:history="1" r:id="rIdu4do-oeckivx9fyxpemni">
               <w:r>
                 <w:rPr>
                   <w:rFonts w:ascii="Arial" w:cs="Arial" w:eastAsia="Arial" w:hAnsi="Arial"/>
@@ -39112,7 +39112,7 @@
               <w:spacing w:after="10" w:before="0"/>
               <w:ind w:left="120"/>
             </w:pPr>
-            <w:hyperlink w:history="1" r:id="rIdwihvuoxjrtejfm12rhcew">
+            <w:hyperlink w:history="1" r:id="rIdqfjkjnc2qfskvmpbjzj_p">
               <w:r>
                 <w:rPr>
                   <w:rFonts w:ascii="Arial" w:cs="Arial" w:eastAsia="Arial" w:hAnsi="Arial"/>
@@ -39157,7 +39157,7 @@
             <w:pPr>
               <w:spacing w:after="20" w:before="0"/>
             </w:pPr>
-            <w:hyperlink w:history="1" r:id="rIdkcesezn7hpgtrxbdpglmf">
+            <w:hyperlink w:history="1" r:id="rIdqk6iovzate7wg4ksmxnmc">
               <w:r>
                 <w:rPr>
                   <w:rFonts w:ascii="Arial" w:cs="Arial" w:eastAsia="Arial" w:hAnsi="Arial"/>
@@ -39206,7 +39206,7 @@
               <w:spacing w:after="10" w:before="0"/>
               <w:ind w:left="120"/>
             </w:pPr>
-            <w:hyperlink w:history="1" r:id="rIdyinpq9cfrbionlbu7a9it">
+            <w:hyperlink w:history="1" r:id="rIdalifvhpg1itjy_bijbc1l">
               <w:r>
                 <w:rPr>
                   <w:rFonts w:ascii="Arial" w:cs="Arial" w:eastAsia="Arial" w:hAnsi="Arial"/>
@@ -39870,7 +39870,7 @@
         </w:rPr>
         <w:t xml:space="preserve">© 2026 SeaVuria and ARES. Aligned with KICD objectives. Developed by SeaVuria; technical implementation by ARES (with AI assistance from Claude). Licensed under </w:t>
       </w:r>
-      <w:hyperlink w:history="1" r:id="rId2wp6hqfxpbn5e_ikdcf66">
+      <w:hyperlink w:history="1" r:id="rIdzwuspurkdkk6fcvg4tayq">
         <w:r>
           <w:rPr>
             <w:rFonts w:ascii="Arial" w:cs="Arial" w:eastAsia="Arial" w:hAnsi="Arial"/>
@@ -39891,7 +39891,7 @@
         </w:rPr>
         <w:t xml:space="preserve"> (</w:t>
       </w:r>
-      <w:hyperlink w:history="1" r:id="rIdboj11yln9_cglwozymiam">
+      <w:hyperlink w:history="1" r:id="rId6dotysjtgyopgpj3thmaq">
         <w:r>
           <w:rPr>
             <w:rFonts w:ascii="Arial" w:cs="Arial" w:eastAsia="Arial" w:hAnsi="Arial"/>

--- a/data/outputs/v2/Biology/SS1.1_Cell_Structure/Biology_Cell_Structure_CBE_LessonSequence.docx
+++ b/data/outputs/v2/Biology/SS1.1_Cell_Structure/Biology_Cell_Structure_CBE_LessonSequence.docx
@@ -2596,7 +2596,7 @@
         </w:rPr>
         <w:t xml:space="preserve">© 2026 SeaVuria and ARES. This work is licensed under a </w:t>
       </w:r>
-      <w:hyperlink w:history="1" r:id="rIdhtfwtmn1ipvopmsdatnbb">
+      <w:hyperlink w:history="1" r:id="rIdxwlkwmg1vipblouigiy-i">
         <w:r>
           <w:rPr>
             <w:rFonts w:ascii="Arial" w:cs="Arial" w:eastAsia="Arial" w:hAnsi="Arial"/>
@@ -2616,7 +2616,7 @@
         </w:rPr>
         <w:t xml:space="preserve"> (</w:t>
       </w:r>
-      <w:hyperlink w:history="1" r:id="rIdkyxnjtqt2_-sb2unsrdma">
+      <w:hyperlink w:history="1" r:id="rIdbzuic0q7vzsno7dvf9kjg">
         <w:r>
           <w:rPr>
             <w:rFonts w:ascii="Arial" w:cs="Arial" w:eastAsia="Arial" w:hAnsi="Arial"/>
@@ -2636,7 +2636,7 @@
         </w:rPr>
         <w:t xml:space="preserve">). To view a copy of this license, visit </w:t>
       </w:r>
-      <w:hyperlink w:history="1" r:id="rIdv-zbfqyrpl9spatzpsnbd">
+      <w:hyperlink w:history="1" r:id="rIdv0cjzyxtyak7e5_boph55">
         <w:r>
           <w:rPr>
             <w:rFonts w:ascii="Arial" w:cs="Arial" w:eastAsia="Arial" w:hAnsi="Arial"/>
@@ -3648,7 +3648,7 @@
             <w:pPr>
               <w:spacing w:after="20" w:before="0"/>
             </w:pPr>
-            <w:hyperlink w:history="1" r:id="rIdqgk6sgto0pjeg7aojgl6q">
+            <w:hyperlink w:history="1" r:id="rId2vynzpm6h81zncq55jzw9">
               <w:r>
                 <w:rPr>
                   <w:rFonts w:ascii="Arial" w:cs="Arial" w:eastAsia="Arial" w:hAnsi="Arial"/>
@@ -3681,7 +3681,7 @@
               <w:spacing w:after="10" w:before="0"/>
               <w:ind w:left="120"/>
             </w:pPr>
-            <w:hyperlink w:history="1" r:id="rIdkvttihcpvprnk3nez6kiy">
+            <w:hyperlink w:history="1" r:id="rId1_yvpdoj92lywtlpkvgic">
               <w:r>
                 <w:rPr>
                   <w:rFonts w:ascii="Arial" w:cs="Arial" w:eastAsia="Arial" w:hAnsi="Arial"/>
@@ -3726,7 +3726,7 @@
             <w:pPr>
               <w:spacing w:after="20" w:before="0"/>
             </w:pPr>
-            <w:hyperlink w:history="1" r:id="rIdfzyowmrmrbxmfks5bn4sq">
+            <w:hyperlink w:history="1" r:id="rIdi4_f37vjefteapfhkowzn">
               <w:r>
                 <w:rPr>
                   <w:rFonts w:ascii="Arial" w:cs="Arial" w:eastAsia="Arial" w:hAnsi="Arial"/>
@@ -3759,7 +3759,7 @@
               <w:spacing w:after="10" w:before="0"/>
               <w:ind w:left="120"/>
             </w:pPr>
-            <w:hyperlink w:history="1" r:id="rIdnz1qpqdq5lr1nkgm1rmmn">
+            <w:hyperlink w:history="1" r:id="rId4wq0fdptzocatomlzx_zq">
               <w:r>
                 <w:rPr>
                   <w:rFonts w:ascii="Arial" w:cs="Arial" w:eastAsia="Arial" w:hAnsi="Arial"/>
@@ -3954,7 +3954,7 @@
             <w:pPr>
               <w:spacing w:after="20" w:before="0"/>
             </w:pPr>
-            <w:hyperlink w:history="1" r:id="rIdqh74oensdiukn6iuwc38-">
+            <w:hyperlink w:history="1" r:id="rId4oqb08dfswx_xhzkz0qvw">
               <w:r>
                 <w:rPr>
                   <w:rFonts w:ascii="Arial" w:cs="Arial" w:eastAsia="Arial" w:hAnsi="Arial"/>
@@ -3987,7 +3987,7 @@
               <w:spacing w:after="10" w:before="0"/>
               <w:ind w:left="120"/>
             </w:pPr>
-            <w:hyperlink w:history="1" r:id="rId-swzaoeynranxe6kg2nqg">
+            <w:hyperlink w:history="1" r:id="rIdeb4wp5i_doc-1myxwpumv">
               <w:r>
                 <w:rPr>
                   <w:rFonts w:ascii="Arial" w:cs="Arial" w:eastAsia="Arial" w:hAnsi="Arial"/>
@@ -4032,7 +4032,7 @@
             <w:pPr>
               <w:spacing w:after="20" w:before="0"/>
             </w:pPr>
-            <w:hyperlink w:history="1" r:id="rIdwxdd0gycmrv36t_-gf0us">
+            <w:hyperlink w:history="1" r:id="rIdueulhgage86ados77cynu">
               <w:r>
                 <w:rPr>
                   <w:rFonts w:ascii="Arial" w:cs="Arial" w:eastAsia="Arial" w:hAnsi="Arial"/>
@@ -4065,7 +4065,7 @@
               <w:spacing w:after="10" w:before="0"/>
               <w:ind w:left="120"/>
             </w:pPr>
-            <w:hyperlink w:history="1" r:id="rIduhrrhoycepi2emhkan93w">
+            <w:hyperlink w:history="1" r:id="rIdrdhzs_jlzpmoduaa4m_pt">
               <w:r>
                 <w:rPr>
                   <w:rFonts w:ascii="Arial" w:cs="Arial" w:eastAsia="Arial" w:hAnsi="Arial"/>
@@ -4260,7 +4260,7 @@
             <w:pPr>
               <w:spacing w:after="20" w:before="0"/>
             </w:pPr>
-            <w:hyperlink w:history="1" r:id="rIdejkflaxrf4ygqybbatalm">
+            <w:hyperlink w:history="1" r:id="rIducuypvc_zjlq00eaul-eg">
               <w:r>
                 <w:rPr>
                   <w:rFonts w:ascii="Arial" w:cs="Arial" w:eastAsia="Arial" w:hAnsi="Arial"/>
@@ -4309,7 +4309,7 @@
               <w:spacing w:after="10" w:before="0"/>
               <w:ind w:left="120"/>
             </w:pPr>
-            <w:hyperlink w:history="1" r:id="rIdno4th4nxnoulrc8um4ivx">
+            <w:hyperlink w:history="1" r:id="rId647b4jx3c8ehfkkhczzq6">
               <w:r>
                 <w:rPr>
                   <w:rFonts w:ascii="Arial" w:cs="Arial" w:eastAsia="Arial" w:hAnsi="Arial"/>
@@ -4354,7 +4354,7 @@
             <w:pPr>
               <w:spacing w:after="20" w:before="0"/>
             </w:pPr>
-            <w:hyperlink w:history="1" r:id="rIdvketuhcx3wwe2t5xniypj">
+            <w:hyperlink w:history="1" r:id="rId16rwph-_zdopuyiza4f_c">
               <w:r>
                 <w:rPr>
                   <w:rFonts w:ascii="Arial" w:cs="Arial" w:eastAsia="Arial" w:hAnsi="Arial"/>
@@ -4403,7 +4403,7 @@
               <w:spacing w:after="10" w:before="0"/>
               <w:ind w:left="120"/>
             </w:pPr>
-            <w:hyperlink w:history="1" r:id="rIdfvenzyobp6tudkmp3vdmg">
+            <w:hyperlink w:history="1" r:id="rIdviavcyhwg4oi-k_3bhcl4">
               <w:r>
                 <w:rPr>
                   <w:rFonts w:ascii="Arial" w:cs="Arial" w:eastAsia="Arial" w:hAnsi="Arial"/>
@@ -4598,7 +4598,7 @@
             <w:pPr>
               <w:spacing w:after="20" w:before="0"/>
             </w:pPr>
-            <w:hyperlink w:history="1" r:id="rIdzp7kbgwlvuk5cd8zd0uek">
+            <w:hyperlink w:history="1" r:id="rId6owbnija6a0cil55pq_qh">
               <w:r>
                 <w:rPr>
                   <w:rFonts w:ascii="Arial" w:cs="Arial" w:eastAsia="Arial" w:hAnsi="Arial"/>
@@ -4647,7 +4647,7 @@
               <w:spacing w:after="10" w:before="0"/>
               <w:ind w:left="120"/>
             </w:pPr>
-            <w:hyperlink w:history="1" r:id="rId639dyg6kj1crvahviztf6">
+            <w:hyperlink w:history="1" r:id="rId_vaaznwiwmhvz_9zgvizd">
               <w:r>
                 <w:rPr>
                   <w:rFonts w:ascii="Arial" w:cs="Arial" w:eastAsia="Arial" w:hAnsi="Arial"/>
@@ -4692,7 +4692,7 @@
             <w:pPr>
               <w:spacing w:after="20" w:before="0"/>
             </w:pPr>
-            <w:hyperlink w:history="1" r:id="rIdeaca49mmnuah2jplp8p6i">
+            <w:hyperlink w:history="1" r:id="rIdjtucbne408ih5duwdzmmo">
               <w:r>
                 <w:rPr>
                   <w:rFonts w:ascii="Arial" w:cs="Arial" w:eastAsia="Arial" w:hAnsi="Arial"/>
@@ -4741,7 +4741,7 @@
               <w:spacing w:after="10" w:before="0"/>
               <w:ind w:left="120"/>
             </w:pPr>
-            <w:hyperlink w:history="1" r:id="rId-na7zoh1-pbdlmvvthcvg">
+            <w:hyperlink w:history="1" r:id="rId0vuxt7tekkrx6zgtgjjgl">
               <w:r>
                 <w:rPr>
                   <w:rFonts w:ascii="Arial" w:cs="Arial" w:eastAsia="Arial" w:hAnsi="Arial"/>
@@ -4936,7 +4936,7 @@
             <w:pPr>
               <w:spacing w:after="20" w:before="0"/>
             </w:pPr>
-            <w:hyperlink w:history="1" r:id="rIdhj6mhq5ni7aidmlso0h1y">
+            <w:hyperlink w:history="1" r:id="rIdwpnqi2ikqg7h01thbu-hw">
               <w:r>
                 <w:rPr>
                   <w:rFonts w:ascii="Arial" w:cs="Arial" w:eastAsia="Arial" w:hAnsi="Arial"/>
@@ -4985,7 +4985,7 @@
               <w:spacing w:after="10" w:before="0"/>
               <w:ind w:left="120"/>
             </w:pPr>
-            <w:hyperlink w:history="1" r:id="rId_2b_4y3otok9qufzrqolc">
+            <w:hyperlink w:history="1" r:id="rIdda94ssb6jmreebrpzw21i">
               <w:r>
                 <w:rPr>
                   <w:rFonts w:ascii="Arial" w:cs="Arial" w:eastAsia="Arial" w:hAnsi="Arial"/>
@@ -5030,7 +5030,7 @@
             <w:pPr>
               <w:spacing w:after="20" w:before="0"/>
             </w:pPr>
-            <w:hyperlink w:history="1" r:id="rIdohm-krblsgvqejygbsq0j">
+            <w:hyperlink w:history="1" r:id="rId3avqryor-9aok8kzghywa">
               <w:r>
                 <w:rPr>
                   <w:rFonts w:ascii="Arial" w:cs="Arial" w:eastAsia="Arial" w:hAnsi="Arial"/>
@@ -5079,7 +5079,7 @@
               <w:spacing w:after="10" w:before="0"/>
               <w:ind w:left="120"/>
             </w:pPr>
-            <w:hyperlink w:history="1" r:id="rIdq8vxllvipz_zxpiyvdl68">
+            <w:hyperlink w:history="1" r:id="rIdukamjwdnjco8qs3ultxwq">
               <w:r>
                 <w:rPr>
                   <w:rFonts w:ascii="Arial" w:cs="Arial" w:eastAsia="Arial" w:hAnsi="Arial"/>
@@ -5591,7 +5591,7 @@
         </w:rPr>
         <w:t xml:space="preserve">© 2026 SeaVuria and ARES. Aligned with KICD objectives. Developed by SeaVuria; technical implementation by ARES (with AI assistance from Claude). Licensed under </w:t>
       </w:r>
-      <w:hyperlink w:history="1" r:id="rIddvrzd4c4nuhsq00pxd9iz">
+      <w:hyperlink w:history="1" r:id="rIdjpj5gwpzd2by7prn17j_x">
         <w:r>
           <w:rPr>
             <w:rFonts w:ascii="Arial" w:cs="Arial" w:eastAsia="Arial" w:hAnsi="Arial"/>
@@ -5612,7 +5612,7 @@
         </w:rPr>
         <w:t xml:space="preserve"> (</w:t>
       </w:r>
-      <w:hyperlink w:history="1" r:id="rIdw7hcpypt_doyrjbohlfug">
+      <w:hyperlink w:history="1" r:id="rId-w_xtw8sf-tciepvgy7ux">
         <w:r>
           <w:rPr>
             <w:rFonts w:ascii="Arial" w:cs="Arial" w:eastAsia="Arial" w:hAnsi="Arial"/>
@@ -6625,7 +6625,7 @@
             <w:pPr>
               <w:spacing w:after="20" w:before="0"/>
             </w:pPr>
-            <w:hyperlink w:history="1" r:id="rIdvvaeosx-tgcsnoqxne1yn">
+            <w:hyperlink w:history="1" r:id="rIdmk56bi90ecq1luqgtdajx">
               <w:r>
                 <w:rPr>
                   <w:rFonts w:ascii="Arial" w:cs="Arial" w:eastAsia="Arial" w:hAnsi="Arial"/>
@@ -6658,7 +6658,7 @@
               <w:spacing w:after="10" w:before="0"/>
               <w:ind w:left="120"/>
             </w:pPr>
-            <w:hyperlink w:history="1" r:id="rIdkbppagkmwtakfhtahuc-j">
+            <w:hyperlink w:history="1" r:id="rIdpcildyk9rmoi4g9nwiwfz">
               <w:r>
                 <w:rPr>
                   <w:rFonts w:ascii="Arial" w:cs="Arial" w:eastAsia="Arial" w:hAnsi="Arial"/>
@@ -6703,7 +6703,7 @@
             <w:pPr>
               <w:spacing w:after="20" w:before="0"/>
             </w:pPr>
-            <w:hyperlink w:history="1" r:id="rIdtjh3fu39ej5s4j5xi28mq">
+            <w:hyperlink w:history="1" r:id="rId38zuddh4d550hi875yvcv">
               <w:r>
                 <w:rPr>
                   <w:rFonts w:ascii="Arial" w:cs="Arial" w:eastAsia="Arial" w:hAnsi="Arial"/>
@@ -6736,7 +6736,7 @@
               <w:spacing w:after="10" w:before="0"/>
               <w:ind w:left="120"/>
             </w:pPr>
-            <w:hyperlink w:history="1" r:id="rIdjm51mu2ieqiiznisgy2cs">
+            <w:hyperlink w:history="1" r:id="rIdcj1rlnjdkflbvzlnxlqah">
               <w:r>
                 <w:rPr>
                   <w:rFonts w:ascii="Arial" w:cs="Arial" w:eastAsia="Arial" w:hAnsi="Arial"/>
@@ -6931,7 +6931,7 @@
             <w:pPr>
               <w:spacing w:after="20" w:before="0"/>
             </w:pPr>
-            <w:hyperlink w:history="1" r:id="rId1gkstc02qgxtjawy6tyky">
+            <w:hyperlink w:history="1" r:id="rIdxm2hqqrmx_sz15n-lexfo">
               <w:r>
                 <w:rPr>
                   <w:rFonts w:ascii="Arial" w:cs="Arial" w:eastAsia="Arial" w:hAnsi="Arial"/>
@@ -6964,7 +6964,7 @@
               <w:spacing w:after="10" w:before="0"/>
               <w:ind w:left="120"/>
             </w:pPr>
-            <w:hyperlink w:history="1" r:id="rIdzylpqquw5jzr-7cpknjcc">
+            <w:hyperlink w:history="1" r:id="rId6fr3mcdwkm5gcyl3o2n6w">
               <w:r>
                 <w:rPr>
                   <w:rFonts w:ascii="Arial" w:cs="Arial" w:eastAsia="Arial" w:hAnsi="Arial"/>
@@ -7009,7 +7009,7 @@
             <w:pPr>
               <w:spacing w:after="20" w:before="0"/>
             </w:pPr>
-            <w:hyperlink w:history="1" r:id="rIdpcynzufq0myd7cfuor43f">
+            <w:hyperlink w:history="1" r:id="rIdysph3pd6j1ysngfp5yq3m">
               <w:r>
                 <w:rPr>
                   <w:rFonts w:ascii="Arial" w:cs="Arial" w:eastAsia="Arial" w:hAnsi="Arial"/>
@@ -7042,7 +7042,7 @@
               <w:spacing w:after="10" w:before="0"/>
               <w:ind w:left="120"/>
             </w:pPr>
-            <w:hyperlink w:history="1" r:id="rIdkblabczqkeeyee8uoky_j">
+            <w:hyperlink w:history="1" r:id="rId7s3fa4xmqmjtuguw3bxic">
               <w:r>
                 <w:rPr>
                   <w:rFonts w:ascii="Arial" w:cs="Arial" w:eastAsia="Arial" w:hAnsi="Arial"/>
@@ -7237,7 +7237,7 @@
             <w:pPr>
               <w:spacing w:after="20" w:before="0"/>
             </w:pPr>
-            <w:hyperlink w:history="1" r:id="rId34yz1sup3auvsdmrgfdvc">
+            <w:hyperlink w:history="1" r:id="rIda06oknasnmbvafg_5zu5s">
               <w:r>
                 <w:rPr>
                   <w:rFonts w:ascii="Arial" w:cs="Arial" w:eastAsia="Arial" w:hAnsi="Arial"/>
@@ -7286,7 +7286,7 @@
               <w:spacing w:after="10" w:before="0"/>
               <w:ind w:left="120"/>
             </w:pPr>
-            <w:hyperlink w:history="1" r:id="rIdpmepwbcesbmz19b3x84ep">
+            <w:hyperlink w:history="1" r:id="rId5jdb2uum9jk_v3zqki7c3">
               <w:r>
                 <w:rPr>
                   <w:rFonts w:ascii="Arial" w:cs="Arial" w:eastAsia="Arial" w:hAnsi="Arial"/>
@@ -7331,7 +7331,7 @@
             <w:pPr>
               <w:spacing w:after="20" w:before="0"/>
             </w:pPr>
-            <w:hyperlink w:history="1" r:id="rId-pg-tzmqhkzmdwn8o9ho_">
+            <w:hyperlink w:history="1" r:id="rIdvjvoqa1rqjooqlj7v5i8r">
               <w:r>
                 <w:rPr>
                   <w:rFonts w:ascii="Arial" w:cs="Arial" w:eastAsia="Arial" w:hAnsi="Arial"/>
@@ -7364,7 +7364,7 @@
               <w:spacing w:after="10" w:before="0"/>
               <w:ind w:left="120"/>
             </w:pPr>
-            <w:hyperlink w:history="1" r:id="rIdt1ycn_pmvwpfedrcqtirr">
+            <w:hyperlink w:history="1" r:id="rIdzeof59r3jliul489spf9b">
               <w:r>
                 <w:rPr>
                   <w:rFonts w:ascii="Arial" w:cs="Arial" w:eastAsia="Arial" w:hAnsi="Arial"/>
@@ -7559,7 +7559,7 @@
             <w:pPr>
               <w:spacing w:after="20" w:before="0"/>
             </w:pPr>
-            <w:hyperlink w:history="1" r:id="rIdrmxtn-jywbaifcco6kx98">
+            <w:hyperlink w:history="1" r:id="rIdawwoms9fxonwiunuh-bfi">
               <w:r>
                 <w:rPr>
                   <w:rFonts w:ascii="Arial" w:cs="Arial" w:eastAsia="Arial" w:hAnsi="Arial"/>
@@ -7608,7 +7608,7 @@
               <w:spacing w:after="10" w:before="0"/>
               <w:ind w:left="120"/>
             </w:pPr>
-            <w:hyperlink w:history="1" r:id="rIdmrl2kj4q8gzhjxua_4qxj">
+            <w:hyperlink w:history="1" r:id="rIdw4phrgcrswsyfv5sgziwc">
               <w:r>
                 <w:rPr>
                   <w:rFonts w:ascii="Arial" w:cs="Arial" w:eastAsia="Arial" w:hAnsi="Arial"/>
@@ -7653,7 +7653,7 @@
             <w:pPr>
               <w:spacing w:after="20" w:before="0"/>
             </w:pPr>
-            <w:hyperlink w:history="1" r:id="rIdm5zjrkqe5p-h3azwtyahz">
+            <w:hyperlink w:history="1" r:id="rIdjvfblzrkhrvgshwnd4odu">
               <w:r>
                 <w:rPr>
                   <w:rFonts w:ascii="Arial" w:cs="Arial" w:eastAsia="Arial" w:hAnsi="Arial"/>
@@ -7686,7 +7686,7 @@
               <w:spacing w:after="10" w:before="0"/>
               <w:ind w:left="120"/>
             </w:pPr>
-            <w:hyperlink w:history="1" r:id="rId3txkymwtfc2fi0miuxnsw">
+            <w:hyperlink w:history="1" r:id="rIdepiwv4ddfvcyaz2alwrc9">
               <w:r>
                 <w:rPr>
                   <w:rFonts w:ascii="Arial" w:cs="Arial" w:eastAsia="Arial" w:hAnsi="Arial"/>
@@ -7881,7 +7881,7 @@
             <w:pPr>
               <w:spacing w:after="20" w:before="0"/>
             </w:pPr>
-            <w:hyperlink w:history="1" r:id="rIdpctaoitpymrw-invs75df">
+            <w:hyperlink w:history="1" r:id="rId80dtebvwjaolmkrrxripq">
               <w:r>
                 <w:rPr>
                   <w:rFonts w:ascii="Arial" w:cs="Arial" w:eastAsia="Arial" w:hAnsi="Arial"/>
@@ -7930,7 +7930,7 @@
               <w:spacing w:after="10" w:before="0"/>
               <w:ind w:left="120"/>
             </w:pPr>
-            <w:hyperlink w:history="1" r:id="rIdpndjf0rsky-0qj3b-9gb-">
+            <w:hyperlink w:history="1" r:id="rId6z_yu2hydlxbr6t8ni-zl">
               <w:r>
                 <w:rPr>
                   <w:rFonts w:ascii="Arial" w:cs="Arial" w:eastAsia="Arial" w:hAnsi="Arial"/>
@@ -7975,7 +7975,7 @@
             <w:pPr>
               <w:spacing w:after="20" w:before="0"/>
             </w:pPr>
-            <w:hyperlink w:history="1" r:id="rId5f0yilnv5rs7dqrs6imbf">
+            <w:hyperlink w:history="1" r:id="rIdgxwsgwty47k2ejy8zlmac">
               <w:r>
                 <w:rPr>
                   <w:rFonts w:ascii="Arial" w:cs="Arial" w:eastAsia="Arial" w:hAnsi="Arial"/>
@@ -8008,7 +8008,7 @@
               <w:spacing w:after="10" w:before="0"/>
               <w:ind w:left="120"/>
             </w:pPr>
-            <w:hyperlink w:history="1" r:id="rId6e72goe9nradqadj8uimm">
+            <w:hyperlink w:history="1" r:id="rIdxfeqqmr07tubsbeaqsfhr">
               <w:r>
                 <w:rPr>
                   <w:rFonts w:ascii="Arial" w:cs="Arial" w:eastAsia="Arial" w:hAnsi="Arial"/>
@@ -8520,7 +8520,7 @@
         </w:rPr>
         <w:t xml:space="preserve">© 2026 SeaVuria and ARES. Aligned with KICD objectives. Developed by SeaVuria; technical implementation by ARES (with AI assistance from Claude). Licensed under </w:t>
       </w:r>
-      <w:hyperlink w:history="1" r:id="rIdptdujoccyo0s07nwn5qhh">
+      <w:hyperlink w:history="1" r:id="rIdufidnm9cyy30cdmlh5mul">
         <w:r>
           <w:rPr>
             <w:rFonts w:ascii="Arial" w:cs="Arial" w:eastAsia="Arial" w:hAnsi="Arial"/>
@@ -8541,7 +8541,7 @@
         </w:rPr>
         <w:t xml:space="preserve"> (</w:t>
       </w:r>
-      <w:hyperlink w:history="1" r:id="rIdanp3_n8rqfhg2ath0rson">
+      <w:hyperlink w:history="1" r:id="rIdre8q15dvwidyir5vypkv-">
         <w:r>
           <w:rPr>
             <w:rFonts w:ascii="Arial" w:cs="Arial" w:eastAsia="Arial" w:hAnsi="Arial"/>
@@ -9554,7 +9554,7 @@
             <w:pPr>
               <w:spacing w:after="20" w:before="0"/>
             </w:pPr>
-            <w:hyperlink w:history="1" r:id="rIdj5yeybv_gnksa50y35kag">
+            <w:hyperlink w:history="1" r:id="rIdwjbhzig_phcmdy5nawrqp">
               <w:r>
                 <w:rPr>
                   <w:rFonts w:ascii="Arial" w:cs="Arial" w:eastAsia="Arial" w:hAnsi="Arial"/>
@@ -9587,7 +9587,7 @@
               <w:spacing w:after="10" w:before="0"/>
               <w:ind w:left="120"/>
             </w:pPr>
-            <w:hyperlink w:history="1" r:id="rIdvnagw6hsrsslcucogy34a">
+            <w:hyperlink w:history="1" r:id="rId6f5t1xqb4jugl4lmzoa6f">
               <w:r>
                 <w:rPr>
                   <w:rFonts w:ascii="Arial" w:cs="Arial" w:eastAsia="Arial" w:hAnsi="Arial"/>
@@ -9632,7 +9632,7 @@
             <w:pPr>
               <w:spacing w:after="20" w:before="0"/>
             </w:pPr>
-            <w:hyperlink w:history="1" r:id="rId6e6fork8g1sm4rullltwe">
+            <w:hyperlink w:history="1" r:id="rIdjhvppw_-sf0r5pkig9mtx">
               <w:r>
                 <w:rPr>
                   <w:rFonts w:ascii="Arial" w:cs="Arial" w:eastAsia="Arial" w:hAnsi="Arial"/>
@@ -9665,7 +9665,7 @@
               <w:spacing w:after="10" w:before="0"/>
               <w:ind w:left="120"/>
             </w:pPr>
-            <w:hyperlink w:history="1" r:id="rIdbi9mwppqndmr5gmx6s1j-">
+            <w:hyperlink w:history="1" r:id="rIdv2h5yb7wmfvor5nv5eplg">
               <w:r>
                 <w:rPr>
                   <w:rFonts w:ascii="Arial" w:cs="Arial" w:eastAsia="Arial" w:hAnsi="Arial"/>
@@ -9860,7 +9860,7 @@
             <w:pPr>
               <w:spacing w:after="20" w:before="0"/>
             </w:pPr>
-            <w:hyperlink w:history="1" r:id="rIdu1as-xyzompguzmk7ky2t">
+            <w:hyperlink w:history="1" r:id="rId3fnjrqxmvbdtnhbif8esk">
               <w:r>
                 <w:rPr>
                   <w:rFonts w:ascii="Arial" w:cs="Arial" w:eastAsia="Arial" w:hAnsi="Arial"/>
@@ -9893,7 +9893,7 @@
               <w:spacing w:after="10" w:before="0"/>
               <w:ind w:left="120"/>
             </w:pPr>
-            <w:hyperlink w:history="1" r:id="rId6wmsdkycejr7tg0rstsra">
+            <w:hyperlink w:history="1" r:id="rIdvzf3xn0lhiz2uwyc7dsdn">
               <w:r>
                 <w:rPr>
                   <w:rFonts w:ascii="Arial" w:cs="Arial" w:eastAsia="Arial" w:hAnsi="Arial"/>
@@ -9938,7 +9938,7 @@
             <w:pPr>
               <w:spacing w:after="20" w:before="0"/>
             </w:pPr>
-            <w:hyperlink w:history="1" r:id="rIdq5zdejizcw7bdkyulfh41">
+            <w:hyperlink w:history="1" r:id="rIdytjwuaumxl-6isfiiz_lp">
               <w:r>
                 <w:rPr>
                   <w:rFonts w:ascii="Arial" w:cs="Arial" w:eastAsia="Arial" w:hAnsi="Arial"/>
@@ -9971,7 +9971,7 @@
               <w:spacing w:after="10" w:before="0"/>
               <w:ind w:left="120"/>
             </w:pPr>
-            <w:hyperlink w:history="1" r:id="rIdmk9iraakctwardrlosspj">
+            <w:hyperlink w:history="1" r:id="rIdma9ori4lforlwlesh4tya">
               <w:r>
                 <w:rPr>
                   <w:rFonts w:ascii="Arial" w:cs="Arial" w:eastAsia="Arial" w:hAnsi="Arial"/>
@@ -10166,7 +10166,7 @@
             <w:pPr>
               <w:spacing w:after="20" w:before="0"/>
             </w:pPr>
-            <w:hyperlink w:history="1" r:id="rIdv1g8-5vtnlddtkxrkdauk">
+            <w:hyperlink w:history="1" r:id="rId-vbmjijpg-nxkljhjwwqc">
               <w:r>
                 <w:rPr>
                   <w:rFonts w:ascii="Arial" w:cs="Arial" w:eastAsia="Arial" w:hAnsi="Arial"/>
@@ -10215,7 +10215,7 @@
               <w:spacing w:after="10" w:before="0"/>
               <w:ind w:left="120"/>
             </w:pPr>
-            <w:hyperlink w:history="1" r:id="rIdnjfhsz--clio6xj000rr_">
+            <w:hyperlink w:history="1" r:id="rIdqut91aj7h3bziyps1lxnz">
               <w:r>
                 <w:rPr>
                   <w:rFonts w:ascii="Arial" w:cs="Arial" w:eastAsia="Arial" w:hAnsi="Arial"/>
@@ -10260,7 +10260,7 @@
             <w:pPr>
               <w:spacing w:after="20" w:before="0"/>
             </w:pPr>
-            <w:hyperlink w:history="1" r:id="rIdxup3d565knv0766dbnwx4">
+            <w:hyperlink w:history="1" r:id="rIdt9arcs4uq4yuc6ayibt3y">
               <w:r>
                 <w:rPr>
                   <w:rFonts w:ascii="Arial" w:cs="Arial" w:eastAsia="Arial" w:hAnsi="Arial"/>
@@ -10293,7 +10293,7 @@
               <w:spacing w:after="10" w:before="0"/>
               <w:ind w:left="120"/>
             </w:pPr>
-            <w:hyperlink w:history="1" r:id="rIduydhh3y_-qgrsaznjokdo">
+            <w:hyperlink w:history="1" r:id="rIddlbhrbf8w-opo3h6ppmzi">
               <w:r>
                 <w:rPr>
                   <w:rFonts w:ascii="Arial" w:cs="Arial" w:eastAsia="Arial" w:hAnsi="Arial"/>
@@ -10488,7 +10488,7 @@
             <w:pPr>
               <w:spacing w:after="20" w:before="0"/>
             </w:pPr>
-            <w:hyperlink w:history="1" r:id="rIda8grz932an76kbbf-_v-a">
+            <w:hyperlink w:history="1" r:id="rIdo8mpv48g0hhyoleuzkixx">
               <w:r>
                 <w:rPr>
                   <w:rFonts w:ascii="Arial" w:cs="Arial" w:eastAsia="Arial" w:hAnsi="Arial"/>
@@ -10537,7 +10537,7 @@
               <w:spacing w:after="10" w:before="0"/>
               <w:ind w:left="120"/>
             </w:pPr>
-            <w:hyperlink w:history="1" r:id="rIdezu5mbfipxmrkqvjlwxuz">
+            <w:hyperlink w:history="1" r:id="rId0vsb2pp4stt5ds4hxa3p5">
               <w:r>
                 <w:rPr>
                   <w:rFonts w:ascii="Arial" w:cs="Arial" w:eastAsia="Arial" w:hAnsi="Arial"/>
@@ -10582,7 +10582,7 @@
             <w:pPr>
               <w:spacing w:after="20" w:before="0"/>
             </w:pPr>
-            <w:hyperlink w:history="1" r:id="rIdnjazdmrnxknqruditafkb">
+            <w:hyperlink w:history="1" r:id="rIdyxcpbiksb6mrbypdiojbo">
               <w:r>
                 <w:rPr>
                   <w:rFonts w:ascii="Arial" w:cs="Arial" w:eastAsia="Arial" w:hAnsi="Arial"/>
@@ -10615,7 +10615,7 @@
               <w:spacing w:after="10" w:before="0"/>
               <w:ind w:left="120"/>
             </w:pPr>
-            <w:hyperlink w:history="1" r:id="rIdz8ie9wtnt4ylcag4zx43b">
+            <w:hyperlink w:history="1" r:id="rIdezn7mfnfrlzgl362wu5mc">
               <w:r>
                 <w:rPr>
                   <w:rFonts w:ascii="Arial" w:cs="Arial" w:eastAsia="Arial" w:hAnsi="Arial"/>
@@ -10810,7 +10810,7 @@
             <w:pPr>
               <w:spacing w:after="20" w:before="0"/>
             </w:pPr>
-            <w:hyperlink w:history="1" r:id="rIdchivgkbm_r5tsm0nmfnq8">
+            <w:hyperlink w:history="1" r:id="rIdklnlwfcpo9d1eqwjdnlf7">
               <w:r>
                 <w:rPr>
                   <w:rFonts w:ascii="Arial" w:cs="Arial" w:eastAsia="Arial" w:hAnsi="Arial"/>
@@ -10859,7 +10859,7 @@
               <w:spacing w:after="10" w:before="0"/>
               <w:ind w:left="120"/>
             </w:pPr>
-            <w:hyperlink w:history="1" r:id="rIdof-f1td33ydcqgil1e7ep">
+            <w:hyperlink w:history="1" r:id="rIdae4wq_sxwuadctxuitwxl">
               <w:r>
                 <w:rPr>
                   <w:rFonts w:ascii="Arial" w:cs="Arial" w:eastAsia="Arial" w:hAnsi="Arial"/>
@@ -10904,7 +10904,7 @@
             <w:pPr>
               <w:spacing w:after="20" w:before="0"/>
             </w:pPr>
-            <w:hyperlink w:history="1" r:id="rIdryqpak0reaovu8yci4g-e">
+            <w:hyperlink w:history="1" r:id="rId7ek76kyfmoe9fay3njoeu">
               <w:r>
                 <w:rPr>
                   <w:rFonts w:ascii="Arial" w:cs="Arial" w:eastAsia="Arial" w:hAnsi="Arial"/>
@@ -10937,7 +10937,7 @@
               <w:spacing w:after="10" w:before="0"/>
               <w:ind w:left="120"/>
             </w:pPr>
-            <w:hyperlink w:history="1" r:id="rId5flxld-mfw1si1hnd5vsk">
+            <w:hyperlink w:history="1" r:id="rIdgobngcnl6wuel7pycf-zk">
               <w:r>
                 <w:rPr>
                   <w:rFonts w:ascii="Arial" w:cs="Arial" w:eastAsia="Arial" w:hAnsi="Arial"/>
@@ -11449,7 +11449,7 @@
         </w:rPr>
         <w:t xml:space="preserve">© 2026 SeaVuria and ARES. Aligned with KICD objectives. Developed by SeaVuria; technical implementation by ARES (with AI assistance from Claude). Licensed under </w:t>
       </w:r>
-      <w:hyperlink w:history="1" r:id="rId4qmqszs2-w2ueauha6i-k">
+      <w:hyperlink w:history="1" r:id="rIdhwcakvosai8uwsf-dh1me">
         <w:r>
           <w:rPr>
             <w:rFonts w:ascii="Arial" w:cs="Arial" w:eastAsia="Arial" w:hAnsi="Arial"/>
@@ -11470,7 +11470,7 @@
         </w:rPr>
         <w:t xml:space="preserve"> (</w:t>
       </w:r>
-      <w:hyperlink w:history="1" r:id="rIdxm-xpy51zthouhigyrzdx">
+      <w:hyperlink w:history="1" r:id="rIdmrh_upnbzuqmemq4ifi-q">
         <w:r>
           <w:rPr>
             <w:rFonts w:ascii="Arial" w:cs="Arial" w:eastAsia="Arial" w:hAnsi="Arial"/>
@@ -12483,7 +12483,7 @@
             <w:pPr>
               <w:spacing w:after="20" w:before="0"/>
             </w:pPr>
-            <w:hyperlink w:history="1" r:id="rIdojllidgxwnpabijxeqmhm">
+            <w:hyperlink w:history="1" r:id="rIdermg5wfxkvqgh3timboyg">
               <w:r>
                 <w:rPr>
                   <w:rFonts w:ascii="Arial" w:cs="Arial" w:eastAsia="Arial" w:hAnsi="Arial"/>
@@ -12516,7 +12516,7 @@
               <w:spacing w:after="10" w:before="0"/>
               <w:ind w:left="120"/>
             </w:pPr>
-            <w:hyperlink w:history="1" r:id="rIdj44752l9hsh0z0p82pko4">
+            <w:hyperlink w:history="1" r:id="rIdgaylbctf0vtlnzp2ir1yb">
               <w:r>
                 <w:rPr>
                   <w:rFonts w:ascii="Arial" w:cs="Arial" w:eastAsia="Arial" w:hAnsi="Arial"/>
@@ -12561,7 +12561,7 @@
             <w:pPr>
               <w:spacing w:after="20" w:before="0"/>
             </w:pPr>
-            <w:hyperlink w:history="1" r:id="rIdnhj9dibdigrv_x1uonxqb">
+            <w:hyperlink w:history="1" r:id="rIdy2lfzxnyjk4leqltgsaoe">
               <w:r>
                 <w:rPr>
                   <w:rFonts w:ascii="Arial" w:cs="Arial" w:eastAsia="Arial" w:hAnsi="Arial"/>
@@ -12594,7 +12594,7 @@
               <w:spacing w:after="10" w:before="0"/>
               <w:ind w:left="120"/>
             </w:pPr>
-            <w:hyperlink w:history="1" r:id="rIdz4j2gigfj5p3_xmrgaqrv">
+            <w:hyperlink w:history="1" r:id="rIdoc-9qlveg_buodafc_cwb">
               <w:r>
                 <w:rPr>
                   <w:rFonts w:ascii="Arial" w:cs="Arial" w:eastAsia="Arial" w:hAnsi="Arial"/>
@@ -12789,7 +12789,7 @@
             <w:pPr>
               <w:spacing w:after="20" w:before="0"/>
             </w:pPr>
-            <w:hyperlink w:history="1" r:id="rId982uj43xrwoeairkth8up">
+            <w:hyperlink w:history="1" r:id="rIdy5ko-45dsnwqtkxpg7vup">
               <w:r>
                 <w:rPr>
                   <w:rFonts w:ascii="Arial" w:cs="Arial" w:eastAsia="Arial" w:hAnsi="Arial"/>
@@ -12822,7 +12822,7 @@
               <w:spacing w:after="10" w:before="0"/>
               <w:ind w:left="120"/>
             </w:pPr>
-            <w:hyperlink w:history="1" r:id="rIdbcqjea121dtnqr3rn3du-">
+            <w:hyperlink w:history="1" r:id="rIdwyvtlwl0wrzx-thhreoip">
               <w:r>
                 <w:rPr>
                   <w:rFonts w:ascii="Arial" w:cs="Arial" w:eastAsia="Arial" w:hAnsi="Arial"/>
@@ -12867,7 +12867,7 @@
             <w:pPr>
               <w:spacing w:after="20" w:before="0"/>
             </w:pPr>
-            <w:hyperlink w:history="1" r:id="rId0grt6nzvegiat9f4h0jlu">
+            <w:hyperlink w:history="1" r:id="rIdtivi7higi9f6l7o-dkw3i">
               <w:r>
                 <w:rPr>
                   <w:rFonts w:ascii="Arial" w:cs="Arial" w:eastAsia="Arial" w:hAnsi="Arial"/>
@@ -12900,7 +12900,7 @@
               <w:spacing w:after="10" w:before="0"/>
               <w:ind w:left="120"/>
             </w:pPr>
-            <w:hyperlink w:history="1" r:id="rIdmr6anyjhpajmm9j8lkzkv">
+            <w:hyperlink w:history="1" r:id="rIdkjab6nchci3btcc2iwqgh">
               <w:r>
                 <w:rPr>
                   <w:rFonts w:ascii="Arial" w:cs="Arial" w:eastAsia="Arial" w:hAnsi="Arial"/>
@@ -13095,7 +13095,7 @@
             <w:pPr>
               <w:spacing w:after="20" w:before="0"/>
             </w:pPr>
-            <w:hyperlink w:history="1" r:id="rIdwcyohxwo2yiafxhaipclj">
+            <w:hyperlink w:history="1" r:id="rIdde-ebezewhvui9dkl_nsd">
               <w:r>
                 <w:rPr>
                   <w:rFonts w:ascii="Arial" w:cs="Arial" w:eastAsia="Arial" w:hAnsi="Arial"/>
@@ -13128,7 +13128,7 @@
               <w:spacing w:after="10" w:before="0"/>
               <w:ind w:left="120"/>
             </w:pPr>
-            <w:hyperlink w:history="1" r:id="rIdbg4dgp4bceamnsn5powx9">
+            <w:hyperlink w:history="1" r:id="rIdsd1e5akkeizgzqnpimfqq">
               <w:r>
                 <w:rPr>
                   <w:rFonts w:ascii="Arial" w:cs="Arial" w:eastAsia="Arial" w:hAnsi="Arial"/>
@@ -13173,7 +13173,7 @@
             <w:pPr>
               <w:spacing w:after="20" w:before="0"/>
             </w:pPr>
-            <w:hyperlink w:history="1" r:id="rIdj_fwajfauibbkysgeh0tf">
+            <w:hyperlink w:history="1" r:id="rIdtj6nmgp2h9rhrvtwlc1jr">
               <w:r>
                 <w:rPr>
                   <w:rFonts w:ascii="Arial" w:cs="Arial" w:eastAsia="Arial" w:hAnsi="Arial"/>
@@ -13206,7 +13206,7 @@
               <w:spacing w:after="10" w:before="0"/>
               <w:ind w:left="120"/>
             </w:pPr>
-            <w:hyperlink w:history="1" r:id="rIduhbq2gooensdvjx-x5vq8">
+            <w:hyperlink w:history="1" r:id="rIds7nyopcw4cvxtm_bzjh0k">
               <w:r>
                 <w:rPr>
                   <w:rFonts w:ascii="Arial" w:cs="Arial" w:eastAsia="Arial" w:hAnsi="Arial"/>
@@ -13790,7 +13790,7 @@
             <w:pPr>
               <w:spacing w:after="20" w:before="0"/>
             </w:pPr>
-            <w:hyperlink w:history="1" r:id="rIdanj0sdzzk6o34pqlbmmhc">
+            <w:hyperlink w:history="1" r:id="rIdit7env6n5lv2a9pshxu02">
               <w:r>
                 <w:rPr>
                   <w:rFonts w:ascii="Arial" w:cs="Arial" w:eastAsia="Arial" w:hAnsi="Arial"/>
@@ -13823,7 +13823,7 @@
               <w:spacing w:after="10" w:before="0"/>
               <w:ind w:left="120"/>
             </w:pPr>
-            <w:hyperlink w:history="1" r:id="rIdwcyavbxxvpbv8kd45nrmm">
+            <w:hyperlink w:history="1" r:id="rIdygup8dckabb2fisx30mew">
               <w:r>
                 <w:rPr>
                   <w:rFonts w:ascii="Arial" w:cs="Arial" w:eastAsia="Arial" w:hAnsi="Arial"/>
@@ -13868,7 +13868,7 @@
             <w:pPr>
               <w:spacing w:after="20" w:before="0"/>
             </w:pPr>
-            <w:hyperlink w:history="1" r:id="rIdyzrjtqmxtxqocue-94ojf">
+            <w:hyperlink w:history="1" r:id="rId_di0s9epurldm3isfvomd">
               <w:r>
                 <w:rPr>
                   <w:rFonts w:ascii="Arial" w:cs="Arial" w:eastAsia="Arial" w:hAnsi="Arial"/>
@@ -13901,7 +13901,7 @@
               <w:spacing w:after="10" w:before="0"/>
               <w:ind w:left="120"/>
             </w:pPr>
-            <w:hyperlink w:history="1" r:id="rIdxwgvcwkmtapnmtmnsfnvz">
+            <w:hyperlink w:history="1" r:id="rIdlkiwx5v0tpp4uascmmqle">
               <w:r>
                 <w:rPr>
                   <w:rFonts w:ascii="Arial" w:cs="Arial" w:eastAsia="Arial" w:hAnsi="Arial"/>
@@ -14096,7 +14096,7 @@
             <w:pPr>
               <w:spacing w:after="20" w:before="0"/>
             </w:pPr>
-            <w:hyperlink w:history="1" r:id="rIdh_nynmco-1ccvz-ngszdj">
+            <w:hyperlink w:history="1" r:id="rIdon0b1lxg75nozfzcfbkum">
               <w:r>
                 <w:rPr>
                   <w:rFonts w:ascii="Arial" w:cs="Arial" w:eastAsia="Arial" w:hAnsi="Arial"/>
@@ -14129,7 +14129,7 @@
               <w:spacing w:after="10" w:before="0"/>
               <w:ind w:left="120"/>
             </w:pPr>
-            <w:hyperlink w:history="1" r:id="rIdxz8z-g4zldqdu-f5ayh2i">
+            <w:hyperlink w:history="1" r:id="rIdhbl-tfb4x4qvwiicnibxq">
               <w:r>
                 <w:rPr>
                   <w:rFonts w:ascii="Arial" w:cs="Arial" w:eastAsia="Arial" w:hAnsi="Arial"/>
@@ -14174,7 +14174,7 @@
             <w:pPr>
               <w:spacing w:after="20" w:before="0"/>
             </w:pPr>
-            <w:hyperlink w:history="1" r:id="rIdlec93qiltdqwaz3kvipcf">
+            <w:hyperlink w:history="1" r:id="rIdpsldz7s14n4mhhcnnyt93">
               <w:r>
                 <w:rPr>
                   <w:rFonts w:ascii="Arial" w:cs="Arial" w:eastAsia="Arial" w:hAnsi="Arial"/>
@@ -14207,7 +14207,7 @@
               <w:spacing w:after="10" w:before="0"/>
               <w:ind w:left="120"/>
             </w:pPr>
-            <w:hyperlink w:history="1" r:id="rIdmeklpattc_tlzb4wteerc">
+            <w:hyperlink w:history="1" r:id="rIdtasushm7rb-qpgq4tbrfy">
               <w:r>
                 <w:rPr>
                   <w:rFonts w:ascii="Arial" w:cs="Arial" w:eastAsia="Arial" w:hAnsi="Arial"/>
@@ -14719,7 +14719,7 @@
         </w:rPr>
         <w:t xml:space="preserve">© 2026 SeaVuria and ARES. Aligned with KICD objectives. Developed by SeaVuria; technical implementation by ARES (with AI assistance from Claude). Licensed under </w:t>
       </w:r>
-      <w:hyperlink w:history="1" r:id="rIdva6bmlkl95p8dxujawzog">
+      <w:hyperlink w:history="1" r:id="rIdoekjn5jgtwgr-zwwqyyty">
         <w:r>
           <w:rPr>
             <w:rFonts w:ascii="Arial" w:cs="Arial" w:eastAsia="Arial" w:hAnsi="Arial"/>
@@ -14740,7 +14740,7 @@
         </w:rPr>
         <w:t xml:space="preserve"> (</w:t>
       </w:r>
-      <w:hyperlink w:history="1" r:id="rIdnsnujzj4y_hrq_nhdi_sd">
+      <w:hyperlink w:history="1" r:id="rIdbtq-nkw1vkdu3nxlvbren">
         <w:r>
           <w:rPr>
             <w:rFonts w:ascii="Arial" w:cs="Arial" w:eastAsia="Arial" w:hAnsi="Arial"/>
@@ -15753,7 +15753,7 @@
             <w:pPr>
               <w:spacing w:after="20" w:before="0"/>
             </w:pPr>
-            <w:hyperlink w:history="1" r:id="rIde64lrnirahbu_elxxston">
+            <w:hyperlink w:history="1" r:id="rIdzf-4cvp2-qzsblcv7ah4t">
               <w:r>
                 <w:rPr>
                   <w:rFonts w:ascii="Arial" w:cs="Arial" w:eastAsia="Arial" w:hAnsi="Arial"/>
@@ -15786,7 +15786,7 @@
               <w:spacing w:after="10" w:before="0"/>
               <w:ind w:left="120"/>
             </w:pPr>
-            <w:hyperlink w:history="1" r:id="rIde87vpathgrep3dnlape9s">
+            <w:hyperlink w:history="1" r:id="rIdmsenaw8kqixtijbijv8n0">
               <w:r>
                 <w:rPr>
                   <w:rFonts w:ascii="Arial" w:cs="Arial" w:eastAsia="Arial" w:hAnsi="Arial"/>
@@ -15831,7 +15831,7 @@
             <w:pPr>
               <w:spacing w:after="20" w:before="0"/>
             </w:pPr>
-            <w:hyperlink w:history="1" r:id="rId-ywgcj5qx0o3pitxdxqr4">
+            <w:hyperlink w:history="1" r:id="rId2uku6k6sf_tax6fz9t-yr">
               <w:r>
                 <w:rPr>
                   <w:rFonts w:ascii="Arial" w:cs="Arial" w:eastAsia="Arial" w:hAnsi="Arial"/>
@@ -15864,7 +15864,7 @@
               <w:spacing w:after="10" w:before="0"/>
               <w:ind w:left="120"/>
             </w:pPr>
-            <w:hyperlink w:history="1" r:id="rIdrx0bes15en0xclmglop_f">
+            <w:hyperlink w:history="1" r:id="rIdv_1w0kcrhde2zr8swdixe">
               <w:r>
                 <w:rPr>
                   <w:rFonts w:ascii="Arial" w:cs="Arial" w:eastAsia="Arial" w:hAnsi="Arial"/>
@@ -16059,7 +16059,7 @@
             <w:pPr>
               <w:spacing w:after="20" w:before="0"/>
             </w:pPr>
-            <w:hyperlink w:history="1" r:id="rIdtrkhx_lnnf_jme47i4_lb">
+            <w:hyperlink w:history="1" r:id="rIdvjce1pqviyt5mulwew6mq">
               <w:r>
                 <w:rPr>
                   <w:rFonts w:ascii="Arial" w:cs="Arial" w:eastAsia="Arial" w:hAnsi="Arial"/>
@@ -16092,7 +16092,7 @@
               <w:spacing w:after="10" w:before="0"/>
               <w:ind w:left="120"/>
             </w:pPr>
-            <w:hyperlink w:history="1" r:id="rIdyknisz73jix2cy9c2ju2v">
+            <w:hyperlink w:history="1" r:id="rIdv2owytwl8sxaevja31dml">
               <w:r>
                 <w:rPr>
                   <w:rFonts w:ascii="Arial" w:cs="Arial" w:eastAsia="Arial" w:hAnsi="Arial"/>
@@ -16137,7 +16137,7 @@
             <w:pPr>
               <w:spacing w:after="20" w:before="0"/>
             </w:pPr>
-            <w:hyperlink w:history="1" r:id="rIduijx8cwvz20nlbc8vivfr">
+            <w:hyperlink w:history="1" r:id="rIdq2hy1eltdhrri1tqsugqn">
               <w:r>
                 <w:rPr>
                   <w:rFonts w:ascii="Arial" w:cs="Arial" w:eastAsia="Arial" w:hAnsi="Arial"/>
@@ -16170,7 +16170,7 @@
               <w:spacing w:after="10" w:before="0"/>
               <w:ind w:left="120"/>
             </w:pPr>
-            <w:hyperlink w:history="1" r:id="rIdafh4adha55_ro7z_sfhfv">
+            <w:hyperlink w:history="1" r:id="rIdapblq_br74gjq5md-2-ct">
               <w:r>
                 <w:rPr>
                   <w:rFonts w:ascii="Arial" w:cs="Arial" w:eastAsia="Arial" w:hAnsi="Arial"/>
@@ -16365,7 +16365,7 @@
             <w:pPr>
               <w:spacing w:after="20" w:before="0"/>
             </w:pPr>
-            <w:hyperlink w:history="1" r:id="rId2qex9kscz-frh-d1iauor">
+            <w:hyperlink w:history="1" r:id="rIdx7d3sb41z1_xy5kwahha6">
               <w:r>
                 <w:rPr>
                   <w:rFonts w:ascii="Arial" w:cs="Arial" w:eastAsia="Arial" w:hAnsi="Arial"/>
@@ -16398,7 +16398,7 @@
               <w:spacing w:after="10" w:before="0"/>
               <w:ind w:left="120"/>
             </w:pPr>
-            <w:hyperlink w:history="1" r:id="rIdk-czm_fd7nban2vr6vblq">
+            <w:hyperlink w:history="1" r:id="rIdshjh52h19d9rkpkdhmluz">
               <w:r>
                 <w:rPr>
                   <w:rFonts w:ascii="Arial" w:cs="Arial" w:eastAsia="Arial" w:hAnsi="Arial"/>
@@ -16443,7 +16443,7 @@
             <w:pPr>
               <w:spacing w:after="20" w:before="0"/>
             </w:pPr>
-            <w:hyperlink w:history="1" r:id="rId3u_0wylrmvdj_ak2wu6n0">
+            <w:hyperlink w:history="1" r:id="rIdbpc3nsedqxn91ohawim6f">
               <w:r>
                 <w:rPr>
                   <w:rFonts w:ascii="Arial" w:cs="Arial" w:eastAsia="Arial" w:hAnsi="Arial"/>
@@ -16492,7 +16492,7 @@
               <w:spacing w:after="10" w:before="0"/>
               <w:ind w:left="120"/>
             </w:pPr>
-            <w:hyperlink w:history="1" r:id="rId8bdksntx5iozwkzka4k8v">
+            <w:hyperlink w:history="1" r:id="rIdzy6yl_bbu4l--hum1nufj">
               <w:r>
                 <w:rPr>
                   <w:rFonts w:ascii="Arial" w:cs="Arial" w:eastAsia="Arial" w:hAnsi="Arial"/>
@@ -16687,7 +16687,7 @@
             <w:pPr>
               <w:spacing w:after="20" w:before="0"/>
             </w:pPr>
-            <w:hyperlink w:history="1" r:id="rIdesaviuzjxrq6pnl2-csis">
+            <w:hyperlink w:history="1" r:id="rIdqw-k0hjhftqwoi0qixw8n">
               <w:r>
                 <w:rPr>
                   <w:rFonts w:ascii="Arial" w:cs="Arial" w:eastAsia="Arial" w:hAnsi="Arial"/>
@@ -16720,7 +16720,7 @@
               <w:spacing w:after="10" w:before="0"/>
               <w:ind w:left="120"/>
             </w:pPr>
-            <w:hyperlink w:history="1" r:id="rIdbkk1y2mspdnycohswpsct">
+            <w:hyperlink w:history="1" r:id="rIdtqo99bkij2jwhcwq0rwcu">
               <w:r>
                 <w:rPr>
                   <w:rFonts w:ascii="Arial" w:cs="Arial" w:eastAsia="Arial" w:hAnsi="Arial"/>
@@ -16765,7 +16765,7 @@
             <w:pPr>
               <w:spacing w:after="20" w:before="0"/>
             </w:pPr>
-            <w:hyperlink w:history="1" r:id="rId5j7hw0bucc9ghqri0ov1q">
+            <w:hyperlink w:history="1" r:id="rIdm-rihmfgvdzlgzqy9spow">
               <w:r>
                 <w:rPr>
                   <w:rFonts w:ascii="Arial" w:cs="Arial" w:eastAsia="Arial" w:hAnsi="Arial"/>
@@ -16814,7 +16814,7 @@
               <w:spacing w:after="10" w:before="0"/>
               <w:ind w:left="120"/>
             </w:pPr>
-            <w:hyperlink w:history="1" r:id="rId1cao6pfahwee6vbvqz-kk">
+            <w:hyperlink w:history="1" r:id="rIdkpazhoktn23m3eif6ilff">
               <w:r>
                 <w:rPr>
                   <w:rFonts w:ascii="Arial" w:cs="Arial" w:eastAsia="Arial" w:hAnsi="Arial"/>
@@ -17009,7 +17009,7 @@
             <w:pPr>
               <w:spacing w:after="20" w:before="0"/>
             </w:pPr>
-            <w:hyperlink w:history="1" r:id="rIdq5zrio8zzjamoczcvaoz3">
+            <w:hyperlink w:history="1" r:id="rIduz51trxrijzfymsgadv7d">
               <w:r>
                 <w:rPr>
                   <w:rFonts w:ascii="Arial" w:cs="Arial" w:eastAsia="Arial" w:hAnsi="Arial"/>
@@ -17058,7 +17058,7 @@
               <w:spacing w:after="10" w:before="0"/>
               <w:ind w:left="120"/>
             </w:pPr>
-            <w:hyperlink w:history="1" r:id="rId_kiihrkdtudveddn2vfxq">
+            <w:hyperlink w:history="1" r:id="rId0q3escn05vqwsvujgdy5c">
               <w:r>
                 <w:rPr>
                   <w:rFonts w:ascii="Arial" w:cs="Arial" w:eastAsia="Arial" w:hAnsi="Arial"/>
@@ -17103,7 +17103,7 @@
             <w:pPr>
               <w:spacing w:after="20" w:before="0"/>
             </w:pPr>
-            <w:hyperlink w:history="1" r:id="rIdyiimphccrjeqhla67ggzk">
+            <w:hyperlink w:history="1" r:id="rIdvyud0iu9583hcnbxga9qr">
               <w:r>
                 <w:rPr>
                   <w:rFonts w:ascii="Arial" w:cs="Arial" w:eastAsia="Arial" w:hAnsi="Arial"/>
@@ -17152,7 +17152,7 @@
               <w:spacing w:after="10" w:before="0"/>
               <w:ind w:left="120"/>
             </w:pPr>
-            <w:hyperlink w:history="1" r:id="rIdf6a1utnxlrjw25fwwpt3y">
+            <w:hyperlink w:history="1" r:id="rIdlbpn8jwjijjqoce9esmam">
               <w:r>
                 <w:rPr>
                   <w:rFonts w:ascii="Arial" w:cs="Arial" w:eastAsia="Arial" w:hAnsi="Arial"/>
@@ -17664,7 +17664,7 @@
         </w:rPr>
         <w:t xml:space="preserve">© 2026 SeaVuria and ARES. Aligned with KICD objectives. Developed by SeaVuria; technical implementation by ARES (with AI assistance from Claude). Licensed under </w:t>
       </w:r>
-      <w:hyperlink w:history="1" r:id="rIduea7px6zf_ythcg-a7gf6">
+      <w:hyperlink w:history="1" r:id="rId-xjq_o-8kabdf7w61ednc">
         <w:r>
           <w:rPr>
             <w:rFonts w:ascii="Arial" w:cs="Arial" w:eastAsia="Arial" w:hAnsi="Arial"/>
@@ -17685,7 +17685,7 @@
         </w:rPr>
         <w:t xml:space="preserve"> (</w:t>
       </w:r>
-      <w:hyperlink w:history="1" r:id="rIdmeea31shwa0mzhlre6yvy">
+      <w:hyperlink w:history="1" r:id="rIdlaldp2sic2snf3v0pgpm8">
         <w:r>
           <w:rPr>
             <w:rFonts w:ascii="Arial" w:cs="Arial" w:eastAsia="Arial" w:hAnsi="Arial"/>
@@ -18698,7 +18698,7 @@
             <w:pPr>
               <w:spacing w:after="20" w:before="0"/>
             </w:pPr>
-            <w:hyperlink w:history="1" r:id="rIdqp3mppilduxlpwd4phdv7">
+            <w:hyperlink w:history="1" r:id="rIdxl_yjy0bqa4d56bbnm0hn">
               <w:r>
                 <w:rPr>
                   <w:rFonts w:ascii="Arial" w:cs="Arial" w:eastAsia="Arial" w:hAnsi="Arial"/>
@@ -18747,7 +18747,7 @@
               <w:spacing w:after="10" w:before="0"/>
               <w:ind w:left="120"/>
             </w:pPr>
-            <w:hyperlink w:history="1" r:id="rIdjh_kpz0skqlwvlbzhulzg">
+            <w:hyperlink w:history="1" r:id="rIdy7s0gvwexxj-gnrcpeafh">
               <w:r>
                 <w:rPr>
                   <w:rFonts w:ascii="Arial" w:cs="Arial" w:eastAsia="Arial" w:hAnsi="Arial"/>
@@ -18792,7 +18792,7 @@
             <w:pPr>
               <w:spacing w:after="20" w:before="0"/>
             </w:pPr>
-            <w:hyperlink w:history="1" r:id="rId6pkdl-jyxcxn3v58uumoq">
+            <w:hyperlink w:history="1" r:id="rIdtsc4csscoulwryve94cee">
               <w:r>
                 <w:rPr>
                   <w:rFonts w:ascii="Arial" w:cs="Arial" w:eastAsia="Arial" w:hAnsi="Arial"/>
@@ -18825,7 +18825,7 @@
               <w:spacing w:after="10" w:before="0"/>
               <w:ind w:left="120"/>
             </w:pPr>
-            <w:hyperlink w:history="1" r:id="rIdb033rmc661crjxhhb6wbe">
+            <w:hyperlink w:history="1" r:id="rIdjslgwgu_7ojyz-amlr6a5">
               <w:r>
                 <w:rPr>
                   <w:rFonts w:ascii="Arial" w:cs="Arial" w:eastAsia="Arial" w:hAnsi="Arial"/>
@@ -19020,7 +19020,7 @@
             <w:pPr>
               <w:spacing w:after="20" w:before="0"/>
             </w:pPr>
-            <w:hyperlink w:history="1" r:id="rIdzsg0kx6rnjx2k4buf0rd_">
+            <w:hyperlink w:history="1" r:id="rIdcvpugx3ija2pvbxgoowen">
               <w:r>
                 <w:rPr>
                   <w:rFonts w:ascii="Arial" w:cs="Arial" w:eastAsia="Arial" w:hAnsi="Arial"/>
@@ -19069,7 +19069,7 @@
               <w:spacing w:after="10" w:before="0"/>
               <w:ind w:left="120"/>
             </w:pPr>
-            <w:hyperlink w:history="1" r:id="rIdkvamkvrjtvyoaoqfl2i15">
+            <w:hyperlink w:history="1" r:id="rIdz7eantenwqgsgzmnsscsd">
               <w:r>
                 <w:rPr>
                   <w:rFonts w:ascii="Arial" w:cs="Arial" w:eastAsia="Arial" w:hAnsi="Arial"/>
@@ -19114,7 +19114,7 @@
             <w:pPr>
               <w:spacing w:after="20" w:before="0"/>
             </w:pPr>
-            <w:hyperlink w:history="1" r:id="rIdnwo_5mand8o4kvz90_7lf">
+            <w:hyperlink w:history="1" r:id="rIdcb57mikradv_nh-o-3bng">
               <w:r>
                 <w:rPr>
                   <w:rFonts w:ascii="Arial" w:cs="Arial" w:eastAsia="Arial" w:hAnsi="Arial"/>
@@ -19147,7 +19147,7 @@
               <w:spacing w:after="10" w:before="0"/>
               <w:ind w:left="120"/>
             </w:pPr>
-            <w:hyperlink w:history="1" r:id="rIdb8exbmb6kh5gcorz4avk3">
+            <w:hyperlink w:history="1" r:id="rIdjedpq_-4jgnn_updyqnjh">
               <w:r>
                 <w:rPr>
                   <w:rFonts w:ascii="Arial" w:cs="Arial" w:eastAsia="Arial" w:hAnsi="Arial"/>
@@ -19342,7 +19342,7 @@
             <w:pPr>
               <w:spacing w:after="20" w:before="0"/>
             </w:pPr>
-            <w:hyperlink w:history="1" r:id="rIdmlv57drlybuzq36bo4dp-">
+            <w:hyperlink w:history="1" r:id="rIdil8lae0ltzyzzs_izhnpp">
               <w:r>
                 <w:rPr>
                   <w:rFonts w:ascii="Arial" w:cs="Arial" w:eastAsia="Arial" w:hAnsi="Arial"/>
@@ -19391,7 +19391,7 @@
               <w:spacing w:after="10" w:before="0"/>
               <w:ind w:left="120"/>
             </w:pPr>
-            <w:hyperlink w:history="1" r:id="rIdduigznqbebydu3kgak0pr">
+            <w:hyperlink w:history="1" r:id="rIdkazxgv8gyr-ccoatiqqtt">
               <w:r>
                 <w:rPr>
                   <w:rFonts w:ascii="Arial" w:cs="Arial" w:eastAsia="Arial" w:hAnsi="Arial"/>
@@ -19436,7 +19436,7 @@
             <w:pPr>
               <w:spacing w:after="20" w:before="0"/>
             </w:pPr>
-            <w:hyperlink w:history="1" r:id="rIdlyjohbvxpccqnvbevpdnn">
+            <w:hyperlink w:history="1" r:id="rId5jc98bgbun1yl_tiptcnn">
               <w:r>
                 <w:rPr>
                   <w:rFonts w:ascii="Arial" w:cs="Arial" w:eastAsia="Arial" w:hAnsi="Arial"/>
@@ -19469,7 +19469,7 @@
               <w:spacing w:after="10" w:before="0"/>
               <w:ind w:left="120"/>
             </w:pPr>
-            <w:hyperlink w:history="1" r:id="rIdg_xmoxxmvqxlmipo6glnp">
+            <w:hyperlink w:history="1" r:id="rIdqhurfbmuc9pe8w8kkzorg">
               <w:r>
                 <w:rPr>
                   <w:rFonts w:ascii="Arial" w:cs="Arial" w:eastAsia="Arial" w:hAnsi="Arial"/>
@@ -19664,7 +19664,7 @@
             <w:pPr>
               <w:spacing w:after="20" w:before="0"/>
             </w:pPr>
-            <w:hyperlink w:history="1" r:id="rIduv4gwlt5i--ddcifwaz3v">
+            <w:hyperlink w:history="1" r:id="rId89ehys5v_c0mjdyghsbk-">
               <w:r>
                 <w:rPr>
                   <w:rFonts w:ascii="Arial" w:cs="Arial" w:eastAsia="Arial" w:hAnsi="Arial"/>
@@ -19713,7 +19713,7 @@
               <w:spacing w:after="10" w:before="0"/>
               <w:ind w:left="120"/>
             </w:pPr>
-            <w:hyperlink w:history="1" r:id="rIdszsoz2n3lv1zr22-roijs">
+            <w:hyperlink w:history="1" r:id="rIdl5ky-icypzlqetot8y6c4">
               <w:r>
                 <w:rPr>
                   <w:rFonts w:ascii="Arial" w:cs="Arial" w:eastAsia="Arial" w:hAnsi="Arial"/>
@@ -19758,7 +19758,7 @@
             <w:pPr>
               <w:spacing w:after="20" w:before="0"/>
             </w:pPr>
-            <w:hyperlink w:history="1" r:id="rIdglo4tdvtaaf6nkolskjhl">
+            <w:hyperlink w:history="1" r:id="rIdccmc0hvh51qx1ohcwdrti">
               <w:r>
                 <w:rPr>
                   <w:rFonts w:ascii="Arial" w:cs="Arial" w:eastAsia="Arial" w:hAnsi="Arial"/>
@@ -19791,7 +19791,7 @@
               <w:spacing w:after="10" w:before="0"/>
               <w:ind w:left="120"/>
             </w:pPr>
-            <w:hyperlink w:history="1" r:id="rIdnvgtofske5msrcdwhswwy">
+            <w:hyperlink w:history="1" r:id="rId11mddrrrdadnqkhwz7iyh">
               <w:r>
                 <w:rPr>
                   <w:rFonts w:ascii="Arial" w:cs="Arial" w:eastAsia="Arial" w:hAnsi="Arial"/>
@@ -19986,7 +19986,7 @@
             <w:pPr>
               <w:spacing w:after="20" w:before="0"/>
             </w:pPr>
-            <w:hyperlink w:history="1" r:id="rIdyicss5u_wi8-_tz4kcqg4">
+            <w:hyperlink w:history="1" r:id="rIdhjogyduzlhttq1yfvgpkl">
               <w:r>
                 <w:rPr>
                   <w:rFonts w:ascii="Arial" w:cs="Arial" w:eastAsia="Arial" w:hAnsi="Arial"/>
@@ -20035,7 +20035,7 @@
               <w:spacing w:after="10" w:before="0"/>
               <w:ind w:left="120"/>
             </w:pPr>
-            <w:hyperlink w:history="1" r:id="rIdfeaz8whuhctc_4pcelv4_">
+            <w:hyperlink w:history="1" r:id="rIdbkvqsrymh6q2x_bmsmhjc">
               <w:r>
                 <w:rPr>
                   <w:rFonts w:ascii="Arial" w:cs="Arial" w:eastAsia="Arial" w:hAnsi="Arial"/>
@@ -20080,7 +20080,7 @@
             <w:pPr>
               <w:spacing w:after="20" w:before="0"/>
             </w:pPr>
-            <w:hyperlink w:history="1" r:id="rIdgixqdcan3was4x6npsgna">
+            <w:hyperlink w:history="1" r:id="rIdbwx1t-kvqtgmgdalsc5kw">
               <w:r>
                 <w:rPr>
                   <w:rFonts w:ascii="Arial" w:cs="Arial" w:eastAsia="Arial" w:hAnsi="Arial"/>
@@ -20113,7 +20113,7 @@
               <w:spacing w:after="10" w:before="0"/>
               <w:ind w:left="120"/>
             </w:pPr>
-            <w:hyperlink w:history="1" r:id="rIdb8y_agzcubjyieqeuhgzz">
+            <w:hyperlink w:history="1" r:id="rIdsfuwzkczxaffan9jwkbf1">
               <w:r>
                 <w:rPr>
                   <w:rFonts w:ascii="Arial" w:cs="Arial" w:eastAsia="Arial" w:hAnsi="Arial"/>
@@ -20720,7 +20720,7 @@
         </w:rPr>
         <w:t xml:space="preserve">© 2026 SeaVuria and ARES. Aligned with KICD objectives. Developed by SeaVuria; technical implementation by ARES (with AI assistance from Claude). Licensed under </w:t>
       </w:r>
-      <w:hyperlink w:history="1" r:id="rIdzn6r0dnl2t35hbetyy3xp">
+      <w:hyperlink w:history="1" r:id="rIdisrhepgewrtn3krd3btrq">
         <w:r>
           <w:rPr>
             <w:rFonts w:ascii="Arial" w:cs="Arial" w:eastAsia="Arial" w:hAnsi="Arial"/>
@@ -20741,7 +20741,7 @@
         </w:rPr>
         <w:t xml:space="preserve"> (</w:t>
       </w:r>
-      <w:hyperlink w:history="1" r:id="rIde3qcjjfl89sh5rftwks5k">
+      <w:hyperlink w:history="1" r:id="rIdk07kqq-4-vxb9c1buhpk4">
         <w:r>
           <w:rPr>
             <w:rFonts w:ascii="Arial" w:cs="Arial" w:eastAsia="Arial" w:hAnsi="Arial"/>
@@ -21754,7 +21754,7 @@
             <w:pPr>
               <w:spacing w:after="20" w:before="0"/>
             </w:pPr>
-            <w:hyperlink w:history="1" r:id="rIddofyp7t9vnsjrxbhd_kuu">
+            <w:hyperlink w:history="1" r:id="rIdz4wtp1zlki-rapdwahmun">
               <w:r>
                 <w:rPr>
                   <w:rFonts w:ascii="Arial" w:cs="Arial" w:eastAsia="Arial" w:hAnsi="Arial"/>
@@ -21787,7 +21787,7 @@
               <w:spacing w:after="10" w:before="0"/>
               <w:ind w:left="120"/>
             </w:pPr>
-            <w:hyperlink w:history="1" r:id="rIdrj6hlhyes9qfcfe-4hxv1">
+            <w:hyperlink w:history="1" r:id="rIdyh-qzip56eibahae-spsp">
               <w:r>
                 <w:rPr>
                   <w:rFonts w:ascii="Arial" w:cs="Arial" w:eastAsia="Arial" w:hAnsi="Arial"/>
@@ -21832,7 +21832,7 @@
             <w:pPr>
               <w:spacing w:after="20" w:before="0"/>
             </w:pPr>
-            <w:hyperlink w:history="1" r:id="rIdqngxp5mnfory7ips6vhva">
+            <w:hyperlink w:history="1" r:id="rId3i-ecuqs6lvtsqmwwdtrt">
               <w:r>
                 <w:rPr>
                   <w:rFonts w:ascii="Arial" w:cs="Arial" w:eastAsia="Arial" w:hAnsi="Arial"/>
@@ -21865,7 +21865,7 @@
               <w:spacing w:after="10" w:before="0"/>
               <w:ind w:left="120"/>
             </w:pPr>
-            <w:hyperlink w:history="1" r:id="rIdnct-czsnibevgsdvxenjq">
+            <w:hyperlink w:history="1" r:id="rIddlwbxiljadey7treuo1fa">
               <w:r>
                 <w:rPr>
                   <w:rFonts w:ascii="Arial" w:cs="Arial" w:eastAsia="Arial" w:hAnsi="Arial"/>
@@ -22060,7 +22060,7 @@
             <w:pPr>
               <w:spacing w:after="20" w:before="0"/>
             </w:pPr>
-            <w:hyperlink w:history="1" r:id="rIdmgmgfzfxjaqzzxbeaks7y">
+            <w:hyperlink w:history="1" r:id="rIdhqa5cvyswu-ufdhm8vjsr">
               <w:r>
                 <w:rPr>
                   <w:rFonts w:ascii="Arial" w:cs="Arial" w:eastAsia="Arial" w:hAnsi="Arial"/>
@@ -22093,7 +22093,7 @@
               <w:spacing w:after="10" w:before="0"/>
               <w:ind w:left="120"/>
             </w:pPr>
-            <w:hyperlink w:history="1" r:id="rIdu4a8e_k5aae26cfglwwu1">
+            <w:hyperlink w:history="1" r:id="rId2xvwh6i0alaqksx413v15">
               <w:r>
                 <w:rPr>
                   <w:rFonts w:ascii="Arial" w:cs="Arial" w:eastAsia="Arial" w:hAnsi="Arial"/>
@@ -22138,7 +22138,7 @@
             <w:pPr>
               <w:spacing w:after="20" w:before="0"/>
             </w:pPr>
-            <w:hyperlink w:history="1" r:id="rIdptyolkdxrsgornxmdscbv">
+            <w:hyperlink w:history="1" r:id="rIdftovpcsbrj11resjvqeof">
               <w:r>
                 <w:rPr>
                   <w:rFonts w:ascii="Arial" w:cs="Arial" w:eastAsia="Arial" w:hAnsi="Arial"/>
@@ -22171,7 +22171,7 @@
               <w:spacing w:after="10" w:before="0"/>
               <w:ind w:left="120"/>
             </w:pPr>
-            <w:hyperlink w:history="1" r:id="rId0nqjkv_kwfyml4zwqpbm1">
+            <w:hyperlink w:history="1" r:id="rIdzgblq9gib-bozhspriiqs">
               <w:r>
                 <w:rPr>
                   <w:rFonts w:ascii="Arial" w:cs="Arial" w:eastAsia="Arial" w:hAnsi="Arial"/>
@@ -22366,7 +22366,7 @@
             <w:pPr>
               <w:spacing w:after="20" w:before="0"/>
             </w:pPr>
-            <w:hyperlink w:history="1" r:id="rId0p2-qqmdbjrfrbygrkipg">
+            <w:hyperlink w:history="1" r:id="rIdmll0xo4enj2jlv3qxafzy">
               <w:r>
                 <w:rPr>
                   <w:rFonts w:ascii="Arial" w:cs="Arial" w:eastAsia="Arial" w:hAnsi="Arial"/>
@@ -22415,7 +22415,7 @@
               <w:spacing w:after="10" w:before="0"/>
               <w:ind w:left="120"/>
             </w:pPr>
-            <w:hyperlink w:history="1" r:id="rId7tm2rta8rhjcyyxzf-q-g">
+            <w:hyperlink w:history="1" r:id="rIdbt3sqnsxbwxn_49s3eohl">
               <w:r>
                 <w:rPr>
                   <w:rFonts w:ascii="Arial" w:cs="Arial" w:eastAsia="Arial" w:hAnsi="Arial"/>
@@ -22460,7 +22460,7 @@
             <w:pPr>
               <w:spacing w:after="20" w:before="0"/>
             </w:pPr>
-            <w:hyperlink w:history="1" r:id="rId7isbghc9d2eq5cwsx7pii">
+            <w:hyperlink w:history="1" r:id="rIdkr7crspmfcqlpk3ys4n58">
               <w:r>
                 <w:rPr>
                   <w:rFonts w:ascii="Arial" w:cs="Arial" w:eastAsia="Arial" w:hAnsi="Arial"/>
@@ -22509,7 +22509,7 @@
               <w:spacing w:after="10" w:before="0"/>
               <w:ind w:left="120"/>
             </w:pPr>
-            <w:hyperlink w:history="1" r:id="rId9jslhkc16gidvsq-329dw">
+            <w:hyperlink w:history="1" r:id="rId_njwnoxhwk22chnfry0zu">
               <w:r>
                 <w:rPr>
                   <w:rFonts w:ascii="Arial" w:cs="Arial" w:eastAsia="Arial" w:hAnsi="Arial"/>
@@ -22704,7 +22704,7 @@
             <w:pPr>
               <w:spacing w:after="20" w:before="0"/>
             </w:pPr>
-            <w:hyperlink w:history="1" r:id="rIdjnj3g9y2xgvvoxxyax2gm">
+            <w:hyperlink w:history="1" r:id="rIdun61cyshy8ay4pgry_c5z">
               <w:r>
                 <w:rPr>
                   <w:rFonts w:ascii="Arial" w:cs="Arial" w:eastAsia="Arial" w:hAnsi="Arial"/>
@@ -22753,7 +22753,7 @@
               <w:spacing w:after="10" w:before="0"/>
               <w:ind w:left="120"/>
             </w:pPr>
-            <w:hyperlink w:history="1" r:id="rIdzxy0pgupu2_6bddm6mqm7">
+            <w:hyperlink w:history="1" r:id="rIdlya2tec-qiicuud0didpm">
               <w:r>
                 <w:rPr>
                   <w:rFonts w:ascii="Arial" w:cs="Arial" w:eastAsia="Arial" w:hAnsi="Arial"/>
@@ -22798,7 +22798,7 @@
             <w:pPr>
               <w:spacing w:after="20" w:before="0"/>
             </w:pPr>
-            <w:hyperlink w:history="1" r:id="rIdmrd6v-s9jvyojt3ykvj-o">
+            <w:hyperlink w:history="1" r:id="rIdzck3wxremfor6sbyem120">
               <w:r>
                 <w:rPr>
                   <w:rFonts w:ascii="Arial" w:cs="Arial" w:eastAsia="Arial" w:hAnsi="Arial"/>
@@ -22847,7 +22847,7 @@
               <w:spacing w:after="10" w:before="0"/>
               <w:ind w:left="120"/>
             </w:pPr>
-            <w:hyperlink w:history="1" r:id="rIdzqrnnr84fjnvhlxzzcuut">
+            <w:hyperlink w:history="1" r:id="rId-yxexkwace1z3nwf9ehvl">
               <w:r>
                 <w:rPr>
                   <w:rFonts w:ascii="Arial" w:cs="Arial" w:eastAsia="Arial" w:hAnsi="Arial"/>
@@ -23042,7 +23042,7 @@
             <w:pPr>
               <w:spacing w:after="20" w:before="0"/>
             </w:pPr>
-            <w:hyperlink w:history="1" r:id="rIdp23tiqhedbwgvax54muzy">
+            <w:hyperlink w:history="1" r:id="rId_4ytdmwmivtjkypys8e-m">
               <w:r>
                 <w:rPr>
                   <w:rFonts w:ascii="Arial" w:cs="Arial" w:eastAsia="Arial" w:hAnsi="Arial"/>
@@ -23091,7 +23091,7 @@
               <w:spacing w:after="10" w:before="0"/>
               <w:ind w:left="120"/>
             </w:pPr>
-            <w:hyperlink w:history="1" r:id="rIdjz3iry7cbwqdrniiw5xpo">
+            <w:hyperlink w:history="1" r:id="rId43twvicemzaaqqxuklumd">
               <w:r>
                 <w:rPr>
                   <w:rFonts w:ascii="Arial" w:cs="Arial" w:eastAsia="Arial" w:hAnsi="Arial"/>
@@ -23136,7 +23136,7 @@
             <w:pPr>
               <w:spacing w:after="20" w:before="0"/>
             </w:pPr>
-            <w:hyperlink w:history="1" r:id="rIdubbkombd4arxa7spia9o0">
+            <w:hyperlink w:history="1" r:id="rIdxpvnholio8c-ebpe-dwqu">
               <w:r>
                 <w:rPr>
                   <w:rFonts w:ascii="Arial" w:cs="Arial" w:eastAsia="Arial" w:hAnsi="Arial"/>
@@ -23185,7 +23185,7 @@
               <w:spacing w:after="10" w:before="0"/>
               <w:ind w:left="120"/>
             </w:pPr>
-            <w:hyperlink w:history="1" r:id="rId_eikbqkple_hhi_fv3ooi">
+            <w:hyperlink w:history="1" r:id="rIdc0qwavcq638tblk85qqsr">
               <w:r>
                 <w:rPr>
                   <w:rFonts w:ascii="Arial" w:cs="Arial" w:eastAsia="Arial" w:hAnsi="Arial"/>
@@ -23811,7 +23811,7 @@
         </w:rPr>
         <w:t xml:space="preserve">© 2026 SeaVuria and ARES. Aligned with KICD objectives. Developed by SeaVuria; technical implementation by ARES (with AI assistance from Claude). Licensed under </w:t>
       </w:r>
-      <w:hyperlink w:history="1" r:id="rId0mtczvqrlp2htfgalc9jm">
+      <w:hyperlink w:history="1" r:id="rIdwfhi2wmhssu7ldskzsfp-">
         <w:r>
           <w:rPr>
             <w:rFonts w:ascii="Arial" w:cs="Arial" w:eastAsia="Arial" w:hAnsi="Arial"/>
@@ -23832,7 +23832,7 @@
         </w:rPr>
         <w:t xml:space="preserve"> (</w:t>
       </w:r>
-      <w:hyperlink w:history="1" r:id="rIdf6zgxcdgk9moa9g9kfyub">
+      <w:hyperlink w:history="1" r:id="rIds1ii-ipug968qm0pda7sz">
         <w:r>
           <w:rPr>
             <w:rFonts w:ascii="Arial" w:cs="Arial" w:eastAsia="Arial" w:hAnsi="Arial"/>
@@ -24845,7 +24845,7 @@
             <w:pPr>
               <w:spacing w:after="20" w:before="0"/>
             </w:pPr>
-            <w:hyperlink w:history="1" r:id="rIdcndtykbmao-llz5anvbj6">
+            <w:hyperlink w:history="1" r:id="rIdxb2iqfumn1q_bvkjslvrx">
               <w:r>
                 <w:rPr>
                   <w:rFonts w:ascii="Arial" w:cs="Arial" w:eastAsia="Arial" w:hAnsi="Arial"/>
@@ -24878,7 +24878,7 @@
               <w:spacing w:after="10" w:before="0"/>
               <w:ind w:left="120"/>
             </w:pPr>
-            <w:hyperlink w:history="1" r:id="rIdoshd-gcpoe1cowlte8k4c">
+            <w:hyperlink w:history="1" r:id="rId-wceeswws0m66j8f9ukyh">
               <w:r>
                 <w:rPr>
                   <w:rFonts w:ascii="Arial" w:cs="Arial" w:eastAsia="Arial" w:hAnsi="Arial"/>
@@ -24923,7 +24923,7 @@
             <w:pPr>
               <w:spacing w:after="20" w:before="0"/>
             </w:pPr>
-            <w:hyperlink w:history="1" r:id="rId9uj-yiwvymyp0sjzbvhxo">
+            <w:hyperlink w:history="1" r:id="rIdldcpxsl0r9fc02ql4faof">
               <w:r>
                 <w:rPr>
                   <w:rFonts w:ascii="Arial" w:cs="Arial" w:eastAsia="Arial" w:hAnsi="Arial"/>
@@ -24956,7 +24956,7 @@
               <w:spacing w:after="10" w:before="0"/>
               <w:ind w:left="120"/>
             </w:pPr>
-            <w:hyperlink w:history="1" r:id="rId5f_xxq0ly7chjcawevfiv">
+            <w:hyperlink w:history="1" r:id="rIdm45ecqvervzavdir6uox2">
               <w:r>
                 <w:rPr>
                   <w:rFonts w:ascii="Arial" w:cs="Arial" w:eastAsia="Arial" w:hAnsi="Arial"/>
@@ -25151,7 +25151,7 @@
             <w:pPr>
               <w:spacing w:after="20" w:before="0"/>
             </w:pPr>
-            <w:hyperlink w:history="1" r:id="rId0wr3kdtlqjwxqnxxkeepj">
+            <w:hyperlink w:history="1" r:id="rId2fuh_lcy0gsw2lufztjg3">
               <w:r>
                 <w:rPr>
                   <w:rFonts w:ascii="Arial" w:cs="Arial" w:eastAsia="Arial" w:hAnsi="Arial"/>
@@ -25184,7 +25184,7 @@
               <w:spacing w:after="10" w:before="0"/>
               <w:ind w:left="120"/>
             </w:pPr>
-            <w:hyperlink w:history="1" r:id="rId_pexgvtykfs6y3h4tn28w">
+            <w:hyperlink w:history="1" r:id="rId0yqi9oopcu7aebt5q7wym">
               <w:r>
                 <w:rPr>
                   <w:rFonts w:ascii="Arial" w:cs="Arial" w:eastAsia="Arial" w:hAnsi="Arial"/>
@@ -25229,7 +25229,7 @@
             <w:pPr>
               <w:spacing w:after="20" w:before="0"/>
             </w:pPr>
-            <w:hyperlink w:history="1" r:id="rId6-ttwbeibhx8bz6e4tzl_">
+            <w:hyperlink w:history="1" r:id="rIdxsq9luji_ht6_rgf4x0kk">
               <w:r>
                 <w:rPr>
                   <w:rFonts w:ascii="Arial" w:cs="Arial" w:eastAsia="Arial" w:hAnsi="Arial"/>
@@ -25262,7 +25262,7 @@
               <w:spacing w:after="10" w:before="0"/>
               <w:ind w:left="120"/>
             </w:pPr>
-            <w:hyperlink w:history="1" r:id="rIdra1itzfarhbpzve8slbsh">
+            <w:hyperlink w:history="1" r:id="rIdkbhrlrsbrzr33q0xsd3fr">
               <w:r>
                 <w:rPr>
                   <w:rFonts w:ascii="Arial" w:cs="Arial" w:eastAsia="Arial" w:hAnsi="Arial"/>
@@ -25457,7 +25457,7 @@
             <w:pPr>
               <w:spacing w:after="20" w:before="0"/>
             </w:pPr>
-            <w:hyperlink w:history="1" r:id="rIdcj1r0uscq2vsdjmbc50tt">
+            <w:hyperlink w:history="1" r:id="rIdrykvtqthr5on75fiod5zm">
               <w:r>
                 <w:rPr>
                   <w:rFonts w:ascii="Arial" w:cs="Arial" w:eastAsia="Arial" w:hAnsi="Arial"/>
@@ -25490,7 +25490,7 @@
               <w:spacing w:after="10" w:before="0"/>
               <w:ind w:left="120"/>
             </w:pPr>
-            <w:hyperlink w:history="1" r:id="rIdznoty5nqhddk23swop9wi">
+            <w:hyperlink w:history="1" r:id="rIdcrvj1l5onmjgdgwbkdwfb">
               <w:r>
                 <w:rPr>
                   <w:rFonts w:ascii="Arial" w:cs="Arial" w:eastAsia="Arial" w:hAnsi="Arial"/>
@@ -25535,7 +25535,7 @@
             <w:pPr>
               <w:spacing w:after="20" w:before="0"/>
             </w:pPr>
-            <w:hyperlink w:history="1" r:id="rIdawvsrsweilak1plydt1_8">
+            <w:hyperlink w:history="1" r:id="rIdypl2xxoty4nhsj19bhcvf">
               <w:r>
                 <w:rPr>
                   <w:rFonts w:ascii="Arial" w:cs="Arial" w:eastAsia="Arial" w:hAnsi="Arial"/>
@@ -25568,7 +25568,7 @@
               <w:spacing w:after="10" w:before="0"/>
               <w:ind w:left="120"/>
             </w:pPr>
-            <w:hyperlink w:history="1" r:id="rIdfdttwukykwjf_elj3hdfz">
+            <w:hyperlink w:history="1" r:id="rIddq61fyqxha9vfcy91kmq-">
               <w:r>
                 <w:rPr>
                   <w:rFonts w:ascii="Arial" w:cs="Arial" w:eastAsia="Arial" w:hAnsi="Arial"/>
@@ -25763,7 +25763,7 @@
             <w:pPr>
               <w:spacing w:after="20" w:before="0"/>
             </w:pPr>
-            <w:hyperlink w:history="1" r:id="rIdp-lx-3c1rpn9uuysxo--1">
+            <w:hyperlink w:history="1" r:id="rIdectofetmjqogcancpewzw">
               <w:r>
                 <w:rPr>
                   <w:rFonts w:ascii="Arial" w:cs="Arial" w:eastAsia="Arial" w:hAnsi="Arial"/>
@@ -25796,7 +25796,7 @@
               <w:spacing w:after="10" w:before="0"/>
               <w:ind w:left="120"/>
             </w:pPr>
-            <w:hyperlink w:history="1" r:id="rId7imvc8ovibwvlpv8wmyky">
+            <w:hyperlink w:history="1" r:id="rIdwcn_d-gso0vmzcmgbkfqz">
               <w:r>
                 <w:rPr>
                   <w:rFonts w:ascii="Arial" w:cs="Arial" w:eastAsia="Arial" w:hAnsi="Arial"/>
@@ -25841,7 +25841,7 @@
             <w:pPr>
               <w:spacing w:after="20" w:before="0"/>
             </w:pPr>
-            <w:hyperlink w:history="1" r:id="rIdh7tksz1mwpsjx74bryoqq">
+            <w:hyperlink w:history="1" r:id="rIdk1hwj6o1faiisi3nm2lin">
               <w:r>
                 <w:rPr>
                   <w:rFonts w:ascii="Arial" w:cs="Arial" w:eastAsia="Arial" w:hAnsi="Arial"/>
@@ -25874,7 +25874,7 @@
               <w:spacing w:after="10" w:before="0"/>
               <w:ind w:left="120"/>
             </w:pPr>
-            <w:hyperlink w:history="1" r:id="rId_e9ex9othw_wgn3oc_nzs">
+            <w:hyperlink w:history="1" r:id="rIdowmzbcnsuogz_reaavnkb">
               <w:r>
                 <w:rPr>
                   <w:rFonts w:ascii="Arial" w:cs="Arial" w:eastAsia="Arial" w:hAnsi="Arial"/>
@@ -26069,7 +26069,7 @@
             <w:pPr>
               <w:spacing w:after="20" w:before="0"/>
             </w:pPr>
-            <w:hyperlink w:history="1" r:id="rIdo-h_m0yxymzy_qno3gv3b">
+            <w:hyperlink w:history="1" r:id="rIdas68hsxy84idzfeff3qsj">
               <w:r>
                 <w:rPr>
                   <w:rFonts w:ascii="Arial" w:cs="Arial" w:eastAsia="Arial" w:hAnsi="Arial"/>
@@ -26102,7 +26102,7 @@
               <w:spacing w:after="10" w:before="0"/>
               <w:ind w:left="120"/>
             </w:pPr>
-            <w:hyperlink w:history="1" r:id="rIdzkylqk94fhv-lc0avvbgf">
+            <w:hyperlink w:history="1" r:id="rIdxzhgjejlpxtohu75ju00v">
               <w:r>
                 <w:rPr>
                   <w:rFonts w:ascii="Arial" w:cs="Arial" w:eastAsia="Arial" w:hAnsi="Arial"/>
@@ -26147,7 +26147,7 @@
             <w:pPr>
               <w:spacing w:after="20" w:before="0"/>
             </w:pPr>
-            <w:hyperlink w:history="1" r:id="rIdunqyxcjrxmx4svqczfkxj">
+            <w:hyperlink w:history="1" r:id="rIdr0fjqsv5mvuyqradycets">
               <w:r>
                 <w:rPr>
                   <w:rFonts w:ascii="Arial" w:cs="Arial" w:eastAsia="Arial" w:hAnsi="Arial"/>
@@ -26196,7 +26196,7 @@
               <w:spacing w:after="10" w:before="0"/>
               <w:ind w:left="120"/>
             </w:pPr>
-            <w:hyperlink w:history="1" r:id="rIdkgjcutpv1kyg-gwn35d_m">
+            <w:hyperlink w:history="1" r:id="rIdugcpa1exr7phz9yywndtp">
               <w:r>
                 <w:rPr>
                   <w:rFonts w:ascii="Arial" w:cs="Arial" w:eastAsia="Arial" w:hAnsi="Arial"/>
@@ -26803,7 +26803,7 @@
         </w:rPr>
         <w:t xml:space="preserve">© 2026 SeaVuria and ARES. Aligned with KICD objectives. Developed by SeaVuria; technical implementation by ARES (with AI assistance from Claude). Licensed under </w:t>
       </w:r>
-      <w:hyperlink w:history="1" r:id="rId1kfrmakex9ovk7s--uk5g">
+      <w:hyperlink w:history="1" r:id="rIdbmdwd7eh8je8k80gn7x-b">
         <w:r>
           <w:rPr>
             <w:rFonts w:ascii="Arial" w:cs="Arial" w:eastAsia="Arial" w:hAnsi="Arial"/>
@@ -26824,7 +26824,7 @@
         </w:rPr>
         <w:t xml:space="preserve"> (</w:t>
       </w:r>
-      <w:hyperlink w:history="1" r:id="rIdzifxonxm6ucttq0906d6w">
+      <w:hyperlink w:history="1" r:id="rIdmgk114nhvqjaxcczzx4ef">
         <w:r>
           <w:rPr>
             <w:rFonts w:ascii="Arial" w:cs="Arial" w:eastAsia="Arial" w:hAnsi="Arial"/>
@@ -27837,7 +27837,7 @@
             <w:pPr>
               <w:spacing w:after="20" w:before="0"/>
             </w:pPr>
-            <w:hyperlink w:history="1" r:id="rId4oxljkbfogh8rkjxgo29f">
+            <w:hyperlink w:history="1" r:id="rIdqtfhckw28vbgvjkhekjil">
               <w:r>
                 <w:rPr>
                   <w:rFonts w:ascii="Arial" w:cs="Arial" w:eastAsia="Arial" w:hAnsi="Arial"/>
@@ -27886,7 +27886,7 @@
               <w:spacing w:after="10" w:before="0"/>
               <w:ind w:left="120"/>
             </w:pPr>
-            <w:hyperlink w:history="1" r:id="rId5d0w1dkkoqdiujasfisyq">
+            <w:hyperlink w:history="1" r:id="rIdplkjav3dr28x3zun5e9cs">
               <w:r>
                 <w:rPr>
                   <w:rFonts w:ascii="Arial" w:cs="Arial" w:eastAsia="Arial" w:hAnsi="Arial"/>
@@ -27931,7 +27931,7 @@
             <w:pPr>
               <w:spacing w:after="20" w:before="0"/>
             </w:pPr>
-            <w:hyperlink w:history="1" r:id="rId8lsdn4gdvujimep4dz_hb">
+            <w:hyperlink w:history="1" r:id="rIdyvk49dchxis_gvmnl6gqs">
               <w:r>
                 <w:rPr>
                   <w:rFonts w:ascii="Arial" w:cs="Arial" w:eastAsia="Arial" w:hAnsi="Arial"/>
@@ -27980,7 +27980,7 @@
               <w:spacing w:after="10" w:before="0"/>
               <w:ind w:left="120"/>
             </w:pPr>
-            <w:hyperlink w:history="1" r:id="rId_qezzjgktsz1hwv1xoiq6">
+            <w:hyperlink w:history="1" r:id="rIdiostib0fzwubc586jloph">
               <w:r>
                 <w:rPr>
                   <w:rFonts w:ascii="Arial" w:cs="Arial" w:eastAsia="Arial" w:hAnsi="Arial"/>
@@ -28175,7 +28175,7 @@
             <w:pPr>
               <w:spacing w:after="20" w:before="0"/>
             </w:pPr>
-            <w:hyperlink w:history="1" r:id="rIddtnikpymbkkwcqaze0lha">
+            <w:hyperlink w:history="1" r:id="rIdfnauscwtvuf7ymqphuoko">
               <w:r>
                 <w:rPr>
                   <w:rFonts w:ascii="Arial" w:cs="Arial" w:eastAsia="Arial" w:hAnsi="Arial"/>
@@ -28224,7 +28224,7 @@
               <w:spacing w:after="10" w:before="0"/>
               <w:ind w:left="120"/>
             </w:pPr>
-            <w:hyperlink w:history="1" r:id="rId3tsepry-tlrotncsc8u-t">
+            <w:hyperlink w:history="1" r:id="rIdn9k-hbram4rj0k5x0rq2z">
               <w:r>
                 <w:rPr>
                   <w:rFonts w:ascii="Arial" w:cs="Arial" w:eastAsia="Arial" w:hAnsi="Arial"/>
@@ -28269,7 +28269,7 @@
             <w:pPr>
               <w:spacing w:after="20" w:before="0"/>
             </w:pPr>
-            <w:hyperlink w:history="1" r:id="rIdhqa50m96hs29cgife77pf">
+            <w:hyperlink w:history="1" r:id="rIdbiwgvuc5r75rhgi18f9d7">
               <w:r>
                 <w:rPr>
                   <w:rFonts w:ascii="Arial" w:cs="Arial" w:eastAsia="Arial" w:hAnsi="Arial"/>
@@ -28318,7 +28318,7 @@
               <w:spacing w:after="10" w:before="0"/>
               <w:ind w:left="120"/>
             </w:pPr>
-            <w:hyperlink w:history="1" r:id="rIdsluz3zibduwk2pfm4khlj">
+            <w:hyperlink w:history="1" r:id="rIdrqi73ai2kqnaa-sijm3gk">
               <w:r>
                 <w:rPr>
                   <w:rFonts w:ascii="Arial" w:cs="Arial" w:eastAsia="Arial" w:hAnsi="Arial"/>
@@ -28513,7 +28513,7 @@
             <w:pPr>
               <w:spacing w:after="20" w:before="0"/>
             </w:pPr>
-            <w:hyperlink w:history="1" r:id="rIdk_oaqu32uh0pxnhfmqrds">
+            <w:hyperlink w:history="1" r:id="rIdnhlqec_tx6sqx81ynevqa">
               <w:r>
                 <w:rPr>
                   <w:rFonts w:ascii="Arial" w:cs="Arial" w:eastAsia="Arial" w:hAnsi="Arial"/>
@@ -28562,7 +28562,7 @@
               <w:spacing w:after="10" w:before="0"/>
               <w:ind w:left="120"/>
             </w:pPr>
-            <w:hyperlink w:history="1" r:id="rIdpt4nlrokwodxwnvp-sgdc">
+            <w:hyperlink w:history="1" r:id="rId_di9fzpzayyuvnklbwsdb">
               <w:r>
                 <w:rPr>
                   <w:rFonts w:ascii="Arial" w:cs="Arial" w:eastAsia="Arial" w:hAnsi="Arial"/>
@@ -28607,7 +28607,7 @@
             <w:pPr>
               <w:spacing w:after="20" w:before="0"/>
             </w:pPr>
-            <w:hyperlink w:history="1" r:id="rIdx5icmvbshg9vlira62c0o">
+            <w:hyperlink w:history="1" r:id="rIdtnvjl4wwcs8vb0fiiig9z">
               <w:r>
                 <w:rPr>
                   <w:rFonts w:ascii="Arial" w:cs="Arial" w:eastAsia="Arial" w:hAnsi="Arial"/>
@@ -28656,7 +28656,7 @@
               <w:spacing w:after="10" w:before="0"/>
               <w:ind w:left="120"/>
             </w:pPr>
-            <w:hyperlink w:history="1" r:id="rId7gxupelrroqb2mbtw6fi6">
+            <w:hyperlink w:history="1" r:id="rIdceho61l-eucwtaeldeiuz">
               <w:r>
                 <w:rPr>
                   <w:rFonts w:ascii="Arial" w:cs="Arial" w:eastAsia="Arial" w:hAnsi="Arial"/>
@@ -28851,7 +28851,7 @@
             <w:pPr>
               <w:spacing w:after="20" w:before="0"/>
             </w:pPr>
-            <w:hyperlink w:history="1" r:id="rId1xamw1_1zlyw6akkrnmpv">
+            <w:hyperlink w:history="1" r:id="rIdubz06m4ppjhugwlft-_ut">
               <w:r>
                 <w:rPr>
                   <w:rFonts w:ascii="Arial" w:cs="Arial" w:eastAsia="Arial" w:hAnsi="Arial"/>
@@ -28900,7 +28900,7 @@
               <w:spacing w:after="10" w:before="0"/>
               <w:ind w:left="120"/>
             </w:pPr>
-            <w:hyperlink w:history="1" r:id="rIdjuczk6ad70bsvh0jtqbzr">
+            <w:hyperlink w:history="1" r:id="rIdfn0plcw31bwfcx4vhwwqf">
               <w:r>
                 <w:rPr>
                   <w:rFonts w:ascii="Arial" w:cs="Arial" w:eastAsia="Arial" w:hAnsi="Arial"/>
@@ -28945,7 +28945,7 @@
             <w:pPr>
               <w:spacing w:after="20" w:before="0"/>
             </w:pPr>
-            <w:hyperlink w:history="1" r:id="rIdr8oqjuhnifmkw6hoimowa">
+            <w:hyperlink w:history="1" r:id="rId4yv5p4491wslldqwkydgj">
               <w:r>
                 <w:rPr>
                   <w:rFonts w:ascii="Arial" w:cs="Arial" w:eastAsia="Arial" w:hAnsi="Arial"/>
@@ -28994,7 +28994,7 @@
               <w:spacing w:after="10" w:before="0"/>
               <w:ind w:left="120"/>
             </w:pPr>
-            <w:hyperlink w:history="1" r:id="rIdrcch76bdazl21mpkaa5_k">
+            <w:hyperlink w:history="1" r:id="rIdkkszpvhooakbeldliheti">
               <w:r>
                 <w:rPr>
                   <w:rFonts w:ascii="Arial" w:cs="Arial" w:eastAsia="Arial" w:hAnsi="Arial"/>
@@ -29189,7 +29189,7 @@
             <w:pPr>
               <w:spacing w:after="20" w:before="0"/>
             </w:pPr>
-            <w:hyperlink w:history="1" r:id="rIdcp_5_ku43z9pldpk-5ygs">
+            <w:hyperlink w:history="1" r:id="rIdjejwa9lzzlapmjnuaw4-i">
               <w:r>
                 <w:rPr>
                   <w:rFonts w:ascii="Arial" w:cs="Arial" w:eastAsia="Arial" w:hAnsi="Arial"/>
@@ -29238,7 +29238,7 @@
               <w:spacing w:after="10" w:before="0"/>
               <w:ind w:left="120"/>
             </w:pPr>
-            <w:hyperlink w:history="1" r:id="rIdwqnei6_ya5vsnolnvvjwy">
+            <w:hyperlink w:history="1" r:id="rIdbko1bhycfv3mb4rvn_ebh">
               <w:r>
                 <w:rPr>
                   <w:rFonts w:ascii="Arial" w:cs="Arial" w:eastAsia="Arial" w:hAnsi="Arial"/>
@@ -29283,7 +29283,7 @@
             <w:pPr>
               <w:spacing w:after="20" w:before="0"/>
             </w:pPr>
-            <w:hyperlink w:history="1" r:id="rIdsvpmm5yntpusf-uwex7fo">
+            <w:hyperlink w:history="1" r:id="rIdexfqltsh5l58gfnka6ivl">
               <w:r>
                 <w:rPr>
                   <w:rFonts w:ascii="Arial" w:cs="Arial" w:eastAsia="Arial" w:hAnsi="Arial"/>
@@ -29332,7 +29332,7 @@
               <w:spacing w:after="10" w:before="0"/>
               <w:ind w:left="120"/>
             </w:pPr>
-            <w:hyperlink w:history="1" r:id="rId7chh4nnvs5beqn_ehudh9">
+            <w:hyperlink w:history="1" r:id="rIdlaqxqoisgopwhzcxubll-">
               <w:r>
                 <w:rPr>
                   <w:rFonts w:ascii="Arial" w:cs="Arial" w:eastAsia="Arial" w:hAnsi="Arial"/>
@@ -29844,7 +29844,7 @@
         </w:rPr>
         <w:t xml:space="preserve">© 2026 SeaVuria and ARES. Aligned with KICD objectives. Developed by SeaVuria; technical implementation by ARES (with AI assistance from Claude). Licensed under </w:t>
       </w:r>
-      <w:hyperlink w:history="1" r:id="rIdcq00tt0bcmx54s4h18csy">
+      <w:hyperlink w:history="1" r:id="rId4ts4bmnvuxstja94xfun8">
         <w:r>
           <w:rPr>
             <w:rFonts w:ascii="Arial" w:cs="Arial" w:eastAsia="Arial" w:hAnsi="Arial"/>
@@ -29865,7 +29865,7 @@
         </w:rPr>
         <w:t xml:space="preserve"> (</w:t>
       </w:r>
-      <w:hyperlink w:history="1" r:id="rId4xsbhe5xljdkfib_8mlsd">
+      <w:hyperlink w:history="1" r:id="rIduhn9tqo_cihn_s65r4cdt">
         <w:r>
           <w:rPr>
             <w:rFonts w:ascii="Arial" w:cs="Arial" w:eastAsia="Arial" w:hAnsi="Arial"/>
@@ -30878,7 +30878,7 @@
             <w:pPr>
               <w:spacing w:after="20" w:before="0"/>
             </w:pPr>
-            <w:hyperlink w:history="1" r:id="rId9u4nmgfwdosmorfe30tsw">
+            <w:hyperlink w:history="1" r:id="rIdyoyprgfxbcknjgmzsff74">
               <w:r>
                 <w:rPr>
                   <w:rFonts w:ascii="Arial" w:cs="Arial" w:eastAsia="Arial" w:hAnsi="Arial"/>
@@ -30911,7 +30911,7 @@
               <w:spacing w:after="10" w:before="0"/>
               <w:ind w:left="120"/>
             </w:pPr>
-            <w:hyperlink w:history="1" r:id="rIdd6q2ymn_e0zv1t14uwyo9">
+            <w:hyperlink w:history="1" r:id="rId6vd4wxg_euzc-xqky9cty">
               <w:r>
                 <w:rPr>
                   <w:rFonts w:ascii="Arial" w:cs="Arial" w:eastAsia="Arial" w:hAnsi="Arial"/>
@@ -30956,7 +30956,7 @@
             <w:pPr>
               <w:spacing w:after="20" w:before="0"/>
             </w:pPr>
-            <w:hyperlink w:history="1" r:id="rId5yc5gp5reud8qwvonjphb">
+            <w:hyperlink w:history="1" r:id="rIdh-4idsm57qfitghzoj5ze">
               <w:r>
                 <w:rPr>
                   <w:rFonts w:ascii="Arial" w:cs="Arial" w:eastAsia="Arial" w:hAnsi="Arial"/>
@@ -31005,7 +31005,7 @@
               <w:spacing w:after="10" w:before="0"/>
               <w:ind w:left="120"/>
             </w:pPr>
-            <w:hyperlink w:history="1" r:id="rIdv3p7qfpmyofazqg0zdpb2">
+            <w:hyperlink w:history="1" r:id="rIdhx-vufmpeicwdjo-zcusr">
               <w:r>
                 <w:rPr>
                   <w:rFonts w:ascii="Arial" w:cs="Arial" w:eastAsia="Arial" w:hAnsi="Arial"/>
@@ -31200,7 +31200,7 @@
             <w:pPr>
               <w:spacing w:after="20" w:before="0"/>
             </w:pPr>
-            <w:hyperlink w:history="1" r:id="rIdwpvwu9yaz6cbmq5lcesml">
+            <w:hyperlink w:history="1" r:id="rIdzof3gabkw8l0kqob3kbop">
               <w:r>
                 <w:rPr>
                   <w:rFonts w:ascii="Arial" w:cs="Arial" w:eastAsia="Arial" w:hAnsi="Arial"/>
@@ -31233,7 +31233,7 @@
               <w:spacing w:after="10" w:before="0"/>
               <w:ind w:left="120"/>
             </w:pPr>
-            <w:hyperlink w:history="1" r:id="rIdljfk0duub3viv8xafidix">
+            <w:hyperlink w:history="1" r:id="rIdgrws4vsxvn1njgmjgrxqo">
               <w:r>
                 <w:rPr>
                   <w:rFonts w:ascii="Arial" w:cs="Arial" w:eastAsia="Arial" w:hAnsi="Arial"/>
@@ -31278,7 +31278,7 @@
             <w:pPr>
               <w:spacing w:after="20" w:before="0"/>
             </w:pPr>
-            <w:hyperlink w:history="1" r:id="rIdk9y3o292qmllj9w57yvon">
+            <w:hyperlink w:history="1" r:id="rIdplephai1hgkewztwtg_x4">
               <w:r>
                 <w:rPr>
                   <w:rFonts w:ascii="Arial" w:cs="Arial" w:eastAsia="Arial" w:hAnsi="Arial"/>
@@ -31327,7 +31327,7 @@
               <w:spacing w:after="10" w:before="0"/>
               <w:ind w:left="120"/>
             </w:pPr>
-            <w:hyperlink w:history="1" r:id="rIddjj9vlma42fhlm9dx0qaa">
+            <w:hyperlink w:history="1" r:id="rIdyiz-2i8ybqpd2cl4q72td">
               <w:r>
                 <w:rPr>
                   <w:rFonts w:ascii="Arial" w:cs="Arial" w:eastAsia="Arial" w:hAnsi="Arial"/>
@@ -31522,7 +31522,7 @@
             <w:pPr>
               <w:spacing w:after="20" w:before="0"/>
             </w:pPr>
-            <w:hyperlink w:history="1" r:id="rId30hkfassljsgjeufjnx7w">
+            <w:hyperlink w:history="1" r:id="rId10lhytyoodem73nccptjm">
               <w:r>
                 <w:rPr>
                   <w:rFonts w:ascii="Arial" w:cs="Arial" w:eastAsia="Arial" w:hAnsi="Arial"/>
@@ -31571,7 +31571,7 @@
               <w:spacing w:after="10" w:before="0"/>
               <w:ind w:left="120"/>
             </w:pPr>
-            <w:hyperlink w:history="1" r:id="rIdfiyxpk-zyjukt3qtv-4ur">
+            <w:hyperlink w:history="1" r:id="rIdo3bhdjabws5_ogqtkashi">
               <w:r>
                 <w:rPr>
                   <w:rFonts w:ascii="Arial" w:cs="Arial" w:eastAsia="Arial" w:hAnsi="Arial"/>
@@ -31616,7 +31616,7 @@
             <w:pPr>
               <w:spacing w:after="20" w:before="0"/>
             </w:pPr>
-            <w:hyperlink w:history="1" r:id="rIdc6rt_fq0ziorjcu0zp9ed">
+            <w:hyperlink w:history="1" r:id="rIdw8it-lfiarur-gf7akukg">
               <w:r>
                 <w:rPr>
                   <w:rFonts w:ascii="Arial" w:cs="Arial" w:eastAsia="Arial" w:hAnsi="Arial"/>
@@ -31665,7 +31665,7 @@
               <w:spacing w:after="10" w:before="0"/>
               <w:ind w:left="120"/>
             </w:pPr>
-            <w:hyperlink w:history="1" r:id="rIdtg2hmtgz3jabbyysn3ewa">
+            <w:hyperlink w:history="1" r:id="rId82quydno2sdzhk_pahrnn">
               <w:r>
                 <w:rPr>
                   <w:rFonts w:ascii="Arial" w:cs="Arial" w:eastAsia="Arial" w:hAnsi="Arial"/>
@@ -31860,7 +31860,7 @@
             <w:pPr>
               <w:spacing w:after="20" w:before="0"/>
             </w:pPr>
-            <w:hyperlink w:history="1" r:id="rIdumhf90hrns1julzfqwizz">
+            <w:hyperlink w:history="1" r:id="rIdppzx6_czqj2s1-srz0tnt">
               <w:r>
                 <w:rPr>
                   <w:rFonts w:ascii="Arial" w:cs="Arial" w:eastAsia="Arial" w:hAnsi="Arial"/>
@@ -31909,7 +31909,7 @@
               <w:spacing w:after="10" w:before="0"/>
               <w:ind w:left="120"/>
             </w:pPr>
-            <w:hyperlink w:history="1" r:id="rIdbfnnjjauzz8xpetnmkab3">
+            <w:hyperlink w:history="1" r:id="rIddno3zqu_mbj5gebu-2vus">
               <w:r>
                 <w:rPr>
                   <w:rFonts w:ascii="Arial" w:cs="Arial" w:eastAsia="Arial" w:hAnsi="Arial"/>
@@ -31954,7 +31954,7 @@
             <w:pPr>
               <w:spacing w:after="20" w:before="0"/>
             </w:pPr>
-            <w:hyperlink w:history="1" r:id="rId2gnpzsb4nqkgqq3fbof7t">
+            <w:hyperlink w:history="1" r:id="rIdwemfkt8nupnz4-zfvyl0m">
               <w:r>
                 <w:rPr>
                   <w:rFonts w:ascii="Arial" w:cs="Arial" w:eastAsia="Arial" w:hAnsi="Arial"/>
@@ -32003,7 +32003,7 @@
               <w:spacing w:after="10" w:before="0"/>
               <w:ind w:left="120"/>
             </w:pPr>
-            <w:hyperlink w:history="1" r:id="rIdfyvzzcyvkp6snejdqm5fu">
+            <w:hyperlink w:history="1" r:id="rIdxi2ikhgtm4kpiohunpolx">
               <w:r>
                 <w:rPr>
                   <w:rFonts w:ascii="Arial" w:cs="Arial" w:eastAsia="Arial" w:hAnsi="Arial"/>
@@ -32198,7 +32198,7 @@
             <w:pPr>
               <w:spacing w:after="20" w:before="0"/>
             </w:pPr>
-            <w:hyperlink w:history="1" r:id="rIdwdmraadbenma2fzsjcbo_">
+            <w:hyperlink w:history="1" r:id="rIdtpnm_c3j-frimiqxtfmvp">
               <w:r>
                 <w:rPr>
                   <w:rFonts w:ascii="Arial" w:cs="Arial" w:eastAsia="Arial" w:hAnsi="Arial"/>
@@ -32247,7 +32247,7 @@
               <w:spacing w:after="10" w:before="0"/>
               <w:ind w:left="120"/>
             </w:pPr>
-            <w:hyperlink w:history="1" r:id="rIdms1t4feuuo--41rhek8ea">
+            <w:hyperlink w:history="1" r:id="rIdkirhxvsjs35uco8qceid8">
               <w:r>
                 <w:rPr>
                   <w:rFonts w:ascii="Arial" w:cs="Arial" w:eastAsia="Arial" w:hAnsi="Arial"/>
@@ -32292,7 +32292,7 @@
             <w:pPr>
               <w:spacing w:after="20" w:before="0"/>
             </w:pPr>
-            <w:hyperlink w:history="1" r:id="rIdsmsphmcqrclwmsocgw-tt">
+            <w:hyperlink w:history="1" r:id="rIdn_v8db1dnxmub0iczpja9">
               <w:r>
                 <w:rPr>
                   <w:rFonts w:ascii="Arial" w:cs="Arial" w:eastAsia="Arial" w:hAnsi="Arial"/>
@@ -32341,7 +32341,7 @@
               <w:spacing w:after="10" w:before="0"/>
               <w:ind w:left="120"/>
             </w:pPr>
-            <w:hyperlink w:history="1" r:id="rIdftb_nmffosyh4lcdnonir">
+            <w:hyperlink w:history="1" r:id="rIdjmqe3tevjkjhuucjbippa">
               <w:r>
                 <w:rPr>
                   <w:rFonts w:ascii="Arial" w:cs="Arial" w:eastAsia="Arial" w:hAnsi="Arial"/>
@@ -32948,7 +32948,7 @@
         </w:rPr>
         <w:t xml:space="preserve">© 2026 SeaVuria and ARES. Aligned with KICD objectives. Developed by SeaVuria; technical implementation by ARES (with AI assistance from Claude). Licensed under </w:t>
       </w:r>
-      <w:hyperlink w:history="1" r:id="rIdoxkapnvdiuotymasfmjzh">
+      <w:hyperlink w:history="1" r:id="rIdo3xofkz9nlshap5tf3v8k">
         <w:r>
           <w:rPr>
             <w:rFonts w:ascii="Arial" w:cs="Arial" w:eastAsia="Arial" w:hAnsi="Arial"/>
@@ -32969,7 +32969,7 @@
         </w:rPr>
         <w:t xml:space="preserve"> (</w:t>
       </w:r>
-      <w:hyperlink w:history="1" r:id="rId-b5s7qc1mqmhjsep81xhh">
+      <w:hyperlink w:history="1" r:id="rIdqpm1mti4iodk8pnjeas3j">
         <w:r>
           <w:rPr>
             <w:rFonts w:ascii="Arial" w:cs="Arial" w:eastAsia="Arial" w:hAnsi="Arial"/>
@@ -33982,7 +33982,7 @@
             <w:pPr>
               <w:spacing w:after="20" w:before="0"/>
             </w:pPr>
-            <w:hyperlink w:history="1" r:id="rIdtdxvlz2x3ckkw65ss8p55">
+            <w:hyperlink w:history="1" r:id="rIdvt9buma-albj051j57z7e">
               <w:r>
                 <w:rPr>
                   <w:rFonts w:ascii="Arial" w:cs="Arial" w:eastAsia="Arial" w:hAnsi="Arial"/>
@@ -34015,7 +34015,7 @@
               <w:spacing w:after="10" w:before="0"/>
               <w:ind w:left="120"/>
             </w:pPr>
-            <w:hyperlink w:history="1" r:id="rIddkx2ugbmftlpmorq1soao">
+            <w:hyperlink w:history="1" r:id="rIdziyicpo6v3fr7ihpz852z">
               <w:r>
                 <w:rPr>
                   <w:rFonts w:ascii="Arial" w:cs="Arial" w:eastAsia="Arial" w:hAnsi="Arial"/>
@@ -34060,7 +34060,7 @@
             <w:pPr>
               <w:spacing w:after="20" w:before="0"/>
             </w:pPr>
-            <w:hyperlink w:history="1" r:id="rIdliqovjdden7kusubbttgq">
+            <w:hyperlink w:history="1" r:id="rId32z1jnnregwyvf7yd7d7a">
               <w:r>
                 <w:rPr>
                   <w:rFonts w:ascii="Arial" w:cs="Arial" w:eastAsia="Arial" w:hAnsi="Arial"/>
@@ -34093,7 +34093,7 @@
               <w:spacing w:after="10" w:before="0"/>
               <w:ind w:left="120"/>
             </w:pPr>
-            <w:hyperlink w:history="1" r:id="rIdaxbl3i3yqurbl_myvhndk">
+            <w:hyperlink w:history="1" r:id="rIdljx62bv2khucu71cgowpv">
               <w:r>
                 <w:rPr>
                   <w:rFonts w:ascii="Arial" w:cs="Arial" w:eastAsia="Arial" w:hAnsi="Arial"/>
@@ -34288,7 +34288,7 @@
             <w:pPr>
               <w:spacing w:after="20" w:before="0"/>
             </w:pPr>
-            <w:hyperlink w:history="1" r:id="rIdonqqitumamhgcyky1udf1">
+            <w:hyperlink w:history="1" r:id="rIdzudseqmt__rloq7fdmx9i">
               <w:r>
                 <w:rPr>
                   <w:rFonts w:ascii="Arial" w:cs="Arial" w:eastAsia="Arial" w:hAnsi="Arial"/>
@@ -34321,7 +34321,7 @@
               <w:spacing w:after="10" w:before="0"/>
               <w:ind w:left="120"/>
             </w:pPr>
-            <w:hyperlink w:history="1" r:id="rIdhg59uuhjypzkx7_hvsclb">
+            <w:hyperlink w:history="1" r:id="rIdsbsfhpibp1bmojeevovrz">
               <w:r>
                 <w:rPr>
                   <w:rFonts w:ascii="Arial" w:cs="Arial" w:eastAsia="Arial" w:hAnsi="Arial"/>
@@ -34366,7 +34366,7 @@
             <w:pPr>
               <w:spacing w:after="20" w:before="0"/>
             </w:pPr>
-            <w:hyperlink w:history="1" r:id="rId-jurnrdqepgal4_9pqqpj">
+            <w:hyperlink w:history="1" r:id="rIdgkjvyjcp91jiuucejm-7x">
               <w:r>
                 <w:rPr>
                   <w:rFonts w:ascii="Arial" w:cs="Arial" w:eastAsia="Arial" w:hAnsi="Arial"/>
@@ -34399,7 +34399,7 @@
               <w:spacing w:after="10" w:before="0"/>
               <w:ind w:left="120"/>
             </w:pPr>
-            <w:hyperlink w:history="1" r:id="rIds1dqswahpbrlx1w7qmzwj">
+            <w:hyperlink w:history="1" r:id="rId2f9oy2fqt-_hxs67fthd7">
               <w:r>
                 <w:rPr>
                   <w:rFonts w:ascii="Arial" w:cs="Arial" w:eastAsia="Arial" w:hAnsi="Arial"/>
@@ -34594,7 +34594,7 @@
             <w:pPr>
               <w:spacing w:after="20" w:before="0"/>
             </w:pPr>
-            <w:hyperlink w:history="1" r:id="rIdwoxlzqswbe5otjawrpt6l">
+            <w:hyperlink w:history="1" r:id="rIduevaogbglhlxyxzbtbzhm">
               <w:r>
                 <w:rPr>
                   <w:rFonts w:ascii="Arial" w:cs="Arial" w:eastAsia="Arial" w:hAnsi="Arial"/>
@@ -34627,7 +34627,7 @@
               <w:spacing w:after="10" w:before="0"/>
               <w:ind w:left="120"/>
             </w:pPr>
-            <w:hyperlink w:history="1" r:id="rIdtcpzwlqrgugdvcyuoi1tp">
+            <w:hyperlink w:history="1" r:id="rIdrjpg6gexxmvyfzhojglm_">
               <w:r>
                 <w:rPr>
                   <w:rFonts w:ascii="Arial" w:cs="Arial" w:eastAsia="Arial" w:hAnsi="Arial"/>
@@ -34672,7 +34672,7 @@
             <w:pPr>
               <w:spacing w:after="20" w:before="0"/>
             </w:pPr>
-            <w:hyperlink w:history="1" r:id="rIdtlwv2vnmyodo05cixbyg8">
+            <w:hyperlink w:history="1" r:id="rIdukrjttz0nobmt6u0dv2ds">
               <w:r>
                 <w:rPr>
                   <w:rFonts w:ascii="Arial" w:cs="Arial" w:eastAsia="Arial" w:hAnsi="Arial"/>
@@ -34721,7 +34721,7 @@
               <w:spacing w:after="10" w:before="0"/>
               <w:ind w:left="120"/>
             </w:pPr>
-            <w:hyperlink w:history="1" r:id="rIdeemfxqpr3anls9kl0yqee">
+            <w:hyperlink w:history="1" r:id="rIdrr5ecpdvidl6gslczvgbe">
               <w:r>
                 <w:rPr>
                   <w:rFonts w:ascii="Arial" w:cs="Arial" w:eastAsia="Arial" w:hAnsi="Arial"/>
@@ -34916,7 +34916,7 @@
             <w:pPr>
               <w:spacing w:after="20" w:before="0"/>
             </w:pPr>
-            <w:hyperlink w:history="1" r:id="rIdizf_wmpcxlpzfsbpvijhv">
+            <w:hyperlink w:history="1" r:id="rIdvdcydrqe91fhzlogsebuw">
               <w:r>
                 <w:rPr>
                   <w:rFonts w:ascii="Arial" w:cs="Arial" w:eastAsia="Arial" w:hAnsi="Arial"/>
@@ -34949,7 +34949,7 @@
               <w:spacing w:after="10" w:before="0"/>
               <w:ind w:left="120"/>
             </w:pPr>
-            <w:hyperlink w:history="1" r:id="rIdxl0bcv2kvxpjwehxckjqc">
+            <w:hyperlink w:history="1" r:id="rIdp2esiso8-9lvp4cdw7e9z">
               <w:r>
                 <w:rPr>
                   <w:rFonts w:ascii="Arial" w:cs="Arial" w:eastAsia="Arial" w:hAnsi="Arial"/>
@@ -34994,7 +34994,7 @@
             <w:pPr>
               <w:spacing w:after="20" w:before="0"/>
             </w:pPr>
-            <w:hyperlink w:history="1" r:id="rIdjbd1sac61ebx-uuo12qpg">
+            <w:hyperlink w:history="1" r:id="rIdzhoqpbsjgpbliol3hg4rt">
               <w:r>
                 <w:rPr>
                   <w:rFonts w:ascii="Arial" w:cs="Arial" w:eastAsia="Arial" w:hAnsi="Arial"/>
@@ -35043,7 +35043,7 @@
               <w:spacing w:after="10" w:before="0"/>
               <w:ind w:left="120"/>
             </w:pPr>
-            <w:hyperlink w:history="1" r:id="rIdourrfhn4-xidcecn32nnw">
+            <w:hyperlink w:history="1" r:id="rIddj1myio3zzw_abuvnowei">
               <w:r>
                 <w:rPr>
                   <w:rFonts w:ascii="Arial" w:cs="Arial" w:eastAsia="Arial" w:hAnsi="Arial"/>
@@ -35238,7 +35238,7 @@
             <w:pPr>
               <w:spacing w:after="20" w:before="0"/>
             </w:pPr>
-            <w:hyperlink w:history="1" r:id="rIds3js74mxcuxcsi77thoeq">
+            <w:hyperlink w:history="1" r:id="rIdm2rf5i3vqy7n2qpvfc1i7">
               <w:r>
                 <w:rPr>
                   <w:rFonts w:ascii="Arial" w:cs="Arial" w:eastAsia="Arial" w:hAnsi="Arial"/>
@@ -35271,7 +35271,7 @@
               <w:spacing w:after="10" w:before="0"/>
               <w:ind w:left="120"/>
             </w:pPr>
-            <w:hyperlink w:history="1" r:id="rId-bns2aoensik7ey4sqgrw">
+            <w:hyperlink w:history="1" r:id="rIdo_eqy0ua6p0cybkhnumuq">
               <w:r>
                 <w:rPr>
                   <w:rFonts w:ascii="Arial" w:cs="Arial" w:eastAsia="Arial" w:hAnsi="Arial"/>
@@ -35316,7 +35316,7 @@
             <w:pPr>
               <w:spacing w:after="20" w:before="0"/>
             </w:pPr>
-            <w:hyperlink w:history="1" r:id="rIdyd8bqtexmzgukymqcdsdv">
+            <w:hyperlink w:history="1" r:id="rIdykqg1vvl6x_ec1o7k7dy4">
               <w:r>
                 <w:rPr>
                   <w:rFonts w:ascii="Arial" w:cs="Arial" w:eastAsia="Arial" w:hAnsi="Arial"/>
@@ -35365,7 +35365,7 @@
               <w:spacing w:after="10" w:before="0"/>
               <w:ind w:left="120"/>
             </w:pPr>
-            <w:hyperlink w:history="1" r:id="rIdrplhv1g5x-s3j96c2sl86">
+            <w:hyperlink w:history="1" r:id="rIdwc_vcywvehl_3odi_kaj6">
               <w:r>
                 <w:rPr>
                   <w:rFonts w:ascii="Arial" w:cs="Arial" w:eastAsia="Arial" w:hAnsi="Arial"/>
@@ -35877,7 +35877,7 @@
         </w:rPr>
         <w:t xml:space="preserve">© 2026 SeaVuria and ARES. Aligned with KICD objectives. Developed by SeaVuria; technical implementation by ARES (with AI assistance from Claude). Licensed under </w:t>
       </w:r>
-      <w:hyperlink w:history="1" r:id="rIddggit1cmni6hxlftpqqlh">
+      <w:hyperlink w:history="1" r:id="rId9egujj7-v07lxufdlcjg2">
         <w:r>
           <w:rPr>
             <w:rFonts w:ascii="Arial" w:cs="Arial" w:eastAsia="Arial" w:hAnsi="Arial"/>
@@ -35898,7 +35898,7 @@
         </w:rPr>
         <w:t xml:space="preserve"> (</w:t>
       </w:r>
-      <w:hyperlink w:history="1" r:id="rIdf3nlrqmd1kbhzl-jkqgt_">
+      <w:hyperlink w:history="1" r:id="rId4mndsl1jenykxom6nfjuq">
         <w:r>
           <w:rPr>
             <w:rFonts w:ascii="Arial" w:cs="Arial" w:eastAsia="Arial" w:hAnsi="Arial"/>
@@ -36911,7 +36911,7 @@
             <w:pPr>
               <w:spacing w:after="20" w:before="0"/>
             </w:pPr>
-            <w:hyperlink w:history="1" r:id="rId2fadb3geenk--ppts8nuq">
+            <w:hyperlink w:history="1" r:id="rId58p3fbcqfwddalt20pic-">
               <w:r>
                 <w:rPr>
                   <w:rFonts w:ascii="Arial" w:cs="Arial" w:eastAsia="Arial" w:hAnsi="Arial"/>
@@ -36944,7 +36944,7 @@
               <w:spacing w:after="10" w:before="0"/>
               <w:ind w:left="120"/>
             </w:pPr>
-            <w:hyperlink w:history="1" r:id="rIdnp_m6osjmw-hbhjodpew-">
+            <w:hyperlink w:history="1" r:id="rIdbjqz8bbhi0sva9cz9mvtu">
               <w:r>
                 <w:rPr>
                   <w:rFonts w:ascii="Arial" w:cs="Arial" w:eastAsia="Arial" w:hAnsi="Arial"/>
@@ -36989,7 +36989,7 @@
             <w:pPr>
               <w:spacing w:after="20" w:before="0"/>
             </w:pPr>
-            <w:hyperlink w:history="1" r:id="rIdkdoimy-tpmji0zw9arkep">
+            <w:hyperlink w:history="1" r:id="rIda8c8fk1usj2xp0hwqb7jv">
               <w:r>
                 <w:rPr>
                   <w:rFonts w:ascii="Arial" w:cs="Arial" w:eastAsia="Arial" w:hAnsi="Arial"/>
@@ -37022,7 +37022,7 @@
               <w:spacing w:after="10" w:before="0"/>
               <w:ind w:left="120"/>
             </w:pPr>
-            <w:hyperlink w:history="1" r:id="rIdnzkcel63cxioept5uwtv5">
+            <w:hyperlink w:history="1" r:id="rIdyyqb2p9ykga8rmgoy_nu-">
               <w:r>
                 <w:rPr>
                   <w:rFonts w:ascii="Arial" w:cs="Arial" w:eastAsia="Arial" w:hAnsi="Arial"/>
@@ -37369,7 +37369,7 @@
             <w:pPr>
               <w:spacing w:after="20" w:before="0"/>
             </w:pPr>
-            <w:hyperlink w:history="1" r:id="rIdnkeeqbaghjmggydjthe2w">
+            <w:hyperlink w:history="1" r:id="rIdkyvljdgbhcvg06dgtl7de">
               <w:r>
                 <w:rPr>
                   <w:rFonts w:ascii="Arial" w:cs="Arial" w:eastAsia="Arial" w:hAnsi="Arial"/>
@@ -37402,7 +37402,7 @@
               <w:spacing w:after="10" w:before="0"/>
               <w:ind w:left="120"/>
             </w:pPr>
-            <w:hyperlink w:history="1" r:id="rIdji_gdfaah94zvynmkvzbb">
+            <w:hyperlink w:history="1" r:id="rIdcyc-snzbzelxoqtq6dk0b">
               <w:r>
                 <w:rPr>
                   <w:rFonts w:ascii="Arial" w:cs="Arial" w:eastAsia="Arial" w:hAnsi="Arial"/>
@@ -37447,7 +37447,7 @@
             <w:pPr>
               <w:spacing w:after="20" w:before="0"/>
             </w:pPr>
-            <w:hyperlink w:history="1" r:id="rIduxqkznwwogj3rupofv4qd">
+            <w:hyperlink w:history="1" r:id="rIdwpzlz_ornuvknggfqnpe4">
               <w:r>
                 <w:rPr>
                   <w:rFonts w:ascii="Arial" w:cs="Arial" w:eastAsia="Arial" w:hAnsi="Arial"/>
@@ -37480,7 +37480,7 @@
               <w:spacing w:after="10" w:before="0"/>
               <w:ind w:left="120"/>
             </w:pPr>
-            <w:hyperlink w:history="1" r:id="rIdw_froqy2ntjgeyohpkvsn">
+            <w:hyperlink w:history="1" r:id="rIdqin4ec6dzpo77ejkdxd6k">
               <w:r>
                 <w:rPr>
                   <w:rFonts w:ascii="Arial" w:cs="Arial" w:eastAsia="Arial" w:hAnsi="Arial"/>
@@ -37979,7 +37979,7 @@
             <w:pPr>
               <w:spacing w:after="20" w:before="0"/>
             </w:pPr>
-            <w:hyperlink w:history="1" r:id="rId6egqljicgadxjzhey97rw">
+            <w:hyperlink w:history="1" r:id="rId96zgqgu4cyph4stqrnrgs">
               <w:r>
                 <w:rPr>
                   <w:rFonts w:ascii="Arial" w:cs="Arial" w:eastAsia="Arial" w:hAnsi="Arial"/>
@@ -38012,7 +38012,7 @@
               <w:spacing w:after="10" w:before="0"/>
               <w:ind w:left="120"/>
             </w:pPr>
-            <w:hyperlink w:history="1" r:id="rIdbkofcfb07kvktnpbqwady">
+            <w:hyperlink w:history="1" r:id="rIdjyhalkalty37tw3cp5ldp">
               <w:r>
                 <w:rPr>
                   <w:rFonts w:ascii="Arial" w:cs="Arial" w:eastAsia="Arial" w:hAnsi="Arial"/>
@@ -38057,7 +38057,7 @@
             <w:pPr>
               <w:spacing w:after="20" w:before="0"/>
             </w:pPr>
-            <w:hyperlink w:history="1" r:id="rIdatd8x90gcqobnz_sb0po3">
+            <w:hyperlink w:history="1" r:id="rIduwm6fhcvj3wcosyf5alju">
               <w:r>
                 <w:rPr>
                   <w:rFonts w:ascii="Arial" w:cs="Arial" w:eastAsia="Arial" w:hAnsi="Arial"/>
@@ -38106,7 +38106,7 @@
               <w:spacing w:after="10" w:before="0"/>
               <w:ind w:left="120"/>
             </w:pPr>
-            <w:hyperlink w:history="1" r:id="rIdsxg1fxrrkjnsdce61bbbs">
+            <w:hyperlink w:history="1" r:id="rId4behc-fzkg3-htvcp3amk">
               <w:r>
                 <w:rPr>
                   <w:rFonts w:ascii="Arial" w:cs="Arial" w:eastAsia="Arial" w:hAnsi="Arial"/>
@@ -38510,7 +38510,7 @@
             <w:pPr>
               <w:spacing w:after="20" w:before="0"/>
             </w:pPr>
-            <w:hyperlink w:history="1" r:id="rId9vx8ow12fqhvyc98mo-sw">
+            <w:hyperlink w:history="1" r:id="rId8jvfae1up0aqzhvyofp93">
               <w:r>
                 <w:rPr>
                   <w:rFonts w:ascii="Arial" w:cs="Arial" w:eastAsia="Arial" w:hAnsi="Arial"/>
@@ -38543,7 +38543,7 @@
               <w:spacing w:after="10" w:before="0"/>
               <w:ind w:left="120"/>
             </w:pPr>
-            <w:hyperlink w:history="1" r:id="rIdoholra1eiufc1lka_4se5">
+            <w:hyperlink w:history="1" r:id="rId2d0qdw2mfazzvws6sxqtv">
               <w:r>
                 <w:rPr>
                   <w:rFonts w:ascii="Arial" w:cs="Arial" w:eastAsia="Arial" w:hAnsi="Arial"/>
@@ -38588,7 +38588,7 @@
             <w:pPr>
               <w:spacing w:after="20" w:before="0"/>
             </w:pPr>
-            <w:hyperlink w:history="1" r:id="rIdhtjibqowtfq8flfipyh7h">
+            <w:hyperlink w:history="1" r:id="rIdfco-trhtspnk5wnwbcok8">
               <w:r>
                 <w:rPr>
                   <w:rFonts w:ascii="Arial" w:cs="Arial" w:eastAsia="Arial" w:hAnsi="Arial"/>
@@ -38637,7 +38637,7 @@
               <w:spacing w:after="10" w:before="0"/>
               <w:ind w:left="120"/>
             </w:pPr>
-            <w:hyperlink w:history="1" r:id="rIdrs9jhyxt7qzhkmqie5rdy">
+            <w:hyperlink w:history="1" r:id="rIdkv4wqpidmwq0anrdizsuy">
               <w:r>
                 <w:rPr>
                   <w:rFonts w:ascii="Arial" w:cs="Arial" w:eastAsia="Arial" w:hAnsi="Arial"/>
@@ -39079,7 +39079,7 @@
             <w:pPr>
               <w:spacing w:after="20" w:before="0"/>
             </w:pPr>
-            <w:hyperlink w:history="1" r:id="rIdu4do-oeckivx9fyxpemni">
+            <w:hyperlink w:history="1" r:id="rIdnf98dcdqjag5szi0bizwg">
               <w:r>
                 <w:rPr>
                   <w:rFonts w:ascii="Arial" w:cs="Arial" w:eastAsia="Arial" w:hAnsi="Arial"/>
@@ -39112,7 +39112,7 @@
               <w:spacing w:after="10" w:before="0"/>
               <w:ind w:left="120"/>
             </w:pPr>
-            <w:hyperlink w:history="1" r:id="rIdqfjkjnc2qfskvmpbjzj_p">
+            <w:hyperlink w:history="1" r:id="rIdqtuxi8flndmzzrzoet3vk">
               <w:r>
                 <w:rPr>
                   <w:rFonts w:ascii="Arial" w:cs="Arial" w:eastAsia="Arial" w:hAnsi="Arial"/>
@@ -39157,7 +39157,7 @@
             <w:pPr>
               <w:spacing w:after="20" w:before="0"/>
             </w:pPr>
-            <w:hyperlink w:history="1" r:id="rIdqk6iovzate7wg4ksmxnmc">
+            <w:hyperlink w:history="1" r:id="rIdt4bck6kcl_mdt1smr_i14">
               <w:r>
                 <w:rPr>
                   <w:rFonts w:ascii="Arial" w:cs="Arial" w:eastAsia="Arial" w:hAnsi="Arial"/>
@@ -39206,7 +39206,7 @@
               <w:spacing w:after="10" w:before="0"/>
               <w:ind w:left="120"/>
             </w:pPr>
-            <w:hyperlink w:history="1" r:id="rIdalifvhpg1itjy_bijbc1l">
+            <w:hyperlink w:history="1" r:id="rIdwjkts0tuaakbmlrjmwvuz">
               <w:r>
                 <w:rPr>
                   <w:rFonts w:ascii="Arial" w:cs="Arial" w:eastAsia="Arial" w:hAnsi="Arial"/>
@@ -39870,7 +39870,7 @@
         </w:rPr>
         <w:t xml:space="preserve">© 2026 SeaVuria and ARES. Aligned with KICD objectives. Developed by SeaVuria; technical implementation by ARES (with AI assistance from Claude). Licensed under </w:t>
       </w:r>
-      <w:hyperlink w:history="1" r:id="rIdzwuspurkdkk6fcvg4tayq">
+      <w:hyperlink w:history="1" r:id="rIdwozzsg-fzxfl6wssz6mbv">
         <w:r>
           <w:rPr>
             <w:rFonts w:ascii="Arial" w:cs="Arial" w:eastAsia="Arial" w:hAnsi="Arial"/>
@@ -39891,7 +39891,7 @@
         </w:rPr>
         <w:t xml:space="preserve"> (</w:t>
       </w:r>
-      <w:hyperlink w:history="1" r:id="rId6dotysjtgyopgpj3thmaq">
+      <w:hyperlink w:history="1" r:id="rIds9aehhmxx7iqwh-kvo9y_">
         <w:r>
           <w:rPr>
             <w:rFonts w:ascii="Arial" w:cs="Arial" w:eastAsia="Arial" w:hAnsi="Arial"/>

--- a/data/outputs/v2/Biology/SS1.1_Cell_Structure/Biology_Cell_Structure_CBE_LessonSequence.docx
+++ b/data/outputs/v2/Biology/SS1.1_Cell_Structure/Biology_Cell_Structure_CBE_LessonSequence.docx
@@ -2596,7 +2596,7 @@
         </w:rPr>
         <w:t xml:space="preserve">© 2026 SeaVuria and ARES. This work is licensed under a </w:t>
       </w:r>
-      <w:hyperlink w:history="1" r:id="rIdxwlkwmg1vipblouigiy-i">
+      <w:hyperlink w:history="1" r:id="rId8rmiauvxrfq3ua9_gksqa">
         <w:r>
           <w:rPr>
             <w:rFonts w:ascii="Arial" w:cs="Arial" w:eastAsia="Arial" w:hAnsi="Arial"/>
@@ -2616,7 +2616,7 @@
         </w:rPr>
         <w:t xml:space="preserve"> (</w:t>
       </w:r>
-      <w:hyperlink w:history="1" r:id="rIdbzuic0q7vzsno7dvf9kjg">
+      <w:hyperlink w:history="1" r:id="rIdkyrh9qvaaq_eedfqyvkhr">
         <w:r>
           <w:rPr>
             <w:rFonts w:ascii="Arial" w:cs="Arial" w:eastAsia="Arial" w:hAnsi="Arial"/>
@@ -2636,7 +2636,7 @@
         </w:rPr>
         <w:t xml:space="preserve">). To view a copy of this license, visit </w:t>
       </w:r>
-      <w:hyperlink w:history="1" r:id="rIdv0cjzyxtyak7e5_boph55">
+      <w:hyperlink w:history="1" r:id="rIdixmyrsj_at_ujirdksnzx">
         <w:r>
           <w:rPr>
             <w:rFonts w:ascii="Arial" w:cs="Arial" w:eastAsia="Arial" w:hAnsi="Arial"/>
@@ -3648,7 +3648,7 @@
             <w:pPr>
               <w:spacing w:after="20" w:before="0"/>
             </w:pPr>
-            <w:hyperlink w:history="1" r:id="rId2vynzpm6h81zncq55jzw9">
+            <w:hyperlink w:history="1" r:id="rId3em_l1p7jolnx-rp2ps55">
               <w:r>
                 <w:rPr>
                   <w:rFonts w:ascii="Arial" w:cs="Arial" w:eastAsia="Arial" w:hAnsi="Arial"/>
@@ -3681,7 +3681,7 @@
               <w:spacing w:after="10" w:before="0"/>
               <w:ind w:left="120"/>
             </w:pPr>
-            <w:hyperlink w:history="1" r:id="rId1_yvpdoj92lywtlpkvgic">
+            <w:hyperlink w:history="1" r:id="rId91t4xnijtcvbffmrcyyzo">
               <w:r>
                 <w:rPr>
                   <w:rFonts w:ascii="Arial" w:cs="Arial" w:eastAsia="Arial" w:hAnsi="Arial"/>
@@ -3726,7 +3726,7 @@
             <w:pPr>
               <w:spacing w:after="20" w:before="0"/>
             </w:pPr>
-            <w:hyperlink w:history="1" r:id="rIdi4_f37vjefteapfhkowzn">
+            <w:hyperlink w:history="1" r:id="rIdpgugvr0ajegzdiuqw3oyr">
               <w:r>
                 <w:rPr>
                   <w:rFonts w:ascii="Arial" w:cs="Arial" w:eastAsia="Arial" w:hAnsi="Arial"/>
@@ -3759,7 +3759,7 @@
               <w:spacing w:after="10" w:before="0"/>
               <w:ind w:left="120"/>
             </w:pPr>
-            <w:hyperlink w:history="1" r:id="rId4wq0fdptzocatomlzx_zq">
+            <w:hyperlink w:history="1" r:id="rIdeqxfvwwb2rkpvz5zn64d-">
               <w:r>
                 <w:rPr>
                   <w:rFonts w:ascii="Arial" w:cs="Arial" w:eastAsia="Arial" w:hAnsi="Arial"/>
@@ -3954,7 +3954,7 @@
             <w:pPr>
               <w:spacing w:after="20" w:before="0"/>
             </w:pPr>
-            <w:hyperlink w:history="1" r:id="rId4oqb08dfswx_xhzkz0qvw">
+            <w:hyperlink w:history="1" r:id="rIdwgxgzaynzgwqaikov7lmm">
               <w:r>
                 <w:rPr>
                   <w:rFonts w:ascii="Arial" w:cs="Arial" w:eastAsia="Arial" w:hAnsi="Arial"/>
@@ -3987,7 +3987,7 @@
               <w:spacing w:after="10" w:before="0"/>
               <w:ind w:left="120"/>
             </w:pPr>
-            <w:hyperlink w:history="1" r:id="rIdeb4wp5i_doc-1myxwpumv">
+            <w:hyperlink w:history="1" r:id="rIdthruzpp11kk-0hajqljh8">
               <w:r>
                 <w:rPr>
                   <w:rFonts w:ascii="Arial" w:cs="Arial" w:eastAsia="Arial" w:hAnsi="Arial"/>
@@ -4032,7 +4032,7 @@
             <w:pPr>
               <w:spacing w:after="20" w:before="0"/>
             </w:pPr>
-            <w:hyperlink w:history="1" r:id="rIdueulhgage86ados77cynu">
+            <w:hyperlink w:history="1" r:id="rIdqf5sxzdutl_2k4kc7snem">
               <w:r>
                 <w:rPr>
                   <w:rFonts w:ascii="Arial" w:cs="Arial" w:eastAsia="Arial" w:hAnsi="Arial"/>
@@ -4065,7 +4065,7 @@
               <w:spacing w:after="10" w:before="0"/>
               <w:ind w:left="120"/>
             </w:pPr>
-            <w:hyperlink w:history="1" r:id="rIdrdhzs_jlzpmoduaa4m_pt">
+            <w:hyperlink w:history="1" r:id="rIdbh_nsq8x2bv5qcid1gjda">
               <w:r>
                 <w:rPr>
                   <w:rFonts w:ascii="Arial" w:cs="Arial" w:eastAsia="Arial" w:hAnsi="Arial"/>
@@ -4260,7 +4260,7 @@
             <w:pPr>
               <w:spacing w:after="20" w:before="0"/>
             </w:pPr>
-            <w:hyperlink w:history="1" r:id="rIducuypvc_zjlq00eaul-eg">
+            <w:hyperlink w:history="1" r:id="rIdaz5tyosu-n6-khgqslw82">
               <w:r>
                 <w:rPr>
                   <w:rFonts w:ascii="Arial" w:cs="Arial" w:eastAsia="Arial" w:hAnsi="Arial"/>
@@ -4309,7 +4309,7 @@
               <w:spacing w:after="10" w:before="0"/>
               <w:ind w:left="120"/>
             </w:pPr>
-            <w:hyperlink w:history="1" r:id="rId647b4jx3c8ehfkkhczzq6">
+            <w:hyperlink w:history="1" r:id="rIdlvl6f-9le6gpxidke4-4q">
               <w:r>
                 <w:rPr>
                   <w:rFonts w:ascii="Arial" w:cs="Arial" w:eastAsia="Arial" w:hAnsi="Arial"/>
@@ -4354,7 +4354,7 @@
             <w:pPr>
               <w:spacing w:after="20" w:before="0"/>
             </w:pPr>
-            <w:hyperlink w:history="1" r:id="rId16rwph-_zdopuyiza4f_c">
+            <w:hyperlink w:history="1" r:id="rIdpmocd0c2byubxcpagpjo_">
               <w:r>
                 <w:rPr>
                   <w:rFonts w:ascii="Arial" w:cs="Arial" w:eastAsia="Arial" w:hAnsi="Arial"/>
@@ -4403,7 +4403,7 @@
               <w:spacing w:after="10" w:before="0"/>
               <w:ind w:left="120"/>
             </w:pPr>
-            <w:hyperlink w:history="1" r:id="rIdviavcyhwg4oi-k_3bhcl4">
+            <w:hyperlink w:history="1" r:id="rId6t6pkepuq1qecxmgcvnu2">
               <w:r>
                 <w:rPr>
                   <w:rFonts w:ascii="Arial" w:cs="Arial" w:eastAsia="Arial" w:hAnsi="Arial"/>
@@ -4598,7 +4598,7 @@
             <w:pPr>
               <w:spacing w:after="20" w:before="0"/>
             </w:pPr>
-            <w:hyperlink w:history="1" r:id="rId6owbnija6a0cil55pq_qh">
+            <w:hyperlink w:history="1" r:id="rIdzy9rgvmm3iots0ezsohjq">
               <w:r>
                 <w:rPr>
                   <w:rFonts w:ascii="Arial" w:cs="Arial" w:eastAsia="Arial" w:hAnsi="Arial"/>
@@ -4647,7 +4647,7 @@
               <w:spacing w:after="10" w:before="0"/>
               <w:ind w:left="120"/>
             </w:pPr>
-            <w:hyperlink w:history="1" r:id="rId_vaaznwiwmhvz_9zgvizd">
+            <w:hyperlink w:history="1" r:id="rIddsnvcvbnjp2anhqgknjmv">
               <w:r>
                 <w:rPr>
                   <w:rFonts w:ascii="Arial" w:cs="Arial" w:eastAsia="Arial" w:hAnsi="Arial"/>
@@ -4692,7 +4692,7 @@
             <w:pPr>
               <w:spacing w:after="20" w:before="0"/>
             </w:pPr>
-            <w:hyperlink w:history="1" r:id="rIdjtucbne408ih5duwdzmmo">
+            <w:hyperlink w:history="1" r:id="rIded2obvyrmgocnfbqy8ing">
               <w:r>
                 <w:rPr>
                   <w:rFonts w:ascii="Arial" w:cs="Arial" w:eastAsia="Arial" w:hAnsi="Arial"/>
@@ -4741,7 +4741,7 @@
               <w:spacing w:after="10" w:before="0"/>
               <w:ind w:left="120"/>
             </w:pPr>
-            <w:hyperlink w:history="1" r:id="rId0vuxt7tekkrx6zgtgjjgl">
+            <w:hyperlink w:history="1" r:id="rIdiqa6h_ijf1ou017ggobry">
               <w:r>
                 <w:rPr>
                   <w:rFonts w:ascii="Arial" w:cs="Arial" w:eastAsia="Arial" w:hAnsi="Arial"/>
@@ -4936,7 +4936,7 @@
             <w:pPr>
               <w:spacing w:after="20" w:before="0"/>
             </w:pPr>
-            <w:hyperlink w:history="1" r:id="rIdwpnqi2ikqg7h01thbu-hw">
+            <w:hyperlink w:history="1" r:id="rIdortxxettp8_b3fmmoqeoa">
               <w:r>
                 <w:rPr>
                   <w:rFonts w:ascii="Arial" w:cs="Arial" w:eastAsia="Arial" w:hAnsi="Arial"/>
@@ -4985,7 +4985,7 @@
               <w:spacing w:after="10" w:before="0"/>
               <w:ind w:left="120"/>
             </w:pPr>
-            <w:hyperlink w:history="1" r:id="rIdda94ssb6jmreebrpzw21i">
+            <w:hyperlink w:history="1" r:id="rIdya_xe4j3el7a-ldve4ifu">
               <w:r>
                 <w:rPr>
                   <w:rFonts w:ascii="Arial" w:cs="Arial" w:eastAsia="Arial" w:hAnsi="Arial"/>
@@ -5030,7 +5030,7 @@
             <w:pPr>
               <w:spacing w:after="20" w:before="0"/>
             </w:pPr>
-            <w:hyperlink w:history="1" r:id="rId3avqryor-9aok8kzghywa">
+            <w:hyperlink w:history="1" r:id="rIdsaaej0y69f0chiatvfxfc">
               <w:r>
                 <w:rPr>
                   <w:rFonts w:ascii="Arial" w:cs="Arial" w:eastAsia="Arial" w:hAnsi="Arial"/>
@@ -5079,7 +5079,7 @@
               <w:spacing w:after="10" w:before="0"/>
               <w:ind w:left="120"/>
             </w:pPr>
-            <w:hyperlink w:history="1" r:id="rIdukamjwdnjco8qs3ultxwq">
+            <w:hyperlink w:history="1" r:id="rIdi9rzqviq5omm3nh3s-1pd">
               <w:r>
                 <w:rPr>
                   <w:rFonts w:ascii="Arial" w:cs="Arial" w:eastAsia="Arial" w:hAnsi="Arial"/>
@@ -5591,7 +5591,7 @@
         </w:rPr>
         <w:t xml:space="preserve">© 2026 SeaVuria and ARES. Aligned with KICD objectives. Developed by SeaVuria; technical implementation by ARES (with AI assistance from Claude). Licensed under </w:t>
       </w:r>
-      <w:hyperlink w:history="1" r:id="rIdjpj5gwpzd2by7prn17j_x">
+      <w:hyperlink w:history="1" r:id="rIdnswm0bd3eqgdiuedkbnvb">
         <w:r>
           <w:rPr>
             <w:rFonts w:ascii="Arial" w:cs="Arial" w:eastAsia="Arial" w:hAnsi="Arial"/>
@@ -5612,7 +5612,7 @@
         </w:rPr>
         <w:t xml:space="preserve"> (</w:t>
       </w:r>
-      <w:hyperlink w:history="1" r:id="rId-w_xtw8sf-tciepvgy7ux">
+      <w:hyperlink w:history="1" r:id="rId3q6r49bcx753vqqpckcis">
         <w:r>
           <w:rPr>
             <w:rFonts w:ascii="Arial" w:cs="Arial" w:eastAsia="Arial" w:hAnsi="Arial"/>
@@ -6625,7 +6625,7 @@
             <w:pPr>
               <w:spacing w:after="20" w:before="0"/>
             </w:pPr>
-            <w:hyperlink w:history="1" r:id="rIdmk56bi90ecq1luqgtdajx">
+            <w:hyperlink w:history="1" r:id="rId1xtvpzzgainfmlglr7xki">
               <w:r>
                 <w:rPr>
                   <w:rFonts w:ascii="Arial" w:cs="Arial" w:eastAsia="Arial" w:hAnsi="Arial"/>
@@ -6658,7 +6658,7 @@
               <w:spacing w:after="10" w:before="0"/>
               <w:ind w:left="120"/>
             </w:pPr>
-            <w:hyperlink w:history="1" r:id="rIdpcildyk9rmoi4g9nwiwfz">
+            <w:hyperlink w:history="1" r:id="rId-rzm9ydji24tixmv38z0x">
               <w:r>
                 <w:rPr>
                   <w:rFonts w:ascii="Arial" w:cs="Arial" w:eastAsia="Arial" w:hAnsi="Arial"/>
@@ -6703,7 +6703,7 @@
             <w:pPr>
               <w:spacing w:after="20" w:before="0"/>
             </w:pPr>
-            <w:hyperlink w:history="1" r:id="rId38zuddh4d550hi875yvcv">
+            <w:hyperlink w:history="1" r:id="rIdhcpjgqr_q6r9vqfmmbrdd">
               <w:r>
                 <w:rPr>
                   <w:rFonts w:ascii="Arial" w:cs="Arial" w:eastAsia="Arial" w:hAnsi="Arial"/>
@@ -6736,7 +6736,7 @@
               <w:spacing w:after="10" w:before="0"/>
               <w:ind w:left="120"/>
             </w:pPr>
-            <w:hyperlink w:history="1" r:id="rIdcj1rlnjdkflbvzlnxlqah">
+            <w:hyperlink w:history="1" r:id="rIdisizflv-jjczxhohlw01m">
               <w:r>
                 <w:rPr>
                   <w:rFonts w:ascii="Arial" w:cs="Arial" w:eastAsia="Arial" w:hAnsi="Arial"/>
@@ -6931,7 +6931,7 @@
             <w:pPr>
               <w:spacing w:after="20" w:before="0"/>
             </w:pPr>
-            <w:hyperlink w:history="1" r:id="rIdxm2hqqrmx_sz15n-lexfo">
+            <w:hyperlink w:history="1" r:id="rIdrnx32awttiqviqmfmf2y3">
               <w:r>
                 <w:rPr>
                   <w:rFonts w:ascii="Arial" w:cs="Arial" w:eastAsia="Arial" w:hAnsi="Arial"/>
@@ -6964,7 +6964,7 @@
               <w:spacing w:after="10" w:before="0"/>
               <w:ind w:left="120"/>
             </w:pPr>
-            <w:hyperlink w:history="1" r:id="rId6fr3mcdwkm5gcyl3o2n6w">
+            <w:hyperlink w:history="1" r:id="rIdgl4etgnww2scj2c0cpl7c">
               <w:r>
                 <w:rPr>
                   <w:rFonts w:ascii="Arial" w:cs="Arial" w:eastAsia="Arial" w:hAnsi="Arial"/>
@@ -7009,7 +7009,7 @@
             <w:pPr>
               <w:spacing w:after="20" w:before="0"/>
             </w:pPr>
-            <w:hyperlink w:history="1" r:id="rIdysph3pd6j1ysngfp5yq3m">
+            <w:hyperlink w:history="1" r:id="rIdvfgdqoxqrmpy3xjjg_vya">
               <w:r>
                 <w:rPr>
                   <w:rFonts w:ascii="Arial" w:cs="Arial" w:eastAsia="Arial" w:hAnsi="Arial"/>
@@ -7042,7 +7042,7 @@
               <w:spacing w:after="10" w:before="0"/>
               <w:ind w:left="120"/>
             </w:pPr>
-            <w:hyperlink w:history="1" r:id="rId7s3fa4xmqmjtuguw3bxic">
+            <w:hyperlink w:history="1" r:id="rIdcwd6kvn_ycoyuzhkvi-1b">
               <w:r>
                 <w:rPr>
                   <w:rFonts w:ascii="Arial" w:cs="Arial" w:eastAsia="Arial" w:hAnsi="Arial"/>
@@ -7237,7 +7237,7 @@
             <w:pPr>
               <w:spacing w:after="20" w:before="0"/>
             </w:pPr>
-            <w:hyperlink w:history="1" r:id="rIda06oknasnmbvafg_5zu5s">
+            <w:hyperlink w:history="1" r:id="rId6x2giglnmifuqz3-pmkam">
               <w:r>
                 <w:rPr>
                   <w:rFonts w:ascii="Arial" w:cs="Arial" w:eastAsia="Arial" w:hAnsi="Arial"/>
@@ -7286,7 +7286,7 @@
               <w:spacing w:after="10" w:before="0"/>
               <w:ind w:left="120"/>
             </w:pPr>
-            <w:hyperlink w:history="1" r:id="rId5jdb2uum9jk_v3zqki7c3">
+            <w:hyperlink w:history="1" r:id="rIdnhgcwretngk4tsboz9x9i">
               <w:r>
                 <w:rPr>
                   <w:rFonts w:ascii="Arial" w:cs="Arial" w:eastAsia="Arial" w:hAnsi="Arial"/>
@@ -7331,7 +7331,7 @@
             <w:pPr>
               <w:spacing w:after="20" w:before="0"/>
             </w:pPr>
-            <w:hyperlink w:history="1" r:id="rIdvjvoqa1rqjooqlj7v5i8r">
+            <w:hyperlink w:history="1" r:id="rId4udfpiahrq--hgclrseaa">
               <w:r>
                 <w:rPr>
                   <w:rFonts w:ascii="Arial" w:cs="Arial" w:eastAsia="Arial" w:hAnsi="Arial"/>
@@ -7364,7 +7364,7 @@
               <w:spacing w:after="10" w:before="0"/>
               <w:ind w:left="120"/>
             </w:pPr>
-            <w:hyperlink w:history="1" r:id="rIdzeof59r3jliul489spf9b">
+            <w:hyperlink w:history="1" r:id="rIdnnjbzp-vjn0rifnlsu7me">
               <w:r>
                 <w:rPr>
                   <w:rFonts w:ascii="Arial" w:cs="Arial" w:eastAsia="Arial" w:hAnsi="Arial"/>
@@ -7559,7 +7559,7 @@
             <w:pPr>
               <w:spacing w:after="20" w:before="0"/>
             </w:pPr>
-            <w:hyperlink w:history="1" r:id="rIdawwoms9fxonwiunuh-bfi">
+            <w:hyperlink w:history="1" r:id="rId58gpa4gywot6d393k98cx">
               <w:r>
                 <w:rPr>
                   <w:rFonts w:ascii="Arial" w:cs="Arial" w:eastAsia="Arial" w:hAnsi="Arial"/>
@@ -7608,7 +7608,7 @@
               <w:spacing w:after="10" w:before="0"/>
               <w:ind w:left="120"/>
             </w:pPr>
-            <w:hyperlink w:history="1" r:id="rIdw4phrgcrswsyfv5sgziwc">
+            <w:hyperlink w:history="1" r:id="rIdwhh7qkukp3kwcw1lqcqbz">
               <w:r>
                 <w:rPr>
                   <w:rFonts w:ascii="Arial" w:cs="Arial" w:eastAsia="Arial" w:hAnsi="Arial"/>
@@ -7653,7 +7653,7 @@
             <w:pPr>
               <w:spacing w:after="20" w:before="0"/>
             </w:pPr>
-            <w:hyperlink w:history="1" r:id="rIdjvfblzrkhrvgshwnd4odu">
+            <w:hyperlink w:history="1" r:id="rId3cprl5yjowe1kbytehtke">
               <w:r>
                 <w:rPr>
                   <w:rFonts w:ascii="Arial" w:cs="Arial" w:eastAsia="Arial" w:hAnsi="Arial"/>
@@ -7686,7 +7686,7 @@
               <w:spacing w:after="10" w:before="0"/>
               <w:ind w:left="120"/>
             </w:pPr>
-            <w:hyperlink w:history="1" r:id="rIdepiwv4ddfvcyaz2alwrc9">
+            <w:hyperlink w:history="1" r:id="rIdmyvyc39ivwpydq8shiikt">
               <w:r>
                 <w:rPr>
                   <w:rFonts w:ascii="Arial" w:cs="Arial" w:eastAsia="Arial" w:hAnsi="Arial"/>
@@ -7881,7 +7881,7 @@
             <w:pPr>
               <w:spacing w:after="20" w:before="0"/>
             </w:pPr>
-            <w:hyperlink w:history="1" r:id="rId80dtebvwjaolmkrrxripq">
+            <w:hyperlink w:history="1" r:id="rIdwne4oe_cb0doou1qsrpgs">
               <w:r>
                 <w:rPr>
                   <w:rFonts w:ascii="Arial" w:cs="Arial" w:eastAsia="Arial" w:hAnsi="Arial"/>
@@ -7930,7 +7930,7 @@
               <w:spacing w:after="10" w:before="0"/>
               <w:ind w:left="120"/>
             </w:pPr>
-            <w:hyperlink w:history="1" r:id="rId6z_yu2hydlxbr6t8ni-zl">
+            <w:hyperlink w:history="1" r:id="rIdyyg6_sa0q86xsol_y_4mp">
               <w:r>
                 <w:rPr>
                   <w:rFonts w:ascii="Arial" w:cs="Arial" w:eastAsia="Arial" w:hAnsi="Arial"/>
@@ -7975,7 +7975,7 @@
             <w:pPr>
               <w:spacing w:after="20" w:before="0"/>
             </w:pPr>
-            <w:hyperlink w:history="1" r:id="rIdgxwsgwty47k2ejy8zlmac">
+            <w:hyperlink w:history="1" r:id="rIdpb9vktqvtc-1wp_yyy-at">
               <w:r>
                 <w:rPr>
                   <w:rFonts w:ascii="Arial" w:cs="Arial" w:eastAsia="Arial" w:hAnsi="Arial"/>
@@ -8008,7 +8008,7 @@
               <w:spacing w:after="10" w:before="0"/>
               <w:ind w:left="120"/>
             </w:pPr>
-            <w:hyperlink w:history="1" r:id="rIdxfeqqmr07tubsbeaqsfhr">
+            <w:hyperlink w:history="1" r:id="rIdbygz_liu3pvkt99woxl0j">
               <w:r>
                 <w:rPr>
                   <w:rFonts w:ascii="Arial" w:cs="Arial" w:eastAsia="Arial" w:hAnsi="Arial"/>
@@ -8520,7 +8520,7 @@
         </w:rPr>
         <w:t xml:space="preserve">© 2026 SeaVuria and ARES. Aligned with KICD objectives. Developed by SeaVuria; technical implementation by ARES (with AI assistance from Claude). Licensed under </w:t>
       </w:r>
-      <w:hyperlink w:history="1" r:id="rIdufidnm9cyy30cdmlh5mul">
+      <w:hyperlink w:history="1" r:id="rId40wk7jlg3lbe0jz-ihumj">
         <w:r>
           <w:rPr>
             <w:rFonts w:ascii="Arial" w:cs="Arial" w:eastAsia="Arial" w:hAnsi="Arial"/>
@@ -8541,7 +8541,7 @@
         </w:rPr>
         <w:t xml:space="preserve"> (</w:t>
       </w:r>
-      <w:hyperlink w:history="1" r:id="rIdre8q15dvwidyir5vypkv-">
+      <w:hyperlink w:history="1" r:id="rIdicigo3qsz4bafb722nljt">
         <w:r>
           <w:rPr>
             <w:rFonts w:ascii="Arial" w:cs="Arial" w:eastAsia="Arial" w:hAnsi="Arial"/>
@@ -9554,7 +9554,7 @@
             <w:pPr>
               <w:spacing w:after="20" w:before="0"/>
             </w:pPr>
-            <w:hyperlink w:history="1" r:id="rIdwjbhzig_phcmdy5nawrqp">
+            <w:hyperlink w:history="1" r:id="rId1q_c7uoykhhhds-j4gn3f">
               <w:r>
                 <w:rPr>
                   <w:rFonts w:ascii="Arial" w:cs="Arial" w:eastAsia="Arial" w:hAnsi="Arial"/>
@@ -9587,7 +9587,7 @@
               <w:spacing w:after="10" w:before="0"/>
               <w:ind w:left="120"/>
             </w:pPr>
-            <w:hyperlink w:history="1" r:id="rId6f5t1xqb4jugl4lmzoa6f">
+            <w:hyperlink w:history="1" r:id="rIdwl0vephwglmi-l7y3in-t">
               <w:r>
                 <w:rPr>
                   <w:rFonts w:ascii="Arial" w:cs="Arial" w:eastAsia="Arial" w:hAnsi="Arial"/>
@@ -9632,7 +9632,7 @@
             <w:pPr>
               <w:spacing w:after="20" w:before="0"/>
             </w:pPr>
-            <w:hyperlink w:history="1" r:id="rIdjhvppw_-sf0r5pkig9mtx">
+            <w:hyperlink w:history="1" r:id="rIdey3abb_wx64txqafbe-vl">
               <w:r>
                 <w:rPr>
                   <w:rFonts w:ascii="Arial" w:cs="Arial" w:eastAsia="Arial" w:hAnsi="Arial"/>
@@ -9665,7 +9665,7 @@
               <w:spacing w:after="10" w:before="0"/>
               <w:ind w:left="120"/>
             </w:pPr>
-            <w:hyperlink w:history="1" r:id="rIdv2h5yb7wmfvor5nv5eplg">
+            <w:hyperlink w:history="1" r:id="rIdkcnd_zmxsyt_vayv87hq8">
               <w:r>
                 <w:rPr>
                   <w:rFonts w:ascii="Arial" w:cs="Arial" w:eastAsia="Arial" w:hAnsi="Arial"/>
@@ -9860,7 +9860,7 @@
             <w:pPr>
               <w:spacing w:after="20" w:before="0"/>
             </w:pPr>
-            <w:hyperlink w:history="1" r:id="rId3fnjrqxmvbdtnhbif8esk">
+            <w:hyperlink w:history="1" r:id="rId2dvzmgvf-hxoev-kp4m9h">
               <w:r>
                 <w:rPr>
                   <w:rFonts w:ascii="Arial" w:cs="Arial" w:eastAsia="Arial" w:hAnsi="Arial"/>
@@ -9893,7 +9893,7 @@
               <w:spacing w:after="10" w:before="0"/>
               <w:ind w:left="120"/>
             </w:pPr>
-            <w:hyperlink w:history="1" r:id="rIdvzf3xn0lhiz2uwyc7dsdn">
+            <w:hyperlink w:history="1" r:id="rIdexgyichgt44mfrpak4zx8">
               <w:r>
                 <w:rPr>
                   <w:rFonts w:ascii="Arial" w:cs="Arial" w:eastAsia="Arial" w:hAnsi="Arial"/>
@@ -9938,7 +9938,7 @@
             <w:pPr>
               <w:spacing w:after="20" w:before="0"/>
             </w:pPr>
-            <w:hyperlink w:history="1" r:id="rIdytjwuaumxl-6isfiiz_lp">
+            <w:hyperlink w:history="1" r:id="rId0bx_60hbrvntd4nvnys0e">
               <w:r>
                 <w:rPr>
                   <w:rFonts w:ascii="Arial" w:cs="Arial" w:eastAsia="Arial" w:hAnsi="Arial"/>
@@ -9971,7 +9971,7 @@
               <w:spacing w:after="10" w:before="0"/>
               <w:ind w:left="120"/>
             </w:pPr>
-            <w:hyperlink w:history="1" r:id="rIdma9ori4lforlwlesh4tya">
+            <w:hyperlink w:history="1" r:id="rIdxbqaglznyjrmfuf4beu4x">
               <w:r>
                 <w:rPr>
                   <w:rFonts w:ascii="Arial" w:cs="Arial" w:eastAsia="Arial" w:hAnsi="Arial"/>
@@ -10166,7 +10166,7 @@
             <w:pPr>
               <w:spacing w:after="20" w:before="0"/>
             </w:pPr>
-            <w:hyperlink w:history="1" r:id="rId-vbmjijpg-nxkljhjwwqc">
+            <w:hyperlink w:history="1" r:id="rId5fqhwgbxemxhv0xqbuty_">
               <w:r>
                 <w:rPr>
                   <w:rFonts w:ascii="Arial" w:cs="Arial" w:eastAsia="Arial" w:hAnsi="Arial"/>
@@ -10215,7 +10215,7 @@
               <w:spacing w:after="10" w:before="0"/>
               <w:ind w:left="120"/>
             </w:pPr>
-            <w:hyperlink w:history="1" r:id="rIdqut91aj7h3bziyps1lxnz">
+            <w:hyperlink w:history="1" r:id="rIdkj6qvhkmlau7g5-zdcjvj">
               <w:r>
                 <w:rPr>
                   <w:rFonts w:ascii="Arial" w:cs="Arial" w:eastAsia="Arial" w:hAnsi="Arial"/>
@@ -10260,7 +10260,7 @@
             <w:pPr>
               <w:spacing w:after="20" w:before="0"/>
             </w:pPr>
-            <w:hyperlink w:history="1" r:id="rIdt9arcs4uq4yuc6ayibt3y">
+            <w:hyperlink w:history="1" r:id="rId3ds3vewyzvvitu48vwvnd">
               <w:r>
                 <w:rPr>
                   <w:rFonts w:ascii="Arial" w:cs="Arial" w:eastAsia="Arial" w:hAnsi="Arial"/>
@@ -10293,7 +10293,7 @@
               <w:spacing w:after="10" w:before="0"/>
               <w:ind w:left="120"/>
             </w:pPr>
-            <w:hyperlink w:history="1" r:id="rIddlbhrbf8w-opo3h6ppmzi">
+            <w:hyperlink w:history="1" r:id="rIdobtcrtoj-x-km89zywgzy">
               <w:r>
                 <w:rPr>
                   <w:rFonts w:ascii="Arial" w:cs="Arial" w:eastAsia="Arial" w:hAnsi="Arial"/>
@@ -10488,7 +10488,7 @@
             <w:pPr>
               <w:spacing w:after="20" w:before="0"/>
             </w:pPr>
-            <w:hyperlink w:history="1" r:id="rIdo8mpv48g0hhyoleuzkixx">
+            <w:hyperlink w:history="1" r:id="rIdszslxi5zxvyh6mqvnrps1">
               <w:r>
                 <w:rPr>
                   <w:rFonts w:ascii="Arial" w:cs="Arial" w:eastAsia="Arial" w:hAnsi="Arial"/>
@@ -10537,7 +10537,7 @@
               <w:spacing w:after="10" w:before="0"/>
               <w:ind w:left="120"/>
             </w:pPr>
-            <w:hyperlink w:history="1" r:id="rId0vsb2pp4stt5ds4hxa3p5">
+            <w:hyperlink w:history="1" r:id="rIdopymlvpbwtvvrjdvnnpyd">
               <w:r>
                 <w:rPr>
                   <w:rFonts w:ascii="Arial" w:cs="Arial" w:eastAsia="Arial" w:hAnsi="Arial"/>
@@ -10582,7 +10582,7 @@
             <w:pPr>
               <w:spacing w:after="20" w:before="0"/>
             </w:pPr>
-            <w:hyperlink w:history="1" r:id="rIdyxcpbiksb6mrbypdiojbo">
+            <w:hyperlink w:history="1" r:id="rIdv-tjsd_pub5jredx1v8ot">
               <w:r>
                 <w:rPr>
                   <w:rFonts w:ascii="Arial" w:cs="Arial" w:eastAsia="Arial" w:hAnsi="Arial"/>
@@ -10615,7 +10615,7 @@
               <w:spacing w:after="10" w:before="0"/>
               <w:ind w:left="120"/>
             </w:pPr>
-            <w:hyperlink w:history="1" r:id="rIdezn7mfnfrlzgl362wu5mc">
+            <w:hyperlink w:history="1" r:id="rIdexzwoaso-fosmb5beqc2p">
               <w:r>
                 <w:rPr>
                   <w:rFonts w:ascii="Arial" w:cs="Arial" w:eastAsia="Arial" w:hAnsi="Arial"/>
@@ -10810,7 +10810,7 @@
             <w:pPr>
               <w:spacing w:after="20" w:before="0"/>
             </w:pPr>
-            <w:hyperlink w:history="1" r:id="rIdklnlwfcpo9d1eqwjdnlf7">
+            <w:hyperlink w:history="1" r:id="rIdsq8kvjbyqssxtc29zbu4x">
               <w:r>
                 <w:rPr>
                   <w:rFonts w:ascii="Arial" w:cs="Arial" w:eastAsia="Arial" w:hAnsi="Arial"/>
@@ -10859,7 +10859,7 @@
               <w:spacing w:after="10" w:before="0"/>
               <w:ind w:left="120"/>
             </w:pPr>
-            <w:hyperlink w:history="1" r:id="rIdae4wq_sxwuadctxuitwxl">
+            <w:hyperlink w:history="1" r:id="rIdqw57u_ajfahqkrchdmgvf">
               <w:r>
                 <w:rPr>
                   <w:rFonts w:ascii="Arial" w:cs="Arial" w:eastAsia="Arial" w:hAnsi="Arial"/>
@@ -10904,7 +10904,7 @@
             <w:pPr>
               <w:spacing w:after="20" w:before="0"/>
             </w:pPr>
-            <w:hyperlink w:history="1" r:id="rId7ek76kyfmoe9fay3njoeu">
+            <w:hyperlink w:history="1" r:id="rIdlhy9j1d7u89bjdzb5mxxg">
               <w:r>
                 <w:rPr>
                   <w:rFonts w:ascii="Arial" w:cs="Arial" w:eastAsia="Arial" w:hAnsi="Arial"/>
@@ -10937,7 +10937,7 @@
               <w:spacing w:after="10" w:before="0"/>
               <w:ind w:left="120"/>
             </w:pPr>
-            <w:hyperlink w:history="1" r:id="rIdgobngcnl6wuel7pycf-zk">
+            <w:hyperlink w:history="1" r:id="rIdzyk7ocwcjhcsh07at6rsu">
               <w:r>
                 <w:rPr>
                   <w:rFonts w:ascii="Arial" w:cs="Arial" w:eastAsia="Arial" w:hAnsi="Arial"/>
@@ -11449,7 +11449,7 @@
         </w:rPr>
         <w:t xml:space="preserve">© 2026 SeaVuria and ARES. Aligned with KICD objectives. Developed by SeaVuria; technical implementation by ARES (with AI assistance from Claude). Licensed under </w:t>
       </w:r>
-      <w:hyperlink w:history="1" r:id="rIdhwcakvosai8uwsf-dh1me">
+      <w:hyperlink w:history="1" r:id="rIduie-2qoixdxcypbfqoram">
         <w:r>
           <w:rPr>
             <w:rFonts w:ascii="Arial" w:cs="Arial" w:eastAsia="Arial" w:hAnsi="Arial"/>
@@ -11470,7 +11470,7 @@
         </w:rPr>
         <w:t xml:space="preserve"> (</w:t>
       </w:r>
-      <w:hyperlink w:history="1" r:id="rIdmrh_upnbzuqmemq4ifi-q">
+      <w:hyperlink w:history="1" r:id="rIdm_j7u_vfziulvvltqf0uq">
         <w:r>
           <w:rPr>
             <w:rFonts w:ascii="Arial" w:cs="Arial" w:eastAsia="Arial" w:hAnsi="Arial"/>
@@ -12483,7 +12483,7 @@
             <w:pPr>
               <w:spacing w:after="20" w:before="0"/>
             </w:pPr>
-            <w:hyperlink w:history="1" r:id="rIdermg5wfxkvqgh3timboyg">
+            <w:hyperlink w:history="1" r:id="rIdxnydqxtvjqx9f_n1qscyk">
               <w:r>
                 <w:rPr>
                   <w:rFonts w:ascii="Arial" w:cs="Arial" w:eastAsia="Arial" w:hAnsi="Arial"/>
@@ -12516,7 +12516,7 @@
               <w:spacing w:after="10" w:before="0"/>
               <w:ind w:left="120"/>
             </w:pPr>
-            <w:hyperlink w:history="1" r:id="rIdgaylbctf0vtlnzp2ir1yb">
+            <w:hyperlink w:history="1" r:id="rIdl-km-84ym7mjktfusdwir">
               <w:r>
                 <w:rPr>
                   <w:rFonts w:ascii="Arial" w:cs="Arial" w:eastAsia="Arial" w:hAnsi="Arial"/>
@@ -12561,7 +12561,7 @@
             <w:pPr>
               <w:spacing w:after="20" w:before="0"/>
             </w:pPr>
-            <w:hyperlink w:history="1" r:id="rIdy2lfzxnyjk4leqltgsaoe">
+            <w:hyperlink w:history="1" r:id="rIdxr2odahkjaj9ldncxf5sd">
               <w:r>
                 <w:rPr>
                   <w:rFonts w:ascii="Arial" w:cs="Arial" w:eastAsia="Arial" w:hAnsi="Arial"/>
@@ -12594,7 +12594,7 @@
               <w:spacing w:after="10" w:before="0"/>
               <w:ind w:left="120"/>
             </w:pPr>
-            <w:hyperlink w:history="1" r:id="rIdoc-9qlveg_buodafc_cwb">
+            <w:hyperlink w:history="1" r:id="rIdhkygjan5b_vq7tusifrti">
               <w:r>
                 <w:rPr>
                   <w:rFonts w:ascii="Arial" w:cs="Arial" w:eastAsia="Arial" w:hAnsi="Arial"/>
@@ -12789,7 +12789,7 @@
             <w:pPr>
               <w:spacing w:after="20" w:before="0"/>
             </w:pPr>
-            <w:hyperlink w:history="1" r:id="rIdy5ko-45dsnwqtkxpg7vup">
+            <w:hyperlink w:history="1" r:id="rIdivbiw67sjz94vdnwpabyp">
               <w:r>
                 <w:rPr>
                   <w:rFonts w:ascii="Arial" w:cs="Arial" w:eastAsia="Arial" w:hAnsi="Arial"/>
@@ -12822,7 +12822,7 @@
               <w:spacing w:after="10" w:before="0"/>
               <w:ind w:left="120"/>
             </w:pPr>
-            <w:hyperlink w:history="1" r:id="rIdwyvtlwl0wrzx-thhreoip">
+            <w:hyperlink w:history="1" r:id="rIdipkfoe53rs_2wplka69rf">
               <w:r>
                 <w:rPr>
                   <w:rFonts w:ascii="Arial" w:cs="Arial" w:eastAsia="Arial" w:hAnsi="Arial"/>
@@ -12867,7 +12867,7 @@
             <w:pPr>
               <w:spacing w:after="20" w:before="0"/>
             </w:pPr>
-            <w:hyperlink w:history="1" r:id="rIdtivi7higi9f6l7o-dkw3i">
+            <w:hyperlink w:history="1" r:id="rIdsr_zanadkjeetljp3dgiq">
               <w:r>
                 <w:rPr>
                   <w:rFonts w:ascii="Arial" w:cs="Arial" w:eastAsia="Arial" w:hAnsi="Arial"/>
@@ -12900,7 +12900,7 @@
               <w:spacing w:after="10" w:before="0"/>
               <w:ind w:left="120"/>
             </w:pPr>
-            <w:hyperlink w:history="1" r:id="rIdkjab6nchci3btcc2iwqgh">
+            <w:hyperlink w:history="1" r:id="rIdmvp8gc_mek9yt8bdz6mem">
               <w:r>
                 <w:rPr>
                   <w:rFonts w:ascii="Arial" w:cs="Arial" w:eastAsia="Arial" w:hAnsi="Arial"/>
@@ -13095,7 +13095,7 @@
             <w:pPr>
               <w:spacing w:after="20" w:before="0"/>
             </w:pPr>
-            <w:hyperlink w:history="1" r:id="rIdde-ebezewhvui9dkl_nsd">
+            <w:hyperlink w:history="1" r:id="rIdjmy_1wn3mt56dk_3wfqn8">
               <w:r>
                 <w:rPr>
                   <w:rFonts w:ascii="Arial" w:cs="Arial" w:eastAsia="Arial" w:hAnsi="Arial"/>
@@ -13128,7 +13128,7 @@
               <w:spacing w:after="10" w:before="0"/>
               <w:ind w:left="120"/>
             </w:pPr>
-            <w:hyperlink w:history="1" r:id="rIdsd1e5akkeizgzqnpimfqq">
+            <w:hyperlink w:history="1" r:id="rIduj1qr7keaipx8w-hk8lca">
               <w:r>
                 <w:rPr>
                   <w:rFonts w:ascii="Arial" w:cs="Arial" w:eastAsia="Arial" w:hAnsi="Arial"/>
@@ -13173,7 +13173,7 @@
             <w:pPr>
               <w:spacing w:after="20" w:before="0"/>
             </w:pPr>
-            <w:hyperlink w:history="1" r:id="rIdtj6nmgp2h9rhrvtwlc1jr">
+            <w:hyperlink w:history="1" r:id="rIdme2jgxqhgih4qzxzwwymr">
               <w:r>
                 <w:rPr>
                   <w:rFonts w:ascii="Arial" w:cs="Arial" w:eastAsia="Arial" w:hAnsi="Arial"/>
@@ -13206,7 +13206,7 @@
               <w:spacing w:after="10" w:before="0"/>
               <w:ind w:left="120"/>
             </w:pPr>
-            <w:hyperlink w:history="1" r:id="rIds7nyopcw4cvxtm_bzjh0k">
+            <w:hyperlink w:history="1" r:id="rIdkxr5fywclayc6xgenizlc">
               <w:r>
                 <w:rPr>
                   <w:rFonts w:ascii="Arial" w:cs="Arial" w:eastAsia="Arial" w:hAnsi="Arial"/>
@@ -13790,7 +13790,7 @@
             <w:pPr>
               <w:spacing w:after="20" w:before="0"/>
             </w:pPr>
-            <w:hyperlink w:history="1" r:id="rIdit7env6n5lv2a9pshxu02">
+            <w:hyperlink w:history="1" r:id="rIdbtz_vxzcciwwueyrn-l2k">
               <w:r>
                 <w:rPr>
                   <w:rFonts w:ascii="Arial" w:cs="Arial" w:eastAsia="Arial" w:hAnsi="Arial"/>
@@ -13823,7 +13823,7 @@
               <w:spacing w:after="10" w:before="0"/>
               <w:ind w:left="120"/>
             </w:pPr>
-            <w:hyperlink w:history="1" r:id="rIdygup8dckabb2fisx30mew">
+            <w:hyperlink w:history="1" r:id="rIdepgfeyq-slxwiwwf_qoxu">
               <w:r>
                 <w:rPr>
                   <w:rFonts w:ascii="Arial" w:cs="Arial" w:eastAsia="Arial" w:hAnsi="Arial"/>
@@ -13868,7 +13868,7 @@
             <w:pPr>
               <w:spacing w:after="20" w:before="0"/>
             </w:pPr>
-            <w:hyperlink w:history="1" r:id="rId_di0s9epurldm3isfvomd">
+            <w:hyperlink w:history="1" r:id="rIdpokzqcdgj1io4gumk1mdf">
               <w:r>
                 <w:rPr>
                   <w:rFonts w:ascii="Arial" w:cs="Arial" w:eastAsia="Arial" w:hAnsi="Arial"/>
@@ -13901,7 +13901,7 @@
               <w:spacing w:after="10" w:before="0"/>
               <w:ind w:left="120"/>
             </w:pPr>
-            <w:hyperlink w:history="1" r:id="rIdlkiwx5v0tpp4uascmmqle">
+            <w:hyperlink w:history="1" r:id="rId463ihbmpqgg-muinehs72">
               <w:r>
                 <w:rPr>
                   <w:rFonts w:ascii="Arial" w:cs="Arial" w:eastAsia="Arial" w:hAnsi="Arial"/>
@@ -14096,7 +14096,7 @@
             <w:pPr>
               <w:spacing w:after="20" w:before="0"/>
             </w:pPr>
-            <w:hyperlink w:history="1" r:id="rIdon0b1lxg75nozfzcfbkum">
+            <w:hyperlink w:history="1" r:id="rIdlw6n4wqerpggjvg9w9aay">
               <w:r>
                 <w:rPr>
                   <w:rFonts w:ascii="Arial" w:cs="Arial" w:eastAsia="Arial" w:hAnsi="Arial"/>
@@ -14129,7 +14129,7 @@
               <w:spacing w:after="10" w:before="0"/>
               <w:ind w:left="120"/>
             </w:pPr>
-            <w:hyperlink w:history="1" r:id="rIdhbl-tfb4x4qvwiicnibxq">
+            <w:hyperlink w:history="1" r:id="rIdzskjwytahc7ejba8vp2u7">
               <w:r>
                 <w:rPr>
                   <w:rFonts w:ascii="Arial" w:cs="Arial" w:eastAsia="Arial" w:hAnsi="Arial"/>
@@ -14174,7 +14174,7 @@
             <w:pPr>
               <w:spacing w:after="20" w:before="0"/>
             </w:pPr>
-            <w:hyperlink w:history="1" r:id="rIdpsldz7s14n4mhhcnnyt93">
+            <w:hyperlink w:history="1" r:id="rId2julwdexkpmrelieygl7z">
               <w:r>
                 <w:rPr>
                   <w:rFonts w:ascii="Arial" w:cs="Arial" w:eastAsia="Arial" w:hAnsi="Arial"/>
@@ -14207,7 +14207,7 @@
               <w:spacing w:after="10" w:before="0"/>
               <w:ind w:left="120"/>
             </w:pPr>
-            <w:hyperlink w:history="1" r:id="rIdtasushm7rb-qpgq4tbrfy">
+            <w:hyperlink w:history="1" r:id="rIde-j-t-g7twvhev0ysiels">
               <w:r>
                 <w:rPr>
                   <w:rFonts w:ascii="Arial" w:cs="Arial" w:eastAsia="Arial" w:hAnsi="Arial"/>
@@ -14719,7 +14719,7 @@
         </w:rPr>
         <w:t xml:space="preserve">© 2026 SeaVuria and ARES. Aligned with KICD objectives. Developed by SeaVuria; technical implementation by ARES (with AI assistance from Claude). Licensed under </w:t>
       </w:r>
-      <w:hyperlink w:history="1" r:id="rIdoekjn5jgtwgr-zwwqyyty">
+      <w:hyperlink w:history="1" r:id="rIdtl1u2hnwys5kkbxvdsrbu">
         <w:r>
           <w:rPr>
             <w:rFonts w:ascii="Arial" w:cs="Arial" w:eastAsia="Arial" w:hAnsi="Arial"/>
@@ -14740,7 +14740,7 @@
         </w:rPr>
         <w:t xml:space="preserve"> (</w:t>
       </w:r>
-      <w:hyperlink w:history="1" r:id="rIdbtq-nkw1vkdu3nxlvbren">
+      <w:hyperlink w:history="1" r:id="rIdvrcpu_kdb610r4ferpm2x">
         <w:r>
           <w:rPr>
             <w:rFonts w:ascii="Arial" w:cs="Arial" w:eastAsia="Arial" w:hAnsi="Arial"/>
@@ -15753,7 +15753,7 @@
             <w:pPr>
               <w:spacing w:after="20" w:before="0"/>
             </w:pPr>
-            <w:hyperlink w:history="1" r:id="rIdzf-4cvp2-qzsblcv7ah4t">
+            <w:hyperlink w:history="1" r:id="rIdpw8_8jqebuqiozpup4lva">
               <w:r>
                 <w:rPr>
                   <w:rFonts w:ascii="Arial" w:cs="Arial" w:eastAsia="Arial" w:hAnsi="Arial"/>
@@ -15786,7 +15786,7 @@
               <w:spacing w:after="10" w:before="0"/>
               <w:ind w:left="120"/>
             </w:pPr>
-            <w:hyperlink w:history="1" r:id="rIdmsenaw8kqixtijbijv8n0">
+            <w:hyperlink w:history="1" r:id="rIdpem5ivl8hxmucapmquyfo">
               <w:r>
                 <w:rPr>
                   <w:rFonts w:ascii="Arial" w:cs="Arial" w:eastAsia="Arial" w:hAnsi="Arial"/>
@@ -15831,7 +15831,7 @@
             <w:pPr>
               <w:spacing w:after="20" w:before="0"/>
             </w:pPr>
-            <w:hyperlink w:history="1" r:id="rId2uku6k6sf_tax6fz9t-yr">
+            <w:hyperlink w:history="1" r:id="rIdxyq-itwpuiytqqfet2s9h">
               <w:r>
                 <w:rPr>
                   <w:rFonts w:ascii="Arial" w:cs="Arial" w:eastAsia="Arial" w:hAnsi="Arial"/>
@@ -15864,7 +15864,7 @@
               <w:spacing w:after="10" w:before="0"/>
               <w:ind w:left="120"/>
             </w:pPr>
-            <w:hyperlink w:history="1" r:id="rIdv_1w0kcrhde2zr8swdixe">
+            <w:hyperlink w:history="1" r:id="rIdipyhvndioev0veuinrpba">
               <w:r>
                 <w:rPr>
                   <w:rFonts w:ascii="Arial" w:cs="Arial" w:eastAsia="Arial" w:hAnsi="Arial"/>
@@ -16059,7 +16059,7 @@
             <w:pPr>
               <w:spacing w:after="20" w:before="0"/>
             </w:pPr>
-            <w:hyperlink w:history="1" r:id="rIdvjce1pqviyt5mulwew6mq">
+            <w:hyperlink w:history="1" r:id="rId98rqs8cqrwprg7q5kgkkg">
               <w:r>
                 <w:rPr>
                   <w:rFonts w:ascii="Arial" w:cs="Arial" w:eastAsia="Arial" w:hAnsi="Arial"/>
@@ -16092,7 +16092,7 @@
               <w:spacing w:after="10" w:before="0"/>
               <w:ind w:left="120"/>
             </w:pPr>
-            <w:hyperlink w:history="1" r:id="rIdv2owytwl8sxaevja31dml">
+            <w:hyperlink w:history="1" r:id="rIdguhwb0g0cxz6oeg34go4t">
               <w:r>
                 <w:rPr>
                   <w:rFonts w:ascii="Arial" w:cs="Arial" w:eastAsia="Arial" w:hAnsi="Arial"/>
@@ -16137,7 +16137,7 @@
             <w:pPr>
               <w:spacing w:after="20" w:before="0"/>
             </w:pPr>
-            <w:hyperlink w:history="1" r:id="rIdq2hy1eltdhrri1tqsugqn">
+            <w:hyperlink w:history="1" r:id="rIdjnoz9oz1sgiw8u5qq9f4-">
               <w:r>
                 <w:rPr>
                   <w:rFonts w:ascii="Arial" w:cs="Arial" w:eastAsia="Arial" w:hAnsi="Arial"/>
@@ -16170,7 +16170,7 @@
               <w:spacing w:after="10" w:before="0"/>
               <w:ind w:left="120"/>
             </w:pPr>
-            <w:hyperlink w:history="1" r:id="rIdapblq_br74gjq5md-2-ct">
+            <w:hyperlink w:history="1" r:id="rIdhhxvqrze6up_x0f4itk2a">
               <w:r>
                 <w:rPr>
                   <w:rFonts w:ascii="Arial" w:cs="Arial" w:eastAsia="Arial" w:hAnsi="Arial"/>
@@ -16365,7 +16365,7 @@
             <w:pPr>
               <w:spacing w:after="20" w:before="0"/>
             </w:pPr>
-            <w:hyperlink w:history="1" r:id="rIdx7d3sb41z1_xy5kwahha6">
+            <w:hyperlink w:history="1" r:id="rIdcac1fpzxxuuvdlblpem9l">
               <w:r>
                 <w:rPr>
                   <w:rFonts w:ascii="Arial" w:cs="Arial" w:eastAsia="Arial" w:hAnsi="Arial"/>
@@ -16398,7 +16398,7 @@
               <w:spacing w:after="10" w:before="0"/>
               <w:ind w:left="120"/>
             </w:pPr>
-            <w:hyperlink w:history="1" r:id="rIdshjh52h19d9rkpkdhmluz">
+            <w:hyperlink w:history="1" r:id="rIdvia2_8ifp4ls7gzbjuibl">
               <w:r>
                 <w:rPr>
                   <w:rFonts w:ascii="Arial" w:cs="Arial" w:eastAsia="Arial" w:hAnsi="Arial"/>
@@ -16443,7 +16443,7 @@
             <w:pPr>
               <w:spacing w:after="20" w:before="0"/>
             </w:pPr>
-            <w:hyperlink w:history="1" r:id="rIdbpc3nsedqxn91ohawim6f">
+            <w:hyperlink w:history="1" r:id="rIdjx55usnxefysfmws1zou0">
               <w:r>
                 <w:rPr>
                   <w:rFonts w:ascii="Arial" w:cs="Arial" w:eastAsia="Arial" w:hAnsi="Arial"/>
@@ -16492,7 +16492,7 @@
               <w:spacing w:after="10" w:before="0"/>
               <w:ind w:left="120"/>
             </w:pPr>
-            <w:hyperlink w:history="1" r:id="rIdzy6yl_bbu4l--hum1nufj">
+            <w:hyperlink w:history="1" r:id="rIdxofrgnrgcikohybwrcisr">
               <w:r>
                 <w:rPr>
                   <w:rFonts w:ascii="Arial" w:cs="Arial" w:eastAsia="Arial" w:hAnsi="Arial"/>
@@ -16687,7 +16687,7 @@
             <w:pPr>
               <w:spacing w:after="20" w:before="0"/>
             </w:pPr>
-            <w:hyperlink w:history="1" r:id="rIdqw-k0hjhftqwoi0qixw8n">
+            <w:hyperlink w:history="1" r:id="rIdewre0tvzpcbve9w0ffhvn">
               <w:r>
                 <w:rPr>
                   <w:rFonts w:ascii="Arial" w:cs="Arial" w:eastAsia="Arial" w:hAnsi="Arial"/>
@@ -16720,7 +16720,7 @@
               <w:spacing w:after="10" w:before="0"/>
               <w:ind w:left="120"/>
             </w:pPr>
-            <w:hyperlink w:history="1" r:id="rIdtqo99bkij2jwhcwq0rwcu">
+            <w:hyperlink w:history="1" r:id="rIdipniyrywoc087t_xegr-k">
               <w:r>
                 <w:rPr>
                   <w:rFonts w:ascii="Arial" w:cs="Arial" w:eastAsia="Arial" w:hAnsi="Arial"/>
@@ -16765,7 +16765,7 @@
             <w:pPr>
               <w:spacing w:after="20" w:before="0"/>
             </w:pPr>
-            <w:hyperlink w:history="1" r:id="rIdm-rihmfgvdzlgzqy9spow">
+            <w:hyperlink w:history="1" r:id="rIdch4bjswsssr9k-g1unee2">
               <w:r>
                 <w:rPr>
                   <w:rFonts w:ascii="Arial" w:cs="Arial" w:eastAsia="Arial" w:hAnsi="Arial"/>
@@ -16814,7 +16814,7 @@
               <w:spacing w:after="10" w:before="0"/>
               <w:ind w:left="120"/>
             </w:pPr>
-            <w:hyperlink w:history="1" r:id="rIdkpazhoktn23m3eif6ilff">
+            <w:hyperlink w:history="1" r:id="rIdl4_lk8s2cias62d4yepx_">
               <w:r>
                 <w:rPr>
                   <w:rFonts w:ascii="Arial" w:cs="Arial" w:eastAsia="Arial" w:hAnsi="Arial"/>
@@ -17009,7 +17009,7 @@
             <w:pPr>
               <w:spacing w:after="20" w:before="0"/>
             </w:pPr>
-            <w:hyperlink w:history="1" r:id="rIduz51trxrijzfymsgadv7d">
+            <w:hyperlink w:history="1" r:id="rIdi5yqfxaixg2jgbmz7h3_t">
               <w:r>
                 <w:rPr>
                   <w:rFonts w:ascii="Arial" w:cs="Arial" w:eastAsia="Arial" w:hAnsi="Arial"/>
@@ -17058,7 +17058,7 @@
               <w:spacing w:after="10" w:before="0"/>
               <w:ind w:left="120"/>
             </w:pPr>
-            <w:hyperlink w:history="1" r:id="rId0q3escn05vqwsvujgdy5c">
+            <w:hyperlink w:history="1" r:id="rIdh8ssiofw2zx3jczcevvsp">
               <w:r>
                 <w:rPr>
                   <w:rFonts w:ascii="Arial" w:cs="Arial" w:eastAsia="Arial" w:hAnsi="Arial"/>
@@ -17103,7 +17103,7 @@
             <w:pPr>
               <w:spacing w:after="20" w:before="0"/>
             </w:pPr>
-            <w:hyperlink w:history="1" r:id="rIdvyud0iu9583hcnbxga9qr">
+            <w:hyperlink w:history="1" r:id="rIdj4pujsckvsxlk0dfodenq">
               <w:r>
                 <w:rPr>
                   <w:rFonts w:ascii="Arial" w:cs="Arial" w:eastAsia="Arial" w:hAnsi="Arial"/>
@@ -17152,7 +17152,7 @@
               <w:spacing w:after="10" w:before="0"/>
               <w:ind w:left="120"/>
             </w:pPr>
-            <w:hyperlink w:history="1" r:id="rIdlbpn8jwjijjqoce9esmam">
+            <w:hyperlink w:history="1" r:id="rIde0ubuficxfhy5opbh0zi1">
               <w:r>
                 <w:rPr>
                   <w:rFonts w:ascii="Arial" w:cs="Arial" w:eastAsia="Arial" w:hAnsi="Arial"/>
@@ -17664,7 +17664,7 @@
         </w:rPr>
         <w:t xml:space="preserve">© 2026 SeaVuria and ARES. Aligned with KICD objectives. Developed by SeaVuria; technical implementation by ARES (with AI assistance from Claude). Licensed under </w:t>
       </w:r>
-      <w:hyperlink w:history="1" r:id="rId-xjq_o-8kabdf7w61ednc">
+      <w:hyperlink w:history="1" r:id="rId_kxk540-ohhckzsmhsmf7">
         <w:r>
           <w:rPr>
             <w:rFonts w:ascii="Arial" w:cs="Arial" w:eastAsia="Arial" w:hAnsi="Arial"/>
@@ -17685,7 +17685,7 @@
         </w:rPr>
         <w:t xml:space="preserve"> (</w:t>
       </w:r>
-      <w:hyperlink w:history="1" r:id="rIdlaldp2sic2snf3v0pgpm8">
+      <w:hyperlink w:history="1" r:id="rIdbu5afewfw_zh1nsmi2a4v">
         <w:r>
           <w:rPr>
             <w:rFonts w:ascii="Arial" w:cs="Arial" w:eastAsia="Arial" w:hAnsi="Arial"/>
@@ -18698,7 +18698,7 @@
             <w:pPr>
               <w:spacing w:after="20" w:before="0"/>
             </w:pPr>
-            <w:hyperlink w:history="1" r:id="rIdxl_yjy0bqa4d56bbnm0hn">
+            <w:hyperlink w:history="1" r:id="rIdei9pit94_jla5kiijyti8">
               <w:r>
                 <w:rPr>
                   <w:rFonts w:ascii="Arial" w:cs="Arial" w:eastAsia="Arial" w:hAnsi="Arial"/>
@@ -18747,7 +18747,7 @@
               <w:spacing w:after="10" w:before="0"/>
               <w:ind w:left="120"/>
             </w:pPr>
-            <w:hyperlink w:history="1" r:id="rIdy7s0gvwexxj-gnrcpeafh">
+            <w:hyperlink w:history="1" r:id="rIdsuovmd0q04yb1fhve3xvr">
               <w:r>
                 <w:rPr>
                   <w:rFonts w:ascii="Arial" w:cs="Arial" w:eastAsia="Arial" w:hAnsi="Arial"/>
@@ -18792,7 +18792,7 @@
             <w:pPr>
               <w:spacing w:after="20" w:before="0"/>
             </w:pPr>
-            <w:hyperlink w:history="1" r:id="rIdtsc4csscoulwryve94cee">
+            <w:hyperlink w:history="1" r:id="rIddngoq6xrhbuei3kqvalxt">
               <w:r>
                 <w:rPr>
                   <w:rFonts w:ascii="Arial" w:cs="Arial" w:eastAsia="Arial" w:hAnsi="Arial"/>
@@ -18825,7 +18825,7 @@
               <w:spacing w:after="10" w:before="0"/>
               <w:ind w:left="120"/>
             </w:pPr>
-            <w:hyperlink w:history="1" r:id="rIdjslgwgu_7ojyz-amlr6a5">
+            <w:hyperlink w:history="1" r:id="rIdmpyw-r0q6avh_sdqj3xao">
               <w:r>
                 <w:rPr>
                   <w:rFonts w:ascii="Arial" w:cs="Arial" w:eastAsia="Arial" w:hAnsi="Arial"/>
@@ -19020,7 +19020,7 @@
             <w:pPr>
               <w:spacing w:after="20" w:before="0"/>
             </w:pPr>
-            <w:hyperlink w:history="1" r:id="rIdcvpugx3ija2pvbxgoowen">
+            <w:hyperlink w:history="1" r:id="rIdrt2bejd2m3ols-vkcp5ot">
               <w:r>
                 <w:rPr>
                   <w:rFonts w:ascii="Arial" w:cs="Arial" w:eastAsia="Arial" w:hAnsi="Arial"/>
@@ -19069,7 +19069,7 @@
               <w:spacing w:after="10" w:before="0"/>
               <w:ind w:left="120"/>
             </w:pPr>
-            <w:hyperlink w:history="1" r:id="rIdz7eantenwqgsgzmnsscsd">
+            <w:hyperlink w:history="1" r:id="rIdxz38t01qibgcgcum3m9ii">
               <w:r>
                 <w:rPr>
                   <w:rFonts w:ascii="Arial" w:cs="Arial" w:eastAsia="Arial" w:hAnsi="Arial"/>
@@ -19114,7 +19114,7 @@
             <w:pPr>
               <w:spacing w:after="20" w:before="0"/>
             </w:pPr>
-            <w:hyperlink w:history="1" r:id="rIdcb57mikradv_nh-o-3bng">
+            <w:hyperlink w:history="1" r:id="rIdulnv9kooke9u9hgnwe_0e">
               <w:r>
                 <w:rPr>
                   <w:rFonts w:ascii="Arial" w:cs="Arial" w:eastAsia="Arial" w:hAnsi="Arial"/>
@@ -19147,7 +19147,7 @@
               <w:spacing w:after="10" w:before="0"/>
               <w:ind w:left="120"/>
             </w:pPr>
-            <w:hyperlink w:history="1" r:id="rIdjedpq_-4jgnn_updyqnjh">
+            <w:hyperlink w:history="1" r:id="rIdn-yoxaz6rzh-qmaax28re">
               <w:r>
                 <w:rPr>
                   <w:rFonts w:ascii="Arial" w:cs="Arial" w:eastAsia="Arial" w:hAnsi="Arial"/>
@@ -19342,7 +19342,7 @@
             <w:pPr>
               <w:spacing w:after="20" w:before="0"/>
             </w:pPr>
-            <w:hyperlink w:history="1" r:id="rIdil8lae0ltzyzzs_izhnpp">
+            <w:hyperlink w:history="1" r:id="rIdn0nyg7bcj9mpy1v6nkczg">
               <w:r>
                 <w:rPr>
                   <w:rFonts w:ascii="Arial" w:cs="Arial" w:eastAsia="Arial" w:hAnsi="Arial"/>
@@ -19391,7 +19391,7 @@
               <w:spacing w:after="10" w:before="0"/>
               <w:ind w:left="120"/>
             </w:pPr>
-            <w:hyperlink w:history="1" r:id="rIdkazxgv8gyr-ccoatiqqtt">
+            <w:hyperlink w:history="1" r:id="rIdn_q6tw358x5sjwfrfw6xm">
               <w:r>
                 <w:rPr>
                   <w:rFonts w:ascii="Arial" w:cs="Arial" w:eastAsia="Arial" w:hAnsi="Arial"/>
@@ -19436,7 +19436,7 @@
             <w:pPr>
               <w:spacing w:after="20" w:before="0"/>
             </w:pPr>
-            <w:hyperlink w:history="1" r:id="rId5jc98bgbun1yl_tiptcnn">
+            <w:hyperlink w:history="1" r:id="rIdsxwzfs_amx1xft0b7l2ws">
               <w:r>
                 <w:rPr>
                   <w:rFonts w:ascii="Arial" w:cs="Arial" w:eastAsia="Arial" w:hAnsi="Arial"/>
@@ -19469,7 +19469,7 @@
               <w:spacing w:after="10" w:before="0"/>
               <w:ind w:left="120"/>
             </w:pPr>
-            <w:hyperlink w:history="1" r:id="rIdqhurfbmuc9pe8w8kkzorg">
+            <w:hyperlink w:history="1" r:id="rIdaq1yb7f2103n4i6afhqyd">
               <w:r>
                 <w:rPr>
                   <w:rFonts w:ascii="Arial" w:cs="Arial" w:eastAsia="Arial" w:hAnsi="Arial"/>
@@ -19664,7 +19664,7 @@
             <w:pPr>
               <w:spacing w:after="20" w:before="0"/>
             </w:pPr>
-            <w:hyperlink w:history="1" r:id="rId89ehys5v_c0mjdyghsbk-">
+            <w:hyperlink w:history="1" r:id="rIde5xi7syvy3jqaugho6tkz">
               <w:r>
                 <w:rPr>
                   <w:rFonts w:ascii="Arial" w:cs="Arial" w:eastAsia="Arial" w:hAnsi="Arial"/>
@@ -19713,7 +19713,7 @@
               <w:spacing w:after="10" w:before="0"/>
               <w:ind w:left="120"/>
             </w:pPr>
-            <w:hyperlink w:history="1" r:id="rIdl5ky-icypzlqetot8y6c4">
+            <w:hyperlink w:history="1" r:id="rId9ql1lrhpjg5h2n6birrtc">
               <w:r>
                 <w:rPr>
                   <w:rFonts w:ascii="Arial" w:cs="Arial" w:eastAsia="Arial" w:hAnsi="Arial"/>
@@ -19758,7 +19758,7 @@
             <w:pPr>
               <w:spacing w:after="20" w:before="0"/>
             </w:pPr>
-            <w:hyperlink w:history="1" r:id="rIdccmc0hvh51qx1ohcwdrti">
+            <w:hyperlink w:history="1" r:id="rId1melctk9x2-xm7k1z6gqb">
               <w:r>
                 <w:rPr>
                   <w:rFonts w:ascii="Arial" w:cs="Arial" w:eastAsia="Arial" w:hAnsi="Arial"/>
@@ -19791,7 +19791,7 @@
               <w:spacing w:after="10" w:before="0"/>
               <w:ind w:left="120"/>
             </w:pPr>
-            <w:hyperlink w:history="1" r:id="rId11mddrrrdadnqkhwz7iyh">
+            <w:hyperlink w:history="1" r:id="rId2ht31znvbqlu_nywecinb">
               <w:r>
                 <w:rPr>
                   <w:rFonts w:ascii="Arial" w:cs="Arial" w:eastAsia="Arial" w:hAnsi="Arial"/>
@@ -19986,7 +19986,7 @@
             <w:pPr>
               <w:spacing w:after="20" w:before="0"/>
             </w:pPr>
-            <w:hyperlink w:history="1" r:id="rIdhjogyduzlhttq1yfvgpkl">
+            <w:hyperlink w:history="1" r:id="rIdbnpv7_mogw1a_mptg6zuu">
               <w:r>
                 <w:rPr>
                   <w:rFonts w:ascii="Arial" w:cs="Arial" w:eastAsia="Arial" w:hAnsi="Arial"/>
@@ -20035,7 +20035,7 @@
               <w:spacing w:after="10" w:before="0"/>
               <w:ind w:left="120"/>
             </w:pPr>
-            <w:hyperlink w:history="1" r:id="rIdbkvqsrymh6q2x_bmsmhjc">
+            <w:hyperlink w:history="1" r:id="rIdhebwzhu3pbjxeojphuoin">
               <w:r>
                 <w:rPr>
                   <w:rFonts w:ascii="Arial" w:cs="Arial" w:eastAsia="Arial" w:hAnsi="Arial"/>
@@ -20080,7 +20080,7 @@
             <w:pPr>
               <w:spacing w:after="20" w:before="0"/>
             </w:pPr>
-            <w:hyperlink w:history="1" r:id="rIdbwx1t-kvqtgmgdalsc5kw">
+            <w:hyperlink w:history="1" r:id="rIdb9p1x6lwibqsljjx5rnjk">
               <w:r>
                 <w:rPr>
                   <w:rFonts w:ascii="Arial" w:cs="Arial" w:eastAsia="Arial" w:hAnsi="Arial"/>
@@ -20113,7 +20113,7 @@
               <w:spacing w:after="10" w:before="0"/>
               <w:ind w:left="120"/>
             </w:pPr>
-            <w:hyperlink w:history="1" r:id="rIdsfuwzkczxaffan9jwkbf1">
+            <w:hyperlink w:history="1" r:id="rIdrept4lvxetrgaeybx2yf2">
               <w:r>
                 <w:rPr>
                   <w:rFonts w:ascii="Arial" w:cs="Arial" w:eastAsia="Arial" w:hAnsi="Arial"/>
@@ -20720,7 +20720,7 @@
         </w:rPr>
         <w:t xml:space="preserve">© 2026 SeaVuria and ARES. Aligned with KICD objectives. Developed by SeaVuria; technical implementation by ARES (with AI assistance from Claude). Licensed under </w:t>
       </w:r>
-      <w:hyperlink w:history="1" r:id="rIdisrhepgewrtn3krd3btrq">
+      <w:hyperlink w:history="1" r:id="rId1aoyam6cjdtoh42fjqa0x">
         <w:r>
           <w:rPr>
             <w:rFonts w:ascii="Arial" w:cs="Arial" w:eastAsia="Arial" w:hAnsi="Arial"/>
@@ -20741,7 +20741,7 @@
         </w:rPr>
         <w:t xml:space="preserve"> (</w:t>
       </w:r>
-      <w:hyperlink w:history="1" r:id="rIdk07kqq-4-vxb9c1buhpk4">
+      <w:hyperlink w:history="1" r:id="rIdtj6pjxewzt3gveyicrbuo">
         <w:r>
           <w:rPr>
             <w:rFonts w:ascii="Arial" w:cs="Arial" w:eastAsia="Arial" w:hAnsi="Arial"/>
@@ -21754,7 +21754,7 @@
             <w:pPr>
               <w:spacing w:after="20" w:before="0"/>
             </w:pPr>
-            <w:hyperlink w:history="1" r:id="rIdz4wtp1zlki-rapdwahmun">
+            <w:hyperlink w:history="1" r:id="rIdojk8o3xx6pmgj_f7duzns">
               <w:r>
                 <w:rPr>
                   <w:rFonts w:ascii="Arial" w:cs="Arial" w:eastAsia="Arial" w:hAnsi="Arial"/>
@@ -21787,7 +21787,7 @@
               <w:spacing w:after="10" w:before="0"/>
               <w:ind w:left="120"/>
             </w:pPr>
-            <w:hyperlink w:history="1" r:id="rIdyh-qzip56eibahae-spsp">
+            <w:hyperlink w:history="1" r:id="rIdngqdlsyb3osct4uhyxzh1">
               <w:r>
                 <w:rPr>
                   <w:rFonts w:ascii="Arial" w:cs="Arial" w:eastAsia="Arial" w:hAnsi="Arial"/>
@@ -21832,7 +21832,7 @@
             <w:pPr>
               <w:spacing w:after="20" w:before="0"/>
             </w:pPr>
-            <w:hyperlink w:history="1" r:id="rId3i-ecuqs6lvtsqmwwdtrt">
+            <w:hyperlink w:history="1" r:id="rId82vhlpgkikkmuck4vprm1">
               <w:r>
                 <w:rPr>
                   <w:rFonts w:ascii="Arial" w:cs="Arial" w:eastAsia="Arial" w:hAnsi="Arial"/>
@@ -21865,7 +21865,7 @@
               <w:spacing w:after="10" w:before="0"/>
               <w:ind w:left="120"/>
             </w:pPr>
-            <w:hyperlink w:history="1" r:id="rIddlwbxiljadey7treuo1fa">
+            <w:hyperlink w:history="1" r:id="rIddyokbw1h7pxc6np8v-vyh">
               <w:r>
                 <w:rPr>
                   <w:rFonts w:ascii="Arial" w:cs="Arial" w:eastAsia="Arial" w:hAnsi="Arial"/>
@@ -22060,7 +22060,7 @@
             <w:pPr>
               <w:spacing w:after="20" w:before="0"/>
             </w:pPr>
-            <w:hyperlink w:history="1" r:id="rIdhqa5cvyswu-ufdhm8vjsr">
+            <w:hyperlink w:history="1" r:id="rIdn5ndnprykzqhs0_ik2zik">
               <w:r>
                 <w:rPr>
                   <w:rFonts w:ascii="Arial" w:cs="Arial" w:eastAsia="Arial" w:hAnsi="Arial"/>
@@ -22093,7 +22093,7 @@
               <w:spacing w:after="10" w:before="0"/>
               <w:ind w:left="120"/>
             </w:pPr>
-            <w:hyperlink w:history="1" r:id="rId2xvwh6i0alaqksx413v15">
+            <w:hyperlink w:history="1" r:id="rIdhjyn-qqan652x08aues1q">
               <w:r>
                 <w:rPr>
                   <w:rFonts w:ascii="Arial" w:cs="Arial" w:eastAsia="Arial" w:hAnsi="Arial"/>
@@ -22138,7 +22138,7 @@
             <w:pPr>
               <w:spacing w:after="20" w:before="0"/>
             </w:pPr>
-            <w:hyperlink w:history="1" r:id="rIdftovpcsbrj11resjvqeof">
+            <w:hyperlink w:history="1" r:id="rIdvz5jtlevnteuvibg92iaa">
               <w:r>
                 <w:rPr>
                   <w:rFonts w:ascii="Arial" w:cs="Arial" w:eastAsia="Arial" w:hAnsi="Arial"/>
@@ -22171,7 +22171,7 @@
               <w:spacing w:after="10" w:before="0"/>
               <w:ind w:left="120"/>
             </w:pPr>
-            <w:hyperlink w:history="1" r:id="rIdzgblq9gib-bozhspriiqs">
+            <w:hyperlink w:history="1" r:id="rIdlmynrsrjhyfxoyx3it4jh">
               <w:r>
                 <w:rPr>
                   <w:rFonts w:ascii="Arial" w:cs="Arial" w:eastAsia="Arial" w:hAnsi="Arial"/>
@@ -22366,7 +22366,7 @@
             <w:pPr>
               <w:spacing w:after="20" w:before="0"/>
             </w:pPr>
-            <w:hyperlink w:history="1" r:id="rIdmll0xo4enj2jlv3qxafzy">
+            <w:hyperlink w:history="1" r:id="rIdqeigl8ujjr8cv_6ftzsuz">
               <w:r>
                 <w:rPr>
                   <w:rFonts w:ascii="Arial" w:cs="Arial" w:eastAsia="Arial" w:hAnsi="Arial"/>
@@ -22415,7 +22415,7 @@
               <w:spacing w:after="10" w:before="0"/>
               <w:ind w:left="120"/>
             </w:pPr>
-            <w:hyperlink w:history="1" r:id="rIdbt3sqnsxbwxn_49s3eohl">
+            <w:hyperlink w:history="1" r:id="rIdn6gyb6z2wn8xvuglikcky">
               <w:r>
                 <w:rPr>
                   <w:rFonts w:ascii="Arial" w:cs="Arial" w:eastAsia="Arial" w:hAnsi="Arial"/>
@@ -22460,7 +22460,7 @@
             <w:pPr>
               <w:spacing w:after="20" w:before="0"/>
             </w:pPr>
-            <w:hyperlink w:history="1" r:id="rIdkr7crspmfcqlpk3ys4n58">
+            <w:hyperlink w:history="1" r:id="rIdu2l2zkrvv-v8ezpzzu-d0">
               <w:r>
                 <w:rPr>
                   <w:rFonts w:ascii="Arial" w:cs="Arial" w:eastAsia="Arial" w:hAnsi="Arial"/>
@@ -22509,7 +22509,7 @@
               <w:spacing w:after="10" w:before="0"/>
               <w:ind w:left="120"/>
             </w:pPr>
-            <w:hyperlink w:history="1" r:id="rId_njwnoxhwk22chnfry0zu">
+            <w:hyperlink w:history="1" r:id="rIdjieejegtq9ghadarv6qt1">
               <w:r>
                 <w:rPr>
                   <w:rFonts w:ascii="Arial" w:cs="Arial" w:eastAsia="Arial" w:hAnsi="Arial"/>
@@ -22704,7 +22704,7 @@
             <w:pPr>
               <w:spacing w:after="20" w:before="0"/>
             </w:pPr>
-            <w:hyperlink w:history="1" r:id="rIdun61cyshy8ay4pgry_c5z">
+            <w:hyperlink w:history="1" r:id="rIdee2vdpixaimbbijmw5fby">
               <w:r>
                 <w:rPr>
                   <w:rFonts w:ascii="Arial" w:cs="Arial" w:eastAsia="Arial" w:hAnsi="Arial"/>
@@ -22753,7 +22753,7 @@
               <w:spacing w:after="10" w:before="0"/>
               <w:ind w:left="120"/>
             </w:pPr>
-            <w:hyperlink w:history="1" r:id="rIdlya2tec-qiicuud0didpm">
+            <w:hyperlink w:history="1" r:id="rIdaidyewqoesmqffytv2gne">
               <w:r>
                 <w:rPr>
                   <w:rFonts w:ascii="Arial" w:cs="Arial" w:eastAsia="Arial" w:hAnsi="Arial"/>
@@ -22798,7 +22798,7 @@
             <w:pPr>
               <w:spacing w:after="20" w:before="0"/>
             </w:pPr>
-            <w:hyperlink w:history="1" r:id="rIdzck3wxremfor6sbyem120">
+            <w:hyperlink w:history="1" r:id="rIdjsnxafc4ff6rbvtavez79">
               <w:r>
                 <w:rPr>
                   <w:rFonts w:ascii="Arial" w:cs="Arial" w:eastAsia="Arial" w:hAnsi="Arial"/>
@@ -22847,7 +22847,7 @@
               <w:spacing w:after="10" w:before="0"/>
               <w:ind w:left="120"/>
             </w:pPr>
-            <w:hyperlink w:history="1" r:id="rId-yxexkwace1z3nwf9ehvl">
+            <w:hyperlink w:history="1" r:id="rIdcboy_ak57doxgbdzxlcdl">
               <w:r>
                 <w:rPr>
                   <w:rFonts w:ascii="Arial" w:cs="Arial" w:eastAsia="Arial" w:hAnsi="Arial"/>
@@ -23042,7 +23042,7 @@
             <w:pPr>
               <w:spacing w:after="20" w:before="0"/>
             </w:pPr>
-            <w:hyperlink w:history="1" r:id="rId_4ytdmwmivtjkypys8e-m">
+            <w:hyperlink w:history="1" r:id="rIdfzcb4nee2irrytty7l_sa">
               <w:r>
                 <w:rPr>
                   <w:rFonts w:ascii="Arial" w:cs="Arial" w:eastAsia="Arial" w:hAnsi="Arial"/>
@@ -23091,7 +23091,7 @@
               <w:spacing w:after="10" w:before="0"/>
               <w:ind w:left="120"/>
             </w:pPr>
-            <w:hyperlink w:history="1" r:id="rId43twvicemzaaqqxuklumd">
+            <w:hyperlink w:history="1" r:id="rIdexd7j1skxi08am0yrmzam">
               <w:r>
                 <w:rPr>
                   <w:rFonts w:ascii="Arial" w:cs="Arial" w:eastAsia="Arial" w:hAnsi="Arial"/>
@@ -23136,7 +23136,7 @@
             <w:pPr>
               <w:spacing w:after="20" w:before="0"/>
             </w:pPr>
-            <w:hyperlink w:history="1" r:id="rIdxpvnholio8c-ebpe-dwqu">
+            <w:hyperlink w:history="1" r:id="rIdll9jcxyk9vf6tudvk36tv">
               <w:r>
                 <w:rPr>
                   <w:rFonts w:ascii="Arial" w:cs="Arial" w:eastAsia="Arial" w:hAnsi="Arial"/>
@@ -23185,7 +23185,7 @@
               <w:spacing w:after="10" w:before="0"/>
               <w:ind w:left="120"/>
             </w:pPr>
-            <w:hyperlink w:history="1" r:id="rIdc0qwavcq638tblk85qqsr">
+            <w:hyperlink w:history="1" r:id="rIdctmed_cvdeu5vabzdau08">
               <w:r>
                 <w:rPr>
                   <w:rFonts w:ascii="Arial" w:cs="Arial" w:eastAsia="Arial" w:hAnsi="Arial"/>
@@ -23811,7 +23811,7 @@
         </w:rPr>
         <w:t xml:space="preserve">© 2026 SeaVuria and ARES. Aligned with KICD objectives. Developed by SeaVuria; technical implementation by ARES (with AI assistance from Claude). Licensed under </w:t>
       </w:r>
-      <w:hyperlink w:history="1" r:id="rIdwfhi2wmhssu7ldskzsfp-">
+      <w:hyperlink w:history="1" r:id="rIdpvzp9tdaii4efnz00zmih">
         <w:r>
           <w:rPr>
             <w:rFonts w:ascii="Arial" w:cs="Arial" w:eastAsia="Arial" w:hAnsi="Arial"/>
@@ -23832,7 +23832,7 @@
         </w:rPr>
         <w:t xml:space="preserve"> (</w:t>
       </w:r>
-      <w:hyperlink w:history="1" r:id="rIds1ii-ipug968qm0pda7sz">
+      <w:hyperlink w:history="1" r:id="rIdnho8_gd4rrjnzk7fpihp0">
         <w:r>
           <w:rPr>
             <w:rFonts w:ascii="Arial" w:cs="Arial" w:eastAsia="Arial" w:hAnsi="Arial"/>
@@ -24845,7 +24845,7 @@
             <w:pPr>
               <w:spacing w:after="20" w:before="0"/>
             </w:pPr>
-            <w:hyperlink w:history="1" r:id="rIdxb2iqfumn1q_bvkjslvrx">
+            <w:hyperlink w:history="1" r:id="rIdx7sivez8sgg_adice2chw">
               <w:r>
                 <w:rPr>
                   <w:rFonts w:ascii="Arial" w:cs="Arial" w:eastAsia="Arial" w:hAnsi="Arial"/>
@@ -24878,7 +24878,7 @@
               <w:spacing w:after="10" w:before="0"/>
               <w:ind w:left="120"/>
             </w:pPr>
-            <w:hyperlink w:history="1" r:id="rId-wceeswws0m66j8f9ukyh">
+            <w:hyperlink w:history="1" r:id="rId-jg0lizerrrzki-fwcvyl">
               <w:r>
                 <w:rPr>
                   <w:rFonts w:ascii="Arial" w:cs="Arial" w:eastAsia="Arial" w:hAnsi="Arial"/>
@@ -24923,7 +24923,7 @@
             <w:pPr>
               <w:spacing w:after="20" w:before="0"/>
             </w:pPr>
-            <w:hyperlink w:history="1" r:id="rIdldcpxsl0r9fc02ql4faof">
+            <w:hyperlink w:history="1" r:id="rIdilzrz-jvmanadxn1rnjsk">
               <w:r>
                 <w:rPr>
                   <w:rFonts w:ascii="Arial" w:cs="Arial" w:eastAsia="Arial" w:hAnsi="Arial"/>
@@ -24956,7 +24956,7 @@
               <w:spacing w:after="10" w:before="0"/>
               <w:ind w:left="120"/>
             </w:pPr>
-            <w:hyperlink w:history="1" r:id="rIdm45ecqvervzavdir6uox2">
+            <w:hyperlink w:history="1" r:id="rIdhaufa4d6wd99fwipa_8fn">
               <w:r>
                 <w:rPr>
                   <w:rFonts w:ascii="Arial" w:cs="Arial" w:eastAsia="Arial" w:hAnsi="Arial"/>
@@ -25151,7 +25151,7 @@
             <w:pPr>
               <w:spacing w:after="20" w:before="0"/>
             </w:pPr>
-            <w:hyperlink w:history="1" r:id="rId2fuh_lcy0gsw2lufztjg3">
+            <w:hyperlink w:history="1" r:id="rIdpeza6ba5gia4obu8lhmkk">
               <w:r>
                 <w:rPr>
                   <w:rFonts w:ascii="Arial" w:cs="Arial" w:eastAsia="Arial" w:hAnsi="Arial"/>
@@ -25184,7 +25184,7 @@
               <w:spacing w:after="10" w:before="0"/>
               <w:ind w:left="120"/>
             </w:pPr>
-            <w:hyperlink w:history="1" r:id="rId0yqi9oopcu7aebt5q7wym">
+            <w:hyperlink w:history="1" r:id="rIdorxiweqr5_xauknvzrpdn">
               <w:r>
                 <w:rPr>
                   <w:rFonts w:ascii="Arial" w:cs="Arial" w:eastAsia="Arial" w:hAnsi="Arial"/>
@@ -25229,7 +25229,7 @@
             <w:pPr>
               <w:spacing w:after="20" w:before="0"/>
             </w:pPr>
-            <w:hyperlink w:history="1" r:id="rIdxsq9luji_ht6_rgf4x0kk">
+            <w:hyperlink w:history="1" r:id="rId2sczyulvoikuu0mqksvha">
               <w:r>
                 <w:rPr>
                   <w:rFonts w:ascii="Arial" w:cs="Arial" w:eastAsia="Arial" w:hAnsi="Arial"/>
@@ -25262,7 +25262,7 @@
               <w:spacing w:after="10" w:before="0"/>
               <w:ind w:left="120"/>
             </w:pPr>
-            <w:hyperlink w:history="1" r:id="rIdkbhrlrsbrzr33q0xsd3fr">
+            <w:hyperlink w:history="1" r:id="rIdisidmbf8xuualomsdbno9">
               <w:r>
                 <w:rPr>
                   <w:rFonts w:ascii="Arial" w:cs="Arial" w:eastAsia="Arial" w:hAnsi="Arial"/>
@@ -25457,7 +25457,7 @@
             <w:pPr>
               <w:spacing w:after="20" w:before="0"/>
             </w:pPr>
-            <w:hyperlink w:history="1" r:id="rIdrykvtqthr5on75fiod5zm">
+            <w:hyperlink w:history="1" r:id="rId2lapmfvhpsez6naiofxhn">
               <w:r>
                 <w:rPr>
                   <w:rFonts w:ascii="Arial" w:cs="Arial" w:eastAsia="Arial" w:hAnsi="Arial"/>
@@ -25490,7 +25490,7 @@
               <w:spacing w:after="10" w:before="0"/>
               <w:ind w:left="120"/>
             </w:pPr>
-            <w:hyperlink w:history="1" r:id="rIdcrvj1l5onmjgdgwbkdwfb">
+            <w:hyperlink w:history="1" r:id="rId5nxdxhkcuwmxxuxtqg1bu">
               <w:r>
                 <w:rPr>
                   <w:rFonts w:ascii="Arial" w:cs="Arial" w:eastAsia="Arial" w:hAnsi="Arial"/>
@@ -25535,7 +25535,7 @@
             <w:pPr>
               <w:spacing w:after="20" w:before="0"/>
             </w:pPr>
-            <w:hyperlink w:history="1" r:id="rIdypl2xxoty4nhsj19bhcvf">
+            <w:hyperlink w:history="1" r:id="rIdf5idq8q3idqm6i-mwpanx">
               <w:r>
                 <w:rPr>
                   <w:rFonts w:ascii="Arial" w:cs="Arial" w:eastAsia="Arial" w:hAnsi="Arial"/>
@@ -25568,7 +25568,7 @@
               <w:spacing w:after="10" w:before="0"/>
               <w:ind w:left="120"/>
             </w:pPr>
-            <w:hyperlink w:history="1" r:id="rIddq61fyqxha9vfcy91kmq-">
+            <w:hyperlink w:history="1" r:id="rId1m4awwuuspdydc3thw4vb">
               <w:r>
                 <w:rPr>
                   <w:rFonts w:ascii="Arial" w:cs="Arial" w:eastAsia="Arial" w:hAnsi="Arial"/>
@@ -25763,7 +25763,7 @@
             <w:pPr>
               <w:spacing w:after="20" w:before="0"/>
             </w:pPr>
-            <w:hyperlink w:history="1" r:id="rIdectofetmjqogcancpewzw">
+            <w:hyperlink w:history="1" r:id="rIddfs33ulct1n784h-zhzcs">
               <w:r>
                 <w:rPr>
                   <w:rFonts w:ascii="Arial" w:cs="Arial" w:eastAsia="Arial" w:hAnsi="Arial"/>
@@ -25796,7 +25796,7 @@
               <w:spacing w:after="10" w:before="0"/>
               <w:ind w:left="120"/>
             </w:pPr>
-            <w:hyperlink w:history="1" r:id="rIdwcn_d-gso0vmzcmgbkfqz">
+            <w:hyperlink w:history="1" r:id="rId2-bp6tfhfoj74qt50ylxk">
               <w:r>
                 <w:rPr>
                   <w:rFonts w:ascii="Arial" w:cs="Arial" w:eastAsia="Arial" w:hAnsi="Arial"/>
@@ -25841,7 +25841,7 @@
             <w:pPr>
               <w:spacing w:after="20" w:before="0"/>
             </w:pPr>
-            <w:hyperlink w:history="1" r:id="rIdk1hwj6o1faiisi3nm2lin">
+            <w:hyperlink w:history="1" r:id="rIda5kxxb238fb172ovipup5">
               <w:r>
                 <w:rPr>
                   <w:rFonts w:ascii="Arial" w:cs="Arial" w:eastAsia="Arial" w:hAnsi="Arial"/>
@@ -25874,7 +25874,7 @@
               <w:spacing w:after="10" w:before="0"/>
               <w:ind w:left="120"/>
             </w:pPr>
-            <w:hyperlink w:history="1" r:id="rIdowmzbcnsuogz_reaavnkb">
+            <w:hyperlink w:history="1" r:id="rIdwgmx9uncvhxghcmzu8m8v">
               <w:r>
                 <w:rPr>
                   <w:rFonts w:ascii="Arial" w:cs="Arial" w:eastAsia="Arial" w:hAnsi="Arial"/>
@@ -26069,7 +26069,7 @@
             <w:pPr>
               <w:spacing w:after="20" w:before="0"/>
             </w:pPr>
-            <w:hyperlink w:history="1" r:id="rIdas68hsxy84idzfeff3qsj">
+            <w:hyperlink w:history="1" r:id="rId8zc5pepb_g_-cukdmgdrq">
               <w:r>
                 <w:rPr>
                   <w:rFonts w:ascii="Arial" w:cs="Arial" w:eastAsia="Arial" w:hAnsi="Arial"/>
@@ -26102,7 +26102,7 @@
               <w:spacing w:after="10" w:before="0"/>
               <w:ind w:left="120"/>
             </w:pPr>
-            <w:hyperlink w:history="1" r:id="rIdxzhgjejlpxtohu75ju00v">
+            <w:hyperlink w:history="1" r:id="rIdu274jbuuvqo_e52tmmllx">
               <w:r>
                 <w:rPr>
                   <w:rFonts w:ascii="Arial" w:cs="Arial" w:eastAsia="Arial" w:hAnsi="Arial"/>
@@ -26147,7 +26147,7 @@
             <w:pPr>
               <w:spacing w:after="20" w:before="0"/>
             </w:pPr>
-            <w:hyperlink w:history="1" r:id="rIdr0fjqsv5mvuyqradycets">
+            <w:hyperlink w:history="1" r:id="rIdsk3a4zh69cjs7v9snhysr">
               <w:r>
                 <w:rPr>
                   <w:rFonts w:ascii="Arial" w:cs="Arial" w:eastAsia="Arial" w:hAnsi="Arial"/>
@@ -26196,7 +26196,7 @@
               <w:spacing w:after="10" w:before="0"/>
               <w:ind w:left="120"/>
             </w:pPr>
-            <w:hyperlink w:history="1" r:id="rIdugcpa1exr7phz9yywndtp">
+            <w:hyperlink w:history="1" r:id="rIdkw96jhyxuqqqvus0auzdm">
               <w:r>
                 <w:rPr>
                   <w:rFonts w:ascii="Arial" w:cs="Arial" w:eastAsia="Arial" w:hAnsi="Arial"/>
@@ -26803,7 +26803,7 @@
         </w:rPr>
         <w:t xml:space="preserve">© 2026 SeaVuria and ARES. Aligned with KICD objectives. Developed by SeaVuria; technical implementation by ARES (with AI assistance from Claude). Licensed under </w:t>
       </w:r>
-      <w:hyperlink w:history="1" r:id="rIdbmdwd7eh8je8k80gn7x-b">
+      <w:hyperlink w:history="1" r:id="rIden3dkvr0ereqdxajqthow">
         <w:r>
           <w:rPr>
             <w:rFonts w:ascii="Arial" w:cs="Arial" w:eastAsia="Arial" w:hAnsi="Arial"/>
@@ -26824,7 +26824,7 @@
         </w:rPr>
         <w:t xml:space="preserve"> (</w:t>
       </w:r>
-      <w:hyperlink w:history="1" r:id="rIdmgk114nhvqjaxcczzx4ef">
+      <w:hyperlink w:history="1" r:id="rIdgkxlhnu8nkyueqesnv0kv">
         <w:r>
           <w:rPr>
             <w:rFonts w:ascii="Arial" w:cs="Arial" w:eastAsia="Arial" w:hAnsi="Arial"/>
@@ -27837,7 +27837,7 @@
             <w:pPr>
               <w:spacing w:after="20" w:before="0"/>
             </w:pPr>
-            <w:hyperlink w:history="1" r:id="rIdqtfhckw28vbgvjkhekjil">
+            <w:hyperlink w:history="1" r:id="rIdd7totsxsxobbzoagzuyrb">
               <w:r>
                 <w:rPr>
                   <w:rFonts w:ascii="Arial" w:cs="Arial" w:eastAsia="Arial" w:hAnsi="Arial"/>
@@ -27886,7 +27886,7 @@
               <w:spacing w:after="10" w:before="0"/>
               <w:ind w:left="120"/>
             </w:pPr>
-            <w:hyperlink w:history="1" r:id="rIdplkjav3dr28x3zun5e9cs">
+            <w:hyperlink w:history="1" r:id="rId-bfj4haa4tvt6euctvmnr">
               <w:r>
                 <w:rPr>
                   <w:rFonts w:ascii="Arial" w:cs="Arial" w:eastAsia="Arial" w:hAnsi="Arial"/>
@@ -27931,7 +27931,7 @@
             <w:pPr>
               <w:spacing w:after="20" w:before="0"/>
             </w:pPr>
-            <w:hyperlink w:history="1" r:id="rIdyvk49dchxis_gvmnl6gqs">
+            <w:hyperlink w:history="1" r:id="rId5pkfifljtylhybutas2zv">
               <w:r>
                 <w:rPr>
                   <w:rFonts w:ascii="Arial" w:cs="Arial" w:eastAsia="Arial" w:hAnsi="Arial"/>
@@ -27980,7 +27980,7 @@
               <w:spacing w:after="10" w:before="0"/>
               <w:ind w:left="120"/>
             </w:pPr>
-            <w:hyperlink w:history="1" r:id="rIdiostib0fzwubc586jloph">
+            <w:hyperlink w:history="1" r:id="rIdze_paaq76aw4fptt_kfp5">
               <w:r>
                 <w:rPr>
                   <w:rFonts w:ascii="Arial" w:cs="Arial" w:eastAsia="Arial" w:hAnsi="Arial"/>
@@ -28175,7 +28175,7 @@
             <w:pPr>
               <w:spacing w:after="20" w:before="0"/>
             </w:pPr>
-            <w:hyperlink w:history="1" r:id="rIdfnauscwtvuf7ymqphuoko">
+            <w:hyperlink w:history="1" r:id="rId-buy8kn0chgvrqkcjrmln">
               <w:r>
                 <w:rPr>
                   <w:rFonts w:ascii="Arial" w:cs="Arial" w:eastAsia="Arial" w:hAnsi="Arial"/>
@@ -28224,7 +28224,7 @@
               <w:spacing w:after="10" w:before="0"/>
               <w:ind w:left="120"/>
             </w:pPr>
-            <w:hyperlink w:history="1" r:id="rIdn9k-hbram4rj0k5x0rq2z">
+            <w:hyperlink w:history="1" r:id="rId54s91ysdzmuzphh5cn55j">
               <w:r>
                 <w:rPr>
                   <w:rFonts w:ascii="Arial" w:cs="Arial" w:eastAsia="Arial" w:hAnsi="Arial"/>
@@ -28269,7 +28269,7 @@
             <w:pPr>
               <w:spacing w:after="20" w:before="0"/>
             </w:pPr>
-            <w:hyperlink w:history="1" r:id="rIdbiwgvuc5r75rhgi18f9d7">
+            <w:hyperlink w:history="1" r:id="rIdj6gyxpzwmf0c__rqwxird">
               <w:r>
                 <w:rPr>
                   <w:rFonts w:ascii="Arial" w:cs="Arial" w:eastAsia="Arial" w:hAnsi="Arial"/>
@@ -28318,7 +28318,7 @@
               <w:spacing w:after="10" w:before="0"/>
               <w:ind w:left="120"/>
             </w:pPr>
-            <w:hyperlink w:history="1" r:id="rIdrqi73ai2kqnaa-sijm3gk">
+            <w:hyperlink w:history="1" r:id="rIdreestbcskzngfs0ak66nl">
               <w:r>
                 <w:rPr>
                   <w:rFonts w:ascii="Arial" w:cs="Arial" w:eastAsia="Arial" w:hAnsi="Arial"/>
@@ -28513,7 +28513,7 @@
             <w:pPr>
               <w:spacing w:after="20" w:before="0"/>
             </w:pPr>
-            <w:hyperlink w:history="1" r:id="rIdnhlqec_tx6sqx81ynevqa">
+            <w:hyperlink w:history="1" r:id="rId9a2d9xuv7rmodprupeekl">
               <w:r>
                 <w:rPr>
                   <w:rFonts w:ascii="Arial" w:cs="Arial" w:eastAsia="Arial" w:hAnsi="Arial"/>
@@ -28562,7 +28562,7 @@
               <w:spacing w:after="10" w:before="0"/>
               <w:ind w:left="120"/>
             </w:pPr>
-            <w:hyperlink w:history="1" r:id="rId_di9fzpzayyuvnklbwsdb">
+            <w:hyperlink w:history="1" r:id="rIdqbgk84ypfy_707-p3tfyd">
               <w:r>
                 <w:rPr>
                   <w:rFonts w:ascii="Arial" w:cs="Arial" w:eastAsia="Arial" w:hAnsi="Arial"/>
@@ -28607,7 +28607,7 @@
             <w:pPr>
               <w:spacing w:after="20" w:before="0"/>
             </w:pPr>
-            <w:hyperlink w:history="1" r:id="rIdtnvjl4wwcs8vb0fiiig9z">
+            <w:hyperlink w:history="1" r:id="rIdxtzrpqei8yk6fck52gvk1">
               <w:r>
                 <w:rPr>
                   <w:rFonts w:ascii="Arial" w:cs="Arial" w:eastAsia="Arial" w:hAnsi="Arial"/>
@@ -28656,7 +28656,7 @@
               <w:spacing w:after="10" w:before="0"/>
               <w:ind w:left="120"/>
             </w:pPr>
-            <w:hyperlink w:history="1" r:id="rIdceho61l-eucwtaeldeiuz">
+            <w:hyperlink w:history="1" r:id="rIdhaklcbeu36dxhcfsqpnra">
               <w:r>
                 <w:rPr>
                   <w:rFonts w:ascii="Arial" w:cs="Arial" w:eastAsia="Arial" w:hAnsi="Arial"/>
@@ -28851,7 +28851,7 @@
             <w:pPr>
               <w:spacing w:after="20" w:before="0"/>
             </w:pPr>
-            <w:hyperlink w:history="1" r:id="rIdubz06m4ppjhugwlft-_ut">
+            <w:hyperlink w:history="1" r:id="rIdqio3mgiyuugihyofmnvat">
               <w:r>
                 <w:rPr>
                   <w:rFonts w:ascii="Arial" w:cs="Arial" w:eastAsia="Arial" w:hAnsi="Arial"/>
@@ -28900,7 +28900,7 @@
               <w:spacing w:after="10" w:before="0"/>
               <w:ind w:left="120"/>
             </w:pPr>
-            <w:hyperlink w:history="1" r:id="rIdfn0plcw31bwfcx4vhwwqf">
+            <w:hyperlink w:history="1" r:id="rIdnvxc3oglhdacqup0d7hth">
               <w:r>
                 <w:rPr>
                   <w:rFonts w:ascii="Arial" w:cs="Arial" w:eastAsia="Arial" w:hAnsi="Arial"/>
@@ -28945,7 +28945,7 @@
             <w:pPr>
               <w:spacing w:after="20" w:before="0"/>
             </w:pPr>
-            <w:hyperlink w:history="1" r:id="rId4yv5p4491wslldqwkydgj">
+            <w:hyperlink w:history="1" r:id="rId5rgyrlplbjckphymppp4o">
               <w:r>
                 <w:rPr>
                   <w:rFonts w:ascii="Arial" w:cs="Arial" w:eastAsia="Arial" w:hAnsi="Arial"/>
@@ -28994,7 +28994,7 @@
               <w:spacing w:after="10" w:before="0"/>
               <w:ind w:left="120"/>
             </w:pPr>
-            <w:hyperlink w:history="1" r:id="rIdkkszpvhooakbeldliheti">
+            <w:hyperlink w:history="1" r:id="rIdhdhmbsqeh8atuzucs4jh2">
               <w:r>
                 <w:rPr>
                   <w:rFonts w:ascii="Arial" w:cs="Arial" w:eastAsia="Arial" w:hAnsi="Arial"/>
@@ -29189,7 +29189,7 @@
             <w:pPr>
               <w:spacing w:after="20" w:before="0"/>
             </w:pPr>
-            <w:hyperlink w:history="1" r:id="rIdjejwa9lzzlapmjnuaw4-i">
+            <w:hyperlink w:history="1" r:id="rIdir5lq2gxds53tbiaojt36">
               <w:r>
                 <w:rPr>
                   <w:rFonts w:ascii="Arial" w:cs="Arial" w:eastAsia="Arial" w:hAnsi="Arial"/>
@@ -29238,7 +29238,7 @@
               <w:spacing w:after="10" w:before="0"/>
               <w:ind w:left="120"/>
             </w:pPr>
-            <w:hyperlink w:history="1" r:id="rIdbko1bhycfv3mb4rvn_ebh">
+            <w:hyperlink w:history="1" r:id="rIdlgbhycfspzsrb37r16ntr">
               <w:r>
                 <w:rPr>
                   <w:rFonts w:ascii="Arial" w:cs="Arial" w:eastAsia="Arial" w:hAnsi="Arial"/>
@@ -29283,7 +29283,7 @@
             <w:pPr>
               <w:spacing w:after="20" w:before="0"/>
             </w:pPr>
-            <w:hyperlink w:history="1" r:id="rIdexfqltsh5l58gfnka6ivl">
+            <w:hyperlink w:history="1" r:id="rIdwnqvqef4wimzrhulzxruc">
               <w:r>
                 <w:rPr>
                   <w:rFonts w:ascii="Arial" w:cs="Arial" w:eastAsia="Arial" w:hAnsi="Arial"/>
@@ -29332,7 +29332,7 @@
               <w:spacing w:after="10" w:before="0"/>
               <w:ind w:left="120"/>
             </w:pPr>
-            <w:hyperlink w:history="1" r:id="rIdlaqxqoisgopwhzcxubll-">
+            <w:hyperlink w:history="1" r:id="rId9ctruxpwd6meo6kioemn4">
               <w:r>
                 <w:rPr>
                   <w:rFonts w:ascii="Arial" w:cs="Arial" w:eastAsia="Arial" w:hAnsi="Arial"/>
@@ -29844,7 +29844,7 @@
         </w:rPr>
         <w:t xml:space="preserve">© 2026 SeaVuria and ARES. Aligned with KICD objectives. Developed by SeaVuria; technical implementation by ARES (with AI assistance from Claude). Licensed under </w:t>
       </w:r>
-      <w:hyperlink w:history="1" r:id="rId4ts4bmnvuxstja94xfun8">
+      <w:hyperlink w:history="1" r:id="rIdmvtlclcmeutwu2vgwcngc">
         <w:r>
           <w:rPr>
             <w:rFonts w:ascii="Arial" w:cs="Arial" w:eastAsia="Arial" w:hAnsi="Arial"/>
@@ -29865,7 +29865,7 @@
         </w:rPr>
         <w:t xml:space="preserve"> (</w:t>
       </w:r>
-      <w:hyperlink w:history="1" r:id="rIduhn9tqo_cihn_s65r4cdt">
+      <w:hyperlink w:history="1" r:id="rIdt6qh421zk89ho8aazcrjf">
         <w:r>
           <w:rPr>
             <w:rFonts w:ascii="Arial" w:cs="Arial" w:eastAsia="Arial" w:hAnsi="Arial"/>
@@ -30878,7 +30878,7 @@
             <w:pPr>
               <w:spacing w:after="20" w:before="0"/>
             </w:pPr>
-            <w:hyperlink w:history="1" r:id="rIdyoyprgfxbcknjgmzsff74">
+            <w:hyperlink w:history="1" r:id="rIdsy45jvfhhlucqw2em0-pq">
               <w:r>
                 <w:rPr>
                   <w:rFonts w:ascii="Arial" w:cs="Arial" w:eastAsia="Arial" w:hAnsi="Arial"/>
@@ -30911,7 +30911,7 @@
               <w:spacing w:after="10" w:before="0"/>
               <w:ind w:left="120"/>
             </w:pPr>
-            <w:hyperlink w:history="1" r:id="rId6vd4wxg_euzc-xqky9cty">
+            <w:hyperlink w:history="1" r:id="rId6stoxytwr08jhsqi4ciuj">
               <w:r>
                 <w:rPr>
                   <w:rFonts w:ascii="Arial" w:cs="Arial" w:eastAsia="Arial" w:hAnsi="Arial"/>
@@ -30956,7 +30956,7 @@
             <w:pPr>
               <w:spacing w:after="20" w:before="0"/>
             </w:pPr>
-            <w:hyperlink w:history="1" r:id="rIdh-4idsm57qfitghzoj5ze">
+            <w:hyperlink w:history="1" r:id="rId-s04-ywzuwmwni5zc4fhy">
               <w:r>
                 <w:rPr>
                   <w:rFonts w:ascii="Arial" w:cs="Arial" w:eastAsia="Arial" w:hAnsi="Arial"/>
@@ -31005,7 +31005,7 @@
               <w:spacing w:after="10" w:before="0"/>
               <w:ind w:left="120"/>
             </w:pPr>
-            <w:hyperlink w:history="1" r:id="rIdhx-vufmpeicwdjo-zcusr">
+            <w:hyperlink w:history="1" r:id="rIdj1zbxwebempajp-bzxnqe">
               <w:r>
                 <w:rPr>
                   <w:rFonts w:ascii="Arial" w:cs="Arial" w:eastAsia="Arial" w:hAnsi="Arial"/>
@@ -31200,7 +31200,7 @@
             <w:pPr>
               <w:spacing w:after="20" w:before="0"/>
             </w:pPr>
-            <w:hyperlink w:history="1" r:id="rIdzof3gabkw8l0kqob3kbop">
+            <w:hyperlink w:history="1" r:id="rIdqnbz4idhkwznwifg1-nns">
               <w:r>
                 <w:rPr>
                   <w:rFonts w:ascii="Arial" w:cs="Arial" w:eastAsia="Arial" w:hAnsi="Arial"/>
@@ -31233,7 +31233,7 @@
               <w:spacing w:after="10" w:before="0"/>
               <w:ind w:left="120"/>
             </w:pPr>
-            <w:hyperlink w:history="1" r:id="rIdgrws4vsxvn1njgmjgrxqo">
+            <w:hyperlink w:history="1" r:id="rIdo5ugvc45mesvfx5rvp0pc">
               <w:r>
                 <w:rPr>
                   <w:rFonts w:ascii="Arial" w:cs="Arial" w:eastAsia="Arial" w:hAnsi="Arial"/>
@@ -31278,7 +31278,7 @@
             <w:pPr>
               <w:spacing w:after="20" w:before="0"/>
             </w:pPr>
-            <w:hyperlink w:history="1" r:id="rIdplephai1hgkewztwtg_x4">
+            <w:hyperlink w:history="1" r:id="rIdvtm5lkouk2soffjrucnoq">
               <w:r>
                 <w:rPr>
                   <w:rFonts w:ascii="Arial" w:cs="Arial" w:eastAsia="Arial" w:hAnsi="Arial"/>
@@ -31327,7 +31327,7 @@
               <w:spacing w:after="10" w:before="0"/>
               <w:ind w:left="120"/>
             </w:pPr>
-            <w:hyperlink w:history="1" r:id="rIdyiz-2i8ybqpd2cl4q72td">
+            <w:hyperlink w:history="1" r:id="rId7wuvlnqhy3tbnr3jix6kx">
               <w:r>
                 <w:rPr>
                   <w:rFonts w:ascii="Arial" w:cs="Arial" w:eastAsia="Arial" w:hAnsi="Arial"/>
@@ -31522,7 +31522,7 @@
             <w:pPr>
               <w:spacing w:after="20" w:before="0"/>
             </w:pPr>
-            <w:hyperlink w:history="1" r:id="rId10lhytyoodem73nccptjm">
+            <w:hyperlink w:history="1" r:id="rId80p8lq7lglugop3ras45j">
               <w:r>
                 <w:rPr>
                   <w:rFonts w:ascii="Arial" w:cs="Arial" w:eastAsia="Arial" w:hAnsi="Arial"/>
@@ -31571,7 +31571,7 @@
               <w:spacing w:after="10" w:before="0"/>
               <w:ind w:left="120"/>
             </w:pPr>
-            <w:hyperlink w:history="1" r:id="rIdo3bhdjabws5_ogqtkashi">
+            <w:hyperlink w:history="1" r:id="rIdhdbtacvlmcy8wpm7ltql2">
               <w:r>
                 <w:rPr>
                   <w:rFonts w:ascii="Arial" w:cs="Arial" w:eastAsia="Arial" w:hAnsi="Arial"/>
@@ -31616,7 +31616,7 @@
             <w:pPr>
               <w:spacing w:after="20" w:before="0"/>
             </w:pPr>
-            <w:hyperlink w:history="1" r:id="rIdw8it-lfiarur-gf7akukg">
+            <w:hyperlink w:history="1" r:id="rIdi15wwijmwafewlglxp9-o">
               <w:r>
                 <w:rPr>
                   <w:rFonts w:ascii="Arial" w:cs="Arial" w:eastAsia="Arial" w:hAnsi="Arial"/>
@@ -31665,7 +31665,7 @@
               <w:spacing w:after="10" w:before="0"/>
               <w:ind w:left="120"/>
             </w:pPr>
-            <w:hyperlink w:history="1" r:id="rId82quydno2sdzhk_pahrnn">
+            <w:hyperlink w:history="1" r:id="rIdlczv6nim8x-strrr3phfg">
               <w:r>
                 <w:rPr>
                   <w:rFonts w:ascii="Arial" w:cs="Arial" w:eastAsia="Arial" w:hAnsi="Arial"/>
@@ -31860,7 +31860,7 @@
             <w:pPr>
               <w:spacing w:after="20" w:before="0"/>
             </w:pPr>
-            <w:hyperlink w:history="1" r:id="rIdppzx6_czqj2s1-srz0tnt">
+            <w:hyperlink w:history="1" r:id="rIdsi_npto5mjqcnyc78veau">
               <w:r>
                 <w:rPr>
                   <w:rFonts w:ascii="Arial" w:cs="Arial" w:eastAsia="Arial" w:hAnsi="Arial"/>
@@ -31909,7 +31909,7 @@
               <w:spacing w:after="10" w:before="0"/>
               <w:ind w:left="120"/>
             </w:pPr>
-            <w:hyperlink w:history="1" r:id="rIddno3zqu_mbj5gebu-2vus">
+            <w:hyperlink w:history="1" r:id="rIdtrekdbracmyzdwvakuakh">
               <w:r>
                 <w:rPr>
                   <w:rFonts w:ascii="Arial" w:cs="Arial" w:eastAsia="Arial" w:hAnsi="Arial"/>
@@ -31954,7 +31954,7 @@
             <w:pPr>
               <w:spacing w:after="20" w:before="0"/>
             </w:pPr>
-            <w:hyperlink w:history="1" r:id="rIdwemfkt8nupnz4-zfvyl0m">
+            <w:hyperlink w:history="1" r:id="rIdieqmy14nkq0ogi0jqi4jg">
               <w:r>
                 <w:rPr>
                   <w:rFonts w:ascii="Arial" w:cs="Arial" w:eastAsia="Arial" w:hAnsi="Arial"/>
@@ -32003,7 +32003,7 @@
               <w:spacing w:after="10" w:before="0"/>
               <w:ind w:left="120"/>
             </w:pPr>
-            <w:hyperlink w:history="1" r:id="rIdxi2ikhgtm4kpiohunpolx">
+            <w:hyperlink w:history="1" r:id="rId_g9rqcpow63oddt7zjpsk">
               <w:r>
                 <w:rPr>
                   <w:rFonts w:ascii="Arial" w:cs="Arial" w:eastAsia="Arial" w:hAnsi="Arial"/>
@@ -32198,7 +32198,7 @@
             <w:pPr>
               <w:spacing w:after="20" w:before="0"/>
             </w:pPr>
-            <w:hyperlink w:history="1" r:id="rIdtpnm_c3j-frimiqxtfmvp">
+            <w:hyperlink w:history="1" r:id="rId5nixhewen-tsuz_baqnkj">
               <w:r>
                 <w:rPr>
                   <w:rFonts w:ascii="Arial" w:cs="Arial" w:eastAsia="Arial" w:hAnsi="Arial"/>
@@ -32247,7 +32247,7 @@
               <w:spacing w:after="10" w:before="0"/>
               <w:ind w:left="120"/>
             </w:pPr>
-            <w:hyperlink w:history="1" r:id="rIdkirhxvsjs35uco8qceid8">
+            <w:hyperlink w:history="1" r:id="rIdwz6am0axjjziwxvcghw-6">
               <w:r>
                 <w:rPr>
                   <w:rFonts w:ascii="Arial" w:cs="Arial" w:eastAsia="Arial" w:hAnsi="Arial"/>
@@ -32292,7 +32292,7 @@
             <w:pPr>
               <w:spacing w:after="20" w:before="0"/>
             </w:pPr>
-            <w:hyperlink w:history="1" r:id="rIdn_v8db1dnxmub0iczpja9">
+            <w:hyperlink w:history="1" r:id="rIdg3oudgyhaklhmreacsqua">
               <w:r>
                 <w:rPr>
                   <w:rFonts w:ascii="Arial" w:cs="Arial" w:eastAsia="Arial" w:hAnsi="Arial"/>
@@ -32341,7 +32341,7 @@
               <w:spacing w:after="10" w:before="0"/>
               <w:ind w:left="120"/>
             </w:pPr>
-            <w:hyperlink w:history="1" r:id="rIdjmqe3tevjkjhuucjbippa">
+            <w:hyperlink w:history="1" r:id="rIdgun7u37htnmudn437c_tm">
               <w:r>
                 <w:rPr>
                   <w:rFonts w:ascii="Arial" w:cs="Arial" w:eastAsia="Arial" w:hAnsi="Arial"/>
@@ -32948,7 +32948,7 @@
         </w:rPr>
         <w:t xml:space="preserve">© 2026 SeaVuria and ARES. Aligned with KICD objectives. Developed by SeaVuria; technical implementation by ARES (with AI assistance from Claude). Licensed under </w:t>
       </w:r>
-      <w:hyperlink w:history="1" r:id="rIdo3xofkz9nlshap5tf3v8k">
+      <w:hyperlink w:history="1" r:id="rIdok9ech6tyxt-sc8j55r96">
         <w:r>
           <w:rPr>
             <w:rFonts w:ascii="Arial" w:cs="Arial" w:eastAsia="Arial" w:hAnsi="Arial"/>
@@ -32969,7 +32969,7 @@
         </w:rPr>
         <w:t xml:space="preserve"> (</w:t>
       </w:r>
-      <w:hyperlink w:history="1" r:id="rIdqpm1mti4iodk8pnjeas3j">
+      <w:hyperlink w:history="1" r:id="rId15uykspzc1dud1jmu0osm">
         <w:r>
           <w:rPr>
             <w:rFonts w:ascii="Arial" w:cs="Arial" w:eastAsia="Arial" w:hAnsi="Arial"/>
@@ -33982,7 +33982,7 @@
             <w:pPr>
               <w:spacing w:after="20" w:before="0"/>
             </w:pPr>
-            <w:hyperlink w:history="1" r:id="rIdvt9buma-albj051j57z7e">
+            <w:hyperlink w:history="1" r:id="rIddqouikruu3fq1tw5mkv7s">
               <w:r>
                 <w:rPr>
                   <w:rFonts w:ascii="Arial" w:cs="Arial" w:eastAsia="Arial" w:hAnsi="Arial"/>
@@ -34015,7 +34015,7 @@
               <w:spacing w:after="10" w:before="0"/>
               <w:ind w:left="120"/>
             </w:pPr>
-            <w:hyperlink w:history="1" r:id="rIdziyicpo6v3fr7ihpz852z">
+            <w:hyperlink w:history="1" r:id="rId8ta_tshuuq20x_gzpooy9">
               <w:r>
                 <w:rPr>
                   <w:rFonts w:ascii="Arial" w:cs="Arial" w:eastAsia="Arial" w:hAnsi="Arial"/>
@@ -34060,7 +34060,7 @@
             <w:pPr>
               <w:spacing w:after="20" w:before="0"/>
             </w:pPr>
-            <w:hyperlink w:history="1" r:id="rId32z1jnnregwyvf7yd7d7a">
+            <w:hyperlink w:history="1" r:id="rIdsrr_8pb3yxnrzlzurbces">
               <w:r>
                 <w:rPr>
                   <w:rFonts w:ascii="Arial" w:cs="Arial" w:eastAsia="Arial" w:hAnsi="Arial"/>
@@ -34093,7 +34093,7 @@
               <w:spacing w:after="10" w:before="0"/>
               <w:ind w:left="120"/>
             </w:pPr>
-            <w:hyperlink w:history="1" r:id="rIdljx62bv2khucu71cgowpv">
+            <w:hyperlink w:history="1" r:id="rIdr0_l41m9j5smqqj4bzkw4">
               <w:r>
                 <w:rPr>
                   <w:rFonts w:ascii="Arial" w:cs="Arial" w:eastAsia="Arial" w:hAnsi="Arial"/>
@@ -34288,7 +34288,7 @@
             <w:pPr>
               <w:spacing w:after="20" w:before="0"/>
             </w:pPr>
-            <w:hyperlink w:history="1" r:id="rIdzudseqmt__rloq7fdmx9i">
+            <w:hyperlink w:history="1" r:id="rIdrxn-8k0cdu8-niptwefnn">
               <w:r>
                 <w:rPr>
                   <w:rFonts w:ascii="Arial" w:cs="Arial" w:eastAsia="Arial" w:hAnsi="Arial"/>
@@ -34321,7 +34321,7 @@
               <w:spacing w:after="10" w:before="0"/>
               <w:ind w:left="120"/>
             </w:pPr>
-            <w:hyperlink w:history="1" r:id="rIdsbsfhpibp1bmojeevovrz">
+            <w:hyperlink w:history="1" r:id="rIdmv5llkiuncv9fysdx1fz9">
               <w:r>
                 <w:rPr>
                   <w:rFonts w:ascii="Arial" w:cs="Arial" w:eastAsia="Arial" w:hAnsi="Arial"/>
@@ -34366,7 +34366,7 @@
             <w:pPr>
               <w:spacing w:after="20" w:before="0"/>
             </w:pPr>
-            <w:hyperlink w:history="1" r:id="rIdgkjvyjcp91jiuucejm-7x">
+            <w:hyperlink w:history="1" r:id="rId2qftdtx3jrnenmndbtr5h">
               <w:r>
                 <w:rPr>
                   <w:rFonts w:ascii="Arial" w:cs="Arial" w:eastAsia="Arial" w:hAnsi="Arial"/>
@@ -34399,7 +34399,7 @@
               <w:spacing w:after="10" w:before="0"/>
               <w:ind w:left="120"/>
             </w:pPr>
-            <w:hyperlink w:history="1" r:id="rId2f9oy2fqt-_hxs67fthd7">
+            <w:hyperlink w:history="1" r:id="rIdfgfd7ugdlyjtm9p4q-lzj">
               <w:r>
                 <w:rPr>
                   <w:rFonts w:ascii="Arial" w:cs="Arial" w:eastAsia="Arial" w:hAnsi="Arial"/>
@@ -34594,7 +34594,7 @@
             <w:pPr>
               <w:spacing w:after="20" w:before="0"/>
             </w:pPr>
-            <w:hyperlink w:history="1" r:id="rIduevaogbglhlxyxzbtbzhm">
+            <w:hyperlink w:history="1" r:id="rIdznkzt1bm0ntz1mwpvscj8">
               <w:r>
                 <w:rPr>
                   <w:rFonts w:ascii="Arial" w:cs="Arial" w:eastAsia="Arial" w:hAnsi="Arial"/>
@@ -34627,7 +34627,7 @@
               <w:spacing w:after="10" w:before="0"/>
               <w:ind w:left="120"/>
             </w:pPr>
-            <w:hyperlink w:history="1" r:id="rIdrjpg6gexxmvyfzhojglm_">
+            <w:hyperlink w:history="1" r:id="rIdg9lcpwrcvd7d-rceuyjoo">
               <w:r>
                 <w:rPr>
                   <w:rFonts w:ascii="Arial" w:cs="Arial" w:eastAsia="Arial" w:hAnsi="Arial"/>
@@ -34672,7 +34672,7 @@
             <w:pPr>
               <w:spacing w:after="20" w:before="0"/>
             </w:pPr>
-            <w:hyperlink w:history="1" r:id="rIdukrjttz0nobmt6u0dv2ds">
+            <w:hyperlink w:history="1" r:id="rId8atll1w-xbepupgpepwd6">
               <w:r>
                 <w:rPr>
                   <w:rFonts w:ascii="Arial" w:cs="Arial" w:eastAsia="Arial" w:hAnsi="Arial"/>
@@ -34721,7 +34721,7 @@
               <w:spacing w:after="10" w:before="0"/>
               <w:ind w:left="120"/>
             </w:pPr>
-            <w:hyperlink w:history="1" r:id="rIdrr5ecpdvidl6gslczvgbe">
+            <w:hyperlink w:history="1" r:id="rIdjtwltuslnfdem1y0pzpwl">
               <w:r>
                 <w:rPr>
                   <w:rFonts w:ascii="Arial" w:cs="Arial" w:eastAsia="Arial" w:hAnsi="Arial"/>
@@ -34916,7 +34916,7 @@
             <w:pPr>
               <w:spacing w:after="20" w:before="0"/>
             </w:pPr>
-            <w:hyperlink w:history="1" r:id="rIdvdcydrqe91fhzlogsebuw">
+            <w:hyperlink w:history="1" r:id="rId0n6r8jjongq2vumv2gsha">
               <w:r>
                 <w:rPr>
                   <w:rFonts w:ascii="Arial" w:cs="Arial" w:eastAsia="Arial" w:hAnsi="Arial"/>
@@ -34949,7 +34949,7 @@
               <w:spacing w:after="10" w:before="0"/>
               <w:ind w:left="120"/>
             </w:pPr>
-            <w:hyperlink w:history="1" r:id="rIdp2esiso8-9lvp4cdw7e9z">
+            <w:hyperlink w:history="1" r:id="rIdtapmtjht3t7o2svazamj7">
               <w:r>
                 <w:rPr>
                   <w:rFonts w:ascii="Arial" w:cs="Arial" w:eastAsia="Arial" w:hAnsi="Arial"/>
@@ -34994,7 +34994,7 @@
             <w:pPr>
               <w:spacing w:after="20" w:before="0"/>
             </w:pPr>
-            <w:hyperlink w:history="1" r:id="rIdzhoqpbsjgpbliol3hg4rt">
+            <w:hyperlink w:history="1" r:id="rIdddf1cxyjo7hokqov7hoyn">
               <w:r>
                 <w:rPr>
                   <w:rFonts w:ascii="Arial" w:cs="Arial" w:eastAsia="Arial" w:hAnsi="Arial"/>
@@ -35043,7 +35043,7 @@
               <w:spacing w:after="10" w:before="0"/>
               <w:ind w:left="120"/>
             </w:pPr>
-            <w:hyperlink w:history="1" r:id="rIddj1myio3zzw_abuvnowei">
+            <w:hyperlink w:history="1" r:id="rId-gq9k0p7drf5_azstllbt">
               <w:r>
                 <w:rPr>
                   <w:rFonts w:ascii="Arial" w:cs="Arial" w:eastAsia="Arial" w:hAnsi="Arial"/>
@@ -35238,7 +35238,7 @@
             <w:pPr>
               <w:spacing w:after="20" w:before="0"/>
             </w:pPr>
-            <w:hyperlink w:history="1" r:id="rIdm2rf5i3vqy7n2qpvfc1i7">
+            <w:hyperlink w:history="1" r:id="rId6ekdns7t-kkcwxbjrxnas">
               <w:r>
                 <w:rPr>
                   <w:rFonts w:ascii="Arial" w:cs="Arial" w:eastAsia="Arial" w:hAnsi="Arial"/>
@@ -35271,7 +35271,7 @@
               <w:spacing w:after="10" w:before="0"/>
               <w:ind w:left="120"/>
             </w:pPr>
-            <w:hyperlink w:history="1" r:id="rIdo_eqy0ua6p0cybkhnumuq">
+            <w:hyperlink w:history="1" r:id="rId_2crg4rqr1yyswcsgwgrd">
               <w:r>
                 <w:rPr>
                   <w:rFonts w:ascii="Arial" w:cs="Arial" w:eastAsia="Arial" w:hAnsi="Arial"/>
@@ -35316,7 +35316,7 @@
             <w:pPr>
               <w:spacing w:after="20" w:before="0"/>
             </w:pPr>
-            <w:hyperlink w:history="1" r:id="rIdykqg1vvl6x_ec1o7k7dy4">
+            <w:hyperlink w:history="1" r:id="rIdytzbqtm2bsrzo2bi5xioy">
               <w:r>
                 <w:rPr>
                   <w:rFonts w:ascii="Arial" w:cs="Arial" w:eastAsia="Arial" w:hAnsi="Arial"/>
@@ -35365,7 +35365,7 @@
               <w:spacing w:after="10" w:before="0"/>
               <w:ind w:left="120"/>
             </w:pPr>
-            <w:hyperlink w:history="1" r:id="rIdwc_vcywvehl_3odi_kaj6">
+            <w:hyperlink w:history="1" r:id="rId1d4qx3iw7rosg7uc-drym">
               <w:r>
                 <w:rPr>
                   <w:rFonts w:ascii="Arial" w:cs="Arial" w:eastAsia="Arial" w:hAnsi="Arial"/>
@@ -35877,7 +35877,7 @@
         </w:rPr>
         <w:t xml:space="preserve">© 2026 SeaVuria and ARES. Aligned with KICD objectives. Developed by SeaVuria; technical implementation by ARES (with AI assistance from Claude). Licensed under </w:t>
       </w:r>
-      <w:hyperlink w:history="1" r:id="rId9egujj7-v07lxufdlcjg2">
+      <w:hyperlink w:history="1" r:id="rIdxw0gi0qibtvzdhnvvkfee">
         <w:r>
           <w:rPr>
             <w:rFonts w:ascii="Arial" w:cs="Arial" w:eastAsia="Arial" w:hAnsi="Arial"/>
@@ -35898,7 +35898,7 @@
         </w:rPr>
         <w:t xml:space="preserve"> (</w:t>
       </w:r>
-      <w:hyperlink w:history="1" r:id="rId4mndsl1jenykxom6nfjuq">
+      <w:hyperlink w:history="1" r:id="rIduee-4d6au_s2wu5klkpch">
         <w:r>
           <w:rPr>
             <w:rFonts w:ascii="Arial" w:cs="Arial" w:eastAsia="Arial" w:hAnsi="Arial"/>
@@ -36911,7 +36911,7 @@
             <w:pPr>
               <w:spacing w:after="20" w:before="0"/>
             </w:pPr>
-            <w:hyperlink w:history="1" r:id="rId58p3fbcqfwddalt20pic-">
+            <w:hyperlink w:history="1" r:id="rIds0ychwtzhy_e8-b_w4m3l">
               <w:r>
                 <w:rPr>
                   <w:rFonts w:ascii="Arial" w:cs="Arial" w:eastAsia="Arial" w:hAnsi="Arial"/>
@@ -36944,7 +36944,7 @@
               <w:spacing w:after="10" w:before="0"/>
               <w:ind w:left="120"/>
             </w:pPr>
-            <w:hyperlink w:history="1" r:id="rIdbjqz8bbhi0sva9cz9mvtu">
+            <w:hyperlink w:history="1" r:id="rIds9hfro8eqnbcftafcz-ph">
               <w:r>
                 <w:rPr>
                   <w:rFonts w:ascii="Arial" w:cs="Arial" w:eastAsia="Arial" w:hAnsi="Arial"/>
@@ -36989,7 +36989,7 @@
             <w:pPr>
               <w:spacing w:after="20" w:before="0"/>
             </w:pPr>
-            <w:hyperlink w:history="1" r:id="rIda8c8fk1usj2xp0hwqb7jv">
+            <w:hyperlink w:history="1" r:id="rIdvup9w7sh0tuaj3uawqaas">
               <w:r>
                 <w:rPr>
                   <w:rFonts w:ascii="Arial" w:cs="Arial" w:eastAsia="Arial" w:hAnsi="Arial"/>
@@ -37022,7 +37022,7 @@
               <w:spacing w:after="10" w:before="0"/>
               <w:ind w:left="120"/>
             </w:pPr>
-            <w:hyperlink w:history="1" r:id="rIdyyqb2p9ykga8rmgoy_nu-">
+            <w:hyperlink w:history="1" r:id="rIdglovifof_r6z2om90mr7k">
               <w:r>
                 <w:rPr>
                   <w:rFonts w:ascii="Arial" w:cs="Arial" w:eastAsia="Arial" w:hAnsi="Arial"/>
@@ -37369,7 +37369,7 @@
             <w:pPr>
               <w:spacing w:after="20" w:before="0"/>
             </w:pPr>
-            <w:hyperlink w:history="1" r:id="rIdkyvljdgbhcvg06dgtl7de">
+            <w:hyperlink w:history="1" r:id="rIdlxbuj48ubea3ugglnqc9x">
               <w:r>
                 <w:rPr>
                   <w:rFonts w:ascii="Arial" w:cs="Arial" w:eastAsia="Arial" w:hAnsi="Arial"/>
@@ -37402,7 +37402,7 @@
               <w:spacing w:after="10" w:before="0"/>
               <w:ind w:left="120"/>
             </w:pPr>
-            <w:hyperlink w:history="1" r:id="rIdcyc-snzbzelxoqtq6dk0b">
+            <w:hyperlink w:history="1" r:id="rIdgrix5sbusekmpmzo7zsx1">
               <w:r>
                 <w:rPr>
                   <w:rFonts w:ascii="Arial" w:cs="Arial" w:eastAsia="Arial" w:hAnsi="Arial"/>
@@ -37447,7 +37447,7 @@
             <w:pPr>
               <w:spacing w:after="20" w:before="0"/>
             </w:pPr>
-            <w:hyperlink w:history="1" r:id="rIdwpzlz_ornuvknggfqnpe4">
+            <w:hyperlink w:history="1" r:id="rIdzve1tbhezwallhhrgq9ya">
               <w:r>
                 <w:rPr>
                   <w:rFonts w:ascii="Arial" w:cs="Arial" w:eastAsia="Arial" w:hAnsi="Arial"/>
@@ -37480,7 +37480,7 @@
               <w:spacing w:after="10" w:before="0"/>
               <w:ind w:left="120"/>
             </w:pPr>
-            <w:hyperlink w:history="1" r:id="rIdqin4ec6dzpo77ejkdxd6k">
+            <w:hyperlink w:history="1" r:id="rIdbv-itesjotc87hgabnkak">
               <w:r>
                 <w:rPr>
                   <w:rFonts w:ascii="Arial" w:cs="Arial" w:eastAsia="Arial" w:hAnsi="Arial"/>
@@ -37979,7 +37979,7 @@
             <w:pPr>
               <w:spacing w:after="20" w:before="0"/>
             </w:pPr>
-            <w:hyperlink w:history="1" r:id="rId96zgqgu4cyph4stqrnrgs">
+            <w:hyperlink w:history="1" r:id="rIdu67kfxflmnnrqigpz0j1n">
               <w:r>
                 <w:rPr>
                   <w:rFonts w:ascii="Arial" w:cs="Arial" w:eastAsia="Arial" w:hAnsi="Arial"/>
@@ -38012,7 +38012,7 @@
               <w:spacing w:after="10" w:before="0"/>
               <w:ind w:left="120"/>
             </w:pPr>
-            <w:hyperlink w:history="1" r:id="rIdjyhalkalty37tw3cp5ldp">
+            <w:hyperlink w:history="1" r:id="rIdtlb73zkn4m55ahyxwmmtn">
               <w:r>
                 <w:rPr>
                   <w:rFonts w:ascii="Arial" w:cs="Arial" w:eastAsia="Arial" w:hAnsi="Arial"/>
@@ -38057,7 +38057,7 @@
             <w:pPr>
               <w:spacing w:after="20" w:before="0"/>
             </w:pPr>
-            <w:hyperlink w:history="1" r:id="rIduwm6fhcvj3wcosyf5alju">
+            <w:hyperlink w:history="1" r:id="rId9dmgidnjbel8vggcaxvsy">
               <w:r>
                 <w:rPr>
                   <w:rFonts w:ascii="Arial" w:cs="Arial" w:eastAsia="Arial" w:hAnsi="Arial"/>
@@ -38106,7 +38106,7 @@
               <w:spacing w:after="10" w:before="0"/>
               <w:ind w:left="120"/>
             </w:pPr>
-            <w:hyperlink w:history="1" r:id="rId4behc-fzkg3-htvcp3amk">
+            <w:hyperlink w:history="1" r:id="rIdbhbpzj80yu_xlip3oyphi">
               <w:r>
                 <w:rPr>
                   <w:rFonts w:ascii="Arial" w:cs="Arial" w:eastAsia="Arial" w:hAnsi="Arial"/>
@@ -38510,7 +38510,7 @@
             <w:pPr>
               <w:spacing w:after="20" w:before="0"/>
             </w:pPr>
-            <w:hyperlink w:history="1" r:id="rId8jvfae1up0aqzhvyofp93">
+            <w:hyperlink w:history="1" r:id="rId-cedx76jsgq5aexl5dlbo">
               <w:r>
                 <w:rPr>
                   <w:rFonts w:ascii="Arial" w:cs="Arial" w:eastAsia="Arial" w:hAnsi="Arial"/>
@@ -38543,7 +38543,7 @@
               <w:spacing w:after="10" w:before="0"/>
               <w:ind w:left="120"/>
             </w:pPr>
-            <w:hyperlink w:history="1" r:id="rId2d0qdw2mfazzvws6sxqtv">
+            <w:hyperlink w:history="1" r:id="rId2gsicocuyr6bfvneapbtr">
               <w:r>
                 <w:rPr>
                   <w:rFonts w:ascii="Arial" w:cs="Arial" w:eastAsia="Arial" w:hAnsi="Arial"/>
@@ -38588,7 +38588,7 @@
             <w:pPr>
               <w:spacing w:after="20" w:before="0"/>
             </w:pPr>
-            <w:hyperlink w:history="1" r:id="rIdfco-trhtspnk5wnwbcok8">
+            <w:hyperlink w:history="1" r:id="rIdbly4vzuzarylzom5udm3a">
               <w:r>
                 <w:rPr>
                   <w:rFonts w:ascii="Arial" w:cs="Arial" w:eastAsia="Arial" w:hAnsi="Arial"/>
@@ -38637,7 +38637,7 @@
               <w:spacing w:after="10" w:before="0"/>
               <w:ind w:left="120"/>
             </w:pPr>
-            <w:hyperlink w:history="1" r:id="rIdkv4wqpidmwq0anrdizsuy">
+            <w:hyperlink w:history="1" r:id="rIdlxu2xk8d1lxy3i6otl-gk">
               <w:r>
                 <w:rPr>
                   <w:rFonts w:ascii="Arial" w:cs="Arial" w:eastAsia="Arial" w:hAnsi="Arial"/>
@@ -39079,7 +39079,7 @@
             <w:pPr>
               <w:spacing w:after="20" w:before="0"/>
             </w:pPr>
-            <w:hyperlink w:history="1" r:id="rIdnf98dcdqjag5szi0bizwg">
+            <w:hyperlink w:history="1" r:id="rIdnswhhk3b4q11fnvx_p3ne">
               <w:r>
                 <w:rPr>
                   <w:rFonts w:ascii="Arial" w:cs="Arial" w:eastAsia="Arial" w:hAnsi="Arial"/>
@@ -39112,7 +39112,7 @@
               <w:spacing w:after="10" w:before="0"/>
               <w:ind w:left="120"/>
             </w:pPr>
-            <w:hyperlink w:history="1" r:id="rIdqtuxi8flndmzzrzoet3vk">
+            <w:hyperlink w:history="1" r:id="rIdz6afi3wqv-ynzk5aw9kik">
               <w:r>
                 <w:rPr>
                   <w:rFonts w:ascii="Arial" w:cs="Arial" w:eastAsia="Arial" w:hAnsi="Arial"/>
@@ -39157,7 +39157,7 @@
             <w:pPr>
               <w:spacing w:after="20" w:before="0"/>
             </w:pPr>
-            <w:hyperlink w:history="1" r:id="rIdt4bck6kcl_mdt1smr_i14">
+            <w:hyperlink w:history="1" r:id="rId_udgyr-t25gg508x2lztu">
               <w:r>
                 <w:rPr>
                   <w:rFonts w:ascii="Arial" w:cs="Arial" w:eastAsia="Arial" w:hAnsi="Arial"/>
@@ -39206,7 +39206,7 @@
               <w:spacing w:after="10" w:before="0"/>
               <w:ind w:left="120"/>
             </w:pPr>
-            <w:hyperlink w:history="1" r:id="rIdwjkts0tuaakbmlrjmwvuz">
+            <w:hyperlink w:history="1" r:id="rId_c6cabqshmuyrgr2kbuii">
               <w:r>
                 <w:rPr>
                   <w:rFonts w:ascii="Arial" w:cs="Arial" w:eastAsia="Arial" w:hAnsi="Arial"/>
@@ -39870,7 +39870,7 @@
         </w:rPr>
         <w:t xml:space="preserve">© 2026 SeaVuria and ARES. Aligned with KICD objectives. Developed by SeaVuria; technical implementation by ARES (with AI assistance from Claude). Licensed under </w:t>
       </w:r>
-      <w:hyperlink w:history="1" r:id="rIdwozzsg-fzxfl6wssz6mbv">
+      <w:hyperlink w:history="1" r:id="rIdwithhegacjcfm2sjyzyrh">
         <w:r>
           <w:rPr>
             <w:rFonts w:ascii="Arial" w:cs="Arial" w:eastAsia="Arial" w:hAnsi="Arial"/>
@@ -39891,7 +39891,7 @@
         </w:rPr>
         <w:t xml:space="preserve"> (</w:t>
       </w:r>
-      <w:hyperlink w:history="1" r:id="rIds9aehhmxx7iqwh-kvo9y_">
+      <w:hyperlink w:history="1" r:id="rIdr3w5u-ibsnv3mjc2gltbp">
         <w:r>
           <w:rPr>
             <w:rFonts w:ascii="Arial" w:cs="Arial" w:eastAsia="Arial" w:hAnsi="Arial"/>

--- a/data/outputs/v2/Biology/SS1.1_Cell_Structure/Biology_Cell_Structure_CBE_LessonSequence.docx
+++ b/data/outputs/v2/Biology/SS1.1_Cell_Structure/Biology_Cell_Structure_CBE_LessonSequence.docx
@@ -2596,7 +2596,7 @@
         </w:rPr>
         <w:t xml:space="preserve">© 2026 SeaVuria and ARES. This work is licensed under a </w:t>
       </w:r>
-      <w:hyperlink w:history="1" r:id="rId8rmiauvxrfq3ua9_gksqa">
+      <w:hyperlink w:history="1" r:id="rIdjc_8k4-1u413ylq-oultq">
         <w:r>
           <w:rPr>
             <w:rFonts w:ascii="Arial" w:cs="Arial" w:eastAsia="Arial" w:hAnsi="Arial"/>
@@ -2616,7 +2616,7 @@
         </w:rPr>
         <w:t xml:space="preserve"> (</w:t>
       </w:r>
-      <w:hyperlink w:history="1" r:id="rIdkyrh9qvaaq_eedfqyvkhr">
+      <w:hyperlink w:history="1" r:id="rId17r6g_vsku7bqrmzdqhm5">
         <w:r>
           <w:rPr>
             <w:rFonts w:ascii="Arial" w:cs="Arial" w:eastAsia="Arial" w:hAnsi="Arial"/>
@@ -2636,7 +2636,7 @@
         </w:rPr>
         <w:t xml:space="preserve">). To view a copy of this license, visit </w:t>
       </w:r>
-      <w:hyperlink w:history="1" r:id="rIdixmyrsj_at_ujirdksnzx">
+      <w:hyperlink w:history="1" r:id="rIdwujqm9fpwfjul6wn6umbi">
         <w:r>
           <w:rPr>
             <w:rFonts w:ascii="Arial" w:cs="Arial" w:eastAsia="Arial" w:hAnsi="Arial"/>
@@ -3648,7 +3648,7 @@
             <w:pPr>
               <w:spacing w:after="20" w:before="0"/>
             </w:pPr>
-            <w:hyperlink w:history="1" r:id="rId3em_l1p7jolnx-rp2ps55">
+            <w:hyperlink w:history="1" r:id="rIdkkn7xnshlxncpkeadbwa-">
               <w:r>
                 <w:rPr>
                   <w:rFonts w:ascii="Arial" w:cs="Arial" w:eastAsia="Arial" w:hAnsi="Arial"/>
@@ -3681,7 +3681,7 @@
               <w:spacing w:after="10" w:before="0"/>
               <w:ind w:left="120"/>
             </w:pPr>
-            <w:hyperlink w:history="1" r:id="rId91t4xnijtcvbffmrcyyzo">
+            <w:hyperlink w:history="1" r:id="rIdkdq5dc1xrw9ppozpn_kwc">
               <w:r>
                 <w:rPr>
                   <w:rFonts w:ascii="Arial" w:cs="Arial" w:eastAsia="Arial" w:hAnsi="Arial"/>
@@ -3726,7 +3726,7 @@
             <w:pPr>
               <w:spacing w:after="20" w:before="0"/>
             </w:pPr>
-            <w:hyperlink w:history="1" r:id="rIdpgugvr0ajegzdiuqw3oyr">
+            <w:hyperlink w:history="1" r:id="rIdu-42g3gfyuqqtij-1lavn">
               <w:r>
                 <w:rPr>
                   <w:rFonts w:ascii="Arial" w:cs="Arial" w:eastAsia="Arial" w:hAnsi="Arial"/>
@@ -3759,7 +3759,7 @@
               <w:spacing w:after="10" w:before="0"/>
               <w:ind w:left="120"/>
             </w:pPr>
-            <w:hyperlink w:history="1" r:id="rIdeqxfvwwb2rkpvz5zn64d-">
+            <w:hyperlink w:history="1" r:id="rIdrfkjiqn8gypyaieqmsfd7">
               <w:r>
                 <w:rPr>
                   <w:rFonts w:ascii="Arial" w:cs="Arial" w:eastAsia="Arial" w:hAnsi="Arial"/>
@@ -3954,7 +3954,7 @@
             <w:pPr>
               <w:spacing w:after="20" w:before="0"/>
             </w:pPr>
-            <w:hyperlink w:history="1" r:id="rIdwgxgzaynzgwqaikov7lmm">
+            <w:hyperlink w:history="1" r:id="rIdbsbyrv5zzdlbmnt7m60na">
               <w:r>
                 <w:rPr>
                   <w:rFonts w:ascii="Arial" w:cs="Arial" w:eastAsia="Arial" w:hAnsi="Arial"/>
@@ -3987,7 +3987,7 @@
               <w:spacing w:after="10" w:before="0"/>
               <w:ind w:left="120"/>
             </w:pPr>
-            <w:hyperlink w:history="1" r:id="rIdthruzpp11kk-0hajqljh8">
+            <w:hyperlink w:history="1" r:id="rIdpggn17tx28oylauetrhfb">
               <w:r>
                 <w:rPr>
                   <w:rFonts w:ascii="Arial" w:cs="Arial" w:eastAsia="Arial" w:hAnsi="Arial"/>
@@ -4032,7 +4032,7 @@
             <w:pPr>
               <w:spacing w:after="20" w:before="0"/>
             </w:pPr>
-            <w:hyperlink w:history="1" r:id="rIdqf5sxzdutl_2k4kc7snem">
+            <w:hyperlink w:history="1" r:id="rId_eovoy1y3rdquhlp35_o2">
               <w:r>
                 <w:rPr>
                   <w:rFonts w:ascii="Arial" w:cs="Arial" w:eastAsia="Arial" w:hAnsi="Arial"/>
@@ -4065,7 +4065,7 @@
               <w:spacing w:after="10" w:before="0"/>
               <w:ind w:left="120"/>
             </w:pPr>
-            <w:hyperlink w:history="1" r:id="rIdbh_nsq8x2bv5qcid1gjda">
+            <w:hyperlink w:history="1" r:id="rIdp77bj59hlvpgq8o4kmkxw">
               <w:r>
                 <w:rPr>
                   <w:rFonts w:ascii="Arial" w:cs="Arial" w:eastAsia="Arial" w:hAnsi="Arial"/>
@@ -4260,7 +4260,7 @@
             <w:pPr>
               <w:spacing w:after="20" w:before="0"/>
             </w:pPr>
-            <w:hyperlink w:history="1" r:id="rIdaz5tyosu-n6-khgqslw82">
+            <w:hyperlink w:history="1" r:id="rIdxnbkxmi0zzduvi7sslx4d">
               <w:r>
                 <w:rPr>
                   <w:rFonts w:ascii="Arial" w:cs="Arial" w:eastAsia="Arial" w:hAnsi="Arial"/>
@@ -4309,7 +4309,7 @@
               <w:spacing w:after="10" w:before="0"/>
               <w:ind w:left="120"/>
             </w:pPr>
-            <w:hyperlink w:history="1" r:id="rIdlvl6f-9le6gpxidke4-4q">
+            <w:hyperlink w:history="1" r:id="rIdmkbmrfl7oq8an2g_jiln4">
               <w:r>
                 <w:rPr>
                   <w:rFonts w:ascii="Arial" w:cs="Arial" w:eastAsia="Arial" w:hAnsi="Arial"/>
@@ -4354,7 +4354,7 @@
             <w:pPr>
               <w:spacing w:after="20" w:before="0"/>
             </w:pPr>
-            <w:hyperlink w:history="1" r:id="rIdpmocd0c2byubxcpagpjo_">
+            <w:hyperlink w:history="1" r:id="rIdmtbhluihehzp-elqxe64m">
               <w:r>
                 <w:rPr>
                   <w:rFonts w:ascii="Arial" w:cs="Arial" w:eastAsia="Arial" w:hAnsi="Arial"/>
@@ -4403,7 +4403,7 @@
               <w:spacing w:after="10" w:before="0"/>
               <w:ind w:left="120"/>
             </w:pPr>
-            <w:hyperlink w:history="1" r:id="rId6t6pkepuq1qecxmgcvnu2">
+            <w:hyperlink w:history="1" r:id="rIdss-iewha6vqqcn51u-ah4">
               <w:r>
                 <w:rPr>
                   <w:rFonts w:ascii="Arial" w:cs="Arial" w:eastAsia="Arial" w:hAnsi="Arial"/>
@@ -4598,7 +4598,7 @@
             <w:pPr>
               <w:spacing w:after="20" w:before="0"/>
             </w:pPr>
-            <w:hyperlink w:history="1" r:id="rIdzy9rgvmm3iots0ezsohjq">
+            <w:hyperlink w:history="1" r:id="rIdngpziiqdt_mzojtofl-ik">
               <w:r>
                 <w:rPr>
                   <w:rFonts w:ascii="Arial" w:cs="Arial" w:eastAsia="Arial" w:hAnsi="Arial"/>
@@ -4647,7 +4647,7 @@
               <w:spacing w:after="10" w:before="0"/>
               <w:ind w:left="120"/>
             </w:pPr>
-            <w:hyperlink w:history="1" r:id="rIddsnvcvbnjp2anhqgknjmv">
+            <w:hyperlink w:history="1" r:id="rIdtkaerwciz1hrkhekvntz3">
               <w:r>
                 <w:rPr>
                   <w:rFonts w:ascii="Arial" w:cs="Arial" w:eastAsia="Arial" w:hAnsi="Arial"/>
@@ -4692,7 +4692,7 @@
             <w:pPr>
               <w:spacing w:after="20" w:before="0"/>
             </w:pPr>
-            <w:hyperlink w:history="1" r:id="rIded2obvyrmgocnfbqy8ing">
+            <w:hyperlink w:history="1" r:id="rIdt3mcd0vxphxke3-8ocpku">
               <w:r>
                 <w:rPr>
                   <w:rFonts w:ascii="Arial" w:cs="Arial" w:eastAsia="Arial" w:hAnsi="Arial"/>
@@ -4741,7 +4741,7 @@
               <w:spacing w:after="10" w:before="0"/>
               <w:ind w:left="120"/>
             </w:pPr>
-            <w:hyperlink w:history="1" r:id="rIdiqa6h_ijf1ou017ggobry">
+            <w:hyperlink w:history="1" r:id="rId8z39isvup803rabgebldi">
               <w:r>
                 <w:rPr>
                   <w:rFonts w:ascii="Arial" w:cs="Arial" w:eastAsia="Arial" w:hAnsi="Arial"/>
@@ -4936,7 +4936,7 @@
             <w:pPr>
               <w:spacing w:after="20" w:before="0"/>
             </w:pPr>
-            <w:hyperlink w:history="1" r:id="rIdortxxettp8_b3fmmoqeoa">
+            <w:hyperlink w:history="1" r:id="rIdjcjrccajxnigssi2ipwc-">
               <w:r>
                 <w:rPr>
                   <w:rFonts w:ascii="Arial" w:cs="Arial" w:eastAsia="Arial" w:hAnsi="Arial"/>
@@ -4985,7 +4985,7 @@
               <w:spacing w:after="10" w:before="0"/>
               <w:ind w:left="120"/>
             </w:pPr>
-            <w:hyperlink w:history="1" r:id="rIdya_xe4j3el7a-ldve4ifu">
+            <w:hyperlink w:history="1" r:id="rId_hzjlvuri-_08h562odev">
               <w:r>
                 <w:rPr>
                   <w:rFonts w:ascii="Arial" w:cs="Arial" w:eastAsia="Arial" w:hAnsi="Arial"/>
@@ -5030,7 +5030,7 @@
             <w:pPr>
               <w:spacing w:after="20" w:before="0"/>
             </w:pPr>
-            <w:hyperlink w:history="1" r:id="rIdsaaej0y69f0chiatvfxfc">
+            <w:hyperlink w:history="1" r:id="rIditaxyw4hqgmw__fadmeck">
               <w:r>
                 <w:rPr>
                   <w:rFonts w:ascii="Arial" w:cs="Arial" w:eastAsia="Arial" w:hAnsi="Arial"/>
@@ -5079,7 +5079,7 @@
               <w:spacing w:after="10" w:before="0"/>
               <w:ind w:left="120"/>
             </w:pPr>
-            <w:hyperlink w:history="1" r:id="rIdi9rzqviq5omm3nh3s-1pd">
+            <w:hyperlink w:history="1" r:id="rId6wt0b2_tsoqxmg85arbis">
               <w:r>
                 <w:rPr>
                   <w:rFonts w:ascii="Arial" w:cs="Arial" w:eastAsia="Arial" w:hAnsi="Arial"/>
@@ -5591,7 +5591,7 @@
         </w:rPr>
         <w:t xml:space="preserve">© 2026 SeaVuria and ARES. Aligned with KICD objectives. Developed by SeaVuria; technical implementation by ARES (with AI assistance from Claude). Licensed under </w:t>
       </w:r>
-      <w:hyperlink w:history="1" r:id="rIdnswm0bd3eqgdiuedkbnvb">
+      <w:hyperlink w:history="1" r:id="rIdxufg9ogbsxqae6svilsa_">
         <w:r>
           <w:rPr>
             <w:rFonts w:ascii="Arial" w:cs="Arial" w:eastAsia="Arial" w:hAnsi="Arial"/>
@@ -5612,7 +5612,7 @@
         </w:rPr>
         <w:t xml:space="preserve"> (</w:t>
       </w:r>
-      <w:hyperlink w:history="1" r:id="rId3q6r49bcx753vqqpckcis">
+      <w:hyperlink w:history="1" r:id="rId2bqsiiwrva65bxbypdh-h">
         <w:r>
           <w:rPr>
             <w:rFonts w:ascii="Arial" w:cs="Arial" w:eastAsia="Arial" w:hAnsi="Arial"/>
@@ -6625,7 +6625,7 @@
             <w:pPr>
               <w:spacing w:after="20" w:before="0"/>
             </w:pPr>
-            <w:hyperlink w:history="1" r:id="rId1xtvpzzgainfmlglr7xki">
+            <w:hyperlink w:history="1" r:id="rIdop7ffkqdd3xlerxnthzp-">
               <w:r>
                 <w:rPr>
                   <w:rFonts w:ascii="Arial" w:cs="Arial" w:eastAsia="Arial" w:hAnsi="Arial"/>
@@ -6658,7 +6658,7 @@
               <w:spacing w:after="10" w:before="0"/>
               <w:ind w:left="120"/>
             </w:pPr>
-            <w:hyperlink w:history="1" r:id="rId-rzm9ydji24tixmv38z0x">
+            <w:hyperlink w:history="1" r:id="rId3oijnh2hnsvo_54ktdjgd">
               <w:r>
                 <w:rPr>
                   <w:rFonts w:ascii="Arial" w:cs="Arial" w:eastAsia="Arial" w:hAnsi="Arial"/>
@@ -6703,7 +6703,7 @@
             <w:pPr>
               <w:spacing w:after="20" w:before="0"/>
             </w:pPr>
-            <w:hyperlink w:history="1" r:id="rIdhcpjgqr_q6r9vqfmmbrdd">
+            <w:hyperlink w:history="1" r:id="rIdatwg6zxlxsec4cvlxtj9p">
               <w:r>
                 <w:rPr>
                   <w:rFonts w:ascii="Arial" w:cs="Arial" w:eastAsia="Arial" w:hAnsi="Arial"/>
@@ -6736,7 +6736,7 @@
               <w:spacing w:after="10" w:before="0"/>
               <w:ind w:left="120"/>
             </w:pPr>
-            <w:hyperlink w:history="1" r:id="rIdisizflv-jjczxhohlw01m">
+            <w:hyperlink w:history="1" r:id="rIddfwwffliwoa9h_418aiio">
               <w:r>
                 <w:rPr>
                   <w:rFonts w:ascii="Arial" w:cs="Arial" w:eastAsia="Arial" w:hAnsi="Arial"/>
@@ -6931,7 +6931,7 @@
             <w:pPr>
               <w:spacing w:after="20" w:before="0"/>
             </w:pPr>
-            <w:hyperlink w:history="1" r:id="rIdrnx32awttiqviqmfmf2y3">
+            <w:hyperlink w:history="1" r:id="rIdeyshuxcendeqgcwyy4wp0">
               <w:r>
                 <w:rPr>
                   <w:rFonts w:ascii="Arial" w:cs="Arial" w:eastAsia="Arial" w:hAnsi="Arial"/>
@@ -6964,7 +6964,7 @@
               <w:spacing w:after="10" w:before="0"/>
               <w:ind w:left="120"/>
             </w:pPr>
-            <w:hyperlink w:history="1" r:id="rIdgl4etgnww2scj2c0cpl7c">
+            <w:hyperlink w:history="1" r:id="rId_o8_nmygojamrpq7lwkkb">
               <w:r>
                 <w:rPr>
                   <w:rFonts w:ascii="Arial" w:cs="Arial" w:eastAsia="Arial" w:hAnsi="Arial"/>
@@ -7009,7 +7009,7 @@
             <w:pPr>
               <w:spacing w:after="20" w:before="0"/>
             </w:pPr>
-            <w:hyperlink w:history="1" r:id="rIdvfgdqoxqrmpy3xjjg_vya">
+            <w:hyperlink w:history="1" r:id="rIdhbilxx05aibwurjm-o-ph">
               <w:r>
                 <w:rPr>
                   <w:rFonts w:ascii="Arial" w:cs="Arial" w:eastAsia="Arial" w:hAnsi="Arial"/>
@@ -7042,7 +7042,7 @@
               <w:spacing w:after="10" w:before="0"/>
               <w:ind w:left="120"/>
             </w:pPr>
-            <w:hyperlink w:history="1" r:id="rIdcwd6kvn_ycoyuzhkvi-1b">
+            <w:hyperlink w:history="1" r:id="rIdlzu-gpnsq_8bqnc6z0szq">
               <w:r>
                 <w:rPr>
                   <w:rFonts w:ascii="Arial" w:cs="Arial" w:eastAsia="Arial" w:hAnsi="Arial"/>
@@ -7237,7 +7237,7 @@
             <w:pPr>
               <w:spacing w:after="20" w:before="0"/>
             </w:pPr>
-            <w:hyperlink w:history="1" r:id="rId6x2giglnmifuqz3-pmkam">
+            <w:hyperlink w:history="1" r:id="rIdeshgxb0fwno3tvnp9r1s9">
               <w:r>
                 <w:rPr>
                   <w:rFonts w:ascii="Arial" w:cs="Arial" w:eastAsia="Arial" w:hAnsi="Arial"/>
@@ -7286,7 +7286,7 @@
               <w:spacing w:after="10" w:before="0"/>
               <w:ind w:left="120"/>
             </w:pPr>
-            <w:hyperlink w:history="1" r:id="rIdnhgcwretngk4tsboz9x9i">
+            <w:hyperlink w:history="1" r:id="rId3tyaxs-gh-3s4orfmmukv">
               <w:r>
                 <w:rPr>
                   <w:rFonts w:ascii="Arial" w:cs="Arial" w:eastAsia="Arial" w:hAnsi="Arial"/>
@@ -7331,7 +7331,7 @@
             <w:pPr>
               <w:spacing w:after="20" w:before="0"/>
             </w:pPr>
-            <w:hyperlink w:history="1" r:id="rId4udfpiahrq--hgclrseaa">
+            <w:hyperlink w:history="1" r:id="rIdnaiwh9dgdl8rwmgqir6_s">
               <w:r>
                 <w:rPr>
                   <w:rFonts w:ascii="Arial" w:cs="Arial" w:eastAsia="Arial" w:hAnsi="Arial"/>
@@ -7364,7 +7364,7 @@
               <w:spacing w:after="10" w:before="0"/>
               <w:ind w:left="120"/>
             </w:pPr>
-            <w:hyperlink w:history="1" r:id="rIdnnjbzp-vjn0rifnlsu7me">
+            <w:hyperlink w:history="1" r:id="rIdrxpaiqxurhjccjsl-qtre">
               <w:r>
                 <w:rPr>
                   <w:rFonts w:ascii="Arial" w:cs="Arial" w:eastAsia="Arial" w:hAnsi="Arial"/>
@@ -7559,7 +7559,7 @@
             <w:pPr>
               <w:spacing w:after="20" w:before="0"/>
             </w:pPr>
-            <w:hyperlink w:history="1" r:id="rId58gpa4gywot6d393k98cx">
+            <w:hyperlink w:history="1" r:id="rId6woh1jl9sysh7dnr1imet">
               <w:r>
                 <w:rPr>
                   <w:rFonts w:ascii="Arial" w:cs="Arial" w:eastAsia="Arial" w:hAnsi="Arial"/>
@@ -7608,7 +7608,7 @@
               <w:spacing w:after="10" w:before="0"/>
               <w:ind w:left="120"/>
             </w:pPr>
-            <w:hyperlink w:history="1" r:id="rIdwhh7qkukp3kwcw1lqcqbz">
+            <w:hyperlink w:history="1" r:id="rIddlbvwt2y9cemv8s_qdtkb">
               <w:r>
                 <w:rPr>
                   <w:rFonts w:ascii="Arial" w:cs="Arial" w:eastAsia="Arial" w:hAnsi="Arial"/>
@@ -7653,7 +7653,7 @@
             <w:pPr>
               <w:spacing w:after="20" w:before="0"/>
             </w:pPr>
-            <w:hyperlink w:history="1" r:id="rId3cprl5yjowe1kbytehtke">
+            <w:hyperlink w:history="1" r:id="rId1su-1hffdrjpt-7ir3mc_">
               <w:r>
                 <w:rPr>
                   <w:rFonts w:ascii="Arial" w:cs="Arial" w:eastAsia="Arial" w:hAnsi="Arial"/>
@@ -7686,7 +7686,7 @@
               <w:spacing w:after="10" w:before="0"/>
               <w:ind w:left="120"/>
             </w:pPr>
-            <w:hyperlink w:history="1" r:id="rIdmyvyc39ivwpydq8shiikt">
+            <w:hyperlink w:history="1" r:id="rIdsp0shjupz3a4z2wht7pli">
               <w:r>
                 <w:rPr>
                   <w:rFonts w:ascii="Arial" w:cs="Arial" w:eastAsia="Arial" w:hAnsi="Arial"/>
@@ -7881,7 +7881,7 @@
             <w:pPr>
               <w:spacing w:after="20" w:before="0"/>
             </w:pPr>
-            <w:hyperlink w:history="1" r:id="rIdwne4oe_cb0doou1qsrpgs">
+            <w:hyperlink w:history="1" r:id="rIdakpwrmwxpcuedstfaxcx0">
               <w:r>
                 <w:rPr>
                   <w:rFonts w:ascii="Arial" w:cs="Arial" w:eastAsia="Arial" w:hAnsi="Arial"/>
@@ -7930,7 +7930,7 @@
               <w:spacing w:after="10" w:before="0"/>
               <w:ind w:left="120"/>
             </w:pPr>
-            <w:hyperlink w:history="1" r:id="rIdyyg6_sa0q86xsol_y_4mp">
+            <w:hyperlink w:history="1" r:id="rIdmfigcixv0v_xst8qpvoz7">
               <w:r>
                 <w:rPr>
                   <w:rFonts w:ascii="Arial" w:cs="Arial" w:eastAsia="Arial" w:hAnsi="Arial"/>
@@ -7975,7 +7975,7 @@
             <w:pPr>
               <w:spacing w:after="20" w:before="0"/>
             </w:pPr>
-            <w:hyperlink w:history="1" r:id="rIdpb9vktqvtc-1wp_yyy-at">
+            <w:hyperlink w:history="1" r:id="rIdwnchvp-htcqaxszhaddpl">
               <w:r>
                 <w:rPr>
                   <w:rFonts w:ascii="Arial" w:cs="Arial" w:eastAsia="Arial" w:hAnsi="Arial"/>
@@ -8008,7 +8008,7 @@
               <w:spacing w:after="10" w:before="0"/>
               <w:ind w:left="120"/>
             </w:pPr>
-            <w:hyperlink w:history="1" r:id="rIdbygz_liu3pvkt99woxl0j">
+            <w:hyperlink w:history="1" r:id="rId__4f_ptz5srkwm6t-liog">
               <w:r>
                 <w:rPr>
                   <w:rFonts w:ascii="Arial" w:cs="Arial" w:eastAsia="Arial" w:hAnsi="Arial"/>
@@ -8520,7 +8520,7 @@
         </w:rPr>
         <w:t xml:space="preserve">© 2026 SeaVuria and ARES. Aligned with KICD objectives. Developed by SeaVuria; technical implementation by ARES (with AI assistance from Claude). Licensed under </w:t>
       </w:r>
-      <w:hyperlink w:history="1" r:id="rId40wk7jlg3lbe0jz-ihumj">
+      <w:hyperlink w:history="1" r:id="rId32d-hxp9zjxq6uwz6zcin">
         <w:r>
           <w:rPr>
             <w:rFonts w:ascii="Arial" w:cs="Arial" w:eastAsia="Arial" w:hAnsi="Arial"/>
@@ -8541,7 +8541,7 @@
         </w:rPr>
         <w:t xml:space="preserve"> (</w:t>
       </w:r>
-      <w:hyperlink w:history="1" r:id="rIdicigo3qsz4bafb722nljt">
+      <w:hyperlink w:history="1" r:id="rIdlyc5rx_yxv3kzgyigd2vi">
         <w:r>
           <w:rPr>
             <w:rFonts w:ascii="Arial" w:cs="Arial" w:eastAsia="Arial" w:hAnsi="Arial"/>
@@ -9554,7 +9554,7 @@
             <w:pPr>
               <w:spacing w:after="20" w:before="0"/>
             </w:pPr>
-            <w:hyperlink w:history="1" r:id="rId1q_c7uoykhhhds-j4gn3f">
+            <w:hyperlink w:history="1" r:id="rIdyh_rk-5ymwg1jl2-z5rg8">
               <w:r>
                 <w:rPr>
                   <w:rFonts w:ascii="Arial" w:cs="Arial" w:eastAsia="Arial" w:hAnsi="Arial"/>
@@ -9587,7 +9587,7 @@
               <w:spacing w:after="10" w:before="0"/>
               <w:ind w:left="120"/>
             </w:pPr>
-            <w:hyperlink w:history="1" r:id="rIdwl0vephwglmi-l7y3in-t">
+            <w:hyperlink w:history="1" r:id="rIdz13zngr4okeluooflty5x">
               <w:r>
                 <w:rPr>
                   <w:rFonts w:ascii="Arial" w:cs="Arial" w:eastAsia="Arial" w:hAnsi="Arial"/>
@@ -9632,7 +9632,7 @@
             <w:pPr>
               <w:spacing w:after="20" w:before="0"/>
             </w:pPr>
-            <w:hyperlink w:history="1" r:id="rIdey3abb_wx64txqafbe-vl">
+            <w:hyperlink w:history="1" r:id="rIda0tyiw2k3yzgl3ek2qzdo">
               <w:r>
                 <w:rPr>
                   <w:rFonts w:ascii="Arial" w:cs="Arial" w:eastAsia="Arial" w:hAnsi="Arial"/>
@@ -9665,7 +9665,7 @@
               <w:spacing w:after="10" w:before="0"/>
               <w:ind w:left="120"/>
             </w:pPr>
-            <w:hyperlink w:history="1" r:id="rIdkcnd_zmxsyt_vayv87hq8">
+            <w:hyperlink w:history="1" r:id="rIddhn1guiqua_1gmuyogm_c">
               <w:r>
                 <w:rPr>
                   <w:rFonts w:ascii="Arial" w:cs="Arial" w:eastAsia="Arial" w:hAnsi="Arial"/>
@@ -9860,7 +9860,7 @@
             <w:pPr>
               <w:spacing w:after="20" w:before="0"/>
             </w:pPr>
-            <w:hyperlink w:history="1" r:id="rId2dvzmgvf-hxoev-kp4m9h">
+            <w:hyperlink w:history="1" r:id="rIddfxsrsd6nocr-nvi2d8rp">
               <w:r>
                 <w:rPr>
                   <w:rFonts w:ascii="Arial" w:cs="Arial" w:eastAsia="Arial" w:hAnsi="Arial"/>
@@ -9893,7 +9893,7 @@
               <w:spacing w:after="10" w:before="0"/>
               <w:ind w:left="120"/>
             </w:pPr>
-            <w:hyperlink w:history="1" r:id="rIdexgyichgt44mfrpak4zx8">
+            <w:hyperlink w:history="1" r:id="rIdt05pgvkww2nloueop8jql">
               <w:r>
                 <w:rPr>
                   <w:rFonts w:ascii="Arial" w:cs="Arial" w:eastAsia="Arial" w:hAnsi="Arial"/>
@@ -9938,7 +9938,7 @@
             <w:pPr>
               <w:spacing w:after="20" w:before="0"/>
             </w:pPr>
-            <w:hyperlink w:history="1" r:id="rId0bx_60hbrvntd4nvnys0e">
+            <w:hyperlink w:history="1" r:id="rIdosow_6gm8zo1nh0xde5zx">
               <w:r>
                 <w:rPr>
                   <w:rFonts w:ascii="Arial" w:cs="Arial" w:eastAsia="Arial" w:hAnsi="Arial"/>
@@ -9971,7 +9971,7 @@
               <w:spacing w:after="10" w:before="0"/>
               <w:ind w:left="120"/>
             </w:pPr>
-            <w:hyperlink w:history="1" r:id="rIdxbqaglznyjrmfuf4beu4x">
+            <w:hyperlink w:history="1" r:id="rIdxfgckovyh-uhxlwvd7ecb">
               <w:r>
                 <w:rPr>
                   <w:rFonts w:ascii="Arial" w:cs="Arial" w:eastAsia="Arial" w:hAnsi="Arial"/>
@@ -10166,7 +10166,7 @@
             <w:pPr>
               <w:spacing w:after="20" w:before="0"/>
             </w:pPr>
-            <w:hyperlink w:history="1" r:id="rId5fqhwgbxemxhv0xqbuty_">
+            <w:hyperlink w:history="1" r:id="rIdnxs74io0pitwevgsj4wdn">
               <w:r>
                 <w:rPr>
                   <w:rFonts w:ascii="Arial" w:cs="Arial" w:eastAsia="Arial" w:hAnsi="Arial"/>
@@ -10215,7 +10215,7 @@
               <w:spacing w:after="10" w:before="0"/>
               <w:ind w:left="120"/>
             </w:pPr>
-            <w:hyperlink w:history="1" r:id="rIdkj6qvhkmlau7g5-zdcjvj">
+            <w:hyperlink w:history="1" r:id="rIddo9wergpsya2zwbrfqdqi">
               <w:r>
                 <w:rPr>
                   <w:rFonts w:ascii="Arial" w:cs="Arial" w:eastAsia="Arial" w:hAnsi="Arial"/>
@@ -10260,7 +10260,7 @@
             <w:pPr>
               <w:spacing w:after="20" w:before="0"/>
             </w:pPr>
-            <w:hyperlink w:history="1" r:id="rId3ds3vewyzvvitu48vwvnd">
+            <w:hyperlink w:history="1" r:id="rIdffxzhlmtzyihrui2-dx5h">
               <w:r>
                 <w:rPr>
                   <w:rFonts w:ascii="Arial" w:cs="Arial" w:eastAsia="Arial" w:hAnsi="Arial"/>
@@ -10293,7 +10293,7 @@
               <w:spacing w:after="10" w:before="0"/>
               <w:ind w:left="120"/>
             </w:pPr>
-            <w:hyperlink w:history="1" r:id="rIdobtcrtoj-x-km89zywgzy">
+            <w:hyperlink w:history="1" r:id="rIdl5tcgh03c6jkh1uf4qphd">
               <w:r>
                 <w:rPr>
                   <w:rFonts w:ascii="Arial" w:cs="Arial" w:eastAsia="Arial" w:hAnsi="Arial"/>
@@ -10488,7 +10488,7 @@
             <w:pPr>
               <w:spacing w:after="20" w:before="0"/>
             </w:pPr>
-            <w:hyperlink w:history="1" r:id="rIdszslxi5zxvyh6mqvnrps1">
+            <w:hyperlink w:history="1" r:id="rIdhfizel8voklgoo-the4hv">
               <w:r>
                 <w:rPr>
                   <w:rFonts w:ascii="Arial" w:cs="Arial" w:eastAsia="Arial" w:hAnsi="Arial"/>
@@ -10537,7 +10537,7 @@
               <w:spacing w:after="10" w:before="0"/>
               <w:ind w:left="120"/>
             </w:pPr>
-            <w:hyperlink w:history="1" r:id="rIdopymlvpbwtvvrjdvnnpyd">
+            <w:hyperlink w:history="1" r:id="rIdihwayqha4bh3wu8gotfg9">
               <w:r>
                 <w:rPr>
                   <w:rFonts w:ascii="Arial" w:cs="Arial" w:eastAsia="Arial" w:hAnsi="Arial"/>
@@ -10582,7 +10582,7 @@
             <w:pPr>
               <w:spacing w:after="20" w:before="0"/>
             </w:pPr>
-            <w:hyperlink w:history="1" r:id="rIdv-tjsd_pub5jredx1v8ot">
+            <w:hyperlink w:history="1" r:id="rId0fnpecnqzeeoeyf08wirk">
               <w:r>
                 <w:rPr>
                   <w:rFonts w:ascii="Arial" w:cs="Arial" w:eastAsia="Arial" w:hAnsi="Arial"/>
@@ -10615,7 +10615,7 @@
               <w:spacing w:after="10" w:before="0"/>
               <w:ind w:left="120"/>
             </w:pPr>
-            <w:hyperlink w:history="1" r:id="rIdexzwoaso-fosmb5beqc2p">
+            <w:hyperlink w:history="1" r:id="rIdftampwllinihp2c2tek3x">
               <w:r>
                 <w:rPr>
                   <w:rFonts w:ascii="Arial" w:cs="Arial" w:eastAsia="Arial" w:hAnsi="Arial"/>
@@ -10810,7 +10810,7 @@
             <w:pPr>
               <w:spacing w:after="20" w:before="0"/>
             </w:pPr>
-            <w:hyperlink w:history="1" r:id="rIdsq8kvjbyqssxtc29zbu4x">
+            <w:hyperlink w:history="1" r:id="rId9ho6fn0wp3gp_qrzbjgma">
               <w:r>
                 <w:rPr>
                   <w:rFonts w:ascii="Arial" w:cs="Arial" w:eastAsia="Arial" w:hAnsi="Arial"/>
@@ -10859,7 +10859,7 @@
               <w:spacing w:after="10" w:before="0"/>
               <w:ind w:left="120"/>
             </w:pPr>
-            <w:hyperlink w:history="1" r:id="rIdqw57u_ajfahqkrchdmgvf">
+            <w:hyperlink w:history="1" r:id="rIdpzxvcaiwspjai8ds6oanh">
               <w:r>
                 <w:rPr>
                   <w:rFonts w:ascii="Arial" w:cs="Arial" w:eastAsia="Arial" w:hAnsi="Arial"/>
@@ -10904,7 +10904,7 @@
             <w:pPr>
               <w:spacing w:after="20" w:before="0"/>
             </w:pPr>
-            <w:hyperlink w:history="1" r:id="rIdlhy9j1d7u89bjdzb5mxxg">
+            <w:hyperlink w:history="1" r:id="rIdgon4gttnyxvmtyp5hsztx">
               <w:r>
                 <w:rPr>
                   <w:rFonts w:ascii="Arial" w:cs="Arial" w:eastAsia="Arial" w:hAnsi="Arial"/>
@@ -10937,7 +10937,7 @@
               <w:spacing w:after="10" w:before="0"/>
               <w:ind w:left="120"/>
             </w:pPr>
-            <w:hyperlink w:history="1" r:id="rIdzyk7ocwcjhcsh07at6rsu">
+            <w:hyperlink w:history="1" r:id="rIdmx3vayxixectmeyt0v3nr">
               <w:r>
                 <w:rPr>
                   <w:rFonts w:ascii="Arial" w:cs="Arial" w:eastAsia="Arial" w:hAnsi="Arial"/>
@@ -11449,7 +11449,7 @@
         </w:rPr>
         <w:t xml:space="preserve">© 2026 SeaVuria and ARES. Aligned with KICD objectives. Developed by SeaVuria; technical implementation by ARES (with AI assistance from Claude). Licensed under </w:t>
       </w:r>
-      <w:hyperlink w:history="1" r:id="rIduie-2qoixdxcypbfqoram">
+      <w:hyperlink w:history="1" r:id="rId670kwi-slnficbenywjzw">
         <w:r>
           <w:rPr>
             <w:rFonts w:ascii="Arial" w:cs="Arial" w:eastAsia="Arial" w:hAnsi="Arial"/>
@@ -11470,7 +11470,7 @@
         </w:rPr>
         <w:t xml:space="preserve"> (</w:t>
       </w:r>
-      <w:hyperlink w:history="1" r:id="rIdm_j7u_vfziulvvltqf0uq">
+      <w:hyperlink w:history="1" r:id="rIdciflutcb5zakaqnhq7jgu">
         <w:r>
           <w:rPr>
             <w:rFonts w:ascii="Arial" w:cs="Arial" w:eastAsia="Arial" w:hAnsi="Arial"/>
@@ -12483,7 +12483,7 @@
             <w:pPr>
               <w:spacing w:after="20" w:before="0"/>
             </w:pPr>
-            <w:hyperlink w:history="1" r:id="rIdxnydqxtvjqx9f_n1qscyk">
+            <w:hyperlink w:history="1" r:id="rIdcybdaakqkcabir6xk3pti">
               <w:r>
                 <w:rPr>
                   <w:rFonts w:ascii="Arial" w:cs="Arial" w:eastAsia="Arial" w:hAnsi="Arial"/>
@@ -12516,7 +12516,7 @@
               <w:spacing w:after="10" w:before="0"/>
               <w:ind w:left="120"/>
             </w:pPr>
-            <w:hyperlink w:history="1" r:id="rIdl-km-84ym7mjktfusdwir">
+            <w:hyperlink w:history="1" r:id="rId4tpa0cxnedb2mp0npwhrw">
               <w:r>
                 <w:rPr>
                   <w:rFonts w:ascii="Arial" w:cs="Arial" w:eastAsia="Arial" w:hAnsi="Arial"/>
@@ -12561,7 +12561,7 @@
             <w:pPr>
               <w:spacing w:after="20" w:before="0"/>
             </w:pPr>
-            <w:hyperlink w:history="1" r:id="rIdxr2odahkjaj9ldncxf5sd">
+            <w:hyperlink w:history="1" r:id="rId4ie15vlx2ptt5jqi8f1zw">
               <w:r>
                 <w:rPr>
                   <w:rFonts w:ascii="Arial" w:cs="Arial" w:eastAsia="Arial" w:hAnsi="Arial"/>
@@ -12594,7 +12594,7 @@
               <w:spacing w:after="10" w:before="0"/>
               <w:ind w:left="120"/>
             </w:pPr>
-            <w:hyperlink w:history="1" r:id="rIdhkygjan5b_vq7tusifrti">
+            <w:hyperlink w:history="1" r:id="rId6w847iuvsh6atfe59cjts">
               <w:r>
                 <w:rPr>
                   <w:rFonts w:ascii="Arial" w:cs="Arial" w:eastAsia="Arial" w:hAnsi="Arial"/>
@@ -12789,7 +12789,7 @@
             <w:pPr>
               <w:spacing w:after="20" w:before="0"/>
             </w:pPr>
-            <w:hyperlink w:history="1" r:id="rIdivbiw67sjz94vdnwpabyp">
+            <w:hyperlink w:history="1" r:id="rIdo_yksacn6xktcop9llm3p">
               <w:r>
                 <w:rPr>
                   <w:rFonts w:ascii="Arial" w:cs="Arial" w:eastAsia="Arial" w:hAnsi="Arial"/>
@@ -12822,7 +12822,7 @@
               <w:spacing w:after="10" w:before="0"/>
               <w:ind w:left="120"/>
             </w:pPr>
-            <w:hyperlink w:history="1" r:id="rIdipkfoe53rs_2wplka69rf">
+            <w:hyperlink w:history="1" r:id="rIdn_whoz8g1spqrdwmuyy5y">
               <w:r>
                 <w:rPr>
                   <w:rFonts w:ascii="Arial" w:cs="Arial" w:eastAsia="Arial" w:hAnsi="Arial"/>
@@ -12867,7 +12867,7 @@
             <w:pPr>
               <w:spacing w:after="20" w:before="0"/>
             </w:pPr>
-            <w:hyperlink w:history="1" r:id="rIdsr_zanadkjeetljp3dgiq">
+            <w:hyperlink w:history="1" r:id="rIdcqqmi-cb-ozx_3niyycgo">
               <w:r>
                 <w:rPr>
                   <w:rFonts w:ascii="Arial" w:cs="Arial" w:eastAsia="Arial" w:hAnsi="Arial"/>
@@ -12900,7 +12900,7 @@
               <w:spacing w:after="10" w:before="0"/>
               <w:ind w:left="120"/>
             </w:pPr>
-            <w:hyperlink w:history="1" r:id="rIdmvp8gc_mek9yt8bdz6mem">
+            <w:hyperlink w:history="1" r:id="rIdehbq-ubegmzwg-qbzcuau">
               <w:r>
                 <w:rPr>
                   <w:rFonts w:ascii="Arial" w:cs="Arial" w:eastAsia="Arial" w:hAnsi="Arial"/>
@@ -13095,7 +13095,7 @@
             <w:pPr>
               <w:spacing w:after="20" w:before="0"/>
             </w:pPr>
-            <w:hyperlink w:history="1" r:id="rIdjmy_1wn3mt56dk_3wfqn8">
+            <w:hyperlink w:history="1" r:id="rId8ti-m97iw89tiprs8xzwc">
               <w:r>
                 <w:rPr>
                   <w:rFonts w:ascii="Arial" w:cs="Arial" w:eastAsia="Arial" w:hAnsi="Arial"/>
@@ -13128,7 +13128,7 @@
               <w:spacing w:after="10" w:before="0"/>
               <w:ind w:left="120"/>
             </w:pPr>
-            <w:hyperlink w:history="1" r:id="rIduj1qr7keaipx8w-hk8lca">
+            <w:hyperlink w:history="1" r:id="rIduinashhdgury83j489glr">
               <w:r>
                 <w:rPr>
                   <w:rFonts w:ascii="Arial" w:cs="Arial" w:eastAsia="Arial" w:hAnsi="Arial"/>
@@ -13173,7 +13173,7 @@
             <w:pPr>
               <w:spacing w:after="20" w:before="0"/>
             </w:pPr>
-            <w:hyperlink w:history="1" r:id="rIdme2jgxqhgih4qzxzwwymr">
+            <w:hyperlink w:history="1" r:id="rIdkghuzq042p-riaa2m_ndr">
               <w:r>
                 <w:rPr>
                   <w:rFonts w:ascii="Arial" w:cs="Arial" w:eastAsia="Arial" w:hAnsi="Arial"/>
@@ -13206,7 +13206,7 @@
               <w:spacing w:after="10" w:before="0"/>
               <w:ind w:left="120"/>
             </w:pPr>
-            <w:hyperlink w:history="1" r:id="rIdkxr5fywclayc6xgenizlc">
+            <w:hyperlink w:history="1" r:id="rIdhuaulhpt2sg8auasdce-w">
               <w:r>
                 <w:rPr>
                   <w:rFonts w:ascii="Arial" w:cs="Arial" w:eastAsia="Arial" w:hAnsi="Arial"/>
@@ -13790,7 +13790,7 @@
             <w:pPr>
               <w:spacing w:after="20" w:before="0"/>
             </w:pPr>
-            <w:hyperlink w:history="1" r:id="rIdbtz_vxzcciwwueyrn-l2k">
+            <w:hyperlink w:history="1" r:id="rIdc_n2cohgjmrounkcwavro">
               <w:r>
                 <w:rPr>
                   <w:rFonts w:ascii="Arial" w:cs="Arial" w:eastAsia="Arial" w:hAnsi="Arial"/>
@@ -13823,7 +13823,7 @@
               <w:spacing w:after="10" w:before="0"/>
               <w:ind w:left="120"/>
             </w:pPr>
-            <w:hyperlink w:history="1" r:id="rIdepgfeyq-slxwiwwf_qoxu">
+            <w:hyperlink w:history="1" r:id="rIdgn7dj1gfi21izne-bvkfo">
               <w:r>
                 <w:rPr>
                   <w:rFonts w:ascii="Arial" w:cs="Arial" w:eastAsia="Arial" w:hAnsi="Arial"/>
@@ -13868,7 +13868,7 @@
             <w:pPr>
               <w:spacing w:after="20" w:before="0"/>
             </w:pPr>
-            <w:hyperlink w:history="1" r:id="rIdpokzqcdgj1io4gumk1mdf">
+            <w:hyperlink w:history="1" r:id="rIdj2vvs8hjmkugoelmuood5">
               <w:r>
                 <w:rPr>
                   <w:rFonts w:ascii="Arial" w:cs="Arial" w:eastAsia="Arial" w:hAnsi="Arial"/>
@@ -13901,7 +13901,7 @@
               <w:spacing w:after="10" w:before="0"/>
               <w:ind w:left="120"/>
             </w:pPr>
-            <w:hyperlink w:history="1" r:id="rId463ihbmpqgg-muinehs72">
+            <w:hyperlink w:history="1" r:id="rIddfzvrcosqg8cc2lepyisa">
               <w:r>
                 <w:rPr>
                   <w:rFonts w:ascii="Arial" w:cs="Arial" w:eastAsia="Arial" w:hAnsi="Arial"/>
@@ -14096,7 +14096,7 @@
             <w:pPr>
               <w:spacing w:after="20" w:before="0"/>
             </w:pPr>
-            <w:hyperlink w:history="1" r:id="rIdlw6n4wqerpggjvg9w9aay">
+            <w:hyperlink w:history="1" r:id="rIdv9cgz7bdnj5pxldghivzf">
               <w:r>
                 <w:rPr>
                   <w:rFonts w:ascii="Arial" w:cs="Arial" w:eastAsia="Arial" w:hAnsi="Arial"/>
@@ -14129,7 +14129,7 @@
               <w:spacing w:after="10" w:before="0"/>
               <w:ind w:left="120"/>
             </w:pPr>
-            <w:hyperlink w:history="1" r:id="rIdzskjwytahc7ejba8vp2u7">
+            <w:hyperlink w:history="1" r:id="rIdpcr6b7tgg6x1n2euotcbm">
               <w:r>
                 <w:rPr>
                   <w:rFonts w:ascii="Arial" w:cs="Arial" w:eastAsia="Arial" w:hAnsi="Arial"/>
@@ -14174,7 +14174,7 @@
             <w:pPr>
               <w:spacing w:after="20" w:before="0"/>
             </w:pPr>
-            <w:hyperlink w:history="1" r:id="rId2julwdexkpmrelieygl7z">
+            <w:hyperlink w:history="1" r:id="rId1c0ooavij9w1fx8rjj0im">
               <w:r>
                 <w:rPr>
                   <w:rFonts w:ascii="Arial" w:cs="Arial" w:eastAsia="Arial" w:hAnsi="Arial"/>
@@ -14207,7 +14207,7 @@
               <w:spacing w:after="10" w:before="0"/>
               <w:ind w:left="120"/>
             </w:pPr>
-            <w:hyperlink w:history="1" r:id="rIde-j-t-g7twvhev0ysiels">
+            <w:hyperlink w:history="1" r:id="rIdp0ochjjeqwnnwyq4wtmdc">
               <w:r>
                 <w:rPr>
                   <w:rFonts w:ascii="Arial" w:cs="Arial" w:eastAsia="Arial" w:hAnsi="Arial"/>
@@ -14719,7 +14719,7 @@
         </w:rPr>
         <w:t xml:space="preserve">© 2026 SeaVuria and ARES. Aligned with KICD objectives. Developed by SeaVuria; technical implementation by ARES (with AI assistance from Claude). Licensed under </w:t>
       </w:r>
-      <w:hyperlink w:history="1" r:id="rIdtl1u2hnwys5kkbxvdsrbu">
+      <w:hyperlink w:history="1" r:id="rIdinwmxd_3a-7mo7q_oa8s9">
         <w:r>
           <w:rPr>
             <w:rFonts w:ascii="Arial" w:cs="Arial" w:eastAsia="Arial" w:hAnsi="Arial"/>
@@ -14740,7 +14740,7 @@
         </w:rPr>
         <w:t xml:space="preserve"> (</w:t>
       </w:r>
-      <w:hyperlink w:history="1" r:id="rIdvrcpu_kdb610r4ferpm2x">
+      <w:hyperlink w:history="1" r:id="rIdq3mtpbbgp3skydoof-ah4">
         <w:r>
           <w:rPr>
             <w:rFonts w:ascii="Arial" w:cs="Arial" w:eastAsia="Arial" w:hAnsi="Arial"/>
@@ -15753,7 +15753,7 @@
             <w:pPr>
               <w:spacing w:after="20" w:before="0"/>
             </w:pPr>
-            <w:hyperlink w:history="1" r:id="rIdpw8_8jqebuqiozpup4lva">
+            <w:hyperlink w:history="1" r:id="rIdioqvvsdyzinf1nnx66egn">
               <w:r>
                 <w:rPr>
                   <w:rFonts w:ascii="Arial" w:cs="Arial" w:eastAsia="Arial" w:hAnsi="Arial"/>
@@ -15786,7 +15786,7 @@
               <w:spacing w:after="10" w:before="0"/>
               <w:ind w:left="120"/>
             </w:pPr>
-            <w:hyperlink w:history="1" r:id="rIdpem5ivl8hxmucapmquyfo">
+            <w:hyperlink w:history="1" r:id="rIdrbayltpo3ne0guzuafsuq">
               <w:r>
                 <w:rPr>
                   <w:rFonts w:ascii="Arial" w:cs="Arial" w:eastAsia="Arial" w:hAnsi="Arial"/>
@@ -15831,7 +15831,7 @@
             <w:pPr>
               <w:spacing w:after="20" w:before="0"/>
             </w:pPr>
-            <w:hyperlink w:history="1" r:id="rIdxyq-itwpuiytqqfet2s9h">
+            <w:hyperlink w:history="1" r:id="rIdfzoe_uosneiymavd400fl">
               <w:r>
                 <w:rPr>
                   <w:rFonts w:ascii="Arial" w:cs="Arial" w:eastAsia="Arial" w:hAnsi="Arial"/>
@@ -15864,7 +15864,7 @@
               <w:spacing w:after="10" w:before="0"/>
               <w:ind w:left="120"/>
             </w:pPr>
-            <w:hyperlink w:history="1" r:id="rIdipyhvndioev0veuinrpba">
+            <w:hyperlink w:history="1" r:id="rIdiy7k_hwrdteqsv4dwxk-s">
               <w:r>
                 <w:rPr>
                   <w:rFonts w:ascii="Arial" w:cs="Arial" w:eastAsia="Arial" w:hAnsi="Arial"/>
@@ -16059,7 +16059,7 @@
             <w:pPr>
               <w:spacing w:after="20" w:before="0"/>
             </w:pPr>
-            <w:hyperlink w:history="1" r:id="rId98rqs8cqrwprg7q5kgkkg">
+            <w:hyperlink w:history="1" r:id="rId0di82aussi1-lujmn0_7s">
               <w:r>
                 <w:rPr>
                   <w:rFonts w:ascii="Arial" w:cs="Arial" w:eastAsia="Arial" w:hAnsi="Arial"/>
@@ -16092,7 +16092,7 @@
               <w:spacing w:after="10" w:before="0"/>
               <w:ind w:left="120"/>
             </w:pPr>
-            <w:hyperlink w:history="1" r:id="rIdguhwb0g0cxz6oeg34go4t">
+            <w:hyperlink w:history="1" r:id="rId1x9ut09jte5pflgcsvkzn">
               <w:r>
                 <w:rPr>
                   <w:rFonts w:ascii="Arial" w:cs="Arial" w:eastAsia="Arial" w:hAnsi="Arial"/>
@@ -16137,7 +16137,7 @@
             <w:pPr>
               <w:spacing w:after="20" w:before="0"/>
             </w:pPr>
-            <w:hyperlink w:history="1" r:id="rIdjnoz9oz1sgiw8u5qq9f4-">
+            <w:hyperlink w:history="1" r:id="rId5p4g7sxohzmu1nehqucuq">
               <w:r>
                 <w:rPr>
                   <w:rFonts w:ascii="Arial" w:cs="Arial" w:eastAsia="Arial" w:hAnsi="Arial"/>
@@ -16170,7 +16170,7 @@
               <w:spacing w:after="10" w:before="0"/>
               <w:ind w:left="120"/>
             </w:pPr>
-            <w:hyperlink w:history="1" r:id="rIdhhxvqrze6up_x0f4itk2a">
+            <w:hyperlink w:history="1" r:id="rIdtz0dnla45ism1yf2a9ilr">
               <w:r>
                 <w:rPr>
                   <w:rFonts w:ascii="Arial" w:cs="Arial" w:eastAsia="Arial" w:hAnsi="Arial"/>
@@ -16365,7 +16365,7 @@
             <w:pPr>
               <w:spacing w:after="20" w:before="0"/>
             </w:pPr>
-            <w:hyperlink w:history="1" r:id="rIdcac1fpzxxuuvdlblpem9l">
+            <w:hyperlink w:history="1" r:id="rIdngj8tmzyetszwqxy_lxn7">
               <w:r>
                 <w:rPr>
                   <w:rFonts w:ascii="Arial" w:cs="Arial" w:eastAsia="Arial" w:hAnsi="Arial"/>
@@ -16398,7 +16398,7 @@
               <w:spacing w:after="10" w:before="0"/>
               <w:ind w:left="120"/>
             </w:pPr>
-            <w:hyperlink w:history="1" r:id="rIdvia2_8ifp4ls7gzbjuibl">
+            <w:hyperlink w:history="1" r:id="rIdv5n1vkaon0y7ztsqtzn0u">
               <w:r>
                 <w:rPr>
                   <w:rFonts w:ascii="Arial" w:cs="Arial" w:eastAsia="Arial" w:hAnsi="Arial"/>
@@ -16443,7 +16443,7 @@
             <w:pPr>
               <w:spacing w:after="20" w:before="0"/>
             </w:pPr>
-            <w:hyperlink w:history="1" r:id="rIdjx55usnxefysfmws1zou0">
+            <w:hyperlink w:history="1" r:id="rIdoavdnmwxavi9tv_gfbjpg">
               <w:r>
                 <w:rPr>
                   <w:rFonts w:ascii="Arial" w:cs="Arial" w:eastAsia="Arial" w:hAnsi="Arial"/>
@@ -16492,7 +16492,7 @@
               <w:spacing w:after="10" w:before="0"/>
               <w:ind w:left="120"/>
             </w:pPr>
-            <w:hyperlink w:history="1" r:id="rIdxofrgnrgcikohybwrcisr">
+            <w:hyperlink w:history="1" r:id="rId0wnrlr7uqnxfligay2lpt">
               <w:r>
                 <w:rPr>
                   <w:rFonts w:ascii="Arial" w:cs="Arial" w:eastAsia="Arial" w:hAnsi="Arial"/>
@@ -16687,7 +16687,7 @@
             <w:pPr>
               <w:spacing w:after="20" w:before="0"/>
             </w:pPr>
-            <w:hyperlink w:history="1" r:id="rIdewre0tvzpcbve9w0ffhvn">
+            <w:hyperlink w:history="1" r:id="rId-6sw3rnyzfvbo0qyeauyt">
               <w:r>
                 <w:rPr>
                   <w:rFonts w:ascii="Arial" w:cs="Arial" w:eastAsia="Arial" w:hAnsi="Arial"/>
@@ -16720,7 +16720,7 @@
               <w:spacing w:after="10" w:before="0"/>
               <w:ind w:left="120"/>
             </w:pPr>
-            <w:hyperlink w:history="1" r:id="rIdipniyrywoc087t_xegr-k">
+            <w:hyperlink w:history="1" r:id="rIduvoznhgw1ewqavcqyevki">
               <w:r>
                 <w:rPr>
                   <w:rFonts w:ascii="Arial" w:cs="Arial" w:eastAsia="Arial" w:hAnsi="Arial"/>
@@ -16765,7 +16765,7 @@
             <w:pPr>
               <w:spacing w:after="20" w:before="0"/>
             </w:pPr>
-            <w:hyperlink w:history="1" r:id="rIdch4bjswsssr9k-g1unee2">
+            <w:hyperlink w:history="1" r:id="rIdeavnvnmnlzghvs0l9cfeb">
               <w:r>
                 <w:rPr>
                   <w:rFonts w:ascii="Arial" w:cs="Arial" w:eastAsia="Arial" w:hAnsi="Arial"/>
@@ -16814,7 +16814,7 @@
               <w:spacing w:after="10" w:before="0"/>
               <w:ind w:left="120"/>
             </w:pPr>
-            <w:hyperlink w:history="1" r:id="rIdl4_lk8s2cias62d4yepx_">
+            <w:hyperlink w:history="1" r:id="rIdnallm8bjyiz3pnlhildrq">
               <w:r>
                 <w:rPr>
                   <w:rFonts w:ascii="Arial" w:cs="Arial" w:eastAsia="Arial" w:hAnsi="Arial"/>
@@ -17009,7 +17009,7 @@
             <w:pPr>
               <w:spacing w:after="20" w:before="0"/>
             </w:pPr>
-            <w:hyperlink w:history="1" r:id="rIdi5yqfxaixg2jgbmz7h3_t">
+            <w:hyperlink w:history="1" r:id="rIdumwnf7olejsqbcezfmrfd">
               <w:r>
                 <w:rPr>
                   <w:rFonts w:ascii="Arial" w:cs="Arial" w:eastAsia="Arial" w:hAnsi="Arial"/>
@@ -17058,7 +17058,7 @@
               <w:spacing w:after="10" w:before="0"/>
               <w:ind w:left="120"/>
             </w:pPr>
-            <w:hyperlink w:history="1" r:id="rIdh8ssiofw2zx3jczcevvsp">
+            <w:hyperlink w:history="1" r:id="rId3ju7rty70roefmnggvazp">
               <w:r>
                 <w:rPr>
                   <w:rFonts w:ascii="Arial" w:cs="Arial" w:eastAsia="Arial" w:hAnsi="Arial"/>
@@ -17103,7 +17103,7 @@
             <w:pPr>
               <w:spacing w:after="20" w:before="0"/>
             </w:pPr>
-            <w:hyperlink w:history="1" r:id="rIdj4pujsckvsxlk0dfodenq">
+            <w:hyperlink w:history="1" r:id="rId1mx64xiuwxccpwb4f7n8i">
               <w:r>
                 <w:rPr>
                   <w:rFonts w:ascii="Arial" w:cs="Arial" w:eastAsia="Arial" w:hAnsi="Arial"/>
@@ -17152,7 +17152,7 @@
               <w:spacing w:after="10" w:before="0"/>
               <w:ind w:left="120"/>
             </w:pPr>
-            <w:hyperlink w:history="1" r:id="rIde0ubuficxfhy5opbh0zi1">
+            <w:hyperlink w:history="1" r:id="rIdfzjvwbjysilwwyxojtthp">
               <w:r>
                 <w:rPr>
                   <w:rFonts w:ascii="Arial" w:cs="Arial" w:eastAsia="Arial" w:hAnsi="Arial"/>
@@ -17664,7 +17664,7 @@
         </w:rPr>
         <w:t xml:space="preserve">© 2026 SeaVuria and ARES. Aligned with KICD objectives. Developed by SeaVuria; technical implementation by ARES (with AI assistance from Claude). Licensed under </w:t>
       </w:r>
-      <w:hyperlink w:history="1" r:id="rId_kxk540-ohhckzsmhsmf7">
+      <w:hyperlink w:history="1" r:id="rIdtptzvo1wdk-zvtrsgp_3n">
         <w:r>
           <w:rPr>
             <w:rFonts w:ascii="Arial" w:cs="Arial" w:eastAsia="Arial" w:hAnsi="Arial"/>
@@ -17685,7 +17685,7 @@
         </w:rPr>
         <w:t xml:space="preserve"> (</w:t>
       </w:r>
-      <w:hyperlink w:history="1" r:id="rIdbu5afewfw_zh1nsmi2a4v">
+      <w:hyperlink w:history="1" r:id="rIdmz9kqnmk56ti2ir4hs1tu">
         <w:r>
           <w:rPr>
             <w:rFonts w:ascii="Arial" w:cs="Arial" w:eastAsia="Arial" w:hAnsi="Arial"/>
@@ -18698,7 +18698,7 @@
             <w:pPr>
               <w:spacing w:after="20" w:before="0"/>
             </w:pPr>
-            <w:hyperlink w:history="1" r:id="rIdei9pit94_jla5kiijyti8">
+            <w:hyperlink w:history="1" r:id="rIda1vpe9snmoovlbepvkiwe">
               <w:r>
                 <w:rPr>
                   <w:rFonts w:ascii="Arial" w:cs="Arial" w:eastAsia="Arial" w:hAnsi="Arial"/>
@@ -18747,7 +18747,7 @@
               <w:spacing w:after="10" w:before="0"/>
               <w:ind w:left="120"/>
             </w:pPr>
-            <w:hyperlink w:history="1" r:id="rIdsuovmd0q04yb1fhve3xvr">
+            <w:hyperlink w:history="1" r:id="rIdpdkztar5se-ydkltcnghh">
               <w:r>
                 <w:rPr>
                   <w:rFonts w:ascii="Arial" w:cs="Arial" w:eastAsia="Arial" w:hAnsi="Arial"/>
@@ -18792,7 +18792,7 @@
             <w:pPr>
               <w:spacing w:after="20" w:before="0"/>
             </w:pPr>
-            <w:hyperlink w:history="1" r:id="rIddngoq6xrhbuei3kqvalxt">
+            <w:hyperlink w:history="1" r:id="rIdouxrbnmacs9xrdgdn2uk7">
               <w:r>
                 <w:rPr>
                   <w:rFonts w:ascii="Arial" w:cs="Arial" w:eastAsia="Arial" w:hAnsi="Arial"/>
@@ -18825,7 +18825,7 @@
               <w:spacing w:after="10" w:before="0"/>
               <w:ind w:left="120"/>
             </w:pPr>
-            <w:hyperlink w:history="1" r:id="rIdmpyw-r0q6avh_sdqj3xao">
+            <w:hyperlink w:history="1" r:id="rId8lnueqjkg9powk_o-lbwg">
               <w:r>
                 <w:rPr>
                   <w:rFonts w:ascii="Arial" w:cs="Arial" w:eastAsia="Arial" w:hAnsi="Arial"/>
@@ -19020,7 +19020,7 @@
             <w:pPr>
               <w:spacing w:after="20" w:before="0"/>
             </w:pPr>
-            <w:hyperlink w:history="1" r:id="rIdrt2bejd2m3ols-vkcp5ot">
+            <w:hyperlink w:history="1" r:id="rIdaeebqwb7drpnhfyxllcv7">
               <w:r>
                 <w:rPr>
                   <w:rFonts w:ascii="Arial" w:cs="Arial" w:eastAsia="Arial" w:hAnsi="Arial"/>
@@ -19069,7 +19069,7 @@
               <w:spacing w:after="10" w:before="0"/>
               <w:ind w:left="120"/>
             </w:pPr>
-            <w:hyperlink w:history="1" r:id="rIdxz38t01qibgcgcum3m9ii">
+            <w:hyperlink w:history="1" r:id="rIdianqhvyfvmgjvjgsdpook">
               <w:r>
                 <w:rPr>
                   <w:rFonts w:ascii="Arial" w:cs="Arial" w:eastAsia="Arial" w:hAnsi="Arial"/>
@@ -19114,7 +19114,7 @@
             <w:pPr>
               <w:spacing w:after="20" w:before="0"/>
             </w:pPr>
-            <w:hyperlink w:history="1" r:id="rIdulnv9kooke9u9hgnwe_0e">
+            <w:hyperlink w:history="1" r:id="rIdys0lyjvs_tovys5q88qkr">
               <w:r>
                 <w:rPr>
                   <w:rFonts w:ascii="Arial" w:cs="Arial" w:eastAsia="Arial" w:hAnsi="Arial"/>
@@ -19147,7 +19147,7 @@
               <w:spacing w:after="10" w:before="0"/>
               <w:ind w:left="120"/>
             </w:pPr>
-            <w:hyperlink w:history="1" r:id="rIdn-yoxaz6rzh-qmaax28re">
+            <w:hyperlink w:history="1" r:id="rIddamg86qy6uvc3tgsfrpjl">
               <w:r>
                 <w:rPr>
                   <w:rFonts w:ascii="Arial" w:cs="Arial" w:eastAsia="Arial" w:hAnsi="Arial"/>
@@ -19342,7 +19342,7 @@
             <w:pPr>
               <w:spacing w:after="20" w:before="0"/>
             </w:pPr>
-            <w:hyperlink w:history="1" r:id="rIdn0nyg7bcj9mpy1v6nkczg">
+            <w:hyperlink w:history="1" r:id="rId4ku22goeea-vz9co7ujk1">
               <w:r>
                 <w:rPr>
                   <w:rFonts w:ascii="Arial" w:cs="Arial" w:eastAsia="Arial" w:hAnsi="Arial"/>
@@ -19391,7 +19391,7 @@
               <w:spacing w:after="10" w:before="0"/>
               <w:ind w:left="120"/>
             </w:pPr>
-            <w:hyperlink w:history="1" r:id="rIdn_q6tw358x5sjwfrfw6xm">
+            <w:hyperlink w:history="1" r:id="rIdwfghm2eesvtog8b7asspr">
               <w:r>
                 <w:rPr>
                   <w:rFonts w:ascii="Arial" w:cs="Arial" w:eastAsia="Arial" w:hAnsi="Arial"/>
@@ -19436,7 +19436,7 @@
             <w:pPr>
               <w:spacing w:after="20" w:before="0"/>
             </w:pPr>
-            <w:hyperlink w:history="1" r:id="rIdsxwzfs_amx1xft0b7l2ws">
+            <w:hyperlink w:history="1" r:id="rIdtruff2hwnov6dkxzk-x8e">
               <w:r>
                 <w:rPr>
                   <w:rFonts w:ascii="Arial" w:cs="Arial" w:eastAsia="Arial" w:hAnsi="Arial"/>
@@ -19469,7 +19469,7 @@
               <w:spacing w:after="10" w:before="0"/>
               <w:ind w:left="120"/>
             </w:pPr>
-            <w:hyperlink w:history="1" r:id="rIdaq1yb7f2103n4i6afhqyd">
+            <w:hyperlink w:history="1" r:id="rIdijt2es3eu03dciuwdf7g_">
               <w:r>
                 <w:rPr>
                   <w:rFonts w:ascii="Arial" w:cs="Arial" w:eastAsia="Arial" w:hAnsi="Arial"/>
@@ -19664,7 +19664,7 @@
             <w:pPr>
               <w:spacing w:after="20" w:before="0"/>
             </w:pPr>
-            <w:hyperlink w:history="1" r:id="rIde5xi7syvy3jqaugho6tkz">
+            <w:hyperlink w:history="1" r:id="rIdrff2veb1f40-lf5fn4gwz">
               <w:r>
                 <w:rPr>
                   <w:rFonts w:ascii="Arial" w:cs="Arial" w:eastAsia="Arial" w:hAnsi="Arial"/>
@@ -19713,7 +19713,7 @@
               <w:spacing w:after="10" w:before="0"/>
               <w:ind w:left="120"/>
             </w:pPr>
-            <w:hyperlink w:history="1" r:id="rId9ql1lrhpjg5h2n6birrtc">
+            <w:hyperlink w:history="1" r:id="rId_14r3oa5d2_dkretsqlxn">
               <w:r>
                 <w:rPr>
                   <w:rFonts w:ascii="Arial" w:cs="Arial" w:eastAsia="Arial" w:hAnsi="Arial"/>
@@ -19758,7 +19758,7 @@
             <w:pPr>
               <w:spacing w:after="20" w:before="0"/>
             </w:pPr>
-            <w:hyperlink w:history="1" r:id="rId1melctk9x2-xm7k1z6gqb">
+            <w:hyperlink w:history="1" r:id="rIdt3grusmaeghyq1eedrdhq">
               <w:r>
                 <w:rPr>
                   <w:rFonts w:ascii="Arial" w:cs="Arial" w:eastAsia="Arial" w:hAnsi="Arial"/>
@@ -19791,7 +19791,7 @@
               <w:spacing w:after="10" w:before="0"/>
               <w:ind w:left="120"/>
             </w:pPr>
-            <w:hyperlink w:history="1" r:id="rId2ht31znvbqlu_nywecinb">
+            <w:hyperlink w:history="1" r:id="rIdntb2n_s9tmi-maefthvun">
               <w:r>
                 <w:rPr>
                   <w:rFonts w:ascii="Arial" w:cs="Arial" w:eastAsia="Arial" w:hAnsi="Arial"/>
@@ -19986,7 +19986,7 @@
             <w:pPr>
               <w:spacing w:after="20" w:before="0"/>
             </w:pPr>
-            <w:hyperlink w:history="1" r:id="rIdbnpv7_mogw1a_mptg6zuu">
+            <w:hyperlink w:history="1" r:id="rId4u-pui9prm3ed1pql7c9p">
               <w:r>
                 <w:rPr>
                   <w:rFonts w:ascii="Arial" w:cs="Arial" w:eastAsia="Arial" w:hAnsi="Arial"/>
@@ -20035,7 +20035,7 @@
               <w:spacing w:after="10" w:before="0"/>
               <w:ind w:left="120"/>
             </w:pPr>
-            <w:hyperlink w:history="1" r:id="rIdhebwzhu3pbjxeojphuoin">
+            <w:hyperlink w:history="1" r:id="rIdw_brukoucta1iqqgdc6gu">
               <w:r>
                 <w:rPr>
                   <w:rFonts w:ascii="Arial" w:cs="Arial" w:eastAsia="Arial" w:hAnsi="Arial"/>
@@ -20080,7 +20080,7 @@
             <w:pPr>
               <w:spacing w:after="20" w:before="0"/>
             </w:pPr>
-            <w:hyperlink w:history="1" r:id="rIdb9p1x6lwibqsljjx5rnjk">
+            <w:hyperlink w:history="1" r:id="rIdyblbylli9-yl2n65ptsxg">
               <w:r>
                 <w:rPr>
                   <w:rFonts w:ascii="Arial" w:cs="Arial" w:eastAsia="Arial" w:hAnsi="Arial"/>
@@ -20113,7 +20113,7 @@
               <w:spacing w:after="10" w:before="0"/>
               <w:ind w:left="120"/>
             </w:pPr>
-            <w:hyperlink w:history="1" r:id="rIdrept4lvxetrgaeybx2yf2">
+            <w:hyperlink w:history="1" r:id="rId-9g8guiewogcl5ftsmkd3">
               <w:r>
                 <w:rPr>
                   <w:rFonts w:ascii="Arial" w:cs="Arial" w:eastAsia="Arial" w:hAnsi="Arial"/>
@@ -20720,7 +20720,7 @@
         </w:rPr>
         <w:t xml:space="preserve">© 2026 SeaVuria and ARES. Aligned with KICD objectives. Developed by SeaVuria; technical implementation by ARES (with AI assistance from Claude). Licensed under </w:t>
       </w:r>
-      <w:hyperlink w:history="1" r:id="rId1aoyam6cjdtoh42fjqa0x">
+      <w:hyperlink w:history="1" r:id="rIdvfqs1y15_rp5z-cxjc2_5">
         <w:r>
           <w:rPr>
             <w:rFonts w:ascii="Arial" w:cs="Arial" w:eastAsia="Arial" w:hAnsi="Arial"/>
@@ -20741,7 +20741,7 @@
         </w:rPr>
         <w:t xml:space="preserve"> (</w:t>
       </w:r>
-      <w:hyperlink w:history="1" r:id="rIdtj6pjxewzt3gveyicrbuo">
+      <w:hyperlink w:history="1" r:id="rIdv5e9-vzyvv7zjvokfaaym">
         <w:r>
           <w:rPr>
             <w:rFonts w:ascii="Arial" w:cs="Arial" w:eastAsia="Arial" w:hAnsi="Arial"/>
@@ -21754,7 +21754,7 @@
             <w:pPr>
               <w:spacing w:after="20" w:before="0"/>
             </w:pPr>
-            <w:hyperlink w:history="1" r:id="rIdojk8o3xx6pmgj_f7duzns">
+            <w:hyperlink w:history="1" r:id="rIdsyefaar4nkoteadsvy6h2">
               <w:r>
                 <w:rPr>
                   <w:rFonts w:ascii="Arial" w:cs="Arial" w:eastAsia="Arial" w:hAnsi="Arial"/>
@@ -21787,7 +21787,7 @@
               <w:spacing w:after="10" w:before="0"/>
               <w:ind w:left="120"/>
             </w:pPr>
-            <w:hyperlink w:history="1" r:id="rIdngqdlsyb3osct4uhyxzh1">
+            <w:hyperlink w:history="1" r:id="rId4yruxwq941lgttgzn2mls">
               <w:r>
                 <w:rPr>
                   <w:rFonts w:ascii="Arial" w:cs="Arial" w:eastAsia="Arial" w:hAnsi="Arial"/>
@@ -21832,7 +21832,7 @@
             <w:pPr>
               <w:spacing w:after="20" w:before="0"/>
             </w:pPr>
-            <w:hyperlink w:history="1" r:id="rId82vhlpgkikkmuck4vprm1">
+            <w:hyperlink w:history="1" r:id="rIdqu7zneslafzbn_agm-qiu">
               <w:r>
                 <w:rPr>
                   <w:rFonts w:ascii="Arial" w:cs="Arial" w:eastAsia="Arial" w:hAnsi="Arial"/>
@@ -21865,7 +21865,7 @@
               <w:spacing w:after="10" w:before="0"/>
               <w:ind w:left="120"/>
             </w:pPr>
-            <w:hyperlink w:history="1" r:id="rIddyokbw1h7pxc6np8v-vyh">
+            <w:hyperlink w:history="1" r:id="rIdcjnykczpfhum9yh6namkb">
               <w:r>
                 <w:rPr>
                   <w:rFonts w:ascii="Arial" w:cs="Arial" w:eastAsia="Arial" w:hAnsi="Arial"/>
@@ -22060,7 +22060,7 @@
             <w:pPr>
               <w:spacing w:after="20" w:before="0"/>
             </w:pPr>
-            <w:hyperlink w:history="1" r:id="rIdn5ndnprykzqhs0_ik2zik">
+            <w:hyperlink w:history="1" r:id="rIdlbtsi3geqr1sdipkqlu8-">
               <w:r>
                 <w:rPr>
                   <w:rFonts w:ascii="Arial" w:cs="Arial" w:eastAsia="Arial" w:hAnsi="Arial"/>
@@ -22093,7 +22093,7 @@
               <w:spacing w:after="10" w:before="0"/>
               <w:ind w:left="120"/>
             </w:pPr>
-            <w:hyperlink w:history="1" r:id="rIdhjyn-qqan652x08aues1q">
+            <w:hyperlink w:history="1" r:id="rIdphnbykjzojq5swby32tfn">
               <w:r>
                 <w:rPr>
                   <w:rFonts w:ascii="Arial" w:cs="Arial" w:eastAsia="Arial" w:hAnsi="Arial"/>
@@ -22138,7 +22138,7 @@
             <w:pPr>
               <w:spacing w:after="20" w:before="0"/>
             </w:pPr>
-            <w:hyperlink w:history="1" r:id="rIdvz5jtlevnteuvibg92iaa">
+            <w:hyperlink w:history="1" r:id="rIde8binnwj4opbsjavrl_xt">
               <w:r>
                 <w:rPr>
                   <w:rFonts w:ascii="Arial" w:cs="Arial" w:eastAsia="Arial" w:hAnsi="Arial"/>
@@ -22171,7 +22171,7 @@
               <w:spacing w:after="10" w:before="0"/>
               <w:ind w:left="120"/>
             </w:pPr>
-            <w:hyperlink w:history="1" r:id="rIdlmynrsrjhyfxoyx3it4jh">
+            <w:hyperlink w:history="1" r:id="rIdmhe-dryi0ktzgiqldqgnu">
               <w:r>
                 <w:rPr>
                   <w:rFonts w:ascii="Arial" w:cs="Arial" w:eastAsia="Arial" w:hAnsi="Arial"/>
@@ -22366,7 +22366,7 @@
             <w:pPr>
               <w:spacing w:after="20" w:before="0"/>
             </w:pPr>
-            <w:hyperlink w:history="1" r:id="rIdqeigl8ujjr8cv_6ftzsuz">
+            <w:hyperlink w:history="1" r:id="rIdyk9dcjhabbjrxftxphiuk">
               <w:r>
                 <w:rPr>
                   <w:rFonts w:ascii="Arial" w:cs="Arial" w:eastAsia="Arial" w:hAnsi="Arial"/>
@@ -22415,7 +22415,7 @@
               <w:spacing w:after="10" w:before="0"/>
               <w:ind w:left="120"/>
             </w:pPr>
-            <w:hyperlink w:history="1" r:id="rIdn6gyb6z2wn8xvuglikcky">
+            <w:hyperlink w:history="1" r:id="rIdyr_cfmsjs6c0mbalqxuxa">
               <w:r>
                 <w:rPr>
                   <w:rFonts w:ascii="Arial" w:cs="Arial" w:eastAsia="Arial" w:hAnsi="Arial"/>
@@ -22460,7 +22460,7 @@
             <w:pPr>
               <w:spacing w:after="20" w:before="0"/>
             </w:pPr>
-            <w:hyperlink w:history="1" r:id="rIdu2l2zkrvv-v8ezpzzu-d0">
+            <w:hyperlink w:history="1" r:id="rIddw9ty_c5qv14g6k9gezgv">
               <w:r>
                 <w:rPr>
                   <w:rFonts w:ascii="Arial" w:cs="Arial" w:eastAsia="Arial" w:hAnsi="Arial"/>
@@ -22509,7 +22509,7 @@
               <w:spacing w:after="10" w:before="0"/>
               <w:ind w:left="120"/>
             </w:pPr>
-            <w:hyperlink w:history="1" r:id="rIdjieejegtq9ghadarv6qt1">
+            <w:hyperlink w:history="1" r:id="rIdzkxnubnh6xhssmducunie">
               <w:r>
                 <w:rPr>
                   <w:rFonts w:ascii="Arial" w:cs="Arial" w:eastAsia="Arial" w:hAnsi="Arial"/>
@@ -22704,7 +22704,7 @@
             <w:pPr>
               <w:spacing w:after="20" w:before="0"/>
             </w:pPr>
-            <w:hyperlink w:history="1" r:id="rIdee2vdpixaimbbijmw5fby">
+            <w:hyperlink w:history="1" r:id="rIditji9i7ujlgkmwkemialh">
               <w:r>
                 <w:rPr>
                   <w:rFonts w:ascii="Arial" w:cs="Arial" w:eastAsia="Arial" w:hAnsi="Arial"/>
@@ -22753,7 +22753,7 @@
               <w:spacing w:after="10" w:before="0"/>
               <w:ind w:left="120"/>
             </w:pPr>
-            <w:hyperlink w:history="1" r:id="rIdaidyewqoesmqffytv2gne">
+            <w:hyperlink w:history="1" r:id="rIduzkog47hv-he_qpofdz9_">
               <w:r>
                 <w:rPr>
                   <w:rFonts w:ascii="Arial" w:cs="Arial" w:eastAsia="Arial" w:hAnsi="Arial"/>
@@ -22798,7 +22798,7 @@
             <w:pPr>
               <w:spacing w:after="20" w:before="0"/>
             </w:pPr>
-            <w:hyperlink w:history="1" r:id="rIdjsnxafc4ff6rbvtavez79">
+            <w:hyperlink w:history="1" r:id="rIdzfas29watnz2pficerdal">
               <w:r>
                 <w:rPr>
                   <w:rFonts w:ascii="Arial" w:cs="Arial" w:eastAsia="Arial" w:hAnsi="Arial"/>
@@ -22847,7 +22847,7 @@
               <w:spacing w:after="10" w:before="0"/>
               <w:ind w:left="120"/>
             </w:pPr>
-            <w:hyperlink w:history="1" r:id="rIdcboy_ak57doxgbdzxlcdl">
+            <w:hyperlink w:history="1" r:id="rIdcposse9v-qkjgwav0qygr">
               <w:r>
                 <w:rPr>
                   <w:rFonts w:ascii="Arial" w:cs="Arial" w:eastAsia="Arial" w:hAnsi="Arial"/>
@@ -23042,7 +23042,7 @@
             <w:pPr>
               <w:spacing w:after="20" w:before="0"/>
             </w:pPr>
-            <w:hyperlink w:history="1" r:id="rIdfzcb4nee2irrytty7l_sa">
+            <w:hyperlink w:history="1" r:id="rId8p7lq8_engh149j8dlrha">
               <w:r>
                 <w:rPr>
                   <w:rFonts w:ascii="Arial" w:cs="Arial" w:eastAsia="Arial" w:hAnsi="Arial"/>
@@ -23091,7 +23091,7 @@
               <w:spacing w:after="10" w:before="0"/>
               <w:ind w:left="120"/>
             </w:pPr>
-            <w:hyperlink w:history="1" r:id="rIdexd7j1skxi08am0yrmzam">
+            <w:hyperlink w:history="1" r:id="rIdnbsisdvvm3cvk-sdiind1">
               <w:r>
                 <w:rPr>
                   <w:rFonts w:ascii="Arial" w:cs="Arial" w:eastAsia="Arial" w:hAnsi="Arial"/>
@@ -23136,7 +23136,7 @@
             <w:pPr>
               <w:spacing w:after="20" w:before="0"/>
             </w:pPr>
-            <w:hyperlink w:history="1" r:id="rIdll9jcxyk9vf6tudvk36tv">
+            <w:hyperlink w:history="1" r:id="rIdlyi8ckr8-ty1apa-lunrf">
               <w:r>
                 <w:rPr>
                   <w:rFonts w:ascii="Arial" w:cs="Arial" w:eastAsia="Arial" w:hAnsi="Arial"/>
@@ -23185,7 +23185,7 @@
               <w:spacing w:after="10" w:before="0"/>
               <w:ind w:left="120"/>
             </w:pPr>
-            <w:hyperlink w:history="1" r:id="rIdctmed_cvdeu5vabzdau08">
+            <w:hyperlink w:history="1" r:id="rIdyiqsfrr-2pimrgnaqcrj3">
               <w:r>
                 <w:rPr>
                   <w:rFonts w:ascii="Arial" w:cs="Arial" w:eastAsia="Arial" w:hAnsi="Arial"/>
@@ -23811,7 +23811,7 @@
         </w:rPr>
         <w:t xml:space="preserve">© 2026 SeaVuria and ARES. Aligned with KICD objectives. Developed by SeaVuria; technical implementation by ARES (with AI assistance from Claude). Licensed under </w:t>
       </w:r>
-      <w:hyperlink w:history="1" r:id="rIdpvzp9tdaii4efnz00zmih">
+      <w:hyperlink w:history="1" r:id="rIdd9xz6ftvtkyue3clfxaug">
         <w:r>
           <w:rPr>
             <w:rFonts w:ascii="Arial" w:cs="Arial" w:eastAsia="Arial" w:hAnsi="Arial"/>
@@ -23832,7 +23832,7 @@
         </w:rPr>
         <w:t xml:space="preserve"> (</w:t>
       </w:r>
-      <w:hyperlink w:history="1" r:id="rIdnho8_gd4rrjnzk7fpihp0">
+      <w:hyperlink w:history="1" r:id="rIdrfdaaqsv8whu9jfdxmepo">
         <w:r>
           <w:rPr>
             <w:rFonts w:ascii="Arial" w:cs="Arial" w:eastAsia="Arial" w:hAnsi="Arial"/>
@@ -24845,7 +24845,7 @@
             <w:pPr>
               <w:spacing w:after="20" w:before="0"/>
             </w:pPr>
-            <w:hyperlink w:history="1" r:id="rIdx7sivez8sgg_adice2chw">
+            <w:hyperlink w:history="1" r:id="rIda9itsdflw-irtraqnnctp">
               <w:r>
                 <w:rPr>
                   <w:rFonts w:ascii="Arial" w:cs="Arial" w:eastAsia="Arial" w:hAnsi="Arial"/>
@@ -24878,7 +24878,7 @@
               <w:spacing w:after="10" w:before="0"/>
               <w:ind w:left="120"/>
             </w:pPr>
-            <w:hyperlink w:history="1" r:id="rId-jg0lizerrrzki-fwcvyl">
+            <w:hyperlink w:history="1" r:id="rId-3fwms9bps_xu2kxahjgz">
               <w:r>
                 <w:rPr>
                   <w:rFonts w:ascii="Arial" w:cs="Arial" w:eastAsia="Arial" w:hAnsi="Arial"/>
@@ -24923,7 +24923,7 @@
             <w:pPr>
               <w:spacing w:after="20" w:before="0"/>
             </w:pPr>
-            <w:hyperlink w:history="1" r:id="rIdilzrz-jvmanadxn1rnjsk">
+            <w:hyperlink w:history="1" r:id="rIdhhhyadj_cla6io3dyw92m">
               <w:r>
                 <w:rPr>
                   <w:rFonts w:ascii="Arial" w:cs="Arial" w:eastAsia="Arial" w:hAnsi="Arial"/>
@@ -24956,7 +24956,7 @@
               <w:spacing w:after="10" w:before="0"/>
               <w:ind w:left="120"/>
             </w:pPr>
-            <w:hyperlink w:history="1" r:id="rIdhaufa4d6wd99fwipa_8fn">
+            <w:hyperlink w:history="1" r:id="rIdhy865q0uyfmsz55ro2l6s">
               <w:r>
                 <w:rPr>
                   <w:rFonts w:ascii="Arial" w:cs="Arial" w:eastAsia="Arial" w:hAnsi="Arial"/>
@@ -25151,7 +25151,7 @@
             <w:pPr>
               <w:spacing w:after="20" w:before="0"/>
             </w:pPr>
-            <w:hyperlink w:history="1" r:id="rIdpeza6ba5gia4obu8lhmkk">
+            <w:hyperlink w:history="1" r:id="rIdsey7sqn_fhlekshzakbmz">
               <w:r>
                 <w:rPr>
                   <w:rFonts w:ascii="Arial" w:cs="Arial" w:eastAsia="Arial" w:hAnsi="Arial"/>
@@ -25184,7 +25184,7 @@
               <w:spacing w:after="10" w:before="0"/>
               <w:ind w:left="120"/>
             </w:pPr>
-            <w:hyperlink w:history="1" r:id="rIdorxiweqr5_xauknvzrpdn">
+            <w:hyperlink w:history="1" r:id="rIde061f1ssg4gnp2ijzy8n7">
               <w:r>
                 <w:rPr>
                   <w:rFonts w:ascii="Arial" w:cs="Arial" w:eastAsia="Arial" w:hAnsi="Arial"/>
@@ -25229,7 +25229,7 @@
             <w:pPr>
               <w:spacing w:after="20" w:before="0"/>
             </w:pPr>
-            <w:hyperlink w:history="1" r:id="rId2sczyulvoikuu0mqksvha">
+            <w:hyperlink w:history="1" r:id="rIdlbp4cooztniz1kd_laxid">
               <w:r>
                 <w:rPr>
                   <w:rFonts w:ascii="Arial" w:cs="Arial" w:eastAsia="Arial" w:hAnsi="Arial"/>
@@ -25262,7 +25262,7 @@
               <w:spacing w:after="10" w:before="0"/>
               <w:ind w:left="120"/>
             </w:pPr>
-            <w:hyperlink w:history="1" r:id="rIdisidmbf8xuualomsdbno9">
+            <w:hyperlink w:history="1" r:id="rIdkanjujbkpo0qztmy7kbkb">
               <w:r>
                 <w:rPr>
                   <w:rFonts w:ascii="Arial" w:cs="Arial" w:eastAsia="Arial" w:hAnsi="Arial"/>
@@ -25457,7 +25457,7 @@
             <w:pPr>
               <w:spacing w:after="20" w:before="0"/>
             </w:pPr>
-            <w:hyperlink w:history="1" r:id="rId2lapmfvhpsez6naiofxhn">
+            <w:hyperlink w:history="1" r:id="rIdhhsgympsfvkroaateyxy9">
               <w:r>
                 <w:rPr>
                   <w:rFonts w:ascii="Arial" w:cs="Arial" w:eastAsia="Arial" w:hAnsi="Arial"/>
@@ -25490,7 +25490,7 @@
               <w:spacing w:after="10" w:before="0"/>
               <w:ind w:left="120"/>
             </w:pPr>
-            <w:hyperlink w:history="1" r:id="rId5nxdxhkcuwmxxuxtqg1bu">
+            <w:hyperlink w:history="1" r:id="rId72en4cdjrmbqn_a_kjigz">
               <w:r>
                 <w:rPr>
                   <w:rFonts w:ascii="Arial" w:cs="Arial" w:eastAsia="Arial" w:hAnsi="Arial"/>
@@ -25535,7 +25535,7 @@
             <w:pPr>
               <w:spacing w:after="20" w:before="0"/>
             </w:pPr>
-            <w:hyperlink w:history="1" r:id="rIdf5idq8q3idqm6i-mwpanx">
+            <w:hyperlink w:history="1" r:id="rIdhblm1qzwsyzjhnszlya4r">
               <w:r>
                 <w:rPr>
                   <w:rFonts w:ascii="Arial" w:cs="Arial" w:eastAsia="Arial" w:hAnsi="Arial"/>
@@ -25568,7 +25568,7 @@
               <w:spacing w:after="10" w:before="0"/>
               <w:ind w:left="120"/>
             </w:pPr>
-            <w:hyperlink w:history="1" r:id="rId1m4awwuuspdydc3thw4vb">
+            <w:hyperlink w:history="1" r:id="rIdjr2k0z6ftwysw23m7kuur">
               <w:r>
                 <w:rPr>
                   <w:rFonts w:ascii="Arial" w:cs="Arial" w:eastAsia="Arial" w:hAnsi="Arial"/>
@@ -25763,7 +25763,7 @@
             <w:pPr>
               <w:spacing w:after="20" w:before="0"/>
             </w:pPr>
-            <w:hyperlink w:history="1" r:id="rIddfs33ulct1n784h-zhzcs">
+            <w:hyperlink w:history="1" r:id="rIdoyurm_zmymbeezzm3upq1">
               <w:r>
                 <w:rPr>
                   <w:rFonts w:ascii="Arial" w:cs="Arial" w:eastAsia="Arial" w:hAnsi="Arial"/>
@@ -25796,7 +25796,7 @@
               <w:spacing w:after="10" w:before="0"/>
               <w:ind w:left="120"/>
             </w:pPr>
-            <w:hyperlink w:history="1" r:id="rId2-bp6tfhfoj74qt50ylxk">
+            <w:hyperlink w:history="1" r:id="rId_3mudd6dddvefsedgfnm1">
               <w:r>
                 <w:rPr>
                   <w:rFonts w:ascii="Arial" w:cs="Arial" w:eastAsia="Arial" w:hAnsi="Arial"/>
@@ -25841,7 +25841,7 @@
             <w:pPr>
               <w:spacing w:after="20" w:before="0"/>
             </w:pPr>
-            <w:hyperlink w:history="1" r:id="rIda5kxxb238fb172ovipup5">
+            <w:hyperlink w:history="1" r:id="rIdjxgocnxluxlzcijao6pwm">
               <w:r>
                 <w:rPr>
                   <w:rFonts w:ascii="Arial" w:cs="Arial" w:eastAsia="Arial" w:hAnsi="Arial"/>
@@ -25874,7 +25874,7 @@
               <w:spacing w:after="10" w:before="0"/>
               <w:ind w:left="120"/>
             </w:pPr>
-            <w:hyperlink w:history="1" r:id="rIdwgmx9uncvhxghcmzu8m8v">
+            <w:hyperlink w:history="1" r:id="rIdmumnuhjvekcouxhp2grkj">
               <w:r>
                 <w:rPr>
                   <w:rFonts w:ascii="Arial" w:cs="Arial" w:eastAsia="Arial" w:hAnsi="Arial"/>
@@ -26069,7 +26069,7 @@
             <w:pPr>
               <w:spacing w:after="20" w:before="0"/>
             </w:pPr>
-            <w:hyperlink w:history="1" r:id="rId8zc5pepb_g_-cukdmgdrq">
+            <w:hyperlink w:history="1" r:id="rIdoivxqt-duznhqadpeharw">
               <w:r>
                 <w:rPr>
                   <w:rFonts w:ascii="Arial" w:cs="Arial" w:eastAsia="Arial" w:hAnsi="Arial"/>
@@ -26102,7 +26102,7 @@
               <w:spacing w:after="10" w:before="0"/>
               <w:ind w:left="120"/>
             </w:pPr>
-            <w:hyperlink w:history="1" r:id="rIdu274jbuuvqo_e52tmmllx">
+            <w:hyperlink w:history="1" r:id="rIdtwud7a8j5xsd7dlytx0wx">
               <w:r>
                 <w:rPr>
                   <w:rFonts w:ascii="Arial" w:cs="Arial" w:eastAsia="Arial" w:hAnsi="Arial"/>
@@ -26147,7 +26147,7 @@
             <w:pPr>
               <w:spacing w:after="20" w:before="0"/>
             </w:pPr>
-            <w:hyperlink w:history="1" r:id="rIdsk3a4zh69cjs7v9snhysr">
+            <w:hyperlink w:history="1" r:id="rIdaqu8runaflrpc9iijhiiw">
               <w:r>
                 <w:rPr>
                   <w:rFonts w:ascii="Arial" w:cs="Arial" w:eastAsia="Arial" w:hAnsi="Arial"/>
@@ -26196,7 +26196,7 @@
               <w:spacing w:after="10" w:before="0"/>
               <w:ind w:left="120"/>
             </w:pPr>
-            <w:hyperlink w:history="1" r:id="rIdkw96jhyxuqqqvus0auzdm">
+            <w:hyperlink w:history="1" r:id="rIdpxxankr9ajpbgyr18eyhn">
               <w:r>
                 <w:rPr>
                   <w:rFonts w:ascii="Arial" w:cs="Arial" w:eastAsia="Arial" w:hAnsi="Arial"/>
@@ -26803,7 +26803,7 @@
         </w:rPr>
         <w:t xml:space="preserve">© 2026 SeaVuria and ARES. Aligned with KICD objectives. Developed by SeaVuria; technical implementation by ARES (with AI assistance from Claude). Licensed under </w:t>
       </w:r>
-      <w:hyperlink w:history="1" r:id="rIden3dkvr0ereqdxajqthow">
+      <w:hyperlink w:history="1" r:id="rIdodfosah9yqj7gdjducn89">
         <w:r>
           <w:rPr>
             <w:rFonts w:ascii="Arial" w:cs="Arial" w:eastAsia="Arial" w:hAnsi="Arial"/>
@@ -26824,7 +26824,7 @@
         </w:rPr>
         <w:t xml:space="preserve"> (</w:t>
       </w:r>
-      <w:hyperlink w:history="1" r:id="rIdgkxlhnu8nkyueqesnv0kv">
+      <w:hyperlink w:history="1" r:id="rIdmer_ny9wroqh20d6fnby9">
         <w:r>
           <w:rPr>
             <w:rFonts w:ascii="Arial" w:cs="Arial" w:eastAsia="Arial" w:hAnsi="Arial"/>
@@ -27837,7 +27837,7 @@
             <w:pPr>
               <w:spacing w:after="20" w:before="0"/>
             </w:pPr>
-            <w:hyperlink w:history="1" r:id="rIdd7totsxsxobbzoagzuyrb">
+            <w:hyperlink w:history="1" r:id="rIdlbficfxo4oqnbiy5jscwb">
               <w:r>
                 <w:rPr>
                   <w:rFonts w:ascii="Arial" w:cs="Arial" w:eastAsia="Arial" w:hAnsi="Arial"/>
@@ -27886,7 +27886,7 @@
               <w:spacing w:after="10" w:before="0"/>
               <w:ind w:left="120"/>
             </w:pPr>
-            <w:hyperlink w:history="1" r:id="rId-bfj4haa4tvt6euctvmnr">
+            <w:hyperlink w:history="1" r:id="rIdo8f8o1ka_mjijxata2ra5">
               <w:r>
                 <w:rPr>
                   <w:rFonts w:ascii="Arial" w:cs="Arial" w:eastAsia="Arial" w:hAnsi="Arial"/>
@@ -27931,7 +27931,7 @@
             <w:pPr>
               <w:spacing w:after="20" w:before="0"/>
             </w:pPr>
-            <w:hyperlink w:history="1" r:id="rId5pkfifljtylhybutas2zv">
+            <w:hyperlink w:history="1" r:id="rIdturj9zlabp8co0efcezie">
               <w:r>
                 <w:rPr>
                   <w:rFonts w:ascii="Arial" w:cs="Arial" w:eastAsia="Arial" w:hAnsi="Arial"/>
@@ -27980,7 +27980,7 @@
               <w:spacing w:after="10" w:before="0"/>
               <w:ind w:left="120"/>
             </w:pPr>
-            <w:hyperlink w:history="1" r:id="rIdze_paaq76aw4fptt_kfp5">
+            <w:hyperlink w:history="1" r:id="rIdo9itcrnzoj-cqhear-sfx">
               <w:r>
                 <w:rPr>
                   <w:rFonts w:ascii="Arial" w:cs="Arial" w:eastAsia="Arial" w:hAnsi="Arial"/>
@@ -28175,7 +28175,7 @@
             <w:pPr>
               <w:spacing w:after="20" w:before="0"/>
             </w:pPr>
-            <w:hyperlink w:history="1" r:id="rId-buy8kn0chgvrqkcjrmln">
+            <w:hyperlink w:history="1" r:id="rIdoik0-vtcrdbgqhoa7zuir">
               <w:r>
                 <w:rPr>
                   <w:rFonts w:ascii="Arial" w:cs="Arial" w:eastAsia="Arial" w:hAnsi="Arial"/>
@@ -28224,7 +28224,7 @@
               <w:spacing w:after="10" w:before="0"/>
               <w:ind w:left="120"/>
             </w:pPr>
-            <w:hyperlink w:history="1" r:id="rId54s91ysdzmuzphh5cn55j">
+            <w:hyperlink w:history="1" r:id="rId4b5lm6cqxw3noex6dlnuu">
               <w:r>
                 <w:rPr>
                   <w:rFonts w:ascii="Arial" w:cs="Arial" w:eastAsia="Arial" w:hAnsi="Arial"/>
@@ -28269,7 +28269,7 @@
             <w:pPr>
               <w:spacing w:after="20" w:before="0"/>
             </w:pPr>
-            <w:hyperlink w:history="1" r:id="rIdj6gyxpzwmf0c__rqwxird">
+            <w:hyperlink w:history="1" r:id="rIdfjdgsltoz4hcaagmvryh2">
               <w:r>
                 <w:rPr>
                   <w:rFonts w:ascii="Arial" w:cs="Arial" w:eastAsia="Arial" w:hAnsi="Arial"/>
@@ -28318,7 +28318,7 @@
               <w:spacing w:after="10" w:before="0"/>
               <w:ind w:left="120"/>
             </w:pPr>
-            <w:hyperlink w:history="1" r:id="rIdreestbcskzngfs0ak66nl">
+            <w:hyperlink w:history="1" r:id="rIdqbzl_6u5b4to7k6nvn7dk">
               <w:r>
                 <w:rPr>
                   <w:rFonts w:ascii="Arial" w:cs="Arial" w:eastAsia="Arial" w:hAnsi="Arial"/>
@@ -28513,7 +28513,7 @@
             <w:pPr>
               <w:spacing w:after="20" w:before="0"/>
             </w:pPr>
-            <w:hyperlink w:history="1" r:id="rId9a2d9xuv7rmodprupeekl">
+            <w:hyperlink w:history="1" r:id="rIdjtxwtlu5_bc5mgxtl6l5w">
               <w:r>
                 <w:rPr>
                   <w:rFonts w:ascii="Arial" w:cs="Arial" w:eastAsia="Arial" w:hAnsi="Arial"/>
@@ -28562,7 +28562,7 @@
               <w:spacing w:after="10" w:before="0"/>
               <w:ind w:left="120"/>
             </w:pPr>
-            <w:hyperlink w:history="1" r:id="rIdqbgk84ypfy_707-p3tfyd">
+            <w:hyperlink w:history="1" r:id="rIdakd1nhlohxhdhrkhxyxz_">
               <w:r>
                 <w:rPr>
                   <w:rFonts w:ascii="Arial" w:cs="Arial" w:eastAsia="Arial" w:hAnsi="Arial"/>
@@ -28607,7 +28607,7 @@
             <w:pPr>
               <w:spacing w:after="20" w:before="0"/>
             </w:pPr>
-            <w:hyperlink w:history="1" r:id="rIdxtzrpqei8yk6fck52gvk1">
+            <w:hyperlink w:history="1" r:id="rId-k8yyhddfeb4_nrwv08-z">
               <w:r>
                 <w:rPr>
                   <w:rFonts w:ascii="Arial" w:cs="Arial" w:eastAsia="Arial" w:hAnsi="Arial"/>
@@ -28656,7 +28656,7 @@
               <w:spacing w:after="10" w:before="0"/>
               <w:ind w:left="120"/>
             </w:pPr>
-            <w:hyperlink w:history="1" r:id="rIdhaklcbeu36dxhcfsqpnra">
+            <w:hyperlink w:history="1" r:id="rId6ozvtuwn2x_ivq_njgfkz">
               <w:r>
                 <w:rPr>
                   <w:rFonts w:ascii="Arial" w:cs="Arial" w:eastAsia="Arial" w:hAnsi="Arial"/>
@@ -28851,7 +28851,7 @@
             <w:pPr>
               <w:spacing w:after="20" w:before="0"/>
             </w:pPr>
-            <w:hyperlink w:history="1" r:id="rIdqio3mgiyuugihyofmnvat">
+            <w:hyperlink w:history="1" r:id="rIdiz8xinsnt5hm0jqs_18y2">
               <w:r>
                 <w:rPr>
                   <w:rFonts w:ascii="Arial" w:cs="Arial" w:eastAsia="Arial" w:hAnsi="Arial"/>
@@ -28900,7 +28900,7 @@
               <w:spacing w:after="10" w:before="0"/>
               <w:ind w:left="120"/>
             </w:pPr>
-            <w:hyperlink w:history="1" r:id="rIdnvxc3oglhdacqup0d7hth">
+            <w:hyperlink w:history="1" r:id="rIdkmfdn-p7coduyqrj62jc5">
               <w:r>
                 <w:rPr>
                   <w:rFonts w:ascii="Arial" w:cs="Arial" w:eastAsia="Arial" w:hAnsi="Arial"/>
@@ -28945,7 +28945,7 @@
             <w:pPr>
               <w:spacing w:after="20" w:before="0"/>
             </w:pPr>
-            <w:hyperlink w:history="1" r:id="rId5rgyrlplbjckphymppp4o">
+            <w:hyperlink w:history="1" r:id="rIdc5g27licpeheprownzb2s">
               <w:r>
                 <w:rPr>
                   <w:rFonts w:ascii="Arial" w:cs="Arial" w:eastAsia="Arial" w:hAnsi="Arial"/>
@@ -28994,7 +28994,7 @@
               <w:spacing w:after="10" w:before="0"/>
               <w:ind w:left="120"/>
             </w:pPr>
-            <w:hyperlink w:history="1" r:id="rIdhdhmbsqeh8atuzucs4jh2">
+            <w:hyperlink w:history="1" r:id="rIdni0-mxfb2dhf5pcjx-msx">
               <w:r>
                 <w:rPr>
                   <w:rFonts w:ascii="Arial" w:cs="Arial" w:eastAsia="Arial" w:hAnsi="Arial"/>
@@ -29189,7 +29189,7 @@
             <w:pPr>
               <w:spacing w:after="20" w:before="0"/>
             </w:pPr>
-            <w:hyperlink w:history="1" r:id="rIdir5lq2gxds53tbiaojt36">
+            <w:hyperlink w:history="1" r:id="rIdzklqh5s4jwvmp2bperejm">
               <w:r>
                 <w:rPr>
                   <w:rFonts w:ascii="Arial" w:cs="Arial" w:eastAsia="Arial" w:hAnsi="Arial"/>
@@ -29238,7 +29238,7 @@
               <w:spacing w:after="10" w:before="0"/>
               <w:ind w:left="120"/>
             </w:pPr>
-            <w:hyperlink w:history="1" r:id="rIdlgbhycfspzsrb37r16ntr">
+            <w:hyperlink w:history="1" r:id="rIdvv1tyn-miqx0imzyuuzhf">
               <w:r>
                 <w:rPr>
                   <w:rFonts w:ascii="Arial" w:cs="Arial" w:eastAsia="Arial" w:hAnsi="Arial"/>
@@ -29283,7 +29283,7 @@
             <w:pPr>
               <w:spacing w:after="20" w:before="0"/>
             </w:pPr>
-            <w:hyperlink w:history="1" r:id="rIdwnqvqef4wimzrhulzxruc">
+            <w:hyperlink w:history="1" r:id="rId2mv9zg9gltlepr4avw4jp">
               <w:r>
                 <w:rPr>
                   <w:rFonts w:ascii="Arial" w:cs="Arial" w:eastAsia="Arial" w:hAnsi="Arial"/>
@@ -29332,7 +29332,7 @@
               <w:spacing w:after="10" w:before="0"/>
               <w:ind w:left="120"/>
             </w:pPr>
-            <w:hyperlink w:history="1" r:id="rId9ctruxpwd6meo6kioemn4">
+            <w:hyperlink w:history="1" r:id="rIdwhdlgkgwb_piiu0egvhmy">
               <w:r>
                 <w:rPr>
                   <w:rFonts w:ascii="Arial" w:cs="Arial" w:eastAsia="Arial" w:hAnsi="Arial"/>
@@ -29844,7 +29844,7 @@
         </w:rPr>
         <w:t xml:space="preserve">© 2026 SeaVuria and ARES. Aligned with KICD objectives. Developed by SeaVuria; technical implementation by ARES (with AI assistance from Claude). Licensed under </w:t>
       </w:r>
-      <w:hyperlink w:history="1" r:id="rIdmvtlclcmeutwu2vgwcngc">
+      <w:hyperlink w:history="1" r:id="rIdov8paqvm25aovvsedxj2s">
         <w:r>
           <w:rPr>
             <w:rFonts w:ascii="Arial" w:cs="Arial" w:eastAsia="Arial" w:hAnsi="Arial"/>
@@ -29865,7 +29865,7 @@
         </w:rPr>
         <w:t xml:space="preserve"> (</w:t>
       </w:r>
-      <w:hyperlink w:history="1" r:id="rIdt6qh421zk89ho8aazcrjf">
+      <w:hyperlink w:history="1" r:id="rIdmekfa5nbl4kta6rhwqnhq">
         <w:r>
           <w:rPr>
             <w:rFonts w:ascii="Arial" w:cs="Arial" w:eastAsia="Arial" w:hAnsi="Arial"/>
@@ -30878,7 +30878,7 @@
             <w:pPr>
               <w:spacing w:after="20" w:before="0"/>
             </w:pPr>
-            <w:hyperlink w:history="1" r:id="rIdsy45jvfhhlucqw2em0-pq">
+            <w:hyperlink w:history="1" r:id="rIdru-vhfvwxa2ej8yvoqm1k">
               <w:r>
                 <w:rPr>
                   <w:rFonts w:ascii="Arial" w:cs="Arial" w:eastAsia="Arial" w:hAnsi="Arial"/>
@@ -30911,7 +30911,7 @@
               <w:spacing w:after="10" w:before="0"/>
               <w:ind w:left="120"/>
             </w:pPr>
-            <w:hyperlink w:history="1" r:id="rId6stoxytwr08jhsqi4ciuj">
+            <w:hyperlink w:history="1" r:id="rIdffaekdlcltkspa4is-tma">
               <w:r>
                 <w:rPr>
                   <w:rFonts w:ascii="Arial" w:cs="Arial" w:eastAsia="Arial" w:hAnsi="Arial"/>
@@ -30956,7 +30956,7 @@
             <w:pPr>
               <w:spacing w:after="20" w:before="0"/>
             </w:pPr>
-            <w:hyperlink w:history="1" r:id="rId-s04-ywzuwmwni5zc4fhy">
+            <w:hyperlink w:history="1" r:id="rIdgfnou8kx4i8i0klffxvye">
               <w:r>
                 <w:rPr>
                   <w:rFonts w:ascii="Arial" w:cs="Arial" w:eastAsia="Arial" w:hAnsi="Arial"/>
@@ -31005,7 +31005,7 @@
               <w:spacing w:after="10" w:before="0"/>
               <w:ind w:left="120"/>
             </w:pPr>
-            <w:hyperlink w:history="1" r:id="rIdj1zbxwebempajp-bzxnqe">
+            <w:hyperlink w:history="1" r:id="rIdlmip_q7ci6tposkyrepdk">
               <w:r>
                 <w:rPr>
                   <w:rFonts w:ascii="Arial" w:cs="Arial" w:eastAsia="Arial" w:hAnsi="Arial"/>
@@ -31200,7 +31200,7 @@
             <w:pPr>
               <w:spacing w:after="20" w:before="0"/>
             </w:pPr>
-            <w:hyperlink w:history="1" r:id="rIdqnbz4idhkwznwifg1-nns">
+            <w:hyperlink w:history="1" r:id="rIdnwgtj7dotakayizlieqcu">
               <w:r>
                 <w:rPr>
                   <w:rFonts w:ascii="Arial" w:cs="Arial" w:eastAsia="Arial" w:hAnsi="Arial"/>
@@ -31233,7 +31233,7 @@
               <w:spacing w:after="10" w:before="0"/>
               <w:ind w:left="120"/>
             </w:pPr>
-            <w:hyperlink w:history="1" r:id="rIdo5ugvc45mesvfx5rvp0pc">
+            <w:hyperlink w:history="1" r:id="rIdkelppvltzhe8cvvcwmz2-">
               <w:r>
                 <w:rPr>
                   <w:rFonts w:ascii="Arial" w:cs="Arial" w:eastAsia="Arial" w:hAnsi="Arial"/>
@@ -31278,7 +31278,7 @@
             <w:pPr>
               <w:spacing w:after="20" w:before="0"/>
             </w:pPr>
-            <w:hyperlink w:history="1" r:id="rIdvtm5lkouk2soffjrucnoq">
+            <w:hyperlink w:history="1" r:id="rIdawuidyp9w04yvebfftz2s">
               <w:r>
                 <w:rPr>
                   <w:rFonts w:ascii="Arial" w:cs="Arial" w:eastAsia="Arial" w:hAnsi="Arial"/>
@@ -31327,7 +31327,7 @@
               <w:spacing w:after="10" w:before="0"/>
               <w:ind w:left="120"/>
             </w:pPr>
-            <w:hyperlink w:history="1" r:id="rId7wuvlnqhy3tbnr3jix6kx">
+            <w:hyperlink w:history="1" r:id="rIdrxmssah4ohfgzt6kbebml">
               <w:r>
                 <w:rPr>
                   <w:rFonts w:ascii="Arial" w:cs="Arial" w:eastAsia="Arial" w:hAnsi="Arial"/>
@@ -31522,7 +31522,7 @@
             <w:pPr>
               <w:spacing w:after="20" w:before="0"/>
             </w:pPr>
-            <w:hyperlink w:history="1" r:id="rId80p8lq7lglugop3ras45j">
+            <w:hyperlink w:history="1" r:id="rId6wg0jijxyyew2h-s99dry">
               <w:r>
                 <w:rPr>
                   <w:rFonts w:ascii="Arial" w:cs="Arial" w:eastAsia="Arial" w:hAnsi="Arial"/>
@@ -31571,7 +31571,7 @@
               <w:spacing w:after="10" w:before="0"/>
               <w:ind w:left="120"/>
             </w:pPr>
-            <w:hyperlink w:history="1" r:id="rIdhdbtacvlmcy8wpm7ltql2">
+            <w:hyperlink w:history="1" r:id="rIddq3ahs4_aqbc86a7i_03y">
               <w:r>
                 <w:rPr>
                   <w:rFonts w:ascii="Arial" w:cs="Arial" w:eastAsia="Arial" w:hAnsi="Arial"/>
@@ -31616,7 +31616,7 @@
             <w:pPr>
               <w:spacing w:after="20" w:before="0"/>
             </w:pPr>
-            <w:hyperlink w:history="1" r:id="rIdi15wwijmwafewlglxp9-o">
+            <w:hyperlink w:history="1" r:id="rIdtgbbrut1nrkttk4bzxooz">
               <w:r>
                 <w:rPr>
                   <w:rFonts w:ascii="Arial" w:cs="Arial" w:eastAsia="Arial" w:hAnsi="Arial"/>
@@ -31665,7 +31665,7 @@
               <w:spacing w:after="10" w:before="0"/>
               <w:ind w:left="120"/>
             </w:pPr>
-            <w:hyperlink w:history="1" r:id="rIdlczv6nim8x-strrr3phfg">
+            <w:hyperlink w:history="1" r:id="rIdn21dzhaqjqmjvkcpugifh">
               <w:r>
                 <w:rPr>
                   <w:rFonts w:ascii="Arial" w:cs="Arial" w:eastAsia="Arial" w:hAnsi="Arial"/>
@@ -31860,7 +31860,7 @@
             <w:pPr>
               <w:spacing w:after="20" w:before="0"/>
             </w:pPr>
-            <w:hyperlink w:history="1" r:id="rIdsi_npto5mjqcnyc78veau">
+            <w:hyperlink w:history="1" r:id="rIdjrigfjx8h18lpdl0mskbo">
               <w:r>
                 <w:rPr>
                   <w:rFonts w:ascii="Arial" w:cs="Arial" w:eastAsia="Arial" w:hAnsi="Arial"/>
@@ -31909,7 +31909,7 @@
               <w:spacing w:after="10" w:before="0"/>
               <w:ind w:left="120"/>
             </w:pPr>
-            <w:hyperlink w:history="1" r:id="rIdtrekdbracmyzdwvakuakh">
+            <w:hyperlink w:history="1" r:id="rIdiztavnujklsmxh68jdmlu">
               <w:r>
                 <w:rPr>
                   <w:rFonts w:ascii="Arial" w:cs="Arial" w:eastAsia="Arial" w:hAnsi="Arial"/>
@@ -31954,7 +31954,7 @@
             <w:pPr>
               <w:spacing w:after="20" w:before="0"/>
             </w:pPr>
-            <w:hyperlink w:history="1" r:id="rIdieqmy14nkq0ogi0jqi4jg">
+            <w:hyperlink w:history="1" r:id="rIdmgpvn0nple7nbd6fskqcb">
               <w:r>
                 <w:rPr>
                   <w:rFonts w:ascii="Arial" w:cs="Arial" w:eastAsia="Arial" w:hAnsi="Arial"/>
@@ -32003,7 +32003,7 @@
               <w:spacing w:after="10" w:before="0"/>
               <w:ind w:left="120"/>
             </w:pPr>
-            <w:hyperlink w:history="1" r:id="rId_g9rqcpow63oddt7zjpsk">
+            <w:hyperlink w:history="1" r:id="rIdfqbbjdpg44zbmxylxx5wi">
               <w:r>
                 <w:rPr>
                   <w:rFonts w:ascii="Arial" w:cs="Arial" w:eastAsia="Arial" w:hAnsi="Arial"/>
@@ -32198,7 +32198,7 @@
             <w:pPr>
               <w:spacing w:after="20" w:before="0"/>
             </w:pPr>
-            <w:hyperlink w:history="1" r:id="rId5nixhewen-tsuz_baqnkj">
+            <w:hyperlink w:history="1" r:id="rIdygl6mrgktyispipcvxyi_">
               <w:r>
                 <w:rPr>
                   <w:rFonts w:ascii="Arial" w:cs="Arial" w:eastAsia="Arial" w:hAnsi="Arial"/>
@@ -32247,7 +32247,7 @@
               <w:spacing w:after="10" w:before="0"/>
               <w:ind w:left="120"/>
             </w:pPr>
-            <w:hyperlink w:history="1" r:id="rIdwz6am0axjjziwxvcghw-6">
+            <w:hyperlink w:history="1" r:id="rIdt-heuwms0d94jt5jvwxtg">
               <w:r>
                 <w:rPr>
                   <w:rFonts w:ascii="Arial" w:cs="Arial" w:eastAsia="Arial" w:hAnsi="Arial"/>
@@ -32292,7 +32292,7 @@
             <w:pPr>
               <w:spacing w:after="20" w:before="0"/>
             </w:pPr>
-            <w:hyperlink w:history="1" r:id="rIdg3oudgyhaklhmreacsqua">
+            <w:hyperlink w:history="1" r:id="rIdybqouk5cltgqnpwv0vifo">
               <w:r>
                 <w:rPr>
                   <w:rFonts w:ascii="Arial" w:cs="Arial" w:eastAsia="Arial" w:hAnsi="Arial"/>
@@ -32341,7 +32341,7 @@
               <w:spacing w:after="10" w:before="0"/>
               <w:ind w:left="120"/>
             </w:pPr>
-            <w:hyperlink w:history="1" r:id="rIdgun7u37htnmudn437c_tm">
+            <w:hyperlink w:history="1" r:id="rIdm83ydthsf9pdfot0f_cyi">
               <w:r>
                 <w:rPr>
                   <w:rFonts w:ascii="Arial" w:cs="Arial" w:eastAsia="Arial" w:hAnsi="Arial"/>
@@ -32948,7 +32948,7 @@
         </w:rPr>
         <w:t xml:space="preserve">© 2026 SeaVuria and ARES. Aligned with KICD objectives. Developed by SeaVuria; technical implementation by ARES (with AI assistance from Claude). Licensed under </w:t>
       </w:r>
-      <w:hyperlink w:history="1" r:id="rIdok9ech6tyxt-sc8j55r96">
+      <w:hyperlink w:history="1" r:id="rIdqau_ksfebvk1-fkdczr_s">
         <w:r>
           <w:rPr>
             <w:rFonts w:ascii="Arial" w:cs="Arial" w:eastAsia="Arial" w:hAnsi="Arial"/>
@@ -32969,7 +32969,7 @@
         </w:rPr>
         <w:t xml:space="preserve"> (</w:t>
       </w:r>
-      <w:hyperlink w:history="1" r:id="rId15uykspzc1dud1jmu0osm">
+      <w:hyperlink w:history="1" r:id="rIdaec1o-2_0mcaw7hgj5nl-">
         <w:r>
           <w:rPr>
             <w:rFonts w:ascii="Arial" w:cs="Arial" w:eastAsia="Arial" w:hAnsi="Arial"/>
@@ -33982,7 +33982,7 @@
             <w:pPr>
               <w:spacing w:after="20" w:before="0"/>
             </w:pPr>
-            <w:hyperlink w:history="1" r:id="rIddqouikruu3fq1tw5mkv7s">
+            <w:hyperlink w:history="1" r:id="rIdsy_8c63np9yhbupfgcwnz">
               <w:r>
                 <w:rPr>
                   <w:rFonts w:ascii="Arial" w:cs="Arial" w:eastAsia="Arial" w:hAnsi="Arial"/>
@@ -34015,7 +34015,7 @@
               <w:spacing w:after="10" w:before="0"/>
               <w:ind w:left="120"/>
             </w:pPr>
-            <w:hyperlink w:history="1" r:id="rId8ta_tshuuq20x_gzpooy9">
+            <w:hyperlink w:history="1" r:id="rIdyyi8czyhnptjhdz68axdl">
               <w:r>
                 <w:rPr>
                   <w:rFonts w:ascii="Arial" w:cs="Arial" w:eastAsia="Arial" w:hAnsi="Arial"/>
@@ -34060,7 +34060,7 @@
             <w:pPr>
               <w:spacing w:after="20" w:before="0"/>
             </w:pPr>
-            <w:hyperlink w:history="1" r:id="rIdsrr_8pb3yxnrzlzurbces">
+            <w:hyperlink w:history="1" r:id="rIdiflujhifnvlfpv3uwwrq1">
               <w:r>
                 <w:rPr>
                   <w:rFonts w:ascii="Arial" w:cs="Arial" w:eastAsia="Arial" w:hAnsi="Arial"/>
@@ -34093,7 +34093,7 @@
               <w:spacing w:after="10" w:before="0"/>
               <w:ind w:left="120"/>
             </w:pPr>
-            <w:hyperlink w:history="1" r:id="rIdr0_l41m9j5smqqj4bzkw4">
+            <w:hyperlink w:history="1" r:id="rIdlqyw3b8iqk4zljc_sposl">
               <w:r>
                 <w:rPr>
                   <w:rFonts w:ascii="Arial" w:cs="Arial" w:eastAsia="Arial" w:hAnsi="Arial"/>
@@ -34288,7 +34288,7 @@
             <w:pPr>
               <w:spacing w:after="20" w:before="0"/>
             </w:pPr>
-            <w:hyperlink w:history="1" r:id="rIdrxn-8k0cdu8-niptwefnn">
+            <w:hyperlink w:history="1" r:id="rIdlkw4snjhcwyoebsb2jyvk">
               <w:r>
                 <w:rPr>
                   <w:rFonts w:ascii="Arial" w:cs="Arial" w:eastAsia="Arial" w:hAnsi="Arial"/>
@@ -34321,7 +34321,7 @@
               <w:spacing w:after="10" w:before="0"/>
               <w:ind w:left="120"/>
             </w:pPr>
-            <w:hyperlink w:history="1" r:id="rIdmv5llkiuncv9fysdx1fz9">
+            <w:hyperlink w:history="1" r:id="rIdrwwsnmfsdmq8cxs-5neue">
               <w:r>
                 <w:rPr>
                   <w:rFonts w:ascii="Arial" w:cs="Arial" w:eastAsia="Arial" w:hAnsi="Arial"/>
@@ -34366,7 +34366,7 @@
             <w:pPr>
               <w:spacing w:after="20" w:before="0"/>
             </w:pPr>
-            <w:hyperlink w:history="1" r:id="rId2qftdtx3jrnenmndbtr5h">
+            <w:hyperlink w:history="1" r:id="rIdpmobqk64q4ilibxxfoin2">
               <w:r>
                 <w:rPr>
                   <w:rFonts w:ascii="Arial" w:cs="Arial" w:eastAsia="Arial" w:hAnsi="Arial"/>
@@ -34399,7 +34399,7 @@
               <w:spacing w:after="10" w:before="0"/>
               <w:ind w:left="120"/>
             </w:pPr>
-            <w:hyperlink w:history="1" r:id="rIdfgfd7ugdlyjtm9p4q-lzj">
+            <w:hyperlink w:history="1" r:id="rIdym_ofb_u1rrgjjh0cujhn">
               <w:r>
                 <w:rPr>
                   <w:rFonts w:ascii="Arial" w:cs="Arial" w:eastAsia="Arial" w:hAnsi="Arial"/>
@@ -34594,7 +34594,7 @@
             <w:pPr>
               <w:spacing w:after="20" w:before="0"/>
             </w:pPr>
-            <w:hyperlink w:history="1" r:id="rIdznkzt1bm0ntz1mwpvscj8">
+            <w:hyperlink w:history="1" r:id="rIdj1fz_piq6ju7yxgufswf2">
               <w:r>
                 <w:rPr>
                   <w:rFonts w:ascii="Arial" w:cs="Arial" w:eastAsia="Arial" w:hAnsi="Arial"/>
@@ -34627,7 +34627,7 @@
               <w:spacing w:after="10" w:before="0"/>
               <w:ind w:left="120"/>
             </w:pPr>
-            <w:hyperlink w:history="1" r:id="rIdg9lcpwrcvd7d-rceuyjoo">
+            <w:hyperlink w:history="1" r:id="rIdlz1bhkvraghsdvatc5gzh">
               <w:r>
                 <w:rPr>
                   <w:rFonts w:ascii="Arial" w:cs="Arial" w:eastAsia="Arial" w:hAnsi="Arial"/>
@@ -34672,7 +34672,7 @@
             <w:pPr>
               <w:spacing w:after="20" w:before="0"/>
             </w:pPr>
-            <w:hyperlink w:history="1" r:id="rId8atll1w-xbepupgpepwd6">
+            <w:hyperlink w:history="1" r:id="rIdr9pvw8etcztfcptu1lxdu">
               <w:r>
                 <w:rPr>
                   <w:rFonts w:ascii="Arial" w:cs="Arial" w:eastAsia="Arial" w:hAnsi="Arial"/>
@@ -34721,7 +34721,7 @@
               <w:spacing w:after="10" w:before="0"/>
               <w:ind w:left="120"/>
             </w:pPr>
-            <w:hyperlink w:history="1" r:id="rIdjtwltuslnfdem1y0pzpwl">
+            <w:hyperlink w:history="1" r:id="rIdkjnn89ez0jvgj0jiojjco">
               <w:r>
                 <w:rPr>
                   <w:rFonts w:ascii="Arial" w:cs="Arial" w:eastAsia="Arial" w:hAnsi="Arial"/>
@@ -34916,7 +34916,7 @@
             <w:pPr>
               <w:spacing w:after="20" w:before="0"/>
             </w:pPr>
-            <w:hyperlink w:history="1" r:id="rId0n6r8jjongq2vumv2gsha">
+            <w:hyperlink w:history="1" r:id="rIdak6mhmucquq-oeadtsthq">
               <w:r>
                 <w:rPr>
                   <w:rFonts w:ascii="Arial" w:cs="Arial" w:eastAsia="Arial" w:hAnsi="Arial"/>
@@ -34949,7 +34949,7 @@
               <w:spacing w:after="10" w:before="0"/>
               <w:ind w:left="120"/>
             </w:pPr>
-            <w:hyperlink w:history="1" r:id="rIdtapmtjht3t7o2svazamj7">
+            <w:hyperlink w:history="1" r:id="rId_jglkqj6tu4twgwkcngor">
               <w:r>
                 <w:rPr>
                   <w:rFonts w:ascii="Arial" w:cs="Arial" w:eastAsia="Arial" w:hAnsi="Arial"/>
@@ -34994,7 +34994,7 @@
             <w:pPr>
               <w:spacing w:after="20" w:before="0"/>
             </w:pPr>
-            <w:hyperlink w:history="1" r:id="rIdddf1cxyjo7hokqov7hoyn">
+            <w:hyperlink w:history="1" r:id="rIdezvrt2dyq5lgjit_kupbg">
               <w:r>
                 <w:rPr>
                   <w:rFonts w:ascii="Arial" w:cs="Arial" w:eastAsia="Arial" w:hAnsi="Arial"/>
@@ -35043,7 +35043,7 @@
               <w:spacing w:after="10" w:before="0"/>
               <w:ind w:left="120"/>
             </w:pPr>
-            <w:hyperlink w:history="1" r:id="rId-gq9k0p7drf5_azstllbt">
+            <w:hyperlink w:history="1" r:id="rIddigbs3thghf-hj_t-oo8h">
               <w:r>
                 <w:rPr>
                   <w:rFonts w:ascii="Arial" w:cs="Arial" w:eastAsia="Arial" w:hAnsi="Arial"/>
@@ -35238,7 +35238,7 @@
             <w:pPr>
               <w:spacing w:after="20" w:before="0"/>
             </w:pPr>
-            <w:hyperlink w:history="1" r:id="rId6ekdns7t-kkcwxbjrxnas">
+            <w:hyperlink w:history="1" r:id="rIdqez-chstyaetxfugy8wr4">
               <w:r>
                 <w:rPr>
                   <w:rFonts w:ascii="Arial" w:cs="Arial" w:eastAsia="Arial" w:hAnsi="Arial"/>
@@ -35271,7 +35271,7 @@
               <w:spacing w:after="10" w:before="0"/>
               <w:ind w:left="120"/>
             </w:pPr>
-            <w:hyperlink w:history="1" r:id="rId_2crg4rqr1yyswcsgwgrd">
+            <w:hyperlink w:history="1" r:id="rIdktz1i3uqgdaklrdyj9ruk">
               <w:r>
                 <w:rPr>
                   <w:rFonts w:ascii="Arial" w:cs="Arial" w:eastAsia="Arial" w:hAnsi="Arial"/>
@@ -35316,7 +35316,7 @@
             <w:pPr>
               <w:spacing w:after="20" w:before="0"/>
             </w:pPr>
-            <w:hyperlink w:history="1" r:id="rIdytzbqtm2bsrzo2bi5xioy">
+            <w:hyperlink w:history="1" r:id="rIdbsfcnlcs-vcf7kbkcdtfs">
               <w:r>
                 <w:rPr>
                   <w:rFonts w:ascii="Arial" w:cs="Arial" w:eastAsia="Arial" w:hAnsi="Arial"/>
@@ -35365,7 +35365,7 @@
               <w:spacing w:after="10" w:before="0"/>
               <w:ind w:left="120"/>
             </w:pPr>
-            <w:hyperlink w:history="1" r:id="rId1d4qx3iw7rosg7uc-drym">
+            <w:hyperlink w:history="1" r:id="rIdmu5z6wdaekfqvzmeeguon">
               <w:r>
                 <w:rPr>
                   <w:rFonts w:ascii="Arial" w:cs="Arial" w:eastAsia="Arial" w:hAnsi="Arial"/>
@@ -35877,7 +35877,7 @@
         </w:rPr>
         <w:t xml:space="preserve">© 2026 SeaVuria and ARES. Aligned with KICD objectives. Developed by SeaVuria; technical implementation by ARES (with AI assistance from Claude). Licensed under </w:t>
       </w:r>
-      <w:hyperlink w:history="1" r:id="rIdxw0gi0qibtvzdhnvvkfee">
+      <w:hyperlink w:history="1" r:id="rIddp2ph-qdnvbqqhpvpzd-6">
         <w:r>
           <w:rPr>
             <w:rFonts w:ascii="Arial" w:cs="Arial" w:eastAsia="Arial" w:hAnsi="Arial"/>
@@ -35898,7 +35898,7 @@
         </w:rPr>
         <w:t xml:space="preserve"> (</w:t>
       </w:r>
-      <w:hyperlink w:history="1" r:id="rIduee-4d6au_s2wu5klkpch">
+      <w:hyperlink w:history="1" r:id="rIdr7edrmpoa4w9i8kiq5xkr">
         <w:r>
           <w:rPr>
             <w:rFonts w:ascii="Arial" w:cs="Arial" w:eastAsia="Arial" w:hAnsi="Arial"/>
@@ -36911,7 +36911,7 @@
             <w:pPr>
               <w:spacing w:after="20" w:before="0"/>
             </w:pPr>
-            <w:hyperlink w:history="1" r:id="rIds0ychwtzhy_e8-b_w4m3l">
+            <w:hyperlink w:history="1" r:id="rIdo8d0bckqktelic11ayes5">
               <w:r>
                 <w:rPr>
                   <w:rFonts w:ascii="Arial" w:cs="Arial" w:eastAsia="Arial" w:hAnsi="Arial"/>
@@ -36944,7 +36944,7 @@
               <w:spacing w:after="10" w:before="0"/>
               <w:ind w:left="120"/>
             </w:pPr>
-            <w:hyperlink w:history="1" r:id="rIds9hfro8eqnbcftafcz-ph">
+            <w:hyperlink w:history="1" r:id="rIdexmj6lat2eud-3tcrll8a">
               <w:r>
                 <w:rPr>
                   <w:rFonts w:ascii="Arial" w:cs="Arial" w:eastAsia="Arial" w:hAnsi="Arial"/>
@@ -36989,7 +36989,7 @@
             <w:pPr>
               <w:spacing w:after="20" w:before="0"/>
             </w:pPr>
-            <w:hyperlink w:history="1" r:id="rIdvup9w7sh0tuaj3uawqaas">
+            <w:hyperlink w:history="1" r:id="rIdgwavra5xr1bnfrdb0rava">
               <w:r>
                 <w:rPr>
                   <w:rFonts w:ascii="Arial" w:cs="Arial" w:eastAsia="Arial" w:hAnsi="Arial"/>
@@ -37022,7 +37022,7 @@
               <w:spacing w:after="10" w:before="0"/>
               <w:ind w:left="120"/>
             </w:pPr>
-            <w:hyperlink w:history="1" r:id="rIdglovifof_r6z2om90mr7k">
+            <w:hyperlink w:history="1" r:id="rIdvz0huwlmhqgoqgagrltci">
               <w:r>
                 <w:rPr>
                   <w:rFonts w:ascii="Arial" w:cs="Arial" w:eastAsia="Arial" w:hAnsi="Arial"/>
@@ -37369,7 +37369,7 @@
             <w:pPr>
               <w:spacing w:after="20" w:before="0"/>
             </w:pPr>
-            <w:hyperlink w:history="1" r:id="rIdlxbuj48ubea3ugglnqc9x">
+            <w:hyperlink w:history="1" r:id="rIdejsytfqqmxzffk--wplcf">
               <w:r>
                 <w:rPr>
                   <w:rFonts w:ascii="Arial" w:cs="Arial" w:eastAsia="Arial" w:hAnsi="Arial"/>
@@ -37402,7 +37402,7 @@
               <w:spacing w:after="10" w:before="0"/>
               <w:ind w:left="120"/>
             </w:pPr>
-            <w:hyperlink w:history="1" r:id="rIdgrix5sbusekmpmzo7zsx1">
+            <w:hyperlink w:history="1" r:id="rIdm9ooa80vusaudrons-c1o">
               <w:r>
                 <w:rPr>
                   <w:rFonts w:ascii="Arial" w:cs="Arial" w:eastAsia="Arial" w:hAnsi="Arial"/>
@@ -37447,7 +37447,7 @@
             <w:pPr>
               <w:spacing w:after="20" w:before="0"/>
             </w:pPr>
-            <w:hyperlink w:history="1" r:id="rIdzve1tbhezwallhhrgq9ya">
+            <w:hyperlink w:history="1" r:id="rIdw5fji_zpfgz7lxy3zrjar">
               <w:r>
                 <w:rPr>
                   <w:rFonts w:ascii="Arial" w:cs="Arial" w:eastAsia="Arial" w:hAnsi="Arial"/>
@@ -37480,7 +37480,7 @@
               <w:spacing w:after="10" w:before="0"/>
               <w:ind w:left="120"/>
             </w:pPr>
-            <w:hyperlink w:history="1" r:id="rIdbv-itesjotc87hgabnkak">
+            <w:hyperlink w:history="1" r:id="rIdcmndxvu0frpf9lqcoc71j">
               <w:r>
                 <w:rPr>
                   <w:rFonts w:ascii="Arial" w:cs="Arial" w:eastAsia="Arial" w:hAnsi="Arial"/>
@@ -37979,7 +37979,7 @@
             <w:pPr>
               <w:spacing w:after="20" w:before="0"/>
             </w:pPr>
-            <w:hyperlink w:history="1" r:id="rIdu67kfxflmnnrqigpz0j1n">
+            <w:hyperlink w:history="1" r:id="rIdhtc6vuge7eucgohyfoiae">
               <w:r>
                 <w:rPr>
                   <w:rFonts w:ascii="Arial" w:cs="Arial" w:eastAsia="Arial" w:hAnsi="Arial"/>
@@ -38012,7 +38012,7 @@
               <w:spacing w:after="10" w:before="0"/>
               <w:ind w:left="120"/>
             </w:pPr>
-            <w:hyperlink w:history="1" r:id="rIdtlb73zkn4m55ahyxwmmtn">
+            <w:hyperlink w:history="1" r:id="rIdie4c9eedh1a7ggaec-x-_">
               <w:r>
                 <w:rPr>
                   <w:rFonts w:ascii="Arial" w:cs="Arial" w:eastAsia="Arial" w:hAnsi="Arial"/>
@@ -38057,7 +38057,7 @@
             <w:pPr>
               <w:spacing w:after="20" w:before="0"/>
             </w:pPr>
-            <w:hyperlink w:history="1" r:id="rId9dmgidnjbel8vggcaxvsy">
+            <w:hyperlink w:history="1" r:id="rIde38sjxdi7uxqpvvr24cpg">
               <w:r>
                 <w:rPr>
                   <w:rFonts w:ascii="Arial" w:cs="Arial" w:eastAsia="Arial" w:hAnsi="Arial"/>
@@ -38106,7 +38106,7 @@
               <w:spacing w:after="10" w:before="0"/>
               <w:ind w:left="120"/>
             </w:pPr>
-            <w:hyperlink w:history="1" r:id="rIdbhbpzj80yu_xlip3oyphi">
+            <w:hyperlink w:history="1" r:id="rIdkafv6vkz2yw5iqxrlee9z">
               <w:r>
                 <w:rPr>
                   <w:rFonts w:ascii="Arial" w:cs="Arial" w:eastAsia="Arial" w:hAnsi="Arial"/>
@@ -38510,7 +38510,7 @@
             <w:pPr>
               <w:spacing w:after="20" w:before="0"/>
             </w:pPr>
-            <w:hyperlink w:history="1" r:id="rId-cedx76jsgq5aexl5dlbo">
+            <w:hyperlink w:history="1" r:id="rIdjosdry40dbwpqkv-x7ddm">
               <w:r>
                 <w:rPr>
                   <w:rFonts w:ascii="Arial" w:cs="Arial" w:eastAsia="Arial" w:hAnsi="Arial"/>
@@ -38543,7 +38543,7 @@
               <w:spacing w:after="10" w:before="0"/>
               <w:ind w:left="120"/>
             </w:pPr>
-            <w:hyperlink w:history="1" r:id="rId2gsicocuyr6bfvneapbtr">
+            <w:hyperlink w:history="1" r:id="rIdku4zwjchy_olhql60dwbd">
               <w:r>
                 <w:rPr>
                   <w:rFonts w:ascii="Arial" w:cs="Arial" w:eastAsia="Arial" w:hAnsi="Arial"/>
@@ -38588,7 +38588,7 @@
             <w:pPr>
               <w:spacing w:after="20" w:before="0"/>
             </w:pPr>
-            <w:hyperlink w:history="1" r:id="rIdbly4vzuzarylzom5udm3a">
+            <w:hyperlink w:history="1" r:id="rIdcwtdqjccc7dbjxqqn5xuz">
               <w:r>
                 <w:rPr>
                   <w:rFonts w:ascii="Arial" w:cs="Arial" w:eastAsia="Arial" w:hAnsi="Arial"/>
@@ -38637,7 +38637,7 @@
               <w:spacing w:after="10" w:before="0"/>
               <w:ind w:left="120"/>
             </w:pPr>
-            <w:hyperlink w:history="1" r:id="rIdlxu2xk8d1lxy3i6otl-gk">
+            <w:hyperlink w:history="1" r:id="rIdpwzxpvhqavjg39uth_2lv">
               <w:r>
                 <w:rPr>
                   <w:rFonts w:ascii="Arial" w:cs="Arial" w:eastAsia="Arial" w:hAnsi="Arial"/>
@@ -39079,7 +39079,7 @@
             <w:pPr>
               <w:spacing w:after="20" w:before="0"/>
             </w:pPr>
-            <w:hyperlink w:history="1" r:id="rIdnswhhk3b4q11fnvx_p3ne">
+            <w:hyperlink w:history="1" r:id="rIdn-o1oad-vsogl12zdnh2w">
               <w:r>
                 <w:rPr>
                   <w:rFonts w:ascii="Arial" w:cs="Arial" w:eastAsia="Arial" w:hAnsi="Arial"/>
@@ -39112,7 +39112,7 @@
               <w:spacing w:after="10" w:before="0"/>
               <w:ind w:left="120"/>
             </w:pPr>
-            <w:hyperlink w:history="1" r:id="rIdz6afi3wqv-ynzk5aw9kik">
+            <w:hyperlink w:history="1" r:id="rIdat3kbg-asszveqktrfqgo">
               <w:r>
                 <w:rPr>
                   <w:rFonts w:ascii="Arial" w:cs="Arial" w:eastAsia="Arial" w:hAnsi="Arial"/>
@@ -39157,7 +39157,7 @@
             <w:pPr>
               <w:spacing w:after="20" w:before="0"/>
             </w:pPr>
-            <w:hyperlink w:history="1" r:id="rId_udgyr-t25gg508x2lztu">
+            <w:hyperlink w:history="1" r:id="rIdp8ly-a60r79ba31vvu3t7">
               <w:r>
                 <w:rPr>
                   <w:rFonts w:ascii="Arial" w:cs="Arial" w:eastAsia="Arial" w:hAnsi="Arial"/>
@@ -39206,7 +39206,7 @@
               <w:spacing w:after="10" w:before="0"/>
               <w:ind w:left="120"/>
             </w:pPr>
-            <w:hyperlink w:history="1" r:id="rId_c6cabqshmuyrgr2kbuii">
+            <w:hyperlink w:history="1" r:id="rIdyr5d7hhz1w_aqvho6h5se">
               <w:r>
                 <w:rPr>
                   <w:rFonts w:ascii="Arial" w:cs="Arial" w:eastAsia="Arial" w:hAnsi="Arial"/>
@@ -39870,7 +39870,7 @@
         </w:rPr>
         <w:t xml:space="preserve">© 2026 SeaVuria and ARES. Aligned with KICD objectives. Developed by SeaVuria; technical implementation by ARES (with AI assistance from Claude). Licensed under </w:t>
       </w:r>
-      <w:hyperlink w:history="1" r:id="rIdwithhegacjcfm2sjyzyrh">
+      <w:hyperlink w:history="1" r:id="rIdjrjm2dojgvmrjkh4cg-fm">
         <w:r>
           <w:rPr>
             <w:rFonts w:ascii="Arial" w:cs="Arial" w:eastAsia="Arial" w:hAnsi="Arial"/>
@@ -39891,7 +39891,7 @@
         </w:rPr>
         <w:t xml:space="preserve"> (</w:t>
       </w:r>
-      <w:hyperlink w:history="1" r:id="rIdr3w5u-ibsnv3mjc2gltbp">
+      <w:hyperlink w:history="1" r:id="rId13qy-sndqp3s9ok3fy9ju">
         <w:r>
           <w:rPr>
             <w:rFonts w:ascii="Arial" w:cs="Arial" w:eastAsia="Arial" w:hAnsi="Arial"/>

--- a/data/outputs/v2/Biology/SS1.1_Cell_Structure/Biology_Cell_Structure_CBE_LessonSequence.docx
+++ b/data/outputs/v2/Biology/SS1.1_Cell_Structure/Biology_Cell_Structure_CBE_LessonSequence.docx
@@ -4,6 +4,7 @@
   <w:body>
     <w:p>
       <w:pPr>
+        <w:keepNext w:val="false"/>
         <w:spacing w:after="30" w:before="0"/>
         <w:jc w:val="center"/>
       </w:pPr>
@@ -23,6 +24,7 @@
     </w:p>
     <w:p>
       <w:pPr>
+        <w:keepNext w:val="false"/>
         <w:spacing w:after="60" w:before="0"/>
         <w:jc w:val="center"/>
       </w:pPr>
@@ -81,6 +83,7 @@
           </w:tcPr>
           <w:p>
             <w:pPr>
+              <w:keepNext w:val="false"/>
               <w:spacing w:after="40" w:before="0"/>
               <w:jc w:val="center"/>
             </w:pPr>
@@ -115,6 +118,7 @@
           </w:tcPr>
           <w:p>
             <w:pPr>
+              <w:keepNext w:val="false"/>
               <w:spacing w:after="40" w:before="0"/>
               <w:jc w:val="left"/>
             </w:pPr>
@@ -147,6 +151,7 @@
           </w:tcPr>
           <w:p>
             <w:pPr>
+              <w:keepNext w:val="false"/>
               <w:spacing w:after="40" w:before="0"/>
               <w:jc w:val="left"/>
             </w:pPr>
@@ -181,6 +186,7 @@
           </w:tcPr>
           <w:p>
             <w:pPr>
+              <w:keepNext w:val="false"/>
               <w:spacing w:after="40" w:before="0"/>
               <w:jc w:val="left"/>
             </w:pPr>
@@ -213,6 +219,7 @@
           </w:tcPr>
           <w:p>
             <w:pPr>
+              <w:keepNext w:val="false"/>
               <w:spacing w:after="40" w:before="0"/>
               <w:jc w:val="left"/>
             </w:pPr>
@@ -247,6 +254,7 @@
           </w:tcPr>
           <w:p>
             <w:pPr>
+              <w:keepNext w:val="false"/>
               <w:spacing w:after="40" w:before="0"/>
               <w:jc w:val="left"/>
             </w:pPr>
@@ -279,6 +287,7 @@
           </w:tcPr>
           <w:p>
             <w:pPr>
+              <w:keepNext w:val="false"/>
               <w:spacing w:after="40" w:before="0"/>
               <w:jc w:val="left"/>
             </w:pPr>
@@ -313,6 +322,7 @@
           </w:tcPr>
           <w:p>
             <w:pPr>
+              <w:keepNext w:val="false"/>
               <w:spacing w:after="40" w:before="0"/>
               <w:jc w:val="left"/>
             </w:pPr>
@@ -345,6 +355,7 @@
           </w:tcPr>
           <w:p>
             <w:pPr>
+              <w:keepNext w:val="false"/>
               <w:spacing w:after="40" w:before="0"/>
               <w:jc w:val="left"/>
             </w:pPr>
@@ -379,6 +390,7 @@
           </w:tcPr>
           <w:p>
             <w:pPr>
+              <w:keepNext w:val="false"/>
               <w:spacing w:after="40" w:before="0"/>
               <w:jc w:val="left"/>
             </w:pPr>
@@ -411,6 +423,7 @@
           </w:tcPr>
           <w:p>
             <w:pPr>
+              <w:keepNext w:val="false"/>
               <w:spacing w:after="40" w:before="0"/>
               <w:jc w:val="left"/>
             </w:pPr>
@@ -445,6 +458,7 @@
           </w:tcPr>
           <w:p>
             <w:pPr>
+              <w:keepNext w:val="false"/>
               <w:spacing w:after="40" w:before="0"/>
               <w:jc w:val="left"/>
             </w:pPr>
@@ -732,6 +746,7 @@
           </w:tcPr>
           <w:p>
             <w:pPr>
+              <w:keepNext w:val="false"/>
               <w:spacing w:after="40" w:before="0"/>
               <w:jc w:val="left"/>
             </w:pPr>
@@ -764,6 +779,7 @@
           </w:tcPr>
           <w:p>
             <w:pPr>
+              <w:keepNext w:val="false"/>
               <w:spacing w:after="40" w:before="0"/>
               <w:jc w:val="left"/>
             </w:pPr>
@@ -783,6 +799,7 @@
           </w:p>
           <w:p>
             <w:pPr>
+              <w:keepNext w:val="false"/>
               <w:spacing w:after="40" w:before="0"/>
               <w:jc w:val="left"/>
             </w:pPr>
@@ -802,6 +819,7 @@
           </w:p>
           <w:p>
             <w:pPr>
+              <w:keepNext w:val="false"/>
               <w:spacing w:after="40" w:before="0"/>
               <w:jc w:val="left"/>
             </w:pPr>
@@ -821,6 +839,7 @@
           </w:p>
           <w:p>
             <w:pPr>
+              <w:keepNext w:val="false"/>
               <w:spacing w:after="40" w:before="0"/>
               <w:jc w:val="left"/>
             </w:pPr>
@@ -840,6 +859,7 @@
           </w:p>
           <w:p>
             <w:pPr>
+              <w:keepNext w:val="false"/>
               <w:spacing w:after="40" w:before="0"/>
               <w:jc w:val="left"/>
             </w:pPr>
@@ -859,6 +879,7 @@
           </w:p>
           <w:p>
             <w:pPr>
+              <w:keepNext w:val="false"/>
               <w:spacing w:after="40" w:before="0"/>
               <w:jc w:val="left"/>
             </w:pPr>
@@ -893,6 +914,7 @@
           </w:tcPr>
           <w:p>
             <w:pPr>
+              <w:keepNext w:val="false"/>
               <w:spacing w:after="40" w:before="0"/>
               <w:jc w:val="left"/>
             </w:pPr>
@@ -1020,6 +1042,7 @@
           </w:tcPr>
           <w:p>
             <w:pPr>
+              <w:keepNext w:val="false"/>
               <w:spacing w:after="40" w:before="0"/>
               <w:jc w:val="left"/>
             </w:pPr>
@@ -1147,6 +1170,7 @@
           </w:tcPr>
           <w:p>
             <w:pPr>
+              <w:keepNext w:val="false"/>
               <w:spacing w:after="40" w:before="0"/>
               <w:jc w:val="left"/>
             </w:pPr>
@@ -1294,6 +1318,7 @@
           </w:tcPr>
           <w:p>
             <w:pPr>
+              <w:keepNext w:val="false"/>
               <w:spacing w:after="40" w:before="0"/>
               <w:jc w:val="left"/>
             </w:pPr>
@@ -1421,6 +1446,7 @@
           </w:tcPr>
           <w:p>
             <w:pPr>
+              <w:keepNext w:val="false"/>
               <w:spacing w:after="40" w:before="0"/>
               <w:jc w:val="left"/>
             </w:pPr>
@@ -1588,6 +1614,7 @@
           </w:tcPr>
           <w:p>
             <w:pPr>
+              <w:keepNext w:val="false"/>
               <w:spacing w:after="40" w:before="0"/>
               <w:jc w:val="left"/>
             </w:pPr>
@@ -1620,6 +1647,7 @@
           </w:tcPr>
           <w:p>
             <w:pPr>
+              <w:keepNext w:val="false"/>
               <w:spacing w:after="40" w:before="0"/>
               <w:jc w:val="left"/>
             </w:pPr>
@@ -1654,6 +1682,7 @@
           </w:tcPr>
           <w:p>
             <w:pPr>
+              <w:keepNext w:val="false"/>
               <w:spacing w:after="40" w:before="0"/>
               <w:jc w:val="left"/>
             </w:pPr>
@@ -1686,6 +1715,7 @@
           </w:tcPr>
           <w:p>
             <w:pPr>
+              <w:keepNext w:val="false"/>
               <w:spacing w:after="40" w:before="0"/>
               <w:jc w:val="left"/>
             </w:pPr>
@@ -1705,6 +1735,7 @@
           </w:p>
           <w:p>
             <w:pPr>
+              <w:keepNext w:val="false"/>
               <w:spacing w:after="40" w:before="0"/>
               <w:jc w:val="left"/>
             </w:pPr>
@@ -1724,6 +1755,7 @@
           </w:p>
           <w:p>
             <w:pPr>
+              <w:keepNext w:val="false"/>
               <w:spacing w:after="40" w:before="0"/>
               <w:jc w:val="left"/>
             </w:pPr>
@@ -1743,6 +1775,7 @@
           </w:p>
           <w:p>
             <w:pPr>
+              <w:keepNext w:val="false"/>
               <w:spacing w:after="40" w:before="0"/>
               <w:jc w:val="left"/>
             </w:pPr>
@@ -1762,6 +1795,7 @@
           </w:p>
           <w:p>
             <w:pPr>
+              <w:keepNext w:val="false"/>
               <w:spacing w:after="40" w:before="0"/>
               <w:jc w:val="left"/>
             </w:pPr>
@@ -1796,6 +1830,7 @@
           </w:tcPr>
           <w:p>
             <w:pPr>
+              <w:keepNext w:val="false"/>
               <w:spacing w:after="40" w:before="0"/>
               <w:jc w:val="left"/>
             </w:pPr>
@@ -1828,6 +1863,7 @@
           </w:tcPr>
           <w:p>
             <w:pPr>
+              <w:keepNext w:val="false"/>
               <w:spacing w:after="40" w:before="0"/>
               <w:jc w:val="left"/>
             </w:pPr>
@@ -1847,6 +1883,7 @@
           </w:p>
           <w:p>
             <w:pPr>
+              <w:keepNext w:val="false"/>
               <w:spacing w:after="40" w:before="0"/>
               <w:jc w:val="left"/>
             </w:pPr>
@@ -1881,6 +1918,7 @@
           </w:tcPr>
           <w:p>
             <w:pPr>
+              <w:keepNext w:val="false"/>
               <w:spacing w:after="40" w:before="0"/>
               <w:jc w:val="left"/>
             </w:pPr>
@@ -1913,6 +1951,7 @@
           </w:tcPr>
           <w:p>
             <w:pPr>
+              <w:keepNext w:val="false"/>
               <w:spacing w:after="40" w:before="0"/>
               <w:jc w:val="left"/>
             </w:pPr>
@@ -1932,6 +1971,7 @@
           </w:p>
           <w:p>
             <w:pPr>
+              <w:keepNext w:val="false"/>
               <w:spacing w:after="40" w:before="0"/>
               <w:jc w:val="left"/>
             </w:pPr>
@@ -1951,6 +1991,7 @@
           </w:p>
           <w:p>
             <w:pPr>
+              <w:keepNext w:val="false"/>
               <w:spacing w:after="40" w:before="0"/>
               <w:jc w:val="left"/>
             </w:pPr>
@@ -1970,6 +2011,7 @@
           </w:p>
           <w:p>
             <w:pPr>
+              <w:keepNext w:val="false"/>
               <w:spacing w:after="40" w:before="0"/>
               <w:jc w:val="left"/>
             </w:pPr>
@@ -1989,6 +2031,7 @@
           </w:p>
           <w:p>
             <w:pPr>
+              <w:keepNext w:val="false"/>
               <w:spacing w:after="40" w:before="0"/>
               <w:jc w:val="left"/>
             </w:pPr>
@@ -2008,6 +2051,7 @@
           </w:p>
           <w:p>
             <w:pPr>
+              <w:keepNext w:val="false"/>
               <w:spacing w:after="40" w:before="0"/>
               <w:jc w:val="left"/>
             </w:pPr>
@@ -2027,6 +2071,7 @@
           </w:p>
           <w:p>
             <w:pPr>
+              <w:keepNext w:val="false"/>
               <w:spacing w:after="40" w:before="0"/>
               <w:jc w:val="left"/>
             </w:pPr>
@@ -2046,6 +2091,7 @@
           </w:p>
           <w:p>
             <w:pPr>
+              <w:keepNext w:val="false"/>
               <w:spacing w:after="40" w:before="0"/>
               <w:jc w:val="left"/>
             </w:pPr>
@@ -2065,6 +2111,7 @@
           </w:p>
           <w:p>
             <w:pPr>
+              <w:keepNext w:val="false"/>
               <w:spacing w:after="40" w:before="0"/>
               <w:jc w:val="left"/>
             </w:pPr>
@@ -2084,6 +2131,7 @@
           </w:p>
           <w:p>
             <w:pPr>
+              <w:keepNext w:val="false"/>
               <w:spacing w:after="40" w:before="0"/>
               <w:jc w:val="left"/>
             </w:pPr>
@@ -2103,6 +2151,7 @@
           </w:p>
           <w:p>
             <w:pPr>
+              <w:keepNext w:val="false"/>
               <w:spacing w:after="40" w:before="0"/>
               <w:jc w:val="left"/>
             </w:pPr>
@@ -2122,6 +2171,7 @@
           </w:p>
           <w:p>
             <w:pPr>
+              <w:keepNext w:val="false"/>
               <w:spacing w:after="40" w:before="0"/>
               <w:jc w:val="left"/>
             </w:pPr>
@@ -2141,6 +2191,7 @@
           </w:p>
           <w:p>
             <w:pPr>
+              <w:keepNext w:val="false"/>
               <w:spacing w:after="40" w:before="0"/>
               <w:jc w:val="left"/>
             </w:pPr>
@@ -2160,6 +2211,7 @@
           </w:p>
           <w:p>
             <w:pPr>
+              <w:keepNext w:val="false"/>
               <w:spacing w:after="40" w:before="0"/>
               <w:jc w:val="left"/>
             </w:pPr>
@@ -2179,6 +2231,7 @@
           </w:p>
           <w:p>
             <w:pPr>
+              <w:keepNext w:val="false"/>
               <w:spacing w:after="40" w:before="0"/>
               <w:jc w:val="left"/>
             </w:pPr>
@@ -2198,6 +2251,7 @@
           </w:p>
           <w:p>
             <w:pPr>
+              <w:keepNext w:val="false"/>
               <w:spacing w:after="40" w:before="0"/>
               <w:jc w:val="left"/>
             </w:pPr>
@@ -2217,6 +2271,7 @@
           </w:p>
           <w:p>
             <w:pPr>
+              <w:keepNext w:val="false"/>
               <w:spacing w:after="40" w:before="0"/>
               <w:jc w:val="left"/>
             </w:pPr>
@@ -2236,6 +2291,7 @@
           </w:p>
           <w:p>
             <w:pPr>
+              <w:keepNext w:val="false"/>
               <w:spacing w:after="40" w:before="0"/>
               <w:jc w:val="left"/>
             </w:pPr>
@@ -2255,6 +2311,7 @@
           </w:p>
           <w:p>
             <w:pPr>
+              <w:keepNext w:val="false"/>
               <w:spacing w:after="40" w:before="0"/>
               <w:jc w:val="left"/>
             </w:pPr>
@@ -2274,6 +2331,7 @@
           </w:p>
           <w:p>
             <w:pPr>
+              <w:keepNext w:val="false"/>
               <w:spacing w:after="40" w:before="0"/>
               <w:jc w:val="left"/>
             </w:pPr>
@@ -2293,6 +2351,7 @@
           </w:p>
           <w:p>
             <w:pPr>
+              <w:keepNext w:val="false"/>
               <w:spacing w:after="40" w:before="0"/>
               <w:jc w:val="left"/>
             </w:pPr>
@@ -2312,6 +2371,7 @@
           </w:p>
           <w:p>
             <w:pPr>
+              <w:keepNext w:val="false"/>
               <w:spacing w:after="40" w:before="0"/>
               <w:jc w:val="left"/>
             </w:pPr>
@@ -2331,6 +2391,7 @@
           </w:p>
           <w:p>
             <w:pPr>
+              <w:keepNext w:val="false"/>
               <w:spacing w:after="40" w:before="0"/>
               <w:jc w:val="left"/>
             </w:pPr>
@@ -2365,6 +2426,7 @@
           </w:tcPr>
           <w:p>
             <w:pPr>
+              <w:keepNext w:val="false"/>
               <w:spacing w:after="40" w:before="0"/>
               <w:jc w:val="left"/>
             </w:pPr>
@@ -2596,7 +2658,7 @@
         </w:rPr>
         <w:t xml:space="preserve">© 2026 SeaVuria and ARES. This work is licensed under a </w:t>
       </w:r>
-      <w:hyperlink w:history="1" r:id="rIdjc_8k4-1u413ylq-oultq">
+      <w:hyperlink w:history="1" r:id="rIdxu6rdcgqarygmawywywk4">
         <w:r>
           <w:rPr>
             <w:rFonts w:ascii="Arial" w:cs="Arial" w:eastAsia="Arial" w:hAnsi="Arial"/>
@@ -2616,7 +2678,7 @@
         </w:rPr>
         <w:t xml:space="preserve"> (</w:t>
       </w:r>
-      <w:hyperlink w:history="1" r:id="rId17r6g_vsku7bqrmzdqhm5">
+      <w:hyperlink w:history="1" r:id="rIdvsxlkitgnwiojxf1fnvhv">
         <w:r>
           <w:rPr>
             <w:rFonts w:ascii="Arial" w:cs="Arial" w:eastAsia="Arial" w:hAnsi="Arial"/>
@@ -2636,7 +2698,7 @@
         </w:rPr>
         <w:t xml:space="preserve">). To view a copy of this license, visit </w:t>
       </w:r>
-      <w:hyperlink w:history="1" r:id="rIdwujqm9fpwfjul6wn6umbi">
+      <w:hyperlink w:history="1" r:id="rIdzr25shuv2_ycxhnbh892_">
         <w:r>
           <w:rPr>
             <w:rFonts w:ascii="Arial" w:cs="Arial" w:eastAsia="Arial" w:hAnsi="Arial"/>
@@ -2695,6 +2757,7 @@
           </w:tcPr>
           <w:p>
             <w:pPr>
+              <w:keepNext w:val="false"/>
               <w:spacing w:after="40" w:before="0"/>
               <w:jc w:val="center"/>
             </w:pPr>
@@ -2730,6 +2793,7 @@
           </w:tcPr>
           <w:p>
             <w:pPr>
+              <w:keepNext w:val="false"/>
               <w:spacing w:after="40" w:before="0"/>
               <w:jc w:val="center"/>
             </w:pPr>
@@ -2764,6 +2828,7 @@
           </w:tcPr>
           <w:p>
             <w:pPr>
+              <w:keepNext w:val="false"/>
               <w:spacing w:after="40" w:before="0"/>
               <w:jc w:val="left"/>
             </w:pPr>
@@ -2796,6 +2861,7 @@
           </w:tcPr>
           <w:p>
             <w:pPr>
+              <w:keepNext w:val="false"/>
               <w:spacing w:after="40" w:before="0"/>
               <w:jc w:val="left"/>
             </w:pPr>
@@ -2830,6 +2896,7 @@
           </w:tcPr>
           <w:p>
             <w:pPr>
+              <w:keepNext w:val="false"/>
               <w:spacing w:after="40" w:before="0"/>
               <w:jc w:val="left"/>
             </w:pPr>
@@ -2862,6 +2929,7 @@
           </w:tcPr>
           <w:p>
             <w:pPr>
+              <w:keepNext w:val="false"/>
               <w:spacing w:after="40" w:before="0"/>
               <w:jc w:val="left"/>
             </w:pPr>
@@ -2896,6 +2964,7 @@
           </w:tcPr>
           <w:p>
             <w:pPr>
+              <w:keepNext w:val="false"/>
               <w:spacing w:after="40" w:before="0"/>
               <w:jc w:val="left"/>
             </w:pPr>
@@ -2928,6 +2997,7 @@
           </w:tcPr>
           <w:p>
             <w:pPr>
+              <w:keepNext w:val="false"/>
               <w:spacing w:after="40" w:before="0"/>
               <w:jc w:val="left"/>
             </w:pPr>
@@ -2962,6 +3032,7 @@
           </w:tcPr>
           <w:p>
             <w:pPr>
+              <w:keepNext w:val="false"/>
               <w:spacing w:after="40" w:before="0"/>
               <w:jc w:val="left"/>
             </w:pPr>
@@ -2994,6 +3065,7 @@
           </w:tcPr>
           <w:p>
             <w:pPr>
+              <w:keepNext w:val="false"/>
               <w:spacing w:after="40" w:before="0"/>
               <w:jc w:val="left"/>
             </w:pPr>
@@ -3028,6 +3100,7 @@
           </w:tcPr>
           <w:p>
             <w:pPr>
+              <w:keepNext w:val="false"/>
               <w:spacing w:after="40" w:before="0"/>
               <w:jc w:val="left"/>
             </w:pPr>
@@ -3060,6 +3133,7 @@
           </w:tcPr>
           <w:p>
             <w:pPr>
+              <w:keepNext w:val="false"/>
               <w:spacing w:after="40" w:before="0"/>
               <w:jc w:val="left"/>
             </w:pPr>
@@ -3094,6 +3168,7 @@
           </w:tcPr>
           <w:p>
             <w:pPr>
+              <w:keepNext w:val="false"/>
               <w:spacing w:after="40" w:before="0"/>
               <w:jc w:val="left"/>
             </w:pPr>
@@ -3126,6 +3201,7 @@
           </w:tcPr>
           <w:p>
             <w:pPr>
+              <w:keepNext w:val="false"/>
               <w:spacing w:after="40" w:before="0"/>
               <w:jc w:val="left"/>
             </w:pPr>
@@ -3160,6 +3236,7 @@
           </w:tcPr>
           <w:p>
             <w:pPr>
+              <w:keepNext w:val="false"/>
               <w:spacing w:after="40" w:before="0"/>
               <w:jc w:val="left"/>
             </w:pPr>
@@ -3192,6 +3269,7 @@
           </w:tcPr>
           <w:p>
             <w:pPr>
+              <w:keepNext w:val="false"/>
               <w:spacing w:after="40" w:before="0"/>
               <w:jc w:val="left"/>
             </w:pPr>
@@ -3226,6 +3304,7 @@
           </w:tcPr>
           <w:p>
             <w:pPr>
+              <w:keepNext w:val="false"/>
               <w:spacing w:after="40" w:before="0"/>
               <w:jc w:val="left"/>
             </w:pPr>
@@ -3258,6 +3337,7 @@
           </w:tcPr>
           <w:p>
             <w:pPr>
+              <w:keepNext w:val="false"/>
               <w:spacing w:after="40" w:before="0"/>
               <w:jc w:val="left"/>
             </w:pPr>
@@ -3317,6 +3397,7 @@
           </w:tcPr>
           <w:p>
             <w:pPr>
+              <w:keepNext w:val="false"/>
               <w:spacing w:after="40" w:before="0"/>
               <w:jc w:val="center"/>
             </w:pPr>
@@ -3351,6 +3432,7 @@
           </w:tcPr>
           <w:p>
             <w:pPr>
+              <w:keepNext w:val="false"/>
               <w:spacing w:after="40" w:before="0"/>
               <w:jc w:val="left"/>
             </w:pPr>
@@ -3415,6 +3497,7 @@
           </w:tcPr>
           <w:p>
             <w:pPr>
+              <w:keepNext w:val="false"/>
               <w:spacing w:after="40" w:before="0"/>
               <w:jc w:val="center"/>
             </w:pPr>
@@ -3449,6 +3532,7 @@
           </w:tcPr>
           <w:p>
             <w:pPr>
+              <w:keepNext w:val="false"/>
               <w:spacing w:after="40" w:before="0"/>
               <w:jc w:val="left"/>
             </w:pPr>
@@ -3481,6 +3565,7 @@
           </w:tcPr>
           <w:p>
             <w:pPr>
+              <w:keepNext w:val="false"/>
               <w:spacing w:after="40" w:before="0"/>
               <w:jc w:val="left"/>
             </w:pPr>
@@ -3513,6 +3598,7 @@
           </w:tcPr>
           <w:p>
             <w:pPr>
+              <w:keepNext w:val="false"/>
               <w:spacing w:after="40" w:before="0"/>
               <w:jc w:val="left"/>
             </w:pPr>
@@ -3545,6 +3631,7 @@
           </w:tcPr>
           <w:p>
             <w:pPr>
+              <w:keepNext w:val="false"/>
               <w:spacing w:after="40" w:before="0"/>
               <w:jc w:val="left"/>
             </w:pPr>
@@ -3577,6 +3664,7 @@
           </w:tcPr>
           <w:p>
             <w:pPr>
+              <w:keepNext w:val="false"/>
               <w:spacing w:after="40" w:before="0"/>
               <w:jc w:val="left"/>
             </w:pPr>
@@ -3611,6 +3699,7 @@
           </w:tcPr>
           <w:p>
             <w:pPr>
+              <w:keepNext w:val="false"/>
               <w:spacing w:after="40" w:before="0"/>
               <w:jc w:val="left"/>
             </w:pPr>
@@ -3648,7 +3737,7 @@
             <w:pPr>
               <w:spacing w:after="20" w:before="0"/>
             </w:pPr>
-            <w:hyperlink w:history="1" r:id="rIdkkn7xnshlxncpkeadbwa-">
+            <w:hyperlink w:history="1" r:id="rIdlddlhhfbvd8qdmjxfc1pq">
               <w:r>
                 <w:rPr>
                   <w:rFonts w:ascii="Arial" w:cs="Arial" w:eastAsia="Arial" w:hAnsi="Arial"/>
@@ -3681,7 +3770,7 @@
               <w:spacing w:after="10" w:before="0"/>
               <w:ind w:left="120"/>
             </w:pPr>
-            <w:hyperlink w:history="1" r:id="rIdkdq5dc1xrw9ppozpn_kwc">
+            <w:hyperlink w:history="1" r:id="rIdgmummp4is987d4x51uzsz">
               <w:r>
                 <w:rPr>
                   <w:rFonts w:ascii="Arial" w:cs="Arial" w:eastAsia="Arial" w:hAnsi="Arial"/>
@@ -3726,7 +3815,7 @@
             <w:pPr>
               <w:spacing w:after="20" w:before="0"/>
             </w:pPr>
-            <w:hyperlink w:history="1" r:id="rIdu-42g3gfyuqqtij-1lavn">
+            <w:hyperlink w:history="1" r:id="rIdj56mysf_iricc7ytooapz">
               <w:r>
                 <w:rPr>
                   <w:rFonts w:ascii="Arial" w:cs="Arial" w:eastAsia="Arial" w:hAnsi="Arial"/>
@@ -3759,7 +3848,7 @@
               <w:spacing w:after="10" w:before="0"/>
               <w:ind w:left="120"/>
             </w:pPr>
-            <w:hyperlink w:history="1" r:id="rIdrfkjiqn8gypyaieqmsfd7">
+            <w:hyperlink w:history="1" r:id="rId3oyhqs4r0jlxrgecl8hua">
               <w:r>
                 <w:rPr>
                   <w:rFonts w:ascii="Arial" w:cs="Arial" w:eastAsia="Arial" w:hAnsi="Arial"/>
@@ -3787,6 +3876,7 @@
           </w:tcPr>
           <w:p>
             <w:pPr>
+              <w:keepNext w:val="false"/>
               <w:spacing w:after="40" w:before="0"/>
               <w:jc w:val="left"/>
             </w:pPr>
@@ -3819,6 +3909,7 @@
           </w:tcPr>
           <w:p>
             <w:pPr>
+              <w:keepNext w:val="false"/>
               <w:spacing w:after="40" w:before="0"/>
               <w:jc w:val="left"/>
             </w:pPr>
@@ -3851,6 +3942,7 @@
           </w:tcPr>
           <w:p>
             <w:pPr>
+              <w:keepNext w:val="false"/>
               <w:spacing w:after="40" w:before="0"/>
               <w:jc w:val="left"/>
             </w:pPr>
@@ -3883,6 +3975,7 @@
           </w:tcPr>
           <w:p>
             <w:pPr>
+              <w:keepNext w:val="false"/>
               <w:spacing w:after="40" w:before="0"/>
               <w:jc w:val="left"/>
             </w:pPr>
@@ -3917,6 +4010,7 @@
           </w:tcPr>
           <w:p>
             <w:pPr>
+              <w:keepNext w:val="false"/>
               <w:spacing w:after="40" w:before="0"/>
               <w:jc w:val="left"/>
             </w:pPr>
@@ -3954,7 +4048,7 @@
             <w:pPr>
               <w:spacing w:after="20" w:before="0"/>
             </w:pPr>
-            <w:hyperlink w:history="1" r:id="rIdbsbyrv5zzdlbmnt7m60na">
+            <w:hyperlink w:history="1" r:id="rIdu7jhoxnwu2udccruwxf9f">
               <w:r>
                 <w:rPr>
                   <w:rFonts w:ascii="Arial" w:cs="Arial" w:eastAsia="Arial" w:hAnsi="Arial"/>
@@ -3987,7 +4081,7 @@
               <w:spacing w:after="10" w:before="0"/>
               <w:ind w:left="120"/>
             </w:pPr>
-            <w:hyperlink w:history="1" r:id="rIdpggn17tx28oylauetrhfb">
+            <w:hyperlink w:history="1" r:id="rIdxpkvr7gbgg1mrphs4dmoz">
               <w:r>
                 <w:rPr>
                   <w:rFonts w:ascii="Arial" w:cs="Arial" w:eastAsia="Arial" w:hAnsi="Arial"/>
@@ -4032,7 +4126,7 @@
             <w:pPr>
               <w:spacing w:after="20" w:before="0"/>
             </w:pPr>
-            <w:hyperlink w:history="1" r:id="rId_eovoy1y3rdquhlp35_o2">
+            <w:hyperlink w:history="1" r:id="rIdgitwtv_k5nxcfccj-o9qh">
               <w:r>
                 <w:rPr>
                   <w:rFonts w:ascii="Arial" w:cs="Arial" w:eastAsia="Arial" w:hAnsi="Arial"/>
@@ -4065,7 +4159,7 @@
               <w:spacing w:after="10" w:before="0"/>
               <w:ind w:left="120"/>
             </w:pPr>
-            <w:hyperlink w:history="1" r:id="rIdp77bj59hlvpgq8o4kmkxw">
+            <w:hyperlink w:history="1" r:id="rId_giaw_ivmbd9mgdxvhxar">
               <w:r>
                 <w:rPr>
                   <w:rFonts w:ascii="Arial" w:cs="Arial" w:eastAsia="Arial" w:hAnsi="Arial"/>
@@ -4093,6 +4187,7 @@
           </w:tcPr>
           <w:p>
             <w:pPr>
+              <w:keepNext w:val="false"/>
               <w:spacing w:after="40" w:before="0"/>
               <w:jc w:val="left"/>
             </w:pPr>
@@ -4125,6 +4220,7 @@
           </w:tcPr>
           <w:p>
             <w:pPr>
+              <w:keepNext w:val="false"/>
               <w:spacing w:after="40" w:before="0"/>
               <w:jc w:val="left"/>
             </w:pPr>
@@ -4157,6 +4253,7 @@
           </w:tcPr>
           <w:p>
             <w:pPr>
+              <w:keepNext w:val="false"/>
               <w:spacing w:after="40" w:before="0"/>
               <w:jc w:val="left"/>
             </w:pPr>
@@ -4189,6 +4286,7 @@
           </w:tcPr>
           <w:p>
             <w:pPr>
+              <w:keepNext w:val="false"/>
               <w:spacing w:after="40" w:before="0"/>
               <w:jc w:val="left"/>
             </w:pPr>
@@ -4223,6 +4321,7 @@
           </w:tcPr>
           <w:p>
             <w:pPr>
+              <w:keepNext w:val="false"/>
               <w:spacing w:after="40" w:before="0"/>
               <w:jc w:val="left"/>
             </w:pPr>
@@ -4260,7 +4359,7 @@
             <w:pPr>
               <w:spacing w:after="20" w:before="0"/>
             </w:pPr>
-            <w:hyperlink w:history="1" r:id="rIdxnbkxmi0zzduvi7sslx4d">
+            <w:hyperlink w:history="1" r:id="rIdy5qdgxaqrxu0mgd6ilm3v">
               <w:r>
                 <w:rPr>
                   <w:rFonts w:ascii="Arial" w:cs="Arial" w:eastAsia="Arial" w:hAnsi="Arial"/>
@@ -4309,7 +4408,7 @@
               <w:spacing w:after="10" w:before="0"/>
               <w:ind w:left="120"/>
             </w:pPr>
-            <w:hyperlink w:history="1" r:id="rIdmkbmrfl7oq8an2g_jiln4">
+            <w:hyperlink w:history="1" r:id="rIdq0niph0ajglcwjxwz43py">
               <w:r>
                 <w:rPr>
                   <w:rFonts w:ascii="Arial" w:cs="Arial" w:eastAsia="Arial" w:hAnsi="Arial"/>
@@ -4354,7 +4453,7 @@
             <w:pPr>
               <w:spacing w:after="20" w:before="0"/>
             </w:pPr>
-            <w:hyperlink w:history="1" r:id="rIdmtbhluihehzp-elqxe64m">
+            <w:hyperlink w:history="1" r:id="rIdkxezvvcee2jf1t3otw1lb">
               <w:r>
                 <w:rPr>
                   <w:rFonts w:ascii="Arial" w:cs="Arial" w:eastAsia="Arial" w:hAnsi="Arial"/>
@@ -4403,7 +4502,7 @@
               <w:spacing w:after="10" w:before="0"/>
               <w:ind w:left="120"/>
             </w:pPr>
-            <w:hyperlink w:history="1" r:id="rIdss-iewha6vqqcn51u-ah4">
+            <w:hyperlink w:history="1" r:id="rId5vacy4qsogcu81ijsbegu">
               <w:r>
                 <w:rPr>
                   <w:rFonts w:ascii="Arial" w:cs="Arial" w:eastAsia="Arial" w:hAnsi="Arial"/>
@@ -4431,6 +4530,7 @@
           </w:tcPr>
           <w:p>
             <w:pPr>
+              <w:keepNext w:val="false"/>
               <w:spacing w:after="40" w:before="0"/>
               <w:jc w:val="left"/>
             </w:pPr>
@@ -4463,6 +4563,7 @@
           </w:tcPr>
           <w:p>
             <w:pPr>
+              <w:keepNext w:val="false"/>
               <w:spacing w:after="40" w:before="0"/>
               <w:jc w:val="left"/>
             </w:pPr>
@@ -4495,6 +4596,7 @@
           </w:tcPr>
           <w:p>
             <w:pPr>
+              <w:keepNext w:val="false"/>
               <w:spacing w:after="40" w:before="0"/>
               <w:jc w:val="left"/>
             </w:pPr>
@@ -4527,6 +4629,7 @@
           </w:tcPr>
           <w:p>
             <w:pPr>
+              <w:keepNext w:val="false"/>
               <w:spacing w:after="40" w:before="0"/>
               <w:jc w:val="left"/>
             </w:pPr>
@@ -4561,6 +4664,7 @@
           </w:tcPr>
           <w:p>
             <w:pPr>
+              <w:keepNext w:val="false"/>
               <w:spacing w:after="40" w:before="0"/>
               <w:jc w:val="left"/>
             </w:pPr>
@@ -4598,7 +4702,7 @@
             <w:pPr>
               <w:spacing w:after="20" w:before="0"/>
             </w:pPr>
-            <w:hyperlink w:history="1" r:id="rIdngpziiqdt_mzojtofl-ik">
+            <w:hyperlink w:history="1" r:id="rIds1gjgvf-gefjivpuqrcrs">
               <w:r>
                 <w:rPr>
                   <w:rFonts w:ascii="Arial" w:cs="Arial" w:eastAsia="Arial" w:hAnsi="Arial"/>
@@ -4647,7 +4751,7 @@
               <w:spacing w:after="10" w:before="0"/>
               <w:ind w:left="120"/>
             </w:pPr>
-            <w:hyperlink w:history="1" r:id="rIdtkaerwciz1hrkhekvntz3">
+            <w:hyperlink w:history="1" r:id="rIdlwawvm9gd6xpeejmm9cqm">
               <w:r>
                 <w:rPr>
                   <w:rFonts w:ascii="Arial" w:cs="Arial" w:eastAsia="Arial" w:hAnsi="Arial"/>
@@ -4692,7 +4796,7 @@
             <w:pPr>
               <w:spacing w:after="20" w:before="0"/>
             </w:pPr>
-            <w:hyperlink w:history="1" r:id="rIdt3mcd0vxphxke3-8ocpku">
+            <w:hyperlink w:history="1" r:id="rId4x5q6eunaexlsh_64ssu0">
               <w:r>
                 <w:rPr>
                   <w:rFonts w:ascii="Arial" w:cs="Arial" w:eastAsia="Arial" w:hAnsi="Arial"/>
@@ -4741,7 +4845,7 @@
               <w:spacing w:after="10" w:before="0"/>
               <w:ind w:left="120"/>
             </w:pPr>
-            <w:hyperlink w:history="1" r:id="rId8z39isvup803rabgebldi">
+            <w:hyperlink w:history="1" r:id="rIdhl9pbqyfvqsnfxt-ksxam">
               <w:r>
                 <w:rPr>
                   <w:rFonts w:ascii="Arial" w:cs="Arial" w:eastAsia="Arial" w:hAnsi="Arial"/>
@@ -4769,6 +4873,7 @@
           </w:tcPr>
           <w:p>
             <w:pPr>
+              <w:keepNext w:val="false"/>
               <w:spacing w:after="40" w:before="0"/>
               <w:jc w:val="left"/>
             </w:pPr>
@@ -4801,6 +4906,7 @@
           </w:tcPr>
           <w:p>
             <w:pPr>
+              <w:keepNext w:val="false"/>
               <w:spacing w:after="40" w:before="0"/>
               <w:jc w:val="left"/>
             </w:pPr>
@@ -4833,6 +4939,7 @@
           </w:tcPr>
           <w:p>
             <w:pPr>
+              <w:keepNext w:val="false"/>
               <w:spacing w:after="40" w:before="0"/>
               <w:jc w:val="left"/>
             </w:pPr>
@@ -4865,6 +4972,7 @@
           </w:tcPr>
           <w:p>
             <w:pPr>
+              <w:keepNext w:val="false"/>
               <w:spacing w:after="40" w:before="0"/>
               <w:jc w:val="left"/>
             </w:pPr>
@@ -4899,6 +5007,7 @@
           </w:tcPr>
           <w:p>
             <w:pPr>
+              <w:keepNext w:val="false"/>
               <w:spacing w:after="40" w:before="0"/>
               <w:jc w:val="left"/>
             </w:pPr>
@@ -4936,7 +5045,7 @@
             <w:pPr>
               <w:spacing w:after="20" w:before="0"/>
             </w:pPr>
-            <w:hyperlink w:history="1" r:id="rIdjcjrccajxnigssi2ipwc-">
+            <w:hyperlink w:history="1" r:id="rIdcmxh3ikzwyxunvuim8zma">
               <w:r>
                 <w:rPr>
                   <w:rFonts w:ascii="Arial" w:cs="Arial" w:eastAsia="Arial" w:hAnsi="Arial"/>
@@ -4985,7 +5094,7 @@
               <w:spacing w:after="10" w:before="0"/>
               <w:ind w:left="120"/>
             </w:pPr>
-            <w:hyperlink w:history="1" r:id="rId_hzjlvuri-_08h562odev">
+            <w:hyperlink w:history="1" r:id="rId9k55653nksg8hrxvodqa7">
               <w:r>
                 <w:rPr>
                   <w:rFonts w:ascii="Arial" w:cs="Arial" w:eastAsia="Arial" w:hAnsi="Arial"/>
@@ -5030,7 +5139,7 @@
             <w:pPr>
               <w:spacing w:after="20" w:before="0"/>
             </w:pPr>
-            <w:hyperlink w:history="1" r:id="rIditaxyw4hqgmw__fadmeck">
+            <w:hyperlink w:history="1" r:id="rIdyzmhh9vxff3pxvcgk39mv">
               <w:r>
                 <w:rPr>
                   <w:rFonts w:ascii="Arial" w:cs="Arial" w:eastAsia="Arial" w:hAnsi="Arial"/>
@@ -5079,7 +5188,7 @@
               <w:spacing w:after="10" w:before="0"/>
               <w:ind w:left="120"/>
             </w:pPr>
-            <w:hyperlink w:history="1" r:id="rId6wt0b2_tsoqxmg85arbis">
+            <w:hyperlink w:history="1" r:id="rIdcbypj2lbokcosjs-shpcf">
               <w:r>
                 <w:rPr>
                   <w:rFonts w:ascii="Arial" w:cs="Arial" w:eastAsia="Arial" w:hAnsi="Arial"/>
@@ -5107,6 +5216,7 @@
           </w:tcPr>
           <w:p>
             <w:pPr>
+              <w:keepNext w:val="false"/>
               <w:spacing w:after="40" w:before="0"/>
               <w:jc w:val="left"/>
             </w:pPr>
@@ -5139,6 +5249,7 @@
           </w:tcPr>
           <w:p>
             <w:pPr>
+              <w:keepNext w:val="false"/>
               <w:spacing w:after="40" w:before="0"/>
               <w:jc w:val="left"/>
             </w:pPr>
@@ -5171,6 +5282,7 @@
           </w:tcPr>
           <w:p>
             <w:pPr>
+              <w:keepNext w:val="false"/>
               <w:spacing w:after="40" w:before="0"/>
               <w:jc w:val="left"/>
             </w:pPr>
@@ -5203,6 +5315,7 @@
           </w:tcPr>
           <w:p>
             <w:pPr>
+              <w:keepNext w:val="false"/>
               <w:spacing w:after="40" w:before="0"/>
               <w:jc w:val="left"/>
             </w:pPr>
@@ -5262,6 +5375,7 @@
           </w:tcPr>
           <w:p>
             <w:pPr>
+              <w:keepNext w:val="false"/>
               <w:spacing w:after="40" w:before="0"/>
               <w:jc w:val="center"/>
             </w:pPr>
@@ -5296,6 +5410,7 @@
           </w:tcPr>
           <w:p>
             <w:pPr>
+              <w:keepNext w:val="false"/>
               <w:spacing w:after="40" w:before="0"/>
               <w:jc w:val="left"/>
             </w:pPr>
@@ -5357,6 +5472,7 @@
           </w:tcPr>
           <w:p>
             <w:pPr>
+              <w:keepNext w:val="false"/>
               <w:spacing w:after="40" w:before="0"/>
               <w:jc w:val="center"/>
             </w:pPr>
@@ -5391,6 +5507,7 @@
           </w:tcPr>
           <w:p>
             <w:pPr>
+              <w:keepNext w:val="false"/>
               <w:spacing w:after="40" w:before="0"/>
               <w:jc w:val="left"/>
             </w:pPr>
@@ -5423,6 +5540,7 @@
           </w:tcPr>
           <w:p>
             <w:pPr>
+              <w:keepNext w:val="false"/>
               <w:spacing w:after="40" w:before="0"/>
               <w:jc w:val="left"/>
             </w:pPr>
@@ -5457,6 +5575,7 @@
           </w:tcPr>
           <w:p>
             <w:pPr>
+              <w:keepNext w:val="false"/>
               <w:spacing w:after="40" w:before="0"/>
               <w:jc w:val="left"/>
             </w:pPr>
@@ -5489,6 +5608,7 @@
           </w:tcPr>
           <w:p>
             <w:pPr>
+              <w:keepNext w:val="false"/>
               <w:spacing w:after="40" w:before="0"/>
               <w:jc w:val="left"/>
             </w:pPr>
@@ -5523,6 +5643,7 @@
           </w:tcPr>
           <w:p>
             <w:pPr>
+              <w:keepNext w:val="false"/>
               <w:spacing w:after="40" w:before="0"/>
               <w:jc w:val="left"/>
             </w:pPr>
@@ -5555,6 +5676,7 @@
           </w:tcPr>
           <w:p>
             <w:pPr>
+              <w:keepNext w:val="false"/>
               <w:spacing w:after="40" w:before="0"/>
               <w:jc w:val="left"/>
             </w:pPr>
@@ -5591,7 +5713,7 @@
         </w:rPr>
         <w:t xml:space="preserve">© 2026 SeaVuria and ARES. Aligned with KICD objectives. Developed by SeaVuria; technical implementation by ARES (with AI assistance from Claude). Licensed under </w:t>
       </w:r>
-      <w:hyperlink w:history="1" r:id="rIdxufg9ogbsxqae6svilsa_">
+      <w:hyperlink w:history="1" r:id="rIdhxuue6pow0ftnkd90uxxw">
         <w:r>
           <w:rPr>
             <w:rFonts w:ascii="Arial" w:cs="Arial" w:eastAsia="Arial" w:hAnsi="Arial"/>
@@ -5612,7 +5734,7 @@
         </w:rPr>
         <w:t xml:space="preserve"> (</w:t>
       </w:r>
-      <w:hyperlink w:history="1" r:id="rId2bqsiiwrva65bxbypdh-h">
+      <w:hyperlink w:history="1" r:id="rIdbfrsjfsdgtzzeardgktaf">
         <w:r>
           <w:rPr>
             <w:rFonts w:ascii="Arial" w:cs="Arial" w:eastAsia="Arial" w:hAnsi="Arial"/>
@@ -5672,6 +5794,7 @@
           </w:tcPr>
           <w:p>
             <w:pPr>
+              <w:keepNext w:val="false"/>
               <w:spacing w:after="40" w:before="0"/>
               <w:jc w:val="center"/>
             </w:pPr>
@@ -5707,6 +5830,7 @@
           </w:tcPr>
           <w:p>
             <w:pPr>
+              <w:keepNext w:val="false"/>
               <w:spacing w:after="40" w:before="0"/>
               <w:jc w:val="center"/>
             </w:pPr>
@@ -5741,6 +5865,7 @@
           </w:tcPr>
           <w:p>
             <w:pPr>
+              <w:keepNext w:val="false"/>
               <w:spacing w:after="40" w:before="0"/>
               <w:jc w:val="left"/>
             </w:pPr>
@@ -5773,6 +5898,7 @@
           </w:tcPr>
           <w:p>
             <w:pPr>
+              <w:keepNext w:val="false"/>
               <w:spacing w:after="40" w:before="0"/>
               <w:jc w:val="left"/>
             </w:pPr>
@@ -5807,6 +5933,7 @@
           </w:tcPr>
           <w:p>
             <w:pPr>
+              <w:keepNext w:val="false"/>
               <w:spacing w:after="40" w:before="0"/>
               <w:jc w:val="left"/>
             </w:pPr>
@@ -5839,6 +5966,7 @@
           </w:tcPr>
           <w:p>
             <w:pPr>
+              <w:keepNext w:val="false"/>
               <w:spacing w:after="40" w:before="0"/>
               <w:jc w:val="left"/>
             </w:pPr>
@@ -5873,6 +6001,7 @@
           </w:tcPr>
           <w:p>
             <w:pPr>
+              <w:keepNext w:val="false"/>
               <w:spacing w:after="40" w:before="0"/>
               <w:jc w:val="left"/>
             </w:pPr>
@@ -5905,6 +6034,7 @@
           </w:tcPr>
           <w:p>
             <w:pPr>
+              <w:keepNext w:val="false"/>
               <w:spacing w:after="40" w:before="0"/>
               <w:jc w:val="left"/>
             </w:pPr>
@@ -5939,6 +6069,7 @@
           </w:tcPr>
           <w:p>
             <w:pPr>
+              <w:keepNext w:val="false"/>
               <w:spacing w:after="40" w:before="0"/>
               <w:jc w:val="left"/>
             </w:pPr>
@@ -5971,6 +6102,7 @@
           </w:tcPr>
           <w:p>
             <w:pPr>
+              <w:keepNext w:val="false"/>
               <w:spacing w:after="40" w:before="0"/>
               <w:jc w:val="left"/>
             </w:pPr>
@@ -6005,6 +6137,7 @@
           </w:tcPr>
           <w:p>
             <w:pPr>
+              <w:keepNext w:val="false"/>
               <w:spacing w:after="40" w:before="0"/>
               <w:jc w:val="left"/>
             </w:pPr>
@@ -6037,6 +6170,7 @@
           </w:tcPr>
           <w:p>
             <w:pPr>
+              <w:keepNext w:val="false"/>
               <w:spacing w:after="40" w:before="0"/>
               <w:jc w:val="left"/>
             </w:pPr>
@@ -6071,6 +6205,7 @@
           </w:tcPr>
           <w:p>
             <w:pPr>
+              <w:keepNext w:val="false"/>
               <w:spacing w:after="40" w:before="0"/>
               <w:jc w:val="left"/>
             </w:pPr>
@@ -6103,6 +6238,7 @@
           </w:tcPr>
           <w:p>
             <w:pPr>
+              <w:keepNext w:val="false"/>
               <w:spacing w:after="40" w:before="0"/>
               <w:jc w:val="left"/>
             </w:pPr>
@@ -6137,6 +6273,7 @@
           </w:tcPr>
           <w:p>
             <w:pPr>
+              <w:keepNext w:val="false"/>
               <w:spacing w:after="40" w:before="0"/>
               <w:jc w:val="left"/>
             </w:pPr>
@@ -6169,6 +6306,7 @@
           </w:tcPr>
           <w:p>
             <w:pPr>
+              <w:keepNext w:val="false"/>
               <w:spacing w:after="40" w:before="0"/>
               <w:jc w:val="left"/>
             </w:pPr>
@@ -6203,6 +6341,7 @@
           </w:tcPr>
           <w:p>
             <w:pPr>
+              <w:keepNext w:val="false"/>
               <w:spacing w:after="40" w:before="0"/>
               <w:jc w:val="left"/>
             </w:pPr>
@@ -6235,6 +6374,7 @@
           </w:tcPr>
           <w:p>
             <w:pPr>
+              <w:keepNext w:val="false"/>
               <w:spacing w:after="40" w:before="0"/>
               <w:jc w:val="left"/>
             </w:pPr>
@@ -6294,6 +6434,7 @@
           </w:tcPr>
           <w:p>
             <w:pPr>
+              <w:keepNext w:val="false"/>
               <w:spacing w:after="40" w:before="0"/>
               <w:jc w:val="center"/>
             </w:pPr>
@@ -6328,6 +6469,7 @@
           </w:tcPr>
           <w:p>
             <w:pPr>
+              <w:keepNext w:val="false"/>
               <w:spacing w:after="40" w:before="0"/>
               <w:jc w:val="left"/>
             </w:pPr>
@@ -6392,6 +6534,7 @@
           </w:tcPr>
           <w:p>
             <w:pPr>
+              <w:keepNext w:val="false"/>
               <w:spacing w:after="40" w:before="0"/>
               <w:jc w:val="center"/>
             </w:pPr>
@@ -6426,6 +6569,7 @@
           </w:tcPr>
           <w:p>
             <w:pPr>
+              <w:keepNext w:val="false"/>
               <w:spacing w:after="40" w:before="0"/>
               <w:jc w:val="left"/>
             </w:pPr>
@@ -6458,6 +6602,7 @@
           </w:tcPr>
           <w:p>
             <w:pPr>
+              <w:keepNext w:val="false"/>
               <w:spacing w:after="40" w:before="0"/>
               <w:jc w:val="left"/>
             </w:pPr>
@@ -6490,6 +6635,7 @@
           </w:tcPr>
           <w:p>
             <w:pPr>
+              <w:keepNext w:val="false"/>
               <w:spacing w:after="40" w:before="0"/>
               <w:jc w:val="left"/>
             </w:pPr>
@@ -6522,6 +6668,7 @@
           </w:tcPr>
           <w:p>
             <w:pPr>
+              <w:keepNext w:val="false"/>
               <w:spacing w:after="40" w:before="0"/>
               <w:jc w:val="left"/>
             </w:pPr>
@@ -6554,6 +6701,7 @@
           </w:tcPr>
           <w:p>
             <w:pPr>
+              <w:keepNext w:val="false"/>
               <w:spacing w:after="40" w:before="0"/>
               <w:jc w:val="left"/>
             </w:pPr>
@@ -6588,6 +6736,7 @@
           </w:tcPr>
           <w:p>
             <w:pPr>
+              <w:keepNext w:val="false"/>
               <w:spacing w:after="40" w:before="0"/>
               <w:jc w:val="left"/>
             </w:pPr>
@@ -6625,7 +6774,7 @@
             <w:pPr>
               <w:spacing w:after="20" w:before="0"/>
             </w:pPr>
-            <w:hyperlink w:history="1" r:id="rIdop7ffkqdd3xlerxnthzp-">
+            <w:hyperlink w:history="1" r:id="rIdjr6dczknobxyb6ceyv2ds">
               <w:r>
                 <w:rPr>
                   <w:rFonts w:ascii="Arial" w:cs="Arial" w:eastAsia="Arial" w:hAnsi="Arial"/>
@@ -6658,7 +6807,7 @@
               <w:spacing w:after="10" w:before="0"/>
               <w:ind w:left="120"/>
             </w:pPr>
-            <w:hyperlink w:history="1" r:id="rId3oijnh2hnsvo_54ktdjgd">
+            <w:hyperlink w:history="1" r:id="rIdromowdop2k4ukew6_kmcn">
               <w:r>
                 <w:rPr>
                   <w:rFonts w:ascii="Arial" w:cs="Arial" w:eastAsia="Arial" w:hAnsi="Arial"/>
@@ -6703,7 +6852,7 @@
             <w:pPr>
               <w:spacing w:after="20" w:before="0"/>
             </w:pPr>
-            <w:hyperlink w:history="1" r:id="rIdatwg6zxlxsec4cvlxtj9p">
+            <w:hyperlink w:history="1" r:id="rIdwkrdbcxcldykc3sa4e9uq">
               <w:r>
                 <w:rPr>
                   <w:rFonts w:ascii="Arial" w:cs="Arial" w:eastAsia="Arial" w:hAnsi="Arial"/>
@@ -6736,7 +6885,7 @@
               <w:spacing w:after="10" w:before="0"/>
               <w:ind w:left="120"/>
             </w:pPr>
-            <w:hyperlink w:history="1" r:id="rIddfwwffliwoa9h_418aiio">
+            <w:hyperlink w:history="1" r:id="rIdit-nquipavrt1v-vuuokw">
               <w:r>
                 <w:rPr>
                   <w:rFonts w:ascii="Arial" w:cs="Arial" w:eastAsia="Arial" w:hAnsi="Arial"/>
@@ -6764,6 +6913,7 @@
           </w:tcPr>
           <w:p>
             <w:pPr>
+              <w:keepNext w:val="false"/>
               <w:spacing w:after="40" w:before="0"/>
               <w:jc w:val="left"/>
             </w:pPr>
@@ -6796,6 +6946,7 @@
           </w:tcPr>
           <w:p>
             <w:pPr>
+              <w:keepNext w:val="false"/>
               <w:spacing w:after="40" w:before="0"/>
               <w:jc w:val="left"/>
             </w:pPr>
@@ -6828,6 +6979,7 @@
           </w:tcPr>
           <w:p>
             <w:pPr>
+              <w:keepNext w:val="false"/>
               <w:spacing w:after="40" w:before="0"/>
               <w:jc w:val="left"/>
             </w:pPr>
@@ -6860,6 +7012,7 @@
           </w:tcPr>
           <w:p>
             <w:pPr>
+              <w:keepNext w:val="false"/>
               <w:spacing w:after="40" w:before="0"/>
               <w:jc w:val="left"/>
             </w:pPr>
@@ -6894,6 +7047,7 @@
           </w:tcPr>
           <w:p>
             <w:pPr>
+              <w:keepNext w:val="false"/>
               <w:spacing w:after="40" w:before="0"/>
               <w:jc w:val="left"/>
             </w:pPr>
@@ -6931,7 +7085,7 @@
             <w:pPr>
               <w:spacing w:after="20" w:before="0"/>
             </w:pPr>
-            <w:hyperlink w:history="1" r:id="rIdeyshuxcendeqgcwyy4wp0">
+            <w:hyperlink w:history="1" r:id="rIddibiw4tzr1e8ipjjx-ijb">
               <w:r>
                 <w:rPr>
                   <w:rFonts w:ascii="Arial" w:cs="Arial" w:eastAsia="Arial" w:hAnsi="Arial"/>
@@ -6964,7 +7118,7 @@
               <w:spacing w:after="10" w:before="0"/>
               <w:ind w:left="120"/>
             </w:pPr>
-            <w:hyperlink w:history="1" r:id="rId_o8_nmygojamrpq7lwkkb">
+            <w:hyperlink w:history="1" r:id="rIdazjjsabb8zvhib9qomtrk">
               <w:r>
                 <w:rPr>
                   <w:rFonts w:ascii="Arial" w:cs="Arial" w:eastAsia="Arial" w:hAnsi="Arial"/>
@@ -7009,7 +7163,7 @@
             <w:pPr>
               <w:spacing w:after="20" w:before="0"/>
             </w:pPr>
-            <w:hyperlink w:history="1" r:id="rIdhbilxx05aibwurjm-o-ph">
+            <w:hyperlink w:history="1" r:id="rIdz9pomyle4oba-dgrwnwlf">
               <w:r>
                 <w:rPr>
                   <w:rFonts w:ascii="Arial" w:cs="Arial" w:eastAsia="Arial" w:hAnsi="Arial"/>
@@ -7042,7 +7196,7 @@
               <w:spacing w:after="10" w:before="0"/>
               <w:ind w:left="120"/>
             </w:pPr>
-            <w:hyperlink w:history="1" r:id="rIdlzu-gpnsq_8bqnc6z0szq">
+            <w:hyperlink w:history="1" r:id="rIdximtrprnwnlpnk4vu_9hy">
               <w:r>
                 <w:rPr>
                   <w:rFonts w:ascii="Arial" w:cs="Arial" w:eastAsia="Arial" w:hAnsi="Arial"/>
@@ -7070,6 +7224,7 @@
           </w:tcPr>
           <w:p>
             <w:pPr>
+              <w:keepNext w:val="false"/>
               <w:spacing w:after="40" w:before="0"/>
               <w:jc w:val="left"/>
             </w:pPr>
@@ -7102,6 +7257,7 @@
           </w:tcPr>
           <w:p>
             <w:pPr>
+              <w:keepNext w:val="false"/>
               <w:spacing w:after="40" w:before="0"/>
               <w:jc w:val="left"/>
             </w:pPr>
@@ -7134,6 +7290,7 @@
           </w:tcPr>
           <w:p>
             <w:pPr>
+              <w:keepNext w:val="false"/>
               <w:spacing w:after="40" w:before="0"/>
               <w:jc w:val="left"/>
             </w:pPr>
@@ -7166,6 +7323,7 @@
           </w:tcPr>
           <w:p>
             <w:pPr>
+              <w:keepNext w:val="false"/>
               <w:spacing w:after="40" w:before="0"/>
               <w:jc w:val="left"/>
             </w:pPr>
@@ -7200,6 +7358,7 @@
           </w:tcPr>
           <w:p>
             <w:pPr>
+              <w:keepNext w:val="false"/>
               <w:spacing w:after="40" w:before="0"/>
               <w:jc w:val="left"/>
             </w:pPr>
@@ -7237,7 +7396,7 @@
             <w:pPr>
               <w:spacing w:after="20" w:before="0"/>
             </w:pPr>
-            <w:hyperlink w:history="1" r:id="rIdeshgxb0fwno3tvnp9r1s9">
+            <w:hyperlink w:history="1" r:id="rId1y-q0_gpjjn6gt9vum0tl">
               <w:r>
                 <w:rPr>
                   <w:rFonts w:ascii="Arial" w:cs="Arial" w:eastAsia="Arial" w:hAnsi="Arial"/>
@@ -7286,7 +7445,7 @@
               <w:spacing w:after="10" w:before="0"/>
               <w:ind w:left="120"/>
             </w:pPr>
-            <w:hyperlink w:history="1" r:id="rId3tyaxs-gh-3s4orfmmukv">
+            <w:hyperlink w:history="1" r:id="rIdetjkhuah7a7hu3iblwrya">
               <w:r>
                 <w:rPr>
                   <w:rFonts w:ascii="Arial" w:cs="Arial" w:eastAsia="Arial" w:hAnsi="Arial"/>
@@ -7331,7 +7490,7 @@
             <w:pPr>
               <w:spacing w:after="20" w:before="0"/>
             </w:pPr>
-            <w:hyperlink w:history="1" r:id="rIdnaiwh9dgdl8rwmgqir6_s">
+            <w:hyperlink w:history="1" r:id="rIdczisjwnrl9k03xn3osir5">
               <w:r>
                 <w:rPr>
                   <w:rFonts w:ascii="Arial" w:cs="Arial" w:eastAsia="Arial" w:hAnsi="Arial"/>
@@ -7364,7 +7523,7 @@
               <w:spacing w:after="10" w:before="0"/>
               <w:ind w:left="120"/>
             </w:pPr>
-            <w:hyperlink w:history="1" r:id="rIdrxpaiqxurhjccjsl-qtre">
+            <w:hyperlink w:history="1" r:id="rIdtczqxp_nadl6rujt7f0pv">
               <w:r>
                 <w:rPr>
                   <w:rFonts w:ascii="Arial" w:cs="Arial" w:eastAsia="Arial" w:hAnsi="Arial"/>
@@ -7392,6 +7551,7 @@
           </w:tcPr>
           <w:p>
             <w:pPr>
+              <w:keepNext w:val="false"/>
               <w:spacing w:after="40" w:before="0"/>
               <w:jc w:val="left"/>
             </w:pPr>
@@ -7424,6 +7584,7 @@
           </w:tcPr>
           <w:p>
             <w:pPr>
+              <w:keepNext w:val="false"/>
               <w:spacing w:after="40" w:before="0"/>
               <w:jc w:val="left"/>
             </w:pPr>
@@ -7456,6 +7617,7 @@
           </w:tcPr>
           <w:p>
             <w:pPr>
+              <w:keepNext w:val="false"/>
               <w:spacing w:after="40" w:before="0"/>
               <w:jc w:val="left"/>
             </w:pPr>
@@ -7488,6 +7650,7 @@
           </w:tcPr>
           <w:p>
             <w:pPr>
+              <w:keepNext w:val="false"/>
               <w:spacing w:after="40" w:before="0"/>
               <w:jc w:val="left"/>
             </w:pPr>
@@ -7522,6 +7685,7 @@
           </w:tcPr>
           <w:p>
             <w:pPr>
+              <w:keepNext w:val="false"/>
               <w:spacing w:after="40" w:before="0"/>
               <w:jc w:val="left"/>
             </w:pPr>
@@ -7559,7 +7723,7 @@
             <w:pPr>
               <w:spacing w:after="20" w:before="0"/>
             </w:pPr>
-            <w:hyperlink w:history="1" r:id="rId6woh1jl9sysh7dnr1imet">
+            <w:hyperlink w:history="1" r:id="rIdywdqj3ro_rltbk7oqabag">
               <w:r>
                 <w:rPr>
                   <w:rFonts w:ascii="Arial" w:cs="Arial" w:eastAsia="Arial" w:hAnsi="Arial"/>
@@ -7608,7 +7772,7 @@
               <w:spacing w:after="10" w:before="0"/>
               <w:ind w:left="120"/>
             </w:pPr>
-            <w:hyperlink w:history="1" r:id="rIddlbvwt2y9cemv8s_qdtkb">
+            <w:hyperlink w:history="1" r:id="rId4wnlc5k3feuapcs_xeijc">
               <w:r>
                 <w:rPr>
                   <w:rFonts w:ascii="Arial" w:cs="Arial" w:eastAsia="Arial" w:hAnsi="Arial"/>
@@ -7653,7 +7817,7 @@
             <w:pPr>
               <w:spacing w:after="20" w:before="0"/>
             </w:pPr>
-            <w:hyperlink w:history="1" r:id="rId1su-1hffdrjpt-7ir3mc_">
+            <w:hyperlink w:history="1" r:id="rIdohwwhld0czhlmogjqg2cr">
               <w:r>
                 <w:rPr>
                   <w:rFonts w:ascii="Arial" w:cs="Arial" w:eastAsia="Arial" w:hAnsi="Arial"/>
@@ -7686,7 +7850,7 @@
               <w:spacing w:after="10" w:before="0"/>
               <w:ind w:left="120"/>
             </w:pPr>
-            <w:hyperlink w:history="1" r:id="rIdsp0shjupz3a4z2wht7pli">
+            <w:hyperlink w:history="1" r:id="rIdvdibdrpb6a3fcbjx9xosw">
               <w:r>
                 <w:rPr>
                   <w:rFonts w:ascii="Arial" w:cs="Arial" w:eastAsia="Arial" w:hAnsi="Arial"/>
@@ -7714,6 +7878,7 @@
           </w:tcPr>
           <w:p>
             <w:pPr>
+              <w:keepNext w:val="false"/>
               <w:spacing w:after="40" w:before="0"/>
               <w:jc w:val="left"/>
             </w:pPr>
@@ -7746,6 +7911,7 @@
           </w:tcPr>
           <w:p>
             <w:pPr>
+              <w:keepNext w:val="false"/>
               <w:spacing w:after="40" w:before="0"/>
               <w:jc w:val="left"/>
             </w:pPr>
@@ -7778,6 +7944,7 @@
           </w:tcPr>
           <w:p>
             <w:pPr>
+              <w:keepNext w:val="false"/>
               <w:spacing w:after="40" w:before="0"/>
               <w:jc w:val="left"/>
             </w:pPr>
@@ -7810,6 +7977,7 @@
           </w:tcPr>
           <w:p>
             <w:pPr>
+              <w:keepNext w:val="false"/>
               <w:spacing w:after="40" w:before="0"/>
               <w:jc w:val="left"/>
             </w:pPr>
@@ -7844,6 +8012,7 @@
           </w:tcPr>
           <w:p>
             <w:pPr>
+              <w:keepNext w:val="false"/>
               <w:spacing w:after="40" w:before="0"/>
               <w:jc w:val="left"/>
             </w:pPr>
@@ -7881,7 +8050,7 @@
             <w:pPr>
               <w:spacing w:after="20" w:before="0"/>
             </w:pPr>
-            <w:hyperlink w:history="1" r:id="rIdakpwrmwxpcuedstfaxcx0">
+            <w:hyperlink w:history="1" r:id="rIdlpkujj5fro8jhnlwwkvjc">
               <w:r>
                 <w:rPr>
                   <w:rFonts w:ascii="Arial" w:cs="Arial" w:eastAsia="Arial" w:hAnsi="Arial"/>
@@ -7930,7 +8099,7 @@
               <w:spacing w:after="10" w:before="0"/>
               <w:ind w:left="120"/>
             </w:pPr>
-            <w:hyperlink w:history="1" r:id="rIdmfigcixv0v_xst8qpvoz7">
+            <w:hyperlink w:history="1" r:id="rIdkykajzeicsjogxgyubizz">
               <w:r>
                 <w:rPr>
                   <w:rFonts w:ascii="Arial" w:cs="Arial" w:eastAsia="Arial" w:hAnsi="Arial"/>
@@ -7975,7 +8144,7 @@
             <w:pPr>
               <w:spacing w:after="20" w:before="0"/>
             </w:pPr>
-            <w:hyperlink w:history="1" r:id="rIdwnchvp-htcqaxszhaddpl">
+            <w:hyperlink w:history="1" r:id="rIdpx7hy7zuokvh7liwtslf6">
               <w:r>
                 <w:rPr>
                   <w:rFonts w:ascii="Arial" w:cs="Arial" w:eastAsia="Arial" w:hAnsi="Arial"/>
@@ -8008,7 +8177,7 @@
               <w:spacing w:after="10" w:before="0"/>
               <w:ind w:left="120"/>
             </w:pPr>
-            <w:hyperlink w:history="1" r:id="rId__4f_ptz5srkwm6t-liog">
+            <w:hyperlink w:history="1" r:id="rIdxweldlugpbvn4ug9t8sk7">
               <w:r>
                 <w:rPr>
                   <w:rFonts w:ascii="Arial" w:cs="Arial" w:eastAsia="Arial" w:hAnsi="Arial"/>
@@ -8036,6 +8205,7 @@
           </w:tcPr>
           <w:p>
             <w:pPr>
+              <w:keepNext w:val="false"/>
               <w:spacing w:after="40" w:before="0"/>
               <w:jc w:val="left"/>
             </w:pPr>
@@ -8068,6 +8238,7 @@
           </w:tcPr>
           <w:p>
             <w:pPr>
+              <w:keepNext w:val="false"/>
               <w:spacing w:after="40" w:before="0"/>
               <w:jc w:val="left"/>
             </w:pPr>
@@ -8100,6 +8271,7 @@
           </w:tcPr>
           <w:p>
             <w:pPr>
+              <w:keepNext w:val="false"/>
               <w:spacing w:after="40" w:before="0"/>
               <w:jc w:val="left"/>
             </w:pPr>
@@ -8132,6 +8304,7 @@
           </w:tcPr>
           <w:p>
             <w:pPr>
+              <w:keepNext w:val="false"/>
               <w:spacing w:after="40" w:before="0"/>
               <w:jc w:val="left"/>
             </w:pPr>
@@ -8191,6 +8364,7 @@
           </w:tcPr>
           <w:p>
             <w:pPr>
+              <w:keepNext w:val="false"/>
               <w:spacing w:after="40" w:before="0"/>
               <w:jc w:val="center"/>
             </w:pPr>
@@ -8225,6 +8399,7 @@
           </w:tcPr>
           <w:p>
             <w:pPr>
+              <w:keepNext w:val="false"/>
               <w:spacing w:after="40" w:before="0"/>
               <w:jc w:val="left"/>
             </w:pPr>
@@ -8286,6 +8461,7 @@
           </w:tcPr>
           <w:p>
             <w:pPr>
+              <w:keepNext w:val="false"/>
               <w:spacing w:after="40" w:before="0"/>
               <w:jc w:val="center"/>
             </w:pPr>
@@ -8320,6 +8496,7 @@
           </w:tcPr>
           <w:p>
             <w:pPr>
+              <w:keepNext w:val="false"/>
               <w:spacing w:after="40" w:before="0"/>
               <w:jc w:val="left"/>
             </w:pPr>
@@ -8352,6 +8529,7 @@
           </w:tcPr>
           <w:p>
             <w:pPr>
+              <w:keepNext w:val="false"/>
               <w:spacing w:after="40" w:before="0"/>
               <w:jc w:val="left"/>
             </w:pPr>
@@ -8386,6 +8564,7 @@
           </w:tcPr>
           <w:p>
             <w:pPr>
+              <w:keepNext w:val="false"/>
               <w:spacing w:after="40" w:before="0"/>
               <w:jc w:val="left"/>
             </w:pPr>
@@ -8418,6 +8597,7 @@
           </w:tcPr>
           <w:p>
             <w:pPr>
+              <w:keepNext w:val="false"/>
               <w:spacing w:after="40" w:before="0"/>
               <w:jc w:val="left"/>
             </w:pPr>
@@ -8452,6 +8632,7 @@
           </w:tcPr>
           <w:p>
             <w:pPr>
+              <w:keepNext w:val="false"/>
               <w:spacing w:after="40" w:before="0"/>
               <w:jc w:val="left"/>
             </w:pPr>
@@ -8484,6 +8665,7 @@
           </w:tcPr>
           <w:p>
             <w:pPr>
+              <w:keepNext w:val="false"/>
               <w:spacing w:after="40" w:before="0"/>
               <w:jc w:val="left"/>
             </w:pPr>
@@ -8520,7 +8702,7 @@
         </w:rPr>
         <w:t xml:space="preserve">© 2026 SeaVuria and ARES. Aligned with KICD objectives. Developed by SeaVuria; technical implementation by ARES (with AI assistance from Claude). Licensed under </w:t>
       </w:r>
-      <w:hyperlink w:history="1" r:id="rId32d-hxp9zjxq6uwz6zcin">
+      <w:hyperlink w:history="1" r:id="rIdqrglgecuqm33upzfrazga">
         <w:r>
           <w:rPr>
             <w:rFonts w:ascii="Arial" w:cs="Arial" w:eastAsia="Arial" w:hAnsi="Arial"/>
@@ -8541,7 +8723,7 @@
         </w:rPr>
         <w:t xml:space="preserve"> (</w:t>
       </w:r>
-      <w:hyperlink w:history="1" r:id="rIdlyc5rx_yxv3kzgyigd2vi">
+      <w:hyperlink w:history="1" r:id="rIdz4ictkgro99wwypcqkiaa">
         <w:r>
           <w:rPr>
             <w:rFonts w:ascii="Arial" w:cs="Arial" w:eastAsia="Arial" w:hAnsi="Arial"/>
@@ -8601,6 +8783,7 @@
           </w:tcPr>
           <w:p>
             <w:pPr>
+              <w:keepNext w:val="false"/>
               <w:spacing w:after="40" w:before="0"/>
               <w:jc w:val="center"/>
             </w:pPr>
@@ -8636,6 +8819,7 @@
           </w:tcPr>
           <w:p>
             <w:pPr>
+              <w:keepNext w:val="false"/>
               <w:spacing w:after="40" w:before="0"/>
               <w:jc w:val="center"/>
             </w:pPr>
@@ -8670,6 +8854,7 @@
           </w:tcPr>
           <w:p>
             <w:pPr>
+              <w:keepNext w:val="false"/>
               <w:spacing w:after="40" w:before="0"/>
               <w:jc w:val="left"/>
             </w:pPr>
@@ -8702,6 +8887,7 @@
           </w:tcPr>
           <w:p>
             <w:pPr>
+              <w:keepNext w:val="false"/>
               <w:spacing w:after="40" w:before="0"/>
               <w:jc w:val="left"/>
             </w:pPr>
@@ -8736,6 +8922,7 @@
           </w:tcPr>
           <w:p>
             <w:pPr>
+              <w:keepNext w:val="false"/>
               <w:spacing w:after="40" w:before="0"/>
               <w:jc w:val="left"/>
             </w:pPr>
@@ -8768,6 +8955,7 @@
           </w:tcPr>
           <w:p>
             <w:pPr>
+              <w:keepNext w:val="false"/>
               <w:spacing w:after="40" w:before="0"/>
               <w:jc w:val="left"/>
             </w:pPr>
@@ -8802,6 +8990,7 @@
           </w:tcPr>
           <w:p>
             <w:pPr>
+              <w:keepNext w:val="false"/>
               <w:spacing w:after="40" w:before="0"/>
               <w:jc w:val="left"/>
             </w:pPr>
@@ -8834,6 +9023,7 @@
           </w:tcPr>
           <w:p>
             <w:pPr>
+              <w:keepNext w:val="false"/>
               <w:spacing w:after="40" w:before="0"/>
               <w:jc w:val="left"/>
             </w:pPr>
@@ -8868,6 +9058,7 @@
           </w:tcPr>
           <w:p>
             <w:pPr>
+              <w:keepNext w:val="false"/>
               <w:spacing w:after="40" w:before="0"/>
               <w:jc w:val="left"/>
             </w:pPr>
@@ -8900,6 +9091,7 @@
           </w:tcPr>
           <w:p>
             <w:pPr>
+              <w:keepNext w:val="false"/>
               <w:spacing w:after="40" w:before="0"/>
               <w:jc w:val="left"/>
             </w:pPr>
@@ -8934,6 +9126,7 @@
           </w:tcPr>
           <w:p>
             <w:pPr>
+              <w:keepNext w:val="false"/>
               <w:spacing w:after="40" w:before="0"/>
               <w:jc w:val="left"/>
             </w:pPr>
@@ -8966,6 +9159,7 @@
           </w:tcPr>
           <w:p>
             <w:pPr>
+              <w:keepNext w:val="false"/>
               <w:spacing w:after="40" w:before="0"/>
               <w:jc w:val="left"/>
             </w:pPr>
@@ -9000,6 +9194,7 @@
           </w:tcPr>
           <w:p>
             <w:pPr>
+              <w:keepNext w:val="false"/>
               <w:spacing w:after="40" w:before="0"/>
               <w:jc w:val="left"/>
             </w:pPr>
@@ -9032,6 +9227,7 @@
           </w:tcPr>
           <w:p>
             <w:pPr>
+              <w:keepNext w:val="false"/>
               <w:spacing w:after="40" w:before="0"/>
               <w:jc w:val="left"/>
             </w:pPr>
@@ -9066,6 +9262,7 @@
           </w:tcPr>
           <w:p>
             <w:pPr>
+              <w:keepNext w:val="false"/>
               <w:spacing w:after="40" w:before="0"/>
               <w:jc w:val="left"/>
             </w:pPr>
@@ -9098,6 +9295,7 @@
           </w:tcPr>
           <w:p>
             <w:pPr>
+              <w:keepNext w:val="false"/>
               <w:spacing w:after="40" w:before="0"/>
               <w:jc w:val="left"/>
             </w:pPr>
@@ -9132,6 +9330,7 @@
           </w:tcPr>
           <w:p>
             <w:pPr>
+              <w:keepNext w:val="false"/>
               <w:spacing w:after="40" w:before="0"/>
               <w:jc w:val="left"/>
             </w:pPr>
@@ -9164,6 +9363,7 @@
           </w:tcPr>
           <w:p>
             <w:pPr>
+              <w:keepNext w:val="false"/>
               <w:spacing w:after="40" w:before="0"/>
               <w:jc w:val="left"/>
             </w:pPr>
@@ -9223,6 +9423,7 @@
           </w:tcPr>
           <w:p>
             <w:pPr>
+              <w:keepNext w:val="false"/>
               <w:spacing w:after="40" w:before="0"/>
               <w:jc w:val="center"/>
             </w:pPr>
@@ -9257,6 +9458,7 @@
           </w:tcPr>
           <w:p>
             <w:pPr>
+              <w:keepNext w:val="false"/>
               <w:spacing w:after="40" w:before="0"/>
               <w:jc w:val="left"/>
             </w:pPr>
@@ -9321,6 +9523,7 @@
           </w:tcPr>
           <w:p>
             <w:pPr>
+              <w:keepNext w:val="false"/>
               <w:spacing w:after="40" w:before="0"/>
               <w:jc w:val="center"/>
             </w:pPr>
@@ -9355,6 +9558,7 @@
           </w:tcPr>
           <w:p>
             <w:pPr>
+              <w:keepNext w:val="false"/>
               <w:spacing w:after="40" w:before="0"/>
               <w:jc w:val="left"/>
             </w:pPr>
@@ -9387,6 +9591,7 @@
           </w:tcPr>
           <w:p>
             <w:pPr>
+              <w:keepNext w:val="false"/>
               <w:spacing w:after="40" w:before="0"/>
               <w:jc w:val="left"/>
             </w:pPr>
@@ -9419,6 +9624,7 @@
           </w:tcPr>
           <w:p>
             <w:pPr>
+              <w:keepNext w:val="false"/>
               <w:spacing w:after="40" w:before="0"/>
               <w:jc w:val="left"/>
             </w:pPr>
@@ -9451,6 +9657,7 @@
           </w:tcPr>
           <w:p>
             <w:pPr>
+              <w:keepNext w:val="false"/>
               <w:spacing w:after="40" w:before="0"/>
               <w:jc w:val="left"/>
             </w:pPr>
@@ -9483,6 +9690,7 @@
           </w:tcPr>
           <w:p>
             <w:pPr>
+              <w:keepNext w:val="false"/>
               <w:spacing w:after="40" w:before="0"/>
               <w:jc w:val="left"/>
             </w:pPr>
@@ -9517,6 +9725,7 @@
           </w:tcPr>
           <w:p>
             <w:pPr>
+              <w:keepNext w:val="false"/>
               <w:spacing w:after="40" w:before="0"/>
               <w:jc w:val="left"/>
             </w:pPr>
@@ -9554,7 +9763,7 @@
             <w:pPr>
               <w:spacing w:after="20" w:before="0"/>
             </w:pPr>
-            <w:hyperlink w:history="1" r:id="rIdyh_rk-5ymwg1jl2-z5rg8">
+            <w:hyperlink w:history="1" r:id="rIdiepx7x_ly-fscuz2fj0qz">
               <w:r>
                 <w:rPr>
                   <w:rFonts w:ascii="Arial" w:cs="Arial" w:eastAsia="Arial" w:hAnsi="Arial"/>
@@ -9587,7 +9796,7 @@
               <w:spacing w:after="10" w:before="0"/>
               <w:ind w:left="120"/>
             </w:pPr>
-            <w:hyperlink w:history="1" r:id="rIdz13zngr4okeluooflty5x">
+            <w:hyperlink w:history="1" r:id="rIdn3cydfckp-yxjxthceklg">
               <w:r>
                 <w:rPr>
                   <w:rFonts w:ascii="Arial" w:cs="Arial" w:eastAsia="Arial" w:hAnsi="Arial"/>
@@ -9632,7 +9841,7 @@
             <w:pPr>
               <w:spacing w:after="20" w:before="0"/>
             </w:pPr>
-            <w:hyperlink w:history="1" r:id="rIda0tyiw2k3yzgl3ek2qzdo">
+            <w:hyperlink w:history="1" r:id="rIdgvlbka1fi9ngqmcscp_1c">
               <w:r>
                 <w:rPr>
                   <w:rFonts w:ascii="Arial" w:cs="Arial" w:eastAsia="Arial" w:hAnsi="Arial"/>
@@ -9665,7 +9874,7 @@
               <w:spacing w:after="10" w:before="0"/>
               <w:ind w:left="120"/>
             </w:pPr>
-            <w:hyperlink w:history="1" r:id="rIddhn1guiqua_1gmuyogm_c">
+            <w:hyperlink w:history="1" r:id="rIdwf4jddcyqcblijcct89dy">
               <w:r>
                 <w:rPr>
                   <w:rFonts w:ascii="Arial" w:cs="Arial" w:eastAsia="Arial" w:hAnsi="Arial"/>
@@ -9693,6 +9902,7 @@
           </w:tcPr>
           <w:p>
             <w:pPr>
+              <w:keepNext w:val="false"/>
               <w:spacing w:after="40" w:before="0"/>
               <w:jc w:val="left"/>
             </w:pPr>
@@ -9725,6 +9935,7 @@
           </w:tcPr>
           <w:p>
             <w:pPr>
+              <w:keepNext w:val="false"/>
               <w:spacing w:after="40" w:before="0"/>
               <w:jc w:val="left"/>
             </w:pPr>
@@ -9757,6 +9968,7 @@
           </w:tcPr>
           <w:p>
             <w:pPr>
+              <w:keepNext w:val="false"/>
               <w:spacing w:after="40" w:before="0"/>
               <w:jc w:val="left"/>
             </w:pPr>
@@ -9789,6 +10001,7 @@
           </w:tcPr>
           <w:p>
             <w:pPr>
+              <w:keepNext w:val="false"/>
               <w:spacing w:after="40" w:before="0"/>
               <w:jc w:val="left"/>
             </w:pPr>
@@ -9823,6 +10036,7 @@
           </w:tcPr>
           <w:p>
             <w:pPr>
+              <w:keepNext w:val="false"/>
               <w:spacing w:after="40" w:before="0"/>
               <w:jc w:val="left"/>
             </w:pPr>
@@ -9860,7 +10074,7 @@
             <w:pPr>
               <w:spacing w:after="20" w:before="0"/>
             </w:pPr>
-            <w:hyperlink w:history="1" r:id="rIddfxsrsd6nocr-nvi2d8rp">
+            <w:hyperlink w:history="1" r:id="rIdllnyw6ey_glw-a0wce2xa">
               <w:r>
                 <w:rPr>
                   <w:rFonts w:ascii="Arial" w:cs="Arial" w:eastAsia="Arial" w:hAnsi="Arial"/>
@@ -9893,7 +10107,7 @@
               <w:spacing w:after="10" w:before="0"/>
               <w:ind w:left="120"/>
             </w:pPr>
-            <w:hyperlink w:history="1" r:id="rIdt05pgvkww2nloueop8jql">
+            <w:hyperlink w:history="1" r:id="rIdb37puhxh5wnzbx-3s4kw1">
               <w:r>
                 <w:rPr>
                   <w:rFonts w:ascii="Arial" w:cs="Arial" w:eastAsia="Arial" w:hAnsi="Arial"/>
@@ -9938,7 +10152,7 @@
             <w:pPr>
               <w:spacing w:after="20" w:before="0"/>
             </w:pPr>
-            <w:hyperlink w:history="1" r:id="rIdosow_6gm8zo1nh0xde5zx">
+            <w:hyperlink w:history="1" r:id="rIdfh6cbzgblhuw4b_fiex20">
               <w:r>
                 <w:rPr>
                   <w:rFonts w:ascii="Arial" w:cs="Arial" w:eastAsia="Arial" w:hAnsi="Arial"/>
@@ -9971,7 +10185,7 @@
               <w:spacing w:after="10" w:before="0"/>
               <w:ind w:left="120"/>
             </w:pPr>
-            <w:hyperlink w:history="1" r:id="rIdxfgckovyh-uhxlwvd7ecb">
+            <w:hyperlink w:history="1" r:id="rIdu3wygfcgogtqb-l7ckaj_">
               <w:r>
                 <w:rPr>
                   <w:rFonts w:ascii="Arial" w:cs="Arial" w:eastAsia="Arial" w:hAnsi="Arial"/>
@@ -9999,6 +10213,7 @@
           </w:tcPr>
           <w:p>
             <w:pPr>
+              <w:keepNext w:val="false"/>
               <w:spacing w:after="40" w:before="0"/>
               <w:jc w:val="left"/>
             </w:pPr>
@@ -10031,6 +10246,7 @@
           </w:tcPr>
           <w:p>
             <w:pPr>
+              <w:keepNext w:val="false"/>
               <w:spacing w:after="40" w:before="0"/>
               <w:jc w:val="left"/>
             </w:pPr>
@@ -10063,6 +10279,7 @@
           </w:tcPr>
           <w:p>
             <w:pPr>
+              <w:keepNext w:val="false"/>
               <w:spacing w:after="40" w:before="0"/>
               <w:jc w:val="left"/>
             </w:pPr>
@@ -10095,6 +10312,7 @@
           </w:tcPr>
           <w:p>
             <w:pPr>
+              <w:keepNext w:val="false"/>
               <w:spacing w:after="40" w:before="0"/>
               <w:jc w:val="left"/>
             </w:pPr>
@@ -10129,6 +10347,7 @@
           </w:tcPr>
           <w:p>
             <w:pPr>
+              <w:keepNext w:val="false"/>
               <w:spacing w:after="40" w:before="0"/>
               <w:jc w:val="left"/>
             </w:pPr>
@@ -10166,7 +10385,7 @@
             <w:pPr>
               <w:spacing w:after="20" w:before="0"/>
             </w:pPr>
-            <w:hyperlink w:history="1" r:id="rIdnxs74io0pitwevgsj4wdn">
+            <w:hyperlink w:history="1" r:id="rIdln5bmgugthtnvxdrueifm">
               <w:r>
                 <w:rPr>
                   <w:rFonts w:ascii="Arial" w:cs="Arial" w:eastAsia="Arial" w:hAnsi="Arial"/>
@@ -10215,7 +10434,7 @@
               <w:spacing w:after="10" w:before="0"/>
               <w:ind w:left="120"/>
             </w:pPr>
-            <w:hyperlink w:history="1" r:id="rIddo9wergpsya2zwbrfqdqi">
+            <w:hyperlink w:history="1" r:id="rIdvjqg0bam5nprzwl9nzxes">
               <w:r>
                 <w:rPr>
                   <w:rFonts w:ascii="Arial" w:cs="Arial" w:eastAsia="Arial" w:hAnsi="Arial"/>
@@ -10260,7 +10479,7 @@
             <w:pPr>
               <w:spacing w:after="20" w:before="0"/>
             </w:pPr>
-            <w:hyperlink w:history="1" r:id="rIdffxzhlmtzyihrui2-dx5h">
+            <w:hyperlink w:history="1" r:id="rIdz-xdtd7pd6q08y2kley1p">
               <w:r>
                 <w:rPr>
                   <w:rFonts w:ascii="Arial" w:cs="Arial" w:eastAsia="Arial" w:hAnsi="Arial"/>
@@ -10293,7 +10512,7 @@
               <w:spacing w:after="10" w:before="0"/>
               <w:ind w:left="120"/>
             </w:pPr>
-            <w:hyperlink w:history="1" r:id="rIdl5tcgh03c6jkh1uf4qphd">
+            <w:hyperlink w:history="1" r:id="rIdd_fzoq-a3wzfdbtmoftc8">
               <w:r>
                 <w:rPr>
                   <w:rFonts w:ascii="Arial" w:cs="Arial" w:eastAsia="Arial" w:hAnsi="Arial"/>
@@ -10321,6 +10540,7 @@
           </w:tcPr>
           <w:p>
             <w:pPr>
+              <w:keepNext w:val="false"/>
               <w:spacing w:after="40" w:before="0"/>
               <w:jc w:val="left"/>
             </w:pPr>
@@ -10353,6 +10573,7 @@
           </w:tcPr>
           <w:p>
             <w:pPr>
+              <w:keepNext w:val="false"/>
               <w:spacing w:after="40" w:before="0"/>
               <w:jc w:val="left"/>
             </w:pPr>
@@ -10385,6 +10606,7 @@
           </w:tcPr>
           <w:p>
             <w:pPr>
+              <w:keepNext w:val="false"/>
               <w:spacing w:after="40" w:before="0"/>
               <w:jc w:val="left"/>
             </w:pPr>
@@ -10417,6 +10639,7 @@
           </w:tcPr>
           <w:p>
             <w:pPr>
+              <w:keepNext w:val="false"/>
               <w:spacing w:after="40" w:before="0"/>
               <w:jc w:val="left"/>
             </w:pPr>
@@ -10451,6 +10674,7 @@
           </w:tcPr>
           <w:p>
             <w:pPr>
+              <w:keepNext w:val="false"/>
               <w:spacing w:after="40" w:before="0"/>
               <w:jc w:val="left"/>
             </w:pPr>
@@ -10488,7 +10712,7 @@
             <w:pPr>
               <w:spacing w:after="20" w:before="0"/>
             </w:pPr>
-            <w:hyperlink w:history="1" r:id="rIdhfizel8voklgoo-the4hv">
+            <w:hyperlink w:history="1" r:id="rIds_ck9od59g6yl7auiw_ms">
               <w:r>
                 <w:rPr>
                   <w:rFonts w:ascii="Arial" w:cs="Arial" w:eastAsia="Arial" w:hAnsi="Arial"/>
@@ -10537,7 +10761,7 @@
               <w:spacing w:after="10" w:before="0"/>
               <w:ind w:left="120"/>
             </w:pPr>
-            <w:hyperlink w:history="1" r:id="rIdihwayqha4bh3wu8gotfg9">
+            <w:hyperlink w:history="1" r:id="rId4xyo0kbnatf3abiab42ye">
               <w:r>
                 <w:rPr>
                   <w:rFonts w:ascii="Arial" w:cs="Arial" w:eastAsia="Arial" w:hAnsi="Arial"/>
@@ -10582,7 +10806,7 @@
             <w:pPr>
               <w:spacing w:after="20" w:before="0"/>
             </w:pPr>
-            <w:hyperlink w:history="1" r:id="rId0fnpecnqzeeoeyf08wirk">
+            <w:hyperlink w:history="1" r:id="rIdrb8m0nujmh2bo-ksipfta">
               <w:r>
                 <w:rPr>
                   <w:rFonts w:ascii="Arial" w:cs="Arial" w:eastAsia="Arial" w:hAnsi="Arial"/>
@@ -10615,7 +10839,7 @@
               <w:spacing w:after="10" w:before="0"/>
               <w:ind w:left="120"/>
             </w:pPr>
-            <w:hyperlink w:history="1" r:id="rIdftampwllinihp2c2tek3x">
+            <w:hyperlink w:history="1" r:id="rId-rlfnagfkvl7k6faqctcd">
               <w:r>
                 <w:rPr>
                   <w:rFonts w:ascii="Arial" w:cs="Arial" w:eastAsia="Arial" w:hAnsi="Arial"/>
@@ -10643,6 +10867,7 @@
           </w:tcPr>
           <w:p>
             <w:pPr>
+              <w:keepNext w:val="false"/>
               <w:spacing w:after="40" w:before="0"/>
               <w:jc w:val="left"/>
             </w:pPr>
@@ -10675,6 +10900,7 @@
           </w:tcPr>
           <w:p>
             <w:pPr>
+              <w:keepNext w:val="false"/>
               <w:spacing w:after="40" w:before="0"/>
               <w:jc w:val="left"/>
             </w:pPr>
@@ -10707,6 +10933,7 @@
           </w:tcPr>
           <w:p>
             <w:pPr>
+              <w:keepNext w:val="false"/>
               <w:spacing w:after="40" w:before="0"/>
               <w:jc w:val="left"/>
             </w:pPr>
@@ -10739,6 +10966,7 @@
           </w:tcPr>
           <w:p>
             <w:pPr>
+              <w:keepNext w:val="false"/>
               <w:spacing w:after="40" w:before="0"/>
               <w:jc w:val="left"/>
             </w:pPr>
@@ -10773,6 +11001,7 @@
           </w:tcPr>
           <w:p>
             <w:pPr>
+              <w:keepNext w:val="false"/>
               <w:spacing w:after="40" w:before="0"/>
               <w:jc w:val="left"/>
             </w:pPr>
@@ -10810,7 +11039,7 @@
             <w:pPr>
               <w:spacing w:after="20" w:before="0"/>
             </w:pPr>
-            <w:hyperlink w:history="1" r:id="rId9ho6fn0wp3gp_qrzbjgma">
+            <w:hyperlink w:history="1" r:id="rIdpltjukgxa-rblxt6herr_">
               <w:r>
                 <w:rPr>
                   <w:rFonts w:ascii="Arial" w:cs="Arial" w:eastAsia="Arial" w:hAnsi="Arial"/>
@@ -10859,7 +11088,7 @@
               <w:spacing w:after="10" w:before="0"/>
               <w:ind w:left="120"/>
             </w:pPr>
-            <w:hyperlink w:history="1" r:id="rIdpzxvcaiwspjai8ds6oanh">
+            <w:hyperlink w:history="1" r:id="rIdmn4zhbamzuvzwa9o6vkyp">
               <w:r>
                 <w:rPr>
                   <w:rFonts w:ascii="Arial" w:cs="Arial" w:eastAsia="Arial" w:hAnsi="Arial"/>
@@ -10904,7 +11133,7 @@
             <w:pPr>
               <w:spacing w:after="20" w:before="0"/>
             </w:pPr>
-            <w:hyperlink w:history="1" r:id="rIdgon4gttnyxvmtyp5hsztx">
+            <w:hyperlink w:history="1" r:id="rIdbyr9tnfu62dyveyg0zbtv">
               <w:r>
                 <w:rPr>
                   <w:rFonts w:ascii="Arial" w:cs="Arial" w:eastAsia="Arial" w:hAnsi="Arial"/>
@@ -10937,7 +11166,7 @@
               <w:spacing w:after="10" w:before="0"/>
               <w:ind w:left="120"/>
             </w:pPr>
-            <w:hyperlink w:history="1" r:id="rIdmx3vayxixectmeyt0v3nr">
+            <w:hyperlink w:history="1" r:id="rIdx92clabueuz5g0aqv5wgv">
               <w:r>
                 <w:rPr>
                   <w:rFonts w:ascii="Arial" w:cs="Arial" w:eastAsia="Arial" w:hAnsi="Arial"/>
@@ -10965,6 +11194,7 @@
           </w:tcPr>
           <w:p>
             <w:pPr>
+              <w:keepNext w:val="false"/>
               <w:spacing w:after="40" w:before="0"/>
               <w:jc w:val="left"/>
             </w:pPr>
@@ -10997,6 +11227,7 @@
           </w:tcPr>
           <w:p>
             <w:pPr>
+              <w:keepNext w:val="false"/>
               <w:spacing w:after="40" w:before="0"/>
               <w:jc w:val="left"/>
             </w:pPr>
@@ -11029,6 +11260,7 @@
           </w:tcPr>
           <w:p>
             <w:pPr>
+              <w:keepNext w:val="false"/>
               <w:spacing w:after="40" w:before="0"/>
               <w:jc w:val="left"/>
             </w:pPr>
@@ -11061,6 +11293,7 @@
           </w:tcPr>
           <w:p>
             <w:pPr>
+              <w:keepNext w:val="false"/>
               <w:spacing w:after="40" w:before="0"/>
               <w:jc w:val="left"/>
             </w:pPr>
@@ -11120,6 +11353,7 @@
           </w:tcPr>
           <w:p>
             <w:pPr>
+              <w:keepNext w:val="false"/>
               <w:spacing w:after="40" w:before="0"/>
               <w:jc w:val="center"/>
             </w:pPr>
@@ -11154,6 +11388,7 @@
           </w:tcPr>
           <w:p>
             <w:pPr>
+              <w:keepNext w:val="false"/>
               <w:spacing w:after="40" w:before="0"/>
               <w:jc w:val="left"/>
             </w:pPr>
@@ -11215,6 +11450,7 @@
           </w:tcPr>
           <w:p>
             <w:pPr>
+              <w:keepNext w:val="false"/>
               <w:spacing w:after="40" w:before="0"/>
               <w:jc w:val="center"/>
             </w:pPr>
@@ -11249,6 +11485,7 @@
           </w:tcPr>
           <w:p>
             <w:pPr>
+              <w:keepNext w:val="false"/>
               <w:spacing w:after="40" w:before="0"/>
               <w:jc w:val="left"/>
             </w:pPr>
@@ -11281,6 +11518,7 @@
           </w:tcPr>
           <w:p>
             <w:pPr>
+              <w:keepNext w:val="false"/>
               <w:spacing w:after="40" w:before="0"/>
               <w:jc w:val="left"/>
             </w:pPr>
@@ -11315,6 +11553,7 @@
           </w:tcPr>
           <w:p>
             <w:pPr>
+              <w:keepNext w:val="false"/>
               <w:spacing w:after="40" w:before="0"/>
               <w:jc w:val="left"/>
             </w:pPr>
@@ -11347,6 +11586,7 @@
           </w:tcPr>
           <w:p>
             <w:pPr>
+              <w:keepNext w:val="false"/>
               <w:spacing w:after="40" w:before="0"/>
               <w:jc w:val="left"/>
             </w:pPr>
@@ -11381,6 +11621,7 @@
           </w:tcPr>
           <w:p>
             <w:pPr>
+              <w:keepNext w:val="false"/>
               <w:spacing w:after="40" w:before="0"/>
               <w:jc w:val="left"/>
             </w:pPr>
@@ -11413,6 +11654,7 @@
           </w:tcPr>
           <w:p>
             <w:pPr>
+              <w:keepNext w:val="false"/>
               <w:spacing w:after="40" w:before="0"/>
               <w:jc w:val="left"/>
             </w:pPr>
@@ -11449,7 +11691,7 @@
         </w:rPr>
         <w:t xml:space="preserve">© 2026 SeaVuria and ARES. Aligned with KICD objectives. Developed by SeaVuria; technical implementation by ARES (with AI assistance from Claude). Licensed under </w:t>
       </w:r>
-      <w:hyperlink w:history="1" r:id="rId670kwi-slnficbenywjzw">
+      <w:hyperlink w:history="1" r:id="rIdjhn6a9xj3aopxl_hkyleu">
         <w:r>
           <w:rPr>
             <w:rFonts w:ascii="Arial" w:cs="Arial" w:eastAsia="Arial" w:hAnsi="Arial"/>
@@ -11470,7 +11712,7 @@
         </w:rPr>
         <w:t xml:space="preserve"> (</w:t>
       </w:r>
-      <w:hyperlink w:history="1" r:id="rIdciflutcb5zakaqnhq7jgu">
+      <w:hyperlink w:history="1" r:id="rIdgmkikaipb22bbkznvz-cn">
         <w:r>
           <w:rPr>
             <w:rFonts w:ascii="Arial" w:cs="Arial" w:eastAsia="Arial" w:hAnsi="Arial"/>
@@ -11530,6 +11772,7 @@
           </w:tcPr>
           <w:p>
             <w:pPr>
+              <w:keepNext w:val="false"/>
               <w:spacing w:after="40" w:before="0"/>
               <w:jc w:val="center"/>
             </w:pPr>
@@ -11565,6 +11808,7 @@
           </w:tcPr>
           <w:p>
             <w:pPr>
+              <w:keepNext w:val="false"/>
               <w:spacing w:after="40" w:before="0"/>
               <w:jc w:val="center"/>
             </w:pPr>
@@ -11599,6 +11843,7 @@
           </w:tcPr>
           <w:p>
             <w:pPr>
+              <w:keepNext w:val="false"/>
               <w:spacing w:after="40" w:before="0"/>
               <w:jc w:val="left"/>
             </w:pPr>
@@ -11631,6 +11876,7 @@
           </w:tcPr>
           <w:p>
             <w:pPr>
+              <w:keepNext w:val="false"/>
               <w:spacing w:after="40" w:before="0"/>
               <w:jc w:val="left"/>
             </w:pPr>
@@ -11665,6 +11911,7 @@
           </w:tcPr>
           <w:p>
             <w:pPr>
+              <w:keepNext w:val="false"/>
               <w:spacing w:after="40" w:before="0"/>
               <w:jc w:val="left"/>
             </w:pPr>
@@ -11697,6 +11944,7 @@
           </w:tcPr>
           <w:p>
             <w:pPr>
+              <w:keepNext w:val="false"/>
               <w:spacing w:after="40" w:before="0"/>
               <w:jc w:val="left"/>
             </w:pPr>
@@ -11731,6 +11979,7 @@
           </w:tcPr>
           <w:p>
             <w:pPr>
+              <w:keepNext w:val="false"/>
               <w:spacing w:after="40" w:before="0"/>
               <w:jc w:val="left"/>
             </w:pPr>
@@ -11763,6 +12012,7 @@
           </w:tcPr>
           <w:p>
             <w:pPr>
+              <w:keepNext w:val="false"/>
               <w:spacing w:after="40" w:before="0"/>
               <w:jc w:val="left"/>
             </w:pPr>
@@ -11797,6 +12047,7 @@
           </w:tcPr>
           <w:p>
             <w:pPr>
+              <w:keepNext w:val="false"/>
               <w:spacing w:after="40" w:before="0"/>
               <w:jc w:val="left"/>
             </w:pPr>
@@ -11829,6 +12080,7 @@
           </w:tcPr>
           <w:p>
             <w:pPr>
+              <w:keepNext w:val="false"/>
               <w:spacing w:after="40" w:before="0"/>
               <w:jc w:val="left"/>
             </w:pPr>
@@ -11863,6 +12115,7 @@
           </w:tcPr>
           <w:p>
             <w:pPr>
+              <w:keepNext w:val="false"/>
               <w:spacing w:after="40" w:before="0"/>
               <w:jc w:val="left"/>
             </w:pPr>
@@ -11895,6 +12148,7 @@
           </w:tcPr>
           <w:p>
             <w:pPr>
+              <w:keepNext w:val="false"/>
               <w:spacing w:after="40" w:before="0"/>
               <w:jc w:val="left"/>
             </w:pPr>
@@ -11929,6 +12183,7 @@
           </w:tcPr>
           <w:p>
             <w:pPr>
+              <w:keepNext w:val="false"/>
               <w:spacing w:after="40" w:before="0"/>
               <w:jc w:val="left"/>
             </w:pPr>
@@ -11961,6 +12216,7 @@
           </w:tcPr>
           <w:p>
             <w:pPr>
+              <w:keepNext w:val="false"/>
               <w:spacing w:after="40" w:before="0"/>
               <w:jc w:val="left"/>
             </w:pPr>
@@ -11995,6 +12251,7 @@
           </w:tcPr>
           <w:p>
             <w:pPr>
+              <w:keepNext w:val="false"/>
               <w:spacing w:after="40" w:before="0"/>
               <w:jc w:val="left"/>
             </w:pPr>
@@ -12027,6 +12284,7 @@
           </w:tcPr>
           <w:p>
             <w:pPr>
+              <w:keepNext w:val="false"/>
               <w:spacing w:after="40" w:before="0"/>
               <w:jc w:val="left"/>
             </w:pPr>
@@ -12061,6 +12319,7 @@
           </w:tcPr>
           <w:p>
             <w:pPr>
+              <w:keepNext w:val="false"/>
               <w:spacing w:after="40" w:before="0"/>
               <w:jc w:val="left"/>
             </w:pPr>
@@ -12093,6 +12352,7 @@
           </w:tcPr>
           <w:p>
             <w:pPr>
+              <w:keepNext w:val="false"/>
               <w:spacing w:after="40" w:before="0"/>
               <w:jc w:val="left"/>
             </w:pPr>
@@ -12152,6 +12412,7 @@
           </w:tcPr>
           <w:p>
             <w:pPr>
+              <w:keepNext w:val="false"/>
               <w:spacing w:after="40" w:before="0"/>
               <w:jc w:val="center"/>
             </w:pPr>
@@ -12186,6 +12447,7 @@
           </w:tcPr>
           <w:p>
             <w:pPr>
+              <w:keepNext w:val="false"/>
               <w:spacing w:after="40" w:before="0"/>
               <w:jc w:val="left"/>
             </w:pPr>
@@ -12250,6 +12512,7 @@
           </w:tcPr>
           <w:p>
             <w:pPr>
+              <w:keepNext w:val="false"/>
               <w:spacing w:after="40" w:before="0"/>
               <w:jc w:val="center"/>
             </w:pPr>
@@ -12284,6 +12547,7 @@
           </w:tcPr>
           <w:p>
             <w:pPr>
+              <w:keepNext w:val="false"/>
               <w:spacing w:after="40" w:before="0"/>
               <w:jc w:val="left"/>
             </w:pPr>
@@ -12316,6 +12580,7 @@
           </w:tcPr>
           <w:p>
             <w:pPr>
+              <w:keepNext w:val="false"/>
               <w:spacing w:after="40" w:before="0"/>
               <w:jc w:val="left"/>
             </w:pPr>
@@ -12348,6 +12613,7 @@
           </w:tcPr>
           <w:p>
             <w:pPr>
+              <w:keepNext w:val="false"/>
               <w:spacing w:after="40" w:before="0"/>
               <w:jc w:val="left"/>
             </w:pPr>
@@ -12380,6 +12646,7 @@
           </w:tcPr>
           <w:p>
             <w:pPr>
+              <w:keepNext w:val="false"/>
               <w:spacing w:after="40" w:before="0"/>
               <w:jc w:val="left"/>
             </w:pPr>
@@ -12412,6 +12679,7 @@
           </w:tcPr>
           <w:p>
             <w:pPr>
+              <w:keepNext w:val="false"/>
               <w:spacing w:after="40" w:before="0"/>
               <w:jc w:val="left"/>
             </w:pPr>
@@ -12446,6 +12714,7 @@
           </w:tcPr>
           <w:p>
             <w:pPr>
+              <w:keepNext w:val="false"/>
               <w:spacing w:after="40" w:before="0"/>
               <w:jc w:val="left"/>
             </w:pPr>
@@ -12483,7 +12752,7 @@
             <w:pPr>
               <w:spacing w:after="20" w:before="0"/>
             </w:pPr>
-            <w:hyperlink w:history="1" r:id="rIdcybdaakqkcabir6xk3pti">
+            <w:hyperlink w:history="1" r:id="rIdn7pqjrmemhnykwmvcepvu">
               <w:r>
                 <w:rPr>
                   <w:rFonts w:ascii="Arial" w:cs="Arial" w:eastAsia="Arial" w:hAnsi="Arial"/>
@@ -12516,7 +12785,7 @@
               <w:spacing w:after="10" w:before="0"/>
               <w:ind w:left="120"/>
             </w:pPr>
-            <w:hyperlink w:history="1" r:id="rId4tpa0cxnedb2mp0npwhrw">
+            <w:hyperlink w:history="1" r:id="rIdzkxqubljfukw2mnidfsgn">
               <w:r>
                 <w:rPr>
                   <w:rFonts w:ascii="Arial" w:cs="Arial" w:eastAsia="Arial" w:hAnsi="Arial"/>
@@ -12561,7 +12830,7 @@
             <w:pPr>
               <w:spacing w:after="20" w:before="0"/>
             </w:pPr>
-            <w:hyperlink w:history="1" r:id="rId4ie15vlx2ptt5jqi8f1zw">
+            <w:hyperlink w:history="1" r:id="rIdehgad-lkbe0mdh3di7tvx">
               <w:r>
                 <w:rPr>
                   <w:rFonts w:ascii="Arial" w:cs="Arial" w:eastAsia="Arial" w:hAnsi="Arial"/>
@@ -12594,7 +12863,7 @@
               <w:spacing w:after="10" w:before="0"/>
               <w:ind w:left="120"/>
             </w:pPr>
-            <w:hyperlink w:history="1" r:id="rId6w847iuvsh6atfe59cjts">
+            <w:hyperlink w:history="1" r:id="rIdenw8nfgnhlm78pcivnmma">
               <w:r>
                 <w:rPr>
                   <w:rFonts w:ascii="Arial" w:cs="Arial" w:eastAsia="Arial" w:hAnsi="Arial"/>
@@ -12622,6 +12891,7 @@
           </w:tcPr>
           <w:p>
             <w:pPr>
+              <w:keepNext w:val="false"/>
               <w:spacing w:after="40" w:before="0"/>
               <w:jc w:val="left"/>
             </w:pPr>
@@ -12654,6 +12924,7 @@
           </w:tcPr>
           <w:p>
             <w:pPr>
+              <w:keepNext w:val="false"/>
               <w:spacing w:after="40" w:before="0"/>
               <w:jc w:val="left"/>
             </w:pPr>
@@ -12686,6 +12957,7 @@
           </w:tcPr>
           <w:p>
             <w:pPr>
+              <w:keepNext w:val="false"/>
               <w:spacing w:after="40" w:before="0"/>
               <w:jc w:val="left"/>
             </w:pPr>
@@ -12718,6 +12990,7 @@
           </w:tcPr>
           <w:p>
             <w:pPr>
+              <w:keepNext w:val="false"/>
               <w:spacing w:after="40" w:before="0"/>
               <w:jc w:val="left"/>
             </w:pPr>
@@ -12752,6 +13025,7 @@
           </w:tcPr>
           <w:p>
             <w:pPr>
+              <w:keepNext w:val="false"/>
               <w:spacing w:after="40" w:before="0"/>
               <w:jc w:val="left"/>
             </w:pPr>
@@ -12789,7 +13063,7 @@
             <w:pPr>
               <w:spacing w:after="20" w:before="0"/>
             </w:pPr>
-            <w:hyperlink w:history="1" r:id="rIdo_yksacn6xktcop9llm3p">
+            <w:hyperlink w:history="1" r:id="rIdoilhl3ri06mtvcw2yb8lb">
               <w:r>
                 <w:rPr>
                   <w:rFonts w:ascii="Arial" w:cs="Arial" w:eastAsia="Arial" w:hAnsi="Arial"/>
@@ -12822,7 +13096,7 @@
               <w:spacing w:after="10" w:before="0"/>
               <w:ind w:left="120"/>
             </w:pPr>
-            <w:hyperlink w:history="1" r:id="rIdn_whoz8g1spqrdwmuyy5y">
+            <w:hyperlink w:history="1" r:id="rIdkrsyzm8-q015bgfagj8ts">
               <w:r>
                 <w:rPr>
                   <w:rFonts w:ascii="Arial" w:cs="Arial" w:eastAsia="Arial" w:hAnsi="Arial"/>
@@ -12867,7 +13141,7 @@
             <w:pPr>
               <w:spacing w:after="20" w:before="0"/>
             </w:pPr>
-            <w:hyperlink w:history="1" r:id="rIdcqqmi-cb-ozx_3niyycgo">
+            <w:hyperlink w:history="1" r:id="rIdpvvuxlswopoc-kaisy_bc">
               <w:r>
                 <w:rPr>
                   <w:rFonts w:ascii="Arial" w:cs="Arial" w:eastAsia="Arial" w:hAnsi="Arial"/>
@@ -12900,7 +13174,7 @@
               <w:spacing w:after="10" w:before="0"/>
               <w:ind w:left="120"/>
             </w:pPr>
-            <w:hyperlink w:history="1" r:id="rIdehbq-ubegmzwg-qbzcuau">
+            <w:hyperlink w:history="1" r:id="rIdsrb00tsjjpoqvuiz3ajde">
               <w:r>
                 <w:rPr>
                   <w:rFonts w:ascii="Arial" w:cs="Arial" w:eastAsia="Arial" w:hAnsi="Arial"/>
@@ -12928,6 +13202,7 @@
           </w:tcPr>
           <w:p>
             <w:pPr>
+              <w:keepNext w:val="false"/>
               <w:spacing w:after="40" w:before="0"/>
               <w:jc w:val="left"/>
             </w:pPr>
@@ -12960,6 +13235,7 @@
           </w:tcPr>
           <w:p>
             <w:pPr>
+              <w:keepNext w:val="false"/>
               <w:spacing w:after="40" w:before="0"/>
               <w:jc w:val="left"/>
             </w:pPr>
@@ -12992,6 +13268,7 @@
           </w:tcPr>
           <w:p>
             <w:pPr>
+              <w:keepNext w:val="false"/>
               <w:spacing w:after="40" w:before="0"/>
               <w:jc w:val="left"/>
             </w:pPr>
@@ -13024,6 +13301,7 @@
           </w:tcPr>
           <w:p>
             <w:pPr>
+              <w:keepNext w:val="false"/>
               <w:spacing w:after="40" w:before="0"/>
               <w:jc w:val="left"/>
             </w:pPr>
@@ -13058,6 +13336,7 @@
           </w:tcPr>
           <w:p>
             <w:pPr>
+              <w:keepNext w:val="false"/>
               <w:spacing w:after="40" w:before="0"/>
               <w:jc w:val="left"/>
             </w:pPr>
@@ -13095,7 +13374,7 @@
             <w:pPr>
               <w:spacing w:after="20" w:before="0"/>
             </w:pPr>
-            <w:hyperlink w:history="1" r:id="rId8ti-m97iw89tiprs8xzwc">
+            <w:hyperlink w:history="1" r:id="rId2tdjsk68ppdcl8vx9e5rg">
               <w:r>
                 <w:rPr>
                   <w:rFonts w:ascii="Arial" w:cs="Arial" w:eastAsia="Arial" w:hAnsi="Arial"/>
@@ -13128,7 +13407,7 @@
               <w:spacing w:after="10" w:before="0"/>
               <w:ind w:left="120"/>
             </w:pPr>
-            <w:hyperlink w:history="1" r:id="rIduinashhdgury83j489glr">
+            <w:hyperlink w:history="1" r:id="rIdo_85ucunsalkcqkdt2qkn">
               <w:r>
                 <w:rPr>
                   <w:rFonts w:ascii="Arial" w:cs="Arial" w:eastAsia="Arial" w:hAnsi="Arial"/>
@@ -13173,7 +13452,7 @@
             <w:pPr>
               <w:spacing w:after="20" w:before="0"/>
             </w:pPr>
-            <w:hyperlink w:history="1" r:id="rIdkghuzq042p-riaa2m_ndr">
+            <w:hyperlink w:history="1" r:id="rIdaicdpbrme57brfd313lre">
               <w:r>
                 <w:rPr>
                   <w:rFonts w:ascii="Arial" w:cs="Arial" w:eastAsia="Arial" w:hAnsi="Arial"/>
@@ -13206,7 +13485,7 @@
               <w:spacing w:after="10" w:before="0"/>
               <w:ind w:left="120"/>
             </w:pPr>
-            <w:hyperlink w:history="1" r:id="rIdhuaulhpt2sg8auasdce-w">
+            <w:hyperlink w:history="1" r:id="rIdmnlwiqqkxkiabcbyrzvah">
               <w:r>
                 <w:rPr>
                   <w:rFonts w:ascii="Arial" w:cs="Arial" w:eastAsia="Arial" w:hAnsi="Arial"/>
@@ -13234,6 +13513,7 @@
           </w:tcPr>
           <w:p>
             <w:pPr>
+              <w:keepNext w:val="false"/>
               <w:spacing w:after="40" w:before="0"/>
               <w:jc w:val="left"/>
             </w:pPr>
@@ -13266,6 +13546,7 @@
           </w:tcPr>
           <w:p>
             <w:pPr>
+              <w:keepNext w:val="false"/>
               <w:spacing w:after="40" w:before="0"/>
               <w:jc w:val="left"/>
             </w:pPr>
@@ -13285,6 +13566,7 @@
           </w:p>
           <w:p>
             <w:pPr>
+              <w:keepNext w:val="false"/>
               <w:spacing w:after="40" w:before="0"/>
               <w:jc w:val="left"/>
             </w:pPr>
@@ -13304,6 +13586,7 @@
           </w:p>
           <w:p>
             <w:pPr>
+              <w:keepNext w:val="false"/>
               <w:spacing w:after="40" w:before="0"/>
               <w:jc w:val="left"/>
             </w:pPr>
@@ -13503,6 +13786,7 @@
           </w:p>
           <w:p>
             <w:pPr>
+              <w:keepNext w:val="false"/>
               <w:spacing w:after="40" w:before="0"/>
               <w:jc w:val="left"/>
             </w:pPr>
@@ -13522,6 +13806,7 @@
           </w:p>
           <w:p>
             <w:pPr>
+              <w:keepNext w:val="false"/>
               <w:spacing w:after="40" w:before="0"/>
               <w:jc w:val="left"/>
             </w:pPr>
@@ -13541,6 +13826,7 @@
           </w:p>
           <w:p>
             <w:pPr>
+              <w:keepNext w:val="false"/>
               <w:spacing w:after="40" w:before="0"/>
               <w:jc w:val="left"/>
             </w:pPr>
@@ -13560,6 +13846,7 @@
           </w:p>
           <w:p>
             <w:pPr>
+              <w:keepNext w:val="false"/>
               <w:spacing w:after="40" w:before="0"/>
               <w:jc w:val="left"/>
             </w:pPr>
@@ -13579,6 +13866,7 @@
           </w:p>
           <w:p>
             <w:pPr>
+              <w:keepNext w:val="false"/>
               <w:spacing w:after="40" w:before="0"/>
               <w:jc w:val="left"/>
             </w:pPr>
@@ -13598,6 +13886,7 @@
           </w:p>
           <w:p>
             <w:pPr>
+              <w:keepNext w:val="false"/>
               <w:spacing w:after="40" w:before="0"/>
               <w:jc w:val="left"/>
             </w:pPr>
@@ -13617,6 +13906,7 @@
           </w:p>
           <w:p>
             <w:pPr>
+              <w:keepNext w:val="false"/>
               <w:spacing w:after="40" w:before="0"/>
               <w:jc w:val="left"/>
             </w:pPr>
@@ -13636,6 +13926,7 @@
           </w:p>
           <w:p>
             <w:pPr>
+              <w:keepNext w:val="false"/>
               <w:spacing w:after="40" w:before="0"/>
               <w:jc w:val="left"/>
             </w:pPr>
@@ -13655,6 +13946,7 @@
           </w:p>
           <w:p>
             <w:pPr>
+              <w:keepNext w:val="false"/>
               <w:spacing w:after="40" w:before="0"/>
               <w:jc w:val="left"/>
             </w:pPr>
@@ -13687,6 +13979,7 @@
           </w:tcPr>
           <w:p>
             <w:pPr>
+              <w:keepNext w:val="false"/>
               <w:spacing w:after="40" w:before="0"/>
               <w:jc w:val="left"/>
             </w:pPr>
@@ -13719,6 +14012,7 @@
           </w:tcPr>
           <w:p>
             <w:pPr>
+              <w:keepNext w:val="false"/>
               <w:spacing w:after="40" w:before="0"/>
               <w:jc w:val="left"/>
             </w:pPr>
@@ -13753,6 +14047,7 @@
           </w:tcPr>
           <w:p>
             <w:pPr>
+              <w:keepNext w:val="false"/>
               <w:spacing w:after="40" w:before="0"/>
               <w:jc w:val="left"/>
             </w:pPr>
@@ -13790,7 +14085,7 @@
             <w:pPr>
               <w:spacing w:after="20" w:before="0"/>
             </w:pPr>
-            <w:hyperlink w:history="1" r:id="rIdc_n2cohgjmrounkcwavro">
+            <w:hyperlink w:history="1" r:id="rIdaszbynrzun-tcds8vw5__">
               <w:r>
                 <w:rPr>
                   <w:rFonts w:ascii="Arial" w:cs="Arial" w:eastAsia="Arial" w:hAnsi="Arial"/>
@@ -13823,7 +14118,7 @@
               <w:spacing w:after="10" w:before="0"/>
               <w:ind w:left="120"/>
             </w:pPr>
-            <w:hyperlink w:history="1" r:id="rIdgn7dj1gfi21izne-bvkfo">
+            <w:hyperlink w:history="1" r:id="rIdubpxiagq9ap-xaft1rl8p">
               <w:r>
                 <w:rPr>
                   <w:rFonts w:ascii="Arial" w:cs="Arial" w:eastAsia="Arial" w:hAnsi="Arial"/>
@@ -13868,7 +14163,7 @@
             <w:pPr>
               <w:spacing w:after="20" w:before="0"/>
             </w:pPr>
-            <w:hyperlink w:history="1" r:id="rIdj2vvs8hjmkugoelmuood5">
+            <w:hyperlink w:history="1" r:id="rIdkl_uyzkre9xbpq4vq2jh2">
               <w:r>
                 <w:rPr>
                   <w:rFonts w:ascii="Arial" w:cs="Arial" w:eastAsia="Arial" w:hAnsi="Arial"/>
@@ -13901,7 +14196,7 @@
               <w:spacing w:after="10" w:before="0"/>
               <w:ind w:left="120"/>
             </w:pPr>
-            <w:hyperlink w:history="1" r:id="rIddfzvrcosqg8cc2lepyisa">
+            <w:hyperlink w:history="1" r:id="rIdyg5xc11rnbjkvnfaulink">
               <w:r>
                 <w:rPr>
                   <w:rFonts w:ascii="Arial" w:cs="Arial" w:eastAsia="Arial" w:hAnsi="Arial"/>
@@ -13929,6 +14224,7 @@
           </w:tcPr>
           <w:p>
             <w:pPr>
+              <w:keepNext w:val="false"/>
               <w:spacing w:after="40" w:before="0"/>
               <w:jc w:val="left"/>
             </w:pPr>
@@ -13961,6 +14257,7 @@
           </w:tcPr>
           <w:p>
             <w:pPr>
+              <w:keepNext w:val="false"/>
               <w:spacing w:after="40" w:before="0"/>
               <w:jc w:val="left"/>
             </w:pPr>
@@ -13993,6 +14290,7 @@
           </w:tcPr>
           <w:p>
             <w:pPr>
+              <w:keepNext w:val="false"/>
               <w:spacing w:after="40" w:before="0"/>
               <w:jc w:val="left"/>
             </w:pPr>
@@ -14025,6 +14323,7 @@
           </w:tcPr>
           <w:p>
             <w:pPr>
+              <w:keepNext w:val="false"/>
               <w:spacing w:after="40" w:before="0"/>
               <w:jc w:val="left"/>
             </w:pPr>
@@ -14059,6 +14358,7 @@
           </w:tcPr>
           <w:p>
             <w:pPr>
+              <w:keepNext w:val="false"/>
               <w:spacing w:after="40" w:before="0"/>
               <w:jc w:val="left"/>
             </w:pPr>
@@ -14096,7 +14396,7 @@
             <w:pPr>
               <w:spacing w:after="20" w:before="0"/>
             </w:pPr>
-            <w:hyperlink w:history="1" r:id="rIdv9cgz7bdnj5pxldghivzf">
+            <w:hyperlink w:history="1" r:id="rIddzisaic4gy7cqz5kdybcu">
               <w:r>
                 <w:rPr>
                   <w:rFonts w:ascii="Arial" w:cs="Arial" w:eastAsia="Arial" w:hAnsi="Arial"/>
@@ -14129,7 +14429,7 @@
               <w:spacing w:after="10" w:before="0"/>
               <w:ind w:left="120"/>
             </w:pPr>
-            <w:hyperlink w:history="1" r:id="rIdpcr6b7tgg6x1n2euotcbm">
+            <w:hyperlink w:history="1" r:id="rIdvlqm5jk5vff5kpt2xxeqf">
               <w:r>
                 <w:rPr>
                   <w:rFonts w:ascii="Arial" w:cs="Arial" w:eastAsia="Arial" w:hAnsi="Arial"/>
@@ -14174,7 +14474,7 @@
             <w:pPr>
               <w:spacing w:after="20" w:before="0"/>
             </w:pPr>
-            <w:hyperlink w:history="1" r:id="rId1c0ooavij9w1fx8rjj0im">
+            <w:hyperlink w:history="1" r:id="rIdy_objnmku7ajh2xdeiyw0">
               <w:r>
                 <w:rPr>
                   <w:rFonts w:ascii="Arial" w:cs="Arial" w:eastAsia="Arial" w:hAnsi="Arial"/>
@@ -14207,7 +14507,7 @@
               <w:spacing w:after="10" w:before="0"/>
               <w:ind w:left="120"/>
             </w:pPr>
-            <w:hyperlink w:history="1" r:id="rIdp0ochjjeqwnnwyq4wtmdc">
+            <w:hyperlink w:history="1" r:id="rId5khhmlsloqw54-lir93du">
               <w:r>
                 <w:rPr>
                   <w:rFonts w:ascii="Arial" w:cs="Arial" w:eastAsia="Arial" w:hAnsi="Arial"/>
@@ -14235,6 +14535,7 @@
           </w:tcPr>
           <w:p>
             <w:pPr>
+              <w:keepNext w:val="false"/>
               <w:spacing w:after="40" w:before="0"/>
               <w:jc w:val="left"/>
             </w:pPr>
@@ -14267,6 +14568,7 @@
           </w:tcPr>
           <w:p>
             <w:pPr>
+              <w:keepNext w:val="false"/>
               <w:spacing w:after="40" w:before="0"/>
               <w:jc w:val="left"/>
             </w:pPr>
@@ -14299,6 +14601,7 @@
           </w:tcPr>
           <w:p>
             <w:pPr>
+              <w:keepNext w:val="false"/>
               <w:spacing w:after="40" w:before="0"/>
               <w:jc w:val="left"/>
             </w:pPr>
@@ -14331,6 +14634,7 @@
           </w:tcPr>
           <w:p>
             <w:pPr>
+              <w:keepNext w:val="false"/>
               <w:spacing w:after="40" w:before="0"/>
               <w:jc w:val="left"/>
             </w:pPr>
@@ -14390,6 +14694,7 @@
           </w:tcPr>
           <w:p>
             <w:pPr>
+              <w:keepNext w:val="false"/>
               <w:spacing w:after="40" w:before="0"/>
               <w:jc w:val="center"/>
             </w:pPr>
@@ -14424,6 +14729,7 @@
           </w:tcPr>
           <w:p>
             <w:pPr>
+              <w:keepNext w:val="false"/>
               <w:spacing w:after="40" w:before="0"/>
               <w:jc w:val="left"/>
             </w:pPr>
@@ -14485,6 +14791,7 @@
           </w:tcPr>
           <w:p>
             <w:pPr>
+              <w:keepNext w:val="false"/>
               <w:spacing w:after="40" w:before="0"/>
               <w:jc w:val="center"/>
             </w:pPr>
@@ -14519,6 +14826,7 @@
           </w:tcPr>
           <w:p>
             <w:pPr>
+              <w:keepNext w:val="false"/>
               <w:spacing w:after="40" w:before="0"/>
               <w:jc w:val="left"/>
             </w:pPr>
@@ -14551,6 +14859,7 @@
           </w:tcPr>
           <w:p>
             <w:pPr>
+              <w:keepNext w:val="false"/>
               <w:spacing w:after="40" w:before="0"/>
               <w:jc w:val="left"/>
             </w:pPr>
@@ -14585,6 +14894,7 @@
           </w:tcPr>
           <w:p>
             <w:pPr>
+              <w:keepNext w:val="false"/>
               <w:spacing w:after="40" w:before="0"/>
               <w:jc w:val="left"/>
             </w:pPr>
@@ -14617,6 +14927,7 @@
           </w:tcPr>
           <w:p>
             <w:pPr>
+              <w:keepNext w:val="false"/>
               <w:spacing w:after="40" w:before="0"/>
               <w:jc w:val="left"/>
             </w:pPr>
@@ -14651,6 +14962,7 @@
           </w:tcPr>
           <w:p>
             <w:pPr>
+              <w:keepNext w:val="false"/>
               <w:spacing w:after="40" w:before="0"/>
               <w:jc w:val="left"/>
             </w:pPr>
@@ -14683,6 +14995,7 @@
           </w:tcPr>
           <w:p>
             <w:pPr>
+              <w:keepNext w:val="false"/>
               <w:spacing w:after="40" w:before="0"/>
               <w:jc w:val="left"/>
             </w:pPr>
@@ -14719,7 +15032,7 @@
         </w:rPr>
         <w:t xml:space="preserve">© 2026 SeaVuria and ARES. Aligned with KICD objectives. Developed by SeaVuria; technical implementation by ARES (with AI assistance from Claude). Licensed under </w:t>
       </w:r>
-      <w:hyperlink w:history="1" r:id="rIdinwmxd_3a-7mo7q_oa8s9">
+      <w:hyperlink w:history="1" r:id="rIdqzj4oumhzsl8mdwc5_bla">
         <w:r>
           <w:rPr>
             <w:rFonts w:ascii="Arial" w:cs="Arial" w:eastAsia="Arial" w:hAnsi="Arial"/>
@@ -14740,7 +15053,7 @@
         </w:rPr>
         <w:t xml:space="preserve"> (</w:t>
       </w:r>
-      <w:hyperlink w:history="1" r:id="rIdq3mtpbbgp3skydoof-ah4">
+      <w:hyperlink w:history="1" r:id="rId1dxodzp1qhqgl8t2tmpnx">
         <w:r>
           <w:rPr>
             <w:rFonts w:ascii="Arial" w:cs="Arial" w:eastAsia="Arial" w:hAnsi="Arial"/>
@@ -14800,6 +15113,7 @@
           </w:tcPr>
           <w:p>
             <w:pPr>
+              <w:keepNext w:val="false"/>
               <w:spacing w:after="40" w:before="0"/>
               <w:jc w:val="center"/>
             </w:pPr>
@@ -14835,6 +15149,7 @@
           </w:tcPr>
           <w:p>
             <w:pPr>
+              <w:keepNext w:val="false"/>
               <w:spacing w:after="40" w:before="0"/>
               <w:jc w:val="center"/>
             </w:pPr>
@@ -14869,6 +15184,7 @@
           </w:tcPr>
           <w:p>
             <w:pPr>
+              <w:keepNext w:val="false"/>
               <w:spacing w:after="40" w:before="0"/>
               <w:jc w:val="left"/>
             </w:pPr>
@@ -14901,6 +15217,7 @@
           </w:tcPr>
           <w:p>
             <w:pPr>
+              <w:keepNext w:val="false"/>
               <w:spacing w:after="40" w:before="0"/>
               <w:jc w:val="left"/>
             </w:pPr>
@@ -14935,6 +15252,7 @@
           </w:tcPr>
           <w:p>
             <w:pPr>
+              <w:keepNext w:val="false"/>
               <w:spacing w:after="40" w:before="0"/>
               <w:jc w:val="left"/>
             </w:pPr>
@@ -14967,6 +15285,7 @@
           </w:tcPr>
           <w:p>
             <w:pPr>
+              <w:keepNext w:val="false"/>
               <w:spacing w:after="40" w:before="0"/>
               <w:jc w:val="left"/>
             </w:pPr>
@@ -15001,6 +15320,7 @@
           </w:tcPr>
           <w:p>
             <w:pPr>
+              <w:keepNext w:val="false"/>
               <w:spacing w:after="40" w:before="0"/>
               <w:jc w:val="left"/>
             </w:pPr>
@@ -15033,6 +15353,7 @@
           </w:tcPr>
           <w:p>
             <w:pPr>
+              <w:keepNext w:val="false"/>
               <w:spacing w:after="40" w:before="0"/>
               <w:jc w:val="left"/>
             </w:pPr>
@@ -15067,6 +15388,7 @@
           </w:tcPr>
           <w:p>
             <w:pPr>
+              <w:keepNext w:val="false"/>
               <w:spacing w:after="40" w:before="0"/>
               <w:jc w:val="left"/>
             </w:pPr>
@@ -15099,6 +15421,7 @@
           </w:tcPr>
           <w:p>
             <w:pPr>
+              <w:keepNext w:val="false"/>
               <w:spacing w:after="40" w:before="0"/>
               <w:jc w:val="left"/>
             </w:pPr>
@@ -15133,6 +15456,7 @@
           </w:tcPr>
           <w:p>
             <w:pPr>
+              <w:keepNext w:val="false"/>
               <w:spacing w:after="40" w:before="0"/>
               <w:jc w:val="left"/>
             </w:pPr>
@@ -15165,6 +15489,7 @@
           </w:tcPr>
           <w:p>
             <w:pPr>
+              <w:keepNext w:val="false"/>
               <w:spacing w:after="40" w:before="0"/>
               <w:jc w:val="left"/>
             </w:pPr>
@@ -15199,6 +15524,7 @@
           </w:tcPr>
           <w:p>
             <w:pPr>
+              <w:keepNext w:val="false"/>
               <w:spacing w:after="40" w:before="0"/>
               <w:jc w:val="left"/>
             </w:pPr>
@@ -15231,6 +15557,7 @@
           </w:tcPr>
           <w:p>
             <w:pPr>
+              <w:keepNext w:val="false"/>
               <w:spacing w:after="40" w:before="0"/>
               <w:jc w:val="left"/>
             </w:pPr>
@@ -15265,6 +15592,7 @@
           </w:tcPr>
           <w:p>
             <w:pPr>
+              <w:keepNext w:val="false"/>
               <w:spacing w:after="40" w:before="0"/>
               <w:jc w:val="left"/>
             </w:pPr>
@@ -15297,6 +15625,7 @@
           </w:tcPr>
           <w:p>
             <w:pPr>
+              <w:keepNext w:val="false"/>
               <w:spacing w:after="40" w:before="0"/>
               <w:jc w:val="left"/>
             </w:pPr>
@@ -15331,6 +15660,7 @@
           </w:tcPr>
           <w:p>
             <w:pPr>
+              <w:keepNext w:val="false"/>
               <w:spacing w:after="40" w:before="0"/>
               <w:jc w:val="left"/>
             </w:pPr>
@@ -15363,6 +15693,7 @@
           </w:tcPr>
           <w:p>
             <w:pPr>
+              <w:keepNext w:val="false"/>
               <w:spacing w:after="40" w:before="0"/>
               <w:jc w:val="left"/>
             </w:pPr>
@@ -15422,6 +15753,7 @@
           </w:tcPr>
           <w:p>
             <w:pPr>
+              <w:keepNext w:val="false"/>
               <w:spacing w:after="40" w:before="0"/>
               <w:jc w:val="center"/>
             </w:pPr>
@@ -15456,6 +15788,7 @@
           </w:tcPr>
           <w:p>
             <w:pPr>
+              <w:keepNext w:val="false"/>
               <w:spacing w:after="40" w:before="0"/>
               <w:jc w:val="left"/>
             </w:pPr>
@@ -15520,6 +15853,7 @@
           </w:tcPr>
           <w:p>
             <w:pPr>
+              <w:keepNext w:val="false"/>
               <w:spacing w:after="40" w:before="0"/>
               <w:jc w:val="center"/>
             </w:pPr>
@@ -15554,6 +15888,7 @@
           </w:tcPr>
           <w:p>
             <w:pPr>
+              <w:keepNext w:val="false"/>
               <w:spacing w:after="40" w:before="0"/>
               <w:jc w:val="left"/>
             </w:pPr>
@@ -15586,6 +15921,7 @@
           </w:tcPr>
           <w:p>
             <w:pPr>
+              <w:keepNext w:val="false"/>
               <w:spacing w:after="40" w:before="0"/>
               <w:jc w:val="left"/>
             </w:pPr>
@@ -15618,6 +15954,7 @@
           </w:tcPr>
           <w:p>
             <w:pPr>
+              <w:keepNext w:val="false"/>
               <w:spacing w:after="40" w:before="0"/>
               <w:jc w:val="left"/>
             </w:pPr>
@@ -15650,6 +15987,7 @@
           </w:tcPr>
           <w:p>
             <w:pPr>
+              <w:keepNext w:val="false"/>
               <w:spacing w:after="40" w:before="0"/>
               <w:jc w:val="left"/>
             </w:pPr>
@@ -15682,6 +16020,7 @@
           </w:tcPr>
           <w:p>
             <w:pPr>
+              <w:keepNext w:val="false"/>
               <w:spacing w:after="40" w:before="0"/>
               <w:jc w:val="left"/>
             </w:pPr>
@@ -15716,6 +16055,7 @@
           </w:tcPr>
           <w:p>
             <w:pPr>
+              <w:keepNext w:val="false"/>
               <w:spacing w:after="40" w:before="0"/>
               <w:jc w:val="left"/>
             </w:pPr>
@@ -15753,7 +16093,7 @@
             <w:pPr>
               <w:spacing w:after="20" w:before="0"/>
             </w:pPr>
-            <w:hyperlink w:history="1" r:id="rIdioqvvsdyzinf1nnx66egn">
+            <w:hyperlink w:history="1" r:id="rIdypzm8tpqmaq4io530z9al">
               <w:r>
                 <w:rPr>
                   <w:rFonts w:ascii="Arial" w:cs="Arial" w:eastAsia="Arial" w:hAnsi="Arial"/>
@@ -15786,7 +16126,7 @@
               <w:spacing w:after="10" w:before="0"/>
               <w:ind w:left="120"/>
             </w:pPr>
-            <w:hyperlink w:history="1" r:id="rIdrbayltpo3ne0guzuafsuq">
+            <w:hyperlink w:history="1" r:id="rIdk4kqvbj-hxnfzpownv_db">
               <w:r>
                 <w:rPr>
                   <w:rFonts w:ascii="Arial" w:cs="Arial" w:eastAsia="Arial" w:hAnsi="Arial"/>
@@ -15831,7 +16171,7 @@
             <w:pPr>
               <w:spacing w:after="20" w:before="0"/>
             </w:pPr>
-            <w:hyperlink w:history="1" r:id="rIdfzoe_uosneiymavd400fl">
+            <w:hyperlink w:history="1" r:id="rIdseecz2nqlidq2zpgyhxbc">
               <w:r>
                 <w:rPr>
                   <w:rFonts w:ascii="Arial" w:cs="Arial" w:eastAsia="Arial" w:hAnsi="Arial"/>
@@ -15864,7 +16204,7 @@
               <w:spacing w:after="10" w:before="0"/>
               <w:ind w:left="120"/>
             </w:pPr>
-            <w:hyperlink w:history="1" r:id="rIdiy7k_hwrdteqsv4dwxk-s">
+            <w:hyperlink w:history="1" r:id="rIdrwzfoqxzbivpkjpui_vv5">
               <w:r>
                 <w:rPr>
                   <w:rFonts w:ascii="Arial" w:cs="Arial" w:eastAsia="Arial" w:hAnsi="Arial"/>
@@ -15892,6 +16232,7 @@
           </w:tcPr>
           <w:p>
             <w:pPr>
+              <w:keepNext w:val="false"/>
               <w:spacing w:after="40" w:before="0"/>
               <w:jc w:val="left"/>
             </w:pPr>
@@ -15924,6 +16265,7 @@
           </w:tcPr>
           <w:p>
             <w:pPr>
+              <w:keepNext w:val="false"/>
               <w:spacing w:after="40" w:before="0"/>
               <w:jc w:val="left"/>
             </w:pPr>
@@ -15956,6 +16298,7 @@
           </w:tcPr>
           <w:p>
             <w:pPr>
+              <w:keepNext w:val="false"/>
               <w:spacing w:after="40" w:before="0"/>
               <w:jc w:val="left"/>
             </w:pPr>
@@ -15988,6 +16331,7 @@
           </w:tcPr>
           <w:p>
             <w:pPr>
+              <w:keepNext w:val="false"/>
               <w:spacing w:after="40" w:before="0"/>
               <w:jc w:val="left"/>
             </w:pPr>
@@ -16022,6 +16366,7 @@
           </w:tcPr>
           <w:p>
             <w:pPr>
+              <w:keepNext w:val="false"/>
               <w:spacing w:after="40" w:before="0"/>
               <w:jc w:val="left"/>
             </w:pPr>
@@ -16059,7 +16404,7 @@
             <w:pPr>
               <w:spacing w:after="20" w:before="0"/>
             </w:pPr>
-            <w:hyperlink w:history="1" r:id="rId0di82aussi1-lujmn0_7s">
+            <w:hyperlink w:history="1" r:id="rId28etpdotwn3rskanlmqrh">
               <w:r>
                 <w:rPr>
                   <w:rFonts w:ascii="Arial" w:cs="Arial" w:eastAsia="Arial" w:hAnsi="Arial"/>
@@ -16092,7 +16437,7 @@
               <w:spacing w:after="10" w:before="0"/>
               <w:ind w:left="120"/>
             </w:pPr>
-            <w:hyperlink w:history="1" r:id="rId1x9ut09jte5pflgcsvkzn">
+            <w:hyperlink w:history="1" r:id="rId9dzgbsarzwi4vhfc4fzuc">
               <w:r>
                 <w:rPr>
                   <w:rFonts w:ascii="Arial" w:cs="Arial" w:eastAsia="Arial" w:hAnsi="Arial"/>
@@ -16137,7 +16482,7 @@
             <w:pPr>
               <w:spacing w:after="20" w:before="0"/>
             </w:pPr>
-            <w:hyperlink w:history="1" r:id="rId5p4g7sxohzmu1nehqucuq">
+            <w:hyperlink w:history="1" r:id="rIdqnl9b0qbrmchjw9noa5xc">
               <w:r>
                 <w:rPr>
                   <w:rFonts w:ascii="Arial" w:cs="Arial" w:eastAsia="Arial" w:hAnsi="Arial"/>
@@ -16170,7 +16515,7 @@
               <w:spacing w:after="10" w:before="0"/>
               <w:ind w:left="120"/>
             </w:pPr>
-            <w:hyperlink w:history="1" r:id="rIdtz0dnla45ism1yf2a9ilr">
+            <w:hyperlink w:history="1" r:id="rIdjbslknroxuuffghn6kpsv">
               <w:r>
                 <w:rPr>
                   <w:rFonts w:ascii="Arial" w:cs="Arial" w:eastAsia="Arial" w:hAnsi="Arial"/>
@@ -16198,6 +16543,7 @@
           </w:tcPr>
           <w:p>
             <w:pPr>
+              <w:keepNext w:val="false"/>
               <w:spacing w:after="40" w:before="0"/>
               <w:jc w:val="left"/>
             </w:pPr>
@@ -16230,6 +16576,7 @@
           </w:tcPr>
           <w:p>
             <w:pPr>
+              <w:keepNext w:val="false"/>
               <w:spacing w:after="40" w:before="0"/>
               <w:jc w:val="left"/>
             </w:pPr>
@@ -16262,6 +16609,7 @@
           </w:tcPr>
           <w:p>
             <w:pPr>
+              <w:keepNext w:val="false"/>
               <w:spacing w:after="40" w:before="0"/>
               <w:jc w:val="left"/>
             </w:pPr>
@@ -16294,6 +16642,7 @@
           </w:tcPr>
           <w:p>
             <w:pPr>
+              <w:keepNext w:val="false"/>
               <w:spacing w:after="40" w:before="0"/>
               <w:jc w:val="left"/>
             </w:pPr>
@@ -16328,6 +16677,7 @@
           </w:tcPr>
           <w:p>
             <w:pPr>
+              <w:keepNext w:val="false"/>
               <w:spacing w:after="40" w:before="0"/>
               <w:jc w:val="left"/>
             </w:pPr>
@@ -16365,7 +16715,7 @@
             <w:pPr>
               <w:spacing w:after="20" w:before="0"/>
             </w:pPr>
-            <w:hyperlink w:history="1" r:id="rIdngj8tmzyetszwqxy_lxn7">
+            <w:hyperlink w:history="1" r:id="rId1ykqjegu5mhe4um6jmgbz">
               <w:r>
                 <w:rPr>
                   <w:rFonts w:ascii="Arial" w:cs="Arial" w:eastAsia="Arial" w:hAnsi="Arial"/>
@@ -16398,7 +16748,7 @@
               <w:spacing w:after="10" w:before="0"/>
               <w:ind w:left="120"/>
             </w:pPr>
-            <w:hyperlink w:history="1" r:id="rIdv5n1vkaon0y7ztsqtzn0u">
+            <w:hyperlink w:history="1" r:id="rIdfzd5_wsnwchdfhiwowlx6">
               <w:r>
                 <w:rPr>
                   <w:rFonts w:ascii="Arial" w:cs="Arial" w:eastAsia="Arial" w:hAnsi="Arial"/>
@@ -16443,7 +16793,7 @@
             <w:pPr>
               <w:spacing w:after="20" w:before="0"/>
             </w:pPr>
-            <w:hyperlink w:history="1" r:id="rIdoavdnmwxavi9tv_gfbjpg">
+            <w:hyperlink w:history="1" r:id="rIdrp9n7rrrmoo7exiqmvvod">
               <w:r>
                 <w:rPr>
                   <w:rFonts w:ascii="Arial" w:cs="Arial" w:eastAsia="Arial" w:hAnsi="Arial"/>
@@ -16492,7 +16842,7 @@
               <w:spacing w:after="10" w:before="0"/>
               <w:ind w:left="120"/>
             </w:pPr>
-            <w:hyperlink w:history="1" r:id="rId0wnrlr7uqnxfligay2lpt">
+            <w:hyperlink w:history="1" r:id="rIdex8jlkvu6lh7k5z1dihod">
               <w:r>
                 <w:rPr>
                   <w:rFonts w:ascii="Arial" w:cs="Arial" w:eastAsia="Arial" w:hAnsi="Arial"/>
@@ -16520,6 +16870,7 @@
           </w:tcPr>
           <w:p>
             <w:pPr>
+              <w:keepNext w:val="false"/>
               <w:spacing w:after="40" w:before="0"/>
               <w:jc w:val="left"/>
             </w:pPr>
@@ -16552,6 +16903,7 @@
           </w:tcPr>
           <w:p>
             <w:pPr>
+              <w:keepNext w:val="false"/>
               <w:spacing w:after="40" w:before="0"/>
               <w:jc w:val="left"/>
             </w:pPr>
@@ -16584,6 +16936,7 @@
           </w:tcPr>
           <w:p>
             <w:pPr>
+              <w:keepNext w:val="false"/>
               <w:spacing w:after="40" w:before="0"/>
               <w:jc w:val="left"/>
             </w:pPr>
@@ -16616,6 +16969,7 @@
           </w:tcPr>
           <w:p>
             <w:pPr>
+              <w:keepNext w:val="false"/>
               <w:spacing w:after="40" w:before="0"/>
               <w:jc w:val="left"/>
             </w:pPr>
@@ -16650,6 +17004,7 @@
           </w:tcPr>
           <w:p>
             <w:pPr>
+              <w:keepNext w:val="false"/>
               <w:spacing w:after="40" w:before="0"/>
               <w:jc w:val="left"/>
             </w:pPr>
@@ -16687,7 +17042,7 @@
             <w:pPr>
               <w:spacing w:after="20" w:before="0"/>
             </w:pPr>
-            <w:hyperlink w:history="1" r:id="rId-6sw3rnyzfvbo0qyeauyt">
+            <w:hyperlink w:history="1" r:id="rIdoglpxmpe_mgfet7rsxgut">
               <w:r>
                 <w:rPr>
                   <w:rFonts w:ascii="Arial" w:cs="Arial" w:eastAsia="Arial" w:hAnsi="Arial"/>
@@ -16720,7 +17075,7 @@
               <w:spacing w:after="10" w:before="0"/>
               <w:ind w:left="120"/>
             </w:pPr>
-            <w:hyperlink w:history="1" r:id="rIduvoznhgw1ewqavcqyevki">
+            <w:hyperlink w:history="1" r:id="rId3ytgyrpwpgvfobkjvknpr">
               <w:r>
                 <w:rPr>
                   <w:rFonts w:ascii="Arial" w:cs="Arial" w:eastAsia="Arial" w:hAnsi="Arial"/>
@@ -16765,7 +17120,7 @@
             <w:pPr>
               <w:spacing w:after="20" w:before="0"/>
             </w:pPr>
-            <w:hyperlink w:history="1" r:id="rIdeavnvnmnlzghvs0l9cfeb">
+            <w:hyperlink w:history="1" r:id="rIdnsnwvoptp8iqfw1k9jge1">
               <w:r>
                 <w:rPr>
                   <w:rFonts w:ascii="Arial" w:cs="Arial" w:eastAsia="Arial" w:hAnsi="Arial"/>
@@ -16814,7 +17169,7 @@
               <w:spacing w:after="10" w:before="0"/>
               <w:ind w:left="120"/>
             </w:pPr>
-            <w:hyperlink w:history="1" r:id="rIdnallm8bjyiz3pnlhildrq">
+            <w:hyperlink w:history="1" r:id="rIdkhqwkoop4wc8ucpmkoll3">
               <w:r>
                 <w:rPr>
                   <w:rFonts w:ascii="Arial" w:cs="Arial" w:eastAsia="Arial" w:hAnsi="Arial"/>
@@ -16842,6 +17197,7 @@
           </w:tcPr>
           <w:p>
             <w:pPr>
+              <w:keepNext w:val="false"/>
               <w:spacing w:after="40" w:before="0"/>
               <w:jc w:val="left"/>
             </w:pPr>
@@ -16874,6 +17230,7 @@
           </w:tcPr>
           <w:p>
             <w:pPr>
+              <w:keepNext w:val="false"/>
               <w:spacing w:after="40" w:before="0"/>
               <w:jc w:val="left"/>
             </w:pPr>
@@ -16906,6 +17263,7 @@
           </w:tcPr>
           <w:p>
             <w:pPr>
+              <w:keepNext w:val="false"/>
               <w:spacing w:after="40" w:before="0"/>
               <w:jc w:val="left"/>
             </w:pPr>
@@ -16938,6 +17296,7 @@
           </w:tcPr>
           <w:p>
             <w:pPr>
+              <w:keepNext w:val="false"/>
               <w:spacing w:after="40" w:before="0"/>
               <w:jc w:val="left"/>
             </w:pPr>
@@ -16972,6 +17331,7 @@
           </w:tcPr>
           <w:p>
             <w:pPr>
+              <w:keepNext w:val="false"/>
               <w:spacing w:after="40" w:before="0"/>
               <w:jc w:val="left"/>
             </w:pPr>
@@ -17009,7 +17369,7 @@
             <w:pPr>
               <w:spacing w:after="20" w:before="0"/>
             </w:pPr>
-            <w:hyperlink w:history="1" r:id="rIdumwnf7olejsqbcezfmrfd">
+            <w:hyperlink w:history="1" r:id="rIdns5cn6nmbxp0ypfkpvedn">
               <w:r>
                 <w:rPr>
                   <w:rFonts w:ascii="Arial" w:cs="Arial" w:eastAsia="Arial" w:hAnsi="Arial"/>
@@ -17058,7 +17418,7 @@
               <w:spacing w:after="10" w:before="0"/>
               <w:ind w:left="120"/>
             </w:pPr>
-            <w:hyperlink w:history="1" r:id="rId3ju7rty70roefmnggvazp">
+            <w:hyperlink w:history="1" r:id="rId27gk1w78uy8ahjtdeacm_">
               <w:r>
                 <w:rPr>
                   <w:rFonts w:ascii="Arial" w:cs="Arial" w:eastAsia="Arial" w:hAnsi="Arial"/>
@@ -17103,7 +17463,7 @@
             <w:pPr>
               <w:spacing w:after="20" w:before="0"/>
             </w:pPr>
-            <w:hyperlink w:history="1" r:id="rId1mx64xiuwxccpwb4f7n8i">
+            <w:hyperlink w:history="1" r:id="rId77lrkaa8wrg1fl2ewyarj">
               <w:r>
                 <w:rPr>
                   <w:rFonts w:ascii="Arial" w:cs="Arial" w:eastAsia="Arial" w:hAnsi="Arial"/>
@@ -17152,7 +17512,7 @@
               <w:spacing w:after="10" w:before="0"/>
               <w:ind w:left="120"/>
             </w:pPr>
-            <w:hyperlink w:history="1" r:id="rIdfzjvwbjysilwwyxojtthp">
+            <w:hyperlink w:history="1" r:id="rIdyuq3vxucyrlnqshrbas7x">
               <w:r>
                 <w:rPr>
                   <w:rFonts w:ascii="Arial" w:cs="Arial" w:eastAsia="Arial" w:hAnsi="Arial"/>
@@ -17180,6 +17540,7 @@
           </w:tcPr>
           <w:p>
             <w:pPr>
+              <w:keepNext w:val="false"/>
               <w:spacing w:after="40" w:before="0"/>
               <w:jc w:val="left"/>
             </w:pPr>
@@ -17212,6 +17573,7 @@
           </w:tcPr>
           <w:p>
             <w:pPr>
+              <w:keepNext w:val="false"/>
               <w:spacing w:after="40" w:before="0"/>
               <w:jc w:val="left"/>
             </w:pPr>
@@ -17244,6 +17606,7 @@
           </w:tcPr>
           <w:p>
             <w:pPr>
+              <w:keepNext w:val="false"/>
               <w:spacing w:after="40" w:before="0"/>
               <w:jc w:val="left"/>
             </w:pPr>
@@ -17276,6 +17639,7 @@
           </w:tcPr>
           <w:p>
             <w:pPr>
+              <w:keepNext w:val="false"/>
               <w:spacing w:after="40" w:before="0"/>
               <w:jc w:val="left"/>
             </w:pPr>
@@ -17335,6 +17699,7 @@
           </w:tcPr>
           <w:p>
             <w:pPr>
+              <w:keepNext w:val="false"/>
               <w:spacing w:after="40" w:before="0"/>
               <w:jc w:val="center"/>
             </w:pPr>
@@ -17369,6 +17734,7 @@
           </w:tcPr>
           <w:p>
             <w:pPr>
+              <w:keepNext w:val="false"/>
               <w:spacing w:after="40" w:before="0"/>
               <w:jc w:val="left"/>
             </w:pPr>
@@ -17430,6 +17796,7 @@
           </w:tcPr>
           <w:p>
             <w:pPr>
+              <w:keepNext w:val="false"/>
               <w:spacing w:after="40" w:before="0"/>
               <w:jc w:val="center"/>
             </w:pPr>
@@ -17464,6 +17831,7 @@
           </w:tcPr>
           <w:p>
             <w:pPr>
+              <w:keepNext w:val="false"/>
               <w:spacing w:after="40" w:before="0"/>
               <w:jc w:val="left"/>
             </w:pPr>
@@ -17496,6 +17864,7 @@
           </w:tcPr>
           <w:p>
             <w:pPr>
+              <w:keepNext w:val="false"/>
               <w:spacing w:after="40" w:before="0"/>
               <w:jc w:val="left"/>
             </w:pPr>
@@ -17530,6 +17899,7 @@
           </w:tcPr>
           <w:p>
             <w:pPr>
+              <w:keepNext w:val="false"/>
               <w:spacing w:after="40" w:before="0"/>
               <w:jc w:val="left"/>
             </w:pPr>
@@ -17562,6 +17932,7 @@
           </w:tcPr>
           <w:p>
             <w:pPr>
+              <w:keepNext w:val="false"/>
               <w:spacing w:after="40" w:before="0"/>
               <w:jc w:val="left"/>
             </w:pPr>
@@ -17596,6 +17967,7 @@
           </w:tcPr>
           <w:p>
             <w:pPr>
+              <w:keepNext w:val="false"/>
               <w:spacing w:after="40" w:before="0"/>
               <w:jc w:val="left"/>
             </w:pPr>
@@ -17628,6 +18000,7 @@
           </w:tcPr>
           <w:p>
             <w:pPr>
+              <w:keepNext w:val="false"/>
               <w:spacing w:after="40" w:before="0"/>
               <w:jc w:val="left"/>
             </w:pPr>
@@ -17664,7 +18037,7 @@
         </w:rPr>
         <w:t xml:space="preserve">© 2026 SeaVuria and ARES. Aligned with KICD objectives. Developed by SeaVuria; technical implementation by ARES (with AI assistance from Claude). Licensed under </w:t>
       </w:r>
-      <w:hyperlink w:history="1" r:id="rIdtptzvo1wdk-zvtrsgp_3n">
+      <w:hyperlink w:history="1" r:id="rIddz3iiaqurjfl3cfz6oxot">
         <w:r>
           <w:rPr>
             <w:rFonts w:ascii="Arial" w:cs="Arial" w:eastAsia="Arial" w:hAnsi="Arial"/>
@@ -17685,7 +18058,7 @@
         </w:rPr>
         <w:t xml:space="preserve"> (</w:t>
       </w:r>
-      <w:hyperlink w:history="1" r:id="rIdmz9kqnmk56ti2ir4hs1tu">
+      <w:hyperlink w:history="1" r:id="rIdnswohutajtf-4lk-gecwi">
         <w:r>
           <w:rPr>
             <w:rFonts w:ascii="Arial" w:cs="Arial" w:eastAsia="Arial" w:hAnsi="Arial"/>
@@ -17745,6 +18118,7 @@
           </w:tcPr>
           <w:p>
             <w:pPr>
+              <w:keepNext w:val="false"/>
               <w:spacing w:after="40" w:before="0"/>
               <w:jc w:val="center"/>
             </w:pPr>
@@ -17780,6 +18154,7 @@
           </w:tcPr>
           <w:p>
             <w:pPr>
+              <w:keepNext w:val="false"/>
               <w:spacing w:after="40" w:before="0"/>
               <w:jc w:val="center"/>
             </w:pPr>
@@ -17814,6 +18189,7 @@
           </w:tcPr>
           <w:p>
             <w:pPr>
+              <w:keepNext w:val="false"/>
               <w:spacing w:after="40" w:before="0"/>
               <w:jc w:val="left"/>
             </w:pPr>
@@ -17846,6 +18222,7 @@
           </w:tcPr>
           <w:p>
             <w:pPr>
+              <w:keepNext w:val="false"/>
               <w:spacing w:after="40" w:before="0"/>
               <w:jc w:val="left"/>
             </w:pPr>
@@ -17880,6 +18257,7 @@
           </w:tcPr>
           <w:p>
             <w:pPr>
+              <w:keepNext w:val="false"/>
               <w:spacing w:after="40" w:before="0"/>
               <w:jc w:val="left"/>
             </w:pPr>
@@ -17912,6 +18290,7 @@
           </w:tcPr>
           <w:p>
             <w:pPr>
+              <w:keepNext w:val="false"/>
               <w:spacing w:after="40" w:before="0"/>
               <w:jc w:val="left"/>
             </w:pPr>
@@ -17946,6 +18325,7 @@
           </w:tcPr>
           <w:p>
             <w:pPr>
+              <w:keepNext w:val="false"/>
               <w:spacing w:after="40" w:before="0"/>
               <w:jc w:val="left"/>
             </w:pPr>
@@ -17978,6 +18358,7 @@
           </w:tcPr>
           <w:p>
             <w:pPr>
+              <w:keepNext w:val="false"/>
               <w:spacing w:after="40" w:before="0"/>
               <w:jc w:val="left"/>
             </w:pPr>
@@ -18012,6 +18393,7 @@
           </w:tcPr>
           <w:p>
             <w:pPr>
+              <w:keepNext w:val="false"/>
               <w:spacing w:after="40" w:before="0"/>
               <w:jc w:val="left"/>
             </w:pPr>
@@ -18044,6 +18426,7 @@
           </w:tcPr>
           <w:p>
             <w:pPr>
+              <w:keepNext w:val="false"/>
               <w:spacing w:after="40" w:before="0"/>
               <w:jc w:val="left"/>
             </w:pPr>
@@ -18078,6 +18461,7 @@
           </w:tcPr>
           <w:p>
             <w:pPr>
+              <w:keepNext w:val="false"/>
               <w:spacing w:after="40" w:before="0"/>
               <w:jc w:val="left"/>
             </w:pPr>
@@ -18110,6 +18494,7 @@
           </w:tcPr>
           <w:p>
             <w:pPr>
+              <w:keepNext w:val="false"/>
               <w:spacing w:after="40" w:before="0"/>
               <w:jc w:val="left"/>
             </w:pPr>
@@ -18144,6 +18529,7 @@
           </w:tcPr>
           <w:p>
             <w:pPr>
+              <w:keepNext w:val="false"/>
               <w:spacing w:after="40" w:before="0"/>
               <w:jc w:val="left"/>
             </w:pPr>
@@ -18176,6 +18562,7 @@
           </w:tcPr>
           <w:p>
             <w:pPr>
+              <w:keepNext w:val="false"/>
               <w:spacing w:after="40" w:before="0"/>
               <w:jc w:val="left"/>
             </w:pPr>
@@ -18210,6 +18597,7 @@
           </w:tcPr>
           <w:p>
             <w:pPr>
+              <w:keepNext w:val="false"/>
               <w:spacing w:after="40" w:before="0"/>
               <w:jc w:val="left"/>
             </w:pPr>
@@ -18242,6 +18630,7 @@
           </w:tcPr>
           <w:p>
             <w:pPr>
+              <w:keepNext w:val="false"/>
               <w:spacing w:after="40" w:before="0"/>
               <w:jc w:val="left"/>
             </w:pPr>
@@ -18276,6 +18665,7 @@
           </w:tcPr>
           <w:p>
             <w:pPr>
+              <w:keepNext w:val="false"/>
               <w:spacing w:after="40" w:before="0"/>
               <w:jc w:val="left"/>
             </w:pPr>
@@ -18308,6 +18698,7 @@
           </w:tcPr>
           <w:p>
             <w:pPr>
+              <w:keepNext w:val="false"/>
               <w:spacing w:after="40" w:before="0"/>
               <w:jc w:val="left"/>
             </w:pPr>
@@ -18367,6 +18758,7 @@
           </w:tcPr>
           <w:p>
             <w:pPr>
+              <w:keepNext w:val="false"/>
               <w:spacing w:after="40" w:before="0"/>
               <w:jc w:val="center"/>
             </w:pPr>
@@ -18401,6 +18793,7 @@
           </w:tcPr>
           <w:p>
             <w:pPr>
+              <w:keepNext w:val="false"/>
               <w:spacing w:after="40" w:before="0"/>
               <w:jc w:val="left"/>
             </w:pPr>
@@ -18465,6 +18858,7 @@
           </w:tcPr>
           <w:p>
             <w:pPr>
+              <w:keepNext w:val="false"/>
               <w:spacing w:after="40" w:before="0"/>
               <w:jc w:val="center"/>
             </w:pPr>
@@ -18499,6 +18893,7 @@
           </w:tcPr>
           <w:p>
             <w:pPr>
+              <w:keepNext w:val="false"/>
               <w:spacing w:after="40" w:before="0"/>
               <w:jc w:val="left"/>
             </w:pPr>
@@ -18531,6 +18926,7 @@
           </w:tcPr>
           <w:p>
             <w:pPr>
+              <w:keepNext w:val="false"/>
               <w:spacing w:after="40" w:before="0"/>
               <w:jc w:val="left"/>
             </w:pPr>
@@ -18563,6 +18959,7 @@
           </w:tcPr>
           <w:p>
             <w:pPr>
+              <w:keepNext w:val="false"/>
               <w:spacing w:after="40" w:before="0"/>
               <w:jc w:val="left"/>
             </w:pPr>
@@ -18595,6 +18992,7 @@
           </w:tcPr>
           <w:p>
             <w:pPr>
+              <w:keepNext w:val="false"/>
               <w:spacing w:after="40" w:before="0"/>
               <w:jc w:val="left"/>
             </w:pPr>
@@ -18627,6 +19025,7 @@
           </w:tcPr>
           <w:p>
             <w:pPr>
+              <w:keepNext w:val="false"/>
               <w:spacing w:after="40" w:before="0"/>
               <w:jc w:val="left"/>
             </w:pPr>
@@ -18661,6 +19060,7 @@
           </w:tcPr>
           <w:p>
             <w:pPr>
+              <w:keepNext w:val="false"/>
               <w:spacing w:after="40" w:before="0"/>
               <w:jc w:val="left"/>
             </w:pPr>
@@ -18698,7 +19098,7 @@
             <w:pPr>
               <w:spacing w:after="20" w:before="0"/>
             </w:pPr>
-            <w:hyperlink w:history="1" r:id="rIda1vpe9snmoovlbepvkiwe">
+            <w:hyperlink w:history="1" r:id="rId3wmgdowakewlewz76dwts">
               <w:r>
                 <w:rPr>
                   <w:rFonts w:ascii="Arial" w:cs="Arial" w:eastAsia="Arial" w:hAnsi="Arial"/>
@@ -18747,7 +19147,7 @@
               <w:spacing w:after="10" w:before="0"/>
               <w:ind w:left="120"/>
             </w:pPr>
-            <w:hyperlink w:history="1" r:id="rIdpdkztar5se-ydkltcnghh">
+            <w:hyperlink w:history="1" r:id="rIdcrv0s90kashquhmd9mscw">
               <w:r>
                 <w:rPr>
                   <w:rFonts w:ascii="Arial" w:cs="Arial" w:eastAsia="Arial" w:hAnsi="Arial"/>
@@ -18792,7 +19192,7 @@
             <w:pPr>
               <w:spacing w:after="20" w:before="0"/>
             </w:pPr>
-            <w:hyperlink w:history="1" r:id="rIdouxrbnmacs9xrdgdn2uk7">
+            <w:hyperlink w:history="1" r:id="rIdwr0dndtnpb9axarjnynk1">
               <w:r>
                 <w:rPr>
                   <w:rFonts w:ascii="Arial" w:cs="Arial" w:eastAsia="Arial" w:hAnsi="Arial"/>
@@ -18825,7 +19225,7 @@
               <w:spacing w:after="10" w:before="0"/>
               <w:ind w:left="120"/>
             </w:pPr>
-            <w:hyperlink w:history="1" r:id="rId8lnueqjkg9powk_o-lbwg">
+            <w:hyperlink w:history="1" r:id="rIdglohdamfwkd9huildry2l">
               <w:r>
                 <w:rPr>
                   <w:rFonts w:ascii="Arial" w:cs="Arial" w:eastAsia="Arial" w:hAnsi="Arial"/>
@@ -18853,6 +19253,7 @@
           </w:tcPr>
           <w:p>
             <w:pPr>
+              <w:keepNext w:val="false"/>
               <w:spacing w:after="40" w:before="0"/>
               <w:jc w:val="left"/>
             </w:pPr>
@@ -18885,6 +19286,7 @@
           </w:tcPr>
           <w:p>
             <w:pPr>
+              <w:keepNext w:val="false"/>
               <w:spacing w:after="40" w:before="0"/>
               <w:jc w:val="left"/>
             </w:pPr>
@@ -18917,6 +19319,7 @@
           </w:tcPr>
           <w:p>
             <w:pPr>
+              <w:keepNext w:val="false"/>
               <w:spacing w:after="40" w:before="0"/>
               <w:jc w:val="left"/>
             </w:pPr>
@@ -18949,6 +19352,7 @@
           </w:tcPr>
           <w:p>
             <w:pPr>
+              <w:keepNext w:val="false"/>
               <w:spacing w:after="40" w:before="0"/>
               <w:jc w:val="left"/>
             </w:pPr>
@@ -18983,6 +19387,7 @@
           </w:tcPr>
           <w:p>
             <w:pPr>
+              <w:keepNext w:val="false"/>
               <w:spacing w:after="40" w:before="0"/>
               <w:jc w:val="left"/>
             </w:pPr>
@@ -19020,7 +19425,7 @@
             <w:pPr>
               <w:spacing w:after="20" w:before="0"/>
             </w:pPr>
-            <w:hyperlink w:history="1" r:id="rIdaeebqwb7drpnhfyxllcv7">
+            <w:hyperlink w:history="1" r:id="rId6s_hx_yqmaa8kxxj2v3c5">
               <w:r>
                 <w:rPr>
                   <w:rFonts w:ascii="Arial" w:cs="Arial" w:eastAsia="Arial" w:hAnsi="Arial"/>
@@ -19069,7 +19474,7 @@
               <w:spacing w:after="10" w:before="0"/>
               <w:ind w:left="120"/>
             </w:pPr>
-            <w:hyperlink w:history="1" r:id="rIdianqhvyfvmgjvjgsdpook">
+            <w:hyperlink w:history="1" r:id="rIdkarfgsn_cnbjoaaev1oov">
               <w:r>
                 <w:rPr>
                   <w:rFonts w:ascii="Arial" w:cs="Arial" w:eastAsia="Arial" w:hAnsi="Arial"/>
@@ -19114,7 +19519,7 @@
             <w:pPr>
               <w:spacing w:after="20" w:before="0"/>
             </w:pPr>
-            <w:hyperlink w:history="1" r:id="rIdys0lyjvs_tovys5q88qkr">
+            <w:hyperlink w:history="1" r:id="rIdbvyyjcuaqbncjfz9my24n">
               <w:r>
                 <w:rPr>
                   <w:rFonts w:ascii="Arial" w:cs="Arial" w:eastAsia="Arial" w:hAnsi="Arial"/>
@@ -19147,7 +19552,7 @@
               <w:spacing w:after="10" w:before="0"/>
               <w:ind w:left="120"/>
             </w:pPr>
-            <w:hyperlink w:history="1" r:id="rIddamg86qy6uvc3tgsfrpjl">
+            <w:hyperlink w:history="1" r:id="rIdofyddixmlyu28eir3ejet">
               <w:r>
                 <w:rPr>
                   <w:rFonts w:ascii="Arial" w:cs="Arial" w:eastAsia="Arial" w:hAnsi="Arial"/>
@@ -19175,6 +19580,7 @@
           </w:tcPr>
           <w:p>
             <w:pPr>
+              <w:keepNext w:val="false"/>
               <w:spacing w:after="40" w:before="0"/>
               <w:jc w:val="left"/>
             </w:pPr>
@@ -19207,6 +19613,7 @@
           </w:tcPr>
           <w:p>
             <w:pPr>
+              <w:keepNext w:val="false"/>
               <w:spacing w:after="40" w:before="0"/>
               <w:jc w:val="left"/>
             </w:pPr>
@@ -19239,6 +19646,7 @@
           </w:tcPr>
           <w:p>
             <w:pPr>
+              <w:keepNext w:val="false"/>
               <w:spacing w:after="40" w:before="0"/>
               <w:jc w:val="left"/>
             </w:pPr>
@@ -19271,6 +19679,7 @@
           </w:tcPr>
           <w:p>
             <w:pPr>
+              <w:keepNext w:val="false"/>
               <w:spacing w:after="40" w:before="0"/>
               <w:jc w:val="left"/>
             </w:pPr>
@@ -19305,6 +19714,7 @@
           </w:tcPr>
           <w:p>
             <w:pPr>
+              <w:keepNext w:val="false"/>
               <w:spacing w:after="40" w:before="0"/>
               <w:jc w:val="left"/>
             </w:pPr>
@@ -19342,7 +19752,7 @@
             <w:pPr>
               <w:spacing w:after="20" w:before="0"/>
             </w:pPr>
-            <w:hyperlink w:history="1" r:id="rId4ku22goeea-vz9co7ujk1">
+            <w:hyperlink w:history="1" r:id="rIdskxuze3449ay0imewhnxn">
               <w:r>
                 <w:rPr>
                   <w:rFonts w:ascii="Arial" w:cs="Arial" w:eastAsia="Arial" w:hAnsi="Arial"/>
@@ -19391,7 +19801,7 @@
               <w:spacing w:after="10" w:before="0"/>
               <w:ind w:left="120"/>
             </w:pPr>
-            <w:hyperlink w:history="1" r:id="rIdwfghm2eesvtog8b7asspr">
+            <w:hyperlink w:history="1" r:id="rIddm8-hqkoil44xoptvm5qg">
               <w:r>
                 <w:rPr>
                   <w:rFonts w:ascii="Arial" w:cs="Arial" w:eastAsia="Arial" w:hAnsi="Arial"/>
@@ -19436,7 +19846,7 @@
             <w:pPr>
               <w:spacing w:after="20" w:before="0"/>
             </w:pPr>
-            <w:hyperlink w:history="1" r:id="rIdtruff2hwnov6dkxzk-x8e">
+            <w:hyperlink w:history="1" r:id="rIdbbgprvkfsukdtehifq_tf">
               <w:r>
                 <w:rPr>
                   <w:rFonts w:ascii="Arial" w:cs="Arial" w:eastAsia="Arial" w:hAnsi="Arial"/>
@@ -19469,7 +19879,7 @@
               <w:spacing w:after="10" w:before="0"/>
               <w:ind w:left="120"/>
             </w:pPr>
-            <w:hyperlink w:history="1" r:id="rIdijt2es3eu03dciuwdf7g_">
+            <w:hyperlink w:history="1" r:id="rIdtbn35q4kord8bqm8or8tl">
               <w:r>
                 <w:rPr>
                   <w:rFonts w:ascii="Arial" w:cs="Arial" w:eastAsia="Arial" w:hAnsi="Arial"/>
@@ -19497,6 +19907,7 @@
           </w:tcPr>
           <w:p>
             <w:pPr>
+              <w:keepNext w:val="false"/>
               <w:spacing w:after="40" w:before="0"/>
               <w:jc w:val="left"/>
             </w:pPr>
@@ -19529,6 +19940,7 @@
           </w:tcPr>
           <w:p>
             <w:pPr>
+              <w:keepNext w:val="false"/>
               <w:spacing w:after="40" w:before="0"/>
               <w:jc w:val="left"/>
             </w:pPr>
@@ -19561,6 +19973,7 @@
           </w:tcPr>
           <w:p>
             <w:pPr>
+              <w:keepNext w:val="false"/>
               <w:spacing w:after="40" w:before="0"/>
               <w:jc w:val="left"/>
             </w:pPr>
@@ -19593,6 +20006,7 @@
           </w:tcPr>
           <w:p>
             <w:pPr>
+              <w:keepNext w:val="false"/>
               <w:spacing w:after="40" w:before="0"/>
               <w:jc w:val="left"/>
             </w:pPr>
@@ -19627,6 +20041,7 @@
           </w:tcPr>
           <w:p>
             <w:pPr>
+              <w:keepNext w:val="false"/>
               <w:spacing w:after="40" w:before="0"/>
               <w:jc w:val="left"/>
             </w:pPr>
@@ -19664,7 +20079,7 @@
             <w:pPr>
               <w:spacing w:after="20" w:before="0"/>
             </w:pPr>
-            <w:hyperlink w:history="1" r:id="rIdrff2veb1f40-lf5fn4gwz">
+            <w:hyperlink w:history="1" r:id="rIdlihvdjhlpgqb75md-us2i">
               <w:r>
                 <w:rPr>
                   <w:rFonts w:ascii="Arial" w:cs="Arial" w:eastAsia="Arial" w:hAnsi="Arial"/>
@@ -19713,7 +20128,7 @@
               <w:spacing w:after="10" w:before="0"/>
               <w:ind w:left="120"/>
             </w:pPr>
-            <w:hyperlink w:history="1" r:id="rId_14r3oa5d2_dkretsqlxn">
+            <w:hyperlink w:history="1" r:id="rIdinlohob0me56jjo8aazur">
               <w:r>
                 <w:rPr>
                   <w:rFonts w:ascii="Arial" w:cs="Arial" w:eastAsia="Arial" w:hAnsi="Arial"/>
@@ -19758,7 +20173,7 @@
             <w:pPr>
               <w:spacing w:after="20" w:before="0"/>
             </w:pPr>
-            <w:hyperlink w:history="1" r:id="rIdt3grusmaeghyq1eedrdhq">
+            <w:hyperlink w:history="1" r:id="rIdqfykvuvn1sf7ccf1v3aaw">
               <w:r>
                 <w:rPr>
                   <w:rFonts w:ascii="Arial" w:cs="Arial" w:eastAsia="Arial" w:hAnsi="Arial"/>
@@ -19791,7 +20206,7 @@
               <w:spacing w:after="10" w:before="0"/>
               <w:ind w:left="120"/>
             </w:pPr>
-            <w:hyperlink w:history="1" r:id="rIdntb2n_s9tmi-maefthvun">
+            <w:hyperlink w:history="1" r:id="rIdgklpkork_b5eeahglqgmu">
               <w:r>
                 <w:rPr>
                   <w:rFonts w:ascii="Arial" w:cs="Arial" w:eastAsia="Arial" w:hAnsi="Arial"/>
@@ -19819,6 +20234,7 @@
           </w:tcPr>
           <w:p>
             <w:pPr>
+              <w:keepNext w:val="false"/>
               <w:spacing w:after="40" w:before="0"/>
               <w:jc w:val="left"/>
             </w:pPr>
@@ -19851,6 +20267,7 @@
           </w:tcPr>
           <w:p>
             <w:pPr>
+              <w:keepNext w:val="false"/>
               <w:spacing w:after="40" w:before="0"/>
               <w:jc w:val="left"/>
             </w:pPr>
@@ -19883,6 +20300,7 @@
           </w:tcPr>
           <w:p>
             <w:pPr>
+              <w:keepNext w:val="false"/>
               <w:spacing w:after="40" w:before="0"/>
               <w:jc w:val="left"/>
             </w:pPr>
@@ -19915,6 +20333,7 @@
           </w:tcPr>
           <w:p>
             <w:pPr>
+              <w:keepNext w:val="false"/>
               <w:spacing w:after="40" w:before="0"/>
               <w:jc w:val="left"/>
             </w:pPr>
@@ -19949,6 +20368,7 @@
           </w:tcPr>
           <w:p>
             <w:pPr>
+              <w:keepNext w:val="false"/>
               <w:spacing w:after="40" w:before="0"/>
               <w:jc w:val="left"/>
             </w:pPr>
@@ -19986,7 +20406,7 @@
             <w:pPr>
               <w:spacing w:after="20" w:before="0"/>
             </w:pPr>
-            <w:hyperlink w:history="1" r:id="rId4u-pui9prm3ed1pql7c9p">
+            <w:hyperlink w:history="1" r:id="rIdpx7rnafgujqwmeilchrgp">
               <w:r>
                 <w:rPr>
                   <w:rFonts w:ascii="Arial" w:cs="Arial" w:eastAsia="Arial" w:hAnsi="Arial"/>
@@ -20035,7 +20455,7 @@
               <w:spacing w:after="10" w:before="0"/>
               <w:ind w:left="120"/>
             </w:pPr>
-            <w:hyperlink w:history="1" r:id="rIdw_brukoucta1iqqgdc6gu">
+            <w:hyperlink w:history="1" r:id="rId7k5gx3bp1zo4zk9pa4zbf">
               <w:r>
                 <w:rPr>
                   <w:rFonts w:ascii="Arial" w:cs="Arial" w:eastAsia="Arial" w:hAnsi="Arial"/>
@@ -20080,7 +20500,7 @@
             <w:pPr>
               <w:spacing w:after="20" w:before="0"/>
             </w:pPr>
-            <w:hyperlink w:history="1" r:id="rIdyblbylli9-yl2n65ptsxg">
+            <w:hyperlink w:history="1" r:id="rId2kqohvrir_wd0tddhqajr">
               <w:r>
                 <w:rPr>
                   <w:rFonts w:ascii="Arial" w:cs="Arial" w:eastAsia="Arial" w:hAnsi="Arial"/>
@@ -20113,7 +20533,7 @@
               <w:spacing w:after="10" w:before="0"/>
               <w:ind w:left="120"/>
             </w:pPr>
-            <w:hyperlink w:history="1" r:id="rId-9g8guiewogcl5ftsmkd3">
+            <w:hyperlink w:history="1" r:id="rIdxr9r7e25vck51oyhs_ejb">
               <w:r>
                 <w:rPr>
                   <w:rFonts w:ascii="Arial" w:cs="Arial" w:eastAsia="Arial" w:hAnsi="Arial"/>
@@ -20141,6 +20561,7 @@
           </w:tcPr>
           <w:p>
             <w:pPr>
+              <w:keepNext w:val="false"/>
               <w:spacing w:after="40" w:before="0"/>
               <w:jc w:val="left"/>
             </w:pPr>
@@ -20173,6 +20594,7 @@
           </w:tcPr>
           <w:p>
             <w:pPr>
+              <w:keepNext w:val="false"/>
               <w:spacing w:after="40" w:before="0"/>
               <w:jc w:val="left"/>
             </w:pPr>
@@ -20205,6 +20627,7 @@
           </w:tcPr>
           <w:p>
             <w:pPr>
+              <w:keepNext w:val="false"/>
               <w:spacing w:after="40" w:before="0"/>
               <w:jc w:val="left"/>
             </w:pPr>
@@ -20237,6 +20660,7 @@
           </w:tcPr>
           <w:p>
             <w:pPr>
+              <w:keepNext w:val="false"/>
               <w:spacing w:after="40" w:before="0"/>
               <w:jc w:val="left"/>
             </w:pPr>
@@ -20296,6 +20720,7 @@
           </w:tcPr>
           <w:p>
             <w:pPr>
+              <w:keepNext w:val="false"/>
               <w:spacing w:after="40" w:before="0"/>
               <w:jc w:val="center"/>
             </w:pPr>
@@ -20330,6 +20755,7 @@
           </w:tcPr>
           <w:p>
             <w:pPr>
+              <w:keepNext w:val="false"/>
               <w:spacing w:after="40" w:before="0"/>
               <w:jc w:val="left"/>
             </w:pPr>
@@ -20349,6 +20775,7 @@
           </w:p>
           <w:p>
             <w:pPr>
+              <w:keepNext w:val="false"/>
               <w:spacing w:after="40" w:before="0"/>
               <w:jc w:val="left"/>
             </w:pPr>
@@ -20368,6 +20795,7 @@
           </w:p>
           <w:p>
             <w:pPr>
+              <w:keepNext w:val="false"/>
               <w:spacing w:after="40" w:before="0"/>
               <w:jc w:val="left"/>
             </w:pPr>
@@ -20387,6 +20815,7 @@
           </w:p>
           <w:p>
             <w:pPr>
+              <w:keepNext w:val="false"/>
               <w:spacing w:after="40" w:before="0"/>
               <w:jc w:val="left"/>
             </w:pPr>
@@ -20406,6 +20835,7 @@
           </w:p>
           <w:p>
             <w:pPr>
+              <w:keepNext w:val="false"/>
               <w:spacing w:after="40" w:before="0"/>
               <w:jc w:val="left"/>
             </w:pPr>
@@ -20425,6 +20855,7 @@
           </w:p>
           <w:p>
             <w:pPr>
+              <w:keepNext w:val="false"/>
               <w:spacing w:after="40" w:before="0"/>
               <w:jc w:val="left"/>
             </w:pPr>
@@ -20486,6 +20917,7 @@
           </w:tcPr>
           <w:p>
             <w:pPr>
+              <w:keepNext w:val="false"/>
               <w:spacing w:after="40" w:before="0"/>
               <w:jc w:val="center"/>
             </w:pPr>
@@ -20520,6 +20952,7 @@
           </w:tcPr>
           <w:p>
             <w:pPr>
+              <w:keepNext w:val="false"/>
               <w:spacing w:after="40" w:before="0"/>
               <w:jc w:val="left"/>
             </w:pPr>
@@ -20552,6 +20985,7 @@
           </w:tcPr>
           <w:p>
             <w:pPr>
+              <w:keepNext w:val="false"/>
               <w:spacing w:after="40" w:before="0"/>
               <w:jc w:val="left"/>
             </w:pPr>
@@ -20586,6 +21020,7 @@
           </w:tcPr>
           <w:p>
             <w:pPr>
+              <w:keepNext w:val="false"/>
               <w:spacing w:after="40" w:before="0"/>
               <w:jc w:val="left"/>
             </w:pPr>
@@ -20618,6 +21053,7 @@
           </w:tcPr>
           <w:p>
             <w:pPr>
+              <w:keepNext w:val="false"/>
               <w:spacing w:after="40" w:before="0"/>
               <w:jc w:val="left"/>
             </w:pPr>
@@ -20652,6 +21088,7 @@
           </w:tcPr>
           <w:p>
             <w:pPr>
+              <w:keepNext w:val="false"/>
               <w:spacing w:after="40" w:before="0"/>
               <w:jc w:val="left"/>
             </w:pPr>
@@ -20684,6 +21121,7 @@
           </w:tcPr>
           <w:p>
             <w:pPr>
+              <w:keepNext w:val="false"/>
               <w:spacing w:after="40" w:before="0"/>
               <w:jc w:val="left"/>
             </w:pPr>
@@ -20720,7 +21158,7 @@
         </w:rPr>
         <w:t xml:space="preserve">© 2026 SeaVuria and ARES. Aligned with KICD objectives. Developed by SeaVuria; technical implementation by ARES (with AI assistance from Claude). Licensed under </w:t>
       </w:r>
-      <w:hyperlink w:history="1" r:id="rIdvfqs1y15_rp5z-cxjc2_5">
+      <w:hyperlink w:history="1" r:id="rIdiky0o2myn-m6lhwid3zno">
         <w:r>
           <w:rPr>
             <w:rFonts w:ascii="Arial" w:cs="Arial" w:eastAsia="Arial" w:hAnsi="Arial"/>
@@ -20741,7 +21179,7 @@
         </w:rPr>
         <w:t xml:space="preserve"> (</w:t>
       </w:r>
-      <w:hyperlink w:history="1" r:id="rIdv5e9-vzyvv7zjvokfaaym">
+      <w:hyperlink w:history="1" r:id="rIdnobyeuemc3nhwbebh9mkl">
         <w:r>
           <w:rPr>
             <w:rFonts w:ascii="Arial" w:cs="Arial" w:eastAsia="Arial" w:hAnsi="Arial"/>
@@ -20801,6 +21239,7 @@
           </w:tcPr>
           <w:p>
             <w:pPr>
+              <w:keepNext w:val="false"/>
               <w:spacing w:after="40" w:before="0"/>
               <w:jc w:val="center"/>
             </w:pPr>
@@ -20836,6 +21275,7 @@
           </w:tcPr>
           <w:p>
             <w:pPr>
+              <w:keepNext w:val="false"/>
               <w:spacing w:after="40" w:before="0"/>
               <w:jc w:val="center"/>
             </w:pPr>
@@ -20870,6 +21310,7 @@
           </w:tcPr>
           <w:p>
             <w:pPr>
+              <w:keepNext w:val="false"/>
               <w:spacing w:after="40" w:before="0"/>
               <w:jc w:val="left"/>
             </w:pPr>
@@ -20902,6 +21343,7 @@
           </w:tcPr>
           <w:p>
             <w:pPr>
+              <w:keepNext w:val="false"/>
               <w:spacing w:after="40" w:before="0"/>
               <w:jc w:val="left"/>
             </w:pPr>
@@ -20936,6 +21378,7 @@
           </w:tcPr>
           <w:p>
             <w:pPr>
+              <w:keepNext w:val="false"/>
               <w:spacing w:after="40" w:before="0"/>
               <w:jc w:val="left"/>
             </w:pPr>
@@ -20968,6 +21411,7 @@
           </w:tcPr>
           <w:p>
             <w:pPr>
+              <w:keepNext w:val="false"/>
               <w:spacing w:after="40" w:before="0"/>
               <w:jc w:val="left"/>
             </w:pPr>
@@ -21002,6 +21446,7 @@
           </w:tcPr>
           <w:p>
             <w:pPr>
+              <w:keepNext w:val="false"/>
               <w:spacing w:after="40" w:before="0"/>
               <w:jc w:val="left"/>
             </w:pPr>
@@ -21034,6 +21479,7 @@
           </w:tcPr>
           <w:p>
             <w:pPr>
+              <w:keepNext w:val="false"/>
               <w:spacing w:after="40" w:before="0"/>
               <w:jc w:val="left"/>
             </w:pPr>
@@ -21068,6 +21514,7 @@
           </w:tcPr>
           <w:p>
             <w:pPr>
+              <w:keepNext w:val="false"/>
               <w:spacing w:after="40" w:before="0"/>
               <w:jc w:val="left"/>
             </w:pPr>
@@ -21100,6 +21547,7 @@
           </w:tcPr>
           <w:p>
             <w:pPr>
+              <w:keepNext w:val="false"/>
               <w:spacing w:after="40" w:before="0"/>
               <w:jc w:val="left"/>
             </w:pPr>
@@ -21134,6 +21582,7 @@
           </w:tcPr>
           <w:p>
             <w:pPr>
+              <w:keepNext w:val="false"/>
               <w:spacing w:after="40" w:before="0"/>
               <w:jc w:val="left"/>
             </w:pPr>
@@ -21166,6 +21615,7 @@
           </w:tcPr>
           <w:p>
             <w:pPr>
+              <w:keepNext w:val="false"/>
               <w:spacing w:after="40" w:before="0"/>
               <w:jc w:val="left"/>
             </w:pPr>
@@ -21200,6 +21650,7 @@
           </w:tcPr>
           <w:p>
             <w:pPr>
+              <w:keepNext w:val="false"/>
               <w:spacing w:after="40" w:before="0"/>
               <w:jc w:val="left"/>
             </w:pPr>
@@ -21232,6 +21683,7 @@
           </w:tcPr>
           <w:p>
             <w:pPr>
+              <w:keepNext w:val="false"/>
               <w:spacing w:after="40" w:before="0"/>
               <w:jc w:val="left"/>
             </w:pPr>
@@ -21266,6 +21718,7 @@
           </w:tcPr>
           <w:p>
             <w:pPr>
+              <w:keepNext w:val="false"/>
               <w:spacing w:after="40" w:before="0"/>
               <w:jc w:val="left"/>
             </w:pPr>
@@ -21298,6 +21751,7 @@
           </w:tcPr>
           <w:p>
             <w:pPr>
+              <w:keepNext w:val="false"/>
               <w:spacing w:after="40" w:before="0"/>
               <w:jc w:val="left"/>
             </w:pPr>
@@ -21332,6 +21786,7 @@
           </w:tcPr>
           <w:p>
             <w:pPr>
+              <w:keepNext w:val="false"/>
               <w:spacing w:after="40" w:before="0"/>
               <w:jc w:val="left"/>
             </w:pPr>
@@ -21364,6 +21819,7 @@
           </w:tcPr>
           <w:p>
             <w:pPr>
+              <w:keepNext w:val="false"/>
               <w:spacing w:after="40" w:before="0"/>
               <w:jc w:val="left"/>
             </w:pPr>
@@ -21423,6 +21879,7 @@
           </w:tcPr>
           <w:p>
             <w:pPr>
+              <w:keepNext w:val="false"/>
               <w:spacing w:after="40" w:before="0"/>
               <w:jc w:val="center"/>
             </w:pPr>
@@ -21457,6 +21914,7 @@
           </w:tcPr>
           <w:p>
             <w:pPr>
+              <w:keepNext w:val="false"/>
               <w:spacing w:after="40" w:before="0"/>
               <w:jc w:val="left"/>
             </w:pPr>
@@ -21521,6 +21979,7 @@
           </w:tcPr>
           <w:p>
             <w:pPr>
+              <w:keepNext w:val="false"/>
               <w:spacing w:after="40" w:before="0"/>
               <w:jc w:val="center"/>
             </w:pPr>
@@ -21555,6 +22014,7 @@
           </w:tcPr>
           <w:p>
             <w:pPr>
+              <w:keepNext w:val="false"/>
               <w:spacing w:after="40" w:before="0"/>
               <w:jc w:val="left"/>
             </w:pPr>
@@ -21587,6 +22047,7 @@
           </w:tcPr>
           <w:p>
             <w:pPr>
+              <w:keepNext w:val="false"/>
               <w:spacing w:after="40" w:before="0"/>
               <w:jc w:val="left"/>
             </w:pPr>
@@ -21619,6 +22080,7 @@
           </w:tcPr>
           <w:p>
             <w:pPr>
+              <w:keepNext w:val="false"/>
               <w:spacing w:after="40" w:before="0"/>
               <w:jc w:val="left"/>
             </w:pPr>
@@ -21651,6 +22113,7 @@
           </w:tcPr>
           <w:p>
             <w:pPr>
+              <w:keepNext w:val="false"/>
               <w:spacing w:after="40" w:before="0"/>
               <w:jc w:val="left"/>
             </w:pPr>
@@ -21683,6 +22146,7 @@
           </w:tcPr>
           <w:p>
             <w:pPr>
+              <w:keepNext w:val="false"/>
               <w:spacing w:after="40" w:before="0"/>
               <w:jc w:val="left"/>
             </w:pPr>
@@ -21717,6 +22181,7 @@
           </w:tcPr>
           <w:p>
             <w:pPr>
+              <w:keepNext w:val="false"/>
               <w:spacing w:after="40" w:before="0"/>
               <w:jc w:val="left"/>
             </w:pPr>
@@ -21754,7 +22219,7 @@
             <w:pPr>
               <w:spacing w:after="20" w:before="0"/>
             </w:pPr>
-            <w:hyperlink w:history="1" r:id="rIdsyefaar4nkoteadsvy6h2">
+            <w:hyperlink w:history="1" r:id="rIdseo_ccalb8ijtcu2xwbaa">
               <w:r>
                 <w:rPr>
                   <w:rFonts w:ascii="Arial" w:cs="Arial" w:eastAsia="Arial" w:hAnsi="Arial"/>
@@ -21787,7 +22252,7 @@
               <w:spacing w:after="10" w:before="0"/>
               <w:ind w:left="120"/>
             </w:pPr>
-            <w:hyperlink w:history="1" r:id="rId4yruxwq941lgttgzn2mls">
+            <w:hyperlink w:history="1" r:id="rId1gyhxdezkjbrpacn-7o4v">
               <w:r>
                 <w:rPr>
                   <w:rFonts w:ascii="Arial" w:cs="Arial" w:eastAsia="Arial" w:hAnsi="Arial"/>
@@ -21832,7 +22297,7 @@
             <w:pPr>
               <w:spacing w:after="20" w:before="0"/>
             </w:pPr>
-            <w:hyperlink w:history="1" r:id="rIdqu7zneslafzbn_agm-qiu">
+            <w:hyperlink w:history="1" r:id="rIdxlb1t6zupe98wmxufxdkd">
               <w:r>
                 <w:rPr>
                   <w:rFonts w:ascii="Arial" w:cs="Arial" w:eastAsia="Arial" w:hAnsi="Arial"/>
@@ -21865,7 +22330,7 @@
               <w:spacing w:after="10" w:before="0"/>
               <w:ind w:left="120"/>
             </w:pPr>
-            <w:hyperlink w:history="1" r:id="rIdcjnykczpfhum9yh6namkb">
+            <w:hyperlink w:history="1" r:id="rId2dgfc0hh471dmfg6samta">
               <w:r>
                 <w:rPr>
                   <w:rFonts w:ascii="Arial" w:cs="Arial" w:eastAsia="Arial" w:hAnsi="Arial"/>
@@ -21893,6 +22358,7 @@
           </w:tcPr>
           <w:p>
             <w:pPr>
+              <w:keepNext w:val="false"/>
               <w:spacing w:after="40" w:before="0"/>
               <w:jc w:val="left"/>
             </w:pPr>
@@ -21925,6 +22391,7 @@
           </w:tcPr>
           <w:p>
             <w:pPr>
+              <w:keepNext w:val="false"/>
               <w:spacing w:after="40" w:before="0"/>
               <w:jc w:val="left"/>
             </w:pPr>
@@ -21957,6 +22424,7 @@
           </w:tcPr>
           <w:p>
             <w:pPr>
+              <w:keepNext w:val="false"/>
               <w:spacing w:after="40" w:before="0"/>
               <w:jc w:val="left"/>
             </w:pPr>
@@ -21989,6 +22457,7 @@
           </w:tcPr>
           <w:p>
             <w:pPr>
+              <w:keepNext w:val="false"/>
               <w:spacing w:after="40" w:before="0"/>
               <w:jc w:val="left"/>
             </w:pPr>
@@ -22023,6 +22492,7 @@
           </w:tcPr>
           <w:p>
             <w:pPr>
+              <w:keepNext w:val="false"/>
               <w:spacing w:after="40" w:before="0"/>
               <w:jc w:val="left"/>
             </w:pPr>
@@ -22060,7 +22530,7 @@
             <w:pPr>
               <w:spacing w:after="20" w:before="0"/>
             </w:pPr>
-            <w:hyperlink w:history="1" r:id="rIdlbtsi3geqr1sdipkqlu8-">
+            <w:hyperlink w:history="1" r:id="rIdo7m8tui_yz9mfgkk2orcp">
               <w:r>
                 <w:rPr>
                   <w:rFonts w:ascii="Arial" w:cs="Arial" w:eastAsia="Arial" w:hAnsi="Arial"/>
@@ -22093,7 +22563,7 @@
               <w:spacing w:after="10" w:before="0"/>
               <w:ind w:left="120"/>
             </w:pPr>
-            <w:hyperlink w:history="1" r:id="rIdphnbykjzojq5swby32tfn">
+            <w:hyperlink w:history="1" r:id="rId8kvrxuc7sogsdmnhby0gm">
               <w:r>
                 <w:rPr>
                   <w:rFonts w:ascii="Arial" w:cs="Arial" w:eastAsia="Arial" w:hAnsi="Arial"/>
@@ -22138,7 +22608,7 @@
             <w:pPr>
               <w:spacing w:after="20" w:before="0"/>
             </w:pPr>
-            <w:hyperlink w:history="1" r:id="rIde8binnwj4opbsjavrl_xt">
+            <w:hyperlink w:history="1" r:id="rIdlvudl_vsmrr-xepwlln0x">
               <w:r>
                 <w:rPr>
                   <w:rFonts w:ascii="Arial" w:cs="Arial" w:eastAsia="Arial" w:hAnsi="Arial"/>
@@ -22171,7 +22641,7 @@
               <w:spacing w:after="10" w:before="0"/>
               <w:ind w:left="120"/>
             </w:pPr>
-            <w:hyperlink w:history="1" r:id="rIdmhe-dryi0ktzgiqldqgnu">
+            <w:hyperlink w:history="1" r:id="rIdudvrkuk-aq1ffkchszlg7">
               <w:r>
                 <w:rPr>
                   <w:rFonts w:ascii="Arial" w:cs="Arial" w:eastAsia="Arial" w:hAnsi="Arial"/>
@@ -22199,6 +22669,7 @@
           </w:tcPr>
           <w:p>
             <w:pPr>
+              <w:keepNext w:val="false"/>
               <w:spacing w:after="40" w:before="0"/>
               <w:jc w:val="left"/>
             </w:pPr>
@@ -22231,6 +22702,7 @@
           </w:tcPr>
           <w:p>
             <w:pPr>
+              <w:keepNext w:val="false"/>
               <w:spacing w:after="40" w:before="0"/>
               <w:jc w:val="left"/>
             </w:pPr>
@@ -22263,6 +22735,7 @@
           </w:tcPr>
           <w:p>
             <w:pPr>
+              <w:keepNext w:val="false"/>
               <w:spacing w:after="40" w:before="0"/>
               <w:jc w:val="left"/>
             </w:pPr>
@@ -22295,6 +22768,7 @@
           </w:tcPr>
           <w:p>
             <w:pPr>
+              <w:keepNext w:val="false"/>
               <w:spacing w:after="40" w:before="0"/>
               <w:jc w:val="left"/>
             </w:pPr>
@@ -22329,6 +22803,7 @@
           </w:tcPr>
           <w:p>
             <w:pPr>
+              <w:keepNext w:val="false"/>
               <w:spacing w:after="40" w:before="0"/>
               <w:jc w:val="left"/>
             </w:pPr>
@@ -22366,7 +22841,7 @@
             <w:pPr>
               <w:spacing w:after="20" w:before="0"/>
             </w:pPr>
-            <w:hyperlink w:history="1" r:id="rIdyk9dcjhabbjrxftxphiuk">
+            <w:hyperlink w:history="1" r:id="rIdg35lu48nz6jlihdo0ffuf">
               <w:r>
                 <w:rPr>
                   <w:rFonts w:ascii="Arial" w:cs="Arial" w:eastAsia="Arial" w:hAnsi="Arial"/>
@@ -22415,7 +22890,7 @@
               <w:spacing w:after="10" w:before="0"/>
               <w:ind w:left="120"/>
             </w:pPr>
-            <w:hyperlink w:history="1" r:id="rIdyr_cfmsjs6c0mbalqxuxa">
+            <w:hyperlink w:history="1" r:id="rId3mbtnoqbkjgr1l_gw51-u">
               <w:r>
                 <w:rPr>
                   <w:rFonts w:ascii="Arial" w:cs="Arial" w:eastAsia="Arial" w:hAnsi="Arial"/>
@@ -22460,7 +22935,7 @@
             <w:pPr>
               <w:spacing w:after="20" w:before="0"/>
             </w:pPr>
-            <w:hyperlink w:history="1" r:id="rIddw9ty_c5qv14g6k9gezgv">
+            <w:hyperlink w:history="1" r:id="rIdhafaymzytdixksav5pald">
               <w:r>
                 <w:rPr>
                   <w:rFonts w:ascii="Arial" w:cs="Arial" w:eastAsia="Arial" w:hAnsi="Arial"/>
@@ -22509,7 +22984,7 @@
               <w:spacing w:after="10" w:before="0"/>
               <w:ind w:left="120"/>
             </w:pPr>
-            <w:hyperlink w:history="1" r:id="rIdzkxnubnh6xhssmducunie">
+            <w:hyperlink w:history="1" r:id="rIdkshcronoakbzmlriz9d0k">
               <w:r>
                 <w:rPr>
                   <w:rFonts w:ascii="Arial" w:cs="Arial" w:eastAsia="Arial" w:hAnsi="Arial"/>
@@ -22537,6 +23012,7 @@
           </w:tcPr>
           <w:p>
             <w:pPr>
+              <w:keepNext w:val="false"/>
               <w:spacing w:after="40" w:before="0"/>
               <w:jc w:val="left"/>
             </w:pPr>
@@ -22569,6 +23045,7 @@
           </w:tcPr>
           <w:p>
             <w:pPr>
+              <w:keepNext w:val="false"/>
               <w:spacing w:after="40" w:before="0"/>
               <w:jc w:val="left"/>
             </w:pPr>
@@ -22601,6 +23078,7 @@
           </w:tcPr>
           <w:p>
             <w:pPr>
+              <w:keepNext w:val="false"/>
               <w:spacing w:after="40" w:before="0"/>
               <w:jc w:val="left"/>
             </w:pPr>
@@ -22633,6 +23111,7 @@
           </w:tcPr>
           <w:p>
             <w:pPr>
+              <w:keepNext w:val="false"/>
               <w:spacing w:after="40" w:before="0"/>
               <w:jc w:val="left"/>
             </w:pPr>
@@ -22667,6 +23146,7 @@
           </w:tcPr>
           <w:p>
             <w:pPr>
+              <w:keepNext w:val="false"/>
               <w:spacing w:after="40" w:before="0"/>
               <w:jc w:val="left"/>
             </w:pPr>
@@ -22704,7 +23184,7 @@
             <w:pPr>
               <w:spacing w:after="20" w:before="0"/>
             </w:pPr>
-            <w:hyperlink w:history="1" r:id="rIditji9i7ujlgkmwkemialh">
+            <w:hyperlink w:history="1" r:id="rIduhuhtur-uooi1elrbsbgo">
               <w:r>
                 <w:rPr>
                   <w:rFonts w:ascii="Arial" w:cs="Arial" w:eastAsia="Arial" w:hAnsi="Arial"/>
@@ -22753,7 +23233,7 @@
               <w:spacing w:after="10" w:before="0"/>
               <w:ind w:left="120"/>
             </w:pPr>
-            <w:hyperlink w:history="1" r:id="rIduzkog47hv-he_qpofdz9_">
+            <w:hyperlink w:history="1" r:id="rIdpvandpk-g2astefjkf_t2">
               <w:r>
                 <w:rPr>
                   <w:rFonts w:ascii="Arial" w:cs="Arial" w:eastAsia="Arial" w:hAnsi="Arial"/>
@@ -22798,7 +23278,7 @@
             <w:pPr>
               <w:spacing w:after="20" w:before="0"/>
             </w:pPr>
-            <w:hyperlink w:history="1" r:id="rIdzfas29watnz2pficerdal">
+            <w:hyperlink w:history="1" r:id="rIdohh74kkxhw2rlegy_vane">
               <w:r>
                 <w:rPr>
                   <w:rFonts w:ascii="Arial" w:cs="Arial" w:eastAsia="Arial" w:hAnsi="Arial"/>
@@ -22847,7 +23327,7 @@
               <w:spacing w:after="10" w:before="0"/>
               <w:ind w:left="120"/>
             </w:pPr>
-            <w:hyperlink w:history="1" r:id="rIdcposse9v-qkjgwav0qygr">
+            <w:hyperlink w:history="1" r:id="rId0jckffhckvfcq6x8mhky3">
               <w:r>
                 <w:rPr>
                   <w:rFonts w:ascii="Arial" w:cs="Arial" w:eastAsia="Arial" w:hAnsi="Arial"/>
@@ -22875,6 +23355,7 @@
           </w:tcPr>
           <w:p>
             <w:pPr>
+              <w:keepNext w:val="false"/>
               <w:spacing w:after="40" w:before="0"/>
               <w:jc w:val="left"/>
             </w:pPr>
@@ -22907,6 +23388,7 @@
           </w:tcPr>
           <w:p>
             <w:pPr>
+              <w:keepNext w:val="false"/>
               <w:spacing w:after="40" w:before="0"/>
               <w:jc w:val="left"/>
             </w:pPr>
@@ -22939,6 +23421,7 @@
           </w:tcPr>
           <w:p>
             <w:pPr>
+              <w:keepNext w:val="false"/>
               <w:spacing w:after="40" w:before="0"/>
               <w:jc w:val="left"/>
             </w:pPr>
@@ -22971,6 +23454,7 @@
           </w:tcPr>
           <w:p>
             <w:pPr>
+              <w:keepNext w:val="false"/>
               <w:spacing w:after="40" w:before="0"/>
               <w:jc w:val="left"/>
             </w:pPr>
@@ -23005,6 +23489,7 @@
           </w:tcPr>
           <w:p>
             <w:pPr>
+              <w:keepNext w:val="false"/>
               <w:spacing w:after="40" w:before="0"/>
               <w:jc w:val="left"/>
             </w:pPr>
@@ -23042,7 +23527,7 @@
             <w:pPr>
               <w:spacing w:after="20" w:before="0"/>
             </w:pPr>
-            <w:hyperlink w:history="1" r:id="rId8p7lq8_engh149j8dlrha">
+            <w:hyperlink w:history="1" r:id="rIdfwi2yywdn8mhtxmw0_cph">
               <w:r>
                 <w:rPr>
                   <w:rFonts w:ascii="Arial" w:cs="Arial" w:eastAsia="Arial" w:hAnsi="Arial"/>
@@ -23091,7 +23576,7 @@
               <w:spacing w:after="10" w:before="0"/>
               <w:ind w:left="120"/>
             </w:pPr>
-            <w:hyperlink w:history="1" r:id="rIdnbsisdvvm3cvk-sdiind1">
+            <w:hyperlink w:history="1" r:id="rIdyw0ui-aaunnaitoy3y1rp">
               <w:r>
                 <w:rPr>
                   <w:rFonts w:ascii="Arial" w:cs="Arial" w:eastAsia="Arial" w:hAnsi="Arial"/>
@@ -23136,7 +23621,7 @@
             <w:pPr>
               <w:spacing w:after="20" w:before="0"/>
             </w:pPr>
-            <w:hyperlink w:history="1" r:id="rIdlyi8ckr8-ty1apa-lunrf">
+            <w:hyperlink w:history="1" r:id="rIdydrhucq8oqauihjcmc3fq">
               <w:r>
                 <w:rPr>
                   <w:rFonts w:ascii="Arial" w:cs="Arial" w:eastAsia="Arial" w:hAnsi="Arial"/>
@@ -23185,7 +23670,7 @@
               <w:spacing w:after="10" w:before="0"/>
               <w:ind w:left="120"/>
             </w:pPr>
-            <w:hyperlink w:history="1" r:id="rIdyiqsfrr-2pimrgnaqcrj3">
+            <w:hyperlink w:history="1" r:id="rId733sx7d5e7iwq432nyaov">
               <w:r>
                 <w:rPr>
                   <w:rFonts w:ascii="Arial" w:cs="Arial" w:eastAsia="Arial" w:hAnsi="Arial"/>
@@ -23213,6 +23698,7 @@
           </w:tcPr>
           <w:p>
             <w:pPr>
+              <w:keepNext w:val="false"/>
               <w:spacing w:after="40" w:before="0"/>
               <w:jc w:val="left"/>
             </w:pPr>
@@ -23245,6 +23731,7 @@
           </w:tcPr>
           <w:p>
             <w:pPr>
+              <w:keepNext w:val="false"/>
               <w:spacing w:after="40" w:before="0"/>
               <w:jc w:val="left"/>
             </w:pPr>
@@ -23277,6 +23764,7 @@
           </w:tcPr>
           <w:p>
             <w:pPr>
+              <w:keepNext w:val="false"/>
               <w:spacing w:after="40" w:before="0"/>
               <w:jc w:val="left"/>
             </w:pPr>
@@ -23309,6 +23797,7 @@
           </w:tcPr>
           <w:p>
             <w:pPr>
+              <w:keepNext w:val="false"/>
               <w:spacing w:after="40" w:before="0"/>
               <w:jc w:val="left"/>
             </w:pPr>
@@ -23368,6 +23857,7 @@
           </w:tcPr>
           <w:p>
             <w:pPr>
+              <w:keepNext w:val="false"/>
               <w:spacing w:after="40" w:before="0"/>
               <w:jc w:val="center"/>
             </w:pPr>
@@ -23402,6 +23892,7 @@
           </w:tcPr>
           <w:p>
             <w:pPr>
+              <w:keepNext w:val="false"/>
               <w:spacing w:after="40" w:before="0"/>
               <w:jc w:val="left"/>
             </w:pPr>
@@ -23421,6 +23912,7 @@
           </w:p>
           <w:p>
             <w:pPr>
+              <w:keepNext w:val="false"/>
               <w:spacing w:after="40" w:before="0"/>
               <w:jc w:val="left"/>
             </w:pPr>
@@ -23440,6 +23932,7 @@
           </w:p>
           <w:p>
             <w:pPr>
+              <w:keepNext w:val="false"/>
               <w:spacing w:after="40" w:before="0"/>
               <w:jc w:val="left"/>
             </w:pPr>
@@ -23459,6 +23952,7 @@
           </w:p>
           <w:p>
             <w:pPr>
+              <w:keepNext w:val="false"/>
               <w:spacing w:after="40" w:before="0"/>
               <w:jc w:val="left"/>
             </w:pPr>
@@ -23478,6 +23972,7 @@
           </w:p>
           <w:p>
             <w:pPr>
+              <w:keepNext w:val="false"/>
               <w:spacing w:after="40" w:before="0"/>
               <w:jc w:val="left"/>
             </w:pPr>
@@ -23497,6 +23992,7 @@
           </w:p>
           <w:p>
             <w:pPr>
+              <w:keepNext w:val="false"/>
               <w:spacing w:after="40" w:before="0"/>
               <w:jc w:val="left"/>
             </w:pPr>
@@ -23516,6 +24012,7 @@
           </w:p>
           <w:p>
             <w:pPr>
+              <w:keepNext w:val="false"/>
               <w:spacing w:after="40" w:before="0"/>
               <w:jc w:val="left"/>
             </w:pPr>
@@ -23577,6 +24074,7 @@
           </w:tcPr>
           <w:p>
             <w:pPr>
+              <w:keepNext w:val="false"/>
               <w:spacing w:after="40" w:before="0"/>
               <w:jc w:val="center"/>
             </w:pPr>
@@ -23611,6 +24109,7 @@
           </w:tcPr>
           <w:p>
             <w:pPr>
+              <w:keepNext w:val="false"/>
               <w:spacing w:after="40" w:before="0"/>
               <w:jc w:val="left"/>
             </w:pPr>
@@ -23643,6 +24142,7 @@
           </w:tcPr>
           <w:p>
             <w:pPr>
+              <w:keepNext w:val="false"/>
               <w:spacing w:after="40" w:before="0"/>
               <w:jc w:val="left"/>
             </w:pPr>
@@ -23677,6 +24177,7 @@
           </w:tcPr>
           <w:p>
             <w:pPr>
+              <w:keepNext w:val="false"/>
               <w:spacing w:after="40" w:before="0"/>
               <w:jc w:val="left"/>
             </w:pPr>
@@ -23709,6 +24210,7 @@
           </w:tcPr>
           <w:p>
             <w:pPr>
+              <w:keepNext w:val="false"/>
               <w:spacing w:after="40" w:before="0"/>
               <w:jc w:val="left"/>
             </w:pPr>
@@ -23743,6 +24245,7 @@
           </w:tcPr>
           <w:p>
             <w:pPr>
+              <w:keepNext w:val="false"/>
               <w:spacing w:after="40" w:before="0"/>
               <w:jc w:val="left"/>
             </w:pPr>
@@ -23775,6 +24278,7 @@
           </w:tcPr>
           <w:p>
             <w:pPr>
+              <w:keepNext w:val="false"/>
               <w:spacing w:after="40" w:before="0"/>
               <w:jc w:val="left"/>
             </w:pPr>
@@ -23811,7 +24315,7 @@
         </w:rPr>
         <w:t xml:space="preserve">© 2026 SeaVuria and ARES. Aligned with KICD objectives. Developed by SeaVuria; technical implementation by ARES (with AI assistance from Claude). Licensed under </w:t>
       </w:r>
-      <w:hyperlink w:history="1" r:id="rIdd9xz6ftvtkyue3clfxaug">
+      <w:hyperlink w:history="1" r:id="rIdemyyphi3xx4bvdkdsizdz">
         <w:r>
           <w:rPr>
             <w:rFonts w:ascii="Arial" w:cs="Arial" w:eastAsia="Arial" w:hAnsi="Arial"/>
@@ -23832,7 +24336,7 @@
         </w:rPr>
         <w:t xml:space="preserve"> (</w:t>
       </w:r>
-      <w:hyperlink w:history="1" r:id="rIdrfdaaqsv8whu9jfdxmepo">
+      <w:hyperlink w:history="1" r:id="rIdduskypdtqvw4tsqqtf_u6">
         <w:r>
           <w:rPr>
             <w:rFonts w:ascii="Arial" w:cs="Arial" w:eastAsia="Arial" w:hAnsi="Arial"/>
@@ -23892,6 +24396,7 @@
           </w:tcPr>
           <w:p>
             <w:pPr>
+              <w:keepNext w:val="false"/>
               <w:spacing w:after="40" w:before="0"/>
               <w:jc w:val="center"/>
             </w:pPr>
@@ -23927,6 +24432,7 @@
           </w:tcPr>
           <w:p>
             <w:pPr>
+              <w:keepNext w:val="false"/>
               <w:spacing w:after="40" w:before="0"/>
               <w:jc w:val="center"/>
             </w:pPr>
@@ -23961,6 +24467,7 @@
           </w:tcPr>
           <w:p>
             <w:pPr>
+              <w:keepNext w:val="false"/>
               <w:spacing w:after="40" w:before="0"/>
               <w:jc w:val="left"/>
             </w:pPr>
@@ -23993,6 +24500,7 @@
           </w:tcPr>
           <w:p>
             <w:pPr>
+              <w:keepNext w:val="false"/>
               <w:spacing w:after="40" w:before="0"/>
               <w:jc w:val="left"/>
             </w:pPr>
@@ -24027,6 +24535,7 @@
           </w:tcPr>
           <w:p>
             <w:pPr>
+              <w:keepNext w:val="false"/>
               <w:spacing w:after="40" w:before="0"/>
               <w:jc w:val="left"/>
             </w:pPr>
@@ -24059,6 +24568,7 @@
           </w:tcPr>
           <w:p>
             <w:pPr>
+              <w:keepNext w:val="false"/>
               <w:spacing w:after="40" w:before="0"/>
               <w:jc w:val="left"/>
             </w:pPr>
@@ -24093,6 +24603,7 @@
           </w:tcPr>
           <w:p>
             <w:pPr>
+              <w:keepNext w:val="false"/>
               <w:spacing w:after="40" w:before="0"/>
               <w:jc w:val="left"/>
             </w:pPr>
@@ -24125,6 +24636,7 @@
           </w:tcPr>
           <w:p>
             <w:pPr>
+              <w:keepNext w:val="false"/>
               <w:spacing w:after="40" w:before="0"/>
               <w:jc w:val="left"/>
             </w:pPr>
@@ -24159,6 +24671,7 @@
           </w:tcPr>
           <w:p>
             <w:pPr>
+              <w:keepNext w:val="false"/>
               <w:spacing w:after="40" w:before="0"/>
               <w:jc w:val="left"/>
             </w:pPr>
@@ -24191,6 +24704,7 @@
           </w:tcPr>
           <w:p>
             <w:pPr>
+              <w:keepNext w:val="false"/>
               <w:spacing w:after="40" w:before="0"/>
               <w:jc w:val="left"/>
             </w:pPr>
@@ -24225,6 +24739,7 @@
           </w:tcPr>
           <w:p>
             <w:pPr>
+              <w:keepNext w:val="false"/>
               <w:spacing w:after="40" w:before="0"/>
               <w:jc w:val="left"/>
             </w:pPr>
@@ -24257,6 +24772,7 @@
           </w:tcPr>
           <w:p>
             <w:pPr>
+              <w:keepNext w:val="false"/>
               <w:spacing w:after="40" w:before="0"/>
               <w:jc w:val="left"/>
             </w:pPr>
@@ -24291,6 +24807,7 @@
           </w:tcPr>
           <w:p>
             <w:pPr>
+              <w:keepNext w:val="false"/>
               <w:spacing w:after="40" w:before="0"/>
               <w:jc w:val="left"/>
             </w:pPr>
@@ -24323,6 +24840,7 @@
           </w:tcPr>
           <w:p>
             <w:pPr>
+              <w:keepNext w:val="false"/>
               <w:spacing w:after="40" w:before="0"/>
               <w:jc w:val="left"/>
             </w:pPr>
@@ -24357,6 +24875,7 @@
           </w:tcPr>
           <w:p>
             <w:pPr>
+              <w:keepNext w:val="false"/>
               <w:spacing w:after="40" w:before="0"/>
               <w:jc w:val="left"/>
             </w:pPr>
@@ -24389,6 +24908,7 @@
           </w:tcPr>
           <w:p>
             <w:pPr>
+              <w:keepNext w:val="false"/>
               <w:spacing w:after="40" w:before="0"/>
               <w:jc w:val="left"/>
             </w:pPr>
@@ -24423,6 +24943,7 @@
           </w:tcPr>
           <w:p>
             <w:pPr>
+              <w:keepNext w:val="false"/>
               <w:spacing w:after="40" w:before="0"/>
               <w:jc w:val="left"/>
             </w:pPr>
@@ -24455,6 +24976,7 @@
           </w:tcPr>
           <w:p>
             <w:pPr>
+              <w:keepNext w:val="false"/>
               <w:spacing w:after="40" w:before="0"/>
               <w:jc w:val="left"/>
             </w:pPr>
@@ -24514,6 +25036,7 @@
           </w:tcPr>
           <w:p>
             <w:pPr>
+              <w:keepNext w:val="false"/>
               <w:spacing w:after="40" w:before="0"/>
               <w:jc w:val="center"/>
             </w:pPr>
@@ -24548,6 +25071,7 @@
           </w:tcPr>
           <w:p>
             <w:pPr>
+              <w:keepNext w:val="false"/>
               <w:spacing w:after="40" w:before="0"/>
               <w:jc w:val="left"/>
             </w:pPr>
@@ -24612,6 +25136,7 @@
           </w:tcPr>
           <w:p>
             <w:pPr>
+              <w:keepNext w:val="false"/>
               <w:spacing w:after="40" w:before="0"/>
               <w:jc w:val="center"/>
             </w:pPr>
@@ -24646,6 +25171,7 @@
           </w:tcPr>
           <w:p>
             <w:pPr>
+              <w:keepNext w:val="false"/>
               <w:spacing w:after="40" w:before="0"/>
               <w:jc w:val="left"/>
             </w:pPr>
@@ -24678,6 +25204,7 @@
           </w:tcPr>
           <w:p>
             <w:pPr>
+              <w:keepNext w:val="false"/>
               <w:spacing w:after="40" w:before="0"/>
               <w:jc w:val="left"/>
             </w:pPr>
@@ -24710,6 +25237,7 @@
           </w:tcPr>
           <w:p>
             <w:pPr>
+              <w:keepNext w:val="false"/>
               <w:spacing w:after="40" w:before="0"/>
               <w:jc w:val="left"/>
             </w:pPr>
@@ -24742,6 +25270,7 @@
           </w:tcPr>
           <w:p>
             <w:pPr>
+              <w:keepNext w:val="false"/>
               <w:spacing w:after="40" w:before="0"/>
               <w:jc w:val="left"/>
             </w:pPr>
@@ -24774,6 +25303,7 @@
           </w:tcPr>
           <w:p>
             <w:pPr>
+              <w:keepNext w:val="false"/>
               <w:spacing w:after="40" w:before="0"/>
               <w:jc w:val="left"/>
             </w:pPr>
@@ -24808,6 +25338,7 @@
           </w:tcPr>
           <w:p>
             <w:pPr>
+              <w:keepNext w:val="false"/>
               <w:spacing w:after="40" w:before="0"/>
               <w:jc w:val="left"/>
             </w:pPr>
@@ -24845,7 +25376,7 @@
             <w:pPr>
               <w:spacing w:after="20" w:before="0"/>
             </w:pPr>
-            <w:hyperlink w:history="1" r:id="rIda9itsdflw-irtraqnnctp">
+            <w:hyperlink w:history="1" r:id="rIdk5siwahffamv3faewvp-v">
               <w:r>
                 <w:rPr>
                   <w:rFonts w:ascii="Arial" w:cs="Arial" w:eastAsia="Arial" w:hAnsi="Arial"/>
@@ -24878,7 +25409,7 @@
               <w:spacing w:after="10" w:before="0"/>
               <w:ind w:left="120"/>
             </w:pPr>
-            <w:hyperlink w:history="1" r:id="rId-3fwms9bps_xu2kxahjgz">
+            <w:hyperlink w:history="1" r:id="rIdulzekcbuktuvyfbvx4cyx">
               <w:r>
                 <w:rPr>
                   <w:rFonts w:ascii="Arial" w:cs="Arial" w:eastAsia="Arial" w:hAnsi="Arial"/>
@@ -24923,7 +25454,7 @@
             <w:pPr>
               <w:spacing w:after="20" w:before="0"/>
             </w:pPr>
-            <w:hyperlink w:history="1" r:id="rIdhhhyadj_cla6io3dyw92m">
+            <w:hyperlink w:history="1" r:id="rIdd5kegxpzfiyjpokjjelr6">
               <w:r>
                 <w:rPr>
                   <w:rFonts w:ascii="Arial" w:cs="Arial" w:eastAsia="Arial" w:hAnsi="Arial"/>
@@ -24956,7 +25487,7 @@
               <w:spacing w:after="10" w:before="0"/>
               <w:ind w:left="120"/>
             </w:pPr>
-            <w:hyperlink w:history="1" r:id="rIdhy865q0uyfmsz55ro2l6s">
+            <w:hyperlink w:history="1" r:id="rId0ipzzjeexzepi2kfij7wu">
               <w:r>
                 <w:rPr>
                   <w:rFonts w:ascii="Arial" w:cs="Arial" w:eastAsia="Arial" w:hAnsi="Arial"/>
@@ -24984,6 +25515,7 @@
           </w:tcPr>
           <w:p>
             <w:pPr>
+              <w:keepNext w:val="false"/>
               <w:spacing w:after="40" w:before="0"/>
               <w:jc w:val="left"/>
             </w:pPr>
@@ -25016,6 +25548,7 @@
           </w:tcPr>
           <w:p>
             <w:pPr>
+              <w:keepNext w:val="false"/>
               <w:spacing w:after="40" w:before="0"/>
               <w:jc w:val="left"/>
             </w:pPr>
@@ -25048,6 +25581,7 @@
           </w:tcPr>
           <w:p>
             <w:pPr>
+              <w:keepNext w:val="false"/>
               <w:spacing w:after="40" w:before="0"/>
               <w:jc w:val="left"/>
             </w:pPr>
@@ -25080,6 +25614,7 @@
           </w:tcPr>
           <w:p>
             <w:pPr>
+              <w:keepNext w:val="false"/>
               <w:spacing w:after="40" w:before="0"/>
               <w:jc w:val="left"/>
             </w:pPr>
@@ -25114,6 +25649,7 @@
           </w:tcPr>
           <w:p>
             <w:pPr>
+              <w:keepNext w:val="false"/>
               <w:spacing w:after="40" w:before="0"/>
               <w:jc w:val="left"/>
             </w:pPr>
@@ -25151,7 +25687,7 @@
             <w:pPr>
               <w:spacing w:after="20" w:before="0"/>
             </w:pPr>
-            <w:hyperlink w:history="1" r:id="rIdsey7sqn_fhlekshzakbmz">
+            <w:hyperlink w:history="1" r:id="rIdcg6h7vzvyidp2hbeecvt-">
               <w:r>
                 <w:rPr>
                   <w:rFonts w:ascii="Arial" w:cs="Arial" w:eastAsia="Arial" w:hAnsi="Arial"/>
@@ -25184,7 +25720,7 @@
               <w:spacing w:after="10" w:before="0"/>
               <w:ind w:left="120"/>
             </w:pPr>
-            <w:hyperlink w:history="1" r:id="rIde061f1ssg4gnp2ijzy8n7">
+            <w:hyperlink w:history="1" r:id="rIdujd6kdbsyu__uqn6zirdf">
               <w:r>
                 <w:rPr>
                   <w:rFonts w:ascii="Arial" w:cs="Arial" w:eastAsia="Arial" w:hAnsi="Arial"/>
@@ -25229,7 +25765,7 @@
             <w:pPr>
               <w:spacing w:after="20" w:before="0"/>
             </w:pPr>
-            <w:hyperlink w:history="1" r:id="rIdlbp4cooztniz1kd_laxid">
+            <w:hyperlink w:history="1" r:id="rIdf7r2wllgpyfrqr6grstre">
               <w:r>
                 <w:rPr>
                   <w:rFonts w:ascii="Arial" w:cs="Arial" w:eastAsia="Arial" w:hAnsi="Arial"/>
@@ -25262,7 +25798,7 @@
               <w:spacing w:after="10" w:before="0"/>
               <w:ind w:left="120"/>
             </w:pPr>
-            <w:hyperlink w:history="1" r:id="rIdkanjujbkpo0qztmy7kbkb">
+            <w:hyperlink w:history="1" r:id="rIdzjqfrktff4cfnz9ysmure">
               <w:r>
                 <w:rPr>
                   <w:rFonts w:ascii="Arial" w:cs="Arial" w:eastAsia="Arial" w:hAnsi="Arial"/>
@@ -25290,6 +25826,7 @@
           </w:tcPr>
           <w:p>
             <w:pPr>
+              <w:keepNext w:val="false"/>
               <w:spacing w:after="40" w:before="0"/>
               <w:jc w:val="left"/>
             </w:pPr>
@@ -25322,6 +25859,7 @@
           </w:tcPr>
           <w:p>
             <w:pPr>
+              <w:keepNext w:val="false"/>
               <w:spacing w:after="40" w:before="0"/>
               <w:jc w:val="left"/>
             </w:pPr>
@@ -25354,6 +25892,7 @@
           </w:tcPr>
           <w:p>
             <w:pPr>
+              <w:keepNext w:val="false"/>
               <w:spacing w:after="40" w:before="0"/>
               <w:jc w:val="left"/>
             </w:pPr>
@@ -25386,6 +25925,7 @@
           </w:tcPr>
           <w:p>
             <w:pPr>
+              <w:keepNext w:val="false"/>
               <w:spacing w:after="40" w:before="0"/>
               <w:jc w:val="left"/>
             </w:pPr>
@@ -25420,6 +25960,7 @@
           </w:tcPr>
           <w:p>
             <w:pPr>
+              <w:keepNext w:val="false"/>
               <w:spacing w:after="40" w:before="0"/>
               <w:jc w:val="left"/>
             </w:pPr>
@@ -25457,7 +25998,7 @@
             <w:pPr>
               <w:spacing w:after="20" w:before="0"/>
             </w:pPr>
-            <w:hyperlink w:history="1" r:id="rIdhhsgympsfvkroaateyxy9">
+            <w:hyperlink w:history="1" r:id="rIdsvimme0j8wv2n4zt7xooa">
               <w:r>
                 <w:rPr>
                   <w:rFonts w:ascii="Arial" w:cs="Arial" w:eastAsia="Arial" w:hAnsi="Arial"/>
@@ -25490,7 +26031,7 @@
               <w:spacing w:after="10" w:before="0"/>
               <w:ind w:left="120"/>
             </w:pPr>
-            <w:hyperlink w:history="1" r:id="rId72en4cdjrmbqn_a_kjigz">
+            <w:hyperlink w:history="1" r:id="rIdwmrjoyalap-hycsrc5hlt">
               <w:r>
                 <w:rPr>
                   <w:rFonts w:ascii="Arial" w:cs="Arial" w:eastAsia="Arial" w:hAnsi="Arial"/>
@@ -25535,7 +26076,7 @@
             <w:pPr>
               <w:spacing w:after="20" w:before="0"/>
             </w:pPr>
-            <w:hyperlink w:history="1" r:id="rIdhblm1qzwsyzjhnszlya4r">
+            <w:hyperlink w:history="1" r:id="rIddtgu4yoqfcb_mamrbcdlt">
               <w:r>
                 <w:rPr>
                   <w:rFonts w:ascii="Arial" w:cs="Arial" w:eastAsia="Arial" w:hAnsi="Arial"/>
@@ -25568,7 +26109,7 @@
               <w:spacing w:after="10" w:before="0"/>
               <w:ind w:left="120"/>
             </w:pPr>
-            <w:hyperlink w:history="1" r:id="rIdjr2k0z6ftwysw23m7kuur">
+            <w:hyperlink w:history="1" r:id="rIdshlpaxx7abpbr6-mvjzr9">
               <w:r>
                 <w:rPr>
                   <w:rFonts w:ascii="Arial" w:cs="Arial" w:eastAsia="Arial" w:hAnsi="Arial"/>
@@ -25596,6 +26137,7 @@
           </w:tcPr>
           <w:p>
             <w:pPr>
+              <w:keepNext w:val="false"/>
               <w:spacing w:after="40" w:before="0"/>
               <w:jc w:val="left"/>
             </w:pPr>
@@ -25628,6 +26170,7 @@
           </w:tcPr>
           <w:p>
             <w:pPr>
+              <w:keepNext w:val="false"/>
               <w:spacing w:after="40" w:before="0"/>
               <w:jc w:val="left"/>
             </w:pPr>
@@ -25660,6 +26203,7 @@
           </w:tcPr>
           <w:p>
             <w:pPr>
+              <w:keepNext w:val="false"/>
               <w:spacing w:after="40" w:before="0"/>
               <w:jc w:val="left"/>
             </w:pPr>
@@ -25692,6 +26236,7 @@
           </w:tcPr>
           <w:p>
             <w:pPr>
+              <w:keepNext w:val="false"/>
               <w:spacing w:after="40" w:before="0"/>
               <w:jc w:val="left"/>
             </w:pPr>
@@ -25726,6 +26271,7 @@
           </w:tcPr>
           <w:p>
             <w:pPr>
+              <w:keepNext w:val="false"/>
               <w:spacing w:after="40" w:before="0"/>
               <w:jc w:val="left"/>
             </w:pPr>
@@ -25763,7 +26309,7 @@
             <w:pPr>
               <w:spacing w:after="20" w:before="0"/>
             </w:pPr>
-            <w:hyperlink w:history="1" r:id="rIdoyurm_zmymbeezzm3upq1">
+            <w:hyperlink w:history="1" r:id="rIdvte4ldacsybtxe4q9tspx">
               <w:r>
                 <w:rPr>
                   <w:rFonts w:ascii="Arial" w:cs="Arial" w:eastAsia="Arial" w:hAnsi="Arial"/>
@@ -25796,7 +26342,7 @@
               <w:spacing w:after="10" w:before="0"/>
               <w:ind w:left="120"/>
             </w:pPr>
-            <w:hyperlink w:history="1" r:id="rId_3mudd6dddvefsedgfnm1">
+            <w:hyperlink w:history="1" r:id="rId8kwxfgn73bxb1uqm7l8ho">
               <w:r>
                 <w:rPr>
                   <w:rFonts w:ascii="Arial" w:cs="Arial" w:eastAsia="Arial" w:hAnsi="Arial"/>
@@ -25841,7 +26387,7 @@
             <w:pPr>
               <w:spacing w:after="20" w:before="0"/>
             </w:pPr>
-            <w:hyperlink w:history="1" r:id="rIdjxgocnxluxlzcijao6pwm">
+            <w:hyperlink w:history="1" r:id="rIdgfdnvqkjvpqggpspp8lls">
               <w:r>
                 <w:rPr>
                   <w:rFonts w:ascii="Arial" w:cs="Arial" w:eastAsia="Arial" w:hAnsi="Arial"/>
@@ -25874,7 +26420,7 @@
               <w:spacing w:after="10" w:before="0"/>
               <w:ind w:left="120"/>
             </w:pPr>
-            <w:hyperlink w:history="1" r:id="rIdmumnuhjvekcouxhp2grkj">
+            <w:hyperlink w:history="1" r:id="rIdkhblgxd0qbqxqu5zhjru0">
               <w:r>
                 <w:rPr>
                   <w:rFonts w:ascii="Arial" w:cs="Arial" w:eastAsia="Arial" w:hAnsi="Arial"/>
@@ -25902,6 +26448,7 @@
           </w:tcPr>
           <w:p>
             <w:pPr>
+              <w:keepNext w:val="false"/>
               <w:spacing w:after="40" w:before="0"/>
               <w:jc w:val="left"/>
             </w:pPr>
@@ -25934,6 +26481,7 @@
           </w:tcPr>
           <w:p>
             <w:pPr>
+              <w:keepNext w:val="false"/>
               <w:spacing w:after="40" w:before="0"/>
               <w:jc w:val="left"/>
             </w:pPr>
@@ -25966,6 +26514,7 @@
           </w:tcPr>
           <w:p>
             <w:pPr>
+              <w:keepNext w:val="false"/>
               <w:spacing w:after="40" w:before="0"/>
               <w:jc w:val="left"/>
             </w:pPr>
@@ -25998,6 +26547,7 @@
           </w:tcPr>
           <w:p>
             <w:pPr>
+              <w:keepNext w:val="false"/>
               <w:spacing w:after="40" w:before="0"/>
               <w:jc w:val="left"/>
             </w:pPr>
@@ -26032,6 +26582,7 @@
           </w:tcPr>
           <w:p>
             <w:pPr>
+              <w:keepNext w:val="false"/>
               <w:spacing w:after="40" w:before="0"/>
               <w:jc w:val="left"/>
             </w:pPr>
@@ -26069,7 +26620,7 @@
             <w:pPr>
               <w:spacing w:after="20" w:before="0"/>
             </w:pPr>
-            <w:hyperlink w:history="1" r:id="rIdoivxqt-duznhqadpeharw">
+            <w:hyperlink w:history="1" r:id="rIdr2lcevfg109ryed_-_ad4">
               <w:r>
                 <w:rPr>
                   <w:rFonts w:ascii="Arial" w:cs="Arial" w:eastAsia="Arial" w:hAnsi="Arial"/>
@@ -26102,7 +26653,7 @@
               <w:spacing w:after="10" w:before="0"/>
               <w:ind w:left="120"/>
             </w:pPr>
-            <w:hyperlink w:history="1" r:id="rIdtwud7a8j5xsd7dlytx0wx">
+            <w:hyperlink w:history="1" r:id="rIds_f-bhjelmjavuz7zix1q">
               <w:r>
                 <w:rPr>
                   <w:rFonts w:ascii="Arial" w:cs="Arial" w:eastAsia="Arial" w:hAnsi="Arial"/>
@@ -26147,7 +26698,7 @@
             <w:pPr>
               <w:spacing w:after="20" w:before="0"/>
             </w:pPr>
-            <w:hyperlink w:history="1" r:id="rIdaqu8runaflrpc9iijhiiw">
+            <w:hyperlink w:history="1" r:id="rId5gdg79ilcgkrfth77i6bl">
               <w:r>
                 <w:rPr>
                   <w:rFonts w:ascii="Arial" w:cs="Arial" w:eastAsia="Arial" w:hAnsi="Arial"/>
@@ -26196,7 +26747,7 @@
               <w:spacing w:after="10" w:before="0"/>
               <w:ind w:left="120"/>
             </w:pPr>
-            <w:hyperlink w:history="1" r:id="rIdpxxankr9ajpbgyr18eyhn">
+            <w:hyperlink w:history="1" r:id="rIdkncqjeyzwdcv4iqvde9q-">
               <w:r>
                 <w:rPr>
                   <w:rFonts w:ascii="Arial" w:cs="Arial" w:eastAsia="Arial" w:hAnsi="Arial"/>
@@ -26224,6 +26775,7 @@
           </w:tcPr>
           <w:p>
             <w:pPr>
+              <w:keepNext w:val="false"/>
               <w:spacing w:after="40" w:before="0"/>
               <w:jc w:val="left"/>
             </w:pPr>
@@ -26256,6 +26808,7 @@
           </w:tcPr>
           <w:p>
             <w:pPr>
+              <w:keepNext w:val="false"/>
               <w:spacing w:after="40" w:before="0"/>
               <w:jc w:val="left"/>
             </w:pPr>
@@ -26288,6 +26841,7 @@
           </w:tcPr>
           <w:p>
             <w:pPr>
+              <w:keepNext w:val="false"/>
               <w:spacing w:after="40" w:before="0"/>
               <w:jc w:val="left"/>
             </w:pPr>
@@ -26320,6 +26874,7 @@
           </w:tcPr>
           <w:p>
             <w:pPr>
+              <w:keepNext w:val="false"/>
               <w:spacing w:after="40" w:before="0"/>
               <w:jc w:val="left"/>
             </w:pPr>
@@ -26379,6 +26934,7 @@
           </w:tcPr>
           <w:p>
             <w:pPr>
+              <w:keepNext w:val="false"/>
               <w:spacing w:after="40" w:before="0"/>
               <w:jc w:val="center"/>
             </w:pPr>
@@ -26413,6 +26969,7 @@
           </w:tcPr>
           <w:p>
             <w:pPr>
+              <w:keepNext w:val="false"/>
               <w:spacing w:after="40" w:before="0"/>
               <w:jc w:val="left"/>
             </w:pPr>
@@ -26432,6 +26989,7 @@
           </w:p>
           <w:p>
             <w:pPr>
+              <w:keepNext w:val="false"/>
               <w:spacing w:after="40" w:before="0"/>
               <w:jc w:val="left"/>
             </w:pPr>
@@ -26451,6 +27009,7 @@
           </w:p>
           <w:p>
             <w:pPr>
+              <w:keepNext w:val="false"/>
               <w:spacing w:after="40" w:before="0"/>
               <w:jc w:val="left"/>
             </w:pPr>
@@ -26470,6 +27029,7 @@
           </w:p>
           <w:p>
             <w:pPr>
+              <w:keepNext w:val="false"/>
               <w:spacing w:after="40" w:before="0"/>
               <w:jc w:val="left"/>
             </w:pPr>
@@ -26489,6 +27049,7 @@
           </w:p>
           <w:p>
             <w:pPr>
+              <w:keepNext w:val="false"/>
               <w:spacing w:after="40" w:before="0"/>
               <w:jc w:val="left"/>
             </w:pPr>
@@ -26508,6 +27069,7 @@
           </w:p>
           <w:p>
             <w:pPr>
+              <w:keepNext w:val="false"/>
               <w:spacing w:after="40" w:before="0"/>
               <w:jc w:val="left"/>
             </w:pPr>
@@ -26569,6 +27131,7 @@
           </w:tcPr>
           <w:p>
             <w:pPr>
+              <w:keepNext w:val="false"/>
               <w:spacing w:after="40" w:before="0"/>
               <w:jc w:val="center"/>
             </w:pPr>
@@ -26603,6 +27166,7 @@
           </w:tcPr>
           <w:p>
             <w:pPr>
+              <w:keepNext w:val="false"/>
               <w:spacing w:after="40" w:before="0"/>
               <w:jc w:val="left"/>
             </w:pPr>
@@ -26635,6 +27199,7 @@
           </w:tcPr>
           <w:p>
             <w:pPr>
+              <w:keepNext w:val="false"/>
               <w:spacing w:after="40" w:before="0"/>
               <w:jc w:val="left"/>
             </w:pPr>
@@ -26669,6 +27234,7 @@
           </w:tcPr>
           <w:p>
             <w:pPr>
+              <w:keepNext w:val="false"/>
               <w:spacing w:after="40" w:before="0"/>
               <w:jc w:val="left"/>
             </w:pPr>
@@ -26701,6 +27267,7 @@
           </w:tcPr>
           <w:p>
             <w:pPr>
+              <w:keepNext w:val="false"/>
               <w:spacing w:after="40" w:before="0"/>
               <w:jc w:val="left"/>
             </w:pPr>
@@ -26735,6 +27302,7 @@
           </w:tcPr>
           <w:p>
             <w:pPr>
+              <w:keepNext w:val="false"/>
               <w:spacing w:after="40" w:before="0"/>
               <w:jc w:val="left"/>
             </w:pPr>
@@ -26767,6 +27335,7 @@
           </w:tcPr>
           <w:p>
             <w:pPr>
+              <w:keepNext w:val="false"/>
               <w:spacing w:after="40" w:before="0"/>
               <w:jc w:val="left"/>
             </w:pPr>
@@ -26803,7 +27372,7 @@
         </w:rPr>
         <w:t xml:space="preserve">© 2026 SeaVuria and ARES. Aligned with KICD objectives. Developed by SeaVuria; technical implementation by ARES (with AI assistance from Claude). Licensed under </w:t>
       </w:r>
-      <w:hyperlink w:history="1" r:id="rIdodfosah9yqj7gdjducn89">
+      <w:hyperlink w:history="1" r:id="rIdvrqaicb_neyembpw-c8vj">
         <w:r>
           <w:rPr>
             <w:rFonts w:ascii="Arial" w:cs="Arial" w:eastAsia="Arial" w:hAnsi="Arial"/>
@@ -26824,7 +27393,7 @@
         </w:rPr>
         <w:t xml:space="preserve"> (</w:t>
       </w:r>
-      <w:hyperlink w:history="1" r:id="rIdmer_ny9wroqh20d6fnby9">
+      <w:hyperlink w:history="1" r:id="rId_rtjiawrutlxlc6-7a2fx">
         <w:r>
           <w:rPr>
             <w:rFonts w:ascii="Arial" w:cs="Arial" w:eastAsia="Arial" w:hAnsi="Arial"/>
@@ -26884,6 +27453,7 @@
           </w:tcPr>
           <w:p>
             <w:pPr>
+              <w:keepNext w:val="false"/>
               <w:spacing w:after="40" w:before="0"/>
               <w:jc w:val="center"/>
             </w:pPr>
@@ -26919,6 +27489,7 @@
           </w:tcPr>
           <w:p>
             <w:pPr>
+              <w:keepNext w:val="false"/>
               <w:spacing w:after="40" w:before="0"/>
               <w:jc w:val="center"/>
             </w:pPr>
@@ -26953,6 +27524,7 @@
           </w:tcPr>
           <w:p>
             <w:pPr>
+              <w:keepNext w:val="false"/>
               <w:spacing w:after="40" w:before="0"/>
               <w:jc w:val="left"/>
             </w:pPr>
@@ -26985,6 +27557,7 @@
           </w:tcPr>
           <w:p>
             <w:pPr>
+              <w:keepNext w:val="false"/>
               <w:spacing w:after="40" w:before="0"/>
               <w:jc w:val="left"/>
             </w:pPr>
@@ -27019,6 +27592,7 @@
           </w:tcPr>
           <w:p>
             <w:pPr>
+              <w:keepNext w:val="false"/>
               <w:spacing w:after="40" w:before="0"/>
               <w:jc w:val="left"/>
             </w:pPr>
@@ -27051,6 +27625,7 @@
           </w:tcPr>
           <w:p>
             <w:pPr>
+              <w:keepNext w:val="false"/>
               <w:spacing w:after="40" w:before="0"/>
               <w:jc w:val="left"/>
             </w:pPr>
@@ -27085,6 +27660,7 @@
           </w:tcPr>
           <w:p>
             <w:pPr>
+              <w:keepNext w:val="false"/>
               <w:spacing w:after="40" w:before="0"/>
               <w:jc w:val="left"/>
             </w:pPr>
@@ -27117,6 +27693,7 @@
           </w:tcPr>
           <w:p>
             <w:pPr>
+              <w:keepNext w:val="false"/>
               <w:spacing w:after="40" w:before="0"/>
               <w:jc w:val="left"/>
             </w:pPr>
@@ -27151,6 +27728,7 @@
           </w:tcPr>
           <w:p>
             <w:pPr>
+              <w:keepNext w:val="false"/>
               <w:spacing w:after="40" w:before="0"/>
               <w:jc w:val="left"/>
             </w:pPr>
@@ -27183,6 +27761,7 @@
           </w:tcPr>
           <w:p>
             <w:pPr>
+              <w:keepNext w:val="false"/>
               <w:spacing w:after="40" w:before="0"/>
               <w:jc w:val="left"/>
             </w:pPr>
@@ -27217,6 +27796,7 @@
           </w:tcPr>
           <w:p>
             <w:pPr>
+              <w:keepNext w:val="false"/>
               <w:spacing w:after="40" w:before="0"/>
               <w:jc w:val="left"/>
             </w:pPr>
@@ -27249,6 +27829,7 @@
           </w:tcPr>
           <w:p>
             <w:pPr>
+              <w:keepNext w:val="false"/>
               <w:spacing w:after="40" w:before="0"/>
               <w:jc w:val="left"/>
             </w:pPr>
@@ -27283,6 +27864,7 @@
           </w:tcPr>
           <w:p>
             <w:pPr>
+              <w:keepNext w:val="false"/>
               <w:spacing w:after="40" w:before="0"/>
               <w:jc w:val="left"/>
             </w:pPr>
@@ -27315,6 +27897,7 @@
           </w:tcPr>
           <w:p>
             <w:pPr>
+              <w:keepNext w:val="false"/>
               <w:spacing w:after="40" w:before="0"/>
               <w:jc w:val="left"/>
             </w:pPr>
@@ -27349,6 +27932,7 @@
           </w:tcPr>
           <w:p>
             <w:pPr>
+              <w:keepNext w:val="false"/>
               <w:spacing w:after="40" w:before="0"/>
               <w:jc w:val="left"/>
             </w:pPr>
@@ -27381,6 +27965,7 @@
           </w:tcPr>
           <w:p>
             <w:pPr>
+              <w:keepNext w:val="false"/>
               <w:spacing w:after="40" w:before="0"/>
               <w:jc w:val="left"/>
             </w:pPr>
@@ -27415,6 +28000,7 @@
           </w:tcPr>
           <w:p>
             <w:pPr>
+              <w:keepNext w:val="false"/>
               <w:spacing w:after="40" w:before="0"/>
               <w:jc w:val="left"/>
             </w:pPr>
@@ -27447,6 +28033,7 @@
           </w:tcPr>
           <w:p>
             <w:pPr>
+              <w:keepNext w:val="false"/>
               <w:spacing w:after="40" w:before="0"/>
               <w:jc w:val="left"/>
             </w:pPr>
@@ -27506,6 +28093,7 @@
           </w:tcPr>
           <w:p>
             <w:pPr>
+              <w:keepNext w:val="false"/>
               <w:spacing w:after="40" w:before="0"/>
               <w:jc w:val="center"/>
             </w:pPr>
@@ -27540,6 +28128,7 @@
           </w:tcPr>
           <w:p>
             <w:pPr>
+              <w:keepNext w:val="false"/>
               <w:spacing w:after="40" w:before="0"/>
               <w:jc w:val="left"/>
             </w:pPr>
@@ -27604,6 +28193,7 @@
           </w:tcPr>
           <w:p>
             <w:pPr>
+              <w:keepNext w:val="false"/>
               <w:spacing w:after="40" w:before="0"/>
               <w:jc w:val="center"/>
             </w:pPr>
@@ -27638,6 +28228,7 @@
           </w:tcPr>
           <w:p>
             <w:pPr>
+              <w:keepNext w:val="false"/>
               <w:spacing w:after="40" w:before="0"/>
               <w:jc w:val="left"/>
             </w:pPr>
@@ -27670,6 +28261,7 @@
           </w:tcPr>
           <w:p>
             <w:pPr>
+              <w:keepNext w:val="false"/>
               <w:spacing w:after="40" w:before="0"/>
               <w:jc w:val="left"/>
             </w:pPr>
@@ -27702,6 +28294,7 @@
           </w:tcPr>
           <w:p>
             <w:pPr>
+              <w:keepNext w:val="false"/>
               <w:spacing w:after="40" w:before="0"/>
               <w:jc w:val="left"/>
             </w:pPr>
@@ -27734,6 +28327,7 @@
           </w:tcPr>
           <w:p>
             <w:pPr>
+              <w:keepNext w:val="false"/>
               <w:spacing w:after="40" w:before="0"/>
               <w:jc w:val="left"/>
             </w:pPr>
@@ -27766,6 +28360,7 @@
           </w:tcPr>
           <w:p>
             <w:pPr>
+              <w:keepNext w:val="false"/>
               <w:spacing w:after="40" w:before="0"/>
               <w:jc w:val="left"/>
             </w:pPr>
@@ -27800,6 +28395,7 @@
           </w:tcPr>
           <w:p>
             <w:pPr>
+              <w:keepNext w:val="false"/>
               <w:spacing w:after="40" w:before="0"/>
               <w:jc w:val="left"/>
             </w:pPr>
@@ -27837,7 +28433,7 @@
             <w:pPr>
               <w:spacing w:after="20" w:before="0"/>
             </w:pPr>
-            <w:hyperlink w:history="1" r:id="rIdlbficfxo4oqnbiy5jscwb">
+            <w:hyperlink w:history="1" r:id="rId-ibddv7kendwgyfl9myaj">
               <w:r>
                 <w:rPr>
                   <w:rFonts w:ascii="Arial" w:cs="Arial" w:eastAsia="Arial" w:hAnsi="Arial"/>
@@ -27886,7 +28482,7 @@
               <w:spacing w:after="10" w:before="0"/>
               <w:ind w:left="120"/>
             </w:pPr>
-            <w:hyperlink w:history="1" r:id="rIdo8f8o1ka_mjijxata2ra5">
+            <w:hyperlink w:history="1" r:id="rIdyafo8z5kbrwtufbaq4wrm">
               <w:r>
                 <w:rPr>
                   <w:rFonts w:ascii="Arial" w:cs="Arial" w:eastAsia="Arial" w:hAnsi="Arial"/>
@@ -27931,7 +28527,7 @@
             <w:pPr>
               <w:spacing w:after="20" w:before="0"/>
             </w:pPr>
-            <w:hyperlink w:history="1" r:id="rIdturj9zlabp8co0efcezie">
+            <w:hyperlink w:history="1" r:id="rId0cwc7ttczeau0viigoflv">
               <w:r>
                 <w:rPr>
                   <w:rFonts w:ascii="Arial" w:cs="Arial" w:eastAsia="Arial" w:hAnsi="Arial"/>
@@ -27980,7 +28576,7 @@
               <w:spacing w:after="10" w:before="0"/>
               <w:ind w:left="120"/>
             </w:pPr>
-            <w:hyperlink w:history="1" r:id="rIdo9itcrnzoj-cqhear-sfx">
+            <w:hyperlink w:history="1" r:id="rIdj3d7ztesgbt_dcx4cfn33">
               <w:r>
                 <w:rPr>
                   <w:rFonts w:ascii="Arial" w:cs="Arial" w:eastAsia="Arial" w:hAnsi="Arial"/>
@@ -28008,6 +28604,7 @@
           </w:tcPr>
           <w:p>
             <w:pPr>
+              <w:keepNext w:val="false"/>
               <w:spacing w:after="40" w:before="0"/>
               <w:jc w:val="left"/>
             </w:pPr>
@@ -28040,6 +28637,7 @@
           </w:tcPr>
           <w:p>
             <w:pPr>
+              <w:keepNext w:val="false"/>
               <w:spacing w:after="40" w:before="0"/>
               <w:jc w:val="left"/>
             </w:pPr>
@@ -28072,6 +28670,7 @@
           </w:tcPr>
           <w:p>
             <w:pPr>
+              <w:keepNext w:val="false"/>
               <w:spacing w:after="40" w:before="0"/>
               <w:jc w:val="left"/>
             </w:pPr>
@@ -28104,6 +28703,7 @@
           </w:tcPr>
           <w:p>
             <w:pPr>
+              <w:keepNext w:val="false"/>
               <w:spacing w:after="40" w:before="0"/>
               <w:jc w:val="left"/>
             </w:pPr>
@@ -28138,6 +28738,7 @@
           </w:tcPr>
           <w:p>
             <w:pPr>
+              <w:keepNext w:val="false"/>
               <w:spacing w:after="40" w:before="0"/>
               <w:jc w:val="left"/>
             </w:pPr>
@@ -28175,7 +28776,7 @@
             <w:pPr>
               <w:spacing w:after="20" w:before="0"/>
             </w:pPr>
-            <w:hyperlink w:history="1" r:id="rIdoik0-vtcrdbgqhoa7zuir">
+            <w:hyperlink w:history="1" r:id="rIdoazc-z8zwx_kpcim5xlww">
               <w:r>
                 <w:rPr>
                   <w:rFonts w:ascii="Arial" w:cs="Arial" w:eastAsia="Arial" w:hAnsi="Arial"/>
@@ -28224,7 +28825,7 @@
               <w:spacing w:after="10" w:before="0"/>
               <w:ind w:left="120"/>
             </w:pPr>
-            <w:hyperlink w:history="1" r:id="rId4b5lm6cqxw3noex6dlnuu">
+            <w:hyperlink w:history="1" r:id="rId8nxenwfkxmo01ypsnbdew">
               <w:r>
                 <w:rPr>
                   <w:rFonts w:ascii="Arial" w:cs="Arial" w:eastAsia="Arial" w:hAnsi="Arial"/>
@@ -28269,7 +28870,7 @@
             <w:pPr>
               <w:spacing w:after="20" w:before="0"/>
             </w:pPr>
-            <w:hyperlink w:history="1" r:id="rIdfjdgsltoz4hcaagmvryh2">
+            <w:hyperlink w:history="1" r:id="rIdddqnnkv-eiqhynglpnw_e">
               <w:r>
                 <w:rPr>
                   <w:rFonts w:ascii="Arial" w:cs="Arial" w:eastAsia="Arial" w:hAnsi="Arial"/>
@@ -28318,7 +28919,7 @@
               <w:spacing w:after="10" w:before="0"/>
               <w:ind w:left="120"/>
             </w:pPr>
-            <w:hyperlink w:history="1" r:id="rIdqbzl_6u5b4to7k6nvn7dk">
+            <w:hyperlink w:history="1" r:id="rIdsslt2ox0qxxgq73gyvudm">
               <w:r>
                 <w:rPr>
                   <w:rFonts w:ascii="Arial" w:cs="Arial" w:eastAsia="Arial" w:hAnsi="Arial"/>
@@ -28346,6 +28947,7 @@
           </w:tcPr>
           <w:p>
             <w:pPr>
+              <w:keepNext w:val="false"/>
               <w:spacing w:after="40" w:before="0"/>
               <w:jc w:val="left"/>
             </w:pPr>
@@ -28378,6 +28980,7 @@
           </w:tcPr>
           <w:p>
             <w:pPr>
+              <w:keepNext w:val="false"/>
               <w:spacing w:after="40" w:before="0"/>
               <w:jc w:val="left"/>
             </w:pPr>
@@ -28410,6 +29013,7 @@
           </w:tcPr>
           <w:p>
             <w:pPr>
+              <w:keepNext w:val="false"/>
               <w:spacing w:after="40" w:before="0"/>
               <w:jc w:val="left"/>
             </w:pPr>
@@ -28442,6 +29046,7 @@
           </w:tcPr>
           <w:p>
             <w:pPr>
+              <w:keepNext w:val="false"/>
               <w:spacing w:after="40" w:before="0"/>
               <w:jc w:val="left"/>
             </w:pPr>
@@ -28476,6 +29081,7 @@
           </w:tcPr>
           <w:p>
             <w:pPr>
+              <w:keepNext w:val="false"/>
               <w:spacing w:after="40" w:before="0"/>
               <w:jc w:val="left"/>
             </w:pPr>
@@ -28513,7 +29119,7 @@
             <w:pPr>
               <w:spacing w:after="20" w:before="0"/>
             </w:pPr>
-            <w:hyperlink w:history="1" r:id="rIdjtxwtlu5_bc5mgxtl6l5w">
+            <w:hyperlink w:history="1" r:id="rIdxpmnyykf-xv9htjtidtxx">
               <w:r>
                 <w:rPr>
                   <w:rFonts w:ascii="Arial" w:cs="Arial" w:eastAsia="Arial" w:hAnsi="Arial"/>
@@ -28562,7 +29168,7 @@
               <w:spacing w:after="10" w:before="0"/>
               <w:ind w:left="120"/>
             </w:pPr>
-            <w:hyperlink w:history="1" r:id="rIdakd1nhlohxhdhrkhxyxz_">
+            <w:hyperlink w:history="1" r:id="rIdnq6irvjonmeswf6xfixku">
               <w:r>
                 <w:rPr>
                   <w:rFonts w:ascii="Arial" w:cs="Arial" w:eastAsia="Arial" w:hAnsi="Arial"/>
@@ -28607,7 +29213,7 @@
             <w:pPr>
               <w:spacing w:after="20" w:before="0"/>
             </w:pPr>
-            <w:hyperlink w:history="1" r:id="rId-k8yyhddfeb4_nrwv08-z">
+            <w:hyperlink w:history="1" r:id="rIdzarcjgyvp2ax0fdzqazlc">
               <w:r>
                 <w:rPr>
                   <w:rFonts w:ascii="Arial" w:cs="Arial" w:eastAsia="Arial" w:hAnsi="Arial"/>
@@ -28656,7 +29262,7 @@
               <w:spacing w:after="10" w:before="0"/>
               <w:ind w:left="120"/>
             </w:pPr>
-            <w:hyperlink w:history="1" r:id="rId6ozvtuwn2x_ivq_njgfkz">
+            <w:hyperlink w:history="1" r:id="rIdu0aol88tzpnfziydfvyyg">
               <w:r>
                 <w:rPr>
                   <w:rFonts w:ascii="Arial" w:cs="Arial" w:eastAsia="Arial" w:hAnsi="Arial"/>
@@ -28684,6 +29290,7 @@
           </w:tcPr>
           <w:p>
             <w:pPr>
+              <w:keepNext w:val="false"/>
               <w:spacing w:after="40" w:before="0"/>
               <w:jc w:val="left"/>
             </w:pPr>
@@ -28716,6 +29323,7 @@
           </w:tcPr>
           <w:p>
             <w:pPr>
+              <w:keepNext w:val="false"/>
               <w:spacing w:after="40" w:before="0"/>
               <w:jc w:val="left"/>
             </w:pPr>
@@ -28748,6 +29356,7 @@
           </w:tcPr>
           <w:p>
             <w:pPr>
+              <w:keepNext w:val="false"/>
               <w:spacing w:after="40" w:before="0"/>
               <w:jc w:val="left"/>
             </w:pPr>
@@ -28780,6 +29389,7 @@
           </w:tcPr>
           <w:p>
             <w:pPr>
+              <w:keepNext w:val="false"/>
               <w:spacing w:after="40" w:before="0"/>
               <w:jc w:val="left"/>
             </w:pPr>
@@ -28814,6 +29424,7 @@
           </w:tcPr>
           <w:p>
             <w:pPr>
+              <w:keepNext w:val="false"/>
               <w:spacing w:after="40" w:before="0"/>
               <w:jc w:val="left"/>
             </w:pPr>
@@ -28851,7 +29462,7 @@
             <w:pPr>
               <w:spacing w:after="20" w:before="0"/>
             </w:pPr>
-            <w:hyperlink w:history="1" r:id="rIdiz8xinsnt5hm0jqs_18y2">
+            <w:hyperlink w:history="1" r:id="rIdlhl5elxk_mjm_uo_clxy_">
               <w:r>
                 <w:rPr>
                   <w:rFonts w:ascii="Arial" w:cs="Arial" w:eastAsia="Arial" w:hAnsi="Arial"/>
@@ -28900,7 +29511,7 @@
               <w:spacing w:after="10" w:before="0"/>
               <w:ind w:left="120"/>
             </w:pPr>
-            <w:hyperlink w:history="1" r:id="rIdkmfdn-p7coduyqrj62jc5">
+            <w:hyperlink w:history="1" r:id="rIdsohikp70lwoisjoc1y9wc">
               <w:r>
                 <w:rPr>
                   <w:rFonts w:ascii="Arial" w:cs="Arial" w:eastAsia="Arial" w:hAnsi="Arial"/>
@@ -28945,7 +29556,7 @@
             <w:pPr>
               <w:spacing w:after="20" w:before="0"/>
             </w:pPr>
-            <w:hyperlink w:history="1" r:id="rIdc5g27licpeheprownzb2s">
+            <w:hyperlink w:history="1" r:id="rIdnfac0ri0wnxatpnurmqt_">
               <w:r>
                 <w:rPr>
                   <w:rFonts w:ascii="Arial" w:cs="Arial" w:eastAsia="Arial" w:hAnsi="Arial"/>
@@ -28994,7 +29605,7 @@
               <w:spacing w:after="10" w:before="0"/>
               <w:ind w:left="120"/>
             </w:pPr>
-            <w:hyperlink w:history="1" r:id="rIdni0-mxfb2dhf5pcjx-msx">
+            <w:hyperlink w:history="1" r:id="rIdrpqbhigtmnbgawcfivfea">
               <w:r>
                 <w:rPr>
                   <w:rFonts w:ascii="Arial" w:cs="Arial" w:eastAsia="Arial" w:hAnsi="Arial"/>
@@ -29022,6 +29633,7 @@
           </w:tcPr>
           <w:p>
             <w:pPr>
+              <w:keepNext w:val="false"/>
               <w:spacing w:after="40" w:before="0"/>
               <w:jc w:val="left"/>
             </w:pPr>
@@ -29054,6 +29666,7 @@
           </w:tcPr>
           <w:p>
             <w:pPr>
+              <w:keepNext w:val="false"/>
               <w:spacing w:after="40" w:before="0"/>
               <w:jc w:val="left"/>
             </w:pPr>
@@ -29086,6 +29699,7 @@
           </w:tcPr>
           <w:p>
             <w:pPr>
+              <w:keepNext w:val="false"/>
               <w:spacing w:after="40" w:before="0"/>
               <w:jc w:val="left"/>
             </w:pPr>
@@ -29118,6 +29732,7 @@
           </w:tcPr>
           <w:p>
             <w:pPr>
+              <w:keepNext w:val="false"/>
               <w:spacing w:after="40" w:before="0"/>
               <w:jc w:val="left"/>
             </w:pPr>
@@ -29152,6 +29767,7 @@
           </w:tcPr>
           <w:p>
             <w:pPr>
+              <w:keepNext w:val="false"/>
               <w:spacing w:after="40" w:before="0"/>
               <w:jc w:val="left"/>
             </w:pPr>
@@ -29189,7 +29805,7 @@
             <w:pPr>
               <w:spacing w:after="20" w:before="0"/>
             </w:pPr>
-            <w:hyperlink w:history="1" r:id="rIdzklqh5s4jwvmp2bperejm">
+            <w:hyperlink w:history="1" r:id="rIdkvkzzycwtbjajqwqtjxsi">
               <w:r>
                 <w:rPr>
                   <w:rFonts w:ascii="Arial" w:cs="Arial" w:eastAsia="Arial" w:hAnsi="Arial"/>
@@ -29238,7 +29854,7 @@
               <w:spacing w:after="10" w:before="0"/>
               <w:ind w:left="120"/>
             </w:pPr>
-            <w:hyperlink w:history="1" r:id="rIdvv1tyn-miqx0imzyuuzhf">
+            <w:hyperlink w:history="1" r:id="rIdgiq0chjymzlizheoauf1g">
               <w:r>
                 <w:rPr>
                   <w:rFonts w:ascii="Arial" w:cs="Arial" w:eastAsia="Arial" w:hAnsi="Arial"/>
@@ -29283,7 +29899,7 @@
             <w:pPr>
               <w:spacing w:after="20" w:before="0"/>
             </w:pPr>
-            <w:hyperlink w:history="1" r:id="rId2mv9zg9gltlepr4avw4jp">
+            <w:hyperlink w:history="1" r:id="rId4bvkxy3oxly7wwa7oc63v">
               <w:r>
                 <w:rPr>
                   <w:rFonts w:ascii="Arial" w:cs="Arial" w:eastAsia="Arial" w:hAnsi="Arial"/>
@@ -29332,7 +29948,7 @@
               <w:spacing w:after="10" w:before="0"/>
               <w:ind w:left="120"/>
             </w:pPr>
-            <w:hyperlink w:history="1" r:id="rIdwhdlgkgwb_piiu0egvhmy">
+            <w:hyperlink w:history="1" r:id="rIdg6ianl7zvl1a4qkipzqzx">
               <w:r>
                 <w:rPr>
                   <w:rFonts w:ascii="Arial" w:cs="Arial" w:eastAsia="Arial" w:hAnsi="Arial"/>
@@ -29360,6 +29976,7 @@
           </w:tcPr>
           <w:p>
             <w:pPr>
+              <w:keepNext w:val="false"/>
               <w:spacing w:after="40" w:before="0"/>
               <w:jc w:val="left"/>
             </w:pPr>
@@ -29392,6 +30009,7 @@
           </w:tcPr>
           <w:p>
             <w:pPr>
+              <w:keepNext w:val="false"/>
               <w:spacing w:after="40" w:before="0"/>
               <w:jc w:val="left"/>
             </w:pPr>
@@ -29424,6 +30042,7 @@
           </w:tcPr>
           <w:p>
             <w:pPr>
+              <w:keepNext w:val="false"/>
               <w:spacing w:after="40" w:before="0"/>
               <w:jc w:val="left"/>
             </w:pPr>
@@ -29456,6 +30075,7 @@
           </w:tcPr>
           <w:p>
             <w:pPr>
+              <w:keepNext w:val="false"/>
               <w:spacing w:after="40" w:before="0"/>
               <w:jc w:val="left"/>
             </w:pPr>
@@ -29515,6 +30135,7 @@
           </w:tcPr>
           <w:p>
             <w:pPr>
+              <w:keepNext w:val="false"/>
               <w:spacing w:after="40" w:before="0"/>
               <w:jc w:val="center"/>
             </w:pPr>
@@ -29549,6 +30170,7 @@
           </w:tcPr>
           <w:p>
             <w:pPr>
+              <w:keepNext w:val="false"/>
               <w:spacing w:after="40" w:before="0"/>
               <w:jc w:val="left"/>
             </w:pPr>
@@ -29610,6 +30232,7 @@
           </w:tcPr>
           <w:p>
             <w:pPr>
+              <w:keepNext w:val="false"/>
               <w:spacing w:after="40" w:before="0"/>
               <w:jc w:val="center"/>
             </w:pPr>
@@ -29644,6 +30267,7 @@
           </w:tcPr>
           <w:p>
             <w:pPr>
+              <w:keepNext w:val="false"/>
               <w:spacing w:after="40" w:before="0"/>
               <w:jc w:val="left"/>
             </w:pPr>
@@ -29676,6 +30300,7 @@
           </w:tcPr>
           <w:p>
             <w:pPr>
+              <w:keepNext w:val="false"/>
               <w:spacing w:after="40" w:before="0"/>
               <w:jc w:val="left"/>
             </w:pPr>
@@ -29710,6 +30335,7 @@
           </w:tcPr>
           <w:p>
             <w:pPr>
+              <w:keepNext w:val="false"/>
               <w:spacing w:after="40" w:before="0"/>
               <w:jc w:val="left"/>
             </w:pPr>
@@ -29742,6 +30368,7 @@
           </w:tcPr>
           <w:p>
             <w:pPr>
+              <w:keepNext w:val="false"/>
               <w:spacing w:after="40" w:before="0"/>
               <w:jc w:val="left"/>
             </w:pPr>
@@ -29776,6 +30403,7 @@
           </w:tcPr>
           <w:p>
             <w:pPr>
+              <w:keepNext w:val="false"/>
               <w:spacing w:after="40" w:before="0"/>
               <w:jc w:val="left"/>
             </w:pPr>
@@ -29808,6 +30436,7 @@
           </w:tcPr>
           <w:p>
             <w:pPr>
+              <w:keepNext w:val="false"/>
               <w:spacing w:after="40" w:before="0"/>
               <w:jc w:val="left"/>
             </w:pPr>
@@ -29844,7 +30473,7 @@
         </w:rPr>
         <w:t xml:space="preserve">© 2026 SeaVuria and ARES. Aligned with KICD objectives. Developed by SeaVuria; technical implementation by ARES (with AI assistance from Claude). Licensed under </w:t>
       </w:r>
-      <w:hyperlink w:history="1" r:id="rIdov8paqvm25aovvsedxj2s">
+      <w:hyperlink w:history="1" r:id="rIdj9e7c5rjndkm0o5brnab6">
         <w:r>
           <w:rPr>
             <w:rFonts w:ascii="Arial" w:cs="Arial" w:eastAsia="Arial" w:hAnsi="Arial"/>
@@ -29865,7 +30494,7 @@
         </w:rPr>
         <w:t xml:space="preserve"> (</w:t>
       </w:r>
-      <w:hyperlink w:history="1" r:id="rIdmekfa5nbl4kta6rhwqnhq">
+      <w:hyperlink w:history="1" r:id="rIdyhy4tx-tk8qukfq1ieyhw">
         <w:r>
           <w:rPr>
             <w:rFonts w:ascii="Arial" w:cs="Arial" w:eastAsia="Arial" w:hAnsi="Arial"/>
@@ -29925,6 +30554,7 @@
           </w:tcPr>
           <w:p>
             <w:pPr>
+              <w:keepNext w:val="false"/>
               <w:spacing w:after="40" w:before="0"/>
               <w:jc w:val="center"/>
             </w:pPr>
@@ -29960,6 +30590,7 @@
           </w:tcPr>
           <w:p>
             <w:pPr>
+              <w:keepNext w:val="false"/>
               <w:spacing w:after="40" w:before="0"/>
               <w:jc w:val="center"/>
             </w:pPr>
@@ -29994,6 +30625,7 @@
           </w:tcPr>
           <w:p>
             <w:pPr>
+              <w:keepNext w:val="false"/>
               <w:spacing w:after="40" w:before="0"/>
               <w:jc w:val="left"/>
             </w:pPr>
@@ -30026,6 +30658,7 @@
           </w:tcPr>
           <w:p>
             <w:pPr>
+              <w:keepNext w:val="false"/>
               <w:spacing w:after="40" w:before="0"/>
               <w:jc w:val="left"/>
             </w:pPr>
@@ -30060,6 +30693,7 @@
           </w:tcPr>
           <w:p>
             <w:pPr>
+              <w:keepNext w:val="false"/>
               <w:spacing w:after="40" w:before="0"/>
               <w:jc w:val="left"/>
             </w:pPr>
@@ -30092,6 +30726,7 @@
           </w:tcPr>
           <w:p>
             <w:pPr>
+              <w:keepNext w:val="false"/>
               <w:spacing w:after="40" w:before="0"/>
               <w:jc w:val="left"/>
             </w:pPr>
@@ -30126,6 +30761,7 @@
           </w:tcPr>
           <w:p>
             <w:pPr>
+              <w:keepNext w:val="false"/>
               <w:spacing w:after="40" w:before="0"/>
               <w:jc w:val="left"/>
             </w:pPr>
@@ -30158,6 +30794,7 @@
           </w:tcPr>
           <w:p>
             <w:pPr>
+              <w:keepNext w:val="false"/>
               <w:spacing w:after="40" w:before="0"/>
               <w:jc w:val="left"/>
             </w:pPr>
@@ -30192,6 +30829,7 @@
           </w:tcPr>
           <w:p>
             <w:pPr>
+              <w:keepNext w:val="false"/>
               <w:spacing w:after="40" w:before="0"/>
               <w:jc w:val="left"/>
             </w:pPr>
@@ -30224,6 +30862,7 @@
           </w:tcPr>
           <w:p>
             <w:pPr>
+              <w:keepNext w:val="false"/>
               <w:spacing w:after="40" w:before="0"/>
               <w:jc w:val="left"/>
             </w:pPr>
@@ -30258,6 +30897,7 @@
           </w:tcPr>
           <w:p>
             <w:pPr>
+              <w:keepNext w:val="false"/>
               <w:spacing w:after="40" w:before="0"/>
               <w:jc w:val="left"/>
             </w:pPr>
@@ -30290,6 +30930,7 @@
           </w:tcPr>
           <w:p>
             <w:pPr>
+              <w:keepNext w:val="false"/>
               <w:spacing w:after="40" w:before="0"/>
               <w:jc w:val="left"/>
             </w:pPr>
@@ -30324,6 +30965,7 @@
           </w:tcPr>
           <w:p>
             <w:pPr>
+              <w:keepNext w:val="false"/>
               <w:spacing w:after="40" w:before="0"/>
               <w:jc w:val="left"/>
             </w:pPr>
@@ -30356,6 +30998,7 @@
           </w:tcPr>
           <w:p>
             <w:pPr>
+              <w:keepNext w:val="false"/>
               <w:spacing w:after="40" w:before="0"/>
               <w:jc w:val="left"/>
             </w:pPr>
@@ -30390,6 +31033,7 @@
           </w:tcPr>
           <w:p>
             <w:pPr>
+              <w:keepNext w:val="false"/>
               <w:spacing w:after="40" w:before="0"/>
               <w:jc w:val="left"/>
             </w:pPr>
@@ -30422,6 +31066,7 @@
           </w:tcPr>
           <w:p>
             <w:pPr>
+              <w:keepNext w:val="false"/>
               <w:spacing w:after="40" w:before="0"/>
               <w:jc w:val="left"/>
             </w:pPr>
@@ -30456,6 +31101,7 @@
           </w:tcPr>
           <w:p>
             <w:pPr>
+              <w:keepNext w:val="false"/>
               <w:spacing w:after="40" w:before="0"/>
               <w:jc w:val="left"/>
             </w:pPr>
@@ -30488,6 +31134,7 @@
           </w:tcPr>
           <w:p>
             <w:pPr>
+              <w:keepNext w:val="false"/>
               <w:spacing w:after="40" w:before="0"/>
               <w:jc w:val="left"/>
             </w:pPr>
@@ -30547,6 +31194,7 @@
           </w:tcPr>
           <w:p>
             <w:pPr>
+              <w:keepNext w:val="false"/>
               <w:spacing w:after="40" w:before="0"/>
               <w:jc w:val="center"/>
             </w:pPr>
@@ -30581,6 +31229,7 @@
           </w:tcPr>
           <w:p>
             <w:pPr>
+              <w:keepNext w:val="false"/>
               <w:spacing w:after="40" w:before="0"/>
               <w:jc w:val="left"/>
             </w:pPr>
@@ -30645,6 +31294,7 @@
           </w:tcPr>
           <w:p>
             <w:pPr>
+              <w:keepNext w:val="false"/>
               <w:spacing w:after="40" w:before="0"/>
               <w:jc w:val="center"/>
             </w:pPr>
@@ -30679,6 +31329,7 @@
           </w:tcPr>
           <w:p>
             <w:pPr>
+              <w:keepNext w:val="false"/>
               <w:spacing w:after="40" w:before="0"/>
               <w:jc w:val="left"/>
             </w:pPr>
@@ -30711,6 +31362,7 @@
           </w:tcPr>
           <w:p>
             <w:pPr>
+              <w:keepNext w:val="false"/>
               <w:spacing w:after="40" w:before="0"/>
               <w:jc w:val="left"/>
             </w:pPr>
@@ -30743,6 +31395,7 @@
           </w:tcPr>
           <w:p>
             <w:pPr>
+              <w:keepNext w:val="false"/>
               <w:spacing w:after="40" w:before="0"/>
               <w:jc w:val="left"/>
             </w:pPr>
@@ -30775,6 +31428,7 @@
           </w:tcPr>
           <w:p>
             <w:pPr>
+              <w:keepNext w:val="false"/>
               <w:spacing w:after="40" w:before="0"/>
               <w:jc w:val="left"/>
             </w:pPr>
@@ -30807,6 +31461,7 @@
           </w:tcPr>
           <w:p>
             <w:pPr>
+              <w:keepNext w:val="false"/>
               <w:spacing w:after="40" w:before="0"/>
               <w:jc w:val="left"/>
             </w:pPr>
@@ -30841,6 +31496,7 @@
           </w:tcPr>
           <w:p>
             <w:pPr>
+              <w:keepNext w:val="false"/>
               <w:spacing w:after="40" w:before="0"/>
               <w:jc w:val="left"/>
             </w:pPr>
@@ -30878,7 +31534,7 @@
             <w:pPr>
               <w:spacing w:after="20" w:before="0"/>
             </w:pPr>
-            <w:hyperlink w:history="1" r:id="rIdru-vhfvwxa2ej8yvoqm1k">
+            <w:hyperlink w:history="1" r:id="rIdyjk5qqis6s8nmxopoob6h">
               <w:r>
                 <w:rPr>
                   <w:rFonts w:ascii="Arial" w:cs="Arial" w:eastAsia="Arial" w:hAnsi="Arial"/>
@@ -30911,7 +31567,7 @@
               <w:spacing w:after="10" w:before="0"/>
               <w:ind w:left="120"/>
             </w:pPr>
-            <w:hyperlink w:history="1" r:id="rIdffaekdlcltkspa4is-tma">
+            <w:hyperlink w:history="1" r:id="rIdh_is_h9rp4m6qomem121i">
               <w:r>
                 <w:rPr>
                   <w:rFonts w:ascii="Arial" w:cs="Arial" w:eastAsia="Arial" w:hAnsi="Arial"/>
@@ -30956,7 +31612,7 @@
             <w:pPr>
               <w:spacing w:after="20" w:before="0"/>
             </w:pPr>
-            <w:hyperlink w:history="1" r:id="rIdgfnou8kx4i8i0klffxvye">
+            <w:hyperlink w:history="1" r:id="rIdlovlvavjhw5fnbzan9he7">
               <w:r>
                 <w:rPr>
                   <w:rFonts w:ascii="Arial" w:cs="Arial" w:eastAsia="Arial" w:hAnsi="Arial"/>
@@ -31005,7 +31661,7 @@
               <w:spacing w:after="10" w:before="0"/>
               <w:ind w:left="120"/>
             </w:pPr>
-            <w:hyperlink w:history="1" r:id="rIdlmip_q7ci6tposkyrepdk">
+            <w:hyperlink w:history="1" r:id="rIdqvcilm7migpjace4o7kti">
               <w:r>
                 <w:rPr>
                   <w:rFonts w:ascii="Arial" w:cs="Arial" w:eastAsia="Arial" w:hAnsi="Arial"/>
@@ -31033,6 +31689,7 @@
           </w:tcPr>
           <w:p>
             <w:pPr>
+              <w:keepNext w:val="false"/>
               <w:spacing w:after="40" w:before="0"/>
               <w:jc w:val="left"/>
             </w:pPr>
@@ -31065,6 +31722,7 @@
           </w:tcPr>
           <w:p>
             <w:pPr>
+              <w:keepNext w:val="false"/>
               <w:spacing w:after="40" w:before="0"/>
               <w:jc w:val="left"/>
             </w:pPr>
@@ -31097,6 +31755,7 @@
           </w:tcPr>
           <w:p>
             <w:pPr>
+              <w:keepNext w:val="false"/>
               <w:spacing w:after="40" w:before="0"/>
               <w:jc w:val="left"/>
             </w:pPr>
@@ -31129,6 +31788,7 @@
           </w:tcPr>
           <w:p>
             <w:pPr>
+              <w:keepNext w:val="false"/>
               <w:spacing w:after="40" w:before="0"/>
               <w:jc w:val="left"/>
             </w:pPr>
@@ -31163,6 +31823,7 @@
           </w:tcPr>
           <w:p>
             <w:pPr>
+              <w:keepNext w:val="false"/>
               <w:spacing w:after="40" w:before="0"/>
               <w:jc w:val="left"/>
             </w:pPr>
@@ -31200,7 +31861,7 @@
             <w:pPr>
               <w:spacing w:after="20" w:before="0"/>
             </w:pPr>
-            <w:hyperlink w:history="1" r:id="rIdnwgtj7dotakayizlieqcu">
+            <w:hyperlink w:history="1" r:id="rIdbn-anm3stchlvlbqjx-d_">
               <w:r>
                 <w:rPr>
                   <w:rFonts w:ascii="Arial" w:cs="Arial" w:eastAsia="Arial" w:hAnsi="Arial"/>
@@ -31233,7 +31894,7 @@
               <w:spacing w:after="10" w:before="0"/>
               <w:ind w:left="120"/>
             </w:pPr>
-            <w:hyperlink w:history="1" r:id="rIdkelppvltzhe8cvvcwmz2-">
+            <w:hyperlink w:history="1" r:id="rId9jwkc7rparnqz5zudaqi9">
               <w:r>
                 <w:rPr>
                   <w:rFonts w:ascii="Arial" w:cs="Arial" w:eastAsia="Arial" w:hAnsi="Arial"/>
@@ -31278,7 +31939,7 @@
             <w:pPr>
               <w:spacing w:after="20" w:before="0"/>
             </w:pPr>
-            <w:hyperlink w:history="1" r:id="rIdawuidyp9w04yvebfftz2s">
+            <w:hyperlink w:history="1" r:id="rIdb7sip0_ovgpyjayrifzrn">
               <w:r>
                 <w:rPr>
                   <w:rFonts w:ascii="Arial" w:cs="Arial" w:eastAsia="Arial" w:hAnsi="Arial"/>
@@ -31327,7 +31988,7 @@
               <w:spacing w:after="10" w:before="0"/>
               <w:ind w:left="120"/>
             </w:pPr>
-            <w:hyperlink w:history="1" r:id="rIdrxmssah4ohfgzt6kbebml">
+            <w:hyperlink w:history="1" r:id="rIdslu-u4jtwb8x1pfixdbaa">
               <w:r>
                 <w:rPr>
                   <w:rFonts w:ascii="Arial" w:cs="Arial" w:eastAsia="Arial" w:hAnsi="Arial"/>
@@ -31355,6 +32016,7 @@
           </w:tcPr>
           <w:p>
             <w:pPr>
+              <w:keepNext w:val="false"/>
               <w:spacing w:after="40" w:before="0"/>
               <w:jc w:val="left"/>
             </w:pPr>
@@ -31387,6 +32049,7 @@
           </w:tcPr>
           <w:p>
             <w:pPr>
+              <w:keepNext w:val="false"/>
               <w:spacing w:after="40" w:before="0"/>
               <w:jc w:val="left"/>
             </w:pPr>
@@ -31419,6 +32082,7 @@
           </w:tcPr>
           <w:p>
             <w:pPr>
+              <w:keepNext w:val="false"/>
               <w:spacing w:after="40" w:before="0"/>
               <w:jc w:val="left"/>
             </w:pPr>
@@ -31451,6 +32115,7 @@
           </w:tcPr>
           <w:p>
             <w:pPr>
+              <w:keepNext w:val="false"/>
               <w:spacing w:after="40" w:before="0"/>
               <w:jc w:val="left"/>
             </w:pPr>
@@ -31485,6 +32150,7 @@
           </w:tcPr>
           <w:p>
             <w:pPr>
+              <w:keepNext w:val="false"/>
               <w:spacing w:after="40" w:before="0"/>
               <w:jc w:val="left"/>
             </w:pPr>
@@ -31522,7 +32188,7 @@
             <w:pPr>
               <w:spacing w:after="20" w:before="0"/>
             </w:pPr>
-            <w:hyperlink w:history="1" r:id="rId6wg0jijxyyew2h-s99dry">
+            <w:hyperlink w:history="1" r:id="rIdu-vo7r5hublgighdbidbq">
               <w:r>
                 <w:rPr>
                   <w:rFonts w:ascii="Arial" w:cs="Arial" w:eastAsia="Arial" w:hAnsi="Arial"/>
@@ -31571,7 +32237,7 @@
               <w:spacing w:after="10" w:before="0"/>
               <w:ind w:left="120"/>
             </w:pPr>
-            <w:hyperlink w:history="1" r:id="rIddq3ahs4_aqbc86a7i_03y">
+            <w:hyperlink w:history="1" r:id="rIdqlfb7wp3g_hwkdc1peslh">
               <w:r>
                 <w:rPr>
                   <w:rFonts w:ascii="Arial" w:cs="Arial" w:eastAsia="Arial" w:hAnsi="Arial"/>
@@ -31616,7 +32282,7 @@
             <w:pPr>
               <w:spacing w:after="20" w:before="0"/>
             </w:pPr>
-            <w:hyperlink w:history="1" r:id="rIdtgbbrut1nrkttk4bzxooz">
+            <w:hyperlink w:history="1" r:id="rIdutvnjnd-cdjpmodv3pnwy">
               <w:r>
                 <w:rPr>
                   <w:rFonts w:ascii="Arial" w:cs="Arial" w:eastAsia="Arial" w:hAnsi="Arial"/>
@@ -31665,7 +32331,7 @@
               <w:spacing w:after="10" w:before="0"/>
               <w:ind w:left="120"/>
             </w:pPr>
-            <w:hyperlink w:history="1" r:id="rIdn21dzhaqjqmjvkcpugifh">
+            <w:hyperlink w:history="1" r:id="rIdtkktabczmcwifd1iinse9">
               <w:r>
                 <w:rPr>
                   <w:rFonts w:ascii="Arial" w:cs="Arial" w:eastAsia="Arial" w:hAnsi="Arial"/>
@@ -31693,6 +32359,7 @@
           </w:tcPr>
           <w:p>
             <w:pPr>
+              <w:keepNext w:val="false"/>
               <w:spacing w:after="40" w:before="0"/>
               <w:jc w:val="left"/>
             </w:pPr>
@@ -31725,6 +32392,7 @@
           </w:tcPr>
           <w:p>
             <w:pPr>
+              <w:keepNext w:val="false"/>
               <w:spacing w:after="40" w:before="0"/>
               <w:jc w:val="left"/>
             </w:pPr>
@@ -31757,6 +32425,7 @@
           </w:tcPr>
           <w:p>
             <w:pPr>
+              <w:keepNext w:val="false"/>
               <w:spacing w:after="40" w:before="0"/>
               <w:jc w:val="left"/>
             </w:pPr>
@@ -31789,6 +32458,7 @@
           </w:tcPr>
           <w:p>
             <w:pPr>
+              <w:keepNext w:val="false"/>
               <w:spacing w:after="40" w:before="0"/>
               <w:jc w:val="left"/>
             </w:pPr>
@@ -31823,6 +32493,7 @@
           </w:tcPr>
           <w:p>
             <w:pPr>
+              <w:keepNext w:val="false"/>
               <w:spacing w:after="40" w:before="0"/>
               <w:jc w:val="left"/>
             </w:pPr>
@@ -31860,7 +32531,7 @@
             <w:pPr>
               <w:spacing w:after="20" w:before="0"/>
             </w:pPr>
-            <w:hyperlink w:history="1" r:id="rIdjrigfjx8h18lpdl0mskbo">
+            <w:hyperlink w:history="1" r:id="rIdi6_i04ad-xwpbmotpue3m">
               <w:r>
                 <w:rPr>
                   <w:rFonts w:ascii="Arial" w:cs="Arial" w:eastAsia="Arial" w:hAnsi="Arial"/>
@@ -31909,7 +32580,7 @@
               <w:spacing w:after="10" w:before="0"/>
               <w:ind w:left="120"/>
             </w:pPr>
-            <w:hyperlink w:history="1" r:id="rIdiztavnujklsmxh68jdmlu">
+            <w:hyperlink w:history="1" r:id="rId1-eentbey748dsde9kp3p">
               <w:r>
                 <w:rPr>
                   <w:rFonts w:ascii="Arial" w:cs="Arial" w:eastAsia="Arial" w:hAnsi="Arial"/>
@@ -31954,7 +32625,7 @@
             <w:pPr>
               <w:spacing w:after="20" w:before="0"/>
             </w:pPr>
-            <w:hyperlink w:history="1" r:id="rIdmgpvn0nple7nbd6fskqcb">
+            <w:hyperlink w:history="1" r:id="rIdbk9ij80egzqz3q3fpoyep">
               <w:r>
                 <w:rPr>
                   <w:rFonts w:ascii="Arial" w:cs="Arial" w:eastAsia="Arial" w:hAnsi="Arial"/>
@@ -32003,7 +32674,7 @@
               <w:spacing w:after="10" w:before="0"/>
               <w:ind w:left="120"/>
             </w:pPr>
-            <w:hyperlink w:history="1" r:id="rIdfqbbjdpg44zbmxylxx5wi">
+            <w:hyperlink w:history="1" r:id="rIdyg8raz3uolzjylbh5fgfz">
               <w:r>
                 <w:rPr>
                   <w:rFonts w:ascii="Arial" w:cs="Arial" w:eastAsia="Arial" w:hAnsi="Arial"/>
@@ -32031,6 +32702,7 @@
           </w:tcPr>
           <w:p>
             <w:pPr>
+              <w:keepNext w:val="false"/>
               <w:spacing w:after="40" w:before="0"/>
               <w:jc w:val="left"/>
             </w:pPr>
@@ -32063,6 +32735,7 @@
           </w:tcPr>
           <w:p>
             <w:pPr>
+              <w:keepNext w:val="false"/>
               <w:spacing w:after="40" w:before="0"/>
               <w:jc w:val="left"/>
             </w:pPr>
@@ -32095,6 +32768,7 @@
           </w:tcPr>
           <w:p>
             <w:pPr>
+              <w:keepNext w:val="false"/>
               <w:spacing w:after="40" w:before="0"/>
               <w:jc w:val="left"/>
             </w:pPr>
@@ -32127,6 +32801,7 @@
           </w:tcPr>
           <w:p>
             <w:pPr>
+              <w:keepNext w:val="false"/>
               <w:spacing w:after="40" w:before="0"/>
               <w:jc w:val="left"/>
             </w:pPr>
@@ -32161,6 +32836,7 @@
           </w:tcPr>
           <w